--- a/seminarski.docx
+++ b/seminarski.docx
@@ -1,6 +1,6 @@
 
 <file path=word/document.xml><?xml version="1.0" encoding="utf-8"?>
-<w:document xmlns:wpc="http://schemas.microsoft.com/office/word/2010/wordprocessingCanvas" xmlns:cx="http://schemas.microsoft.com/office/drawing/2014/chartex" xmlns:mc="http://schemas.openxmlformats.org/markup-compatibility/2006" xmlns:o="urn:schemas-microsoft-com:office:office" xmlns:r="http://schemas.openxmlformats.org/officeDocument/2006/relationships" xmlns:m="http://schemas.openxmlformats.org/officeDocument/2006/math" xmlns:v="urn:schemas-microsoft-com:vml" xmlns:wp14="http://schemas.microsoft.com/office/word/2010/wordprocessingDrawing" xmlns:wp="http://schemas.openxmlformats.org/drawingml/2006/wordprocessingDrawing" xmlns:w10="urn:schemas-microsoft-com:office:word" xmlns:w="http://schemas.openxmlformats.org/wordprocessingml/2006/main" xmlns:w14="http://schemas.microsoft.com/office/word/2010/wordml" xmlns:w15="http://schemas.microsoft.com/office/word/2012/wordml" xmlns:w16se="http://schemas.microsoft.com/office/word/2015/wordml/symex" xmlns:wpg="http://schemas.microsoft.com/office/word/2010/wordprocessingGroup" xmlns:wpi="http://schemas.microsoft.com/office/word/2010/wordprocessingInk" xmlns:wne="http://schemas.microsoft.com/office/word/2006/wordml" xmlns:wps="http://schemas.microsoft.com/office/word/2010/wordprocessingShape" mc:Ignorable="w14 w15 w16se wp14">
+<w:document xmlns:wpc="http://schemas.microsoft.com/office/word/2010/wordprocessingCanvas" xmlns:cx="http://schemas.microsoft.com/office/drawing/2014/chartex" xmlns:cx1="http://schemas.microsoft.com/office/drawing/2015/9/8/chartex" xmlns:cx2="http://schemas.microsoft.com/office/drawing/2015/10/21/chartex" xmlns:cx3="http://schemas.microsoft.com/office/drawing/2016/5/9/chartex" xmlns:cx4="http://schemas.microsoft.com/office/drawing/2016/5/10/chartex" xmlns:cx5="http://schemas.microsoft.com/office/drawing/2016/5/11/chartex" xmlns:cx6="http://schemas.microsoft.com/office/drawing/2016/5/12/chartex" xmlns:cx7="http://schemas.microsoft.com/office/drawing/2016/5/13/chartex" xmlns:cx8="http://schemas.microsoft.com/office/drawing/2016/5/14/chartex" xmlns:mc="http://schemas.openxmlformats.org/markup-compatibility/2006" xmlns:aink="http://schemas.microsoft.com/office/drawing/2016/ink" xmlns:am3d="http://schemas.microsoft.com/office/drawing/2017/model3d" xmlns:o="urn:schemas-microsoft-com:office:office" xmlns:oel="http://schemas.microsoft.com/office/2019/extlst" xmlns:r="http://schemas.openxmlformats.org/officeDocument/2006/relationships" xmlns:m="http://schemas.openxmlformats.org/officeDocument/2006/math" xmlns:v="urn:schemas-microsoft-com:vml" xmlns:wp14="http://schemas.microsoft.com/office/word/2010/wordprocessingDrawing" xmlns:wp="http://schemas.openxmlformats.org/drawingml/2006/wordprocessingDrawing" xmlns:w10="urn:schemas-microsoft-com:office:word" xmlns:w="http://schemas.openxmlformats.org/wordprocessingml/2006/main" xmlns:w14="http://schemas.microsoft.com/office/word/2010/wordml" xmlns:w15="http://schemas.microsoft.com/office/word/2012/wordml" xmlns:w16cex="http://schemas.microsoft.com/office/word/2018/wordml/cex" xmlns:w16cid="http://schemas.microsoft.com/office/word/2016/wordml/cid" xmlns:w16="http://schemas.microsoft.com/office/word/2018/wordml" xmlns:w16du="http://schemas.microsoft.com/office/word/2023/wordml/word16du" xmlns:w16sdtdh="http://schemas.microsoft.com/office/word/2020/wordml/sdtdatahash" xmlns:w16sdtfl="http://schemas.microsoft.com/office/word/2024/wordml/sdtformatlock" xmlns:w16se="http://schemas.microsoft.com/office/word/2015/wordml/symex" xmlns:wpg="http://schemas.microsoft.com/office/word/2010/wordprocessingGroup" xmlns:wpi="http://schemas.microsoft.com/office/word/2010/wordprocessingInk" xmlns:wne="http://schemas.microsoft.com/office/word/2006/wordml" xmlns:wps="http://schemas.microsoft.com/office/word/2010/wordprocessingShape" mc:Ignorable="w14 w15 w16se w16cid w16 w16cex w16sdtdh w16sdtfl w16du wp14">
   <w:body>
     <w:tbl>
       <w:tblPr>
@@ -35,7 +35,7 @@
                 <w:sz w:val="20"/>
                 <w:szCs w:val="20"/>
               </w:rPr>
-              <w:pict>
+              <w:pict w14:anchorId="4CCCD6F8">
                 <v:shapetype id="_x0000_t75" coordsize="21600,21600" o:spt="75" o:preferrelative="t" path="m@4@5l@4@11@9@11@9@5xe" filled="f" stroked="f">
                   <v:stroke joinstyle="miter"/>
                   <v:formulas>
@@ -55,7 +55,7 @@
                   <v:path o:extrusionok="f" gradientshapeok="t" o:connecttype="rect"/>
                   <o:lock v:ext="edit" aspectratio="t"/>
                 </v:shapetype>
-                <v:shape id="Picture 1" o:spid="_x0000_i1025" type="#_x0000_t75" alt="ZnakUniverziteta" style="width:102.15pt;height:102.15pt;visibility:visible">
+                <v:shape id="Picture 1" o:spid="_x0000_i1025" type="#_x0000_t75" alt="ZnakUniverziteta" style="width:102pt;height:102pt;visibility:visible">
                   <v:imagedata r:id="rId7" o:title="ZnakUniverziteta"/>
                 </v:shape>
               </w:pict>
@@ -131,8 +131,8 @@
                 <w:sz w:val="20"/>
                 <w:szCs w:val="20"/>
               </w:rPr>
-              <w:pict>
-                <v:shape id="Picture 2" o:spid="_x0000_i1026" type="#_x0000_t75" alt="LOGOpupin" style="width:118.05pt;height:118.05pt;visibility:visible">
+              <w:pict w14:anchorId="695FB485">
+                <v:shape id="Picture 2" o:spid="_x0000_i1026" type="#_x0000_t75" alt="LOGOpupin" style="width:118.2pt;height:118.2pt;visibility:visible">
                   <v:imagedata r:id="rId8" o:title="LOGOpupin"/>
                 </v:shape>
               </w:pict>
@@ -224,6 +224,7 @@
           <w:lang w:val="sr-Cyrl-RS"/>
         </w:rPr>
       </w:pPr>
+      <w:proofErr w:type="spellStart"/>
       <w:r>
         <w:rPr>
           <w:rFonts w:ascii="Verdana" w:eastAsia="Times New Roman" w:hAnsi="Verdana"/>
@@ -232,7 +233,40 @@
           <w:sz w:val="20"/>
           <w:szCs w:val="20"/>
         </w:rPr>
-        <w:t xml:space="preserve">Nastavni predmet: </w:t>
+        <w:t>Nastavni</w:t>
+      </w:r>
+      <w:proofErr w:type="spellEnd"/>
+      <w:r>
+        <w:rPr>
+          <w:rFonts w:ascii="Verdana" w:eastAsia="Times New Roman" w:hAnsi="Verdana"/>
+          <w:b/>
+          <w:i/>
+          <w:sz w:val="20"/>
+          <w:szCs w:val="20"/>
+        </w:rPr>
+        <w:t xml:space="preserve"> </w:t>
+      </w:r>
+      <w:proofErr w:type="spellStart"/>
+      <w:r>
+        <w:rPr>
+          <w:rFonts w:ascii="Verdana" w:eastAsia="Times New Roman" w:hAnsi="Verdana"/>
+          <w:b/>
+          <w:i/>
+          <w:sz w:val="20"/>
+          <w:szCs w:val="20"/>
+        </w:rPr>
+        <w:t>predmet</w:t>
+      </w:r>
+      <w:proofErr w:type="spellEnd"/>
+      <w:r>
+        <w:rPr>
+          <w:rFonts w:ascii="Verdana" w:eastAsia="Times New Roman" w:hAnsi="Verdana"/>
+          <w:b/>
+          <w:i/>
+          <w:sz w:val="20"/>
+          <w:szCs w:val="20"/>
+        </w:rPr>
+        <w:t xml:space="preserve">: </w:t>
       </w:r>
       <w:r>
         <w:rPr>
@@ -660,13 +694,41 @@
                 <w:szCs w:val="20"/>
               </w:rPr>
             </w:pPr>
+            <w:proofErr w:type="spellStart"/>
             <w:r>
               <w:rPr>
                 <w:rFonts w:ascii="Verdana" w:eastAsia="Times New Roman" w:hAnsi="Verdana"/>
                 <w:sz w:val="20"/>
                 <w:szCs w:val="20"/>
               </w:rPr>
-              <w:t>Predmetni nastavnik:</w:t>
+              <w:t>Predmetni</w:t>
+            </w:r>
+            <w:proofErr w:type="spellEnd"/>
+            <w:r>
+              <w:rPr>
+                <w:rFonts w:ascii="Verdana" w:eastAsia="Times New Roman" w:hAnsi="Verdana"/>
+                <w:sz w:val="20"/>
+                <w:szCs w:val="20"/>
+              </w:rPr>
+              <w:t xml:space="preserve"> </w:t>
+            </w:r>
+            <w:proofErr w:type="spellStart"/>
+            <w:r>
+              <w:rPr>
+                <w:rFonts w:ascii="Verdana" w:eastAsia="Times New Roman" w:hAnsi="Verdana"/>
+                <w:sz w:val="20"/>
+                <w:szCs w:val="20"/>
+              </w:rPr>
+              <w:t>nastavnik</w:t>
+            </w:r>
+            <w:proofErr w:type="spellEnd"/>
+            <w:r>
+              <w:rPr>
+                <w:rFonts w:ascii="Verdana" w:eastAsia="Times New Roman" w:hAnsi="Verdana"/>
+                <w:sz w:val="20"/>
+                <w:szCs w:val="20"/>
+              </w:rPr>
+              <w:t>:</w:t>
             </w:r>
           </w:p>
         </w:tc>
@@ -721,7 +783,25 @@
                 <w:sz w:val="20"/>
                 <w:szCs w:val="20"/>
               </w:rPr>
-              <w:t>Prof. dr Ljubica Kazi</w:t>
+              <w:t xml:space="preserve">Prof. </w:t>
+            </w:r>
+            <w:proofErr w:type="gramStart"/>
+            <w:r>
+              <w:rPr>
+                <w:rFonts w:ascii="Verdana" w:eastAsia="Times New Roman" w:hAnsi="Verdana"/>
+                <w:sz w:val="20"/>
+                <w:szCs w:val="20"/>
+              </w:rPr>
+              <w:t>dr</w:t>
+            </w:r>
+            <w:proofErr w:type="gramEnd"/>
+            <w:r>
+              <w:rPr>
+                <w:rFonts w:ascii="Verdana" w:eastAsia="Times New Roman" w:hAnsi="Verdana"/>
+                <w:sz w:val="20"/>
+                <w:szCs w:val="20"/>
+              </w:rPr>
+              <w:t xml:space="preserve"> Ljubica Kazi</w:t>
             </w:r>
           </w:p>
           <w:p>
@@ -784,6 +864,7 @@
                 <w:lang w:val="sr-Latn-RS"/>
               </w:rPr>
             </w:pPr>
+            <w:proofErr w:type="spellStart"/>
             <w:r>
               <w:rPr>
                 <w:rFonts w:ascii="Verdana" w:eastAsia="Times New Roman" w:hAnsi="Verdana"/>
@@ -793,6 +874,7 @@
               </w:rPr>
               <w:t>Koj</w:t>
             </w:r>
+            <w:proofErr w:type="spellEnd"/>
             <w:r>
               <w:rPr>
                 <w:rFonts w:ascii="Verdana" w:eastAsia="Times New Roman" w:hAnsi="Verdana"/>
@@ -923,13 +1005,23 @@
           <w:szCs w:val="20"/>
         </w:rPr>
       </w:pPr>
+      <w:proofErr w:type="spellStart"/>
       <w:r>
         <w:rPr>
           <w:rFonts w:ascii="Verdana" w:eastAsia="Times New Roman" w:hAnsi="Verdana"/>
           <w:sz w:val="20"/>
           <w:szCs w:val="20"/>
         </w:rPr>
-        <w:t xml:space="preserve">Zrenjanin, </w:t>
+        <w:t>Zrenjanin</w:t>
+      </w:r>
+      <w:proofErr w:type="spellEnd"/>
+      <w:r>
+        <w:rPr>
+          <w:rFonts w:ascii="Verdana" w:eastAsia="Times New Roman" w:hAnsi="Verdana"/>
+          <w:sz w:val="20"/>
+          <w:szCs w:val="20"/>
+        </w:rPr>
+        <w:t xml:space="preserve">, </w:t>
       </w:r>
       <w:r>
         <w:rPr>
@@ -946,8 +1038,18 @@
           <w:sz w:val="20"/>
           <w:szCs w:val="20"/>
         </w:rPr>
-        <w:t>. godina</w:t>
-      </w:r>
+        <w:t xml:space="preserve">. </w:t>
+      </w:r>
+      <w:proofErr w:type="spellStart"/>
+      <w:r>
+        <w:rPr>
+          <w:rFonts w:ascii="Verdana" w:eastAsia="Times New Roman" w:hAnsi="Verdana"/>
+          <w:sz w:val="20"/>
+          <w:szCs w:val="20"/>
+        </w:rPr>
+        <w:t>godina</w:t>
+      </w:r>
+      <w:proofErr w:type="spellEnd"/>
     </w:p>
     <w:p>
       <w:pPr>
@@ -1084,6 +1186,7 @@
           <w:lang w:val="sr-Latn-RS"/>
         </w:rPr>
       </w:pPr>
+      <w:proofErr w:type="spellStart"/>
       <w:r>
         <w:rPr>
           <w:rFonts w:ascii="Verdana" w:hAnsi="Verdana"/>
@@ -1105,6 +1208,7 @@
         </w:rPr>
         <w:t>žaj</w:t>
       </w:r>
+      <w:proofErr w:type="spellEnd"/>
       <w:r>
         <w:rPr>
           <w:rFonts w:ascii="Verdana" w:hAnsi="Verdana"/>
@@ -1137,7 +1241,9 @@
         <w:rPr>
           <w:rFonts w:ascii="Calibri" w:eastAsia="Times New Roman" w:hAnsi="Calibri"/>
           <w:b w:val="0"/>
-          <w:lang w:val="sr-Latn-RS" w:eastAsia="sr-Latn-RS"/>
+          <w:kern w:val="2"/>
+          <w:sz w:val="24"/>
+          <w:szCs w:val="24"/>
         </w:rPr>
       </w:pPr>
       <w:r>
@@ -1149,7 +1255,7 @@
       <w:r>
         <w:fldChar w:fldCharType="separate"/>
       </w:r>
-      <w:hyperlink w:anchor="_Toc225149057" w:history="1">
+      <w:hyperlink w:anchor="_Toc225164830" w:history="1">
         <w:r>
           <w:rPr>
             <w:rStyle w:val="Hyperlink"/>
@@ -1172,7 +1278,7 @@
           <w:rPr>
             <w:webHidden/>
           </w:rPr>
-          <w:instrText xml:space="preserve"> PAGEREF _Toc225149057 \h </w:instrText>
+          <w:instrText xml:space="preserve"> PAGEREF _Toc225164830 \h </w:instrText>
         </w:r>
         <w:r>
           <w:rPr>
@@ -1208,10 +1314,12 @@
         <w:rPr>
           <w:rFonts w:eastAsia="Times New Roman"/>
           <w:noProof/>
-          <w:lang w:val="sr-Latn-RS" w:eastAsia="sr-Latn-RS"/>
-        </w:rPr>
-      </w:pPr>
-      <w:hyperlink w:anchor="_Toc225149058" w:history="1">
+          <w:kern w:val="2"/>
+          <w:sz w:val="24"/>
+          <w:szCs w:val="24"/>
+        </w:rPr>
+      </w:pPr>
+      <w:hyperlink w:anchor="_Toc225164831" w:history="1">
         <w:r>
           <w:rPr>
             <w:rStyle w:val="Hyperlink"/>
@@ -1239,7 +1347,7 @@
             <w:noProof/>
             <w:webHidden/>
           </w:rPr>
-          <w:instrText xml:space="preserve"> PAGEREF _Toc225149058 \h </w:instrText>
+          <w:instrText xml:space="preserve"> PAGEREF _Toc225164831 \h </w:instrText>
         </w:r>
         <w:r>
           <w:rPr>
@@ -1274,16 +1382,18 @@
       <w:pPr>
         <w:pStyle w:val="TOC3"/>
         <w:tabs>
-          <w:tab w:val="left" w:pos="1320"/>
+          <w:tab w:val="left" w:pos="1200"/>
           <w:tab w:val="right" w:leader="dot" w:pos="9488"/>
         </w:tabs>
         <w:rPr>
           <w:rFonts w:eastAsia="Times New Roman"/>
           <w:noProof/>
-          <w:lang w:val="sr-Latn-RS" w:eastAsia="sr-Latn-RS"/>
-        </w:rPr>
-      </w:pPr>
-      <w:hyperlink w:anchor="_Toc225149059" w:history="1">
+          <w:kern w:val="2"/>
+          <w:sz w:val="24"/>
+          <w:szCs w:val="24"/>
+        </w:rPr>
+      </w:pPr>
+      <w:hyperlink w:anchor="_Toc225164832" w:history="1">
         <w:r>
           <w:rPr>
             <w:rStyle w:val="Hyperlink"/>
@@ -1295,7 +1405,9 @@
           <w:rPr>
             <w:rFonts w:eastAsia="Times New Roman"/>
             <w:noProof/>
-            <w:lang w:val="sr-Latn-RS" w:eastAsia="sr-Latn-RS"/>
+            <w:kern w:val="2"/>
+            <w:sz w:val="24"/>
+            <w:szCs w:val="24"/>
           </w:rPr>
           <w:tab/>
         </w:r>
@@ -1340,7 +1452,7 @@
             <w:noProof/>
             <w:webHidden/>
           </w:rPr>
-          <w:instrText xml:space="preserve"> PAGEREF _Toc225149059 \h </w:instrText>
+          <w:instrText xml:space="preserve"> PAGEREF _Toc225164832 \h </w:instrText>
         </w:r>
         <w:r>
           <w:rPr>
@@ -1375,16 +1487,18 @@
       <w:pPr>
         <w:pStyle w:val="TOC3"/>
         <w:tabs>
-          <w:tab w:val="left" w:pos="1320"/>
+          <w:tab w:val="left" w:pos="1200"/>
           <w:tab w:val="right" w:leader="dot" w:pos="9488"/>
         </w:tabs>
         <w:rPr>
           <w:rFonts w:eastAsia="Times New Roman"/>
           <w:noProof/>
-          <w:lang w:val="sr-Latn-RS" w:eastAsia="sr-Latn-RS"/>
-        </w:rPr>
-      </w:pPr>
-      <w:hyperlink w:anchor="_Toc225149060" w:history="1">
+          <w:kern w:val="2"/>
+          <w:sz w:val="24"/>
+          <w:szCs w:val="24"/>
+        </w:rPr>
+      </w:pPr>
+      <w:hyperlink w:anchor="_Toc225164833" w:history="1">
         <w:r>
           <w:rPr>
             <w:rStyle w:val="Hyperlink"/>
@@ -1396,7 +1510,9 @@
           <w:rPr>
             <w:rFonts w:eastAsia="Times New Roman"/>
             <w:noProof/>
-            <w:lang w:val="sr-Latn-RS" w:eastAsia="sr-Latn-RS"/>
+            <w:kern w:val="2"/>
+            <w:sz w:val="24"/>
+            <w:szCs w:val="24"/>
           </w:rPr>
           <w:tab/>
         </w:r>
@@ -1426,7 +1542,7 @@
             <w:noProof/>
             <w:webHidden/>
           </w:rPr>
-          <w:instrText xml:space="preserve"> PAGEREF _Toc225149060 \h </w:instrText>
+          <w:instrText xml:space="preserve"> PAGEREF _Toc225164833 \h </w:instrText>
         </w:r>
         <w:r>
           <w:rPr>
@@ -1461,16 +1577,18 @@
       <w:pPr>
         <w:pStyle w:val="TOC3"/>
         <w:tabs>
-          <w:tab w:val="left" w:pos="1320"/>
+          <w:tab w:val="left" w:pos="1200"/>
           <w:tab w:val="right" w:leader="dot" w:pos="9488"/>
         </w:tabs>
         <w:rPr>
           <w:rFonts w:eastAsia="Times New Roman"/>
           <w:noProof/>
-          <w:lang w:val="sr-Latn-RS" w:eastAsia="sr-Latn-RS"/>
-        </w:rPr>
-      </w:pPr>
-      <w:hyperlink w:anchor="_Toc225149061" w:history="1">
+          <w:kern w:val="2"/>
+          <w:sz w:val="24"/>
+          <w:szCs w:val="24"/>
+        </w:rPr>
+      </w:pPr>
+      <w:hyperlink w:anchor="_Toc225164834" w:history="1">
         <w:r>
           <w:rPr>
             <w:rStyle w:val="Hyperlink"/>
@@ -1482,7 +1600,9 @@
           <w:rPr>
             <w:rFonts w:eastAsia="Times New Roman"/>
             <w:noProof/>
-            <w:lang w:val="sr-Latn-RS" w:eastAsia="sr-Latn-RS"/>
+            <w:kern w:val="2"/>
+            <w:sz w:val="24"/>
+            <w:szCs w:val="24"/>
           </w:rPr>
           <w:tab/>
         </w:r>
@@ -1512,7 +1632,7 @@
             <w:noProof/>
             <w:webHidden/>
           </w:rPr>
-          <w:instrText xml:space="preserve"> PAGEREF _Toc225149061 \h </w:instrText>
+          <w:instrText xml:space="preserve"> PAGEREF _Toc225164834 \h </w:instrText>
         </w:r>
         <w:r>
           <w:rPr>
@@ -1532,7 +1652,7 @@
             <w:noProof/>
             <w:webHidden/>
           </w:rPr>
-          <w:t>3</w:t>
+          <w:t>4</w:t>
         </w:r>
         <w:r>
           <w:rPr>
@@ -1547,16 +1667,18 @@
       <w:pPr>
         <w:pStyle w:val="TOC2"/>
         <w:tabs>
-          <w:tab w:val="left" w:pos="1100"/>
+          <w:tab w:val="left" w:pos="960"/>
           <w:tab w:val="right" w:leader="dot" w:pos="9488"/>
         </w:tabs>
         <w:rPr>
           <w:rFonts w:eastAsia="Times New Roman"/>
           <w:noProof/>
-          <w:lang w:val="sr-Latn-RS" w:eastAsia="sr-Latn-RS"/>
-        </w:rPr>
-      </w:pPr>
-      <w:hyperlink w:anchor="_Toc225149062" w:history="1">
+          <w:kern w:val="2"/>
+          <w:sz w:val="24"/>
+          <w:szCs w:val="24"/>
+        </w:rPr>
+      </w:pPr>
+      <w:hyperlink w:anchor="_Toc225164835" w:history="1">
         <w:r>
           <w:rPr>
             <w:rStyle w:val="Hyperlink"/>
@@ -1570,7 +1692,9 @@
           <w:rPr>
             <w:rFonts w:eastAsia="Times New Roman"/>
             <w:noProof/>
-            <w:lang w:val="sr-Latn-RS" w:eastAsia="sr-Latn-RS"/>
+            <w:kern w:val="2"/>
+            <w:sz w:val="24"/>
+            <w:szCs w:val="24"/>
           </w:rPr>
           <w:tab/>
         </w:r>
@@ -1611,7 +1735,7 @@
             <w:noProof/>
             <w:webHidden/>
           </w:rPr>
-          <w:instrText xml:space="preserve"> PAGEREF _Toc225149062 \h </w:instrText>
+          <w:instrText xml:space="preserve"> PAGEREF _Toc225164835 \h </w:instrText>
         </w:r>
         <w:r>
           <w:rPr>
@@ -1631,7 +1755,7 @@
             <w:noProof/>
             <w:webHidden/>
           </w:rPr>
-          <w:t>4</w:t>
+          <w:t>5</w:t>
         </w:r>
         <w:r>
           <w:rPr>
@@ -1651,10 +1775,12 @@
         <w:rPr>
           <w:rFonts w:eastAsia="Times New Roman"/>
           <w:noProof/>
-          <w:lang w:val="sr-Latn-RS" w:eastAsia="sr-Latn-RS"/>
-        </w:rPr>
-      </w:pPr>
-      <w:hyperlink w:anchor="_Toc225149063" w:history="1">
+          <w:kern w:val="2"/>
+          <w:sz w:val="24"/>
+          <w:szCs w:val="24"/>
+        </w:rPr>
+      </w:pPr>
+      <w:hyperlink w:anchor="_Toc225164836" w:history="1">
         <w:r>
           <w:rPr>
             <w:rStyle w:val="Hyperlink"/>
@@ -1682,7 +1808,7 @@
             <w:noProof/>
             <w:webHidden/>
           </w:rPr>
-          <w:instrText xml:space="preserve"> PAGEREF _Toc225149063 \h </w:instrText>
+          <w:instrText xml:space="preserve"> PAGEREF _Toc225164836 \h </w:instrText>
         </w:r>
         <w:r>
           <w:rPr>
@@ -1702,7 +1828,7 @@
             <w:noProof/>
             <w:webHidden/>
           </w:rPr>
-          <w:t>4</w:t>
+          <w:t>5</w:t>
         </w:r>
         <w:r>
           <w:rPr>
@@ -1722,17 +1848,19 @@
         <w:rPr>
           <w:rFonts w:eastAsia="Times New Roman"/>
           <w:noProof/>
-          <w:lang w:val="sr-Latn-RS" w:eastAsia="sr-Latn-RS"/>
-        </w:rPr>
-      </w:pPr>
-      <w:hyperlink w:anchor="_Toc225149064" w:history="1">
+          <w:kern w:val="2"/>
+          <w:sz w:val="24"/>
+          <w:szCs w:val="24"/>
+        </w:rPr>
+      </w:pPr>
+      <w:hyperlink w:anchor="_Toc225164837" w:history="1">
         <w:r>
           <w:rPr>
             <w:rStyle w:val="Hyperlink"/>
             <w:noProof/>
             <w:lang w:val="sr-Latn-RS"/>
           </w:rPr>
-          <w:t>1.2.2. Softverski definisane mreže (SDN) – virtuelne mreže, podumreže, sigurnosne grupe, balanseri opterećenja</w:t>
+          <w:t>1.2.3. Softverski definisano skladište (SDS) – block storage, object storage, file storage</w:t>
         </w:r>
         <w:r>
           <w:rPr>
@@ -1753,7 +1881,7 @@
             <w:noProof/>
             <w:webHidden/>
           </w:rPr>
-          <w:instrText xml:space="preserve"> PAGEREF _Toc225149064 \h </w:instrText>
+          <w:instrText xml:space="preserve"> PAGEREF _Toc225164837 \h </w:instrText>
         </w:r>
         <w:r>
           <w:rPr>
@@ -1773,7 +1901,7 @@
             <w:noProof/>
             <w:webHidden/>
           </w:rPr>
-          <w:t>4</w:t>
+          <w:t>6</w:t>
         </w:r>
         <w:r>
           <w:rPr>
@@ -1793,17 +1921,19 @@
         <w:rPr>
           <w:rFonts w:eastAsia="Times New Roman"/>
           <w:noProof/>
-          <w:lang w:val="sr-Latn-RS" w:eastAsia="sr-Latn-RS"/>
-        </w:rPr>
-      </w:pPr>
-      <w:hyperlink w:anchor="_Toc225149065" w:history="1">
+          <w:kern w:val="2"/>
+          <w:sz w:val="24"/>
+          <w:szCs w:val="24"/>
+        </w:rPr>
+      </w:pPr>
+      <w:hyperlink w:anchor="_Toc225164838" w:history="1">
         <w:r>
           <w:rPr>
             <w:rStyle w:val="Hyperlink"/>
             <w:noProof/>
             <w:lang w:val="sr-Latn-RS"/>
           </w:rPr>
-          <w:t>1.2.3. Softverski definisano skladište (SDS) – block storage, object storage, file storage</w:t>
+          <w:t>1.2.4 API i CLI kao osnova za automatizaciju</w:t>
         </w:r>
         <w:r>
           <w:rPr>
@@ -1824,7 +1954,7 @@
             <w:noProof/>
             <w:webHidden/>
           </w:rPr>
-          <w:instrText xml:space="preserve"> PAGEREF _Toc225149065 \h </w:instrText>
+          <w:instrText xml:space="preserve"> PAGEREF _Toc225164838 \h </w:instrText>
         </w:r>
         <w:r>
           <w:rPr>
@@ -1844,7 +1974,7 @@
             <w:noProof/>
             <w:webHidden/>
           </w:rPr>
-          <w:t>4</w:t>
+          <w:t>6</w:t>
         </w:r>
         <w:r>
           <w:rPr>
@@ -1864,17 +1994,19 @@
         <w:rPr>
           <w:rFonts w:eastAsia="Times New Roman"/>
           <w:noProof/>
-          <w:lang w:val="sr-Latn-RS" w:eastAsia="sr-Latn-RS"/>
-        </w:rPr>
-      </w:pPr>
-      <w:hyperlink w:anchor="_Toc225149066" w:history="1">
+          <w:kern w:val="2"/>
+          <w:sz w:val="24"/>
+          <w:szCs w:val="24"/>
+        </w:rPr>
+      </w:pPr>
+      <w:hyperlink w:anchor="_Toc225164839" w:history="1">
         <w:r>
           <w:rPr>
             <w:rStyle w:val="Hyperlink"/>
             <w:noProof/>
             <w:lang w:val="sr-Latn-RS"/>
           </w:rPr>
-          <w:t>1.2.4 API i CLI kao osnova za automatizaciju</w:t>
+          <w:t>1.2.5. Infrastructure as Code (IaC) – alati za automatizovano provizionisanje (Terraform, CloudFormation, ARM template)</w:t>
         </w:r>
         <w:r>
           <w:rPr>
@@ -1895,7 +2027,7 @@
             <w:noProof/>
             <w:webHidden/>
           </w:rPr>
-          <w:instrText xml:space="preserve"> PAGEREF _Toc225149066 \h </w:instrText>
+          <w:instrText xml:space="preserve"> PAGEREF _Toc225164839 \h </w:instrText>
         </w:r>
         <w:r>
           <w:rPr>
@@ -1915,7 +2047,7 @@
             <w:noProof/>
             <w:webHidden/>
           </w:rPr>
-          <w:t>4</w:t>
+          <w:t>6</w:t>
         </w:r>
         <w:r>
           <w:rPr>
@@ -1935,17 +2067,19 @@
         <w:rPr>
           <w:rFonts w:eastAsia="Times New Roman"/>
           <w:noProof/>
-          <w:lang w:val="sr-Latn-RS" w:eastAsia="sr-Latn-RS"/>
-        </w:rPr>
-      </w:pPr>
-      <w:hyperlink w:anchor="_Toc225149067" w:history="1">
+          <w:kern w:val="2"/>
+          <w:sz w:val="24"/>
+          <w:szCs w:val="24"/>
+        </w:rPr>
+      </w:pPr>
+      <w:hyperlink w:anchor="_Toc225164840" w:history="1">
         <w:r>
           <w:rPr>
             <w:rStyle w:val="Hyperlink"/>
             <w:noProof/>
             <w:lang w:val="sr-Latn-RS"/>
           </w:rPr>
-          <w:t>1.2.5. Infrastructure as Code (IaC) – alati za automatizovano provizionisanje (Terraform, CloudFormation, ARM template)</w:t>
+          <w:t>1.2.6. Kontejnerizacija i orkestracija (Docker, Kubernetes) kao nadogradnja na IaaS</w:t>
         </w:r>
         <w:r>
           <w:rPr>
@@ -1966,7 +2100,7 @@
             <w:noProof/>
             <w:webHidden/>
           </w:rPr>
-          <w:instrText xml:space="preserve"> PAGEREF _Toc225149067 \h </w:instrText>
+          <w:instrText xml:space="preserve"> PAGEREF _Toc225164840 \h </w:instrText>
         </w:r>
         <w:r>
           <w:rPr>
@@ -1986,78 +2120,7 @@
             <w:noProof/>
             <w:webHidden/>
           </w:rPr>
-          <w:t>4</w:t>
-        </w:r>
-        <w:r>
-          <w:rPr>
-            <w:noProof/>
-            <w:webHidden/>
-          </w:rPr>
-          <w:fldChar w:fldCharType="end"/>
-        </w:r>
-      </w:hyperlink>
-    </w:p>
-    <w:p>
-      <w:pPr>
-        <w:pStyle w:val="TOC3"/>
-        <w:tabs>
-          <w:tab w:val="right" w:leader="dot" w:pos="9488"/>
-        </w:tabs>
-        <w:rPr>
-          <w:rFonts w:eastAsia="Times New Roman"/>
-          <w:noProof/>
-          <w:lang w:val="sr-Latn-RS" w:eastAsia="sr-Latn-RS"/>
-        </w:rPr>
-      </w:pPr>
-      <w:hyperlink w:anchor="_Toc225149068" w:history="1">
-        <w:r>
-          <w:rPr>
-            <w:rStyle w:val="Hyperlink"/>
-            <w:noProof/>
-            <w:lang w:val="sr-Latn-RS"/>
-          </w:rPr>
-          <w:t>1.2.6. Kontejnerizacija i orkestracija (Docker, Kubernetes) kao nadogradnja na IaaS</w:t>
-        </w:r>
-        <w:r>
-          <w:rPr>
-            <w:noProof/>
-            <w:webHidden/>
-          </w:rPr>
-          <w:tab/>
-        </w:r>
-        <w:r>
-          <w:rPr>
-            <w:noProof/>
-            <w:webHidden/>
-          </w:rPr>
-          <w:fldChar w:fldCharType="begin"/>
-        </w:r>
-        <w:r>
-          <w:rPr>
-            <w:noProof/>
-            <w:webHidden/>
-          </w:rPr>
-          <w:instrText xml:space="preserve"> PAGEREF _Toc225149068 \h </w:instrText>
-        </w:r>
-        <w:r>
-          <w:rPr>
-            <w:noProof/>
-            <w:webHidden/>
-          </w:rPr>
-        </w:r>
-        <w:r>
-          <w:rPr>
-            <w:noProof/>
-            <w:webHidden/>
-          </w:rPr>
-          <w:fldChar w:fldCharType="separate"/>
-        </w:r>
-        <w:r>
-          <w:rPr>
-            <w:noProof/>
-            <w:webHidden/>
-          </w:rPr>
-          <w:t>4</w:t>
+          <w:t>6</w:t>
         </w:r>
         <w:r>
           <w:rPr>
@@ -2077,10 +2140,12 @@
         <w:rPr>
           <w:rFonts w:eastAsia="Times New Roman"/>
           <w:noProof/>
-          <w:lang w:val="sr-Latn-RS" w:eastAsia="sr-Latn-RS"/>
-        </w:rPr>
-      </w:pPr>
-      <w:hyperlink w:anchor="_Toc225149069" w:history="1">
+          <w:kern w:val="2"/>
+          <w:sz w:val="24"/>
+          <w:szCs w:val="24"/>
+        </w:rPr>
+      </w:pPr>
+      <w:hyperlink w:anchor="_Toc225164841" w:history="1">
         <w:r>
           <w:rPr>
             <w:rStyle w:val="Hyperlink"/>
@@ -2108,7 +2173,7 @@
             <w:noProof/>
             <w:webHidden/>
           </w:rPr>
-          <w:instrText xml:space="preserve"> PAGEREF _Toc225149069 \h </w:instrText>
+          <w:instrText xml:space="preserve"> PAGEREF _Toc225164841 \h </w:instrText>
         </w:r>
         <w:r>
           <w:rPr>
@@ -2128,7 +2193,7 @@
             <w:noProof/>
             <w:webHidden/>
           </w:rPr>
-          <w:t>5</w:t>
+          <w:t>7</w:t>
         </w:r>
         <w:r>
           <w:rPr>
@@ -2148,10 +2213,12 @@
         <w:rPr>
           <w:rFonts w:eastAsia="Times New Roman"/>
           <w:noProof/>
-          <w:lang w:val="sr-Latn-RS" w:eastAsia="sr-Latn-RS"/>
-        </w:rPr>
-      </w:pPr>
-      <w:hyperlink w:anchor="_Toc225149070" w:history="1">
+          <w:kern w:val="2"/>
+          <w:sz w:val="24"/>
+          <w:szCs w:val="24"/>
+        </w:rPr>
+      </w:pPr>
+      <w:hyperlink w:anchor="_Toc225164842" w:history="1">
         <w:r>
           <w:rPr>
             <w:rStyle w:val="Hyperlink"/>
@@ -2179,7 +2246,7 @@
             <w:noProof/>
             <w:webHidden/>
           </w:rPr>
-          <w:instrText xml:space="preserve"> PAGEREF _Toc225149070 \h </w:instrText>
+          <w:instrText xml:space="preserve"> PAGEREF _Toc225164842 \h </w:instrText>
         </w:r>
         <w:r>
           <w:rPr>
@@ -2199,7 +2266,7 @@
             <w:noProof/>
             <w:webHidden/>
           </w:rPr>
-          <w:t>6</w:t>
+          <w:t>8</w:t>
         </w:r>
         <w:r>
           <w:rPr>
@@ -2216,10 +2283,12 @@
         <w:rPr>
           <w:rFonts w:ascii="Calibri" w:eastAsia="Times New Roman" w:hAnsi="Calibri"/>
           <w:b w:val="0"/>
-          <w:lang w:val="sr-Latn-RS" w:eastAsia="sr-Latn-RS"/>
-        </w:rPr>
-      </w:pPr>
-      <w:hyperlink w:anchor="_Toc225149071" w:history="1">
+          <w:kern w:val="2"/>
+          <w:sz w:val="24"/>
+          <w:szCs w:val="24"/>
+        </w:rPr>
+      </w:pPr>
+      <w:hyperlink w:anchor="_Toc225164843" w:history="1">
         <w:r>
           <w:rPr>
             <w:rStyle w:val="Hyperlink"/>
@@ -2250,7 +2319,7 @@
           <w:rPr>
             <w:webHidden/>
           </w:rPr>
-          <w:instrText xml:space="preserve"> PAGEREF _Toc225149071 \h </w:instrText>
+          <w:instrText xml:space="preserve"> PAGEREF _Toc225164843 \h </w:instrText>
         </w:r>
         <w:r>
           <w:rPr>
@@ -2267,7 +2336,7 @@
           <w:rPr>
             <w:webHidden/>
           </w:rPr>
-          <w:t>6</w:t>
+          <w:t>8</w:t>
         </w:r>
         <w:r>
           <w:rPr>
@@ -2286,10 +2355,12 @@
         <w:rPr>
           <w:rFonts w:eastAsia="Times New Roman"/>
           <w:noProof/>
-          <w:lang w:val="sr-Latn-RS" w:eastAsia="sr-Latn-RS"/>
-        </w:rPr>
-      </w:pPr>
-      <w:hyperlink w:anchor="_Toc225149072" w:history="1">
+          <w:kern w:val="2"/>
+          <w:sz w:val="24"/>
+          <w:szCs w:val="24"/>
+        </w:rPr>
+      </w:pPr>
+      <w:hyperlink w:anchor="_Toc225164844" w:history="1">
         <w:r>
           <w:rPr>
             <w:rStyle w:val="Hyperlink"/>
@@ -2318,7 +2389,7 @@
             <w:noProof/>
             <w:webHidden/>
           </w:rPr>
-          <w:instrText xml:space="preserve"> PAGEREF _Toc225149072 \h </w:instrText>
+          <w:instrText xml:space="preserve"> PAGEREF _Toc225164844 \h </w:instrText>
         </w:r>
         <w:r>
           <w:rPr>
@@ -2338,7 +2409,7 @@
             <w:noProof/>
             <w:webHidden/>
           </w:rPr>
-          <w:t>6</w:t>
+          <w:t>8</w:t>
         </w:r>
         <w:r>
           <w:rPr>
@@ -2358,10 +2429,12 @@
         <w:rPr>
           <w:rFonts w:eastAsia="Times New Roman"/>
           <w:noProof/>
-          <w:lang w:val="sr-Latn-RS" w:eastAsia="sr-Latn-RS"/>
-        </w:rPr>
-      </w:pPr>
-      <w:hyperlink w:anchor="_Toc225149073" w:history="1">
+          <w:kern w:val="2"/>
+          <w:sz w:val="24"/>
+          <w:szCs w:val="24"/>
+        </w:rPr>
+      </w:pPr>
+      <w:hyperlink w:anchor="_Toc225164845" w:history="1">
         <w:r>
           <w:rPr>
             <w:rStyle w:val="Hyperlink"/>
@@ -2389,7 +2462,7 @@
             <w:noProof/>
             <w:webHidden/>
           </w:rPr>
-          <w:instrText xml:space="preserve"> PAGEREF _Toc225149073 \h </w:instrText>
+          <w:instrText xml:space="preserve"> PAGEREF _Toc225164845 \h </w:instrText>
         </w:r>
         <w:r>
           <w:rPr>
@@ -2409,7 +2482,7 @@
             <w:noProof/>
             <w:webHidden/>
           </w:rPr>
-          <w:t>6</w:t>
+          <w:t>8</w:t>
         </w:r>
         <w:r>
           <w:rPr>
@@ -2429,10 +2502,12 @@
         <w:rPr>
           <w:rFonts w:eastAsia="Times New Roman"/>
           <w:noProof/>
-          <w:lang w:val="sr-Latn-RS" w:eastAsia="sr-Latn-RS"/>
-        </w:rPr>
-      </w:pPr>
-      <w:hyperlink w:anchor="_Toc225149074" w:history="1">
+          <w:kern w:val="2"/>
+          <w:sz w:val="24"/>
+          <w:szCs w:val="24"/>
+        </w:rPr>
+      </w:pPr>
+      <w:hyperlink w:anchor="_Toc225164846" w:history="1">
         <w:r>
           <w:rPr>
             <w:rStyle w:val="Hyperlink"/>
@@ -2460,7 +2535,7 @@
             <w:noProof/>
             <w:webHidden/>
           </w:rPr>
-          <w:instrText xml:space="preserve"> PAGEREF _Toc225149074 \h </w:instrText>
+          <w:instrText xml:space="preserve"> PAGEREF _Toc225164846 \h </w:instrText>
         </w:r>
         <w:r>
           <w:rPr>
@@ -2480,7 +2555,7 @@
             <w:noProof/>
             <w:webHidden/>
           </w:rPr>
-          <w:t>6</w:t>
+          <w:t>8</w:t>
         </w:r>
         <w:r>
           <w:rPr>
@@ -2497,10 +2572,12 @@
         <w:rPr>
           <w:rFonts w:ascii="Calibri" w:eastAsia="Times New Roman" w:hAnsi="Calibri"/>
           <w:b w:val="0"/>
-          <w:lang w:val="sr-Latn-RS" w:eastAsia="sr-Latn-RS"/>
-        </w:rPr>
-      </w:pPr>
-      <w:hyperlink w:anchor="_Toc225149075" w:history="1">
+          <w:kern w:val="2"/>
+          <w:sz w:val="24"/>
+          <w:szCs w:val="24"/>
+        </w:rPr>
+      </w:pPr>
+      <w:hyperlink w:anchor="_Toc225164847" w:history="1">
         <w:r>
           <w:rPr>
             <w:rStyle w:val="Hyperlink"/>
@@ -2530,7 +2607,7 @@
           <w:rPr>
             <w:webHidden/>
           </w:rPr>
-          <w:instrText xml:space="preserve"> PAGEREF _Toc225149075 \h </w:instrText>
+          <w:instrText xml:space="preserve"> PAGEREF _Toc225164847 \h </w:instrText>
         </w:r>
         <w:r>
           <w:rPr>
@@ -2547,7 +2624,7 @@
           <w:rPr>
             <w:webHidden/>
           </w:rPr>
-          <w:t>7</w:t>
+          <w:t>9</w:t>
         </w:r>
         <w:r>
           <w:rPr>
@@ -2563,10 +2640,12 @@
         <w:rPr>
           <w:rFonts w:ascii="Calibri" w:eastAsia="Times New Roman" w:hAnsi="Calibri"/>
           <w:b w:val="0"/>
-          <w:lang w:val="sr-Latn-RS" w:eastAsia="sr-Latn-RS"/>
-        </w:rPr>
-      </w:pPr>
-      <w:hyperlink w:anchor="_Toc225149076" w:history="1">
+          <w:kern w:val="2"/>
+          <w:sz w:val="24"/>
+          <w:szCs w:val="24"/>
+        </w:rPr>
+      </w:pPr>
+      <w:hyperlink w:anchor="_Toc225164848" w:history="1">
         <w:r>
           <w:rPr>
             <w:rStyle w:val="Hyperlink"/>
@@ -2589,7 +2668,7 @@
           <w:rPr>
             <w:webHidden/>
           </w:rPr>
-          <w:instrText xml:space="preserve"> PAGEREF _Toc225149076 \h </w:instrText>
+          <w:instrText xml:space="preserve"> PAGEREF _Toc225164848 \h </w:instrText>
         </w:r>
         <w:r>
           <w:rPr>
@@ -2606,7 +2685,7 @@
           <w:rPr>
             <w:webHidden/>
           </w:rPr>
-          <w:t>8</w:t>
+          <w:t>10</w:t>
         </w:r>
         <w:r>
           <w:rPr>
@@ -2659,307 +2738,6 @@
     <w:p/>
     <w:p>
       <w:pPr>
-        <w:rPr>
-          <w:rFonts w:ascii="Verdana" w:hAnsi="Verdana"/>
-          <w:sz w:val="20"/>
-          <w:szCs w:val="20"/>
-        </w:rPr>
-      </w:pPr>
-    </w:p>
-    <w:p>
-      <w:pPr>
-        <w:tabs>
-          <w:tab w:val="left" w:pos="90"/>
-        </w:tabs>
-        <w:spacing w:after="0" w:line="240" w:lineRule="auto"/>
-        <w:rPr>
-          <w:rFonts w:ascii="Verdana" w:eastAsia="Times New Roman" w:hAnsi="Verdana"/>
-          <w:sz w:val="20"/>
-          <w:szCs w:val="20"/>
-        </w:rPr>
-      </w:pPr>
-    </w:p>
-    <w:p>
-      <w:pPr>
-        <w:tabs>
-          <w:tab w:val="left" w:pos="90"/>
-        </w:tabs>
-        <w:spacing w:after="0" w:line="240" w:lineRule="auto"/>
-        <w:rPr>
-          <w:rFonts w:ascii="Verdana" w:eastAsia="Times New Roman" w:hAnsi="Verdana"/>
-          <w:sz w:val="20"/>
-          <w:szCs w:val="20"/>
-        </w:rPr>
-      </w:pPr>
-    </w:p>
-    <w:p>
-      <w:pPr>
-        <w:tabs>
-          <w:tab w:val="left" w:pos="90"/>
-        </w:tabs>
-        <w:spacing w:after="0" w:line="240" w:lineRule="auto"/>
-        <w:rPr>
-          <w:rFonts w:ascii="Verdana" w:eastAsia="Times New Roman" w:hAnsi="Verdana"/>
-          <w:sz w:val="20"/>
-          <w:szCs w:val="20"/>
-        </w:rPr>
-      </w:pPr>
-    </w:p>
-    <w:p>
-      <w:pPr>
-        <w:spacing w:after="0" w:line="240" w:lineRule="auto"/>
-        <w:jc w:val="both"/>
-        <w:rPr>
-          <w:rFonts w:ascii="Verdana" w:hAnsi="Verdana"/>
-          <w:sz w:val="20"/>
-          <w:szCs w:val="20"/>
-        </w:rPr>
-      </w:pPr>
-    </w:p>
-    <w:p>
-      <w:pPr>
-        <w:spacing w:after="0" w:line="240" w:lineRule="auto"/>
-        <w:jc w:val="both"/>
-        <w:rPr>
-          <w:rFonts w:ascii="Verdana" w:hAnsi="Verdana"/>
-          <w:sz w:val="20"/>
-          <w:szCs w:val="20"/>
-        </w:rPr>
-      </w:pPr>
-    </w:p>
-    <w:p>
-      <w:pPr>
-        <w:spacing w:after="0" w:line="240" w:lineRule="auto"/>
-        <w:jc w:val="both"/>
-        <w:rPr>
-          <w:rFonts w:ascii="Verdana" w:hAnsi="Verdana"/>
-          <w:sz w:val="20"/>
-          <w:szCs w:val="20"/>
-        </w:rPr>
-      </w:pPr>
-    </w:p>
-    <w:p>
-      <w:pPr>
-        <w:spacing w:after="0" w:line="240" w:lineRule="auto"/>
-        <w:jc w:val="both"/>
-        <w:rPr>
-          <w:rFonts w:ascii="Verdana" w:hAnsi="Verdana"/>
-          <w:sz w:val="20"/>
-          <w:szCs w:val="20"/>
-        </w:rPr>
-      </w:pPr>
-    </w:p>
-    <w:p>
-      <w:pPr>
-        <w:spacing w:after="0" w:line="240" w:lineRule="auto"/>
-        <w:jc w:val="both"/>
-        <w:rPr>
-          <w:rFonts w:ascii="Verdana" w:hAnsi="Verdana"/>
-          <w:sz w:val="20"/>
-          <w:szCs w:val="20"/>
-        </w:rPr>
-      </w:pPr>
-    </w:p>
-    <w:p>
-      <w:pPr>
-        <w:spacing w:after="0" w:line="240" w:lineRule="auto"/>
-        <w:jc w:val="both"/>
-        <w:rPr>
-          <w:rFonts w:ascii="Verdana" w:hAnsi="Verdana"/>
-          <w:sz w:val="20"/>
-          <w:szCs w:val="20"/>
-        </w:rPr>
-      </w:pPr>
-    </w:p>
-    <w:p>
-      <w:pPr>
-        <w:spacing w:after="0" w:line="240" w:lineRule="auto"/>
-        <w:jc w:val="both"/>
-        <w:rPr>
-          <w:rFonts w:ascii="Verdana" w:hAnsi="Verdana"/>
-          <w:sz w:val="20"/>
-          <w:szCs w:val="20"/>
-        </w:rPr>
-      </w:pPr>
-    </w:p>
-    <w:p>
-      <w:pPr>
-        <w:spacing w:after="0" w:line="240" w:lineRule="auto"/>
-        <w:jc w:val="both"/>
-        <w:rPr>
-          <w:rFonts w:ascii="Verdana" w:hAnsi="Verdana"/>
-          <w:sz w:val="20"/>
-          <w:szCs w:val="20"/>
-        </w:rPr>
-      </w:pPr>
-    </w:p>
-    <w:p>
-      <w:pPr>
-        <w:spacing w:after="0" w:line="240" w:lineRule="auto"/>
-        <w:jc w:val="both"/>
-        <w:rPr>
-          <w:rFonts w:ascii="Verdana" w:hAnsi="Verdana"/>
-          <w:sz w:val="20"/>
-          <w:szCs w:val="20"/>
-        </w:rPr>
-      </w:pPr>
-    </w:p>
-    <w:p>
-      <w:pPr>
-        <w:spacing w:after="0" w:line="240" w:lineRule="auto"/>
-        <w:jc w:val="both"/>
-        <w:rPr>
-          <w:rFonts w:ascii="Verdana" w:hAnsi="Verdana"/>
-          <w:sz w:val="20"/>
-          <w:szCs w:val="20"/>
-        </w:rPr>
-      </w:pPr>
-    </w:p>
-    <w:p>
-      <w:pPr>
-        <w:spacing w:after="0" w:line="240" w:lineRule="auto"/>
-        <w:jc w:val="both"/>
-        <w:rPr>
-          <w:rFonts w:ascii="Verdana" w:hAnsi="Verdana"/>
-          <w:sz w:val="20"/>
-          <w:szCs w:val="20"/>
-        </w:rPr>
-      </w:pPr>
-    </w:p>
-    <w:p>
-      <w:pPr>
-        <w:spacing w:after="0" w:line="240" w:lineRule="auto"/>
-        <w:jc w:val="both"/>
-        <w:rPr>
-          <w:rFonts w:ascii="Verdana" w:hAnsi="Verdana"/>
-          <w:sz w:val="20"/>
-          <w:szCs w:val="20"/>
-        </w:rPr>
-      </w:pPr>
-    </w:p>
-    <w:p>
-      <w:pPr>
-        <w:spacing w:after="0" w:line="240" w:lineRule="auto"/>
-        <w:jc w:val="both"/>
-        <w:rPr>
-          <w:rFonts w:ascii="Verdana" w:hAnsi="Verdana"/>
-          <w:sz w:val="20"/>
-          <w:szCs w:val="20"/>
-        </w:rPr>
-      </w:pPr>
-    </w:p>
-    <w:p>
-      <w:pPr>
-        <w:spacing w:after="0" w:line="240" w:lineRule="auto"/>
-        <w:jc w:val="both"/>
-        <w:rPr>
-          <w:rFonts w:ascii="Verdana" w:hAnsi="Verdana"/>
-          <w:sz w:val="20"/>
-          <w:szCs w:val="20"/>
-        </w:rPr>
-      </w:pPr>
-    </w:p>
-    <w:p>
-      <w:pPr>
-        <w:spacing w:after="0" w:line="240" w:lineRule="auto"/>
-        <w:jc w:val="both"/>
-        <w:rPr>
-          <w:rFonts w:ascii="Verdana" w:hAnsi="Verdana"/>
-          <w:sz w:val="20"/>
-          <w:szCs w:val="20"/>
-        </w:rPr>
-      </w:pPr>
-    </w:p>
-    <w:p>
-      <w:pPr>
-        <w:spacing w:after="0" w:line="240" w:lineRule="auto"/>
-        <w:jc w:val="both"/>
-        <w:rPr>
-          <w:rFonts w:ascii="Verdana" w:hAnsi="Verdana"/>
-          <w:sz w:val="20"/>
-          <w:szCs w:val="20"/>
-        </w:rPr>
-      </w:pPr>
-    </w:p>
-    <w:p>
-      <w:pPr>
-        <w:spacing w:after="0" w:line="240" w:lineRule="auto"/>
-        <w:jc w:val="both"/>
-        <w:rPr>
-          <w:rFonts w:ascii="Verdana" w:hAnsi="Verdana"/>
-          <w:sz w:val="20"/>
-          <w:szCs w:val="20"/>
-        </w:rPr>
-      </w:pPr>
-    </w:p>
-    <w:p>
-      <w:pPr>
-        <w:spacing w:after="0" w:line="240" w:lineRule="auto"/>
-        <w:jc w:val="both"/>
-        <w:rPr>
-          <w:rFonts w:ascii="Verdana" w:hAnsi="Verdana"/>
-          <w:sz w:val="20"/>
-          <w:szCs w:val="20"/>
-        </w:rPr>
-      </w:pPr>
-    </w:p>
-    <w:p>
-      <w:pPr>
-        <w:spacing w:after="0" w:line="240" w:lineRule="auto"/>
-        <w:jc w:val="both"/>
-        <w:rPr>
-          <w:rFonts w:ascii="Verdana" w:hAnsi="Verdana"/>
-          <w:sz w:val="20"/>
-          <w:szCs w:val="20"/>
-        </w:rPr>
-      </w:pPr>
-    </w:p>
-    <w:p>
-      <w:pPr>
-        <w:spacing w:after="0" w:line="240" w:lineRule="auto"/>
-        <w:jc w:val="both"/>
-        <w:rPr>
-          <w:rFonts w:ascii="Verdana" w:hAnsi="Verdana"/>
-          <w:sz w:val="20"/>
-          <w:szCs w:val="20"/>
-        </w:rPr>
-      </w:pPr>
-    </w:p>
-    <w:p>
-      <w:pPr>
-        <w:spacing w:after="0" w:line="240" w:lineRule="auto"/>
-        <w:jc w:val="both"/>
-        <w:rPr>
-          <w:rFonts w:ascii="Verdana" w:hAnsi="Verdana"/>
-          <w:sz w:val="20"/>
-          <w:szCs w:val="20"/>
-        </w:rPr>
-      </w:pPr>
-    </w:p>
-    <w:p>
-      <w:pPr>
-        <w:spacing w:after="0" w:line="240" w:lineRule="auto"/>
-        <w:jc w:val="both"/>
-        <w:rPr>
-          <w:rFonts w:ascii="Verdana" w:hAnsi="Verdana"/>
-          <w:sz w:val="20"/>
-          <w:szCs w:val="20"/>
-        </w:rPr>
-      </w:pPr>
-    </w:p>
-    <w:p>
-      <w:pPr>
-        <w:spacing w:after="0" w:line="240" w:lineRule="auto"/>
-        <w:jc w:val="both"/>
-        <w:rPr>
-          <w:rFonts w:ascii="Verdana" w:hAnsi="Verdana"/>
-          <w:sz w:val="20"/>
-          <w:szCs w:val="20"/>
-        </w:rPr>
-      </w:pPr>
-    </w:p>
-    <w:p>
-      <w:pPr>
         <w:pStyle w:val="Heading1"/>
         <w:rPr>
           <w:rFonts w:ascii="Verdana" w:hAnsi="Verdana"/>
@@ -2968,14 +2746,33 @@
         </w:rPr>
       </w:pPr>
       <w:bookmarkStart w:id="0" w:name="_Toc169829401"/>
-      <w:bookmarkStart w:id="1" w:name="_Toc225149057"/>
+      <w:bookmarkStart w:id="1" w:name="_Toc225164830"/>
       <w:r>
         <w:rPr>
           <w:rFonts w:ascii="Verdana" w:hAnsi="Verdana"/>
           <w:sz w:val="24"/>
           <w:szCs w:val="24"/>
         </w:rPr>
-        <w:t>1. Teorijski deo</w:t>
+        <w:lastRenderedPageBreak/>
+        <w:t xml:space="preserve">1. </w:t>
+      </w:r>
+      <w:proofErr w:type="spellStart"/>
+      <w:r>
+        <w:rPr>
+          <w:rFonts w:ascii="Verdana" w:hAnsi="Verdana"/>
+          <w:sz w:val="24"/>
+          <w:szCs w:val="24"/>
+        </w:rPr>
+        <w:t>Teorijski</w:t>
+      </w:r>
+      <w:proofErr w:type="spellEnd"/>
+      <w:r>
+        <w:rPr>
+          <w:rFonts w:ascii="Verdana" w:hAnsi="Verdana"/>
+          <w:sz w:val="24"/>
+          <w:szCs w:val="24"/>
+        </w:rPr>
+        <w:t xml:space="preserve"> deo</w:t>
       </w:r>
       <w:bookmarkEnd w:id="0"/>
       <w:bookmarkEnd w:id="1"/>
@@ -2992,7 +2789,7 @@
         </w:rPr>
       </w:pPr>
       <w:bookmarkStart w:id="2" w:name="_Toc169829402"/>
-      <w:bookmarkStart w:id="3" w:name="_Toc225149058"/>
+      <w:bookmarkStart w:id="3" w:name="_Toc225164831"/>
       <w:r>
         <w:rPr>
           <w:rFonts w:ascii="Verdana" w:hAnsi="Verdana"/>
@@ -3002,6 +2799,7 @@
         </w:rPr>
         <w:t xml:space="preserve">1.1. </w:t>
       </w:r>
+      <w:proofErr w:type="spellStart"/>
       <w:r>
         <w:rPr>
           <w:rFonts w:ascii="Verdana" w:hAnsi="Verdana"/>
@@ -3009,10 +2807,31 @@
           <w:sz w:val="22"/>
           <w:szCs w:val="22"/>
         </w:rPr>
-        <w:t>Teorijske osnove</w:t>
+        <w:t>Teorijske</w:t>
+      </w:r>
+      <w:proofErr w:type="spellEnd"/>
+      <w:r>
+        <w:rPr>
+          <w:rFonts w:ascii="Verdana" w:hAnsi="Verdana"/>
+          <w:i w:val="0"/>
+          <w:sz w:val="22"/>
+          <w:szCs w:val="22"/>
+        </w:rPr>
+        <w:t xml:space="preserve"> </w:t>
+      </w:r>
+      <w:proofErr w:type="spellStart"/>
+      <w:r>
+        <w:rPr>
+          <w:rFonts w:ascii="Verdana" w:hAnsi="Verdana"/>
+          <w:i w:val="0"/>
+          <w:sz w:val="22"/>
+          <w:szCs w:val="22"/>
+        </w:rPr>
+        <w:t>osnove</w:t>
       </w:r>
       <w:bookmarkEnd w:id="2"/>
       <w:bookmarkEnd w:id="3"/>
+      <w:proofErr w:type="spellEnd"/>
     </w:p>
     <w:p>
       <w:pPr>
@@ -3020,12 +2839,112 @@
           <w:lang w:val="sr-Cyrl-RS" w:eastAsia="x-none"/>
         </w:rPr>
       </w:pPr>
+      <w:proofErr w:type="spellStart"/>
       <w:r>
         <w:rPr>
           <w:lang w:val="sr-Cyrl-RS" w:eastAsia="x-none"/>
         </w:rPr>
-        <w:t>Infrastructure as a service (IaaS),je oblik računarstva u cloud</w:t>
-      </w:r>
+        <w:t>Infrastructure</w:t>
+      </w:r>
+      <w:proofErr w:type="spellEnd"/>
+      <w:r>
+        <w:rPr>
+          <w:lang w:val="sr-Cyrl-RS" w:eastAsia="x-none"/>
+        </w:rPr>
+        <w:t xml:space="preserve"> </w:t>
+      </w:r>
+      <w:proofErr w:type="spellStart"/>
+      <w:r>
+        <w:rPr>
+          <w:lang w:val="sr-Cyrl-RS" w:eastAsia="x-none"/>
+        </w:rPr>
+        <w:t>as</w:t>
+      </w:r>
+      <w:proofErr w:type="spellEnd"/>
+      <w:r>
+        <w:rPr>
+          <w:lang w:val="sr-Cyrl-RS" w:eastAsia="x-none"/>
+        </w:rPr>
+        <w:t xml:space="preserve"> a </w:t>
+      </w:r>
+      <w:proofErr w:type="spellStart"/>
+      <w:r>
+        <w:rPr>
+          <w:lang w:val="sr-Cyrl-RS" w:eastAsia="x-none"/>
+        </w:rPr>
+        <w:t>service</w:t>
+      </w:r>
+      <w:proofErr w:type="spellEnd"/>
+      <w:r>
+        <w:rPr>
+          <w:lang w:val="sr-Cyrl-RS" w:eastAsia="x-none"/>
+        </w:rPr>
+        <w:t xml:space="preserve"> (</w:t>
+      </w:r>
+      <w:proofErr w:type="spellStart"/>
+      <w:r>
+        <w:rPr>
+          <w:lang w:val="sr-Cyrl-RS" w:eastAsia="x-none"/>
+        </w:rPr>
+        <w:t>IaaS</w:t>
+      </w:r>
+      <w:proofErr w:type="spellEnd"/>
+      <w:r>
+        <w:rPr>
+          <w:lang w:val="sr-Cyrl-RS" w:eastAsia="x-none"/>
+        </w:rPr>
+        <w:t>),</w:t>
+      </w:r>
+      <w:proofErr w:type="spellStart"/>
+      <w:r>
+        <w:rPr>
+          <w:lang w:val="sr-Cyrl-RS" w:eastAsia="x-none"/>
+        </w:rPr>
+        <w:t>je</w:t>
+      </w:r>
+      <w:proofErr w:type="spellEnd"/>
+      <w:r>
+        <w:rPr>
+          <w:lang w:val="sr-Cyrl-RS" w:eastAsia="x-none"/>
+        </w:rPr>
+        <w:t xml:space="preserve"> </w:t>
+      </w:r>
+      <w:proofErr w:type="spellStart"/>
+      <w:r>
+        <w:rPr>
+          <w:lang w:val="sr-Cyrl-RS" w:eastAsia="x-none"/>
+        </w:rPr>
+        <w:t>oblik</w:t>
+      </w:r>
+      <w:proofErr w:type="spellEnd"/>
+      <w:r>
+        <w:rPr>
+          <w:lang w:val="sr-Cyrl-RS" w:eastAsia="x-none"/>
+        </w:rPr>
+        <w:t xml:space="preserve"> </w:t>
+      </w:r>
+      <w:proofErr w:type="spellStart"/>
+      <w:r>
+        <w:rPr>
+          <w:lang w:val="sr-Cyrl-RS" w:eastAsia="x-none"/>
+        </w:rPr>
+        <w:t>računarstva</w:t>
+      </w:r>
+      <w:proofErr w:type="spellEnd"/>
+      <w:r>
+        <w:rPr>
+          <w:lang w:val="sr-Cyrl-RS" w:eastAsia="x-none"/>
+        </w:rPr>
+        <w:t xml:space="preserve"> u </w:t>
+      </w:r>
+      <w:proofErr w:type="spellStart"/>
+      <w:r>
+        <w:rPr>
+          <w:lang w:val="sr-Cyrl-RS" w:eastAsia="x-none"/>
+        </w:rPr>
+        <w:t>cloud</w:t>
+      </w:r>
+      <w:proofErr w:type="spellEnd"/>
       <w:r>
         <w:rPr>
           <w:lang w:eastAsia="x-none"/>
@@ -3036,7 +2955,231 @@
         <w:rPr>
           <w:lang w:val="sr-Cyrl-RS" w:eastAsia="x-none"/>
         </w:rPr>
-        <w:t xml:space="preserve"> u kojem se IT infrastruktura pruža krajnjim korisnicima putem interneta. IaaS se obično povezuje sa računarstvom bez servera.</w:t>
+        <w:t xml:space="preserve"> u </w:t>
+      </w:r>
+      <w:proofErr w:type="spellStart"/>
+      <w:r>
+        <w:rPr>
+          <w:lang w:val="sr-Cyrl-RS" w:eastAsia="x-none"/>
+        </w:rPr>
+        <w:t>kojem</w:t>
+      </w:r>
+      <w:proofErr w:type="spellEnd"/>
+      <w:r>
+        <w:rPr>
+          <w:lang w:val="sr-Cyrl-RS" w:eastAsia="x-none"/>
+        </w:rPr>
+        <w:t xml:space="preserve"> </w:t>
+      </w:r>
+      <w:proofErr w:type="spellStart"/>
+      <w:r>
+        <w:rPr>
+          <w:lang w:val="sr-Cyrl-RS" w:eastAsia="x-none"/>
+        </w:rPr>
+        <w:t>se</w:t>
+      </w:r>
+      <w:proofErr w:type="spellEnd"/>
+      <w:r>
+        <w:rPr>
+          <w:lang w:val="sr-Cyrl-RS" w:eastAsia="x-none"/>
+        </w:rPr>
+        <w:t xml:space="preserve"> IT </w:t>
+      </w:r>
+      <w:proofErr w:type="spellStart"/>
+      <w:r>
+        <w:rPr>
+          <w:lang w:val="sr-Cyrl-RS" w:eastAsia="x-none"/>
+        </w:rPr>
+        <w:t>infrastruktura</w:t>
+      </w:r>
+      <w:proofErr w:type="spellEnd"/>
+      <w:r>
+        <w:rPr>
+          <w:lang w:val="sr-Cyrl-RS" w:eastAsia="x-none"/>
+        </w:rPr>
+        <w:t xml:space="preserve"> </w:t>
+      </w:r>
+      <w:proofErr w:type="spellStart"/>
+      <w:r>
+        <w:rPr>
+          <w:lang w:val="sr-Cyrl-RS" w:eastAsia="x-none"/>
+        </w:rPr>
+        <w:t>pruža</w:t>
+      </w:r>
+      <w:proofErr w:type="spellEnd"/>
+      <w:r>
+        <w:rPr>
+          <w:lang w:val="sr-Cyrl-RS" w:eastAsia="x-none"/>
+        </w:rPr>
+        <w:t xml:space="preserve"> </w:t>
+      </w:r>
+      <w:proofErr w:type="spellStart"/>
+      <w:r>
+        <w:rPr>
+          <w:lang w:val="sr-Cyrl-RS" w:eastAsia="x-none"/>
+        </w:rPr>
+        <w:t>krajnjim</w:t>
+      </w:r>
+      <w:proofErr w:type="spellEnd"/>
+      <w:r>
+        <w:rPr>
+          <w:lang w:val="sr-Cyrl-RS" w:eastAsia="x-none"/>
+        </w:rPr>
+        <w:t xml:space="preserve"> </w:t>
+      </w:r>
+      <w:proofErr w:type="spellStart"/>
+      <w:r>
+        <w:rPr>
+          <w:lang w:val="sr-Cyrl-RS" w:eastAsia="x-none"/>
+        </w:rPr>
+        <w:t>korisnicima</w:t>
+      </w:r>
+      <w:proofErr w:type="spellEnd"/>
+      <w:r>
+        <w:rPr>
+          <w:lang w:val="sr-Cyrl-RS" w:eastAsia="x-none"/>
+        </w:rPr>
+        <w:t xml:space="preserve"> </w:t>
+      </w:r>
+      <w:proofErr w:type="spellStart"/>
+      <w:r>
+        <w:rPr>
+          <w:lang w:val="sr-Cyrl-RS" w:eastAsia="x-none"/>
+        </w:rPr>
+        <w:t>putem</w:t>
+      </w:r>
+      <w:proofErr w:type="spellEnd"/>
+      <w:r>
+        <w:rPr>
+          <w:lang w:val="sr-Cyrl-RS" w:eastAsia="x-none"/>
+        </w:rPr>
+        <w:t xml:space="preserve"> </w:t>
+      </w:r>
+      <w:proofErr w:type="spellStart"/>
+      <w:r>
+        <w:rPr>
+          <w:lang w:val="sr-Cyrl-RS" w:eastAsia="x-none"/>
+        </w:rPr>
+        <w:t>interneta</w:t>
+      </w:r>
+      <w:proofErr w:type="spellEnd"/>
+      <w:r>
+        <w:rPr>
+          <w:lang w:val="sr-Cyrl-RS" w:eastAsia="x-none"/>
+        </w:rPr>
+        <w:t xml:space="preserve">. </w:t>
+      </w:r>
+      <w:proofErr w:type="spellStart"/>
+      <w:r>
+        <w:rPr>
+          <w:lang w:val="sr-Cyrl-RS" w:eastAsia="x-none"/>
+        </w:rPr>
+        <w:t>IaaS</w:t>
+      </w:r>
+      <w:proofErr w:type="spellEnd"/>
+      <w:r>
+        <w:rPr>
+          <w:lang w:val="sr-Cyrl-RS" w:eastAsia="x-none"/>
+        </w:rPr>
+        <w:t xml:space="preserve"> </w:t>
+      </w:r>
+      <w:proofErr w:type="spellStart"/>
+      <w:r>
+        <w:rPr>
+          <w:lang w:val="sr-Cyrl-RS" w:eastAsia="x-none"/>
+        </w:rPr>
+        <w:t>se</w:t>
+      </w:r>
+      <w:proofErr w:type="spellEnd"/>
+      <w:r>
+        <w:rPr>
+          <w:lang w:val="sr-Cyrl-RS" w:eastAsia="x-none"/>
+        </w:rPr>
+        <w:t xml:space="preserve"> </w:t>
+      </w:r>
+      <w:proofErr w:type="spellStart"/>
+      <w:r>
+        <w:rPr>
+          <w:lang w:val="sr-Cyrl-RS" w:eastAsia="x-none"/>
+        </w:rPr>
+        <w:t>obično</w:t>
+      </w:r>
+      <w:proofErr w:type="spellEnd"/>
+      <w:r>
+        <w:rPr>
+          <w:lang w:val="sr-Cyrl-RS" w:eastAsia="x-none"/>
+        </w:rPr>
+        <w:t xml:space="preserve"> </w:t>
+      </w:r>
+      <w:proofErr w:type="spellStart"/>
+      <w:r>
+        <w:rPr>
+          <w:lang w:val="sr-Cyrl-RS" w:eastAsia="x-none"/>
+        </w:rPr>
+        <w:t>povezuje</w:t>
+      </w:r>
+      <w:proofErr w:type="spellEnd"/>
+      <w:r>
+        <w:rPr>
+          <w:lang w:val="sr-Cyrl-RS" w:eastAsia="x-none"/>
+        </w:rPr>
+        <w:t xml:space="preserve"> </w:t>
+      </w:r>
+      <w:proofErr w:type="spellStart"/>
+      <w:r>
+        <w:rPr>
+          <w:lang w:val="sr-Cyrl-RS" w:eastAsia="x-none"/>
+        </w:rPr>
+        <w:t>sa</w:t>
+      </w:r>
+      <w:proofErr w:type="spellEnd"/>
+      <w:r>
+        <w:rPr>
+          <w:lang w:val="sr-Cyrl-RS" w:eastAsia="x-none"/>
+        </w:rPr>
+        <w:t xml:space="preserve"> </w:t>
+      </w:r>
+      <w:proofErr w:type="spellStart"/>
+      <w:r>
+        <w:rPr>
+          <w:lang w:val="sr-Cyrl-RS" w:eastAsia="x-none"/>
+        </w:rPr>
+        <w:t>računarstvom</w:t>
+      </w:r>
+      <w:proofErr w:type="spellEnd"/>
+      <w:r>
+        <w:rPr>
+          <w:lang w:val="sr-Cyrl-RS" w:eastAsia="x-none"/>
+        </w:rPr>
+        <w:t xml:space="preserve"> </w:t>
+      </w:r>
+      <w:proofErr w:type="spellStart"/>
+      <w:r>
+        <w:rPr>
+          <w:lang w:val="sr-Cyrl-RS" w:eastAsia="x-none"/>
+        </w:rPr>
+        <w:t>bez</w:t>
+      </w:r>
+      <w:proofErr w:type="spellEnd"/>
+      <w:r>
+        <w:rPr>
+          <w:lang w:val="sr-Cyrl-RS" w:eastAsia="x-none"/>
+        </w:rPr>
+        <w:t xml:space="preserve"> </w:t>
+      </w:r>
+      <w:proofErr w:type="spellStart"/>
+      <w:r>
+        <w:rPr>
+          <w:lang w:val="sr-Cyrl-RS" w:eastAsia="x-none"/>
+        </w:rPr>
+        <w:t>servera</w:t>
+      </w:r>
+      <w:proofErr w:type="spellEnd"/>
+      <w:r>
+        <w:rPr>
+          <w:lang w:val="sr-Cyrl-RS" w:eastAsia="x-none"/>
+        </w:rPr>
+        <w:t>.</w:t>
       </w:r>
     </w:p>
     <w:p>
@@ -3050,13 +3193,29 @@
           <w:color w:val="000000"/>
         </w:rPr>
       </w:pPr>
-      <w:bookmarkStart w:id="4" w:name="_Toc225149059"/>
+      <w:bookmarkStart w:id="4" w:name="_Toc225164832"/>
+      <w:proofErr w:type="spellStart"/>
       <w:r>
         <w:rPr>
           <w:color w:val="000000"/>
         </w:rPr>
-        <w:t>Razlika izme</w:t>
-      </w:r>
+        <w:t>Razlika</w:t>
+      </w:r>
+      <w:proofErr w:type="spellEnd"/>
+      <w:r>
+        <w:rPr>
+          <w:color w:val="000000"/>
+        </w:rPr>
+        <w:t xml:space="preserve"> </w:t>
+      </w:r>
+      <w:proofErr w:type="spellStart"/>
+      <w:r>
+        <w:rPr>
+          <w:color w:val="000000"/>
+        </w:rPr>
+        <w:t>izme</w:t>
+      </w:r>
+      <w:proofErr w:type="spellEnd"/>
       <w:r>
         <w:rPr>
           <w:color w:val="000000"/>
@@ -3074,12 +3233,20 @@
         <w:rPr>
           <w:color w:val="000000"/>
         </w:rPr>
-        <w:t>, PaaS i</w:t>
-      </w:r>
+        <w:t xml:space="preserve">, PaaS </w:t>
+      </w:r>
+      <w:proofErr w:type="spellStart"/>
       <w:r>
         <w:rPr>
           <w:color w:val="000000"/>
         </w:rPr>
+        <w:t>i</w:t>
+      </w:r>
+      <w:proofErr w:type="spellEnd"/>
+      <w:r>
+        <w:rPr>
+          <w:color w:val="000000"/>
+        </w:rPr>
         <w:t xml:space="preserve"> SaaS</w:t>
       </w:r>
       <w:bookmarkEnd w:id="4"/>
@@ -3093,6 +3260,306 @@
           <w:t>https://www.redhat.com/en/topics/cloud-computing/what-is-iaas</w:t>
         </w:r>
       </w:hyperlink>
+    </w:p>
+    <w:p>
+      <w:r>
+        <w:t xml:space="preserve">IaaS je </w:t>
+      </w:r>
+      <w:proofErr w:type="spellStart"/>
+      <w:r>
+        <w:t>jedno</w:t>
+      </w:r>
+      <w:proofErr w:type="spellEnd"/>
+      <w:r>
+        <w:t xml:space="preserve"> od 3 </w:t>
+      </w:r>
+      <w:proofErr w:type="spellStart"/>
+      <w:r>
+        <w:t>veoma</w:t>
+      </w:r>
+      <w:proofErr w:type="spellEnd"/>
+      <w:r>
+        <w:t xml:space="preserve"> </w:t>
+      </w:r>
+      <w:proofErr w:type="spellStart"/>
+      <w:r>
+        <w:t>poznata</w:t>
+      </w:r>
+      <w:proofErr w:type="spellEnd"/>
+      <w:r>
+        <w:t xml:space="preserve"> cloud </w:t>
+      </w:r>
+      <w:proofErr w:type="spellStart"/>
+      <w:r>
+        <w:t>servisa</w:t>
+      </w:r>
+      <w:proofErr w:type="spellEnd"/>
+      <w:r>
+        <w:t xml:space="preserve"> (</w:t>
+      </w:r>
+      <w:proofErr w:type="spellStart"/>
+      <w:r>
+        <w:t>uz</w:t>
+      </w:r>
+      <w:proofErr w:type="spellEnd"/>
+      <w:r>
+        <w:t xml:space="preserve"> PaaS I SaaS). IaaS </w:t>
+      </w:r>
+      <w:proofErr w:type="spellStart"/>
+      <w:r>
+        <w:t>daje</w:t>
+      </w:r>
+      <w:proofErr w:type="spellEnd"/>
+      <w:r>
+        <w:t xml:space="preserve"> </w:t>
+      </w:r>
+      <w:proofErr w:type="spellStart"/>
+      <w:r>
+        <w:t>sve</w:t>
+      </w:r>
+      <w:proofErr w:type="spellEnd"/>
+      <w:r>
+        <w:t xml:space="preserve"> </w:t>
+      </w:r>
+      <w:proofErr w:type="spellStart"/>
+      <w:r>
+        <w:t>benefite</w:t>
+      </w:r>
+      <w:proofErr w:type="spellEnd"/>
+      <w:r>
+        <w:t xml:space="preserve"> “</w:t>
+      </w:r>
+      <w:proofErr w:type="gramStart"/>
+      <w:r>
+        <w:t>on-premise</w:t>
+      </w:r>
+      <w:proofErr w:type="gramEnd"/>
+      <w:r>
+        <w:t xml:space="preserve">” </w:t>
+      </w:r>
+      <w:proofErr w:type="spellStart"/>
+      <w:r>
+        <w:t>sistema</w:t>
+      </w:r>
+      <w:proofErr w:type="spellEnd"/>
+      <w:r>
+        <w:t xml:space="preserve"> bez toga da </w:t>
+      </w:r>
+      <w:proofErr w:type="spellStart"/>
+      <w:r>
+        <w:t>korisnik</w:t>
+      </w:r>
+      <w:proofErr w:type="spellEnd"/>
+      <w:r>
+        <w:t xml:space="preserve"> mora da brine o </w:t>
+      </w:r>
+      <w:proofErr w:type="spellStart"/>
+      <w:r>
+        <w:t>virtuelizaciji</w:t>
+      </w:r>
+      <w:proofErr w:type="spellEnd"/>
+      <w:r>
+        <w:t xml:space="preserve">, </w:t>
+      </w:r>
+      <w:proofErr w:type="spellStart"/>
+      <w:r>
+        <w:t>memoriji</w:t>
+      </w:r>
+      <w:proofErr w:type="spellEnd"/>
+      <w:r>
+        <w:t xml:space="preserve">, </w:t>
+      </w:r>
+      <w:proofErr w:type="spellStart"/>
+      <w:r>
+        <w:t>serverima</w:t>
+      </w:r>
+      <w:proofErr w:type="spellEnd"/>
+      <w:r>
+        <w:t xml:space="preserve"> </w:t>
+      </w:r>
+      <w:proofErr w:type="spellStart"/>
+      <w:r>
+        <w:t>i</w:t>
+      </w:r>
+      <w:proofErr w:type="spellEnd"/>
+      <w:r>
+        <w:t xml:space="preserve"> </w:t>
+      </w:r>
+      <w:proofErr w:type="spellStart"/>
+      <w:r>
+        <w:t>mreži</w:t>
+      </w:r>
+      <w:proofErr w:type="spellEnd"/>
+      <w:r>
+        <w:t>.</w:t>
+      </w:r>
+    </w:p>
+    <w:p>
+      <w:pPr>
+        <w:jc w:val="center"/>
+        <w:rPr>
+          <w:noProof/>
+        </w:rPr>
+      </w:pPr>
+      <w:r>
+        <w:fldChar w:fldCharType="begin"/>
+      </w:r>
+      <w:r>
+        <w:instrText xml:space="preserve"> INCLUDEPICTURE "https://www.redhat.com/rhdc/managed-files/iaas_focus-paas-saas-diagram-1200x1046.png" \* MERGEFORMATINET </w:instrText>
+      </w:r>
+      <w:r>
+        <w:fldChar w:fldCharType="separate"/>
+      </w:r>
+      <w:r>
+        <w:fldChar w:fldCharType="begin"/>
+      </w:r>
+      <w:r>
+        <w:instrText xml:space="preserve"> INCLUDEPICTURE  "https://www.redhat.com/rhdc/managed-files/iaas_focus-paas-saas-diagram-1200x1046.png" \* MERGEFORMATINET </w:instrText>
+      </w:r>
+      <w:r>
+        <w:fldChar w:fldCharType="separate"/>
+      </w:r>
+      <w:r>
+        <w:fldChar w:fldCharType="begin"/>
+      </w:r>
+      <w:r>
+        <w:instrText xml:space="preserve"> INCLUDEPICTURE  "https://www.redhat.com/rhdc/managed-files/iaas_focus-paas-saas-diagram-1200x1046.png" \* MERGEFORMATINET </w:instrText>
+      </w:r>
+      <w:r>
+        <w:fldChar w:fldCharType="separate"/>
+      </w:r>
+      <w:r>
+        <w:pict w14:anchorId="55848C02">
+          <v:shape id="_x0000_i1027" type="#_x0000_t75" alt="IaaS vs PaaS vs SaaS" style="width:491.4pt;height:313.2pt">
+            <v:imagedata r:id="rId10" r:href="rId11"/>
+          </v:shape>
+        </w:pict>
+      </w:r>
+      <w:r>
+        <w:fldChar w:fldCharType="end"/>
+      </w:r>
+      <w:r>
+        <w:fldChar w:fldCharType="end"/>
+      </w:r>
+      <w:r>
+        <w:fldChar w:fldCharType="end"/>
+      </w:r>
+    </w:p>
+    <w:p>
+      <w:pPr>
+        <w:jc w:val="center"/>
+        <w:rPr>
+          <w:i/>
+          <w:iCs/>
+          <w:noProof/>
+        </w:rPr>
+      </w:pPr>
+      <w:r>
+        <w:rPr>
+          <w:i/>
+          <w:iCs/>
+          <w:noProof/>
+        </w:rPr>
+        <w:t>Slika 1.</w:t>
+      </w:r>
+      <w:r>
+        <w:rPr>
+          <w:i/>
+          <w:iCs/>
+          <w:noProof/>
+        </w:rPr>
+        <w:br/>
+      </w:r>
+      <w:r>
+        <w:rPr>
+          <w:i/>
+          <w:iCs/>
+          <w:noProof/>
+        </w:rPr>
+        <w:t>Razlike između on-site, IaaS, PaaS, SaaS</w:t>
+      </w:r>
+      <w:r>
+        <w:rPr>
+          <w:i/>
+          <w:iCs/>
+          <w:noProof/>
+        </w:rPr>
+        <w:t xml:space="preserve"> </w:t>
+      </w:r>
+      <w:r>
+        <w:rPr>
+          <w:i/>
+          <w:iCs/>
+          <w:noProof/>
+        </w:rPr>
+        <w:t>[</w:t>
+      </w:r>
+      <w:r>
+        <w:rPr>
+          <w:i/>
+          <w:iCs/>
+          <w:noProof/>
+        </w:rPr>
+        <w:t>1</w:t>
+      </w:r>
+      <w:r>
+        <w:rPr>
+          <w:i/>
+          <w:iCs/>
+          <w:noProof/>
+        </w:rPr>
+        <w:t>]</w:t>
+      </w:r>
+    </w:p>
+    <w:p>
+      <w:pPr>
+        <w:rPr>
+          <w:noProof/>
+          <w:lang w:val="sr-Latn-RS"/>
+        </w:rPr>
+      </w:pPr>
+      <w:r>
+        <w:rPr>
+          <w:noProof/>
+        </w:rPr>
+        <w:t>PaaS zna</w:t>
+      </w:r>
+      <w:r>
+        <w:rPr>
+          <w:noProof/>
+          <w:lang w:val="sr-Latn-RS"/>
+        </w:rPr>
+        <w:t xml:space="preserve">či da hardver i platformu za aplikativno-softversku platformu obezbeđuje i upravlja </w:t>
+      </w:r>
+      <w:r>
+        <w:rPr>
+          <w:noProof/>
+          <w:lang w:val="sr-Latn-RS"/>
+        </w:rPr>
+        <w:t>spoljni dostavljač. Prvenstveno za developere i programere, PaaS pruža korisniku platformu na kojoj može da kontroliše sopstvene aplikacije bez potrebe za izgradnjom i održavanjem infrastrukture koja je obično povezana sa tim procesom. Cloud platforme su vrsta PaaS-a.</w:t>
+      </w:r>
+    </w:p>
+    <w:p>
+      <w:pPr>
+        <w:rPr>
+          <w:noProof/>
+          <w:lang w:val="sr-Latn-RS"/>
+        </w:rPr>
+      </w:pPr>
+      <w:r>
+        <w:rPr>
+          <w:noProof/>
+          <w:lang w:val="sr-Latn-RS"/>
+        </w:rPr>
+        <w:t>SaaS je usluga koja isporučuje veb aplikaciju, kojom dobaljač usluga upravlja. Ažuriranje softvera, ispravke grešaka i drugo opšte održavanje se obavlja bez toga da korisnik mora da išta uradi. Korisnik se povezuje sa aplikacijom putem kontrolne table ili API-a. SaaS eliminiše potrebu za lokalnom instalacijom na računaru svakog korisnika. Omogućava bolje metode grupnog ili timskog pristupa softveru.</w:t>
+      </w:r>
+    </w:p>
+    <w:p>
+      <w:pPr>
+        <w:rPr>
+          <w:lang w:val="sr-Latn-RS"/>
+        </w:rPr>
+      </w:pPr>
     </w:p>
     <w:p>
       <w:pPr>
@@ -3102,31 +3569,421 @@
           <w:numId w:val="31"/>
         </w:numPr>
       </w:pPr>
-      <w:bookmarkStart w:id="5" w:name="_Toc225149060"/>
-      <w:r>
-        <w:t>Infastructure as Code</w:t>
+      <w:bookmarkStart w:id="5" w:name="_Toc225164833"/>
+      <w:proofErr w:type="spellStart"/>
+      <w:r>
+        <w:t>Infastructure</w:t>
+      </w:r>
+      <w:proofErr w:type="spellEnd"/>
+      <w:r>
+        <w:t xml:space="preserve"> as Code</w:t>
       </w:r>
       <w:bookmarkEnd w:id="5"/>
     </w:p>
     <w:p>
-      <w:hyperlink r:id="rId10" w:history="1">
+      <w:hyperlink r:id="rId12" w:history="1">
         <w:r>
           <w:rPr>
             <w:rStyle w:val="Hyperlink"/>
           </w:rPr>
-          <w:t>https://sdh.global</w:t>
-        </w:r>
+          <w:t>https://sdh.global/blog/development/infrastructure-as-code-iac-for-devops-revolutionizing-modern-software-development/</w:t>
+        </w:r>
+      </w:hyperlink>
+    </w:p>
+    <w:p>
+      <w:proofErr w:type="spellStart"/>
+      <w:r>
+        <w:lastRenderedPageBreak/>
+        <w:t>Infastructure</w:t>
+      </w:r>
+      <w:proofErr w:type="spellEnd"/>
+      <w:r>
+        <w:t xml:space="preserve"> as Code (</w:t>
+      </w:r>
+      <w:proofErr w:type="spellStart"/>
+      <w:r>
+        <w:t>IaC</w:t>
+      </w:r>
+      <w:proofErr w:type="spellEnd"/>
+      <w:r>
+        <w:t xml:space="preserve">) je process </w:t>
+      </w:r>
+      <w:proofErr w:type="spellStart"/>
+      <w:r>
+        <w:t>upravljanje</w:t>
+      </w:r>
+      <w:proofErr w:type="spellEnd"/>
+      <w:r>
+        <w:t xml:space="preserve"> I </w:t>
+      </w:r>
+      <w:proofErr w:type="spellStart"/>
+      <w:r>
+        <w:t>obezbeđivanja</w:t>
+      </w:r>
+      <w:proofErr w:type="spellEnd"/>
+      <w:r>
+        <w:t xml:space="preserve"> </w:t>
+      </w:r>
+      <w:proofErr w:type="spellStart"/>
+      <w:r>
+        <w:t>računarske</w:t>
+      </w:r>
+      <w:proofErr w:type="spellEnd"/>
+      <w:r>
+        <w:t xml:space="preserve"> </w:t>
+      </w:r>
+      <w:proofErr w:type="spellStart"/>
+      <w:r>
+        <w:t>infrastrukture</w:t>
+      </w:r>
+      <w:proofErr w:type="spellEnd"/>
+      <w:r>
+        <w:t xml:space="preserve"> </w:t>
+      </w:r>
+      <w:proofErr w:type="spellStart"/>
+      <w:r>
+        <w:t>putem</w:t>
+      </w:r>
+      <w:proofErr w:type="spellEnd"/>
+      <w:r>
+        <w:t xml:space="preserve"> </w:t>
+      </w:r>
+      <w:proofErr w:type="spellStart"/>
+      <w:r>
+        <w:t>mašinski</w:t>
+      </w:r>
+      <w:proofErr w:type="spellEnd"/>
+      <w:r>
+        <w:t xml:space="preserve"> </w:t>
+      </w:r>
+      <w:proofErr w:type="spellStart"/>
+      <w:r>
+        <w:t>čitljivih</w:t>
+      </w:r>
+      <w:proofErr w:type="spellEnd"/>
+      <w:r>
+        <w:t xml:space="preserve"> </w:t>
+      </w:r>
+      <w:proofErr w:type="spellStart"/>
+      <w:r>
+        <w:t>konfiguracionih</w:t>
+      </w:r>
+      <w:proofErr w:type="spellEnd"/>
+      <w:r>
+        <w:t xml:space="preserve"> </w:t>
+      </w:r>
+      <w:proofErr w:type="spellStart"/>
+      <w:r>
+        <w:t>fajlova</w:t>
+      </w:r>
+      <w:proofErr w:type="spellEnd"/>
+      <w:r>
+        <w:t xml:space="preserve">, </w:t>
+      </w:r>
+      <w:proofErr w:type="spellStart"/>
+      <w:r>
+        <w:t>umesto</w:t>
+      </w:r>
+      <w:proofErr w:type="spellEnd"/>
+      <w:r>
+        <w:t xml:space="preserve"> </w:t>
+      </w:r>
+      <w:proofErr w:type="spellStart"/>
+      <w:r>
+        <w:t>tradicionalne</w:t>
+      </w:r>
+      <w:proofErr w:type="spellEnd"/>
+      <w:r>
+        <w:t xml:space="preserve"> </w:t>
+      </w:r>
+      <w:proofErr w:type="spellStart"/>
+      <w:r>
+        <w:t>konfiguracije</w:t>
+      </w:r>
+      <w:proofErr w:type="spellEnd"/>
+      <w:r>
+        <w:t xml:space="preserve"> </w:t>
+      </w:r>
+      <w:proofErr w:type="spellStart"/>
+      <w:r>
+        <w:t>fizičkog</w:t>
+      </w:r>
+      <w:proofErr w:type="spellEnd"/>
+      <w:r>
+        <w:t xml:space="preserve"> </w:t>
+      </w:r>
+      <w:proofErr w:type="spellStart"/>
+      <w:r>
+        <w:t>hardvera</w:t>
+      </w:r>
+      <w:proofErr w:type="spellEnd"/>
+      <w:r>
+        <w:t xml:space="preserve"> </w:t>
+      </w:r>
+      <w:proofErr w:type="spellStart"/>
+      <w:r>
+        <w:t>ili</w:t>
+      </w:r>
+      <w:proofErr w:type="spellEnd"/>
+      <w:r>
+        <w:t xml:space="preserve"> </w:t>
+      </w:r>
+      <w:proofErr w:type="spellStart"/>
+      <w:r>
+        <w:t>interaktivnih</w:t>
+      </w:r>
+      <w:proofErr w:type="spellEnd"/>
+      <w:r>
+        <w:t xml:space="preserve"> alata za </w:t>
+      </w:r>
+      <w:proofErr w:type="spellStart"/>
+      <w:r>
+        <w:t>konfiguraciju</w:t>
+      </w:r>
+      <w:proofErr w:type="spellEnd"/>
+      <w:r>
+        <w:t xml:space="preserve">. </w:t>
+      </w:r>
+      <w:proofErr w:type="spellStart"/>
+      <w:r>
+        <w:t>IaC</w:t>
+      </w:r>
+      <w:proofErr w:type="spellEnd"/>
+      <w:r>
+        <w:t xml:space="preserve"> </w:t>
+      </w:r>
+      <w:proofErr w:type="spellStart"/>
+      <w:r>
+        <w:t>omogućava</w:t>
+      </w:r>
+      <w:proofErr w:type="spellEnd"/>
+      <w:r>
+        <w:t xml:space="preserve"> DevOps </w:t>
+      </w:r>
+      <w:proofErr w:type="spellStart"/>
+      <w:r>
+        <w:t>timovima</w:t>
+      </w:r>
+      <w:proofErr w:type="spellEnd"/>
+      <w:r>
+        <w:t xml:space="preserve"> da </w:t>
+      </w:r>
+      <w:proofErr w:type="spellStart"/>
+      <w:r>
+        <w:t>automatizuju</w:t>
+      </w:r>
+      <w:proofErr w:type="spellEnd"/>
+      <w:r>
+        <w:t xml:space="preserve"> </w:t>
+      </w:r>
+      <w:proofErr w:type="spellStart"/>
+      <w:r>
+        <w:t>podešavanje</w:t>
+      </w:r>
+      <w:proofErr w:type="spellEnd"/>
+      <w:r>
+        <w:t xml:space="preserve">, </w:t>
+      </w:r>
+      <w:proofErr w:type="spellStart"/>
+      <w:r>
+        <w:t>konfiguraciju</w:t>
+      </w:r>
+      <w:proofErr w:type="spellEnd"/>
+      <w:r>
+        <w:t xml:space="preserve"> I </w:t>
+      </w:r>
+      <w:proofErr w:type="spellStart"/>
+      <w:r>
+        <w:t>upravljanje</w:t>
+      </w:r>
+      <w:proofErr w:type="spellEnd"/>
+      <w:r>
+        <w:t xml:space="preserve"> </w:t>
+      </w:r>
+      <w:proofErr w:type="spellStart"/>
+      <w:r>
+        <w:t>infrastrukturnim</w:t>
+      </w:r>
+      <w:proofErr w:type="spellEnd"/>
+      <w:r>
+        <w:t xml:space="preserve"> </w:t>
+      </w:r>
+      <w:proofErr w:type="spellStart"/>
+      <w:r>
+        <w:t>resursima</w:t>
+      </w:r>
+      <w:proofErr w:type="spellEnd"/>
+      <w:r>
+        <w:t xml:space="preserve">, </w:t>
+      </w:r>
+      <w:proofErr w:type="spellStart"/>
+      <w:r>
+        <w:t>obezbeđujući</w:t>
+      </w:r>
+      <w:proofErr w:type="spellEnd"/>
+      <w:r>
+        <w:t xml:space="preserve"> </w:t>
+      </w:r>
+      <w:proofErr w:type="spellStart"/>
+      <w:r>
+        <w:t>stabilnost</w:t>
+      </w:r>
+      <w:proofErr w:type="spellEnd"/>
+      <w:r>
+        <w:t xml:space="preserve"> I </w:t>
+      </w:r>
+      <w:proofErr w:type="spellStart"/>
+      <w:r>
+        <w:t>smanjujući</w:t>
+      </w:r>
+      <w:proofErr w:type="spellEnd"/>
+      <w:r>
+        <w:t xml:space="preserve"> </w:t>
+      </w:r>
+      <w:proofErr w:type="spellStart"/>
+      <w:r>
+        <w:t>ručne</w:t>
+      </w:r>
+      <w:proofErr w:type="spellEnd"/>
+      <w:r>
+        <w:t xml:space="preserve"> </w:t>
+      </w:r>
+      <w:proofErr w:type="spellStart"/>
+      <w:r>
+        <w:t>greške</w:t>
+      </w:r>
+      <w:proofErr w:type="spellEnd"/>
+      <w:r>
+        <w:t>.</w:t>
+      </w:r>
+    </w:p>
+    <w:p>
+      <w:pPr>
+        <w:jc w:val="center"/>
+      </w:pPr>
+      <w:r>
+        <w:fldChar w:fldCharType="begin"/>
+      </w:r>
+      <w:r>
+        <w:instrText xml:space="preserve"> INCLUDEPICTURE "https://www.altexsoft.com/static/blog-post/2023/11/2fdb241f-32bc-4c4b-aed4-f5836063dbad.jpg" \* MERGEFORMATINET </w:instrText>
+      </w:r>
+      <w:r>
+        <w:fldChar w:fldCharType="separate"/>
+      </w:r>
+      <w:r>
+        <w:fldChar w:fldCharType="begin"/>
+      </w:r>
+      <w:r>
+        <w:instrText xml:space="preserve"> INCLUDEPICTURE  "https://www.altexsoft.com/static/blog-post/2023/11/2fdb241f-32bc-4c4b-aed4-f5836063dbad.jpg" \* MERGEFORMATINET </w:instrText>
+      </w:r>
+      <w:r>
+        <w:fldChar w:fldCharType="separate"/>
+      </w:r>
+      <w:r>
+        <w:fldChar w:fldCharType="begin"/>
+      </w:r>
+      <w:r>
+        <w:instrText xml:space="preserve"> INCLUDEPICTURE  "https://www.altexsoft.com/static/blog-post/2023/11/2fdb241f-32bc-4c4b-aed4-f5836063dbad.jpg" \* MERGEFORMATINET </w:instrText>
+      </w:r>
+      <w:r>
+        <w:fldChar w:fldCharType="separate"/>
+      </w:r>
+      <w:r>
+        <w:pict w14:anchorId="5BE893A2">
+          <v:shape id="_x0000_i1028" type="#_x0000_t75" alt="Infrastructure as Code: Benefits, Types, and Tools" style="width:519pt;height:340.2pt">
+            <v:imagedata r:id="rId13" r:href="rId14"/>
+          </v:shape>
+        </w:pict>
+      </w:r>
+      <w:r>
+        <w:fldChar w:fldCharType="end"/>
+      </w:r>
+      <w:r>
+        <w:fldChar w:fldCharType="end"/>
+      </w:r>
+      <w:r>
+        <w:fldChar w:fldCharType="end"/>
+      </w:r>
+    </w:p>
+    <w:p>
+      <w:pPr>
+        <w:jc w:val="center"/>
+        <w:rPr>
+          <w:i/>
+          <w:iCs/>
+        </w:rPr>
+      </w:pPr>
+      <w:proofErr w:type="spellStart"/>
+      <w:r>
+        <w:rPr>
+          <w:i/>
+          <w:iCs/>
+        </w:rPr>
+        <w:t>Slika</w:t>
+      </w:r>
+      <w:proofErr w:type="spellEnd"/>
+      <w:r>
+        <w:rPr>
+          <w:i/>
+          <w:iCs/>
+        </w:rPr>
+        <w:t xml:space="preserve"> 2.</w:t>
+      </w:r>
+      <w:r>
+        <w:rPr>
+          <w:i/>
+          <w:iCs/>
+        </w:rPr>
+        <w:br/>
+        <w:t xml:space="preserve"> </w:t>
+      </w:r>
+      <w:r>
+        <w:rPr>
+          <w:i/>
+          <w:iCs/>
+        </w:rPr>
+        <w:t xml:space="preserve">Kako </w:t>
+      </w:r>
+      <w:proofErr w:type="spellStart"/>
+      <w:r>
+        <w:rPr>
+          <w:i/>
+          <w:iCs/>
+        </w:rPr>
+        <w:t>IaC</w:t>
+      </w:r>
+      <w:proofErr w:type="spellEnd"/>
+      <w:r>
+        <w:rPr>
+          <w:i/>
+          <w:iCs/>
+        </w:rPr>
+        <w:t xml:space="preserve"> </w:t>
+      </w:r>
+      <w:proofErr w:type="spellStart"/>
+      <w:r>
+        <w:rPr>
+          <w:i/>
+          <w:iCs/>
+        </w:rPr>
+        <w:t>funkcioniše</w:t>
+      </w:r>
+      <w:proofErr w:type="spellEnd"/>
+      <w:r>
+        <w:rPr>
+          <w:i/>
+          <w:iCs/>
+        </w:rPr>
+        <w:t xml:space="preserve"> [2] </w:t>
+      </w:r>
+      <w:hyperlink r:id="rId15" w:history="1">
         <w:r>
           <w:rPr>
             <w:rStyle w:val="Hyperlink"/>
-          </w:rPr>
-          <w:t>/</w:t>
-        </w:r>
-        <w:r>
-          <w:rPr>
-            <w:rStyle w:val="Hyperlink"/>
-          </w:rPr>
-          <w:t>blog/development/infrastructure-as-code-iac-for-devops-revolutionizing-modern-software-development/</w:t>
+            <w:i/>
+            <w:iCs/>
+          </w:rPr>
+          <w:t>https://www.altexsoft.com/blog/infrastructure-as-code/</w:t>
         </w:r>
       </w:hyperlink>
     </w:p>
@@ -3138,23 +3995,598 @@
           <w:numId w:val="31"/>
         </w:numPr>
       </w:pPr>
-      <w:bookmarkStart w:id="6" w:name="_Toc225149061"/>
+      <w:bookmarkStart w:id="6" w:name="_Toc225164834"/>
+      <w:proofErr w:type="spellStart"/>
       <w:r>
         <w:t>Prednosti</w:t>
       </w:r>
-      <w:r>
-        <w:t xml:space="preserve"> IaaS u odnosu na On-Premise sistem</w:t>
+      <w:proofErr w:type="spellEnd"/>
+      <w:r>
+        <w:t xml:space="preserve"> IaaS u </w:t>
+      </w:r>
+      <w:proofErr w:type="spellStart"/>
+      <w:r>
+        <w:t>odnosu</w:t>
+      </w:r>
+      <w:proofErr w:type="spellEnd"/>
+      <w:r>
+        <w:t xml:space="preserve"> </w:t>
+      </w:r>
+      <w:proofErr w:type="spellStart"/>
+      <w:r>
+        <w:t>na</w:t>
+      </w:r>
+      <w:proofErr w:type="spellEnd"/>
+      <w:r>
+        <w:t xml:space="preserve"> </w:t>
+      </w:r>
+      <w:proofErr w:type="gramStart"/>
+      <w:r>
+        <w:t>On-Premise</w:t>
+      </w:r>
+      <w:proofErr w:type="gramEnd"/>
+      <w:r>
+        <w:t xml:space="preserve"> </w:t>
+      </w:r>
+      <w:proofErr w:type="spellStart"/>
+      <w:r>
+        <w:t>sistem</w:t>
       </w:r>
       <w:bookmarkEnd w:id="6"/>
-    </w:p>
-    <w:p/>
-    <w:p/>
-    <w:p>
-      <w:pPr>
-        <w:rPr>
-          <w:lang w:eastAsia="x-none"/>
-        </w:rPr>
-      </w:pPr>
+      <w:proofErr w:type="spellEnd"/>
+    </w:p>
+    <w:p>
+      <w:proofErr w:type="spellStart"/>
+      <w:r>
+        <w:t>Pošto</w:t>
+      </w:r>
+      <w:proofErr w:type="spellEnd"/>
+      <w:r>
+        <w:t xml:space="preserve"> je hosting koji je </w:t>
+      </w:r>
+      <w:proofErr w:type="spellStart"/>
+      <w:r>
+        <w:t>zasnovan</w:t>
+      </w:r>
+      <w:proofErr w:type="spellEnd"/>
+      <w:r>
+        <w:t xml:space="preserve"> </w:t>
+      </w:r>
+      <w:proofErr w:type="spellStart"/>
+      <w:r>
+        <w:t>na</w:t>
+      </w:r>
+      <w:proofErr w:type="spellEnd"/>
+      <w:r>
+        <w:t xml:space="preserve"> cloud-u </w:t>
+      </w:r>
+      <w:proofErr w:type="spellStart"/>
+      <w:r>
+        <w:t>puno</w:t>
+      </w:r>
+      <w:proofErr w:type="spellEnd"/>
+      <w:r>
+        <w:t xml:space="preserve"> </w:t>
+      </w:r>
+      <w:proofErr w:type="spellStart"/>
+      <w:r>
+        <w:t>lakše</w:t>
+      </w:r>
+      <w:proofErr w:type="spellEnd"/>
+      <w:r>
+        <w:t xml:space="preserve"> </w:t>
+      </w:r>
+      <w:proofErr w:type="spellStart"/>
+      <w:r>
+        <w:t>održavati</w:t>
+      </w:r>
+      <w:proofErr w:type="spellEnd"/>
+      <w:r>
+        <w:t xml:space="preserve">, </w:t>
+      </w:r>
+      <w:proofErr w:type="spellStart"/>
+      <w:r>
+        <w:t>ima</w:t>
+      </w:r>
+      <w:proofErr w:type="spellEnd"/>
+      <w:r>
+        <w:t xml:space="preserve"> </w:t>
+      </w:r>
+      <w:proofErr w:type="spellStart"/>
+      <w:r>
+        <w:t>značajne</w:t>
+      </w:r>
+      <w:proofErr w:type="spellEnd"/>
+      <w:r>
+        <w:t xml:space="preserve"> </w:t>
+      </w:r>
+      <w:proofErr w:type="spellStart"/>
+      <w:r>
+        <w:t>finansisjke</w:t>
+      </w:r>
+      <w:proofErr w:type="spellEnd"/>
+      <w:r>
+        <w:t xml:space="preserve"> </w:t>
+      </w:r>
+      <w:proofErr w:type="spellStart"/>
+      <w:r>
+        <w:t>prednost</w:t>
+      </w:r>
+      <w:proofErr w:type="spellEnd"/>
+      <w:r>
+        <w:t xml:space="preserve"> I </w:t>
+      </w:r>
+      <w:proofErr w:type="spellStart"/>
+      <w:r>
+        <w:t>nudi</w:t>
+      </w:r>
+      <w:proofErr w:type="spellEnd"/>
+      <w:r>
+        <w:t xml:space="preserve"> </w:t>
+      </w:r>
+      <w:proofErr w:type="spellStart"/>
+      <w:r>
+        <w:t>mnogo</w:t>
+      </w:r>
+      <w:proofErr w:type="spellEnd"/>
+      <w:r>
+        <w:t xml:space="preserve"> </w:t>
+      </w:r>
+      <w:proofErr w:type="spellStart"/>
+      <w:r>
+        <w:t>veću</w:t>
+      </w:r>
+      <w:proofErr w:type="spellEnd"/>
+      <w:r>
+        <w:t xml:space="preserve"> </w:t>
+      </w:r>
+      <w:proofErr w:type="spellStart"/>
+      <w:r>
+        <w:t>fleksibilnost</w:t>
+      </w:r>
+      <w:proofErr w:type="spellEnd"/>
+      <w:r>
+        <w:t xml:space="preserve"> za </w:t>
+      </w:r>
+      <w:proofErr w:type="spellStart"/>
+      <w:r>
+        <w:t>rast</w:t>
+      </w:r>
+      <w:proofErr w:type="spellEnd"/>
+      <w:r>
+        <w:t xml:space="preserve">. Hosting u cloud-u </w:t>
+      </w:r>
+      <w:proofErr w:type="spellStart"/>
+      <w:r>
+        <w:t>koristi</w:t>
+      </w:r>
+      <w:proofErr w:type="spellEnd"/>
+      <w:r>
+        <w:t xml:space="preserve"> </w:t>
+      </w:r>
+      <w:proofErr w:type="spellStart"/>
+      <w:r>
+        <w:t>pretplate</w:t>
+      </w:r>
+      <w:proofErr w:type="spellEnd"/>
+      <w:r>
+        <w:t xml:space="preserve"> </w:t>
+      </w:r>
+      <w:proofErr w:type="spellStart"/>
+      <w:r>
+        <w:t>koje</w:t>
+      </w:r>
+      <w:proofErr w:type="spellEnd"/>
+      <w:r>
+        <w:t xml:space="preserve"> </w:t>
+      </w:r>
+      <w:proofErr w:type="spellStart"/>
+      <w:r>
+        <w:t>kombinuju</w:t>
+      </w:r>
+      <w:proofErr w:type="spellEnd"/>
+      <w:r>
+        <w:t xml:space="preserve"> </w:t>
+      </w:r>
+      <w:proofErr w:type="spellStart"/>
+      <w:r>
+        <w:t>troškove</w:t>
+      </w:r>
+      <w:proofErr w:type="spellEnd"/>
+      <w:r>
+        <w:t xml:space="preserve"> u </w:t>
+      </w:r>
+      <w:proofErr w:type="spellStart"/>
+      <w:r>
+        <w:t>jedan</w:t>
+      </w:r>
+      <w:proofErr w:type="spellEnd"/>
+      <w:r>
+        <w:t xml:space="preserve"> </w:t>
+      </w:r>
+      <w:proofErr w:type="spellStart"/>
+      <w:r>
+        <w:t>broj</w:t>
+      </w:r>
+      <w:proofErr w:type="spellEnd"/>
+      <w:r>
+        <w:t xml:space="preserve"> koji se </w:t>
+      </w:r>
+      <w:proofErr w:type="spellStart"/>
+      <w:r>
+        <w:t>prikazuje</w:t>
+      </w:r>
+      <w:proofErr w:type="spellEnd"/>
+      <w:r>
+        <w:t xml:space="preserve"> </w:t>
+      </w:r>
+      <w:proofErr w:type="spellStart"/>
+      <w:r>
+        <w:t>unapred</w:t>
+      </w:r>
+      <w:proofErr w:type="spellEnd"/>
+      <w:r>
+        <w:t>.</w:t>
+      </w:r>
+    </w:p>
+    <w:p>
+      <w:proofErr w:type="spellStart"/>
+      <w:r>
+        <w:t>Povećanje</w:t>
+      </w:r>
+      <w:proofErr w:type="spellEnd"/>
+      <w:r>
+        <w:t xml:space="preserve"> </w:t>
+      </w:r>
+      <w:proofErr w:type="spellStart"/>
+      <w:r>
+        <w:t>sa</w:t>
+      </w:r>
+      <w:proofErr w:type="spellEnd"/>
+      <w:r>
+        <w:t xml:space="preserve"> </w:t>
+      </w:r>
+      <w:proofErr w:type="spellStart"/>
+      <w:r>
+        <w:t>ovom</w:t>
+      </w:r>
+      <w:proofErr w:type="spellEnd"/>
+      <w:r>
+        <w:t xml:space="preserve"> </w:t>
+      </w:r>
+      <w:proofErr w:type="spellStart"/>
+      <w:r>
+        <w:t>vrstom</w:t>
+      </w:r>
+      <w:proofErr w:type="spellEnd"/>
+      <w:r>
+        <w:t xml:space="preserve"> </w:t>
+      </w:r>
+      <w:proofErr w:type="spellStart"/>
+      <w:r>
+        <w:t>platforme</w:t>
+      </w:r>
+      <w:proofErr w:type="spellEnd"/>
+      <w:r>
+        <w:t xml:space="preserve"> u cloud-u je Manji </w:t>
+      </w:r>
+      <w:proofErr w:type="spellStart"/>
+      <w:r>
+        <w:t>izazov</w:t>
+      </w:r>
+      <w:proofErr w:type="spellEnd"/>
+      <w:r>
+        <w:t xml:space="preserve">, </w:t>
+      </w:r>
+      <w:proofErr w:type="spellStart"/>
+      <w:r>
+        <w:t>jer</w:t>
+      </w:r>
+      <w:proofErr w:type="spellEnd"/>
+      <w:r>
+        <w:t xml:space="preserve"> je </w:t>
+      </w:r>
+      <w:proofErr w:type="spellStart"/>
+      <w:r>
+        <w:t>kapacitet</w:t>
+      </w:r>
+      <w:proofErr w:type="spellEnd"/>
+      <w:r>
+        <w:t xml:space="preserve"> </w:t>
+      </w:r>
+      <w:proofErr w:type="spellStart"/>
+      <w:r>
+        <w:t>kompanije</w:t>
+      </w:r>
+      <w:proofErr w:type="spellEnd"/>
+      <w:r>
+        <w:t xml:space="preserve"> za hosting </w:t>
+      </w:r>
+      <w:proofErr w:type="spellStart"/>
+      <w:r>
+        <w:t>obično</w:t>
+      </w:r>
+      <w:proofErr w:type="spellEnd"/>
+      <w:r>
+        <w:t xml:space="preserve"> </w:t>
+      </w:r>
+      <w:proofErr w:type="spellStart"/>
+      <w:r>
+        <w:t>neograničen</w:t>
+      </w:r>
+      <w:proofErr w:type="spellEnd"/>
+      <w:r>
+        <w:t xml:space="preserve"> za </w:t>
+      </w:r>
+      <w:proofErr w:type="spellStart"/>
+      <w:r>
+        <w:t>većinu</w:t>
+      </w:r>
+      <w:proofErr w:type="spellEnd"/>
+      <w:r>
+        <w:t xml:space="preserve"> </w:t>
+      </w:r>
+      <w:proofErr w:type="spellStart"/>
+      <w:r>
+        <w:t>tipova</w:t>
+      </w:r>
+      <w:proofErr w:type="spellEnd"/>
+      <w:r>
+        <w:t xml:space="preserve"> </w:t>
+      </w:r>
+      <w:proofErr w:type="spellStart"/>
+      <w:r>
+        <w:t>radnog</w:t>
+      </w:r>
+      <w:proofErr w:type="spellEnd"/>
+      <w:r>
+        <w:t xml:space="preserve"> </w:t>
+      </w:r>
+      <w:proofErr w:type="spellStart"/>
+      <w:r>
+        <w:t>opterećenjak</w:t>
+      </w:r>
+      <w:proofErr w:type="spellEnd"/>
+      <w:r>
+        <w:t xml:space="preserve">, </w:t>
+      </w:r>
+      <w:proofErr w:type="spellStart"/>
+      <w:r>
+        <w:t>nudi</w:t>
+      </w:r>
+      <w:proofErr w:type="spellEnd"/>
+      <w:r>
+        <w:t xml:space="preserve"> </w:t>
+      </w:r>
+      <w:proofErr w:type="spellStart"/>
+      <w:r>
+        <w:t>jednostavne</w:t>
+      </w:r>
+      <w:proofErr w:type="spellEnd"/>
+      <w:r>
+        <w:t xml:space="preserve"> </w:t>
+      </w:r>
+      <w:proofErr w:type="spellStart"/>
+      <w:r>
+        <w:t>nadogradje</w:t>
+      </w:r>
+      <w:proofErr w:type="spellEnd"/>
+      <w:r>
+        <w:t xml:space="preserve">, </w:t>
+      </w:r>
+      <w:proofErr w:type="spellStart"/>
+      <w:r>
+        <w:t>olakšava</w:t>
+      </w:r>
+      <w:proofErr w:type="spellEnd"/>
+      <w:r>
+        <w:t xml:space="preserve"> </w:t>
+      </w:r>
+      <w:proofErr w:type="spellStart"/>
+      <w:r>
+        <w:t>upravljanje</w:t>
+      </w:r>
+      <w:proofErr w:type="spellEnd"/>
+      <w:r>
+        <w:t xml:space="preserve"> </w:t>
+      </w:r>
+      <w:proofErr w:type="spellStart"/>
+      <w:r>
+        <w:t>procesima</w:t>
+      </w:r>
+      <w:proofErr w:type="spellEnd"/>
+      <w:r>
+        <w:t xml:space="preserve"> za IT </w:t>
+      </w:r>
+      <w:proofErr w:type="spellStart"/>
+      <w:r>
+        <w:t>infrastrukturu</w:t>
+      </w:r>
+      <w:proofErr w:type="spellEnd"/>
+      <w:r>
+        <w:t xml:space="preserve"> </w:t>
+      </w:r>
+      <w:proofErr w:type="spellStart"/>
+      <w:r>
+        <w:t>i</w:t>
+      </w:r>
+      <w:proofErr w:type="spellEnd"/>
+      <w:r>
+        <w:t xml:space="preserve"> </w:t>
+      </w:r>
+      <w:proofErr w:type="spellStart"/>
+      <w:r>
+        <w:t>zahteva</w:t>
+      </w:r>
+      <w:proofErr w:type="spellEnd"/>
+      <w:r>
+        <w:t xml:space="preserve"> </w:t>
+      </w:r>
+      <w:proofErr w:type="spellStart"/>
+      <w:r>
+        <w:t>mali</w:t>
+      </w:r>
+      <w:proofErr w:type="spellEnd"/>
+      <w:r>
+        <w:t xml:space="preserve"> </w:t>
+      </w:r>
+      <w:proofErr w:type="spellStart"/>
+      <w:r>
+        <w:t>napor</w:t>
+      </w:r>
+      <w:proofErr w:type="spellEnd"/>
+      <w:r>
+        <w:t xml:space="preserve"> da se </w:t>
+      </w:r>
+      <w:proofErr w:type="spellStart"/>
+      <w:r>
+        <w:t>jednostavno</w:t>
+      </w:r>
+      <w:proofErr w:type="spellEnd"/>
+      <w:r>
+        <w:t xml:space="preserve"> </w:t>
+      </w:r>
+      <w:proofErr w:type="spellStart"/>
+      <w:r>
+        <w:t>kupi</w:t>
+      </w:r>
+      <w:proofErr w:type="spellEnd"/>
+      <w:r>
+        <w:t xml:space="preserve"> </w:t>
+      </w:r>
+      <w:proofErr w:type="spellStart"/>
+      <w:r>
+        <w:t>više</w:t>
+      </w:r>
+      <w:proofErr w:type="spellEnd"/>
+      <w:r>
+        <w:t xml:space="preserve"> </w:t>
+      </w:r>
+      <w:proofErr w:type="spellStart"/>
+      <w:r>
+        <w:t>prostora</w:t>
+      </w:r>
+      <w:proofErr w:type="spellEnd"/>
+      <w:r>
+        <w:t xml:space="preserve"> za </w:t>
+      </w:r>
+      <w:proofErr w:type="spellStart"/>
+      <w:r>
+        <w:t>skladištenje</w:t>
+      </w:r>
+      <w:proofErr w:type="spellEnd"/>
+      <w:r>
+        <w:t>, bandwidth-</w:t>
+      </w:r>
+      <w:proofErr w:type="gramStart"/>
+      <w:r>
+        <w:t>a</w:t>
+      </w:r>
+      <w:proofErr w:type="gramEnd"/>
+      <w:r>
+        <w:t xml:space="preserve"> </w:t>
+      </w:r>
+      <w:proofErr w:type="spellStart"/>
+      <w:r>
+        <w:t>ili</w:t>
+      </w:r>
+      <w:proofErr w:type="spellEnd"/>
+      <w:r>
+        <w:t xml:space="preserve"> </w:t>
+      </w:r>
+      <w:proofErr w:type="spellStart"/>
+      <w:r>
+        <w:t>licenci</w:t>
+      </w:r>
+      <w:proofErr w:type="spellEnd"/>
+      <w:r>
+        <w:t>.</w:t>
+      </w:r>
+    </w:p>
+    <w:p>
+      <w:pPr>
+        <w:rPr>
+          <w:lang w:val="sr-Latn-RS"/>
+        </w:rPr>
+      </w:pPr>
+      <w:r>
+        <w:t xml:space="preserve">Za </w:t>
+      </w:r>
+      <w:proofErr w:type="spellStart"/>
+      <w:r>
+        <w:t>kompanije</w:t>
+      </w:r>
+      <w:proofErr w:type="spellEnd"/>
+      <w:r>
+        <w:t xml:space="preserve"> </w:t>
+      </w:r>
+      <w:proofErr w:type="spellStart"/>
+      <w:r>
+        <w:t>sa</w:t>
+      </w:r>
+      <w:proofErr w:type="spellEnd"/>
+      <w:r>
+        <w:t xml:space="preserve"> </w:t>
+      </w:r>
+      <w:proofErr w:type="spellStart"/>
+      <w:r>
+        <w:t>poslovnim</w:t>
+      </w:r>
+      <w:proofErr w:type="spellEnd"/>
+      <w:r>
+        <w:t xml:space="preserve"> </w:t>
+      </w:r>
+      <w:proofErr w:type="spellStart"/>
+      <w:r>
+        <w:t>potrebama</w:t>
+      </w:r>
+      <w:proofErr w:type="spellEnd"/>
+      <w:r>
+        <w:t xml:space="preserve"> </w:t>
+      </w:r>
+      <w:proofErr w:type="spellStart"/>
+      <w:r>
+        <w:t>koje</w:t>
+      </w:r>
+      <w:proofErr w:type="spellEnd"/>
+      <w:r>
+        <w:t xml:space="preserve"> ne </w:t>
+      </w:r>
+      <w:proofErr w:type="spellStart"/>
+      <w:r>
+        <w:t>zahtevaju</w:t>
+      </w:r>
+      <w:proofErr w:type="spellEnd"/>
+      <w:r>
+        <w:t xml:space="preserve"> </w:t>
+      </w:r>
+      <w:proofErr w:type="spellStart"/>
+      <w:r>
+        <w:t>intenzivnu</w:t>
+      </w:r>
+      <w:proofErr w:type="spellEnd"/>
+      <w:r>
+        <w:t xml:space="preserve"> za</w:t>
+      </w:r>
+      <w:r>
+        <w:rPr>
+          <w:lang w:val="sr-Latn-RS"/>
+        </w:rPr>
+        <w:t>štitu podataka, IaaS rešenje u cloud-u može biti fantastično, nudi bolju funkcionalnost za nadogradnje i često je isplativije.</w:t>
+      </w:r>
+    </w:p>
+    <w:p>
+      <w:pPr>
+        <w:rPr>
+          <w:lang w:val="sr-Latn-RS" w:eastAsia="x-none"/>
+        </w:rPr>
+      </w:pPr>
+      <w:r>
+        <w:rPr>
+          <w:lang w:val="sr-Latn-RS"/>
+        </w:rPr>
+        <w:t>Zaposlenima više nije potrebno da budu fizički povezani sa određenom radnom stanicom, već mogu da rade sa bilo kog uređaja koji ima internet vezu.</w:t>
+      </w:r>
     </w:p>
     <w:p>
       <w:pPr>
@@ -3162,79 +4594,9 @@
         <w:jc w:val="both"/>
         <w:rPr>
           <w:rFonts w:ascii="Verdana" w:hAnsi="Verdana"/>
-          <w:b/>
-          <w:sz w:val="24"/>
-          <w:szCs w:val="24"/>
-        </w:rPr>
-      </w:pPr>
-    </w:p>
-    <w:p>
-      <w:pPr>
-        <w:spacing w:after="0" w:line="240" w:lineRule="auto"/>
-        <w:jc w:val="both"/>
-        <w:rPr>
-          <w:rFonts w:ascii="Verdana" w:hAnsi="Verdana"/>
-          <w:b/>
-          <w:sz w:val="24"/>
-          <w:szCs w:val="24"/>
-          <w:lang w:val="sr-Cyrl-RS"/>
-        </w:rPr>
-      </w:pPr>
-    </w:p>
-    <w:p>
-      <w:pPr>
-        <w:spacing w:after="0" w:line="240" w:lineRule="auto"/>
-        <w:jc w:val="both"/>
-        <w:rPr>
-          <w:rFonts w:ascii="Verdana" w:hAnsi="Verdana"/>
-          <w:sz w:val="20"/>
-          <w:szCs w:val="20"/>
-          <w:lang w:val="sr-Cyrl-RS"/>
-        </w:rPr>
-      </w:pPr>
-    </w:p>
-    <w:p>
-      <w:pPr>
-        <w:spacing w:after="0" w:line="240" w:lineRule="auto"/>
-        <w:jc w:val="both"/>
-        <w:rPr>
-          <w:rFonts w:ascii="Verdana" w:hAnsi="Verdana"/>
-          <w:sz w:val="20"/>
-          <w:szCs w:val="20"/>
-          <w:lang w:val="sr-Cyrl-RS"/>
-        </w:rPr>
-      </w:pPr>
-    </w:p>
-    <w:p>
-      <w:pPr>
-        <w:spacing w:after="0" w:line="240" w:lineRule="auto"/>
-        <w:jc w:val="both"/>
-        <w:rPr>
-          <w:rFonts w:ascii="Verdana" w:hAnsi="Verdana"/>
-          <w:sz w:val="20"/>
-          <w:szCs w:val="20"/>
-          <w:lang w:val="sr-Cyrl-RS"/>
-        </w:rPr>
-      </w:pPr>
-      <w:r>
-        <w:rPr>
-          <w:rFonts w:ascii="Verdana" w:hAnsi="Verdana"/>
-          <w:sz w:val="20"/>
-          <w:szCs w:val="20"/>
-          <w:lang w:val="sr-Cyrl-RS"/>
-        </w:rPr>
-        <w:br w:type="page"/>
-      </w:r>
-    </w:p>
-    <w:p>
-      <w:pPr>
-        <w:spacing w:after="0" w:line="240" w:lineRule="auto"/>
-        <w:jc w:val="both"/>
-        <w:rPr>
-          <w:rFonts w:ascii="Verdana" w:hAnsi="Verdana"/>
-          <w:sz w:val="20"/>
-          <w:szCs w:val="20"/>
-          <w:lang w:val="sr-Cyrl-RS"/>
+          <w:sz w:val="20"/>
+          <w:szCs w:val="20"/>
+          <w:lang w:val="sr-Latn-RS"/>
         </w:rPr>
       </w:pPr>
     </w:p>
@@ -3254,7 +4616,7 @@
         </w:rPr>
       </w:pPr>
       <w:bookmarkStart w:id="7" w:name="_Toc169829403"/>
-      <w:bookmarkStart w:id="8" w:name="_Toc225149062"/>
+      <w:bookmarkStart w:id="8" w:name="_Toc225164835"/>
       <w:r>
         <w:rPr>
           <w:rFonts w:ascii="Verdana" w:hAnsi="Verdana"/>
@@ -3263,6 +4625,7 @@
           <w:szCs w:val="22"/>
           <w:lang w:val="de-DE"/>
         </w:rPr>
+        <w:lastRenderedPageBreak/>
         <w:t>Tehnolo</w:t>
       </w:r>
       <w:r>
@@ -3285,7 +4648,7 @@
           <w:lang w:val="sr-Latn-RS"/>
         </w:rPr>
       </w:pPr>
-      <w:bookmarkStart w:id="9" w:name="_Toc225149063"/>
+      <w:bookmarkStart w:id="9" w:name="_Toc225164836"/>
       <w:r>
         <w:rPr>
           <w:lang w:val="sr-Latn-RS"/>
@@ -3303,11 +4666,8 @@
     <w:p>
       <w:pPr>
         <w:ind w:left="720"/>
-        <w:rPr>
-          <w:lang w:val="sr-Latn-RS" w:eastAsia="x-none"/>
-        </w:rPr>
-      </w:pPr>
-      <w:hyperlink r:id="rId11" w:history="1">
+      </w:pPr>
+      <w:hyperlink r:id="rId16" w:history="1">
         <w:r>
           <w:rPr>
             <w:rStyle w:val="Hyperlink"/>
@@ -3318,35 +4678,2860 @@
       </w:hyperlink>
     </w:p>
     <w:p>
+      <w:proofErr w:type="spellStart"/>
+      <w:r>
+        <w:t>Virtueliza</w:t>
+      </w:r>
+      <w:r>
+        <w:t>c</w:t>
+      </w:r>
+      <w:r>
+        <w:t>ija</w:t>
+      </w:r>
+      <w:proofErr w:type="spellEnd"/>
+      <w:r>
+        <w:t xml:space="preserve"> je </w:t>
+      </w:r>
+      <w:proofErr w:type="spellStart"/>
+      <w:r>
+        <w:t>fundamentalna</w:t>
+      </w:r>
+      <w:proofErr w:type="spellEnd"/>
+      <w:r>
+        <w:t xml:space="preserve"> </w:t>
+      </w:r>
+      <w:proofErr w:type="spellStart"/>
+      <w:r>
+        <w:t>tehnologija</w:t>
+      </w:r>
+      <w:proofErr w:type="spellEnd"/>
+      <w:r>
+        <w:t xml:space="preserve"> </w:t>
+      </w:r>
+      <w:proofErr w:type="spellStart"/>
+      <w:r>
+        <w:t>koja</w:t>
+      </w:r>
+      <w:proofErr w:type="spellEnd"/>
+      <w:r>
+        <w:t xml:space="preserve"> je </w:t>
+      </w:r>
+      <w:proofErr w:type="spellStart"/>
+      <w:r>
+        <w:t>osnova</w:t>
+      </w:r>
+      <w:proofErr w:type="spellEnd"/>
+      <w:r>
+        <w:t xml:space="preserve"> cloud </w:t>
+      </w:r>
+      <w:proofErr w:type="spellStart"/>
+      <w:r>
+        <w:t>računarstva</w:t>
+      </w:r>
+      <w:proofErr w:type="spellEnd"/>
+      <w:r>
+        <w:t xml:space="preserve">. Ona </w:t>
+      </w:r>
+      <w:proofErr w:type="spellStart"/>
+      <w:r>
+        <w:t>omogućava</w:t>
+      </w:r>
+      <w:proofErr w:type="spellEnd"/>
+      <w:r>
+        <w:t xml:space="preserve"> da se </w:t>
+      </w:r>
+      <w:proofErr w:type="spellStart"/>
+      <w:r>
+        <w:t>kreira</w:t>
+      </w:r>
+      <w:proofErr w:type="spellEnd"/>
+      <w:r>
+        <w:t xml:space="preserve"> </w:t>
+      </w:r>
+      <w:proofErr w:type="spellStart"/>
+      <w:r>
+        <w:t>više</w:t>
+      </w:r>
+      <w:proofErr w:type="spellEnd"/>
+      <w:r>
+        <w:t xml:space="preserve"> </w:t>
+      </w:r>
+      <w:proofErr w:type="spellStart"/>
+      <w:r>
+        <w:t>simuliranih</w:t>
+      </w:r>
+      <w:proofErr w:type="spellEnd"/>
+      <w:r>
+        <w:t xml:space="preserve"> </w:t>
+      </w:r>
+      <w:proofErr w:type="spellStart"/>
+      <w:r>
+        <w:t>okruženja</w:t>
+      </w:r>
+      <w:proofErr w:type="spellEnd"/>
+      <w:r>
+        <w:t xml:space="preserve"> (</w:t>
+      </w:r>
+      <w:proofErr w:type="spellStart"/>
+      <w:r>
+        <w:t>Virtuelnih</w:t>
+      </w:r>
+      <w:proofErr w:type="spellEnd"/>
+      <w:r>
+        <w:t xml:space="preserve"> </w:t>
+      </w:r>
+      <w:proofErr w:type="spellStart"/>
+      <w:r>
+        <w:t>mašina</w:t>
+      </w:r>
+      <w:proofErr w:type="spellEnd"/>
+      <w:r>
+        <w:t xml:space="preserve"> </w:t>
+      </w:r>
+      <w:proofErr w:type="spellStart"/>
+      <w:r>
+        <w:t>ili</w:t>
+      </w:r>
+      <w:proofErr w:type="spellEnd"/>
+      <w:r>
+        <w:t xml:space="preserve"> VM) </w:t>
+      </w:r>
+      <w:proofErr w:type="spellStart"/>
+      <w:r>
+        <w:t>iz</w:t>
+      </w:r>
+      <w:proofErr w:type="spellEnd"/>
+      <w:r>
+        <w:t xml:space="preserve"> </w:t>
+      </w:r>
+      <w:proofErr w:type="spellStart"/>
+      <w:r>
+        <w:t>jednog</w:t>
+      </w:r>
+      <w:proofErr w:type="spellEnd"/>
+      <w:r>
+        <w:t xml:space="preserve"> </w:t>
+      </w:r>
+      <w:proofErr w:type="spellStart"/>
+      <w:r>
+        <w:t>fizičkog</w:t>
+      </w:r>
+      <w:proofErr w:type="spellEnd"/>
+      <w:r>
+        <w:t xml:space="preserve"> </w:t>
+      </w:r>
+      <w:proofErr w:type="spellStart"/>
+      <w:r>
+        <w:t>hardverskog</w:t>
+      </w:r>
+      <w:proofErr w:type="spellEnd"/>
+      <w:r>
+        <w:t xml:space="preserve"> </w:t>
+      </w:r>
+      <w:proofErr w:type="spellStart"/>
+      <w:r>
+        <w:t>sistema</w:t>
+      </w:r>
+      <w:proofErr w:type="spellEnd"/>
+      <w:r>
+        <w:t>.</w:t>
+      </w:r>
+      <w:r>
+        <w:br/>
+        <w:t xml:space="preserve">Pre </w:t>
+      </w:r>
+      <w:proofErr w:type="spellStart"/>
+      <w:r>
+        <w:t>virtuelizacije</w:t>
+      </w:r>
+      <w:proofErr w:type="spellEnd"/>
+      <w:r>
+        <w:t xml:space="preserve">, </w:t>
+      </w:r>
+      <w:proofErr w:type="spellStart"/>
+      <w:r>
+        <w:t>fizički</w:t>
+      </w:r>
+      <w:proofErr w:type="spellEnd"/>
+      <w:r>
+        <w:t xml:space="preserve"> server je </w:t>
+      </w:r>
+      <w:proofErr w:type="spellStart"/>
+      <w:r>
+        <w:t>mogao</w:t>
+      </w:r>
+      <w:proofErr w:type="spellEnd"/>
+      <w:r>
+        <w:t xml:space="preserve"> da </w:t>
+      </w:r>
+      <w:proofErr w:type="spellStart"/>
+      <w:r>
+        <w:t>pokreće</w:t>
+      </w:r>
+      <w:proofErr w:type="spellEnd"/>
+      <w:r>
+        <w:t xml:space="preserve"> </w:t>
+      </w:r>
+      <w:proofErr w:type="spellStart"/>
+      <w:r>
+        <w:t>samo</w:t>
+      </w:r>
+      <w:proofErr w:type="spellEnd"/>
+      <w:r>
+        <w:t xml:space="preserve"> </w:t>
+      </w:r>
+      <w:proofErr w:type="spellStart"/>
+      <w:r>
+        <w:t>jedan</w:t>
+      </w:r>
+      <w:proofErr w:type="spellEnd"/>
+      <w:r>
+        <w:t xml:space="preserve"> </w:t>
+      </w:r>
+      <w:proofErr w:type="spellStart"/>
+      <w:r>
+        <w:t>operativni</w:t>
+      </w:r>
+      <w:proofErr w:type="spellEnd"/>
+      <w:r>
+        <w:t xml:space="preserve"> system I </w:t>
+      </w:r>
+      <w:proofErr w:type="spellStart"/>
+      <w:r>
+        <w:t>često</w:t>
+      </w:r>
+      <w:proofErr w:type="spellEnd"/>
+      <w:r>
+        <w:t xml:space="preserve"> </w:t>
+      </w:r>
+      <w:proofErr w:type="spellStart"/>
+      <w:r>
+        <w:t>jedan</w:t>
+      </w:r>
+      <w:proofErr w:type="spellEnd"/>
+      <w:r>
+        <w:t xml:space="preserve"> </w:t>
+      </w:r>
+      <w:proofErr w:type="spellStart"/>
+      <w:r>
+        <w:t>zadatak</w:t>
+      </w:r>
+      <w:proofErr w:type="spellEnd"/>
+      <w:r>
+        <w:t xml:space="preserve">. Ovo je </w:t>
+      </w:r>
+      <w:proofErr w:type="spellStart"/>
+      <w:r>
+        <w:t>trošilo</w:t>
+      </w:r>
+      <w:proofErr w:type="spellEnd"/>
+      <w:r>
+        <w:t xml:space="preserve"> </w:t>
+      </w:r>
+      <w:proofErr w:type="spellStart"/>
+      <w:r>
+        <w:t>velike</w:t>
+      </w:r>
+      <w:proofErr w:type="spellEnd"/>
+      <w:r>
+        <w:t xml:space="preserve"> </w:t>
+      </w:r>
+      <w:proofErr w:type="spellStart"/>
+      <w:r>
+        <w:t>količine</w:t>
+      </w:r>
+      <w:proofErr w:type="spellEnd"/>
+      <w:r>
+        <w:t xml:space="preserve"> </w:t>
+      </w:r>
+      <w:proofErr w:type="spellStart"/>
+      <w:r>
+        <w:t>resursa</w:t>
+      </w:r>
+      <w:proofErr w:type="spellEnd"/>
+      <w:r>
+        <w:t xml:space="preserve"> </w:t>
+      </w:r>
+      <w:proofErr w:type="spellStart"/>
+      <w:r>
+        <w:t>ako</w:t>
+      </w:r>
+      <w:proofErr w:type="spellEnd"/>
+      <w:r>
+        <w:t xml:space="preserve"> je vasa </w:t>
+      </w:r>
+      <w:proofErr w:type="spellStart"/>
+      <w:r>
+        <w:t>aplikacija</w:t>
+      </w:r>
+      <w:proofErr w:type="spellEnd"/>
+      <w:r>
+        <w:t xml:space="preserve"> </w:t>
+      </w:r>
+      <w:proofErr w:type="spellStart"/>
+      <w:r>
+        <w:t>koristila</w:t>
+      </w:r>
+      <w:proofErr w:type="spellEnd"/>
+      <w:r>
+        <w:t xml:space="preserve"> </w:t>
+      </w:r>
+      <w:proofErr w:type="spellStart"/>
+      <w:r>
+        <w:t>samo</w:t>
+      </w:r>
+      <w:proofErr w:type="spellEnd"/>
+      <w:r>
+        <w:t xml:space="preserve"> 10% CPU-a </w:t>
+      </w:r>
+      <w:proofErr w:type="gramStart"/>
+      <w:r>
+        <w:t>a</w:t>
+      </w:r>
+      <w:proofErr w:type="gramEnd"/>
+      <w:r>
+        <w:t xml:space="preserve"> </w:t>
+      </w:r>
+      <w:proofErr w:type="spellStart"/>
+      <w:r>
+        <w:t>ostalih</w:t>
+      </w:r>
+      <w:proofErr w:type="spellEnd"/>
+      <w:r>
+        <w:t xml:space="preserve"> 90% je </w:t>
+      </w:r>
+      <w:proofErr w:type="spellStart"/>
+      <w:r>
+        <w:t>bilo</w:t>
+      </w:r>
+      <w:proofErr w:type="spellEnd"/>
+      <w:r>
+        <w:t xml:space="preserve"> </w:t>
+      </w:r>
+      <w:proofErr w:type="spellStart"/>
+      <w:r>
+        <w:t>neaktivno</w:t>
+      </w:r>
+      <w:proofErr w:type="spellEnd"/>
+      <w:r>
+        <w:t xml:space="preserve">. </w:t>
+      </w:r>
+      <w:proofErr w:type="spellStart"/>
+      <w:r>
+        <w:t>Virtuelizacija</w:t>
+      </w:r>
+      <w:proofErr w:type="spellEnd"/>
+      <w:r>
+        <w:t xml:space="preserve"> </w:t>
+      </w:r>
+      <w:proofErr w:type="spellStart"/>
+      <w:r>
+        <w:t>rešava</w:t>
+      </w:r>
+      <w:proofErr w:type="spellEnd"/>
+      <w:r>
+        <w:t xml:space="preserve"> </w:t>
+      </w:r>
+      <w:proofErr w:type="spellStart"/>
+      <w:r>
+        <w:t>ovaj</w:t>
+      </w:r>
+      <w:proofErr w:type="spellEnd"/>
+      <w:r>
+        <w:t xml:space="preserve"> problem </w:t>
+      </w:r>
+      <w:proofErr w:type="spellStart"/>
+      <w:r>
+        <w:t>tako</w:t>
+      </w:r>
+      <w:proofErr w:type="spellEnd"/>
+      <w:r>
+        <w:t xml:space="preserve"> </w:t>
+      </w:r>
+      <w:proofErr w:type="spellStart"/>
+      <w:r>
+        <w:t>što</w:t>
+      </w:r>
+      <w:proofErr w:type="spellEnd"/>
+      <w:r>
+        <w:t xml:space="preserve"> </w:t>
+      </w:r>
+      <w:proofErr w:type="spellStart"/>
+      <w:r>
+        <w:t>omogućava</w:t>
+      </w:r>
+      <w:proofErr w:type="spellEnd"/>
+      <w:r>
+        <w:t xml:space="preserve"> </w:t>
+      </w:r>
+      <w:proofErr w:type="spellStart"/>
+      <w:r>
+        <w:t>jednom</w:t>
+      </w:r>
+      <w:proofErr w:type="spellEnd"/>
+      <w:r>
+        <w:t xml:space="preserve"> </w:t>
+      </w:r>
+      <w:proofErr w:type="spellStart"/>
+      <w:r>
+        <w:t>fizičkom</w:t>
+      </w:r>
+      <w:proofErr w:type="spellEnd"/>
+      <w:r>
+        <w:t xml:space="preserve"> server da </w:t>
+      </w:r>
+      <w:proofErr w:type="spellStart"/>
+      <w:r>
+        <w:t>hostuje</w:t>
+      </w:r>
+      <w:proofErr w:type="spellEnd"/>
+      <w:r>
+        <w:t xml:space="preserve"> </w:t>
+      </w:r>
+      <w:proofErr w:type="spellStart"/>
+      <w:r>
+        <w:t>desetine</w:t>
+      </w:r>
+      <w:proofErr w:type="spellEnd"/>
+      <w:r>
+        <w:t xml:space="preserve"> </w:t>
+      </w:r>
+      <w:proofErr w:type="spellStart"/>
+      <w:r>
+        <w:t>virtuelnih</w:t>
+      </w:r>
+      <w:proofErr w:type="spellEnd"/>
+      <w:r>
+        <w:t xml:space="preserve"> </w:t>
+      </w:r>
+      <w:proofErr w:type="spellStart"/>
+      <w:r>
+        <w:t>servera</w:t>
+      </w:r>
+      <w:proofErr w:type="spellEnd"/>
+      <w:r>
+        <w:t xml:space="preserve">, od </w:t>
+      </w:r>
+      <w:proofErr w:type="spellStart"/>
+      <w:r>
+        <w:t>kojih</w:t>
+      </w:r>
+      <w:proofErr w:type="spellEnd"/>
+      <w:r>
+        <w:t xml:space="preserve"> </w:t>
+      </w:r>
+      <w:proofErr w:type="spellStart"/>
+      <w:r>
+        <w:t>svaki</w:t>
+      </w:r>
+      <w:proofErr w:type="spellEnd"/>
+      <w:r>
+        <w:t xml:space="preserve"> </w:t>
+      </w:r>
+      <w:proofErr w:type="spellStart"/>
+      <w:r>
+        <w:t>pokreće</w:t>
+      </w:r>
+      <w:proofErr w:type="spellEnd"/>
+      <w:r>
+        <w:t xml:space="preserve"> </w:t>
+      </w:r>
+      <w:proofErr w:type="spellStart"/>
+      <w:r>
+        <w:t>svoj</w:t>
+      </w:r>
+      <w:proofErr w:type="spellEnd"/>
+      <w:r>
+        <w:t xml:space="preserve"> OS I </w:t>
+      </w:r>
+      <w:proofErr w:type="spellStart"/>
+      <w:r>
+        <w:t>aplikacije</w:t>
+      </w:r>
+      <w:proofErr w:type="spellEnd"/>
+      <w:r>
+        <w:t xml:space="preserve"> </w:t>
+      </w:r>
+      <w:proofErr w:type="spellStart"/>
+      <w:r>
+        <w:t>izolovane</w:t>
+      </w:r>
+      <w:proofErr w:type="spellEnd"/>
+      <w:r>
+        <w:t xml:space="preserve"> </w:t>
+      </w:r>
+      <w:proofErr w:type="spellStart"/>
+      <w:r>
+        <w:t>od</w:t>
+      </w:r>
+      <w:proofErr w:type="spellEnd"/>
+      <w:r>
+        <w:t xml:space="preserve"> </w:t>
+      </w:r>
+      <w:proofErr w:type="spellStart"/>
+      <w:r>
+        <w:t>ostalih</w:t>
+      </w:r>
+      <w:proofErr w:type="spellEnd"/>
+      <w:r>
+        <w:t>.</w:t>
+      </w:r>
+    </w:p>
+    <w:p>
+      <w:pPr>
+        <w:ind w:left="720"/>
+        <w:jc w:val="center"/>
+      </w:pPr>
+      <w:r>
+        <w:fldChar w:fldCharType="begin"/>
+      </w:r>
+      <w:r>
+        <w:instrText xml:space="preserve"> INCLUDEPICTURE "https://s8.ezgif.com/tmp/ezgif-8772e4efe177e7e2.png" \* MERGEFORMATINET </w:instrText>
+      </w:r>
+      <w:r>
+        <w:fldChar w:fldCharType="separate"/>
+      </w:r>
+      <w:r>
+        <w:fldChar w:fldCharType="begin"/>
+      </w:r>
+      <w:r>
+        <w:instrText xml:space="preserve"> INCLUDEPICTURE  "https://s8.ezgif.com/tmp/ezgif-8772e4efe177e7e2.png" \* MERGEFORMATINET </w:instrText>
+      </w:r>
+      <w:r>
+        <w:fldChar w:fldCharType="separate"/>
+      </w:r>
+      <w:r>
+        <w:fldChar w:fldCharType="begin"/>
+      </w:r>
+      <w:r>
+        <w:instrText xml:space="preserve"> INCLUDEPICTURE  "https://s8.ezgif.com/tmp/ezgif-8772e4efe177e7e2.png" \* MERGEFORMATINET </w:instrText>
+      </w:r>
+      <w:r>
+        <w:fldChar w:fldCharType="separate"/>
+      </w:r>
+      <w:r>
+        <w:pict w14:anchorId="2EEECBF5">
+          <v:shape id="_x0000_i1029" type="#_x0000_t75" alt="url_upload_69c12ed641d83.png [webp-to-png output image]" style="width:441pt;height:220.2pt">
+            <v:imagedata r:id="rId17" r:href="rId18"/>
+          </v:shape>
+        </w:pict>
+      </w:r>
+      <w:r>
+        <w:fldChar w:fldCharType="end"/>
+      </w:r>
+      <w:r>
+        <w:fldChar w:fldCharType="end"/>
+      </w:r>
+      <w:r>
+        <w:fldChar w:fldCharType="end"/>
+      </w:r>
+    </w:p>
+    <w:p>
+      <w:pPr>
+        <w:ind w:left="720"/>
+        <w:jc w:val="center"/>
+        <w:rPr>
+          <w:i/>
+          <w:iCs/>
+          <w:lang w:val="sr-Latn-RS"/>
+        </w:rPr>
+      </w:pPr>
+      <w:proofErr w:type="spellStart"/>
+      <w:r>
+        <w:rPr>
+          <w:i/>
+          <w:iCs/>
+        </w:rPr>
+        <w:t>Slika</w:t>
+      </w:r>
+      <w:proofErr w:type="spellEnd"/>
+      <w:r>
+        <w:rPr>
+          <w:i/>
+          <w:iCs/>
+        </w:rPr>
+        <w:t xml:space="preserve"> 3.</w:t>
+      </w:r>
+      <w:r>
+        <w:rPr>
+          <w:i/>
+          <w:iCs/>
+        </w:rPr>
+        <w:br/>
+        <w:t xml:space="preserve">Tip 1 </w:t>
+      </w:r>
+      <w:proofErr w:type="spellStart"/>
+      <w:r>
+        <w:rPr>
+          <w:i/>
+          <w:iCs/>
+        </w:rPr>
+        <w:t>Virtuelizacije</w:t>
+      </w:r>
+      <w:proofErr w:type="spellEnd"/>
+      <w:r>
+        <w:rPr>
+          <w:i/>
+          <w:iCs/>
+        </w:rPr>
+        <w:t xml:space="preserve"> [3]</w:t>
+      </w:r>
+    </w:p>
+    <w:p>
+      <w:pPr>
+        <w:ind w:left="720"/>
+        <w:jc w:val="center"/>
+      </w:pPr>
+      <w:r>
+        <w:fldChar w:fldCharType="begin"/>
+      </w:r>
+      <w:r>
+        <w:instrText xml:space="preserve"> INCLUDEPICTURE "https://s8.ezgif.com/tmp/ezgif-828e03a3e98cd7c5.png" \* MERGEFORMATINET </w:instrText>
+      </w:r>
+      <w:r>
+        <w:fldChar w:fldCharType="separate"/>
+      </w:r>
+      <w:r>
+        <w:fldChar w:fldCharType="begin"/>
+      </w:r>
+      <w:r>
+        <w:instrText xml:space="preserve"> INCLUDEPICTURE  "https://s8.ezgif.com/tmp/ezgif-828e03a3e98cd7c5.png" \* MERGEFORMATINET </w:instrText>
+      </w:r>
+      <w:r>
+        <w:fldChar w:fldCharType="separate"/>
+      </w:r>
+      <w:r>
+        <w:fldChar w:fldCharType="begin"/>
+      </w:r>
+      <w:r>
+        <w:instrText xml:space="preserve"> INCLUDEPICTURE  "https://s8.ezgif.com/tmp/ezgif-828e03a3e98cd7c5.png" \* MERGEFORMATINET </w:instrText>
+      </w:r>
+      <w:r>
+        <w:fldChar w:fldCharType="separate"/>
+      </w:r>
+      <w:r>
+        <w:pict w14:anchorId="4161A99A">
+          <v:shape id="_x0000_i1030" type="#_x0000_t75" alt="url_upload_69c12f31a6cc4.png [webp-to-png output image]" style="width:424.2pt;height:212.4pt">
+            <v:imagedata r:id="rId19" r:href="rId20"/>
+          </v:shape>
+        </w:pict>
+      </w:r>
+      <w:r>
+        <w:fldChar w:fldCharType="end"/>
+      </w:r>
+      <w:r>
+        <w:fldChar w:fldCharType="end"/>
+      </w:r>
+      <w:r>
+        <w:fldChar w:fldCharType="end"/>
+      </w:r>
+    </w:p>
+    <w:p>
+      <w:pPr>
+        <w:ind w:left="720"/>
+        <w:jc w:val="center"/>
+        <w:rPr>
+          <w:i/>
+          <w:iCs/>
+        </w:rPr>
+      </w:pPr>
+      <w:r>
+        <w:rPr>
+          <w:i/>
+          <w:iCs/>
+          <w:lang w:val="sr-Latn-RS"/>
+        </w:rPr>
+        <w:t>Slika 4.</w:t>
+      </w:r>
+      <w:r>
+        <w:rPr>
+          <w:i/>
+          <w:iCs/>
+          <w:lang w:val="sr-Latn-RS"/>
+        </w:rPr>
+        <w:br/>
+        <w:t xml:space="preserve">Tip 2 Virtuelizacije </w:t>
+      </w:r>
+      <w:r>
+        <w:rPr>
+          <w:i/>
+          <w:iCs/>
+        </w:rPr>
+        <w:t>[3]</w:t>
+      </w:r>
+    </w:p>
+    <w:p>
+      <w:pPr>
+        <w:ind w:left="720"/>
+        <w:jc w:val="center"/>
+        <w:rPr>
+          <w:i/>
+          <w:iCs/>
+        </w:rPr>
+      </w:pPr>
+    </w:p>
+    <w:p>
+      <w:pPr>
+        <w:rPr>
+          <w:b/>
+          <w:bCs/>
+          <w:i/>
+          <w:iCs/>
+        </w:rPr>
+      </w:pPr>
+      <w:proofErr w:type="spellStart"/>
+      <w:r>
+        <w:rPr>
+          <w:b/>
+          <w:bCs/>
+        </w:rPr>
+        <w:t>Centralna</w:t>
+      </w:r>
+      <w:proofErr w:type="spellEnd"/>
+      <w:r>
+        <w:rPr>
+          <w:b/>
+          <w:bCs/>
+        </w:rPr>
+        <w:t xml:space="preserve"> </w:t>
+      </w:r>
+      <w:proofErr w:type="spellStart"/>
+      <w:r>
+        <w:rPr>
+          <w:b/>
+          <w:bCs/>
+        </w:rPr>
+        <w:t>arhitektura</w:t>
+      </w:r>
+      <w:proofErr w:type="spellEnd"/>
+      <w:r>
+        <w:rPr>
+          <w:b/>
+          <w:bCs/>
+          <w:i/>
+          <w:iCs/>
+        </w:rPr>
+        <w:br/>
+      </w:r>
+      <w:r>
+        <w:t xml:space="preserve">U </w:t>
+      </w:r>
+      <w:proofErr w:type="spellStart"/>
+      <w:r>
+        <w:t>centru</w:t>
+      </w:r>
+      <w:proofErr w:type="spellEnd"/>
+      <w:r>
+        <w:t xml:space="preserve"> </w:t>
+      </w:r>
+      <w:proofErr w:type="spellStart"/>
+      <w:r>
+        <w:t>virtuelizacije</w:t>
+      </w:r>
+      <w:proofErr w:type="spellEnd"/>
+      <w:r>
+        <w:t xml:space="preserve"> je </w:t>
+      </w:r>
+      <w:proofErr w:type="spellStart"/>
+      <w:r>
+        <w:t>softver</w:t>
+      </w:r>
+      <w:proofErr w:type="spellEnd"/>
+      <w:r>
+        <w:t xml:space="preserve"> koji se </w:t>
+      </w:r>
+      <w:proofErr w:type="spellStart"/>
+      <w:r>
+        <w:t>zove</w:t>
+      </w:r>
+      <w:proofErr w:type="spellEnd"/>
+      <w:r>
+        <w:t xml:space="preserve"> hypervisor.</w:t>
+      </w:r>
+    </w:p>
+    <w:p>
+      <w:pPr>
+        <w:numPr>
+          <w:ilvl w:val="0"/>
+          <w:numId w:val="32"/>
+        </w:numPr>
+        <w:rPr>
+          <w:lang w:val="sr-Latn-RS"/>
+        </w:rPr>
+      </w:pPr>
+      <w:r>
+        <w:lastRenderedPageBreak/>
+        <w:t>Fizi</w:t>
+      </w:r>
+      <w:r>
+        <w:rPr>
+          <w:lang w:val="sr-Latn-RS"/>
+        </w:rPr>
+        <w:t>čki hardver (host): Stvarni server (procesor, RAM, disk).</w:t>
+      </w:r>
+    </w:p>
+    <w:p>
+      <w:pPr>
+        <w:numPr>
+          <w:ilvl w:val="0"/>
+          <w:numId w:val="32"/>
+        </w:numPr>
+        <w:rPr>
+          <w:lang w:val="sr-Latn-RS"/>
+        </w:rPr>
+      </w:pPr>
+      <w:r>
+        <w:rPr>
+          <w:lang w:val="sr-Latn-RS"/>
+        </w:rPr>
+        <w:t>Hypervisor: Softverski sloj koji se nalazi između hardvera i virtuelnih mašina. On dodeljuje resurse i upravalja virtuelnim mašinama.</w:t>
+      </w:r>
+    </w:p>
+    <w:p>
+      <w:pPr>
+        <w:numPr>
+          <w:ilvl w:val="0"/>
+          <w:numId w:val="32"/>
+        </w:numPr>
+        <w:rPr>
+          <w:lang w:val="sr-Latn-RS"/>
+        </w:rPr>
+      </w:pPr>
+      <w:r>
+        <w:rPr>
+          <w:lang w:val="sr-Latn-RS"/>
+        </w:rPr>
+        <w:t>Virtuelna mašina: Softverski računar koji radi kao fizički. Ima svoj operativni sistem, biblioteke i aplikacije.</w:t>
+      </w:r>
+    </w:p>
+    <w:p>
+      <w:pPr>
+        <w:rPr>
+          <w:lang w:val="sr-Latn-RS"/>
+        </w:rPr>
+      </w:pPr>
+      <w:r>
+        <w:rPr>
+          <w:b/>
+          <w:bCs/>
+          <w:lang w:val="sr-Latn-RS"/>
+        </w:rPr>
+        <w:t>Kako virtuelizacija funkcioniše.</w:t>
+      </w:r>
+      <w:r>
+        <w:rPr>
+          <w:lang w:val="sr-Latn-RS"/>
+        </w:rPr>
+        <w:br/>
+        <w:t>Virtuelizacija koristi hypervisor da napravi više virtuelnih kompjutera na jednom fizičkom kompjuteru. Te virtuelne mašine funkcionišu kao pravi kompjuteri ali koriste istu fizičku mašinu.</w:t>
+      </w:r>
+    </w:p>
+    <w:p>
+      <w:pPr>
+        <w:rPr>
+          <w:lang w:val="sr-Latn-RS"/>
+        </w:rPr>
+      </w:pPr>
+      <w:r>
+        <w:rPr>
+          <w:b/>
+          <w:bCs/>
+          <w:lang w:val="sr-Latn-RS"/>
+        </w:rPr>
+        <w:t>Virtuelne mašine:</w:t>
+      </w:r>
+      <w:r>
+        <w:rPr>
+          <w:b/>
+          <w:bCs/>
+          <w:lang w:val="sr-Latn-RS"/>
+        </w:rPr>
+        <w:br/>
+      </w:r>
+      <w:r>
+        <w:rPr>
+          <w:lang w:val="sr-Latn-RS"/>
+        </w:rPr>
+        <w:t>Nakon instaliranje softvera za virtuelizaciju (npr. VirtualBox) mogu se praviti virtuelne mašine.</w:t>
+      </w:r>
+      <w:r>
+        <w:rPr>
+          <w:lang w:val="sr-Latn-RS"/>
+        </w:rPr>
+        <w:br/>
+        <w:t>Pravi kompjuter je „Host</w:t>
+      </w:r>
+      <w:r>
+        <w:t>”</w:t>
+      </w:r>
+      <w:r>
+        <w:rPr>
+          <w:lang w:val="sr-Latn-RS"/>
+        </w:rPr>
+        <w:t xml:space="preserve"> dok su virtuelne mašine </w:t>
+      </w:r>
+      <w:r>
+        <w:t>“Guest” ma</w:t>
+      </w:r>
+      <w:r>
+        <w:rPr>
+          <w:lang w:val="sr-Latn-RS"/>
+        </w:rPr>
+        <w:t>šine, jedan host može da pokrene više virtuelnih mašina.</w:t>
+      </w:r>
+      <w:r>
+        <w:rPr>
+          <w:lang w:val="sr-Latn-RS"/>
+        </w:rPr>
+        <w:br/>
+        <w:t>Svaka virtuelna mašine funkcioniše kao odvojen kompjuter, sa svojim podešavanjima, programima i konfiguracijom. Koriste sistemske resurse kao CPU, RAM i memoriju, ali rade kao da koriste sopstveni hardware.</w:t>
+      </w:r>
+    </w:p>
+    <w:p>
+      <w:r>
+        <w:rPr>
+          <w:b/>
+          <w:bCs/>
+          <w:lang w:val="sr-Latn-RS"/>
+        </w:rPr>
+        <w:t>Tipovi virtuelizacije:</w:t>
+      </w:r>
+      <w:r>
+        <w:rPr>
+          <w:b/>
+          <w:bCs/>
+          <w:lang w:val="sr-Latn-RS"/>
+        </w:rPr>
+        <w:br/>
+      </w:r>
+      <w:proofErr w:type="spellStart"/>
+      <w:r>
+        <w:rPr>
+          <w:b/>
+          <w:bCs/>
+        </w:rPr>
+        <w:t>Virtuelizacija</w:t>
+      </w:r>
+      <w:proofErr w:type="spellEnd"/>
+      <w:r>
+        <w:rPr>
+          <w:b/>
+          <w:bCs/>
+        </w:rPr>
+        <w:t xml:space="preserve"> </w:t>
+      </w:r>
+      <w:proofErr w:type="spellStart"/>
+      <w:r>
+        <w:rPr>
+          <w:b/>
+          <w:bCs/>
+        </w:rPr>
+        <w:t>aplikacija</w:t>
+      </w:r>
+      <w:proofErr w:type="spellEnd"/>
+      <w:r>
+        <w:rPr>
+          <w:b/>
+          <w:bCs/>
+        </w:rPr>
+        <w:t xml:space="preserve"> -</w:t>
+      </w:r>
+      <w:r>
+        <w:rPr>
+          <w:b/>
+          <w:bCs/>
+        </w:rPr>
+        <w:br/>
+      </w:r>
+      <w:proofErr w:type="spellStart"/>
+      <w:r>
+        <w:t>Inkapsuliranje</w:t>
+      </w:r>
+      <w:proofErr w:type="spellEnd"/>
+      <w:r>
+        <w:t xml:space="preserve"> </w:t>
+      </w:r>
+      <w:proofErr w:type="spellStart"/>
+      <w:r>
+        <w:t>aplikacije</w:t>
+      </w:r>
+      <w:proofErr w:type="spellEnd"/>
+      <w:r>
+        <w:t xml:space="preserve"> </w:t>
+      </w:r>
+      <w:proofErr w:type="spellStart"/>
+      <w:r>
+        <w:t>tako</w:t>
+      </w:r>
+      <w:proofErr w:type="spellEnd"/>
+      <w:r>
+        <w:t xml:space="preserve"> da </w:t>
+      </w:r>
+      <w:proofErr w:type="spellStart"/>
+      <w:r>
+        <w:t>radi</w:t>
+      </w:r>
+      <w:proofErr w:type="spellEnd"/>
+      <w:r>
+        <w:t xml:space="preserve"> </w:t>
+      </w:r>
+      <w:proofErr w:type="spellStart"/>
+      <w:r>
+        <w:t>nezavisno</w:t>
+      </w:r>
+      <w:proofErr w:type="spellEnd"/>
+      <w:r>
+        <w:t xml:space="preserve"> od </w:t>
+      </w:r>
+      <w:proofErr w:type="spellStart"/>
+      <w:r>
+        <w:t>osnovnog</w:t>
+      </w:r>
+      <w:proofErr w:type="spellEnd"/>
+      <w:r>
+        <w:t xml:space="preserve"> </w:t>
+      </w:r>
+      <w:proofErr w:type="spellStart"/>
+      <w:r>
+        <w:t>operativnog</w:t>
+      </w:r>
+      <w:proofErr w:type="spellEnd"/>
+      <w:r>
+        <w:t xml:space="preserve"> </w:t>
+      </w:r>
+      <w:proofErr w:type="spellStart"/>
+      <w:r>
+        <w:t>sistema</w:t>
+      </w:r>
+      <w:proofErr w:type="spellEnd"/>
+      <w:r>
+        <w:t xml:space="preserve">. </w:t>
+      </w:r>
+      <w:proofErr w:type="spellStart"/>
+      <w:r>
+        <w:t>Korisnik</w:t>
+      </w:r>
+      <w:proofErr w:type="spellEnd"/>
+      <w:r>
+        <w:t xml:space="preserve"> </w:t>
+      </w:r>
+      <w:proofErr w:type="spellStart"/>
+      <w:r>
+        <w:t>pristupa</w:t>
+      </w:r>
+      <w:proofErr w:type="spellEnd"/>
+      <w:r>
+        <w:t xml:space="preserve"> </w:t>
+      </w:r>
+      <w:proofErr w:type="spellStart"/>
+      <w:r>
+        <w:t>aplikaciji</w:t>
+      </w:r>
+      <w:proofErr w:type="spellEnd"/>
+      <w:r>
+        <w:t xml:space="preserve"> </w:t>
+      </w:r>
+      <w:proofErr w:type="spellStart"/>
+      <w:r>
+        <w:t>daljinski</w:t>
+      </w:r>
+      <w:proofErr w:type="spellEnd"/>
+      <w:r>
+        <w:t xml:space="preserve"> bez </w:t>
+      </w:r>
+      <w:proofErr w:type="spellStart"/>
+      <w:r>
+        <w:t>instaliranja</w:t>
+      </w:r>
+      <w:proofErr w:type="spellEnd"/>
+      <w:r>
+        <w:t>.</w:t>
+      </w:r>
+    </w:p>
+    <w:p>
+      <w:r>
+        <w:t xml:space="preserve">Primer: </w:t>
+      </w:r>
+      <w:proofErr w:type="spellStart"/>
+      <w:r>
+        <w:t>Korišćenje</w:t>
+      </w:r>
+      <w:proofErr w:type="spellEnd"/>
+      <w:r>
+        <w:t xml:space="preserve"> Microsoft App-V </w:t>
+      </w:r>
+      <w:proofErr w:type="spellStart"/>
+      <w:r>
+        <w:t>ili</w:t>
+      </w:r>
+      <w:proofErr w:type="spellEnd"/>
+      <w:r>
+        <w:t xml:space="preserve"> Citrix-a za </w:t>
+      </w:r>
+      <w:proofErr w:type="spellStart"/>
+      <w:r>
+        <w:t>pokretanje</w:t>
+      </w:r>
+      <w:proofErr w:type="spellEnd"/>
+      <w:r>
+        <w:t xml:space="preserve"> Microsoft Excel-a </w:t>
+      </w:r>
+      <w:proofErr w:type="spellStart"/>
+      <w:r>
+        <w:t>na</w:t>
+      </w:r>
+      <w:proofErr w:type="spellEnd"/>
+      <w:r>
+        <w:t xml:space="preserve"> iPad-u. </w:t>
+      </w:r>
+      <w:proofErr w:type="spellStart"/>
+      <w:r>
+        <w:t>Aplikacija</w:t>
+      </w:r>
+      <w:proofErr w:type="spellEnd"/>
+      <w:r>
+        <w:t xml:space="preserve"> </w:t>
+      </w:r>
+      <w:proofErr w:type="spellStart"/>
+      <w:r>
+        <w:t>radi</w:t>
+      </w:r>
+      <w:proofErr w:type="spellEnd"/>
+      <w:r>
+        <w:t xml:space="preserve"> </w:t>
+      </w:r>
+      <w:proofErr w:type="spellStart"/>
+      <w:r>
+        <w:t>na</w:t>
+      </w:r>
+      <w:proofErr w:type="spellEnd"/>
+      <w:r>
+        <w:t xml:space="preserve"> </w:t>
+      </w:r>
+      <w:proofErr w:type="spellStart"/>
+      <w:r>
+        <w:t>serveru</w:t>
+      </w:r>
+      <w:proofErr w:type="spellEnd"/>
+      <w:r>
+        <w:t xml:space="preserve">, </w:t>
+      </w:r>
+      <w:proofErr w:type="spellStart"/>
+      <w:r>
+        <w:t>ali</w:t>
+      </w:r>
+      <w:proofErr w:type="spellEnd"/>
+      <w:r>
+        <w:t xml:space="preserve"> je </w:t>
+      </w:r>
+      <w:proofErr w:type="spellStart"/>
+      <w:r>
+        <w:t>korisnik</w:t>
+      </w:r>
+      <w:proofErr w:type="spellEnd"/>
+      <w:r>
+        <w:t xml:space="preserve"> </w:t>
+      </w:r>
+      <w:proofErr w:type="spellStart"/>
+      <w:r>
+        <w:t>vidi</w:t>
+      </w:r>
+      <w:proofErr w:type="spellEnd"/>
+      <w:r>
+        <w:t xml:space="preserve"> </w:t>
+      </w:r>
+      <w:proofErr w:type="spellStart"/>
+      <w:r>
+        <w:t>na</w:t>
+      </w:r>
+      <w:proofErr w:type="spellEnd"/>
+      <w:r>
+        <w:t xml:space="preserve"> </w:t>
+      </w:r>
+      <w:proofErr w:type="spellStart"/>
+      <w:r>
+        <w:t>svom</w:t>
+      </w:r>
+      <w:proofErr w:type="spellEnd"/>
+      <w:r>
+        <w:t xml:space="preserve"> </w:t>
+      </w:r>
+      <w:proofErr w:type="spellStart"/>
+      <w:r>
+        <w:t>tabletu</w:t>
+      </w:r>
+      <w:proofErr w:type="spellEnd"/>
+      <w:r>
+        <w:t>.</w:t>
+      </w:r>
+      <w:r>
+        <w:br/>
+      </w:r>
+      <w:r>
+        <w:br/>
+      </w:r>
+      <w:proofErr w:type="spellStart"/>
+      <w:r>
+        <w:rPr>
+          <w:b/>
+          <w:bCs/>
+        </w:rPr>
+        <w:t>Virtuelizacija</w:t>
+      </w:r>
+      <w:proofErr w:type="spellEnd"/>
+      <w:r>
+        <w:rPr>
+          <w:b/>
+          <w:bCs/>
+        </w:rPr>
+        <w:t xml:space="preserve"> </w:t>
+      </w:r>
+      <w:proofErr w:type="spellStart"/>
+      <w:r>
+        <w:rPr>
+          <w:b/>
+          <w:bCs/>
+        </w:rPr>
+        <w:t>mreže</w:t>
+      </w:r>
+      <w:proofErr w:type="spellEnd"/>
+      <w:r>
+        <w:rPr>
+          <w:b/>
+          <w:bCs/>
+        </w:rPr>
+        <w:t xml:space="preserve"> –</w:t>
+      </w:r>
+      <w:r>
+        <w:br/>
+      </w:r>
+      <w:proofErr w:type="spellStart"/>
+      <w:r>
+        <w:t>Odvajanje</w:t>
+      </w:r>
+      <w:proofErr w:type="spellEnd"/>
+      <w:r>
+        <w:t xml:space="preserve"> </w:t>
+      </w:r>
+      <w:proofErr w:type="spellStart"/>
+      <w:r>
+        <w:t>mrežnih</w:t>
+      </w:r>
+      <w:proofErr w:type="spellEnd"/>
+      <w:r>
+        <w:t xml:space="preserve"> </w:t>
+      </w:r>
+      <w:proofErr w:type="spellStart"/>
+      <w:r>
+        <w:t>funkcija</w:t>
+      </w:r>
+      <w:proofErr w:type="spellEnd"/>
+      <w:r>
+        <w:t xml:space="preserve"> (r</w:t>
+      </w:r>
+      <w:r>
+        <w:t>outing</w:t>
+      </w:r>
+      <w:r>
+        <w:t xml:space="preserve">, </w:t>
+      </w:r>
+      <w:r>
+        <w:t>switching</w:t>
+      </w:r>
+      <w:r>
+        <w:t xml:space="preserve">, </w:t>
+      </w:r>
+      <w:r>
+        <w:t>firewall</w:t>
+      </w:r>
+      <w:r>
+        <w:t xml:space="preserve">) od </w:t>
+      </w:r>
+      <w:proofErr w:type="spellStart"/>
+      <w:r>
+        <w:t>fizičkih</w:t>
+      </w:r>
+      <w:proofErr w:type="spellEnd"/>
+      <w:r>
+        <w:t xml:space="preserve"> </w:t>
+      </w:r>
+      <w:proofErr w:type="spellStart"/>
+      <w:r>
+        <w:t>kablova</w:t>
+      </w:r>
+      <w:proofErr w:type="spellEnd"/>
+      <w:r>
+        <w:t xml:space="preserve"> </w:t>
+      </w:r>
+      <w:proofErr w:type="spellStart"/>
+      <w:r>
+        <w:t>i</w:t>
+      </w:r>
+      <w:proofErr w:type="spellEnd"/>
+      <w:r>
+        <w:t xml:space="preserve"> </w:t>
+      </w:r>
+      <w:proofErr w:type="spellStart"/>
+      <w:r>
+        <w:t>svitčeva</w:t>
+      </w:r>
+      <w:proofErr w:type="spellEnd"/>
+      <w:r>
+        <w:t xml:space="preserve">. </w:t>
+      </w:r>
+      <w:proofErr w:type="spellStart"/>
+      <w:r>
+        <w:t>Kreira</w:t>
+      </w:r>
+      <w:proofErr w:type="spellEnd"/>
+      <w:r>
+        <w:t xml:space="preserve"> se „</w:t>
+      </w:r>
+      <w:proofErr w:type="spellStart"/>
+      <w:r>
+        <w:t>softverski</w:t>
+      </w:r>
+      <w:proofErr w:type="spellEnd"/>
+      <w:r>
+        <w:t xml:space="preserve"> </w:t>
+      </w:r>
+      <w:proofErr w:type="spellStart"/>
+      <w:r>
+        <w:t>definisana</w:t>
+      </w:r>
+      <w:proofErr w:type="spellEnd"/>
+      <w:r>
+        <w:t xml:space="preserve"> </w:t>
+      </w:r>
+      <w:proofErr w:type="spellStart"/>
+      <w:proofErr w:type="gramStart"/>
+      <w:r>
+        <w:t>mreža</w:t>
+      </w:r>
+      <w:proofErr w:type="spellEnd"/>
+      <w:r>
+        <w:t>“ (</w:t>
+      </w:r>
+      <w:proofErr w:type="gramEnd"/>
+      <w:r>
+        <w:t>SDN).</w:t>
+      </w:r>
+    </w:p>
+    <w:p>
+      <w:r>
+        <w:t>Primer: AWS VPC (</w:t>
+      </w:r>
+      <w:proofErr w:type="spellStart"/>
+      <w:r>
+        <w:t>virtuelni</w:t>
+      </w:r>
+      <w:proofErr w:type="spellEnd"/>
+      <w:r>
+        <w:t xml:space="preserve"> </w:t>
+      </w:r>
+      <w:proofErr w:type="spellStart"/>
+      <w:r>
+        <w:t>privatni</w:t>
+      </w:r>
+      <w:proofErr w:type="spellEnd"/>
+      <w:r>
+        <w:t xml:space="preserve"> </w:t>
+      </w:r>
+      <w:proofErr w:type="spellStart"/>
+      <w:r>
+        <w:t>oblak</w:t>
+      </w:r>
+      <w:proofErr w:type="spellEnd"/>
+      <w:r>
+        <w:t xml:space="preserve">). </w:t>
+      </w:r>
+      <w:proofErr w:type="spellStart"/>
+      <w:r>
+        <w:t>Podmreže</w:t>
+      </w:r>
+      <w:proofErr w:type="spellEnd"/>
+      <w:r>
+        <w:t xml:space="preserve"> </w:t>
+      </w:r>
+      <w:proofErr w:type="spellStart"/>
+      <w:r>
+        <w:t>i</w:t>
+      </w:r>
+      <w:proofErr w:type="spellEnd"/>
+      <w:r>
+        <w:t xml:space="preserve"> </w:t>
+      </w:r>
+      <w:proofErr w:type="spellStart"/>
+      <w:r>
+        <w:t>tabele</w:t>
+      </w:r>
+      <w:proofErr w:type="spellEnd"/>
+      <w:r>
+        <w:t xml:space="preserve"> </w:t>
+      </w:r>
+      <w:proofErr w:type="spellStart"/>
+      <w:r>
+        <w:t>rutiranja</w:t>
+      </w:r>
+      <w:proofErr w:type="spellEnd"/>
+      <w:r>
+        <w:t xml:space="preserve"> </w:t>
+      </w:r>
+      <w:proofErr w:type="spellStart"/>
+      <w:r>
+        <w:t>kreirate</w:t>
+      </w:r>
+      <w:proofErr w:type="spellEnd"/>
+      <w:r>
+        <w:t xml:space="preserve"> u </w:t>
+      </w:r>
+      <w:proofErr w:type="spellStart"/>
+      <w:r>
+        <w:t>softveru</w:t>
+      </w:r>
+      <w:proofErr w:type="spellEnd"/>
+      <w:r>
+        <w:t xml:space="preserve">, bez </w:t>
+      </w:r>
+      <w:proofErr w:type="spellStart"/>
+      <w:r>
+        <w:t>dodirivanja</w:t>
+      </w:r>
+      <w:proofErr w:type="spellEnd"/>
+      <w:r>
+        <w:t xml:space="preserve"> </w:t>
+      </w:r>
+      <w:proofErr w:type="spellStart"/>
+      <w:r>
+        <w:t>fizičkog</w:t>
+      </w:r>
+      <w:proofErr w:type="spellEnd"/>
+      <w:r>
+        <w:t xml:space="preserve"> </w:t>
+      </w:r>
+      <w:proofErr w:type="spellStart"/>
+      <w:r>
+        <w:t>rutera</w:t>
+      </w:r>
+      <w:proofErr w:type="spellEnd"/>
+      <w:r>
+        <w:t>.</w:t>
+      </w:r>
+    </w:p>
+    <w:p>
+      <w:r>
+        <w:br/>
+      </w:r>
+      <w:proofErr w:type="spellStart"/>
+      <w:r>
+        <w:rPr>
+          <w:b/>
+          <w:bCs/>
+        </w:rPr>
+        <w:t>Virtuelizacija</w:t>
+      </w:r>
+      <w:proofErr w:type="spellEnd"/>
+      <w:r>
+        <w:rPr>
+          <w:b/>
+          <w:bCs/>
+        </w:rPr>
+        <w:t xml:space="preserve"> </w:t>
+      </w:r>
+      <w:proofErr w:type="spellStart"/>
+      <w:r>
+        <w:rPr>
+          <w:b/>
+          <w:bCs/>
+        </w:rPr>
+        <w:t>desktopa</w:t>
+      </w:r>
+      <w:proofErr w:type="spellEnd"/>
+      <w:r>
+        <w:rPr>
+          <w:b/>
+          <w:bCs/>
+        </w:rPr>
+        <w:t xml:space="preserve"> -</w:t>
+      </w:r>
+      <w:r>
+        <w:br/>
+      </w:r>
+      <w:proofErr w:type="spellStart"/>
+      <w:r>
+        <w:t>Hostovanje</w:t>
+      </w:r>
+      <w:proofErr w:type="spellEnd"/>
+      <w:r>
+        <w:t xml:space="preserve"> </w:t>
+      </w:r>
+      <w:proofErr w:type="spellStart"/>
+      <w:r>
+        <w:t>korisničkog</w:t>
+      </w:r>
+      <w:proofErr w:type="spellEnd"/>
+      <w:r>
+        <w:t xml:space="preserve"> desktop </w:t>
+      </w:r>
+      <w:proofErr w:type="spellStart"/>
+      <w:r>
+        <w:t>okruženja</w:t>
+      </w:r>
+      <w:proofErr w:type="spellEnd"/>
+      <w:r>
+        <w:t xml:space="preserve"> </w:t>
+      </w:r>
+      <w:proofErr w:type="spellStart"/>
+      <w:r>
+        <w:t>na</w:t>
+      </w:r>
+      <w:proofErr w:type="spellEnd"/>
+      <w:r>
+        <w:t xml:space="preserve"> </w:t>
+      </w:r>
+      <w:proofErr w:type="spellStart"/>
+      <w:r>
+        <w:t>centralizovanom</w:t>
+      </w:r>
+      <w:proofErr w:type="spellEnd"/>
+      <w:r>
+        <w:t xml:space="preserve"> </w:t>
+      </w:r>
+      <w:proofErr w:type="spellStart"/>
+      <w:r>
+        <w:t>serveru</w:t>
+      </w:r>
+      <w:proofErr w:type="spellEnd"/>
+      <w:r>
+        <w:t xml:space="preserve">. </w:t>
+      </w:r>
+      <w:proofErr w:type="spellStart"/>
+      <w:r>
+        <w:t>Korisnik</w:t>
+      </w:r>
+      <w:proofErr w:type="spellEnd"/>
+      <w:r>
+        <w:t xml:space="preserve"> se </w:t>
+      </w:r>
+      <w:proofErr w:type="spellStart"/>
+      <w:r>
+        <w:t>povezuje</w:t>
+      </w:r>
+      <w:proofErr w:type="spellEnd"/>
+      <w:r>
+        <w:t xml:space="preserve"> </w:t>
+      </w:r>
+      <w:proofErr w:type="spellStart"/>
+      <w:r>
+        <w:t>putem</w:t>
+      </w:r>
+      <w:proofErr w:type="spellEnd"/>
+      <w:r>
+        <w:t xml:space="preserve"> „t</w:t>
+      </w:r>
+      <w:r>
+        <w:t>hin client-</w:t>
+      </w:r>
+      <w:proofErr w:type="gramStart"/>
+      <w:r>
+        <w:t>a</w:t>
+      </w:r>
+      <w:r>
+        <w:t>“ (</w:t>
+      </w:r>
+      <w:proofErr w:type="spellStart"/>
+      <w:proofErr w:type="gramEnd"/>
+      <w:r>
+        <w:t>o</w:t>
+      </w:r>
+      <w:r>
+        <w:t>bičnog</w:t>
+      </w:r>
+      <w:proofErr w:type="spellEnd"/>
+      <w:r>
+        <w:t xml:space="preserve"> </w:t>
+      </w:r>
+      <w:proofErr w:type="spellStart"/>
+      <w:r>
+        <w:t>računara</w:t>
+      </w:r>
+      <w:proofErr w:type="spellEnd"/>
+      <w:r>
+        <w:t>).</w:t>
+      </w:r>
+    </w:p>
+    <w:p>
+      <w:r>
+        <w:t xml:space="preserve">Primer: Amazon </w:t>
+      </w:r>
+      <w:proofErr w:type="spellStart"/>
+      <w:r>
+        <w:t>WorkSpaces</w:t>
+      </w:r>
+      <w:proofErr w:type="spellEnd"/>
+      <w:r>
+        <w:t xml:space="preserve">. </w:t>
+      </w:r>
+      <w:proofErr w:type="spellStart"/>
+      <w:r>
+        <w:t>Zaposleni</w:t>
+      </w:r>
+      <w:proofErr w:type="spellEnd"/>
+      <w:r>
+        <w:t xml:space="preserve"> se </w:t>
+      </w:r>
+      <w:proofErr w:type="spellStart"/>
+      <w:r>
+        <w:t>prijavljuje</w:t>
+      </w:r>
+      <w:proofErr w:type="spellEnd"/>
+      <w:r>
+        <w:t xml:space="preserve"> </w:t>
+      </w:r>
+      <w:proofErr w:type="spellStart"/>
+      <w:r>
+        <w:t>sa</w:t>
+      </w:r>
+      <w:proofErr w:type="spellEnd"/>
+      <w:r>
+        <w:t xml:space="preserve"> Chromebook-a, </w:t>
+      </w:r>
+      <w:proofErr w:type="spellStart"/>
+      <w:r>
+        <w:t>ali</w:t>
+      </w:r>
+      <w:proofErr w:type="spellEnd"/>
+      <w:r>
+        <w:t xml:space="preserve"> </w:t>
+      </w:r>
+      <w:proofErr w:type="spellStart"/>
+      <w:r>
+        <w:t>vidi</w:t>
+      </w:r>
+      <w:proofErr w:type="spellEnd"/>
+      <w:r>
+        <w:t xml:space="preserve"> </w:t>
+      </w:r>
+      <w:proofErr w:type="spellStart"/>
+      <w:r>
+        <w:t>kompletnu</w:t>
+      </w:r>
+      <w:proofErr w:type="spellEnd"/>
+      <w:r>
+        <w:t xml:space="preserve">, </w:t>
+      </w:r>
+      <w:proofErr w:type="spellStart"/>
+      <w:r>
+        <w:t>snažnu</w:t>
+      </w:r>
+      <w:proofErr w:type="spellEnd"/>
+      <w:r>
+        <w:t xml:space="preserve"> Windows 11 </w:t>
+      </w:r>
+      <w:proofErr w:type="spellStart"/>
+      <w:r>
+        <w:t>radnu</w:t>
+      </w:r>
+      <w:proofErr w:type="spellEnd"/>
+      <w:r>
+        <w:t xml:space="preserve"> </w:t>
+      </w:r>
+      <w:proofErr w:type="spellStart"/>
+      <w:r>
+        <w:t>površinu</w:t>
+      </w:r>
+      <w:proofErr w:type="spellEnd"/>
+      <w:r>
+        <w:t xml:space="preserve"> </w:t>
+      </w:r>
+      <w:proofErr w:type="spellStart"/>
+      <w:r>
+        <w:t>koja</w:t>
+      </w:r>
+      <w:proofErr w:type="spellEnd"/>
+      <w:r>
+        <w:t xml:space="preserve"> </w:t>
+      </w:r>
+      <w:proofErr w:type="spellStart"/>
+      <w:r>
+        <w:t>radi</w:t>
+      </w:r>
+      <w:proofErr w:type="spellEnd"/>
+      <w:r>
+        <w:t xml:space="preserve"> u </w:t>
+      </w:r>
+      <w:r>
+        <w:t>cloud-u</w:t>
+      </w:r>
+      <w:r>
+        <w:t>.</w:t>
+      </w:r>
+    </w:p>
+    <w:p>
+      <w:r>
+        <w:br/>
+      </w:r>
+      <w:proofErr w:type="spellStart"/>
+      <w:r>
+        <w:rPr>
+          <w:b/>
+          <w:bCs/>
+        </w:rPr>
+        <w:t>Virtuelizacija</w:t>
+      </w:r>
+      <w:proofErr w:type="spellEnd"/>
+      <w:r>
+        <w:rPr>
+          <w:b/>
+          <w:bCs/>
+        </w:rPr>
+        <w:t xml:space="preserve"> </w:t>
+      </w:r>
+      <w:proofErr w:type="spellStart"/>
+      <w:r>
+        <w:rPr>
+          <w:b/>
+          <w:bCs/>
+        </w:rPr>
+        <w:t>skladišta</w:t>
+      </w:r>
+      <w:proofErr w:type="spellEnd"/>
+      <w:r>
+        <w:rPr>
+          <w:b/>
+          <w:bCs/>
+        </w:rPr>
+        <w:t xml:space="preserve"> -</w:t>
+      </w:r>
+      <w:r>
+        <w:t xml:space="preserve"> </w:t>
+      </w:r>
+      <w:r>
+        <w:br/>
+      </w:r>
+      <w:proofErr w:type="spellStart"/>
+      <w:r>
+        <w:t>Objedinjavanje</w:t>
+      </w:r>
+      <w:proofErr w:type="spellEnd"/>
+      <w:r>
+        <w:t xml:space="preserve"> </w:t>
+      </w:r>
+      <w:proofErr w:type="spellStart"/>
+      <w:r>
+        <w:t>fizičkog</w:t>
+      </w:r>
+      <w:proofErr w:type="spellEnd"/>
+      <w:r>
+        <w:t xml:space="preserve"> </w:t>
+      </w:r>
+      <w:proofErr w:type="spellStart"/>
+      <w:r>
+        <w:t>skladišta</w:t>
+      </w:r>
+      <w:proofErr w:type="spellEnd"/>
+      <w:r>
+        <w:t xml:space="preserve"> </w:t>
+      </w:r>
+      <w:proofErr w:type="spellStart"/>
+      <w:r>
+        <w:t>sa</w:t>
+      </w:r>
+      <w:proofErr w:type="spellEnd"/>
+      <w:r>
+        <w:t xml:space="preserve"> </w:t>
+      </w:r>
+      <w:proofErr w:type="spellStart"/>
+      <w:r>
+        <w:t>više</w:t>
+      </w:r>
+      <w:proofErr w:type="spellEnd"/>
+      <w:r>
+        <w:t xml:space="preserve"> </w:t>
+      </w:r>
+      <w:proofErr w:type="spellStart"/>
+      <w:r>
+        <w:t>mrežnih</w:t>
+      </w:r>
+      <w:proofErr w:type="spellEnd"/>
+      <w:r>
+        <w:t xml:space="preserve"> </w:t>
+      </w:r>
+      <w:proofErr w:type="spellStart"/>
+      <w:r>
+        <w:t>uređaja</w:t>
+      </w:r>
+      <w:proofErr w:type="spellEnd"/>
+      <w:r>
+        <w:t xml:space="preserve"> za </w:t>
+      </w:r>
+      <w:proofErr w:type="spellStart"/>
+      <w:r>
+        <w:t>skladištenje</w:t>
+      </w:r>
+      <w:proofErr w:type="spellEnd"/>
+      <w:r>
+        <w:t xml:space="preserve"> u ono </w:t>
+      </w:r>
+      <w:proofErr w:type="spellStart"/>
+      <w:r>
+        <w:t>što</w:t>
+      </w:r>
+      <w:proofErr w:type="spellEnd"/>
+      <w:r>
+        <w:t xml:space="preserve"> </w:t>
+      </w:r>
+      <w:proofErr w:type="spellStart"/>
+      <w:r>
+        <w:t>izgleda</w:t>
+      </w:r>
+      <w:proofErr w:type="spellEnd"/>
+      <w:r>
+        <w:t xml:space="preserve"> </w:t>
+      </w:r>
+      <w:proofErr w:type="spellStart"/>
+      <w:r>
+        <w:t>kao</w:t>
+      </w:r>
+      <w:proofErr w:type="spellEnd"/>
+      <w:r>
+        <w:t xml:space="preserve"> </w:t>
+      </w:r>
+      <w:proofErr w:type="spellStart"/>
+      <w:r>
+        <w:t>jedan</w:t>
+      </w:r>
+      <w:proofErr w:type="spellEnd"/>
+      <w:r>
+        <w:t xml:space="preserve"> </w:t>
+      </w:r>
+      <w:proofErr w:type="spellStart"/>
+      <w:r>
+        <w:t>uređaj</w:t>
+      </w:r>
+      <w:proofErr w:type="spellEnd"/>
+      <w:r>
+        <w:t xml:space="preserve"> za </w:t>
+      </w:r>
+      <w:proofErr w:type="spellStart"/>
+      <w:r>
+        <w:t>skladištenje</w:t>
+      </w:r>
+      <w:proofErr w:type="spellEnd"/>
+      <w:r>
+        <w:t xml:space="preserve"> </w:t>
+      </w:r>
+      <w:proofErr w:type="spellStart"/>
+      <w:r>
+        <w:t>kojim</w:t>
+      </w:r>
+      <w:proofErr w:type="spellEnd"/>
+      <w:r>
+        <w:t xml:space="preserve"> se </w:t>
+      </w:r>
+      <w:proofErr w:type="spellStart"/>
+      <w:r>
+        <w:t>upravlja</w:t>
+      </w:r>
+      <w:proofErr w:type="spellEnd"/>
+      <w:r>
+        <w:t xml:space="preserve"> </w:t>
+      </w:r>
+      <w:proofErr w:type="spellStart"/>
+      <w:r>
+        <w:t>iz</w:t>
+      </w:r>
+      <w:proofErr w:type="spellEnd"/>
+      <w:r>
+        <w:t xml:space="preserve"> </w:t>
+      </w:r>
+      <w:proofErr w:type="spellStart"/>
+      <w:r>
+        <w:t>centralne</w:t>
+      </w:r>
+      <w:proofErr w:type="spellEnd"/>
+      <w:r>
+        <w:t xml:space="preserve"> </w:t>
+      </w:r>
+      <w:proofErr w:type="spellStart"/>
+      <w:r>
+        <w:t>konzole</w:t>
+      </w:r>
+      <w:proofErr w:type="spellEnd"/>
+      <w:r>
+        <w:t>.</w:t>
+      </w:r>
+    </w:p>
+    <w:p>
+      <w:r>
+        <w:t xml:space="preserve">Primer: SAN (Storage Area Network) </w:t>
+      </w:r>
+      <w:proofErr w:type="spellStart"/>
+      <w:r>
+        <w:t>ili</w:t>
+      </w:r>
+      <w:proofErr w:type="spellEnd"/>
+      <w:r>
+        <w:t xml:space="preserve"> Amazon S3. </w:t>
+      </w:r>
+      <w:proofErr w:type="spellStart"/>
+      <w:r>
+        <w:t>Vidite</w:t>
+      </w:r>
+      <w:proofErr w:type="spellEnd"/>
+      <w:r>
+        <w:t xml:space="preserve"> </w:t>
+      </w:r>
+      <w:proofErr w:type="spellStart"/>
+      <w:r>
+        <w:t>jed</w:t>
+      </w:r>
+      <w:r>
+        <w:t>an</w:t>
+      </w:r>
+      <w:proofErr w:type="spellEnd"/>
+      <w:r>
+        <w:t xml:space="preserve"> „</w:t>
+      </w:r>
+      <w:proofErr w:type="gramStart"/>
+      <w:r>
+        <w:t>bucket</w:t>
+      </w:r>
+      <w:r>
+        <w:t xml:space="preserve">“ </w:t>
+      </w:r>
+      <w:proofErr w:type="spellStart"/>
+      <w:r>
+        <w:t>ili</w:t>
+      </w:r>
+      <w:proofErr w:type="spellEnd"/>
+      <w:proofErr w:type="gramEnd"/>
+      <w:r>
+        <w:t xml:space="preserve"> disk, </w:t>
+      </w:r>
+      <w:proofErr w:type="spellStart"/>
+      <w:r>
+        <w:t>ali</w:t>
+      </w:r>
+      <w:proofErr w:type="spellEnd"/>
+      <w:r>
+        <w:t xml:space="preserve"> </w:t>
+      </w:r>
+      <w:proofErr w:type="spellStart"/>
+      <w:r>
+        <w:t>su</w:t>
+      </w:r>
+      <w:proofErr w:type="spellEnd"/>
+      <w:r>
+        <w:t xml:space="preserve"> </w:t>
+      </w:r>
+      <w:proofErr w:type="spellStart"/>
+      <w:r>
+        <w:t>podaci</w:t>
+      </w:r>
+      <w:proofErr w:type="spellEnd"/>
+      <w:r>
+        <w:t xml:space="preserve"> </w:t>
+      </w:r>
+      <w:proofErr w:type="spellStart"/>
+      <w:r>
+        <w:t>fizički</w:t>
+      </w:r>
+      <w:proofErr w:type="spellEnd"/>
+      <w:r>
+        <w:t xml:space="preserve"> </w:t>
+      </w:r>
+      <w:proofErr w:type="spellStart"/>
+      <w:r>
+        <w:t>raspoređeni</w:t>
+      </w:r>
+      <w:proofErr w:type="spellEnd"/>
+      <w:r>
+        <w:t xml:space="preserve"> </w:t>
+      </w:r>
+      <w:proofErr w:type="spellStart"/>
+      <w:r>
+        <w:t>na</w:t>
+      </w:r>
+      <w:proofErr w:type="spellEnd"/>
+      <w:r>
+        <w:t xml:space="preserve"> </w:t>
+      </w:r>
+      <w:proofErr w:type="spellStart"/>
+      <w:r>
+        <w:t>stotine</w:t>
+      </w:r>
+      <w:proofErr w:type="spellEnd"/>
+      <w:r>
+        <w:t xml:space="preserve"> </w:t>
+      </w:r>
+      <w:r>
+        <w:t>hard</w:t>
+      </w:r>
+      <w:r>
+        <w:t xml:space="preserve"> </w:t>
+      </w:r>
+      <w:proofErr w:type="spellStart"/>
+      <w:r>
+        <w:t>diskova</w:t>
+      </w:r>
+      <w:proofErr w:type="spellEnd"/>
+      <w:r>
+        <w:t>.</w:t>
+      </w:r>
+    </w:p>
+    <w:p>
+      <w:r>
+        <w:br/>
+      </w:r>
+      <w:proofErr w:type="spellStart"/>
+      <w:r>
+        <w:rPr>
+          <w:b/>
+          <w:bCs/>
+        </w:rPr>
+        <w:t>Virtuelizacija</w:t>
+      </w:r>
+      <w:proofErr w:type="spellEnd"/>
+      <w:r>
+        <w:rPr>
+          <w:b/>
+          <w:bCs/>
+        </w:rPr>
+        <w:t xml:space="preserve"> </w:t>
+      </w:r>
+      <w:proofErr w:type="spellStart"/>
+      <w:r>
+        <w:rPr>
+          <w:b/>
+          <w:bCs/>
+        </w:rPr>
+        <w:t>servera</w:t>
+      </w:r>
+      <w:proofErr w:type="spellEnd"/>
+      <w:r>
+        <w:t xml:space="preserve"> </w:t>
+      </w:r>
+      <w:r>
+        <w:rPr>
+          <w:b/>
+          <w:bCs/>
+        </w:rPr>
+        <w:t>–</w:t>
+      </w:r>
+      <w:r>
+        <w:br/>
+      </w:r>
+      <w:proofErr w:type="spellStart"/>
+      <w:r>
+        <w:t>Podela</w:t>
+      </w:r>
+      <w:proofErr w:type="spellEnd"/>
+      <w:r>
+        <w:t xml:space="preserve"> </w:t>
+      </w:r>
+      <w:proofErr w:type="spellStart"/>
+      <w:r>
+        <w:t>jednog</w:t>
+      </w:r>
+      <w:proofErr w:type="spellEnd"/>
+      <w:r>
+        <w:t xml:space="preserve"> </w:t>
+      </w:r>
+      <w:proofErr w:type="spellStart"/>
+      <w:r>
+        <w:t>fizičkog</w:t>
+      </w:r>
+      <w:proofErr w:type="spellEnd"/>
+      <w:r>
+        <w:t xml:space="preserve"> </w:t>
+      </w:r>
+      <w:proofErr w:type="spellStart"/>
+      <w:r>
+        <w:t>servera</w:t>
+      </w:r>
+      <w:proofErr w:type="spellEnd"/>
+      <w:r>
+        <w:t xml:space="preserve"> </w:t>
+      </w:r>
+      <w:proofErr w:type="spellStart"/>
+      <w:r>
+        <w:t>na</w:t>
+      </w:r>
+      <w:proofErr w:type="spellEnd"/>
+      <w:r>
+        <w:t xml:space="preserve"> </w:t>
+      </w:r>
+      <w:proofErr w:type="spellStart"/>
+      <w:r>
+        <w:t>više</w:t>
+      </w:r>
+      <w:proofErr w:type="spellEnd"/>
+      <w:r>
+        <w:t xml:space="preserve"> </w:t>
+      </w:r>
+      <w:proofErr w:type="spellStart"/>
+      <w:r>
+        <w:t>virtuelnih</w:t>
+      </w:r>
+      <w:proofErr w:type="spellEnd"/>
+      <w:r>
+        <w:t xml:space="preserve"> </w:t>
+      </w:r>
+      <w:proofErr w:type="spellStart"/>
+      <w:r>
+        <w:t>servera</w:t>
+      </w:r>
+      <w:proofErr w:type="spellEnd"/>
+      <w:r>
+        <w:t>.</w:t>
+      </w:r>
+    </w:p>
+    <w:p>
+      <w:r>
+        <w:lastRenderedPageBreak/>
+        <w:t xml:space="preserve">Primer: </w:t>
+      </w:r>
+      <w:proofErr w:type="spellStart"/>
+      <w:r>
+        <w:t>Pokretanje</w:t>
+      </w:r>
+      <w:proofErr w:type="spellEnd"/>
+      <w:r>
+        <w:t xml:space="preserve"> </w:t>
+      </w:r>
+      <w:proofErr w:type="spellStart"/>
+      <w:r>
+        <w:t>veb</w:t>
+      </w:r>
+      <w:proofErr w:type="spellEnd"/>
+      <w:r>
+        <w:t xml:space="preserve"> </w:t>
+      </w:r>
+      <w:proofErr w:type="spellStart"/>
+      <w:r>
+        <w:t>servera</w:t>
+      </w:r>
+      <w:proofErr w:type="spellEnd"/>
+      <w:r>
+        <w:t xml:space="preserve"> (Linux), </w:t>
+      </w:r>
+      <w:proofErr w:type="spellStart"/>
+      <w:r>
+        <w:t>baze</w:t>
+      </w:r>
+      <w:proofErr w:type="spellEnd"/>
+      <w:r>
+        <w:t xml:space="preserve"> </w:t>
+      </w:r>
+      <w:proofErr w:type="spellStart"/>
+      <w:r>
+        <w:t>podataka</w:t>
+      </w:r>
+      <w:proofErr w:type="spellEnd"/>
+      <w:r>
+        <w:t xml:space="preserve"> (Windows) </w:t>
+      </w:r>
+      <w:proofErr w:type="spellStart"/>
+      <w:r>
+        <w:t>i</w:t>
+      </w:r>
+      <w:proofErr w:type="spellEnd"/>
+      <w:r>
+        <w:t xml:space="preserve"> </w:t>
+      </w:r>
+      <w:proofErr w:type="spellStart"/>
+      <w:r>
+        <w:t>mejl</w:t>
+      </w:r>
+      <w:proofErr w:type="spellEnd"/>
+      <w:r>
+        <w:t xml:space="preserve"> </w:t>
+      </w:r>
+      <w:proofErr w:type="spellStart"/>
+      <w:r>
+        <w:t>servera</w:t>
+      </w:r>
+      <w:proofErr w:type="spellEnd"/>
+      <w:r>
+        <w:t xml:space="preserve"> (Linux) </w:t>
+      </w:r>
+      <w:proofErr w:type="spellStart"/>
+      <w:r>
+        <w:t>na</w:t>
+      </w:r>
+      <w:proofErr w:type="spellEnd"/>
+      <w:r>
+        <w:t xml:space="preserve"> </w:t>
+      </w:r>
+      <w:proofErr w:type="spellStart"/>
+      <w:r>
+        <w:t>jednoj</w:t>
+      </w:r>
+      <w:proofErr w:type="spellEnd"/>
+      <w:r>
+        <w:t xml:space="preserve"> </w:t>
+      </w:r>
+      <w:proofErr w:type="spellStart"/>
+      <w:r>
+        <w:t>fizičkoj</w:t>
+      </w:r>
+      <w:proofErr w:type="spellEnd"/>
+      <w:r>
+        <w:t xml:space="preserve"> </w:t>
+      </w:r>
+      <w:proofErr w:type="spellStart"/>
+      <w:r>
+        <w:t>mašini</w:t>
+      </w:r>
+      <w:proofErr w:type="spellEnd"/>
+      <w:r>
+        <w:t xml:space="preserve"> </w:t>
+      </w:r>
+      <w:proofErr w:type="spellStart"/>
+      <w:r>
+        <w:t>koristeći</w:t>
+      </w:r>
+      <w:proofErr w:type="spellEnd"/>
+      <w:r>
+        <w:t xml:space="preserve"> VMware vSphere</w:t>
+      </w:r>
+    </w:p>
+    <w:p>
+      <w:pPr>
+        <w:jc w:val="center"/>
+        <w:rPr>
+          <w:i/>
+          <w:iCs/>
+        </w:rPr>
+      </w:pPr>
+      <w:r>
+        <w:br/>
+      </w:r>
+      <w:r>
+        <w:fldChar w:fldCharType="begin"/>
+      </w:r>
+      <w:r>
+        <w:instrText xml:space="preserve"> INCLUDEPICTURE "https://s1.ezgif.com/tmp/ezgif-1de01c082b52d26f.png" \* MERGEFORMATINET </w:instrText>
+      </w:r>
+      <w:r>
+        <w:fldChar w:fldCharType="separate"/>
+      </w:r>
+      <w:r>
+        <w:fldChar w:fldCharType="begin"/>
+      </w:r>
+      <w:r>
+        <w:instrText xml:space="preserve"> INCLUDEPICTURE  "https://s1.ezgif.com/tmp/ezgif-1de01c082b52d26f.png" \* MERGEFORMATINET </w:instrText>
+      </w:r>
+      <w:r>
+        <w:fldChar w:fldCharType="separate"/>
+      </w:r>
+      <w:r>
+        <w:pict w14:anchorId="6864B4B3">
+          <v:shape id="_x0000_i1031" type="#_x0000_t75" alt="url_upload_69c150ce5ebe3.png [webp-to-png output image]" style="width:528pt;height:244.8pt">
+            <v:imagedata r:id="rId21" r:href="rId22"/>
+          </v:shape>
+        </w:pict>
+      </w:r>
+      <w:r>
+        <w:fldChar w:fldCharType="end"/>
+      </w:r>
+      <w:r>
+        <w:fldChar w:fldCharType="end"/>
+      </w:r>
+      <w:r>
+        <w:br/>
+      </w:r>
+      <w:proofErr w:type="spellStart"/>
+      <w:r>
+        <w:rPr>
+          <w:i/>
+          <w:iCs/>
+        </w:rPr>
+        <w:t>Slika</w:t>
+      </w:r>
+      <w:proofErr w:type="spellEnd"/>
+      <w:r>
+        <w:rPr>
+          <w:i/>
+          <w:iCs/>
+        </w:rPr>
+        <w:t xml:space="preserve"> 5.</w:t>
+      </w:r>
+      <w:r>
+        <w:rPr>
+          <w:i/>
+          <w:iCs/>
+        </w:rPr>
+        <w:br/>
+      </w:r>
+      <w:proofErr w:type="spellStart"/>
+      <w:r>
+        <w:rPr>
+          <w:i/>
+          <w:iCs/>
+        </w:rPr>
+        <w:t>Virtuelizacija</w:t>
+      </w:r>
+      <w:proofErr w:type="spellEnd"/>
+      <w:r>
+        <w:rPr>
+          <w:i/>
+          <w:iCs/>
+        </w:rPr>
+        <w:t xml:space="preserve"> server [3]</w:t>
+      </w:r>
+    </w:p>
+    <w:p>
+      <w:r>
+        <w:br/>
+      </w:r>
+      <w:proofErr w:type="spellStart"/>
+      <w:r>
+        <w:rPr>
+          <w:b/>
+          <w:bCs/>
+        </w:rPr>
+        <w:t>Virtuelizacija</w:t>
+      </w:r>
+      <w:proofErr w:type="spellEnd"/>
+      <w:r>
+        <w:rPr>
+          <w:b/>
+          <w:bCs/>
+        </w:rPr>
+        <w:t xml:space="preserve"> </w:t>
+      </w:r>
+      <w:proofErr w:type="spellStart"/>
+      <w:r>
+        <w:rPr>
+          <w:b/>
+          <w:bCs/>
+        </w:rPr>
+        <w:t>podataka</w:t>
+      </w:r>
+      <w:proofErr w:type="spellEnd"/>
+      <w:r>
+        <w:rPr>
+          <w:b/>
+          <w:bCs/>
+        </w:rPr>
+        <w:t xml:space="preserve"> -</w:t>
+      </w:r>
+      <w:r>
+        <w:rPr>
+          <w:b/>
+          <w:bCs/>
+        </w:rPr>
+        <w:br/>
+      </w:r>
+      <w:proofErr w:type="spellStart"/>
+      <w:r>
+        <w:t>Apstraktni</w:t>
+      </w:r>
+      <w:proofErr w:type="spellEnd"/>
+      <w:r>
+        <w:t xml:space="preserve"> </w:t>
+      </w:r>
+      <w:proofErr w:type="spellStart"/>
+      <w:r>
+        <w:t>sloj</w:t>
+      </w:r>
+      <w:proofErr w:type="spellEnd"/>
+      <w:r>
+        <w:t xml:space="preserve"> koji </w:t>
+      </w:r>
+      <w:proofErr w:type="spellStart"/>
+      <w:r>
+        <w:t>omogućava</w:t>
+      </w:r>
+      <w:proofErr w:type="spellEnd"/>
+      <w:r>
+        <w:t xml:space="preserve"> </w:t>
+      </w:r>
+      <w:proofErr w:type="spellStart"/>
+      <w:r>
+        <w:t>pristup</w:t>
+      </w:r>
+      <w:proofErr w:type="spellEnd"/>
+      <w:r>
+        <w:t xml:space="preserve"> </w:t>
+      </w:r>
+      <w:proofErr w:type="spellStart"/>
+      <w:r>
+        <w:t>podacima</w:t>
+      </w:r>
+      <w:proofErr w:type="spellEnd"/>
+      <w:r>
+        <w:t xml:space="preserve"> </w:t>
+      </w:r>
+      <w:proofErr w:type="spellStart"/>
+      <w:r>
+        <w:t>iz</w:t>
+      </w:r>
+      <w:proofErr w:type="spellEnd"/>
+      <w:r>
+        <w:t xml:space="preserve"> </w:t>
+      </w:r>
+      <w:proofErr w:type="spellStart"/>
+      <w:r>
+        <w:t>više</w:t>
+      </w:r>
+      <w:proofErr w:type="spellEnd"/>
+      <w:r>
+        <w:t xml:space="preserve"> </w:t>
+      </w:r>
+      <w:proofErr w:type="spellStart"/>
+      <w:r>
+        <w:t>različitih</w:t>
+      </w:r>
+      <w:proofErr w:type="spellEnd"/>
+      <w:r>
+        <w:t xml:space="preserve"> </w:t>
+      </w:r>
+      <w:proofErr w:type="spellStart"/>
+      <w:r>
+        <w:t>izvora</w:t>
+      </w:r>
+      <w:proofErr w:type="spellEnd"/>
+      <w:r>
+        <w:t xml:space="preserve"> (</w:t>
+      </w:r>
+      <w:proofErr w:type="spellStart"/>
+      <w:r>
+        <w:t>baze</w:t>
+      </w:r>
+      <w:proofErr w:type="spellEnd"/>
+      <w:r>
+        <w:t xml:space="preserve"> </w:t>
+      </w:r>
+      <w:proofErr w:type="spellStart"/>
+      <w:r>
+        <w:t>podataka</w:t>
+      </w:r>
+      <w:proofErr w:type="spellEnd"/>
+      <w:r>
+        <w:t xml:space="preserve">, </w:t>
+      </w:r>
+      <w:proofErr w:type="spellStart"/>
+      <w:r>
+        <w:t>datoteke</w:t>
+      </w:r>
+      <w:proofErr w:type="spellEnd"/>
+      <w:r>
+        <w:t xml:space="preserve">, </w:t>
+      </w:r>
+      <w:proofErr w:type="spellStart"/>
+      <w:r>
+        <w:t>oblak</w:t>
+      </w:r>
+      <w:proofErr w:type="spellEnd"/>
+      <w:r>
+        <w:t xml:space="preserve">) </w:t>
+      </w:r>
+      <w:proofErr w:type="spellStart"/>
+      <w:r>
+        <w:t>kao</w:t>
+      </w:r>
+      <w:proofErr w:type="spellEnd"/>
+      <w:r>
+        <w:t xml:space="preserve"> da </w:t>
+      </w:r>
+      <w:proofErr w:type="spellStart"/>
+      <w:r>
+        <w:t>su</w:t>
+      </w:r>
+      <w:proofErr w:type="spellEnd"/>
+      <w:r>
+        <w:t xml:space="preserve"> </w:t>
+      </w:r>
+      <w:proofErr w:type="spellStart"/>
+      <w:r>
+        <w:t>na</w:t>
+      </w:r>
+      <w:proofErr w:type="spellEnd"/>
+      <w:r>
+        <w:t xml:space="preserve"> </w:t>
+      </w:r>
+      <w:proofErr w:type="spellStart"/>
+      <w:r>
+        <w:t>jednom</w:t>
+      </w:r>
+      <w:proofErr w:type="spellEnd"/>
+      <w:r>
+        <w:t xml:space="preserve"> </w:t>
+      </w:r>
+      <w:proofErr w:type="spellStart"/>
+      <w:r>
+        <w:t>mestu</w:t>
+      </w:r>
+      <w:proofErr w:type="spellEnd"/>
+      <w:r>
+        <w:t xml:space="preserve">, bez </w:t>
+      </w:r>
+      <w:proofErr w:type="spellStart"/>
+      <w:r>
+        <w:t>premeštanja</w:t>
+      </w:r>
+      <w:proofErr w:type="spellEnd"/>
+      <w:r>
+        <w:t xml:space="preserve"> </w:t>
+      </w:r>
+      <w:proofErr w:type="spellStart"/>
+      <w:r>
+        <w:t>podataka</w:t>
+      </w:r>
+      <w:proofErr w:type="spellEnd"/>
+      <w:r>
+        <w:t>.</w:t>
+      </w:r>
+    </w:p>
+    <w:p>
+      <w:r>
+        <w:t xml:space="preserve">Primer: Denodo </w:t>
+      </w:r>
+      <w:proofErr w:type="spellStart"/>
+      <w:r>
+        <w:t>ili</w:t>
+      </w:r>
+      <w:proofErr w:type="spellEnd"/>
+      <w:r>
+        <w:t xml:space="preserve"> Oracle Data Service. </w:t>
+      </w:r>
+      <w:proofErr w:type="spellStart"/>
+      <w:r>
+        <w:t>Kontrolna</w:t>
+      </w:r>
+      <w:proofErr w:type="spellEnd"/>
+      <w:r>
+        <w:t xml:space="preserve"> </w:t>
+      </w:r>
+      <w:proofErr w:type="spellStart"/>
+      <w:r>
+        <w:t>tabla</w:t>
+      </w:r>
+      <w:proofErr w:type="spellEnd"/>
+      <w:r>
+        <w:t xml:space="preserve"> </w:t>
+      </w:r>
+      <w:proofErr w:type="spellStart"/>
+      <w:r>
+        <w:t>upituje</w:t>
+      </w:r>
+      <w:proofErr w:type="spellEnd"/>
+      <w:r>
+        <w:t xml:space="preserve"> „</w:t>
+      </w:r>
+      <w:proofErr w:type="spellStart"/>
+      <w:r>
+        <w:t>Podaci</w:t>
+      </w:r>
+      <w:proofErr w:type="spellEnd"/>
+      <w:r>
+        <w:t xml:space="preserve"> o </w:t>
+      </w:r>
+      <w:proofErr w:type="spellStart"/>
+      <w:proofErr w:type="gramStart"/>
+      <w:r>
+        <w:t>prodaji</w:t>
+      </w:r>
+      <w:proofErr w:type="spellEnd"/>
+      <w:r>
+        <w:t>“</w:t>
+      </w:r>
+      <w:proofErr w:type="gramEnd"/>
+      <w:r>
+        <w:t xml:space="preserve">, a </w:t>
+      </w:r>
+      <w:proofErr w:type="spellStart"/>
+      <w:r>
+        <w:t>sloj</w:t>
+      </w:r>
+      <w:proofErr w:type="spellEnd"/>
+      <w:r>
+        <w:t xml:space="preserve"> </w:t>
+      </w:r>
+      <w:proofErr w:type="spellStart"/>
+      <w:r>
+        <w:t>virtuelizacije</w:t>
+      </w:r>
+      <w:proofErr w:type="spellEnd"/>
+      <w:r>
+        <w:t xml:space="preserve"> </w:t>
+      </w:r>
+      <w:proofErr w:type="spellStart"/>
+      <w:r>
+        <w:t>ih</w:t>
+      </w:r>
+      <w:proofErr w:type="spellEnd"/>
+      <w:r>
+        <w:t xml:space="preserve"> </w:t>
+      </w:r>
+      <w:proofErr w:type="spellStart"/>
+      <w:r>
+        <w:t>odmah</w:t>
+      </w:r>
+      <w:proofErr w:type="spellEnd"/>
+      <w:r>
+        <w:t xml:space="preserve"> </w:t>
+      </w:r>
+      <w:proofErr w:type="spellStart"/>
+      <w:r>
+        <w:t>preuzima</w:t>
+      </w:r>
+      <w:proofErr w:type="spellEnd"/>
+      <w:r>
+        <w:t xml:space="preserve"> </w:t>
+      </w:r>
+      <w:proofErr w:type="spellStart"/>
+      <w:r>
+        <w:t>i</w:t>
+      </w:r>
+      <w:proofErr w:type="spellEnd"/>
+      <w:r>
+        <w:t xml:space="preserve"> </w:t>
+      </w:r>
+      <w:proofErr w:type="spellStart"/>
+      <w:r>
+        <w:t>iz</w:t>
+      </w:r>
+      <w:proofErr w:type="spellEnd"/>
+      <w:r>
+        <w:t xml:space="preserve"> stare SQL </w:t>
+      </w:r>
+      <w:proofErr w:type="spellStart"/>
+      <w:r>
+        <w:t>baze</w:t>
+      </w:r>
+      <w:proofErr w:type="spellEnd"/>
+      <w:r>
+        <w:t xml:space="preserve"> </w:t>
+      </w:r>
+      <w:proofErr w:type="spellStart"/>
+      <w:r>
+        <w:t>podataka</w:t>
+      </w:r>
+      <w:proofErr w:type="spellEnd"/>
+      <w:r>
+        <w:t xml:space="preserve"> i </w:t>
+      </w:r>
+      <w:proofErr w:type="spellStart"/>
+      <w:r>
+        <w:t>iz</w:t>
+      </w:r>
+      <w:proofErr w:type="spellEnd"/>
+      <w:r>
+        <w:t xml:space="preserve"> </w:t>
+      </w:r>
+      <w:proofErr w:type="spellStart"/>
+      <w:r>
+        <w:t>novog</w:t>
+      </w:r>
+      <w:proofErr w:type="spellEnd"/>
+      <w:r>
+        <w:t xml:space="preserve"> Cloud Data Lake-a.</w:t>
+      </w:r>
+    </w:p>
+    <w:p>
+      <w:pPr>
+        <w:rPr>
+          <w:lang w:val="sr-Latn-RS"/>
+        </w:rPr>
+      </w:pPr>
+    </w:p>
+    <w:p>
       <w:pPr>
         <w:pStyle w:val="Heading3"/>
         <w:rPr>
           <w:lang w:val="sr-Latn-RS"/>
         </w:rPr>
       </w:pPr>
-      <w:bookmarkStart w:id="10" w:name="_Toc225149064"/>
       <w:r>
         <w:rPr>
           <w:lang w:val="sr-Latn-RS"/>
         </w:rPr>
         <w:t xml:space="preserve">1.2.2. </w:t>
       </w:r>
-      <w:r>
-        <w:rPr>
-          <w:lang w:val="sr-Latn-RS"/>
-        </w:rPr>
-        <w:t>Softverski definisane mreže (SDN) – virtuelne mreže, podumreže, sigurnosne grupe, balanseri opterećenja</w:t>
-      </w:r>
-      <w:bookmarkEnd w:id="10"/>
-    </w:p>
-    <w:p>
-      <w:pPr>
-        <w:ind w:left="720"/>
+      <w:proofErr w:type="spellStart"/>
+      <w:r>
+        <w:rPr>
+          <w:rStyle w:val="Heading3Char"/>
+          <w:b/>
+          <w:bCs/>
+        </w:rPr>
+        <w:t>Softverski</w:t>
+      </w:r>
+      <w:proofErr w:type="spellEnd"/>
+      <w:r>
+        <w:rPr>
+          <w:rStyle w:val="Heading3Char"/>
+          <w:b/>
+          <w:bCs/>
+        </w:rPr>
+        <w:t xml:space="preserve"> </w:t>
+      </w:r>
+      <w:proofErr w:type="spellStart"/>
+      <w:r>
+        <w:rPr>
+          <w:rStyle w:val="Heading3Char"/>
+          <w:b/>
+          <w:bCs/>
+        </w:rPr>
+        <w:t>definisane</w:t>
+      </w:r>
+      <w:proofErr w:type="spellEnd"/>
+      <w:r>
+        <w:rPr>
+          <w:rStyle w:val="Heading3Char"/>
+          <w:b/>
+          <w:bCs/>
+        </w:rPr>
+        <w:t xml:space="preserve"> </w:t>
+      </w:r>
+      <w:proofErr w:type="spellStart"/>
+      <w:r>
+        <w:rPr>
+          <w:rStyle w:val="Heading3Char"/>
+          <w:b/>
+          <w:bCs/>
+        </w:rPr>
+        <w:t>mreže</w:t>
+      </w:r>
+      <w:proofErr w:type="spellEnd"/>
+      <w:r>
+        <w:rPr>
+          <w:rStyle w:val="Heading3Char"/>
+          <w:b/>
+          <w:bCs/>
+        </w:rPr>
+        <w:t xml:space="preserve"> (SDN) – </w:t>
+      </w:r>
+      <w:proofErr w:type="spellStart"/>
+      <w:r>
+        <w:rPr>
+          <w:rStyle w:val="Heading3Char"/>
+          <w:b/>
+          <w:bCs/>
+        </w:rPr>
+        <w:t>virtuelne</w:t>
+      </w:r>
+      <w:proofErr w:type="spellEnd"/>
+      <w:r>
+        <w:rPr>
+          <w:rStyle w:val="Heading3Char"/>
+          <w:b/>
+          <w:bCs/>
+        </w:rPr>
+        <w:t xml:space="preserve"> </w:t>
+      </w:r>
+      <w:proofErr w:type="spellStart"/>
+      <w:r>
+        <w:rPr>
+          <w:rStyle w:val="Heading3Char"/>
+          <w:b/>
+          <w:bCs/>
+        </w:rPr>
+        <w:t>mreže</w:t>
+      </w:r>
+      <w:proofErr w:type="spellEnd"/>
+      <w:r>
+        <w:rPr>
+          <w:rStyle w:val="Heading3Char"/>
+          <w:b/>
+          <w:bCs/>
+        </w:rPr>
+        <w:t xml:space="preserve">, </w:t>
+      </w:r>
+      <w:proofErr w:type="spellStart"/>
+      <w:r>
+        <w:rPr>
+          <w:rStyle w:val="Heading3Char"/>
+          <w:b/>
+          <w:bCs/>
+        </w:rPr>
+        <w:t>podumreže</w:t>
+      </w:r>
+      <w:proofErr w:type="spellEnd"/>
+      <w:r>
+        <w:rPr>
+          <w:rStyle w:val="Heading3Char"/>
+          <w:b/>
+          <w:bCs/>
+        </w:rPr>
+        <w:t xml:space="preserve">, </w:t>
+      </w:r>
+      <w:proofErr w:type="spellStart"/>
+      <w:r>
+        <w:rPr>
+          <w:rStyle w:val="Heading3Char"/>
+          <w:b/>
+          <w:bCs/>
+        </w:rPr>
+        <w:t>sigurnosne</w:t>
+      </w:r>
+      <w:proofErr w:type="spellEnd"/>
+      <w:r>
+        <w:rPr>
+          <w:rStyle w:val="Heading3Char"/>
+          <w:b/>
+          <w:bCs/>
+        </w:rPr>
+        <w:t xml:space="preserve"> </w:t>
+      </w:r>
+      <w:proofErr w:type="spellStart"/>
+      <w:r>
+        <w:rPr>
+          <w:rStyle w:val="Heading3Char"/>
+          <w:b/>
+          <w:bCs/>
+        </w:rPr>
+        <w:t>grupe</w:t>
+      </w:r>
+      <w:proofErr w:type="spellEnd"/>
+      <w:r>
+        <w:rPr>
+          <w:rStyle w:val="Heading3Char"/>
+          <w:b/>
+          <w:bCs/>
+        </w:rPr>
+        <w:t xml:space="preserve">, </w:t>
+      </w:r>
+      <w:proofErr w:type="spellStart"/>
+      <w:r>
+        <w:rPr>
+          <w:rStyle w:val="Heading3Char"/>
+          <w:b/>
+          <w:bCs/>
+        </w:rPr>
+        <w:t>balanseri</w:t>
+      </w:r>
+      <w:proofErr w:type="spellEnd"/>
+      <w:r>
+        <w:rPr>
+          <w:rStyle w:val="Heading3Char"/>
+          <w:b/>
+          <w:bCs/>
+        </w:rPr>
+        <w:t xml:space="preserve"> </w:t>
+      </w:r>
+      <w:proofErr w:type="spellStart"/>
+      <w:r>
+        <w:rPr>
+          <w:rStyle w:val="Heading3Char"/>
+          <w:b/>
+          <w:bCs/>
+        </w:rPr>
+        <w:t>opterećenja</w:t>
+      </w:r>
+      <w:proofErr w:type="spellEnd"/>
+    </w:p>
+    <w:p>
+      <w:pPr>
         <w:rPr>
           <w:lang w:val="sr-Latn-RS" w:eastAsia="x-none"/>
         </w:rPr>
       </w:pPr>
-      <w:hyperlink r:id="rId12" w:history="1">
+      <w:hyperlink r:id="rId23" w:history="1">
         <w:r>
           <w:rPr>
             <w:rStyle w:val="Hyperlink"/>
@@ -3355,6 +7540,57 @@
           <w:t>https://www.vmware.com/topics/software-defined-networking</w:t>
         </w:r>
       </w:hyperlink>
+      <w:r>
+        <w:br/>
+      </w:r>
+      <w:r>
+        <w:rPr>
+          <w:lang w:val="sr-Latn-RS" w:eastAsia="x-none"/>
+        </w:rPr>
+        <w:t>SDN je pristup umrežavanju koji koristi softverski zasnovane kontrolere ili interfejse za programiranje aplikacija (API) za komunikaciju sa osnovnom hardverskom infrastrukturom i usmeravanje saobraćaja na mreži.</w:t>
+      </w:r>
+    </w:p>
+    <w:p>
+      <w:pPr>
+        <w:ind w:left="720"/>
+        <w:rPr>
+          <w:lang w:val="sr-Latn-RS" w:eastAsia="x-none"/>
+        </w:rPr>
+      </w:pPr>
+    </w:p>
+    <w:p>
+      <w:pPr>
+        <w:rPr>
+          <w:lang w:val="sr-Latn-RS" w:eastAsia="x-none"/>
+        </w:rPr>
+      </w:pPr>
+      <w:r>
+        <w:rPr>
+          <w:lang w:val="sr-Latn-RS" w:eastAsia="x-none"/>
+        </w:rPr>
+        <w:t>Ovaj model se razlikuje od modela tradicionalnih mreža, koje koriste namenske hardverske uređaje (tj. rutere i prekidače) za kontrolu mrežnog saobraćaja. SDN može da kreira i kontroliše virtuelnu mrežu – ili da kontroliše tradicionalni hardver – putem softvera.</w:t>
+      </w:r>
+    </w:p>
+    <w:p>
+      <w:pPr>
+        <w:ind w:left="720"/>
+        <w:rPr>
+          <w:lang w:val="sr-Latn-RS" w:eastAsia="x-none"/>
+        </w:rPr>
+      </w:pPr>
+    </w:p>
+    <w:p>
+      <w:pPr>
+        <w:rPr>
+          <w:lang w:val="sr-Latn-RS" w:eastAsia="x-none"/>
+        </w:rPr>
+      </w:pPr>
+      <w:r>
+        <w:rPr>
+          <w:lang w:val="sr-Latn-RS" w:eastAsia="x-none"/>
+        </w:rPr>
+        <w:t>Dok virtuelizacija mreže omogućava organizacijama da segmentiraju različite virtuelne mreže unutar jedne fizičke mreže ili da povežu uređaje na različitim fizičkim mrežama kako bi kreirale jednu virtuelnu mrežu, softverski definisano umrežavanje omogućava novi način kontrole usmeravanja paketa podataka preko centralizovanog servera.</w:t>
+      </w:r>
     </w:p>
     <w:p>
       <w:pPr>
@@ -3363,11 +7599,12 @@
           <w:lang w:val="sr-Latn-RS"/>
         </w:rPr>
       </w:pPr>
-      <w:bookmarkStart w:id="11" w:name="_Toc225149065"/>
+      <w:bookmarkStart w:id="10" w:name="_Toc225164837"/>
       <w:r>
         <w:rPr>
           <w:lang w:val="sr-Latn-RS"/>
         </w:rPr>
+        <w:lastRenderedPageBreak/>
         <w:t xml:space="preserve">1.2.3. </w:t>
       </w:r>
       <w:r>
@@ -3376,111 +7613,208 @@
         </w:rPr>
         <w:t>Softverski definisano skladište (SDS) – block storage, object storage, file storage</w:t>
       </w:r>
-      <w:bookmarkEnd w:id="11"/>
+      <w:bookmarkEnd w:id="10"/>
     </w:p>
     <w:p>
       <w:pPr>
         <w:ind w:left="720"/>
-        <w:rPr>
-          <w:lang w:val="sr-Latn-RS" w:eastAsia="x-none"/>
-        </w:rPr>
-      </w:pPr>
-      <w:hyperlink r:id="rId13" w:history="1">
+      </w:pPr>
+      <w:hyperlink r:id="rId24" w:history="1">
         <w:r>
           <w:rPr>
             <w:rStyle w:val="Hyperlink"/>
             <w:lang w:val="sr-Latn-RS" w:eastAsia="x-none"/>
           </w:rPr>
-          <w:t>https://www.vmware.com/topics/software-defined-storage</w:t>
-        </w:r>
-      </w:hyperlink>
-    </w:p>
-    <w:p>
-      <w:pPr>
-        <w:pStyle w:val="Heading3"/>
-        <w:rPr>
-          <w:lang w:val="sr-Latn-RS"/>
-        </w:rPr>
-      </w:pPr>
-      <w:bookmarkStart w:id="12" w:name="_Toc225149066"/>
-      <w:r>
-        <w:rPr>
-          <w:lang w:val="sr-Latn-RS"/>
-        </w:rPr>
-        <w:t xml:space="preserve">1.2.4 </w:t>
-      </w:r>
-      <w:r>
-        <w:rPr>
-          <w:lang w:val="sr-Latn-RS"/>
-        </w:rPr>
-        <w:t>API i CLI kao osnov</w:t>
-      </w:r>
-      <w:r>
-        <w:rPr>
-          <w:lang w:val="sr-Latn-RS"/>
-        </w:rPr>
-        <w:t>a</w:t>
-      </w:r>
-      <w:r>
-        <w:rPr>
-          <w:lang w:val="sr-Latn-RS"/>
-        </w:rPr>
-        <w:t xml:space="preserve"> za automatizaciju</w:t>
-      </w:r>
-      <w:bookmarkEnd w:id="12"/>
-    </w:p>
-    <w:p>
-      <w:pPr>
-        <w:ind w:left="720"/>
-        <w:rPr>
-          <w:lang w:val="sr-Latn-RS" w:eastAsia="x-none"/>
-        </w:rPr>
-      </w:pPr>
-      <w:hyperlink r:id="rId14" w:history="1">
+          <w:t>https://www.vmware.com/topics/software-defin</w:t>
+        </w:r>
         <w:r>
           <w:rPr>
             <w:rStyle w:val="Hyperlink"/>
             <w:lang w:val="sr-Latn-RS" w:eastAsia="x-none"/>
           </w:rPr>
-          <w:t>https://docs.oracle.com/cd/E27363_01/doc.121/e25150/intro.htm#OPCAC107</w:t>
-        </w:r>
-      </w:hyperlink>
-    </w:p>
-    <w:p>
-      <w:pPr>
-        <w:pStyle w:val="Heading3"/>
-        <w:rPr>
-          <w:lang w:val="sr-Latn-RS"/>
-        </w:rPr>
-      </w:pPr>
-      <w:bookmarkStart w:id="13" w:name="_Toc225149067"/>
-      <w:r>
-        <w:rPr>
-          <w:lang w:val="sr-Latn-RS"/>
-        </w:rPr>
-        <w:t xml:space="preserve">1.2.5. </w:t>
-      </w:r>
-      <w:r>
-        <w:rPr>
-          <w:lang w:val="sr-Latn-RS"/>
-        </w:rPr>
-        <w:t>Infrastructure as Code (IaC) – alati za automatizovano provizionisanje (Terraform, CloudFormation, ARM template)</w:t>
-      </w:r>
-      <w:bookmarkEnd w:id="13"/>
-    </w:p>
-    <w:p>
-      <w:pPr>
-        <w:ind w:left="720"/>
-        <w:rPr>
-          <w:lang w:val="sr-Latn-RS" w:eastAsia="x-none"/>
-        </w:rPr>
-      </w:pPr>
-      <w:hyperlink r:id="rId15" w:history="1">
+          <w:t>e</w:t>
+        </w:r>
         <w:r>
           <w:rPr>
             <w:rStyle w:val="Hyperlink"/>
             <w:lang w:val="sr-Latn-RS" w:eastAsia="x-none"/>
           </w:rPr>
+          <w:t>d-storage</w:t>
+        </w:r>
+      </w:hyperlink>
+    </w:p>
+    <w:p>
+      <w:pPr>
+        <w:rPr>
+          <w:lang w:val="sr-Latn-RS" w:eastAsia="x-none"/>
+        </w:rPr>
+      </w:pPr>
+      <w:r>
+        <w:rPr>
+          <w:lang w:val="sr-Latn-RS" w:eastAsia="x-none"/>
+        </w:rPr>
+        <w:t>SDS je model u kome su servisi skladištenja dinamički sastavljeni, usklađeni sa granicama aplikacije i vođeni politikama. Ovaj pristup apstrahuje osnovni hardver, slično virtuelizaciji servera, kako bi se stvorio znatno efikasniji operativni model.</w:t>
+      </w:r>
+      <w:r>
+        <w:rPr>
+          <w:lang w:val="sr-Latn-RS" w:eastAsia="x-none"/>
+        </w:rPr>
+        <w:br/>
+      </w:r>
+      <w:r>
+        <w:rPr>
+          <w:lang w:val="sr-Latn-RS" w:eastAsia="x-none"/>
+        </w:rPr>
+        <w:t>SDS funkcioniše tako što uvodi sloj apstrakcije softvera koji odvaja usluge skladištenja i upravljanje od osnovnog fizičkog hardvera. Ovaj pristup transformiše tradicionalno skladištenje u virtuelizovani resurs kojim se može upravljati putem politika i automatizacije.</w:t>
+      </w:r>
+    </w:p>
+    <w:p>
+      <w:pPr>
+        <w:pStyle w:val="Heading3"/>
+        <w:rPr>
+          <w:lang w:val="sr-Latn-RS"/>
+        </w:rPr>
+      </w:pPr>
+      <w:bookmarkStart w:id="11" w:name="_Toc225164838"/>
+      <w:r>
+        <w:rPr>
+          <w:lang w:val="sr-Latn-RS"/>
+        </w:rPr>
+        <w:t xml:space="preserve">1.2.4 </w:t>
+      </w:r>
+      <w:r>
+        <w:rPr>
+          <w:lang w:val="sr-Latn-RS"/>
+        </w:rPr>
+        <w:t>API i CLI kao osnov</w:t>
+      </w:r>
+      <w:r>
+        <w:rPr>
+          <w:lang w:val="sr-Latn-RS"/>
+        </w:rPr>
+        <w:t>a</w:t>
+      </w:r>
+      <w:r>
+        <w:rPr>
+          <w:lang w:val="sr-Latn-RS"/>
+        </w:rPr>
+        <w:t xml:space="preserve"> za automatizaciju</w:t>
+      </w:r>
+      <w:bookmarkEnd w:id="11"/>
+    </w:p>
+    <w:p>
+      <w:pPr>
+        <w:ind w:left="720"/>
+        <w:rPr>
+          <w:rStyle w:val="Hyperlink"/>
+          <w:lang w:val="sr-Latn-RS" w:eastAsia="x-none"/>
+        </w:rPr>
+      </w:pPr>
+      <w:r>
+        <w:rPr>
+          <w:lang w:val="sr-Latn-RS" w:eastAsia="x-none"/>
+        </w:rPr>
+        <w:fldChar w:fldCharType="begin"/>
+      </w:r>
+      <w:r>
+        <w:rPr>
+          <w:lang w:val="sr-Latn-RS" w:eastAsia="x-none"/>
+        </w:rPr>
+        <w:instrText>HYPERLINK "https://docs.oracle.com/cd/E27363_01/doc.121/e25150/intro.htm"</w:instrText>
+      </w:r>
+      <w:r>
+        <w:rPr>
+          <w:lang w:val="sr-Latn-RS" w:eastAsia="x-none"/>
+        </w:rPr>
+      </w:r>
+      <w:r>
+        <w:rPr>
+          <w:lang w:val="sr-Latn-RS" w:eastAsia="x-none"/>
+        </w:rPr>
+        <w:fldChar w:fldCharType="separate"/>
+      </w:r>
+      <w:r>
+        <w:rPr>
+          <w:rStyle w:val="Hyperlink"/>
+          <w:lang w:val="sr-Latn-RS" w:eastAsia="x-none"/>
+        </w:rPr>
+        <w:t>https://docs.oracle.com/cd/E27363_01/doc.121/e25150/in</w:t>
+      </w:r>
+      <w:r>
+        <w:rPr>
+          <w:rStyle w:val="Hyperlink"/>
+          <w:lang w:val="sr-Latn-RS" w:eastAsia="x-none"/>
+        </w:rPr>
+        <w:t>t</w:t>
+      </w:r>
+      <w:r>
+        <w:rPr>
+          <w:rStyle w:val="Hyperlink"/>
+          <w:lang w:val="sr-Latn-RS" w:eastAsia="x-none"/>
+        </w:rPr>
+        <w:t>ro.htm#</w:t>
+      </w:r>
+      <w:r>
+        <w:rPr>
+          <w:rStyle w:val="Hyperlink"/>
+          <w:lang w:val="sr-Latn-RS" w:eastAsia="x-none"/>
+        </w:rPr>
+        <w:t>O</w:t>
+      </w:r>
+      <w:r>
+        <w:rPr>
+          <w:rStyle w:val="Hyperlink"/>
+          <w:lang w:val="sr-Latn-RS" w:eastAsia="x-none"/>
+        </w:rPr>
+        <w:t>PCAC107</w:t>
+      </w:r>
+    </w:p>
+    <w:bookmarkStart w:id="12" w:name="_Toc225164839"/>
+    <w:p>
+      <w:pPr>
+        <w:pStyle w:val="Heading3"/>
+        <w:rPr>
+          <w:lang w:val="sr-Latn-RS"/>
+        </w:rPr>
+      </w:pPr>
+      <w:r>
+        <w:rPr>
+          <w:rFonts w:ascii="Calibri" w:eastAsia="Calibri" w:hAnsi="Calibri"/>
+          <w:b w:val="0"/>
+          <w:bCs w:val="0"/>
+          <w:sz w:val="22"/>
+          <w:szCs w:val="22"/>
+          <w:lang w:val="sr-Latn-RS" w:eastAsia="x-none"/>
+        </w:rPr>
+        <w:fldChar w:fldCharType="end"/>
+      </w:r>
+      <w:r>
+        <w:rPr>
+          <w:lang w:val="sr-Latn-RS"/>
+        </w:rPr>
+        <w:t xml:space="preserve">1.2.5. </w:t>
+      </w:r>
+      <w:r>
+        <w:rPr>
+          <w:lang w:val="sr-Latn-RS"/>
+        </w:rPr>
+        <w:t>Infrastructure as Code (IaC) – alati za automatizovano provizionisanje (Terraform, CloudFormation, ARM template)</w:t>
+      </w:r>
+      <w:bookmarkEnd w:id="12"/>
+    </w:p>
+    <w:p>
+      <w:pPr>
+        <w:ind w:left="720"/>
+        <w:rPr>
+          <w:lang w:val="sr-Latn-RS" w:eastAsia="x-none"/>
+        </w:rPr>
+      </w:pPr>
+      <w:hyperlink r:id="rId25" w:history="1">
+        <w:r>
+          <w:rPr>
+            <w:rStyle w:val="Hyperlink"/>
+            <w:lang w:val="sr-Latn-RS" w:eastAsia="x-none"/>
+          </w:rPr>
           <w:t>https://en.wikipedia.org/wiki/Infrastructure_as_code</w:t>
         </w:r>
       </w:hyperlink>
@@ -3492,7 +7826,7 @@
           <w:lang w:val="sr-Latn-RS"/>
         </w:rPr>
       </w:pPr>
-      <w:bookmarkStart w:id="14" w:name="_Toc225149068"/>
+      <w:bookmarkStart w:id="13" w:name="_Toc225164840"/>
       <w:r>
         <w:rPr>
           <w:lang w:val="sr-Latn-RS"/>
@@ -3505,7 +7839,7 @@
         </w:rPr>
         <w:t>Kontejnerizacija i orkestracija (Docker, Kubernetes) kao nadogradnja na IaaS</w:t>
       </w:r>
-      <w:bookmarkEnd w:id="14"/>
+      <w:bookmarkEnd w:id="13"/>
     </w:p>
     <w:p>
       <w:pPr>
@@ -3513,7 +7847,7 @@
           <w:lang w:val="sr-Latn-RS"/>
         </w:rPr>
       </w:pPr>
-      <w:hyperlink r:id="rId16" w:history="1">
+      <w:hyperlink r:id="rId26" w:history="1">
         <w:r>
           <w:rPr>
             <w:rStyle w:val="Hyperlink"/>
@@ -3588,8 +7922,8 @@
           <w:szCs w:val="22"/>
         </w:rPr>
       </w:pPr>
-      <w:bookmarkStart w:id="15" w:name="_Toc169829404"/>
-      <w:bookmarkStart w:id="16" w:name="_Toc225149069"/>
+      <w:bookmarkStart w:id="14" w:name="_Toc169829404"/>
+      <w:bookmarkStart w:id="15" w:name="_Toc225164841"/>
       <w:r>
         <w:rPr>
           <w:rFonts w:ascii="Verdana" w:hAnsi="Verdana"/>
@@ -3597,10 +7931,81 @@
           <w:sz w:val="22"/>
           <w:szCs w:val="22"/>
         </w:rPr>
-        <w:t>1.3. Komparativna analiza postojećih rešenja</w:t>
-      </w:r>
+        <w:t xml:space="preserve">1.3. </w:t>
+      </w:r>
+      <w:proofErr w:type="spellStart"/>
+      <w:r>
+        <w:rPr>
+          <w:rFonts w:ascii="Verdana" w:hAnsi="Verdana"/>
+          <w:i w:val="0"/>
+          <w:sz w:val="22"/>
+          <w:szCs w:val="22"/>
+        </w:rPr>
+        <w:t>Komparativna</w:t>
+      </w:r>
+      <w:proofErr w:type="spellEnd"/>
+      <w:r>
+        <w:rPr>
+          <w:rFonts w:ascii="Verdana" w:hAnsi="Verdana"/>
+          <w:i w:val="0"/>
+          <w:sz w:val="22"/>
+          <w:szCs w:val="22"/>
+        </w:rPr>
+        <w:t xml:space="preserve"> </w:t>
+      </w:r>
+      <w:proofErr w:type="spellStart"/>
+      <w:r>
+        <w:rPr>
+          <w:rFonts w:ascii="Verdana" w:hAnsi="Verdana"/>
+          <w:i w:val="0"/>
+          <w:sz w:val="22"/>
+          <w:szCs w:val="22"/>
+        </w:rPr>
+        <w:t>analiza</w:t>
+      </w:r>
+      <w:proofErr w:type="spellEnd"/>
+      <w:r>
+        <w:rPr>
+          <w:rFonts w:ascii="Verdana" w:hAnsi="Verdana"/>
+          <w:i w:val="0"/>
+          <w:sz w:val="22"/>
+          <w:szCs w:val="22"/>
+        </w:rPr>
+        <w:t xml:space="preserve"> </w:t>
+      </w:r>
+      <w:proofErr w:type="spellStart"/>
+      <w:r>
+        <w:rPr>
+          <w:rFonts w:ascii="Verdana" w:hAnsi="Verdana"/>
+          <w:i w:val="0"/>
+          <w:sz w:val="22"/>
+          <w:szCs w:val="22"/>
+        </w:rPr>
+        <w:t>postojećih</w:t>
+      </w:r>
+      <w:proofErr w:type="spellEnd"/>
+      <w:r>
+        <w:rPr>
+          <w:rFonts w:ascii="Verdana" w:hAnsi="Verdana"/>
+          <w:i w:val="0"/>
+          <w:sz w:val="22"/>
+          <w:szCs w:val="22"/>
+        </w:rPr>
+        <w:t xml:space="preserve"> </w:t>
+      </w:r>
+      <w:proofErr w:type="spellStart"/>
+      <w:r>
+        <w:rPr>
+          <w:rFonts w:ascii="Verdana" w:hAnsi="Verdana"/>
+          <w:i w:val="0"/>
+          <w:sz w:val="22"/>
+          <w:szCs w:val="22"/>
+        </w:rPr>
+        <w:t>rešenja</w:t>
+      </w:r>
+      <w:bookmarkEnd w:id="14"/>
       <w:bookmarkEnd w:id="15"/>
-      <w:bookmarkEnd w:id="16"/>
+      <w:proofErr w:type="spellEnd"/>
     </w:p>
     <w:p/>
     <w:p>
@@ -3612,13 +8017,59 @@
           <w:szCs w:val="20"/>
         </w:rPr>
       </w:pPr>
-      <w:r>
-        <w:rPr>
-          <w:rFonts w:ascii="Verdana" w:hAnsi="Verdana"/>
-          <w:sz w:val="20"/>
-          <w:szCs w:val="20"/>
-        </w:rPr>
-        <w:t>Pregled najvećih provajdera: AWS, Microsoft Azure, Google Cloud Platform</w:t>
+      <w:proofErr w:type="spellStart"/>
+      <w:r>
+        <w:rPr>
+          <w:rFonts w:ascii="Verdana" w:hAnsi="Verdana"/>
+          <w:sz w:val="20"/>
+          <w:szCs w:val="20"/>
+        </w:rPr>
+        <w:t>Pregled</w:t>
+      </w:r>
+      <w:proofErr w:type="spellEnd"/>
+      <w:r>
+        <w:rPr>
+          <w:rFonts w:ascii="Verdana" w:hAnsi="Verdana"/>
+          <w:sz w:val="20"/>
+          <w:szCs w:val="20"/>
+        </w:rPr>
+        <w:t xml:space="preserve"> </w:t>
+      </w:r>
+      <w:proofErr w:type="spellStart"/>
+      <w:r>
+        <w:rPr>
+          <w:rFonts w:ascii="Verdana" w:hAnsi="Verdana"/>
+          <w:sz w:val="20"/>
+          <w:szCs w:val="20"/>
+        </w:rPr>
+        <w:t>najvećih</w:t>
+      </w:r>
+      <w:proofErr w:type="spellEnd"/>
+      <w:r>
+        <w:rPr>
+          <w:rFonts w:ascii="Verdana" w:hAnsi="Verdana"/>
+          <w:sz w:val="20"/>
+          <w:szCs w:val="20"/>
+        </w:rPr>
+        <w:t xml:space="preserve"> </w:t>
+      </w:r>
+      <w:proofErr w:type="spellStart"/>
+      <w:r>
+        <w:rPr>
+          <w:rFonts w:ascii="Verdana" w:hAnsi="Verdana"/>
+          <w:sz w:val="20"/>
+          <w:szCs w:val="20"/>
+        </w:rPr>
+        <w:t>provajdera</w:t>
+      </w:r>
+      <w:proofErr w:type="spellEnd"/>
+      <w:r>
+        <w:rPr>
+          <w:rFonts w:ascii="Verdana" w:hAnsi="Verdana"/>
+          <w:sz w:val="20"/>
+          <w:szCs w:val="20"/>
+        </w:rPr>
+        <w:t>: AWS, Microsoft Azure, Google Cloud Platform</w:t>
       </w:r>
     </w:p>
     <w:p>
@@ -3630,7 +8081,7 @@
           <w:szCs w:val="20"/>
         </w:rPr>
       </w:pPr>
-      <w:hyperlink r:id="rId17" w:history="1">
+      <w:hyperlink r:id="rId27" w:history="1">
         <w:r>
           <w:rPr>
             <w:rStyle w:val="Hyperlink"/>
@@ -3669,7 +8120,7 @@
           <w:szCs w:val="22"/>
         </w:rPr>
       </w:pPr>
-      <w:bookmarkStart w:id="17" w:name="_Toc225149070"/>
+      <w:bookmarkStart w:id="16" w:name="_Toc225164842"/>
       <w:r>
         <w:rPr>
           <w:rFonts w:ascii="Verdana" w:hAnsi="Verdana"/>
@@ -3679,7 +8130,8 @@
         </w:rPr>
         <w:t xml:space="preserve">1.4. </w:t>
       </w:r>
-      <w:bookmarkStart w:id="18" w:name="_Toc169829405"/>
+      <w:bookmarkStart w:id="17" w:name="_Toc169829405"/>
+      <w:proofErr w:type="spellStart"/>
       <w:r>
         <w:rPr>
           <w:rFonts w:ascii="Verdana" w:hAnsi="Verdana"/>
@@ -3687,10 +8139,31 @@
           <w:sz w:val="22"/>
           <w:szCs w:val="22"/>
         </w:rPr>
-        <w:t>Primeri primene</w:t>
-      </w:r>
+        <w:t>Primeri</w:t>
+      </w:r>
+      <w:proofErr w:type="spellEnd"/>
+      <w:r>
+        <w:rPr>
+          <w:rFonts w:ascii="Verdana" w:hAnsi="Verdana"/>
+          <w:i w:val="0"/>
+          <w:sz w:val="22"/>
+          <w:szCs w:val="22"/>
+        </w:rPr>
+        <w:t xml:space="preserve"> </w:t>
+      </w:r>
+      <w:proofErr w:type="spellStart"/>
+      <w:r>
+        <w:rPr>
+          <w:rFonts w:ascii="Verdana" w:hAnsi="Verdana"/>
+          <w:i w:val="0"/>
+          <w:sz w:val="22"/>
+          <w:szCs w:val="22"/>
+        </w:rPr>
+        <w:t>primene</w:t>
+      </w:r>
+      <w:bookmarkEnd w:id="16"/>
       <w:bookmarkEnd w:id="17"/>
-      <w:bookmarkEnd w:id="18"/>
+      <w:proofErr w:type="spellEnd"/>
     </w:p>
     <w:p>
       <w:pPr>
@@ -3708,19 +8181,130 @@
           <w:szCs w:val="20"/>
           <w:lang w:val="x-none" w:eastAsia="x-none"/>
         </w:rPr>
-        <w:t>Disaster Recovery i backup – replikacija VM u cloud, brzo podizanje u slučaju havarije</w:t>
-      </w:r>
-    </w:p>
-    <w:p>
-      <w:pPr>
+        <w:t xml:space="preserve">Disaster Recovery </w:t>
+      </w:r>
+      <w:proofErr w:type="spellStart"/>
+      <w:r>
         <w:rPr>
           <w:rFonts w:ascii="Verdana" w:hAnsi="Verdana"/>
           <w:sz w:val="20"/>
           <w:szCs w:val="20"/>
           <w:lang w:val="x-none" w:eastAsia="x-none"/>
         </w:rPr>
-      </w:pPr>
-      <w:hyperlink r:id="rId18" w:history="1">
+        <w:t>i</w:t>
+      </w:r>
+      <w:proofErr w:type="spellEnd"/>
+      <w:r>
+        <w:rPr>
+          <w:rFonts w:ascii="Verdana" w:hAnsi="Verdana"/>
+          <w:sz w:val="20"/>
+          <w:szCs w:val="20"/>
+          <w:lang w:val="x-none" w:eastAsia="x-none"/>
+        </w:rPr>
+        <w:t xml:space="preserve"> backup – </w:t>
+      </w:r>
+      <w:proofErr w:type="spellStart"/>
+      <w:r>
+        <w:rPr>
+          <w:rFonts w:ascii="Verdana" w:hAnsi="Verdana"/>
+          <w:sz w:val="20"/>
+          <w:szCs w:val="20"/>
+          <w:lang w:val="x-none" w:eastAsia="x-none"/>
+        </w:rPr>
+        <w:t>replikacija</w:t>
+      </w:r>
+      <w:proofErr w:type="spellEnd"/>
+      <w:r>
+        <w:rPr>
+          <w:rFonts w:ascii="Verdana" w:hAnsi="Verdana"/>
+          <w:sz w:val="20"/>
+          <w:szCs w:val="20"/>
+          <w:lang w:val="x-none" w:eastAsia="x-none"/>
+        </w:rPr>
+        <w:t xml:space="preserve"> VM u cloud, </w:t>
+      </w:r>
+      <w:proofErr w:type="spellStart"/>
+      <w:r>
+        <w:rPr>
+          <w:rFonts w:ascii="Verdana" w:hAnsi="Verdana"/>
+          <w:sz w:val="20"/>
+          <w:szCs w:val="20"/>
+          <w:lang w:val="x-none" w:eastAsia="x-none"/>
+        </w:rPr>
+        <w:t>brzo</w:t>
+      </w:r>
+      <w:proofErr w:type="spellEnd"/>
+      <w:r>
+        <w:rPr>
+          <w:rFonts w:ascii="Verdana" w:hAnsi="Verdana"/>
+          <w:sz w:val="20"/>
+          <w:szCs w:val="20"/>
+          <w:lang w:val="x-none" w:eastAsia="x-none"/>
+        </w:rPr>
+        <w:t xml:space="preserve"> </w:t>
+      </w:r>
+      <w:proofErr w:type="spellStart"/>
+      <w:r>
+        <w:rPr>
+          <w:rFonts w:ascii="Verdana" w:hAnsi="Verdana"/>
+          <w:sz w:val="20"/>
+          <w:szCs w:val="20"/>
+          <w:lang w:val="x-none" w:eastAsia="x-none"/>
+        </w:rPr>
+        <w:t>podizanje</w:t>
+      </w:r>
+      <w:proofErr w:type="spellEnd"/>
+      <w:r>
+        <w:rPr>
+          <w:rFonts w:ascii="Verdana" w:hAnsi="Verdana"/>
+          <w:sz w:val="20"/>
+          <w:szCs w:val="20"/>
+          <w:lang w:val="x-none" w:eastAsia="x-none"/>
+        </w:rPr>
+        <w:t xml:space="preserve"> u </w:t>
+      </w:r>
+      <w:proofErr w:type="spellStart"/>
+      <w:r>
+        <w:rPr>
+          <w:rFonts w:ascii="Verdana" w:hAnsi="Verdana"/>
+          <w:sz w:val="20"/>
+          <w:szCs w:val="20"/>
+          <w:lang w:val="x-none" w:eastAsia="x-none"/>
+        </w:rPr>
+        <w:t>slučaju</w:t>
+      </w:r>
+      <w:proofErr w:type="spellEnd"/>
+      <w:r>
+        <w:rPr>
+          <w:rFonts w:ascii="Verdana" w:hAnsi="Verdana"/>
+          <w:sz w:val="20"/>
+          <w:szCs w:val="20"/>
+          <w:lang w:val="x-none" w:eastAsia="x-none"/>
+        </w:rPr>
+        <w:t xml:space="preserve"> </w:t>
+      </w:r>
+      <w:proofErr w:type="spellStart"/>
+      <w:r>
+        <w:rPr>
+          <w:rFonts w:ascii="Verdana" w:hAnsi="Verdana"/>
+          <w:sz w:val="20"/>
+          <w:szCs w:val="20"/>
+          <w:lang w:val="x-none" w:eastAsia="x-none"/>
+        </w:rPr>
+        <w:t>havarije</w:t>
+      </w:r>
+      <w:proofErr w:type="spellEnd"/>
+    </w:p>
+    <w:p>
+      <w:pPr>
+        <w:rPr>
+          <w:rFonts w:ascii="Verdana" w:hAnsi="Verdana"/>
+          <w:sz w:val="20"/>
+          <w:szCs w:val="20"/>
+          <w:lang w:val="x-none" w:eastAsia="x-none"/>
+        </w:rPr>
+      </w:pPr>
+      <w:hyperlink r:id="rId28" w:history="1">
         <w:r>
           <w:rPr>
             <w:rStyle w:val="Hyperlink"/>
@@ -3742,6 +8326,7 @@
           <w:lang w:val="x-none" w:eastAsia="x-none"/>
         </w:rPr>
       </w:pPr>
+      <w:proofErr w:type="spellStart"/>
       <w:r>
         <w:rPr>
           <w:rFonts w:ascii="Verdana" w:hAnsi="Verdana"/>
@@ -3749,19 +8334,200 @@
           <w:szCs w:val="20"/>
           <w:lang w:val="x-none" w:eastAsia="x-none"/>
         </w:rPr>
-        <w:t>Razvoj i testiranje (Dev/Test) – brzo provizionisanje i gašenje okruženja putem IaC</w:t>
-      </w:r>
-    </w:p>
-    <w:p>
-      <w:pPr>
+        <w:t>Razvoj</w:t>
+      </w:r>
+      <w:proofErr w:type="spellEnd"/>
+      <w:r>
         <w:rPr>
           <w:rFonts w:ascii="Verdana" w:hAnsi="Verdana"/>
           <w:sz w:val="20"/>
           <w:szCs w:val="20"/>
           <w:lang w:val="x-none" w:eastAsia="x-none"/>
         </w:rPr>
-      </w:pPr>
-      <w:hyperlink r:id="rId19" w:history="1">
+        <w:t xml:space="preserve"> </w:t>
+      </w:r>
+      <w:proofErr w:type="spellStart"/>
+      <w:r>
+        <w:rPr>
+          <w:rFonts w:ascii="Verdana" w:hAnsi="Verdana"/>
+          <w:sz w:val="20"/>
+          <w:szCs w:val="20"/>
+          <w:lang w:val="x-none" w:eastAsia="x-none"/>
+        </w:rPr>
+        <w:t>i</w:t>
+      </w:r>
+      <w:proofErr w:type="spellEnd"/>
+      <w:r>
+        <w:rPr>
+          <w:rFonts w:ascii="Verdana" w:hAnsi="Verdana"/>
+          <w:sz w:val="20"/>
+          <w:szCs w:val="20"/>
+          <w:lang w:val="x-none" w:eastAsia="x-none"/>
+        </w:rPr>
+        <w:t xml:space="preserve"> </w:t>
+      </w:r>
+      <w:proofErr w:type="spellStart"/>
+      <w:r>
+        <w:rPr>
+          <w:rFonts w:ascii="Verdana" w:hAnsi="Verdana"/>
+          <w:sz w:val="20"/>
+          <w:szCs w:val="20"/>
+          <w:lang w:val="x-none" w:eastAsia="x-none"/>
+        </w:rPr>
+        <w:t>testiranje</w:t>
+      </w:r>
+      <w:proofErr w:type="spellEnd"/>
+      <w:r>
+        <w:rPr>
+          <w:rFonts w:ascii="Verdana" w:hAnsi="Verdana"/>
+          <w:sz w:val="20"/>
+          <w:szCs w:val="20"/>
+          <w:lang w:val="x-none" w:eastAsia="x-none"/>
+        </w:rPr>
+        <w:t xml:space="preserve"> (Dev/Test) – </w:t>
+      </w:r>
+      <w:proofErr w:type="spellStart"/>
+      <w:r>
+        <w:rPr>
+          <w:rFonts w:ascii="Verdana" w:hAnsi="Verdana"/>
+          <w:sz w:val="20"/>
+          <w:szCs w:val="20"/>
+          <w:lang w:val="x-none" w:eastAsia="x-none"/>
+        </w:rPr>
+        <w:t>brzo</w:t>
+      </w:r>
+      <w:proofErr w:type="spellEnd"/>
+      <w:r>
+        <w:rPr>
+          <w:rFonts w:ascii="Verdana" w:hAnsi="Verdana"/>
+          <w:sz w:val="20"/>
+          <w:szCs w:val="20"/>
+          <w:lang w:val="x-none" w:eastAsia="x-none"/>
+        </w:rPr>
+        <w:t xml:space="preserve"> </w:t>
+      </w:r>
+      <w:proofErr w:type="spellStart"/>
+      <w:r>
+        <w:rPr>
+          <w:rFonts w:ascii="Verdana" w:hAnsi="Verdana"/>
+          <w:sz w:val="20"/>
+          <w:szCs w:val="20"/>
+          <w:lang w:val="x-none" w:eastAsia="x-none"/>
+        </w:rPr>
+        <w:t>provizionisanje</w:t>
+      </w:r>
+      <w:proofErr w:type="spellEnd"/>
+      <w:r>
+        <w:rPr>
+          <w:rFonts w:ascii="Verdana" w:hAnsi="Verdana"/>
+          <w:sz w:val="20"/>
+          <w:szCs w:val="20"/>
+          <w:lang w:val="x-none" w:eastAsia="x-none"/>
+        </w:rPr>
+        <w:t xml:space="preserve"> </w:t>
+      </w:r>
+      <w:proofErr w:type="spellStart"/>
+      <w:r>
+        <w:rPr>
+          <w:rFonts w:ascii="Verdana" w:hAnsi="Verdana"/>
+          <w:sz w:val="20"/>
+          <w:szCs w:val="20"/>
+          <w:lang w:val="x-none" w:eastAsia="x-none"/>
+        </w:rPr>
+        <w:t>i</w:t>
+      </w:r>
+      <w:proofErr w:type="spellEnd"/>
+      <w:r>
+        <w:rPr>
+          <w:rFonts w:ascii="Verdana" w:hAnsi="Verdana"/>
+          <w:sz w:val="20"/>
+          <w:szCs w:val="20"/>
+          <w:lang w:val="x-none" w:eastAsia="x-none"/>
+        </w:rPr>
+        <w:t xml:space="preserve"> </w:t>
+      </w:r>
+      <w:proofErr w:type="spellStart"/>
+      <w:r>
+        <w:rPr>
+          <w:rFonts w:ascii="Verdana" w:hAnsi="Verdana"/>
+          <w:sz w:val="20"/>
+          <w:szCs w:val="20"/>
+          <w:lang w:val="x-none" w:eastAsia="x-none"/>
+        </w:rPr>
+        <w:t>gašenje</w:t>
+      </w:r>
+      <w:proofErr w:type="spellEnd"/>
+      <w:r>
+        <w:rPr>
+          <w:rFonts w:ascii="Verdana" w:hAnsi="Verdana"/>
+          <w:sz w:val="20"/>
+          <w:szCs w:val="20"/>
+          <w:lang w:val="x-none" w:eastAsia="x-none"/>
+        </w:rPr>
+        <w:t xml:space="preserve"> </w:t>
+      </w:r>
+      <w:proofErr w:type="spellStart"/>
+      <w:r>
+        <w:rPr>
+          <w:rFonts w:ascii="Verdana" w:hAnsi="Verdana"/>
+          <w:sz w:val="20"/>
+          <w:szCs w:val="20"/>
+          <w:lang w:val="x-none" w:eastAsia="x-none"/>
+        </w:rPr>
+        <w:t>okruženja</w:t>
+      </w:r>
+      <w:proofErr w:type="spellEnd"/>
+      <w:r>
+        <w:rPr>
+          <w:rFonts w:ascii="Verdana" w:hAnsi="Verdana"/>
+          <w:sz w:val="20"/>
+          <w:szCs w:val="20"/>
+          <w:lang w:val="x-none" w:eastAsia="x-none"/>
+        </w:rPr>
+        <w:t xml:space="preserve"> </w:t>
+      </w:r>
+      <w:proofErr w:type="spellStart"/>
+      <w:r>
+        <w:rPr>
+          <w:rFonts w:ascii="Verdana" w:hAnsi="Verdana"/>
+          <w:sz w:val="20"/>
+          <w:szCs w:val="20"/>
+          <w:lang w:val="x-none" w:eastAsia="x-none"/>
+        </w:rPr>
+        <w:t>putem</w:t>
+      </w:r>
+      <w:proofErr w:type="spellEnd"/>
+      <w:r>
+        <w:rPr>
+          <w:rFonts w:ascii="Verdana" w:hAnsi="Verdana"/>
+          <w:sz w:val="20"/>
+          <w:szCs w:val="20"/>
+          <w:lang w:val="x-none" w:eastAsia="x-none"/>
+        </w:rPr>
+        <w:t xml:space="preserve"> </w:t>
+      </w:r>
+      <w:proofErr w:type="spellStart"/>
+      <w:r>
+        <w:rPr>
+          <w:rFonts w:ascii="Verdana" w:hAnsi="Verdana"/>
+          <w:sz w:val="20"/>
+          <w:szCs w:val="20"/>
+          <w:lang w:val="x-none" w:eastAsia="x-none"/>
+        </w:rPr>
+        <w:t>IaC</w:t>
+      </w:r>
+      <w:proofErr w:type="spellEnd"/>
+    </w:p>
+    <w:p>
+      <w:pPr>
+        <w:rPr>
+          <w:rFonts w:ascii="Verdana" w:hAnsi="Verdana"/>
+          <w:sz w:val="20"/>
+          <w:szCs w:val="20"/>
+          <w:lang w:val="x-none" w:eastAsia="x-none"/>
+        </w:rPr>
+      </w:pPr>
+      <w:hyperlink r:id="rId29" w:history="1">
         <w:r>
           <w:rPr>
             <w:rStyle w:val="Hyperlink"/>
@@ -3783,6 +8549,7 @@
           <w:lang w:val="x-none" w:eastAsia="x-none"/>
         </w:rPr>
       </w:pPr>
+      <w:proofErr w:type="spellStart"/>
       <w:r>
         <w:rPr>
           <w:rFonts w:ascii="Verdana" w:hAnsi="Verdana"/>
@@ -3790,19 +8557,49 @@
           <w:szCs w:val="20"/>
           <w:lang w:val="x-none" w:eastAsia="x-none"/>
         </w:rPr>
-        <w:t>Migracija legacy aplikacija u cloud (lift &amp; shift)</w:t>
-      </w:r>
-    </w:p>
-    <w:p>
-      <w:pPr>
+        <w:t>Migracija</w:t>
+      </w:r>
+      <w:proofErr w:type="spellEnd"/>
+      <w:r>
         <w:rPr>
           <w:rFonts w:ascii="Verdana" w:hAnsi="Verdana"/>
           <w:sz w:val="20"/>
           <w:szCs w:val="20"/>
           <w:lang w:val="x-none" w:eastAsia="x-none"/>
         </w:rPr>
-      </w:pPr>
-      <w:hyperlink r:id="rId20" w:history="1">
+        <w:t xml:space="preserve"> legacy </w:t>
+      </w:r>
+      <w:proofErr w:type="spellStart"/>
+      <w:r>
+        <w:rPr>
+          <w:rFonts w:ascii="Verdana" w:hAnsi="Verdana"/>
+          <w:sz w:val="20"/>
+          <w:szCs w:val="20"/>
+          <w:lang w:val="x-none" w:eastAsia="x-none"/>
+        </w:rPr>
+        <w:t>aplikacija</w:t>
+      </w:r>
+      <w:proofErr w:type="spellEnd"/>
+      <w:r>
+        <w:rPr>
+          <w:rFonts w:ascii="Verdana" w:hAnsi="Verdana"/>
+          <w:sz w:val="20"/>
+          <w:szCs w:val="20"/>
+          <w:lang w:val="x-none" w:eastAsia="x-none"/>
+        </w:rPr>
+        <w:t xml:space="preserve"> u cloud (lift &amp; shift)</w:t>
+      </w:r>
+    </w:p>
+    <w:p>
+      <w:pPr>
+        <w:rPr>
+          <w:rFonts w:ascii="Verdana" w:hAnsi="Verdana"/>
+          <w:sz w:val="20"/>
+          <w:szCs w:val="20"/>
+          <w:lang w:val="x-none" w:eastAsia="x-none"/>
+        </w:rPr>
+      </w:pPr>
+      <w:hyperlink r:id="rId30" w:history="1">
         <w:r>
           <w:rPr>
             <w:rStyle w:val="Hyperlink"/>
@@ -3824,6 +8621,7 @@
           <w:lang w:val="x-none" w:eastAsia="x-none"/>
         </w:rPr>
       </w:pPr>
+      <w:proofErr w:type="spellStart"/>
       <w:r>
         <w:rPr>
           <w:rFonts w:ascii="Verdana" w:hAnsi="Verdana"/>
@@ -3831,19 +8629,100 @@
           <w:szCs w:val="20"/>
           <w:lang w:val="x-none" w:eastAsia="x-none"/>
         </w:rPr>
-        <w:t>Hibridna arhitektura – povezivanje on-premise data centra sa cloud resursima</w:t>
-      </w:r>
-    </w:p>
-    <w:p>
-      <w:pPr>
+        <w:t>Hibridna</w:t>
+      </w:r>
+      <w:proofErr w:type="spellEnd"/>
+      <w:r>
         <w:rPr>
           <w:rFonts w:ascii="Verdana" w:hAnsi="Verdana"/>
           <w:sz w:val="20"/>
           <w:szCs w:val="20"/>
           <w:lang w:val="x-none" w:eastAsia="x-none"/>
         </w:rPr>
-      </w:pPr>
-      <w:hyperlink r:id="rId21" w:history="1">
+        <w:t xml:space="preserve"> </w:t>
+      </w:r>
+      <w:proofErr w:type="spellStart"/>
+      <w:r>
+        <w:rPr>
+          <w:rFonts w:ascii="Verdana" w:hAnsi="Verdana"/>
+          <w:sz w:val="20"/>
+          <w:szCs w:val="20"/>
+          <w:lang w:val="x-none" w:eastAsia="x-none"/>
+        </w:rPr>
+        <w:t>arhitektura</w:t>
+      </w:r>
+      <w:proofErr w:type="spellEnd"/>
+      <w:r>
+        <w:rPr>
+          <w:rFonts w:ascii="Verdana" w:hAnsi="Verdana"/>
+          <w:sz w:val="20"/>
+          <w:szCs w:val="20"/>
+          <w:lang w:val="x-none" w:eastAsia="x-none"/>
+        </w:rPr>
+        <w:t xml:space="preserve"> – </w:t>
+      </w:r>
+      <w:proofErr w:type="spellStart"/>
+      <w:r>
+        <w:rPr>
+          <w:rFonts w:ascii="Verdana" w:hAnsi="Verdana"/>
+          <w:sz w:val="20"/>
+          <w:szCs w:val="20"/>
+          <w:lang w:val="x-none" w:eastAsia="x-none"/>
+        </w:rPr>
+        <w:t>povezivanje</w:t>
+      </w:r>
+      <w:proofErr w:type="spellEnd"/>
+      <w:r>
+        <w:rPr>
+          <w:rFonts w:ascii="Verdana" w:hAnsi="Verdana"/>
+          <w:sz w:val="20"/>
+          <w:szCs w:val="20"/>
+          <w:lang w:val="x-none" w:eastAsia="x-none"/>
+        </w:rPr>
+        <w:t xml:space="preserve"> on-premise data centra </w:t>
+      </w:r>
+      <w:proofErr w:type="spellStart"/>
+      <w:r>
+        <w:rPr>
+          <w:rFonts w:ascii="Verdana" w:hAnsi="Verdana"/>
+          <w:sz w:val="20"/>
+          <w:szCs w:val="20"/>
+          <w:lang w:val="x-none" w:eastAsia="x-none"/>
+        </w:rPr>
+        <w:t>sa</w:t>
+      </w:r>
+      <w:proofErr w:type="spellEnd"/>
+      <w:r>
+        <w:rPr>
+          <w:rFonts w:ascii="Verdana" w:hAnsi="Verdana"/>
+          <w:sz w:val="20"/>
+          <w:szCs w:val="20"/>
+          <w:lang w:val="x-none" w:eastAsia="x-none"/>
+        </w:rPr>
+        <w:t xml:space="preserve"> cloud </w:t>
+      </w:r>
+      <w:proofErr w:type="spellStart"/>
+      <w:r>
+        <w:rPr>
+          <w:rFonts w:ascii="Verdana" w:hAnsi="Verdana"/>
+          <w:sz w:val="20"/>
+          <w:szCs w:val="20"/>
+          <w:lang w:val="x-none" w:eastAsia="x-none"/>
+        </w:rPr>
+        <w:t>resursima</w:t>
+      </w:r>
+      <w:proofErr w:type="spellEnd"/>
+    </w:p>
+    <w:p>
+      <w:pPr>
+        <w:rPr>
+          <w:rFonts w:ascii="Verdana" w:hAnsi="Verdana"/>
+          <w:sz w:val="20"/>
+          <w:szCs w:val="20"/>
+          <w:lang w:val="x-none" w:eastAsia="x-none"/>
+        </w:rPr>
+      </w:pPr>
+      <w:hyperlink r:id="rId31" w:history="1">
         <w:r>
           <w:rPr>
             <w:rStyle w:val="Hyperlink"/>
@@ -3880,8 +8759,6 @@
           <w:lang w:val="sr-Latn-RS"/>
         </w:rPr>
       </w:pPr>
-      <w:bookmarkStart w:id="19" w:name="_GoBack"/>
-      <w:bookmarkEnd w:id="19"/>
     </w:p>
     <w:p>
       <w:pPr>
@@ -3893,7 +8770,7 @@
           <w:lang w:val="de-DE"/>
         </w:rPr>
       </w:pPr>
-      <w:bookmarkStart w:id="20" w:name="_Toc169829406"/>
+      <w:bookmarkStart w:id="18" w:name="_Toc169829406"/>
     </w:p>
     <w:p>
       <w:pPr>
@@ -3905,7 +8782,7 @@
           <w:lang w:val="sr-Latn-RS"/>
         </w:rPr>
       </w:pPr>
-      <w:bookmarkStart w:id="21" w:name="_Toc225149071"/>
+      <w:bookmarkStart w:id="19" w:name="_Toc225164843"/>
       <w:r>
         <w:rPr>
           <w:rFonts w:ascii="Verdana" w:hAnsi="Verdana"/>
@@ -3933,8 +8810,8 @@
         </w:rPr>
         <w:t>čni deo</w:t>
       </w:r>
-      <w:bookmarkEnd w:id="20"/>
-      <w:bookmarkEnd w:id="21"/>
+      <w:bookmarkEnd w:id="18"/>
+      <w:bookmarkEnd w:id="19"/>
     </w:p>
     <w:p>
       <w:pPr>
@@ -3954,8 +8831,8 @@
           <w:lang w:val="de-DE"/>
         </w:rPr>
       </w:pPr>
-      <w:bookmarkStart w:id="22" w:name="_Toc169829407"/>
-      <w:bookmarkStart w:id="23" w:name="_Toc225149072"/>
+      <w:bookmarkStart w:id="20" w:name="_Toc169829407"/>
+      <w:bookmarkStart w:id="21" w:name="_Toc225164844"/>
       <w:r>
         <w:rPr>
           <w:rFonts w:ascii="Verdana" w:hAnsi="Verdana"/>
@@ -3976,8 +8853,8 @@
         </w:rPr>
         <w:t>Namena softvera i korisničko uputstvo</w:t>
       </w:r>
-      <w:bookmarkEnd w:id="22"/>
-      <w:bookmarkEnd w:id="23"/>
+      <w:bookmarkEnd w:id="20"/>
+      <w:bookmarkEnd w:id="21"/>
     </w:p>
     <w:p>
       <w:pPr>
@@ -4003,8 +8880,8 @@
           <w:szCs w:val="22"/>
         </w:rPr>
       </w:pPr>
-      <w:bookmarkStart w:id="24" w:name="_Toc169829408"/>
-      <w:bookmarkStart w:id="25" w:name="_Toc225149073"/>
+      <w:bookmarkStart w:id="22" w:name="_Toc169829408"/>
+      <w:bookmarkStart w:id="23" w:name="_Toc225164845"/>
       <w:r>
         <w:rPr>
           <w:rFonts w:ascii="Verdana" w:hAnsi="Verdana"/>
@@ -4014,6 +8891,7 @@
         </w:rPr>
         <w:t xml:space="preserve">2.2. </w:t>
       </w:r>
+      <w:proofErr w:type="spellStart"/>
       <w:r>
         <w:rPr>
           <w:rFonts w:ascii="Verdana" w:hAnsi="Verdana"/>
@@ -4021,58 +8899,19 @@
           <w:sz w:val="22"/>
           <w:szCs w:val="22"/>
         </w:rPr>
-        <w:t>Kratak opis primenjenih alata i tehnologija u implementaciji rešenja</w:t>
-      </w:r>
-      <w:bookmarkEnd w:id="24"/>
-      <w:bookmarkEnd w:id="25"/>
-    </w:p>
-    <w:p>
-      <w:pPr>
-        <w:spacing w:after="0" w:line="240" w:lineRule="auto"/>
-        <w:jc w:val="both"/>
-        <w:rPr>
-          <w:rFonts w:ascii="Verdana" w:hAnsi="Verdana"/>
-          <w:sz w:val="20"/>
-          <w:szCs w:val="20"/>
-          <w:lang w:val="x-none"/>
-        </w:rPr>
-      </w:pPr>
-    </w:p>
-    <w:p>
-      <w:pPr>
-        <w:spacing w:after="0" w:line="240" w:lineRule="auto"/>
-        <w:jc w:val="both"/>
-        <w:rPr>
-          <w:rFonts w:ascii="Verdana" w:hAnsi="Verdana"/>
-          <w:sz w:val="20"/>
-          <w:szCs w:val="20"/>
-          <w:lang w:val="sr-Latn-RS"/>
-        </w:rPr>
-      </w:pPr>
-    </w:p>
-    <w:p>
-      <w:pPr>
-        <w:spacing w:after="0" w:line="240" w:lineRule="auto"/>
-        <w:jc w:val="both"/>
-        <w:rPr>
-          <w:rFonts w:ascii="Verdana" w:hAnsi="Verdana"/>
-          <w:sz w:val="20"/>
-          <w:szCs w:val="20"/>
-          <w:lang w:val="sr-Latn-RS"/>
-        </w:rPr>
-      </w:pPr>
-    </w:p>
-    <w:p>
-      <w:pPr>
-        <w:pStyle w:val="Heading2"/>
+        <w:t>Kratak</w:t>
+      </w:r>
+      <w:proofErr w:type="spellEnd"/>
+      <w:r>
         <w:rPr>
           <w:rFonts w:ascii="Verdana" w:hAnsi="Verdana"/>
           <w:i w:val="0"/>
           <w:sz w:val="22"/>
           <w:szCs w:val="22"/>
         </w:rPr>
-      </w:pPr>
-      <w:bookmarkStart w:id="26" w:name="_Toc225149074"/>
+        <w:t xml:space="preserve"> </w:t>
+      </w:r>
+      <w:proofErr w:type="spellStart"/>
       <w:r>
         <w:rPr>
           <w:rFonts w:ascii="Verdana" w:hAnsi="Verdana"/>
@@ -4080,9 +8919,111 @@
           <w:sz w:val="22"/>
           <w:szCs w:val="22"/>
         </w:rPr>
-        <w:t>2.3. Opis implementacije</w:t>
-      </w:r>
-      <w:bookmarkEnd w:id="26"/>
+        <w:t>opis</w:t>
+      </w:r>
+      <w:proofErr w:type="spellEnd"/>
+      <w:r>
+        <w:rPr>
+          <w:rFonts w:ascii="Verdana" w:hAnsi="Verdana"/>
+          <w:i w:val="0"/>
+          <w:sz w:val="22"/>
+          <w:szCs w:val="22"/>
+        </w:rPr>
+        <w:t xml:space="preserve"> </w:t>
+      </w:r>
+      <w:proofErr w:type="spellStart"/>
+      <w:r>
+        <w:rPr>
+          <w:rFonts w:ascii="Verdana" w:hAnsi="Verdana"/>
+          <w:i w:val="0"/>
+          <w:sz w:val="22"/>
+          <w:szCs w:val="22"/>
+        </w:rPr>
+        <w:t>primenjenih</w:t>
+      </w:r>
+      <w:proofErr w:type="spellEnd"/>
+      <w:r>
+        <w:rPr>
+          <w:rFonts w:ascii="Verdana" w:hAnsi="Verdana"/>
+          <w:i w:val="0"/>
+          <w:sz w:val="22"/>
+          <w:szCs w:val="22"/>
+        </w:rPr>
+        <w:t xml:space="preserve"> alata </w:t>
+      </w:r>
+      <w:proofErr w:type="spellStart"/>
+      <w:r>
+        <w:rPr>
+          <w:rFonts w:ascii="Verdana" w:hAnsi="Verdana"/>
+          <w:i w:val="0"/>
+          <w:sz w:val="22"/>
+          <w:szCs w:val="22"/>
+        </w:rPr>
+        <w:t>i</w:t>
+      </w:r>
+      <w:proofErr w:type="spellEnd"/>
+      <w:r>
+        <w:rPr>
+          <w:rFonts w:ascii="Verdana" w:hAnsi="Verdana"/>
+          <w:i w:val="0"/>
+          <w:sz w:val="22"/>
+          <w:szCs w:val="22"/>
+        </w:rPr>
+        <w:t xml:space="preserve"> </w:t>
+      </w:r>
+      <w:proofErr w:type="spellStart"/>
+      <w:r>
+        <w:rPr>
+          <w:rFonts w:ascii="Verdana" w:hAnsi="Verdana"/>
+          <w:i w:val="0"/>
+          <w:sz w:val="22"/>
+          <w:szCs w:val="22"/>
+        </w:rPr>
+        <w:t>tehnologija</w:t>
+      </w:r>
+      <w:proofErr w:type="spellEnd"/>
+      <w:r>
+        <w:rPr>
+          <w:rFonts w:ascii="Verdana" w:hAnsi="Verdana"/>
+          <w:i w:val="0"/>
+          <w:sz w:val="22"/>
+          <w:szCs w:val="22"/>
+        </w:rPr>
+        <w:t xml:space="preserve"> u </w:t>
+      </w:r>
+      <w:proofErr w:type="spellStart"/>
+      <w:r>
+        <w:rPr>
+          <w:rFonts w:ascii="Verdana" w:hAnsi="Verdana"/>
+          <w:i w:val="0"/>
+          <w:sz w:val="22"/>
+          <w:szCs w:val="22"/>
+        </w:rPr>
+        <w:t>implementaciji</w:t>
+      </w:r>
+      <w:proofErr w:type="spellEnd"/>
+      <w:r>
+        <w:rPr>
+          <w:rFonts w:ascii="Verdana" w:hAnsi="Verdana"/>
+          <w:i w:val="0"/>
+          <w:sz w:val="22"/>
+          <w:szCs w:val="22"/>
+        </w:rPr>
+        <w:t xml:space="preserve"> </w:t>
+      </w:r>
+      <w:proofErr w:type="spellStart"/>
+      <w:r>
+        <w:rPr>
+          <w:rFonts w:ascii="Verdana" w:hAnsi="Verdana"/>
+          <w:i w:val="0"/>
+          <w:sz w:val="22"/>
+          <w:szCs w:val="22"/>
+        </w:rPr>
+        <w:t>rešenja</w:t>
+      </w:r>
+      <w:bookmarkEnd w:id="22"/>
+      <w:bookmarkEnd w:id="23"/>
+      <w:proofErr w:type="spellEnd"/>
     </w:p>
     <w:p>
       <w:pPr>
@@ -4092,18 +9033,9 @@
           <w:rFonts w:ascii="Verdana" w:hAnsi="Verdana"/>
           <w:sz w:val="20"/>
           <w:szCs w:val="20"/>
-          <w:lang w:val="sr-Latn-RS"/>
-        </w:rPr>
-      </w:pPr>
-      <w:r>
-        <w:rPr>
-          <w:rFonts w:ascii="Verdana" w:hAnsi="Verdana"/>
-          <w:sz w:val="20"/>
-          <w:szCs w:val="20"/>
-          <w:lang w:val="sr-Latn-RS"/>
-        </w:rPr>
-        <w:br w:type="page"/>
-      </w:r>
+          <w:lang w:val="x-none"/>
+        </w:rPr>
+      </w:pPr>
     </w:p>
     <w:p>
       <w:pPr>
@@ -4131,6 +9063,59 @@
     </w:p>
     <w:p>
       <w:pPr>
+        <w:pStyle w:val="Heading2"/>
+        <w:rPr>
+          <w:rFonts w:ascii="Verdana" w:hAnsi="Verdana"/>
+          <w:i w:val="0"/>
+          <w:sz w:val="22"/>
+          <w:szCs w:val="22"/>
+        </w:rPr>
+      </w:pPr>
+      <w:bookmarkStart w:id="24" w:name="_Toc225164846"/>
+      <w:r>
+        <w:rPr>
+          <w:rFonts w:ascii="Verdana" w:hAnsi="Verdana"/>
+          <w:i w:val="0"/>
+          <w:sz w:val="22"/>
+          <w:szCs w:val="22"/>
+        </w:rPr>
+        <w:t xml:space="preserve">2.3. </w:t>
+      </w:r>
+      <w:proofErr w:type="spellStart"/>
+      <w:r>
+        <w:rPr>
+          <w:rFonts w:ascii="Verdana" w:hAnsi="Verdana"/>
+          <w:i w:val="0"/>
+          <w:sz w:val="22"/>
+          <w:szCs w:val="22"/>
+        </w:rPr>
+        <w:t>Opis</w:t>
+      </w:r>
+      <w:proofErr w:type="spellEnd"/>
+      <w:r>
+        <w:rPr>
+          <w:rFonts w:ascii="Verdana" w:hAnsi="Verdana"/>
+          <w:i w:val="0"/>
+          <w:sz w:val="22"/>
+          <w:szCs w:val="22"/>
+        </w:rPr>
+        <w:t xml:space="preserve"> </w:t>
+      </w:r>
+      <w:proofErr w:type="spellStart"/>
+      <w:r>
+        <w:rPr>
+          <w:rFonts w:ascii="Verdana" w:hAnsi="Verdana"/>
+          <w:i w:val="0"/>
+          <w:sz w:val="22"/>
+          <w:szCs w:val="22"/>
+        </w:rPr>
+        <w:t>implementacije</w:t>
+      </w:r>
+      <w:bookmarkEnd w:id="24"/>
+      <w:proofErr w:type="spellEnd"/>
+    </w:p>
+    <w:p>
+      <w:pPr>
         <w:spacing w:after="0" w:line="240" w:lineRule="auto"/>
         <w:jc w:val="both"/>
         <w:rPr>
@@ -4140,6 +9125,51 @@
           <w:lang w:val="sr-Latn-RS"/>
         </w:rPr>
       </w:pPr>
+      <w:r>
+        <w:rPr>
+          <w:rFonts w:ascii="Verdana" w:hAnsi="Verdana"/>
+          <w:sz w:val="20"/>
+          <w:szCs w:val="20"/>
+          <w:lang w:val="sr-Latn-RS"/>
+        </w:rPr>
+        <w:br w:type="page"/>
+      </w:r>
+    </w:p>
+    <w:p>
+      <w:pPr>
+        <w:spacing w:after="0" w:line="240" w:lineRule="auto"/>
+        <w:jc w:val="both"/>
+        <w:rPr>
+          <w:rFonts w:ascii="Verdana" w:hAnsi="Verdana"/>
+          <w:sz w:val="20"/>
+          <w:szCs w:val="20"/>
+          <w:lang w:val="sr-Latn-RS"/>
+        </w:rPr>
+      </w:pPr>
+    </w:p>
+    <w:p>
+      <w:pPr>
+        <w:spacing w:after="0" w:line="240" w:lineRule="auto"/>
+        <w:jc w:val="both"/>
+        <w:rPr>
+          <w:rFonts w:ascii="Verdana" w:hAnsi="Verdana"/>
+          <w:sz w:val="20"/>
+          <w:szCs w:val="20"/>
+          <w:lang w:val="sr-Latn-RS"/>
+        </w:rPr>
+      </w:pPr>
+    </w:p>
+    <w:p>
+      <w:pPr>
+        <w:spacing w:after="0" w:line="240" w:lineRule="auto"/>
+        <w:jc w:val="both"/>
+        <w:rPr>
+          <w:rFonts w:ascii="Verdana" w:hAnsi="Verdana"/>
+          <w:sz w:val="20"/>
+          <w:szCs w:val="20"/>
+          <w:lang w:val="sr-Latn-RS"/>
+        </w:rPr>
+      </w:pPr>
     </w:p>
     <w:p>
       <w:pPr>
@@ -4150,9 +9180,9 @@
           <w:szCs w:val="24"/>
         </w:rPr>
       </w:pPr>
-      <w:bookmarkStart w:id="27" w:name="_Toc162726077"/>
-      <w:bookmarkStart w:id="28" w:name="_Toc169829410"/>
-      <w:bookmarkStart w:id="29" w:name="_Toc225149075"/>
+      <w:bookmarkStart w:id="25" w:name="_Toc162726077"/>
+      <w:bookmarkStart w:id="26" w:name="_Toc169829410"/>
+      <w:bookmarkStart w:id="27" w:name="_Toc225164847"/>
       <w:r>
         <w:rPr>
           <w:rFonts w:ascii="Verdana" w:hAnsi="Verdana"/>
@@ -4161,6 +9191,7 @@
         </w:rPr>
         <w:t xml:space="preserve">3. </w:t>
       </w:r>
+      <w:proofErr w:type="spellStart"/>
       <w:r>
         <w:rPr>
           <w:rFonts w:ascii="Verdana" w:hAnsi="Verdana"/>
@@ -4178,106 +9209,109 @@
         </w:rPr>
         <w:t>čak</w:t>
       </w:r>
+      <w:bookmarkEnd w:id="25"/>
+      <w:bookmarkEnd w:id="26"/>
       <w:bookmarkEnd w:id="27"/>
+      <w:proofErr w:type="spellEnd"/>
+    </w:p>
+    <w:p>
+      <w:pPr>
+        <w:spacing w:after="0" w:line="240" w:lineRule="auto"/>
+        <w:jc w:val="both"/>
+        <w:rPr>
+          <w:rFonts w:ascii="Verdana" w:hAnsi="Verdana"/>
+          <w:sz w:val="20"/>
+          <w:szCs w:val="20"/>
+          <w:lang w:val="sr-Latn-RS"/>
+        </w:rPr>
+      </w:pPr>
+    </w:p>
+    <w:p>
+      <w:pPr>
+        <w:spacing w:after="0" w:line="240" w:lineRule="auto"/>
+        <w:jc w:val="both"/>
+        <w:rPr>
+          <w:rFonts w:ascii="Verdana" w:hAnsi="Verdana"/>
+          <w:sz w:val="20"/>
+          <w:szCs w:val="20"/>
+          <w:lang w:val="sr-Latn-RS"/>
+        </w:rPr>
+      </w:pPr>
+    </w:p>
+    <w:p>
+      <w:pPr>
+        <w:spacing w:after="0" w:line="240" w:lineRule="auto"/>
+        <w:jc w:val="both"/>
+        <w:rPr>
+          <w:rFonts w:ascii="Verdana" w:hAnsi="Verdana"/>
+          <w:sz w:val="20"/>
+          <w:szCs w:val="20"/>
+        </w:rPr>
+      </w:pPr>
+    </w:p>
+    <w:p>
+      <w:pPr>
+        <w:spacing w:after="0" w:line="240" w:lineRule="auto"/>
+        <w:jc w:val="both"/>
+        <w:rPr>
+          <w:rFonts w:ascii="Verdana" w:hAnsi="Verdana"/>
+          <w:sz w:val="20"/>
+          <w:szCs w:val="20"/>
+        </w:rPr>
+      </w:pPr>
+      <w:r>
+        <w:rPr>
+          <w:rFonts w:ascii="Verdana" w:hAnsi="Verdana"/>
+          <w:sz w:val="20"/>
+          <w:szCs w:val="20"/>
+        </w:rPr>
+        <w:br w:type="page"/>
+      </w:r>
+    </w:p>
+    <w:p>
+      <w:pPr>
+        <w:spacing w:after="0" w:line="240" w:lineRule="auto"/>
+        <w:jc w:val="both"/>
+        <w:rPr>
+          <w:rFonts w:ascii="Verdana" w:hAnsi="Verdana"/>
+          <w:sz w:val="20"/>
+          <w:szCs w:val="20"/>
+        </w:rPr>
+      </w:pPr>
+    </w:p>
+    <w:p>
+      <w:pPr>
+        <w:pStyle w:val="Heading1"/>
+        <w:rPr>
+          <w:rFonts w:ascii="Verdana" w:hAnsi="Verdana"/>
+          <w:sz w:val="24"/>
+          <w:szCs w:val="24"/>
+        </w:rPr>
+      </w:pPr>
+      <w:bookmarkStart w:id="28" w:name="_Toc169829411"/>
+      <w:bookmarkStart w:id="29" w:name="_Toc225164848"/>
+      <w:r>
+        <w:rPr>
+          <w:rFonts w:ascii="Verdana" w:hAnsi="Verdana"/>
+          <w:sz w:val="24"/>
+          <w:szCs w:val="24"/>
+        </w:rPr>
+        <w:t xml:space="preserve">4. </w:t>
+      </w:r>
+      <w:bookmarkStart w:id="30" w:name="_Toc162726078"/>
+      <w:proofErr w:type="spellStart"/>
+      <w:r>
+        <w:rPr>
+          <w:rFonts w:ascii="Verdana" w:hAnsi="Verdana"/>
+          <w:sz w:val="24"/>
+          <w:szCs w:val="24"/>
+        </w:rPr>
+        <w:t>Literatura</w:t>
+      </w:r>
       <w:bookmarkEnd w:id="28"/>
       <w:bookmarkEnd w:id="29"/>
-    </w:p>
-    <w:p>
-      <w:pPr>
-        <w:spacing w:after="0" w:line="240" w:lineRule="auto"/>
-        <w:jc w:val="both"/>
-        <w:rPr>
-          <w:rFonts w:ascii="Verdana" w:hAnsi="Verdana"/>
-          <w:sz w:val="20"/>
-          <w:szCs w:val="20"/>
-          <w:lang w:val="sr-Latn-RS"/>
-        </w:rPr>
-      </w:pPr>
-    </w:p>
-    <w:p>
-      <w:pPr>
-        <w:spacing w:after="0" w:line="240" w:lineRule="auto"/>
-        <w:jc w:val="both"/>
-        <w:rPr>
-          <w:rFonts w:ascii="Verdana" w:hAnsi="Verdana"/>
-          <w:sz w:val="20"/>
-          <w:szCs w:val="20"/>
-          <w:lang w:val="sr-Latn-RS"/>
-        </w:rPr>
-      </w:pPr>
-    </w:p>
-    <w:p>
-      <w:pPr>
-        <w:spacing w:after="0" w:line="240" w:lineRule="auto"/>
-        <w:jc w:val="both"/>
-        <w:rPr>
-          <w:rFonts w:ascii="Verdana" w:hAnsi="Verdana"/>
-          <w:sz w:val="20"/>
-          <w:szCs w:val="20"/>
-        </w:rPr>
-      </w:pPr>
-    </w:p>
-    <w:p>
-      <w:pPr>
-        <w:spacing w:after="0" w:line="240" w:lineRule="auto"/>
-        <w:jc w:val="both"/>
-        <w:rPr>
-          <w:rFonts w:ascii="Verdana" w:hAnsi="Verdana"/>
-          <w:sz w:val="20"/>
-          <w:szCs w:val="20"/>
-        </w:rPr>
-      </w:pPr>
-      <w:r>
-        <w:rPr>
-          <w:rFonts w:ascii="Verdana" w:hAnsi="Verdana"/>
-          <w:sz w:val="20"/>
-          <w:szCs w:val="20"/>
-        </w:rPr>
-        <w:br w:type="page"/>
-      </w:r>
-    </w:p>
-    <w:p>
-      <w:pPr>
-        <w:spacing w:after="0" w:line="240" w:lineRule="auto"/>
-        <w:jc w:val="both"/>
-        <w:rPr>
-          <w:rFonts w:ascii="Verdana" w:hAnsi="Verdana"/>
-          <w:sz w:val="20"/>
-          <w:szCs w:val="20"/>
-        </w:rPr>
-      </w:pPr>
-    </w:p>
-    <w:p>
-      <w:pPr>
-        <w:pStyle w:val="Heading1"/>
-        <w:rPr>
-          <w:rFonts w:ascii="Verdana" w:hAnsi="Verdana"/>
-          <w:sz w:val="24"/>
-          <w:szCs w:val="24"/>
-        </w:rPr>
-      </w:pPr>
-      <w:bookmarkStart w:id="30" w:name="_Toc169829411"/>
-      <w:bookmarkStart w:id="31" w:name="_Toc225149076"/>
-      <w:r>
-        <w:rPr>
-          <w:rFonts w:ascii="Verdana" w:hAnsi="Verdana"/>
-          <w:sz w:val="24"/>
-          <w:szCs w:val="24"/>
-        </w:rPr>
-        <w:t xml:space="preserve">4. </w:t>
-      </w:r>
-      <w:bookmarkStart w:id="32" w:name="_Toc162726078"/>
-      <w:r>
-        <w:rPr>
-          <w:rFonts w:ascii="Verdana" w:hAnsi="Verdana"/>
-          <w:sz w:val="24"/>
-          <w:szCs w:val="24"/>
-        </w:rPr>
-        <w:t>Literatura</w:t>
-      </w:r>
       <w:bookmarkEnd w:id="30"/>
-      <w:bookmarkEnd w:id="31"/>
-      <w:bookmarkEnd w:id="32"/>
+      <w:proofErr w:type="spellEnd"/>
     </w:p>
     <w:p>
       <w:pPr>
@@ -4601,7 +9635,55 @@
           <w:szCs w:val="20"/>
           <w:lang w:val="sr-Cyrl-RS"/>
         </w:rPr>
-        <w:t>могу се испод дате структуре стављати подставке садржаја у складу са темом, ако студент жели (нпр. 1.1.1 Појам оперативног система итд)</w:t>
+        <w:t xml:space="preserve">могу се испод дате структуре стављати </w:t>
+      </w:r>
+      <w:proofErr w:type="spellStart"/>
+      <w:r>
+        <w:rPr>
+          <w:rFonts w:ascii="Verdana" w:hAnsi="Verdana"/>
+          <w:b/>
+          <w:color w:val="FF0000"/>
+          <w:sz w:val="20"/>
+          <w:szCs w:val="20"/>
+          <w:lang w:val="sr-Cyrl-RS"/>
+        </w:rPr>
+        <w:t>подставке</w:t>
+      </w:r>
+      <w:proofErr w:type="spellEnd"/>
+      <w:r>
+        <w:rPr>
+          <w:rFonts w:ascii="Verdana" w:hAnsi="Verdana"/>
+          <w:b/>
+          <w:color w:val="FF0000"/>
+          <w:sz w:val="20"/>
+          <w:szCs w:val="20"/>
+          <w:lang w:val="sr-Cyrl-RS"/>
+        </w:rPr>
+        <w:t xml:space="preserve"> садржаја у складу са темом, ако студент жели (нпр. 1.1.1 Појам оперативног система </w:t>
+      </w:r>
+      <w:proofErr w:type="spellStart"/>
+      <w:r>
+        <w:rPr>
+          <w:rFonts w:ascii="Verdana" w:hAnsi="Verdana"/>
+          <w:b/>
+          <w:color w:val="FF0000"/>
+          <w:sz w:val="20"/>
+          <w:szCs w:val="20"/>
+          <w:lang w:val="sr-Cyrl-RS"/>
+        </w:rPr>
+        <w:t>итд</w:t>
+      </w:r>
+      <w:proofErr w:type="spellEnd"/>
+      <w:r>
+        <w:rPr>
+          <w:rFonts w:ascii="Verdana" w:hAnsi="Verdana"/>
+          <w:b/>
+          <w:color w:val="FF0000"/>
+          <w:sz w:val="20"/>
+          <w:szCs w:val="20"/>
+          <w:lang w:val="sr-Cyrl-RS"/>
+        </w:rPr>
+        <w:t>)</w:t>
       </w:r>
       <w:r>
         <w:rPr>
@@ -4787,7 +9869,27 @@
           <w:szCs w:val="20"/>
           <w:lang w:val="sr-Cyrl-RS"/>
         </w:rPr>
-        <w:t xml:space="preserve">ко је садржај са сајта: опис, урл, датум посете; </w:t>
+        <w:t xml:space="preserve">ко је садржај са сајта: опис, </w:t>
+      </w:r>
+      <w:proofErr w:type="spellStart"/>
+      <w:r>
+        <w:rPr>
+          <w:rFonts w:ascii="Verdana" w:hAnsi="Verdana"/>
+          <w:sz w:val="20"/>
+          <w:szCs w:val="20"/>
+          <w:lang w:val="sr-Cyrl-RS"/>
+        </w:rPr>
+        <w:t>урл</w:t>
+      </w:r>
+      <w:proofErr w:type="spellEnd"/>
+      <w:r>
+        <w:rPr>
+          <w:rFonts w:ascii="Verdana" w:hAnsi="Verdana"/>
+          <w:sz w:val="20"/>
+          <w:szCs w:val="20"/>
+          <w:lang w:val="sr-Cyrl-RS"/>
+        </w:rPr>
+        <w:t xml:space="preserve">, датум посете; </w:t>
       </w:r>
     </w:p>
     <w:p>
@@ -4908,6 +10010,7 @@
         </w:rPr>
         <w:t>w</w:t>
       </w:r>
+      <w:proofErr w:type="spellStart"/>
       <w:r>
         <w:rPr>
           <w:rFonts w:ascii="Verdana" w:hAnsi="Verdana"/>
@@ -4915,11 +10018,21 @@
           <w:szCs w:val="20"/>
           <w:lang w:val="sr-Cyrl-RS"/>
         </w:rPr>
-        <w:t>икипедија нити блогови.</w:t>
+        <w:t>икипедија</w:t>
+      </w:r>
+      <w:proofErr w:type="spellEnd"/>
+      <w:r>
+        <w:rPr>
+          <w:rFonts w:ascii="Verdana" w:hAnsi="Verdana"/>
+          <w:sz w:val="20"/>
+          <w:szCs w:val="20"/>
+          <w:lang w:val="sr-Cyrl-RS"/>
+        </w:rPr>
+        <w:t xml:space="preserve"> нити блогови.</w:t>
       </w:r>
     </w:p>
     <w:sectPr>
-      <w:footerReference w:type="default" r:id="rId22"/>
+      <w:footerReference w:type="default" r:id="rId32"/>
       <w:pgSz w:w="11907" w:h="16839" w:code="9"/>
       <w:pgMar w:top="270" w:right="1275" w:bottom="270" w:left="1134" w:header="0" w:footer="0" w:gutter="0"/>
       <w:cols w:space="720"/>
@@ -4930,7 +10043,7 @@
 </file>
 
 <file path=word/endnotes.xml><?xml version="1.0" encoding="utf-8"?>
-<w:endnotes xmlns:wpc="http://schemas.microsoft.com/office/word/2010/wordprocessingCanvas" xmlns:cx="http://schemas.microsoft.com/office/drawing/2014/chartex" xmlns:mc="http://schemas.openxmlformats.org/markup-compatibility/2006" xmlns:o="urn:schemas-microsoft-com:office:office" xmlns:r="http://schemas.openxmlformats.org/officeDocument/2006/relationships" xmlns:m="http://schemas.openxmlformats.org/officeDocument/2006/math" xmlns:v="urn:schemas-microsoft-com:vml" xmlns:wp14="http://schemas.microsoft.com/office/word/2010/wordprocessingDrawing" xmlns:wp="http://schemas.openxmlformats.org/drawingml/2006/wordprocessingDrawing" xmlns:w10="urn:schemas-microsoft-com:office:word" xmlns:w="http://schemas.openxmlformats.org/wordprocessingml/2006/main" xmlns:w14="http://schemas.microsoft.com/office/word/2010/wordml" xmlns:w15="http://schemas.microsoft.com/office/word/2012/wordml" xmlns:w16se="http://schemas.microsoft.com/office/word/2015/wordml/symex" xmlns:wpg="http://schemas.microsoft.com/office/word/2010/wordprocessingGroup" xmlns:wpi="http://schemas.microsoft.com/office/word/2010/wordprocessingInk" xmlns:wne="http://schemas.microsoft.com/office/word/2006/wordml" xmlns:wps="http://schemas.microsoft.com/office/word/2010/wordprocessingShape" mc:Ignorable="w14 w15 w16se wp14">
+<w:endnotes xmlns:wpc="http://schemas.microsoft.com/office/word/2010/wordprocessingCanvas" xmlns:cx="http://schemas.microsoft.com/office/drawing/2014/chartex" xmlns:cx1="http://schemas.microsoft.com/office/drawing/2015/9/8/chartex" xmlns:cx2="http://schemas.microsoft.com/office/drawing/2015/10/21/chartex" xmlns:cx3="http://schemas.microsoft.com/office/drawing/2016/5/9/chartex" xmlns:cx4="http://schemas.microsoft.com/office/drawing/2016/5/10/chartex" xmlns:cx5="http://schemas.microsoft.com/office/drawing/2016/5/11/chartex" xmlns:cx6="http://schemas.microsoft.com/office/drawing/2016/5/12/chartex" xmlns:cx7="http://schemas.microsoft.com/office/drawing/2016/5/13/chartex" xmlns:cx8="http://schemas.microsoft.com/office/drawing/2016/5/14/chartex" xmlns:mc="http://schemas.openxmlformats.org/markup-compatibility/2006" xmlns:aink="http://schemas.microsoft.com/office/drawing/2016/ink" xmlns:am3d="http://schemas.microsoft.com/office/drawing/2017/model3d" xmlns:o="urn:schemas-microsoft-com:office:office" xmlns:oel="http://schemas.microsoft.com/office/2019/extlst" xmlns:r="http://schemas.openxmlformats.org/officeDocument/2006/relationships" xmlns:m="http://schemas.openxmlformats.org/officeDocument/2006/math" xmlns:v="urn:schemas-microsoft-com:vml" xmlns:wp14="http://schemas.microsoft.com/office/word/2010/wordprocessingDrawing" xmlns:wp="http://schemas.openxmlformats.org/drawingml/2006/wordprocessingDrawing" xmlns:w10="urn:schemas-microsoft-com:office:word" xmlns:w="http://schemas.openxmlformats.org/wordprocessingml/2006/main" xmlns:w14="http://schemas.microsoft.com/office/word/2010/wordml" xmlns:w15="http://schemas.microsoft.com/office/word/2012/wordml" xmlns:w16cex="http://schemas.microsoft.com/office/word/2018/wordml/cex" xmlns:w16cid="http://schemas.microsoft.com/office/word/2016/wordml/cid" xmlns:w16="http://schemas.microsoft.com/office/word/2018/wordml" xmlns:w16du="http://schemas.microsoft.com/office/word/2023/wordml/word16du" xmlns:w16sdtdh="http://schemas.microsoft.com/office/word/2020/wordml/sdtdatahash" xmlns:w16sdtfl="http://schemas.microsoft.com/office/word/2024/wordml/sdtformatlock" xmlns:w16se="http://schemas.microsoft.com/office/word/2015/wordml/symex" xmlns:wpg="http://schemas.microsoft.com/office/word/2010/wordprocessingGroup" xmlns:wpi="http://schemas.microsoft.com/office/word/2010/wordprocessingInk" xmlns:wne="http://schemas.microsoft.com/office/word/2006/wordml" xmlns:wps="http://schemas.microsoft.com/office/word/2010/wordprocessingShape" mc:Ignorable="w14 w15 w16se w16cid w16 w16cex w16sdtdh w16sdtfl w16du wp14">
   <w:endnote w:type="separator" w:id="-1">
     <w:p>
       <w:pPr>
@@ -4955,7 +10068,7 @@
 </file>
 
 <file path=word/footer1.xml><?xml version="1.0" encoding="utf-8"?>
-<w:ftr xmlns:wpc="http://schemas.microsoft.com/office/word/2010/wordprocessingCanvas" xmlns:cx="http://schemas.microsoft.com/office/drawing/2014/chartex" xmlns:mc="http://schemas.openxmlformats.org/markup-compatibility/2006" xmlns:o="urn:schemas-microsoft-com:office:office" xmlns:r="http://schemas.openxmlformats.org/officeDocument/2006/relationships" xmlns:m="http://schemas.openxmlformats.org/officeDocument/2006/math" xmlns:v="urn:schemas-microsoft-com:vml" xmlns:wp14="http://schemas.microsoft.com/office/word/2010/wordprocessingDrawing" xmlns:wp="http://schemas.openxmlformats.org/drawingml/2006/wordprocessingDrawing" xmlns:w10="urn:schemas-microsoft-com:office:word" xmlns:w="http://schemas.openxmlformats.org/wordprocessingml/2006/main" xmlns:w14="http://schemas.microsoft.com/office/word/2010/wordml" xmlns:w15="http://schemas.microsoft.com/office/word/2012/wordml" xmlns:w16se="http://schemas.microsoft.com/office/word/2015/wordml/symex" xmlns:wpg="http://schemas.microsoft.com/office/word/2010/wordprocessingGroup" xmlns:wpi="http://schemas.microsoft.com/office/word/2010/wordprocessingInk" xmlns:wne="http://schemas.microsoft.com/office/word/2006/wordml" xmlns:wps="http://schemas.microsoft.com/office/word/2010/wordprocessingShape" mc:Ignorable="w14 w15 w16se wp14">
+<w:ftr xmlns:wpc="http://schemas.microsoft.com/office/word/2010/wordprocessingCanvas" xmlns:cx="http://schemas.microsoft.com/office/drawing/2014/chartex" xmlns:cx1="http://schemas.microsoft.com/office/drawing/2015/9/8/chartex" xmlns:cx2="http://schemas.microsoft.com/office/drawing/2015/10/21/chartex" xmlns:cx3="http://schemas.microsoft.com/office/drawing/2016/5/9/chartex" xmlns:cx4="http://schemas.microsoft.com/office/drawing/2016/5/10/chartex" xmlns:cx5="http://schemas.microsoft.com/office/drawing/2016/5/11/chartex" xmlns:cx6="http://schemas.microsoft.com/office/drawing/2016/5/12/chartex" xmlns:cx7="http://schemas.microsoft.com/office/drawing/2016/5/13/chartex" xmlns:cx8="http://schemas.microsoft.com/office/drawing/2016/5/14/chartex" xmlns:mc="http://schemas.openxmlformats.org/markup-compatibility/2006" xmlns:aink="http://schemas.microsoft.com/office/drawing/2016/ink" xmlns:am3d="http://schemas.microsoft.com/office/drawing/2017/model3d" xmlns:o="urn:schemas-microsoft-com:office:office" xmlns:oel="http://schemas.microsoft.com/office/2019/extlst" xmlns:r="http://schemas.openxmlformats.org/officeDocument/2006/relationships" xmlns:m="http://schemas.openxmlformats.org/officeDocument/2006/math" xmlns:v="urn:schemas-microsoft-com:vml" xmlns:wp14="http://schemas.microsoft.com/office/word/2010/wordprocessingDrawing" xmlns:wp="http://schemas.openxmlformats.org/drawingml/2006/wordprocessingDrawing" xmlns:w10="urn:schemas-microsoft-com:office:word" xmlns:w="http://schemas.openxmlformats.org/wordprocessingml/2006/main" xmlns:w14="http://schemas.microsoft.com/office/word/2010/wordml" xmlns:w15="http://schemas.microsoft.com/office/word/2012/wordml" xmlns:w16cex="http://schemas.microsoft.com/office/word/2018/wordml/cex" xmlns:w16cid="http://schemas.microsoft.com/office/word/2016/wordml/cid" xmlns:w16="http://schemas.microsoft.com/office/word/2018/wordml" xmlns:w16du="http://schemas.microsoft.com/office/word/2023/wordml/word16du" xmlns:w16sdtdh="http://schemas.microsoft.com/office/word/2020/wordml/sdtdatahash" xmlns:w16sdtfl="http://schemas.microsoft.com/office/word/2024/wordml/sdtformatlock" xmlns:w16se="http://schemas.microsoft.com/office/word/2015/wordml/symex" xmlns:wpg="http://schemas.microsoft.com/office/word/2010/wordprocessingGroup" xmlns:wpi="http://schemas.microsoft.com/office/word/2010/wordprocessingInk" xmlns:wne="http://schemas.microsoft.com/office/word/2006/wordml" xmlns:wps="http://schemas.microsoft.com/office/word/2010/wordprocessingShape" mc:Ignorable="w14 w15 w16se w16cid w16 w16cex w16sdtdh w16sdtfl w16du wp14">
   <w:p>
     <w:pPr>
       <w:pStyle w:val="Footer"/>
@@ -4992,7 +10105,7 @@
 </file>
 
 <file path=word/footnotes.xml><?xml version="1.0" encoding="utf-8"?>
-<w:footnotes xmlns:wpc="http://schemas.microsoft.com/office/word/2010/wordprocessingCanvas" xmlns:cx="http://schemas.microsoft.com/office/drawing/2014/chartex" xmlns:mc="http://schemas.openxmlformats.org/markup-compatibility/2006" xmlns:o="urn:schemas-microsoft-com:office:office" xmlns:r="http://schemas.openxmlformats.org/officeDocument/2006/relationships" xmlns:m="http://schemas.openxmlformats.org/officeDocument/2006/math" xmlns:v="urn:schemas-microsoft-com:vml" xmlns:wp14="http://schemas.microsoft.com/office/word/2010/wordprocessingDrawing" xmlns:wp="http://schemas.openxmlformats.org/drawingml/2006/wordprocessingDrawing" xmlns:w10="urn:schemas-microsoft-com:office:word" xmlns:w="http://schemas.openxmlformats.org/wordprocessingml/2006/main" xmlns:w14="http://schemas.microsoft.com/office/word/2010/wordml" xmlns:w15="http://schemas.microsoft.com/office/word/2012/wordml" xmlns:w16se="http://schemas.microsoft.com/office/word/2015/wordml/symex" xmlns:wpg="http://schemas.microsoft.com/office/word/2010/wordprocessingGroup" xmlns:wpi="http://schemas.microsoft.com/office/word/2010/wordprocessingInk" xmlns:wne="http://schemas.microsoft.com/office/word/2006/wordml" xmlns:wps="http://schemas.microsoft.com/office/word/2010/wordprocessingShape" mc:Ignorable="w14 w15 w16se wp14">
+<w:footnotes xmlns:wpc="http://schemas.microsoft.com/office/word/2010/wordprocessingCanvas" xmlns:cx="http://schemas.microsoft.com/office/drawing/2014/chartex" xmlns:cx1="http://schemas.microsoft.com/office/drawing/2015/9/8/chartex" xmlns:cx2="http://schemas.microsoft.com/office/drawing/2015/10/21/chartex" xmlns:cx3="http://schemas.microsoft.com/office/drawing/2016/5/9/chartex" xmlns:cx4="http://schemas.microsoft.com/office/drawing/2016/5/10/chartex" xmlns:cx5="http://schemas.microsoft.com/office/drawing/2016/5/11/chartex" xmlns:cx6="http://schemas.microsoft.com/office/drawing/2016/5/12/chartex" xmlns:cx7="http://schemas.microsoft.com/office/drawing/2016/5/13/chartex" xmlns:cx8="http://schemas.microsoft.com/office/drawing/2016/5/14/chartex" xmlns:mc="http://schemas.openxmlformats.org/markup-compatibility/2006" xmlns:aink="http://schemas.microsoft.com/office/drawing/2016/ink" xmlns:am3d="http://schemas.microsoft.com/office/drawing/2017/model3d" xmlns:o="urn:schemas-microsoft-com:office:office" xmlns:oel="http://schemas.microsoft.com/office/2019/extlst" xmlns:r="http://schemas.openxmlformats.org/officeDocument/2006/relationships" xmlns:m="http://schemas.openxmlformats.org/officeDocument/2006/math" xmlns:v="urn:schemas-microsoft-com:vml" xmlns:wp14="http://schemas.microsoft.com/office/word/2010/wordprocessingDrawing" xmlns:wp="http://schemas.openxmlformats.org/drawingml/2006/wordprocessingDrawing" xmlns:w10="urn:schemas-microsoft-com:office:word" xmlns:w="http://schemas.openxmlformats.org/wordprocessingml/2006/main" xmlns:w14="http://schemas.microsoft.com/office/word/2010/wordml" xmlns:w15="http://schemas.microsoft.com/office/word/2012/wordml" xmlns:w16cex="http://schemas.microsoft.com/office/word/2018/wordml/cex" xmlns:w16cid="http://schemas.microsoft.com/office/word/2016/wordml/cid" xmlns:w16="http://schemas.microsoft.com/office/word/2018/wordml" xmlns:w16du="http://schemas.microsoft.com/office/word/2023/wordml/word16du" xmlns:w16sdtdh="http://schemas.microsoft.com/office/word/2020/wordml/sdtdatahash" xmlns:w16sdtfl="http://schemas.microsoft.com/office/word/2024/wordml/sdtformatlock" xmlns:w16se="http://schemas.microsoft.com/office/word/2015/wordml/symex" xmlns:wpg="http://schemas.microsoft.com/office/word/2010/wordprocessingGroup" xmlns:wpi="http://schemas.microsoft.com/office/word/2010/wordprocessingInk" xmlns:wne="http://schemas.microsoft.com/office/word/2006/wordml" xmlns:wps="http://schemas.microsoft.com/office/word/2010/wordprocessingShape" mc:Ignorable="w14 w15 w16se w16cid w16 w16cex w16sdtdh w16sdtfl w16du wp14">
   <w:footnote w:type="separator" w:id="-1">
     <w:p>
       <w:pPr>
@@ -5017,7 +10130,7 @@
 </file>
 
 <file path=word/numbering.xml><?xml version="1.0" encoding="utf-8"?>
-<w:numbering xmlns:wpc="http://schemas.microsoft.com/office/word/2010/wordprocessingCanvas" xmlns:cx="http://schemas.microsoft.com/office/drawing/2014/chartex" xmlns:mc="http://schemas.openxmlformats.org/markup-compatibility/2006" xmlns:o="urn:schemas-microsoft-com:office:office" xmlns:r="http://schemas.openxmlformats.org/officeDocument/2006/relationships" xmlns:m="http://schemas.openxmlformats.org/officeDocument/2006/math" xmlns:v="urn:schemas-microsoft-com:vml" xmlns:wp14="http://schemas.microsoft.com/office/word/2010/wordprocessingDrawing" xmlns:wp="http://schemas.openxmlformats.org/drawingml/2006/wordprocessingDrawing" xmlns:w10="urn:schemas-microsoft-com:office:word" xmlns:w="http://schemas.openxmlformats.org/wordprocessingml/2006/main" xmlns:w14="http://schemas.microsoft.com/office/word/2010/wordml" xmlns:w15="http://schemas.microsoft.com/office/word/2012/wordml" xmlns:w16se="http://schemas.microsoft.com/office/word/2015/wordml/symex" xmlns:wpg="http://schemas.microsoft.com/office/word/2010/wordprocessingGroup" xmlns:wpi="http://schemas.microsoft.com/office/word/2010/wordprocessingInk" xmlns:wne="http://schemas.microsoft.com/office/word/2006/wordml" xmlns:wps="http://schemas.microsoft.com/office/word/2010/wordprocessingShape" mc:Ignorable="w14 w15 w16se wp14">
+<w:numbering xmlns:wpc="http://schemas.microsoft.com/office/word/2010/wordprocessingCanvas" xmlns:cx="http://schemas.microsoft.com/office/drawing/2014/chartex" xmlns:cx1="http://schemas.microsoft.com/office/drawing/2015/9/8/chartex" xmlns:cx2="http://schemas.microsoft.com/office/drawing/2015/10/21/chartex" xmlns:cx3="http://schemas.microsoft.com/office/drawing/2016/5/9/chartex" xmlns:cx4="http://schemas.microsoft.com/office/drawing/2016/5/10/chartex" xmlns:cx5="http://schemas.microsoft.com/office/drawing/2016/5/11/chartex" xmlns:cx6="http://schemas.microsoft.com/office/drawing/2016/5/12/chartex" xmlns:cx7="http://schemas.microsoft.com/office/drawing/2016/5/13/chartex" xmlns:cx8="http://schemas.microsoft.com/office/drawing/2016/5/14/chartex" xmlns:mc="http://schemas.openxmlformats.org/markup-compatibility/2006" xmlns:aink="http://schemas.microsoft.com/office/drawing/2016/ink" xmlns:am3d="http://schemas.microsoft.com/office/drawing/2017/model3d" xmlns:o="urn:schemas-microsoft-com:office:office" xmlns:oel="http://schemas.microsoft.com/office/2019/extlst" xmlns:r="http://schemas.openxmlformats.org/officeDocument/2006/relationships" xmlns:m="http://schemas.openxmlformats.org/officeDocument/2006/math" xmlns:v="urn:schemas-microsoft-com:vml" xmlns:wp14="http://schemas.microsoft.com/office/word/2010/wordprocessingDrawing" xmlns:wp="http://schemas.openxmlformats.org/drawingml/2006/wordprocessingDrawing" xmlns:w10="urn:schemas-microsoft-com:office:word" xmlns:w="http://schemas.openxmlformats.org/wordprocessingml/2006/main" xmlns:w14="http://schemas.microsoft.com/office/word/2010/wordml" xmlns:w15="http://schemas.microsoft.com/office/word/2012/wordml" xmlns:w16cex="http://schemas.microsoft.com/office/word/2018/wordml/cex" xmlns:w16cid="http://schemas.microsoft.com/office/word/2016/wordml/cid" xmlns:w16="http://schemas.microsoft.com/office/word/2018/wordml" xmlns:w16du="http://schemas.microsoft.com/office/word/2023/wordml/word16du" xmlns:w16sdtdh="http://schemas.microsoft.com/office/word/2020/wordml/sdtdatahash" xmlns:w16sdtfl="http://schemas.microsoft.com/office/word/2024/wordml/sdtformatlock" xmlns:w16se="http://schemas.microsoft.com/office/word/2015/wordml/symex" xmlns:wpg="http://schemas.microsoft.com/office/word/2010/wordprocessingGroup" xmlns:wpi="http://schemas.microsoft.com/office/word/2010/wordprocessingInk" xmlns:wne="http://schemas.microsoft.com/office/word/2006/wordml" xmlns:wps="http://schemas.microsoft.com/office/word/2010/wordprocessingShape" mc:Ignorable="w14 w15 w16se w16cid w16 w16cex w16sdtdh w16sdtfl w16du wp14">
   <w:abstractNum w:abstractNumId="0" w15:restartNumberingAfterBreak="0">
     <w:nsid w:val="00C8240C"/>
     <w:multiLevelType w:val="multilevel"/>
@@ -6559,6 +11672,95 @@
     </w:lvl>
   </w:abstractNum>
   <w:abstractNum w:abstractNumId="14" w15:restartNumberingAfterBreak="0">
+    <w:nsid w:val="3A6204FA"/>
+    <w:multiLevelType w:val="hybridMultilevel"/>
+    <w:tmpl w:val="7B2A6000"/>
+    <w:lvl w:ilvl="0" w:tplc="0409000F">
+      <w:start w:val="1"/>
+      <w:numFmt w:val="decimal"/>
+      <w:lvlText w:val="%1."/>
+      <w:lvlJc w:val="left"/>
+      <w:pPr>
+        <w:ind w:left="720" w:hanging="360"/>
+      </w:pPr>
+      <w:rPr>
+        <w:rFonts w:hint="default"/>
+      </w:rPr>
+    </w:lvl>
+    <w:lvl w:ilvl="1" w:tplc="04090019" w:tentative="1">
+      <w:start w:val="1"/>
+      <w:numFmt w:val="lowerLetter"/>
+      <w:lvlText w:val="%2."/>
+      <w:lvlJc w:val="left"/>
+      <w:pPr>
+        <w:ind w:left="1440" w:hanging="360"/>
+      </w:pPr>
+    </w:lvl>
+    <w:lvl w:ilvl="2" w:tplc="0409001B" w:tentative="1">
+      <w:start w:val="1"/>
+      <w:numFmt w:val="lowerRoman"/>
+      <w:lvlText w:val="%3."/>
+      <w:lvlJc w:val="right"/>
+      <w:pPr>
+        <w:ind w:left="2160" w:hanging="180"/>
+      </w:pPr>
+    </w:lvl>
+    <w:lvl w:ilvl="3" w:tplc="0409000F" w:tentative="1">
+      <w:start w:val="1"/>
+      <w:numFmt w:val="decimal"/>
+      <w:lvlText w:val="%4."/>
+      <w:lvlJc w:val="left"/>
+      <w:pPr>
+        <w:ind w:left="2880" w:hanging="360"/>
+      </w:pPr>
+    </w:lvl>
+    <w:lvl w:ilvl="4" w:tplc="04090019" w:tentative="1">
+      <w:start w:val="1"/>
+      <w:numFmt w:val="lowerLetter"/>
+      <w:lvlText w:val="%5."/>
+      <w:lvlJc w:val="left"/>
+      <w:pPr>
+        <w:ind w:left="3600" w:hanging="360"/>
+      </w:pPr>
+    </w:lvl>
+    <w:lvl w:ilvl="5" w:tplc="0409001B" w:tentative="1">
+      <w:start w:val="1"/>
+      <w:numFmt w:val="lowerRoman"/>
+      <w:lvlText w:val="%6."/>
+      <w:lvlJc w:val="right"/>
+      <w:pPr>
+        <w:ind w:left="4320" w:hanging="180"/>
+      </w:pPr>
+    </w:lvl>
+    <w:lvl w:ilvl="6" w:tplc="0409000F" w:tentative="1">
+      <w:start w:val="1"/>
+      <w:numFmt w:val="decimal"/>
+      <w:lvlText w:val="%7."/>
+      <w:lvlJc w:val="left"/>
+      <w:pPr>
+        <w:ind w:left="5040" w:hanging="360"/>
+      </w:pPr>
+    </w:lvl>
+    <w:lvl w:ilvl="7" w:tplc="04090019" w:tentative="1">
+      <w:start w:val="1"/>
+      <w:numFmt w:val="lowerLetter"/>
+      <w:lvlText w:val="%8."/>
+      <w:lvlJc w:val="left"/>
+      <w:pPr>
+        <w:ind w:left="5760" w:hanging="360"/>
+      </w:pPr>
+    </w:lvl>
+    <w:lvl w:ilvl="8" w:tplc="0409001B" w:tentative="1">
+      <w:start w:val="1"/>
+      <w:numFmt w:val="lowerRoman"/>
+      <w:lvlText w:val="%9."/>
+      <w:lvlJc w:val="right"/>
+      <w:pPr>
+        <w:ind w:left="6480" w:hanging="180"/>
+      </w:pPr>
+    </w:lvl>
+  </w:abstractNum>
+  <w:abstractNum w:abstractNumId="15" w15:restartNumberingAfterBreak="0">
     <w:nsid w:val="41FE0236"/>
     <w:multiLevelType w:val="hybridMultilevel"/>
     <w:tmpl w:val="3558F2C6"/>
@@ -6647,7 +11849,7 @@
       </w:pPr>
     </w:lvl>
   </w:abstractNum>
-  <w:abstractNum w:abstractNumId="15" w15:restartNumberingAfterBreak="0">
+  <w:abstractNum w:abstractNumId="16" w15:restartNumberingAfterBreak="0">
     <w:nsid w:val="45F17694"/>
     <w:multiLevelType w:val="hybridMultilevel"/>
     <w:tmpl w:val="664E2FDA"/>
@@ -6736,7 +11938,7 @@
       </w:pPr>
     </w:lvl>
   </w:abstractNum>
-  <w:abstractNum w:abstractNumId="16" w15:restartNumberingAfterBreak="0">
+  <w:abstractNum w:abstractNumId="17" w15:restartNumberingAfterBreak="0">
     <w:nsid w:val="46B26483"/>
     <w:multiLevelType w:val="hybridMultilevel"/>
     <w:tmpl w:val="81F06B4C"/>
@@ -6849,7 +12051,7 @@
       </w:rPr>
     </w:lvl>
   </w:abstractNum>
-  <w:abstractNum w:abstractNumId="17" w15:restartNumberingAfterBreak="0">
+  <w:abstractNum w:abstractNumId="18" w15:restartNumberingAfterBreak="0">
     <w:nsid w:val="4A00321C"/>
     <w:multiLevelType w:val="multilevel"/>
     <w:tmpl w:val="361A0102"/>
@@ -6998,7 +12200,7 @@
       </w:rPr>
     </w:lvl>
   </w:abstractNum>
-  <w:abstractNum w:abstractNumId="18" w15:restartNumberingAfterBreak="0">
+  <w:abstractNum w:abstractNumId="19" w15:restartNumberingAfterBreak="0">
     <w:nsid w:val="4A1D09C5"/>
     <w:multiLevelType w:val="hybridMultilevel"/>
     <w:tmpl w:val="F634EE1A"/>
@@ -7087,7 +12289,7 @@
       </w:pPr>
     </w:lvl>
   </w:abstractNum>
-  <w:abstractNum w:abstractNumId="19" w15:restartNumberingAfterBreak="0">
+  <w:abstractNum w:abstractNumId="20" w15:restartNumberingAfterBreak="0">
     <w:nsid w:val="4FE837D2"/>
     <w:multiLevelType w:val="hybridMultilevel"/>
     <w:tmpl w:val="5196510A"/>
@@ -7200,7 +12402,7 @@
       </w:rPr>
     </w:lvl>
   </w:abstractNum>
-  <w:abstractNum w:abstractNumId="20" w15:restartNumberingAfterBreak="0">
+  <w:abstractNum w:abstractNumId="21" w15:restartNumberingAfterBreak="0">
     <w:nsid w:val="56FC4BAB"/>
     <w:multiLevelType w:val="multilevel"/>
     <w:tmpl w:val="6E3ECD16"/>
@@ -7322,7 +12524,7 @@
       </w:rPr>
     </w:lvl>
   </w:abstractNum>
-  <w:abstractNum w:abstractNumId="21" w15:restartNumberingAfterBreak="0">
+  <w:abstractNum w:abstractNumId="22" w15:restartNumberingAfterBreak="0">
     <w:nsid w:val="58417A4D"/>
     <w:multiLevelType w:val="multilevel"/>
     <w:tmpl w:val="25962EEE"/>
@@ -7444,7 +12646,7 @@
       </w:rPr>
     </w:lvl>
   </w:abstractNum>
-  <w:abstractNum w:abstractNumId="22" w15:restartNumberingAfterBreak="0">
+  <w:abstractNum w:abstractNumId="23" w15:restartNumberingAfterBreak="0">
     <w:nsid w:val="59C47431"/>
     <w:multiLevelType w:val="hybridMultilevel"/>
     <w:tmpl w:val="4DFAFDC8"/>
@@ -7533,7 +12735,7 @@
       </w:pPr>
     </w:lvl>
   </w:abstractNum>
-  <w:abstractNum w:abstractNumId="23" w15:restartNumberingAfterBreak="0">
+  <w:abstractNum w:abstractNumId="24" w15:restartNumberingAfterBreak="0">
     <w:nsid w:val="5B201A6A"/>
     <w:multiLevelType w:val="multilevel"/>
     <w:tmpl w:val="304E7714"/>
@@ -7646,7 +12848,7 @@
       </w:rPr>
     </w:lvl>
   </w:abstractNum>
-  <w:abstractNum w:abstractNumId="24" w15:restartNumberingAfterBreak="0">
+  <w:abstractNum w:abstractNumId="25" w15:restartNumberingAfterBreak="0">
     <w:nsid w:val="603D4758"/>
     <w:multiLevelType w:val="hybridMultilevel"/>
     <w:tmpl w:val="59C07DA0"/>
@@ -7759,7 +12961,7 @@
       </w:rPr>
     </w:lvl>
   </w:abstractNum>
-  <w:abstractNum w:abstractNumId="25" w15:restartNumberingAfterBreak="0">
+  <w:abstractNum w:abstractNumId="26" w15:restartNumberingAfterBreak="0">
     <w:nsid w:val="67FA2A5E"/>
     <w:multiLevelType w:val="hybridMultilevel"/>
     <w:tmpl w:val="AD984690"/>
@@ -7848,7 +13050,7 @@
       </w:pPr>
     </w:lvl>
   </w:abstractNum>
-  <w:abstractNum w:abstractNumId="26" w15:restartNumberingAfterBreak="0">
+  <w:abstractNum w:abstractNumId="27" w15:restartNumberingAfterBreak="0">
     <w:nsid w:val="69FD6082"/>
     <w:multiLevelType w:val="multilevel"/>
     <w:tmpl w:val="7B26FA78"/>
@@ -7969,7 +13171,7 @@
       </w:rPr>
     </w:lvl>
   </w:abstractNum>
-  <w:abstractNum w:abstractNumId="27" w15:restartNumberingAfterBreak="0">
+  <w:abstractNum w:abstractNumId="28" w15:restartNumberingAfterBreak="0">
     <w:nsid w:val="77815B43"/>
     <w:multiLevelType w:val="hybridMultilevel"/>
     <w:tmpl w:val="635C4CA8"/>
@@ -8058,7 +13260,7 @@
       </w:pPr>
     </w:lvl>
   </w:abstractNum>
-  <w:abstractNum w:abstractNumId="28" w15:restartNumberingAfterBreak="0">
+  <w:abstractNum w:abstractNumId="29" w15:restartNumberingAfterBreak="0">
     <w:nsid w:val="7AE902E7"/>
     <w:multiLevelType w:val="hybridMultilevel"/>
     <w:tmpl w:val="C90454DA"/>
@@ -8147,7 +13349,7 @@
       </w:pPr>
     </w:lvl>
   </w:abstractNum>
-  <w:abstractNum w:abstractNumId="29" w15:restartNumberingAfterBreak="0">
+  <w:abstractNum w:abstractNumId="30" w15:restartNumberingAfterBreak="0">
     <w:nsid w:val="7D6D24E7"/>
     <w:multiLevelType w:val="hybridMultilevel"/>
     <w:tmpl w:val="A810EF78"/>
@@ -8236,7 +13438,7 @@
       </w:pPr>
     </w:lvl>
   </w:abstractNum>
-  <w:abstractNum w:abstractNumId="30" w15:restartNumberingAfterBreak="0">
+  <w:abstractNum w:abstractNumId="31" w15:restartNumberingAfterBreak="0">
     <w:nsid w:val="7E8A47C7"/>
     <w:multiLevelType w:val="hybridMultilevel"/>
     <w:tmpl w:val="995870CE"/>
@@ -8325,114 +13527,117 @@
       </w:pPr>
     </w:lvl>
   </w:abstractNum>
-  <w:num w:numId="1">
+  <w:num w:numId="1" w16cid:durableId="513039926">
+    <w:abstractNumId w:val="28"/>
+  </w:num>
+  <w:num w:numId="2" w16cid:durableId="877090761">
+    <w:abstractNumId w:val="11"/>
+  </w:num>
+  <w:num w:numId="3" w16cid:durableId="803036928">
+    <w:abstractNumId w:val="26"/>
+  </w:num>
+  <w:num w:numId="4" w16cid:durableId="1207252482">
+    <w:abstractNumId w:val="19"/>
+  </w:num>
+  <w:num w:numId="5" w16cid:durableId="422068202">
+    <w:abstractNumId w:val="1"/>
+  </w:num>
+  <w:num w:numId="6" w16cid:durableId="1043940848">
+    <w:abstractNumId w:val="5"/>
+  </w:num>
+  <w:num w:numId="7" w16cid:durableId="1909146039">
+    <w:abstractNumId w:val="7"/>
+  </w:num>
+  <w:num w:numId="8" w16cid:durableId="598219412">
+    <w:abstractNumId w:val="18"/>
+  </w:num>
+  <w:num w:numId="9" w16cid:durableId="115221785">
+    <w:abstractNumId w:val="25"/>
+  </w:num>
+  <w:num w:numId="10" w16cid:durableId="1800537246">
+    <w:abstractNumId w:val="23"/>
+  </w:num>
+  <w:num w:numId="11" w16cid:durableId="1895500550">
+    <w:abstractNumId w:val="17"/>
+  </w:num>
+  <w:num w:numId="12" w16cid:durableId="1374113796">
+    <w:abstractNumId w:val="13"/>
+  </w:num>
+  <w:num w:numId="13" w16cid:durableId="1884365990">
+    <w:abstractNumId w:val="0"/>
+  </w:num>
+  <w:num w:numId="14" w16cid:durableId="1888881845">
     <w:abstractNumId w:val="27"/>
   </w:num>
-  <w:num w:numId="2">
-    <w:abstractNumId w:val="11"/>
+  <w:num w:numId="15" w16cid:durableId="2097552947">
+    <w:abstractNumId w:val="22"/>
   </w:num>
-  <w:num w:numId="3">
-    <w:abstractNumId w:val="25"/>
+  <w:num w:numId="16" w16cid:durableId="1521700162">
+    <w:abstractNumId w:val="4"/>
   </w:num>
-  <w:num w:numId="4">
-    <w:abstractNumId w:val="18"/>
+  <w:num w:numId="17" w16cid:durableId="1690597135">
+    <w:abstractNumId w:val="21"/>
   </w:num>
-  <w:num w:numId="5">
-    <w:abstractNumId w:val="1"/>
+  <w:num w:numId="18" w16cid:durableId="414479171">
+    <w:abstractNumId w:val="3"/>
   </w:num>
-  <w:num w:numId="6">
-    <w:abstractNumId w:val="5"/>
+  <w:num w:numId="19" w16cid:durableId="525489603">
+    <w:abstractNumId w:val="6"/>
   </w:num>
-  <w:num w:numId="7">
-    <w:abstractNumId w:val="7"/>
+  <w:num w:numId="20" w16cid:durableId="1546915904">
+    <w:abstractNumId w:val="8"/>
   </w:num>
-  <w:num w:numId="8">
-    <w:abstractNumId w:val="17"/>
+  <w:num w:numId="21" w16cid:durableId="1670058139">
+    <w:abstractNumId w:val="29"/>
   </w:num>
-  <w:num w:numId="9">
+  <w:num w:numId="22" w16cid:durableId="784734541">
+    <w:abstractNumId w:val="10"/>
+  </w:num>
+  <w:num w:numId="23" w16cid:durableId="646518550">
+    <w:abstractNumId w:val="30"/>
+  </w:num>
+  <w:num w:numId="24" w16cid:durableId="779034515">
+    <w:abstractNumId w:val="31"/>
+  </w:num>
+  <w:num w:numId="25" w16cid:durableId="1498499807">
+    <w:abstractNumId w:val="12"/>
+  </w:num>
+  <w:num w:numId="26" w16cid:durableId="1280062618">
+    <w:abstractNumId w:val="16"/>
+  </w:num>
+  <w:num w:numId="27" w16cid:durableId="514072514">
+    <w:abstractNumId w:val="15"/>
+  </w:num>
+  <w:num w:numId="28" w16cid:durableId="572206251">
     <w:abstractNumId w:val="24"/>
   </w:num>
-  <w:num w:numId="10">
-    <w:abstractNumId w:val="22"/>
-  </w:num>
-  <w:num w:numId="11">
-    <w:abstractNumId w:val="16"/>
-  </w:num>
-  <w:num w:numId="12">
-    <w:abstractNumId w:val="13"/>
-  </w:num>
-  <w:num w:numId="13">
-    <w:abstractNumId w:val="0"/>
-  </w:num>
-  <w:num w:numId="14">
-    <w:abstractNumId w:val="26"/>
-  </w:num>
-  <w:num w:numId="15">
-    <w:abstractNumId w:val="21"/>
-  </w:num>
-  <w:num w:numId="16">
-    <w:abstractNumId w:val="4"/>
-  </w:num>
-  <w:num w:numId="17">
+  <w:num w:numId="29" w16cid:durableId="1899782437">
     <w:abstractNumId w:val="20"/>
   </w:num>
-  <w:num w:numId="18">
-    <w:abstractNumId w:val="3"/>
-  </w:num>
-  <w:num w:numId="19">
-    <w:abstractNumId w:val="6"/>
-  </w:num>
-  <w:num w:numId="20">
-    <w:abstractNumId w:val="8"/>
-  </w:num>
-  <w:num w:numId="21">
-    <w:abstractNumId w:val="28"/>
-  </w:num>
-  <w:num w:numId="22">
-    <w:abstractNumId w:val="10"/>
-  </w:num>
-  <w:num w:numId="23">
-    <w:abstractNumId w:val="29"/>
-  </w:num>
-  <w:num w:numId="24">
-    <w:abstractNumId w:val="30"/>
-  </w:num>
-  <w:num w:numId="25">
-    <w:abstractNumId w:val="12"/>
-  </w:num>
-  <w:num w:numId="26">
-    <w:abstractNumId w:val="15"/>
-  </w:num>
-  <w:num w:numId="27">
-    <w:abstractNumId w:val="14"/>
-  </w:num>
-  <w:num w:numId="28">
-    <w:abstractNumId w:val="23"/>
-  </w:num>
-  <w:num w:numId="29">
-    <w:abstractNumId w:val="19"/>
-  </w:num>
-  <w:num w:numId="30">
+  <w:num w:numId="30" w16cid:durableId="498539646">
     <w:abstractNumId w:val="2"/>
   </w:num>
-  <w:num w:numId="31">
+  <w:num w:numId="31" w16cid:durableId="150609109">
     <w:abstractNumId w:val="9"/>
+  </w:num>
+  <w:num w:numId="32" w16cid:durableId="331955849">
+    <w:abstractNumId w:val="14"/>
   </w:num>
 </w:numbering>
 </file>
 
 <file path=word/styles.xml><?xml version="1.0" encoding="utf-8"?>
-<w:styles xmlns:mc="http://schemas.openxmlformats.org/markup-compatibility/2006" xmlns:r="http://schemas.openxmlformats.org/officeDocument/2006/relationships" xmlns:w="http://schemas.openxmlformats.org/wordprocessingml/2006/main" xmlns:w14="http://schemas.microsoft.com/office/word/2010/wordml" xmlns:w15="http://schemas.microsoft.com/office/word/2012/wordml" xmlns:w16se="http://schemas.microsoft.com/office/word/2015/wordml/symex" mc:Ignorable="w14 w15 w16se">
+<w:styles xmlns:mc="http://schemas.openxmlformats.org/markup-compatibility/2006" xmlns:r="http://schemas.openxmlformats.org/officeDocument/2006/relationships" xmlns:w="http://schemas.openxmlformats.org/wordprocessingml/2006/main" xmlns:w14="http://schemas.microsoft.com/office/word/2010/wordml" xmlns:w15="http://schemas.microsoft.com/office/word/2012/wordml" xmlns:w16cex="http://schemas.microsoft.com/office/word/2018/wordml/cex" xmlns:w16cid="http://schemas.microsoft.com/office/word/2016/wordml/cid" xmlns:w16="http://schemas.microsoft.com/office/word/2018/wordml" xmlns:w16du="http://schemas.microsoft.com/office/word/2023/wordml/word16du" xmlns:w16sdtdh="http://schemas.microsoft.com/office/word/2020/wordml/sdtdatahash" xmlns:w16sdtfl="http://schemas.microsoft.com/office/word/2024/wordml/sdtformatlock" xmlns:w16se="http://schemas.microsoft.com/office/word/2015/wordml/symex" mc:Ignorable="w14 w15 w16se w16cid w16 w16cex w16sdtdh w16sdtfl w16du">
   <w:docDefaults>
     <w:rPrDefault>
       <w:rPr>
         <w:rFonts w:ascii="Calibri" w:eastAsia="Calibri" w:hAnsi="Calibri" w:cs="Times New Roman"/>
-        <w:lang w:val="sr-Latn-RS" w:eastAsia="sr-Latn-RS" w:bidi="ar-SA"/>
+        <w:lang w:val="en-US" w:eastAsia="en-US" w:bidi="ar-SA"/>
       </w:rPr>
     </w:rPrDefault>
     <w:pPrDefault/>
   </w:docDefaults>
-  <w:latentStyles w:defLockedState="0" w:defUIPriority="99" w:defSemiHidden="0" w:defUnhideWhenUsed="0" w:defQFormat="0" w:count="371">
+  <w:latentStyles w:defLockedState="0" w:defUIPriority="99" w:defSemiHidden="0" w:defUnhideWhenUsed="0" w:defQFormat="0" w:count="376">
     <w:lsdException w:name="Normal" w:uiPriority="0" w:qFormat="1"/>
     <w:lsdException w:name="heading 1" w:uiPriority="9" w:qFormat="1"/>
     <w:lsdException w:name="heading 2" w:semiHidden="1" w:uiPriority="9" w:unhideWhenUsed="1" w:qFormat="1"/>
@@ -8804,6 +14009,11 @@
     <w:lsdException w:name="List Table 5 Dark Accent 6" w:uiPriority="50"/>
     <w:lsdException w:name="List Table 6 Colorful Accent 6" w:uiPriority="51"/>
     <w:lsdException w:name="List Table 7 Colorful Accent 6" w:uiPriority="52"/>
+    <w:lsdException w:name="Mention" w:semiHidden="1" w:unhideWhenUsed="1"/>
+    <w:lsdException w:name="Smart Hyperlink" w:semiHidden="1" w:unhideWhenUsed="1"/>
+    <w:lsdException w:name="Hashtag" w:semiHidden="1" w:unhideWhenUsed="1"/>
+    <w:lsdException w:name="Unresolved Mention" w:semiHidden="1" w:unhideWhenUsed="1"/>
+    <w:lsdException w:name="Smart Link" w:semiHidden="1" w:unhideWhenUsed="1"/>
   </w:latentStyles>
   <w:style w:type="paragraph" w:default="1" w:styleId="Normal">
     <w:name w:val="Normal"/>
@@ -8815,7 +14025,6 @@
     <w:rPr>
       <w:sz w:val="22"/>
       <w:szCs w:val="22"/>
-      <w:lang w:val="en-US" w:eastAsia="en-US"/>
     </w:rPr>
   </w:style>
   <w:style w:type="paragraph" w:styleId="Heading1">
@@ -8923,7 +14132,6 @@
     <w:uiPriority w:val="99"/>
     <w:semiHidden/>
     <w:unhideWhenUsed/>
-    <w:qFormat/>
     <w:tblPr>
       <w:tblInd w:w="0" w:type="dxa"/>
       <w:tblCellMar>
@@ -9227,7 +14435,6 @@
     <w:rPr>
       <w:sz w:val="22"/>
       <w:szCs w:val="22"/>
-      <w:lang w:val="en-US" w:eastAsia="en-US"/>
     </w:rPr>
   </w:style>
   <w:style w:type="character" w:customStyle="1" w:styleId="Heading4Char">
@@ -9257,7 +14464,6 @@
       <w:color w:val="000000"/>
       <w:sz w:val="24"/>
       <w:szCs w:val="24"/>
-      <w:lang w:val="en-US" w:eastAsia="en-US"/>
     </w:rPr>
   </w:style>
   <w:style w:type="character" w:customStyle="1" w:styleId="Heading3Char">
@@ -9294,6 +14500,41 @@
     <w:rPr>
       <w:color w:val="954F72"/>
       <w:u w:val="single"/>
+    </w:rPr>
+  </w:style>
+  <w:style w:type="character" w:styleId="UnresolvedMention">
+    <w:name w:val="Unresolved Mention"/>
+    <w:uiPriority w:val="99"/>
+    <w:semiHidden/>
+    <w:unhideWhenUsed/>
+    <w:rsid w:val="000D16C1"/>
+    <w:rPr>
+      <w:color w:val="605E5C"/>
+      <w:shd w:val="clear" w:color="auto" w:fill="E1DFDD"/>
+    </w:rPr>
+  </w:style>
+  <w:style w:type="paragraph" w:styleId="HTMLPreformatted">
+    <w:name w:val="HTML Preformatted"/>
+    <w:basedOn w:val="Normal"/>
+    <w:link w:val="HTMLPreformattedChar"/>
+    <w:uiPriority w:val="99"/>
+    <w:semiHidden/>
+    <w:unhideWhenUsed/>
+    <w:rsid w:val="00A45F4B"/>
+    <w:rPr>
+      <w:rFonts w:ascii="Courier New" w:hAnsi="Courier New" w:cs="Courier New"/>
+      <w:sz w:val="20"/>
+      <w:szCs w:val="20"/>
+    </w:rPr>
+  </w:style>
+  <w:style w:type="character" w:customStyle="1" w:styleId="HTMLPreformattedChar">
+    <w:name w:val="HTML Preformatted Char"/>
+    <w:link w:val="HTMLPreformatted"/>
+    <w:uiPriority w:val="99"/>
+    <w:semiHidden/>
+    <w:rsid w:val="00A45F4B"/>
+    <w:rPr>
+      <w:rFonts w:ascii="Courier New" w:hAnsi="Courier New" w:cs="Courier New"/>
     </w:rPr>
   </w:style>
 </w:styles>

--- a/seminarski.docx
+++ b/seminarski.docx
@@ -1,6 +1,6 @@
 
 <file path=word/document.xml><?xml version="1.0" encoding="utf-8"?>
-<w:document xmlns:wpc="http://schemas.microsoft.com/office/word/2010/wordprocessingCanvas" xmlns:cx="http://schemas.microsoft.com/office/drawing/2014/chartex" xmlns:cx1="http://schemas.microsoft.com/office/drawing/2015/9/8/chartex" xmlns:cx2="http://schemas.microsoft.com/office/drawing/2015/10/21/chartex" xmlns:cx3="http://schemas.microsoft.com/office/drawing/2016/5/9/chartex" xmlns:cx4="http://schemas.microsoft.com/office/drawing/2016/5/10/chartex" xmlns:cx5="http://schemas.microsoft.com/office/drawing/2016/5/11/chartex" xmlns:cx6="http://schemas.microsoft.com/office/drawing/2016/5/12/chartex" xmlns:cx7="http://schemas.microsoft.com/office/drawing/2016/5/13/chartex" xmlns:cx8="http://schemas.microsoft.com/office/drawing/2016/5/14/chartex" xmlns:mc="http://schemas.openxmlformats.org/markup-compatibility/2006" xmlns:aink="http://schemas.microsoft.com/office/drawing/2016/ink" xmlns:am3d="http://schemas.microsoft.com/office/drawing/2017/model3d" xmlns:o="urn:schemas-microsoft-com:office:office" xmlns:oel="http://schemas.microsoft.com/office/2019/extlst" xmlns:r="http://schemas.openxmlformats.org/officeDocument/2006/relationships" xmlns:m="http://schemas.openxmlformats.org/officeDocument/2006/math" xmlns:v="urn:schemas-microsoft-com:vml" xmlns:wp14="http://schemas.microsoft.com/office/word/2010/wordprocessingDrawing" xmlns:wp="http://schemas.openxmlformats.org/drawingml/2006/wordprocessingDrawing" xmlns:w10="urn:schemas-microsoft-com:office:word" xmlns:w="http://schemas.openxmlformats.org/wordprocessingml/2006/main" xmlns:w14="http://schemas.microsoft.com/office/word/2010/wordml" xmlns:w15="http://schemas.microsoft.com/office/word/2012/wordml" xmlns:w16cex="http://schemas.microsoft.com/office/word/2018/wordml/cex" xmlns:w16cid="http://schemas.microsoft.com/office/word/2016/wordml/cid" xmlns:w16="http://schemas.microsoft.com/office/word/2018/wordml" xmlns:w16du="http://schemas.microsoft.com/office/word/2023/wordml/word16du" xmlns:w16sdtdh="http://schemas.microsoft.com/office/word/2020/wordml/sdtdatahash" xmlns:w16sdtfl="http://schemas.microsoft.com/office/word/2024/wordml/sdtformatlock" xmlns:w16se="http://schemas.microsoft.com/office/word/2015/wordml/symex" xmlns:wpg="http://schemas.microsoft.com/office/word/2010/wordprocessingGroup" xmlns:wpi="http://schemas.microsoft.com/office/word/2010/wordprocessingInk" xmlns:wne="http://schemas.microsoft.com/office/word/2006/wordml" xmlns:wps="http://schemas.microsoft.com/office/word/2010/wordprocessingShape" mc:Ignorable="w14 w15 w16se w16cid w16 w16cex w16sdtdh w16sdtfl w16du wp14">
+<w:document xmlns:wpc="http://schemas.microsoft.com/office/word/2010/wordprocessingCanvas" xmlns:cx="http://schemas.microsoft.com/office/drawing/2014/chartex" xmlns:mc="http://schemas.openxmlformats.org/markup-compatibility/2006" xmlns:o="urn:schemas-microsoft-com:office:office" xmlns:r="http://schemas.openxmlformats.org/officeDocument/2006/relationships" xmlns:m="http://schemas.openxmlformats.org/officeDocument/2006/math" xmlns:v="urn:schemas-microsoft-com:vml" xmlns:wp14="http://schemas.microsoft.com/office/word/2010/wordprocessingDrawing" xmlns:wp="http://schemas.openxmlformats.org/drawingml/2006/wordprocessingDrawing" xmlns:w10="urn:schemas-microsoft-com:office:word" xmlns:w="http://schemas.openxmlformats.org/wordprocessingml/2006/main" xmlns:w14="http://schemas.microsoft.com/office/word/2010/wordml" xmlns:w15="http://schemas.microsoft.com/office/word/2012/wordml" xmlns:w16se="http://schemas.microsoft.com/office/word/2015/wordml/symex" xmlns:wpg="http://schemas.microsoft.com/office/word/2010/wordprocessingGroup" xmlns:wpi="http://schemas.microsoft.com/office/word/2010/wordprocessingInk" xmlns:wne="http://schemas.microsoft.com/office/word/2006/wordml" xmlns:wps="http://schemas.microsoft.com/office/word/2010/wordprocessingShape" mc:Ignorable="w14 w15 w16se wp14">
   <w:body>
     <w:tbl>
       <w:tblPr>
@@ -35,7 +35,7 @@
                 <w:sz w:val="20"/>
                 <w:szCs w:val="20"/>
               </w:rPr>
-              <w:pict w14:anchorId="4CCCD6F8">
+              <w:pict>
                 <v:shapetype id="_x0000_t75" coordsize="21600,21600" o:spt="75" o:preferrelative="t" path="m@4@5l@4@11@9@11@9@5xe" filled="f" stroked="f">
                   <v:stroke joinstyle="miter"/>
                   <v:formulas>
@@ -55,7 +55,7 @@
                   <v:path o:extrusionok="f" gradientshapeok="t" o:connecttype="rect"/>
                   <o:lock v:ext="edit" aspectratio="t"/>
                 </v:shapetype>
-                <v:shape id="Picture 1" o:spid="_x0000_i1025" type="#_x0000_t75" alt="ZnakUniverziteta" style="width:102pt;height:102pt;visibility:visible">
+                <v:shape id="Picture 1" o:spid="_x0000_i1025" type="#_x0000_t75" alt="ZnakUniverziteta" style="width:102.15pt;height:102.15pt;visibility:visible">
                   <v:imagedata r:id="rId7" o:title="ZnakUniverziteta"/>
                 </v:shape>
               </w:pict>
@@ -131,8 +131,8 @@
                 <w:sz w:val="20"/>
                 <w:szCs w:val="20"/>
               </w:rPr>
-              <w:pict w14:anchorId="695FB485">
-                <v:shape id="Picture 2" o:spid="_x0000_i1026" type="#_x0000_t75" alt="LOGOpupin" style="width:118.2pt;height:118.2pt;visibility:visible">
+              <w:pict>
+                <v:shape id="Picture 2" o:spid="_x0000_i1026" type="#_x0000_t75" alt="LOGOpupin" style="width:118.05pt;height:118.05pt;visibility:visible">
                   <v:imagedata r:id="rId8" o:title="LOGOpupin"/>
                 </v:shape>
               </w:pict>
@@ -224,7 +224,6 @@
           <w:lang w:val="sr-Cyrl-RS"/>
         </w:rPr>
       </w:pPr>
-      <w:proofErr w:type="spellStart"/>
       <w:r>
         <w:rPr>
           <w:rFonts w:ascii="Verdana" w:eastAsia="Times New Roman" w:hAnsi="Verdana"/>
@@ -233,40 +232,7 @@
           <w:sz w:val="20"/>
           <w:szCs w:val="20"/>
         </w:rPr>
-        <w:t>Nastavni</w:t>
-      </w:r>
-      <w:proofErr w:type="spellEnd"/>
-      <w:r>
-        <w:rPr>
-          <w:rFonts w:ascii="Verdana" w:eastAsia="Times New Roman" w:hAnsi="Verdana"/>
-          <w:b/>
-          <w:i/>
-          <w:sz w:val="20"/>
-          <w:szCs w:val="20"/>
-        </w:rPr>
-        <w:t xml:space="preserve"> </w:t>
-      </w:r>
-      <w:proofErr w:type="spellStart"/>
-      <w:r>
-        <w:rPr>
-          <w:rFonts w:ascii="Verdana" w:eastAsia="Times New Roman" w:hAnsi="Verdana"/>
-          <w:b/>
-          <w:i/>
-          <w:sz w:val="20"/>
-          <w:szCs w:val="20"/>
-        </w:rPr>
-        <w:t>predmet</w:t>
-      </w:r>
-      <w:proofErr w:type="spellEnd"/>
-      <w:r>
-        <w:rPr>
-          <w:rFonts w:ascii="Verdana" w:eastAsia="Times New Roman" w:hAnsi="Verdana"/>
-          <w:b/>
-          <w:i/>
-          <w:sz w:val="20"/>
-          <w:szCs w:val="20"/>
-        </w:rPr>
-        <w:t xml:space="preserve">: </w:t>
+        <w:t xml:space="preserve">Nastavni predmet: </w:t>
       </w:r>
       <w:r>
         <w:rPr>
@@ -694,41 +660,13 @@
                 <w:szCs w:val="20"/>
               </w:rPr>
             </w:pPr>
-            <w:proofErr w:type="spellStart"/>
             <w:r>
               <w:rPr>
                 <w:rFonts w:ascii="Verdana" w:eastAsia="Times New Roman" w:hAnsi="Verdana"/>
                 <w:sz w:val="20"/>
                 <w:szCs w:val="20"/>
               </w:rPr>
-              <w:t>Predmetni</w:t>
-            </w:r>
-            <w:proofErr w:type="spellEnd"/>
-            <w:r>
-              <w:rPr>
-                <w:rFonts w:ascii="Verdana" w:eastAsia="Times New Roman" w:hAnsi="Verdana"/>
-                <w:sz w:val="20"/>
-                <w:szCs w:val="20"/>
-              </w:rPr>
-              <w:t xml:space="preserve"> </w:t>
-            </w:r>
-            <w:proofErr w:type="spellStart"/>
-            <w:r>
-              <w:rPr>
-                <w:rFonts w:ascii="Verdana" w:eastAsia="Times New Roman" w:hAnsi="Verdana"/>
-                <w:sz w:val="20"/>
-                <w:szCs w:val="20"/>
-              </w:rPr>
-              <w:t>nastavnik</w:t>
-            </w:r>
-            <w:proofErr w:type="spellEnd"/>
-            <w:r>
-              <w:rPr>
-                <w:rFonts w:ascii="Verdana" w:eastAsia="Times New Roman" w:hAnsi="Verdana"/>
-                <w:sz w:val="20"/>
-                <w:szCs w:val="20"/>
-              </w:rPr>
-              <w:t>:</w:t>
+              <w:t>Predmetni nastavnik:</w:t>
             </w:r>
           </w:p>
         </w:tc>
@@ -783,25 +721,7 @@
                 <w:sz w:val="20"/>
                 <w:szCs w:val="20"/>
               </w:rPr>
-              <w:t xml:space="preserve">Prof. </w:t>
-            </w:r>
-            <w:proofErr w:type="gramStart"/>
-            <w:r>
-              <w:rPr>
-                <w:rFonts w:ascii="Verdana" w:eastAsia="Times New Roman" w:hAnsi="Verdana"/>
-                <w:sz w:val="20"/>
-                <w:szCs w:val="20"/>
-              </w:rPr>
-              <w:t>dr</w:t>
-            </w:r>
-            <w:proofErr w:type="gramEnd"/>
-            <w:r>
-              <w:rPr>
-                <w:rFonts w:ascii="Verdana" w:eastAsia="Times New Roman" w:hAnsi="Verdana"/>
-                <w:sz w:val="20"/>
-                <w:szCs w:val="20"/>
-              </w:rPr>
-              <w:t xml:space="preserve"> Ljubica Kazi</w:t>
+              <w:t>Prof. dr Ljubica Kazi</w:t>
             </w:r>
           </w:p>
           <w:p>
@@ -864,7 +784,6 @@
                 <w:lang w:val="sr-Latn-RS"/>
               </w:rPr>
             </w:pPr>
-            <w:proofErr w:type="spellStart"/>
             <w:r>
               <w:rPr>
                 <w:rFonts w:ascii="Verdana" w:eastAsia="Times New Roman" w:hAnsi="Verdana"/>
@@ -874,7 +793,6 @@
               </w:rPr>
               <w:t>Koj</w:t>
             </w:r>
-            <w:proofErr w:type="spellEnd"/>
             <w:r>
               <w:rPr>
                 <w:rFonts w:ascii="Verdana" w:eastAsia="Times New Roman" w:hAnsi="Verdana"/>
@@ -1005,23 +923,13 @@
           <w:szCs w:val="20"/>
         </w:rPr>
       </w:pPr>
-      <w:proofErr w:type="spellStart"/>
       <w:r>
         <w:rPr>
           <w:rFonts w:ascii="Verdana" w:eastAsia="Times New Roman" w:hAnsi="Verdana"/>
           <w:sz w:val="20"/>
           <w:szCs w:val="20"/>
         </w:rPr>
-        <w:t>Zrenjanin</w:t>
-      </w:r>
-      <w:proofErr w:type="spellEnd"/>
-      <w:r>
-        <w:rPr>
-          <w:rFonts w:ascii="Verdana" w:eastAsia="Times New Roman" w:hAnsi="Verdana"/>
-          <w:sz w:val="20"/>
-          <w:szCs w:val="20"/>
-        </w:rPr>
-        <w:t xml:space="preserve">, </w:t>
+        <w:t xml:space="preserve">Zrenjanin, </w:t>
       </w:r>
       <w:r>
         <w:rPr>
@@ -1038,18 +946,8 @@
           <w:sz w:val="20"/>
           <w:szCs w:val="20"/>
         </w:rPr>
-        <w:t xml:space="preserve">. </w:t>
-      </w:r>
-      <w:proofErr w:type="spellStart"/>
-      <w:r>
-        <w:rPr>
-          <w:rFonts w:ascii="Verdana" w:eastAsia="Times New Roman" w:hAnsi="Verdana"/>
-          <w:sz w:val="20"/>
-          <w:szCs w:val="20"/>
-        </w:rPr>
-        <w:t>godina</w:t>
-      </w:r>
-      <w:proofErr w:type="spellEnd"/>
+        <w:t>. godina</w:t>
+      </w:r>
     </w:p>
     <w:p>
       <w:pPr>
@@ -1186,7 +1084,6 @@
           <w:lang w:val="sr-Latn-RS"/>
         </w:rPr>
       </w:pPr>
-      <w:proofErr w:type="spellStart"/>
       <w:r>
         <w:rPr>
           <w:rFonts w:ascii="Verdana" w:hAnsi="Verdana"/>
@@ -1208,7 +1105,6 @@
         </w:rPr>
         <w:t>žaj</w:t>
       </w:r>
-      <w:proofErr w:type="spellEnd"/>
       <w:r>
         <w:rPr>
           <w:rFonts w:ascii="Verdana" w:hAnsi="Verdana"/>
@@ -1241,9 +1137,7 @@
         <w:rPr>
           <w:rFonts w:ascii="Calibri" w:eastAsia="Times New Roman" w:hAnsi="Calibri"/>
           <w:b w:val="0"/>
-          <w:kern w:val="2"/>
-          <w:sz w:val="24"/>
-          <w:szCs w:val="24"/>
+          <w:lang w:val="sr-Latn-RS" w:eastAsia="sr-Latn-RS"/>
         </w:rPr>
       </w:pPr>
       <w:r>
@@ -1255,7 +1149,7 @@
       <w:r>
         <w:fldChar w:fldCharType="separate"/>
       </w:r>
-      <w:hyperlink w:anchor="_Toc225164830" w:history="1">
+      <w:hyperlink w:anchor="_Toc225149057" w:history="1">
         <w:r>
           <w:rPr>
             <w:rStyle w:val="Hyperlink"/>
@@ -1278,7 +1172,7 @@
           <w:rPr>
             <w:webHidden/>
           </w:rPr>
-          <w:instrText xml:space="preserve"> PAGEREF _Toc225164830 \h </w:instrText>
+          <w:instrText xml:space="preserve"> PAGEREF _Toc225149057 \h </w:instrText>
         </w:r>
         <w:r>
           <w:rPr>
@@ -1314,12 +1208,10 @@
         <w:rPr>
           <w:rFonts w:eastAsia="Times New Roman"/>
           <w:noProof/>
-          <w:kern w:val="2"/>
-          <w:sz w:val="24"/>
-          <w:szCs w:val="24"/>
-        </w:rPr>
-      </w:pPr>
-      <w:hyperlink w:anchor="_Toc225164831" w:history="1">
+          <w:lang w:val="sr-Latn-RS" w:eastAsia="sr-Latn-RS"/>
+        </w:rPr>
+      </w:pPr>
+      <w:hyperlink w:anchor="_Toc225149058" w:history="1">
         <w:r>
           <w:rPr>
             <w:rStyle w:val="Hyperlink"/>
@@ -1347,7 +1239,7 @@
             <w:noProof/>
             <w:webHidden/>
           </w:rPr>
-          <w:instrText xml:space="preserve"> PAGEREF _Toc225164831 \h </w:instrText>
+          <w:instrText xml:space="preserve"> PAGEREF _Toc225149058 \h </w:instrText>
         </w:r>
         <w:r>
           <w:rPr>
@@ -1382,18 +1274,16 @@
       <w:pPr>
         <w:pStyle w:val="TOC3"/>
         <w:tabs>
-          <w:tab w:val="left" w:pos="1200"/>
+          <w:tab w:val="left" w:pos="1320"/>
           <w:tab w:val="right" w:leader="dot" w:pos="9488"/>
         </w:tabs>
         <w:rPr>
           <w:rFonts w:eastAsia="Times New Roman"/>
           <w:noProof/>
-          <w:kern w:val="2"/>
-          <w:sz w:val="24"/>
-          <w:szCs w:val="24"/>
-        </w:rPr>
-      </w:pPr>
-      <w:hyperlink w:anchor="_Toc225164832" w:history="1">
+          <w:lang w:val="sr-Latn-RS" w:eastAsia="sr-Latn-RS"/>
+        </w:rPr>
+      </w:pPr>
+      <w:hyperlink w:anchor="_Toc225149059" w:history="1">
         <w:r>
           <w:rPr>
             <w:rStyle w:val="Hyperlink"/>
@@ -1405,9 +1295,7 @@
           <w:rPr>
             <w:rFonts w:eastAsia="Times New Roman"/>
             <w:noProof/>
-            <w:kern w:val="2"/>
-            <w:sz w:val="24"/>
-            <w:szCs w:val="24"/>
+            <w:lang w:val="sr-Latn-RS" w:eastAsia="sr-Latn-RS"/>
           </w:rPr>
           <w:tab/>
         </w:r>
@@ -1452,7 +1340,7 @@
             <w:noProof/>
             <w:webHidden/>
           </w:rPr>
-          <w:instrText xml:space="preserve"> PAGEREF _Toc225164832 \h </w:instrText>
+          <w:instrText xml:space="preserve"> PAGEREF _Toc225149059 \h </w:instrText>
         </w:r>
         <w:r>
           <w:rPr>
@@ -1487,18 +1375,16 @@
       <w:pPr>
         <w:pStyle w:val="TOC3"/>
         <w:tabs>
-          <w:tab w:val="left" w:pos="1200"/>
+          <w:tab w:val="left" w:pos="1320"/>
           <w:tab w:val="right" w:leader="dot" w:pos="9488"/>
         </w:tabs>
         <w:rPr>
           <w:rFonts w:eastAsia="Times New Roman"/>
           <w:noProof/>
-          <w:kern w:val="2"/>
-          <w:sz w:val="24"/>
-          <w:szCs w:val="24"/>
-        </w:rPr>
-      </w:pPr>
-      <w:hyperlink w:anchor="_Toc225164833" w:history="1">
+          <w:lang w:val="sr-Latn-RS" w:eastAsia="sr-Latn-RS"/>
+        </w:rPr>
+      </w:pPr>
+      <w:hyperlink w:anchor="_Toc225149060" w:history="1">
         <w:r>
           <w:rPr>
             <w:rStyle w:val="Hyperlink"/>
@@ -1510,9 +1396,7 @@
           <w:rPr>
             <w:rFonts w:eastAsia="Times New Roman"/>
             <w:noProof/>
-            <w:kern w:val="2"/>
-            <w:sz w:val="24"/>
-            <w:szCs w:val="24"/>
+            <w:lang w:val="sr-Latn-RS" w:eastAsia="sr-Latn-RS"/>
           </w:rPr>
           <w:tab/>
         </w:r>
@@ -1542,7 +1426,7 @@
             <w:noProof/>
             <w:webHidden/>
           </w:rPr>
-          <w:instrText xml:space="preserve"> PAGEREF _Toc225164833 \h </w:instrText>
+          <w:instrText xml:space="preserve"> PAGEREF _Toc225149060 \h </w:instrText>
         </w:r>
         <w:r>
           <w:rPr>
@@ -1577,18 +1461,16 @@
       <w:pPr>
         <w:pStyle w:val="TOC3"/>
         <w:tabs>
-          <w:tab w:val="left" w:pos="1200"/>
+          <w:tab w:val="left" w:pos="1320"/>
           <w:tab w:val="right" w:leader="dot" w:pos="9488"/>
         </w:tabs>
         <w:rPr>
           <w:rFonts w:eastAsia="Times New Roman"/>
           <w:noProof/>
-          <w:kern w:val="2"/>
-          <w:sz w:val="24"/>
-          <w:szCs w:val="24"/>
-        </w:rPr>
-      </w:pPr>
-      <w:hyperlink w:anchor="_Toc225164834" w:history="1">
+          <w:lang w:val="sr-Latn-RS" w:eastAsia="sr-Latn-RS"/>
+        </w:rPr>
+      </w:pPr>
+      <w:hyperlink w:anchor="_Toc225149061" w:history="1">
         <w:r>
           <w:rPr>
             <w:rStyle w:val="Hyperlink"/>
@@ -1600,9 +1482,7 @@
           <w:rPr>
             <w:rFonts w:eastAsia="Times New Roman"/>
             <w:noProof/>
-            <w:kern w:val="2"/>
-            <w:sz w:val="24"/>
-            <w:szCs w:val="24"/>
+            <w:lang w:val="sr-Latn-RS" w:eastAsia="sr-Latn-RS"/>
           </w:rPr>
           <w:tab/>
         </w:r>
@@ -1632,7 +1512,7 @@
             <w:noProof/>
             <w:webHidden/>
           </w:rPr>
-          <w:instrText xml:space="preserve"> PAGEREF _Toc225164834 \h </w:instrText>
+          <w:instrText xml:space="preserve"> PAGEREF _Toc225149061 \h </w:instrText>
         </w:r>
         <w:r>
           <w:rPr>
@@ -1652,7 +1532,7 @@
             <w:noProof/>
             <w:webHidden/>
           </w:rPr>
-          <w:t>4</w:t>
+          <w:t>3</w:t>
         </w:r>
         <w:r>
           <w:rPr>
@@ -1667,18 +1547,16 @@
       <w:pPr>
         <w:pStyle w:val="TOC2"/>
         <w:tabs>
-          <w:tab w:val="left" w:pos="960"/>
+          <w:tab w:val="left" w:pos="1100"/>
           <w:tab w:val="right" w:leader="dot" w:pos="9488"/>
         </w:tabs>
         <w:rPr>
           <w:rFonts w:eastAsia="Times New Roman"/>
           <w:noProof/>
-          <w:kern w:val="2"/>
-          <w:sz w:val="24"/>
-          <w:szCs w:val="24"/>
-        </w:rPr>
-      </w:pPr>
-      <w:hyperlink w:anchor="_Toc225164835" w:history="1">
+          <w:lang w:val="sr-Latn-RS" w:eastAsia="sr-Latn-RS"/>
+        </w:rPr>
+      </w:pPr>
+      <w:hyperlink w:anchor="_Toc225149062" w:history="1">
         <w:r>
           <w:rPr>
             <w:rStyle w:val="Hyperlink"/>
@@ -1692,9 +1570,7 @@
           <w:rPr>
             <w:rFonts w:eastAsia="Times New Roman"/>
             <w:noProof/>
-            <w:kern w:val="2"/>
-            <w:sz w:val="24"/>
-            <w:szCs w:val="24"/>
+            <w:lang w:val="sr-Latn-RS" w:eastAsia="sr-Latn-RS"/>
           </w:rPr>
           <w:tab/>
         </w:r>
@@ -1735,7 +1611,7 @@
             <w:noProof/>
             <w:webHidden/>
           </w:rPr>
-          <w:instrText xml:space="preserve"> PAGEREF _Toc225164835 \h </w:instrText>
+          <w:instrText xml:space="preserve"> PAGEREF _Toc225149062 \h </w:instrText>
         </w:r>
         <w:r>
           <w:rPr>
@@ -1755,7 +1631,7 @@
             <w:noProof/>
             <w:webHidden/>
           </w:rPr>
-          <w:t>5</w:t>
+          <w:t>4</w:t>
         </w:r>
         <w:r>
           <w:rPr>
@@ -1775,12 +1651,10 @@
         <w:rPr>
           <w:rFonts w:eastAsia="Times New Roman"/>
           <w:noProof/>
-          <w:kern w:val="2"/>
-          <w:sz w:val="24"/>
-          <w:szCs w:val="24"/>
-        </w:rPr>
-      </w:pPr>
-      <w:hyperlink w:anchor="_Toc225164836" w:history="1">
+          <w:lang w:val="sr-Latn-RS" w:eastAsia="sr-Latn-RS"/>
+        </w:rPr>
+      </w:pPr>
+      <w:hyperlink w:anchor="_Toc225149063" w:history="1">
         <w:r>
           <w:rPr>
             <w:rStyle w:val="Hyperlink"/>
@@ -1808,7 +1682,7 @@
             <w:noProof/>
             <w:webHidden/>
           </w:rPr>
-          <w:instrText xml:space="preserve"> PAGEREF _Toc225164836 \h </w:instrText>
+          <w:instrText xml:space="preserve"> PAGEREF _Toc225149063 \h </w:instrText>
         </w:r>
         <w:r>
           <w:rPr>
@@ -1828,7 +1702,7 @@
             <w:noProof/>
             <w:webHidden/>
           </w:rPr>
-          <w:t>5</w:t>
+          <w:t>4</w:t>
         </w:r>
         <w:r>
           <w:rPr>
@@ -1848,19 +1722,17 @@
         <w:rPr>
           <w:rFonts w:eastAsia="Times New Roman"/>
           <w:noProof/>
-          <w:kern w:val="2"/>
-          <w:sz w:val="24"/>
-          <w:szCs w:val="24"/>
-        </w:rPr>
-      </w:pPr>
-      <w:hyperlink w:anchor="_Toc225164837" w:history="1">
+          <w:lang w:val="sr-Latn-RS" w:eastAsia="sr-Latn-RS"/>
+        </w:rPr>
+      </w:pPr>
+      <w:hyperlink w:anchor="_Toc225149064" w:history="1">
         <w:r>
           <w:rPr>
             <w:rStyle w:val="Hyperlink"/>
             <w:noProof/>
             <w:lang w:val="sr-Latn-RS"/>
           </w:rPr>
-          <w:t>1.2.3. Softverski definisano skladište (SDS) – block storage, object storage, file storage</w:t>
+          <w:t>1.2.2. Softverski definisane mreže (SDN) – virtuelne mreže, podumreže, sigurnosne grupe, balanseri opterećenja</w:t>
         </w:r>
         <w:r>
           <w:rPr>
@@ -1881,7 +1753,7 @@
             <w:noProof/>
             <w:webHidden/>
           </w:rPr>
-          <w:instrText xml:space="preserve"> PAGEREF _Toc225164837 \h </w:instrText>
+          <w:instrText xml:space="preserve"> PAGEREF _Toc225149064 \h </w:instrText>
         </w:r>
         <w:r>
           <w:rPr>
@@ -1901,7 +1773,7 @@
             <w:noProof/>
             <w:webHidden/>
           </w:rPr>
-          <w:t>6</w:t>
+          <w:t>4</w:t>
         </w:r>
         <w:r>
           <w:rPr>
@@ -1921,19 +1793,17 @@
         <w:rPr>
           <w:rFonts w:eastAsia="Times New Roman"/>
           <w:noProof/>
-          <w:kern w:val="2"/>
-          <w:sz w:val="24"/>
-          <w:szCs w:val="24"/>
-        </w:rPr>
-      </w:pPr>
-      <w:hyperlink w:anchor="_Toc225164838" w:history="1">
+          <w:lang w:val="sr-Latn-RS" w:eastAsia="sr-Latn-RS"/>
+        </w:rPr>
+      </w:pPr>
+      <w:hyperlink w:anchor="_Toc225149065" w:history="1">
         <w:r>
           <w:rPr>
             <w:rStyle w:val="Hyperlink"/>
             <w:noProof/>
             <w:lang w:val="sr-Latn-RS"/>
           </w:rPr>
-          <w:t>1.2.4 API i CLI kao osnova za automatizaciju</w:t>
+          <w:t>1.2.3. Softverski definisano skladište (SDS) – block storage, object storage, file storage</w:t>
         </w:r>
         <w:r>
           <w:rPr>
@@ -1954,7 +1824,7 @@
             <w:noProof/>
             <w:webHidden/>
           </w:rPr>
-          <w:instrText xml:space="preserve"> PAGEREF _Toc225164838 \h </w:instrText>
+          <w:instrText xml:space="preserve"> PAGEREF _Toc225149065 \h </w:instrText>
         </w:r>
         <w:r>
           <w:rPr>
@@ -1974,7 +1844,7 @@
             <w:noProof/>
             <w:webHidden/>
           </w:rPr>
-          <w:t>6</w:t>
+          <w:t>4</w:t>
         </w:r>
         <w:r>
           <w:rPr>
@@ -1994,19 +1864,17 @@
         <w:rPr>
           <w:rFonts w:eastAsia="Times New Roman"/>
           <w:noProof/>
-          <w:kern w:val="2"/>
-          <w:sz w:val="24"/>
-          <w:szCs w:val="24"/>
-        </w:rPr>
-      </w:pPr>
-      <w:hyperlink w:anchor="_Toc225164839" w:history="1">
+          <w:lang w:val="sr-Latn-RS" w:eastAsia="sr-Latn-RS"/>
+        </w:rPr>
+      </w:pPr>
+      <w:hyperlink w:anchor="_Toc225149066" w:history="1">
         <w:r>
           <w:rPr>
             <w:rStyle w:val="Hyperlink"/>
             <w:noProof/>
             <w:lang w:val="sr-Latn-RS"/>
           </w:rPr>
-          <w:t>1.2.5. Infrastructure as Code (IaC) – alati za automatizovano provizionisanje (Terraform, CloudFormation, ARM template)</w:t>
+          <w:t>1.2.4 API i CLI kao osnova za automatizaciju</w:t>
         </w:r>
         <w:r>
           <w:rPr>
@@ -2027,7 +1895,7 @@
             <w:noProof/>
             <w:webHidden/>
           </w:rPr>
-          <w:instrText xml:space="preserve"> PAGEREF _Toc225164839 \h </w:instrText>
+          <w:instrText xml:space="preserve"> PAGEREF _Toc225149066 \h </w:instrText>
         </w:r>
         <w:r>
           <w:rPr>
@@ -2047,7 +1915,7 @@
             <w:noProof/>
             <w:webHidden/>
           </w:rPr>
-          <w:t>6</w:t>
+          <w:t>4</w:t>
         </w:r>
         <w:r>
           <w:rPr>
@@ -2067,18 +1935,87 @@
         <w:rPr>
           <w:rFonts w:eastAsia="Times New Roman"/>
           <w:noProof/>
-          <w:kern w:val="2"/>
-          <w:sz w:val="24"/>
-          <w:szCs w:val="24"/>
-        </w:rPr>
-      </w:pPr>
-      <w:hyperlink w:anchor="_Toc225164840" w:history="1">
+          <w:lang w:val="sr-Latn-RS" w:eastAsia="sr-Latn-RS"/>
+        </w:rPr>
+      </w:pPr>
+      <w:hyperlink w:anchor="_Toc225149067" w:history="1">
         <w:r>
           <w:rPr>
             <w:rStyle w:val="Hyperlink"/>
             <w:noProof/>
             <w:lang w:val="sr-Latn-RS"/>
           </w:rPr>
+          <w:t>1.2.5. Infrastructure as Code (IaC) – alati za automatizovano provizionisanje (Terraform, CloudFormation, ARM template)</w:t>
+        </w:r>
+        <w:r>
+          <w:rPr>
+            <w:noProof/>
+            <w:webHidden/>
+          </w:rPr>
+          <w:tab/>
+        </w:r>
+        <w:r>
+          <w:rPr>
+            <w:noProof/>
+            <w:webHidden/>
+          </w:rPr>
+          <w:fldChar w:fldCharType="begin"/>
+        </w:r>
+        <w:r>
+          <w:rPr>
+            <w:noProof/>
+            <w:webHidden/>
+          </w:rPr>
+          <w:instrText xml:space="preserve"> PAGEREF _Toc225149067 \h </w:instrText>
+        </w:r>
+        <w:r>
+          <w:rPr>
+            <w:noProof/>
+            <w:webHidden/>
+          </w:rPr>
+        </w:r>
+        <w:r>
+          <w:rPr>
+            <w:noProof/>
+            <w:webHidden/>
+          </w:rPr>
+          <w:fldChar w:fldCharType="separate"/>
+        </w:r>
+        <w:r>
+          <w:rPr>
+            <w:noProof/>
+            <w:webHidden/>
+          </w:rPr>
+          <w:t>4</w:t>
+        </w:r>
+        <w:r>
+          <w:rPr>
+            <w:noProof/>
+            <w:webHidden/>
+          </w:rPr>
+          <w:fldChar w:fldCharType="end"/>
+        </w:r>
+      </w:hyperlink>
+    </w:p>
+    <w:p>
+      <w:pPr>
+        <w:pStyle w:val="TOC3"/>
+        <w:tabs>
+          <w:tab w:val="right" w:leader="dot" w:pos="9488"/>
+        </w:tabs>
+        <w:rPr>
+          <w:rFonts w:eastAsia="Times New Roman"/>
+          <w:noProof/>
+          <w:lang w:val="sr-Latn-RS" w:eastAsia="sr-Latn-RS"/>
+        </w:rPr>
+      </w:pPr>
+      <w:hyperlink w:anchor="_Toc225149068" w:history="1">
+        <w:r>
+          <w:rPr>
+            <w:rStyle w:val="Hyperlink"/>
+            <w:noProof/>
+            <w:lang w:val="sr-Latn-RS"/>
+          </w:rPr>
           <w:t>1.2.6. Kontejnerizacija i orkestracija (Docker, Kubernetes) kao nadogradnja na IaaS</w:t>
         </w:r>
         <w:r>
@@ -2100,7 +2037,7 @@
             <w:noProof/>
             <w:webHidden/>
           </w:rPr>
-          <w:instrText xml:space="preserve"> PAGEREF _Toc225164840 \h </w:instrText>
+          <w:instrText xml:space="preserve"> PAGEREF _Toc225149068 \h </w:instrText>
         </w:r>
         <w:r>
           <w:rPr>
@@ -2120,7 +2057,7 @@
             <w:noProof/>
             <w:webHidden/>
           </w:rPr>
-          <w:t>6</w:t>
+          <w:t>4</w:t>
         </w:r>
         <w:r>
           <w:rPr>
@@ -2140,12 +2077,10 @@
         <w:rPr>
           <w:rFonts w:eastAsia="Times New Roman"/>
           <w:noProof/>
-          <w:kern w:val="2"/>
-          <w:sz w:val="24"/>
-          <w:szCs w:val="24"/>
-        </w:rPr>
-      </w:pPr>
-      <w:hyperlink w:anchor="_Toc225164841" w:history="1">
+          <w:lang w:val="sr-Latn-RS" w:eastAsia="sr-Latn-RS"/>
+        </w:rPr>
+      </w:pPr>
+      <w:hyperlink w:anchor="_Toc225149069" w:history="1">
         <w:r>
           <w:rPr>
             <w:rStyle w:val="Hyperlink"/>
@@ -2173,7 +2108,7 @@
             <w:noProof/>
             <w:webHidden/>
           </w:rPr>
-          <w:instrText xml:space="preserve"> PAGEREF _Toc225164841 \h </w:instrText>
+          <w:instrText xml:space="preserve"> PAGEREF _Toc225149069 \h </w:instrText>
         </w:r>
         <w:r>
           <w:rPr>
@@ -2193,7 +2128,7 @@
             <w:noProof/>
             <w:webHidden/>
           </w:rPr>
-          <w:t>7</w:t>
+          <w:t>5</w:t>
         </w:r>
         <w:r>
           <w:rPr>
@@ -2213,12 +2148,10 @@
         <w:rPr>
           <w:rFonts w:eastAsia="Times New Roman"/>
           <w:noProof/>
-          <w:kern w:val="2"/>
-          <w:sz w:val="24"/>
-          <w:szCs w:val="24"/>
-        </w:rPr>
-      </w:pPr>
-      <w:hyperlink w:anchor="_Toc225164842" w:history="1">
+          <w:lang w:val="sr-Latn-RS" w:eastAsia="sr-Latn-RS"/>
+        </w:rPr>
+      </w:pPr>
+      <w:hyperlink w:anchor="_Toc225149070" w:history="1">
         <w:r>
           <w:rPr>
             <w:rStyle w:val="Hyperlink"/>
@@ -2246,7 +2179,7 @@
             <w:noProof/>
             <w:webHidden/>
           </w:rPr>
-          <w:instrText xml:space="preserve"> PAGEREF _Toc225164842 \h </w:instrText>
+          <w:instrText xml:space="preserve"> PAGEREF _Toc225149070 \h </w:instrText>
         </w:r>
         <w:r>
           <w:rPr>
@@ -2266,7 +2199,7 @@
             <w:noProof/>
             <w:webHidden/>
           </w:rPr>
-          <w:t>8</w:t>
+          <w:t>6</w:t>
         </w:r>
         <w:r>
           <w:rPr>
@@ -2283,12 +2216,10 @@
         <w:rPr>
           <w:rFonts w:ascii="Calibri" w:eastAsia="Times New Roman" w:hAnsi="Calibri"/>
           <w:b w:val="0"/>
-          <w:kern w:val="2"/>
-          <w:sz w:val="24"/>
-          <w:szCs w:val="24"/>
-        </w:rPr>
-      </w:pPr>
-      <w:hyperlink w:anchor="_Toc225164843" w:history="1">
+          <w:lang w:val="sr-Latn-RS" w:eastAsia="sr-Latn-RS"/>
+        </w:rPr>
+      </w:pPr>
+      <w:hyperlink w:anchor="_Toc225149071" w:history="1">
         <w:r>
           <w:rPr>
             <w:rStyle w:val="Hyperlink"/>
@@ -2319,7 +2250,7 @@
           <w:rPr>
             <w:webHidden/>
           </w:rPr>
-          <w:instrText xml:space="preserve"> PAGEREF _Toc225164843 \h </w:instrText>
+          <w:instrText xml:space="preserve"> PAGEREF _Toc225149071 \h </w:instrText>
         </w:r>
         <w:r>
           <w:rPr>
@@ -2336,7 +2267,7 @@
           <w:rPr>
             <w:webHidden/>
           </w:rPr>
-          <w:t>8</w:t>
+          <w:t>6</w:t>
         </w:r>
         <w:r>
           <w:rPr>
@@ -2355,12 +2286,10 @@
         <w:rPr>
           <w:rFonts w:eastAsia="Times New Roman"/>
           <w:noProof/>
-          <w:kern w:val="2"/>
-          <w:sz w:val="24"/>
-          <w:szCs w:val="24"/>
-        </w:rPr>
-      </w:pPr>
-      <w:hyperlink w:anchor="_Toc225164844" w:history="1">
+          <w:lang w:val="sr-Latn-RS" w:eastAsia="sr-Latn-RS"/>
+        </w:rPr>
+      </w:pPr>
+      <w:hyperlink w:anchor="_Toc225149072" w:history="1">
         <w:r>
           <w:rPr>
             <w:rStyle w:val="Hyperlink"/>
@@ -2389,7 +2318,7 @@
             <w:noProof/>
             <w:webHidden/>
           </w:rPr>
-          <w:instrText xml:space="preserve"> PAGEREF _Toc225164844 \h </w:instrText>
+          <w:instrText xml:space="preserve"> PAGEREF _Toc225149072 \h </w:instrText>
         </w:r>
         <w:r>
           <w:rPr>
@@ -2409,7 +2338,7 @@
             <w:noProof/>
             <w:webHidden/>
           </w:rPr>
-          <w:t>8</w:t>
+          <w:t>6</w:t>
         </w:r>
         <w:r>
           <w:rPr>
@@ -2429,12 +2358,10 @@
         <w:rPr>
           <w:rFonts w:eastAsia="Times New Roman"/>
           <w:noProof/>
-          <w:kern w:val="2"/>
-          <w:sz w:val="24"/>
-          <w:szCs w:val="24"/>
-        </w:rPr>
-      </w:pPr>
-      <w:hyperlink w:anchor="_Toc225164845" w:history="1">
+          <w:lang w:val="sr-Latn-RS" w:eastAsia="sr-Latn-RS"/>
+        </w:rPr>
+      </w:pPr>
+      <w:hyperlink w:anchor="_Toc225149073" w:history="1">
         <w:r>
           <w:rPr>
             <w:rStyle w:val="Hyperlink"/>
@@ -2462,7 +2389,7 @@
             <w:noProof/>
             <w:webHidden/>
           </w:rPr>
-          <w:instrText xml:space="preserve"> PAGEREF _Toc225164845 \h </w:instrText>
+          <w:instrText xml:space="preserve"> PAGEREF _Toc225149073 \h </w:instrText>
         </w:r>
         <w:r>
           <w:rPr>
@@ -2482,7 +2409,7 @@
             <w:noProof/>
             <w:webHidden/>
           </w:rPr>
-          <w:t>8</w:t>
+          <w:t>6</w:t>
         </w:r>
         <w:r>
           <w:rPr>
@@ -2502,277 +2429,553 @@
         <w:rPr>
           <w:rFonts w:eastAsia="Times New Roman"/>
           <w:noProof/>
-          <w:kern w:val="2"/>
+          <w:lang w:val="sr-Latn-RS" w:eastAsia="sr-Latn-RS"/>
+        </w:rPr>
+      </w:pPr>
+      <w:hyperlink w:anchor="_Toc225149074" w:history="1">
+        <w:r>
+          <w:rPr>
+            <w:rStyle w:val="Hyperlink"/>
+            <w:rFonts w:ascii="Verdana" w:hAnsi="Verdana"/>
+            <w:noProof/>
+          </w:rPr>
+          <w:t>2.3. Opis implementacije</w:t>
+        </w:r>
+        <w:r>
+          <w:rPr>
+            <w:noProof/>
+            <w:webHidden/>
+          </w:rPr>
+          <w:tab/>
+        </w:r>
+        <w:r>
+          <w:rPr>
+            <w:noProof/>
+            <w:webHidden/>
+          </w:rPr>
+          <w:fldChar w:fldCharType="begin"/>
+        </w:r>
+        <w:r>
+          <w:rPr>
+            <w:noProof/>
+            <w:webHidden/>
+          </w:rPr>
+          <w:instrText xml:space="preserve"> PAGEREF _Toc225149074 \h </w:instrText>
+        </w:r>
+        <w:r>
+          <w:rPr>
+            <w:noProof/>
+            <w:webHidden/>
+          </w:rPr>
+        </w:r>
+        <w:r>
+          <w:rPr>
+            <w:noProof/>
+            <w:webHidden/>
+          </w:rPr>
+          <w:fldChar w:fldCharType="separate"/>
+        </w:r>
+        <w:r>
+          <w:rPr>
+            <w:noProof/>
+            <w:webHidden/>
+          </w:rPr>
+          <w:t>6</w:t>
+        </w:r>
+        <w:r>
+          <w:rPr>
+            <w:noProof/>
+            <w:webHidden/>
+          </w:rPr>
+          <w:fldChar w:fldCharType="end"/>
+        </w:r>
+      </w:hyperlink>
+    </w:p>
+    <w:p>
+      <w:pPr>
+        <w:pStyle w:val="TOC1"/>
+        <w:rPr>
+          <w:rFonts w:ascii="Calibri" w:eastAsia="Times New Roman" w:hAnsi="Calibri"/>
+          <w:b w:val="0"/>
+          <w:lang w:val="sr-Latn-RS" w:eastAsia="sr-Latn-RS"/>
+        </w:rPr>
+      </w:pPr>
+      <w:hyperlink w:anchor="_Toc225149075" w:history="1">
+        <w:r>
+          <w:rPr>
+            <w:rStyle w:val="Hyperlink"/>
+          </w:rPr>
+          <w:t>3. Zaklju</w:t>
+        </w:r>
+        <w:r>
+          <w:rPr>
+            <w:rStyle w:val="Hyperlink"/>
+            <w:lang w:val="sr-Latn-RS"/>
+          </w:rPr>
+          <w:t>čak</w:t>
+        </w:r>
+        <w:r>
+          <w:rPr>
+            <w:webHidden/>
+          </w:rPr>
+          <w:tab/>
+        </w:r>
+        <w:r>
+          <w:rPr>
+            <w:webHidden/>
+          </w:rPr>
+          <w:fldChar w:fldCharType="begin"/>
+        </w:r>
+        <w:r>
+          <w:rPr>
+            <w:webHidden/>
+          </w:rPr>
+          <w:instrText xml:space="preserve"> PAGEREF _Toc225149075 \h </w:instrText>
+        </w:r>
+        <w:r>
+          <w:rPr>
+            <w:webHidden/>
+          </w:rPr>
+        </w:r>
+        <w:r>
+          <w:rPr>
+            <w:webHidden/>
+          </w:rPr>
+          <w:fldChar w:fldCharType="separate"/>
+        </w:r>
+        <w:r>
+          <w:rPr>
+            <w:webHidden/>
+          </w:rPr>
+          <w:t>7</w:t>
+        </w:r>
+        <w:r>
+          <w:rPr>
+            <w:webHidden/>
+          </w:rPr>
+          <w:fldChar w:fldCharType="end"/>
+        </w:r>
+      </w:hyperlink>
+    </w:p>
+    <w:p>
+      <w:pPr>
+        <w:pStyle w:val="TOC1"/>
+        <w:rPr>
+          <w:rFonts w:ascii="Calibri" w:eastAsia="Times New Roman" w:hAnsi="Calibri"/>
+          <w:b w:val="0"/>
+          <w:lang w:val="sr-Latn-RS" w:eastAsia="sr-Latn-RS"/>
+        </w:rPr>
+      </w:pPr>
+      <w:hyperlink w:anchor="_Toc225149076" w:history="1">
+        <w:r>
+          <w:rPr>
+            <w:rStyle w:val="Hyperlink"/>
+          </w:rPr>
+          <w:t>4. Literatura</w:t>
+        </w:r>
+        <w:r>
+          <w:rPr>
+            <w:webHidden/>
+          </w:rPr>
+          <w:tab/>
+        </w:r>
+        <w:r>
+          <w:rPr>
+            <w:webHidden/>
+          </w:rPr>
+          <w:fldChar w:fldCharType="begin"/>
+        </w:r>
+        <w:r>
+          <w:rPr>
+            <w:webHidden/>
+          </w:rPr>
+          <w:instrText xml:space="preserve"> PAGEREF _Toc225149076 \h </w:instrText>
+        </w:r>
+        <w:r>
+          <w:rPr>
+            <w:webHidden/>
+          </w:rPr>
+        </w:r>
+        <w:r>
+          <w:rPr>
+            <w:webHidden/>
+          </w:rPr>
+          <w:fldChar w:fldCharType="separate"/>
+        </w:r>
+        <w:r>
+          <w:rPr>
+            <w:webHidden/>
+          </w:rPr>
+          <w:t>8</w:t>
+        </w:r>
+        <w:r>
+          <w:rPr>
+            <w:webHidden/>
+          </w:rPr>
+          <w:fldChar w:fldCharType="end"/>
+        </w:r>
+      </w:hyperlink>
+    </w:p>
+    <w:p>
+      <w:r>
+        <w:fldChar w:fldCharType="end"/>
+      </w:r>
+    </w:p>
+    <w:p>
+      <w:pPr>
+        <w:spacing w:after="0" w:line="240" w:lineRule="auto"/>
+        <w:jc w:val="both"/>
+        <w:rPr>
+          <w:rFonts w:ascii="Verdana" w:hAnsi="Verdana"/>
+          <w:sz w:val="20"/>
+          <w:szCs w:val="20"/>
+          <w:lang w:val="sr-Cyrl-RS"/>
+        </w:rPr>
+      </w:pPr>
+    </w:p>
+    <w:p>
+      <w:pPr>
+        <w:spacing w:after="0" w:line="240" w:lineRule="auto"/>
+        <w:jc w:val="both"/>
+        <w:rPr>
+          <w:rFonts w:ascii="Verdana" w:hAnsi="Verdana"/>
+          <w:sz w:val="20"/>
+          <w:szCs w:val="20"/>
+          <w:lang w:val="sr-Cyrl-RS"/>
+        </w:rPr>
+      </w:pPr>
+    </w:p>
+    <w:p>
+      <w:pPr>
+        <w:spacing w:after="0" w:line="240" w:lineRule="auto"/>
+        <w:jc w:val="both"/>
+        <w:rPr>
+          <w:rFonts w:ascii="Verdana" w:hAnsi="Verdana"/>
+          <w:sz w:val="20"/>
+          <w:szCs w:val="20"/>
+        </w:rPr>
+      </w:pPr>
+    </w:p>
+    <w:p/>
+    <w:p>
+      <w:pPr>
+        <w:rPr>
+          <w:rFonts w:ascii="Verdana" w:hAnsi="Verdana"/>
+          <w:sz w:val="20"/>
+          <w:szCs w:val="20"/>
+        </w:rPr>
+      </w:pPr>
+    </w:p>
+    <w:p>
+      <w:pPr>
+        <w:tabs>
+          <w:tab w:val="left" w:pos="90"/>
+        </w:tabs>
+        <w:spacing w:after="0" w:line="240" w:lineRule="auto"/>
+        <w:rPr>
+          <w:rFonts w:ascii="Verdana" w:eastAsia="Times New Roman" w:hAnsi="Verdana"/>
+          <w:sz w:val="20"/>
+          <w:szCs w:val="20"/>
+        </w:rPr>
+      </w:pPr>
+    </w:p>
+    <w:p>
+      <w:pPr>
+        <w:tabs>
+          <w:tab w:val="left" w:pos="90"/>
+        </w:tabs>
+        <w:spacing w:after="0" w:line="240" w:lineRule="auto"/>
+        <w:rPr>
+          <w:rFonts w:ascii="Verdana" w:eastAsia="Times New Roman" w:hAnsi="Verdana"/>
+          <w:sz w:val="20"/>
+          <w:szCs w:val="20"/>
+        </w:rPr>
+      </w:pPr>
+    </w:p>
+    <w:p>
+      <w:pPr>
+        <w:tabs>
+          <w:tab w:val="left" w:pos="90"/>
+        </w:tabs>
+        <w:spacing w:after="0" w:line="240" w:lineRule="auto"/>
+        <w:rPr>
+          <w:rFonts w:ascii="Verdana" w:eastAsia="Times New Roman" w:hAnsi="Verdana"/>
+          <w:sz w:val="20"/>
+          <w:szCs w:val="20"/>
+        </w:rPr>
+      </w:pPr>
+    </w:p>
+    <w:p>
+      <w:pPr>
+        <w:spacing w:after="0" w:line="240" w:lineRule="auto"/>
+        <w:jc w:val="both"/>
+        <w:rPr>
+          <w:rFonts w:ascii="Verdana" w:hAnsi="Verdana"/>
+          <w:sz w:val="20"/>
+          <w:szCs w:val="20"/>
+        </w:rPr>
+      </w:pPr>
+    </w:p>
+    <w:p>
+      <w:pPr>
+        <w:spacing w:after="0" w:line="240" w:lineRule="auto"/>
+        <w:jc w:val="both"/>
+        <w:rPr>
+          <w:rFonts w:ascii="Verdana" w:hAnsi="Verdana"/>
+          <w:sz w:val="20"/>
+          <w:szCs w:val="20"/>
+        </w:rPr>
+      </w:pPr>
+    </w:p>
+    <w:p>
+      <w:pPr>
+        <w:spacing w:after="0" w:line="240" w:lineRule="auto"/>
+        <w:jc w:val="both"/>
+        <w:rPr>
+          <w:rFonts w:ascii="Verdana" w:hAnsi="Verdana"/>
+          <w:sz w:val="20"/>
+          <w:szCs w:val="20"/>
+        </w:rPr>
+      </w:pPr>
+    </w:p>
+    <w:p>
+      <w:pPr>
+        <w:spacing w:after="0" w:line="240" w:lineRule="auto"/>
+        <w:jc w:val="both"/>
+        <w:rPr>
+          <w:rFonts w:ascii="Verdana" w:hAnsi="Verdana"/>
+          <w:sz w:val="20"/>
+          <w:szCs w:val="20"/>
+        </w:rPr>
+      </w:pPr>
+    </w:p>
+    <w:p>
+      <w:pPr>
+        <w:spacing w:after="0" w:line="240" w:lineRule="auto"/>
+        <w:jc w:val="both"/>
+        <w:rPr>
+          <w:rFonts w:ascii="Verdana" w:hAnsi="Verdana"/>
+          <w:sz w:val="20"/>
+          <w:szCs w:val="20"/>
+        </w:rPr>
+      </w:pPr>
+    </w:p>
+    <w:p>
+      <w:pPr>
+        <w:spacing w:after="0" w:line="240" w:lineRule="auto"/>
+        <w:jc w:val="both"/>
+        <w:rPr>
+          <w:rFonts w:ascii="Verdana" w:hAnsi="Verdana"/>
+          <w:sz w:val="20"/>
+          <w:szCs w:val="20"/>
+        </w:rPr>
+      </w:pPr>
+    </w:p>
+    <w:p>
+      <w:pPr>
+        <w:spacing w:after="0" w:line="240" w:lineRule="auto"/>
+        <w:jc w:val="both"/>
+        <w:rPr>
+          <w:rFonts w:ascii="Verdana" w:hAnsi="Verdana"/>
+          <w:sz w:val="20"/>
+          <w:szCs w:val="20"/>
+        </w:rPr>
+      </w:pPr>
+    </w:p>
+    <w:p>
+      <w:pPr>
+        <w:spacing w:after="0" w:line="240" w:lineRule="auto"/>
+        <w:jc w:val="both"/>
+        <w:rPr>
+          <w:rFonts w:ascii="Verdana" w:hAnsi="Verdana"/>
+          <w:sz w:val="20"/>
+          <w:szCs w:val="20"/>
+        </w:rPr>
+      </w:pPr>
+    </w:p>
+    <w:p>
+      <w:pPr>
+        <w:spacing w:after="0" w:line="240" w:lineRule="auto"/>
+        <w:jc w:val="both"/>
+        <w:rPr>
+          <w:rFonts w:ascii="Verdana" w:hAnsi="Verdana"/>
+          <w:sz w:val="20"/>
+          <w:szCs w:val="20"/>
+        </w:rPr>
+      </w:pPr>
+    </w:p>
+    <w:p>
+      <w:pPr>
+        <w:spacing w:after="0" w:line="240" w:lineRule="auto"/>
+        <w:jc w:val="both"/>
+        <w:rPr>
+          <w:rFonts w:ascii="Verdana" w:hAnsi="Verdana"/>
+          <w:sz w:val="20"/>
+          <w:szCs w:val="20"/>
+        </w:rPr>
+      </w:pPr>
+    </w:p>
+    <w:p>
+      <w:pPr>
+        <w:spacing w:after="0" w:line="240" w:lineRule="auto"/>
+        <w:jc w:val="both"/>
+        <w:rPr>
+          <w:rFonts w:ascii="Verdana" w:hAnsi="Verdana"/>
+          <w:sz w:val="20"/>
+          <w:szCs w:val="20"/>
+        </w:rPr>
+      </w:pPr>
+    </w:p>
+    <w:p>
+      <w:pPr>
+        <w:spacing w:after="0" w:line="240" w:lineRule="auto"/>
+        <w:jc w:val="both"/>
+        <w:rPr>
+          <w:rFonts w:ascii="Verdana" w:hAnsi="Verdana"/>
+          <w:sz w:val="20"/>
+          <w:szCs w:val="20"/>
+        </w:rPr>
+      </w:pPr>
+    </w:p>
+    <w:p>
+      <w:pPr>
+        <w:spacing w:after="0" w:line="240" w:lineRule="auto"/>
+        <w:jc w:val="both"/>
+        <w:rPr>
+          <w:rFonts w:ascii="Verdana" w:hAnsi="Verdana"/>
+          <w:sz w:val="20"/>
+          <w:szCs w:val="20"/>
+        </w:rPr>
+      </w:pPr>
+    </w:p>
+    <w:p>
+      <w:pPr>
+        <w:spacing w:after="0" w:line="240" w:lineRule="auto"/>
+        <w:jc w:val="both"/>
+        <w:rPr>
+          <w:rFonts w:ascii="Verdana" w:hAnsi="Verdana"/>
+          <w:sz w:val="20"/>
+          <w:szCs w:val="20"/>
+        </w:rPr>
+      </w:pPr>
+    </w:p>
+    <w:p>
+      <w:pPr>
+        <w:spacing w:after="0" w:line="240" w:lineRule="auto"/>
+        <w:jc w:val="both"/>
+        <w:rPr>
+          <w:rFonts w:ascii="Verdana" w:hAnsi="Verdana"/>
+          <w:sz w:val="20"/>
+          <w:szCs w:val="20"/>
+        </w:rPr>
+      </w:pPr>
+    </w:p>
+    <w:p>
+      <w:pPr>
+        <w:spacing w:after="0" w:line="240" w:lineRule="auto"/>
+        <w:jc w:val="both"/>
+        <w:rPr>
+          <w:rFonts w:ascii="Verdana" w:hAnsi="Verdana"/>
+          <w:sz w:val="20"/>
+          <w:szCs w:val="20"/>
+        </w:rPr>
+      </w:pPr>
+    </w:p>
+    <w:p>
+      <w:pPr>
+        <w:spacing w:after="0" w:line="240" w:lineRule="auto"/>
+        <w:jc w:val="both"/>
+        <w:rPr>
+          <w:rFonts w:ascii="Verdana" w:hAnsi="Verdana"/>
+          <w:sz w:val="20"/>
+          <w:szCs w:val="20"/>
+        </w:rPr>
+      </w:pPr>
+    </w:p>
+    <w:p>
+      <w:pPr>
+        <w:spacing w:after="0" w:line="240" w:lineRule="auto"/>
+        <w:jc w:val="both"/>
+        <w:rPr>
+          <w:rFonts w:ascii="Verdana" w:hAnsi="Verdana"/>
+          <w:sz w:val="20"/>
+          <w:szCs w:val="20"/>
+        </w:rPr>
+      </w:pPr>
+    </w:p>
+    <w:p>
+      <w:pPr>
+        <w:spacing w:after="0" w:line="240" w:lineRule="auto"/>
+        <w:jc w:val="both"/>
+        <w:rPr>
+          <w:rFonts w:ascii="Verdana" w:hAnsi="Verdana"/>
+          <w:sz w:val="20"/>
+          <w:szCs w:val="20"/>
+        </w:rPr>
+      </w:pPr>
+    </w:p>
+    <w:p>
+      <w:pPr>
+        <w:spacing w:after="0" w:line="240" w:lineRule="auto"/>
+        <w:jc w:val="both"/>
+        <w:rPr>
+          <w:rFonts w:ascii="Verdana" w:hAnsi="Verdana"/>
+          <w:sz w:val="20"/>
+          <w:szCs w:val="20"/>
+        </w:rPr>
+      </w:pPr>
+    </w:p>
+    <w:p>
+      <w:pPr>
+        <w:spacing w:after="0" w:line="240" w:lineRule="auto"/>
+        <w:jc w:val="both"/>
+        <w:rPr>
+          <w:rFonts w:ascii="Verdana" w:hAnsi="Verdana"/>
+          <w:sz w:val="20"/>
+          <w:szCs w:val="20"/>
+        </w:rPr>
+      </w:pPr>
+    </w:p>
+    <w:p>
+      <w:pPr>
+        <w:spacing w:after="0" w:line="240" w:lineRule="auto"/>
+        <w:jc w:val="both"/>
+        <w:rPr>
+          <w:rFonts w:ascii="Verdana" w:hAnsi="Verdana"/>
+          <w:sz w:val="20"/>
+          <w:szCs w:val="20"/>
+        </w:rPr>
+      </w:pPr>
+    </w:p>
+    <w:p>
+      <w:pPr>
+        <w:spacing w:after="0" w:line="240" w:lineRule="auto"/>
+        <w:jc w:val="both"/>
+        <w:rPr>
+          <w:rFonts w:ascii="Verdana" w:hAnsi="Verdana"/>
+          <w:sz w:val="20"/>
+          <w:szCs w:val="20"/>
+        </w:rPr>
+      </w:pPr>
+    </w:p>
+    <w:p>
+      <w:pPr>
+        <w:pStyle w:val="Heading1"/>
+        <w:rPr>
+          <w:rFonts w:ascii="Verdana" w:hAnsi="Verdana"/>
           <w:sz w:val="24"/>
           <w:szCs w:val="24"/>
         </w:rPr>
       </w:pPr>
-      <w:hyperlink w:anchor="_Toc225164846" w:history="1">
-        <w:r>
-          <w:rPr>
-            <w:rStyle w:val="Hyperlink"/>
-            <w:rFonts w:ascii="Verdana" w:hAnsi="Verdana"/>
-            <w:noProof/>
-          </w:rPr>
-          <w:t>2.3. Opis implementacije</w:t>
-        </w:r>
-        <w:r>
-          <w:rPr>
-            <w:noProof/>
-            <w:webHidden/>
-          </w:rPr>
-          <w:tab/>
-        </w:r>
-        <w:r>
-          <w:rPr>
-            <w:noProof/>
-            <w:webHidden/>
-          </w:rPr>
-          <w:fldChar w:fldCharType="begin"/>
-        </w:r>
-        <w:r>
-          <w:rPr>
-            <w:noProof/>
-            <w:webHidden/>
-          </w:rPr>
-          <w:instrText xml:space="preserve"> PAGEREF _Toc225164846 \h </w:instrText>
-        </w:r>
-        <w:r>
-          <w:rPr>
-            <w:noProof/>
-            <w:webHidden/>
-          </w:rPr>
-        </w:r>
-        <w:r>
-          <w:rPr>
-            <w:noProof/>
-            <w:webHidden/>
-          </w:rPr>
-          <w:fldChar w:fldCharType="separate"/>
-        </w:r>
-        <w:r>
-          <w:rPr>
-            <w:noProof/>
-            <w:webHidden/>
-          </w:rPr>
-          <w:t>8</w:t>
-        </w:r>
-        <w:r>
-          <w:rPr>
-            <w:noProof/>
-            <w:webHidden/>
-          </w:rPr>
-          <w:fldChar w:fldCharType="end"/>
-        </w:r>
-      </w:hyperlink>
-    </w:p>
-    <w:p>
-      <w:pPr>
-        <w:pStyle w:val="TOC1"/>
-        <w:rPr>
-          <w:rFonts w:ascii="Calibri" w:eastAsia="Times New Roman" w:hAnsi="Calibri"/>
-          <w:b w:val="0"/>
-          <w:kern w:val="2"/>
+      <w:bookmarkStart w:id="0" w:name="_Toc169829401"/>
+      <w:bookmarkStart w:id="1" w:name="_Toc225149057"/>
+      <w:r>
+        <w:rPr>
+          <w:rFonts w:ascii="Verdana" w:hAnsi="Verdana"/>
           <w:sz w:val="24"/>
           <w:szCs w:val="24"/>
         </w:rPr>
-      </w:pPr>
-      <w:hyperlink w:anchor="_Toc225164847" w:history="1">
-        <w:r>
-          <w:rPr>
-            <w:rStyle w:val="Hyperlink"/>
-          </w:rPr>
-          <w:t>3. Zaklju</w:t>
-        </w:r>
-        <w:r>
-          <w:rPr>
-            <w:rStyle w:val="Hyperlink"/>
-            <w:lang w:val="sr-Latn-RS"/>
-          </w:rPr>
-          <w:t>čak</w:t>
-        </w:r>
-        <w:r>
-          <w:rPr>
-            <w:webHidden/>
-          </w:rPr>
-          <w:tab/>
-        </w:r>
-        <w:r>
-          <w:rPr>
-            <w:webHidden/>
-          </w:rPr>
-          <w:fldChar w:fldCharType="begin"/>
-        </w:r>
-        <w:r>
-          <w:rPr>
-            <w:webHidden/>
-          </w:rPr>
-          <w:instrText xml:space="preserve"> PAGEREF _Toc225164847 \h </w:instrText>
-        </w:r>
-        <w:r>
-          <w:rPr>
-            <w:webHidden/>
-          </w:rPr>
-        </w:r>
-        <w:r>
-          <w:rPr>
-            <w:webHidden/>
-          </w:rPr>
-          <w:fldChar w:fldCharType="separate"/>
-        </w:r>
-        <w:r>
-          <w:rPr>
-            <w:webHidden/>
-          </w:rPr>
-          <w:t>9</w:t>
-        </w:r>
-        <w:r>
-          <w:rPr>
-            <w:webHidden/>
-          </w:rPr>
-          <w:fldChar w:fldCharType="end"/>
-        </w:r>
-      </w:hyperlink>
-    </w:p>
-    <w:p>
-      <w:pPr>
-        <w:pStyle w:val="TOC1"/>
-        <w:rPr>
-          <w:rFonts w:ascii="Calibri" w:eastAsia="Times New Roman" w:hAnsi="Calibri"/>
-          <w:b w:val="0"/>
-          <w:kern w:val="2"/>
-          <w:sz w:val="24"/>
-          <w:szCs w:val="24"/>
-        </w:rPr>
-      </w:pPr>
-      <w:hyperlink w:anchor="_Toc225164848" w:history="1">
-        <w:r>
-          <w:rPr>
-            <w:rStyle w:val="Hyperlink"/>
-          </w:rPr>
-          <w:t>4. Literatura</w:t>
-        </w:r>
-        <w:r>
-          <w:rPr>
-            <w:webHidden/>
-          </w:rPr>
-          <w:tab/>
-        </w:r>
-        <w:r>
-          <w:rPr>
-            <w:webHidden/>
-          </w:rPr>
-          <w:fldChar w:fldCharType="begin"/>
-        </w:r>
-        <w:r>
-          <w:rPr>
-            <w:webHidden/>
-          </w:rPr>
-          <w:instrText xml:space="preserve"> PAGEREF _Toc225164848 \h </w:instrText>
-        </w:r>
-        <w:r>
-          <w:rPr>
-            <w:webHidden/>
-          </w:rPr>
-        </w:r>
-        <w:r>
-          <w:rPr>
-            <w:webHidden/>
-          </w:rPr>
-          <w:fldChar w:fldCharType="separate"/>
-        </w:r>
-        <w:r>
-          <w:rPr>
-            <w:webHidden/>
-          </w:rPr>
-          <w:t>10</w:t>
-        </w:r>
-        <w:r>
-          <w:rPr>
-            <w:webHidden/>
-          </w:rPr>
-          <w:fldChar w:fldCharType="end"/>
-        </w:r>
-      </w:hyperlink>
-    </w:p>
-    <w:p>
-      <w:r>
-        <w:fldChar w:fldCharType="end"/>
-      </w:r>
-    </w:p>
-    <w:p>
-      <w:pPr>
-        <w:spacing w:after="0" w:line="240" w:lineRule="auto"/>
-        <w:jc w:val="both"/>
-        <w:rPr>
-          <w:rFonts w:ascii="Verdana" w:hAnsi="Verdana"/>
-          <w:sz w:val="20"/>
-          <w:szCs w:val="20"/>
-          <w:lang w:val="sr-Cyrl-RS"/>
-        </w:rPr>
-      </w:pPr>
-    </w:p>
-    <w:p>
-      <w:pPr>
-        <w:spacing w:after="0" w:line="240" w:lineRule="auto"/>
-        <w:jc w:val="both"/>
-        <w:rPr>
-          <w:rFonts w:ascii="Verdana" w:hAnsi="Verdana"/>
-          <w:sz w:val="20"/>
-          <w:szCs w:val="20"/>
-          <w:lang w:val="sr-Cyrl-RS"/>
-        </w:rPr>
-      </w:pPr>
-    </w:p>
-    <w:p>
-      <w:pPr>
-        <w:spacing w:after="0" w:line="240" w:lineRule="auto"/>
-        <w:jc w:val="both"/>
-        <w:rPr>
-          <w:rFonts w:ascii="Verdana" w:hAnsi="Verdana"/>
-          <w:sz w:val="20"/>
-          <w:szCs w:val="20"/>
-        </w:rPr>
-      </w:pPr>
-    </w:p>
-    <w:p/>
-    <w:p>
-      <w:pPr>
-        <w:pStyle w:val="Heading1"/>
-        <w:rPr>
-          <w:rFonts w:ascii="Verdana" w:hAnsi="Verdana"/>
-          <w:sz w:val="24"/>
-          <w:szCs w:val="24"/>
-        </w:rPr>
-      </w:pPr>
-      <w:bookmarkStart w:id="0" w:name="_Toc169829401"/>
-      <w:bookmarkStart w:id="1" w:name="_Toc225164830"/>
-      <w:r>
-        <w:rPr>
-          <w:rFonts w:ascii="Verdana" w:hAnsi="Verdana"/>
-          <w:sz w:val="24"/>
-          <w:szCs w:val="24"/>
-        </w:rPr>
-        <w:lastRenderedPageBreak/>
-        <w:t xml:space="preserve">1. </w:t>
-      </w:r>
-      <w:proofErr w:type="spellStart"/>
-      <w:r>
-        <w:rPr>
-          <w:rFonts w:ascii="Verdana" w:hAnsi="Verdana"/>
-          <w:sz w:val="24"/>
-          <w:szCs w:val="24"/>
-        </w:rPr>
-        <w:t>Teorijski</w:t>
-      </w:r>
-      <w:proofErr w:type="spellEnd"/>
-      <w:r>
-        <w:rPr>
-          <w:rFonts w:ascii="Verdana" w:hAnsi="Verdana"/>
-          <w:sz w:val="24"/>
-          <w:szCs w:val="24"/>
-        </w:rPr>
-        <w:t xml:space="preserve"> deo</w:t>
+        <w:t>1. Teorijski deo</w:t>
       </w:r>
       <w:bookmarkEnd w:id="0"/>
       <w:bookmarkEnd w:id="1"/>
@@ -2789,7 +2992,7 @@
         </w:rPr>
       </w:pPr>
       <w:bookmarkStart w:id="2" w:name="_Toc169829402"/>
-      <w:bookmarkStart w:id="3" w:name="_Toc225164831"/>
+      <w:bookmarkStart w:id="3" w:name="_Toc225149058"/>
       <w:r>
         <w:rPr>
           <w:rFonts w:ascii="Verdana" w:hAnsi="Verdana"/>
@@ -2799,7 +3002,6 @@
         </w:rPr>
         <w:t xml:space="preserve">1.1. </w:t>
       </w:r>
-      <w:proofErr w:type="spellStart"/>
       <w:r>
         <w:rPr>
           <w:rFonts w:ascii="Verdana" w:hAnsi="Verdana"/>
@@ -2807,31 +3009,10 @@
           <w:sz w:val="22"/>
           <w:szCs w:val="22"/>
         </w:rPr>
-        <w:t>Teorijske</w:t>
-      </w:r>
-      <w:proofErr w:type="spellEnd"/>
-      <w:r>
-        <w:rPr>
-          <w:rFonts w:ascii="Verdana" w:hAnsi="Verdana"/>
-          <w:i w:val="0"/>
-          <w:sz w:val="22"/>
-          <w:szCs w:val="22"/>
-        </w:rPr>
-        <w:t xml:space="preserve"> </w:t>
-      </w:r>
-      <w:proofErr w:type="spellStart"/>
-      <w:r>
-        <w:rPr>
-          <w:rFonts w:ascii="Verdana" w:hAnsi="Verdana"/>
-          <w:i w:val="0"/>
-          <w:sz w:val="22"/>
-          <w:szCs w:val="22"/>
-        </w:rPr>
-        <w:t>osnove</w:t>
+        <w:t>Teorijske osnove</w:t>
       </w:r>
       <w:bookmarkEnd w:id="2"/>
       <w:bookmarkEnd w:id="3"/>
-      <w:proofErr w:type="spellEnd"/>
     </w:p>
     <w:p>
       <w:pPr>
@@ -2839,347 +3020,23 @@
           <w:lang w:val="sr-Cyrl-RS" w:eastAsia="x-none"/>
         </w:rPr>
       </w:pPr>
-      <w:proofErr w:type="spellStart"/>
       <w:r>
         <w:rPr>
           <w:lang w:val="sr-Cyrl-RS" w:eastAsia="x-none"/>
         </w:rPr>
-        <w:t>Infrastructure</w:t>
-      </w:r>
-      <w:proofErr w:type="spellEnd"/>
+        <w:t>Infrastructure as a service (IaaS),je oblik računarstva u cloud</w:t>
+      </w:r>
+      <w:r>
+        <w:rPr>
+          <w:lang w:eastAsia="x-none"/>
+        </w:rPr>
+        <w:t>-u</w:t>
+      </w:r>
       <w:r>
         <w:rPr>
           <w:lang w:val="sr-Cyrl-RS" w:eastAsia="x-none"/>
         </w:rPr>
-        <w:t xml:space="preserve"> </w:t>
-      </w:r>
-      <w:proofErr w:type="spellStart"/>
-      <w:r>
-        <w:rPr>
-          <w:lang w:val="sr-Cyrl-RS" w:eastAsia="x-none"/>
-        </w:rPr>
-        <w:t>as</w:t>
-      </w:r>
-      <w:proofErr w:type="spellEnd"/>
-      <w:r>
-        <w:rPr>
-          <w:lang w:val="sr-Cyrl-RS" w:eastAsia="x-none"/>
-        </w:rPr>
-        <w:t xml:space="preserve"> a </w:t>
-      </w:r>
-      <w:proofErr w:type="spellStart"/>
-      <w:r>
-        <w:rPr>
-          <w:lang w:val="sr-Cyrl-RS" w:eastAsia="x-none"/>
-        </w:rPr>
-        <w:t>service</w:t>
-      </w:r>
-      <w:proofErr w:type="spellEnd"/>
-      <w:r>
-        <w:rPr>
-          <w:lang w:val="sr-Cyrl-RS" w:eastAsia="x-none"/>
-        </w:rPr>
-        <w:t xml:space="preserve"> (</w:t>
-      </w:r>
-      <w:proofErr w:type="spellStart"/>
-      <w:r>
-        <w:rPr>
-          <w:lang w:val="sr-Cyrl-RS" w:eastAsia="x-none"/>
-        </w:rPr>
-        <w:t>IaaS</w:t>
-      </w:r>
-      <w:proofErr w:type="spellEnd"/>
-      <w:r>
-        <w:rPr>
-          <w:lang w:val="sr-Cyrl-RS" w:eastAsia="x-none"/>
-        </w:rPr>
-        <w:t>),</w:t>
-      </w:r>
-      <w:proofErr w:type="spellStart"/>
-      <w:r>
-        <w:rPr>
-          <w:lang w:val="sr-Cyrl-RS" w:eastAsia="x-none"/>
-        </w:rPr>
-        <w:t>je</w:t>
-      </w:r>
-      <w:proofErr w:type="spellEnd"/>
-      <w:r>
-        <w:rPr>
-          <w:lang w:val="sr-Cyrl-RS" w:eastAsia="x-none"/>
-        </w:rPr>
-        <w:t xml:space="preserve"> </w:t>
-      </w:r>
-      <w:proofErr w:type="spellStart"/>
-      <w:r>
-        <w:rPr>
-          <w:lang w:val="sr-Cyrl-RS" w:eastAsia="x-none"/>
-        </w:rPr>
-        <w:t>oblik</w:t>
-      </w:r>
-      <w:proofErr w:type="spellEnd"/>
-      <w:r>
-        <w:rPr>
-          <w:lang w:val="sr-Cyrl-RS" w:eastAsia="x-none"/>
-        </w:rPr>
-        <w:t xml:space="preserve"> </w:t>
-      </w:r>
-      <w:proofErr w:type="spellStart"/>
-      <w:r>
-        <w:rPr>
-          <w:lang w:val="sr-Cyrl-RS" w:eastAsia="x-none"/>
-        </w:rPr>
-        <w:t>računarstva</w:t>
-      </w:r>
-      <w:proofErr w:type="spellEnd"/>
-      <w:r>
-        <w:rPr>
-          <w:lang w:val="sr-Cyrl-RS" w:eastAsia="x-none"/>
-        </w:rPr>
-        <w:t xml:space="preserve"> u </w:t>
-      </w:r>
-      <w:proofErr w:type="spellStart"/>
-      <w:r>
-        <w:rPr>
-          <w:lang w:val="sr-Cyrl-RS" w:eastAsia="x-none"/>
-        </w:rPr>
-        <w:t>cloud</w:t>
-      </w:r>
-      <w:proofErr w:type="spellEnd"/>
-      <w:r>
-        <w:rPr>
-          <w:lang w:eastAsia="x-none"/>
-        </w:rPr>
-        <w:t>-u</w:t>
-      </w:r>
-      <w:r>
-        <w:rPr>
-          <w:lang w:val="sr-Cyrl-RS" w:eastAsia="x-none"/>
-        </w:rPr>
-        <w:t xml:space="preserve"> u </w:t>
-      </w:r>
-      <w:proofErr w:type="spellStart"/>
-      <w:r>
-        <w:rPr>
-          <w:lang w:val="sr-Cyrl-RS" w:eastAsia="x-none"/>
-        </w:rPr>
-        <w:t>kojem</w:t>
-      </w:r>
-      <w:proofErr w:type="spellEnd"/>
-      <w:r>
-        <w:rPr>
-          <w:lang w:val="sr-Cyrl-RS" w:eastAsia="x-none"/>
-        </w:rPr>
-        <w:t xml:space="preserve"> </w:t>
-      </w:r>
-      <w:proofErr w:type="spellStart"/>
-      <w:r>
-        <w:rPr>
-          <w:lang w:val="sr-Cyrl-RS" w:eastAsia="x-none"/>
-        </w:rPr>
-        <w:t>se</w:t>
-      </w:r>
-      <w:proofErr w:type="spellEnd"/>
-      <w:r>
-        <w:rPr>
-          <w:lang w:val="sr-Cyrl-RS" w:eastAsia="x-none"/>
-        </w:rPr>
-        <w:t xml:space="preserve"> IT </w:t>
-      </w:r>
-      <w:proofErr w:type="spellStart"/>
-      <w:r>
-        <w:rPr>
-          <w:lang w:val="sr-Cyrl-RS" w:eastAsia="x-none"/>
-        </w:rPr>
-        <w:t>infrastruktura</w:t>
-      </w:r>
-      <w:proofErr w:type="spellEnd"/>
-      <w:r>
-        <w:rPr>
-          <w:lang w:val="sr-Cyrl-RS" w:eastAsia="x-none"/>
-        </w:rPr>
-        <w:t xml:space="preserve"> </w:t>
-      </w:r>
-      <w:proofErr w:type="spellStart"/>
-      <w:r>
-        <w:rPr>
-          <w:lang w:val="sr-Cyrl-RS" w:eastAsia="x-none"/>
-        </w:rPr>
-        <w:t>pruža</w:t>
-      </w:r>
-      <w:proofErr w:type="spellEnd"/>
-      <w:r>
-        <w:rPr>
-          <w:lang w:val="sr-Cyrl-RS" w:eastAsia="x-none"/>
-        </w:rPr>
-        <w:t xml:space="preserve"> </w:t>
-      </w:r>
-      <w:proofErr w:type="spellStart"/>
-      <w:r>
-        <w:rPr>
-          <w:lang w:val="sr-Cyrl-RS" w:eastAsia="x-none"/>
-        </w:rPr>
-        <w:t>krajnjim</w:t>
-      </w:r>
-      <w:proofErr w:type="spellEnd"/>
-      <w:r>
-        <w:rPr>
-          <w:lang w:val="sr-Cyrl-RS" w:eastAsia="x-none"/>
-        </w:rPr>
-        <w:t xml:space="preserve"> </w:t>
-      </w:r>
-      <w:proofErr w:type="spellStart"/>
-      <w:r>
-        <w:rPr>
-          <w:lang w:val="sr-Cyrl-RS" w:eastAsia="x-none"/>
-        </w:rPr>
-        <w:t>korisnicima</w:t>
-      </w:r>
-      <w:proofErr w:type="spellEnd"/>
-      <w:r>
-        <w:rPr>
-          <w:lang w:val="sr-Cyrl-RS" w:eastAsia="x-none"/>
-        </w:rPr>
-        <w:t xml:space="preserve"> </w:t>
-      </w:r>
-      <w:proofErr w:type="spellStart"/>
-      <w:r>
-        <w:rPr>
-          <w:lang w:val="sr-Cyrl-RS" w:eastAsia="x-none"/>
-        </w:rPr>
-        <w:t>putem</w:t>
-      </w:r>
-      <w:proofErr w:type="spellEnd"/>
-      <w:r>
-        <w:rPr>
-          <w:lang w:val="sr-Cyrl-RS" w:eastAsia="x-none"/>
-        </w:rPr>
-        <w:t xml:space="preserve"> </w:t>
-      </w:r>
-      <w:proofErr w:type="spellStart"/>
-      <w:r>
-        <w:rPr>
-          <w:lang w:val="sr-Cyrl-RS" w:eastAsia="x-none"/>
-        </w:rPr>
-        <w:t>interneta</w:t>
-      </w:r>
-      <w:proofErr w:type="spellEnd"/>
-      <w:r>
-        <w:rPr>
-          <w:lang w:val="sr-Cyrl-RS" w:eastAsia="x-none"/>
-        </w:rPr>
-        <w:t xml:space="preserve">. </w:t>
-      </w:r>
-      <w:proofErr w:type="spellStart"/>
-      <w:r>
-        <w:rPr>
-          <w:lang w:val="sr-Cyrl-RS" w:eastAsia="x-none"/>
-        </w:rPr>
-        <w:t>IaaS</w:t>
-      </w:r>
-      <w:proofErr w:type="spellEnd"/>
-      <w:r>
-        <w:rPr>
-          <w:lang w:val="sr-Cyrl-RS" w:eastAsia="x-none"/>
-        </w:rPr>
-        <w:t xml:space="preserve"> </w:t>
-      </w:r>
-      <w:proofErr w:type="spellStart"/>
-      <w:r>
-        <w:rPr>
-          <w:lang w:val="sr-Cyrl-RS" w:eastAsia="x-none"/>
-        </w:rPr>
-        <w:t>se</w:t>
-      </w:r>
-      <w:proofErr w:type="spellEnd"/>
-      <w:r>
-        <w:rPr>
-          <w:lang w:val="sr-Cyrl-RS" w:eastAsia="x-none"/>
-        </w:rPr>
-        <w:t xml:space="preserve"> </w:t>
-      </w:r>
-      <w:proofErr w:type="spellStart"/>
-      <w:r>
-        <w:rPr>
-          <w:lang w:val="sr-Cyrl-RS" w:eastAsia="x-none"/>
-        </w:rPr>
-        <w:t>obično</w:t>
-      </w:r>
-      <w:proofErr w:type="spellEnd"/>
-      <w:r>
-        <w:rPr>
-          <w:lang w:val="sr-Cyrl-RS" w:eastAsia="x-none"/>
-        </w:rPr>
-        <w:t xml:space="preserve"> </w:t>
-      </w:r>
-      <w:proofErr w:type="spellStart"/>
-      <w:r>
-        <w:rPr>
-          <w:lang w:val="sr-Cyrl-RS" w:eastAsia="x-none"/>
-        </w:rPr>
-        <w:t>povezuje</w:t>
-      </w:r>
-      <w:proofErr w:type="spellEnd"/>
-      <w:r>
-        <w:rPr>
-          <w:lang w:val="sr-Cyrl-RS" w:eastAsia="x-none"/>
-        </w:rPr>
-        <w:t xml:space="preserve"> </w:t>
-      </w:r>
-      <w:proofErr w:type="spellStart"/>
-      <w:r>
-        <w:rPr>
-          <w:lang w:val="sr-Cyrl-RS" w:eastAsia="x-none"/>
-        </w:rPr>
-        <w:t>sa</w:t>
-      </w:r>
-      <w:proofErr w:type="spellEnd"/>
-      <w:r>
-        <w:rPr>
-          <w:lang w:val="sr-Cyrl-RS" w:eastAsia="x-none"/>
-        </w:rPr>
-        <w:t xml:space="preserve"> </w:t>
-      </w:r>
-      <w:proofErr w:type="spellStart"/>
-      <w:r>
-        <w:rPr>
-          <w:lang w:val="sr-Cyrl-RS" w:eastAsia="x-none"/>
-        </w:rPr>
-        <w:t>računarstvom</w:t>
-      </w:r>
-      <w:proofErr w:type="spellEnd"/>
-      <w:r>
-        <w:rPr>
-          <w:lang w:val="sr-Cyrl-RS" w:eastAsia="x-none"/>
-        </w:rPr>
-        <w:t xml:space="preserve"> </w:t>
-      </w:r>
-      <w:proofErr w:type="spellStart"/>
-      <w:r>
-        <w:rPr>
-          <w:lang w:val="sr-Cyrl-RS" w:eastAsia="x-none"/>
-        </w:rPr>
-        <w:t>bez</w:t>
-      </w:r>
-      <w:proofErr w:type="spellEnd"/>
-      <w:r>
-        <w:rPr>
-          <w:lang w:val="sr-Cyrl-RS" w:eastAsia="x-none"/>
-        </w:rPr>
-        <w:t xml:space="preserve"> </w:t>
-      </w:r>
-      <w:proofErr w:type="spellStart"/>
-      <w:r>
-        <w:rPr>
-          <w:lang w:val="sr-Cyrl-RS" w:eastAsia="x-none"/>
-        </w:rPr>
-        <w:t>servera</w:t>
-      </w:r>
-      <w:proofErr w:type="spellEnd"/>
-      <w:r>
-        <w:rPr>
-          <w:lang w:val="sr-Cyrl-RS" w:eastAsia="x-none"/>
-        </w:rPr>
-        <w:t>.</w:t>
+        <w:t xml:space="preserve"> u kojem se IT infrastruktura pruža krajnjim korisnicima putem interneta. IaaS se obično povezuje sa računarstvom bez servera.</w:t>
       </w:r>
     </w:p>
     <w:p>
@@ -3193,29 +3050,13 @@
           <w:color w:val="000000"/>
         </w:rPr>
       </w:pPr>
-      <w:bookmarkStart w:id="4" w:name="_Toc225164832"/>
-      <w:proofErr w:type="spellStart"/>
+      <w:bookmarkStart w:id="4" w:name="_Toc225149059"/>
       <w:r>
         <w:rPr>
           <w:color w:val="000000"/>
         </w:rPr>
-        <w:t>Razlika</w:t>
-      </w:r>
-      <w:proofErr w:type="spellEnd"/>
-      <w:r>
-        <w:rPr>
-          <w:color w:val="000000"/>
-        </w:rPr>
-        <w:t xml:space="preserve"> </w:t>
-      </w:r>
-      <w:proofErr w:type="spellStart"/>
-      <w:r>
-        <w:rPr>
-          <w:color w:val="000000"/>
-        </w:rPr>
-        <w:t>izme</w:t>
-      </w:r>
-      <w:proofErr w:type="spellEnd"/>
+        <w:t>Razlika izme</w:t>
+      </w:r>
       <w:r>
         <w:rPr>
           <w:color w:val="000000"/>
@@ -3233,20 +3074,12 @@
         <w:rPr>
           <w:color w:val="000000"/>
         </w:rPr>
-        <w:t xml:space="preserve">, PaaS </w:t>
-      </w:r>
-      <w:proofErr w:type="spellStart"/>
+        <w:t>, PaaS i</w:t>
+      </w:r>
       <w:r>
         <w:rPr>
           <w:color w:val="000000"/>
         </w:rPr>
-        <w:t>i</w:t>
-      </w:r>
-      <w:proofErr w:type="spellEnd"/>
-      <w:r>
-        <w:rPr>
-          <w:color w:val="000000"/>
-        </w:rPr>
         <w:t xml:space="preserve"> SaaS</w:t>
       </w:r>
       <w:bookmarkEnd w:id="4"/>
@@ -3260,306 +3093,6 @@
           <w:t>https://www.redhat.com/en/topics/cloud-computing/what-is-iaas</w:t>
         </w:r>
       </w:hyperlink>
-    </w:p>
-    <w:p>
-      <w:r>
-        <w:t xml:space="preserve">IaaS je </w:t>
-      </w:r>
-      <w:proofErr w:type="spellStart"/>
-      <w:r>
-        <w:t>jedno</w:t>
-      </w:r>
-      <w:proofErr w:type="spellEnd"/>
-      <w:r>
-        <w:t xml:space="preserve"> od 3 </w:t>
-      </w:r>
-      <w:proofErr w:type="spellStart"/>
-      <w:r>
-        <w:t>veoma</w:t>
-      </w:r>
-      <w:proofErr w:type="spellEnd"/>
-      <w:r>
-        <w:t xml:space="preserve"> </w:t>
-      </w:r>
-      <w:proofErr w:type="spellStart"/>
-      <w:r>
-        <w:t>poznata</w:t>
-      </w:r>
-      <w:proofErr w:type="spellEnd"/>
-      <w:r>
-        <w:t xml:space="preserve"> cloud </w:t>
-      </w:r>
-      <w:proofErr w:type="spellStart"/>
-      <w:r>
-        <w:t>servisa</w:t>
-      </w:r>
-      <w:proofErr w:type="spellEnd"/>
-      <w:r>
-        <w:t xml:space="preserve"> (</w:t>
-      </w:r>
-      <w:proofErr w:type="spellStart"/>
-      <w:r>
-        <w:t>uz</w:t>
-      </w:r>
-      <w:proofErr w:type="spellEnd"/>
-      <w:r>
-        <w:t xml:space="preserve"> PaaS I SaaS). IaaS </w:t>
-      </w:r>
-      <w:proofErr w:type="spellStart"/>
-      <w:r>
-        <w:t>daje</w:t>
-      </w:r>
-      <w:proofErr w:type="spellEnd"/>
-      <w:r>
-        <w:t xml:space="preserve"> </w:t>
-      </w:r>
-      <w:proofErr w:type="spellStart"/>
-      <w:r>
-        <w:t>sve</w:t>
-      </w:r>
-      <w:proofErr w:type="spellEnd"/>
-      <w:r>
-        <w:t xml:space="preserve"> </w:t>
-      </w:r>
-      <w:proofErr w:type="spellStart"/>
-      <w:r>
-        <w:t>benefite</w:t>
-      </w:r>
-      <w:proofErr w:type="spellEnd"/>
-      <w:r>
-        <w:t xml:space="preserve"> “</w:t>
-      </w:r>
-      <w:proofErr w:type="gramStart"/>
-      <w:r>
-        <w:t>on-premise</w:t>
-      </w:r>
-      <w:proofErr w:type="gramEnd"/>
-      <w:r>
-        <w:t xml:space="preserve">” </w:t>
-      </w:r>
-      <w:proofErr w:type="spellStart"/>
-      <w:r>
-        <w:t>sistema</w:t>
-      </w:r>
-      <w:proofErr w:type="spellEnd"/>
-      <w:r>
-        <w:t xml:space="preserve"> bez toga da </w:t>
-      </w:r>
-      <w:proofErr w:type="spellStart"/>
-      <w:r>
-        <w:t>korisnik</w:t>
-      </w:r>
-      <w:proofErr w:type="spellEnd"/>
-      <w:r>
-        <w:t xml:space="preserve"> mora da brine o </w:t>
-      </w:r>
-      <w:proofErr w:type="spellStart"/>
-      <w:r>
-        <w:t>virtuelizaciji</w:t>
-      </w:r>
-      <w:proofErr w:type="spellEnd"/>
-      <w:r>
-        <w:t xml:space="preserve">, </w:t>
-      </w:r>
-      <w:proofErr w:type="spellStart"/>
-      <w:r>
-        <w:t>memoriji</w:t>
-      </w:r>
-      <w:proofErr w:type="spellEnd"/>
-      <w:r>
-        <w:t xml:space="preserve">, </w:t>
-      </w:r>
-      <w:proofErr w:type="spellStart"/>
-      <w:r>
-        <w:t>serverima</w:t>
-      </w:r>
-      <w:proofErr w:type="spellEnd"/>
-      <w:r>
-        <w:t xml:space="preserve"> </w:t>
-      </w:r>
-      <w:proofErr w:type="spellStart"/>
-      <w:r>
-        <w:t>i</w:t>
-      </w:r>
-      <w:proofErr w:type="spellEnd"/>
-      <w:r>
-        <w:t xml:space="preserve"> </w:t>
-      </w:r>
-      <w:proofErr w:type="spellStart"/>
-      <w:r>
-        <w:t>mreži</w:t>
-      </w:r>
-      <w:proofErr w:type="spellEnd"/>
-      <w:r>
-        <w:t>.</w:t>
-      </w:r>
-    </w:p>
-    <w:p>
-      <w:pPr>
-        <w:jc w:val="center"/>
-        <w:rPr>
-          <w:noProof/>
-        </w:rPr>
-      </w:pPr>
-      <w:r>
-        <w:fldChar w:fldCharType="begin"/>
-      </w:r>
-      <w:r>
-        <w:instrText xml:space="preserve"> INCLUDEPICTURE "https://www.redhat.com/rhdc/managed-files/iaas_focus-paas-saas-diagram-1200x1046.png" \* MERGEFORMATINET </w:instrText>
-      </w:r>
-      <w:r>
-        <w:fldChar w:fldCharType="separate"/>
-      </w:r>
-      <w:r>
-        <w:fldChar w:fldCharType="begin"/>
-      </w:r>
-      <w:r>
-        <w:instrText xml:space="preserve"> INCLUDEPICTURE  "https://www.redhat.com/rhdc/managed-files/iaas_focus-paas-saas-diagram-1200x1046.png" \* MERGEFORMATINET </w:instrText>
-      </w:r>
-      <w:r>
-        <w:fldChar w:fldCharType="separate"/>
-      </w:r>
-      <w:r>
-        <w:fldChar w:fldCharType="begin"/>
-      </w:r>
-      <w:r>
-        <w:instrText xml:space="preserve"> INCLUDEPICTURE  "https://www.redhat.com/rhdc/managed-files/iaas_focus-paas-saas-diagram-1200x1046.png" \* MERGEFORMATINET </w:instrText>
-      </w:r>
-      <w:r>
-        <w:fldChar w:fldCharType="separate"/>
-      </w:r>
-      <w:r>
-        <w:pict w14:anchorId="55848C02">
-          <v:shape id="_x0000_i1027" type="#_x0000_t75" alt="IaaS vs PaaS vs SaaS" style="width:491.4pt;height:313.2pt">
-            <v:imagedata r:id="rId10" r:href="rId11"/>
-          </v:shape>
-        </w:pict>
-      </w:r>
-      <w:r>
-        <w:fldChar w:fldCharType="end"/>
-      </w:r>
-      <w:r>
-        <w:fldChar w:fldCharType="end"/>
-      </w:r>
-      <w:r>
-        <w:fldChar w:fldCharType="end"/>
-      </w:r>
-    </w:p>
-    <w:p>
-      <w:pPr>
-        <w:jc w:val="center"/>
-        <w:rPr>
-          <w:i/>
-          <w:iCs/>
-          <w:noProof/>
-        </w:rPr>
-      </w:pPr>
-      <w:r>
-        <w:rPr>
-          <w:i/>
-          <w:iCs/>
-          <w:noProof/>
-        </w:rPr>
-        <w:t>Slika 1.</w:t>
-      </w:r>
-      <w:r>
-        <w:rPr>
-          <w:i/>
-          <w:iCs/>
-          <w:noProof/>
-        </w:rPr>
-        <w:br/>
-      </w:r>
-      <w:r>
-        <w:rPr>
-          <w:i/>
-          <w:iCs/>
-          <w:noProof/>
-        </w:rPr>
-        <w:t>Razlike između on-site, IaaS, PaaS, SaaS</w:t>
-      </w:r>
-      <w:r>
-        <w:rPr>
-          <w:i/>
-          <w:iCs/>
-          <w:noProof/>
-        </w:rPr>
-        <w:t xml:space="preserve"> </w:t>
-      </w:r>
-      <w:r>
-        <w:rPr>
-          <w:i/>
-          <w:iCs/>
-          <w:noProof/>
-        </w:rPr>
-        <w:t>[</w:t>
-      </w:r>
-      <w:r>
-        <w:rPr>
-          <w:i/>
-          <w:iCs/>
-          <w:noProof/>
-        </w:rPr>
-        <w:t>1</w:t>
-      </w:r>
-      <w:r>
-        <w:rPr>
-          <w:i/>
-          <w:iCs/>
-          <w:noProof/>
-        </w:rPr>
-        <w:t>]</w:t>
-      </w:r>
-    </w:p>
-    <w:p>
-      <w:pPr>
-        <w:rPr>
-          <w:noProof/>
-          <w:lang w:val="sr-Latn-RS"/>
-        </w:rPr>
-      </w:pPr>
-      <w:r>
-        <w:rPr>
-          <w:noProof/>
-        </w:rPr>
-        <w:t>PaaS zna</w:t>
-      </w:r>
-      <w:r>
-        <w:rPr>
-          <w:noProof/>
-          <w:lang w:val="sr-Latn-RS"/>
-        </w:rPr>
-        <w:t xml:space="preserve">či da hardver i platformu za aplikativno-softversku platformu obezbeđuje i upravlja </w:t>
-      </w:r>
-      <w:r>
-        <w:rPr>
-          <w:noProof/>
-          <w:lang w:val="sr-Latn-RS"/>
-        </w:rPr>
-        <w:t>spoljni dostavljač. Prvenstveno za developere i programere, PaaS pruža korisniku platformu na kojoj može da kontroliše sopstvene aplikacije bez potrebe za izgradnjom i održavanjem infrastrukture koja je obično povezana sa tim procesom. Cloud platforme su vrsta PaaS-a.</w:t>
-      </w:r>
-    </w:p>
-    <w:p>
-      <w:pPr>
-        <w:rPr>
-          <w:noProof/>
-          <w:lang w:val="sr-Latn-RS"/>
-        </w:rPr>
-      </w:pPr>
-      <w:r>
-        <w:rPr>
-          <w:noProof/>
-          <w:lang w:val="sr-Latn-RS"/>
-        </w:rPr>
-        <w:t>SaaS je usluga koja isporučuje veb aplikaciju, kojom dobaljač usluga upravlja. Ažuriranje softvera, ispravke grešaka i drugo opšte održavanje se obavlja bez toga da korisnik mora da išta uradi. Korisnik se povezuje sa aplikacijom putem kontrolne table ili API-a. SaaS eliminiše potrebu za lokalnom instalacijom na računaru svakog korisnika. Omogućava bolje metode grupnog ili timskog pristupa softveru.</w:t>
-      </w:r>
-    </w:p>
-    <w:p>
-      <w:pPr>
-        <w:rPr>
-          <w:lang w:val="sr-Latn-RS"/>
-        </w:rPr>
-      </w:pPr>
     </w:p>
     <w:p>
       <w:pPr>
@@ -3569,421 +3102,31 @@
           <w:numId w:val="31"/>
         </w:numPr>
       </w:pPr>
-      <w:bookmarkStart w:id="5" w:name="_Toc225164833"/>
-      <w:proofErr w:type="spellStart"/>
-      <w:r>
-        <w:t>Infastructure</w:t>
-      </w:r>
-      <w:proofErr w:type="spellEnd"/>
-      <w:r>
-        <w:t xml:space="preserve"> as Code</w:t>
+      <w:bookmarkStart w:id="5" w:name="_Toc225149060"/>
+      <w:r>
+        <w:t>Infastructure as Code</w:t>
       </w:r>
       <w:bookmarkEnd w:id="5"/>
     </w:p>
     <w:p>
-      <w:hyperlink r:id="rId12" w:history="1">
+      <w:hyperlink r:id="rId10" w:history="1">
         <w:r>
           <w:rPr>
             <w:rStyle w:val="Hyperlink"/>
           </w:rPr>
-          <w:t>https://sdh.global/blog/development/infrastructure-as-code-iac-for-devops-revolutionizing-modern-software-development/</w:t>
-        </w:r>
-      </w:hyperlink>
-    </w:p>
-    <w:p>
-      <w:proofErr w:type="spellStart"/>
-      <w:r>
-        <w:lastRenderedPageBreak/>
-        <w:t>Infastructure</w:t>
-      </w:r>
-      <w:proofErr w:type="spellEnd"/>
-      <w:r>
-        <w:t xml:space="preserve"> as Code (</w:t>
-      </w:r>
-      <w:proofErr w:type="spellStart"/>
-      <w:r>
-        <w:t>IaC</w:t>
-      </w:r>
-      <w:proofErr w:type="spellEnd"/>
-      <w:r>
-        <w:t xml:space="preserve">) je process </w:t>
-      </w:r>
-      <w:proofErr w:type="spellStart"/>
-      <w:r>
-        <w:t>upravljanje</w:t>
-      </w:r>
-      <w:proofErr w:type="spellEnd"/>
-      <w:r>
-        <w:t xml:space="preserve"> I </w:t>
-      </w:r>
-      <w:proofErr w:type="spellStart"/>
-      <w:r>
-        <w:t>obezbeđivanja</w:t>
-      </w:r>
-      <w:proofErr w:type="spellEnd"/>
-      <w:r>
-        <w:t xml:space="preserve"> </w:t>
-      </w:r>
-      <w:proofErr w:type="spellStart"/>
-      <w:r>
-        <w:t>računarske</w:t>
-      </w:r>
-      <w:proofErr w:type="spellEnd"/>
-      <w:r>
-        <w:t xml:space="preserve"> </w:t>
-      </w:r>
-      <w:proofErr w:type="spellStart"/>
-      <w:r>
-        <w:t>infrastrukture</w:t>
-      </w:r>
-      <w:proofErr w:type="spellEnd"/>
-      <w:r>
-        <w:t xml:space="preserve"> </w:t>
-      </w:r>
-      <w:proofErr w:type="spellStart"/>
-      <w:r>
-        <w:t>putem</w:t>
-      </w:r>
-      <w:proofErr w:type="spellEnd"/>
-      <w:r>
-        <w:t xml:space="preserve"> </w:t>
-      </w:r>
-      <w:proofErr w:type="spellStart"/>
-      <w:r>
-        <w:t>mašinski</w:t>
-      </w:r>
-      <w:proofErr w:type="spellEnd"/>
-      <w:r>
-        <w:t xml:space="preserve"> </w:t>
-      </w:r>
-      <w:proofErr w:type="spellStart"/>
-      <w:r>
-        <w:t>čitljivih</w:t>
-      </w:r>
-      <w:proofErr w:type="spellEnd"/>
-      <w:r>
-        <w:t xml:space="preserve"> </w:t>
-      </w:r>
-      <w:proofErr w:type="spellStart"/>
-      <w:r>
-        <w:t>konfiguracionih</w:t>
-      </w:r>
-      <w:proofErr w:type="spellEnd"/>
-      <w:r>
-        <w:t xml:space="preserve"> </w:t>
-      </w:r>
-      <w:proofErr w:type="spellStart"/>
-      <w:r>
-        <w:t>fajlova</w:t>
-      </w:r>
-      <w:proofErr w:type="spellEnd"/>
-      <w:r>
-        <w:t xml:space="preserve">, </w:t>
-      </w:r>
-      <w:proofErr w:type="spellStart"/>
-      <w:r>
-        <w:t>umesto</w:t>
-      </w:r>
-      <w:proofErr w:type="spellEnd"/>
-      <w:r>
-        <w:t xml:space="preserve"> </w:t>
-      </w:r>
-      <w:proofErr w:type="spellStart"/>
-      <w:r>
-        <w:t>tradicionalne</w:t>
-      </w:r>
-      <w:proofErr w:type="spellEnd"/>
-      <w:r>
-        <w:t xml:space="preserve"> </w:t>
-      </w:r>
-      <w:proofErr w:type="spellStart"/>
-      <w:r>
-        <w:t>konfiguracije</w:t>
-      </w:r>
-      <w:proofErr w:type="spellEnd"/>
-      <w:r>
-        <w:t xml:space="preserve"> </w:t>
-      </w:r>
-      <w:proofErr w:type="spellStart"/>
-      <w:r>
-        <w:t>fizičkog</w:t>
-      </w:r>
-      <w:proofErr w:type="spellEnd"/>
-      <w:r>
-        <w:t xml:space="preserve"> </w:t>
-      </w:r>
-      <w:proofErr w:type="spellStart"/>
-      <w:r>
-        <w:t>hardvera</w:t>
-      </w:r>
-      <w:proofErr w:type="spellEnd"/>
-      <w:r>
-        <w:t xml:space="preserve"> </w:t>
-      </w:r>
-      <w:proofErr w:type="spellStart"/>
-      <w:r>
-        <w:t>ili</w:t>
-      </w:r>
-      <w:proofErr w:type="spellEnd"/>
-      <w:r>
-        <w:t xml:space="preserve"> </w:t>
-      </w:r>
-      <w:proofErr w:type="spellStart"/>
-      <w:r>
-        <w:t>interaktivnih</w:t>
-      </w:r>
-      <w:proofErr w:type="spellEnd"/>
-      <w:r>
-        <w:t xml:space="preserve"> alata za </w:t>
-      </w:r>
-      <w:proofErr w:type="spellStart"/>
-      <w:r>
-        <w:t>konfiguraciju</w:t>
-      </w:r>
-      <w:proofErr w:type="spellEnd"/>
-      <w:r>
-        <w:t xml:space="preserve">. </w:t>
-      </w:r>
-      <w:proofErr w:type="spellStart"/>
-      <w:r>
-        <w:t>IaC</w:t>
-      </w:r>
-      <w:proofErr w:type="spellEnd"/>
-      <w:r>
-        <w:t xml:space="preserve"> </w:t>
-      </w:r>
-      <w:proofErr w:type="spellStart"/>
-      <w:r>
-        <w:t>omogućava</w:t>
-      </w:r>
-      <w:proofErr w:type="spellEnd"/>
-      <w:r>
-        <w:t xml:space="preserve"> DevOps </w:t>
-      </w:r>
-      <w:proofErr w:type="spellStart"/>
-      <w:r>
-        <w:t>timovima</w:t>
-      </w:r>
-      <w:proofErr w:type="spellEnd"/>
-      <w:r>
-        <w:t xml:space="preserve"> da </w:t>
-      </w:r>
-      <w:proofErr w:type="spellStart"/>
-      <w:r>
-        <w:t>automatizuju</w:t>
-      </w:r>
-      <w:proofErr w:type="spellEnd"/>
-      <w:r>
-        <w:t xml:space="preserve"> </w:t>
-      </w:r>
-      <w:proofErr w:type="spellStart"/>
-      <w:r>
-        <w:t>podešavanje</w:t>
-      </w:r>
-      <w:proofErr w:type="spellEnd"/>
-      <w:r>
-        <w:t xml:space="preserve">, </w:t>
-      </w:r>
-      <w:proofErr w:type="spellStart"/>
-      <w:r>
-        <w:t>konfiguraciju</w:t>
-      </w:r>
-      <w:proofErr w:type="spellEnd"/>
-      <w:r>
-        <w:t xml:space="preserve"> I </w:t>
-      </w:r>
-      <w:proofErr w:type="spellStart"/>
-      <w:r>
-        <w:t>upravljanje</w:t>
-      </w:r>
-      <w:proofErr w:type="spellEnd"/>
-      <w:r>
-        <w:t xml:space="preserve"> </w:t>
-      </w:r>
-      <w:proofErr w:type="spellStart"/>
-      <w:r>
-        <w:t>infrastrukturnim</w:t>
-      </w:r>
-      <w:proofErr w:type="spellEnd"/>
-      <w:r>
-        <w:t xml:space="preserve"> </w:t>
-      </w:r>
-      <w:proofErr w:type="spellStart"/>
-      <w:r>
-        <w:t>resursima</w:t>
-      </w:r>
-      <w:proofErr w:type="spellEnd"/>
-      <w:r>
-        <w:t xml:space="preserve">, </w:t>
-      </w:r>
-      <w:proofErr w:type="spellStart"/>
-      <w:r>
-        <w:t>obezbeđujući</w:t>
-      </w:r>
-      <w:proofErr w:type="spellEnd"/>
-      <w:r>
-        <w:t xml:space="preserve"> </w:t>
-      </w:r>
-      <w:proofErr w:type="spellStart"/>
-      <w:r>
-        <w:t>stabilnost</w:t>
-      </w:r>
-      <w:proofErr w:type="spellEnd"/>
-      <w:r>
-        <w:t xml:space="preserve"> I </w:t>
-      </w:r>
-      <w:proofErr w:type="spellStart"/>
-      <w:r>
-        <w:t>smanjujući</w:t>
-      </w:r>
-      <w:proofErr w:type="spellEnd"/>
-      <w:r>
-        <w:t xml:space="preserve"> </w:t>
-      </w:r>
-      <w:proofErr w:type="spellStart"/>
-      <w:r>
-        <w:t>ručne</w:t>
-      </w:r>
-      <w:proofErr w:type="spellEnd"/>
-      <w:r>
-        <w:t xml:space="preserve"> </w:t>
-      </w:r>
-      <w:proofErr w:type="spellStart"/>
-      <w:r>
-        <w:t>greške</w:t>
-      </w:r>
-      <w:proofErr w:type="spellEnd"/>
-      <w:r>
-        <w:t>.</w:t>
-      </w:r>
-    </w:p>
-    <w:p>
-      <w:pPr>
-        <w:jc w:val="center"/>
-      </w:pPr>
-      <w:r>
-        <w:fldChar w:fldCharType="begin"/>
-      </w:r>
-      <w:r>
-        <w:instrText xml:space="preserve"> INCLUDEPICTURE "https://www.altexsoft.com/static/blog-post/2023/11/2fdb241f-32bc-4c4b-aed4-f5836063dbad.jpg" \* MERGEFORMATINET </w:instrText>
-      </w:r>
-      <w:r>
-        <w:fldChar w:fldCharType="separate"/>
-      </w:r>
-      <w:r>
-        <w:fldChar w:fldCharType="begin"/>
-      </w:r>
-      <w:r>
-        <w:instrText xml:space="preserve"> INCLUDEPICTURE  "https://www.altexsoft.com/static/blog-post/2023/11/2fdb241f-32bc-4c4b-aed4-f5836063dbad.jpg" \* MERGEFORMATINET </w:instrText>
-      </w:r>
-      <w:r>
-        <w:fldChar w:fldCharType="separate"/>
-      </w:r>
-      <w:r>
-        <w:fldChar w:fldCharType="begin"/>
-      </w:r>
-      <w:r>
-        <w:instrText xml:space="preserve"> INCLUDEPICTURE  "https://www.altexsoft.com/static/blog-post/2023/11/2fdb241f-32bc-4c4b-aed4-f5836063dbad.jpg" \* MERGEFORMATINET </w:instrText>
-      </w:r>
-      <w:r>
-        <w:fldChar w:fldCharType="separate"/>
-      </w:r>
-      <w:r>
-        <w:pict w14:anchorId="5BE893A2">
-          <v:shape id="_x0000_i1028" type="#_x0000_t75" alt="Infrastructure as Code: Benefits, Types, and Tools" style="width:519pt;height:340.2pt">
-            <v:imagedata r:id="rId13" r:href="rId14"/>
-          </v:shape>
-        </w:pict>
-      </w:r>
-      <w:r>
-        <w:fldChar w:fldCharType="end"/>
-      </w:r>
-      <w:r>
-        <w:fldChar w:fldCharType="end"/>
-      </w:r>
-      <w:r>
-        <w:fldChar w:fldCharType="end"/>
-      </w:r>
-    </w:p>
-    <w:p>
-      <w:pPr>
-        <w:jc w:val="center"/>
-        <w:rPr>
-          <w:i/>
-          <w:iCs/>
-        </w:rPr>
-      </w:pPr>
-      <w:proofErr w:type="spellStart"/>
-      <w:r>
-        <w:rPr>
-          <w:i/>
-          <w:iCs/>
-        </w:rPr>
-        <w:t>Slika</w:t>
-      </w:r>
-      <w:proofErr w:type="spellEnd"/>
-      <w:r>
-        <w:rPr>
-          <w:i/>
-          <w:iCs/>
-        </w:rPr>
-        <w:t xml:space="preserve"> 2.</w:t>
-      </w:r>
-      <w:r>
-        <w:rPr>
-          <w:i/>
-          <w:iCs/>
-        </w:rPr>
-        <w:br/>
-        <w:t xml:space="preserve"> </w:t>
-      </w:r>
-      <w:r>
-        <w:rPr>
-          <w:i/>
-          <w:iCs/>
-        </w:rPr>
-        <w:t xml:space="preserve">Kako </w:t>
-      </w:r>
-      <w:proofErr w:type="spellStart"/>
-      <w:r>
-        <w:rPr>
-          <w:i/>
-          <w:iCs/>
-        </w:rPr>
-        <w:t>IaC</w:t>
-      </w:r>
-      <w:proofErr w:type="spellEnd"/>
-      <w:r>
-        <w:rPr>
-          <w:i/>
-          <w:iCs/>
-        </w:rPr>
-        <w:t xml:space="preserve"> </w:t>
-      </w:r>
-      <w:proofErr w:type="spellStart"/>
-      <w:r>
-        <w:rPr>
-          <w:i/>
-          <w:iCs/>
-        </w:rPr>
-        <w:t>funkcioniše</w:t>
-      </w:r>
-      <w:proofErr w:type="spellEnd"/>
-      <w:r>
-        <w:rPr>
-          <w:i/>
-          <w:iCs/>
-        </w:rPr>
-        <w:t xml:space="preserve"> [2] </w:t>
-      </w:r>
-      <w:hyperlink r:id="rId15" w:history="1">
+          <w:t>https://sdh.global</w:t>
+        </w:r>
         <w:r>
           <w:rPr>
             <w:rStyle w:val="Hyperlink"/>
-            <w:i/>
-            <w:iCs/>
-          </w:rPr>
-          <w:t>https://www.altexsoft.com/blog/infrastructure-as-code/</w:t>
+          </w:rPr>
+          <w:t>/</w:t>
+        </w:r>
+        <w:r>
+          <w:rPr>
+            <w:rStyle w:val="Hyperlink"/>
+          </w:rPr>
+          <w:t>blog/development/infrastructure-as-code-iac-for-devops-revolutionizing-modern-software-development/</w:t>
         </w:r>
       </w:hyperlink>
     </w:p>
@@ -3995,598 +3138,23 @@
           <w:numId w:val="31"/>
         </w:numPr>
       </w:pPr>
-      <w:bookmarkStart w:id="6" w:name="_Toc225164834"/>
-      <w:proofErr w:type="spellStart"/>
+      <w:bookmarkStart w:id="6" w:name="_Toc225149061"/>
       <w:r>
         <w:t>Prednosti</w:t>
       </w:r>
-      <w:proofErr w:type="spellEnd"/>
-      <w:r>
-        <w:t xml:space="preserve"> IaaS u </w:t>
-      </w:r>
-      <w:proofErr w:type="spellStart"/>
-      <w:r>
-        <w:t>odnosu</w:t>
-      </w:r>
-      <w:proofErr w:type="spellEnd"/>
-      <w:r>
-        <w:t xml:space="preserve"> </w:t>
-      </w:r>
-      <w:proofErr w:type="spellStart"/>
-      <w:r>
-        <w:t>na</w:t>
-      </w:r>
-      <w:proofErr w:type="spellEnd"/>
-      <w:r>
-        <w:t xml:space="preserve"> </w:t>
-      </w:r>
-      <w:proofErr w:type="gramStart"/>
-      <w:r>
-        <w:t>On-Premise</w:t>
-      </w:r>
-      <w:proofErr w:type="gramEnd"/>
-      <w:r>
-        <w:t xml:space="preserve"> </w:t>
-      </w:r>
-      <w:proofErr w:type="spellStart"/>
-      <w:r>
-        <w:t>sistem</w:t>
+      <w:r>
+        <w:t xml:space="preserve"> IaaS u odnosu na On-Premise sistem</w:t>
       </w:r>
       <w:bookmarkEnd w:id="6"/>
-      <w:proofErr w:type="spellEnd"/>
-    </w:p>
-    <w:p>
-      <w:proofErr w:type="spellStart"/>
-      <w:r>
-        <w:t>Pošto</w:t>
-      </w:r>
-      <w:proofErr w:type="spellEnd"/>
-      <w:r>
-        <w:t xml:space="preserve"> je hosting koji je </w:t>
-      </w:r>
-      <w:proofErr w:type="spellStart"/>
-      <w:r>
-        <w:t>zasnovan</w:t>
-      </w:r>
-      <w:proofErr w:type="spellEnd"/>
-      <w:r>
-        <w:t xml:space="preserve"> </w:t>
-      </w:r>
-      <w:proofErr w:type="spellStart"/>
-      <w:r>
-        <w:t>na</w:t>
-      </w:r>
-      <w:proofErr w:type="spellEnd"/>
-      <w:r>
-        <w:t xml:space="preserve"> cloud-u </w:t>
-      </w:r>
-      <w:proofErr w:type="spellStart"/>
-      <w:r>
-        <w:t>puno</w:t>
-      </w:r>
-      <w:proofErr w:type="spellEnd"/>
-      <w:r>
-        <w:t xml:space="preserve"> </w:t>
-      </w:r>
-      <w:proofErr w:type="spellStart"/>
-      <w:r>
-        <w:t>lakše</w:t>
-      </w:r>
-      <w:proofErr w:type="spellEnd"/>
-      <w:r>
-        <w:t xml:space="preserve"> </w:t>
-      </w:r>
-      <w:proofErr w:type="spellStart"/>
-      <w:r>
-        <w:t>održavati</w:t>
-      </w:r>
-      <w:proofErr w:type="spellEnd"/>
-      <w:r>
-        <w:t xml:space="preserve">, </w:t>
-      </w:r>
-      <w:proofErr w:type="spellStart"/>
-      <w:r>
-        <w:t>ima</w:t>
-      </w:r>
-      <w:proofErr w:type="spellEnd"/>
-      <w:r>
-        <w:t xml:space="preserve"> </w:t>
-      </w:r>
-      <w:proofErr w:type="spellStart"/>
-      <w:r>
-        <w:t>značajne</w:t>
-      </w:r>
-      <w:proofErr w:type="spellEnd"/>
-      <w:r>
-        <w:t xml:space="preserve"> </w:t>
-      </w:r>
-      <w:proofErr w:type="spellStart"/>
-      <w:r>
-        <w:t>finansisjke</w:t>
-      </w:r>
-      <w:proofErr w:type="spellEnd"/>
-      <w:r>
-        <w:t xml:space="preserve"> </w:t>
-      </w:r>
-      <w:proofErr w:type="spellStart"/>
-      <w:r>
-        <w:t>prednost</w:t>
-      </w:r>
-      <w:proofErr w:type="spellEnd"/>
-      <w:r>
-        <w:t xml:space="preserve"> I </w:t>
-      </w:r>
-      <w:proofErr w:type="spellStart"/>
-      <w:r>
-        <w:t>nudi</w:t>
-      </w:r>
-      <w:proofErr w:type="spellEnd"/>
-      <w:r>
-        <w:t xml:space="preserve"> </w:t>
-      </w:r>
-      <w:proofErr w:type="spellStart"/>
-      <w:r>
-        <w:t>mnogo</w:t>
-      </w:r>
-      <w:proofErr w:type="spellEnd"/>
-      <w:r>
-        <w:t xml:space="preserve"> </w:t>
-      </w:r>
-      <w:proofErr w:type="spellStart"/>
-      <w:r>
-        <w:t>veću</w:t>
-      </w:r>
-      <w:proofErr w:type="spellEnd"/>
-      <w:r>
-        <w:t xml:space="preserve"> </w:t>
-      </w:r>
-      <w:proofErr w:type="spellStart"/>
-      <w:r>
-        <w:t>fleksibilnost</w:t>
-      </w:r>
-      <w:proofErr w:type="spellEnd"/>
-      <w:r>
-        <w:t xml:space="preserve"> za </w:t>
-      </w:r>
-      <w:proofErr w:type="spellStart"/>
-      <w:r>
-        <w:t>rast</w:t>
-      </w:r>
-      <w:proofErr w:type="spellEnd"/>
-      <w:r>
-        <w:t xml:space="preserve">. Hosting u cloud-u </w:t>
-      </w:r>
-      <w:proofErr w:type="spellStart"/>
-      <w:r>
-        <w:t>koristi</w:t>
-      </w:r>
-      <w:proofErr w:type="spellEnd"/>
-      <w:r>
-        <w:t xml:space="preserve"> </w:t>
-      </w:r>
-      <w:proofErr w:type="spellStart"/>
-      <w:r>
-        <w:t>pretplate</w:t>
-      </w:r>
-      <w:proofErr w:type="spellEnd"/>
-      <w:r>
-        <w:t xml:space="preserve"> </w:t>
-      </w:r>
-      <w:proofErr w:type="spellStart"/>
-      <w:r>
-        <w:t>koje</w:t>
-      </w:r>
-      <w:proofErr w:type="spellEnd"/>
-      <w:r>
-        <w:t xml:space="preserve"> </w:t>
-      </w:r>
-      <w:proofErr w:type="spellStart"/>
-      <w:r>
-        <w:t>kombinuju</w:t>
-      </w:r>
-      <w:proofErr w:type="spellEnd"/>
-      <w:r>
-        <w:t xml:space="preserve"> </w:t>
-      </w:r>
-      <w:proofErr w:type="spellStart"/>
-      <w:r>
-        <w:t>troškove</w:t>
-      </w:r>
-      <w:proofErr w:type="spellEnd"/>
-      <w:r>
-        <w:t xml:space="preserve"> u </w:t>
-      </w:r>
-      <w:proofErr w:type="spellStart"/>
-      <w:r>
-        <w:t>jedan</w:t>
-      </w:r>
-      <w:proofErr w:type="spellEnd"/>
-      <w:r>
-        <w:t xml:space="preserve"> </w:t>
-      </w:r>
-      <w:proofErr w:type="spellStart"/>
-      <w:r>
-        <w:t>broj</w:t>
-      </w:r>
-      <w:proofErr w:type="spellEnd"/>
-      <w:r>
-        <w:t xml:space="preserve"> koji se </w:t>
-      </w:r>
-      <w:proofErr w:type="spellStart"/>
-      <w:r>
-        <w:t>prikazuje</w:t>
-      </w:r>
-      <w:proofErr w:type="spellEnd"/>
-      <w:r>
-        <w:t xml:space="preserve"> </w:t>
-      </w:r>
-      <w:proofErr w:type="spellStart"/>
-      <w:r>
-        <w:t>unapred</w:t>
-      </w:r>
-      <w:proofErr w:type="spellEnd"/>
-      <w:r>
-        <w:t>.</w:t>
-      </w:r>
-    </w:p>
-    <w:p>
-      <w:proofErr w:type="spellStart"/>
-      <w:r>
-        <w:t>Povećanje</w:t>
-      </w:r>
-      <w:proofErr w:type="spellEnd"/>
-      <w:r>
-        <w:t xml:space="preserve"> </w:t>
-      </w:r>
-      <w:proofErr w:type="spellStart"/>
-      <w:r>
-        <w:t>sa</w:t>
-      </w:r>
-      <w:proofErr w:type="spellEnd"/>
-      <w:r>
-        <w:t xml:space="preserve"> </w:t>
-      </w:r>
-      <w:proofErr w:type="spellStart"/>
-      <w:r>
-        <w:t>ovom</w:t>
-      </w:r>
-      <w:proofErr w:type="spellEnd"/>
-      <w:r>
-        <w:t xml:space="preserve"> </w:t>
-      </w:r>
-      <w:proofErr w:type="spellStart"/>
-      <w:r>
-        <w:t>vrstom</w:t>
-      </w:r>
-      <w:proofErr w:type="spellEnd"/>
-      <w:r>
-        <w:t xml:space="preserve"> </w:t>
-      </w:r>
-      <w:proofErr w:type="spellStart"/>
-      <w:r>
-        <w:t>platforme</w:t>
-      </w:r>
-      <w:proofErr w:type="spellEnd"/>
-      <w:r>
-        <w:t xml:space="preserve"> u cloud-u je Manji </w:t>
-      </w:r>
-      <w:proofErr w:type="spellStart"/>
-      <w:r>
-        <w:t>izazov</w:t>
-      </w:r>
-      <w:proofErr w:type="spellEnd"/>
-      <w:r>
-        <w:t xml:space="preserve">, </w:t>
-      </w:r>
-      <w:proofErr w:type="spellStart"/>
-      <w:r>
-        <w:t>jer</w:t>
-      </w:r>
-      <w:proofErr w:type="spellEnd"/>
-      <w:r>
-        <w:t xml:space="preserve"> je </w:t>
-      </w:r>
-      <w:proofErr w:type="spellStart"/>
-      <w:r>
-        <w:t>kapacitet</w:t>
-      </w:r>
-      <w:proofErr w:type="spellEnd"/>
-      <w:r>
-        <w:t xml:space="preserve"> </w:t>
-      </w:r>
-      <w:proofErr w:type="spellStart"/>
-      <w:r>
-        <w:t>kompanije</w:t>
-      </w:r>
-      <w:proofErr w:type="spellEnd"/>
-      <w:r>
-        <w:t xml:space="preserve"> za hosting </w:t>
-      </w:r>
-      <w:proofErr w:type="spellStart"/>
-      <w:r>
-        <w:t>obično</w:t>
-      </w:r>
-      <w:proofErr w:type="spellEnd"/>
-      <w:r>
-        <w:t xml:space="preserve"> </w:t>
-      </w:r>
-      <w:proofErr w:type="spellStart"/>
-      <w:r>
-        <w:t>neograničen</w:t>
-      </w:r>
-      <w:proofErr w:type="spellEnd"/>
-      <w:r>
-        <w:t xml:space="preserve"> za </w:t>
-      </w:r>
-      <w:proofErr w:type="spellStart"/>
-      <w:r>
-        <w:t>većinu</w:t>
-      </w:r>
-      <w:proofErr w:type="spellEnd"/>
-      <w:r>
-        <w:t xml:space="preserve"> </w:t>
-      </w:r>
-      <w:proofErr w:type="spellStart"/>
-      <w:r>
-        <w:t>tipova</w:t>
-      </w:r>
-      <w:proofErr w:type="spellEnd"/>
-      <w:r>
-        <w:t xml:space="preserve"> </w:t>
-      </w:r>
-      <w:proofErr w:type="spellStart"/>
-      <w:r>
-        <w:t>radnog</w:t>
-      </w:r>
-      <w:proofErr w:type="spellEnd"/>
-      <w:r>
-        <w:t xml:space="preserve"> </w:t>
-      </w:r>
-      <w:proofErr w:type="spellStart"/>
-      <w:r>
-        <w:t>opterećenjak</w:t>
-      </w:r>
-      <w:proofErr w:type="spellEnd"/>
-      <w:r>
-        <w:t xml:space="preserve">, </w:t>
-      </w:r>
-      <w:proofErr w:type="spellStart"/>
-      <w:r>
-        <w:t>nudi</w:t>
-      </w:r>
-      <w:proofErr w:type="spellEnd"/>
-      <w:r>
-        <w:t xml:space="preserve"> </w:t>
-      </w:r>
-      <w:proofErr w:type="spellStart"/>
-      <w:r>
-        <w:t>jednostavne</w:t>
-      </w:r>
-      <w:proofErr w:type="spellEnd"/>
-      <w:r>
-        <w:t xml:space="preserve"> </w:t>
-      </w:r>
-      <w:proofErr w:type="spellStart"/>
-      <w:r>
-        <w:t>nadogradje</w:t>
-      </w:r>
-      <w:proofErr w:type="spellEnd"/>
-      <w:r>
-        <w:t xml:space="preserve">, </w:t>
-      </w:r>
-      <w:proofErr w:type="spellStart"/>
-      <w:r>
-        <w:t>olakšava</w:t>
-      </w:r>
-      <w:proofErr w:type="spellEnd"/>
-      <w:r>
-        <w:t xml:space="preserve"> </w:t>
-      </w:r>
-      <w:proofErr w:type="spellStart"/>
-      <w:r>
-        <w:t>upravljanje</w:t>
-      </w:r>
-      <w:proofErr w:type="spellEnd"/>
-      <w:r>
-        <w:t xml:space="preserve"> </w:t>
-      </w:r>
-      <w:proofErr w:type="spellStart"/>
-      <w:r>
-        <w:t>procesima</w:t>
-      </w:r>
-      <w:proofErr w:type="spellEnd"/>
-      <w:r>
-        <w:t xml:space="preserve"> za IT </w:t>
-      </w:r>
-      <w:proofErr w:type="spellStart"/>
-      <w:r>
-        <w:t>infrastrukturu</w:t>
-      </w:r>
-      <w:proofErr w:type="spellEnd"/>
-      <w:r>
-        <w:t xml:space="preserve"> </w:t>
-      </w:r>
-      <w:proofErr w:type="spellStart"/>
-      <w:r>
-        <w:t>i</w:t>
-      </w:r>
-      <w:proofErr w:type="spellEnd"/>
-      <w:r>
-        <w:t xml:space="preserve"> </w:t>
-      </w:r>
-      <w:proofErr w:type="spellStart"/>
-      <w:r>
-        <w:t>zahteva</w:t>
-      </w:r>
-      <w:proofErr w:type="spellEnd"/>
-      <w:r>
-        <w:t xml:space="preserve"> </w:t>
-      </w:r>
-      <w:proofErr w:type="spellStart"/>
-      <w:r>
-        <w:t>mali</w:t>
-      </w:r>
-      <w:proofErr w:type="spellEnd"/>
-      <w:r>
-        <w:t xml:space="preserve"> </w:t>
-      </w:r>
-      <w:proofErr w:type="spellStart"/>
-      <w:r>
-        <w:t>napor</w:t>
-      </w:r>
-      <w:proofErr w:type="spellEnd"/>
-      <w:r>
-        <w:t xml:space="preserve"> da se </w:t>
-      </w:r>
-      <w:proofErr w:type="spellStart"/>
-      <w:r>
-        <w:t>jednostavno</w:t>
-      </w:r>
-      <w:proofErr w:type="spellEnd"/>
-      <w:r>
-        <w:t xml:space="preserve"> </w:t>
-      </w:r>
-      <w:proofErr w:type="spellStart"/>
-      <w:r>
-        <w:t>kupi</w:t>
-      </w:r>
-      <w:proofErr w:type="spellEnd"/>
-      <w:r>
-        <w:t xml:space="preserve"> </w:t>
-      </w:r>
-      <w:proofErr w:type="spellStart"/>
-      <w:r>
-        <w:t>više</w:t>
-      </w:r>
-      <w:proofErr w:type="spellEnd"/>
-      <w:r>
-        <w:t xml:space="preserve"> </w:t>
-      </w:r>
-      <w:proofErr w:type="spellStart"/>
-      <w:r>
-        <w:t>prostora</w:t>
-      </w:r>
-      <w:proofErr w:type="spellEnd"/>
-      <w:r>
-        <w:t xml:space="preserve"> za </w:t>
-      </w:r>
-      <w:proofErr w:type="spellStart"/>
-      <w:r>
-        <w:t>skladištenje</w:t>
-      </w:r>
-      <w:proofErr w:type="spellEnd"/>
-      <w:r>
-        <w:t>, bandwidth-</w:t>
-      </w:r>
-      <w:proofErr w:type="gramStart"/>
-      <w:r>
-        <w:t>a</w:t>
-      </w:r>
-      <w:proofErr w:type="gramEnd"/>
-      <w:r>
-        <w:t xml:space="preserve"> </w:t>
-      </w:r>
-      <w:proofErr w:type="spellStart"/>
-      <w:r>
-        <w:t>ili</w:t>
-      </w:r>
-      <w:proofErr w:type="spellEnd"/>
-      <w:r>
-        <w:t xml:space="preserve"> </w:t>
-      </w:r>
-      <w:proofErr w:type="spellStart"/>
-      <w:r>
-        <w:t>licenci</w:t>
-      </w:r>
-      <w:proofErr w:type="spellEnd"/>
-      <w:r>
-        <w:t>.</w:t>
-      </w:r>
-    </w:p>
-    <w:p>
-      <w:pPr>
-        <w:rPr>
-          <w:lang w:val="sr-Latn-RS"/>
-        </w:rPr>
-      </w:pPr>
-      <w:r>
-        <w:t xml:space="preserve">Za </w:t>
-      </w:r>
-      <w:proofErr w:type="spellStart"/>
-      <w:r>
-        <w:t>kompanije</w:t>
-      </w:r>
-      <w:proofErr w:type="spellEnd"/>
-      <w:r>
-        <w:t xml:space="preserve"> </w:t>
-      </w:r>
-      <w:proofErr w:type="spellStart"/>
-      <w:r>
-        <w:t>sa</w:t>
-      </w:r>
-      <w:proofErr w:type="spellEnd"/>
-      <w:r>
-        <w:t xml:space="preserve"> </w:t>
-      </w:r>
-      <w:proofErr w:type="spellStart"/>
-      <w:r>
-        <w:t>poslovnim</w:t>
-      </w:r>
-      <w:proofErr w:type="spellEnd"/>
-      <w:r>
-        <w:t xml:space="preserve"> </w:t>
-      </w:r>
-      <w:proofErr w:type="spellStart"/>
-      <w:r>
-        <w:t>potrebama</w:t>
-      </w:r>
-      <w:proofErr w:type="spellEnd"/>
-      <w:r>
-        <w:t xml:space="preserve"> </w:t>
-      </w:r>
-      <w:proofErr w:type="spellStart"/>
-      <w:r>
-        <w:t>koje</w:t>
-      </w:r>
-      <w:proofErr w:type="spellEnd"/>
-      <w:r>
-        <w:t xml:space="preserve"> ne </w:t>
-      </w:r>
-      <w:proofErr w:type="spellStart"/>
-      <w:r>
-        <w:t>zahtevaju</w:t>
-      </w:r>
-      <w:proofErr w:type="spellEnd"/>
-      <w:r>
-        <w:t xml:space="preserve"> </w:t>
-      </w:r>
-      <w:proofErr w:type="spellStart"/>
-      <w:r>
-        <w:t>intenzivnu</w:t>
-      </w:r>
-      <w:proofErr w:type="spellEnd"/>
-      <w:r>
-        <w:t xml:space="preserve"> za</w:t>
-      </w:r>
-      <w:r>
-        <w:rPr>
-          <w:lang w:val="sr-Latn-RS"/>
-        </w:rPr>
-        <w:t>štitu podataka, IaaS rešenje u cloud-u može biti fantastično, nudi bolju funkcionalnost za nadogradnje i često je isplativije.</w:t>
-      </w:r>
-    </w:p>
-    <w:p>
-      <w:pPr>
-        <w:rPr>
-          <w:lang w:val="sr-Latn-RS" w:eastAsia="x-none"/>
-        </w:rPr>
-      </w:pPr>
-      <w:r>
-        <w:rPr>
-          <w:lang w:val="sr-Latn-RS"/>
-        </w:rPr>
-        <w:t>Zaposlenima više nije potrebno da budu fizički povezani sa određenom radnom stanicom, već mogu da rade sa bilo kog uređaja koji ima internet vezu.</w:t>
-      </w:r>
+    </w:p>
+    <w:p/>
+    <w:p/>
+    <w:p>
+      <w:pPr>
+        <w:rPr>
+          <w:lang w:eastAsia="x-none"/>
+        </w:rPr>
+      </w:pPr>
     </w:p>
     <w:p>
       <w:pPr>
@@ -4594,9 +3162,79 @@
         <w:jc w:val="both"/>
         <w:rPr>
           <w:rFonts w:ascii="Verdana" w:hAnsi="Verdana"/>
-          <w:sz w:val="20"/>
-          <w:szCs w:val="20"/>
-          <w:lang w:val="sr-Latn-RS"/>
+          <w:b/>
+          <w:sz w:val="24"/>
+          <w:szCs w:val="24"/>
+        </w:rPr>
+      </w:pPr>
+    </w:p>
+    <w:p>
+      <w:pPr>
+        <w:spacing w:after="0" w:line="240" w:lineRule="auto"/>
+        <w:jc w:val="both"/>
+        <w:rPr>
+          <w:rFonts w:ascii="Verdana" w:hAnsi="Verdana"/>
+          <w:b/>
+          <w:sz w:val="24"/>
+          <w:szCs w:val="24"/>
+          <w:lang w:val="sr-Cyrl-RS"/>
+        </w:rPr>
+      </w:pPr>
+    </w:p>
+    <w:p>
+      <w:pPr>
+        <w:spacing w:after="0" w:line="240" w:lineRule="auto"/>
+        <w:jc w:val="both"/>
+        <w:rPr>
+          <w:rFonts w:ascii="Verdana" w:hAnsi="Verdana"/>
+          <w:sz w:val="20"/>
+          <w:szCs w:val="20"/>
+          <w:lang w:val="sr-Cyrl-RS"/>
+        </w:rPr>
+      </w:pPr>
+    </w:p>
+    <w:p>
+      <w:pPr>
+        <w:spacing w:after="0" w:line="240" w:lineRule="auto"/>
+        <w:jc w:val="both"/>
+        <w:rPr>
+          <w:rFonts w:ascii="Verdana" w:hAnsi="Verdana"/>
+          <w:sz w:val="20"/>
+          <w:szCs w:val="20"/>
+          <w:lang w:val="sr-Cyrl-RS"/>
+        </w:rPr>
+      </w:pPr>
+    </w:p>
+    <w:p>
+      <w:pPr>
+        <w:spacing w:after="0" w:line="240" w:lineRule="auto"/>
+        <w:jc w:val="both"/>
+        <w:rPr>
+          <w:rFonts w:ascii="Verdana" w:hAnsi="Verdana"/>
+          <w:sz w:val="20"/>
+          <w:szCs w:val="20"/>
+          <w:lang w:val="sr-Cyrl-RS"/>
+        </w:rPr>
+      </w:pPr>
+      <w:r>
+        <w:rPr>
+          <w:rFonts w:ascii="Verdana" w:hAnsi="Verdana"/>
+          <w:sz w:val="20"/>
+          <w:szCs w:val="20"/>
+          <w:lang w:val="sr-Cyrl-RS"/>
+        </w:rPr>
+        <w:br w:type="page"/>
+      </w:r>
+    </w:p>
+    <w:p>
+      <w:pPr>
+        <w:spacing w:after="0" w:line="240" w:lineRule="auto"/>
+        <w:jc w:val="both"/>
+        <w:rPr>
+          <w:rFonts w:ascii="Verdana" w:hAnsi="Verdana"/>
+          <w:sz w:val="20"/>
+          <w:szCs w:val="20"/>
+          <w:lang w:val="sr-Cyrl-RS"/>
         </w:rPr>
       </w:pPr>
     </w:p>
@@ -4616,7 +3254,7 @@
         </w:rPr>
       </w:pPr>
       <w:bookmarkStart w:id="7" w:name="_Toc169829403"/>
-      <w:bookmarkStart w:id="8" w:name="_Toc225164835"/>
+      <w:bookmarkStart w:id="8" w:name="_Toc225149062"/>
       <w:r>
         <w:rPr>
           <w:rFonts w:ascii="Verdana" w:hAnsi="Verdana"/>
@@ -4625,7 +3263,6 @@
           <w:szCs w:val="22"/>
           <w:lang w:val="de-DE"/>
         </w:rPr>
-        <w:lastRenderedPageBreak/>
         <w:t>Tehnolo</w:t>
       </w:r>
       <w:r>
@@ -4648,7 +3285,7 @@
           <w:lang w:val="sr-Latn-RS"/>
         </w:rPr>
       </w:pPr>
-      <w:bookmarkStart w:id="9" w:name="_Toc225164836"/>
+      <w:bookmarkStart w:id="9" w:name="_Toc225149063"/>
       <w:r>
         <w:rPr>
           <w:lang w:val="sr-Latn-RS"/>
@@ -4666,8 +3303,11 @@
     <w:p>
       <w:pPr>
         <w:ind w:left="720"/>
-      </w:pPr>
-      <w:hyperlink r:id="rId16" w:history="1">
+        <w:rPr>
+          <w:lang w:val="sr-Latn-RS" w:eastAsia="x-none"/>
+        </w:rPr>
+      </w:pPr>
+      <w:hyperlink r:id="rId11" w:history="1">
         <w:r>
           <w:rPr>
             <w:rStyle w:val="Hyperlink"/>
@@ -4678,2860 +3318,35 @@
       </w:hyperlink>
     </w:p>
     <w:p>
-      <w:proofErr w:type="spellStart"/>
-      <w:r>
-        <w:t>Virtueliza</w:t>
-      </w:r>
-      <w:r>
-        <w:t>c</w:t>
-      </w:r>
-      <w:r>
-        <w:t>ija</w:t>
-      </w:r>
-      <w:proofErr w:type="spellEnd"/>
-      <w:r>
-        <w:t xml:space="preserve"> je </w:t>
-      </w:r>
-      <w:proofErr w:type="spellStart"/>
-      <w:r>
-        <w:t>fundamentalna</w:t>
-      </w:r>
-      <w:proofErr w:type="spellEnd"/>
-      <w:r>
-        <w:t xml:space="preserve"> </w:t>
-      </w:r>
-      <w:proofErr w:type="spellStart"/>
-      <w:r>
-        <w:t>tehnologija</w:t>
-      </w:r>
-      <w:proofErr w:type="spellEnd"/>
-      <w:r>
-        <w:t xml:space="preserve"> </w:t>
-      </w:r>
-      <w:proofErr w:type="spellStart"/>
-      <w:r>
-        <w:t>koja</w:t>
-      </w:r>
-      <w:proofErr w:type="spellEnd"/>
-      <w:r>
-        <w:t xml:space="preserve"> je </w:t>
-      </w:r>
-      <w:proofErr w:type="spellStart"/>
-      <w:r>
-        <w:t>osnova</w:t>
-      </w:r>
-      <w:proofErr w:type="spellEnd"/>
-      <w:r>
-        <w:t xml:space="preserve"> cloud </w:t>
-      </w:r>
-      <w:proofErr w:type="spellStart"/>
-      <w:r>
-        <w:t>računarstva</w:t>
-      </w:r>
-      <w:proofErr w:type="spellEnd"/>
-      <w:r>
-        <w:t xml:space="preserve">. Ona </w:t>
-      </w:r>
-      <w:proofErr w:type="spellStart"/>
-      <w:r>
-        <w:t>omogućava</w:t>
-      </w:r>
-      <w:proofErr w:type="spellEnd"/>
-      <w:r>
-        <w:t xml:space="preserve"> da se </w:t>
-      </w:r>
-      <w:proofErr w:type="spellStart"/>
-      <w:r>
-        <w:t>kreira</w:t>
-      </w:r>
-      <w:proofErr w:type="spellEnd"/>
-      <w:r>
-        <w:t xml:space="preserve"> </w:t>
-      </w:r>
-      <w:proofErr w:type="spellStart"/>
-      <w:r>
-        <w:t>više</w:t>
-      </w:r>
-      <w:proofErr w:type="spellEnd"/>
-      <w:r>
-        <w:t xml:space="preserve"> </w:t>
-      </w:r>
-      <w:proofErr w:type="spellStart"/>
-      <w:r>
-        <w:t>simuliranih</w:t>
-      </w:r>
-      <w:proofErr w:type="spellEnd"/>
-      <w:r>
-        <w:t xml:space="preserve"> </w:t>
-      </w:r>
-      <w:proofErr w:type="spellStart"/>
-      <w:r>
-        <w:t>okruženja</w:t>
-      </w:r>
-      <w:proofErr w:type="spellEnd"/>
-      <w:r>
-        <w:t xml:space="preserve"> (</w:t>
-      </w:r>
-      <w:proofErr w:type="spellStart"/>
-      <w:r>
-        <w:t>Virtuelnih</w:t>
-      </w:r>
-      <w:proofErr w:type="spellEnd"/>
-      <w:r>
-        <w:t xml:space="preserve"> </w:t>
-      </w:r>
-      <w:proofErr w:type="spellStart"/>
-      <w:r>
-        <w:t>mašina</w:t>
-      </w:r>
-      <w:proofErr w:type="spellEnd"/>
-      <w:r>
-        <w:t xml:space="preserve"> </w:t>
-      </w:r>
-      <w:proofErr w:type="spellStart"/>
-      <w:r>
-        <w:t>ili</w:t>
-      </w:r>
-      <w:proofErr w:type="spellEnd"/>
-      <w:r>
-        <w:t xml:space="preserve"> VM) </w:t>
-      </w:r>
-      <w:proofErr w:type="spellStart"/>
-      <w:r>
-        <w:t>iz</w:t>
-      </w:r>
-      <w:proofErr w:type="spellEnd"/>
-      <w:r>
-        <w:t xml:space="preserve"> </w:t>
-      </w:r>
-      <w:proofErr w:type="spellStart"/>
-      <w:r>
-        <w:t>jednog</w:t>
-      </w:r>
-      <w:proofErr w:type="spellEnd"/>
-      <w:r>
-        <w:t xml:space="preserve"> </w:t>
-      </w:r>
-      <w:proofErr w:type="spellStart"/>
-      <w:r>
-        <w:t>fizičkog</w:t>
-      </w:r>
-      <w:proofErr w:type="spellEnd"/>
-      <w:r>
-        <w:t xml:space="preserve"> </w:t>
-      </w:r>
-      <w:proofErr w:type="spellStart"/>
-      <w:r>
-        <w:t>hardverskog</w:t>
-      </w:r>
-      <w:proofErr w:type="spellEnd"/>
-      <w:r>
-        <w:t xml:space="preserve"> </w:t>
-      </w:r>
-      <w:proofErr w:type="spellStart"/>
-      <w:r>
-        <w:t>sistema</w:t>
-      </w:r>
-      <w:proofErr w:type="spellEnd"/>
-      <w:r>
-        <w:t>.</w:t>
-      </w:r>
-      <w:r>
-        <w:br/>
-        <w:t xml:space="preserve">Pre </w:t>
-      </w:r>
-      <w:proofErr w:type="spellStart"/>
-      <w:r>
-        <w:t>virtuelizacije</w:t>
-      </w:r>
-      <w:proofErr w:type="spellEnd"/>
-      <w:r>
-        <w:t xml:space="preserve">, </w:t>
-      </w:r>
-      <w:proofErr w:type="spellStart"/>
-      <w:r>
-        <w:t>fizički</w:t>
-      </w:r>
-      <w:proofErr w:type="spellEnd"/>
-      <w:r>
-        <w:t xml:space="preserve"> server je </w:t>
-      </w:r>
-      <w:proofErr w:type="spellStart"/>
-      <w:r>
-        <w:t>mogao</w:t>
-      </w:r>
-      <w:proofErr w:type="spellEnd"/>
-      <w:r>
-        <w:t xml:space="preserve"> da </w:t>
-      </w:r>
-      <w:proofErr w:type="spellStart"/>
-      <w:r>
-        <w:t>pokreće</w:t>
-      </w:r>
-      <w:proofErr w:type="spellEnd"/>
-      <w:r>
-        <w:t xml:space="preserve"> </w:t>
-      </w:r>
-      <w:proofErr w:type="spellStart"/>
-      <w:r>
-        <w:t>samo</w:t>
-      </w:r>
-      <w:proofErr w:type="spellEnd"/>
-      <w:r>
-        <w:t xml:space="preserve"> </w:t>
-      </w:r>
-      <w:proofErr w:type="spellStart"/>
-      <w:r>
-        <w:t>jedan</w:t>
-      </w:r>
-      <w:proofErr w:type="spellEnd"/>
-      <w:r>
-        <w:t xml:space="preserve"> </w:t>
-      </w:r>
-      <w:proofErr w:type="spellStart"/>
-      <w:r>
-        <w:t>operativni</w:t>
-      </w:r>
-      <w:proofErr w:type="spellEnd"/>
-      <w:r>
-        <w:t xml:space="preserve"> system I </w:t>
-      </w:r>
-      <w:proofErr w:type="spellStart"/>
-      <w:r>
-        <w:t>često</w:t>
-      </w:r>
-      <w:proofErr w:type="spellEnd"/>
-      <w:r>
-        <w:t xml:space="preserve"> </w:t>
-      </w:r>
-      <w:proofErr w:type="spellStart"/>
-      <w:r>
-        <w:t>jedan</w:t>
-      </w:r>
-      <w:proofErr w:type="spellEnd"/>
-      <w:r>
-        <w:t xml:space="preserve"> </w:t>
-      </w:r>
-      <w:proofErr w:type="spellStart"/>
-      <w:r>
-        <w:t>zadatak</w:t>
-      </w:r>
-      <w:proofErr w:type="spellEnd"/>
-      <w:r>
-        <w:t xml:space="preserve">. Ovo je </w:t>
-      </w:r>
-      <w:proofErr w:type="spellStart"/>
-      <w:r>
-        <w:t>trošilo</w:t>
-      </w:r>
-      <w:proofErr w:type="spellEnd"/>
-      <w:r>
-        <w:t xml:space="preserve"> </w:t>
-      </w:r>
-      <w:proofErr w:type="spellStart"/>
-      <w:r>
-        <w:t>velike</w:t>
-      </w:r>
-      <w:proofErr w:type="spellEnd"/>
-      <w:r>
-        <w:t xml:space="preserve"> </w:t>
-      </w:r>
-      <w:proofErr w:type="spellStart"/>
-      <w:r>
-        <w:t>količine</w:t>
-      </w:r>
-      <w:proofErr w:type="spellEnd"/>
-      <w:r>
-        <w:t xml:space="preserve"> </w:t>
-      </w:r>
-      <w:proofErr w:type="spellStart"/>
-      <w:r>
-        <w:t>resursa</w:t>
-      </w:r>
-      <w:proofErr w:type="spellEnd"/>
-      <w:r>
-        <w:t xml:space="preserve"> </w:t>
-      </w:r>
-      <w:proofErr w:type="spellStart"/>
-      <w:r>
-        <w:t>ako</w:t>
-      </w:r>
-      <w:proofErr w:type="spellEnd"/>
-      <w:r>
-        <w:t xml:space="preserve"> je vasa </w:t>
-      </w:r>
-      <w:proofErr w:type="spellStart"/>
-      <w:r>
-        <w:t>aplikacija</w:t>
-      </w:r>
-      <w:proofErr w:type="spellEnd"/>
-      <w:r>
-        <w:t xml:space="preserve"> </w:t>
-      </w:r>
-      <w:proofErr w:type="spellStart"/>
-      <w:r>
-        <w:t>koristila</w:t>
-      </w:r>
-      <w:proofErr w:type="spellEnd"/>
-      <w:r>
-        <w:t xml:space="preserve"> </w:t>
-      </w:r>
-      <w:proofErr w:type="spellStart"/>
-      <w:r>
-        <w:t>samo</w:t>
-      </w:r>
-      <w:proofErr w:type="spellEnd"/>
-      <w:r>
-        <w:t xml:space="preserve"> 10% CPU-a </w:t>
-      </w:r>
-      <w:proofErr w:type="gramStart"/>
-      <w:r>
-        <w:t>a</w:t>
-      </w:r>
-      <w:proofErr w:type="gramEnd"/>
-      <w:r>
-        <w:t xml:space="preserve"> </w:t>
-      </w:r>
-      <w:proofErr w:type="spellStart"/>
-      <w:r>
-        <w:t>ostalih</w:t>
-      </w:r>
-      <w:proofErr w:type="spellEnd"/>
-      <w:r>
-        <w:t xml:space="preserve"> 90% je </w:t>
-      </w:r>
-      <w:proofErr w:type="spellStart"/>
-      <w:r>
-        <w:t>bilo</w:t>
-      </w:r>
-      <w:proofErr w:type="spellEnd"/>
-      <w:r>
-        <w:t xml:space="preserve"> </w:t>
-      </w:r>
-      <w:proofErr w:type="spellStart"/>
-      <w:r>
-        <w:t>neaktivno</w:t>
-      </w:r>
-      <w:proofErr w:type="spellEnd"/>
-      <w:r>
-        <w:t xml:space="preserve">. </w:t>
-      </w:r>
-      <w:proofErr w:type="spellStart"/>
-      <w:r>
-        <w:t>Virtuelizacija</w:t>
-      </w:r>
-      <w:proofErr w:type="spellEnd"/>
-      <w:r>
-        <w:t xml:space="preserve"> </w:t>
-      </w:r>
-      <w:proofErr w:type="spellStart"/>
-      <w:r>
-        <w:t>rešava</w:t>
-      </w:r>
-      <w:proofErr w:type="spellEnd"/>
-      <w:r>
-        <w:t xml:space="preserve"> </w:t>
-      </w:r>
-      <w:proofErr w:type="spellStart"/>
-      <w:r>
-        <w:t>ovaj</w:t>
-      </w:r>
-      <w:proofErr w:type="spellEnd"/>
-      <w:r>
-        <w:t xml:space="preserve"> problem </w:t>
-      </w:r>
-      <w:proofErr w:type="spellStart"/>
-      <w:r>
-        <w:t>tako</w:t>
-      </w:r>
-      <w:proofErr w:type="spellEnd"/>
-      <w:r>
-        <w:t xml:space="preserve"> </w:t>
-      </w:r>
-      <w:proofErr w:type="spellStart"/>
-      <w:r>
-        <w:t>što</w:t>
-      </w:r>
-      <w:proofErr w:type="spellEnd"/>
-      <w:r>
-        <w:t xml:space="preserve"> </w:t>
-      </w:r>
-      <w:proofErr w:type="spellStart"/>
-      <w:r>
-        <w:t>omogućava</w:t>
-      </w:r>
-      <w:proofErr w:type="spellEnd"/>
-      <w:r>
-        <w:t xml:space="preserve"> </w:t>
-      </w:r>
-      <w:proofErr w:type="spellStart"/>
-      <w:r>
-        <w:t>jednom</w:t>
-      </w:r>
-      <w:proofErr w:type="spellEnd"/>
-      <w:r>
-        <w:t xml:space="preserve"> </w:t>
-      </w:r>
-      <w:proofErr w:type="spellStart"/>
-      <w:r>
-        <w:t>fizičkom</w:t>
-      </w:r>
-      <w:proofErr w:type="spellEnd"/>
-      <w:r>
-        <w:t xml:space="preserve"> server da </w:t>
-      </w:r>
-      <w:proofErr w:type="spellStart"/>
-      <w:r>
-        <w:t>hostuje</w:t>
-      </w:r>
-      <w:proofErr w:type="spellEnd"/>
-      <w:r>
-        <w:t xml:space="preserve"> </w:t>
-      </w:r>
-      <w:proofErr w:type="spellStart"/>
-      <w:r>
-        <w:t>desetine</w:t>
-      </w:r>
-      <w:proofErr w:type="spellEnd"/>
-      <w:r>
-        <w:t xml:space="preserve"> </w:t>
-      </w:r>
-      <w:proofErr w:type="spellStart"/>
-      <w:r>
-        <w:t>virtuelnih</w:t>
-      </w:r>
-      <w:proofErr w:type="spellEnd"/>
-      <w:r>
-        <w:t xml:space="preserve"> </w:t>
-      </w:r>
-      <w:proofErr w:type="spellStart"/>
-      <w:r>
-        <w:t>servera</w:t>
-      </w:r>
-      <w:proofErr w:type="spellEnd"/>
-      <w:r>
-        <w:t xml:space="preserve">, od </w:t>
-      </w:r>
-      <w:proofErr w:type="spellStart"/>
-      <w:r>
-        <w:t>kojih</w:t>
-      </w:r>
-      <w:proofErr w:type="spellEnd"/>
-      <w:r>
-        <w:t xml:space="preserve"> </w:t>
-      </w:r>
-      <w:proofErr w:type="spellStart"/>
-      <w:r>
-        <w:t>svaki</w:t>
-      </w:r>
-      <w:proofErr w:type="spellEnd"/>
-      <w:r>
-        <w:t xml:space="preserve"> </w:t>
-      </w:r>
-      <w:proofErr w:type="spellStart"/>
-      <w:r>
-        <w:t>pokreće</w:t>
-      </w:r>
-      <w:proofErr w:type="spellEnd"/>
-      <w:r>
-        <w:t xml:space="preserve"> </w:t>
-      </w:r>
-      <w:proofErr w:type="spellStart"/>
-      <w:r>
-        <w:t>svoj</w:t>
-      </w:r>
-      <w:proofErr w:type="spellEnd"/>
-      <w:r>
-        <w:t xml:space="preserve"> OS I </w:t>
-      </w:r>
-      <w:proofErr w:type="spellStart"/>
-      <w:r>
-        <w:t>aplikacije</w:t>
-      </w:r>
-      <w:proofErr w:type="spellEnd"/>
-      <w:r>
-        <w:t xml:space="preserve"> </w:t>
-      </w:r>
-      <w:proofErr w:type="spellStart"/>
-      <w:r>
-        <w:t>izolovane</w:t>
-      </w:r>
-      <w:proofErr w:type="spellEnd"/>
-      <w:r>
-        <w:t xml:space="preserve"> </w:t>
-      </w:r>
-      <w:proofErr w:type="spellStart"/>
-      <w:r>
-        <w:t>od</w:t>
-      </w:r>
-      <w:proofErr w:type="spellEnd"/>
-      <w:r>
-        <w:t xml:space="preserve"> </w:t>
-      </w:r>
-      <w:proofErr w:type="spellStart"/>
-      <w:r>
-        <w:t>ostalih</w:t>
-      </w:r>
-      <w:proofErr w:type="spellEnd"/>
-      <w:r>
-        <w:t>.</w:t>
-      </w:r>
+      <w:pPr>
+        <w:pStyle w:val="Heading3"/>
+        <w:rPr>
+          <w:lang w:val="sr-Latn-RS"/>
+        </w:rPr>
+      </w:pPr>
+      <w:bookmarkStart w:id="10" w:name="_Toc225149064"/>
+      <w:r>
+        <w:rPr>
+          <w:lang w:val="sr-Latn-RS"/>
+        </w:rPr>
+        <w:t xml:space="preserve">1.2.2. </w:t>
+      </w:r>
+      <w:r>
+        <w:rPr>
+          <w:lang w:val="sr-Latn-RS"/>
+        </w:rPr>
+        <w:t>Softverski definisane mreže (SDN) – virtuelne mreže, podumreže, sigurnosne grupe, balanseri opterećenja</w:t>
+      </w:r>
+      <w:bookmarkEnd w:id="10"/>
     </w:p>
     <w:p>
       <w:pPr>
         <w:ind w:left="720"/>
-        <w:jc w:val="center"/>
-      </w:pPr>
-      <w:r>
-        <w:fldChar w:fldCharType="begin"/>
-      </w:r>
-      <w:r>
-        <w:instrText xml:space="preserve"> INCLUDEPICTURE "https://s8.ezgif.com/tmp/ezgif-8772e4efe177e7e2.png" \* MERGEFORMATINET </w:instrText>
-      </w:r>
-      <w:r>
-        <w:fldChar w:fldCharType="separate"/>
-      </w:r>
-      <w:r>
-        <w:fldChar w:fldCharType="begin"/>
-      </w:r>
-      <w:r>
-        <w:instrText xml:space="preserve"> INCLUDEPICTURE  "https://s8.ezgif.com/tmp/ezgif-8772e4efe177e7e2.png" \* MERGEFORMATINET </w:instrText>
-      </w:r>
-      <w:r>
-        <w:fldChar w:fldCharType="separate"/>
-      </w:r>
-      <w:r>
-        <w:fldChar w:fldCharType="begin"/>
-      </w:r>
-      <w:r>
-        <w:instrText xml:space="preserve"> INCLUDEPICTURE  "https://s8.ezgif.com/tmp/ezgif-8772e4efe177e7e2.png" \* MERGEFORMATINET </w:instrText>
-      </w:r>
-      <w:r>
-        <w:fldChar w:fldCharType="separate"/>
-      </w:r>
-      <w:r>
-        <w:pict w14:anchorId="2EEECBF5">
-          <v:shape id="_x0000_i1029" type="#_x0000_t75" alt="url_upload_69c12ed641d83.png [webp-to-png output image]" style="width:441pt;height:220.2pt">
-            <v:imagedata r:id="rId17" r:href="rId18"/>
-          </v:shape>
-        </w:pict>
-      </w:r>
-      <w:r>
-        <w:fldChar w:fldCharType="end"/>
-      </w:r>
-      <w:r>
-        <w:fldChar w:fldCharType="end"/>
-      </w:r>
-      <w:r>
-        <w:fldChar w:fldCharType="end"/>
-      </w:r>
-    </w:p>
-    <w:p>
-      <w:pPr>
-        <w:ind w:left="720"/>
-        <w:jc w:val="center"/>
-        <w:rPr>
-          <w:i/>
-          <w:iCs/>
-          <w:lang w:val="sr-Latn-RS"/>
-        </w:rPr>
-      </w:pPr>
-      <w:proofErr w:type="spellStart"/>
-      <w:r>
-        <w:rPr>
-          <w:i/>
-          <w:iCs/>
-        </w:rPr>
-        <w:t>Slika</w:t>
-      </w:r>
-      <w:proofErr w:type="spellEnd"/>
-      <w:r>
-        <w:rPr>
-          <w:i/>
-          <w:iCs/>
-        </w:rPr>
-        <w:t xml:space="preserve"> 3.</w:t>
-      </w:r>
-      <w:r>
-        <w:rPr>
-          <w:i/>
-          <w:iCs/>
-        </w:rPr>
-        <w:br/>
-        <w:t xml:space="preserve">Tip 1 </w:t>
-      </w:r>
-      <w:proofErr w:type="spellStart"/>
-      <w:r>
-        <w:rPr>
-          <w:i/>
-          <w:iCs/>
-        </w:rPr>
-        <w:t>Virtuelizacije</w:t>
-      </w:r>
-      <w:proofErr w:type="spellEnd"/>
-      <w:r>
-        <w:rPr>
-          <w:i/>
-          <w:iCs/>
-        </w:rPr>
-        <w:t xml:space="preserve"> [3]</w:t>
-      </w:r>
-    </w:p>
-    <w:p>
-      <w:pPr>
-        <w:ind w:left="720"/>
-        <w:jc w:val="center"/>
-      </w:pPr>
-      <w:r>
-        <w:fldChar w:fldCharType="begin"/>
-      </w:r>
-      <w:r>
-        <w:instrText xml:space="preserve"> INCLUDEPICTURE "https://s8.ezgif.com/tmp/ezgif-828e03a3e98cd7c5.png" \* MERGEFORMATINET </w:instrText>
-      </w:r>
-      <w:r>
-        <w:fldChar w:fldCharType="separate"/>
-      </w:r>
-      <w:r>
-        <w:fldChar w:fldCharType="begin"/>
-      </w:r>
-      <w:r>
-        <w:instrText xml:space="preserve"> INCLUDEPICTURE  "https://s8.ezgif.com/tmp/ezgif-828e03a3e98cd7c5.png" \* MERGEFORMATINET </w:instrText>
-      </w:r>
-      <w:r>
-        <w:fldChar w:fldCharType="separate"/>
-      </w:r>
-      <w:r>
-        <w:fldChar w:fldCharType="begin"/>
-      </w:r>
-      <w:r>
-        <w:instrText xml:space="preserve"> INCLUDEPICTURE  "https://s8.ezgif.com/tmp/ezgif-828e03a3e98cd7c5.png" \* MERGEFORMATINET </w:instrText>
-      </w:r>
-      <w:r>
-        <w:fldChar w:fldCharType="separate"/>
-      </w:r>
-      <w:r>
-        <w:pict w14:anchorId="4161A99A">
-          <v:shape id="_x0000_i1030" type="#_x0000_t75" alt="url_upload_69c12f31a6cc4.png [webp-to-png output image]" style="width:424.2pt;height:212.4pt">
-            <v:imagedata r:id="rId19" r:href="rId20"/>
-          </v:shape>
-        </w:pict>
-      </w:r>
-      <w:r>
-        <w:fldChar w:fldCharType="end"/>
-      </w:r>
-      <w:r>
-        <w:fldChar w:fldCharType="end"/>
-      </w:r>
-      <w:r>
-        <w:fldChar w:fldCharType="end"/>
-      </w:r>
-    </w:p>
-    <w:p>
-      <w:pPr>
-        <w:ind w:left="720"/>
-        <w:jc w:val="center"/>
-        <w:rPr>
-          <w:i/>
-          <w:iCs/>
-        </w:rPr>
-      </w:pPr>
-      <w:r>
-        <w:rPr>
-          <w:i/>
-          <w:iCs/>
-          <w:lang w:val="sr-Latn-RS"/>
-        </w:rPr>
-        <w:t>Slika 4.</w:t>
-      </w:r>
-      <w:r>
-        <w:rPr>
-          <w:i/>
-          <w:iCs/>
-          <w:lang w:val="sr-Latn-RS"/>
-        </w:rPr>
-        <w:br/>
-        <w:t xml:space="preserve">Tip 2 Virtuelizacije </w:t>
-      </w:r>
-      <w:r>
-        <w:rPr>
-          <w:i/>
-          <w:iCs/>
-        </w:rPr>
-        <w:t>[3]</w:t>
-      </w:r>
-    </w:p>
-    <w:p>
-      <w:pPr>
-        <w:ind w:left="720"/>
-        <w:jc w:val="center"/>
-        <w:rPr>
-          <w:i/>
-          <w:iCs/>
-        </w:rPr>
-      </w:pPr>
-    </w:p>
-    <w:p>
-      <w:pPr>
-        <w:rPr>
-          <w:b/>
-          <w:bCs/>
-          <w:i/>
-          <w:iCs/>
-        </w:rPr>
-      </w:pPr>
-      <w:proofErr w:type="spellStart"/>
-      <w:r>
-        <w:rPr>
-          <w:b/>
-          <w:bCs/>
-        </w:rPr>
-        <w:t>Centralna</w:t>
-      </w:r>
-      <w:proofErr w:type="spellEnd"/>
-      <w:r>
-        <w:rPr>
-          <w:b/>
-          <w:bCs/>
-        </w:rPr>
-        <w:t xml:space="preserve"> </w:t>
-      </w:r>
-      <w:proofErr w:type="spellStart"/>
-      <w:r>
-        <w:rPr>
-          <w:b/>
-          <w:bCs/>
-        </w:rPr>
-        <w:t>arhitektura</w:t>
-      </w:r>
-      <w:proofErr w:type="spellEnd"/>
-      <w:r>
-        <w:rPr>
-          <w:b/>
-          <w:bCs/>
-          <w:i/>
-          <w:iCs/>
-        </w:rPr>
-        <w:br/>
-      </w:r>
-      <w:r>
-        <w:t xml:space="preserve">U </w:t>
-      </w:r>
-      <w:proofErr w:type="spellStart"/>
-      <w:r>
-        <w:t>centru</w:t>
-      </w:r>
-      <w:proofErr w:type="spellEnd"/>
-      <w:r>
-        <w:t xml:space="preserve"> </w:t>
-      </w:r>
-      <w:proofErr w:type="spellStart"/>
-      <w:r>
-        <w:t>virtuelizacije</w:t>
-      </w:r>
-      <w:proofErr w:type="spellEnd"/>
-      <w:r>
-        <w:t xml:space="preserve"> je </w:t>
-      </w:r>
-      <w:proofErr w:type="spellStart"/>
-      <w:r>
-        <w:t>softver</w:t>
-      </w:r>
-      <w:proofErr w:type="spellEnd"/>
-      <w:r>
-        <w:t xml:space="preserve"> koji se </w:t>
-      </w:r>
-      <w:proofErr w:type="spellStart"/>
-      <w:r>
-        <w:t>zove</w:t>
-      </w:r>
-      <w:proofErr w:type="spellEnd"/>
-      <w:r>
-        <w:t xml:space="preserve"> hypervisor.</w:t>
-      </w:r>
-    </w:p>
-    <w:p>
-      <w:pPr>
-        <w:numPr>
-          <w:ilvl w:val="0"/>
-          <w:numId w:val="32"/>
-        </w:numPr>
-        <w:rPr>
-          <w:lang w:val="sr-Latn-RS"/>
-        </w:rPr>
-      </w:pPr>
-      <w:r>
-        <w:lastRenderedPageBreak/>
-        <w:t>Fizi</w:t>
-      </w:r>
-      <w:r>
-        <w:rPr>
-          <w:lang w:val="sr-Latn-RS"/>
-        </w:rPr>
-        <w:t>čki hardver (host): Stvarni server (procesor, RAM, disk).</w:t>
-      </w:r>
-    </w:p>
-    <w:p>
-      <w:pPr>
-        <w:numPr>
-          <w:ilvl w:val="0"/>
-          <w:numId w:val="32"/>
-        </w:numPr>
-        <w:rPr>
-          <w:lang w:val="sr-Latn-RS"/>
-        </w:rPr>
-      </w:pPr>
-      <w:r>
-        <w:rPr>
-          <w:lang w:val="sr-Latn-RS"/>
-        </w:rPr>
-        <w:t>Hypervisor: Softverski sloj koji se nalazi između hardvera i virtuelnih mašina. On dodeljuje resurse i upravalja virtuelnim mašinama.</w:t>
-      </w:r>
-    </w:p>
-    <w:p>
-      <w:pPr>
-        <w:numPr>
-          <w:ilvl w:val="0"/>
-          <w:numId w:val="32"/>
-        </w:numPr>
-        <w:rPr>
-          <w:lang w:val="sr-Latn-RS"/>
-        </w:rPr>
-      </w:pPr>
-      <w:r>
-        <w:rPr>
-          <w:lang w:val="sr-Latn-RS"/>
-        </w:rPr>
-        <w:t>Virtuelna mašina: Softverski računar koji radi kao fizički. Ima svoj operativni sistem, biblioteke i aplikacije.</w:t>
-      </w:r>
-    </w:p>
-    <w:p>
-      <w:pPr>
-        <w:rPr>
-          <w:lang w:val="sr-Latn-RS"/>
-        </w:rPr>
-      </w:pPr>
-      <w:r>
-        <w:rPr>
-          <w:b/>
-          <w:bCs/>
-          <w:lang w:val="sr-Latn-RS"/>
-        </w:rPr>
-        <w:t>Kako virtuelizacija funkcioniše.</w:t>
-      </w:r>
-      <w:r>
-        <w:rPr>
-          <w:lang w:val="sr-Latn-RS"/>
-        </w:rPr>
-        <w:br/>
-        <w:t>Virtuelizacija koristi hypervisor da napravi više virtuelnih kompjutera na jednom fizičkom kompjuteru. Te virtuelne mašine funkcionišu kao pravi kompjuteri ali koriste istu fizičku mašinu.</w:t>
-      </w:r>
-    </w:p>
-    <w:p>
-      <w:pPr>
-        <w:rPr>
-          <w:lang w:val="sr-Latn-RS"/>
-        </w:rPr>
-      </w:pPr>
-      <w:r>
-        <w:rPr>
-          <w:b/>
-          <w:bCs/>
-          <w:lang w:val="sr-Latn-RS"/>
-        </w:rPr>
-        <w:t>Virtuelne mašine:</w:t>
-      </w:r>
-      <w:r>
-        <w:rPr>
-          <w:b/>
-          <w:bCs/>
-          <w:lang w:val="sr-Latn-RS"/>
-        </w:rPr>
-        <w:br/>
-      </w:r>
-      <w:r>
-        <w:rPr>
-          <w:lang w:val="sr-Latn-RS"/>
-        </w:rPr>
-        <w:t>Nakon instaliranje softvera za virtuelizaciju (npr. VirtualBox) mogu se praviti virtuelne mašine.</w:t>
-      </w:r>
-      <w:r>
-        <w:rPr>
-          <w:lang w:val="sr-Latn-RS"/>
-        </w:rPr>
-        <w:br/>
-        <w:t>Pravi kompjuter je „Host</w:t>
-      </w:r>
-      <w:r>
-        <w:t>”</w:t>
-      </w:r>
-      <w:r>
-        <w:rPr>
-          <w:lang w:val="sr-Latn-RS"/>
-        </w:rPr>
-        <w:t xml:space="preserve"> dok su virtuelne mašine </w:t>
-      </w:r>
-      <w:r>
-        <w:t>“Guest” ma</w:t>
-      </w:r>
-      <w:r>
-        <w:rPr>
-          <w:lang w:val="sr-Latn-RS"/>
-        </w:rPr>
-        <w:t>šine, jedan host može da pokrene više virtuelnih mašina.</w:t>
-      </w:r>
-      <w:r>
-        <w:rPr>
-          <w:lang w:val="sr-Latn-RS"/>
-        </w:rPr>
-        <w:br/>
-        <w:t>Svaka virtuelna mašine funkcioniše kao odvojen kompjuter, sa svojim podešavanjima, programima i konfiguracijom. Koriste sistemske resurse kao CPU, RAM i memoriju, ali rade kao da koriste sopstveni hardware.</w:t>
-      </w:r>
-    </w:p>
-    <w:p>
-      <w:r>
-        <w:rPr>
-          <w:b/>
-          <w:bCs/>
-          <w:lang w:val="sr-Latn-RS"/>
-        </w:rPr>
-        <w:t>Tipovi virtuelizacije:</w:t>
-      </w:r>
-      <w:r>
-        <w:rPr>
-          <w:b/>
-          <w:bCs/>
-          <w:lang w:val="sr-Latn-RS"/>
-        </w:rPr>
-        <w:br/>
-      </w:r>
-      <w:proofErr w:type="spellStart"/>
-      <w:r>
-        <w:rPr>
-          <w:b/>
-          <w:bCs/>
-        </w:rPr>
-        <w:t>Virtuelizacija</w:t>
-      </w:r>
-      <w:proofErr w:type="spellEnd"/>
-      <w:r>
-        <w:rPr>
-          <w:b/>
-          <w:bCs/>
-        </w:rPr>
-        <w:t xml:space="preserve"> </w:t>
-      </w:r>
-      <w:proofErr w:type="spellStart"/>
-      <w:r>
-        <w:rPr>
-          <w:b/>
-          <w:bCs/>
-        </w:rPr>
-        <w:t>aplikacija</w:t>
-      </w:r>
-      <w:proofErr w:type="spellEnd"/>
-      <w:r>
-        <w:rPr>
-          <w:b/>
-          <w:bCs/>
-        </w:rPr>
-        <w:t xml:space="preserve"> -</w:t>
-      </w:r>
-      <w:r>
-        <w:rPr>
-          <w:b/>
-          <w:bCs/>
-        </w:rPr>
-        <w:br/>
-      </w:r>
-      <w:proofErr w:type="spellStart"/>
-      <w:r>
-        <w:t>Inkapsuliranje</w:t>
-      </w:r>
-      <w:proofErr w:type="spellEnd"/>
-      <w:r>
-        <w:t xml:space="preserve"> </w:t>
-      </w:r>
-      <w:proofErr w:type="spellStart"/>
-      <w:r>
-        <w:t>aplikacije</w:t>
-      </w:r>
-      <w:proofErr w:type="spellEnd"/>
-      <w:r>
-        <w:t xml:space="preserve"> </w:t>
-      </w:r>
-      <w:proofErr w:type="spellStart"/>
-      <w:r>
-        <w:t>tako</w:t>
-      </w:r>
-      <w:proofErr w:type="spellEnd"/>
-      <w:r>
-        <w:t xml:space="preserve"> da </w:t>
-      </w:r>
-      <w:proofErr w:type="spellStart"/>
-      <w:r>
-        <w:t>radi</w:t>
-      </w:r>
-      <w:proofErr w:type="spellEnd"/>
-      <w:r>
-        <w:t xml:space="preserve"> </w:t>
-      </w:r>
-      <w:proofErr w:type="spellStart"/>
-      <w:r>
-        <w:t>nezavisno</w:t>
-      </w:r>
-      <w:proofErr w:type="spellEnd"/>
-      <w:r>
-        <w:t xml:space="preserve"> od </w:t>
-      </w:r>
-      <w:proofErr w:type="spellStart"/>
-      <w:r>
-        <w:t>osnovnog</w:t>
-      </w:r>
-      <w:proofErr w:type="spellEnd"/>
-      <w:r>
-        <w:t xml:space="preserve"> </w:t>
-      </w:r>
-      <w:proofErr w:type="spellStart"/>
-      <w:r>
-        <w:t>operativnog</w:t>
-      </w:r>
-      <w:proofErr w:type="spellEnd"/>
-      <w:r>
-        <w:t xml:space="preserve"> </w:t>
-      </w:r>
-      <w:proofErr w:type="spellStart"/>
-      <w:r>
-        <w:t>sistema</w:t>
-      </w:r>
-      <w:proofErr w:type="spellEnd"/>
-      <w:r>
-        <w:t xml:space="preserve">. </w:t>
-      </w:r>
-      <w:proofErr w:type="spellStart"/>
-      <w:r>
-        <w:t>Korisnik</w:t>
-      </w:r>
-      <w:proofErr w:type="spellEnd"/>
-      <w:r>
-        <w:t xml:space="preserve"> </w:t>
-      </w:r>
-      <w:proofErr w:type="spellStart"/>
-      <w:r>
-        <w:t>pristupa</w:t>
-      </w:r>
-      <w:proofErr w:type="spellEnd"/>
-      <w:r>
-        <w:t xml:space="preserve"> </w:t>
-      </w:r>
-      <w:proofErr w:type="spellStart"/>
-      <w:r>
-        <w:t>aplikaciji</w:t>
-      </w:r>
-      <w:proofErr w:type="spellEnd"/>
-      <w:r>
-        <w:t xml:space="preserve"> </w:t>
-      </w:r>
-      <w:proofErr w:type="spellStart"/>
-      <w:r>
-        <w:t>daljinski</w:t>
-      </w:r>
-      <w:proofErr w:type="spellEnd"/>
-      <w:r>
-        <w:t xml:space="preserve"> bez </w:t>
-      </w:r>
-      <w:proofErr w:type="spellStart"/>
-      <w:r>
-        <w:t>instaliranja</w:t>
-      </w:r>
-      <w:proofErr w:type="spellEnd"/>
-      <w:r>
-        <w:t>.</w:t>
-      </w:r>
-    </w:p>
-    <w:p>
-      <w:r>
-        <w:t xml:space="preserve">Primer: </w:t>
-      </w:r>
-      <w:proofErr w:type="spellStart"/>
-      <w:r>
-        <w:t>Korišćenje</w:t>
-      </w:r>
-      <w:proofErr w:type="spellEnd"/>
-      <w:r>
-        <w:t xml:space="preserve"> Microsoft App-V </w:t>
-      </w:r>
-      <w:proofErr w:type="spellStart"/>
-      <w:r>
-        <w:t>ili</w:t>
-      </w:r>
-      <w:proofErr w:type="spellEnd"/>
-      <w:r>
-        <w:t xml:space="preserve"> Citrix-a za </w:t>
-      </w:r>
-      <w:proofErr w:type="spellStart"/>
-      <w:r>
-        <w:t>pokretanje</w:t>
-      </w:r>
-      <w:proofErr w:type="spellEnd"/>
-      <w:r>
-        <w:t xml:space="preserve"> Microsoft Excel-a </w:t>
-      </w:r>
-      <w:proofErr w:type="spellStart"/>
-      <w:r>
-        <w:t>na</w:t>
-      </w:r>
-      <w:proofErr w:type="spellEnd"/>
-      <w:r>
-        <w:t xml:space="preserve"> iPad-u. </w:t>
-      </w:r>
-      <w:proofErr w:type="spellStart"/>
-      <w:r>
-        <w:t>Aplikacija</w:t>
-      </w:r>
-      <w:proofErr w:type="spellEnd"/>
-      <w:r>
-        <w:t xml:space="preserve"> </w:t>
-      </w:r>
-      <w:proofErr w:type="spellStart"/>
-      <w:r>
-        <w:t>radi</w:t>
-      </w:r>
-      <w:proofErr w:type="spellEnd"/>
-      <w:r>
-        <w:t xml:space="preserve"> </w:t>
-      </w:r>
-      <w:proofErr w:type="spellStart"/>
-      <w:r>
-        <w:t>na</w:t>
-      </w:r>
-      <w:proofErr w:type="spellEnd"/>
-      <w:r>
-        <w:t xml:space="preserve"> </w:t>
-      </w:r>
-      <w:proofErr w:type="spellStart"/>
-      <w:r>
-        <w:t>serveru</w:t>
-      </w:r>
-      <w:proofErr w:type="spellEnd"/>
-      <w:r>
-        <w:t xml:space="preserve">, </w:t>
-      </w:r>
-      <w:proofErr w:type="spellStart"/>
-      <w:r>
-        <w:t>ali</w:t>
-      </w:r>
-      <w:proofErr w:type="spellEnd"/>
-      <w:r>
-        <w:t xml:space="preserve"> je </w:t>
-      </w:r>
-      <w:proofErr w:type="spellStart"/>
-      <w:r>
-        <w:t>korisnik</w:t>
-      </w:r>
-      <w:proofErr w:type="spellEnd"/>
-      <w:r>
-        <w:t xml:space="preserve"> </w:t>
-      </w:r>
-      <w:proofErr w:type="spellStart"/>
-      <w:r>
-        <w:t>vidi</w:t>
-      </w:r>
-      <w:proofErr w:type="spellEnd"/>
-      <w:r>
-        <w:t xml:space="preserve"> </w:t>
-      </w:r>
-      <w:proofErr w:type="spellStart"/>
-      <w:r>
-        <w:t>na</w:t>
-      </w:r>
-      <w:proofErr w:type="spellEnd"/>
-      <w:r>
-        <w:t xml:space="preserve"> </w:t>
-      </w:r>
-      <w:proofErr w:type="spellStart"/>
-      <w:r>
-        <w:t>svom</w:t>
-      </w:r>
-      <w:proofErr w:type="spellEnd"/>
-      <w:r>
-        <w:t xml:space="preserve"> </w:t>
-      </w:r>
-      <w:proofErr w:type="spellStart"/>
-      <w:r>
-        <w:t>tabletu</w:t>
-      </w:r>
-      <w:proofErr w:type="spellEnd"/>
-      <w:r>
-        <w:t>.</w:t>
-      </w:r>
-      <w:r>
-        <w:br/>
-      </w:r>
-      <w:r>
-        <w:br/>
-      </w:r>
-      <w:proofErr w:type="spellStart"/>
-      <w:r>
-        <w:rPr>
-          <w:b/>
-          <w:bCs/>
-        </w:rPr>
-        <w:t>Virtuelizacija</w:t>
-      </w:r>
-      <w:proofErr w:type="spellEnd"/>
-      <w:r>
-        <w:rPr>
-          <w:b/>
-          <w:bCs/>
-        </w:rPr>
-        <w:t xml:space="preserve"> </w:t>
-      </w:r>
-      <w:proofErr w:type="spellStart"/>
-      <w:r>
-        <w:rPr>
-          <w:b/>
-          <w:bCs/>
-        </w:rPr>
-        <w:t>mreže</w:t>
-      </w:r>
-      <w:proofErr w:type="spellEnd"/>
-      <w:r>
-        <w:rPr>
-          <w:b/>
-          <w:bCs/>
-        </w:rPr>
-        <w:t xml:space="preserve"> –</w:t>
-      </w:r>
-      <w:r>
-        <w:br/>
-      </w:r>
-      <w:proofErr w:type="spellStart"/>
-      <w:r>
-        <w:t>Odvajanje</w:t>
-      </w:r>
-      <w:proofErr w:type="spellEnd"/>
-      <w:r>
-        <w:t xml:space="preserve"> </w:t>
-      </w:r>
-      <w:proofErr w:type="spellStart"/>
-      <w:r>
-        <w:t>mrežnih</w:t>
-      </w:r>
-      <w:proofErr w:type="spellEnd"/>
-      <w:r>
-        <w:t xml:space="preserve"> </w:t>
-      </w:r>
-      <w:proofErr w:type="spellStart"/>
-      <w:r>
-        <w:t>funkcija</w:t>
-      </w:r>
-      <w:proofErr w:type="spellEnd"/>
-      <w:r>
-        <w:t xml:space="preserve"> (r</w:t>
-      </w:r>
-      <w:r>
-        <w:t>outing</w:t>
-      </w:r>
-      <w:r>
-        <w:t xml:space="preserve">, </w:t>
-      </w:r>
-      <w:r>
-        <w:t>switching</w:t>
-      </w:r>
-      <w:r>
-        <w:t xml:space="preserve">, </w:t>
-      </w:r>
-      <w:r>
-        <w:t>firewall</w:t>
-      </w:r>
-      <w:r>
-        <w:t xml:space="preserve">) od </w:t>
-      </w:r>
-      <w:proofErr w:type="spellStart"/>
-      <w:r>
-        <w:t>fizičkih</w:t>
-      </w:r>
-      <w:proofErr w:type="spellEnd"/>
-      <w:r>
-        <w:t xml:space="preserve"> </w:t>
-      </w:r>
-      <w:proofErr w:type="spellStart"/>
-      <w:r>
-        <w:t>kablova</w:t>
-      </w:r>
-      <w:proofErr w:type="spellEnd"/>
-      <w:r>
-        <w:t xml:space="preserve"> </w:t>
-      </w:r>
-      <w:proofErr w:type="spellStart"/>
-      <w:r>
-        <w:t>i</w:t>
-      </w:r>
-      <w:proofErr w:type="spellEnd"/>
-      <w:r>
-        <w:t xml:space="preserve"> </w:t>
-      </w:r>
-      <w:proofErr w:type="spellStart"/>
-      <w:r>
-        <w:t>svitčeva</w:t>
-      </w:r>
-      <w:proofErr w:type="spellEnd"/>
-      <w:r>
-        <w:t xml:space="preserve">. </w:t>
-      </w:r>
-      <w:proofErr w:type="spellStart"/>
-      <w:r>
-        <w:t>Kreira</w:t>
-      </w:r>
-      <w:proofErr w:type="spellEnd"/>
-      <w:r>
-        <w:t xml:space="preserve"> se „</w:t>
-      </w:r>
-      <w:proofErr w:type="spellStart"/>
-      <w:r>
-        <w:t>softverski</w:t>
-      </w:r>
-      <w:proofErr w:type="spellEnd"/>
-      <w:r>
-        <w:t xml:space="preserve"> </w:t>
-      </w:r>
-      <w:proofErr w:type="spellStart"/>
-      <w:r>
-        <w:t>definisana</w:t>
-      </w:r>
-      <w:proofErr w:type="spellEnd"/>
-      <w:r>
-        <w:t xml:space="preserve"> </w:t>
-      </w:r>
-      <w:proofErr w:type="spellStart"/>
-      <w:proofErr w:type="gramStart"/>
-      <w:r>
-        <w:t>mreža</w:t>
-      </w:r>
-      <w:proofErr w:type="spellEnd"/>
-      <w:r>
-        <w:t>“ (</w:t>
-      </w:r>
-      <w:proofErr w:type="gramEnd"/>
-      <w:r>
-        <w:t>SDN).</w:t>
-      </w:r>
-    </w:p>
-    <w:p>
-      <w:r>
-        <w:t>Primer: AWS VPC (</w:t>
-      </w:r>
-      <w:proofErr w:type="spellStart"/>
-      <w:r>
-        <w:t>virtuelni</w:t>
-      </w:r>
-      <w:proofErr w:type="spellEnd"/>
-      <w:r>
-        <w:t xml:space="preserve"> </w:t>
-      </w:r>
-      <w:proofErr w:type="spellStart"/>
-      <w:r>
-        <w:t>privatni</w:t>
-      </w:r>
-      <w:proofErr w:type="spellEnd"/>
-      <w:r>
-        <w:t xml:space="preserve"> </w:t>
-      </w:r>
-      <w:proofErr w:type="spellStart"/>
-      <w:r>
-        <w:t>oblak</w:t>
-      </w:r>
-      <w:proofErr w:type="spellEnd"/>
-      <w:r>
-        <w:t xml:space="preserve">). </w:t>
-      </w:r>
-      <w:proofErr w:type="spellStart"/>
-      <w:r>
-        <w:t>Podmreže</w:t>
-      </w:r>
-      <w:proofErr w:type="spellEnd"/>
-      <w:r>
-        <w:t xml:space="preserve"> </w:t>
-      </w:r>
-      <w:proofErr w:type="spellStart"/>
-      <w:r>
-        <w:t>i</w:t>
-      </w:r>
-      <w:proofErr w:type="spellEnd"/>
-      <w:r>
-        <w:t xml:space="preserve"> </w:t>
-      </w:r>
-      <w:proofErr w:type="spellStart"/>
-      <w:r>
-        <w:t>tabele</w:t>
-      </w:r>
-      <w:proofErr w:type="spellEnd"/>
-      <w:r>
-        <w:t xml:space="preserve"> </w:t>
-      </w:r>
-      <w:proofErr w:type="spellStart"/>
-      <w:r>
-        <w:t>rutiranja</w:t>
-      </w:r>
-      <w:proofErr w:type="spellEnd"/>
-      <w:r>
-        <w:t xml:space="preserve"> </w:t>
-      </w:r>
-      <w:proofErr w:type="spellStart"/>
-      <w:r>
-        <w:t>kreirate</w:t>
-      </w:r>
-      <w:proofErr w:type="spellEnd"/>
-      <w:r>
-        <w:t xml:space="preserve"> u </w:t>
-      </w:r>
-      <w:proofErr w:type="spellStart"/>
-      <w:r>
-        <w:t>softveru</w:t>
-      </w:r>
-      <w:proofErr w:type="spellEnd"/>
-      <w:r>
-        <w:t xml:space="preserve">, bez </w:t>
-      </w:r>
-      <w:proofErr w:type="spellStart"/>
-      <w:r>
-        <w:t>dodirivanja</w:t>
-      </w:r>
-      <w:proofErr w:type="spellEnd"/>
-      <w:r>
-        <w:t xml:space="preserve"> </w:t>
-      </w:r>
-      <w:proofErr w:type="spellStart"/>
-      <w:r>
-        <w:t>fizičkog</w:t>
-      </w:r>
-      <w:proofErr w:type="spellEnd"/>
-      <w:r>
-        <w:t xml:space="preserve"> </w:t>
-      </w:r>
-      <w:proofErr w:type="spellStart"/>
-      <w:r>
-        <w:t>rutera</w:t>
-      </w:r>
-      <w:proofErr w:type="spellEnd"/>
-      <w:r>
-        <w:t>.</w:t>
-      </w:r>
-    </w:p>
-    <w:p>
-      <w:r>
-        <w:br/>
-      </w:r>
-      <w:proofErr w:type="spellStart"/>
-      <w:r>
-        <w:rPr>
-          <w:b/>
-          <w:bCs/>
-        </w:rPr>
-        <w:t>Virtuelizacija</w:t>
-      </w:r>
-      <w:proofErr w:type="spellEnd"/>
-      <w:r>
-        <w:rPr>
-          <w:b/>
-          <w:bCs/>
-        </w:rPr>
-        <w:t xml:space="preserve"> </w:t>
-      </w:r>
-      <w:proofErr w:type="spellStart"/>
-      <w:r>
-        <w:rPr>
-          <w:b/>
-          <w:bCs/>
-        </w:rPr>
-        <w:t>desktopa</w:t>
-      </w:r>
-      <w:proofErr w:type="spellEnd"/>
-      <w:r>
-        <w:rPr>
-          <w:b/>
-          <w:bCs/>
-        </w:rPr>
-        <w:t xml:space="preserve"> -</w:t>
-      </w:r>
-      <w:r>
-        <w:br/>
-      </w:r>
-      <w:proofErr w:type="spellStart"/>
-      <w:r>
-        <w:t>Hostovanje</w:t>
-      </w:r>
-      <w:proofErr w:type="spellEnd"/>
-      <w:r>
-        <w:t xml:space="preserve"> </w:t>
-      </w:r>
-      <w:proofErr w:type="spellStart"/>
-      <w:r>
-        <w:t>korisničkog</w:t>
-      </w:r>
-      <w:proofErr w:type="spellEnd"/>
-      <w:r>
-        <w:t xml:space="preserve"> desktop </w:t>
-      </w:r>
-      <w:proofErr w:type="spellStart"/>
-      <w:r>
-        <w:t>okruženja</w:t>
-      </w:r>
-      <w:proofErr w:type="spellEnd"/>
-      <w:r>
-        <w:t xml:space="preserve"> </w:t>
-      </w:r>
-      <w:proofErr w:type="spellStart"/>
-      <w:r>
-        <w:t>na</w:t>
-      </w:r>
-      <w:proofErr w:type="spellEnd"/>
-      <w:r>
-        <w:t xml:space="preserve"> </w:t>
-      </w:r>
-      <w:proofErr w:type="spellStart"/>
-      <w:r>
-        <w:t>centralizovanom</w:t>
-      </w:r>
-      <w:proofErr w:type="spellEnd"/>
-      <w:r>
-        <w:t xml:space="preserve"> </w:t>
-      </w:r>
-      <w:proofErr w:type="spellStart"/>
-      <w:r>
-        <w:t>serveru</w:t>
-      </w:r>
-      <w:proofErr w:type="spellEnd"/>
-      <w:r>
-        <w:t xml:space="preserve">. </w:t>
-      </w:r>
-      <w:proofErr w:type="spellStart"/>
-      <w:r>
-        <w:t>Korisnik</w:t>
-      </w:r>
-      <w:proofErr w:type="spellEnd"/>
-      <w:r>
-        <w:t xml:space="preserve"> se </w:t>
-      </w:r>
-      <w:proofErr w:type="spellStart"/>
-      <w:r>
-        <w:t>povezuje</w:t>
-      </w:r>
-      <w:proofErr w:type="spellEnd"/>
-      <w:r>
-        <w:t xml:space="preserve"> </w:t>
-      </w:r>
-      <w:proofErr w:type="spellStart"/>
-      <w:r>
-        <w:t>putem</w:t>
-      </w:r>
-      <w:proofErr w:type="spellEnd"/>
-      <w:r>
-        <w:t xml:space="preserve"> „t</w:t>
-      </w:r>
-      <w:r>
-        <w:t>hin client-</w:t>
-      </w:r>
-      <w:proofErr w:type="gramStart"/>
-      <w:r>
-        <w:t>a</w:t>
-      </w:r>
-      <w:r>
-        <w:t>“ (</w:t>
-      </w:r>
-      <w:proofErr w:type="spellStart"/>
-      <w:proofErr w:type="gramEnd"/>
-      <w:r>
-        <w:t>o</w:t>
-      </w:r>
-      <w:r>
-        <w:t>bičnog</w:t>
-      </w:r>
-      <w:proofErr w:type="spellEnd"/>
-      <w:r>
-        <w:t xml:space="preserve"> </w:t>
-      </w:r>
-      <w:proofErr w:type="spellStart"/>
-      <w:r>
-        <w:t>računara</w:t>
-      </w:r>
-      <w:proofErr w:type="spellEnd"/>
-      <w:r>
-        <w:t>).</w:t>
-      </w:r>
-    </w:p>
-    <w:p>
-      <w:r>
-        <w:t xml:space="preserve">Primer: Amazon </w:t>
-      </w:r>
-      <w:proofErr w:type="spellStart"/>
-      <w:r>
-        <w:t>WorkSpaces</w:t>
-      </w:r>
-      <w:proofErr w:type="spellEnd"/>
-      <w:r>
-        <w:t xml:space="preserve">. </w:t>
-      </w:r>
-      <w:proofErr w:type="spellStart"/>
-      <w:r>
-        <w:t>Zaposleni</w:t>
-      </w:r>
-      <w:proofErr w:type="spellEnd"/>
-      <w:r>
-        <w:t xml:space="preserve"> se </w:t>
-      </w:r>
-      <w:proofErr w:type="spellStart"/>
-      <w:r>
-        <w:t>prijavljuje</w:t>
-      </w:r>
-      <w:proofErr w:type="spellEnd"/>
-      <w:r>
-        <w:t xml:space="preserve"> </w:t>
-      </w:r>
-      <w:proofErr w:type="spellStart"/>
-      <w:r>
-        <w:t>sa</w:t>
-      </w:r>
-      <w:proofErr w:type="spellEnd"/>
-      <w:r>
-        <w:t xml:space="preserve"> Chromebook-a, </w:t>
-      </w:r>
-      <w:proofErr w:type="spellStart"/>
-      <w:r>
-        <w:t>ali</w:t>
-      </w:r>
-      <w:proofErr w:type="spellEnd"/>
-      <w:r>
-        <w:t xml:space="preserve"> </w:t>
-      </w:r>
-      <w:proofErr w:type="spellStart"/>
-      <w:r>
-        <w:t>vidi</w:t>
-      </w:r>
-      <w:proofErr w:type="spellEnd"/>
-      <w:r>
-        <w:t xml:space="preserve"> </w:t>
-      </w:r>
-      <w:proofErr w:type="spellStart"/>
-      <w:r>
-        <w:t>kompletnu</w:t>
-      </w:r>
-      <w:proofErr w:type="spellEnd"/>
-      <w:r>
-        <w:t xml:space="preserve">, </w:t>
-      </w:r>
-      <w:proofErr w:type="spellStart"/>
-      <w:r>
-        <w:t>snažnu</w:t>
-      </w:r>
-      <w:proofErr w:type="spellEnd"/>
-      <w:r>
-        <w:t xml:space="preserve"> Windows 11 </w:t>
-      </w:r>
-      <w:proofErr w:type="spellStart"/>
-      <w:r>
-        <w:t>radnu</w:t>
-      </w:r>
-      <w:proofErr w:type="spellEnd"/>
-      <w:r>
-        <w:t xml:space="preserve"> </w:t>
-      </w:r>
-      <w:proofErr w:type="spellStart"/>
-      <w:r>
-        <w:t>površinu</w:t>
-      </w:r>
-      <w:proofErr w:type="spellEnd"/>
-      <w:r>
-        <w:t xml:space="preserve"> </w:t>
-      </w:r>
-      <w:proofErr w:type="spellStart"/>
-      <w:r>
-        <w:t>koja</w:t>
-      </w:r>
-      <w:proofErr w:type="spellEnd"/>
-      <w:r>
-        <w:t xml:space="preserve"> </w:t>
-      </w:r>
-      <w:proofErr w:type="spellStart"/>
-      <w:r>
-        <w:t>radi</w:t>
-      </w:r>
-      <w:proofErr w:type="spellEnd"/>
-      <w:r>
-        <w:t xml:space="preserve"> u </w:t>
-      </w:r>
-      <w:r>
-        <w:t>cloud-u</w:t>
-      </w:r>
-      <w:r>
-        <w:t>.</w:t>
-      </w:r>
-    </w:p>
-    <w:p>
-      <w:r>
-        <w:br/>
-      </w:r>
-      <w:proofErr w:type="spellStart"/>
-      <w:r>
-        <w:rPr>
-          <w:b/>
-          <w:bCs/>
-        </w:rPr>
-        <w:t>Virtuelizacija</w:t>
-      </w:r>
-      <w:proofErr w:type="spellEnd"/>
-      <w:r>
-        <w:rPr>
-          <w:b/>
-          <w:bCs/>
-        </w:rPr>
-        <w:t xml:space="preserve"> </w:t>
-      </w:r>
-      <w:proofErr w:type="spellStart"/>
-      <w:r>
-        <w:rPr>
-          <w:b/>
-          <w:bCs/>
-        </w:rPr>
-        <w:t>skladišta</w:t>
-      </w:r>
-      <w:proofErr w:type="spellEnd"/>
-      <w:r>
-        <w:rPr>
-          <w:b/>
-          <w:bCs/>
-        </w:rPr>
-        <w:t xml:space="preserve"> -</w:t>
-      </w:r>
-      <w:r>
-        <w:t xml:space="preserve"> </w:t>
-      </w:r>
-      <w:r>
-        <w:br/>
-      </w:r>
-      <w:proofErr w:type="spellStart"/>
-      <w:r>
-        <w:t>Objedinjavanje</w:t>
-      </w:r>
-      <w:proofErr w:type="spellEnd"/>
-      <w:r>
-        <w:t xml:space="preserve"> </w:t>
-      </w:r>
-      <w:proofErr w:type="spellStart"/>
-      <w:r>
-        <w:t>fizičkog</w:t>
-      </w:r>
-      <w:proofErr w:type="spellEnd"/>
-      <w:r>
-        <w:t xml:space="preserve"> </w:t>
-      </w:r>
-      <w:proofErr w:type="spellStart"/>
-      <w:r>
-        <w:t>skladišta</w:t>
-      </w:r>
-      <w:proofErr w:type="spellEnd"/>
-      <w:r>
-        <w:t xml:space="preserve"> </w:t>
-      </w:r>
-      <w:proofErr w:type="spellStart"/>
-      <w:r>
-        <w:t>sa</w:t>
-      </w:r>
-      <w:proofErr w:type="spellEnd"/>
-      <w:r>
-        <w:t xml:space="preserve"> </w:t>
-      </w:r>
-      <w:proofErr w:type="spellStart"/>
-      <w:r>
-        <w:t>više</w:t>
-      </w:r>
-      <w:proofErr w:type="spellEnd"/>
-      <w:r>
-        <w:t xml:space="preserve"> </w:t>
-      </w:r>
-      <w:proofErr w:type="spellStart"/>
-      <w:r>
-        <w:t>mrežnih</w:t>
-      </w:r>
-      <w:proofErr w:type="spellEnd"/>
-      <w:r>
-        <w:t xml:space="preserve"> </w:t>
-      </w:r>
-      <w:proofErr w:type="spellStart"/>
-      <w:r>
-        <w:t>uređaja</w:t>
-      </w:r>
-      <w:proofErr w:type="spellEnd"/>
-      <w:r>
-        <w:t xml:space="preserve"> za </w:t>
-      </w:r>
-      <w:proofErr w:type="spellStart"/>
-      <w:r>
-        <w:t>skladištenje</w:t>
-      </w:r>
-      <w:proofErr w:type="spellEnd"/>
-      <w:r>
-        <w:t xml:space="preserve"> u ono </w:t>
-      </w:r>
-      <w:proofErr w:type="spellStart"/>
-      <w:r>
-        <w:t>što</w:t>
-      </w:r>
-      <w:proofErr w:type="spellEnd"/>
-      <w:r>
-        <w:t xml:space="preserve"> </w:t>
-      </w:r>
-      <w:proofErr w:type="spellStart"/>
-      <w:r>
-        <w:t>izgleda</w:t>
-      </w:r>
-      <w:proofErr w:type="spellEnd"/>
-      <w:r>
-        <w:t xml:space="preserve"> </w:t>
-      </w:r>
-      <w:proofErr w:type="spellStart"/>
-      <w:r>
-        <w:t>kao</w:t>
-      </w:r>
-      <w:proofErr w:type="spellEnd"/>
-      <w:r>
-        <w:t xml:space="preserve"> </w:t>
-      </w:r>
-      <w:proofErr w:type="spellStart"/>
-      <w:r>
-        <w:t>jedan</w:t>
-      </w:r>
-      <w:proofErr w:type="spellEnd"/>
-      <w:r>
-        <w:t xml:space="preserve"> </w:t>
-      </w:r>
-      <w:proofErr w:type="spellStart"/>
-      <w:r>
-        <w:t>uređaj</w:t>
-      </w:r>
-      <w:proofErr w:type="spellEnd"/>
-      <w:r>
-        <w:t xml:space="preserve"> za </w:t>
-      </w:r>
-      <w:proofErr w:type="spellStart"/>
-      <w:r>
-        <w:t>skladištenje</w:t>
-      </w:r>
-      <w:proofErr w:type="spellEnd"/>
-      <w:r>
-        <w:t xml:space="preserve"> </w:t>
-      </w:r>
-      <w:proofErr w:type="spellStart"/>
-      <w:r>
-        <w:t>kojim</w:t>
-      </w:r>
-      <w:proofErr w:type="spellEnd"/>
-      <w:r>
-        <w:t xml:space="preserve"> se </w:t>
-      </w:r>
-      <w:proofErr w:type="spellStart"/>
-      <w:r>
-        <w:t>upravlja</w:t>
-      </w:r>
-      <w:proofErr w:type="spellEnd"/>
-      <w:r>
-        <w:t xml:space="preserve"> </w:t>
-      </w:r>
-      <w:proofErr w:type="spellStart"/>
-      <w:r>
-        <w:t>iz</w:t>
-      </w:r>
-      <w:proofErr w:type="spellEnd"/>
-      <w:r>
-        <w:t xml:space="preserve"> </w:t>
-      </w:r>
-      <w:proofErr w:type="spellStart"/>
-      <w:r>
-        <w:t>centralne</w:t>
-      </w:r>
-      <w:proofErr w:type="spellEnd"/>
-      <w:r>
-        <w:t xml:space="preserve"> </w:t>
-      </w:r>
-      <w:proofErr w:type="spellStart"/>
-      <w:r>
-        <w:t>konzole</w:t>
-      </w:r>
-      <w:proofErr w:type="spellEnd"/>
-      <w:r>
-        <w:t>.</w:t>
-      </w:r>
-    </w:p>
-    <w:p>
-      <w:r>
-        <w:t xml:space="preserve">Primer: SAN (Storage Area Network) </w:t>
-      </w:r>
-      <w:proofErr w:type="spellStart"/>
-      <w:r>
-        <w:t>ili</w:t>
-      </w:r>
-      <w:proofErr w:type="spellEnd"/>
-      <w:r>
-        <w:t xml:space="preserve"> Amazon S3. </w:t>
-      </w:r>
-      <w:proofErr w:type="spellStart"/>
-      <w:r>
-        <w:t>Vidite</w:t>
-      </w:r>
-      <w:proofErr w:type="spellEnd"/>
-      <w:r>
-        <w:t xml:space="preserve"> </w:t>
-      </w:r>
-      <w:proofErr w:type="spellStart"/>
-      <w:r>
-        <w:t>jed</w:t>
-      </w:r>
-      <w:r>
-        <w:t>an</w:t>
-      </w:r>
-      <w:proofErr w:type="spellEnd"/>
-      <w:r>
-        <w:t xml:space="preserve"> „</w:t>
-      </w:r>
-      <w:proofErr w:type="gramStart"/>
-      <w:r>
-        <w:t>bucket</w:t>
-      </w:r>
-      <w:r>
-        <w:t xml:space="preserve">“ </w:t>
-      </w:r>
-      <w:proofErr w:type="spellStart"/>
-      <w:r>
-        <w:t>ili</w:t>
-      </w:r>
-      <w:proofErr w:type="spellEnd"/>
-      <w:proofErr w:type="gramEnd"/>
-      <w:r>
-        <w:t xml:space="preserve"> disk, </w:t>
-      </w:r>
-      <w:proofErr w:type="spellStart"/>
-      <w:r>
-        <w:t>ali</w:t>
-      </w:r>
-      <w:proofErr w:type="spellEnd"/>
-      <w:r>
-        <w:t xml:space="preserve"> </w:t>
-      </w:r>
-      <w:proofErr w:type="spellStart"/>
-      <w:r>
-        <w:t>su</w:t>
-      </w:r>
-      <w:proofErr w:type="spellEnd"/>
-      <w:r>
-        <w:t xml:space="preserve"> </w:t>
-      </w:r>
-      <w:proofErr w:type="spellStart"/>
-      <w:r>
-        <w:t>podaci</w:t>
-      </w:r>
-      <w:proofErr w:type="spellEnd"/>
-      <w:r>
-        <w:t xml:space="preserve"> </w:t>
-      </w:r>
-      <w:proofErr w:type="spellStart"/>
-      <w:r>
-        <w:t>fizički</w:t>
-      </w:r>
-      <w:proofErr w:type="spellEnd"/>
-      <w:r>
-        <w:t xml:space="preserve"> </w:t>
-      </w:r>
-      <w:proofErr w:type="spellStart"/>
-      <w:r>
-        <w:t>raspoređeni</w:t>
-      </w:r>
-      <w:proofErr w:type="spellEnd"/>
-      <w:r>
-        <w:t xml:space="preserve"> </w:t>
-      </w:r>
-      <w:proofErr w:type="spellStart"/>
-      <w:r>
-        <w:t>na</w:t>
-      </w:r>
-      <w:proofErr w:type="spellEnd"/>
-      <w:r>
-        <w:t xml:space="preserve"> </w:t>
-      </w:r>
-      <w:proofErr w:type="spellStart"/>
-      <w:r>
-        <w:t>stotine</w:t>
-      </w:r>
-      <w:proofErr w:type="spellEnd"/>
-      <w:r>
-        <w:t xml:space="preserve"> </w:t>
-      </w:r>
-      <w:r>
-        <w:t>hard</w:t>
-      </w:r>
-      <w:r>
-        <w:t xml:space="preserve"> </w:t>
-      </w:r>
-      <w:proofErr w:type="spellStart"/>
-      <w:r>
-        <w:t>diskova</w:t>
-      </w:r>
-      <w:proofErr w:type="spellEnd"/>
-      <w:r>
-        <w:t>.</w:t>
-      </w:r>
-    </w:p>
-    <w:p>
-      <w:r>
-        <w:br/>
-      </w:r>
-      <w:proofErr w:type="spellStart"/>
-      <w:r>
-        <w:rPr>
-          <w:b/>
-          <w:bCs/>
-        </w:rPr>
-        <w:t>Virtuelizacija</w:t>
-      </w:r>
-      <w:proofErr w:type="spellEnd"/>
-      <w:r>
-        <w:rPr>
-          <w:b/>
-          <w:bCs/>
-        </w:rPr>
-        <w:t xml:space="preserve"> </w:t>
-      </w:r>
-      <w:proofErr w:type="spellStart"/>
-      <w:r>
-        <w:rPr>
-          <w:b/>
-          <w:bCs/>
-        </w:rPr>
-        <w:t>servera</w:t>
-      </w:r>
-      <w:proofErr w:type="spellEnd"/>
-      <w:r>
-        <w:t xml:space="preserve"> </w:t>
-      </w:r>
-      <w:r>
-        <w:rPr>
-          <w:b/>
-          <w:bCs/>
-        </w:rPr>
-        <w:t>–</w:t>
-      </w:r>
-      <w:r>
-        <w:br/>
-      </w:r>
-      <w:proofErr w:type="spellStart"/>
-      <w:r>
-        <w:t>Podela</w:t>
-      </w:r>
-      <w:proofErr w:type="spellEnd"/>
-      <w:r>
-        <w:t xml:space="preserve"> </w:t>
-      </w:r>
-      <w:proofErr w:type="spellStart"/>
-      <w:r>
-        <w:t>jednog</w:t>
-      </w:r>
-      <w:proofErr w:type="spellEnd"/>
-      <w:r>
-        <w:t xml:space="preserve"> </w:t>
-      </w:r>
-      <w:proofErr w:type="spellStart"/>
-      <w:r>
-        <w:t>fizičkog</w:t>
-      </w:r>
-      <w:proofErr w:type="spellEnd"/>
-      <w:r>
-        <w:t xml:space="preserve"> </w:t>
-      </w:r>
-      <w:proofErr w:type="spellStart"/>
-      <w:r>
-        <w:t>servera</w:t>
-      </w:r>
-      <w:proofErr w:type="spellEnd"/>
-      <w:r>
-        <w:t xml:space="preserve"> </w:t>
-      </w:r>
-      <w:proofErr w:type="spellStart"/>
-      <w:r>
-        <w:t>na</w:t>
-      </w:r>
-      <w:proofErr w:type="spellEnd"/>
-      <w:r>
-        <w:t xml:space="preserve"> </w:t>
-      </w:r>
-      <w:proofErr w:type="spellStart"/>
-      <w:r>
-        <w:t>više</w:t>
-      </w:r>
-      <w:proofErr w:type="spellEnd"/>
-      <w:r>
-        <w:t xml:space="preserve"> </w:t>
-      </w:r>
-      <w:proofErr w:type="spellStart"/>
-      <w:r>
-        <w:t>virtuelnih</w:t>
-      </w:r>
-      <w:proofErr w:type="spellEnd"/>
-      <w:r>
-        <w:t xml:space="preserve"> </w:t>
-      </w:r>
-      <w:proofErr w:type="spellStart"/>
-      <w:r>
-        <w:t>servera</w:t>
-      </w:r>
-      <w:proofErr w:type="spellEnd"/>
-      <w:r>
-        <w:t>.</w:t>
-      </w:r>
-    </w:p>
-    <w:p>
-      <w:r>
-        <w:lastRenderedPageBreak/>
-        <w:t xml:space="preserve">Primer: </w:t>
-      </w:r>
-      <w:proofErr w:type="spellStart"/>
-      <w:r>
-        <w:t>Pokretanje</w:t>
-      </w:r>
-      <w:proofErr w:type="spellEnd"/>
-      <w:r>
-        <w:t xml:space="preserve"> </w:t>
-      </w:r>
-      <w:proofErr w:type="spellStart"/>
-      <w:r>
-        <w:t>veb</w:t>
-      </w:r>
-      <w:proofErr w:type="spellEnd"/>
-      <w:r>
-        <w:t xml:space="preserve"> </w:t>
-      </w:r>
-      <w:proofErr w:type="spellStart"/>
-      <w:r>
-        <w:t>servera</w:t>
-      </w:r>
-      <w:proofErr w:type="spellEnd"/>
-      <w:r>
-        <w:t xml:space="preserve"> (Linux), </w:t>
-      </w:r>
-      <w:proofErr w:type="spellStart"/>
-      <w:r>
-        <w:t>baze</w:t>
-      </w:r>
-      <w:proofErr w:type="spellEnd"/>
-      <w:r>
-        <w:t xml:space="preserve"> </w:t>
-      </w:r>
-      <w:proofErr w:type="spellStart"/>
-      <w:r>
-        <w:t>podataka</w:t>
-      </w:r>
-      <w:proofErr w:type="spellEnd"/>
-      <w:r>
-        <w:t xml:space="preserve"> (Windows) </w:t>
-      </w:r>
-      <w:proofErr w:type="spellStart"/>
-      <w:r>
-        <w:t>i</w:t>
-      </w:r>
-      <w:proofErr w:type="spellEnd"/>
-      <w:r>
-        <w:t xml:space="preserve"> </w:t>
-      </w:r>
-      <w:proofErr w:type="spellStart"/>
-      <w:r>
-        <w:t>mejl</w:t>
-      </w:r>
-      <w:proofErr w:type="spellEnd"/>
-      <w:r>
-        <w:t xml:space="preserve"> </w:t>
-      </w:r>
-      <w:proofErr w:type="spellStart"/>
-      <w:r>
-        <w:t>servera</w:t>
-      </w:r>
-      <w:proofErr w:type="spellEnd"/>
-      <w:r>
-        <w:t xml:space="preserve"> (Linux) </w:t>
-      </w:r>
-      <w:proofErr w:type="spellStart"/>
-      <w:r>
-        <w:t>na</w:t>
-      </w:r>
-      <w:proofErr w:type="spellEnd"/>
-      <w:r>
-        <w:t xml:space="preserve"> </w:t>
-      </w:r>
-      <w:proofErr w:type="spellStart"/>
-      <w:r>
-        <w:t>jednoj</w:t>
-      </w:r>
-      <w:proofErr w:type="spellEnd"/>
-      <w:r>
-        <w:t xml:space="preserve"> </w:t>
-      </w:r>
-      <w:proofErr w:type="spellStart"/>
-      <w:r>
-        <w:t>fizičkoj</w:t>
-      </w:r>
-      <w:proofErr w:type="spellEnd"/>
-      <w:r>
-        <w:t xml:space="preserve"> </w:t>
-      </w:r>
-      <w:proofErr w:type="spellStart"/>
-      <w:r>
-        <w:t>mašini</w:t>
-      </w:r>
-      <w:proofErr w:type="spellEnd"/>
-      <w:r>
-        <w:t xml:space="preserve"> </w:t>
-      </w:r>
-      <w:proofErr w:type="spellStart"/>
-      <w:r>
-        <w:t>koristeći</w:t>
-      </w:r>
-      <w:proofErr w:type="spellEnd"/>
-      <w:r>
-        <w:t xml:space="preserve"> VMware vSphere</w:t>
-      </w:r>
-    </w:p>
-    <w:p>
-      <w:pPr>
-        <w:jc w:val="center"/>
-        <w:rPr>
-          <w:i/>
-          <w:iCs/>
-        </w:rPr>
-      </w:pPr>
-      <w:r>
-        <w:br/>
-      </w:r>
-      <w:r>
-        <w:fldChar w:fldCharType="begin"/>
-      </w:r>
-      <w:r>
-        <w:instrText xml:space="preserve"> INCLUDEPICTURE "https://s1.ezgif.com/tmp/ezgif-1de01c082b52d26f.png" \* MERGEFORMATINET </w:instrText>
-      </w:r>
-      <w:r>
-        <w:fldChar w:fldCharType="separate"/>
-      </w:r>
-      <w:r>
-        <w:fldChar w:fldCharType="begin"/>
-      </w:r>
-      <w:r>
-        <w:instrText xml:space="preserve"> INCLUDEPICTURE  "https://s1.ezgif.com/tmp/ezgif-1de01c082b52d26f.png" \* MERGEFORMATINET </w:instrText>
-      </w:r>
-      <w:r>
-        <w:fldChar w:fldCharType="separate"/>
-      </w:r>
-      <w:r>
-        <w:pict w14:anchorId="6864B4B3">
-          <v:shape id="_x0000_i1031" type="#_x0000_t75" alt="url_upload_69c150ce5ebe3.png [webp-to-png output image]" style="width:528pt;height:244.8pt">
-            <v:imagedata r:id="rId21" r:href="rId22"/>
-          </v:shape>
-        </w:pict>
-      </w:r>
-      <w:r>
-        <w:fldChar w:fldCharType="end"/>
-      </w:r>
-      <w:r>
-        <w:fldChar w:fldCharType="end"/>
-      </w:r>
-      <w:r>
-        <w:br/>
-      </w:r>
-      <w:proofErr w:type="spellStart"/>
-      <w:r>
-        <w:rPr>
-          <w:i/>
-          <w:iCs/>
-        </w:rPr>
-        <w:t>Slika</w:t>
-      </w:r>
-      <w:proofErr w:type="spellEnd"/>
-      <w:r>
-        <w:rPr>
-          <w:i/>
-          <w:iCs/>
-        </w:rPr>
-        <w:t xml:space="preserve"> 5.</w:t>
-      </w:r>
-      <w:r>
-        <w:rPr>
-          <w:i/>
-          <w:iCs/>
-        </w:rPr>
-        <w:br/>
-      </w:r>
-      <w:proofErr w:type="spellStart"/>
-      <w:r>
-        <w:rPr>
-          <w:i/>
-          <w:iCs/>
-        </w:rPr>
-        <w:t>Virtuelizacija</w:t>
-      </w:r>
-      <w:proofErr w:type="spellEnd"/>
-      <w:r>
-        <w:rPr>
-          <w:i/>
-          <w:iCs/>
-        </w:rPr>
-        <w:t xml:space="preserve"> server [3]</w:t>
-      </w:r>
-    </w:p>
-    <w:p>
-      <w:r>
-        <w:br/>
-      </w:r>
-      <w:proofErr w:type="spellStart"/>
-      <w:r>
-        <w:rPr>
-          <w:b/>
-          <w:bCs/>
-        </w:rPr>
-        <w:t>Virtuelizacija</w:t>
-      </w:r>
-      <w:proofErr w:type="spellEnd"/>
-      <w:r>
-        <w:rPr>
-          <w:b/>
-          <w:bCs/>
-        </w:rPr>
-        <w:t xml:space="preserve"> </w:t>
-      </w:r>
-      <w:proofErr w:type="spellStart"/>
-      <w:r>
-        <w:rPr>
-          <w:b/>
-          <w:bCs/>
-        </w:rPr>
-        <w:t>podataka</w:t>
-      </w:r>
-      <w:proofErr w:type="spellEnd"/>
-      <w:r>
-        <w:rPr>
-          <w:b/>
-          <w:bCs/>
-        </w:rPr>
-        <w:t xml:space="preserve"> -</w:t>
-      </w:r>
-      <w:r>
-        <w:rPr>
-          <w:b/>
-          <w:bCs/>
-        </w:rPr>
-        <w:br/>
-      </w:r>
-      <w:proofErr w:type="spellStart"/>
-      <w:r>
-        <w:t>Apstraktni</w:t>
-      </w:r>
-      <w:proofErr w:type="spellEnd"/>
-      <w:r>
-        <w:t xml:space="preserve"> </w:t>
-      </w:r>
-      <w:proofErr w:type="spellStart"/>
-      <w:r>
-        <w:t>sloj</w:t>
-      </w:r>
-      <w:proofErr w:type="spellEnd"/>
-      <w:r>
-        <w:t xml:space="preserve"> koji </w:t>
-      </w:r>
-      <w:proofErr w:type="spellStart"/>
-      <w:r>
-        <w:t>omogućava</w:t>
-      </w:r>
-      <w:proofErr w:type="spellEnd"/>
-      <w:r>
-        <w:t xml:space="preserve"> </w:t>
-      </w:r>
-      <w:proofErr w:type="spellStart"/>
-      <w:r>
-        <w:t>pristup</w:t>
-      </w:r>
-      <w:proofErr w:type="spellEnd"/>
-      <w:r>
-        <w:t xml:space="preserve"> </w:t>
-      </w:r>
-      <w:proofErr w:type="spellStart"/>
-      <w:r>
-        <w:t>podacima</w:t>
-      </w:r>
-      <w:proofErr w:type="spellEnd"/>
-      <w:r>
-        <w:t xml:space="preserve"> </w:t>
-      </w:r>
-      <w:proofErr w:type="spellStart"/>
-      <w:r>
-        <w:t>iz</w:t>
-      </w:r>
-      <w:proofErr w:type="spellEnd"/>
-      <w:r>
-        <w:t xml:space="preserve"> </w:t>
-      </w:r>
-      <w:proofErr w:type="spellStart"/>
-      <w:r>
-        <w:t>više</w:t>
-      </w:r>
-      <w:proofErr w:type="spellEnd"/>
-      <w:r>
-        <w:t xml:space="preserve"> </w:t>
-      </w:r>
-      <w:proofErr w:type="spellStart"/>
-      <w:r>
-        <w:t>različitih</w:t>
-      </w:r>
-      <w:proofErr w:type="spellEnd"/>
-      <w:r>
-        <w:t xml:space="preserve"> </w:t>
-      </w:r>
-      <w:proofErr w:type="spellStart"/>
-      <w:r>
-        <w:t>izvora</w:t>
-      </w:r>
-      <w:proofErr w:type="spellEnd"/>
-      <w:r>
-        <w:t xml:space="preserve"> (</w:t>
-      </w:r>
-      <w:proofErr w:type="spellStart"/>
-      <w:r>
-        <w:t>baze</w:t>
-      </w:r>
-      <w:proofErr w:type="spellEnd"/>
-      <w:r>
-        <w:t xml:space="preserve"> </w:t>
-      </w:r>
-      <w:proofErr w:type="spellStart"/>
-      <w:r>
-        <w:t>podataka</w:t>
-      </w:r>
-      <w:proofErr w:type="spellEnd"/>
-      <w:r>
-        <w:t xml:space="preserve">, </w:t>
-      </w:r>
-      <w:proofErr w:type="spellStart"/>
-      <w:r>
-        <w:t>datoteke</w:t>
-      </w:r>
-      <w:proofErr w:type="spellEnd"/>
-      <w:r>
-        <w:t xml:space="preserve">, </w:t>
-      </w:r>
-      <w:proofErr w:type="spellStart"/>
-      <w:r>
-        <w:t>oblak</w:t>
-      </w:r>
-      <w:proofErr w:type="spellEnd"/>
-      <w:r>
-        <w:t xml:space="preserve">) </w:t>
-      </w:r>
-      <w:proofErr w:type="spellStart"/>
-      <w:r>
-        <w:t>kao</w:t>
-      </w:r>
-      <w:proofErr w:type="spellEnd"/>
-      <w:r>
-        <w:t xml:space="preserve"> da </w:t>
-      </w:r>
-      <w:proofErr w:type="spellStart"/>
-      <w:r>
-        <w:t>su</w:t>
-      </w:r>
-      <w:proofErr w:type="spellEnd"/>
-      <w:r>
-        <w:t xml:space="preserve"> </w:t>
-      </w:r>
-      <w:proofErr w:type="spellStart"/>
-      <w:r>
-        <w:t>na</w:t>
-      </w:r>
-      <w:proofErr w:type="spellEnd"/>
-      <w:r>
-        <w:t xml:space="preserve"> </w:t>
-      </w:r>
-      <w:proofErr w:type="spellStart"/>
-      <w:r>
-        <w:t>jednom</w:t>
-      </w:r>
-      <w:proofErr w:type="spellEnd"/>
-      <w:r>
-        <w:t xml:space="preserve"> </w:t>
-      </w:r>
-      <w:proofErr w:type="spellStart"/>
-      <w:r>
-        <w:t>mestu</w:t>
-      </w:r>
-      <w:proofErr w:type="spellEnd"/>
-      <w:r>
-        <w:t xml:space="preserve">, bez </w:t>
-      </w:r>
-      <w:proofErr w:type="spellStart"/>
-      <w:r>
-        <w:t>premeštanja</w:t>
-      </w:r>
-      <w:proofErr w:type="spellEnd"/>
-      <w:r>
-        <w:t xml:space="preserve"> </w:t>
-      </w:r>
-      <w:proofErr w:type="spellStart"/>
-      <w:r>
-        <w:t>podataka</w:t>
-      </w:r>
-      <w:proofErr w:type="spellEnd"/>
-      <w:r>
-        <w:t>.</w:t>
-      </w:r>
-    </w:p>
-    <w:p>
-      <w:r>
-        <w:t xml:space="preserve">Primer: Denodo </w:t>
-      </w:r>
-      <w:proofErr w:type="spellStart"/>
-      <w:r>
-        <w:t>ili</w:t>
-      </w:r>
-      <w:proofErr w:type="spellEnd"/>
-      <w:r>
-        <w:t xml:space="preserve"> Oracle Data Service. </w:t>
-      </w:r>
-      <w:proofErr w:type="spellStart"/>
-      <w:r>
-        <w:t>Kontrolna</w:t>
-      </w:r>
-      <w:proofErr w:type="spellEnd"/>
-      <w:r>
-        <w:t xml:space="preserve"> </w:t>
-      </w:r>
-      <w:proofErr w:type="spellStart"/>
-      <w:r>
-        <w:t>tabla</w:t>
-      </w:r>
-      <w:proofErr w:type="spellEnd"/>
-      <w:r>
-        <w:t xml:space="preserve"> </w:t>
-      </w:r>
-      <w:proofErr w:type="spellStart"/>
-      <w:r>
-        <w:t>upituje</w:t>
-      </w:r>
-      <w:proofErr w:type="spellEnd"/>
-      <w:r>
-        <w:t xml:space="preserve"> „</w:t>
-      </w:r>
-      <w:proofErr w:type="spellStart"/>
-      <w:r>
-        <w:t>Podaci</w:t>
-      </w:r>
-      <w:proofErr w:type="spellEnd"/>
-      <w:r>
-        <w:t xml:space="preserve"> o </w:t>
-      </w:r>
-      <w:proofErr w:type="spellStart"/>
-      <w:proofErr w:type="gramStart"/>
-      <w:r>
-        <w:t>prodaji</w:t>
-      </w:r>
-      <w:proofErr w:type="spellEnd"/>
-      <w:r>
-        <w:t>“</w:t>
-      </w:r>
-      <w:proofErr w:type="gramEnd"/>
-      <w:r>
-        <w:t xml:space="preserve">, a </w:t>
-      </w:r>
-      <w:proofErr w:type="spellStart"/>
-      <w:r>
-        <w:t>sloj</w:t>
-      </w:r>
-      <w:proofErr w:type="spellEnd"/>
-      <w:r>
-        <w:t xml:space="preserve"> </w:t>
-      </w:r>
-      <w:proofErr w:type="spellStart"/>
-      <w:r>
-        <w:t>virtuelizacije</w:t>
-      </w:r>
-      <w:proofErr w:type="spellEnd"/>
-      <w:r>
-        <w:t xml:space="preserve"> </w:t>
-      </w:r>
-      <w:proofErr w:type="spellStart"/>
-      <w:r>
-        <w:t>ih</w:t>
-      </w:r>
-      <w:proofErr w:type="spellEnd"/>
-      <w:r>
-        <w:t xml:space="preserve"> </w:t>
-      </w:r>
-      <w:proofErr w:type="spellStart"/>
-      <w:r>
-        <w:t>odmah</w:t>
-      </w:r>
-      <w:proofErr w:type="spellEnd"/>
-      <w:r>
-        <w:t xml:space="preserve"> </w:t>
-      </w:r>
-      <w:proofErr w:type="spellStart"/>
-      <w:r>
-        <w:t>preuzima</w:t>
-      </w:r>
-      <w:proofErr w:type="spellEnd"/>
-      <w:r>
-        <w:t xml:space="preserve"> </w:t>
-      </w:r>
-      <w:proofErr w:type="spellStart"/>
-      <w:r>
-        <w:t>i</w:t>
-      </w:r>
-      <w:proofErr w:type="spellEnd"/>
-      <w:r>
-        <w:t xml:space="preserve"> </w:t>
-      </w:r>
-      <w:proofErr w:type="spellStart"/>
-      <w:r>
-        <w:t>iz</w:t>
-      </w:r>
-      <w:proofErr w:type="spellEnd"/>
-      <w:r>
-        <w:t xml:space="preserve"> stare SQL </w:t>
-      </w:r>
-      <w:proofErr w:type="spellStart"/>
-      <w:r>
-        <w:t>baze</w:t>
-      </w:r>
-      <w:proofErr w:type="spellEnd"/>
-      <w:r>
-        <w:t xml:space="preserve"> </w:t>
-      </w:r>
-      <w:proofErr w:type="spellStart"/>
-      <w:r>
-        <w:t>podataka</w:t>
-      </w:r>
-      <w:proofErr w:type="spellEnd"/>
-      <w:r>
-        <w:t xml:space="preserve"> i </w:t>
-      </w:r>
-      <w:proofErr w:type="spellStart"/>
-      <w:r>
-        <w:t>iz</w:t>
-      </w:r>
-      <w:proofErr w:type="spellEnd"/>
-      <w:r>
-        <w:t xml:space="preserve"> </w:t>
-      </w:r>
-      <w:proofErr w:type="spellStart"/>
-      <w:r>
-        <w:t>novog</w:t>
-      </w:r>
-      <w:proofErr w:type="spellEnd"/>
-      <w:r>
-        <w:t xml:space="preserve"> Cloud Data Lake-a.</w:t>
-      </w:r>
-    </w:p>
-    <w:p>
-      <w:pPr>
-        <w:rPr>
-          <w:lang w:val="sr-Latn-RS"/>
-        </w:rPr>
-      </w:pPr>
-    </w:p>
-    <w:p>
-      <w:pPr>
-        <w:pStyle w:val="Heading3"/>
-        <w:rPr>
-          <w:lang w:val="sr-Latn-RS"/>
-        </w:rPr>
-      </w:pPr>
-      <w:r>
-        <w:rPr>
-          <w:lang w:val="sr-Latn-RS"/>
-        </w:rPr>
-        <w:t xml:space="preserve">1.2.2. </w:t>
-      </w:r>
-      <w:proofErr w:type="spellStart"/>
-      <w:r>
-        <w:rPr>
-          <w:rStyle w:val="Heading3Char"/>
-          <w:b/>
-          <w:bCs/>
-        </w:rPr>
-        <w:t>Softverski</w:t>
-      </w:r>
-      <w:proofErr w:type="spellEnd"/>
-      <w:r>
-        <w:rPr>
-          <w:rStyle w:val="Heading3Char"/>
-          <w:b/>
-          <w:bCs/>
-        </w:rPr>
-        <w:t xml:space="preserve"> </w:t>
-      </w:r>
-      <w:proofErr w:type="spellStart"/>
-      <w:r>
-        <w:rPr>
-          <w:rStyle w:val="Heading3Char"/>
-          <w:b/>
-          <w:bCs/>
-        </w:rPr>
-        <w:t>definisane</w:t>
-      </w:r>
-      <w:proofErr w:type="spellEnd"/>
-      <w:r>
-        <w:rPr>
-          <w:rStyle w:val="Heading3Char"/>
-          <w:b/>
-          <w:bCs/>
-        </w:rPr>
-        <w:t xml:space="preserve"> </w:t>
-      </w:r>
-      <w:proofErr w:type="spellStart"/>
-      <w:r>
-        <w:rPr>
-          <w:rStyle w:val="Heading3Char"/>
-          <w:b/>
-          <w:bCs/>
-        </w:rPr>
-        <w:t>mreže</w:t>
-      </w:r>
-      <w:proofErr w:type="spellEnd"/>
-      <w:r>
-        <w:rPr>
-          <w:rStyle w:val="Heading3Char"/>
-          <w:b/>
-          <w:bCs/>
-        </w:rPr>
-        <w:t xml:space="preserve"> (SDN) – </w:t>
-      </w:r>
-      <w:proofErr w:type="spellStart"/>
-      <w:r>
-        <w:rPr>
-          <w:rStyle w:val="Heading3Char"/>
-          <w:b/>
-          <w:bCs/>
-        </w:rPr>
-        <w:t>virtuelne</w:t>
-      </w:r>
-      <w:proofErr w:type="spellEnd"/>
-      <w:r>
-        <w:rPr>
-          <w:rStyle w:val="Heading3Char"/>
-          <w:b/>
-          <w:bCs/>
-        </w:rPr>
-        <w:t xml:space="preserve"> </w:t>
-      </w:r>
-      <w:proofErr w:type="spellStart"/>
-      <w:r>
-        <w:rPr>
-          <w:rStyle w:val="Heading3Char"/>
-          <w:b/>
-          <w:bCs/>
-        </w:rPr>
-        <w:t>mreže</w:t>
-      </w:r>
-      <w:proofErr w:type="spellEnd"/>
-      <w:r>
-        <w:rPr>
-          <w:rStyle w:val="Heading3Char"/>
-          <w:b/>
-          <w:bCs/>
-        </w:rPr>
-        <w:t xml:space="preserve">, </w:t>
-      </w:r>
-      <w:proofErr w:type="spellStart"/>
-      <w:r>
-        <w:rPr>
-          <w:rStyle w:val="Heading3Char"/>
-          <w:b/>
-          <w:bCs/>
-        </w:rPr>
-        <w:t>podumreže</w:t>
-      </w:r>
-      <w:proofErr w:type="spellEnd"/>
-      <w:r>
-        <w:rPr>
-          <w:rStyle w:val="Heading3Char"/>
-          <w:b/>
-          <w:bCs/>
-        </w:rPr>
-        <w:t xml:space="preserve">, </w:t>
-      </w:r>
-      <w:proofErr w:type="spellStart"/>
-      <w:r>
-        <w:rPr>
-          <w:rStyle w:val="Heading3Char"/>
-          <w:b/>
-          <w:bCs/>
-        </w:rPr>
-        <w:t>sigurnosne</w:t>
-      </w:r>
-      <w:proofErr w:type="spellEnd"/>
-      <w:r>
-        <w:rPr>
-          <w:rStyle w:val="Heading3Char"/>
-          <w:b/>
-          <w:bCs/>
-        </w:rPr>
-        <w:t xml:space="preserve"> </w:t>
-      </w:r>
-      <w:proofErr w:type="spellStart"/>
-      <w:r>
-        <w:rPr>
-          <w:rStyle w:val="Heading3Char"/>
-          <w:b/>
-          <w:bCs/>
-        </w:rPr>
-        <w:t>grupe</w:t>
-      </w:r>
-      <w:proofErr w:type="spellEnd"/>
-      <w:r>
-        <w:rPr>
-          <w:rStyle w:val="Heading3Char"/>
-          <w:b/>
-          <w:bCs/>
-        </w:rPr>
-        <w:t xml:space="preserve">, </w:t>
-      </w:r>
-      <w:proofErr w:type="spellStart"/>
-      <w:r>
-        <w:rPr>
-          <w:rStyle w:val="Heading3Char"/>
-          <w:b/>
-          <w:bCs/>
-        </w:rPr>
-        <w:t>balanseri</w:t>
-      </w:r>
-      <w:proofErr w:type="spellEnd"/>
-      <w:r>
-        <w:rPr>
-          <w:rStyle w:val="Heading3Char"/>
-          <w:b/>
-          <w:bCs/>
-        </w:rPr>
-        <w:t xml:space="preserve"> </w:t>
-      </w:r>
-      <w:proofErr w:type="spellStart"/>
-      <w:r>
-        <w:rPr>
-          <w:rStyle w:val="Heading3Char"/>
-          <w:b/>
-          <w:bCs/>
-        </w:rPr>
-        <w:t>opterećenja</w:t>
-      </w:r>
-      <w:proofErr w:type="spellEnd"/>
-    </w:p>
-    <w:p>
-      <w:pPr>
         <w:rPr>
           <w:lang w:val="sr-Latn-RS" w:eastAsia="x-none"/>
         </w:rPr>
       </w:pPr>
-      <w:hyperlink r:id="rId23" w:history="1">
+      <w:hyperlink r:id="rId12" w:history="1">
         <w:r>
           <w:rPr>
             <w:rStyle w:val="Hyperlink"/>
@@ -7540,314 +3355,165 @@
           <w:t>https://www.vmware.com/topics/software-defined-networking</w:t>
         </w:r>
       </w:hyperlink>
-      <w:r>
-        <w:br/>
-      </w:r>
-      <w:r>
+    </w:p>
+    <w:p>
+      <w:pPr>
+        <w:pStyle w:val="Heading3"/>
+        <w:rPr>
+          <w:lang w:val="sr-Latn-RS"/>
+        </w:rPr>
+      </w:pPr>
+      <w:bookmarkStart w:id="11" w:name="_Toc225149065"/>
+      <w:r>
+        <w:rPr>
+          <w:lang w:val="sr-Latn-RS"/>
+        </w:rPr>
+        <w:t xml:space="preserve">1.2.3. </w:t>
+      </w:r>
+      <w:r>
+        <w:rPr>
+          <w:lang w:val="sr-Latn-RS"/>
+        </w:rPr>
+        <w:t>Softverski definisano skladište (SDS) – block storage, object storage, file storage</w:t>
+      </w:r>
+      <w:bookmarkEnd w:id="11"/>
+    </w:p>
+    <w:p>
+      <w:pPr>
+        <w:ind w:left="720"/>
         <w:rPr>
           <w:lang w:val="sr-Latn-RS" w:eastAsia="x-none"/>
         </w:rPr>
-        <w:t>SDN je pristup umrežavanju koji koristi softverski zasnovane kontrolere ili interfejse za programiranje aplikacija (API) za komunikaciju sa osnovnom hardverskom infrastrukturom i usmeravanje saobraćaja na mreži.</w:t>
-      </w:r>
-    </w:p>
-    <w:p>
-      <w:pPr>
-        <w:ind w:left="720"/>
-        <w:rPr>
-          <w:lang w:val="sr-Latn-RS" w:eastAsia="x-none"/>
-        </w:rPr>
-      </w:pPr>
-    </w:p>
-    <w:p>
-      <w:pPr>
-        <w:rPr>
-          <w:lang w:val="sr-Latn-RS" w:eastAsia="x-none"/>
-        </w:rPr>
-      </w:pPr>
-      <w:r>
-        <w:rPr>
-          <w:lang w:val="sr-Latn-RS" w:eastAsia="x-none"/>
-        </w:rPr>
-        <w:t>Ovaj model se razlikuje od modela tradicionalnih mreža, koje koriste namenske hardverske uređaje (tj. rutere i prekidače) za kontrolu mrežnog saobraćaja. SDN može da kreira i kontroliše virtuelnu mrežu – ili da kontroliše tradicionalni hardver – putem softvera.</w:t>
-      </w:r>
-    </w:p>
-    <w:p>
-      <w:pPr>
-        <w:ind w:left="720"/>
-        <w:rPr>
-          <w:lang w:val="sr-Latn-RS" w:eastAsia="x-none"/>
-        </w:rPr>
-      </w:pPr>
-    </w:p>
-    <w:p>
-      <w:pPr>
-        <w:rPr>
-          <w:lang w:val="sr-Latn-RS" w:eastAsia="x-none"/>
-        </w:rPr>
-      </w:pPr>
-      <w:r>
-        <w:rPr>
-          <w:lang w:val="sr-Latn-RS" w:eastAsia="x-none"/>
-        </w:rPr>
-        <w:t>Dok virtuelizacija mreže omogućava organizacijama da segmentiraju različite virtuelne mreže unutar jedne fizičke mreže ili da povežu uređaje na različitim fizičkim mrežama kako bi kreirale jednu virtuelnu mrežu, softverski definisano umrežavanje omogućava novi način kontrole usmeravanja paketa podataka preko centralizovanog servera.</w:t>
-      </w:r>
-    </w:p>
-    <w:p>
-      <w:pPr>
-        <w:pStyle w:val="Heading3"/>
-        <w:rPr>
-          <w:lang w:val="sr-Latn-RS"/>
-        </w:rPr>
-      </w:pPr>
-      <w:bookmarkStart w:id="10" w:name="_Toc225164837"/>
-      <w:r>
-        <w:rPr>
-          <w:lang w:val="sr-Latn-RS"/>
-        </w:rPr>
-        <w:lastRenderedPageBreak/>
-        <w:t xml:space="preserve">1.2.3. </w:t>
-      </w:r>
-      <w:r>
-        <w:rPr>
-          <w:lang w:val="sr-Latn-RS"/>
-        </w:rPr>
-        <w:t>Softverski definisano skladište (SDS) – block storage, object storage, file storage</w:t>
-      </w:r>
-      <w:bookmarkEnd w:id="10"/>
-    </w:p>
-    <w:p>
-      <w:pPr>
-        <w:ind w:left="720"/>
-      </w:pPr>
-      <w:hyperlink r:id="rId24" w:history="1">
+      </w:pPr>
+      <w:hyperlink r:id="rId13" w:history="1">
         <w:r>
           <w:rPr>
             <w:rStyle w:val="Hyperlink"/>
             <w:lang w:val="sr-Latn-RS" w:eastAsia="x-none"/>
           </w:rPr>
-          <w:t>https://www.vmware.com/topics/software-defin</w:t>
-        </w:r>
+          <w:t>https://www.vmware.com/topics/software-defined-storage</w:t>
+        </w:r>
+      </w:hyperlink>
+    </w:p>
+    <w:p>
+      <w:pPr>
+        <w:pStyle w:val="Heading3"/>
+        <w:rPr>
+          <w:lang w:val="sr-Latn-RS"/>
+        </w:rPr>
+      </w:pPr>
+      <w:bookmarkStart w:id="12" w:name="_Toc225149066"/>
+      <w:r>
+        <w:rPr>
+          <w:lang w:val="sr-Latn-RS"/>
+        </w:rPr>
+        <w:t xml:space="preserve">1.2.4 </w:t>
+      </w:r>
+      <w:r>
+        <w:rPr>
+          <w:lang w:val="sr-Latn-RS"/>
+        </w:rPr>
+        <w:t>API i CLI kao osnov</w:t>
+      </w:r>
+      <w:r>
+        <w:rPr>
+          <w:lang w:val="sr-Latn-RS"/>
+        </w:rPr>
+        <w:t>a</w:t>
+      </w:r>
+      <w:r>
+        <w:rPr>
+          <w:lang w:val="sr-Latn-RS"/>
+        </w:rPr>
+        <w:t xml:space="preserve"> za automatizaciju</w:t>
+      </w:r>
+      <w:bookmarkEnd w:id="12"/>
+    </w:p>
+    <w:p>
+      <w:pPr>
+        <w:ind w:left="720"/>
+        <w:rPr>
+          <w:lang w:val="sr-Latn-RS" w:eastAsia="x-none"/>
+        </w:rPr>
+      </w:pPr>
+      <w:hyperlink r:id="rId14" w:history="1">
         <w:r>
           <w:rPr>
             <w:rStyle w:val="Hyperlink"/>
             <w:lang w:val="sr-Latn-RS" w:eastAsia="x-none"/>
           </w:rPr>
-          <w:t>e</w:t>
-        </w:r>
+          <w:t>https://docs.oracle.com/cd/E27363_01/doc.121/e25150/intro.htm#OPCAC107</w:t>
+        </w:r>
+      </w:hyperlink>
+    </w:p>
+    <w:p>
+      <w:pPr>
+        <w:pStyle w:val="Heading3"/>
+        <w:rPr>
+          <w:lang w:val="sr-Latn-RS"/>
+        </w:rPr>
+      </w:pPr>
+      <w:bookmarkStart w:id="13" w:name="_Toc225149067"/>
+      <w:r>
+        <w:rPr>
+          <w:lang w:val="sr-Latn-RS"/>
+        </w:rPr>
+        <w:t xml:space="preserve">1.2.5. </w:t>
+      </w:r>
+      <w:r>
+        <w:rPr>
+          <w:lang w:val="sr-Latn-RS"/>
+        </w:rPr>
+        <w:t>Infrastructure as Code (IaC) – alati za automatizovano provizionisanje (Terraform, CloudFormation, ARM template)</w:t>
+      </w:r>
+      <w:bookmarkEnd w:id="13"/>
+    </w:p>
+    <w:p>
+      <w:pPr>
+        <w:ind w:left="720"/>
+        <w:rPr>
+          <w:lang w:val="sr-Latn-RS" w:eastAsia="x-none"/>
+        </w:rPr>
+      </w:pPr>
+      <w:hyperlink r:id="rId15" w:history="1">
         <w:r>
           <w:rPr>
             <w:rStyle w:val="Hyperlink"/>
             <w:lang w:val="sr-Latn-RS" w:eastAsia="x-none"/>
           </w:rPr>
-          <w:t>d-storage</w:t>
+          <w:t>https://en.wikipedia.org/wiki/Infrastructure_as_code</w:t>
         </w:r>
       </w:hyperlink>
     </w:p>
     <w:p>
       <w:pPr>
-        <w:rPr>
-          <w:lang w:val="sr-Latn-RS" w:eastAsia="x-none"/>
-        </w:rPr>
-      </w:pPr>
-      <w:r>
-        <w:rPr>
-          <w:lang w:val="sr-Latn-RS" w:eastAsia="x-none"/>
-        </w:rPr>
-        <w:t>SDS je model u kome su servisi skladištenja dinamički sastavljeni, usklađeni sa granicama aplikacije i vođeni politikama. Ovaj pristup apstrahuje osnovni hardver, slično virtuelizaciji servera, kako bi se stvorio znatno efikasniji operativni model.</w:t>
-      </w:r>
-      <w:r>
-        <w:rPr>
-          <w:lang w:val="sr-Latn-RS" w:eastAsia="x-none"/>
-        </w:rPr>
-        <w:br/>
-      </w:r>
-      <w:r>
-        <w:rPr>
-          <w:lang w:val="sr-Latn-RS" w:eastAsia="x-none"/>
-        </w:rPr>
-        <w:t>SDS funkcioniše tako što uvodi sloj apstrakcije softvera koji odvaja usluge skladištenja i upravljanje od osnovnog fizičkog hardvera. Ovaj pristup transformiše tradicionalno skladištenje u virtuelizovani resurs kojim se može upravljati putem politika i automatizacije.</w:t>
-      </w:r>
-    </w:p>
-    <w:p>
-      <w:pPr>
         <w:pStyle w:val="Heading3"/>
         <w:rPr>
           <w:lang w:val="sr-Latn-RS"/>
         </w:rPr>
       </w:pPr>
-      <w:bookmarkStart w:id="11" w:name="_Toc225164838"/>
+      <w:bookmarkStart w:id="14" w:name="_Toc225149068"/>
       <w:r>
         <w:rPr>
           <w:lang w:val="sr-Latn-RS"/>
         </w:rPr>
-        <w:t xml:space="preserve">1.2.4 </w:t>
+        <w:t xml:space="preserve">1.2.6. </w:t>
       </w:r>
       <w:r>
         <w:rPr>
           <w:lang w:val="sr-Latn-RS"/>
         </w:rPr>
-        <w:t>API i CLI kao osnov</w:t>
-      </w:r>
-      <w:r>
+        <w:t>Kontejnerizacija i orkestracija (Docker, Kubernetes) kao nadogradnja na IaaS</w:t>
+      </w:r>
+      <w:bookmarkEnd w:id="14"/>
+    </w:p>
+    <w:p>
+      <w:pPr>
         <w:rPr>
           <w:lang w:val="sr-Latn-RS"/>
         </w:rPr>
-        <w:t>a</w:t>
-      </w:r>
-      <w:r>
-        <w:rPr>
-          <w:lang w:val="sr-Latn-RS"/>
-        </w:rPr>
-        <w:t xml:space="preserve"> za automatizaciju</w:t>
-      </w:r>
-      <w:bookmarkEnd w:id="11"/>
-    </w:p>
-    <w:p>
-      <w:pPr>
-        <w:ind w:left="720"/>
-        <w:rPr>
-          <w:rStyle w:val="Hyperlink"/>
-          <w:lang w:val="sr-Latn-RS" w:eastAsia="x-none"/>
-        </w:rPr>
-      </w:pPr>
-      <w:r>
-        <w:rPr>
-          <w:lang w:val="sr-Latn-RS" w:eastAsia="x-none"/>
-        </w:rPr>
-        <w:fldChar w:fldCharType="begin"/>
-      </w:r>
-      <w:r>
-        <w:rPr>
-          <w:lang w:val="sr-Latn-RS" w:eastAsia="x-none"/>
-        </w:rPr>
-        <w:instrText>HYPERLINK "https://docs.oracle.com/cd/E27363_01/doc.121/e25150/intro.htm"</w:instrText>
-      </w:r>
-      <w:r>
-        <w:rPr>
-          <w:lang w:val="sr-Latn-RS" w:eastAsia="x-none"/>
-        </w:rPr>
-      </w:r>
-      <w:r>
-        <w:rPr>
-          <w:lang w:val="sr-Latn-RS" w:eastAsia="x-none"/>
-        </w:rPr>
-        <w:fldChar w:fldCharType="separate"/>
-      </w:r>
-      <w:r>
-        <w:rPr>
-          <w:rStyle w:val="Hyperlink"/>
-          <w:lang w:val="sr-Latn-RS" w:eastAsia="x-none"/>
-        </w:rPr>
-        <w:t>https://docs.oracle.com/cd/E27363_01/doc.121/e25150/in</w:t>
-      </w:r>
-      <w:r>
-        <w:rPr>
-          <w:rStyle w:val="Hyperlink"/>
-          <w:lang w:val="sr-Latn-RS" w:eastAsia="x-none"/>
-        </w:rPr>
-        <w:t>t</w:t>
-      </w:r>
-      <w:r>
-        <w:rPr>
-          <w:rStyle w:val="Hyperlink"/>
-          <w:lang w:val="sr-Latn-RS" w:eastAsia="x-none"/>
-        </w:rPr>
-        <w:t>ro.htm#</w:t>
-      </w:r>
-      <w:r>
-        <w:rPr>
-          <w:rStyle w:val="Hyperlink"/>
-          <w:lang w:val="sr-Latn-RS" w:eastAsia="x-none"/>
-        </w:rPr>
-        <w:t>O</w:t>
-      </w:r>
-      <w:r>
-        <w:rPr>
-          <w:rStyle w:val="Hyperlink"/>
-          <w:lang w:val="sr-Latn-RS" w:eastAsia="x-none"/>
-        </w:rPr>
-        <w:t>PCAC107</w:t>
-      </w:r>
-    </w:p>
-    <w:bookmarkStart w:id="12" w:name="_Toc225164839"/>
-    <w:p>
-      <w:pPr>
-        <w:pStyle w:val="Heading3"/>
-        <w:rPr>
-          <w:lang w:val="sr-Latn-RS"/>
-        </w:rPr>
-      </w:pPr>
-      <w:r>
-        <w:rPr>
-          <w:rFonts w:ascii="Calibri" w:eastAsia="Calibri" w:hAnsi="Calibri"/>
-          <w:b w:val="0"/>
-          <w:bCs w:val="0"/>
-          <w:sz w:val="22"/>
-          <w:szCs w:val="22"/>
-          <w:lang w:val="sr-Latn-RS" w:eastAsia="x-none"/>
-        </w:rPr>
-        <w:fldChar w:fldCharType="end"/>
-      </w:r>
-      <w:r>
-        <w:rPr>
-          <w:lang w:val="sr-Latn-RS"/>
-        </w:rPr>
-        <w:t xml:space="preserve">1.2.5. </w:t>
-      </w:r>
-      <w:r>
-        <w:rPr>
-          <w:lang w:val="sr-Latn-RS"/>
-        </w:rPr>
-        <w:t>Infrastructure as Code (IaC) – alati za automatizovano provizionisanje (Terraform, CloudFormation, ARM template)</w:t>
-      </w:r>
-      <w:bookmarkEnd w:id="12"/>
-    </w:p>
-    <w:p>
-      <w:pPr>
-        <w:ind w:left="720"/>
-        <w:rPr>
-          <w:lang w:val="sr-Latn-RS" w:eastAsia="x-none"/>
-        </w:rPr>
-      </w:pPr>
-      <w:hyperlink r:id="rId25" w:history="1">
-        <w:r>
-          <w:rPr>
-            <w:rStyle w:val="Hyperlink"/>
-            <w:lang w:val="sr-Latn-RS" w:eastAsia="x-none"/>
-          </w:rPr>
-          <w:t>https://en.wikipedia.org/wiki/Infrastructure_as_code</w:t>
-        </w:r>
-      </w:hyperlink>
-    </w:p>
-    <w:p>
-      <w:pPr>
-        <w:pStyle w:val="Heading3"/>
-        <w:rPr>
-          <w:lang w:val="sr-Latn-RS"/>
-        </w:rPr>
-      </w:pPr>
-      <w:bookmarkStart w:id="13" w:name="_Toc225164840"/>
-      <w:r>
-        <w:rPr>
-          <w:lang w:val="sr-Latn-RS"/>
-        </w:rPr>
-        <w:t xml:space="preserve">1.2.6. </w:t>
-      </w:r>
-      <w:r>
-        <w:rPr>
-          <w:lang w:val="sr-Latn-RS"/>
-        </w:rPr>
-        <w:t>Kontejnerizacija i orkestracija (Docker, Kubernetes) kao nadogradnja na IaaS</w:t>
-      </w:r>
-      <w:bookmarkEnd w:id="13"/>
-    </w:p>
-    <w:p>
-      <w:pPr>
-        <w:rPr>
-          <w:lang w:val="sr-Latn-RS"/>
-        </w:rPr>
-      </w:pPr>
-      <w:hyperlink r:id="rId26" w:history="1">
+      </w:pPr>
+      <w:hyperlink r:id="rId16" w:history="1">
         <w:r>
           <w:rPr>
             <w:rStyle w:val="Hyperlink"/>
@@ -7922,8 +3588,8 @@
           <w:szCs w:val="22"/>
         </w:rPr>
       </w:pPr>
-      <w:bookmarkStart w:id="14" w:name="_Toc169829404"/>
-      <w:bookmarkStart w:id="15" w:name="_Toc225164841"/>
+      <w:bookmarkStart w:id="15" w:name="_Toc169829404"/>
+      <w:bookmarkStart w:id="16" w:name="_Toc225149069"/>
       <w:r>
         <w:rPr>
           <w:rFonts w:ascii="Verdana" w:hAnsi="Verdana"/>
@@ -7931,81 +3597,10 @@
           <w:sz w:val="22"/>
           <w:szCs w:val="22"/>
         </w:rPr>
-        <w:t xml:space="preserve">1.3. </w:t>
-      </w:r>
-      <w:proofErr w:type="spellStart"/>
-      <w:r>
-        <w:rPr>
-          <w:rFonts w:ascii="Verdana" w:hAnsi="Verdana"/>
-          <w:i w:val="0"/>
-          <w:sz w:val="22"/>
-          <w:szCs w:val="22"/>
-        </w:rPr>
-        <w:t>Komparativna</w:t>
-      </w:r>
-      <w:proofErr w:type="spellEnd"/>
-      <w:r>
-        <w:rPr>
-          <w:rFonts w:ascii="Verdana" w:hAnsi="Verdana"/>
-          <w:i w:val="0"/>
-          <w:sz w:val="22"/>
-          <w:szCs w:val="22"/>
-        </w:rPr>
-        <w:t xml:space="preserve"> </w:t>
-      </w:r>
-      <w:proofErr w:type="spellStart"/>
-      <w:r>
-        <w:rPr>
-          <w:rFonts w:ascii="Verdana" w:hAnsi="Verdana"/>
-          <w:i w:val="0"/>
-          <w:sz w:val="22"/>
-          <w:szCs w:val="22"/>
-        </w:rPr>
-        <w:t>analiza</w:t>
-      </w:r>
-      <w:proofErr w:type="spellEnd"/>
-      <w:r>
-        <w:rPr>
-          <w:rFonts w:ascii="Verdana" w:hAnsi="Verdana"/>
-          <w:i w:val="0"/>
-          <w:sz w:val="22"/>
-          <w:szCs w:val="22"/>
-        </w:rPr>
-        <w:t xml:space="preserve"> </w:t>
-      </w:r>
-      <w:proofErr w:type="spellStart"/>
-      <w:r>
-        <w:rPr>
-          <w:rFonts w:ascii="Verdana" w:hAnsi="Verdana"/>
-          <w:i w:val="0"/>
-          <w:sz w:val="22"/>
-          <w:szCs w:val="22"/>
-        </w:rPr>
-        <w:t>postojećih</w:t>
-      </w:r>
-      <w:proofErr w:type="spellEnd"/>
-      <w:r>
-        <w:rPr>
-          <w:rFonts w:ascii="Verdana" w:hAnsi="Verdana"/>
-          <w:i w:val="0"/>
-          <w:sz w:val="22"/>
-          <w:szCs w:val="22"/>
-        </w:rPr>
-        <w:t xml:space="preserve"> </w:t>
-      </w:r>
-      <w:proofErr w:type="spellStart"/>
-      <w:r>
-        <w:rPr>
-          <w:rFonts w:ascii="Verdana" w:hAnsi="Verdana"/>
-          <w:i w:val="0"/>
-          <w:sz w:val="22"/>
-          <w:szCs w:val="22"/>
-        </w:rPr>
-        <w:t>rešenja</w:t>
-      </w:r>
-      <w:bookmarkEnd w:id="14"/>
+        <w:t>1.3. Komparativna analiza postojećih rešenja</w:t>
+      </w:r>
       <w:bookmarkEnd w:id="15"/>
-      <w:proofErr w:type="spellEnd"/>
+      <w:bookmarkEnd w:id="16"/>
     </w:p>
     <w:p/>
     <w:p>
@@ -8017,59 +3612,13 @@
           <w:szCs w:val="20"/>
         </w:rPr>
       </w:pPr>
-      <w:proofErr w:type="spellStart"/>
-      <w:r>
-        <w:rPr>
-          <w:rFonts w:ascii="Verdana" w:hAnsi="Verdana"/>
-          <w:sz w:val="20"/>
-          <w:szCs w:val="20"/>
-        </w:rPr>
-        <w:t>Pregled</w:t>
-      </w:r>
-      <w:proofErr w:type="spellEnd"/>
-      <w:r>
-        <w:rPr>
-          <w:rFonts w:ascii="Verdana" w:hAnsi="Verdana"/>
-          <w:sz w:val="20"/>
-          <w:szCs w:val="20"/>
-        </w:rPr>
-        <w:t xml:space="preserve"> </w:t>
-      </w:r>
-      <w:proofErr w:type="spellStart"/>
-      <w:r>
-        <w:rPr>
-          <w:rFonts w:ascii="Verdana" w:hAnsi="Verdana"/>
-          <w:sz w:val="20"/>
-          <w:szCs w:val="20"/>
-        </w:rPr>
-        <w:t>najvećih</w:t>
-      </w:r>
-      <w:proofErr w:type="spellEnd"/>
-      <w:r>
-        <w:rPr>
-          <w:rFonts w:ascii="Verdana" w:hAnsi="Verdana"/>
-          <w:sz w:val="20"/>
-          <w:szCs w:val="20"/>
-        </w:rPr>
-        <w:t xml:space="preserve"> </w:t>
-      </w:r>
-      <w:proofErr w:type="spellStart"/>
-      <w:r>
-        <w:rPr>
-          <w:rFonts w:ascii="Verdana" w:hAnsi="Verdana"/>
-          <w:sz w:val="20"/>
-          <w:szCs w:val="20"/>
-        </w:rPr>
-        <w:t>provajdera</w:t>
-      </w:r>
-      <w:proofErr w:type="spellEnd"/>
-      <w:r>
-        <w:rPr>
-          <w:rFonts w:ascii="Verdana" w:hAnsi="Verdana"/>
-          <w:sz w:val="20"/>
-          <w:szCs w:val="20"/>
-        </w:rPr>
-        <w:t>: AWS, Microsoft Azure, Google Cloud Platform</w:t>
+      <w:r>
+        <w:rPr>
+          <w:rFonts w:ascii="Verdana" w:hAnsi="Verdana"/>
+          <w:sz w:val="20"/>
+          <w:szCs w:val="20"/>
+        </w:rPr>
+        <w:t>Pregled najvećih provajdera: AWS, Microsoft Azure, Google Cloud Platform</w:t>
       </w:r>
     </w:p>
     <w:p>
@@ -8081,7 +3630,7 @@
           <w:szCs w:val="20"/>
         </w:rPr>
       </w:pPr>
-      <w:hyperlink r:id="rId27" w:history="1">
+      <w:hyperlink r:id="rId17" w:history="1">
         <w:r>
           <w:rPr>
             <w:rStyle w:val="Hyperlink"/>
@@ -8120,7 +3669,7 @@
           <w:szCs w:val="22"/>
         </w:rPr>
       </w:pPr>
-      <w:bookmarkStart w:id="16" w:name="_Toc225164842"/>
+      <w:bookmarkStart w:id="17" w:name="_Toc225149070"/>
       <w:r>
         <w:rPr>
           <w:rFonts w:ascii="Verdana" w:hAnsi="Verdana"/>
@@ -8130,8 +3679,7 @@
         </w:rPr>
         <w:t xml:space="preserve">1.4. </w:t>
       </w:r>
-      <w:bookmarkStart w:id="17" w:name="_Toc169829405"/>
-      <w:proofErr w:type="spellStart"/>
+      <w:bookmarkStart w:id="18" w:name="_Toc169829405"/>
       <w:r>
         <w:rPr>
           <w:rFonts w:ascii="Verdana" w:hAnsi="Verdana"/>
@@ -8139,31 +3687,10 @@
           <w:sz w:val="22"/>
           <w:szCs w:val="22"/>
         </w:rPr>
-        <w:t>Primeri</w:t>
-      </w:r>
-      <w:proofErr w:type="spellEnd"/>
-      <w:r>
-        <w:rPr>
-          <w:rFonts w:ascii="Verdana" w:hAnsi="Verdana"/>
-          <w:i w:val="0"/>
-          <w:sz w:val="22"/>
-          <w:szCs w:val="22"/>
-        </w:rPr>
-        <w:t xml:space="preserve"> </w:t>
-      </w:r>
-      <w:proofErr w:type="spellStart"/>
-      <w:r>
-        <w:rPr>
-          <w:rFonts w:ascii="Verdana" w:hAnsi="Verdana"/>
-          <w:i w:val="0"/>
-          <w:sz w:val="22"/>
-          <w:szCs w:val="22"/>
-        </w:rPr>
-        <w:t>primene</w:t>
-      </w:r>
-      <w:bookmarkEnd w:id="16"/>
+        <w:t>Primeri primene</w:t>
+      </w:r>
       <w:bookmarkEnd w:id="17"/>
-      <w:proofErr w:type="spellEnd"/>
+      <w:bookmarkEnd w:id="18"/>
     </w:p>
     <w:p>
       <w:pPr>
@@ -8181,130 +3708,19 @@
           <w:szCs w:val="20"/>
           <w:lang w:val="x-none" w:eastAsia="x-none"/>
         </w:rPr>
-        <w:t xml:space="preserve">Disaster Recovery </w:t>
-      </w:r>
-      <w:proofErr w:type="spellStart"/>
-      <w:r>
+        <w:t>Disaster Recovery i backup – replikacija VM u cloud, brzo podizanje u slučaju havarije</w:t>
+      </w:r>
+    </w:p>
+    <w:p>
+      <w:pPr>
         <w:rPr>
           <w:rFonts w:ascii="Verdana" w:hAnsi="Verdana"/>
           <w:sz w:val="20"/>
           <w:szCs w:val="20"/>
           <w:lang w:val="x-none" w:eastAsia="x-none"/>
         </w:rPr>
-        <w:t>i</w:t>
-      </w:r>
-      <w:proofErr w:type="spellEnd"/>
-      <w:r>
-        <w:rPr>
-          <w:rFonts w:ascii="Verdana" w:hAnsi="Verdana"/>
-          <w:sz w:val="20"/>
-          <w:szCs w:val="20"/>
-          <w:lang w:val="x-none" w:eastAsia="x-none"/>
-        </w:rPr>
-        <w:t xml:space="preserve"> backup – </w:t>
-      </w:r>
-      <w:proofErr w:type="spellStart"/>
-      <w:r>
-        <w:rPr>
-          <w:rFonts w:ascii="Verdana" w:hAnsi="Verdana"/>
-          <w:sz w:val="20"/>
-          <w:szCs w:val="20"/>
-          <w:lang w:val="x-none" w:eastAsia="x-none"/>
-        </w:rPr>
-        <w:t>replikacija</w:t>
-      </w:r>
-      <w:proofErr w:type="spellEnd"/>
-      <w:r>
-        <w:rPr>
-          <w:rFonts w:ascii="Verdana" w:hAnsi="Verdana"/>
-          <w:sz w:val="20"/>
-          <w:szCs w:val="20"/>
-          <w:lang w:val="x-none" w:eastAsia="x-none"/>
-        </w:rPr>
-        <w:t xml:space="preserve"> VM u cloud, </w:t>
-      </w:r>
-      <w:proofErr w:type="spellStart"/>
-      <w:r>
-        <w:rPr>
-          <w:rFonts w:ascii="Verdana" w:hAnsi="Verdana"/>
-          <w:sz w:val="20"/>
-          <w:szCs w:val="20"/>
-          <w:lang w:val="x-none" w:eastAsia="x-none"/>
-        </w:rPr>
-        <w:t>brzo</w:t>
-      </w:r>
-      <w:proofErr w:type="spellEnd"/>
-      <w:r>
-        <w:rPr>
-          <w:rFonts w:ascii="Verdana" w:hAnsi="Verdana"/>
-          <w:sz w:val="20"/>
-          <w:szCs w:val="20"/>
-          <w:lang w:val="x-none" w:eastAsia="x-none"/>
-        </w:rPr>
-        <w:t xml:space="preserve"> </w:t>
-      </w:r>
-      <w:proofErr w:type="spellStart"/>
-      <w:r>
-        <w:rPr>
-          <w:rFonts w:ascii="Verdana" w:hAnsi="Verdana"/>
-          <w:sz w:val="20"/>
-          <w:szCs w:val="20"/>
-          <w:lang w:val="x-none" w:eastAsia="x-none"/>
-        </w:rPr>
-        <w:t>podizanje</w:t>
-      </w:r>
-      <w:proofErr w:type="spellEnd"/>
-      <w:r>
-        <w:rPr>
-          <w:rFonts w:ascii="Verdana" w:hAnsi="Verdana"/>
-          <w:sz w:val="20"/>
-          <w:szCs w:val="20"/>
-          <w:lang w:val="x-none" w:eastAsia="x-none"/>
-        </w:rPr>
-        <w:t xml:space="preserve"> u </w:t>
-      </w:r>
-      <w:proofErr w:type="spellStart"/>
-      <w:r>
-        <w:rPr>
-          <w:rFonts w:ascii="Verdana" w:hAnsi="Verdana"/>
-          <w:sz w:val="20"/>
-          <w:szCs w:val="20"/>
-          <w:lang w:val="x-none" w:eastAsia="x-none"/>
-        </w:rPr>
-        <w:t>slučaju</w:t>
-      </w:r>
-      <w:proofErr w:type="spellEnd"/>
-      <w:r>
-        <w:rPr>
-          <w:rFonts w:ascii="Verdana" w:hAnsi="Verdana"/>
-          <w:sz w:val="20"/>
-          <w:szCs w:val="20"/>
-          <w:lang w:val="x-none" w:eastAsia="x-none"/>
-        </w:rPr>
-        <w:t xml:space="preserve"> </w:t>
-      </w:r>
-      <w:proofErr w:type="spellStart"/>
-      <w:r>
-        <w:rPr>
-          <w:rFonts w:ascii="Verdana" w:hAnsi="Verdana"/>
-          <w:sz w:val="20"/>
-          <w:szCs w:val="20"/>
-          <w:lang w:val="x-none" w:eastAsia="x-none"/>
-        </w:rPr>
-        <w:t>havarije</w:t>
-      </w:r>
-      <w:proofErr w:type="spellEnd"/>
-    </w:p>
-    <w:p>
-      <w:pPr>
-        <w:rPr>
-          <w:rFonts w:ascii="Verdana" w:hAnsi="Verdana"/>
-          <w:sz w:val="20"/>
-          <w:szCs w:val="20"/>
-          <w:lang w:val="x-none" w:eastAsia="x-none"/>
-        </w:rPr>
-      </w:pPr>
-      <w:hyperlink r:id="rId28" w:history="1">
+      </w:pPr>
+      <w:hyperlink r:id="rId18" w:history="1">
         <w:r>
           <w:rPr>
             <w:rStyle w:val="Hyperlink"/>
@@ -8326,7 +3742,6 @@
           <w:lang w:val="x-none" w:eastAsia="x-none"/>
         </w:rPr>
       </w:pPr>
-      <w:proofErr w:type="spellStart"/>
       <w:r>
         <w:rPr>
           <w:rFonts w:ascii="Verdana" w:hAnsi="Verdana"/>
@@ -8334,200 +3749,19 @@
           <w:szCs w:val="20"/>
           <w:lang w:val="x-none" w:eastAsia="x-none"/>
         </w:rPr>
-        <w:t>Razvoj</w:t>
-      </w:r>
-      <w:proofErr w:type="spellEnd"/>
-      <w:r>
+        <w:t>Razvoj i testiranje (Dev/Test) – brzo provizionisanje i gašenje okruženja putem IaC</w:t>
+      </w:r>
+    </w:p>
+    <w:p>
+      <w:pPr>
         <w:rPr>
           <w:rFonts w:ascii="Verdana" w:hAnsi="Verdana"/>
           <w:sz w:val="20"/>
           <w:szCs w:val="20"/>
           <w:lang w:val="x-none" w:eastAsia="x-none"/>
         </w:rPr>
-        <w:t xml:space="preserve"> </w:t>
-      </w:r>
-      <w:proofErr w:type="spellStart"/>
-      <w:r>
-        <w:rPr>
-          <w:rFonts w:ascii="Verdana" w:hAnsi="Verdana"/>
-          <w:sz w:val="20"/>
-          <w:szCs w:val="20"/>
-          <w:lang w:val="x-none" w:eastAsia="x-none"/>
-        </w:rPr>
-        <w:t>i</w:t>
-      </w:r>
-      <w:proofErr w:type="spellEnd"/>
-      <w:r>
-        <w:rPr>
-          <w:rFonts w:ascii="Verdana" w:hAnsi="Verdana"/>
-          <w:sz w:val="20"/>
-          <w:szCs w:val="20"/>
-          <w:lang w:val="x-none" w:eastAsia="x-none"/>
-        </w:rPr>
-        <w:t xml:space="preserve"> </w:t>
-      </w:r>
-      <w:proofErr w:type="spellStart"/>
-      <w:r>
-        <w:rPr>
-          <w:rFonts w:ascii="Verdana" w:hAnsi="Verdana"/>
-          <w:sz w:val="20"/>
-          <w:szCs w:val="20"/>
-          <w:lang w:val="x-none" w:eastAsia="x-none"/>
-        </w:rPr>
-        <w:t>testiranje</w:t>
-      </w:r>
-      <w:proofErr w:type="spellEnd"/>
-      <w:r>
-        <w:rPr>
-          <w:rFonts w:ascii="Verdana" w:hAnsi="Verdana"/>
-          <w:sz w:val="20"/>
-          <w:szCs w:val="20"/>
-          <w:lang w:val="x-none" w:eastAsia="x-none"/>
-        </w:rPr>
-        <w:t xml:space="preserve"> (Dev/Test) – </w:t>
-      </w:r>
-      <w:proofErr w:type="spellStart"/>
-      <w:r>
-        <w:rPr>
-          <w:rFonts w:ascii="Verdana" w:hAnsi="Verdana"/>
-          <w:sz w:val="20"/>
-          <w:szCs w:val="20"/>
-          <w:lang w:val="x-none" w:eastAsia="x-none"/>
-        </w:rPr>
-        <w:t>brzo</w:t>
-      </w:r>
-      <w:proofErr w:type="spellEnd"/>
-      <w:r>
-        <w:rPr>
-          <w:rFonts w:ascii="Verdana" w:hAnsi="Verdana"/>
-          <w:sz w:val="20"/>
-          <w:szCs w:val="20"/>
-          <w:lang w:val="x-none" w:eastAsia="x-none"/>
-        </w:rPr>
-        <w:t xml:space="preserve"> </w:t>
-      </w:r>
-      <w:proofErr w:type="spellStart"/>
-      <w:r>
-        <w:rPr>
-          <w:rFonts w:ascii="Verdana" w:hAnsi="Verdana"/>
-          <w:sz w:val="20"/>
-          <w:szCs w:val="20"/>
-          <w:lang w:val="x-none" w:eastAsia="x-none"/>
-        </w:rPr>
-        <w:t>provizionisanje</w:t>
-      </w:r>
-      <w:proofErr w:type="spellEnd"/>
-      <w:r>
-        <w:rPr>
-          <w:rFonts w:ascii="Verdana" w:hAnsi="Verdana"/>
-          <w:sz w:val="20"/>
-          <w:szCs w:val="20"/>
-          <w:lang w:val="x-none" w:eastAsia="x-none"/>
-        </w:rPr>
-        <w:t xml:space="preserve"> </w:t>
-      </w:r>
-      <w:proofErr w:type="spellStart"/>
-      <w:r>
-        <w:rPr>
-          <w:rFonts w:ascii="Verdana" w:hAnsi="Verdana"/>
-          <w:sz w:val="20"/>
-          <w:szCs w:val="20"/>
-          <w:lang w:val="x-none" w:eastAsia="x-none"/>
-        </w:rPr>
-        <w:t>i</w:t>
-      </w:r>
-      <w:proofErr w:type="spellEnd"/>
-      <w:r>
-        <w:rPr>
-          <w:rFonts w:ascii="Verdana" w:hAnsi="Verdana"/>
-          <w:sz w:val="20"/>
-          <w:szCs w:val="20"/>
-          <w:lang w:val="x-none" w:eastAsia="x-none"/>
-        </w:rPr>
-        <w:t xml:space="preserve"> </w:t>
-      </w:r>
-      <w:proofErr w:type="spellStart"/>
-      <w:r>
-        <w:rPr>
-          <w:rFonts w:ascii="Verdana" w:hAnsi="Verdana"/>
-          <w:sz w:val="20"/>
-          <w:szCs w:val="20"/>
-          <w:lang w:val="x-none" w:eastAsia="x-none"/>
-        </w:rPr>
-        <w:t>gašenje</w:t>
-      </w:r>
-      <w:proofErr w:type="spellEnd"/>
-      <w:r>
-        <w:rPr>
-          <w:rFonts w:ascii="Verdana" w:hAnsi="Verdana"/>
-          <w:sz w:val="20"/>
-          <w:szCs w:val="20"/>
-          <w:lang w:val="x-none" w:eastAsia="x-none"/>
-        </w:rPr>
-        <w:t xml:space="preserve"> </w:t>
-      </w:r>
-      <w:proofErr w:type="spellStart"/>
-      <w:r>
-        <w:rPr>
-          <w:rFonts w:ascii="Verdana" w:hAnsi="Verdana"/>
-          <w:sz w:val="20"/>
-          <w:szCs w:val="20"/>
-          <w:lang w:val="x-none" w:eastAsia="x-none"/>
-        </w:rPr>
-        <w:t>okruženja</w:t>
-      </w:r>
-      <w:proofErr w:type="spellEnd"/>
-      <w:r>
-        <w:rPr>
-          <w:rFonts w:ascii="Verdana" w:hAnsi="Verdana"/>
-          <w:sz w:val="20"/>
-          <w:szCs w:val="20"/>
-          <w:lang w:val="x-none" w:eastAsia="x-none"/>
-        </w:rPr>
-        <w:t xml:space="preserve"> </w:t>
-      </w:r>
-      <w:proofErr w:type="spellStart"/>
-      <w:r>
-        <w:rPr>
-          <w:rFonts w:ascii="Verdana" w:hAnsi="Verdana"/>
-          <w:sz w:val="20"/>
-          <w:szCs w:val="20"/>
-          <w:lang w:val="x-none" w:eastAsia="x-none"/>
-        </w:rPr>
-        <w:t>putem</w:t>
-      </w:r>
-      <w:proofErr w:type="spellEnd"/>
-      <w:r>
-        <w:rPr>
-          <w:rFonts w:ascii="Verdana" w:hAnsi="Verdana"/>
-          <w:sz w:val="20"/>
-          <w:szCs w:val="20"/>
-          <w:lang w:val="x-none" w:eastAsia="x-none"/>
-        </w:rPr>
-        <w:t xml:space="preserve"> </w:t>
-      </w:r>
-      <w:proofErr w:type="spellStart"/>
-      <w:r>
-        <w:rPr>
-          <w:rFonts w:ascii="Verdana" w:hAnsi="Verdana"/>
-          <w:sz w:val="20"/>
-          <w:szCs w:val="20"/>
-          <w:lang w:val="x-none" w:eastAsia="x-none"/>
-        </w:rPr>
-        <w:t>IaC</w:t>
-      </w:r>
-      <w:proofErr w:type="spellEnd"/>
-    </w:p>
-    <w:p>
-      <w:pPr>
-        <w:rPr>
-          <w:rFonts w:ascii="Verdana" w:hAnsi="Verdana"/>
-          <w:sz w:val="20"/>
-          <w:szCs w:val="20"/>
-          <w:lang w:val="x-none" w:eastAsia="x-none"/>
-        </w:rPr>
-      </w:pPr>
-      <w:hyperlink r:id="rId29" w:history="1">
+      </w:pPr>
+      <w:hyperlink r:id="rId19" w:history="1">
         <w:r>
           <w:rPr>
             <w:rStyle w:val="Hyperlink"/>
@@ -8549,7 +3783,6 @@
           <w:lang w:val="x-none" w:eastAsia="x-none"/>
         </w:rPr>
       </w:pPr>
-      <w:proofErr w:type="spellStart"/>
       <w:r>
         <w:rPr>
           <w:rFonts w:ascii="Verdana" w:hAnsi="Verdana"/>
@@ -8557,49 +3790,19 @@
           <w:szCs w:val="20"/>
           <w:lang w:val="x-none" w:eastAsia="x-none"/>
         </w:rPr>
-        <w:t>Migracija</w:t>
-      </w:r>
-      <w:proofErr w:type="spellEnd"/>
-      <w:r>
+        <w:t>Migracija legacy aplikacija u cloud (lift &amp; shift)</w:t>
+      </w:r>
+    </w:p>
+    <w:p>
+      <w:pPr>
         <w:rPr>
           <w:rFonts w:ascii="Verdana" w:hAnsi="Verdana"/>
           <w:sz w:val="20"/>
           <w:szCs w:val="20"/>
           <w:lang w:val="x-none" w:eastAsia="x-none"/>
         </w:rPr>
-        <w:t xml:space="preserve"> legacy </w:t>
-      </w:r>
-      <w:proofErr w:type="spellStart"/>
-      <w:r>
-        <w:rPr>
-          <w:rFonts w:ascii="Verdana" w:hAnsi="Verdana"/>
-          <w:sz w:val="20"/>
-          <w:szCs w:val="20"/>
-          <w:lang w:val="x-none" w:eastAsia="x-none"/>
-        </w:rPr>
-        <w:t>aplikacija</w:t>
-      </w:r>
-      <w:proofErr w:type="spellEnd"/>
-      <w:r>
-        <w:rPr>
-          <w:rFonts w:ascii="Verdana" w:hAnsi="Verdana"/>
-          <w:sz w:val="20"/>
-          <w:szCs w:val="20"/>
-          <w:lang w:val="x-none" w:eastAsia="x-none"/>
-        </w:rPr>
-        <w:t xml:space="preserve"> u cloud (lift &amp; shift)</w:t>
-      </w:r>
-    </w:p>
-    <w:p>
-      <w:pPr>
-        <w:rPr>
-          <w:rFonts w:ascii="Verdana" w:hAnsi="Verdana"/>
-          <w:sz w:val="20"/>
-          <w:szCs w:val="20"/>
-          <w:lang w:val="x-none" w:eastAsia="x-none"/>
-        </w:rPr>
-      </w:pPr>
-      <w:hyperlink r:id="rId30" w:history="1">
+      </w:pPr>
+      <w:hyperlink r:id="rId20" w:history="1">
         <w:r>
           <w:rPr>
             <w:rStyle w:val="Hyperlink"/>
@@ -8621,7 +3824,6 @@
           <w:lang w:val="x-none" w:eastAsia="x-none"/>
         </w:rPr>
       </w:pPr>
-      <w:proofErr w:type="spellStart"/>
       <w:r>
         <w:rPr>
           <w:rFonts w:ascii="Verdana" w:hAnsi="Verdana"/>
@@ -8629,100 +3831,19 @@
           <w:szCs w:val="20"/>
           <w:lang w:val="x-none" w:eastAsia="x-none"/>
         </w:rPr>
-        <w:t>Hibridna</w:t>
-      </w:r>
-      <w:proofErr w:type="spellEnd"/>
-      <w:r>
+        <w:t>Hibridna arhitektura – povezivanje on-premise data centra sa cloud resursima</w:t>
+      </w:r>
+    </w:p>
+    <w:p>
+      <w:pPr>
         <w:rPr>
           <w:rFonts w:ascii="Verdana" w:hAnsi="Verdana"/>
           <w:sz w:val="20"/>
           <w:szCs w:val="20"/>
           <w:lang w:val="x-none" w:eastAsia="x-none"/>
         </w:rPr>
-        <w:t xml:space="preserve"> </w:t>
-      </w:r>
-      <w:proofErr w:type="spellStart"/>
-      <w:r>
-        <w:rPr>
-          <w:rFonts w:ascii="Verdana" w:hAnsi="Verdana"/>
-          <w:sz w:val="20"/>
-          <w:szCs w:val="20"/>
-          <w:lang w:val="x-none" w:eastAsia="x-none"/>
-        </w:rPr>
-        <w:t>arhitektura</w:t>
-      </w:r>
-      <w:proofErr w:type="spellEnd"/>
-      <w:r>
-        <w:rPr>
-          <w:rFonts w:ascii="Verdana" w:hAnsi="Verdana"/>
-          <w:sz w:val="20"/>
-          <w:szCs w:val="20"/>
-          <w:lang w:val="x-none" w:eastAsia="x-none"/>
-        </w:rPr>
-        <w:t xml:space="preserve"> – </w:t>
-      </w:r>
-      <w:proofErr w:type="spellStart"/>
-      <w:r>
-        <w:rPr>
-          <w:rFonts w:ascii="Verdana" w:hAnsi="Verdana"/>
-          <w:sz w:val="20"/>
-          <w:szCs w:val="20"/>
-          <w:lang w:val="x-none" w:eastAsia="x-none"/>
-        </w:rPr>
-        <w:t>povezivanje</w:t>
-      </w:r>
-      <w:proofErr w:type="spellEnd"/>
-      <w:r>
-        <w:rPr>
-          <w:rFonts w:ascii="Verdana" w:hAnsi="Verdana"/>
-          <w:sz w:val="20"/>
-          <w:szCs w:val="20"/>
-          <w:lang w:val="x-none" w:eastAsia="x-none"/>
-        </w:rPr>
-        <w:t xml:space="preserve"> on-premise data centra </w:t>
-      </w:r>
-      <w:proofErr w:type="spellStart"/>
-      <w:r>
-        <w:rPr>
-          <w:rFonts w:ascii="Verdana" w:hAnsi="Verdana"/>
-          <w:sz w:val="20"/>
-          <w:szCs w:val="20"/>
-          <w:lang w:val="x-none" w:eastAsia="x-none"/>
-        </w:rPr>
-        <w:t>sa</w:t>
-      </w:r>
-      <w:proofErr w:type="spellEnd"/>
-      <w:r>
-        <w:rPr>
-          <w:rFonts w:ascii="Verdana" w:hAnsi="Verdana"/>
-          <w:sz w:val="20"/>
-          <w:szCs w:val="20"/>
-          <w:lang w:val="x-none" w:eastAsia="x-none"/>
-        </w:rPr>
-        <w:t xml:space="preserve"> cloud </w:t>
-      </w:r>
-      <w:proofErr w:type="spellStart"/>
-      <w:r>
-        <w:rPr>
-          <w:rFonts w:ascii="Verdana" w:hAnsi="Verdana"/>
-          <w:sz w:val="20"/>
-          <w:szCs w:val="20"/>
-          <w:lang w:val="x-none" w:eastAsia="x-none"/>
-        </w:rPr>
-        <w:t>resursima</w:t>
-      </w:r>
-      <w:proofErr w:type="spellEnd"/>
-    </w:p>
-    <w:p>
-      <w:pPr>
-        <w:rPr>
-          <w:rFonts w:ascii="Verdana" w:hAnsi="Verdana"/>
-          <w:sz w:val="20"/>
-          <w:szCs w:val="20"/>
-          <w:lang w:val="x-none" w:eastAsia="x-none"/>
-        </w:rPr>
-      </w:pPr>
-      <w:hyperlink r:id="rId31" w:history="1">
+      </w:pPr>
+      <w:hyperlink r:id="rId21" w:history="1">
         <w:r>
           <w:rPr>
             <w:rStyle w:val="Hyperlink"/>
@@ -8759,6 +3880,8 @@
           <w:lang w:val="sr-Latn-RS"/>
         </w:rPr>
       </w:pPr>
+      <w:bookmarkStart w:id="19" w:name="_GoBack"/>
+      <w:bookmarkEnd w:id="19"/>
     </w:p>
     <w:p>
       <w:pPr>
@@ -8770,7 +3893,7 @@
           <w:lang w:val="de-DE"/>
         </w:rPr>
       </w:pPr>
-      <w:bookmarkStart w:id="18" w:name="_Toc169829406"/>
+      <w:bookmarkStart w:id="20" w:name="_Toc169829406"/>
     </w:p>
     <w:p>
       <w:pPr>
@@ -8782,7 +3905,7 @@
           <w:lang w:val="sr-Latn-RS"/>
         </w:rPr>
       </w:pPr>
-      <w:bookmarkStart w:id="19" w:name="_Toc225164843"/>
+      <w:bookmarkStart w:id="21" w:name="_Toc225149071"/>
       <w:r>
         <w:rPr>
           <w:rFonts w:ascii="Verdana" w:hAnsi="Verdana"/>
@@ -8810,8 +3933,8 @@
         </w:rPr>
         <w:t>čni deo</w:t>
       </w:r>
-      <w:bookmarkEnd w:id="18"/>
-      <w:bookmarkEnd w:id="19"/>
+      <w:bookmarkEnd w:id="20"/>
+      <w:bookmarkEnd w:id="21"/>
     </w:p>
     <w:p>
       <w:pPr>
@@ -8831,8 +3954,8 @@
           <w:lang w:val="de-DE"/>
         </w:rPr>
       </w:pPr>
-      <w:bookmarkStart w:id="20" w:name="_Toc169829407"/>
-      <w:bookmarkStart w:id="21" w:name="_Toc225164844"/>
+      <w:bookmarkStart w:id="22" w:name="_Toc169829407"/>
+      <w:bookmarkStart w:id="23" w:name="_Toc225149072"/>
       <w:r>
         <w:rPr>
           <w:rFonts w:ascii="Verdana" w:hAnsi="Verdana"/>
@@ -8853,8 +3976,8 @@
         </w:rPr>
         <w:t>Namena softvera i korisničko uputstvo</w:t>
       </w:r>
-      <w:bookmarkEnd w:id="20"/>
-      <w:bookmarkEnd w:id="21"/>
+      <w:bookmarkEnd w:id="22"/>
+      <w:bookmarkEnd w:id="23"/>
     </w:p>
     <w:p>
       <w:pPr>
@@ -8880,8 +4003,8 @@
           <w:szCs w:val="22"/>
         </w:rPr>
       </w:pPr>
-      <w:bookmarkStart w:id="22" w:name="_Toc169829408"/>
-      <w:bookmarkStart w:id="23" w:name="_Toc225164845"/>
+      <w:bookmarkStart w:id="24" w:name="_Toc169829408"/>
+      <w:bookmarkStart w:id="25" w:name="_Toc225149073"/>
       <w:r>
         <w:rPr>
           <w:rFonts w:ascii="Verdana" w:hAnsi="Verdana"/>
@@ -8891,7 +4014,6 @@
         </w:rPr>
         <w:t xml:space="preserve">2.2. </w:t>
       </w:r>
-      <w:proofErr w:type="spellStart"/>
       <w:r>
         <w:rPr>
           <w:rFonts w:ascii="Verdana" w:hAnsi="Verdana"/>
@@ -8899,19 +4021,58 @@
           <w:sz w:val="22"/>
           <w:szCs w:val="22"/>
         </w:rPr>
-        <w:t>Kratak</w:t>
-      </w:r>
-      <w:proofErr w:type="spellEnd"/>
-      <w:r>
+        <w:t>Kratak opis primenjenih alata i tehnologija u implementaciji rešenja</w:t>
+      </w:r>
+      <w:bookmarkEnd w:id="24"/>
+      <w:bookmarkEnd w:id="25"/>
+    </w:p>
+    <w:p>
+      <w:pPr>
+        <w:spacing w:after="0" w:line="240" w:lineRule="auto"/>
+        <w:jc w:val="both"/>
+        <w:rPr>
+          <w:rFonts w:ascii="Verdana" w:hAnsi="Verdana"/>
+          <w:sz w:val="20"/>
+          <w:szCs w:val="20"/>
+          <w:lang w:val="x-none"/>
+        </w:rPr>
+      </w:pPr>
+    </w:p>
+    <w:p>
+      <w:pPr>
+        <w:spacing w:after="0" w:line="240" w:lineRule="auto"/>
+        <w:jc w:val="both"/>
+        <w:rPr>
+          <w:rFonts w:ascii="Verdana" w:hAnsi="Verdana"/>
+          <w:sz w:val="20"/>
+          <w:szCs w:val="20"/>
+          <w:lang w:val="sr-Latn-RS"/>
+        </w:rPr>
+      </w:pPr>
+    </w:p>
+    <w:p>
+      <w:pPr>
+        <w:spacing w:after="0" w:line="240" w:lineRule="auto"/>
+        <w:jc w:val="both"/>
+        <w:rPr>
+          <w:rFonts w:ascii="Verdana" w:hAnsi="Verdana"/>
+          <w:sz w:val="20"/>
+          <w:szCs w:val="20"/>
+          <w:lang w:val="sr-Latn-RS"/>
+        </w:rPr>
+      </w:pPr>
+    </w:p>
+    <w:p>
+      <w:pPr>
+        <w:pStyle w:val="Heading2"/>
         <w:rPr>
           <w:rFonts w:ascii="Verdana" w:hAnsi="Verdana"/>
           <w:i w:val="0"/>
           <w:sz w:val="22"/>
           <w:szCs w:val="22"/>
         </w:rPr>
-        <w:t xml:space="preserve"> </w:t>
-      </w:r>
-      <w:proofErr w:type="spellStart"/>
+      </w:pPr>
+      <w:bookmarkStart w:id="26" w:name="_Toc225149074"/>
       <w:r>
         <w:rPr>
           <w:rFonts w:ascii="Verdana" w:hAnsi="Verdana"/>
@@ -8919,200 +4080,9 @@
           <w:sz w:val="22"/>
           <w:szCs w:val="22"/>
         </w:rPr>
-        <w:t>opis</w:t>
-      </w:r>
-      <w:proofErr w:type="spellEnd"/>
-      <w:r>
-        <w:rPr>
-          <w:rFonts w:ascii="Verdana" w:hAnsi="Verdana"/>
-          <w:i w:val="0"/>
-          <w:sz w:val="22"/>
-          <w:szCs w:val="22"/>
-        </w:rPr>
-        <w:t xml:space="preserve"> </w:t>
-      </w:r>
-      <w:proofErr w:type="spellStart"/>
-      <w:r>
-        <w:rPr>
-          <w:rFonts w:ascii="Verdana" w:hAnsi="Verdana"/>
-          <w:i w:val="0"/>
-          <w:sz w:val="22"/>
-          <w:szCs w:val="22"/>
-        </w:rPr>
-        <w:t>primenjenih</w:t>
-      </w:r>
-      <w:proofErr w:type="spellEnd"/>
-      <w:r>
-        <w:rPr>
-          <w:rFonts w:ascii="Verdana" w:hAnsi="Verdana"/>
-          <w:i w:val="0"/>
-          <w:sz w:val="22"/>
-          <w:szCs w:val="22"/>
-        </w:rPr>
-        <w:t xml:space="preserve"> alata </w:t>
-      </w:r>
-      <w:proofErr w:type="spellStart"/>
-      <w:r>
-        <w:rPr>
-          <w:rFonts w:ascii="Verdana" w:hAnsi="Verdana"/>
-          <w:i w:val="0"/>
-          <w:sz w:val="22"/>
-          <w:szCs w:val="22"/>
-        </w:rPr>
-        <w:t>i</w:t>
-      </w:r>
-      <w:proofErr w:type="spellEnd"/>
-      <w:r>
-        <w:rPr>
-          <w:rFonts w:ascii="Verdana" w:hAnsi="Verdana"/>
-          <w:i w:val="0"/>
-          <w:sz w:val="22"/>
-          <w:szCs w:val="22"/>
-        </w:rPr>
-        <w:t xml:space="preserve"> </w:t>
-      </w:r>
-      <w:proofErr w:type="spellStart"/>
-      <w:r>
-        <w:rPr>
-          <w:rFonts w:ascii="Verdana" w:hAnsi="Verdana"/>
-          <w:i w:val="0"/>
-          <w:sz w:val="22"/>
-          <w:szCs w:val="22"/>
-        </w:rPr>
-        <w:t>tehnologija</w:t>
-      </w:r>
-      <w:proofErr w:type="spellEnd"/>
-      <w:r>
-        <w:rPr>
-          <w:rFonts w:ascii="Verdana" w:hAnsi="Verdana"/>
-          <w:i w:val="0"/>
-          <w:sz w:val="22"/>
-          <w:szCs w:val="22"/>
-        </w:rPr>
-        <w:t xml:space="preserve"> u </w:t>
-      </w:r>
-      <w:proofErr w:type="spellStart"/>
-      <w:r>
-        <w:rPr>
-          <w:rFonts w:ascii="Verdana" w:hAnsi="Verdana"/>
-          <w:i w:val="0"/>
-          <w:sz w:val="22"/>
-          <w:szCs w:val="22"/>
-        </w:rPr>
-        <w:t>implementaciji</w:t>
-      </w:r>
-      <w:proofErr w:type="spellEnd"/>
-      <w:r>
-        <w:rPr>
-          <w:rFonts w:ascii="Verdana" w:hAnsi="Verdana"/>
-          <w:i w:val="0"/>
-          <w:sz w:val="22"/>
-          <w:szCs w:val="22"/>
-        </w:rPr>
-        <w:t xml:space="preserve"> </w:t>
-      </w:r>
-      <w:proofErr w:type="spellStart"/>
-      <w:r>
-        <w:rPr>
-          <w:rFonts w:ascii="Verdana" w:hAnsi="Verdana"/>
-          <w:i w:val="0"/>
-          <w:sz w:val="22"/>
-          <w:szCs w:val="22"/>
-        </w:rPr>
-        <w:t>rešenja</w:t>
-      </w:r>
-      <w:bookmarkEnd w:id="22"/>
-      <w:bookmarkEnd w:id="23"/>
-      <w:proofErr w:type="spellEnd"/>
-    </w:p>
-    <w:p>
-      <w:pPr>
-        <w:spacing w:after="0" w:line="240" w:lineRule="auto"/>
-        <w:jc w:val="both"/>
-        <w:rPr>
-          <w:rFonts w:ascii="Verdana" w:hAnsi="Verdana"/>
-          <w:sz w:val="20"/>
-          <w:szCs w:val="20"/>
-          <w:lang w:val="x-none"/>
-        </w:rPr>
-      </w:pPr>
-    </w:p>
-    <w:p>
-      <w:pPr>
-        <w:spacing w:after="0" w:line="240" w:lineRule="auto"/>
-        <w:jc w:val="both"/>
-        <w:rPr>
-          <w:rFonts w:ascii="Verdana" w:hAnsi="Verdana"/>
-          <w:sz w:val="20"/>
-          <w:szCs w:val="20"/>
-          <w:lang w:val="sr-Latn-RS"/>
-        </w:rPr>
-      </w:pPr>
-    </w:p>
-    <w:p>
-      <w:pPr>
-        <w:spacing w:after="0" w:line="240" w:lineRule="auto"/>
-        <w:jc w:val="both"/>
-        <w:rPr>
-          <w:rFonts w:ascii="Verdana" w:hAnsi="Verdana"/>
-          <w:sz w:val="20"/>
-          <w:szCs w:val="20"/>
-          <w:lang w:val="sr-Latn-RS"/>
-        </w:rPr>
-      </w:pPr>
-    </w:p>
-    <w:p>
-      <w:pPr>
-        <w:pStyle w:val="Heading2"/>
-        <w:rPr>
-          <w:rFonts w:ascii="Verdana" w:hAnsi="Verdana"/>
-          <w:i w:val="0"/>
-          <w:sz w:val="22"/>
-          <w:szCs w:val="22"/>
-        </w:rPr>
-      </w:pPr>
-      <w:bookmarkStart w:id="24" w:name="_Toc225164846"/>
-      <w:r>
-        <w:rPr>
-          <w:rFonts w:ascii="Verdana" w:hAnsi="Verdana"/>
-          <w:i w:val="0"/>
-          <w:sz w:val="22"/>
-          <w:szCs w:val="22"/>
-        </w:rPr>
-        <w:t xml:space="preserve">2.3. </w:t>
-      </w:r>
-      <w:proofErr w:type="spellStart"/>
-      <w:r>
-        <w:rPr>
-          <w:rFonts w:ascii="Verdana" w:hAnsi="Verdana"/>
-          <w:i w:val="0"/>
-          <w:sz w:val="22"/>
-          <w:szCs w:val="22"/>
-        </w:rPr>
-        <w:t>Opis</w:t>
-      </w:r>
-      <w:proofErr w:type="spellEnd"/>
-      <w:r>
-        <w:rPr>
-          <w:rFonts w:ascii="Verdana" w:hAnsi="Verdana"/>
-          <w:i w:val="0"/>
-          <w:sz w:val="22"/>
-          <w:szCs w:val="22"/>
-        </w:rPr>
-        <w:t xml:space="preserve"> </w:t>
-      </w:r>
-      <w:proofErr w:type="spellStart"/>
-      <w:r>
-        <w:rPr>
-          <w:rFonts w:ascii="Verdana" w:hAnsi="Verdana"/>
-          <w:i w:val="0"/>
-          <w:sz w:val="22"/>
-          <w:szCs w:val="22"/>
-        </w:rPr>
-        <w:t>implementacije</w:t>
-      </w:r>
-      <w:bookmarkEnd w:id="24"/>
-      <w:proofErr w:type="spellEnd"/>
+        <w:t>2.3. Opis implementacije</w:t>
+      </w:r>
+      <w:bookmarkEnd w:id="26"/>
     </w:p>
     <w:p>
       <w:pPr>
@@ -9180,9 +4150,9 @@
           <w:szCs w:val="24"/>
         </w:rPr>
       </w:pPr>
-      <w:bookmarkStart w:id="25" w:name="_Toc162726077"/>
-      <w:bookmarkStart w:id="26" w:name="_Toc169829410"/>
-      <w:bookmarkStart w:id="27" w:name="_Toc225164847"/>
+      <w:bookmarkStart w:id="27" w:name="_Toc162726077"/>
+      <w:bookmarkStart w:id="28" w:name="_Toc169829410"/>
+      <w:bookmarkStart w:id="29" w:name="_Toc225149075"/>
       <w:r>
         <w:rPr>
           <w:rFonts w:ascii="Verdana" w:hAnsi="Verdana"/>
@@ -9191,7 +4161,6 @@
         </w:rPr>
         <w:t xml:space="preserve">3. </w:t>
       </w:r>
-      <w:proofErr w:type="spellStart"/>
       <w:r>
         <w:rPr>
           <w:rFonts w:ascii="Verdana" w:hAnsi="Verdana"/>
@@ -9209,10 +4178,9 @@
         </w:rPr>
         <w:t>čak</w:t>
       </w:r>
-      <w:bookmarkEnd w:id="25"/>
-      <w:bookmarkEnd w:id="26"/>
       <w:bookmarkEnd w:id="27"/>
-      <w:proofErr w:type="spellEnd"/>
+      <w:bookmarkEnd w:id="28"/>
+      <w:bookmarkEnd w:id="29"/>
     </w:p>
     <w:p>
       <w:pPr>
@@ -9288,8 +4256,8 @@
           <w:szCs w:val="24"/>
         </w:rPr>
       </w:pPr>
-      <w:bookmarkStart w:id="28" w:name="_Toc169829411"/>
-      <w:bookmarkStart w:id="29" w:name="_Toc225164848"/>
+      <w:bookmarkStart w:id="30" w:name="_Toc169829411"/>
+      <w:bookmarkStart w:id="31" w:name="_Toc225149076"/>
       <w:r>
         <w:rPr>
           <w:rFonts w:ascii="Verdana" w:hAnsi="Verdana"/>
@@ -9298,8 +4266,7 @@
         </w:rPr>
         <w:t xml:space="preserve">4. </w:t>
       </w:r>
-      <w:bookmarkStart w:id="30" w:name="_Toc162726078"/>
-      <w:proofErr w:type="spellStart"/>
+      <w:bookmarkStart w:id="32" w:name="_Toc162726078"/>
       <w:r>
         <w:rPr>
           <w:rFonts w:ascii="Verdana" w:hAnsi="Verdana"/>
@@ -9308,10 +4275,9 @@
         </w:rPr>
         <w:t>Literatura</w:t>
       </w:r>
-      <w:bookmarkEnd w:id="28"/>
-      <w:bookmarkEnd w:id="29"/>
       <w:bookmarkEnd w:id="30"/>
-      <w:proofErr w:type="spellEnd"/>
+      <w:bookmarkEnd w:id="31"/>
+      <w:bookmarkEnd w:id="32"/>
     </w:p>
     <w:p>
       <w:pPr>
@@ -9635,55 +4601,7 @@
           <w:szCs w:val="20"/>
           <w:lang w:val="sr-Cyrl-RS"/>
         </w:rPr>
-        <w:t xml:space="preserve">могу се испод дате структуре стављати </w:t>
-      </w:r>
-      <w:proofErr w:type="spellStart"/>
-      <w:r>
-        <w:rPr>
-          <w:rFonts w:ascii="Verdana" w:hAnsi="Verdana"/>
-          <w:b/>
-          <w:color w:val="FF0000"/>
-          <w:sz w:val="20"/>
-          <w:szCs w:val="20"/>
-          <w:lang w:val="sr-Cyrl-RS"/>
-        </w:rPr>
-        <w:t>подставке</w:t>
-      </w:r>
-      <w:proofErr w:type="spellEnd"/>
-      <w:r>
-        <w:rPr>
-          <w:rFonts w:ascii="Verdana" w:hAnsi="Verdana"/>
-          <w:b/>
-          <w:color w:val="FF0000"/>
-          <w:sz w:val="20"/>
-          <w:szCs w:val="20"/>
-          <w:lang w:val="sr-Cyrl-RS"/>
-        </w:rPr>
-        <w:t xml:space="preserve"> садржаја у складу са темом, ако студент жели (нпр. 1.1.1 Појам оперативног система </w:t>
-      </w:r>
-      <w:proofErr w:type="spellStart"/>
-      <w:r>
-        <w:rPr>
-          <w:rFonts w:ascii="Verdana" w:hAnsi="Verdana"/>
-          <w:b/>
-          <w:color w:val="FF0000"/>
-          <w:sz w:val="20"/>
-          <w:szCs w:val="20"/>
-          <w:lang w:val="sr-Cyrl-RS"/>
-        </w:rPr>
-        <w:t>итд</w:t>
-      </w:r>
-      <w:proofErr w:type="spellEnd"/>
-      <w:r>
-        <w:rPr>
-          <w:rFonts w:ascii="Verdana" w:hAnsi="Verdana"/>
-          <w:b/>
-          <w:color w:val="FF0000"/>
-          <w:sz w:val="20"/>
-          <w:szCs w:val="20"/>
-          <w:lang w:val="sr-Cyrl-RS"/>
-        </w:rPr>
-        <w:t>)</w:t>
+        <w:t>могу се испод дате структуре стављати подставке садржаја у складу са темом, ако студент жели (нпр. 1.1.1 Појам оперативног система итд)</w:t>
       </w:r>
       <w:r>
         <w:rPr>
@@ -9869,27 +4787,7 @@
           <w:szCs w:val="20"/>
           <w:lang w:val="sr-Cyrl-RS"/>
         </w:rPr>
-        <w:t xml:space="preserve">ко је садржај са сајта: опис, </w:t>
-      </w:r>
-      <w:proofErr w:type="spellStart"/>
-      <w:r>
-        <w:rPr>
-          <w:rFonts w:ascii="Verdana" w:hAnsi="Verdana"/>
-          <w:sz w:val="20"/>
-          <w:szCs w:val="20"/>
-          <w:lang w:val="sr-Cyrl-RS"/>
-        </w:rPr>
-        <w:t>урл</w:t>
-      </w:r>
-      <w:proofErr w:type="spellEnd"/>
-      <w:r>
-        <w:rPr>
-          <w:rFonts w:ascii="Verdana" w:hAnsi="Verdana"/>
-          <w:sz w:val="20"/>
-          <w:szCs w:val="20"/>
-          <w:lang w:val="sr-Cyrl-RS"/>
-        </w:rPr>
-        <w:t xml:space="preserve">, датум посете; </w:t>
+        <w:t xml:space="preserve">ко је садржај са сајта: опис, урл, датум посете; </w:t>
       </w:r>
     </w:p>
     <w:p>
@@ -10010,7 +4908,6 @@
         </w:rPr>
         <w:t>w</w:t>
       </w:r>
-      <w:proofErr w:type="spellStart"/>
       <w:r>
         <w:rPr>
           <w:rFonts w:ascii="Verdana" w:hAnsi="Verdana"/>
@@ -10018,21 +4915,11 @@
           <w:szCs w:val="20"/>
           <w:lang w:val="sr-Cyrl-RS"/>
         </w:rPr>
-        <w:t>икипедија</w:t>
-      </w:r>
-      <w:proofErr w:type="spellEnd"/>
-      <w:r>
-        <w:rPr>
-          <w:rFonts w:ascii="Verdana" w:hAnsi="Verdana"/>
-          <w:sz w:val="20"/>
-          <w:szCs w:val="20"/>
-          <w:lang w:val="sr-Cyrl-RS"/>
-        </w:rPr>
-        <w:t xml:space="preserve"> нити блогови.</w:t>
+        <w:t>икипедија нити блогови.</w:t>
       </w:r>
     </w:p>
     <w:sectPr>
-      <w:footerReference w:type="default" r:id="rId32"/>
+      <w:footerReference w:type="default" r:id="rId22"/>
       <w:pgSz w:w="11907" w:h="16839" w:code="9"/>
       <w:pgMar w:top="270" w:right="1275" w:bottom="270" w:left="1134" w:header="0" w:footer="0" w:gutter="0"/>
       <w:cols w:space="720"/>
@@ -10043,7 +4930,7 @@
 </file>
 
 <file path=word/endnotes.xml><?xml version="1.0" encoding="utf-8"?>
-<w:endnotes xmlns:wpc="http://schemas.microsoft.com/office/word/2010/wordprocessingCanvas" xmlns:cx="http://schemas.microsoft.com/office/drawing/2014/chartex" xmlns:cx1="http://schemas.microsoft.com/office/drawing/2015/9/8/chartex" xmlns:cx2="http://schemas.microsoft.com/office/drawing/2015/10/21/chartex" xmlns:cx3="http://schemas.microsoft.com/office/drawing/2016/5/9/chartex" xmlns:cx4="http://schemas.microsoft.com/office/drawing/2016/5/10/chartex" xmlns:cx5="http://schemas.microsoft.com/office/drawing/2016/5/11/chartex" xmlns:cx6="http://schemas.microsoft.com/office/drawing/2016/5/12/chartex" xmlns:cx7="http://schemas.microsoft.com/office/drawing/2016/5/13/chartex" xmlns:cx8="http://schemas.microsoft.com/office/drawing/2016/5/14/chartex" xmlns:mc="http://schemas.openxmlformats.org/markup-compatibility/2006" xmlns:aink="http://schemas.microsoft.com/office/drawing/2016/ink" xmlns:am3d="http://schemas.microsoft.com/office/drawing/2017/model3d" xmlns:o="urn:schemas-microsoft-com:office:office" xmlns:oel="http://schemas.microsoft.com/office/2019/extlst" xmlns:r="http://schemas.openxmlformats.org/officeDocument/2006/relationships" xmlns:m="http://schemas.openxmlformats.org/officeDocument/2006/math" xmlns:v="urn:schemas-microsoft-com:vml" xmlns:wp14="http://schemas.microsoft.com/office/word/2010/wordprocessingDrawing" xmlns:wp="http://schemas.openxmlformats.org/drawingml/2006/wordprocessingDrawing" xmlns:w10="urn:schemas-microsoft-com:office:word" xmlns:w="http://schemas.openxmlformats.org/wordprocessingml/2006/main" xmlns:w14="http://schemas.microsoft.com/office/word/2010/wordml" xmlns:w15="http://schemas.microsoft.com/office/word/2012/wordml" xmlns:w16cex="http://schemas.microsoft.com/office/word/2018/wordml/cex" xmlns:w16cid="http://schemas.microsoft.com/office/word/2016/wordml/cid" xmlns:w16="http://schemas.microsoft.com/office/word/2018/wordml" xmlns:w16du="http://schemas.microsoft.com/office/word/2023/wordml/word16du" xmlns:w16sdtdh="http://schemas.microsoft.com/office/word/2020/wordml/sdtdatahash" xmlns:w16sdtfl="http://schemas.microsoft.com/office/word/2024/wordml/sdtformatlock" xmlns:w16se="http://schemas.microsoft.com/office/word/2015/wordml/symex" xmlns:wpg="http://schemas.microsoft.com/office/word/2010/wordprocessingGroup" xmlns:wpi="http://schemas.microsoft.com/office/word/2010/wordprocessingInk" xmlns:wne="http://schemas.microsoft.com/office/word/2006/wordml" xmlns:wps="http://schemas.microsoft.com/office/word/2010/wordprocessingShape" mc:Ignorable="w14 w15 w16se w16cid w16 w16cex w16sdtdh w16sdtfl w16du wp14">
+<w:endnotes xmlns:wpc="http://schemas.microsoft.com/office/word/2010/wordprocessingCanvas" xmlns:cx="http://schemas.microsoft.com/office/drawing/2014/chartex" xmlns:mc="http://schemas.openxmlformats.org/markup-compatibility/2006" xmlns:o="urn:schemas-microsoft-com:office:office" xmlns:r="http://schemas.openxmlformats.org/officeDocument/2006/relationships" xmlns:m="http://schemas.openxmlformats.org/officeDocument/2006/math" xmlns:v="urn:schemas-microsoft-com:vml" xmlns:wp14="http://schemas.microsoft.com/office/word/2010/wordprocessingDrawing" xmlns:wp="http://schemas.openxmlformats.org/drawingml/2006/wordprocessingDrawing" xmlns:w10="urn:schemas-microsoft-com:office:word" xmlns:w="http://schemas.openxmlformats.org/wordprocessingml/2006/main" xmlns:w14="http://schemas.microsoft.com/office/word/2010/wordml" xmlns:w15="http://schemas.microsoft.com/office/word/2012/wordml" xmlns:w16se="http://schemas.microsoft.com/office/word/2015/wordml/symex" xmlns:wpg="http://schemas.microsoft.com/office/word/2010/wordprocessingGroup" xmlns:wpi="http://schemas.microsoft.com/office/word/2010/wordprocessingInk" xmlns:wne="http://schemas.microsoft.com/office/word/2006/wordml" xmlns:wps="http://schemas.microsoft.com/office/word/2010/wordprocessingShape" mc:Ignorable="w14 w15 w16se wp14">
   <w:endnote w:type="separator" w:id="-1">
     <w:p>
       <w:pPr>
@@ -10068,7 +4955,7 @@
 </file>
 
 <file path=word/footer1.xml><?xml version="1.0" encoding="utf-8"?>
-<w:ftr xmlns:wpc="http://schemas.microsoft.com/office/word/2010/wordprocessingCanvas" xmlns:cx="http://schemas.microsoft.com/office/drawing/2014/chartex" xmlns:cx1="http://schemas.microsoft.com/office/drawing/2015/9/8/chartex" xmlns:cx2="http://schemas.microsoft.com/office/drawing/2015/10/21/chartex" xmlns:cx3="http://schemas.microsoft.com/office/drawing/2016/5/9/chartex" xmlns:cx4="http://schemas.microsoft.com/office/drawing/2016/5/10/chartex" xmlns:cx5="http://schemas.microsoft.com/office/drawing/2016/5/11/chartex" xmlns:cx6="http://schemas.microsoft.com/office/drawing/2016/5/12/chartex" xmlns:cx7="http://schemas.microsoft.com/office/drawing/2016/5/13/chartex" xmlns:cx8="http://schemas.microsoft.com/office/drawing/2016/5/14/chartex" xmlns:mc="http://schemas.openxmlformats.org/markup-compatibility/2006" xmlns:aink="http://schemas.microsoft.com/office/drawing/2016/ink" xmlns:am3d="http://schemas.microsoft.com/office/drawing/2017/model3d" xmlns:o="urn:schemas-microsoft-com:office:office" xmlns:oel="http://schemas.microsoft.com/office/2019/extlst" xmlns:r="http://schemas.openxmlformats.org/officeDocument/2006/relationships" xmlns:m="http://schemas.openxmlformats.org/officeDocument/2006/math" xmlns:v="urn:schemas-microsoft-com:vml" xmlns:wp14="http://schemas.microsoft.com/office/word/2010/wordprocessingDrawing" xmlns:wp="http://schemas.openxmlformats.org/drawingml/2006/wordprocessingDrawing" xmlns:w10="urn:schemas-microsoft-com:office:word" xmlns:w="http://schemas.openxmlformats.org/wordprocessingml/2006/main" xmlns:w14="http://schemas.microsoft.com/office/word/2010/wordml" xmlns:w15="http://schemas.microsoft.com/office/word/2012/wordml" xmlns:w16cex="http://schemas.microsoft.com/office/word/2018/wordml/cex" xmlns:w16cid="http://schemas.microsoft.com/office/word/2016/wordml/cid" xmlns:w16="http://schemas.microsoft.com/office/word/2018/wordml" xmlns:w16du="http://schemas.microsoft.com/office/word/2023/wordml/word16du" xmlns:w16sdtdh="http://schemas.microsoft.com/office/word/2020/wordml/sdtdatahash" xmlns:w16sdtfl="http://schemas.microsoft.com/office/word/2024/wordml/sdtformatlock" xmlns:w16se="http://schemas.microsoft.com/office/word/2015/wordml/symex" xmlns:wpg="http://schemas.microsoft.com/office/word/2010/wordprocessingGroup" xmlns:wpi="http://schemas.microsoft.com/office/word/2010/wordprocessingInk" xmlns:wne="http://schemas.microsoft.com/office/word/2006/wordml" xmlns:wps="http://schemas.microsoft.com/office/word/2010/wordprocessingShape" mc:Ignorable="w14 w15 w16se w16cid w16 w16cex w16sdtdh w16sdtfl w16du wp14">
+<w:ftr xmlns:wpc="http://schemas.microsoft.com/office/word/2010/wordprocessingCanvas" xmlns:cx="http://schemas.microsoft.com/office/drawing/2014/chartex" xmlns:mc="http://schemas.openxmlformats.org/markup-compatibility/2006" xmlns:o="urn:schemas-microsoft-com:office:office" xmlns:r="http://schemas.openxmlformats.org/officeDocument/2006/relationships" xmlns:m="http://schemas.openxmlformats.org/officeDocument/2006/math" xmlns:v="urn:schemas-microsoft-com:vml" xmlns:wp14="http://schemas.microsoft.com/office/word/2010/wordprocessingDrawing" xmlns:wp="http://schemas.openxmlformats.org/drawingml/2006/wordprocessingDrawing" xmlns:w10="urn:schemas-microsoft-com:office:word" xmlns:w="http://schemas.openxmlformats.org/wordprocessingml/2006/main" xmlns:w14="http://schemas.microsoft.com/office/word/2010/wordml" xmlns:w15="http://schemas.microsoft.com/office/word/2012/wordml" xmlns:w16se="http://schemas.microsoft.com/office/word/2015/wordml/symex" xmlns:wpg="http://schemas.microsoft.com/office/word/2010/wordprocessingGroup" xmlns:wpi="http://schemas.microsoft.com/office/word/2010/wordprocessingInk" xmlns:wne="http://schemas.microsoft.com/office/word/2006/wordml" xmlns:wps="http://schemas.microsoft.com/office/word/2010/wordprocessingShape" mc:Ignorable="w14 w15 w16se wp14">
   <w:p>
     <w:pPr>
       <w:pStyle w:val="Footer"/>
@@ -10105,7 +4992,7 @@
 </file>
 
 <file path=word/footnotes.xml><?xml version="1.0" encoding="utf-8"?>
-<w:footnotes xmlns:wpc="http://schemas.microsoft.com/office/word/2010/wordprocessingCanvas" xmlns:cx="http://schemas.microsoft.com/office/drawing/2014/chartex" xmlns:cx1="http://schemas.microsoft.com/office/drawing/2015/9/8/chartex" xmlns:cx2="http://schemas.microsoft.com/office/drawing/2015/10/21/chartex" xmlns:cx3="http://schemas.microsoft.com/office/drawing/2016/5/9/chartex" xmlns:cx4="http://schemas.microsoft.com/office/drawing/2016/5/10/chartex" xmlns:cx5="http://schemas.microsoft.com/office/drawing/2016/5/11/chartex" xmlns:cx6="http://schemas.microsoft.com/office/drawing/2016/5/12/chartex" xmlns:cx7="http://schemas.microsoft.com/office/drawing/2016/5/13/chartex" xmlns:cx8="http://schemas.microsoft.com/office/drawing/2016/5/14/chartex" xmlns:mc="http://schemas.openxmlformats.org/markup-compatibility/2006" xmlns:aink="http://schemas.microsoft.com/office/drawing/2016/ink" xmlns:am3d="http://schemas.microsoft.com/office/drawing/2017/model3d" xmlns:o="urn:schemas-microsoft-com:office:office" xmlns:oel="http://schemas.microsoft.com/office/2019/extlst" xmlns:r="http://schemas.openxmlformats.org/officeDocument/2006/relationships" xmlns:m="http://schemas.openxmlformats.org/officeDocument/2006/math" xmlns:v="urn:schemas-microsoft-com:vml" xmlns:wp14="http://schemas.microsoft.com/office/word/2010/wordprocessingDrawing" xmlns:wp="http://schemas.openxmlformats.org/drawingml/2006/wordprocessingDrawing" xmlns:w10="urn:schemas-microsoft-com:office:word" xmlns:w="http://schemas.openxmlformats.org/wordprocessingml/2006/main" xmlns:w14="http://schemas.microsoft.com/office/word/2010/wordml" xmlns:w15="http://schemas.microsoft.com/office/word/2012/wordml" xmlns:w16cex="http://schemas.microsoft.com/office/word/2018/wordml/cex" xmlns:w16cid="http://schemas.microsoft.com/office/word/2016/wordml/cid" xmlns:w16="http://schemas.microsoft.com/office/word/2018/wordml" xmlns:w16du="http://schemas.microsoft.com/office/word/2023/wordml/word16du" xmlns:w16sdtdh="http://schemas.microsoft.com/office/word/2020/wordml/sdtdatahash" xmlns:w16sdtfl="http://schemas.microsoft.com/office/word/2024/wordml/sdtformatlock" xmlns:w16se="http://schemas.microsoft.com/office/word/2015/wordml/symex" xmlns:wpg="http://schemas.microsoft.com/office/word/2010/wordprocessingGroup" xmlns:wpi="http://schemas.microsoft.com/office/word/2010/wordprocessingInk" xmlns:wne="http://schemas.microsoft.com/office/word/2006/wordml" xmlns:wps="http://schemas.microsoft.com/office/word/2010/wordprocessingShape" mc:Ignorable="w14 w15 w16se w16cid w16 w16cex w16sdtdh w16sdtfl w16du wp14">
+<w:footnotes xmlns:wpc="http://schemas.microsoft.com/office/word/2010/wordprocessingCanvas" xmlns:cx="http://schemas.microsoft.com/office/drawing/2014/chartex" xmlns:mc="http://schemas.openxmlformats.org/markup-compatibility/2006" xmlns:o="urn:schemas-microsoft-com:office:office" xmlns:r="http://schemas.openxmlformats.org/officeDocument/2006/relationships" xmlns:m="http://schemas.openxmlformats.org/officeDocument/2006/math" xmlns:v="urn:schemas-microsoft-com:vml" xmlns:wp14="http://schemas.microsoft.com/office/word/2010/wordprocessingDrawing" xmlns:wp="http://schemas.openxmlformats.org/drawingml/2006/wordprocessingDrawing" xmlns:w10="urn:schemas-microsoft-com:office:word" xmlns:w="http://schemas.openxmlformats.org/wordprocessingml/2006/main" xmlns:w14="http://schemas.microsoft.com/office/word/2010/wordml" xmlns:w15="http://schemas.microsoft.com/office/word/2012/wordml" xmlns:w16se="http://schemas.microsoft.com/office/word/2015/wordml/symex" xmlns:wpg="http://schemas.microsoft.com/office/word/2010/wordprocessingGroup" xmlns:wpi="http://schemas.microsoft.com/office/word/2010/wordprocessingInk" xmlns:wne="http://schemas.microsoft.com/office/word/2006/wordml" xmlns:wps="http://schemas.microsoft.com/office/word/2010/wordprocessingShape" mc:Ignorable="w14 w15 w16se wp14">
   <w:footnote w:type="separator" w:id="-1">
     <w:p>
       <w:pPr>
@@ -10130,7 +5017,7 @@
 </file>
 
 <file path=word/numbering.xml><?xml version="1.0" encoding="utf-8"?>
-<w:numbering xmlns:wpc="http://schemas.microsoft.com/office/word/2010/wordprocessingCanvas" xmlns:cx="http://schemas.microsoft.com/office/drawing/2014/chartex" xmlns:cx1="http://schemas.microsoft.com/office/drawing/2015/9/8/chartex" xmlns:cx2="http://schemas.microsoft.com/office/drawing/2015/10/21/chartex" xmlns:cx3="http://schemas.microsoft.com/office/drawing/2016/5/9/chartex" xmlns:cx4="http://schemas.microsoft.com/office/drawing/2016/5/10/chartex" xmlns:cx5="http://schemas.microsoft.com/office/drawing/2016/5/11/chartex" xmlns:cx6="http://schemas.microsoft.com/office/drawing/2016/5/12/chartex" xmlns:cx7="http://schemas.microsoft.com/office/drawing/2016/5/13/chartex" xmlns:cx8="http://schemas.microsoft.com/office/drawing/2016/5/14/chartex" xmlns:mc="http://schemas.openxmlformats.org/markup-compatibility/2006" xmlns:aink="http://schemas.microsoft.com/office/drawing/2016/ink" xmlns:am3d="http://schemas.microsoft.com/office/drawing/2017/model3d" xmlns:o="urn:schemas-microsoft-com:office:office" xmlns:oel="http://schemas.microsoft.com/office/2019/extlst" xmlns:r="http://schemas.openxmlformats.org/officeDocument/2006/relationships" xmlns:m="http://schemas.openxmlformats.org/officeDocument/2006/math" xmlns:v="urn:schemas-microsoft-com:vml" xmlns:wp14="http://schemas.microsoft.com/office/word/2010/wordprocessingDrawing" xmlns:wp="http://schemas.openxmlformats.org/drawingml/2006/wordprocessingDrawing" xmlns:w10="urn:schemas-microsoft-com:office:word" xmlns:w="http://schemas.openxmlformats.org/wordprocessingml/2006/main" xmlns:w14="http://schemas.microsoft.com/office/word/2010/wordml" xmlns:w15="http://schemas.microsoft.com/office/word/2012/wordml" xmlns:w16cex="http://schemas.microsoft.com/office/word/2018/wordml/cex" xmlns:w16cid="http://schemas.microsoft.com/office/word/2016/wordml/cid" xmlns:w16="http://schemas.microsoft.com/office/word/2018/wordml" xmlns:w16du="http://schemas.microsoft.com/office/word/2023/wordml/word16du" xmlns:w16sdtdh="http://schemas.microsoft.com/office/word/2020/wordml/sdtdatahash" xmlns:w16sdtfl="http://schemas.microsoft.com/office/word/2024/wordml/sdtformatlock" xmlns:w16se="http://schemas.microsoft.com/office/word/2015/wordml/symex" xmlns:wpg="http://schemas.microsoft.com/office/word/2010/wordprocessingGroup" xmlns:wpi="http://schemas.microsoft.com/office/word/2010/wordprocessingInk" xmlns:wne="http://schemas.microsoft.com/office/word/2006/wordml" xmlns:wps="http://schemas.microsoft.com/office/word/2010/wordprocessingShape" mc:Ignorable="w14 w15 w16se w16cid w16 w16cex w16sdtdh w16sdtfl w16du wp14">
+<w:numbering xmlns:wpc="http://schemas.microsoft.com/office/word/2010/wordprocessingCanvas" xmlns:cx="http://schemas.microsoft.com/office/drawing/2014/chartex" xmlns:mc="http://schemas.openxmlformats.org/markup-compatibility/2006" xmlns:o="urn:schemas-microsoft-com:office:office" xmlns:r="http://schemas.openxmlformats.org/officeDocument/2006/relationships" xmlns:m="http://schemas.openxmlformats.org/officeDocument/2006/math" xmlns:v="urn:schemas-microsoft-com:vml" xmlns:wp14="http://schemas.microsoft.com/office/word/2010/wordprocessingDrawing" xmlns:wp="http://schemas.openxmlformats.org/drawingml/2006/wordprocessingDrawing" xmlns:w10="urn:schemas-microsoft-com:office:word" xmlns:w="http://schemas.openxmlformats.org/wordprocessingml/2006/main" xmlns:w14="http://schemas.microsoft.com/office/word/2010/wordml" xmlns:w15="http://schemas.microsoft.com/office/word/2012/wordml" xmlns:w16se="http://schemas.microsoft.com/office/word/2015/wordml/symex" xmlns:wpg="http://schemas.microsoft.com/office/word/2010/wordprocessingGroup" xmlns:wpi="http://schemas.microsoft.com/office/word/2010/wordprocessingInk" xmlns:wne="http://schemas.microsoft.com/office/word/2006/wordml" xmlns:wps="http://schemas.microsoft.com/office/word/2010/wordprocessingShape" mc:Ignorable="w14 w15 w16se wp14">
   <w:abstractNum w:abstractNumId="0" w15:restartNumberingAfterBreak="0">
     <w:nsid w:val="00C8240C"/>
     <w:multiLevelType w:val="multilevel"/>
@@ -11672,95 +6559,6 @@
     </w:lvl>
   </w:abstractNum>
   <w:abstractNum w:abstractNumId="14" w15:restartNumberingAfterBreak="0">
-    <w:nsid w:val="3A6204FA"/>
-    <w:multiLevelType w:val="hybridMultilevel"/>
-    <w:tmpl w:val="7B2A6000"/>
-    <w:lvl w:ilvl="0" w:tplc="0409000F">
-      <w:start w:val="1"/>
-      <w:numFmt w:val="decimal"/>
-      <w:lvlText w:val="%1."/>
-      <w:lvlJc w:val="left"/>
-      <w:pPr>
-        <w:ind w:left="720" w:hanging="360"/>
-      </w:pPr>
-      <w:rPr>
-        <w:rFonts w:hint="default"/>
-      </w:rPr>
-    </w:lvl>
-    <w:lvl w:ilvl="1" w:tplc="04090019" w:tentative="1">
-      <w:start w:val="1"/>
-      <w:numFmt w:val="lowerLetter"/>
-      <w:lvlText w:val="%2."/>
-      <w:lvlJc w:val="left"/>
-      <w:pPr>
-        <w:ind w:left="1440" w:hanging="360"/>
-      </w:pPr>
-    </w:lvl>
-    <w:lvl w:ilvl="2" w:tplc="0409001B" w:tentative="1">
-      <w:start w:val="1"/>
-      <w:numFmt w:val="lowerRoman"/>
-      <w:lvlText w:val="%3."/>
-      <w:lvlJc w:val="right"/>
-      <w:pPr>
-        <w:ind w:left="2160" w:hanging="180"/>
-      </w:pPr>
-    </w:lvl>
-    <w:lvl w:ilvl="3" w:tplc="0409000F" w:tentative="1">
-      <w:start w:val="1"/>
-      <w:numFmt w:val="decimal"/>
-      <w:lvlText w:val="%4."/>
-      <w:lvlJc w:val="left"/>
-      <w:pPr>
-        <w:ind w:left="2880" w:hanging="360"/>
-      </w:pPr>
-    </w:lvl>
-    <w:lvl w:ilvl="4" w:tplc="04090019" w:tentative="1">
-      <w:start w:val="1"/>
-      <w:numFmt w:val="lowerLetter"/>
-      <w:lvlText w:val="%5."/>
-      <w:lvlJc w:val="left"/>
-      <w:pPr>
-        <w:ind w:left="3600" w:hanging="360"/>
-      </w:pPr>
-    </w:lvl>
-    <w:lvl w:ilvl="5" w:tplc="0409001B" w:tentative="1">
-      <w:start w:val="1"/>
-      <w:numFmt w:val="lowerRoman"/>
-      <w:lvlText w:val="%6."/>
-      <w:lvlJc w:val="right"/>
-      <w:pPr>
-        <w:ind w:left="4320" w:hanging="180"/>
-      </w:pPr>
-    </w:lvl>
-    <w:lvl w:ilvl="6" w:tplc="0409000F" w:tentative="1">
-      <w:start w:val="1"/>
-      <w:numFmt w:val="decimal"/>
-      <w:lvlText w:val="%7."/>
-      <w:lvlJc w:val="left"/>
-      <w:pPr>
-        <w:ind w:left="5040" w:hanging="360"/>
-      </w:pPr>
-    </w:lvl>
-    <w:lvl w:ilvl="7" w:tplc="04090019" w:tentative="1">
-      <w:start w:val="1"/>
-      <w:numFmt w:val="lowerLetter"/>
-      <w:lvlText w:val="%8."/>
-      <w:lvlJc w:val="left"/>
-      <w:pPr>
-        <w:ind w:left="5760" w:hanging="360"/>
-      </w:pPr>
-    </w:lvl>
-    <w:lvl w:ilvl="8" w:tplc="0409001B" w:tentative="1">
-      <w:start w:val="1"/>
-      <w:numFmt w:val="lowerRoman"/>
-      <w:lvlText w:val="%9."/>
-      <w:lvlJc w:val="right"/>
-      <w:pPr>
-        <w:ind w:left="6480" w:hanging="180"/>
-      </w:pPr>
-    </w:lvl>
-  </w:abstractNum>
-  <w:abstractNum w:abstractNumId="15" w15:restartNumberingAfterBreak="0">
     <w:nsid w:val="41FE0236"/>
     <w:multiLevelType w:val="hybridMultilevel"/>
     <w:tmpl w:val="3558F2C6"/>
@@ -11849,7 +6647,7 @@
       </w:pPr>
     </w:lvl>
   </w:abstractNum>
-  <w:abstractNum w:abstractNumId="16" w15:restartNumberingAfterBreak="0">
+  <w:abstractNum w:abstractNumId="15" w15:restartNumberingAfterBreak="0">
     <w:nsid w:val="45F17694"/>
     <w:multiLevelType w:val="hybridMultilevel"/>
     <w:tmpl w:val="664E2FDA"/>
@@ -11938,7 +6736,7 @@
       </w:pPr>
     </w:lvl>
   </w:abstractNum>
-  <w:abstractNum w:abstractNumId="17" w15:restartNumberingAfterBreak="0">
+  <w:abstractNum w:abstractNumId="16" w15:restartNumberingAfterBreak="0">
     <w:nsid w:val="46B26483"/>
     <w:multiLevelType w:val="hybridMultilevel"/>
     <w:tmpl w:val="81F06B4C"/>
@@ -12051,7 +6849,7 @@
       </w:rPr>
     </w:lvl>
   </w:abstractNum>
-  <w:abstractNum w:abstractNumId="18" w15:restartNumberingAfterBreak="0">
+  <w:abstractNum w:abstractNumId="17" w15:restartNumberingAfterBreak="0">
     <w:nsid w:val="4A00321C"/>
     <w:multiLevelType w:val="multilevel"/>
     <w:tmpl w:val="361A0102"/>
@@ -12200,7 +6998,7 @@
       </w:rPr>
     </w:lvl>
   </w:abstractNum>
-  <w:abstractNum w:abstractNumId="19" w15:restartNumberingAfterBreak="0">
+  <w:abstractNum w:abstractNumId="18" w15:restartNumberingAfterBreak="0">
     <w:nsid w:val="4A1D09C5"/>
     <w:multiLevelType w:val="hybridMultilevel"/>
     <w:tmpl w:val="F634EE1A"/>
@@ -12289,7 +7087,7 @@
       </w:pPr>
     </w:lvl>
   </w:abstractNum>
-  <w:abstractNum w:abstractNumId="20" w15:restartNumberingAfterBreak="0">
+  <w:abstractNum w:abstractNumId="19" w15:restartNumberingAfterBreak="0">
     <w:nsid w:val="4FE837D2"/>
     <w:multiLevelType w:val="hybridMultilevel"/>
     <w:tmpl w:val="5196510A"/>
@@ -12402,7 +7200,7 @@
       </w:rPr>
     </w:lvl>
   </w:abstractNum>
-  <w:abstractNum w:abstractNumId="21" w15:restartNumberingAfterBreak="0">
+  <w:abstractNum w:abstractNumId="20" w15:restartNumberingAfterBreak="0">
     <w:nsid w:val="56FC4BAB"/>
     <w:multiLevelType w:val="multilevel"/>
     <w:tmpl w:val="6E3ECD16"/>
@@ -12524,7 +7322,7 @@
       </w:rPr>
     </w:lvl>
   </w:abstractNum>
-  <w:abstractNum w:abstractNumId="22" w15:restartNumberingAfterBreak="0">
+  <w:abstractNum w:abstractNumId="21" w15:restartNumberingAfterBreak="0">
     <w:nsid w:val="58417A4D"/>
     <w:multiLevelType w:val="multilevel"/>
     <w:tmpl w:val="25962EEE"/>
@@ -12646,7 +7444,7 @@
       </w:rPr>
     </w:lvl>
   </w:abstractNum>
-  <w:abstractNum w:abstractNumId="23" w15:restartNumberingAfterBreak="0">
+  <w:abstractNum w:abstractNumId="22" w15:restartNumberingAfterBreak="0">
     <w:nsid w:val="59C47431"/>
     <w:multiLevelType w:val="hybridMultilevel"/>
     <w:tmpl w:val="4DFAFDC8"/>
@@ -12735,7 +7533,7 @@
       </w:pPr>
     </w:lvl>
   </w:abstractNum>
-  <w:abstractNum w:abstractNumId="24" w15:restartNumberingAfterBreak="0">
+  <w:abstractNum w:abstractNumId="23" w15:restartNumberingAfterBreak="0">
     <w:nsid w:val="5B201A6A"/>
     <w:multiLevelType w:val="multilevel"/>
     <w:tmpl w:val="304E7714"/>
@@ -12848,7 +7646,7 @@
       </w:rPr>
     </w:lvl>
   </w:abstractNum>
-  <w:abstractNum w:abstractNumId="25" w15:restartNumberingAfterBreak="0">
+  <w:abstractNum w:abstractNumId="24" w15:restartNumberingAfterBreak="0">
     <w:nsid w:val="603D4758"/>
     <w:multiLevelType w:val="hybridMultilevel"/>
     <w:tmpl w:val="59C07DA0"/>
@@ -12961,7 +7759,7 @@
       </w:rPr>
     </w:lvl>
   </w:abstractNum>
-  <w:abstractNum w:abstractNumId="26" w15:restartNumberingAfterBreak="0">
+  <w:abstractNum w:abstractNumId="25" w15:restartNumberingAfterBreak="0">
     <w:nsid w:val="67FA2A5E"/>
     <w:multiLevelType w:val="hybridMultilevel"/>
     <w:tmpl w:val="AD984690"/>
@@ -13050,7 +7848,7 @@
       </w:pPr>
     </w:lvl>
   </w:abstractNum>
-  <w:abstractNum w:abstractNumId="27" w15:restartNumberingAfterBreak="0">
+  <w:abstractNum w:abstractNumId="26" w15:restartNumberingAfterBreak="0">
     <w:nsid w:val="69FD6082"/>
     <w:multiLevelType w:val="multilevel"/>
     <w:tmpl w:val="7B26FA78"/>
@@ -13171,7 +7969,7 @@
       </w:rPr>
     </w:lvl>
   </w:abstractNum>
-  <w:abstractNum w:abstractNumId="28" w15:restartNumberingAfterBreak="0">
+  <w:abstractNum w:abstractNumId="27" w15:restartNumberingAfterBreak="0">
     <w:nsid w:val="77815B43"/>
     <w:multiLevelType w:val="hybridMultilevel"/>
     <w:tmpl w:val="635C4CA8"/>
@@ -13260,7 +8058,7 @@
       </w:pPr>
     </w:lvl>
   </w:abstractNum>
-  <w:abstractNum w:abstractNumId="29" w15:restartNumberingAfterBreak="0">
+  <w:abstractNum w:abstractNumId="28" w15:restartNumberingAfterBreak="0">
     <w:nsid w:val="7AE902E7"/>
     <w:multiLevelType w:val="hybridMultilevel"/>
     <w:tmpl w:val="C90454DA"/>
@@ -13349,7 +8147,7 @@
       </w:pPr>
     </w:lvl>
   </w:abstractNum>
-  <w:abstractNum w:abstractNumId="30" w15:restartNumberingAfterBreak="0">
+  <w:abstractNum w:abstractNumId="29" w15:restartNumberingAfterBreak="0">
     <w:nsid w:val="7D6D24E7"/>
     <w:multiLevelType w:val="hybridMultilevel"/>
     <w:tmpl w:val="A810EF78"/>
@@ -13438,7 +8236,7 @@
       </w:pPr>
     </w:lvl>
   </w:abstractNum>
-  <w:abstractNum w:abstractNumId="31" w15:restartNumberingAfterBreak="0">
+  <w:abstractNum w:abstractNumId="30" w15:restartNumberingAfterBreak="0">
     <w:nsid w:val="7E8A47C7"/>
     <w:multiLevelType w:val="hybridMultilevel"/>
     <w:tmpl w:val="995870CE"/>
@@ -13527,117 +8325,114 @@
       </w:pPr>
     </w:lvl>
   </w:abstractNum>
-  <w:num w:numId="1" w16cid:durableId="513039926">
+  <w:num w:numId="1">
+    <w:abstractNumId w:val="27"/>
+  </w:num>
+  <w:num w:numId="2">
+    <w:abstractNumId w:val="11"/>
+  </w:num>
+  <w:num w:numId="3">
+    <w:abstractNumId w:val="25"/>
+  </w:num>
+  <w:num w:numId="4">
+    <w:abstractNumId w:val="18"/>
+  </w:num>
+  <w:num w:numId="5">
+    <w:abstractNumId w:val="1"/>
+  </w:num>
+  <w:num w:numId="6">
+    <w:abstractNumId w:val="5"/>
+  </w:num>
+  <w:num w:numId="7">
+    <w:abstractNumId w:val="7"/>
+  </w:num>
+  <w:num w:numId="8">
+    <w:abstractNumId w:val="17"/>
+  </w:num>
+  <w:num w:numId="9">
+    <w:abstractNumId w:val="24"/>
+  </w:num>
+  <w:num w:numId="10">
+    <w:abstractNumId w:val="22"/>
+  </w:num>
+  <w:num w:numId="11">
+    <w:abstractNumId w:val="16"/>
+  </w:num>
+  <w:num w:numId="12">
+    <w:abstractNumId w:val="13"/>
+  </w:num>
+  <w:num w:numId="13">
+    <w:abstractNumId w:val="0"/>
+  </w:num>
+  <w:num w:numId="14">
+    <w:abstractNumId w:val="26"/>
+  </w:num>
+  <w:num w:numId="15">
+    <w:abstractNumId w:val="21"/>
+  </w:num>
+  <w:num w:numId="16">
+    <w:abstractNumId w:val="4"/>
+  </w:num>
+  <w:num w:numId="17">
+    <w:abstractNumId w:val="20"/>
+  </w:num>
+  <w:num w:numId="18">
+    <w:abstractNumId w:val="3"/>
+  </w:num>
+  <w:num w:numId="19">
+    <w:abstractNumId w:val="6"/>
+  </w:num>
+  <w:num w:numId="20">
+    <w:abstractNumId w:val="8"/>
+  </w:num>
+  <w:num w:numId="21">
     <w:abstractNumId w:val="28"/>
   </w:num>
-  <w:num w:numId="2" w16cid:durableId="877090761">
-    <w:abstractNumId w:val="11"/>
+  <w:num w:numId="22">
+    <w:abstractNumId w:val="10"/>
   </w:num>
-  <w:num w:numId="3" w16cid:durableId="803036928">
-    <w:abstractNumId w:val="26"/>
+  <w:num w:numId="23">
+    <w:abstractNumId w:val="29"/>
   </w:num>
-  <w:num w:numId="4" w16cid:durableId="1207252482">
+  <w:num w:numId="24">
+    <w:abstractNumId w:val="30"/>
+  </w:num>
+  <w:num w:numId="25">
+    <w:abstractNumId w:val="12"/>
+  </w:num>
+  <w:num w:numId="26">
+    <w:abstractNumId w:val="15"/>
+  </w:num>
+  <w:num w:numId="27">
+    <w:abstractNumId w:val="14"/>
+  </w:num>
+  <w:num w:numId="28">
+    <w:abstractNumId w:val="23"/>
+  </w:num>
+  <w:num w:numId="29">
     <w:abstractNumId w:val="19"/>
   </w:num>
-  <w:num w:numId="5" w16cid:durableId="422068202">
-    <w:abstractNumId w:val="1"/>
-  </w:num>
-  <w:num w:numId="6" w16cid:durableId="1043940848">
-    <w:abstractNumId w:val="5"/>
-  </w:num>
-  <w:num w:numId="7" w16cid:durableId="1909146039">
-    <w:abstractNumId w:val="7"/>
-  </w:num>
-  <w:num w:numId="8" w16cid:durableId="598219412">
-    <w:abstractNumId w:val="18"/>
-  </w:num>
-  <w:num w:numId="9" w16cid:durableId="115221785">
-    <w:abstractNumId w:val="25"/>
-  </w:num>
-  <w:num w:numId="10" w16cid:durableId="1800537246">
-    <w:abstractNumId w:val="23"/>
-  </w:num>
-  <w:num w:numId="11" w16cid:durableId="1895500550">
-    <w:abstractNumId w:val="17"/>
-  </w:num>
-  <w:num w:numId="12" w16cid:durableId="1374113796">
-    <w:abstractNumId w:val="13"/>
-  </w:num>
-  <w:num w:numId="13" w16cid:durableId="1884365990">
-    <w:abstractNumId w:val="0"/>
-  </w:num>
-  <w:num w:numId="14" w16cid:durableId="1888881845">
-    <w:abstractNumId w:val="27"/>
-  </w:num>
-  <w:num w:numId="15" w16cid:durableId="2097552947">
-    <w:abstractNumId w:val="22"/>
-  </w:num>
-  <w:num w:numId="16" w16cid:durableId="1521700162">
-    <w:abstractNumId w:val="4"/>
-  </w:num>
-  <w:num w:numId="17" w16cid:durableId="1690597135">
-    <w:abstractNumId w:val="21"/>
-  </w:num>
-  <w:num w:numId="18" w16cid:durableId="414479171">
-    <w:abstractNumId w:val="3"/>
-  </w:num>
-  <w:num w:numId="19" w16cid:durableId="525489603">
-    <w:abstractNumId w:val="6"/>
-  </w:num>
-  <w:num w:numId="20" w16cid:durableId="1546915904">
-    <w:abstractNumId w:val="8"/>
-  </w:num>
-  <w:num w:numId="21" w16cid:durableId="1670058139">
-    <w:abstractNumId w:val="29"/>
-  </w:num>
-  <w:num w:numId="22" w16cid:durableId="784734541">
-    <w:abstractNumId w:val="10"/>
-  </w:num>
-  <w:num w:numId="23" w16cid:durableId="646518550">
-    <w:abstractNumId w:val="30"/>
-  </w:num>
-  <w:num w:numId="24" w16cid:durableId="779034515">
-    <w:abstractNumId w:val="31"/>
-  </w:num>
-  <w:num w:numId="25" w16cid:durableId="1498499807">
-    <w:abstractNumId w:val="12"/>
-  </w:num>
-  <w:num w:numId="26" w16cid:durableId="1280062618">
-    <w:abstractNumId w:val="16"/>
-  </w:num>
-  <w:num w:numId="27" w16cid:durableId="514072514">
-    <w:abstractNumId w:val="15"/>
-  </w:num>
-  <w:num w:numId="28" w16cid:durableId="572206251">
-    <w:abstractNumId w:val="24"/>
-  </w:num>
-  <w:num w:numId="29" w16cid:durableId="1899782437">
-    <w:abstractNumId w:val="20"/>
-  </w:num>
-  <w:num w:numId="30" w16cid:durableId="498539646">
+  <w:num w:numId="30">
     <w:abstractNumId w:val="2"/>
   </w:num>
-  <w:num w:numId="31" w16cid:durableId="150609109">
+  <w:num w:numId="31">
     <w:abstractNumId w:val="9"/>
-  </w:num>
-  <w:num w:numId="32" w16cid:durableId="331955849">
-    <w:abstractNumId w:val="14"/>
   </w:num>
 </w:numbering>
 </file>
 
 <file path=word/styles.xml><?xml version="1.0" encoding="utf-8"?>
-<w:styles xmlns:mc="http://schemas.openxmlformats.org/markup-compatibility/2006" xmlns:r="http://schemas.openxmlformats.org/officeDocument/2006/relationships" xmlns:w="http://schemas.openxmlformats.org/wordprocessingml/2006/main" xmlns:w14="http://schemas.microsoft.com/office/word/2010/wordml" xmlns:w15="http://schemas.microsoft.com/office/word/2012/wordml" xmlns:w16cex="http://schemas.microsoft.com/office/word/2018/wordml/cex" xmlns:w16cid="http://schemas.microsoft.com/office/word/2016/wordml/cid" xmlns:w16="http://schemas.microsoft.com/office/word/2018/wordml" xmlns:w16du="http://schemas.microsoft.com/office/word/2023/wordml/word16du" xmlns:w16sdtdh="http://schemas.microsoft.com/office/word/2020/wordml/sdtdatahash" xmlns:w16sdtfl="http://schemas.microsoft.com/office/word/2024/wordml/sdtformatlock" xmlns:w16se="http://schemas.microsoft.com/office/word/2015/wordml/symex" mc:Ignorable="w14 w15 w16se w16cid w16 w16cex w16sdtdh w16sdtfl w16du">
+<w:styles xmlns:mc="http://schemas.openxmlformats.org/markup-compatibility/2006" xmlns:r="http://schemas.openxmlformats.org/officeDocument/2006/relationships" xmlns:w="http://schemas.openxmlformats.org/wordprocessingml/2006/main" xmlns:w14="http://schemas.microsoft.com/office/word/2010/wordml" xmlns:w15="http://schemas.microsoft.com/office/word/2012/wordml" xmlns:w16se="http://schemas.microsoft.com/office/word/2015/wordml/symex" mc:Ignorable="w14 w15 w16se">
   <w:docDefaults>
     <w:rPrDefault>
       <w:rPr>
         <w:rFonts w:ascii="Calibri" w:eastAsia="Calibri" w:hAnsi="Calibri" w:cs="Times New Roman"/>
-        <w:lang w:val="en-US" w:eastAsia="en-US" w:bidi="ar-SA"/>
+        <w:lang w:val="sr-Latn-RS" w:eastAsia="sr-Latn-RS" w:bidi="ar-SA"/>
       </w:rPr>
     </w:rPrDefault>
     <w:pPrDefault/>
   </w:docDefaults>
-  <w:latentStyles w:defLockedState="0" w:defUIPriority="99" w:defSemiHidden="0" w:defUnhideWhenUsed="0" w:defQFormat="0" w:count="376">
+  <w:latentStyles w:defLockedState="0" w:defUIPriority="99" w:defSemiHidden="0" w:defUnhideWhenUsed="0" w:defQFormat="0" w:count="371">
     <w:lsdException w:name="Normal" w:uiPriority="0" w:qFormat="1"/>
     <w:lsdException w:name="heading 1" w:uiPriority="9" w:qFormat="1"/>
     <w:lsdException w:name="heading 2" w:semiHidden="1" w:uiPriority="9" w:unhideWhenUsed="1" w:qFormat="1"/>
@@ -14009,11 +8804,6 @@
     <w:lsdException w:name="List Table 5 Dark Accent 6" w:uiPriority="50"/>
     <w:lsdException w:name="List Table 6 Colorful Accent 6" w:uiPriority="51"/>
     <w:lsdException w:name="List Table 7 Colorful Accent 6" w:uiPriority="52"/>
-    <w:lsdException w:name="Mention" w:semiHidden="1" w:unhideWhenUsed="1"/>
-    <w:lsdException w:name="Smart Hyperlink" w:semiHidden="1" w:unhideWhenUsed="1"/>
-    <w:lsdException w:name="Hashtag" w:semiHidden="1" w:unhideWhenUsed="1"/>
-    <w:lsdException w:name="Unresolved Mention" w:semiHidden="1" w:unhideWhenUsed="1"/>
-    <w:lsdException w:name="Smart Link" w:semiHidden="1" w:unhideWhenUsed="1"/>
   </w:latentStyles>
   <w:style w:type="paragraph" w:default="1" w:styleId="Normal">
     <w:name w:val="Normal"/>
@@ -14025,6 +8815,7 @@
     <w:rPr>
       <w:sz w:val="22"/>
       <w:szCs w:val="22"/>
+      <w:lang w:val="en-US" w:eastAsia="en-US"/>
     </w:rPr>
   </w:style>
   <w:style w:type="paragraph" w:styleId="Heading1">
@@ -14132,6 +8923,7 @@
     <w:uiPriority w:val="99"/>
     <w:semiHidden/>
     <w:unhideWhenUsed/>
+    <w:qFormat/>
     <w:tblPr>
       <w:tblInd w:w="0" w:type="dxa"/>
       <w:tblCellMar>
@@ -14435,6 +9227,7 @@
     <w:rPr>
       <w:sz w:val="22"/>
       <w:szCs w:val="22"/>
+      <w:lang w:val="en-US" w:eastAsia="en-US"/>
     </w:rPr>
   </w:style>
   <w:style w:type="character" w:customStyle="1" w:styleId="Heading4Char">
@@ -14464,6 +9257,7 @@
       <w:color w:val="000000"/>
       <w:sz w:val="24"/>
       <w:szCs w:val="24"/>
+      <w:lang w:val="en-US" w:eastAsia="en-US"/>
     </w:rPr>
   </w:style>
   <w:style w:type="character" w:customStyle="1" w:styleId="Heading3Char">
@@ -14500,41 +9294,6 @@
     <w:rPr>
       <w:color w:val="954F72"/>
       <w:u w:val="single"/>
-    </w:rPr>
-  </w:style>
-  <w:style w:type="character" w:styleId="UnresolvedMention">
-    <w:name w:val="Unresolved Mention"/>
-    <w:uiPriority w:val="99"/>
-    <w:semiHidden/>
-    <w:unhideWhenUsed/>
-    <w:rsid w:val="000D16C1"/>
-    <w:rPr>
-      <w:color w:val="605E5C"/>
-      <w:shd w:val="clear" w:color="auto" w:fill="E1DFDD"/>
-    </w:rPr>
-  </w:style>
-  <w:style w:type="paragraph" w:styleId="HTMLPreformatted">
-    <w:name w:val="HTML Preformatted"/>
-    <w:basedOn w:val="Normal"/>
-    <w:link w:val="HTMLPreformattedChar"/>
-    <w:uiPriority w:val="99"/>
-    <w:semiHidden/>
-    <w:unhideWhenUsed/>
-    <w:rsid w:val="00A45F4B"/>
-    <w:rPr>
-      <w:rFonts w:ascii="Courier New" w:hAnsi="Courier New" w:cs="Courier New"/>
-      <w:sz w:val="20"/>
-      <w:szCs w:val="20"/>
-    </w:rPr>
-  </w:style>
-  <w:style w:type="character" w:customStyle="1" w:styleId="HTMLPreformattedChar">
-    <w:name w:val="HTML Preformatted Char"/>
-    <w:link w:val="HTMLPreformatted"/>
-    <w:uiPriority w:val="99"/>
-    <w:semiHidden/>
-    <w:rsid w:val="00A45F4B"/>
-    <w:rPr>
-      <w:rFonts w:ascii="Courier New" w:hAnsi="Courier New" w:cs="Courier New"/>
     </w:rPr>
   </w:style>
 </w:styles>

--- a/seminarski.docx
+++ b/seminarski.docx
@@ -35,7 +35,7 @@
                 <w:sz w:val="20"/>
                 <w:szCs w:val="20"/>
               </w:rPr>
-              <w:pict>
+              <w:pict w14:anchorId="4CCCD6F8">
                 <v:shapetype id="_x0000_t75" coordsize="21600,21600" o:spt="75" o:preferrelative="t" path="m@4@5l@4@11@9@11@9@5xe" filled="f" stroked="f">
                   <v:stroke joinstyle="miter"/>
                   <v:formulas>
@@ -55,7 +55,7 @@
                   <v:path o:extrusionok="f" gradientshapeok="t" o:connecttype="rect"/>
                   <o:lock v:ext="edit" aspectratio="t"/>
                 </v:shapetype>
-                <v:shape id="Picture 1" o:spid="_x0000_i1025" type="#_x0000_t75" alt="ZnakUniverziteta" style="width:102.15pt;height:102.15pt;visibility:visible">
+                <v:shape id="Picture 1" o:spid="_x0000_i1025" type="#_x0000_t75" alt="ZnakUniverziteta" style="width:102pt;height:102pt;visibility:visible">
                   <v:imagedata r:id="rId7" o:title="ZnakUniverziteta"/>
                 </v:shape>
               </w:pict>
@@ -131,8 +131,8 @@
                 <w:sz w:val="20"/>
                 <w:szCs w:val="20"/>
               </w:rPr>
-              <w:pict>
-                <v:shape id="Picture 2" o:spid="_x0000_i1026" type="#_x0000_t75" alt="LOGOpupin" style="width:118.05pt;height:118.05pt;visibility:visible">
+              <w:pict w14:anchorId="695FB485">
+                <v:shape id="Picture 2" o:spid="_x0000_i1026" type="#_x0000_t75" alt="LOGOpupin" style="width:118.5pt;height:118.5pt;visibility:visible">
                   <v:imagedata r:id="rId8" o:title="LOGOpupin"/>
                 </v:shape>
               </w:pict>
@@ -1120,6 +1120,7 @@
     <w:p>
       <w:pPr>
         <w:rPr>
+          <w:rFonts w:ascii="Verdana" w:hAnsi="Verdana"/>
           <w:lang w:val="sr-Latn-RS" w:eastAsia="x-none"/>
         </w:rPr>
       </w:pPr>
@@ -1127,6 +1128,7 @@
     <w:p>
       <w:pPr>
         <w:rPr>
+          <w:rFonts w:ascii="Verdana" w:hAnsi="Verdana"/>
           <w:lang w:val="sr-Cyrl-RS"/>
         </w:rPr>
       </w:pPr>
@@ -1149,7 +1151,7 @@
       <w:r>
         <w:fldChar w:fldCharType="separate"/>
       </w:r>
-      <w:hyperlink w:anchor="_Toc225149057" w:history="1">
+      <w:hyperlink w:anchor="_Toc225190972" w:history="1">
         <w:r>
           <w:rPr>
             <w:rStyle w:val="Hyperlink"/>
@@ -1172,7 +1174,7 @@
           <w:rPr>
             <w:webHidden/>
           </w:rPr>
-          <w:instrText xml:space="preserve"> PAGEREF _Toc225149057 \h </w:instrText>
+          <w:instrText xml:space="preserve"> PAGEREF _Toc225190972 \h </w:instrText>
         </w:r>
         <w:r>
           <w:rPr>
@@ -1211,7 +1213,7 @@
           <w:lang w:val="sr-Latn-RS" w:eastAsia="sr-Latn-RS"/>
         </w:rPr>
       </w:pPr>
-      <w:hyperlink w:anchor="_Toc225149058" w:history="1">
+      <w:hyperlink w:anchor="_Toc225190973" w:history="1">
         <w:r>
           <w:rPr>
             <w:rStyle w:val="Hyperlink"/>
@@ -1239,7 +1241,7 @@
             <w:noProof/>
             <w:webHidden/>
           </w:rPr>
-          <w:instrText xml:space="preserve"> PAGEREF _Toc225149058 \h </w:instrText>
+          <w:instrText xml:space="preserve"> PAGEREF _Toc225190973 \h </w:instrText>
         </w:r>
         <w:r>
           <w:rPr>
@@ -1274,7 +1276,7 @@
       <w:pPr>
         <w:pStyle w:val="TOC3"/>
         <w:tabs>
-          <w:tab w:val="left" w:pos="1320"/>
+          <w:tab w:val="left" w:pos="1540"/>
           <w:tab w:val="right" w:leader="dot" w:pos="9488"/>
         </w:tabs>
         <w:rPr>
@@ -1283,10 +1285,11 @@
           <w:lang w:val="sr-Latn-RS" w:eastAsia="sr-Latn-RS"/>
         </w:rPr>
       </w:pPr>
-      <w:hyperlink w:anchor="_Toc225149059" w:history="1">
+      <w:hyperlink w:anchor="_Toc225190974" w:history="1">
         <w:r>
           <w:rPr>
             <w:rStyle w:val="Hyperlink"/>
+            <w:rFonts w:ascii="Verdana" w:hAnsi="Verdana"/>
             <w:noProof/>
           </w:rPr>
           <w:t>1.1.1.</w:t>
@@ -1302,6 +1305,7 @@
         <w:r>
           <w:rPr>
             <w:rStyle w:val="Hyperlink"/>
+            <w:rFonts w:ascii="Verdana" w:hAnsi="Verdana"/>
             <w:noProof/>
           </w:rPr>
           <w:t>Razlika izme</w:t>
@@ -1309,6 +1313,7 @@
         <w:r>
           <w:rPr>
             <w:rStyle w:val="Hyperlink"/>
+            <w:rFonts w:ascii="Verdana" w:hAnsi="Verdana"/>
             <w:noProof/>
             <w:lang w:val="sr-Latn-RS"/>
           </w:rPr>
@@ -1317,6 +1322,7 @@
         <w:r>
           <w:rPr>
             <w:rStyle w:val="Hyperlink"/>
+            <w:rFonts w:ascii="Verdana" w:hAnsi="Verdana"/>
             <w:noProof/>
           </w:rPr>
           <w:t>IaaS, PaaS i SaaS</w:t>
@@ -1340,7 +1346,7 @@
             <w:noProof/>
             <w:webHidden/>
           </w:rPr>
-          <w:instrText xml:space="preserve"> PAGEREF _Toc225149059 \h </w:instrText>
+          <w:instrText xml:space="preserve"> PAGEREF _Toc225190974 \h </w:instrText>
         </w:r>
         <w:r>
           <w:rPr>
@@ -1375,7 +1381,7 @@
       <w:pPr>
         <w:pStyle w:val="TOC3"/>
         <w:tabs>
-          <w:tab w:val="left" w:pos="1320"/>
+          <w:tab w:val="left" w:pos="1540"/>
           <w:tab w:val="right" w:leader="dot" w:pos="9488"/>
         </w:tabs>
         <w:rPr>
@@ -1384,10 +1390,11 @@
           <w:lang w:val="sr-Latn-RS" w:eastAsia="sr-Latn-RS"/>
         </w:rPr>
       </w:pPr>
-      <w:hyperlink w:anchor="_Toc225149060" w:history="1">
+      <w:hyperlink w:anchor="_Toc225190975" w:history="1">
         <w:r>
           <w:rPr>
             <w:rStyle w:val="Hyperlink"/>
+            <w:rFonts w:ascii="Verdana" w:hAnsi="Verdana"/>
             <w:noProof/>
           </w:rPr>
           <w:t>1.1.2.</w:t>
@@ -1403,6 +1410,7 @@
         <w:r>
           <w:rPr>
             <w:rStyle w:val="Hyperlink"/>
+            <w:rFonts w:ascii="Verdana" w:hAnsi="Verdana"/>
             <w:noProof/>
           </w:rPr>
           <w:t>Infastructure as Code</w:t>
@@ -1426,7 +1434,7 @@
             <w:noProof/>
             <w:webHidden/>
           </w:rPr>
-          <w:instrText xml:space="preserve"> PAGEREF _Toc225149060 \h </w:instrText>
+          <w:instrText xml:space="preserve"> PAGEREF _Toc225190975 \h </w:instrText>
         </w:r>
         <w:r>
           <w:rPr>
@@ -1446,7 +1454,7 @@
             <w:noProof/>
             <w:webHidden/>
           </w:rPr>
-          <w:t>3</w:t>
+          <w:t>4</w:t>
         </w:r>
         <w:r>
           <w:rPr>
@@ -1461,7 +1469,7 @@
       <w:pPr>
         <w:pStyle w:val="TOC3"/>
         <w:tabs>
-          <w:tab w:val="left" w:pos="1320"/>
+          <w:tab w:val="left" w:pos="1540"/>
           <w:tab w:val="right" w:leader="dot" w:pos="9488"/>
         </w:tabs>
         <w:rPr>
@@ -1470,10 +1478,11 @@
           <w:lang w:val="sr-Latn-RS" w:eastAsia="sr-Latn-RS"/>
         </w:rPr>
       </w:pPr>
-      <w:hyperlink w:anchor="_Toc225149061" w:history="1">
+      <w:hyperlink w:anchor="_Toc225190976" w:history="1">
         <w:r>
           <w:rPr>
             <w:rStyle w:val="Hyperlink"/>
+            <w:rFonts w:ascii="Verdana" w:hAnsi="Verdana"/>
             <w:noProof/>
           </w:rPr>
           <w:t>1.1.3.</w:t>
@@ -1489,6 +1498,7 @@
         <w:r>
           <w:rPr>
             <w:rStyle w:val="Hyperlink"/>
+            <w:rFonts w:ascii="Verdana" w:hAnsi="Verdana"/>
             <w:noProof/>
           </w:rPr>
           <w:t>Prednosti IaaS u odnosu na On-Premise sistem</w:t>
@@ -1512,7 +1522,7 @@
             <w:noProof/>
             <w:webHidden/>
           </w:rPr>
-          <w:instrText xml:space="preserve"> PAGEREF _Toc225149061 \h </w:instrText>
+          <w:instrText xml:space="preserve"> PAGEREF _Toc225190976 \h </w:instrText>
         </w:r>
         <w:r>
           <w:rPr>
@@ -1532,7 +1542,7 @@
             <w:noProof/>
             <w:webHidden/>
           </w:rPr>
-          <w:t>3</w:t>
+          <w:t>4</w:t>
         </w:r>
         <w:r>
           <w:rPr>
@@ -1556,7 +1566,7 @@
           <w:lang w:val="sr-Latn-RS" w:eastAsia="sr-Latn-RS"/>
         </w:rPr>
       </w:pPr>
-      <w:hyperlink w:anchor="_Toc225149062" w:history="1">
+      <w:hyperlink w:anchor="_Toc225190977" w:history="1">
         <w:r>
           <w:rPr>
             <w:rStyle w:val="Hyperlink"/>
@@ -1611,7 +1621,7 @@
             <w:noProof/>
             <w:webHidden/>
           </w:rPr>
-          <w:instrText xml:space="preserve"> PAGEREF _Toc225149062 \h </w:instrText>
+          <w:instrText xml:space="preserve"> PAGEREF _Toc225190977 \h </w:instrText>
         </w:r>
         <w:r>
           <w:rPr>
@@ -1631,7 +1641,7 @@
             <w:noProof/>
             <w:webHidden/>
           </w:rPr>
-          <w:t>4</w:t>
+          <w:t>5</w:t>
         </w:r>
         <w:r>
           <w:rPr>
@@ -1654,10 +1664,11 @@
           <w:lang w:val="sr-Latn-RS" w:eastAsia="sr-Latn-RS"/>
         </w:rPr>
       </w:pPr>
-      <w:hyperlink w:anchor="_Toc225149063" w:history="1">
+      <w:hyperlink w:anchor="_Toc225190978" w:history="1">
         <w:r>
           <w:rPr>
             <w:rStyle w:val="Hyperlink"/>
+            <w:rFonts w:ascii="Verdana" w:hAnsi="Verdana"/>
             <w:noProof/>
             <w:lang w:val="sr-Latn-RS"/>
           </w:rPr>
@@ -1682,7 +1693,7 @@
             <w:noProof/>
             <w:webHidden/>
           </w:rPr>
-          <w:instrText xml:space="preserve"> PAGEREF _Toc225149063 \h </w:instrText>
+          <w:instrText xml:space="preserve"> PAGEREF _Toc225190978 \h </w:instrText>
         </w:r>
         <w:r>
           <w:rPr>
@@ -1702,7 +1713,7 @@
             <w:noProof/>
             <w:webHidden/>
           </w:rPr>
-          <w:t>4</w:t>
+          <w:t>5</w:t>
         </w:r>
         <w:r>
           <w:rPr>
@@ -1725,14 +1736,23 @@
           <w:lang w:val="sr-Latn-RS" w:eastAsia="sr-Latn-RS"/>
         </w:rPr>
       </w:pPr>
-      <w:hyperlink w:anchor="_Toc225149064" w:history="1">
+      <w:hyperlink w:anchor="_Toc225190979" w:history="1">
         <w:r>
           <w:rPr>
             <w:rStyle w:val="Hyperlink"/>
+            <w:rFonts w:ascii="Verdana" w:hAnsi="Verdana"/>
             <w:noProof/>
             <w:lang w:val="sr-Latn-RS"/>
           </w:rPr>
-          <w:t>1.2.2. Softverski definisane mreže (SDN) – virtuelne mreže, podumreže, sigurnosne grupe, balanseri opterećenja</w:t>
+          <w:t xml:space="preserve">1.2.2. </w:t>
+        </w:r>
+        <w:r>
+          <w:rPr>
+            <w:rStyle w:val="Hyperlink"/>
+            <w:rFonts w:ascii="Verdana" w:hAnsi="Verdana"/>
+            <w:noProof/>
+          </w:rPr>
+          <w:t>Softverski definisane mreže (SDN) – virtuelne mreže, podumreže, sigurnosne grupe, balanseri opterećenja</w:t>
         </w:r>
         <w:r>
           <w:rPr>
@@ -1753,7 +1773,7 @@
             <w:noProof/>
             <w:webHidden/>
           </w:rPr>
-          <w:instrText xml:space="preserve"> PAGEREF _Toc225149064 \h </w:instrText>
+          <w:instrText xml:space="preserve"> PAGEREF _Toc225190979 \h </w:instrText>
         </w:r>
         <w:r>
           <w:rPr>
@@ -1773,7 +1793,7 @@
             <w:noProof/>
             <w:webHidden/>
           </w:rPr>
-          <w:t>4</w:t>
+          <w:t>7</w:t>
         </w:r>
         <w:r>
           <w:rPr>
@@ -1796,10 +1816,11 @@
           <w:lang w:val="sr-Latn-RS" w:eastAsia="sr-Latn-RS"/>
         </w:rPr>
       </w:pPr>
-      <w:hyperlink w:anchor="_Toc225149065" w:history="1">
+      <w:hyperlink w:anchor="_Toc225190980" w:history="1">
         <w:r>
           <w:rPr>
             <w:rStyle w:val="Hyperlink"/>
+            <w:rFonts w:ascii="Verdana" w:hAnsi="Verdana"/>
             <w:noProof/>
             <w:lang w:val="sr-Latn-RS"/>
           </w:rPr>
@@ -1824,7 +1845,7 @@
             <w:noProof/>
             <w:webHidden/>
           </w:rPr>
-          <w:instrText xml:space="preserve"> PAGEREF _Toc225149065 \h </w:instrText>
+          <w:instrText xml:space="preserve"> PAGEREF _Toc225190980 \h </w:instrText>
         </w:r>
         <w:r>
           <w:rPr>
@@ -1844,7 +1865,7 @@
             <w:noProof/>
             <w:webHidden/>
           </w:rPr>
-          <w:t>4</w:t>
+          <w:t>8</w:t>
         </w:r>
         <w:r>
           <w:rPr>
@@ -1867,10 +1888,11 @@
           <w:lang w:val="sr-Latn-RS" w:eastAsia="sr-Latn-RS"/>
         </w:rPr>
       </w:pPr>
-      <w:hyperlink w:anchor="_Toc225149066" w:history="1">
+      <w:hyperlink w:anchor="_Toc225190981" w:history="1">
         <w:r>
           <w:rPr>
             <w:rStyle w:val="Hyperlink"/>
+            <w:rFonts w:ascii="Verdana" w:hAnsi="Verdana"/>
             <w:noProof/>
             <w:lang w:val="sr-Latn-RS"/>
           </w:rPr>
@@ -1895,7 +1917,7 @@
             <w:noProof/>
             <w:webHidden/>
           </w:rPr>
-          <w:instrText xml:space="preserve"> PAGEREF _Toc225149066 \h </w:instrText>
+          <w:instrText xml:space="preserve"> PAGEREF _Toc225190981 \h </w:instrText>
         </w:r>
         <w:r>
           <w:rPr>
@@ -1915,7 +1937,7 @@
             <w:noProof/>
             <w:webHidden/>
           </w:rPr>
-          <w:t>4</w:t>
+          <w:t>8</w:t>
         </w:r>
         <w:r>
           <w:rPr>
@@ -1938,10 +1960,11 @@
           <w:lang w:val="sr-Latn-RS" w:eastAsia="sr-Latn-RS"/>
         </w:rPr>
       </w:pPr>
-      <w:hyperlink w:anchor="_Toc225149067" w:history="1">
+      <w:hyperlink w:anchor="_Toc225190982" w:history="1">
         <w:r>
           <w:rPr>
             <w:rStyle w:val="Hyperlink"/>
+            <w:rFonts w:ascii="Verdana" w:hAnsi="Verdana"/>
             <w:noProof/>
             <w:lang w:val="sr-Latn-RS"/>
           </w:rPr>
@@ -1966,7 +1989,7 @@
             <w:noProof/>
             <w:webHidden/>
           </w:rPr>
-          <w:instrText xml:space="preserve"> PAGEREF _Toc225149067 \h </w:instrText>
+          <w:instrText xml:space="preserve"> PAGEREF _Toc225190982 \h </w:instrText>
         </w:r>
         <w:r>
           <w:rPr>
@@ -1986,7 +2009,7 @@
             <w:noProof/>
             <w:webHidden/>
           </w:rPr>
-          <w:t>4</w:t>
+          <w:t>9</w:t>
         </w:r>
         <w:r>
           <w:rPr>
@@ -2009,14 +2032,15 @@
           <w:lang w:val="sr-Latn-RS" w:eastAsia="sr-Latn-RS"/>
         </w:rPr>
       </w:pPr>
-      <w:hyperlink w:anchor="_Toc225149068" w:history="1">
+      <w:hyperlink w:anchor="_Toc225190983" w:history="1">
         <w:r>
           <w:rPr>
             <w:rStyle w:val="Hyperlink"/>
+            <w:rFonts w:ascii="Verdana" w:hAnsi="Verdana"/>
             <w:noProof/>
             <w:lang w:val="sr-Latn-RS"/>
           </w:rPr>
-          <w:t>1.2.6. Kontejnerizacija i orkestracija (Docker, Kubernetes) kao nadogradnja na IaaS</w:t>
+          <w:t>1.2.6. Kontejnerizacija i orkestracija</w:t>
         </w:r>
         <w:r>
           <w:rPr>
@@ -2037,7 +2061,7 @@
             <w:noProof/>
             <w:webHidden/>
           </w:rPr>
-          <w:instrText xml:space="preserve"> PAGEREF _Toc225149068 \h </w:instrText>
+          <w:instrText xml:space="preserve"> PAGEREF _Toc225190983 \h </w:instrText>
         </w:r>
         <w:r>
           <w:rPr>
@@ -2057,7 +2081,7 @@
             <w:noProof/>
             <w:webHidden/>
           </w:rPr>
-          <w:t>4</w:t>
+          <w:t>9</w:t>
         </w:r>
         <w:r>
           <w:rPr>
@@ -2080,7 +2104,7 @@
           <w:lang w:val="sr-Latn-RS" w:eastAsia="sr-Latn-RS"/>
         </w:rPr>
       </w:pPr>
-      <w:hyperlink w:anchor="_Toc225149069" w:history="1">
+      <w:hyperlink w:anchor="_Toc225190984" w:history="1">
         <w:r>
           <w:rPr>
             <w:rStyle w:val="Hyperlink"/>
@@ -2108,7 +2132,7 @@
             <w:noProof/>
             <w:webHidden/>
           </w:rPr>
-          <w:instrText xml:space="preserve"> PAGEREF _Toc225149069 \h </w:instrText>
+          <w:instrText xml:space="preserve"> PAGEREF _Toc225190984 \h </w:instrText>
         </w:r>
         <w:r>
           <w:rPr>
@@ -2128,7 +2152,7 @@
             <w:noProof/>
             <w:webHidden/>
           </w:rPr>
-          <w:t>5</w:t>
+          <w:t>10</w:t>
         </w:r>
         <w:r>
           <w:rPr>
@@ -2151,7 +2175,7 @@
           <w:lang w:val="sr-Latn-RS" w:eastAsia="sr-Latn-RS"/>
         </w:rPr>
       </w:pPr>
-      <w:hyperlink w:anchor="_Toc225149070" w:history="1">
+      <w:hyperlink w:anchor="_Toc225190985" w:history="1">
         <w:r>
           <w:rPr>
             <w:rStyle w:val="Hyperlink"/>
@@ -2179,7 +2203,7 @@
             <w:noProof/>
             <w:webHidden/>
           </w:rPr>
-          <w:instrText xml:space="preserve"> PAGEREF _Toc225149070 \h </w:instrText>
+          <w:instrText xml:space="preserve"> PAGEREF _Toc225190985 \h </w:instrText>
         </w:r>
         <w:r>
           <w:rPr>
@@ -2199,7 +2223,7 @@
             <w:noProof/>
             <w:webHidden/>
           </w:rPr>
-          <w:t>6</w:t>
+          <w:t>13</w:t>
         </w:r>
         <w:r>
           <w:rPr>
@@ -2219,7 +2243,7 @@
           <w:lang w:val="sr-Latn-RS" w:eastAsia="sr-Latn-RS"/>
         </w:rPr>
       </w:pPr>
-      <w:hyperlink w:anchor="_Toc225149071" w:history="1">
+      <w:hyperlink w:anchor="_Toc225190986" w:history="1">
         <w:r>
           <w:rPr>
             <w:rStyle w:val="Hyperlink"/>
@@ -2250,7 +2274,7 @@
           <w:rPr>
             <w:webHidden/>
           </w:rPr>
-          <w:instrText xml:space="preserve"> PAGEREF _Toc225149071 \h </w:instrText>
+          <w:instrText xml:space="preserve"> PAGEREF _Toc225190986 \h </w:instrText>
         </w:r>
         <w:r>
           <w:rPr>
@@ -2267,7 +2291,7 @@
           <w:rPr>
             <w:webHidden/>
           </w:rPr>
-          <w:t>6</w:t>
+          <w:t>13</w:t>
         </w:r>
         <w:r>
           <w:rPr>
@@ -2289,7 +2313,7 @@
           <w:lang w:val="sr-Latn-RS" w:eastAsia="sr-Latn-RS"/>
         </w:rPr>
       </w:pPr>
-      <w:hyperlink w:anchor="_Toc225149072" w:history="1">
+      <w:hyperlink w:anchor="_Toc225190987" w:history="1">
         <w:r>
           <w:rPr>
             <w:rStyle w:val="Hyperlink"/>
@@ -2318,7 +2342,7 @@
             <w:noProof/>
             <w:webHidden/>
           </w:rPr>
-          <w:instrText xml:space="preserve"> PAGEREF _Toc225149072 \h </w:instrText>
+          <w:instrText xml:space="preserve"> PAGEREF _Toc225190987 \h </w:instrText>
         </w:r>
         <w:r>
           <w:rPr>
@@ -2338,7 +2362,7 @@
             <w:noProof/>
             <w:webHidden/>
           </w:rPr>
-          <w:t>6</w:t>
+          <w:t>13</w:t>
         </w:r>
         <w:r>
           <w:rPr>
@@ -2361,7 +2385,7 @@
           <w:lang w:val="sr-Latn-RS" w:eastAsia="sr-Latn-RS"/>
         </w:rPr>
       </w:pPr>
-      <w:hyperlink w:anchor="_Toc225149073" w:history="1">
+      <w:hyperlink w:anchor="_Toc225190988" w:history="1">
         <w:r>
           <w:rPr>
             <w:rStyle w:val="Hyperlink"/>
@@ -2389,7 +2413,7 @@
             <w:noProof/>
             <w:webHidden/>
           </w:rPr>
-          <w:instrText xml:space="preserve"> PAGEREF _Toc225149073 \h </w:instrText>
+          <w:instrText xml:space="preserve"> PAGEREF _Toc225190988 \h </w:instrText>
         </w:r>
         <w:r>
           <w:rPr>
@@ -2409,7 +2433,7 @@
             <w:noProof/>
             <w:webHidden/>
           </w:rPr>
-          <w:t>6</w:t>
+          <w:t>13</w:t>
         </w:r>
         <w:r>
           <w:rPr>
@@ -2432,7 +2456,7 @@
           <w:lang w:val="sr-Latn-RS" w:eastAsia="sr-Latn-RS"/>
         </w:rPr>
       </w:pPr>
-      <w:hyperlink w:anchor="_Toc225149074" w:history="1">
+      <w:hyperlink w:anchor="_Toc225190989" w:history="1">
         <w:r>
           <w:rPr>
             <w:rStyle w:val="Hyperlink"/>
@@ -2460,7 +2484,7 @@
             <w:noProof/>
             <w:webHidden/>
           </w:rPr>
-          <w:instrText xml:space="preserve"> PAGEREF _Toc225149074 \h </w:instrText>
+          <w:instrText xml:space="preserve"> PAGEREF _Toc225190989 \h </w:instrText>
         </w:r>
         <w:r>
           <w:rPr>
@@ -2480,7 +2504,7 @@
             <w:noProof/>
             <w:webHidden/>
           </w:rPr>
-          <w:t>6</w:t>
+          <w:t>13</w:t>
         </w:r>
         <w:r>
           <w:rPr>
@@ -2500,7 +2524,7 @@
           <w:lang w:val="sr-Latn-RS" w:eastAsia="sr-Latn-RS"/>
         </w:rPr>
       </w:pPr>
-      <w:hyperlink w:anchor="_Toc225149075" w:history="1">
+      <w:hyperlink w:anchor="_Toc225190990" w:history="1">
         <w:r>
           <w:rPr>
             <w:rStyle w:val="Hyperlink"/>
@@ -2530,7 +2554,7 @@
           <w:rPr>
             <w:webHidden/>
           </w:rPr>
-          <w:instrText xml:space="preserve"> PAGEREF _Toc225149075 \h </w:instrText>
+          <w:instrText xml:space="preserve"> PAGEREF _Toc225190990 \h </w:instrText>
         </w:r>
         <w:r>
           <w:rPr>
@@ -2547,7 +2571,7 @@
           <w:rPr>
             <w:webHidden/>
           </w:rPr>
-          <w:t>7</w:t>
+          <w:t>14</w:t>
         </w:r>
         <w:r>
           <w:rPr>
@@ -2566,7 +2590,7 @@
           <w:lang w:val="sr-Latn-RS" w:eastAsia="sr-Latn-RS"/>
         </w:rPr>
       </w:pPr>
-      <w:hyperlink w:anchor="_Toc225149076" w:history="1">
+      <w:hyperlink w:anchor="_Toc225190991" w:history="1">
         <w:r>
           <w:rPr>
             <w:rStyle w:val="Hyperlink"/>
@@ -2589,7 +2613,7 @@
           <w:rPr>
             <w:webHidden/>
           </w:rPr>
-          <w:instrText xml:space="preserve"> PAGEREF _Toc225149076 \h </w:instrText>
+          <w:instrText xml:space="preserve"> PAGEREF _Toc225190991 \h </w:instrText>
         </w:r>
         <w:r>
           <w:rPr>
@@ -2606,7 +2630,7 @@
           <w:rPr>
             <w:webHidden/>
           </w:rPr>
-          <w:t>8</w:t>
+          <w:t>15</w:t>
         </w:r>
         <w:r>
           <w:rPr>
@@ -2617,7 +2641,15 @@
       </w:hyperlink>
     </w:p>
     <w:p>
-      <w:r>
+      <w:pPr>
+        <w:rPr>
+          <w:rFonts w:ascii="Verdana" w:hAnsi="Verdana"/>
+        </w:rPr>
+      </w:pPr>
+      <w:r>
+        <w:rPr>
+          <w:rFonts w:ascii="Verdana" w:hAnsi="Verdana"/>
+        </w:rPr>
         <w:fldChar w:fldCharType="end"/>
       </w:r>
     </w:p>
@@ -2656,305 +2688,10 @@
         </w:rPr>
       </w:pPr>
     </w:p>
-    <w:p/>
-    <w:p>
-      <w:pPr>
-        <w:rPr>
-          <w:rFonts w:ascii="Verdana" w:hAnsi="Verdana"/>
-          <w:sz w:val="20"/>
-          <w:szCs w:val="20"/>
-        </w:rPr>
-      </w:pPr>
-    </w:p>
-    <w:p>
-      <w:pPr>
-        <w:tabs>
-          <w:tab w:val="left" w:pos="90"/>
-        </w:tabs>
-        <w:spacing w:after="0" w:line="240" w:lineRule="auto"/>
-        <w:rPr>
-          <w:rFonts w:ascii="Verdana" w:eastAsia="Times New Roman" w:hAnsi="Verdana"/>
-          <w:sz w:val="20"/>
-          <w:szCs w:val="20"/>
-        </w:rPr>
-      </w:pPr>
-    </w:p>
-    <w:p>
-      <w:pPr>
-        <w:tabs>
-          <w:tab w:val="left" w:pos="90"/>
-        </w:tabs>
-        <w:spacing w:after="0" w:line="240" w:lineRule="auto"/>
-        <w:rPr>
-          <w:rFonts w:ascii="Verdana" w:eastAsia="Times New Roman" w:hAnsi="Verdana"/>
-          <w:sz w:val="20"/>
-          <w:szCs w:val="20"/>
-        </w:rPr>
-      </w:pPr>
-    </w:p>
-    <w:p>
-      <w:pPr>
-        <w:tabs>
-          <w:tab w:val="left" w:pos="90"/>
-        </w:tabs>
-        <w:spacing w:after="0" w:line="240" w:lineRule="auto"/>
-        <w:rPr>
-          <w:rFonts w:ascii="Verdana" w:eastAsia="Times New Roman" w:hAnsi="Verdana"/>
-          <w:sz w:val="20"/>
-          <w:szCs w:val="20"/>
-        </w:rPr>
-      </w:pPr>
-    </w:p>
-    <w:p>
-      <w:pPr>
-        <w:spacing w:after="0" w:line="240" w:lineRule="auto"/>
-        <w:jc w:val="both"/>
-        <w:rPr>
-          <w:rFonts w:ascii="Verdana" w:hAnsi="Verdana"/>
-          <w:sz w:val="20"/>
-          <w:szCs w:val="20"/>
-        </w:rPr>
-      </w:pPr>
-    </w:p>
-    <w:p>
-      <w:pPr>
-        <w:spacing w:after="0" w:line="240" w:lineRule="auto"/>
-        <w:jc w:val="both"/>
-        <w:rPr>
-          <w:rFonts w:ascii="Verdana" w:hAnsi="Verdana"/>
-          <w:sz w:val="20"/>
-          <w:szCs w:val="20"/>
-        </w:rPr>
-      </w:pPr>
-    </w:p>
-    <w:p>
-      <w:pPr>
-        <w:spacing w:after="0" w:line="240" w:lineRule="auto"/>
-        <w:jc w:val="both"/>
-        <w:rPr>
-          <w:rFonts w:ascii="Verdana" w:hAnsi="Verdana"/>
-          <w:sz w:val="20"/>
-          <w:szCs w:val="20"/>
-        </w:rPr>
-      </w:pPr>
-    </w:p>
-    <w:p>
-      <w:pPr>
-        <w:spacing w:after="0" w:line="240" w:lineRule="auto"/>
-        <w:jc w:val="both"/>
-        <w:rPr>
-          <w:rFonts w:ascii="Verdana" w:hAnsi="Verdana"/>
-          <w:sz w:val="20"/>
-          <w:szCs w:val="20"/>
-        </w:rPr>
-      </w:pPr>
-    </w:p>
-    <w:p>
-      <w:pPr>
-        <w:spacing w:after="0" w:line="240" w:lineRule="auto"/>
-        <w:jc w:val="both"/>
-        <w:rPr>
-          <w:rFonts w:ascii="Verdana" w:hAnsi="Verdana"/>
-          <w:sz w:val="20"/>
-          <w:szCs w:val="20"/>
-        </w:rPr>
-      </w:pPr>
-    </w:p>
-    <w:p>
-      <w:pPr>
-        <w:spacing w:after="0" w:line="240" w:lineRule="auto"/>
-        <w:jc w:val="both"/>
-        <w:rPr>
-          <w:rFonts w:ascii="Verdana" w:hAnsi="Verdana"/>
-          <w:sz w:val="20"/>
-          <w:szCs w:val="20"/>
-        </w:rPr>
-      </w:pPr>
-    </w:p>
-    <w:p>
-      <w:pPr>
-        <w:spacing w:after="0" w:line="240" w:lineRule="auto"/>
-        <w:jc w:val="both"/>
-        <w:rPr>
-          <w:rFonts w:ascii="Verdana" w:hAnsi="Verdana"/>
-          <w:sz w:val="20"/>
-          <w:szCs w:val="20"/>
-        </w:rPr>
-      </w:pPr>
-    </w:p>
-    <w:p>
-      <w:pPr>
-        <w:spacing w:after="0" w:line="240" w:lineRule="auto"/>
-        <w:jc w:val="both"/>
-        <w:rPr>
-          <w:rFonts w:ascii="Verdana" w:hAnsi="Verdana"/>
-          <w:sz w:val="20"/>
-          <w:szCs w:val="20"/>
-        </w:rPr>
-      </w:pPr>
-    </w:p>
-    <w:p>
-      <w:pPr>
-        <w:spacing w:after="0" w:line="240" w:lineRule="auto"/>
-        <w:jc w:val="both"/>
-        <w:rPr>
-          <w:rFonts w:ascii="Verdana" w:hAnsi="Verdana"/>
-          <w:sz w:val="20"/>
-          <w:szCs w:val="20"/>
-        </w:rPr>
-      </w:pPr>
-    </w:p>
-    <w:p>
-      <w:pPr>
-        <w:spacing w:after="0" w:line="240" w:lineRule="auto"/>
-        <w:jc w:val="both"/>
-        <w:rPr>
-          <w:rFonts w:ascii="Verdana" w:hAnsi="Verdana"/>
-          <w:sz w:val="20"/>
-          <w:szCs w:val="20"/>
-        </w:rPr>
-      </w:pPr>
-    </w:p>
-    <w:p>
-      <w:pPr>
-        <w:spacing w:after="0" w:line="240" w:lineRule="auto"/>
-        <w:jc w:val="both"/>
-        <w:rPr>
-          <w:rFonts w:ascii="Verdana" w:hAnsi="Verdana"/>
-          <w:sz w:val="20"/>
-          <w:szCs w:val="20"/>
-        </w:rPr>
-      </w:pPr>
-    </w:p>
-    <w:p>
-      <w:pPr>
-        <w:spacing w:after="0" w:line="240" w:lineRule="auto"/>
-        <w:jc w:val="both"/>
-        <w:rPr>
-          <w:rFonts w:ascii="Verdana" w:hAnsi="Verdana"/>
-          <w:sz w:val="20"/>
-          <w:szCs w:val="20"/>
-        </w:rPr>
-      </w:pPr>
-    </w:p>
-    <w:p>
-      <w:pPr>
-        <w:spacing w:after="0" w:line="240" w:lineRule="auto"/>
-        <w:jc w:val="both"/>
-        <w:rPr>
-          <w:rFonts w:ascii="Verdana" w:hAnsi="Verdana"/>
-          <w:sz w:val="20"/>
-          <w:szCs w:val="20"/>
-        </w:rPr>
-      </w:pPr>
-    </w:p>
-    <w:p>
-      <w:pPr>
-        <w:spacing w:after="0" w:line="240" w:lineRule="auto"/>
-        <w:jc w:val="both"/>
-        <w:rPr>
-          <w:rFonts w:ascii="Verdana" w:hAnsi="Verdana"/>
-          <w:sz w:val="20"/>
-          <w:szCs w:val="20"/>
-        </w:rPr>
-      </w:pPr>
-    </w:p>
-    <w:p>
-      <w:pPr>
-        <w:spacing w:after="0" w:line="240" w:lineRule="auto"/>
-        <w:jc w:val="both"/>
-        <w:rPr>
-          <w:rFonts w:ascii="Verdana" w:hAnsi="Verdana"/>
-          <w:sz w:val="20"/>
-          <w:szCs w:val="20"/>
-        </w:rPr>
-      </w:pPr>
-    </w:p>
-    <w:p>
-      <w:pPr>
-        <w:spacing w:after="0" w:line="240" w:lineRule="auto"/>
-        <w:jc w:val="both"/>
-        <w:rPr>
-          <w:rFonts w:ascii="Verdana" w:hAnsi="Verdana"/>
-          <w:sz w:val="20"/>
-          <w:szCs w:val="20"/>
-        </w:rPr>
-      </w:pPr>
-    </w:p>
-    <w:p>
-      <w:pPr>
-        <w:spacing w:after="0" w:line="240" w:lineRule="auto"/>
-        <w:jc w:val="both"/>
-        <w:rPr>
-          <w:rFonts w:ascii="Verdana" w:hAnsi="Verdana"/>
-          <w:sz w:val="20"/>
-          <w:szCs w:val="20"/>
-        </w:rPr>
-      </w:pPr>
-    </w:p>
-    <w:p>
-      <w:pPr>
-        <w:spacing w:after="0" w:line="240" w:lineRule="auto"/>
-        <w:jc w:val="both"/>
-        <w:rPr>
-          <w:rFonts w:ascii="Verdana" w:hAnsi="Verdana"/>
-          <w:sz w:val="20"/>
-          <w:szCs w:val="20"/>
-        </w:rPr>
-      </w:pPr>
-    </w:p>
-    <w:p>
-      <w:pPr>
-        <w:spacing w:after="0" w:line="240" w:lineRule="auto"/>
-        <w:jc w:val="both"/>
-        <w:rPr>
-          <w:rFonts w:ascii="Verdana" w:hAnsi="Verdana"/>
-          <w:sz w:val="20"/>
-          <w:szCs w:val="20"/>
-        </w:rPr>
-      </w:pPr>
-    </w:p>
-    <w:p>
-      <w:pPr>
-        <w:spacing w:after="0" w:line="240" w:lineRule="auto"/>
-        <w:jc w:val="both"/>
-        <w:rPr>
-          <w:rFonts w:ascii="Verdana" w:hAnsi="Verdana"/>
-          <w:sz w:val="20"/>
-          <w:szCs w:val="20"/>
-        </w:rPr>
-      </w:pPr>
-    </w:p>
-    <w:p>
-      <w:pPr>
-        <w:spacing w:after="0" w:line="240" w:lineRule="auto"/>
-        <w:jc w:val="both"/>
-        <w:rPr>
-          <w:rFonts w:ascii="Verdana" w:hAnsi="Verdana"/>
-          <w:sz w:val="20"/>
-          <w:szCs w:val="20"/>
-        </w:rPr>
-      </w:pPr>
-    </w:p>
-    <w:p>
-      <w:pPr>
-        <w:spacing w:after="0" w:line="240" w:lineRule="auto"/>
-        <w:jc w:val="both"/>
-        <w:rPr>
-          <w:rFonts w:ascii="Verdana" w:hAnsi="Verdana"/>
-          <w:sz w:val="20"/>
-          <w:szCs w:val="20"/>
-        </w:rPr>
-      </w:pPr>
-    </w:p>
-    <w:p>
-      <w:pPr>
-        <w:spacing w:after="0" w:line="240" w:lineRule="auto"/>
-        <w:jc w:val="both"/>
-        <w:rPr>
-          <w:rFonts w:ascii="Verdana" w:hAnsi="Verdana"/>
-          <w:sz w:val="20"/>
-          <w:szCs w:val="20"/>
+    <w:p>
+      <w:pPr>
+        <w:rPr>
+          <w:rFonts w:ascii="Verdana" w:hAnsi="Verdana"/>
         </w:rPr>
       </w:pPr>
     </w:p>
@@ -2968,7 +2705,7 @@
         </w:rPr>
       </w:pPr>
       <w:bookmarkStart w:id="0" w:name="_Toc169829401"/>
-      <w:bookmarkStart w:id="1" w:name="_Toc225149057"/>
+      <w:bookmarkStart w:id="1" w:name="_Toc225190972"/>
       <w:r>
         <w:rPr>
           <w:rFonts w:ascii="Verdana" w:hAnsi="Verdana"/>
@@ -2986,19 +2723,19 @@
         <w:rPr>
           <w:rFonts w:ascii="Verdana" w:hAnsi="Verdana"/>
           <w:i w:val="0"/>
-          <w:sz w:val="22"/>
-          <w:szCs w:val="22"/>
+          <w:sz w:val="26"/>
+          <w:szCs w:val="26"/>
           <w:lang w:val="sr-Cyrl-RS"/>
         </w:rPr>
       </w:pPr>
       <w:bookmarkStart w:id="2" w:name="_Toc169829402"/>
-      <w:bookmarkStart w:id="3" w:name="_Toc225149058"/>
+      <w:bookmarkStart w:id="3" w:name="_Toc225190973"/>
       <w:r>
         <w:rPr>
           <w:rFonts w:ascii="Verdana" w:hAnsi="Verdana"/>
           <w:i w:val="0"/>
-          <w:sz w:val="22"/>
-          <w:szCs w:val="22"/>
+          <w:sz w:val="26"/>
+          <w:szCs w:val="26"/>
         </w:rPr>
         <w:t xml:space="preserve">1.1. </w:t>
       </w:r>
@@ -3006,8 +2743,8 @@
         <w:rPr>
           <w:rFonts w:ascii="Verdana" w:hAnsi="Verdana"/>
           <w:i w:val="0"/>
-          <w:sz w:val="22"/>
-          <w:szCs w:val="22"/>
+          <w:sz w:val="26"/>
+          <w:szCs w:val="26"/>
         </w:rPr>
         <w:t>Teorijske osnove</w:t>
       </w:r>
@@ -3017,23 +2754,27 @@
     <w:p>
       <w:pPr>
         <w:rPr>
+          <w:rFonts w:ascii="Verdana" w:hAnsi="Verdana"/>
           <w:lang w:val="sr-Cyrl-RS" w:eastAsia="x-none"/>
         </w:rPr>
       </w:pPr>
       <w:r>
         <w:rPr>
+          <w:rFonts w:ascii="Verdana" w:hAnsi="Verdana"/>
           <w:lang w:val="sr-Cyrl-RS" w:eastAsia="x-none"/>
         </w:rPr>
         <w:t>Infrastructure as a service (IaaS),je oblik računarstva u cloud</w:t>
       </w:r>
       <w:r>
         <w:rPr>
+          <w:rFonts w:ascii="Verdana" w:hAnsi="Verdana"/>
           <w:lang w:eastAsia="x-none"/>
         </w:rPr>
         <w:t>-u</w:t>
       </w:r>
       <w:r>
         <w:rPr>
+          <w:rFonts w:ascii="Verdana" w:hAnsi="Verdana"/>
           <w:lang w:val="sr-Cyrl-RS" w:eastAsia="x-none"/>
         </w:rPr>
         <w:t xml:space="preserve"> u kojem se IT infrastruktura pruža krajnjim korisnicima putem interneta. IaaS se obično povezuje sa računarstvom bez servera.</w:t>
@@ -3047,18 +2788,21 @@
           <w:numId w:val="31"/>
         </w:numPr>
         <w:rPr>
+          <w:rFonts w:ascii="Verdana" w:hAnsi="Verdana"/>
           <w:color w:val="000000"/>
         </w:rPr>
       </w:pPr>
-      <w:bookmarkStart w:id="4" w:name="_Toc225149059"/>
-      <w:r>
-        <w:rPr>
+      <w:bookmarkStart w:id="4" w:name="_Toc225190974"/>
+      <w:r>
+        <w:rPr>
+          <w:rFonts w:ascii="Verdana" w:hAnsi="Verdana"/>
           <w:color w:val="000000"/>
         </w:rPr>
         <w:t>Razlika izme</w:t>
       </w:r>
       <w:r>
         <w:rPr>
+          <w:rFonts w:ascii="Verdana" w:hAnsi="Verdana"/>
           <w:color w:val="000000"/>
           <w:lang w:val="sr-Latn-RS"/>
         </w:rPr>
@@ -3066,18 +2810,21 @@
       </w:r>
       <w:r>
         <w:rPr>
+          <w:rFonts w:ascii="Verdana" w:hAnsi="Verdana"/>
           <w:color w:val="000000"/>
         </w:rPr>
         <w:t>IaaS</w:t>
       </w:r>
       <w:r>
         <w:rPr>
+          <w:rFonts w:ascii="Verdana" w:hAnsi="Verdana"/>
           <w:color w:val="000000"/>
         </w:rPr>
         <w:t>, PaaS i</w:t>
       </w:r>
       <w:r>
         <w:rPr>
+          <w:rFonts w:ascii="Verdana" w:hAnsi="Verdana"/>
           <w:color w:val="000000"/>
         </w:rPr>
         <w:t xml:space="preserve"> SaaS</w:t>
@@ -3085,14 +2832,309 @@
       <w:bookmarkEnd w:id="4"/>
     </w:p>
     <w:p>
-      <w:hyperlink r:id="rId9" w:history="1">
-        <w:r>
-          <w:rPr>
-            <w:rStyle w:val="Hyperlink"/>
-          </w:rPr>
-          <w:t>https://www.redhat.com/en/topics/cloud-computing/what-is-iaas</w:t>
-        </w:r>
-      </w:hyperlink>
+      <w:pPr>
+        <w:rPr>
+          <w:rFonts w:ascii="Verdana" w:hAnsi="Verdana"/>
+        </w:rPr>
+      </w:pPr>
+      <w:r>
+        <w:rPr>
+          <w:rFonts w:ascii="Verdana" w:hAnsi="Verdana"/>
+        </w:rPr>
+        <w:t>IaaS je jedno od 3 veoma poznata cloud servisa (uz PaaS I SaaS). IaaS daje sve benefite “on-premise” sistema bez toga da korisnik mora da brine o virtuelizaciji, memoriji, serverima i mreži.</w:t>
+      </w:r>
+      <w:r>
+        <w:rPr>
+          <w:rFonts w:ascii="Verdana" w:hAnsi="Verdana"/>
+        </w:rPr>
+        <w:t xml:space="preserve"> [1]</w:t>
+      </w:r>
+    </w:p>
+    <w:p>
+      <w:pPr>
+        <w:jc w:val="center"/>
+        <w:rPr>
+          <w:rFonts w:ascii="Verdana" w:hAnsi="Verdana"/>
+          <w:noProof/>
+        </w:rPr>
+      </w:pPr>
+      <w:r>
+        <w:rPr>
+          <w:rFonts w:ascii="Verdana" w:hAnsi="Verdana"/>
+        </w:rPr>
+        <w:fldChar w:fldCharType="begin"/>
+      </w:r>
+      <w:r>
+        <w:rPr>
+          <w:rFonts w:ascii="Verdana" w:hAnsi="Verdana"/>
+        </w:rPr>
+        <w:instrText xml:space="preserve"> INCLUDEPICTURE "https://www.redhat.com/rhdc/managed-files/iaas_focus-paas-saas-diagram-1200x1046.png" \* MERGEFORMATINET </w:instrText>
+      </w:r>
+      <w:r>
+        <w:rPr>
+          <w:rFonts w:ascii="Verdana" w:hAnsi="Verdana"/>
+        </w:rPr>
+        <w:fldChar w:fldCharType="separate"/>
+      </w:r>
+      <w:r>
+        <w:rPr>
+          <w:rFonts w:ascii="Verdana" w:hAnsi="Verdana"/>
+        </w:rPr>
+        <w:fldChar w:fldCharType="begin"/>
+      </w:r>
+      <w:r>
+        <w:rPr>
+          <w:rFonts w:ascii="Verdana" w:hAnsi="Verdana"/>
+        </w:rPr>
+        <w:instrText xml:space="preserve"> INCLUDEPICTURE  "https://www.redhat.com/rhdc/managed-files/iaas_focus-paas-saas-diagram-1200x1046.png" \* MERGEFORMATINET </w:instrText>
+      </w:r>
+      <w:r>
+        <w:rPr>
+          <w:rFonts w:ascii="Verdana" w:hAnsi="Verdana"/>
+        </w:rPr>
+        <w:fldChar w:fldCharType="separate"/>
+      </w:r>
+      <w:r>
+        <w:rPr>
+          <w:rFonts w:ascii="Verdana" w:hAnsi="Verdana"/>
+        </w:rPr>
+        <w:fldChar w:fldCharType="begin"/>
+      </w:r>
+      <w:r>
+        <w:rPr>
+          <w:rFonts w:ascii="Verdana" w:hAnsi="Verdana"/>
+        </w:rPr>
+        <w:instrText xml:space="preserve"> INCLUDEPICTURE  "https://www.redhat.com/rhdc/managed-files/iaas_focus-paas-saas-diagram-1200x1046.png" \* MERGEFORMATINET </w:instrText>
+      </w:r>
+      <w:r>
+        <w:rPr>
+          <w:rFonts w:ascii="Verdana" w:hAnsi="Verdana"/>
+        </w:rPr>
+        <w:fldChar w:fldCharType="separate"/>
+      </w:r>
+      <w:r>
+        <w:rPr>
+          <w:rFonts w:ascii="Verdana" w:hAnsi="Verdana"/>
+        </w:rPr>
+        <w:fldChar w:fldCharType="begin"/>
+      </w:r>
+      <w:r>
+        <w:rPr>
+          <w:rFonts w:ascii="Verdana" w:hAnsi="Verdana"/>
+        </w:rPr>
+        <w:instrText xml:space="preserve"> INCLUDEPICTURE  "https://www.redhat.com/rhdc/managed-files/iaas_focus-paas-saas-diagram-1200x1046.png" \* MERGEFORMATINET </w:instrText>
+      </w:r>
+      <w:r>
+        <w:rPr>
+          <w:rFonts w:ascii="Verdana" w:hAnsi="Verdana"/>
+        </w:rPr>
+        <w:fldChar w:fldCharType="separate"/>
+      </w:r>
+      <w:r>
+        <w:rPr>
+          <w:rFonts w:ascii="Verdana" w:hAnsi="Verdana"/>
+        </w:rPr>
+        <w:fldChar w:fldCharType="begin"/>
+      </w:r>
+      <w:r>
+        <w:rPr>
+          <w:rFonts w:ascii="Verdana" w:hAnsi="Verdana"/>
+        </w:rPr>
+        <w:instrText xml:space="preserve"> INCLUDEPICTURE  "https://www.redhat.com/rhdc/managed-files/iaas_focus-paas-saas-diagram-1200x1046.png" \* MERGEFORMATINET </w:instrText>
+      </w:r>
+      <w:r>
+        <w:rPr>
+          <w:rFonts w:ascii="Verdana" w:hAnsi="Verdana"/>
+        </w:rPr>
+        <w:fldChar w:fldCharType="separate"/>
+      </w:r>
+      <w:r>
+        <w:rPr>
+          <w:rFonts w:ascii="Verdana" w:hAnsi="Verdana"/>
+        </w:rPr>
+        <w:pict w14:anchorId="55848C02">
+          <v:shape id="_x0000_i1085" type="#_x0000_t75" alt="IaaS vs PaaS vs SaaS" style="width:491.25pt;height:312.75pt">
+            <v:imagedata r:id="rId9" r:href="rId10"/>
+          </v:shape>
+        </w:pict>
+      </w:r>
+      <w:r>
+        <w:rPr>
+          <w:rFonts w:ascii="Verdana" w:hAnsi="Verdana"/>
+        </w:rPr>
+        <w:fldChar w:fldCharType="end"/>
+      </w:r>
+      <w:r>
+        <w:rPr>
+          <w:rFonts w:ascii="Verdana" w:hAnsi="Verdana"/>
+        </w:rPr>
+        <w:fldChar w:fldCharType="end"/>
+      </w:r>
+      <w:r>
+        <w:rPr>
+          <w:rFonts w:ascii="Verdana" w:hAnsi="Verdana"/>
+        </w:rPr>
+        <w:fldChar w:fldCharType="end"/>
+      </w:r>
+      <w:r>
+        <w:rPr>
+          <w:rFonts w:ascii="Verdana" w:hAnsi="Verdana"/>
+        </w:rPr>
+        <w:fldChar w:fldCharType="end"/>
+      </w:r>
+      <w:r>
+        <w:rPr>
+          <w:rFonts w:ascii="Verdana" w:hAnsi="Verdana"/>
+        </w:rPr>
+        <w:fldChar w:fldCharType="end"/>
+      </w:r>
+    </w:p>
+    <w:p>
+      <w:pPr>
+        <w:jc w:val="center"/>
+        <w:rPr>
+          <w:rFonts w:ascii="Verdana" w:hAnsi="Verdana"/>
+          <w:i/>
+          <w:iCs/>
+          <w:noProof/>
+        </w:rPr>
+      </w:pPr>
+      <w:r>
+        <w:rPr>
+          <w:rFonts w:ascii="Verdana" w:hAnsi="Verdana"/>
+          <w:i/>
+          <w:iCs/>
+          <w:noProof/>
+        </w:rPr>
+        <w:t>Slika 1.</w:t>
+      </w:r>
+      <w:r>
+        <w:rPr>
+          <w:rFonts w:ascii="Verdana" w:hAnsi="Verdana"/>
+          <w:i/>
+          <w:iCs/>
+          <w:noProof/>
+        </w:rPr>
+        <w:br/>
+      </w:r>
+      <w:r>
+        <w:rPr>
+          <w:rFonts w:ascii="Verdana" w:hAnsi="Verdana"/>
+          <w:i/>
+          <w:iCs/>
+          <w:noProof/>
+        </w:rPr>
+        <w:t xml:space="preserve">Razlike između on-site, IaaS, PaaS, SaaS </w:t>
+      </w:r>
+      <w:r>
+        <w:rPr>
+          <w:rFonts w:ascii="Verdana" w:hAnsi="Verdana"/>
+          <w:i/>
+          <w:iCs/>
+          <w:noProof/>
+        </w:rPr>
+        <w:t>[</w:t>
+      </w:r>
+      <w:r>
+        <w:rPr>
+          <w:rFonts w:ascii="Verdana" w:hAnsi="Verdana"/>
+          <w:i/>
+          <w:iCs/>
+          <w:noProof/>
+        </w:rPr>
+        <w:t>1</w:t>
+      </w:r>
+      <w:r>
+        <w:rPr>
+          <w:rFonts w:ascii="Verdana" w:hAnsi="Verdana"/>
+          <w:i/>
+          <w:iCs/>
+          <w:noProof/>
+        </w:rPr>
+        <w:t>1</w:t>
+      </w:r>
+      <w:r>
+        <w:rPr>
+          <w:rFonts w:ascii="Verdana" w:hAnsi="Verdana"/>
+          <w:i/>
+          <w:iCs/>
+          <w:noProof/>
+        </w:rPr>
+        <w:t>]</w:t>
+      </w:r>
+    </w:p>
+    <w:p>
+      <w:pPr>
+        <w:rPr>
+          <w:rFonts w:ascii="Verdana" w:hAnsi="Verdana"/>
+          <w:noProof/>
+          <w:lang w:val="sr-Latn-RS"/>
+        </w:rPr>
+      </w:pPr>
+      <w:r>
+        <w:rPr>
+          <w:rFonts w:ascii="Verdana" w:hAnsi="Verdana"/>
+          <w:noProof/>
+        </w:rPr>
+        <w:t>PaaS zna</w:t>
+      </w:r>
+      <w:r>
+        <w:rPr>
+          <w:rFonts w:ascii="Verdana" w:hAnsi="Verdana"/>
+          <w:noProof/>
+          <w:lang w:val="sr-Latn-RS"/>
+        </w:rPr>
+        <w:t xml:space="preserve">či da hardver i platformu za aplikativno-softversku platformu obezbeđuje i upravlja </w:t>
+      </w:r>
+      <w:r>
+        <w:rPr>
+          <w:rFonts w:ascii="Verdana" w:hAnsi="Verdana"/>
+          <w:noProof/>
+          <w:lang w:val="sr-Latn-RS"/>
+        </w:rPr>
+        <w:t>spoljni dostavljač. Prvenstveno za developere i programere, PaaS pruža korisniku platformu na kojoj može da kontroliše sopstvene aplikacije bez potrebe za izgradnjom i održavanjem infrastrukture koja je obično povezana sa tim procesom. Cloud platforme su vrsta PaaS-a.</w:t>
+      </w:r>
+      <w:r>
+        <w:rPr>
+          <w:rFonts w:ascii="Verdana" w:hAnsi="Verdana"/>
+          <w:noProof/>
+          <w:lang w:val="sr-Latn-RS"/>
+        </w:rPr>
+        <w:t xml:space="preserve"> [1]</w:t>
+      </w:r>
+    </w:p>
+    <w:p>
+      <w:pPr>
+        <w:rPr>
+          <w:rFonts w:ascii="Verdana" w:hAnsi="Verdana"/>
+          <w:noProof/>
+          <w:lang w:val="sr-Latn-RS"/>
+        </w:rPr>
+      </w:pPr>
+      <w:r>
+        <w:rPr>
+          <w:rFonts w:ascii="Verdana" w:hAnsi="Verdana"/>
+          <w:noProof/>
+          <w:lang w:val="sr-Latn-RS"/>
+        </w:rPr>
+        <w:t>SaaS je usluga koja isporučuje veb aplikaciju, kojom dobaljač usluga upravlja. Ažuriranje softvera, ispravke grešaka i drugo opšte održavanje se obavlja bez toga da korisnik mora da išta uradi. Korisnik se povezuje sa aplikacijom putem kontrolne table ili API-a. SaaS eliminiše potrebu za lokalnom instalacijom na računaru svakog korisnika. Omogućava bolje metode grupnog ili timskog pristupa softveru.</w:t>
+      </w:r>
+      <w:r>
+        <w:rPr>
+          <w:rFonts w:ascii="Verdana" w:hAnsi="Verdana"/>
+          <w:noProof/>
+          <w:lang w:val="sr-Latn-RS"/>
+        </w:rPr>
+        <w:t xml:space="preserve"> [1]</w:t>
+      </w:r>
+    </w:p>
+    <w:p>
+      <w:pPr>
+        <w:rPr>
+          <w:rFonts w:ascii="Verdana" w:hAnsi="Verdana"/>
+          <w:lang w:val="sr-Latn-RS"/>
+        </w:rPr>
+      </w:pPr>
     </w:p>
     <w:p>
       <w:pPr>
@@ -3101,34 +3143,228 @@
           <w:ilvl w:val="2"/>
           <w:numId w:val="31"/>
         </w:numPr>
-      </w:pPr>
-      <w:bookmarkStart w:id="5" w:name="_Toc225149060"/>
-      <w:r>
+        <w:rPr>
+          <w:rFonts w:ascii="Verdana" w:hAnsi="Verdana"/>
+        </w:rPr>
+      </w:pPr>
+      <w:bookmarkStart w:id="5" w:name="_Toc225190975"/>
+      <w:r>
+        <w:rPr>
+          <w:rFonts w:ascii="Verdana" w:hAnsi="Verdana"/>
+        </w:rPr>
         <w:t>Infastructure as Code</w:t>
       </w:r>
       <w:bookmarkEnd w:id="5"/>
     </w:p>
     <w:p>
-      <w:hyperlink r:id="rId10" w:history="1">
-        <w:r>
-          <w:rPr>
-            <w:rStyle w:val="Hyperlink"/>
-          </w:rPr>
-          <w:t>https://sdh.global</w:t>
-        </w:r>
-        <w:r>
-          <w:rPr>
-            <w:rStyle w:val="Hyperlink"/>
-          </w:rPr>
-          <w:t>/</w:t>
-        </w:r>
-        <w:r>
-          <w:rPr>
-            <w:rStyle w:val="Hyperlink"/>
-          </w:rPr>
-          <w:t>blog/development/infrastructure-as-code-iac-for-devops-revolutionizing-modern-software-development/</w:t>
-        </w:r>
-      </w:hyperlink>
+      <w:pPr>
+        <w:rPr>
+          <w:rFonts w:ascii="Verdana" w:hAnsi="Verdana"/>
+        </w:rPr>
+      </w:pPr>
+      <w:r>
+        <w:rPr>
+          <w:rFonts w:ascii="Verdana" w:hAnsi="Verdana"/>
+        </w:rPr>
+        <w:t>Infastructure as Code (IaC) je process upravljanje I obezbeđivanja računarske infrastrukture putem mašinski čitljivih konfiguracionih fajlova, umesto tradicionalne konfiguracije fizičkog hardvera ili interaktivnih alata za konfiguraciju. IaC omogućava DevOps timovima da automatizuju podešavanje, konfiguraciju I upravljanje infrastrukturnim resursima, obezbeđujući stabilnost I smanjujući ručne greške</w:t>
+      </w:r>
+      <w:r>
+        <w:rPr>
+          <w:rFonts w:ascii="Verdana" w:hAnsi="Verdana"/>
+        </w:rPr>
+        <w:t>.</w:t>
+      </w:r>
+      <w:r>
+        <w:rPr>
+          <w:rFonts w:ascii="Verdana" w:hAnsi="Verdana"/>
+        </w:rPr>
+        <w:t xml:space="preserve"> </w:t>
+      </w:r>
+      <w:r>
+        <w:rPr>
+          <w:rFonts w:ascii="Verdana" w:hAnsi="Verdana"/>
+        </w:rPr>
+        <w:t>[2</w:t>
+      </w:r>
+      <w:r>
+        <w:rPr>
+          <w:rFonts w:ascii="Verdana" w:hAnsi="Verdana"/>
+        </w:rPr>
+        <w:t>]</w:t>
+      </w:r>
+    </w:p>
+    <w:p>
+      <w:pPr>
+        <w:jc w:val="center"/>
+        <w:rPr>
+          <w:rFonts w:ascii="Verdana" w:hAnsi="Verdana"/>
+        </w:rPr>
+      </w:pPr>
+      <w:r>
+        <w:rPr>
+          <w:rFonts w:ascii="Verdana" w:hAnsi="Verdana"/>
+        </w:rPr>
+        <w:fldChar w:fldCharType="begin"/>
+      </w:r>
+      <w:r>
+        <w:rPr>
+          <w:rFonts w:ascii="Verdana" w:hAnsi="Verdana"/>
+        </w:rPr>
+        <w:instrText xml:space="preserve"> INCLUDEPICTURE "https://www.altexsoft.com/static/blog-post/2023/11/2fdb241f-32bc-4c4b-aed4-f5836063dbad.jpg" \* MERGEFORMATINET </w:instrText>
+      </w:r>
+      <w:r>
+        <w:rPr>
+          <w:rFonts w:ascii="Verdana" w:hAnsi="Verdana"/>
+        </w:rPr>
+        <w:fldChar w:fldCharType="separate"/>
+      </w:r>
+      <w:r>
+        <w:rPr>
+          <w:rFonts w:ascii="Verdana" w:hAnsi="Verdana"/>
+        </w:rPr>
+        <w:fldChar w:fldCharType="begin"/>
+      </w:r>
+      <w:r>
+        <w:rPr>
+          <w:rFonts w:ascii="Verdana" w:hAnsi="Verdana"/>
+        </w:rPr>
+        <w:instrText xml:space="preserve"> INCLUDEPICTURE  "https://www.altexsoft.com/static/blog-post/2023/11/2fdb241f-32bc-4c4b-aed4-f5836063dbad.jpg" \* MERGEFORMATINET </w:instrText>
+      </w:r>
+      <w:r>
+        <w:rPr>
+          <w:rFonts w:ascii="Verdana" w:hAnsi="Verdana"/>
+        </w:rPr>
+        <w:fldChar w:fldCharType="separate"/>
+      </w:r>
+      <w:r>
+        <w:rPr>
+          <w:rFonts w:ascii="Verdana" w:hAnsi="Verdana"/>
+        </w:rPr>
+        <w:fldChar w:fldCharType="begin"/>
+      </w:r>
+      <w:r>
+        <w:rPr>
+          <w:rFonts w:ascii="Verdana" w:hAnsi="Verdana"/>
+        </w:rPr>
+        <w:instrText xml:space="preserve"> INCLUDEPICTURE  "https://www.altexsoft.com/static/blog-post/2023/11/2fdb241f-32bc-4c4b-aed4-f5836063dbad.jpg" \* MERGEFORMATINET </w:instrText>
+      </w:r>
+      <w:r>
+        <w:rPr>
+          <w:rFonts w:ascii="Verdana" w:hAnsi="Verdana"/>
+        </w:rPr>
+        <w:fldChar w:fldCharType="separate"/>
+      </w:r>
+      <w:r>
+        <w:rPr>
+          <w:rFonts w:ascii="Verdana" w:hAnsi="Verdana"/>
+        </w:rPr>
+        <w:fldChar w:fldCharType="begin"/>
+      </w:r>
+      <w:r>
+        <w:rPr>
+          <w:rFonts w:ascii="Verdana" w:hAnsi="Verdana"/>
+        </w:rPr>
+        <w:instrText xml:space="preserve"> INCLUDEPICTURE  "https://www.altexsoft.com/static/blog-post/2023/11/2fdb241f-32bc-4c4b-aed4-f5836063dbad.jpg" \* MERGEFORMATINET </w:instrText>
+      </w:r>
+      <w:r>
+        <w:rPr>
+          <w:rFonts w:ascii="Verdana" w:hAnsi="Verdana"/>
+        </w:rPr>
+        <w:fldChar w:fldCharType="separate"/>
+      </w:r>
+      <w:r>
+        <w:rPr>
+          <w:rFonts w:ascii="Verdana" w:hAnsi="Verdana"/>
+        </w:rPr>
+        <w:fldChar w:fldCharType="begin"/>
+      </w:r>
+      <w:r>
+        <w:rPr>
+          <w:rFonts w:ascii="Verdana" w:hAnsi="Verdana"/>
+        </w:rPr>
+        <w:instrText xml:space="preserve"> INCLUDEPICTURE  "https://www.altexsoft.com/static/blog-post/2023/11/2fdb241f-32bc-4c4b-aed4-f5836063dbad.jpg" \* MERGEFORMATINET </w:instrText>
+      </w:r>
+      <w:r>
+        <w:rPr>
+          <w:rFonts w:ascii="Verdana" w:hAnsi="Verdana"/>
+        </w:rPr>
+        <w:fldChar w:fldCharType="separate"/>
+      </w:r>
+      <w:r>
+        <w:rPr>
+          <w:rFonts w:ascii="Verdana" w:hAnsi="Verdana"/>
+        </w:rPr>
+        <w:pict w14:anchorId="5BE893A2">
+          <v:shape id="_x0000_i1086" type="#_x0000_t75" alt="Infrastructure as Code: Benefits, Types, and Tools" style="width:519pt;height:340.5pt">
+            <v:imagedata r:id="rId11" r:href="rId12"/>
+          </v:shape>
+        </w:pict>
+      </w:r>
+      <w:r>
+        <w:rPr>
+          <w:rFonts w:ascii="Verdana" w:hAnsi="Verdana"/>
+        </w:rPr>
+        <w:fldChar w:fldCharType="end"/>
+      </w:r>
+      <w:r>
+        <w:rPr>
+          <w:rFonts w:ascii="Verdana" w:hAnsi="Verdana"/>
+        </w:rPr>
+        <w:fldChar w:fldCharType="end"/>
+      </w:r>
+      <w:r>
+        <w:rPr>
+          <w:rFonts w:ascii="Verdana" w:hAnsi="Verdana"/>
+        </w:rPr>
+        <w:fldChar w:fldCharType="end"/>
+      </w:r>
+      <w:r>
+        <w:rPr>
+          <w:rFonts w:ascii="Verdana" w:hAnsi="Verdana"/>
+        </w:rPr>
+        <w:fldChar w:fldCharType="end"/>
+      </w:r>
+      <w:r>
+        <w:rPr>
+          <w:rFonts w:ascii="Verdana" w:hAnsi="Verdana"/>
+        </w:rPr>
+        <w:fldChar w:fldCharType="end"/>
+      </w:r>
+    </w:p>
+    <w:p>
+      <w:pPr>
+        <w:jc w:val="center"/>
+        <w:rPr>
+          <w:rFonts w:ascii="Verdana" w:hAnsi="Verdana"/>
+          <w:i/>
+          <w:iCs/>
+        </w:rPr>
+      </w:pPr>
+      <w:r>
+        <w:rPr>
+          <w:rFonts w:ascii="Verdana" w:hAnsi="Verdana"/>
+          <w:i/>
+          <w:iCs/>
+        </w:rPr>
+        <w:t>Slika 2.</w:t>
+      </w:r>
+      <w:r>
+        <w:rPr>
+          <w:rFonts w:ascii="Verdana" w:hAnsi="Verdana"/>
+          <w:i/>
+          <w:iCs/>
+        </w:rPr>
+        <w:br/>
+        <w:t xml:space="preserve"> </w:t>
+      </w:r>
+      <w:r>
+        <w:rPr>
+          <w:rFonts w:ascii="Verdana" w:hAnsi="Verdana"/>
+          <w:i/>
+          <w:iCs/>
+        </w:rPr>
+        <w:t>Kako IaC funkcioniše [12]</w:t>
+      </w:r>
     </w:p>
     <w:p>
       <w:pPr>
@@ -3137,24 +3373,126 @@
           <w:ilvl w:val="2"/>
           <w:numId w:val="31"/>
         </w:numPr>
-      </w:pPr>
-      <w:bookmarkStart w:id="6" w:name="_Toc225149061"/>
-      <w:r>
+        <w:rPr>
+          <w:rFonts w:ascii="Verdana" w:hAnsi="Verdana"/>
+        </w:rPr>
+      </w:pPr>
+      <w:bookmarkStart w:id="6" w:name="_Toc225190976"/>
+      <w:r>
+        <w:rPr>
+          <w:rFonts w:ascii="Verdana" w:hAnsi="Verdana"/>
+        </w:rPr>
         <w:t>Prednosti</w:t>
       </w:r>
       <w:r>
+        <w:rPr>
+          <w:rFonts w:ascii="Verdana" w:hAnsi="Verdana"/>
+        </w:rPr>
         <w:t xml:space="preserve"> IaaS u odnosu na On-Premise sistem</w:t>
       </w:r>
       <w:bookmarkEnd w:id="6"/>
     </w:p>
-    <w:p/>
-    <w:p/>
-    <w:p>
-      <w:pPr>
-        <w:rPr>
-          <w:lang w:eastAsia="x-none"/>
-        </w:rPr>
-      </w:pPr>
+    <w:p>
+      <w:pPr>
+        <w:rPr>
+          <w:rFonts w:ascii="Verdana" w:hAnsi="Verdana"/>
+        </w:rPr>
+      </w:pPr>
+      <w:hyperlink r:id="rId13" w:history="1">
+        <w:r>
+          <w:rPr>
+            <w:rStyle w:val="Hyperlink"/>
+            <w:rFonts w:ascii="Verdana" w:hAnsi="Verdana"/>
+          </w:rPr>
+          <w:t>[3]</w:t>
+        </w:r>
+      </w:hyperlink>
+      <w:r>
+        <w:rPr>
+          <w:rFonts w:ascii="Verdana" w:hAnsi="Verdana"/>
+        </w:rPr>
+        <w:t xml:space="preserve"> </w:t>
+      </w:r>
+      <w:r>
+        <w:rPr>
+          <w:rFonts w:ascii="Verdana" w:hAnsi="Verdana"/>
+        </w:rPr>
+        <w:t>Pošto je hosting koji je zasnovan na cloud-u puno lakše održavati, ima značajne finansisjke prednost I nudi mnogo veću fleksibilnost za rast. Hosting u cloud-u koristi pretplate koje kombinuju troškove u jedan broj koji se prikazuje unapred.</w:t>
+      </w:r>
+    </w:p>
+    <w:p>
+      <w:pPr>
+        <w:rPr>
+          <w:rFonts w:ascii="Verdana" w:hAnsi="Verdana"/>
+        </w:rPr>
+      </w:pPr>
+      <w:r>
+        <w:rPr>
+          <w:rFonts w:ascii="Verdana" w:hAnsi="Verdana"/>
+        </w:rPr>
+        <w:t>Povećanje sa ovom</w:t>
+      </w:r>
+      <w:r>
+        <w:rPr>
+          <w:rFonts w:ascii="Verdana" w:hAnsi="Verdana"/>
+        </w:rPr>
+        <w:t xml:space="preserve"> vrstom platforme u cloud-u je m</w:t>
+      </w:r>
+      <w:r>
+        <w:rPr>
+          <w:rFonts w:ascii="Verdana" w:hAnsi="Verdana"/>
+        </w:rPr>
+        <w:t>anji izazov, jer je kapacitet kompanije za hosting obično neograničen za većinu tipova radnog opterećenjak, nudi jednostavne nadogradje, olakšava upravljanje procesima za IT infrastrukturu i zahteva mali napor da se jednostavno kupi više prostora za skladištenje, bandwidth-a ili licenci.</w:t>
+      </w:r>
+    </w:p>
+    <w:p>
+      <w:pPr>
+        <w:rPr>
+          <w:rFonts w:ascii="Verdana" w:hAnsi="Verdana"/>
+          <w:lang w:val="sr-Latn-RS"/>
+        </w:rPr>
+      </w:pPr>
+      <w:r>
+        <w:rPr>
+          <w:rFonts w:ascii="Verdana" w:hAnsi="Verdana"/>
+        </w:rPr>
+        <w:t>Za kompanije sa poslovnim potrebama koje ne zahtevaju intenzivnu</w:t>
+      </w:r>
+      <w:r>
+        <w:rPr>
+          <w:rFonts w:ascii="Verdana" w:hAnsi="Verdana"/>
+        </w:rPr>
+        <w:t xml:space="preserve"> za</w:t>
+      </w:r>
+      <w:r>
+        <w:rPr>
+          <w:rFonts w:ascii="Verdana" w:hAnsi="Verdana"/>
+          <w:lang w:val="sr-Latn-RS"/>
+        </w:rPr>
+        <w:t>štitu podataka, IaaS rešenje u cloud-u može biti fantastično, nudi bolju funkcionalnost za nadogradnje i često je isplativije.</w:t>
+      </w:r>
+    </w:p>
+    <w:p>
+      <w:pPr>
+        <w:rPr>
+          <w:rFonts w:ascii="Verdana" w:hAnsi="Verdana"/>
+          <w:lang w:val="sr-Latn-RS" w:eastAsia="x-none"/>
+        </w:rPr>
+      </w:pPr>
+      <w:r>
+        <w:rPr>
+          <w:rFonts w:ascii="Verdana" w:hAnsi="Verdana"/>
+          <w:lang w:val="sr-Latn-RS"/>
+        </w:rPr>
+        <w:t>Zaposlenima više nije potrebno da budu fizički povezani sa određenom radnom stanicom, već mogu da rade sa bilo kog uređaja koji ima internet vezu.</w:t>
+      </w:r>
+      <w:r>
+        <w:rPr>
+          <w:rFonts w:ascii="Verdana" w:hAnsi="Verdana"/>
+          <w:lang w:val="sr-Latn-RS"/>
+        </w:rPr>
+        <w:t xml:space="preserve"> </w:t>
+      </w:r>
     </w:p>
     <w:p>
       <w:pPr>
@@ -3162,79 +3500,9 @@
         <w:jc w:val="both"/>
         <w:rPr>
           <w:rFonts w:ascii="Verdana" w:hAnsi="Verdana"/>
-          <w:b/>
-          <w:sz w:val="24"/>
-          <w:szCs w:val="24"/>
-        </w:rPr>
-      </w:pPr>
-    </w:p>
-    <w:p>
-      <w:pPr>
-        <w:spacing w:after="0" w:line="240" w:lineRule="auto"/>
-        <w:jc w:val="both"/>
-        <w:rPr>
-          <w:rFonts w:ascii="Verdana" w:hAnsi="Verdana"/>
-          <w:b/>
-          <w:sz w:val="24"/>
-          <w:szCs w:val="24"/>
-          <w:lang w:val="sr-Cyrl-RS"/>
-        </w:rPr>
-      </w:pPr>
-    </w:p>
-    <w:p>
-      <w:pPr>
-        <w:spacing w:after="0" w:line="240" w:lineRule="auto"/>
-        <w:jc w:val="both"/>
-        <w:rPr>
-          <w:rFonts w:ascii="Verdana" w:hAnsi="Verdana"/>
-          <w:sz w:val="20"/>
-          <w:szCs w:val="20"/>
-          <w:lang w:val="sr-Cyrl-RS"/>
-        </w:rPr>
-      </w:pPr>
-    </w:p>
-    <w:p>
-      <w:pPr>
-        <w:spacing w:after="0" w:line="240" w:lineRule="auto"/>
-        <w:jc w:val="both"/>
-        <w:rPr>
-          <w:rFonts w:ascii="Verdana" w:hAnsi="Verdana"/>
-          <w:sz w:val="20"/>
-          <w:szCs w:val="20"/>
-          <w:lang w:val="sr-Cyrl-RS"/>
-        </w:rPr>
-      </w:pPr>
-    </w:p>
-    <w:p>
-      <w:pPr>
-        <w:spacing w:after="0" w:line="240" w:lineRule="auto"/>
-        <w:jc w:val="both"/>
-        <w:rPr>
-          <w:rFonts w:ascii="Verdana" w:hAnsi="Verdana"/>
-          <w:sz w:val="20"/>
-          <w:szCs w:val="20"/>
-          <w:lang w:val="sr-Cyrl-RS"/>
-        </w:rPr>
-      </w:pPr>
-      <w:r>
-        <w:rPr>
-          <w:rFonts w:ascii="Verdana" w:hAnsi="Verdana"/>
-          <w:sz w:val="20"/>
-          <w:szCs w:val="20"/>
-          <w:lang w:val="sr-Cyrl-RS"/>
-        </w:rPr>
-        <w:br w:type="page"/>
-      </w:r>
-    </w:p>
-    <w:p>
-      <w:pPr>
-        <w:spacing w:after="0" w:line="240" w:lineRule="auto"/>
-        <w:jc w:val="both"/>
-        <w:rPr>
-          <w:rFonts w:ascii="Verdana" w:hAnsi="Verdana"/>
-          <w:sz w:val="20"/>
-          <w:szCs w:val="20"/>
-          <w:lang w:val="sr-Cyrl-RS"/>
+          <w:sz w:val="20"/>
+          <w:szCs w:val="20"/>
+          <w:lang w:val="sr-Latn-RS"/>
         </w:rPr>
       </w:pPr>
     </w:p>
@@ -3254,7 +3522,7 @@
         </w:rPr>
       </w:pPr>
       <w:bookmarkStart w:id="7" w:name="_Toc169829403"/>
-      <w:bookmarkStart w:id="8" w:name="_Toc225149062"/>
+      <w:bookmarkStart w:id="8" w:name="_Toc225190977"/>
       <w:r>
         <w:rPr>
           <w:rFonts w:ascii="Verdana" w:hAnsi="Verdana"/>
@@ -3282,77 +3550,1669 @@
       <w:pPr>
         <w:pStyle w:val="Heading3"/>
         <w:rPr>
+          <w:rFonts w:ascii="Verdana" w:hAnsi="Verdana"/>
           <w:lang w:val="sr-Latn-RS"/>
         </w:rPr>
       </w:pPr>
-      <w:bookmarkStart w:id="9" w:name="_Toc225149063"/>
-      <w:r>
-        <w:rPr>
+      <w:bookmarkStart w:id="9" w:name="_Toc225190978"/>
+      <w:r>
+        <w:rPr>
+          <w:rFonts w:ascii="Verdana" w:hAnsi="Verdana"/>
           <w:lang w:val="sr-Latn-RS"/>
         </w:rPr>
-        <w:t xml:space="preserve">1.2.1. </w:t>
-      </w:r>
-      <w:r>
-        <w:rPr>
+        <w:t>1.2.1. Virtualizacija</w:t>
+      </w:r>
+      <w:bookmarkEnd w:id="9"/>
+    </w:p>
+    <w:p>
+      <w:pPr>
+        <w:rPr>
+          <w:rFonts w:ascii="Verdana" w:hAnsi="Verdana"/>
+        </w:rPr>
+      </w:pPr>
+      <w:r>
+        <w:rPr>
+          <w:rFonts w:ascii="Verdana" w:hAnsi="Verdana"/>
+        </w:rPr>
+        <w:t>Virtueliza</w:t>
+      </w:r>
+      <w:r>
+        <w:rPr>
+          <w:rFonts w:ascii="Verdana" w:hAnsi="Verdana"/>
+        </w:rPr>
+        <w:t>c</w:t>
+      </w:r>
+      <w:r>
+        <w:rPr>
+          <w:rFonts w:ascii="Verdana" w:hAnsi="Verdana"/>
+        </w:rPr>
+        <w:t>ija je fundamentalna tehnologija koja je osnova cloud računarstva. Ona omogućava da se kreira više simuliranih okruženja (Virtuelnih mašina ili VM) iz jednog fizičkog hardverskog sistema.</w:t>
+      </w:r>
+      <w:r>
+        <w:rPr>
+          <w:rFonts w:ascii="Verdana" w:hAnsi="Verdana"/>
+        </w:rPr>
+        <w:br/>
+        <w:t xml:space="preserve">Pre virtuelizacije, fizički server je mogao da pokreće samo jedan operativni system I često jedan zadatak. Ovo je trošilo velike količine resursa ako je vasa aplikacija koristila samo 10% CPU-a a ostalih 90% je bilo neaktivno. Virtuelizacija rešava ovaj problem </w:t>
+      </w:r>
+      <w:r>
+        <w:rPr>
+          <w:rFonts w:ascii="Verdana" w:hAnsi="Verdana"/>
+        </w:rPr>
+        <w:t>tako što omogućava jednom fizičkom server da hostuje desetine virtuelnih servera, od kojih svaki pokreće svoj OS I aplikacije izolovane od ostalih.</w:t>
+      </w:r>
+      <w:r>
+        <w:rPr>
+          <w:rFonts w:ascii="Verdana" w:hAnsi="Verdana"/>
+        </w:rPr>
+        <w:t xml:space="preserve"> </w:t>
+      </w:r>
+      <w:hyperlink r:id="rId14" w:history="1">
+        <w:r>
+          <w:rPr>
+            <w:rStyle w:val="Hyperlink"/>
+            <w:rFonts w:ascii="Verdana" w:hAnsi="Verdana"/>
+          </w:rPr>
+          <w:t>[4]</w:t>
+        </w:r>
+      </w:hyperlink>
+    </w:p>
+    <w:p>
+      <w:pPr>
+        <w:ind w:left="720"/>
+        <w:jc w:val="center"/>
+        <w:rPr>
+          <w:rFonts w:ascii="Verdana" w:hAnsi="Verdana"/>
+        </w:rPr>
+      </w:pPr>
+      <w:r>
+        <w:rPr>
+          <w:rFonts w:ascii="Verdana" w:hAnsi="Verdana"/>
+        </w:rPr>
+        <w:fldChar w:fldCharType="begin"/>
+      </w:r>
+      <w:r>
+        <w:rPr>
+          <w:rFonts w:ascii="Verdana" w:hAnsi="Verdana"/>
+        </w:rPr>
+        <w:instrText xml:space="preserve"> INCLUDEPICTURE "https://s8.ezgif.com/tmp/ezgif-8772e4efe177e7e2.png" \* MERGEFORMATINET </w:instrText>
+      </w:r>
+      <w:r>
+        <w:rPr>
+          <w:rFonts w:ascii="Verdana" w:hAnsi="Verdana"/>
+        </w:rPr>
+        <w:fldChar w:fldCharType="separate"/>
+      </w:r>
+      <w:r>
+        <w:rPr>
+          <w:rFonts w:ascii="Verdana" w:hAnsi="Verdana"/>
+        </w:rPr>
+        <w:fldChar w:fldCharType="begin"/>
+      </w:r>
+      <w:r>
+        <w:rPr>
+          <w:rFonts w:ascii="Verdana" w:hAnsi="Verdana"/>
+        </w:rPr>
+        <w:instrText xml:space="preserve"> INCLUDEPICTURE  "https://s8.ezgif.com/tmp/ezgif-8772e4efe177e7e2.png" \* MERGEFORMATINET </w:instrText>
+      </w:r>
+      <w:r>
+        <w:rPr>
+          <w:rFonts w:ascii="Verdana" w:hAnsi="Verdana"/>
+        </w:rPr>
+        <w:fldChar w:fldCharType="separate"/>
+      </w:r>
+      <w:r>
+        <w:rPr>
+          <w:rFonts w:ascii="Verdana" w:hAnsi="Verdana"/>
+        </w:rPr>
+        <w:fldChar w:fldCharType="begin"/>
+      </w:r>
+      <w:r>
+        <w:rPr>
+          <w:rFonts w:ascii="Verdana" w:hAnsi="Verdana"/>
+        </w:rPr>
+        <w:instrText xml:space="preserve"> INCLUDEPICTURE  "https://s8.ezgif.com/tmp/ezgif-8772e4efe177e7e2.png" \* MERGEFORMATINET </w:instrText>
+      </w:r>
+      <w:r>
+        <w:rPr>
+          <w:rFonts w:ascii="Verdana" w:hAnsi="Verdana"/>
+        </w:rPr>
+        <w:fldChar w:fldCharType="separate"/>
+      </w:r>
+      <w:r>
+        <w:rPr>
+          <w:rFonts w:ascii="Verdana" w:hAnsi="Verdana"/>
+        </w:rPr>
+        <w:fldChar w:fldCharType="begin"/>
+      </w:r>
+      <w:r>
+        <w:rPr>
+          <w:rFonts w:ascii="Verdana" w:hAnsi="Verdana"/>
+        </w:rPr>
+        <w:instrText xml:space="preserve"> INCLUDEPICTURE  "https://s8.ezgif.com/tmp/ezgif-8772e4efe177e7e2.png" \* MERGEFORMATINET </w:instrText>
+      </w:r>
+      <w:r>
+        <w:rPr>
+          <w:rFonts w:ascii="Verdana" w:hAnsi="Verdana"/>
+        </w:rPr>
+        <w:fldChar w:fldCharType="separate"/>
+      </w:r>
+      <w:r>
+        <w:rPr>
+          <w:rFonts w:ascii="Verdana" w:hAnsi="Verdana"/>
+        </w:rPr>
+        <w:fldChar w:fldCharType="begin"/>
+      </w:r>
+      <w:r>
+        <w:rPr>
+          <w:rFonts w:ascii="Verdana" w:hAnsi="Verdana"/>
+        </w:rPr>
+        <w:instrText xml:space="preserve"> INCLUDEPICTURE  "https://s8.ezgif.com/tmp/ezgif-8772e4efe177e7e2.png" \* MERGEFORMATINET </w:instrText>
+      </w:r>
+      <w:r>
+        <w:rPr>
+          <w:rFonts w:ascii="Verdana" w:hAnsi="Verdana"/>
+        </w:rPr>
+        <w:fldChar w:fldCharType="separate"/>
+      </w:r>
+      <w:r>
+        <w:rPr>
+          <w:rFonts w:ascii="Verdana" w:hAnsi="Verdana"/>
+        </w:rPr>
+        <w:pict w14:anchorId="2EEECBF5">
+          <v:shape id="_x0000_i1087" type="#_x0000_t75" alt="url_upload_69c12ed641d83.png [webp-to-png output image]" style="width:441pt;height:220.5pt">
+            <v:imagedata r:id="rId15" r:href="rId16"/>
+          </v:shape>
+        </w:pict>
+      </w:r>
+      <w:r>
+        <w:rPr>
+          <w:rFonts w:ascii="Verdana" w:hAnsi="Verdana"/>
+        </w:rPr>
+        <w:fldChar w:fldCharType="end"/>
+      </w:r>
+      <w:r>
+        <w:rPr>
+          <w:rFonts w:ascii="Verdana" w:hAnsi="Verdana"/>
+        </w:rPr>
+        <w:fldChar w:fldCharType="end"/>
+      </w:r>
+      <w:r>
+        <w:rPr>
+          <w:rFonts w:ascii="Verdana" w:hAnsi="Verdana"/>
+        </w:rPr>
+        <w:fldChar w:fldCharType="end"/>
+      </w:r>
+      <w:r>
+        <w:rPr>
+          <w:rFonts w:ascii="Verdana" w:hAnsi="Verdana"/>
+        </w:rPr>
+        <w:fldChar w:fldCharType="end"/>
+      </w:r>
+      <w:r>
+        <w:rPr>
+          <w:rFonts w:ascii="Verdana" w:hAnsi="Verdana"/>
+        </w:rPr>
+        <w:fldChar w:fldCharType="end"/>
+      </w:r>
+    </w:p>
+    <w:p>
+      <w:pPr>
+        <w:ind w:left="720"/>
+        <w:jc w:val="center"/>
+        <w:rPr>
+          <w:rFonts w:ascii="Verdana" w:hAnsi="Verdana"/>
+          <w:i/>
+          <w:iCs/>
           <w:lang w:val="sr-Latn-RS"/>
         </w:rPr>
-        <w:t>Virtualizacija</w:t>
-      </w:r>
-      <w:bookmarkEnd w:id="9"/>
+      </w:pPr>
+      <w:r>
+        <w:rPr>
+          <w:rFonts w:ascii="Verdana" w:hAnsi="Verdana"/>
+          <w:i/>
+          <w:iCs/>
+        </w:rPr>
+        <w:t>Slika 3.</w:t>
+      </w:r>
+      <w:r>
+        <w:rPr>
+          <w:rFonts w:ascii="Verdana" w:hAnsi="Verdana"/>
+          <w:i/>
+          <w:iCs/>
+        </w:rPr>
+        <w:br/>
+        <w:t xml:space="preserve">Tip 1 </w:t>
+      </w:r>
+      <w:r>
+        <w:rPr>
+          <w:rFonts w:ascii="Verdana" w:hAnsi="Verdana"/>
+          <w:i/>
+          <w:iCs/>
+        </w:rPr>
+        <w:t xml:space="preserve">Virtuelizacije </w:t>
+      </w:r>
+      <w:hyperlink r:id="rId17" w:history="1">
+        <w:r>
+          <w:rPr>
+            <w:rStyle w:val="Hyperlink"/>
+            <w:rFonts w:ascii="Verdana" w:hAnsi="Verdana"/>
+            <w:i/>
+            <w:iCs/>
+          </w:rPr>
+          <w:t>[13</w:t>
+        </w:r>
+        <w:r>
+          <w:rPr>
+            <w:rStyle w:val="Hyperlink"/>
+            <w:rFonts w:ascii="Verdana" w:hAnsi="Verdana"/>
+            <w:i/>
+            <w:iCs/>
+          </w:rPr>
+          <w:t>]</w:t>
+        </w:r>
+      </w:hyperlink>
     </w:p>
     <w:p>
       <w:pPr>
         <w:ind w:left="720"/>
-        <w:rPr>
+        <w:jc w:val="center"/>
+        <w:rPr>
+          <w:rFonts w:ascii="Verdana" w:hAnsi="Verdana"/>
+        </w:rPr>
+      </w:pPr>
+      <w:r>
+        <w:rPr>
+          <w:rFonts w:ascii="Verdana" w:hAnsi="Verdana"/>
+        </w:rPr>
+        <w:fldChar w:fldCharType="begin"/>
+      </w:r>
+      <w:r>
+        <w:rPr>
+          <w:rFonts w:ascii="Verdana" w:hAnsi="Verdana"/>
+        </w:rPr>
+        <w:instrText xml:space="preserve"> INCLUDEPICTURE "https://s8.ezgif.com/tmp/ezgif-828e03a3e98cd7c5.png" \* MERGEFORMATINET </w:instrText>
+      </w:r>
+      <w:r>
+        <w:rPr>
+          <w:rFonts w:ascii="Verdana" w:hAnsi="Verdana"/>
+        </w:rPr>
+        <w:fldChar w:fldCharType="separate"/>
+      </w:r>
+      <w:r>
+        <w:rPr>
+          <w:rFonts w:ascii="Verdana" w:hAnsi="Verdana"/>
+        </w:rPr>
+        <w:fldChar w:fldCharType="begin"/>
+      </w:r>
+      <w:r>
+        <w:rPr>
+          <w:rFonts w:ascii="Verdana" w:hAnsi="Verdana"/>
+        </w:rPr>
+        <w:instrText xml:space="preserve"> INCLUDEPICTURE  "https://s8.ezgif.com/tmp/ezgif-828e03a3e98cd7c5.png" \* MERGEFORMATINET </w:instrText>
+      </w:r>
+      <w:r>
+        <w:rPr>
+          <w:rFonts w:ascii="Verdana" w:hAnsi="Verdana"/>
+        </w:rPr>
+        <w:fldChar w:fldCharType="separate"/>
+      </w:r>
+      <w:r>
+        <w:rPr>
+          <w:rFonts w:ascii="Verdana" w:hAnsi="Verdana"/>
+        </w:rPr>
+        <w:fldChar w:fldCharType="begin"/>
+      </w:r>
+      <w:r>
+        <w:rPr>
+          <w:rFonts w:ascii="Verdana" w:hAnsi="Verdana"/>
+        </w:rPr>
+        <w:instrText xml:space="preserve"> INCLUDEPICTURE  "https://s8.ezgif.com/tmp/ezgif-828e03a3e98cd7c5.png" \* MERGEFORMATINET </w:instrText>
+      </w:r>
+      <w:r>
+        <w:rPr>
+          <w:rFonts w:ascii="Verdana" w:hAnsi="Verdana"/>
+        </w:rPr>
+        <w:fldChar w:fldCharType="separate"/>
+      </w:r>
+      <w:r>
+        <w:rPr>
+          <w:rFonts w:ascii="Verdana" w:hAnsi="Verdana"/>
+        </w:rPr>
+        <w:fldChar w:fldCharType="begin"/>
+      </w:r>
+      <w:r>
+        <w:rPr>
+          <w:rFonts w:ascii="Verdana" w:hAnsi="Verdana"/>
+        </w:rPr>
+        <w:instrText xml:space="preserve"> INCLUDEPICTURE  "https://s8.ezgif.com/tmp/ezgif-828e03a3e98cd7c5.png" \* MERGEFORMATINET </w:instrText>
+      </w:r>
+      <w:r>
+        <w:rPr>
+          <w:rFonts w:ascii="Verdana" w:hAnsi="Verdana"/>
+        </w:rPr>
+        <w:fldChar w:fldCharType="separate"/>
+      </w:r>
+      <w:r>
+        <w:rPr>
+          <w:rFonts w:ascii="Verdana" w:hAnsi="Verdana"/>
+        </w:rPr>
+        <w:fldChar w:fldCharType="begin"/>
+      </w:r>
+      <w:r>
+        <w:rPr>
+          <w:rFonts w:ascii="Verdana" w:hAnsi="Verdana"/>
+        </w:rPr>
+        <w:instrText xml:space="preserve"> INCLUDEPICTURE  "https://s8.ezgif.com/tmp/ezgif-828e03a3e98cd7c5.png" \* MERGEFORMATINET </w:instrText>
+      </w:r>
+      <w:r>
+        <w:rPr>
+          <w:rFonts w:ascii="Verdana" w:hAnsi="Verdana"/>
+        </w:rPr>
+        <w:fldChar w:fldCharType="separate"/>
+      </w:r>
+      <w:r>
+        <w:rPr>
+          <w:rFonts w:ascii="Verdana" w:hAnsi="Verdana"/>
+        </w:rPr>
+        <w:pict w14:anchorId="4161A99A">
+          <v:shape id="_x0000_i1088" type="#_x0000_t75" alt="url_upload_69c12f31a6cc4.png [webp-to-png output image]" style="width:424.5pt;height:212.25pt">
+            <v:imagedata r:id="rId18" r:href="rId19"/>
+          </v:shape>
+        </w:pict>
+      </w:r>
+      <w:r>
+        <w:rPr>
+          <w:rFonts w:ascii="Verdana" w:hAnsi="Verdana"/>
+        </w:rPr>
+        <w:fldChar w:fldCharType="end"/>
+      </w:r>
+      <w:r>
+        <w:rPr>
+          <w:rFonts w:ascii="Verdana" w:hAnsi="Verdana"/>
+        </w:rPr>
+        <w:fldChar w:fldCharType="end"/>
+      </w:r>
+      <w:r>
+        <w:rPr>
+          <w:rFonts w:ascii="Verdana" w:hAnsi="Verdana"/>
+        </w:rPr>
+        <w:fldChar w:fldCharType="end"/>
+      </w:r>
+      <w:r>
+        <w:rPr>
+          <w:rFonts w:ascii="Verdana" w:hAnsi="Verdana"/>
+        </w:rPr>
+        <w:fldChar w:fldCharType="end"/>
+      </w:r>
+      <w:r>
+        <w:rPr>
+          <w:rFonts w:ascii="Verdana" w:hAnsi="Verdana"/>
+        </w:rPr>
+        <w:fldChar w:fldCharType="end"/>
+      </w:r>
+    </w:p>
+    <w:p>
+      <w:pPr>
+        <w:ind w:left="720"/>
+        <w:jc w:val="center"/>
+        <w:rPr>
+          <w:rFonts w:ascii="Verdana" w:hAnsi="Verdana"/>
+          <w:i/>
+          <w:iCs/>
+        </w:rPr>
+      </w:pPr>
+      <w:r>
+        <w:rPr>
+          <w:rFonts w:ascii="Verdana" w:hAnsi="Verdana"/>
+          <w:i/>
+          <w:iCs/>
+          <w:lang w:val="sr-Latn-RS"/>
+        </w:rPr>
+        <w:t>Slika 4.</w:t>
+      </w:r>
+      <w:r>
+        <w:rPr>
+          <w:rFonts w:ascii="Verdana" w:hAnsi="Verdana"/>
+          <w:i/>
+          <w:iCs/>
+          <w:lang w:val="sr-Latn-RS"/>
+        </w:rPr>
+        <w:br/>
+        <w:t xml:space="preserve">Tip 2 Virtuelizacije </w:t>
+      </w:r>
+      <w:hyperlink r:id="rId20" w:history="1">
+        <w:r>
+          <w:rPr>
+            <w:rStyle w:val="Hyperlink"/>
+            <w:rFonts w:ascii="Verdana" w:hAnsi="Verdana"/>
+            <w:i/>
+            <w:iCs/>
+          </w:rPr>
+          <w:t>[</w:t>
+        </w:r>
+        <w:r>
+          <w:rPr>
+            <w:rStyle w:val="Hyperlink"/>
+            <w:rFonts w:ascii="Verdana" w:hAnsi="Verdana"/>
+            <w:i/>
+            <w:iCs/>
+          </w:rPr>
+          <w:t>1</w:t>
+        </w:r>
+        <w:r>
+          <w:rPr>
+            <w:rStyle w:val="Hyperlink"/>
+            <w:rFonts w:ascii="Verdana" w:hAnsi="Verdana"/>
+            <w:i/>
+            <w:iCs/>
+          </w:rPr>
+          <w:t>3</w:t>
+        </w:r>
+        <w:r>
+          <w:rPr>
+            <w:rStyle w:val="Hyperlink"/>
+            <w:rFonts w:ascii="Verdana" w:hAnsi="Verdana"/>
+            <w:i/>
+            <w:iCs/>
+          </w:rPr>
+          <w:t>]</w:t>
+        </w:r>
+      </w:hyperlink>
+    </w:p>
+    <w:p>
+      <w:pPr>
+        <w:ind w:left="720"/>
+        <w:jc w:val="center"/>
+        <w:rPr>
+          <w:rFonts w:ascii="Verdana" w:hAnsi="Verdana"/>
+          <w:i/>
+          <w:iCs/>
+        </w:rPr>
+      </w:pPr>
+    </w:p>
+    <w:p>
+      <w:pPr>
+        <w:rPr>
+          <w:rFonts w:ascii="Verdana" w:hAnsi="Verdana"/>
+          <w:b/>
+          <w:bCs/>
+          <w:i/>
+          <w:iCs/>
+        </w:rPr>
+      </w:pPr>
+      <w:r>
+        <w:rPr>
+          <w:rFonts w:ascii="Verdana" w:hAnsi="Verdana"/>
+          <w:b/>
+          <w:bCs/>
+        </w:rPr>
+        <w:t xml:space="preserve">[4] </w:t>
+      </w:r>
+      <w:r>
+        <w:rPr>
+          <w:rFonts w:ascii="Verdana" w:hAnsi="Verdana"/>
+          <w:b/>
+          <w:bCs/>
+        </w:rPr>
+        <w:t>Centralna arhitektura</w:t>
+      </w:r>
+      <w:r>
+        <w:rPr>
+          <w:rFonts w:ascii="Verdana" w:hAnsi="Verdana"/>
+          <w:b/>
+          <w:bCs/>
+          <w:i/>
+          <w:iCs/>
+        </w:rPr>
+        <w:br/>
+      </w:r>
+      <w:r>
+        <w:rPr>
+          <w:rFonts w:ascii="Verdana" w:hAnsi="Verdana"/>
+        </w:rPr>
+        <w:t>U centru virtuelizacije je softver koji se zove hypervisor.</w:t>
+      </w:r>
+    </w:p>
+    <w:p>
+      <w:pPr>
+        <w:numPr>
+          <w:ilvl w:val="0"/>
+          <w:numId w:val="32"/>
+        </w:numPr>
+        <w:rPr>
+          <w:rFonts w:ascii="Verdana" w:hAnsi="Verdana"/>
+          <w:lang w:val="sr-Latn-RS"/>
+        </w:rPr>
+      </w:pPr>
+      <w:r>
+        <w:rPr>
+          <w:rFonts w:ascii="Verdana" w:hAnsi="Verdana"/>
+        </w:rPr>
+        <w:t>Fizi</w:t>
+      </w:r>
+      <w:r>
+        <w:rPr>
+          <w:rFonts w:ascii="Verdana" w:hAnsi="Verdana"/>
+          <w:lang w:val="sr-Latn-RS"/>
+        </w:rPr>
+        <w:t>čki hardver (host): Stvarni server (procesor, RAM, disk).</w:t>
+      </w:r>
+    </w:p>
+    <w:p>
+      <w:pPr>
+        <w:numPr>
+          <w:ilvl w:val="0"/>
+          <w:numId w:val="32"/>
+        </w:numPr>
+        <w:rPr>
+          <w:rFonts w:ascii="Verdana" w:hAnsi="Verdana"/>
+          <w:lang w:val="sr-Latn-RS"/>
+        </w:rPr>
+      </w:pPr>
+      <w:r>
+        <w:rPr>
+          <w:rFonts w:ascii="Verdana" w:hAnsi="Verdana"/>
+          <w:lang w:val="sr-Latn-RS"/>
+        </w:rPr>
+        <w:t>Hypervisor: Softverski sloj koji se nalazi između hardvera i virtuelnih mašina. On dodeljuje resurse i upravalja virtuelnim mašinama.</w:t>
+      </w:r>
+    </w:p>
+    <w:p>
+      <w:pPr>
+        <w:numPr>
+          <w:ilvl w:val="0"/>
+          <w:numId w:val="32"/>
+        </w:numPr>
+        <w:rPr>
+          <w:rFonts w:ascii="Verdana" w:hAnsi="Verdana"/>
+          <w:lang w:val="sr-Latn-RS"/>
+        </w:rPr>
+      </w:pPr>
+      <w:r>
+        <w:rPr>
+          <w:rFonts w:ascii="Verdana" w:hAnsi="Verdana"/>
+          <w:lang w:val="sr-Latn-RS"/>
+        </w:rPr>
+        <w:t>Virtuelna mašina: Softverski računar koji radi kao fizički. Ima svoj operativni sistem, biblioteke i aplikacije.</w:t>
+      </w:r>
+    </w:p>
+    <w:p>
+      <w:pPr>
+        <w:rPr>
+          <w:rFonts w:ascii="Verdana" w:hAnsi="Verdana"/>
+          <w:lang w:val="sr-Latn-RS"/>
+        </w:rPr>
+      </w:pPr>
+      <w:r>
+        <w:rPr>
+          <w:rFonts w:ascii="Verdana" w:hAnsi="Verdana"/>
+          <w:b/>
+          <w:bCs/>
+          <w:lang w:val="sr-Latn-RS"/>
+        </w:rPr>
+        <w:t xml:space="preserve">[4] </w:t>
+      </w:r>
+      <w:r>
+        <w:rPr>
+          <w:rFonts w:ascii="Verdana" w:hAnsi="Verdana"/>
+          <w:b/>
+          <w:bCs/>
+          <w:lang w:val="sr-Latn-RS"/>
+        </w:rPr>
+        <w:t>Kako virtuelizacija funkcioniše.</w:t>
+      </w:r>
+      <w:r>
+        <w:rPr>
+          <w:rFonts w:ascii="Verdana" w:hAnsi="Verdana"/>
+          <w:lang w:val="sr-Latn-RS"/>
+        </w:rPr>
+        <w:br/>
+        <w:t>Virtuelizacija koristi hypervisor da napravi više virtuelnih kompjutera na jednom fizičkom kompjuteru. Te virtuelne mašine funkcionišu kao pravi kompjuteri ali koriste istu fizičku mašinu.</w:t>
+      </w:r>
+    </w:p>
+    <w:p>
+      <w:pPr>
+        <w:rPr>
+          <w:rFonts w:ascii="Verdana" w:hAnsi="Verdana"/>
+          <w:lang w:val="sr-Latn-RS"/>
+        </w:rPr>
+      </w:pPr>
+      <w:r>
+        <w:rPr>
+          <w:rFonts w:ascii="Verdana" w:hAnsi="Verdana"/>
+          <w:b/>
+          <w:bCs/>
+          <w:lang w:val="sr-Latn-RS"/>
+        </w:rPr>
+        <w:t xml:space="preserve">[4] </w:t>
+      </w:r>
+      <w:r>
+        <w:rPr>
+          <w:rFonts w:ascii="Verdana" w:hAnsi="Verdana"/>
+          <w:b/>
+          <w:bCs/>
+          <w:lang w:val="sr-Latn-RS"/>
+        </w:rPr>
+        <w:t>Virtuelne mašine:</w:t>
+      </w:r>
+      <w:r>
+        <w:rPr>
+          <w:rFonts w:ascii="Verdana" w:hAnsi="Verdana"/>
+          <w:b/>
+          <w:bCs/>
+          <w:lang w:val="sr-Latn-RS"/>
+        </w:rPr>
+        <w:br/>
+      </w:r>
+      <w:r>
+        <w:rPr>
+          <w:rFonts w:ascii="Verdana" w:hAnsi="Verdana"/>
+          <w:lang w:val="sr-Latn-RS"/>
+        </w:rPr>
+        <w:t>Nakon instaliranje softvera za virtuelizaciju (npr. VirtualBox) mogu se praviti virtuelne mašine.</w:t>
+      </w:r>
+      <w:r>
+        <w:rPr>
+          <w:rFonts w:ascii="Verdana" w:hAnsi="Verdana"/>
+          <w:lang w:val="sr-Latn-RS"/>
+        </w:rPr>
+        <w:br/>
+        <w:t>Pravi kompjuter je „Host” dok su virtuelne mašine “Guest” mašine, jedan host može da pokrene više virtuelnih mašina.</w:t>
+      </w:r>
+      <w:r>
+        <w:rPr>
+          <w:rFonts w:ascii="Verdana" w:hAnsi="Verdana"/>
+          <w:lang w:val="sr-Latn-RS"/>
+        </w:rPr>
+        <w:br/>
+        <w:t>Svaka virtuelna mašine funkcioniše kao odvojen kompjuter, sa svojim podešavanjima, programima i konfiguracijom. Koriste sistemske resurse kao CPU, RAM i memoriju, ali rade kao da koriste sopstveni hardware.</w:t>
+      </w:r>
+    </w:p>
+    <w:p>
+      <w:pPr>
+        <w:rPr>
+          <w:rFonts w:ascii="Verdana" w:hAnsi="Verdana"/>
+          <w:lang w:val="sr-Latn-RS"/>
+        </w:rPr>
+      </w:pPr>
+      <w:r>
+        <w:rPr>
+          <w:rFonts w:ascii="Verdana" w:hAnsi="Verdana"/>
+          <w:b/>
+          <w:bCs/>
+          <w:lang w:val="sr-Latn-RS"/>
+        </w:rPr>
+        <w:t xml:space="preserve">[4] </w:t>
+      </w:r>
+      <w:r>
+        <w:rPr>
+          <w:rFonts w:ascii="Verdana" w:hAnsi="Verdana"/>
+          <w:b/>
+          <w:bCs/>
+          <w:lang w:val="sr-Latn-RS"/>
+        </w:rPr>
+        <w:t>Tipovi virtuelizacije:</w:t>
+      </w:r>
+      <w:r>
+        <w:rPr>
+          <w:rFonts w:ascii="Verdana" w:hAnsi="Verdana"/>
+          <w:b/>
+          <w:bCs/>
+          <w:lang w:val="sr-Latn-RS"/>
+        </w:rPr>
+        <w:br/>
+        <w:t>Virtuelizacija aplikacija</w:t>
+      </w:r>
+      <w:r>
+        <w:rPr>
+          <w:rFonts w:ascii="Verdana" w:hAnsi="Verdana"/>
+          <w:b/>
+          <w:bCs/>
+          <w:lang w:val="sr-Latn-RS"/>
+        </w:rPr>
+        <w:t xml:space="preserve"> -</w:t>
+      </w:r>
+      <w:r>
+        <w:rPr>
+          <w:rFonts w:ascii="Verdana" w:hAnsi="Verdana"/>
+          <w:b/>
+          <w:bCs/>
+          <w:lang w:val="sr-Latn-RS"/>
+        </w:rPr>
+        <w:br/>
+      </w:r>
+      <w:r>
+        <w:rPr>
+          <w:rFonts w:ascii="Verdana" w:hAnsi="Verdana"/>
+          <w:lang w:val="sr-Latn-RS"/>
+        </w:rPr>
+        <w:t>Inkapsuliranje aplikacije tako da radi nezavisno od osnovnog operativnog sistema. Korisnik pristupa aplikaciji daljinski bez instaliranja.</w:t>
+      </w:r>
+    </w:p>
+    <w:p>
+      <w:pPr>
+        <w:rPr>
+          <w:rFonts w:ascii="Verdana" w:hAnsi="Verdana"/>
+        </w:rPr>
+      </w:pPr>
+      <w:r>
+        <w:rPr>
+          <w:rFonts w:ascii="Verdana" w:hAnsi="Verdana"/>
+          <w:lang w:val="sr-Latn-RS"/>
+        </w:rPr>
+        <w:t xml:space="preserve">Primer: Korišćenje Microsoft App-V ili Citrix-a za pokretanje Microsoft Excel-a na iPad-u. </w:t>
+      </w:r>
+      <w:r>
+        <w:rPr>
+          <w:rFonts w:ascii="Verdana" w:hAnsi="Verdana"/>
+        </w:rPr>
+        <w:t>Aplikacija radi na serveru, ali je korisnik vidi na svom tabletu.</w:t>
+      </w:r>
+      <w:r>
+        <w:rPr>
+          <w:rFonts w:ascii="Verdana" w:hAnsi="Verdana"/>
+        </w:rPr>
+        <w:br/>
+      </w:r>
+      <w:r>
+        <w:rPr>
+          <w:rFonts w:ascii="Verdana" w:hAnsi="Verdana"/>
+        </w:rPr>
+        <w:br/>
+      </w:r>
+      <w:r>
+        <w:rPr>
+          <w:rFonts w:ascii="Verdana" w:hAnsi="Verdana"/>
+          <w:b/>
+          <w:bCs/>
+        </w:rPr>
+        <w:t xml:space="preserve">[4] </w:t>
+      </w:r>
+      <w:r>
+        <w:rPr>
+          <w:rFonts w:ascii="Verdana" w:hAnsi="Verdana"/>
+          <w:b/>
+          <w:bCs/>
+        </w:rPr>
+        <w:t>Virtuelizacija mreže</w:t>
+      </w:r>
+      <w:r>
+        <w:rPr>
+          <w:rFonts w:ascii="Verdana" w:hAnsi="Verdana"/>
+          <w:b/>
+          <w:bCs/>
+        </w:rPr>
+        <w:t xml:space="preserve"> –</w:t>
+      </w:r>
+      <w:r>
+        <w:rPr>
+          <w:rFonts w:ascii="Verdana" w:hAnsi="Verdana"/>
+        </w:rPr>
+        <w:br/>
+        <w:t>Odvajanje mrežnih funkcija (routing, switching, firewall) od fizičkih kablova i svitčeva. Kreira se „softverski definisana mreža“ (SDN).</w:t>
+      </w:r>
+    </w:p>
+    <w:p>
+      <w:pPr>
+        <w:rPr>
+          <w:rFonts w:ascii="Verdana" w:hAnsi="Verdana"/>
+        </w:rPr>
+      </w:pPr>
+      <w:r>
+        <w:rPr>
+          <w:rFonts w:ascii="Verdana" w:hAnsi="Verdana"/>
+        </w:rPr>
+        <w:t>Primer: AWS VPC (virtuelni privatni oblak). Podmreže i tabele rutiranja kreirate u softveru, bez dodirivanja fizičkog rutera.</w:t>
+      </w:r>
+    </w:p>
+    <w:p>
+      <w:pPr>
+        <w:rPr>
+          <w:rFonts w:ascii="Verdana" w:hAnsi="Verdana"/>
+        </w:rPr>
+      </w:pPr>
+      <w:r>
+        <w:rPr>
+          <w:rFonts w:ascii="Verdana" w:hAnsi="Verdana"/>
+        </w:rPr>
+        <w:br/>
+      </w:r>
+      <w:r>
+        <w:rPr>
+          <w:rFonts w:ascii="Verdana" w:hAnsi="Verdana"/>
+          <w:b/>
+          <w:bCs/>
+        </w:rPr>
+        <w:t xml:space="preserve">[4] </w:t>
+      </w:r>
+      <w:r>
+        <w:rPr>
+          <w:rFonts w:ascii="Verdana" w:hAnsi="Verdana"/>
+          <w:b/>
+          <w:bCs/>
+        </w:rPr>
+        <w:t>Virtuelizacija desktopa</w:t>
+      </w:r>
+      <w:r>
+        <w:rPr>
+          <w:rFonts w:ascii="Verdana" w:hAnsi="Verdana"/>
+          <w:b/>
+          <w:bCs/>
+        </w:rPr>
+        <w:t xml:space="preserve"> -</w:t>
+      </w:r>
+      <w:r>
+        <w:rPr>
+          <w:rFonts w:ascii="Verdana" w:hAnsi="Verdana"/>
+        </w:rPr>
+        <w:br/>
+        <w:t>Hostovanje korisničkog desktop okruženja na centralizovanom serveru. Korisnik se povezuje putem „thin client-a“ (običnog računara).</w:t>
+      </w:r>
+    </w:p>
+    <w:p>
+      <w:pPr>
+        <w:rPr>
+          <w:rFonts w:ascii="Verdana" w:hAnsi="Verdana"/>
+        </w:rPr>
+      </w:pPr>
+      <w:r>
+        <w:rPr>
+          <w:rFonts w:ascii="Verdana" w:hAnsi="Verdana"/>
+        </w:rPr>
+        <w:t>Primer: Amazon WorkSpaces. Zaposleni se prijavljuje sa Chromebook-a, ali vidi kompletnu, snažnu Windows 11 radnu površinu koja radi u cloud-u.</w:t>
+      </w:r>
+    </w:p>
+    <w:p>
+      <w:pPr>
+        <w:rPr>
+          <w:rFonts w:ascii="Verdana" w:hAnsi="Verdana"/>
+        </w:rPr>
+      </w:pPr>
+      <w:r>
+        <w:rPr>
+          <w:rFonts w:ascii="Verdana" w:hAnsi="Verdana"/>
+        </w:rPr>
+        <w:br/>
+      </w:r>
+      <w:r>
+        <w:rPr>
+          <w:rFonts w:ascii="Verdana" w:hAnsi="Verdana"/>
+          <w:b/>
+          <w:bCs/>
+        </w:rPr>
+        <w:t xml:space="preserve">[4] </w:t>
+      </w:r>
+      <w:r>
+        <w:rPr>
+          <w:rFonts w:ascii="Verdana" w:hAnsi="Verdana"/>
+          <w:b/>
+          <w:bCs/>
+        </w:rPr>
+        <w:t>Virtuelizacija skladišta</w:t>
+      </w:r>
+      <w:r>
+        <w:rPr>
+          <w:rFonts w:ascii="Verdana" w:hAnsi="Verdana"/>
+          <w:b/>
+          <w:bCs/>
+        </w:rPr>
+        <w:t xml:space="preserve"> -</w:t>
+      </w:r>
+      <w:r>
+        <w:rPr>
+          <w:rFonts w:ascii="Verdana" w:hAnsi="Verdana"/>
+        </w:rPr>
+        <w:t xml:space="preserve"> </w:t>
+      </w:r>
+      <w:r>
+        <w:rPr>
+          <w:rFonts w:ascii="Verdana" w:hAnsi="Verdana"/>
+        </w:rPr>
+        <w:br/>
+        <w:t>Objedinjavanje fizičkog skladišta sa više mrežnih uređaja za skladištenje u ono što izgleda kao jedan uređaj za skladištenje kojim se upravlja iz centralne konzole.</w:t>
+      </w:r>
+    </w:p>
+    <w:p>
+      <w:pPr>
+        <w:rPr>
+          <w:rFonts w:ascii="Verdana" w:hAnsi="Verdana"/>
+        </w:rPr>
+      </w:pPr>
+      <w:r>
+        <w:rPr>
+          <w:rFonts w:ascii="Verdana" w:hAnsi="Verdana"/>
+        </w:rPr>
+        <w:t>Primer: SAN (Storage Area Network) ili Amazon S3. Vidite jedan „bucket“ ili disk, ali su podaci fizički raspoređeni na stotine hard diskova.</w:t>
+      </w:r>
+    </w:p>
+    <w:p>
+      <w:pPr>
+        <w:rPr>
+          <w:rFonts w:ascii="Verdana" w:hAnsi="Verdana"/>
+        </w:rPr>
+      </w:pPr>
+      <w:r>
+        <w:rPr>
+          <w:rFonts w:ascii="Verdana" w:hAnsi="Verdana"/>
+        </w:rPr>
+        <w:br/>
+      </w:r>
+      <w:r>
+        <w:rPr>
+          <w:rFonts w:ascii="Verdana" w:hAnsi="Verdana"/>
+          <w:b/>
+          <w:bCs/>
+        </w:rPr>
+        <w:t xml:space="preserve">[4] </w:t>
+      </w:r>
+      <w:r>
+        <w:rPr>
+          <w:rFonts w:ascii="Verdana" w:hAnsi="Verdana"/>
+          <w:b/>
+          <w:bCs/>
+        </w:rPr>
+        <w:t>Virtuelizacija servera</w:t>
+      </w:r>
+      <w:r>
+        <w:rPr>
+          <w:rFonts w:ascii="Verdana" w:hAnsi="Verdana"/>
+        </w:rPr>
+        <w:t xml:space="preserve"> </w:t>
+      </w:r>
+      <w:r>
+        <w:rPr>
+          <w:rFonts w:ascii="Verdana" w:hAnsi="Verdana"/>
+          <w:b/>
+          <w:bCs/>
+        </w:rPr>
+        <w:t>–</w:t>
+      </w:r>
+      <w:r>
+        <w:rPr>
+          <w:rFonts w:ascii="Verdana" w:hAnsi="Verdana"/>
+        </w:rPr>
+        <w:br/>
+        <w:t>Podela jednog fizičkog servera na više virtuelnih servera.</w:t>
+      </w:r>
+    </w:p>
+    <w:p>
+      <w:pPr>
+        <w:rPr>
+          <w:rFonts w:ascii="Verdana" w:hAnsi="Verdana"/>
+        </w:rPr>
+      </w:pPr>
+      <w:r>
+        <w:rPr>
+          <w:rFonts w:ascii="Verdana" w:hAnsi="Verdana"/>
+        </w:rPr>
+        <w:t>Primer: Pokretanje veb servera (Linux), baze podataka (Windows) i mejl servera (Linux) na jednoj fizičkoj mašini koristeći VMware vSphere</w:t>
+      </w:r>
+      <w:r>
+        <w:rPr>
+          <w:rFonts w:ascii="Verdana" w:hAnsi="Verdana"/>
+        </w:rPr>
+        <w:t xml:space="preserve"> </w:t>
+      </w:r>
+    </w:p>
+    <w:p>
+      <w:pPr>
+        <w:jc w:val="center"/>
+        <w:rPr>
+          <w:rFonts w:ascii="Verdana" w:hAnsi="Verdana"/>
+          <w:i/>
+          <w:iCs/>
+        </w:rPr>
+      </w:pPr>
+      <w:r>
+        <w:rPr>
+          <w:rFonts w:ascii="Verdana" w:hAnsi="Verdana"/>
+        </w:rPr>
+        <w:br/>
+      </w:r>
+      <w:r>
+        <w:rPr>
+          <w:rFonts w:ascii="Verdana" w:hAnsi="Verdana"/>
+        </w:rPr>
+        <w:fldChar w:fldCharType="begin"/>
+      </w:r>
+      <w:r>
+        <w:rPr>
+          <w:rFonts w:ascii="Verdana" w:hAnsi="Verdana"/>
+        </w:rPr>
+        <w:instrText xml:space="preserve"> INCLUDEPICTURE "https://s1.ezgif.com/tmp/ezgif-1de01c082b52d26f.png" \* MERGEFORMATINET </w:instrText>
+      </w:r>
+      <w:r>
+        <w:rPr>
+          <w:rFonts w:ascii="Verdana" w:hAnsi="Verdana"/>
+        </w:rPr>
+        <w:fldChar w:fldCharType="separate"/>
+      </w:r>
+      <w:r>
+        <w:rPr>
+          <w:rFonts w:ascii="Verdana" w:hAnsi="Verdana"/>
+        </w:rPr>
+        <w:fldChar w:fldCharType="begin"/>
+      </w:r>
+      <w:r>
+        <w:rPr>
+          <w:rFonts w:ascii="Verdana" w:hAnsi="Verdana"/>
+        </w:rPr>
+        <w:instrText xml:space="preserve"> INCLUDEPICTURE  "https://s1.ezgif.com/tmp/ezgif-1de01c082b52d26f.png" \* MERGEFORMATINET </w:instrText>
+      </w:r>
+      <w:r>
+        <w:rPr>
+          <w:rFonts w:ascii="Verdana" w:hAnsi="Verdana"/>
+        </w:rPr>
+        <w:fldChar w:fldCharType="separate"/>
+      </w:r>
+      <w:r>
+        <w:rPr>
+          <w:rFonts w:ascii="Verdana" w:hAnsi="Verdana"/>
+        </w:rPr>
+        <w:fldChar w:fldCharType="begin"/>
+      </w:r>
+      <w:r>
+        <w:rPr>
+          <w:rFonts w:ascii="Verdana" w:hAnsi="Verdana"/>
+        </w:rPr>
+        <w:instrText xml:space="preserve"> INCLUDEPICTURE  "https://s1.ezgif.com/tmp/ezgif-1de01c082b52d26f.png" \* MERGEFORMATINET </w:instrText>
+      </w:r>
+      <w:r>
+        <w:rPr>
+          <w:rFonts w:ascii="Verdana" w:hAnsi="Verdana"/>
+        </w:rPr>
+        <w:fldChar w:fldCharType="separate"/>
+      </w:r>
+      <w:r>
+        <w:rPr>
+          <w:rFonts w:ascii="Verdana" w:hAnsi="Verdana"/>
+        </w:rPr>
+        <w:fldChar w:fldCharType="begin"/>
+      </w:r>
+      <w:r>
+        <w:rPr>
+          <w:rFonts w:ascii="Verdana" w:hAnsi="Verdana"/>
+        </w:rPr>
+        <w:instrText xml:space="preserve"> INCLUDEPICTURE  "https://s1.ezgif.com/tmp/ezgif-1de01c082b52d26f.png" \* MERGEFORMATINET </w:instrText>
+      </w:r>
+      <w:r>
+        <w:rPr>
+          <w:rFonts w:ascii="Verdana" w:hAnsi="Verdana"/>
+        </w:rPr>
+        <w:fldChar w:fldCharType="separate"/>
+      </w:r>
+      <w:r>
+        <w:rPr>
+          <w:rFonts w:ascii="Verdana" w:hAnsi="Verdana"/>
+        </w:rPr>
+        <w:pict w14:anchorId="6864B4B3">
+          <v:shape id="_x0000_i1089" type="#_x0000_t75" alt="url_upload_69c150ce5ebe3.png [webp-to-png output image]" style="width:528pt;height:245.25pt">
+            <v:imagedata r:id="rId21" r:href="rId22"/>
+          </v:shape>
+        </w:pict>
+      </w:r>
+      <w:r>
+        <w:rPr>
+          <w:rFonts w:ascii="Verdana" w:hAnsi="Verdana"/>
+        </w:rPr>
+        <w:fldChar w:fldCharType="end"/>
+      </w:r>
+      <w:r>
+        <w:rPr>
+          <w:rFonts w:ascii="Verdana" w:hAnsi="Verdana"/>
+        </w:rPr>
+        <w:fldChar w:fldCharType="end"/>
+      </w:r>
+      <w:r>
+        <w:rPr>
+          <w:rFonts w:ascii="Verdana" w:hAnsi="Verdana"/>
+        </w:rPr>
+        <w:fldChar w:fldCharType="end"/>
+      </w:r>
+      <w:r>
+        <w:rPr>
+          <w:rFonts w:ascii="Verdana" w:hAnsi="Verdana"/>
+        </w:rPr>
+        <w:fldChar w:fldCharType="end"/>
+      </w:r>
+      <w:r>
+        <w:rPr>
+          <w:rFonts w:ascii="Verdana" w:hAnsi="Verdana"/>
+        </w:rPr>
+        <w:br/>
+      </w:r>
+      <w:r>
+        <w:rPr>
+          <w:rFonts w:ascii="Verdana" w:hAnsi="Verdana"/>
+          <w:i/>
+          <w:iCs/>
+        </w:rPr>
+        <w:t>Slika 5.</w:t>
+      </w:r>
+      <w:r>
+        <w:rPr>
+          <w:rFonts w:ascii="Verdana" w:hAnsi="Verdana"/>
+          <w:i/>
+          <w:iCs/>
+        </w:rPr>
+        <w:br/>
+        <w:t xml:space="preserve">Virtuelizacija server </w:t>
+      </w:r>
+      <w:hyperlink r:id="rId23" w:history="1">
+        <w:r>
+          <w:rPr>
+            <w:rStyle w:val="Hyperlink"/>
+            <w:rFonts w:ascii="Verdana" w:hAnsi="Verdana"/>
+            <w:i/>
+            <w:iCs/>
+          </w:rPr>
+          <w:t>[</w:t>
+        </w:r>
+        <w:r>
+          <w:rPr>
+            <w:rStyle w:val="Hyperlink"/>
+            <w:rFonts w:ascii="Verdana" w:hAnsi="Verdana"/>
+            <w:i/>
+            <w:iCs/>
+          </w:rPr>
+          <w:t>1</w:t>
+        </w:r>
+        <w:r>
+          <w:rPr>
+            <w:rStyle w:val="Hyperlink"/>
+            <w:rFonts w:ascii="Verdana" w:hAnsi="Verdana"/>
+            <w:i/>
+            <w:iCs/>
+          </w:rPr>
+          <w:t>3]</w:t>
+        </w:r>
+      </w:hyperlink>
+    </w:p>
+    <w:p>
+      <w:pPr>
+        <w:rPr>
+          <w:rFonts w:ascii="Verdana" w:hAnsi="Verdana"/>
+        </w:rPr>
+      </w:pPr>
+      <w:r>
+        <w:rPr>
+          <w:rFonts w:ascii="Verdana" w:hAnsi="Verdana"/>
+        </w:rPr>
+        <w:br/>
+      </w:r>
+      <w:r>
+        <w:rPr>
+          <w:rFonts w:ascii="Verdana" w:hAnsi="Verdana"/>
+          <w:b/>
+          <w:bCs/>
+        </w:rPr>
+        <w:t xml:space="preserve">[4] </w:t>
+      </w:r>
+      <w:r>
+        <w:rPr>
+          <w:rFonts w:ascii="Verdana" w:hAnsi="Verdana"/>
+          <w:b/>
+          <w:bCs/>
+        </w:rPr>
+        <w:t>Virtuelizacija podataka</w:t>
+      </w:r>
+      <w:r>
+        <w:rPr>
+          <w:rFonts w:ascii="Verdana" w:hAnsi="Verdana"/>
+          <w:b/>
+          <w:bCs/>
+        </w:rPr>
+        <w:t xml:space="preserve"> -</w:t>
+      </w:r>
+      <w:r>
+        <w:rPr>
+          <w:rFonts w:ascii="Verdana" w:hAnsi="Verdana"/>
+          <w:b/>
+          <w:bCs/>
+        </w:rPr>
+        <w:br/>
+      </w:r>
+      <w:r>
+        <w:rPr>
+          <w:rFonts w:ascii="Verdana" w:hAnsi="Verdana"/>
+        </w:rPr>
+        <w:t>Apstraktni sloj koji omogućava pristup podacima iz više različitih izvora (baze podataka, datoteke, oblak) kao da su na jednom mestu, bez premeštanja podataka.</w:t>
+      </w:r>
+    </w:p>
+    <w:p>
+      <w:pPr>
+        <w:rPr>
+          <w:rFonts w:ascii="Verdana" w:hAnsi="Verdana"/>
+        </w:rPr>
+      </w:pPr>
+      <w:r>
+        <w:rPr>
+          <w:rFonts w:ascii="Verdana" w:hAnsi="Verdana"/>
+        </w:rPr>
+        <w:t>Primer: Denodo ili Oracle Data Service. Kontrolna tabla upituje „Podaci o prodaji“, a sloj virtuelizacije ih odmah preuzima i iz stare SQL baze podataka i iz novog Cloud Data Lake-a.</w:t>
+      </w:r>
+    </w:p>
+    <w:p>
+      <w:pPr>
+        <w:rPr>
+          <w:rFonts w:ascii="Verdana" w:hAnsi="Verdana"/>
+          <w:lang w:val="sr-Latn-RS"/>
+        </w:rPr>
+      </w:pPr>
+    </w:p>
+    <w:p>
+      <w:pPr>
+        <w:pStyle w:val="Heading3"/>
+        <w:rPr>
+          <w:rFonts w:ascii="Verdana" w:hAnsi="Verdana"/>
+          <w:lang w:val="sr-Latn-RS"/>
+        </w:rPr>
+      </w:pPr>
+      <w:bookmarkStart w:id="10" w:name="_Toc225190979"/>
+      <w:r>
+        <w:rPr>
+          <w:rFonts w:ascii="Verdana" w:hAnsi="Verdana"/>
+          <w:lang w:val="sr-Latn-RS"/>
+        </w:rPr>
+        <w:t xml:space="preserve">1.2.2. </w:t>
+      </w:r>
+      <w:r>
+        <w:rPr>
+          <w:rStyle w:val="Heading3Char"/>
+          <w:rFonts w:ascii="Verdana" w:hAnsi="Verdana"/>
+          <w:b/>
+          <w:bCs/>
+        </w:rPr>
+        <w:t>Softverski definisane mreže (SDN) – virtuelne mreže, podumreže, sigurnosne grupe, balanseri opterećenja</w:t>
+      </w:r>
+      <w:bookmarkEnd w:id="10"/>
+    </w:p>
+    <w:p>
+      <w:pPr>
+        <w:rPr>
+          <w:rFonts w:ascii="Verdana" w:hAnsi="Verdana"/>
           <w:lang w:val="sr-Latn-RS" w:eastAsia="x-none"/>
         </w:rPr>
       </w:pPr>
-      <w:hyperlink r:id="rId11" w:history="1">
+      <w:r>
+        <w:rPr>
+          <w:rFonts w:ascii="Verdana" w:hAnsi="Verdana"/>
+          <w:lang w:val="sr-Latn-RS"/>
+        </w:rPr>
+        <w:br/>
+      </w:r>
+      <w:r>
+        <w:rPr>
+          <w:rFonts w:ascii="Verdana" w:hAnsi="Verdana"/>
+          <w:lang w:val="sr-Latn-RS" w:eastAsia="x-none"/>
+        </w:rPr>
+        <w:t>SDN je pristup umrežavanju koji koristi softverski zasnovane kontrolere ili interfejse za programiranje aplikacija (API) za komunikaciju sa osnovnom hardverskom infrastrukturom i usmeravanje saobraćaja na mreži.</w:t>
+      </w:r>
+      <w:r>
+        <w:rPr>
+          <w:rFonts w:ascii="Verdana" w:hAnsi="Verdana"/>
+          <w:lang w:val="sr-Latn-RS" w:eastAsia="x-none"/>
+        </w:rPr>
+        <w:t xml:space="preserve"> </w:t>
+      </w:r>
+      <w:hyperlink r:id="rId24" w:history="1">
         <w:r>
           <w:rPr>
             <w:rStyle w:val="Hyperlink"/>
+            <w:rFonts w:ascii="Verdana" w:hAnsi="Verdana"/>
             <w:lang w:val="sr-Latn-RS" w:eastAsia="x-none"/>
           </w:rPr>
-          <w:t>https://www.geeksforgeeks.org/cloud-computing/virtualization-cloud-computing-types/</w:t>
+          <w:t>[6</w:t>
+        </w:r>
+        <w:r>
+          <w:rPr>
+            <w:rStyle w:val="Hyperlink"/>
+            <w:rFonts w:ascii="Verdana" w:hAnsi="Verdana"/>
+            <w:lang w:val="sr-Latn-RS" w:eastAsia="x-none"/>
+          </w:rPr>
+          <w:t>]</w:t>
         </w:r>
       </w:hyperlink>
     </w:p>
     <w:p>
       <w:pPr>
+        <w:ind w:left="720"/>
+        <w:rPr>
+          <w:rFonts w:ascii="Verdana" w:hAnsi="Verdana"/>
+          <w:lang w:val="sr-Latn-RS" w:eastAsia="x-none"/>
+        </w:rPr>
+      </w:pPr>
+    </w:p>
+    <w:p>
+      <w:pPr>
+        <w:rPr>
+          <w:rFonts w:ascii="Verdana" w:hAnsi="Verdana"/>
+          <w:lang w:val="sr-Latn-RS" w:eastAsia="x-none"/>
+        </w:rPr>
+      </w:pPr>
+      <w:r>
+        <w:rPr>
+          <w:rFonts w:ascii="Verdana" w:hAnsi="Verdana"/>
+          <w:lang w:val="sr-Latn-RS" w:eastAsia="x-none"/>
+        </w:rPr>
+        <w:t>Ovaj model se razlikuje od modela tradicionalnih mreža, koje koriste namenske hardverske uređaje (tj. rutere i prekidače) za kontrolu mrežnog saobraćaja. SDN može da kreira i kontroliše virtuelnu mrežu – ili da kontroliše tradicionalni hardver – putem softvera.</w:t>
+      </w:r>
+      <w:r>
+        <w:rPr>
+          <w:rFonts w:ascii="Verdana" w:hAnsi="Verdana"/>
+          <w:lang w:val="sr-Latn-RS" w:eastAsia="x-none"/>
+        </w:rPr>
+        <w:t xml:space="preserve"> </w:t>
+      </w:r>
+      <w:hyperlink r:id="rId25" w:history="1">
+        <w:r>
+          <w:rPr>
+            <w:rStyle w:val="Hyperlink"/>
+            <w:rFonts w:ascii="Verdana" w:hAnsi="Verdana"/>
+            <w:lang w:val="sr-Latn-RS" w:eastAsia="x-none"/>
+          </w:rPr>
+          <w:t>[5</w:t>
+        </w:r>
+        <w:r>
+          <w:rPr>
+            <w:rStyle w:val="Hyperlink"/>
+            <w:rFonts w:ascii="Verdana" w:hAnsi="Verdana"/>
+            <w:lang w:val="sr-Latn-RS" w:eastAsia="x-none"/>
+          </w:rPr>
+          <w:t>]</w:t>
+        </w:r>
+      </w:hyperlink>
+    </w:p>
+    <w:p>
+      <w:pPr>
+        <w:ind w:left="720"/>
+        <w:rPr>
+          <w:rFonts w:ascii="Verdana" w:hAnsi="Verdana"/>
+          <w:lang w:val="sr-Latn-RS" w:eastAsia="x-none"/>
+        </w:rPr>
+      </w:pPr>
+    </w:p>
+    <w:p>
+      <w:pPr>
+        <w:rPr>
+          <w:rFonts w:ascii="Verdana" w:hAnsi="Verdana"/>
+          <w:lang w:val="sr-Latn-RS" w:eastAsia="x-none"/>
+        </w:rPr>
+      </w:pPr>
+      <w:r>
+        <w:rPr>
+          <w:rFonts w:ascii="Verdana" w:hAnsi="Verdana"/>
+          <w:lang w:val="sr-Latn-RS" w:eastAsia="x-none"/>
+        </w:rPr>
+        <w:t>Dok virtuelizacija mreže omogućava organizacijama da segmentiraju različite virtuelne mreže unutar jedne fizičke mreže ili da povežu uređaje na različitim fizičkim mrežama kako bi kreirale jednu virtuelnu mrežu, softverski definisano umrežavanje omogućava novi način kontrole usmeravanja paketa podataka preko centralizovanog servera.</w:t>
+      </w:r>
+      <w:r>
+        <w:rPr>
+          <w:rFonts w:ascii="Verdana" w:hAnsi="Verdana"/>
+          <w:lang w:val="sr-Latn-RS" w:eastAsia="x-none"/>
+        </w:rPr>
+        <w:t xml:space="preserve"> </w:t>
+      </w:r>
+      <w:hyperlink r:id="rId26" w:history="1">
+        <w:r>
+          <w:rPr>
+            <w:rStyle w:val="Hyperlink"/>
+            <w:rFonts w:ascii="Verdana" w:hAnsi="Verdana"/>
+            <w:lang w:val="sr-Latn-RS" w:eastAsia="x-none"/>
+          </w:rPr>
+          <w:t>[</w:t>
+        </w:r>
+        <w:r>
+          <w:rPr>
+            <w:rStyle w:val="Hyperlink"/>
+            <w:rFonts w:ascii="Verdana" w:hAnsi="Verdana"/>
+            <w:lang w:val="sr-Latn-RS" w:eastAsia="x-none"/>
+          </w:rPr>
+          <w:t>5</w:t>
+        </w:r>
+        <w:r>
+          <w:rPr>
+            <w:rStyle w:val="Hyperlink"/>
+            <w:rFonts w:ascii="Verdana" w:hAnsi="Verdana"/>
+            <w:lang w:val="sr-Latn-RS" w:eastAsia="x-none"/>
+          </w:rPr>
+          <w:t>]</w:t>
+        </w:r>
+      </w:hyperlink>
+    </w:p>
+    <w:p>
+      <w:pPr>
         <w:pStyle w:val="Heading3"/>
         <w:rPr>
+          <w:rFonts w:ascii="Verdana" w:hAnsi="Verdana"/>
           <w:lang w:val="sr-Latn-RS"/>
         </w:rPr>
       </w:pPr>
-      <w:bookmarkStart w:id="10" w:name="_Toc225149064"/>
-      <w:r>
-        <w:rPr>
+      <w:bookmarkStart w:id="11" w:name="_Toc225190980"/>
+      <w:r>
+        <w:rPr>
+          <w:rFonts w:ascii="Verdana" w:hAnsi="Verdana"/>
           <w:lang w:val="sr-Latn-RS"/>
         </w:rPr>
-        <w:t xml:space="preserve">1.2.2. </w:t>
-      </w:r>
-      <w:r>
-        <w:rPr>
+        <w:t>1.2.3. Softverski definisano skladište (SDS) – block storage, object storage, file storage</w:t>
+      </w:r>
+      <w:bookmarkEnd w:id="11"/>
+    </w:p>
+    <w:p>
+      <w:pPr>
+        <w:rPr>
+          <w:rFonts w:ascii="Verdana" w:hAnsi="Verdana"/>
+          <w:lang w:val="sr-Latn-RS" w:eastAsia="x-none"/>
+        </w:rPr>
+      </w:pPr>
+      <w:r>
+        <w:rPr>
+          <w:rFonts w:ascii="Verdana" w:hAnsi="Verdana"/>
+          <w:lang w:val="sr-Latn-RS" w:eastAsia="x-none"/>
+        </w:rPr>
+        <w:t>SDS je model u kome su servisi skladištenja dinamički sastavljeni, usklađeni sa granicama aplikacije i vođeni politikama. Ovaj pristup apstrahuje osnovni hardver, slično virtuelizaciji servera, kako bi se stvorio znatno efikasniji operativni model.</w:t>
+      </w:r>
+      <w:r>
+        <w:rPr>
+          <w:rFonts w:ascii="Verdana" w:hAnsi="Verdana"/>
+          <w:lang w:val="sr-Latn-RS" w:eastAsia="x-none"/>
+        </w:rPr>
+        <w:br/>
+        <w:t>SDS funkcioniše tako što uvodi sloj apstrakcije softvera koji odvaja usluge skladištenja i upravljanje od osnovnog fizičkog hardvera. Ovaj pristup transformiše tradicionalno skladištenje u virtuelizovani resurs kojim se može upravljati putem politika i automatizacije.</w:t>
+      </w:r>
+      <w:r>
+        <w:rPr>
+          <w:rFonts w:ascii="Verdana" w:hAnsi="Verdana"/>
+          <w:lang w:val="sr-Latn-RS" w:eastAsia="x-none"/>
+        </w:rPr>
+        <w:t xml:space="preserve"> </w:t>
+      </w:r>
+      <w:hyperlink r:id="rId27" w:history="1">
+        <w:r>
+          <w:rPr>
+            <w:rStyle w:val="Hyperlink"/>
+            <w:rFonts w:ascii="Verdana" w:hAnsi="Verdana"/>
+            <w:lang w:val="sr-Latn-RS" w:eastAsia="x-none"/>
+          </w:rPr>
+          <w:t>[</w:t>
+        </w:r>
+        <w:r>
+          <w:rPr>
+            <w:rStyle w:val="Hyperlink"/>
+            <w:rFonts w:ascii="Verdana" w:hAnsi="Verdana"/>
+            <w:lang w:val="sr-Latn-RS" w:eastAsia="x-none"/>
+          </w:rPr>
+          <w:t>6</w:t>
+        </w:r>
+        <w:r>
+          <w:rPr>
+            <w:rStyle w:val="Hyperlink"/>
+            <w:rFonts w:ascii="Verdana" w:hAnsi="Verdana"/>
+            <w:lang w:val="sr-Latn-RS" w:eastAsia="x-none"/>
+          </w:rPr>
+          <w:t>]</w:t>
+        </w:r>
+      </w:hyperlink>
+    </w:p>
+    <w:p>
+      <w:pPr>
+        <w:pStyle w:val="Heading3"/>
+        <w:rPr>
+          <w:rFonts w:ascii="Verdana" w:hAnsi="Verdana"/>
           <w:lang w:val="sr-Latn-RS"/>
         </w:rPr>
-        <w:t>Softverski definisane mreže (SDN) – virtuelne mreže, podumreže, sigurnosne grupe, balanseri opterećenja</w:t>
-      </w:r>
-      <w:bookmarkEnd w:id="10"/>
-    </w:p>
-    <w:p>
-      <w:pPr>
-        <w:ind w:left="720"/>
-        <w:rPr>
+      </w:pPr>
+      <w:bookmarkStart w:id="12" w:name="_Toc225190981"/>
+      <w:r>
+        <w:rPr>
+          <w:rFonts w:ascii="Verdana" w:hAnsi="Verdana"/>
+          <w:lang w:val="sr-Latn-RS"/>
+        </w:rPr>
+        <w:t>1.2.4 API i CLI kao osnov</w:t>
+      </w:r>
+      <w:r>
+        <w:rPr>
+          <w:rFonts w:ascii="Verdana" w:hAnsi="Verdana"/>
+          <w:lang w:val="sr-Latn-RS"/>
+        </w:rPr>
+        <w:t>a</w:t>
+      </w:r>
+      <w:r>
+        <w:rPr>
+          <w:rFonts w:ascii="Verdana" w:hAnsi="Verdana"/>
+          <w:lang w:val="sr-Latn-RS"/>
+        </w:rPr>
+        <w:t xml:space="preserve"> za automatizaciju</w:t>
+      </w:r>
+      <w:bookmarkEnd w:id="12"/>
+    </w:p>
+    <w:p>
+      <w:pPr>
+        <w:rPr>
+          <w:rFonts w:ascii="Verdana" w:hAnsi="Verdana"/>
+        </w:rPr>
+      </w:pPr>
+      <w:hyperlink r:id="rId28" w:history="1">
+        <w:r>
+          <w:rPr>
+            <w:rStyle w:val="Hyperlink"/>
+            <w:rFonts w:ascii="Verdana" w:hAnsi="Verdana"/>
+            <w:lang w:val="sr-Latn-RS"/>
+          </w:rPr>
+          <w:t>[7]</w:t>
+        </w:r>
+      </w:hyperlink>
+      <w:r>
+        <w:rPr>
+          <w:rFonts w:ascii="Verdana" w:hAnsi="Verdana"/>
+          <w:lang w:val="sr-Latn-RS"/>
+        </w:rPr>
+        <w:t xml:space="preserve"> </w:t>
+      </w:r>
+      <w:r>
+        <w:rPr>
+          <w:rFonts w:ascii="Verdana" w:hAnsi="Verdana"/>
+        </w:rPr>
+        <w:t>CLI: CLI je skraćenica od Command Line Input/Interface/Interpreter (unos/interfejs/interpretator komandne linije). Ranije je to bio jedini način interakcije sa računarima</w:t>
+      </w:r>
+      <w:r>
+        <w:rPr>
+          <w:rFonts w:ascii="Verdana" w:hAnsi="Verdana"/>
+        </w:rPr>
+        <w:t xml:space="preserve"> pomoću računarskih terminala.</w:t>
+      </w:r>
+    </w:p>
+    <w:p>
+      <w:pPr>
+        <w:rPr>
+          <w:rFonts w:ascii="Verdana" w:hAnsi="Verdana"/>
+        </w:rPr>
+      </w:pPr>
+      <w:r>
+        <w:rPr>
+          <w:rFonts w:ascii="Verdana" w:hAnsi="Verdana"/>
+        </w:rPr>
+        <w:t>API: API je skraćenica od Application Programming Interface (interfejs za programiranje aplikacija). To je skup komunikacionih protokola i potprograma koje koriste različiti programi za komunikaciju između nji</w:t>
+      </w:r>
+      <w:r>
+        <w:rPr>
+          <w:rFonts w:ascii="Verdana" w:hAnsi="Verdana"/>
+        </w:rPr>
+        <w:t>h.</w:t>
+      </w:r>
+    </w:p>
+    <w:p>
+      <w:pPr>
+        <w:jc w:val="center"/>
+        <w:rPr>
+          <w:rFonts w:ascii="Verdana" w:hAnsi="Verdana"/>
+          <w:i/>
           <w:lang w:val="sr-Latn-RS" w:eastAsia="x-none"/>
         </w:rPr>
       </w:pPr>
-      <w:hyperlink r:id="rId12" w:history="1">
+      <w:r>
+        <w:rPr>
+          <w:rFonts w:ascii="Verdana" w:hAnsi="Verdana"/>
+          <w:lang w:val="sr-Latn-RS" w:eastAsia="x-none"/>
+        </w:rPr>
+        <w:pict w14:anchorId="0BB29BC3">
+          <v:shape id="_x0000_i1090" type="#_x0000_t75" style="width:495.75pt;height:378pt">
+            <v:imagedata r:id="rId29" o:title=""/>
+          </v:shape>
+        </w:pict>
+      </w:r>
+      <w:r>
+        <w:rPr>
+          <w:rFonts w:ascii="Verdana" w:hAnsi="Verdana"/>
+          <w:lang w:val="sr-Latn-RS" w:eastAsia="x-none"/>
+        </w:rPr>
+        <w:br/>
+      </w:r>
+      <w:r>
+        <w:rPr>
+          <w:rFonts w:ascii="Verdana" w:hAnsi="Verdana"/>
+          <w:i/>
+          <w:lang w:val="sr-Latn-RS" w:eastAsia="x-none"/>
+        </w:rPr>
+        <w:t>Slika 6.</w:t>
+      </w:r>
+      <w:r>
+        <w:rPr>
+          <w:rFonts w:ascii="Verdana" w:hAnsi="Verdana"/>
+          <w:i/>
+          <w:lang w:val="sr-Latn-RS" w:eastAsia="x-none"/>
+        </w:rPr>
+        <w:br/>
+        <w:t xml:space="preserve">Razlike izmedju CLI i API. </w:t>
+      </w:r>
+      <w:hyperlink r:id="rId30" w:history="1">
         <w:r>
           <w:rPr>
             <w:rStyle w:val="Hyperlink"/>
+            <w:rFonts w:ascii="Verdana" w:hAnsi="Verdana"/>
+            <w:i/>
             <w:lang w:val="sr-Latn-RS" w:eastAsia="x-none"/>
           </w:rPr>
-          <w:t>https://www.vmware.com/topics/software-defined-networking</w:t>
+          <w:t>[</w:t>
+        </w:r>
+        <w:r>
+          <w:rPr>
+            <w:rStyle w:val="Hyperlink"/>
+            <w:rFonts w:ascii="Verdana" w:hAnsi="Verdana"/>
+            <w:i/>
+            <w:lang w:val="sr-Latn-RS" w:eastAsia="x-none"/>
+          </w:rPr>
+          <w:t>1</w:t>
+        </w:r>
+        <w:r>
+          <w:rPr>
+            <w:rStyle w:val="Hyperlink"/>
+            <w:rFonts w:ascii="Verdana" w:hAnsi="Verdana"/>
+            <w:i/>
+            <w:lang w:val="sr-Latn-RS" w:eastAsia="x-none"/>
+          </w:rPr>
+          <w:t>4]</w:t>
         </w:r>
       </w:hyperlink>
     </w:p>
@@ -3360,38 +5220,67 @@
       <w:pPr>
         <w:pStyle w:val="Heading3"/>
         <w:rPr>
+          <w:rFonts w:ascii="Verdana" w:hAnsi="Verdana"/>
           <w:lang w:val="sr-Latn-RS"/>
         </w:rPr>
       </w:pPr>
-      <w:bookmarkStart w:id="11" w:name="_Toc225149065"/>
-      <w:r>
-        <w:rPr>
+      <w:bookmarkStart w:id="13" w:name="_Toc225190982"/>
+      <w:r>
+        <w:rPr>
+          <w:rFonts w:ascii="Verdana" w:hAnsi="Verdana"/>
           <w:lang w:val="sr-Latn-RS"/>
         </w:rPr>
-        <w:t xml:space="preserve">1.2.3. </w:t>
-      </w:r>
-      <w:r>
-        <w:rPr>
+        <w:t>1.2.5. Infrastructure as Code (IaC) – alati za automatizovano provizionisanje (Terraform, CloudFormation, ARM template)</w:t>
+      </w:r>
+      <w:bookmarkEnd w:id="13"/>
+    </w:p>
+    <w:p>
+      <w:pPr>
+        <w:rPr>
+          <w:rFonts w:ascii="Verdana" w:hAnsi="Verdana"/>
+          <w:lang w:val="sr-Latn-RS" w:eastAsia="x-none"/>
+        </w:rPr>
+      </w:pPr>
+      <w:r>
+        <w:rPr>
+          <w:rFonts w:ascii="Verdana" w:hAnsi="Verdana"/>
           <w:lang w:val="sr-Latn-RS"/>
         </w:rPr>
-        <w:t>Softverski definisano skladište (SDS) – block storage, object storage, file storage</w:t>
-      </w:r>
-      <w:bookmarkEnd w:id="11"/>
-    </w:p>
-    <w:p>
-      <w:pPr>
-        <w:ind w:left="720"/>
-        <w:rPr>
-          <w:lang w:val="sr-Latn-RS" w:eastAsia="x-none"/>
-        </w:rPr>
-      </w:pPr>
-      <w:hyperlink r:id="rId13" w:history="1">
+        <w:t>Infrastruktura kao kod (IaC) je proces upravljanja i obezbeđivanja resursa računarskog data centra putem mašinski čitljivih datoteka definicija, umesto fizičke konfiguracije hardvera ili interakt</w:t>
+      </w:r>
+      <w:r>
+        <w:rPr>
+          <w:rFonts w:ascii="Verdana" w:hAnsi="Verdana"/>
+          <w:lang w:val="sr-Latn-RS"/>
+        </w:rPr>
+        <w:t>ivnih alata za konfiguraciju.</w:t>
+      </w:r>
+      <w:r>
+        <w:rPr>
+          <w:rFonts w:ascii="Verdana" w:hAnsi="Verdana"/>
+          <w:lang w:val="sr-Latn-RS"/>
+        </w:rPr>
+        <w:t xml:space="preserve"> IT infrastruktura kojom upravlja ovaj proces obuhvata i fizičku opremu, kao što su serveri bez infrastrukture, kao i virtuelne mašine, i povezane konfiguracione resurse. </w:t>
+      </w:r>
+      <w:r>
+        <w:rPr>
+          <w:rFonts w:ascii="Verdana" w:hAnsi="Verdana"/>
+        </w:rPr>
+        <w:t>Definicije mogu biti u sistemu za kontrolu verzija, umesto da se kod održava ručnim procesima. Kod u datotekama definicija može koristiti skripte ili deklarativne definicije, ali IaC češće koristi deklarativne pristupe.</w:t>
+      </w:r>
+      <w:r>
+        <w:rPr>
+          <w:rFonts w:ascii="Verdana" w:hAnsi="Verdana"/>
+        </w:rPr>
+        <w:t xml:space="preserve"> </w:t>
+      </w:r>
+      <w:hyperlink w:anchor="_4._Literatura" w:history="1">
         <w:r>
           <w:rPr>
             <w:rStyle w:val="Hyperlink"/>
-            <w:lang w:val="sr-Latn-RS" w:eastAsia="x-none"/>
-          </w:rPr>
-          <w:t>https://www.vmware.com/topics/software-defined-storage</w:t>
+            <w:rFonts w:ascii="Verdana" w:hAnsi="Verdana"/>
+          </w:rPr>
+          <w:t>[8]</w:t>
         </w:r>
       </w:hyperlink>
     </w:p>
@@ -3399,176 +5288,168 @@
       <w:pPr>
         <w:pStyle w:val="Heading3"/>
         <w:rPr>
+          <w:rFonts w:ascii="Verdana" w:hAnsi="Verdana"/>
           <w:lang w:val="sr-Latn-RS"/>
         </w:rPr>
       </w:pPr>
-      <w:bookmarkStart w:id="12" w:name="_Toc225149066"/>
-      <w:r>
-        <w:rPr>
+      <w:bookmarkStart w:id="14" w:name="_Toc225190983"/>
+      <w:r>
+        <w:rPr>
+          <w:rFonts w:ascii="Verdana" w:hAnsi="Verdana"/>
           <w:lang w:val="sr-Latn-RS"/>
         </w:rPr>
-        <w:t xml:space="preserve">1.2.4 </w:t>
-      </w:r>
-      <w:r>
-        <w:rPr>
-          <w:lang w:val="sr-Latn-RS"/>
-        </w:rPr>
-        <w:t>API i CLI kao osnov</w:t>
-      </w:r>
-      <w:r>
-        <w:rPr>
-          <w:lang w:val="sr-Latn-RS"/>
-        </w:rPr>
-        <w:t>a</w:t>
-      </w:r>
-      <w:r>
-        <w:rPr>
-          <w:lang w:val="sr-Latn-RS"/>
-        </w:rPr>
-        <w:t xml:space="preserve"> za automatizaciju</w:t>
-      </w:r>
-      <w:bookmarkEnd w:id="12"/>
-    </w:p>
-    <w:p>
-      <w:pPr>
-        <w:ind w:left="720"/>
-        <w:rPr>
-          <w:lang w:val="sr-Latn-RS" w:eastAsia="x-none"/>
-        </w:rPr>
-      </w:pPr>
-      <w:hyperlink r:id="rId14" w:history="1">
+        <w:t>1.2.6. Kontejnerizacija i orkestracija</w:t>
+      </w:r>
+      <w:bookmarkEnd w:id="14"/>
+    </w:p>
+    <w:p>
+      <w:pPr>
+        <w:spacing w:after="0" w:line="240" w:lineRule="auto"/>
+        <w:rPr>
+          <w:rFonts w:ascii="Verdana" w:eastAsia="Times New Roman" w:hAnsi="Verdana"/>
+          <w:lang w:val="sr-Latn-RS" w:eastAsia="sr-Latn-RS"/>
+        </w:rPr>
+      </w:pPr>
+      <w:r>
+        <w:rPr>
+          <w:rFonts w:ascii="Verdana" w:eastAsia="Times New Roman" w:hAnsi="Verdana"/>
+          <w:lang w:val="sr-Latn-RS" w:eastAsia="sr-Latn-RS"/>
+        </w:rPr>
+        <w:t xml:space="preserve">Šta je kontejnerizacija? </w:t>
+      </w:r>
+      <w:r>
+        <w:rPr>
+          <w:rFonts w:ascii="Verdana" w:eastAsia="Times New Roman" w:hAnsi="Verdana"/>
+          <w:lang w:val="sr-Latn-RS" w:eastAsia="sr-Latn-RS"/>
+        </w:rPr>
+        <w:br/>
+      </w:r>
+      <w:r>
+        <w:rPr>
+          <w:rFonts w:ascii="Verdana" w:eastAsia="Times New Roman" w:hAnsi="Verdana"/>
+          <w:lang w:val="sr-Latn-RS" w:eastAsia="sr-Latn-RS"/>
+        </w:rPr>
+        <w:t>Kontejnerizacija je proces pokretanja aplikacija u izolovanom okruženju sa potrebnim bibliotekama i mrežnim procesima za aplikaciju na istom operativnom sistemu. Kontejnerizacija postavlja aplikaciju na samostalno mesto da radi bez problema, bez ometanja operativnog sistema. Kontejnerizovana aplikacija može da radi na bilo kom operativnom sistemu, uklanjajući probleme sa podešavanjem i kompatibilnošću. Kontejnerizacija je oblik virtuelizacije, a kontejneri se razlikuju od virtuelnih</w:t>
+      </w:r>
+      <w:r>
+        <w:rPr>
+          <w:rFonts w:ascii="Verdana" w:eastAsia="Times New Roman" w:hAnsi="Verdana"/>
+          <w:lang w:val="sr-Latn-RS" w:eastAsia="sr-Latn-RS"/>
+        </w:rPr>
+        <w:t xml:space="preserve"> mašina. Kontejneri imaju „light“</w:t>
+      </w:r>
+      <w:r>
+        <w:rPr>
+          <w:rFonts w:ascii="Verdana" w:eastAsia="Times New Roman" w:hAnsi="Verdana"/>
+          <w:lang w:val="sr-Latn-RS" w:eastAsia="sr-Latn-RS"/>
+        </w:rPr>
+        <w:t xml:space="preserve"> strukturu i možete kontejnerizovati bilo koju aplikaciju.</w:t>
+      </w:r>
+      <w:r>
+        <w:rPr>
+          <w:rFonts w:ascii="Verdana" w:eastAsia="Times New Roman" w:hAnsi="Verdana"/>
+          <w:lang w:val="sr-Latn-RS" w:eastAsia="sr-Latn-RS"/>
+        </w:rPr>
+        <w:t xml:space="preserve"> </w:t>
+      </w:r>
+      <w:hyperlink r:id="rId31" w:anchor="container" w:history="1">
         <w:r>
           <w:rPr>
             <w:rStyle w:val="Hyperlink"/>
-            <w:lang w:val="sr-Latn-RS" w:eastAsia="x-none"/>
-          </w:rPr>
-          <w:t>https://docs.oracle.com/cd/E27363_01/doc.121/e25150/intro.htm#OPCAC107</w:t>
+            <w:rFonts w:ascii="Verdana" w:eastAsia="Times New Roman" w:hAnsi="Verdana"/>
+            <w:lang w:val="sr-Latn-RS" w:eastAsia="sr-Latn-RS"/>
+          </w:rPr>
+          <w:t>[9]</w:t>
         </w:r>
       </w:hyperlink>
     </w:p>
     <w:p>
       <w:pPr>
-        <w:pStyle w:val="Heading3"/>
-        <w:rPr>
-          <w:lang w:val="sr-Latn-RS"/>
-        </w:rPr>
-      </w:pPr>
-      <w:bookmarkStart w:id="13" w:name="_Toc225149067"/>
-      <w:r>
-        <w:rPr>
-          <w:lang w:val="sr-Latn-RS"/>
-        </w:rPr>
-        <w:t xml:space="preserve">1.2.5. </w:t>
-      </w:r>
-      <w:r>
-        <w:rPr>
-          <w:lang w:val="sr-Latn-RS"/>
-        </w:rPr>
-        <w:t>Infrastructure as Code (IaC) – alati za automatizovano provizionisanje (Terraform, CloudFormation, ARM template)</w:t>
-      </w:r>
-      <w:bookmarkEnd w:id="13"/>
-    </w:p>
-    <w:p>
-      <w:pPr>
-        <w:ind w:left="720"/>
-        <w:rPr>
-          <w:lang w:val="sr-Latn-RS" w:eastAsia="x-none"/>
-        </w:rPr>
-      </w:pPr>
-      <w:hyperlink r:id="rId15" w:history="1">
+        <w:spacing w:after="0" w:line="240" w:lineRule="auto"/>
+        <w:rPr>
+          <w:rFonts w:ascii="Verdana" w:eastAsia="Times New Roman" w:hAnsi="Verdana"/>
+          <w:lang w:val="sr-Latn-RS" w:eastAsia="sr-Latn-RS"/>
+        </w:rPr>
+      </w:pPr>
+    </w:p>
+    <w:p>
+      <w:pPr>
+        <w:spacing w:after="0" w:line="240" w:lineRule="auto"/>
+        <w:rPr>
+          <w:rFonts w:ascii="Verdana" w:eastAsia="Times New Roman" w:hAnsi="Verdana"/>
+          <w:lang w:val="sr-Latn-RS" w:eastAsia="sr-Latn-RS"/>
+        </w:rPr>
+      </w:pPr>
+      <w:r>
+        <w:rPr>
+          <w:rFonts w:ascii="Verdana" w:eastAsia="Times New Roman" w:hAnsi="Verdana"/>
+          <w:lang w:val="sr-Latn-RS" w:eastAsia="sr-Latn-RS"/>
+        </w:rPr>
+        <w:t>Orkestracija kontejnera je proces raspoređivanja više kontejnera i upravljanja njima pomoću alata za orkestraciju kontejnera. Alat za orkestraciju kontejnera automatizuje korišćenje kontejnera umesto da ih pokreće i raspoređuje ručno. Umesto toga, alat se brine o tome.</w:t>
+      </w:r>
+      <w:r>
+        <w:rPr>
+          <w:rFonts w:ascii="Verdana" w:eastAsia="Times New Roman" w:hAnsi="Verdana"/>
+          <w:lang w:val="sr-Latn-RS" w:eastAsia="sr-Latn-RS"/>
+        </w:rPr>
+        <w:t xml:space="preserve"> </w:t>
+      </w:r>
+      <w:hyperlink r:id="rId32" w:anchor="container" w:history="1">
         <w:r>
           <w:rPr>
             <w:rStyle w:val="Hyperlink"/>
-            <w:lang w:val="sr-Latn-RS" w:eastAsia="x-none"/>
-          </w:rPr>
-          <w:t>https://en.wikipedia.org/wiki/Infrastructure_as_code</w:t>
+            <w:rFonts w:ascii="Verdana" w:eastAsia="Times New Roman" w:hAnsi="Verdana"/>
+            <w:lang w:val="sr-Latn-RS" w:eastAsia="sr-Latn-RS"/>
+          </w:rPr>
+          <w:t>[9]</w:t>
         </w:r>
       </w:hyperlink>
     </w:p>
     <w:p>
       <w:pPr>
-        <w:pStyle w:val="Heading3"/>
-        <w:rPr>
-          <w:lang w:val="sr-Latn-RS"/>
-        </w:rPr>
-      </w:pPr>
-      <w:bookmarkStart w:id="14" w:name="_Toc225149068"/>
-      <w:r>
-        <w:rPr>
-          <w:lang w:val="sr-Latn-RS"/>
-        </w:rPr>
-        <w:t xml:space="preserve">1.2.6. </w:t>
-      </w:r>
-      <w:r>
-        <w:rPr>
-          <w:lang w:val="sr-Latn-RS"/>
-        </w:rPr>
-        <w:t>Kontejnerizacija i orkestracija (Docker, Kubernetes) kao nadogradnja na IaaS</w:t>
-      </w:r>
-      <w:bookmarkEnd w:id="14"/>
-    </w:p>
-    <w:p>
-      <w:pPr>
-        <w:rPr>
-          <w:lang w:val="sr-Latn-RS"/>
-        </w:rPr>
-      </w:pPr>
-      <w:hyperlink r:id="rId16" w:history="1">
+        <w:spacing w:after="0" w:line="240" w:lineRule="auto"/>
+        <w:rPr>
+          <w:rFonts w:ascii="Verdana" w:eastAsia="Times New Roman" w:hAnsi="Verdana"/>
+          <w:lang w:val="sr-Latn-RS" w:eastAsia="sr-Latn-RS"/>
+        </w:rPr>
+      </w:pPr>
+    </w:p>
+    <w:p>
+      <w:pPr>
+        <w:spacing w:after="0" w:line="240" w:lineRule="auto"/>
+        <w:rPr>
+          <w:rFonts w:ascii="Verdana" w:eastAsia="Times New Roman" w:hAnsi="Verdana"/>
+          <w:lang w:val="sr-Latn-RS" w:eastAsia="sr-Latn-RS"/>
+        </w:rPr>
+      </w:pPr>
+      <w:r>
+        <w:rPr>
+          <w:rFonts w:ascii="Verdana" w:eastAsia="Times New Roman" w:hAnsi="Verdana"/>
+          <w:lang w:val="sr-Latn-RS" w:eastAsia="sr-Latn-RS"/>
+        </w:rPr>
+        <w:t>Ovo je veoma korisno u velikim organizacijama gde bi mogle da rasporede stotine hiljada kontejnera dnevno. Dakle, alat je koristan za pojednostavljivanje procesa.</w:t>
+      </w:r>
+      <w:r>
+        <w:rPr>
+          <w:rFonts w:ascii="Verdana" w:eastAsia="Times New Roman" w:hAnsi="Verdana"/>
+          <w:lang w:val="sr-Latn-RS" w:eastAsia="sr-Latn-RS"/>
+        </w:rPr>
+        <w:t xml:space="preserve"> </w:t>
+      </w:r>
+      <w:hyperlink r:id="rId33" w:anchor="container" w:history="1">
         <w:r>
           <w:rPr>
             <w:rStyle w:val="Hyperlink"/>
-            <w:lang w:val="sr-Latn-RS"/>
-          </w:rPr>
-          <w:t>https://dev.to/ezinne_anne/containers-what-is-containerization-and-container-orchestration-38pe</w:t>
+            <w:rFonts w:ascii="Verdana" w:eastAsia="Times New Roman" w:hAnsi="Verdana"/>
+            <w:lang w:val="sr-Latn-RS" w:eastAsia="sr-Latn-RS"/>
+          </w:rPr>
+          <w:t>[9]</w:t>
         </w:r>
       </w:hyperlink>
     </w:p>
     <w:p>
       <w:pPr>
-        <w:rPr>
-          <w:lang w:val="sr-Latn-RS"/>
-        </w:rPr>
-      </w:pPr>
-    </w:p>
-    <w:p>
-      <w:pPr>
         <w:spacing w:after="0" w:line="240" w:lineRule="auto"/>
-        <w:ind w:left="720"/>
-        <w:jc w:val="both"/>
-        <w:rPr>
-          <w:rFonts w:ascii="Verdana" w:hAnsi="Verdana"/>
-          <w:sz w:val="20"/>
-          <w:szCs w:val="20"/>
-          <w:lang w:val="de-DE"/>
-        </w:rPr>
-      </w:pPr>
-    </w:p>
-    <w:p>
-      <w:pPr>
-        <w:spacing w:after="0" w:line="240" w:lineRule="auto"/>
-        <w:ind w:left="720"/>
-        <w:jc w:val="both"/>
-        <w:rPr>
-          <w:rFonts w:ascii="Verdana" w:hAnsi="Verdana"/>
-          <w:sz w:val="20"/>
-          <w:szCs w:val="20"/>
-          <w:lang w:val="de-DE"/>
-        </w:rPr>
-      </w:pPr>
-      <w:r>
-        <w:rPr>
-          <w:rFonts w:ascii="Verdana" w:hAnsi="Verdana"/>
-          <w:sz w:val="20"/>
-          <w:szCs w:val="20"/>
-          <w:lang w:val="de-DE"/>
-        </w:rPr>
-        <w:br w:type="page"/>
-      </w:r>
-    </w:p>
-    <w:p>
-      <w:pPr>
-        <w:spacing w:after="0" w:line="240" w:lineRule="auto"/>
-        <w:ind w:left="720"/>
         <w:jc w:val="both"/>
         <w:rPr>
           <w:rFonts w:ascii="Verdana" w:hAnsi="Verdana"/>
@@ -3589,7 +5470,7 @@
         </w:rPr>
       </w:pPr>
       <w:bookmarkStart w:id="15" w:name="_Toc169829404"/>
-      <w:bookmarkStart w:id="16" w:name="_Toc225149069"/>
+      <w:bookmarkStart w:id="16" w:name="_Toc225190984"/>
       <w:r>
         <w:rPr>
           <w:rFonts w:ascii="Verdana" w:hAnsi="Verdana"/>
@@ -3602,53 +5483,346 @@
       <w:bookmarkEnd w:id="15"/>
       <w:bookmarkEnd w:id="16"/>
     </w:p>
-    <w:p/>
-    <w:p>
-      <w:pPr>
-        <w:jc w:val="both"/>
-        <w:rPr>
-          <w:rFonts w:ascii="Verdana" w:hAnsi="Verdana"/>
-          <w:sz w:val="20"/>
-          <w:szCs w:val="20"/>
-        </w:rPr>
-      </w:pPr>
-      <w:r>
-        <w:rPr>
-          <w:rFonts w:ascii="Verdana" w:hAnsi="Verdana"/>
-          <w:sz w:val="20"/>
-          <w:szCs w:val="20"/>
+    <w:p>
+      <w:pPr>
+        <w:rPr>
+          <w:rFonts w:ascii="Verdana" w:hAnsi="Verdana"/>
+          <w:lang w:val="sr-Latn-RS"/>
+        </w:rPr>
+      </w:pPr>
+      <w:r>
+        <w:rPr>
+          <w:rFonts w:ascii="Verdana" w:hAnsi="Verdana"/>
         </w:rPr>
         <w:t>Pregled najvećih provajdera: AWS, Microsoft Azure, Google Cloud Platform</w:t>
       </w:r>
-    </w:p>
-    <w:p>
-      <w:pPr>
-        <w:jc w:val="both"/>
-        <w:rPr>
-          <w:rFonts w:ascii="Verdana" w:hAnsi="Verdana"/>
-          <w:sz w:val="20"/>
-          <w:szCs w:val="20"/>
-        </w:rPr>
-      </w:pPr>
-      <w:hyperlink r:id="rId17" w:history="1">
+      <w:r>
+        <w:rPr>
+          <w:rFonts w:ascii="Verdana" w:hAnsi="Verdana"/>
+        </w:rPr>
+        <w:br/>
+      </w:r>
+      <w:r>
+        <w:rPr>
+          <w:rFonts w:ascii="Verdana" w:hAnsi="Verdana"/>
+        </w:rPr>
+        <w:br/>
+        <w:t>Snaga Računara:</w:t>
+      </w:r>
+    </w:p>
+    <w:p>
+      <w:pPr>
+        <w:rPr>
+          <w:rFonts w:ascii="Verdana" w:hAnsi="Verdana"/>
+        </w:rPr>
+      </w:pPr>
+      <w:r>
+        <w:rPr>
+          <w:rFonts w:ascii="Verdana" w:hAnsi="Verdana"/>
+        </w:rPr>
+        <w:t xml:space="preserve">“AWS se može pohvaliti Elastic Compute Cloud-om, rešenjem za upravljanje virtuelnim mašinama sa mogućnostima prilagođavanja. Pored toga, Elastic Computer Cloud uključuje dodatne usluge, kao što su AWS Elastic Beanstalk, Amazon EC2 Container Service i druge vredne alate koji omogućavaju detaljnu analizu poslovanja. MS Azure ima skalabilne virtuelne resurse, kao što su Azure virtuelne mašine, koje korisnici mogu sami da podese, upravljaju, rasporede i održavaju. Pored toga, Windows klijentske aplikacije se raspoređuju pomoću RemoteApp-a. Google Cloud nudi Google Compute Engine koji funkcioniše slično AWS-ovom Elastic Compute Cloud-u. AWS ima najveći limit procesora od 40, dok MS Azure i Google Cloud nude maksimum od 32.” </w:t>
+      </w:r>
+      <w:r>
+        <w:rPr>
+          <w:rFonts w:ascii="Verdana" w:hAnsi="Verdana"/>
+        </w:rPr>
+        <w:fldChar w:fldCharType="begin"/>
+      </w:r>
+      <w:r>
+        <w:rPr>
+          <w:rFonts w:ascii="Verdana" w:hAnsi="Verdana"/>
+        </w:rPr>
+        <w:instrText>HYPERLINK "https://ncube.com/aws-vs-ms-azure-vs-google-cloud-feature-overview-pros-and-cons"</w:instrText>
+      </w:r>
+      <w:r>
+        <w:rPr>
+          <w:rFonts w:ascii="Verdana" w:hAnsi="Verdana"/>
+        </w:rPr>
+      </w:r>
+      <w:r>
+        <w:rPr>
+          <w:rFonts w:ascii="Verdana" w:hAnsi="Verdana"/>
+        </w:rPr>
+        <w:fldChar w:fldCharType="separate"/>
+      </w:r>
+      <w:r>
+        <w:rPr>
+          <w:rStyle w:val="Hyperlink"/>
+          <w:rFonts w:ascii="Verdana" w:hAnsi="Verdana"/>
+        </w:rPr>
+        <w:t>[10]</w:t>
+      </w:r>
+      <w:r>
+        <w:rPr>
+          <w:rFonts w:ascii="Verdana" w:hAnsi="Verdana"/>
+        </w:rPr>
+        <w:fldChar w:fldCharType="end"/>
+      </w:r>
+    </w:p>
+    <w:p>
+      <w:pPr>
+        <w:rPr>
+          <w:rFonts w:ascii="Verdana" w:hAnsi="Verdana"/>
+        </w:rPr>
+      </w:pPr>
+      <w:r>
+        <w:rPr>
+          <w:rFonts w:ascii="Verdana" w:hAnsi="Verdana"/>
+        </w:rPr>
+        <w:t>Memorija:</w:t>
+      </w:r>
+      <w:r>
+        <w:rPr>
+          <w:rFonts w:ascii="Verdana" w:hAnsi="Verdana"/>
+        </w:rPr>
+        <w:br/>
+        <w:t xml:space="preserve">“AWS: Amazon Simple Storage Service nudi visoku skalabilnost, opsežnu dokumentaciju i vrhunsku podršku zajednice. Kada je u pitanju kapacitet, Amazon tvrdi da je ukupna količina podataka koju možete da skladištite neograničena. Pojedinačni Amazon S3 objekti mogu biti veličine od 0 bajtova do 5 TB. AWS takođe omogućava otpremanje do 5 GB odjednom. MS Azure: Blob Storage je elastično rešenje za skladištenje od MS Azure-a za skladištenje nestrukturiranih podataka na Microsoft platformi. Omogućava otpremanje do 5 TB odjednom i može se lako integrisati u druge aplikacije. Google Cloud: Koristeći Google Cloud Storage, korisnici mogu maksimalno iskoristiti njegove mogućnosti, kao što su otpremanje podataka koje se može nastaviti, odlična interoperabilnost sa drugim uslugama skladištenja u oblaku i visoka konzistentnost kontrole okosnice za sva otpremanja. Google Cloud je dobro rešenje za skladištenje nestrukturiranih podataka. Možete dodati objekte bilo koje vrste i veličine, do 5 TB.” </w:t>
+      </w:r>
+      <w:hyperlink r:id="rId34" w:history="1">
         <w:r>
           <w:rPr>
             <w:rStyle w:val="Hyperlink"/>
             <w:rFonts w:ascii="Verdana" w:hAnsi="Verdana"/>
-            <w:sz w:val="20"/>
-            <w:szCs w:val="20"/>
-          </w:rPr>
-          <w:t>https://ncube.com/aws-vs-ms-azure-vs-google-cloud-feature-overview-pros-and-cons</w:t>
+          </w:rPr>
+          <w:t>[10]</w:t>
         </w:r>
       </w:hyperlink>
     </w:p>
     <w:p>
       <w:pPr>
-        <w:spacing w:after="0" w:line="240" w:lineRule="auto"/>
-        <w:jc w:val="both"/>
-        <w:rPr>
-          <w:rFonts w:ascii="Verdana" w:hAnsi="Verdana"/>
+        <w:rPr>
+          <w:rFonts w:ascii="Verdana" w:hAnsi="Verdana"/>
+        </w:rPr>
+      </w:pPr>
+      <w:r>
+        <w:rPr>
+          <w:rFonts w:ascii="Verdana" w:hAnsi="Verdana"/>
+        </w:rPr>
+        <w:t>Cene:</w:t>
+      </w:r>
+    </w:p>
+    <w:p>
+      <w:pPr>
+        <w:rPr>
+          <w:rFonts w:ascii="Verdana" w:hAnsi="Verdana"/>
+        </w:rPr>
+      </w:pPr>
+      <w:r>
+        <w:rPr>
+          <w:rFonts w:ascii="Verdana" w:hAnsi="Verdana"/>
+        </w:rPr>
+        <w:t>“AWS: Amazon nudi tri opcije plaćanja:</w:t>
+      </w:r>
+    </w:p>
+    <w:p>
+      <w:pPr>
+        <w:rPr>
+          <w:rFonts w:ascii="Verdana" w:hAnsi="Verdana"/>
+        </w:rPr>
+      </w:pPr>
+      <w:r>
+        <w:rPr>
+          <w:rFonts w:ascii="Verdana" w:hAnsi="Verdana"/>
+        </w:rPr>
+        <w:t>Cene zasnovane na korišćenim resursima;</w:t>
+      </w:r>
+    </w:p>
+    <w:p>
+      <w:pPr>
+        <w:rPr>
+          <w:rFonts w:ascii="Verdana" w:hAnsi="Verdana"/>
+        </w:rPr>
+      </w:pPr>
+      <w:r>
+        <w:rPr>
+          <w:rFonts w:ascii="Verdana" w:hAnsi="Verdana"/>
+        </w:rPr>
+        <w:t>Model cena Amazon EC2 Reserved Instance koji nudi značajne popuste na duži rok;</w:t>
+      </w:r>
+    </w:p>
+    <w:p>
+      <w:pPr>
+        <w:rPr>
+          <w:rFonts w:ascii="Verdana" w:hAnsi="Verdana"/>
+        </w:rPr>
+      </w:pPr>
+      <w:r>
+        <w:rPr>
+          <w:rFonts w:ascii="Verdana" w:hAnsi="Verdana"/>
+        </w:rPr>
+        <w:t>Model plaćanja po satu: Korisnici Amazon Web Services-a se naplaćuju po satu korišćenja.</w:t>
+      </w:r>
+    </w:p>
+    <w:p>
+      <w:pPr>
+        <w:rPr>
+          <w:rFonts w:ascii="Verdana" w:hAnsi="Verdana"/>
+        </w:rPr>
+      </w:pPr>
+      <w:r>
+        <w:rPr>
+          <w:rFonts w:ascii="Verdana" w:hAnsi="Verdana"/>
+        </w:rPr>
+        <w:t>MS Azure naplaćuje po minutu, zaokružujući po minutu. Takođe se obezbeđuju popusti na osnovu količine korišćenih usluga.</w:t>
+      </w:r>
+    </w:p>
+    <w:p>
+      <w:r>
+        <w:rPr>
+          <w:rFonts w:ascii="Verdana" w:hAnsi="Verdana"/>
+        </w:rPr>
+        <w:t xml:space="preserve">Google Cloud radi na istim principima kao Azure, osim što se konačna cena zaokružuje na svakih 10 minuta korišćenja.” </w:t>
+      </w:r>
+      <w:hyperlink r:id="rId35" w:history="1">
+        <w:r>
+          <w:rPr>
+            <w:rStyle w:val="Hyperlink"/>
+            <w:rFonts w:ascii="Verdana" w:hAnsi="Verdana"/>
+          </w:rPr>
+          <w:t>[10]</w:t>
+        </w:r>
+      </w:hyperlink>
+      <w:r>
+        <w:t xml:space="preserve"> </w:t>
+      </w:r>
+    </w:p>
+    <w:p>
+      <w:pPr>
+        <w:jc w:val="center"/>
+        <w:rPr>
           <w:i/>
+        </w:rPr>
+      </w:pPr>
+      <w:r>
+        <w:fldChar w:fldCharType="begin"/>
+      </w:r>
+      <w:r>
+        <w:instrText xml:space="preserve"> INCLUDEPICTURE "https://s8.ezgif.com/tmp/ezgif-801d3d4916d59b49.png" \* MERGEFORMATINET </w:instrText>
+      </w:r>
+      <w:r>
+        <w:fldChar w:fldCharType="separate"/>
+      </w:r>
+      <w:r>
+        <w:pict w14:anchorId="1574C162">
+          <v:shape id="_x0000_i1106" type="#_x0000_t75" alt="url_upload_69c18e660caeb.png [webp-to-png output image]" style="width:495.75pt;height:397.5pt">
+            <v:imagedata r:id="rId36" r:href="rId37"/>
+          </v:shape>
+        </w:pict>
+      </w:r>
+      <w:r>
+        <w:fldChar w:fldCharType="end"/>
+      </w:r>
+      <w:r>
+        <w:br/>
+      </w:r>
+      <w:r>
+        <w:rPr>
+          <w:i/>
+        </w:rPr>
+        <w:t>Slika 7.</w:t>
+      </w:r>
+      <w:r>
+        <w:rPr>
+          <w:i/>
+        </w:rPr>
+        <w:br/>
+        <w:t>AWS servisi [15]</w:t>
+      </w:r>
+    </w:p>
+    <w:p>
+      <w:pPr>
+        <w:jc w:val="center"/>
+      </w:pPr>
+      <w:r>
+        <w:fldChar w:fldCharType="begin"/>
+      </w:r>
+      <w:r>
+        <w:instrText xml:space="preserve"> INCLUDEPICTURE "https://s8.ezgif.com/tmp/ezgif-8939420c1d4f9209.png" \* MERGEFORMATINET </w:instrText>
+      </w:r>
+      <w:r>
+        <w:fldChar w:fldCharType="separate"/>
+      </w:r>
+      <w:r>
+        <w:pict w14:anchorId="0F6F9035">
+          <v:shape id="_x0000_i1112" type="#_x0000_t75" alt="url_upload_69c18ec5c4e90.png [webp-to-png output image]" style="width:502.5pt;height:242.25pt">
+            <v:imagedata r:id="rId38" r:href="rId39"/>
+          </v:shape>
+        </w:pict>
+      </w:r>
+      <w:r>
+        <w:fldChar w:fldCharType="end"/>
+      </w:r>
+    </w:p>
+    <w:p>
+      <w:pPr>
+        <w:jc w:val="center"/>
+        <w:rPr>
+          <w:i/>
+        </w:rPr>
+      </w:pPr>
+      <w:r>
+        <w:rPr>
+          <w:i/>
+        </w:rPr>
+        <w:t>Slika 8.</w:t>
+      </w:r>
+      <w:r>
+        <w:rPr>
+          <w:i/>
+        </w:rPr>
+        <w:br/>
+        <w:t>Azure servisi [15]</w:t>
+      </w:r>
+    </w:p>
+    <w:p>
+      <w:pPr>
+        <w:jc w:val="center"/>
+        <w:rPr>
+          <w:i/>
+        </w:rPr>
+      </w:pPr>
+      <w:r>
+        <w:fldChar w:fldCharType="begin"/>
+      </w:r>
+      <w:r>
+        <w:instrText xml:space="preserve"> INCLUDEPICTURE "https://s8.ezgif.com/tmp/ezgif-82d6f9af59223e67.png" \* MERGEFORMATINET </w:instrText>
+      </w:r>
+      <w:r>
+        <w:fldChar w:fldCharType="separate"/>
+      </w:r>
+      <w:r>
+        <w:pict w14:anchorId="0A4270A5">
+          <v:shape id="_x0000_i1116" type="#_x0000_t75" alt="url_upload_69c18ee9cbbab.jpg [webp-to-png output image]" style="width:384pt;height:3in">
+            <v:imagedata r:id="rId40" r:href="rId41"/>
+          </v:shape>
+        </w:pict>
+      </w:r>
+      <w:r>
+        <w:fldChar w:fldCharType="end"/>
+      </w:r>
+      <w:r>
+        <w:br/>
+      </w:r>
+      <w:r>
+        <w:rPr>
+          <w:i/>
+        </w:rPr>
+        <w:t>Slika 9.</w:t>
+      </w:r>
+      <w:r>
+        <w:rPr>
+          <w:i/>
+        </w:rPr>
+        <w:br/>
+        <w:t>Google cloud servisi [15]</w:t>
+      </w:r>
+    </w:p>
+    <w:p>
+      <w:pPr>
+        <w:rPr>
+          <w:rFonts w:ascii="Verdana" w:hAnsi="Verdana"/>
+          <w:sz w:val="20"/>
+          <w:szCs w:val="20"/>
         </w:rPr>
       </w:pPr>
       <w:r>
@@ -3669,7 +5843,7 @@
           <w:szCs w:val="22"/>
         </w:rPr>
       </w:pPr>
-      <w:bookmarkStart w:id="17" w:name="_Toc225149070"/>
+      <w:bookmarkStart w:id="17" w:name="_Toc225190985"/>
       <w:r>
         <w:rPr>
           <w:rFonts w:ascii="Verdana" w:hAnsi="Verdana"/>
@@ -3720,7 +5894,7 @@
           <w:lang w:val="x-none" w:eastAsia="x-none"/>
         </w:rPr>
       </w:pPr>
-      <w:hyperlink r:id="rId18" w:history="1">
+      <w:hyperlink r:id="rId42" w:history="1">
         <w:r>
           <w:rPr>
             <w:rStyle w:val="Hyperlink"/>
@@ -3761,7 +5935,7 @@
           <w:lang w:val="x-none" w:eastAsia="x-none"/>
         </w:rPr>
       </w:pPr>
-      <w:hyperlink r:id="rId19" w:history="1">
+      <w:hyperlink r:id="rId43" w:history="1">
         <w:r>
           <w:rPr>
             <w:rStyle w:val="Hyperlink"/>
@@ -3802,7 +5976,7 @@
           <w:lang w:val="x-none" w:eastAsia="x-none"/>
         </w:rPr>
       </w:pPr>
-      <w:hyperlink r:id="rId20" w:history="1">
+      <w:hyperlink r:id="rId44" w:history="1">
         <w:r>
           <w:rPr>
             <w:rStyle w:val="Hyperlink"/>
@@ -3843,7 +6017,7 @@
           <w:lang w:val="x-none" w:eastAsia="x-none"/>
         </w:rPr>
       </w:pPr>
-      <w:hyperlink r:id="rId21" w:history="1">
+      <w:hyperlink r:id="rId45" w:history="1">
         <w:r>
           <w:rPr>
             <w:rStyle w:val="Hyperlink"/>
@@ -3880,8 +6054,6 @@
           <w:lang w:val="sr-Latn-RS"/>
         </w:rPr>
       </w:pPr>
-      <w:bookmarkStart w:id="19" w:name="_GoBack"/>
-      <w:bookmarkEnd w:id="19"/>
     </w:p>
     <w:p>
       <w:pPr>
@@ -3893,7 +6065,7 @@
           <w:lang w:val="de-DE"/>
         </w:rPr>
       </w:pPr>
-      <w:bookmarkStart w:id="20" w:name="_Toc169829406"/>
+      <w:bookmarkStart w:id="19" w:name="_Toc169829406"/>
     </w:p>
     <w:p>
       <w:pPr>
@@ -3905,7 +6077,7 @@
           <w:lang w:val="sr-Latn-RS"/>
         </w:rPr>
       </w:pPr>
-      <w:bookmarkStart w:id="21" w:name="_Toc225149071"/>
+      <w:bookmarkStart w:id="20" w:name="_Toc225190986"/>
       <w:r>
         <w:rPr>
           <w:rFonts w:ascii="Verdana" w:hAnsi="Verdana"/>
@@ -3933,12 +6105,13 @@
         </w:rPr>
         <w:t>čni deo</w:t>
       </w:r>
+      <w:bookmarkEnd w:id="19"/>
       <w:bookmarkEnd w:id="20"/>
-      <w:bookmarkEnd w:id="21"/>
-    </w:p>
-    <w:p>
-      <w:pPr>
-        <w:rPr>
+    </w:p>
+    <w:p>
+      <w:pPr>
+        <w:rPr>
+          <w:rFonts w:ascii="Verdana" w:hAnsi="Verdana"/>
           <w:lang w:val="sr-Latn-RS"/>
         </w:rPr>
       </w:pPr>
@@ -3954,8 +6127,8 @@
           <w:lang w:val="de-DE"/>
         </w:rPr>
       </w:pPr>
-      <w:bookmarkStart w:id="22" w:name="_Toc169829407"/>
-      <w:bookmarkStart w:id="23" w:name="_Toc225149072"/>
+      <w:bookmarkStart w:id="21" w:name="_Toc169829407"/>
+      <w:bookmarkStart w:id="22" w:name="_Toc225190987"/>
       <w:r>
         <w:rPr>
           <w:rFonts w:ascii="Verdana" w:hAnsi="Verdana"/>
@@ -3976,12 +6149,13 @@
         </w:rPr>
         <w:t>Namena softvera i korisničko uputstvo</w:t>
       </w:r>
+      <w:bookmarkEnd w:id="21"/>
       <w:bookmarkEnd w:id="22"/>
-      <w:bookmarkEnd w:id="23"/>
-    </w:p>
-    <w:p>
-      <w:pPr>
-        <w:rPr>
+    </w:p>
+    <w:p>
+      <w:pPr>
+        <w:rPr>
+          <w:rFonts w:ascii="Verdana" w:hAnsi="Verdana"/>
           <w:lang w:val="de-DE"/>
         </w:rPr>
       </w:pPr>
@@ -3989,6 +6163,7 @@
     <w:p>
       <w:pPr>
         <w:rPr>
+          <w:rFonts w:ascii="Verdana" w:hAnsi="Verdana"/>
           <w:lang w:val="de-DE"/>
         </w:rPr>
       </w:pPr>
@@ -4003,8 +6178,8 @@
           <w:szCs w:val="22"/>
         </w:rPr>
       </w:pPr>
-      <w:bookmarkStart w:id="24" w:name="_Toc169829408"/>
-      <w:bookmarkStart w:id="25" w:name="_Toc225149073"/>
+      <w:bookmarkStart w:id="23" w:name="_Toc169829408"/>
+      <w:bookmarkStart w:id="24" w:name="_Toc225190988"/>
       <w:r>
         <w:rPr>
           <w:rFonts w:ascii="Verdana" w:hAnsi="Verdana"/>
@@ -4023,8 +6198,8 @@
         </w:rPr>
         <w:t>Kratak opis primenjenih alata i tehnologija u implementaciji rešenja</w:t>
       </w:r>
+      <w:bookmarkEnd w:id="23"/>
       <w:bookmarkEnd w:id="24"/>
-      <w:bookmarkEnd w:id="25"/>
     </w:p>
     <w:p>
       <w:pPr>
@@ -4072,7 +6247,7 @@
           <w:szCs w:val="22"/>
         </w:rPr>
       </w:pPr>
-      <w:bookmarkStart w:id="26" w:name="_Toc225149074"/>
+      <w:bookmarkStart w:id="25" w:name="_Toc225190989"/>
       <w:r>
         <w:rPr>
           <w:rFonts w:ascii="Verdana" w:hAnsi="Verdana"/>
@@ -4082,7 +6257,7 @@
         </w:rPr>
         <w:t>2.3. Opis implementacije</w:t>
       </w:r>
-      <w:bookmarkEnd w:id="26"/>
+      <w:bookmarkEnd w:id="25"/>
     </w:p>
     <w:p>
       <w:pPr>
@@ -4150,9 +6325,9 @@
           <w:szCs w:val="24"/>
         </w:rPr>
       </w:pPr>
-      <w:bookmarkStart w:id="27" w:name="_Toc162726077"/>
-      <w:bookmarkStart w:id="28" w:name="_Toc169829410"/>
-      <w:bookmarkStart w:id="29" w:name="_Toc225149075"/>
+      <w:bookmarkStart w:id="26" w:name="_Toc162726077"/>
+      <w:bookmarkStart w:id="27" w:name="_Toc169829410"/>
+      <w:bookmarkStart w:id="28" w:name="_Toc225190990"/>
       <w:r>
         <w:rPr>
           <w:rFonts w:ascii="Verdana" w:hAnsi="Verdana"/>
@@ -4178,9 +6353,9 @@
         </w:rPr>
         <w:t>čak</w:t>
       </w:r>
+      <w:bookmarkEnd w:id="26"/>
       <w:bookmarkEnd w:id="27"/>
       <w:bookmarkEnd w:id="28"/>
-      <w:bookmarkEnd w:id="29"/>
     </w:p>
     <w:p>
       <w:pPr>
@@ -4214,6 +6389,7 @@
           <w:rFonts w:ascii="Verdana" w:hAnsi="Verdana"/>
           <w:sz w:val="20"/>
           <w:szCs w:val="20"/>
+          <w:lang w:val="sr-Latn-RS"/>
         </w:rPr>
       </w:pPr>
     </w:p>
@@ -4225,13 +6401,15 @@
           <w:rFonts w:ascii="Verdana" w:hAnsi="Verdana"/>
           <w:sz w:val="20"/>
           <w:szCs w:val="20"/>
-        </w:rPr>
-      </w:pPr>
-      <w:r>
-        <w:rPr>
-          <w:rFonts w:ascii="Verdana" w:hAnsi="Verdana"/>
-          <w:sz w:val="20"/>
-          <w:szCs w:val="20"/>
+          <w:lang w:val="sr-Latn-RS"/>
+        </w:rPr>
+      </w:pPr>
+      <w:r>
+        <w:rPr>
+          <w:rFonts w:ascii="Verdana" w:hAnsi="Verdana"/>
+          <w:sz w:val="20"/>
+          <w:szCs w:val="20"/>
+          <w:lang w:val="sr-Latn-RS"/>
         </w:rPr>
         <w:br w:type="page"/>
       </w:r>
@@ -4244,6 +6422,7 @@
           <w:rFonts w:ascii="Verdana" w:hAnsi="Verdana"/>
           <w:sz w:val="20"/>
           <w:szCs w:val="20"/>
+          <w:lang w:val="sr-Latn-RS"/>
         </w:rPr>
       </w:pPr>
     </w:p>
@@ -4256,8 +6435,10 @@
           <w:szCs w:val="24"/>
         </w:rPr>
       </w:pPr>
-      <w:bookmarkStart w:id="30" w:name="_Toc169829411"/>
-      <w:bookmarkStart w:id="31" w:name="_Toc225149076"/>
+      <w:bookmarkStart w:id="29" w:name="_Toc169829411"/>
+      <w:bookmarkStart w:id="30" w:name="_4._Literatura"/>
+      <w:bookmarkStart w:id="31" w:name="_Toc225190991"/>
+      <w:bookmarkEnd w:id="30"/>
       <w:r>
         <w:rPr>
           <w:rFonts w:ascii="Verdana" w:hAnsi="Verdana"/>
@@ -4275,7 +6456,7 @@
         </w:rPr>
         <w:t>Literatura</w:t>
       </w:r>
-      <w:bookmarkEnd w:id="30"/>
+      <w:bookmarkEnd w:id="29"/>
       <w:bookmarkEnd w:id="31"/>
       <w:bookmarkEnd w:id="32"/>
     </w:p>
@@ -4286,6 +6467,7 @@
           <w:rFonts w:ascii="Verdana" w:hAnsi="Verdana"/>
           <w:sz w:val="20"/>
           <w:szCs w:val="20"/>
+          <w:lang w:val="sr-Latn-RS"/>
         </w:rPr>
       </w:pPr>
     </w:p>
@@ -4320,8 +6502,61 @@
           <w:rFonts w:ascii="Verdana" w:hAnsi="Verdana"/>
           <w:sz w:val="20"/>
           <w:szCs w:val="20"/>
-        </w:rPr>
-      </w:pPr>
+          <w:lang w:val="sr-Latn-RS"/>
+        </w:rPr>
+      </w:pPr>
+    </w:p>
+    <w:p>
+      <w:pPr>
+        <w:numPr>
+          <w:ilvl w:val="0"/>
+          <w:numId w:val="20"/>
+        </w:numPr>
+        <w:rPr>
+          <w:rFonts w:ascii="Verdana" w:hAnsi="Verdana"/>
+          <w:sz w:val="20"/>
+          <w:szCs w:val="20"/>
+          <w:lang w:val="sr-Latn-RS"/>
+        </w:rPr>
+      </w:pPr>
+      <w:hyperlink r:id="rId46" w:history="1">
+        <w:r>
+          <w:rPr>
+            <w:rStyle w:val="Hyperlink"/>
+            <w:rFonts w:ascii="Verdana" w:hAnsi="Verdana"/>
+            <w:sz w:val="20"/>
+            <w:szCs w:val="20"/>
+            <w:lang w:val="sr-Latn-RS"/>
+          </w:rPr>
+          <w:t>https://www.redhat.com/en/topics/cloud-computing/what-is-iaas</w:t>
+        </w:r>
+      </w:hyperlink>
+    </w:p>
+    <w:p>
+      <w:pPr>
+        <w:numPr>
+          <w:ilvl w:val="0"/>
+          <w:numId w:val="20"/>
+        </w:numPr>
+        <w:rPr>
+          <w:rFonts w:ascii="Verdana" w:hAnsi="Verdana"/>
+          <w:sz w:val="20"/>
+          <w:szCs w:val="20"/>
+          <w:lang w:val="sr-Latn-RS"/>
+        </w:rPr>
+      </w:pPr>
+      <w:hyperlink r:id="rId47" w:history="1">
+        <w:r>
+          <w:rPr>
+            <w:rStyle w:val="Hyperlink"/>
+            <w:rFonts w:ascii="Verdana" w:hAnsi="Verdana"/>
+            <w:sz w:val="20"/>
+            <w:szCs w:val="20"/>
+            <w:lang w:val="sr-Latn-RS"/>
+          </w:rPr>
+          <w:t>https://sdh.global/blog/development/infrastructure-as-code-iac-for-devops-revolutionizing-modern-software-development/</w:t>
+        </w:r>
+      </w:hyperlink>
     </w:p>
     <w:p>
       <w:pPr>
@@ -4335,16 +6570,21 @@
           <w:rFonts w:ascii="Verdana" w:hAnsi="Verdana"/>
           <w:sz w:val="20"/>
           <w:szCs w:val="20"/>
-        </w:rPr>
-      </w:pPr>
-      <w:r>
-        <w:rPr>
-          <w:rFonts w:ascii="Verdana" w:hAnsi="Verdana"/>
-          <w:sz w:val="20"/>
-          <w:szCs w:val="20"/>
-        </w:rPr>
-        <w:t>…..</w:t>
-      </w:r>
+          <w:lang w:val="sr-Latn-RS"/>
+        </w:rPr>
+      </w:pPr>
+      <w:hyperlink r:id="rId48" w:history="1">
+        <w:r>
+          <w:rPr>
+            <w:rStyle w:val="Hyperlink"/>
+            <w:rFonts w:ascii="Verdana" w:hAnsi="Verdana"/>
+            <w:sz w:val="20"/>
+            <w:szCs w:val="20"/>
+            <w:lang w:val="sr-Latn-RS"/>
+          </w:rPr>
+          <w:t>https://www.nedigital.com/en/blog/iaas-infrastructure-as-a-service-vs-on-premise-hosting</w:t>
+        </w:r>
+      </w:hyperlink>
     </w:p>
     <w:p>
       <w:pPr>
@@ -4355,16 +6595,47 @@
           <w:rFonts w:ascii="Verdana" w:hAnsi="Verdana"/>
           <w:sz w:val="20"/>
           <w:szCs w:val="20"/>
-        </w:rPr>
-      </w:pPr>
-      <w:r>
-        <w:rPr>
-          <w:rFonts w:ascii="Verdana" w:hAnsi="Verdana"/>
-          <w:sz w:val="20"/>
-          <w:szCs w:val="20"/>
-        </w:rPr>
-        <w:t xml:space="preserve"> </w:t>
-      </w:r>
+          <w:lang w:val="sr-Latn-RS"/>
+        </w:rPr>
+      </w:pPr>
+    </w:p>
+    <w:p>
+      <w:pPr>
+        <w:numPr>
+          <w:ilvl w:val="0"/>
+          <w:numId w:val="20"/>
+        </w:numPr>
+        <w:rPr>
+          <w:rFonts w:ascii="Verdana" w:hAnsi="Verdana"/>
+          <w:lang w:val="sr-Latn-RS"/>
+        </w:rPr>
+      </w:pPr>
+      <w:hyperlink r:id="rId49" w:history="1">
+        <w:r>
+          <w:rPr>
+            <w:rStyle w:val="Hyperlink"/>
+            <w:rFonts w:ascii="Verdana" w:hAnsi="Verdana"/>
+            <w:lang w:val="sr-Latn-RS" w:eastAsia="x-none"/>
+          </w:rPr>
+          <w:t>https://w</w:t>
+        </w:r>
+        <w:r>
+          <w:rPr>
+            <w:rStyle w:val="Hyperlink"/>
+            <w:rFonts w:ascii="Verdana" w:hAnsi="Verdana"/>
+            <w:lang w:val="sr-Latn-RS" w:eastAsia="x-none"/>
+          </w:rPr>
+          <w:t>w</w:t>
+        </w:r>
+        <w:r>
+          <w:rPr>
+            <w:rStyle w:val="Hyperlink"/>
+            <w:rFonts w:ascii="Verdana" w:hAnsi="Verdana"/>
+            <w:lang w:val="sr-Latn-RS" w:eastAsia="x-none"/>
+          </w:rPr>
+          <w:t>w.geeksforgeeks.org/cloud-computing/virtualization-cloud-computing-types/</w:t>
+        </w:r>
+      </w:hyperlink>
     </w:p>
     <w:p>
       <w:pPr>
@@ -4378,269 +6649,62 @@
           <w:rFonts w:ascii="Verdana" w:hAnsi="Verdana"/>
           <w:sz w:val="20"/>
           <w:szCs w:val="20"/>
-        </w:rPr>
-      </w:pPr>
-      <w:r>
-        <w:rPr>
-          <w:rFonts w:ascii="Verdana" w:hAnsi="Verdana"/>
-          <w:sz w:val="20"/>
-          <w:szCs w:val="20"/>
-        </w:rPr>
-        <w:t>…..</w:t>
-      </w:r>
-    </w:p>
-    <w:p>
-      <w:pPr>
-        <w:pStyle w:val="ListParagraph"/>
-        <w:rPr>
-          <w:rFonts w:ascii="Verdana" w:hAnsi="Verdana"/>
-          <w:sz w:val="20"/>
-          <w:szCs w:val="20"/>
-        </w:rPr>
-      </w:pPr>
+          <w:lang w:val="sr-Latn-RS"/>
+        </w:rPr>
+      </w:pPr>
+      <w:hyperlink r:id="rId50" w:history="1">
+        <w:r>
+          <w:rPr>
+            <w:rStyle w:val="Hyperlink"/>
+            <w:rFonts w:ascii="Verdana" w:hAnsi="Verdana"/>
+            <w:sz w:val="20"/>
+            <w:szCs w:val="20"/>
+            <w:lang w:val="sr-Latn-RS"/>
+          </w:rPr>
+          <w:t>https://www.vmware.com/topics/software-defined-networking</w:t>
+        </w:r>
+      </w:hyperlink>
     </w:p>
     <w:p>
       <w:pPr>
         <w:spacing w:after="0" w:line="240" w:lineRule="auto"/>
+        <w:ind w:left="360"/>
         <w:jc w:val="both"/>
         <w:rPr>
           <w:rFonts w:ascii="Verdana" w:hAnsi="Verdana"/>
-          <w:b/>
-          <w:sz w:val="20"/>
-          <w:szCs w:val="20"/>
-          <w:lang w:val="sr-Cyrl-RS"/>
-        </w:rPr>
-      </w:pPr>
-      <w:r>
-        <w:rPr>
-          <w:rFonts w:ascii="Verdana" w:hAnsi="Verdana"/>
-          <w:b/>
-          <w:sz w:val="20"/>
-          <w:szCs w:val="20"/>
-          <w:lang w:val="sr-Cyrl-RS"/>
-        </w:rPr>
-        <w:t>Извори слика</w:t>
-      </w:r>
-    </w:p>
-    <w:p>
-      <w:pPr>
-        <w:spacing w:after="0" w:line="240" w:lineRule="auto"/>
-        <w:jc w:val="both"/>
-        <w:rPr>
-          <w:rFonts w:ascii="Verdana" w:hAnsi="Verdana"/>
-          <w:sz w:val="20"/>
-          <w:szCs w:val="20"/>
-        </w:rPr>
-      </w:pPr>
-      <w:r>
-        <w:rPr>
-          <w:rFonts w:ascii="Verdana" w:hAnsi="Verdana"/>
-          <w:sz w:val="20"/>
-          <w:szCs w:val="20"/>
-        </w:rPr>
-        <w:t>[11] ….</w:t>
-      </w:r>
-    </w:p>
-    <w:p>
-      <w:pPr>
-        <w:spacing w:after="0" w:line="240" w:lineRule="auto"/>
-        <w:jc w:val="both"/>
-        <w:rPr>
-          <w:rFonts w:ascii="Verdana" w:hAnsi="Verdana"/>
-          <w:sz w:val="20"/>
-          <w:szCs w:val="20"/>
-        </w:rPr>
-      </w:pPr>
-    </w:p>
-    <w:p>
-      <w:pPr>
-        <w:spacing w:after="0" w:line="240" w:lineRule="auto"/>
-        <w:jc w:val="both"/>
-        <w:rPr>
-          <w:rFonts w:ascii="Verdana" w:hAnsi="Verdana"/>
-          <w:sz w:val="20"/>
-          <w:szCs w:val="20"/>
-        </w:rPr>
-      </w:pPr>
-    </w:p>
-    <w:p>
-      <w:pPr>
-        <w:spacing w:after="0" w:line="240" w:lineRule="auto"/>
-        <w:jc w:val="both"/>
-        <w:rPr>
-          <w:rFonts w:ascii="Verdana" w:hAnsi="Verdana"/>
-          <w:sz w:val="20"/>
-          <w:szCs w:val="20"/>
-        </w:rPr>
-      </w:pPr>
-    </w:p>
-    <w:p>
-      <w:pPr>
-        <w:spacing w:after="0" w:line="240" w:lineRule="auto"/>
-        <w:jc w:val="both"/>
-        <w:rPr>
-          <w:rFonts w:ascii="Verdana" w:hAnsi="Verdana"/>
-          <w:b/>
-          <w:sz w:val="36"/>
-          <w:szCs w:val="20"/>
-          <w:lang w:val="sr-Cyrl-RS"/>
-        </w:rPr>
-      </w:pPr>
-      <w:r>
-        <w:rPr>
-          <w:rFonts w:ascii="Verdana" w:hAnsi="Verdana"/>
-          <w:b/>
-          <w:sz w:val="36"/>
-          <w:szCs w:val="20"/>
-          <w:lang w:val="sr-Cyrl-RS"/>
-        </w:rPr>
-        <w:t>ЗАХТЕВИ</w:t>
-      </w:r>
-    </w:p>
-    <w:p>
-      <w:pPr>
-        <w:spacing w:after="0" w:line="240" w:lineRule="auto"/>
-        <w:jc w:val="both"/>
-        <w:rPr>
-          <w:rFonts w:ascii="Verdana" w:hAnsi="Verdana"/>
-          <w:sz w:val="20"/>
-          <w:szCs w:val="20"/>
-        </w:rPr>
-      </w:pPr>
-    </w:p>
-    <w:p>
-      <w:pPr>
-        <w:spacing w:after="0" w:line="240" w:lineRule="auto"/>
-        <w:jc w:val="both"/>
-        <w:rPr>
-          <w:rFonts w:ascii="Verdana" w:hAnsi="Verdana"/>
-          <w:sz w:val="20"/>
-          <w:szCs w:val="20"/>
-        </w:rPr>
-      </w:pPr>
-    </w:p>
-    <w:p>
-      <w:pPr>
-        <w:spacing w:after="0" w:line="240" w:lineRule="auto"/>
-        <w:jc w:val="both"/>
-        <w:rPr>
-          <w:rFonts w:ascii="Verdana" w:hAnsi="Verdana"/>
-          <w:b/>
-          <w:color w:val="0070C0"/>
-          <w:sz w:val="20"/>
-          <w:szCs w:val="20"/>
-          <w:u w:val="single"/>
-          <w:lang w:val="sr-Cyrl-RS"/>
-        </w:rPr>
-      </w:pPr>
-    </w:p>
-    <w:p>
-      <w:pPr>
-        <w:spacing w:after="0" w:line="240" w:lineRule="auto"/>
-        <w:jc w:val="both"/>
-        <w:rPr>
-          <w:rFonts w:ascii="Verdana" w:hAnsi="Verdana"/>
-          <w:b/>
-          <w:color w:val="0070C0"/>
-          <w:sz w:val="20"/>
-          <w:szCs w:val="20"/>
-          <w:u w:val="single"/>
-          <w:lang w:val="sr-Cyrl-RS"/>
-        </w:rPr>
-      </w:pPr>
-      <w:r>
-        <w:rPr>
-          <w:rFonts w:ascii="Verdana" w:hAnsi="Verdana"/>
-          <w:b/>
-          <w:color w:val="0070C0"/>
-          <w:sz w:val="20"/>
-          <w:szCs w:val="20"/>
-          <w:u w:val="single"/>
-          <w:lang w:val="sr-Cyrl-RS"/>
-        </w:rPr>
-        <w:t>Захтеване особине и форматирање документа:</w:t>
-      </w:r>
-    </w:p>
-    <w:p>
-      <w:pPr>
-        <w:pStyle w:val="ListParagraph"/>
-        <w:spacing w:after="0" w:line="240" w:lineRule="auto"/>
-        <w:ind w:left="0"/>
-        <w:jc w:val="both"/>
-        <w:rPr>
-          <w:rFonts w:ascii="Verdana" w:hAnsi="Verdana"/>
-          <w:sz w:val="20"/>
-          <w:szCs w:val="20"/>
-          <w:lang w:val="sr-Cyrl-RS"/>
-        </w:rPr>
-      </w:pPr>
-      <w:r>
-        <w:rPr>
-          <w:rFonts w:ascii="Verdana" w:hAnsi="Verdana"/>
-          <w:sz w:val="20"/>
-          <w:szCs w:val="20"/>
-          <w:lang w:val="sr-Cyrl-RS"/>
-        </w:rPr>
-        <w:t>1. Документ у складу са претходно наведеном структуром поглавља</w:t>
-      </w:r>
-      <w:r>
-        <w:rPr>
-          <w:rFonts w:ascii="Verdana" w:hAnsi="Verdana"/>
-          <w:sz w:val="20"/>
-          <w:szCs w:val="20"/>
-          <w:lang w:val="sr-Cyrl-RS"/>
-        </w:rPr>
-        <w:t xml:space="preserve">, </w:t>
-      </w:r>
-      <w:r>
-        <w:rPr>
-          <w:rFonts w:ascii="Verdana" w:hAnsi="Verdana"/>
-          <w:b/>
-          <w:color w:val="FF0000"/>
-          <w:sz w:val="20"/>
-          <w:szCs w:val="20"/>
-          <w:lang w:val="sr-Cyrl-RS"/>
-        </w:rPr>
-        <w:t>могу се испод дате структуре стављати подставке садржаја у складу са темом, ако студент жели (нпр. 1.1.1 Појам оперативног система итд)</w:t>
-      </w:r>
-      <w:r>
-        <w:rPr>
-          <w:rFonts w:ascii="Verdana" w:hAnsi="Verdana"/>
-          <w:sz w:val="20"/>
-          <w:szCs w:val="20"/>
-          <w:lang w:val="sr-Cyrl-RS"/>
-        </w:rPr>
-        <w:t>.</w:t>
-      </w:r>
-    </w:p>
-    <w:p>
-      <w:pPr>
-        <w:pStyle w:val="ListParagraph"/>
-        <w:spacing w:after="0" w:line="240" w:lineRule="auto"/>
-        <w:ind w:left="0"/>
-        <w:jc w:val="both"/>
-        <w:rPr>
-          <w:rFonts w:ascii="Verdana" w:hAnsi="Verdana"/>
-          <w:sz w:val="20"/>
-          <w:szCs w:val="20"/>
-          <w:lang w:val="sr-Cyrl-RS"/>
-        </w:rPr>
-      </w:pPr>
-      <w:r>
-        <w:rPr>
-          <w:rFonts w:ascii="Verdana" w:hAnsi="Verdana"/>
-          <w:sz w:val="20"/>
-          <w:szCs w:val="20"/>
-          <w:lang w:val="sr-Cyrl-RS"/>
-        </w:rPr>
-        <w:t>2. Правилно референцирање извора текста у самом тексту документа (референцирање на ставку из литературе)</w:t>
-      </w:r>
+          <w:sz w:val="20"/>
+          <w:szCs w:val="20"/>
+          <w:lang w:val="sr-Latn-RS"/>
+        </w:rPr>
+      </w:pPr>
     </w:p>
     <w:p>
       <w:pPr>
         <w:numPr>
           <w:ilvl w:val="0"/>
-          <w:numId w:val="29"/>
+          <w:numId w:val="20"/>
+        </w:numPr>
+        <w:rPr>
+          <w:rFonts w:ascii="Verdana" w:hAnsi="Verdana"/>
+          <w:lang w:val="sr-Latn-RS"/>
+        </w:rPr>
+      </w:pPr>
+      <w:hyperlink r:id="rId51" w:history="1">
+        <w:r>
+          <w:rPr>
+            <w:rStyle w:val="Hyperlink"/>
+            <w:rFonts w:ascii="Verdana" w:hAnsi="Verdana"/>
+            <w:lang w:val="sr-Latn-RS" w:eastAsia="x-none"/>
+          </w:rPr>
+          <w:t>https://www.vmware.com/topics/software-defined-storage</w:t>
+        </w:r>
+      </w:hyperlink>
+    </w:p>
+    <w:p>
+      <w:pPr>
+        <w:numPr>
+          <w:ilvl w:val="0"/>
+          <w:numId w:val="20"/>
         </w:numPr>
         <w:spacing w:after="0" w:line="240" w:lineRule="auto"/>
         <w:jc w:val="both"/>
@@ -4648,91 +6712,233 @@
           <w:rFonts w:ascii="Verdana" w:hAnsi="Verdana"/>
           <w:sz w:val="20"/>
           <w:szCs w:val="20"/>
-          <w:lang w:val="sr-Cyrl-RS"/>
-        </w:rPr>
-      </w:pPr>
-      <w:r>
-        <w:rPr>
-          <w:rFonts w:ascii="Verdana" w:hAnsi="Verdana"/>
-          <w:sz w:val="20"/>
-          <w:szCs w:val="20"/>
-          <w:lang w:val="sr-Cyrl-RS"/>
-        </w:rPr>
-        <w:t>ако је дословце преузет, текст се ставља у наводнике и иза се наводи референца на литературу “текст” [1]</w:t>
-      </w:r>
+          <w:lang w:val="sr-Latn-RS"/>
+        </w:rPr>
+      </w:pPr>
+      <w:hyperlink r:id="rId52" w:history="1">
+        <w:r>
+          <w:rPr>
+            <w:rStyle w:val="Hyperlink"/>
+            <w:rFonts w:ascii="Verdana" w:hAnsi="Verdana"/>
+            <w:sz w:val="20"/>
+            <w:szCs w:val="20"/>
+            <w:lang w:val="sr-Latn-RS"/>
+          </w:rPr>
+          <w:t>https://www.geeksforgeeks.org/operating-systems/difference-between-cli-and-api/</w:t>
+        </w:r>
+      </w:hyperlink>
+    </w:p>
+    <w:p>
+      <w:pPr>
+        <w:spacing w:after="0" w:line="240" w:lineRule="auto"/>
+        <w:ind w:left="360"/>
+        <w:jc w:val="both"/>
+        <w:rPr>
+          <w:rFonts w:ascii="Verdana" w:hAnsi="Verdana"/>
+          <w:sz w:val="20"/>
+          <w:szCs w:val="20"/>
+          <w:lang w:val="sr-Latn-RS"/>
+        </w:rPr>
+      </w:pPr>
     </w:p>
     <w:p>
       <w:pPr>
         <w:numPr>
           <w:ilvl w:val="0"/>
-          <w:numId w:val="29"/>
+          <w:numId w:val="20"/>
         </w:numPr>
         <w:spacing w:after="0" w:line="240" w:lineRule="auto"/>
         <w:jc w:val="both"/>
         <w:rPr>
-          <w:rFonts w:ascii="Verdana" w:hAnsi="Verdana"/>
-          <w:sz w:val="20"/>
-          <w:szCs w:val="20"/>
-          <w:lang w:val="sr-Cyrl-RS"/>
-        </w:rPr>
-      </w:pPr>
-      <w:r>
-        <w:rPr>
-          <w:rFonts w:ascii="Verdana" w:hAnsi="Verdana"/>
-          <w:sz w:val="20"/>
-          <w:szCs w:val="20"/>
-          <w:lang w:val="sr-Cyrl-RS"/>
-        </w:rPr>
-        <w:t>ако је препричан, користи се  [1] на почетку или крају пасуса или реченице.</w:t>
-      </w:r>
-    </w:p>
-    <w:p>
-      <w:pPr>
-        <w:pStyle w:val="ListParagraph"/>
+          <w:rStyle w:val="HTMLCite"/>
+          <w:rFonts w:ascii="Verdana" w:hAnsi="Verdana"/>
+          <w:i w:val="0"/>
+          <w:iCs w:val="0"/>
+          <w:sz w:val="20"/>
+          <w:szCs w:val="20"/>
+          <w:lang w:val="sr-Latn-RS"/>
+        </w:rPr>
+      </w:pPr>
+      <w:r>
+        <w:rPr>
+          <w:rStyle w:val="HTMLCite"/>
+          <w:rFonts w:ascii="Verdana" w:hAnsi="Verdana"/>
+        </w:rPr>
+        <w:t>Wittig, Andreas; Wittig, Michael (2016). Amazon Web Services in Action.</w:t>
+      </w:r>
+    </w:p>
+    <w:p>
+      <w:pPr>
+        <w:spacing w:after="0" w:line="240" w:lineRule="auto"/>
+        <w:jc w:val="both"/>
+        <w:rPr>
+          <w:rFonts w:ascii="Verdana" w:hAnsi="Verdana"/>
+          <w:sz w:val="20"/>
+          <w:szCs w:val="20"/>
+          <w:lang w:val="sr-Latn-RS"/>
+        </w:rPr>
+      </w:pPr>
+    </w:p>
+    <w:p>
+      <w:pPr>
         <w:numPr>
           <w:ilvl w:val="0"/>
-          <w:numId w:val="10"/>
+          <w:numId w:val="20"/>
         </w:numPr>
-        <w:spacing w:after="0" w:line="240" w:lineRule="auto"/>
-        <w:ind w:left="284" w:hanging="284"/>
+        <w:rPr>
+          <w:rFonts w:ascii="Verdana" w:hAnsi="Verdana"/>
+          <w:lang w:val="sr-Latn-RS"/>
+        </w:rPr>
+      </w:pPr>
+      <w:hyperlink r:id="rId53" w:history="1">
+        <w:r>
+          <w:rPr>
+            <w:rStyle w:val="Hyperlink"/>
+            <w:rFonts w:ascii="Verdana" w:hAnsi="Verdana"/>
+            <w:lang w:val="sr-Latn-RS"/>
+          </w:rPr>
+          <w:t>https://dev.to/ezinne_anne/containers-what-is-containerization-and-container-orchestration-38pe</w:t>
+        </w:r>
+      </w:hyperlink>
+    </w:p>
+    <w:p>
+      <w:pPr>
+        <w:numPr>
+          <w:ilvl w:val="0"/>
+          <w:numId w:val="20"/>
+        </w:numPr>
         <w:jc w:val="both"/>
         <w:rPr>
           <w:rFonts w:ascii="Verdana" w:hAnsi="Verdana"/>
           <w:sz w:val="20"/>
           <w:szCs w:val="20"/>
-          <w:lang w:val="sr-Cyrl-RS"/>
-        </w:rPr>
-      </w:pPr>
-      <w:r>
-        <w:rPr>
-          <w:rFonts w:ascii="Verdana" w:hAnsi="Verdana"/>
-          <w:sz w:val="20"/>
-          <w:szCs w:val="20"/>
-          <w:lang w:val="sr-Cyrl-RS"/>
-        </w:rPr>
-        <w:t xml:space="preserve">Правилно референцирање извора преузетих слика (наводи се испод слике нпр. </w:t>
-      </w:r>
-      <w:r>
-        <w:rPr>
-          <w:rFonts w:ascii="Verdana" w:hAnsi="Verdana"/>
-          <w:b/>
-          <w:i/>
-          <w:color w:val="0070C0"/>
-          <w:sz w:val="20"/>
-          <w:szCs w:val="20"/>
-          <w:lang w:val="sr-Cyrl-RS"/>
-        </w:rPr>
-        <w:t>Слика 1. Подела оперативних система [1]</w:t>
-      </w:r>
-      <w:r>
-        <w:rPr>
-          <w:rFonts w:ascii="Verdana" w:hAnsi="Verdana"/>
-          <w:sz w:val="20"/>
-          <w:szCs w:val="20"/>
-          <w:lang w:val="sr-Cyrl-RS"/>
-        </w:rPr>
-        <w:t xml:space="preserve">, где је [1] број са списка литературе који је извор), </w:t>
-      </w:r>
+          <w:lang w:val="sr-Latn-RS"/>
+        </w:rPr>
+      </w:pPr>
+      <w:hyperlink r:id="rId54" w:history="1">
+        <w:r>
+          <w:rPr>
+            <w:rStyle w:val="Hyperlink"/>
+            <w:rFonts w:ascii="Verdana" w:hAnsi="Verdana"/>
+            <w:sz w:val="20"/>
+            <w:szCs w:val="20"/>
+            <w:lang w:val="sr-Latn-RS"/>
+          </w:rPr>
+          <w:t>https://ncube.com/aws-vs-ms-azure-vs-google-cloud-feature-overview-pros-and-cons</w:t>
+        </w:r>
+      </w:hyperlink>
+    </w:p>
+    <w:p>
+      <w:pPr>
+        <w:numPr>
+          <w:ilvl w:val="0"/>
+          <w:numId w:val="20"/>
+        </w:numPr>
+        <w:rPr>
+          <w:rFonts w:ascii="Verdana" w:hAnsi="Verdana"/>
+          <w:sz w:val="20"/>
+          <w:szCs w:val="20"/>
+          <w:lang w:val="x-none" w:eastAsia="x-none"/>
+        </w:rPr>
+      </w:pPr>
+      <w:hyperlink r:id="rId55" w:history="1">
+        <w:r>
+          <w:rPr>
+            <w:rStyle w:val="Hyperlink"/>
+            <w:rFonts w:ascii="Verdana" w:hAnsi="Verdana"/>
+            <w:sz w:val="20"/>
+            <w:szCs w:val="20"/>
+            <w:lang w:val="x-none" w:eastAsia="x-none"/>
+          </w:rPr>
+          <w:t>https://www.ibm.com/think/topics/backup-disaster-recovery</w:t>
+        </w:r>
+      </w:hyperlink>
+    </w:p>
+    <w:p>
+      <w:pPr>
+        <w:numPr>
+          <w:ilvl w:val="0"/>
+          <w:numId w:val="20"/>
+        </w:numPr>
+        <w:rPr>
+          <w:rFonts w:ascii="Verdana" w:hAnsi="Verdana"/>
+          <w:sz w:val="20"/>
+          <w:szCs w:val="20"/>
+          <w:lang w:val="x-none" w:eastAsia="x-none"/>
+        </w:rPr>
+      </w:pPr>
+      <w:hyperlink r:id="rId56" w:history="1">
+        <w:r>
+          <w:rPr>
+            <w:rStyle w:val="Hyperlink"/>
+            <w:rFonts w:ascii="Verdana" w:hAnsi="Verdana"/>
+            <w:sz w:val="20"/>
+            <w:szCs w:val="20"/>
+            <w:lang w:val="x-none" w:eastAsia="x-none"/>
+          </w:rPr>
+          <w:t>https://www.netapp.com/devops/what-is-development-testing-dev-test/</w:t>
+        </w:r>
+      </w:hyperlink>
+    </w:p>
+    <w:p>
+      <w:pPr>
+        <w:numPr>
+          <w:ilvl w:val="0"/>
+          <w:numId w:val="20"/>
+        </w:numPr>
+        <w:rPr>
+          <w:rFonts w:ascii="Verdana" w:hAnsi="Verdana"/>
+          <w:sz w:val="20"/>
+          <w:szCs w:val="20"/>
+          <w:lang w:val="x-none" w:eastAsia="x-none"/>
+        </w:rPr>
+      </w:pPr>
+      <w:hyperlink r:id="rId57" w:history="1">
+        <w:r>
+          <w:rPr>
+            <w:rStyle w:val="Hyperlink"/>
+            <w:rFonts w:ascii="Verdana" w:hAnsi="Verdana"/>
+            <w:sz w:val="20"/>
+            <w:szCs w:val="20"/>
+            <w:lang w:val="x-none" w:eastAsia="x-none"/>
+          </w:rPr>
+          <w:t>https://www.ibm.com/think/topics/lift-and-shift</w:t>
+        </w:r>
+      </w:hyperlink>
+    </w:p>
+    <w:p>
+      <w:pPr>
+        <w:numPr>
+          <w:ilvl w:val="0"/>
+          <w:numId w:val="20"/>
+        </w:numPr>
+        <w:rPr>
+          <w:rFonts w:ascii="Verdana" w:hAnsi="Verdana"/>
+          <w:lang w:val="sr-Latn-RS"/>
+        </w:rPr>
+      </w:pPr>
+      <w:hyperlink r:id="rId58" w:history="1">
+        <w:r>
+          <w:rPr>
+            <w:rStyle w:val="Hyperlink"/>
+            <w:rFonts w:ascii="Verdana" w:hAnsi="Verdana"/>
+            <w:sz w:val="20"/>
+            <w:szCs w:val="20"/>
+            <w:lang w:val="x-none" w:eastAsia="x-none"/>
+          </w:rPr>
+          <w:t>https://www.ibm.com/think/topics/hybrid-cloud-architecture</w:t>
+        </w:r>
+      </w:hyperlink>
+    </w:p>
+    <w:p>
+      <w:pPr>
+        <w:pStyle w:val="ListParagraph"/>
+        <w:rPr>
+          <w:rFonts w:ascii="Verdana" w:hAnsi="Verdana"/>
+          <w:sz w:val="20"/>
+          <w:szCs w:val="20"/>
+        </w:rPr>
+      </w:pPr>
     </w:p>
     <w:p>
       <w:pPr>
@@ -4740,6 +6946,7 @@
         <w:jc w:val="both"/>
         <w:rPr>
           <w:rFonts w:ascii="Verdana" w:hAnsi="Verdana"/>
+          <w:b/>
           <w:sz w:val="20"/>
           <w:szCs w:val="20"/>
           <w:lang w:val="sr-Cyrl-RS"/>
@@ -4748,22 +6955,16 @@
       <w:r>
         <w:rPr>
           <w:rFonts w:ascii="Verdana" w:hAnsi="Verdana"/>
+          <w:b/>
           <w:sz w:val="20"/>
           <w:szCs w:val="20"/>
           <w:lang w:val="sr-Cyrl-RS"/>
         </w:rPr>
-        <w:t>4. правилно форматирање литературе:</w:t>
-      </w:r>
-    </w:p>
-    <w:p>
-      <w:pPr>
-        <w:numPr>
-          <w:ilvl w:val="0"/>
-          <w:numId w:val="30"/>
-        </w:numPr>
-        <w:spacing w:after="0" w:line="240" w:lineRule="auto"/>
-        <w:ind w:left="1418" w:hanging="284"/>
-        <w:jc w:val="both"/>
+        <w:t>Извори слика</w:t>
+      </w:r>
+    </w:p>
+    <w:p>
+      <w:pPr>
         <w:rPr>
           <w:rFonts w:ascii="Verdana" w:hAnsi="Verdana"/>
           <w:sz w:val="20"/>
@@ -4778,7 +6979,7 @@
           <w:szCs w:val="20"/>
           <w:lang w:val="sr-Cyrl-RS"/>
         </w:rPr>
-        <w:t>а</w:t>
+        <w:t>[11</w:t>
       </w:r>
       <w:r>
         <w:rPr>
@@ -4787,34 +6988,469 @@
           <w:szCs w:val="20"/>
           <w:lang w:val="sr-Cyrl-RS"/>
         </w:rPr>
-        <w:t xml:space="preserve">ко је садржај са сајта: опис, урл, датум посете; </w:t>
-      </w:r>
-    </w:p>
-    <w:p>
-      <w:pPr>
-        <w:numPr>
-          <w:ilvl w:val="0"/>
-          <w:numId w:val="30"/>
-        </w:numPr>
-        <w:spacing w:after="0" w:line="240" w:lineRule="auto"/>
-        <w:ind w:left="1418" w:hanging="284"/>
-        <w:jc w:val="both"/>
+        <w:t xml:space="preserve">] </w:t>
+      </w:r>
+      <w:hyperlink r:id="rId59" w:history="1">
+        <w:r>
+          <w:rPr>
+            <w:rStyle w:val="Hyperlink"/>
+            <w:rFonts w:ascii="Verdana" w:hAnsi="Verdana"/>
+            <w:sz w:val="20"/>
+            <w:szCs w:val="20"/>
+          </w:rPr>
+          <w:t>https</w:t>
+        </w:r>
+        <w:r>
+          <w:rPr>
+            <w:rStyle w:val="Hyperlink"/>
+            <w:rFonts w:ascii="Verdana" w:hAnsi="Verdana"/>
+            <w:sz w:val="20"/>
+            <w:szCs w:val="20"/>
+            <w:lang w:val="sr-Cyrl-RS"/>
+          </w:rPr>
+          <w:t>://</w:t>
+        </w:r>
+        <w:r>
+          <w:rPr>
+            <w:rStyle w:val="Hyperlink"/>
+            <w:rFonts w:ascii="Verdana" w:hAnsi="Verdana"/>
+            <w:sz w:val="20"/>
+            <w:szCs w:val="20"/>
+          </w:rPr>
+          <w:t>www</w:t>
+        </w:r>
+        <w:r>
+          <w:rPr>
+            <w:rStyle w:val="Hyperlink"/>
+            <w:rFonts w:ascii="Verdana" w:hAnsi="Verdana"/>
+            <w:sz w:val="20"/>
+            <w:szCs w:val="20"/>
+            <w:lang w:val="sr-Cyrl-RS"/>
+          </w:rPr>
+          <w:t>.</w:t>
+        </w:r>
+        <w:r>
+          <w:rPr>
+            <w:rStyle w:val="Hyperlink"/>
+            <w:rFonts w:ascii="Verdana" w:hAnsi="Verdana"/>
+            <w:sz w:val="20"/>
+            <w:szCs w:val="20"/>
+          </w:rPr>
+          <w:t>redhat</w:t>
+        </w:r>
+        <w:r>
+          <w:rPr>
+            <w:rStyle w:val="Hyperlink"/>
+            <w:rFonts w:ascii="Verdana" w:hAnsi="Verdana"/>
+            <w:sz w:val="20"/>
+            <w:szCs w:val="20"/>
+            <w:lang w:val="sr-Cyrl-RS"/>
+          </w:rPr>
+          <w:t>.</w:t>
+        </w:r>
+        <w:r>
+          <w:rPr>
+            <w:rStyle w:val="Hyperlink"/>
+            <w:rFonts w:ascii="Verdana" w:hAnsi="Verdana"/>
+            <w:sz w:val="20"/>
+            <w:szCs w:val="20"/>
+          </w:rPr>
+          <w:t>com</w:t>
+        </w:r>
+        <w:r>
+          <w:rPr>
+            <w:rStyle w:val="Hyperlink"/>
+            <w:rFonts w:ascii="Verdana" w:hAnsi="Verdana"/>
+            <w:sz w:val="20"/>
+            <w:szCs w:val="20"/>
+            <w:lang w:val="sr-Cyrl-RS"/>
+          </w:rPr>
+          <w:t>/</w:t>
+        </w:r>
+        <w:r>
+          <w:rPr>
+            <w:rStyle w:val="Hyperlink"/>
+            <w:rFonts w:ascii="Verdana" w:hAnsi="Verdana"/>
+            <w:sz w:val="20"/>
+            <w:szCs w:val="20"/>
+          </w:rPr>
+          <w:t>en</w:t>
+        </w:r>
+        <w:r>
+          <w:rPr>
+            <w:rStyle w:val="Hyperlink"/>
+            <w:rFonts w:ascii="Verdana" w:hAnsi="Verdana"/>
+            <w:sz w:val="20"/>
+            <w:szCs w:val="20"/>
+            <w:lang w:val="sr-Cyrl-RS"/>
+          </w:rPr>
+          <w:t>/</w:t>
+        </w:r>
+        <w:r>
+          <w:rPr>
+            <w:rStyle w:val="Hyperlink"/>
+            <w:rFonts w:ascii="Verdana" w:hAnsi="Verdana"/>
+            <w:sz w:val="20"/>
+            <w:szCs w:val="20"/>
+          </w:rPr>
+          <w:t>topics</w:t>
+        </w:r>
+        <w:r>
+          <w:rPr>
+            <w:rStyle w:val="Hyperlink"/>
+            <w:rFonts w:ascii="Verdana" w:hAnsi="Verdana"/>
+            <w:sz w:val="20"/>
+            <w:szCs w:val="20"/>
+            <w:lang w:val="sr-Cyrl-RS"/>
+          </w:rPr>
+          <w:t>/</w:t>
+        </w:r>
+        <w:r>
+          <w:rPr>
+            <w:rStyle w:val="Hyperlink"/>
+            <w:rFonts w:ascii="Verdana" w:hAnsi="Verdana"/>
+            <w:sz w:val="20"/>
+            <w:szCs w:val="20"/>
+          </w:rPr>
+          <w:t>cloud</w:t>
+        </w:r>
+        <w:r>
+          <w:rPr>
+            <w:rStyle w:val="Hyperlink"/>
+            <w:rFonts w:ascii="Verdana" w:hAnsi="Verdana"/>
+            <w:sz w:val="20"/>
+            <w:szCs w:val="20"/>
+            <w:lang w:val="sr-Cyrl-RS"/>
+          </w:rPr>
+          <w:t>-</w:t>
+        </w:r>
+        <w:r>
+          <w:rPr>
+            <w:rStyle w:val="Hyperlink"/>
+            <w:rFonts w:ascii="Verdana" w:hAnsi="Verdana"/>
+            <w:sz w:val="20"/>
+            <w:szCs w:val="20"/>
+          </w:rPr>
+          <w:t>computing</w:t>
+        </w:r>
+        <w:r>
+          <w:rPr>
+            <w:rStyle w:val="Hyperlink"/>
+            <w:rFonts w:ascii="Verdana" w:hAnsi="Verdana"/>
+            <w:sz w:val="20"/>
+            <w:szCs w:val="20"/>
+            <w:lang w:val="sr-Cyrl-RS"/>
+          </w:rPr>
+          <w:t>/</w:t>
+        </w:r>
+        <w:r>
+          <w:rPr>
+            <w:rStyle w:val="Hyperlink"/>
+            <w:rFonts w:ascii="Verdana" w:hAnsi="Verdana"/>
+            <w:sz w:val="20"/>
+            <w:szCs w:val="20"/>
+          </w:rPr>
+          <w:t>what</w:t>
+        </w:r>
+        <w:r>
+          <w:rPr>
+            <w:rStyle w:val="Hyperlink"/>
+            <w:rFonts w:ascii="Verdana" w:hAnsi="Verdana"/>
+            <w:sz w:val="20"/>
+            <w:szCs w:val="20"/>
+            <w:lang w:val="sr-Cyrl-RS"/>
+          </w:rPr>
+          <w:t>-</w:t>
+        </w:r>
+        <w:r>
+          <w:rPr>
+            <w:rStyle w:val="Hyperlink"/>
+            <w:rFonts w:ascii="Verdana" w:hAnsi="Verdana"/>
+            <w:sz w:val="20"/>
+            <w:szCs w:val="20"/>
+          </w:rPr>
+          <w:t>is</w:t>
+        </w:r>
+        <w:r>
+          <w:rPr>
+            <w:rStyle w:val="Hyperlink"/>
+            <w:rFonts w:ascii="Verdana" w:hAnsi="Verdana"/>
+            <w:sz w:val="20"/>
+            <w:szCs w:val="20"/>
+            <w:lang w:val="sr-Cyrl-RS"/>
+          </w:rPr>
+          <w:t>-</w:t>
+        </w:r>
+        <w:r>
+          <w:rPr>
+            <w:rStyle w:val="Hyperlink"/>
+            <w:rFonts w:ascii="Verdana" w:hAnsi="Verdana"/>
+            <w:sz w:val="20"/>
+            <w:szCs w:val="20"/>
+          </w:rPr>
+          <w:t>iaas</w:t>
+        </w:r>
+      </w:hyperlink>
+    </w:p>
+    <w:p>
+      <w:pPr>
+        <w:rPr>
+          <w:rFonts w:ascii="Verdana" w:hAnsi="Verdana"/>
+          <w:iCs/>
+          <w:sz w:val="20"/>
+          <w:szCs w:val="20"/>
+        </w:rPr>
+      </w:pPr>
+      <w:r>
         <w:rPr>
           <w:rFonts w:ascii="Verdana" w:hAnsi="Verdana"/>
           <w:sz w:val="20"/>
           <w:szCs w:val="20"/>
           <w:lang w:val="sr-Cyrl-RS"/>
         </w:rPr>
-      </w:pPr>
-      <w:r>
-        <w:rPr>
-          <w:rFonts w:ascii="Verdana" w:hAnsi="Verdana"/>
-          <w:sz w:val="20"/>
-          <w:szCs w:val="20"/>
+        <w:t xml:space="preserve">[12]  </w:t>
+      </w:r>
+      <w:hyperlink r:id="rId60" w:history="1">
+        <w:r>
+          <w:rPr>
+            <w:rStyle w:val="Hyperlink"/>
+            <w:rFonts w:ascii="Verdana" w:hAnsi="Verdana"/>
+            <w:iCs/>
+            <w:sz w:val="20"/>
+            <w:szCs w:val="20"/>
+          </w:rPr>
+          <w:t>https</w:t>
+        </w:r>
+        <w:r>
+          <w:rPr>
+            <w:rStyle w:val="Hyperlink"/>
+            <w:rFonts w:ascii="Verdana" w:hAnsi="Verdana"/>
+            <w:iCs/>
+            <w:sz w:val="20"/>
+            <w:szCs w:val="20"/>
+            <w:lang w:val="sr-Cyrl-RS"/>
+          </w:rPr>
+          <w:t>://</w:t>
+        </w:r>
+        <w:r>
+          <w:rPr>
+            <w:rStyle w:val="Hyperlink"/>
+            <w:rFonts w:ascii="Verdana" w:hAnsi="Verdana"/>
+            <w:iCs/>
+            <w:sz w:val="20"/>
+            <w:szCs w:val="20"/>
+          </w:rPr>
+          <w:t>www</w:t>
+        </w:r>
+        <w:r>
+          <w:rPr>
+            <w:rStyle w:val="Hyperlink"/>
+            <w:rFonts w:ascii="Verdana" w:hAnsi="Verdana"/>
+            <w:iCs/>
+            <w:sz w:val="20"/>
+            <w:szCs w:val="20"/>
+            <w:lang w:val="sr-Cyrl-RS"/>
+          </w:rPr>
+          <w:t>.</w:t>
+        </w:r>
+        <w:r>
+          <w:rPr>
+            <w:rStyle w:val="Hyperlink"/>
+            <w:rFonts w:ascii="Verdana" w:hAnsi="Verdana"/>
+            <w:iCs/>
+            <w:sz w:val="20"/>
+            <w:szCs w:val="20"/>
+          </w:rPr>
+          <w:t>altexsoft</w:t>
+        </w:r>
+        <w:r>
+          <w:rPr>
+            <w:rStyle w:val="Hyperlink"/>
+            <w:rFonts w:ascii="Verdana" w:hAnsi="Verdana"/>
+            <w:iCs/>
+            <w:sz w:val="20"/>
+            <w:szCs w:val="20"/>
+            <w:lang w:val="sr-Cyrl-RS"/>
+          </w:rPr>
+          <w:t>.</w:t>
+        </w:r>
+        <w:r>
+          <w:rPr>
+            <w:rStyle w:val="Hyperlink"/>
+            <w:rFonts w:ascii="Verdana" w:hAnsi="Verdana"/>
+            <w:iCs/>
+            <w:sz w:val="20"/>
+            <w:szCs w:val="20"/>
+          </w:rPr>
+          <w:t>com</w:t>
+        </w:r>
+        <w:r>
+          <w:rPr>
+            <w:rStyle w:val="Hyperlink"/>
+            <w:rFonts w:ascii="Verdana" w:hAnsi="Verdana"/>
+            <w:iCs/>
+            <w:sz w:val="20"/>
+            <w:szCs w:val="20"/>
+            <w:lang w:val="sr-Cyrl-RS"/>
+          </w:rPr>
+          <w:t>/</w:t>
+        </w:r>
+        <w:r>
+          <w:rPr>
+            <w:rStyle w:val="Hyperlink"/>
+            <w:rFonts w:ascii="Verdana" w:hAnsi="Verdana"/>
+            <w:iCs/>
+            <w:sz w:val="20"/>
+            <w:szCs w:val="20"/>
+          </w:rPr>
+          <w:t>blog</w:t>
+        </w:r>
+        <w:r>
+          <w:rPr>
+            <w:rStyle w:val="Hyperlink"/>
+            <w:rFonts w:ascii="Verdana" w:hAnsi="Verdana"/>
+            <w:iCs/>
+            <w:sz w:val="20"/>
+            <w:szCs w:val="20"/>
+            <w:lang w:val="sr-Cyrl-RS"/>
+          </w:rPr>
+          <w:t>/</w:t>
+        </w:r>
+        <w:r>
+          <w:rPr>
+            <w:rStyle w:val="Hyperlink"/>
+            <w:rFonts w:ascii="Verdana" w:hAnsi="Verdana"/>
+            <w:iCs/>
+            <w:sz w:val="20"/>
+            <w:szCs w:val="20"/>
+          </w:rPr>
+          <w:t>infrastructure</w:t>
+        </w:r>
+        <w:r>
+          <w:rPr>
+            <w:rStyle w:val="Hyperlink"/>
+            <w:rFonts w:ascii="Verdana" w:hAnsi="Verdana"/>
+            <w:iCs/>
+            <w:sz w:val="20"/>
+            <w:szCs w:val="20"/>
+            <w:lang w:val="sr-Cyrl-RS"/>
+          </w:rPr>
+          <w:t>-</w:t>
+        </w:r>
+        <w:r>
+          <w:rPr>
+            <w:rStyle w:val="Hyperlink"/>
+            <w:rFonts w:ascii="Verdana" w:hAnsi="Verdana"/>
+            <w:iCs/>
+            <w:sz w:val="20"/>
+            <w:szCs w:val="20"/>
+          </w:rPr>
+          <w:t>as</w:t>
+        </w:r>
+        <w:r>
+          <w:rPr>
+            <w:rStyle w:val="Hyperlink"/>
+            <w:rFonts w:ascii="Verdana" w:hAnsi="Verdana"/>
+            <w:iCs/>
+            <w:sz w:val="20"/>
+            <w:szCs w:val="20"/>
+            <w:lang w:val="sr-Cyrl-RS"/>
+          </w:rPr>
+          <w:t>-</w:t>
+        </w:r>
+        <w:r>
+          <w:rPr>
+            <w:rStyle w:val="Hyperlink"/>
+            <w:rFonts w:ascii="Verdana" w:hAnsi="Verdana"/>
+            <w:iCs/>
+            <w:sz w:val="20"/>
+            <w:szCs w:val="20"/>
+          </w:rPr>
+          <w:t>code</w:t>
+        </w:r>
+        <w:r>
+          <w:rPr>
+            <w:rStyle w:val="Hyperlink"/>
+            <w:rFonts w:ascii="Verdana" w:hAnsi="Verdana"/>
+            <w:iCs/>
+            <w:sz w:val="20"/>
+            <w:szCs w:val="20"/>
+            <w:lang w:val="sr-Cyrl-RS"/>
+          </w:rPr>
+          <w:t>/</w:t>
+        </w:r>
+      </w:hyperlink>
+    </w:p>
+    <w:p>
+      <w:pPr>
+        <w:rPr>
+          <w:rFonts w:ascii="Verdana" w:hAnsi="Verdana"/>
+          <w:lang w:val="sr-Latn-RS" w:eastAsia="x-none"/>
+        </w:rPr>
+      </w:pPr>
+      <w:r>
+        <w:rPr>
+          <w:rFonts w:ascii="Verdana" w:hAnsi="Verdana"/>
+          <w:iCs/>
+          <w:sz w:val="20"/>
+          <w:szCs w:val="20"/>
+        </w:rPr>
+        <w:t xml:space="preserve">[13] </w:t>
+      </w:r>
+      <w:hyperlink r:id="rId61" w:history="1">
+        <w:r>
+          <w:rPr>
+            <w:rStyle w:val="Hyperlink"/>
+            <w:rFonts w:ascii="Verdana" w:hAnsi="Verdana"/>
+            <w:lang w:val="sr-Latn-RS" w:eastAsia="x-none"/>
+          </w:rPr>
+          <w:t>https://www.geeksforgeeks.org/cloud-computing/virtualization-cloud-computing-types/</w:t>
+        </w:r>
+      </w:hyperlink>
+    </w:p>
+    <w:p>
+      <w:pPr>
+        <w:rPr>
+          <w:rFonts w:ascii="Verdana" w:hAnsi="Verdana"/>
+          <w:lang w:val="sr-Latn-RS"/>
+        </w:rPr>
+      </w:pPr>
+      <w:r>
+        <w:rPr>
+          <w:rFonts w:ascii="Verdana" w:hAnsi="Verdana"/>
+          <w:lang w:val="sr-Latn-RS" w:eastAsia="x-none"/>
+        </w:rPr>
+        <w:t xml:space="preserve">[14] </w:t>
+      </w:r>
+      <w:hyperlink r:id="rId62" w:history="1">
+        <w:r>
+          <w:rPr>
+            <w:rStyle w:val="Hyperlink"/>
+            <w:rFonts w:ascii="Verdana" w:hAnsi="Verdana"/>
+            <w:lang w:val="sr-Latn-RS" w:eastAsia="x-none"/>
+          </w:rPr>
+          <w:t>https://www.geeksforgeeks.org/operating-systems/difference-between-cli-and-api/</w:t>
+        </w:r>
+      </w:hyperlink>
+    </w:p>
+    <w:p>
+      <w:pPr>
+        <w:rPr>
+          <w:rFonts w:ascii="Verdana" w:hAnsi="Verdana"/>
+          <w:iCs/>
+          <w:sz w:val="20"/>
+          <w:szCs w:val="20"/>
+          <w:lang w:val="sr-Latn-RS"/>
+        </w:rPr>
+      </w:pPr>
+    </w:p>
+    <w:p>
+      <w:pPr>
+        <w:rPr>
+          <w:rFonts w:ascii="Verdana" w:hAnsi="Verdana"/>
           <w:lang w:val="sr-Cyrl-RS"/>
         </w:rPr>
-        <w:t>ако је научни рад или уџбеник: аутор, назив дела, издавач/назив часописа/назив конференције, година издања</w:t>
-      </w:r>
+      </w:pPr>
     </w:p>
     <w:p>
       <w:pPr>
@@ -4824,102 +7460,61 @@
           <w:rFonts w:ascii="Verdana" w:hAnsi="Verdana"/>
           <w:sz w:val="20"/>
           <w:szCs w:val="20"/>
-        </w:rPr>
-      </w:pPr>
-      <w:r>
-        <w:rPr>
-          <w:rFonts w:ascii="Verdana" w:hAnsi="Verdana"/>
-          <w:sz w:val="20"/>
-          <w:szCs w:val="20"/>
           <w:lang w:val="sr-Cyrl-RS"/>
         </w:rPr>
-        <w:t xml:space="preserve">5. Минимум 10 </w:t>
-      </w:r>
-      <w:r>
+      </w:pPr>
+    </w:p>
+    <w:p>
+      <w:pPr>
+        <w:spacing w:after="0" w:line="240" w:lineRule="auto"/>
+        <w:jc w:val="both"/>
         <w:rPr>
           <w:rFonts w:ascii="Verdana" w:hAnsi="Verdana"/>
           <w:sz w:val="20"/>
           <w:szCs w:val="20"/>
           <w:lang w:val="sr-Cyrl-RS"/>
         </w:rPr>
-        <w:t xml:space="preserve">различитих </w:t>
-      </w:r>
-      <w:r>
+      </w:pPr>
+    </w:p>
+    <w:p>
+      <w:pPr>
+        <w:spacing w:after="0" w:line="240" w:lineRule="auto"/>
+        <w:jc w:val="both"/>
         <w:rPr>
           <w:rFonts w:ascii="Verdana" w:hAnsi="Verdana"/>
           <w:sz w:val="20"/>
           <w:szCs w:val="20"/>
           <w:lang w:val="sr-Cyrl-RS"/>
         </w:rPr>
-        <w:t>литературних референци</w:t>
-      </w:r>
-      <w:r>
+      </w:pPr>
+    </w:p>
+    <w:p>
+      <w:pPr>
+        <w:spacing w:after="0" w:line="240" w:lineRule="auto"/>
+        <w:jc w:val="both"/>
         <w:rPr>
           <w:rFonts w:ascii="Verdana" w:hAnsi="Verdana"/>
           <w:sz w:val="20"/>
           <w:szCs w:val="20"/>
           <w:lang w:val="sr-Cyrl-RS"/>
         </w:rPr>
-        <w:t xml:space="preserve"> за текст, </w:t>
-      </w:r>
-      <w:r>
-        <w:rPr>
-          <w:rFonts w:ascii="Verdana" w:hAnsi="Verdana"/>
-          <w:b/>
-          <w:color w:val="FF0000"/>
-          <w:sz w:val="20"/>
-          <w:szCs w:val="20"/>
-          <w:lang w:val="sr-Cyrl-RS"/>
-        </w:rPr>
-        <w:t>референце за слике су одвојене</w:t>
-      </w:r>
-      <w:r>
-        <w:rPr>
-          <w:rFonts w:ascii="Verdana" w:hAnsi="Verdana"/>
-          <w:sz w:val="20"/>
-          <w:szCs w:val="20"/>
-          <w:lang w:val="sr-Cyrl-RS"/>
-        </w:rPr>
-        <w:t xml:space="preserve">. Литературне референце су уџбеници, научни радови или сајтови реномираних софтверских компанија (нпр. </w:t>
-      </w:r>
-      <w:r>
-        <w:rPr>
-          <w:rFonts w:ascii="Verdana" w:hAnsi="Verdana"/>
-          <w:sz w:val="20"/>
-          <w:szCs w:val="20"/>
-          <w:lang w:val="sr-Latn-RS"/>
-        </w:rPr>
-        <w:t>Microsoft</w:t>
-      </w:r>
-      <w:r>
-        <w:rPr>
-          <w:rFonts w:ascii="Verdana" w:hAnsi="Verdana"/>
-          <w:sz w:val="20"/>
-          <w:szCs w:val="20"/>
-          <w:lang w:val="sr-Cyrl-RS"/>
-        </w:rPr>
-        <w:t xml:space="preserve">). Не сме бити </w:t>
-      </w:r>
-      <w:r>
-        <w:rPr>
-          <w:rFonts w:ascii="Verdana" w:hAnsi="Verdana"/>
-          <w:sz w:val="20"/>
-          <w:szCs w:val="20"/>
-        </w:rPr>
-        <w:t>w</w:t>
-      </w:r>
-      <w:r>
-        <w:rPr>
-          <w:rFonts w:ascii="Verdana" w:hAnsi="Verdana"/>
-          <w:sz w:val="20"/>
-          <w:szCs w:val="20"/>
-          <w:lang w:val="sr-Cyrl-RS"/>
-        </w:rPr>
-        <w:t>икипедија нити блогови.</w:t>
-      </w:r>
+      </w:pPr>
+    </w:p>
+    <w:p>
+      <w:pPr>
+        <w:spacing w:after="0" w:line="240" w:lineRule="auto"/>
+        <w:jc w:val="both"/>
+        <w:rPr>
+          <w:rFonts w:ascii="Verdana" w:hAnsi="Verdana"/>
+          <w:sz w:val="20"/>
+          <w:szCs w:val="20"/>
+        </w:rPr>
+      </w:pPr>
+      <w:bookmarkStart w:id="33" w:name="_GoBack"/>
+      <w:bookmarkEnd w:id="33"/>
     </w:p>
     <w:sectPr>
-      <w:footerReference w:type="default" r:id="rId22"/>
+      <w:footerReference w:type="default" r:id="rId63"/>
       <w:pgSz w:w="11907" w:h="16839" w:code="9"/>
       <w:pgMar w:top="270" w:right="1275" w:bottom="270" w:left="1134" w:header="0" w:footer="0" w:gutter="0"/>
       <w:cols w:space="720"/>
@@ -5969,8 +8564,8 @@
   <w:abstractNum w:abstractNumId="8" w15:restartNumberingAfterBreak="0">
     <w:nsid w:val="203D0ED9"/>
     <w:multiLevelType w:val="hybridMultilevel"/>
-    <w:tmpl w:val="8D3EFF96"/>
-    <w:lvl w:ilvl="0" w:tplc="BE8A342C">
+    <w:tmpl w:val="4EC0A350"/>
+    <w:lvl w:ilvl="0" w:tplc="C4F203BE">
       <w:start w:val="1"/>
       <w:numFmt w:val="decimal"/>
       <w:lvlText w:val="[%1]"/>
@@ -5979,8 +8574,10 @@
         <w:ind w:left="360" w:hanging="360"/>
       </w:pPr>
       <w:rPr>
-        <w:rFonts w:hint="default"/>
+        <w:rFonts w:ascii="Verdana" w:hAnsi="Verdana" w:hint="default"/>
         <w:color w:val="000000"/>
+        <w:sz w:val="20"/>
+        <w:szCs w:val="20"/>
       </w:rPr>
     </w:lvl>
     <w:lvl w:ilvl="1" w:tplc="04090019">
@@ -6559,6 +9156,95 @@
     </w:lvl>
   </w:abstractNum>
   <w:abstractNum w:abstractNumId="14" w15:restartNumberingAfterBreak="0">
+    <w:nsid w:val="3A6204FA"/>
+    <w:multiLevelType w:val="hybridMultilevel"/>
+    <w:tmpl w:val="7B2A6000"/>
+    <w:lvl w:ilvl="0" w:tplc="0409000F">
+      <w:start w:val="1"/>
+      <w:numFmt w:val="decimal"/>
+      <w:lvlText w:val="%1."/>
+      <w:lvlJc w:val="left"/>
+      <w:pPr>
+        <w:ind w:left="720" w:hanging="360"/>
+      </w:pPr>
+      <w:rPr>
+        <w:rFonts w:hint="default"/>
+      </w:rPr>
+    </w:lvl>
+    <w:lvl w:ilvl="1" w:tplc="04090019" w:tentative="1">
+      <w:start w:val="1"/>
+      <w:numFmt w:val="lowerLetter"/>
+      <w:lvlText w:val="%2."/>
+      <w:lvlJc w:val="left"/>
+      <w:pPr>
+        <w:ind w:left="1440" w:hanging="360"/>
+      </w:pPr>
+    </w:lvl>
+    <w:lvl w:ilvl="2" w:tplc="0409001B" w:tentative="1">
+      <w:start w:val="1"/>
+      <w:numFmt w:val="lowerRoman"/>
+      <w:lvlText w:val="%3."/>
+      <w:lvlJc w:val="right"/>
+      <w:pPr>
+        <w:ind w:left="2160" w:hanging="180"/>
+      </w:pPr>
+    </w:lvl>
+    <w:lvl w:ilvl="3" w:tplc="0409000F" w:tentative="1">
+      <w:start w:val="1"/>
+      <w:numFmt w:val="decimal"/>
+      <w:lvlText w:val="%4."/>
+      <w:lvlJc w:val="left"/>
+      <w:pPr>
+        <w:ind w:left="2880" w:hanging="360"/>
+      </w:pPr>
+    </w:lvl>
+    <w:lvl w:ilvl="4" w:tplc="04090019" w:tentative="1">
+      <w:start w:val="1"/>
+      <w:numFmt w:val="lowerLetter"/>
+      <w:lvlText w:val="%5."/>
+      <w:lvlJc w:val="left"/>
+      <w:pPr>
+        <w:ind w:left="3600" w:hanging="360"/>
+      </w:pPr>
+    </w:lvl>
+    <w:lvl w:ilvl="5" w:tplc="0409001B" w:tentative="1">
+      <w:start w:val="1"/>
+      <w:numFmt w:val="lowerRoman"/>
+      <w:lvlText w:val="%6."/>
+      <w:lvlJc w:val="right"/>
+      <w:pPr>
+        <w:ind w:left="4320" w:hanging="180"/>
+      </w:pPr>
+    </w:lvl>
+    <w:lvl w:ilvl="6" w:tplc="0409000F" w:tentative="1">
+      <w:start w:val="1"/>
+      <w:numFmt w:val="decimal"/>
+      <w:lvlText w:val="%7."/>
+      <w:lvlJc w:val="left"/>
+      <w:pPr>
+        <w:ind w:left="5040" w:hanging="360"/>
+      </w:pPr>
+    </w:lvl>
+    <w:lvl w:ilvl="7" w:tplc="04090019" w:tentative="1">
+      <w:start w:val="1"/>
+      <w:numFmt w:val="lowerLetter"/>
+      <w:lvlText w:val="%8."/>
+      <w:lvlJc w:val="left"/>
+      <w:pPr>
+        <w:ind w:left="5760" w:hanging="360"/>
+      </w:pPr>
+    </w:lvl>
+    <w:lvl w:ilvl="8" w:tplc="0409001B" w:tentative="1">
+      <w:start w:val="1"/>
+      <w:numFmt w:val="lowerRoman"/>
+      <w:lvlText w:val="%9."/>
+      <w:lvlJc w:val="right"/>
+      <w:pPr>
+        <w:ind w:left="6480" w:hanging="180"/>
+      </w:pPr>
+    </w:lvl>
+  </w:abstractNum>
+  <w:abstractNum w:abstractNumId="15" w15:restartNumberingAfterBreak="0">
     <w:nsid w:val="41FE0236"/>
     <w:multiLevelType w:val="hybridMultilevel"/>
     <w:tmpl w:val="3558F2C6"/>
@@ -6647,7 +9333,7 @@
       </w:pPr>
     </w:lvl>
   </w:abstractNum>
-  <w:abstractNum w:abstractNumId="15" w15:restartNumberingAfterBreak="0">
+  <w:abstractNum w:abstractNumId="16" w15:restartNumberingAfterBreak="0">
     <w:nsid w:val="45F17694"/>
     <w:multiLevelType w:val="hybridMultilevel"/>
     <w:tmpl w:val="664E2FDA"/>
@@ -6736,7 +9422,7 @@
       </w:pPr>
     </w:lvl>
   </w:abstractNum>
-  <w:abstractNum w:abstractNumId="16" w15:restartNumberingAfterBreak="0">
+  <w:abstractNum w:abstractNumId="17" w15:restartNumberingAfterBreak="0">
     <w:nsid w:val="46B26483"/>
     <w:multiLevelType w:val="hybridMultilevel"/>
     <w:tmpl w:val="81F06B4C"/>
@@ -6849,7 +9535,7 @@
       </w:rPr>
     </w:lvl>
   </w:abstractNum>
-  <w:abstractNum w:abstractNumId="17" w15:restartNumberingAfterBreak="0">
+  <w:abstractNum w:abstractNumId="18" w15:restartNumberingAfterBreak="0">
     <w:nsid w:val="4A00321C"/>
     <w:multiLevelType w:val="multilevel"/>
     <w:tmpl w:val="361A0102"/>
@@ -6998,7 +9684,7 @@
       </w:rPr>
     </w:lvl>
   </w:abstractNum>
-  <w:abstractNum w:abstractNumId="18" w15:restartNumberingAfterBreak="0">
+  <w:abstractNum w:abstractNumId="19" w15:restartNumberingAfterBreak="0">
     <w:nsid w:val="4A1D09C5"/>
     <w:multiLevelType w:val="hybridMultilevel"/>
     <w:tmpl w:val="F634EE1A"/>
@@ -7087,7 +9773,7 @@
       </w:pPr>
     </w:lvl>
   </w:abstractNum>
-  <w:abstractNum w:abstractNumId="19" w15:restartNumberingAfterBreak="0">
+  <w:abstractNum w:abstractNumId="20" w15:restartNumberingAfterBreak="0">
     <w:nsid w:val="4FE837D2"/>
     <w:multiLevelType w:val="hybridMultilevel"/>
     <w:tmpl w:val="5196510A"/>
@@ -7200,7 +9886,7 @@
       </w:rPr>
     </w:lvl>
   </w:abstractNum>
-  <w:abstractNum w:abstractNumId="20" w15:restartNumberingAfterBreak="0">
+  <w:abstractNum w:abstractNumId="21" w15:restartNumberingAfterBreak="0">
     <w:nsid w:val="56FC4BAB"/>
     <w:multiLevelType w:val="multilevel"/>
     <w:tmpl w:val="6E3ECD16"/>
@@ -7322,7 +10008,7 @@
       </w:rPr>
     </w:lvl>
   </w:abstractNum>
-  <w:abstractNum w:abstractNumId="21" w15:restartNumberingAfterBreak="0">
+  <w:abstractNum w:abstractNumId="22" w15:restartNumberingAfterBreak="0">
     <w:nsid w:val="58417A4D"/>
     <w:multiLevelType w:val="multilevel"/>
     <w:tmpl w:val="25962EEE"/>
@@ -7444,7 +10130,7 @@
       </w:rPr>
     </w:lvl>
   </w:abstractNum>
-  <w:abstractNum w:abstractNumId="22" w15:restartNumberingAfterBreak="0">
+  <w:abstractNum w:abstractNumId="23" w15:restartNumberingAfterBreak="0">
     <w:nsid w:val="59C47431"/>
     <w:multiLevelType w:val="hybridMultilevel"/>
     <w:tmpl w:val="4DFAFDC8"/>
@@ -7533,7 +10219,7 @@
       </w:pPr>
     </w:lvl>
   </w:abstractNum>
-  <w:abstractNum w:abstractNumId="23" w15:restartNumberingAfterBreak="0">
+  <w:abstractNum w:abstractNumId="24" w15:restartNumberingAfterBreak="0">
     <w:nsid w:val="5B201A6A"/>
     <w:multiLevelType w:val="multilevel"/>
     <w:tmpl w:val="304E7714"/>
@@ -7646,7 +10332,7 @@
       </w:rPr>
     </w:lvl>
   </w:abstractNum>
-  <w:abstractNum w:abstractNumId="24" w15:restartNumberingAfterBreak="0">
+  <w:abstractNum w:abstractNumId="25" w15:restartNumberingAfterBreak="0">
     <w:nsid w:val="603D4758"/>
     <w:multiLevelType w:val="hybridMultilevel"/>
     <w:tmpl w:val="59C07DA0"/>
@@ -7759,7 +10445,7 @@
       </w:rPr>
     </w:lvl>
   </w:abstractNum>
-  <w:abstractNum w:abstractNumId="25" w15:restartNumberingAfterBreak="0">
+  <w:abstractNum w:abstractNumId="26" w15:restartNumberingAfterBreak="0">
     <w:nsid w:val="67FA2A5E"/>
     <w:multiLevelType w:val="hybridMultilevel"/>
     <w:tmpl w:val="AD984690"/>
@@ -7848,7 +10534,7 @@
       </w:pPr>
     </w:lvl>
   </w:abstractNum>
-  <w:abstractNum w:abstractNumId="26" w15:restartNumberingAfterBreak="0">
+  <w:abstractNum w:abstractNumId="27" w15:restartNumberingAfterBreak="0">
     <w:nsid w:val="69FD6082"/>
     <w:multiLevelType w:val="multilevel"/>
     <w:tmpl w:val="7B26FA78"/>
@@ -7969,7 +10655,7 @@
       </w:rPr>
     </w:lvl>
   </w:abstractNum>
-  <w:abstractNum w:abstractNumId="27" w15:restartNumberingAfterBreak="0">
+  <w:abstractNum w:abstractNumId="28" w15:restartNumberingAfterBreak="0">
     <w:nsid w:val="77815B43"/>
     <w:multiLevelType w:val="hybridMultilevel"/>
     <w:tmpl w:val="635C4CA8"/>
@@ -8058,7 +10744,7 @@
       </w:pPr>
     </w:lvl>
   </w:abstractNum>
-  <w:abstractNum w:abstractNumId="28" w15:restartNumberingAfterBreak="0">
+  <w:abstractNum w:abstractNumId="29" w15:restartNumberingAfterBreak="0">
     <w:nsid w:val="7AE902E7"/>
     <w:multiLevelType w:val="hybridMultilevel"/>
     <w:tmpl w:val="C90454DA"/>
@@ -8147,7 +10833,7 @@
       </w:pPr>
     </w:lvl>
   </w:abstractNum>
-  <w:abstractNum w:abstractNumId="29" w15:restartNumberingAfterBreak="0">
+  <w:abstractNum w:abstractNumId="30" w15:restartNumberingAfterBreak="0">
     <w:nsid w:val="7D6D24E7"/>
     <w:multiLevelType w:val="hybridMultilevel"/>
     <w:tmpl w:val="A810EF78"/>
@@ -8236,7 +10922,7 @@
       </w:pPr>
     </w:lvl>
   </w:abstractNum>
-  <w:abstractNum w:abstractNumId="30" w15:restartNumberingAfterBreak="0">
+  <w:abstractNum w:abstractNumId="31" w15:restartNumberingAfterBreak="0">
     <w:nsid w:val="7E8A47C7"/>
     <w:multiLevelType w:val="hybridMultilevel"/>
     <w:tmpl w:val="995870CE"/>
@@ -8326,16 +11012,16 @@
     </w:lvl>
   </w:abstractNum>
   <w:num w:numId="1">
-    <w:abstractNumId w:val="27"/>
+    <w:abstractNumId w:val="28"/>
   </w:num>
   <w:num w:numId="2">
     <w:abstractNumId w:val="11"/>
   </w:num>
   <w:num w:numId="3">
-    <w:abstractNumId w:val="25"/>
+    <w:abstractNumId w:val="26"/>
   </w:num>
   <w:num w:numId="4">
-    <w:abstractNumId w:val="18"/>
+    <w:abstractNumId w:val="19"/>
   </w:num>
   <w:num w:numId="5">
     <w:abstractNumId w:val="1"/>
@@ -8347,16 +11033,16 @@
     <w:abstractNumId w:val="7"/>
   </w:num>
   <w:num w:numId="8">
-    <w:abstractNumId w:val="17"/>
+    <w:abstractNumId w:val="18"/>
   </w:num>
   <w:num w:numId="9">
-    <w:abstractNumId w:val="24"/>
+    <w:abstractNumId w:val="25"/>
   </w:num>
   <w:num w:numId="10">
-    <w:abstractNumId w:val="22"/>
+    <w:abstractNumId w:val="23"/>
   </w:num>
   <w:num w:numId="11">
-    <w:abstractNumId w:val="16"/>
+    <w:abstractNumId w:val="17"/>
   </w:num>
   <w:num w:numId="12">
     <w:abstractNumId w:val="13"/>
@@ -8365,16 +11051,16 @@
     <w:abstractNumId w:val="0"/>
   </w:num>
   <w:num w:numId="14">
-    <w:abstractNumId w:val="26"/>
+    <w:abstractNumId w:val="27"/>
   </w:num>
   <w:num w:numId="15">
-    <w:abstractNumId w:val="21"/>
+    <w:abstractNumId w:val="22"/>
   </w:num>
   <w:num w:numId="16">
     <w:abstractNumId w:val="4"/>
   </w:num>
   <w:num w:numId="17">
-    <w:abstractNumId w:val="20"/>
+    <w:abstractNumId w:val="21"/>
   </w:num>
   <w:num w:numId="18">
     <w:abstractNumId w:val="3"/>
@@ -8386,37 +11072,40 @@
     <w:abstractNumId w:val="8"/>
   </w:num>
   <w:num w:numId="21">
-    <w:abstractNumId w:val="28"/>
+    <w:abstractNumId w:val="29"/>
   </w:num>
   <w:num w:numId="22">
     <w:abstractNumId w:val="10"/>
   </w:num>
   <w:num w:numId="23">
-    <w:abstractNumId w:val="29"/>
+    <w:abstractNumId w:val="30"/>
   </w:num>
   <w:num w:numId="24">
-    <w:abstractNumId w:val="30"/>
+    <w:abstractNumId w:val="31"/>
   </w:num>
   <w:num w:numId="25">
     <w:abstractNumId w:val="12"/>
   </w:num>
   <w:num w:numId="26">
+    <w:abstractNumId w:val="16"/>
+  </w:num>
+  <w:num w:numId="27">
     <w:abstractNumId w:val="15"/>
   </w:num>
-  <w:num w:numId="27">
-    <w:abstractNumId w:val="14"/>
-  </w:num>
   <w:num w:numId="28">
-    <w:abstractNumId w:val="23"/>
+    <w:abstractNumId w:val="24"/>
   </w:num>
   <w:num w:numId="29">
-    <w:abstractNumId w:val="19"/>
+    <w:abstractNumId w:val="20"/>
   </w:num>
   <w:num w:numId="30">
     <w:abstractNumId w:val="2"/>
   </w:num>
   <w:num w:numId="31">
     <w:abstractNumId w:val="9"/>
+  </w:num>
+  <w:num w:numId="32">
+    <w:abstractNumId w:val="14"/>
   </w:num>
 </w:numbering>
 </file>
@@ -8808,7 +11497,7 @@
   <w:style w:type="paragraph" w:default="1" w:styleId="Normal">
     <w:name w:val="Normal"/>
     <w:qFormat/>
-    <w:rsid w:val="00351D42"/>
+    <w:rsid w:val="00313D9E"/>
     <w:pPr>
       <w:spacing w:after="200" w:line="276" w:lineRule="auto"/>
     </w:pPr>
@@ -8923,7 +11612,6 @@
     <w:uiPriority w:val="99"/>
     <w:semiHidden/>
     <w:unhideWhenUsed/>
-    <w:qFormat/>
     <w:tblPr>
       <w:tblInd w:w="0" w:type="dxa"/>
       <w:tblCellMar>
@@ -9296,6 +11984,52 @@
       <w:u w:val="single"/>
     </w:rPr>
   </w:style>
+  <w:style w:type="character" w:customStyle="1" w:styleId="UnresolvedMention">
+    <w:name w:val="Unresolved Mention"/>
+    <w:uiPriority w:val="99"/>
+    <w:semiHidden/>
+    <w:unhideWhenUsed/>
+    <w:rsid w:val="000D16C1"/>
+    <w:rPr>
+      <w:color w:val="605E5C"/>
+      <w:shd w:val="clear" w:color="auto" w:fill="E1DFDD"/>
+    </w:rPr>
+  </w:style>
+  <w:style w:type="paragraph" w:styleId="HTMLPreformatted">
+    <w:name w:val="HTML Preformatted"/>
+    <w:basedOn w:val="Normal"/>
+    <w:link w:val="HTMLPreformattedChar"/>
+    <w:uiPriority w:val="99"/>
+    <w:semiHidden/>
+    <w:unhideWhenUsed/>
+    <w:rsid w:val="00A45F4B"/>
+    <w:rPr>
+      <w:rFonts w:ascii="Courier New" w:hAnsi="Courier New" w:cs="Courier New"/>
+      <w:sz w:val="20"/>
+      <w:szCs w:val="20"/>
+    </w:rPr>
+  </w:style>
+  <w:style w:type="character" w:customStyle="1" w:styleId="HTMLPreformattedChar">
+    <w:name w:val="HTML Preformatted Char"/>
+    <w:link w:val="HTMLPreformatted"/>
+    <w:uiPriority w:val="99"/>
+    <w:semiHidden/>
+    <w:rsid w:val="00A45F4B"/>
+    <w:rPr>
+      <w:rFonts w:ascii="Courier New" w:hAnsi="Courier New" w:cs="Courier New"/>
+    </w:rPr>
+  </w:style>
+  <w:style w:type="character" w:styleId="HTMLCite">
+    <w:name w:val="HTML Cite"/>
+    <w:uiPriority w:val="99"/>
+    <w:semiHidden/>
+    <w:unhideWhenUsed/>
+    <w:rsid w:val="003E7D3E"/>
+    <w:rPr>
+      <w:i/>
+      <w:iCs/>
+    </w:rPr>
+  </w:style>
 </w:styles>
 </file>
 

--- a/seminarski.docx
+++ b/seminarski.docx
@@ -3051,7 +3051,7 @@
           <w:iCs/>
           <w:noProof/>
         </w:rPr>
-        <w:t>1</w:t>
+        <w:t>5</w:t>
       </w:r>
       <w:r>
         <w:rPr>
@@ -3100,8 +3100,19 @@
           <w:noProof/>
           <w:lang w:val="sr-Latn-RS"/>
         </w:rPr>
-        <w:t xml:space="preserve"> [1]</w:t>
-      </w:r>
+        <w:t xml:space="preserve"> </w:t>
+      </w:r>
+      <w:hyperlink r:id="rId11" w:history="1">
+        <w:r>
+          <w:rPr>
+            <w:rStyle w:val="Hyperlink"/>
+            <w:rFonts w:ascii="Verdana" w:hAnsi="Verdana"/>
+            <w:noProof/>
+            <w:lang w:val="sr-Latn-RS"/>
+          </w:rPr>
+          <w:t>[1]</w:t>
+        </w:r>
+      </w:hyperlink>
     </w:p>
     <w:p>
       <w:pPr>
@@ -3125,8 +3136,19 @@
           <w:noProof/>
           <w:lang w:val="sr-Latn-RS"/>
         </w:rPr>
-        <w:t xml:space="preserve"> [1]</w:t>
-      </w:r>
+        <w:t xml:space="preserve"> </w:t>
+      </w:r>
+      <w:hyperlink r:id="rId12" w:history="1">
+        <w:r>
+          <w:rPr>
+            <w:rStyle w:val="Hyperlink"/>
+            <w:rFonts w:ascii="Verdana" w:hAnsi="Verdana"/>
+            <w:noProof/>
+            <w:lang w:val="sr-Latn-RS"/>
+          </w:rPr>
+          <w:t>[1]</w:t>
+        </w:r>
+      </w:hyperlink>
     </w:p>
     <w:p>
       <w:pPr>
@@ -3180,18 +3202,22 @@
         </w:rPr>
         <w:t xml:space="preserve"> </w:t>
       </w:r>
-      <w:r>
-        <w:rPr>
-          <w:rFonts w:ascii="Verdana" w:hAnsi="Verdana"/>
-        </w:rPr>
-        <w:t>[2</w:t>
-      </w:r>
-      <w:r>
-        <w:rPr>
-          <w:rFonts w:ascii="Verdana" w:hAnsi="Verdana"/>
-        </w:rPr>
-        <w:t>]</w:t>
-      </w:r>
+      <w:hyperlink r:id="rId13" w:history="1">
+        <w:r>
+          <w:rPr>
+            <w:rStyle w:val="Hyperlink"/>
+            <w:rFonts w:ascii="Verdana" w:hAnsi="Verdana"/>
+          </w:rPr>
+          <w:t>[2</w:t>
+        </w:r>
+        <w:r>
+          <w:rPr>
+            <w:rStyle w:val="Hyperlink"/>
+            <w:rFonts w:ascii="Verdana" w:hAnsi="Verdana"/>
+          </w:rPr>
+          <w:t>]</w:t>
+        </w:r>
+      </w:hyperlink>
     </w:p>
     <w:p>
       <w:pPr>
@@ -3296,7 +3322,7 @@
         </w:rPr>
         <w:pict w14:anchorId="5BE893A2">
           <v:shape id="_x0000_i1086" type="#_x0000_t75" alt="Infrastructure as Code: Benefits, Types, and Tools" style="width:519pt;height:340.5pt">
-            <v:imagedata r:id="rId11" r:href="rId12"/>
+            <v:imagedata r:id="rId14" r:href="rId15"/>
           </v:shape>
         </w:pict>
       </w:r>
@@ -3363,8 +3389,30 @@
           <w:i/>
           <w:iCs/>
         </w:rPr>
-        <w:t>Kako IaC funkcioniše [12]</w:t>
-      </w:r>
+        <w:t xml:space="preserve">Kako IaC funkcioniše </w:t>
+      </w:r>
+      <w:hyperlink r:id="rId16" w:history="1">
+        <w:r>
+          <w:rPr>
+            <w:rStyle w:val="Hyperlink"/>
+            <w:rFonts w:ascii="Verdana" w:hAnsi="Verdana"/>
+            <w:i/>
+            <w:iCs/>
+          </w:rPr>
+          <w:t>[16</w:t>
+        </w:r>
+        <w:r>
+          <w:rPr>
+            <w:rStyle w:val="Hyperlink"/>
+            <w:rFonts w:ascii="Verdana" w:hAnsi="Verdana"/>
+            <w:i/>
+            <w:iCs/>
+          </w:rPr>
+          <w:t>]</w:t>
+        </w:r>
+      </w:hyperlink>
+      <w:bookmarkStart w:id="6" w:name="_GoBack"/>
+      <w:bookmarkEnd w:id="6"/>
     </w:p>
     <w:p>
       <w:pPr>
@@ -3377,7 +3425,7 @@
           <w:rFonts w:ascii="Verdana" w:hAnsi="Verdana"/>
         </w:rPr>
       </w:pPr>
-      <w:bookmarkStart w:id="6" w:name="_Toc225190976"/>
+      <w:bookmarkStart w:id="7" w:name="_Toc225190976"/>
       <w:r>
         <w:rPr>
           <w:rFonts w:ascii="Verdana" w:hAnsi="Verdana"/>
@@ -3390,15 +3438,15 @@
         </w:rPr>
         <w:t xml:space="preserve"> IaaS u odnosu na On-Premise sistem</w:t>
       </w:r>
-      <w:bookmarkEnd w:id="6"/>
-    </w:p>
-    <w:p>
-      <w:pPr>
-        <w:rPr>
-          <w:rFonts w:ascii="Verdana" w:hAnsi="Verdana"/>
-        </w:rPr>
-      </w:pPr>
-      <w:hyperlink r:id="rId13" w:history="1">
+      <w:bookmarkEnd w:id="7"/>
+    </w:p>
+    <w:p>
+      <w:pPr>
+        <w:rPr>
+          <w:rFonts w:ascii="Verdana" w:hAnsi="Verdana"/>
+        </w:rPr>
+      </w:pPr>
+      <w:hyperlink r:id="rId17" w:history="1">
         <w:r>
           <w:rPr>
             <w:rStyle w:val="Hyperlink"/>
@@ -3521,8 +3569,8 @@
           <w:lang w:val="sr-Latn-RS"/>
         </w:rPr>
       </w:pPr>
-      <w:bookmarkStart w:id="7" w:name="_Toc169829403"/>
-      <w:bookmarkStart w:id="8" w:name="_Toc225190977"/>
+      <w:bookmarkStart w:id="8" w:name="_Toc169829403"/>
+      <w:bookmarkStart w:id="9" w:name="_Toc225190977"/>
       <w:r>
         <w:rPr>
           <w:rFonts w:ascii="Verdana" w:hAnsi="Verdana"/>
@@ -3543,8 +3591,8 @@
         </w:rPr>
         <w:t>ške osnove</w:t>
       </w:r>
-      <w:bookmarkEnd w:id="7"/>
       <w:bookmarkEnd w:id="8"/>
+      <w:bookmarkEnd w:id="9"/>
     </w:p>
     <w:p>
       <w:pPr>
@@ -3554,7 +3602,7 @@
           <w:lang w:val="sr-Latn-RS"/>
         </w:rPr>
       </w:pPr>
-      <w:bookmarkStart w:id="9" w:name="_Toc225190978"/>
+      <w:bookmarkStart w:id="10" w:name="_Toc225190978"/>
       <w:r>
         <w:rPr>
           <w:rFonts w:ascii="Verdana" w:hAnsi="Verdana"/>
@@ -3562,7 +3610,7 @@
         </w:rPr>
         <w:t>1.2.1. Virtualizacija</w:t>
       </w:r>
-      <w:bookmarkEnd w:id="9"/>
+      <w:bookmarkEnd w:id="10"/>
     </w:p>
     <w:p>
       <w:pPr>
@@ -3607,13 +3655,27 @@
         </w:rPr>
         <w:t xml:space="preserve"> </w:t>
       </w:r>
-      <w:hyperlink r:id="rId14" w:history="1">
-        <w:r>
-          <w:rPr>
-            <w:rStyle w:val="Hyperlink"/>
-            <w:rFonts w:ascii="Verdana" w:hAnsi="Verdana"/>
-          </w:rPr>
-          <w:t>[4]</w:t>
+      <w:hyperlink r:id="rId18" w:history="1">
+        <w:r>
+          <w:rPr>
+            <w:rStyle w:val="Hyperlink"/>
+            <w:rFonts w:ascii="Verdana" w:hAnsi="Verdana"/>
+          </w:rPr>
+          <w:t>[</w:t>
+        </w:r>
+        <w:r>
+          <w:rPr>
+            <w:rStyle w:val="Hyperlink"/>
+            <w:rFonts w:ascii="Verdana" w:hAnsi="Verdana"/>
+          </w:rPr>
+          <w:t>4</w:t>
+        </w:r>
+        <w:r>
+          <w:rPr>
+            <w:rStyle w:val="Hyperlink"/>
+            <w:rFonts w:ascii="Verdana" w:hAnsi="Verdana"/>
+          </w:rPr>
+          <w:t>]</w:t>
         </w:r>
       </w:hyperlink>
     </w:p>
@@ -3721,7 +3783,7 @@
         </w:rPr>
         <w:pict w14:anchorId="2EEECBF5">
           <v:shape id="_x0000_i1087" type="#_x0000_t75" alt="url_upload_69c12ed641d83.png [webp-to-png output image]" style="width:441pt;height:220.5pt">
-            <v:imagedata r:id="rId15" r:href="rId16"/>
+            <v:imagedata r:id="rId19" r:href="rId20"/>
           </v:shape>
         </w:pict>
       </w:r>
@@ -3792,7 +3854,7 @@
         </w:rPr>
         <w:t xml:space="preserve">Virtuelizacije </w:t>
       </w:r>
-      <w:hyperlink r:id="rId17" w:history="1">
+      <w:hyperlink r:id="rId21" w:history="1">
         <w:r>
           <w:rPr>
             <w:rStyle w:val="Hyperlink"/>
@@ -3800,7 +3862,7 @@
             <w:i/>
             <w:iCs/>
           </w:rPr>
-          <w:t>[13</w:t>
+          <w:t>[17</w:t>
         </w:r>
         <w:r>
           <w:rPr>
@@ -3917,7 +3979,7 @@
         </w:rPr>
         <w:pict w14:anchorId="4161A99A">
           <v:shape id="_x0000_i1088" type="#_x0000_t75" alt="url_upload_69c12f31a6cc4.png [webp-to-png output image]" style="width:424.5pt;height:212.25pt">
-            <v:imagedata r:id="rId18" r:href="rId19"/>
+            <v:imagedata r:id="rId22" r:href="rId23"/>
           </v:shape>
         </w:pict>
       </w:r>
@@ -3981,7 +4043,7 @@
         <w:br/>
         <w:t xml:space="preserve">Tip 2 Virtuelizacije </w:t>
       </w:r>
-      <w:hyperlink r:id="rId20" w:history="1">
+      <w:hyperlink r:id="rId24" w:history="1">
         <w:r>
           <w:rPr>
             <w:rStyle w:val="Hyperlink"/>
@@ -4007,7 +4069,7 @@
             <w:i/>
             <w:iCs/>
           </w:rPr>
-          <w:t>3</w:t>
+          <w:t>7</w:t>
         </w:r>
         <w:r>
           <w:rPr>
@@ -4041,13 +4103,24 @@
           <w:iCs/>
         </w:rPr>
       </w:pPr>
+      <w:hyperlink r:id="rId25" w:history="1">
+        <w:r>
+          <w:rPr>
+            <w:rStyle w:val="Hyperlink"/>
+            <w:rFonts w:ascii="Verdana" w:hAnsi="Verdana"/>
+            <w:b/>
+            <w:bCs/>
+          </w:rPr>
+          <w:t>[4]</w:t>
+        </w:r>
+      </w:hyperlink>
       <w:r>
         <w:rPr>
           <w:rFonts w:ascii="Verdana" w:hAnsi="Verdana"/>
           <w:b/>
           <w:bCs/>
         </w:rPr>
-        <w:t xml:space="preserve">[4] </w:t>
+        <w:t xml:space="preserve"> </w:t>
       </w:r>
       <w:r>
         <w:rPr>
@@ -4144,6 +4217,18 @@
           <w:lang w:val="sr-Latn-RS"/>
         </w:rPr>
       </w:pPr>
+      <w:hyperlink r:id="rId26" w:history="1">
+        <w:r>
+          <w:rPr>
+            <w:rStyle w:val="Hyperlink"/>
+            <w:rFonts w:ascii="Verdana" w:hAnsi="Verdana"/>
+            <w:b/>
+            <w:bCs/>
+            <w:lang w:val="sr-Latn-RS"/>
+          </w:rPr>
+          <w:t>[4]</w:t>
+        </w:r>
+      </w:hyperlink>
       <w:r>
         <w:rPr>
           <w:rFonts w:ascii="Verdana" w:hAnsi="Verdana"/>
@@ -4151,7 +4236,7 @@
           <w:bCs/>
           <w:lang w:val="sr-Latn-RS"/>
         </w:rPr>
-        <w:t xml:space="preserve">[4] </w:t>
+        <w:t xml:space="preserve"> </w:t>
       </w:r>
       <w:r>
         <w:rPr>
@@ -4178,6 +4263,18 @@
           <w:lang w:val="sr-Latn-RS"/>
         </w:rPr>
       </w:pPr>
+      <w:hyperlink r:id="rId27" w:history="1">
+        <w:r>
+          <w:rPr>
+            <w:rStyle w:val="Hyperlink"/>
+            <w:rFonts w:ascii="Verdana" w:hAnsi="Verdana"/>
+            <w:b/>
+            <w:bCs/>
+            <w:lang w:val="sr-Latn-RS"/>
+          </w:rPr>
+          <w:t>[4]</w:t>
+        </w:r>
+      </w:hyperlink>
       <w:r>
         <w:rPr>
           <w:rFonts w:ascii="Verdana" w:hAnsi="Verdana"/>
@@ -4185,7 +4282,7 @@
           <w:bCs/>
           <w:lang w:val="sr-Latn-RS"/>
         </w:rPr>
-        <w:t xml:space="preserve">[4] </w:t>
+        <w:t xml:space="preserve"> </w:t>
       </w:r>
       <w:r>
         <w:rPr>
@@ -4236,6 +4333,18 @@
           <w:lang w:val="sr-Latn-RS"/>
         </w:rPr>
       </w:pPr>
+      <w:hyperlink r:id="rId28" w:history="1">
+        <w:r>
+          <w:rPr>
+            <w:rStyle w:val="Hyperlink"/>
+            <w:rFonts w:ascii="Verdana" w:hAnsi="Verdana"/>
+            <w:b/>
+            <w:bCs/>
+            <w:lang w:val="sr-Latn-RS"/>
+          </w:rPr>
+          <w:t>[4]</w:t>
+        </w:r>
+      </w:hyperlink>
       <w:r>
         <w:rPr>
           <w:rFonts w:ascii="Verdana" w:hAnsi="Verdana"/>
@@ -4243,7 +4352,7 @@
           <w:bCs/>
           <w:lang w:val="sr-Latn-RS"/>
         </w:rPr>
-        <w:t xml:space="preserve">[4] </w:t>
+        <w:t xml:space="preserve"> </w:t>
       </w:r>
       <w:r>
         <w:rPr>
@@ -4321,13 +4430,24 @@
         </w:rPr>
         <w:br/>
       </w:r>
+      <w:hyperlink r:id="rId29" w:history="1">
+        <w:r>
+          <w:rPr>
+            <w:rStyle w:val="Hyperlink"/>
+            <w:rFonts w:ascii="Verdana" w:hAnsi="Verdana"/>
+            <w:b/>
+            <w:bCs/>
+          </w:rPr>
+          <w:t>[4]</w:t>
+        </w:r>
+      </w:hyperlink>
       <w:r>
         <w:rPr>
           <w:rFonts w:ascii="Verdana" w:hAnsi="Verdana"/>
           <w:b/>
           <w:bCs/>
         </w:rPr>
-        <w:t xml:space="preserve">[4] </w:t>
+        <w:t xml:space="preserve"> </w:t>
       </w:r>
       <w:r>
         <w:rPr>
@@ -4378,13 +4498,24 @@
         </w:rPr>
         <w:br/>
       </w:r>
+      <w:hyperlink r:id="rId30" w:history="1">
+        <w:r>
+          <w:rPr>
+            <w:rStyle w:val="Hyperlink"/>
+            <w:rFonts w:ascii="Verdana" w:hAnsi="Verdana"/>
+            <w:b/>
+            <w:bCs/>
+          </w:rPr>
+          <w:t>[4]</w:t>
+        </w:r>
+      </w:hyperlink>
       <w:r>
         <w:rPr>
           <w:rFonts w:ascii="Verdana" w:hAnsi="Verdana"/>
           <w:b/>
           <w:bCs/>
         </w:rPr>
-        <w:t xml:space="preserve">[4] </w:t>
+        <w:t xml:space="preserve"> </w:t>
       </w:r>
       <w:r>
         <w:rPr>
@@ -4435,13 +4566,24 @@
         </w:rPr>
         <w:br/>
       </w:r>
+      <w:hyperlink r:id="rId31" w:history="1">
+        <w:r>
+          <w:rPr>
+            <w:rStyle w:val="Hyperlink"/>
+            <w:rFonts w:ascii="Verdana" w:hAnsi="Verdana"/>
+            <w:b/>
+            <w:bCs/>
+          </w:rPr>
+          <w:t>[4]</w:t>
+        </w:r>
+      </w:hyperlink>
       <w:r>
         <w:rPr>
           <w:rFonts w:ascii="Verdana" w:hAnsi="Verdana"/>
           <w:b/>
           <w:bCs/>
         </w:rPr>
-        <w:t xml:space="preserve">[4] </w:t>
+        <w:t xml:space="preserve"> </w:t>
       </w:r>
       <w:r>
         <w:rPr>
@@ -4498,13 +4640,24 @@
         </w:rPr>
         <w:br/>
       </w:r>
+      <w:hyperlink r:id="rId32" w:history="1">
+        <w:r>
+          <w:rPr>
+            <w:rStyle w:val="Hyperlink"/>
+            <w:rFonts w:ascii="Verdana" w:hAnsi="Verdana"/>
+            <w:b/>
+            <w:bCs/>
+          </w:rPr>
+          <w:t>[4]</w:t>
+        </w:r>
+      </w:hyperlink>
       <w:r>
         <w:rPr>
           <w:rFonts w:ascii="Verdana" w:hAnsi="Verdana"/>
           <w:b/>
           <w:bCs/>
         </w:rPr>
-        <w:t xml:space="preserve">[4] </w:t>
+        <w:t xml:space="preserve"> </w:t>
       </w:r>
       <w:r>
         <w:rPr>
@@ -4648,7 +4801,7 @@
         </w:rPr>
         <w:pict w14:anchorId="6864B4B3">
           <v:shape id="_x0000_i1089" type="#_x0000_t75" alt="url_upload_69c150ce5ebe3.png [webp-to-png output image]" style="width:528pt;height:245.25pt">
-            <v:imagedata r:id="rId21" r:href="rId22"/>
+            <v:imagedata r:id="rId33" r:href="rId34"/>
           </v:shape>
         </w:pict>
       </w:r>
@@ -4699,7 +4852,7 @@
         <w:br/>
         <w:t xml:space="preserve">Virtuelizacija server </w:t>
       </w:r>
-      <w:hyperlink r:id="rId23" w:history="1">
+      <w:hyperlink r:id="rId35" w:history="1">
         <w:r>
           <w:rPr>
             <w:rStyle w:val="Hyperlink"/>
@@ -4725,7 +4878,16 @@
             <w:i/>
             <w:iCs/>
           </w:rPr>
-          <w:t>3]</w:t>
+          <w:t>7</w:t>
+        </w:r>
+        <w:r>
+          <w:rPr>
+            <w:rStyle w:val="Hyperlink"/>
+            <w:rFonts w:ascii="Verdana" w:hAnsi="Verdana"/>
+            <w:i/>
+            <w:iCs/>
+          </w:rPr>
+          <w:t>]</w:t>
         </w:r>
       </w:hyperlink>
     </w:p>
@@ -4809,7 +4971,7 @@
           <w:lang w:val="sr-Latn-RS"/>
         </w:rPr>
       </w:pPr>
-      <w:bookmarkStart w:id="10" w:name="_Toc225190979"/>
+      <w:bookmarkStart w:id="11" w:name="_Toc225190979"/>
       <w:r>
         <w:rPr>
           <w:rFonts w:ascii="Verdana" w:hAnsi="Verdana"/>
@@ -4826,7 +4988,7 @@
         </w:rPr>
         <w:t>Softverski definisane mreže (SDN) – virtuelne mreže, podumreže, sigurnosne grupe, balanseri opterećenja</w:t>
       </w:r>
-      <w:bookmarkEnd w:id="10"/>
+      <w:bookmarkEnd w:id="11"/>
     </w:p>
     <w:p>
       <w:pPr>
@@ -4856,7 +5018,7 @@
         </w:rPr>
         <w:t xml:space="preserve"> </w:t>
       </w:r>
-      <w:hyperlink r:id="rId24" w:history="1">
+      <w:hyperlink r:id="rId36" w:history="1">
         <w:r>
           <w:rPr>
             <w:rStyle w:val="Hyperlink"/>
@@ -4905,7 +5067,7 @@
         </w:rPr>
         <w:t xml:space="preserve"> </w:t>
       </w:r>
-      <w:hyperlink r:id="rId25" w:history="1">
+      <w:hyperlink r:id="rId37" w:history="1">
         <w:r>
           <w:rPr>
             <w:rStyle w:val="Hyperlink"/>
@@ -4954,7 +5116,7 @@
         </w:rPr>
         <w:t xml:space="preserve"> </w:t>
       </w:r>
-      <w:hyperlink r:id="rId26" w:history="1">
+      <w:hyperlink r:id="rId38" w:history="1">
         <w:r>
           <w:rPr>
             <w:rStyle w:val="Hyperlink"/>
@@ -4989,7 +5151,7 @@
           <w:lang w:val="sr-Latn-RS"/>
         </w:rPr>
       </w:pPr>
-      <w:bookmarkStart w:id="11" w:name="_Toc225190980"/>
+      <w:bookmarkStart w:id="12" w:name="_Toc225190980"/>
       <w:r>
         <w:rPr>
           <w:rFonts w:ascii="Verdana" w:hAnsi="Verdana"/>
@@ -4997,7 +5159,7 @@
         </w:rPr>
         <w:t>1.2.3. Softverski definisano skladište (SDS) – block storage, object storage, file storage</w:t>
       </w:r>
-      <w:bookmarkEnd w:id="11"/>
+      <w:bookmarkEnd w:id="12"/>
     </w:p>
     <w:p>
       <w:pPr>
@@ -5028,7 +5190,7 @@
         </w:rPr>
         <w:t xml:space="preserve"> </w:t>
       </w:r>
-      <w:hyperlink r:id="rId27" w:history="1">
+      <w:hyperlink r:id="rId39" w:history="1">
         <w:r>
           <w:rPr>
             <w:rStyle w:val="Hyperlink"/>
@@ -5063,7 +5225,7 @@
           <w:lang w:val="sr-Latn-RS"/>
         </w:rPr>
       </w:pPr>
-      <w:bookmarkStart w:id="12" w:name="_Toc225190981"/>
+      <w:bookmarkStart w:id="13" w:name="_Toc225190981"/>
       <w:r>
         <w:rPr>
           <w:rFonts w:ascii="Verdana" w:hAnsi="Verdana"/>
@@ -5085,15 +5247,15 @@
         </w:rPr>
         <w:t xml:space="preserve"> za automatizaciju</w:t>
       </w:r>
-      <w:bookmarkEnd w:id="12"/>
-    </w:p>
-    <w:p>
-      <w:pPr>
-        <w:rPr>
-          <w:rFonts w:ascii="Verdana" w:hAnsi="Verdana"/>
-        </w:rPr>
-      </w:pPr>
-      <w:hyperlink r:id="rId28" w:history="1">
+      <w:bookmarkEnd w:id="13"/>
+    </w:p>
+    <w:p>
+      <w:pPr>
+        <w:rPr>
+          <w:rFonts w:ascii="Verdana" w:hAnsi="Verdana"/>
+        </w:rPr>
+      </w:pPr>
+      <w:hyperlink r:id="rId40" w:history="1">
         <w:r>
           <w:rPr>
             <w:rStyle w:val="Hyperlink"/>
@@ -5158,7 +5320,7 @@
         </w:rPr>
         <w:pict w14:anchorId="0BB29BC3">
           <v:shape id="_x0000_i1090" type="#_x0000_t75" style="width:495.75pt;height:378pt">
-            <v:imagedata r:id="rId29" o:title=""/>
+            <v:imagedata r:id="rId41" o:title=""/>
           </v:shape>
         </w:pict>
       </w:r>
@@ -5186,7 +5348,7 @@
         <w:br/>
         <w:t xml:space="preserve">Razlike izmedju CLI i API. </w:t>
       </w:r>
-      <w:hyperlink r:id="rId30" w:history="1">
+      <w:hyperlink r:id="rId42" w:history="1">
         <w:r>
           <w:rPr>
             <w:rStyle w:val="Hyperlink"/>
@@ -5212,7 +5374,16 @@
             <w:i/>
             <w:lang w:val="sr-Latn-RS" w:eastAsia="x-none"/>
           </w:rPr>
-          <w:t>4]</w:t>
+          <w:t>8</w:t>
+        </w:r>
+        <w:r>
+          <w:rPr>
+            <w:rStyle w:val="Hyperlink"/>
+            <w:rFonts w:ascii="Verdana" w:hAnsi="Verdana"/>
+            <w:i/>
+            <w:lang w:val="sr-Latn-RS" w:eastAsia="x-none"/>
+          </w:rPr>
+          <w:t>]</w:t>
         </w:r>
       </w:hyperlink>
     </w:p>
@@ -5224,7 +5395,7 @@
           <w:lang w:val="sr-Latn-RS"/>
         </w:rPr>
       </w:pPr>
-      <w:bookmarkStart w:id="13" w:name="_Toc225190982"/>
+      <w:bookmarkStart w:id="14" w:name="_Toc225190982"/>
       <w:r>
         <w:rPr>
           <w:rFonts w:ascii="Verdana" w:hAnsi="Verdana"/>
@@ -5232,7 +5403,7 @@
         </w:rPr>
         <w:t>1.2.5. Infrastructure as Code (IaC) – alati za automatizovano provizionisanje (Terraform, CloudFormation, ARM template)</w:t>
       </w:r>
-      <w:bookmarkEnd w:id="13"/>
+      <w:bookmarkEnd w:id="14"/>
     </w:p>
     <w:p>
       <w:pPr>
@@ -5292,7 +5463,7 @@
           <w:lang w:val="sr-Latn-RS"/>
         </w:rPr>
       </w:pPr>
-      <w:bookmarkStart w:id="14" w:name="_Toc225190983"/>
+      <w:bookmarkStart w:id="15" w:name="_Toc225190983"/>
       <w:r>
         <w:rPr>
           <w:rFonts w:ascii="Verdana" w:hAnsi="Verdana"/>
@@ -5300,7 +5471,7 @@
         </w:rPr>
         <w:t>1.2.6. Kontejnerizacija i orkestracija</w:t>
       </w:r>
-      <w:bookmarkEnd w:id="14"/>
+      <w:bookmarkEnd w:id="15"/>
     </w:p>
     <w:p>
       <w:pPr>
@@ -5352,7 +5523,7 @@
         </w:rPr>
         <w:t xml:space="preserve"> </w:t>
       </w:r>
-      <w:hyperlink r:id="rId31" w:anchor="container" w:history="1">
+      <w:hyperlink r:id="rId43" w:anchor="container" w:history="1">
         <w:r>
           <w:rPr>
             <w:rStyle w:val="Hyperlink"/>
@@ -5394,7 +5565,7 @@
         </w:rPr>
         <w:t xml:space="preserve"> </w:t>
       </w:r>
-      <w:hyperlink r:id="rId32" w:anchor="container" w:history="1">
+      <w:hyperlink r:id="rId44" w:anchor="container" w:history="1">
         <w:r>
           <w:rPr>
             <w:rStyle w:val="Hyperlink"/>
@@ -5436,7 +5607,7 @@
         </w:rPr>
         <w:t xml:space="preserve"> </w:t>
       </w:r>
-      <w:hyperlink r:id="rId33" w:anchor="container" w:history="1">
+      <w:hyperlink r:id="rId45" w:anchor="container" w:history="1">
         <w:r>
           <w:rPr>
             <w:rStyle w:val="Hyperlink"/>
@@ -5469,8 +5640,8 @@
           <w:szCs w:val="22"/>
         </w:rPr>
       </w:pPr>
-      <w:bookmarkStart w:id="15" w:name="_Toc169829404"/>
-      <w:bookmarkStart w:id="16" w:name="_Toc225190984"/>
+      <w:bookmarkStart w:id="16" w:name="_Toc169829404"/>
+      <w:bookmarkStart w:id="17" w:name="_Toc225190984"/>
       <w:r>
         <w:rPr>
           <w:rFonts w:ascii="Verdana" w:hAnsi="Verdana"/>
@@ -5480,8 +5651,8 @@
         </w:rPr>
         <w:t>1.3. Komparativna analiza postojećih rešenja</w:t>
       </w:r>
-      <w:bookmarkEnd w:id="15"/>
       <w:bookmarkEnd w:id="16"/>
+      <w:bookmarkEnd w:id="17"/>
     </w:p>
     <w:p>
       <w:pPr>
@@ -5578,13 +5749,27 @@
         <w:br/>
         <w:t xml:space="preserve">“AWS: Amazon Simple Storage Service nudi visoku skalabilnost, opsežnu dokumentaciju i vrhunsku podršku zajednice. Kada je u pitanju kapacitet, Amazon tvrdi da je ukupna količina podataka koju možete da skladištite neograničena. Pojedinačni Amazon S3 objekti mogu biti veličine od 0 bajtova do 5 TB. AWS takođe omogućava otpremanje do 5 GB odjednom. MS Azure: Blob Storage je elastično rešenje za skladištenje od MS Azure-a za skladištenje nestrukturiranih podataka na Microsoft platformi. Omogućava otpremanje do 5 TB odjednom i može se lako integrisati u druge aplikacije. Google Cloud: Koristeći Google Cloud Storage, korisnici mogu maksimalno iskoristiti njegove mogućnosti, kao što su otpremanje podataka koje se može nastaviti, odlična interoperabilnost sa drugim uslugama skladištenja u oblaku i visoka konzistentnost kontrole okosnice za sva otpremanja. Google Cloud je dobro rešenje za skladištenje nestrukturiranih podataka. Možete dodati objekte bilo koje vrste i veličine, do 5 TB.” </w:t>
       </w:r>
-      <w:hyperlink r:id="rId34" w:history="1">
-        <w:r>
-          <w:rPr>
-            <w:rStyle w:val="Hyperlink"/>
-            <w:rFonts w:ascii="Verdana" w:hAnsi="Verdana"/>
-          </w:rPr>
-          <w:t>[10]</w:t>
+      <w:hyperlink r:id="rId46" w:history="1">
+        <w:r>
+          <w:rPr>
+            <w:rStyle w:val="Hyperlink"/>
+            <w:rFonts w:ascii="Verdana" w:hAnsi="Verdana"/>
+          </w:rPr>
+          <w:t>[1</w:t>
+        </w:r>
+        <w:r>
+          <w:rPr>
+            <w:rStyle w:val="Hyperlink"/>
+            <w:rFonts w:ascii="Verdana" w:hAnsi="Verdana"/>
+          </w:rPr>
+          <w:t>0</w:t>
+        </w:r>
+        <w:r>
+          <w:rPr>
+            <w:rStyle w:val="Hyperlink"/>
+            <w:rFonts w:ascii="Verdana" w:hAnsi="Verdana"/>
+          </w:rPr>
+          <w:t>]</w:t>
         </w:r>
       </w:hyperlink>
     </w:p>
@@ -5673,7 +5858,7 @@
         </w:rPr>
         <w:t xml:space="preserve">Google Cloud radi na istim principima kao Azure, osim što se konačna cena zaokružuje na svakih 10 minuta korišćenja.” </w:t>
       </w:r>
-      <w:hyperlink r:id="rId35" w:history="1">
+      <w:hyperlink r:id="rId47" w:history="1">
         <w:r>
           <w:rPr>
             <w:rStyle w:val="Hyperlink"/>
@@ -5705,7 +5890,7 @@
       <w:r>
         <w:pict w14:anchorId="1574C162">
           <v:shape id="_x0000_i1106" type="#_x0000_t75" alt="url_upload_69c18e660caeb.png [webp-to-png output image]" style="width:495.75pt;height:397.5pt">
-            <v:imagedata r:id="rId36" r:href="rId37"/>
+            <v:imagedata r:id="rId48" r:href="rId49"/>
           </v:shape>
         </w:pict>
       </w:r>
@@ -5726,8 +5911,31 @@
           <w:i/>
         </w:rPr>
         <w:br/>
-        <w:t>AWS servisi [15]</w:t>
-      </w:r>
+        <w:t xml:space="preserve">AWS servisi </w:t>
+      </w:r>
+      <w:hyperlink r:id="rId50" w:history="1">
+        <w:r>
+          <w:rPr>
+            <w:rStyle w:val="Hyperlink"/>
+            <w:i/>
+          </w:rPr>
+          <w:t>[</w:t>
+        </w:r>
+        <w:r>
+          <w:rPr>
+            <w:rStyle w:val="Hyperlink"/>
+            <w:i/>
+          </w:rPr>
+          <w:t>19</w:t>
+        </w:r>
+        <w:r>
+          <w:rPr>
+            <w:rStyle w:val="Hyperlink"/>
+            <w:i/>
+          </w:rPr>
+          <w:t>]</w:t>
+        </w:r>
+      </w:hyperlink>
     </w:p>
     <w:p>
       <w:pPr>
@@ -5745,7 +5953,7 @@
       <w:r>
         <w:pict w14:anchorId="0F6F9035">
           <v:shape id="_x0000_i1112" type="#_x0000_t75" alt="url_upload_69c18ec5c4e90.png [webp-to-png output image]" style="width:502.5pt;height:242.25pt">
-            <v:imagedata r:id="rId38" r:href="rId39"/>
+            <v:imagedata r:id="rId51" r:href="rId52"/>
           </v:shape>
         </w:pict>
       </w:r>
@@ -5771,8 +5979,31 @@
           <w:i/>
         </w:rPr>
         <w:br/>
-        <w:t>Azure servisi [15]</w:t>
-      </w:r>
+        <w:t xml:space="preserve">Azure servisi </w:t>
+      </w:r>
+      <w:hyperlink r:id="rId53" w:history="1">
+        <w:r>
+          <w:rPr>
+            <w:rStyle w:val="Hyperlink"/>
+            <w:i/>
+          </w:rPr>
+          <w:t>[1</w:t>
+        </w:r>
+        <w:r>
+          <w:rPr>
+            <w:rStyle w:val="Hyperlink"/>
+            <w:i/>
+          </w:rPr>
+          <w:t>9</w:t>
+        </w:r>
+        <w:r>
+          <w:rPr>
+            <w:rStyle w:val="Hyperlink"/>
+            <w:i/>
+          </w:rPr>
+          <w:t>]</w:t>
+        </w:r>
+      </w:hyperlink>
     </w:p>
     <w:p>
       <w:pPr>
@@ -5793,7 +6024,7 @@
       <w:r>
         <w:pict w14:anchorId="0A4270A5">
           <v:shape id="_x0000_i1116" type="#_x0000_t75" alt="url_upload_69c18ee9cbbab.jpg [webp-to-png output image]" style="width:384pt;height:3in">
-            <v:imagedata r:id="rId40" r:href="rId41"/>
+            <v:imagedata r:id="rId54" r:href="rId55"/>
           </v:shape>
         </w:pict>
       </w:r>
@@ -5814,8 +6045,24 @@
           <w:i/>
         </w:rPr>
         <w:br/>
-        <w:t>Google cloud servisi [15]</w:t>
-      </w:r>
+        <w:t xml:space="preserve">Google cloud servisi </w:t>
+      </w:r>
+      <w:hyperlink r:id="rId56" w:history="1">
+        <w:r>
+          <w:rPr>
+            <w:rStyle w:val="Hyperlink"/>
+            <w:i/>
+          </w:rPr>
+          <w:t>[19</w:t>
+        </w:r>
+        <w:r>
+          <w:rPr>
+            <w:rStyle w:val="Hyperlink"/>
+            <w:i/>
+          </w:rPr>
+          <w:t>]</w:t>
+        </w:r>
+      </w:hyperlink>
     </w:p>
     <w:p>
       <w:pPr>
@@ -5843,7 +6090,7 @@
           <w:szCs w:val="22"/>
         </w:rPr>
       </w:pPr>
-      <w:bookmarkStart w:id="17" w:name="_Toc225190985"/>
+      <w:bookmarkStart w:id="18" w:name="_Toc225190985"/>
       <w:r>
         <w:rPr>
           <w:rFonts w:ascii="Verdana" w:hAnsi="Verdana"/>
@@ -5853,7 +6100,7 @@
         </w:rPr>
         <w:t xml:space="preserve">1.4. </w:t>
       </w:r>
-      <w:bookmarkStart w:id="18" w:name="_Toc169829405"/>
+      <w:bookmarkStart w:id="19" w:name="_Toc169829405"/>
       <w:r>
         <w:rPr>
           <w:rFonts w:ascii="Verdana" w:hAnsi="Verdana"/>
@@ -5863,8 +6110,8 @@
         </w:rPr>
         <w:t>Primeri primene</w:t>
       </w:r>
-      <w:bookmarkEnd w:id="17"/>
       <w:bookmarkEnd w:id="18"/>
+      <w:bookmarkEnd w:id="19"/>
     </w:p>
     <w:p>
       <w:pPr>
@@ -5878,32 +6125,77 @@
       <w:r>
         <w:rPr>
           <w:rFonts w:ascii="Verdana" w:hAnsi="Verdana"/>
+          <w:b/>
           <w:sz w:val="20"/>
           <w:szCs w:val="20"/>
           <w:lang w:val="x-none" w:eastAsia="x-none"/>
         </w:rPr>
-        <w:t>Disaster Recovery i backup – replikacija VM u cloud, brzo podizanje u slučaju havarije</w:t>
-      </w:r>
-    </w:p>
-    <w:p>
-      <w:pPr>
+        <w:t>Disaster Recovery i backup</w:t>
+      </w:r>
+      <w:r>
         <w:rPr>
           <w:rFonts w:ascii="Verdana" w:hAnsi="Verdana"/>
           <w:sz w:val="20"/>
           <w:szCs w:val="20"/>
           <w:lang w:val="x-none" w:eastAsia="x-none"/>
         </w:rPr>
-      </w:pPr>
-      <w:hyperlink r:id="rId42" w:history="1">
+        <w:br/>
+      </w:r>
+      <w:r>
+        <w:rPr>
+          <w:rFonts w:ascii="Verdana" w:hAnsi="Verdana"/>
+          <w:sz w:val="20"/>
+          <w:szCs w:val="20"/>
+          <w:lang w:val="x-none" w:eastAsia="x-none"/>
+        </w:rPr>
+        <w:t xml:space="preserve">Rezervna kopija i oporavak od katastrofe podrazumevaju periodično kreiranje ili ažuriranje više kopija datoteka, njihovo skladištenje na jednoj ili više udaljenih lokacija i korišćenje kopija za nastavak ili obnavljanje poslovnih operacija u slučaju gubitka podataka usled oštećenja datoteke, korupcije podataka, sajber </w:t>
+      </w:r>
+      <w:r>
+        <w:rPr>
+          <w:rFonts w:ascii="Verdana" w:hAnsi="Verdana"/>
+          <w:sz w:val="20"/>
+          <w:szCs w:val="20"/>
+          <w:lang w:val="x-none" w:eastAsia="x-none"/>
+        </w:rPr>
+        <w:t>napada ili prirodne katastrofe.</w:t>
+      </w:r>
+      <w:r>
+        <w:rPr>
+          <w:rFonts w:ascii="Verdana" w:hAnsi="Verdana"/>
+          <w:sz w:val="20"/>
+          <w:szCs w:val="20"/>
+          <w:lang w:eastAsia="x-none"/>
+        </w:rPr>
+        <w:br/>
+      </w:r>
+      <w:r>
+        <w:rPr>
+          <w:rFonts w:ascii="Verdana" w:hAnsi="Verdana"/>
+          <w:sz w:val="20"/>
+          <w:szCs w:val="20"/>
+          <w:lang w:val="x-none" w:eastAsia="x-none"/>
+        </w:rPr>
+        <w:t>Podprocesi – „rezervna kopija“ i „oporavak od katastrofe“ – ponekad se mešaju jedan sa drugim ili sa celim procesom. Rezervna kopija je proces pravljenja kopija datoteka. Oporavak od katastrofe je plan i procesi za korišćenje kopija za brzo ponovno uspostavljanje pristupa aplikacijama, podacima i IT resursima nakon prekida rada. Taj plan može uključivati prelazak na redundantni skup servera i sistema za skladištenje podataka dok vaš primarni centar podataka ponovo ne bude funkcionalan.</w:t>
+      </w:r>
+      <w:r>
+        <w:rPr>
+          <w:rFonts w:ascii="Verdana" w:hAnsi="Verdana"/>
+          <w:sz w:val="20"/>
+          <w:szCs w:val="20"/>
+          <w:lang w:eastAsia="x-none"/>
+        </w:rPr>
+        <w:t xml:space="preserve"> </w:t>
+      </w:r>
+      <w:hyperlink r:id="rId57" w:history="1">
         <w:r>
           <w:rPr>
             <w:rStyle w:val="Hyperlink"/>
             <w:rFonts w:ascii="Verdana" w:hAnsi="Verdana"/>
             <w:sz w:val="20"/>
             <w:szCs w:val="20"/>
-            <w:lang w:val="x-none" w:eastAsia="x-none"/>
-          </w:rPr>
-          <w:t>https://www.ibm.com/think/topics/backup-disaster-recovery</w:t>
+            <w:lang w:eastAsia="x-none"/>
+          </w:rPr>
+          <w:t>[11]</w:t>
         </w:r>
       </w:hyperlink>
     </w:p>
@@ -5911,6 +6203,7 @@
       <w:pPr>
         <w:rPr>
           <w:rFonts w:ascii="Verdana" w:hAnsi="Verdana"/>
+          <w:b/>
           <w:sz w:val="20"/>
           <w:szCs w:val="20"/>
           <w:lang w:val="x-none" w:eastAsia="x-none"/>
@@ -5919,32 +6212,94 @@
       <w:r>
         <w:rPr>
           <w:rFonts w:ascii="Verdana" w:hAnsi="Verdana"/>
+          <w:b/>
           <w:sz w:val="20"/>
           <w:szCs w:val="20"/>
           <w:lang w:val="x-none" w:eastAsia="x-none"/>
         </w:rPr>
-        <w:t>Razvoj i testiranje (Dev/Test) – brzo provizionisanje i gašenje okruženja putem IaC</w:t>
-      </w:r>
-    </w:p>
-    <w:p>
-      <w:pPr>
-        <w:rPr>
-          <w:rFonts w:ascii="Verdana" w:hAnsi="Verdana"/>
+        <w:t>Razvoj</w:t>
+      </w:r>
+      <w:r>
+        <w:rPr>
+          <w:rFonts w:ascii="Verdana" w:hAnsi="Verdana"/>
+          <w:b/>
           <w:sz w:val="20"/>
           <w:szCs w:val="20"/>
           <w:lang w:val="x-none" w:eastAsia="x-none"/>
         </w:rPr>
-      </w:pPr>
-      <w:hyperlink r:id="rId43" w:history="1">
+        <w:t xml:space="preserve"> i testiranje (Dev/Test) </w:t>
+      </w:r>
+      <w:r>
+        <w:rPr>
+          <w:rFonts w:ascii="Verdana" w:hAnsi="Verdana"/>
+          <w:b/>
+          <w:sz w:val="20"/>
+          <w:szCs w:val="20"/>
+          <w:lang w:val="x-none" w:eastAsia="x-none"/>
+        </w:rPr>
+        <w:br/>
+      </w:r>
+      <w:r>
+        <w:rPr>
+          <w:rFonts w:ascii="Verdana" w:hAnsi="Verdana"/>
+          <w:sz w:val="20"/>
+          <w:szCs w:val="20"/>
+        </w:rPr>
+        <w:t>Testiranje razvoja (DevTest) je pristup u razvoju softvera koji ima za cilj da približi faze razvoja i testiranja.</w:t>
+      </w:r>
+      <w:r>
+        <w:rPr>
+          <w:rFonts w:ascii="Verdana" w:hAnsi="Verdana"/>
+          <w:b/>
+          <w:sz w:val="20"/>
+          <w:szCs w:val="20"/>
+          <w:lang w:val="x-none" w:eastAsia="x-none"/>
+        </w:rPr>
+        <w:br/>
+      </w:r>
+      <w:r>
+        <w:rPr>
+          <w:rFonts w:ascii="Verdana" w:hAnsi="Verdana"/>
+          <w:sz w:val="20"/>
+          <w:szCs w:val="20"/>
+        </w:rPr>
+        <w:t>U tradicionalnom razvoju softvera, razvoj i testiranje su dve odvojene, izolovane funkcije. Izazov ovog pristupa je što uvodi kašnjenje između pisanja koda i testiranja tog istog koda.</w:t>
+      </w:r>
+      <w:r>
+        <w:rPr>
+          <w:rFonts w:ascii="Verdana" w:hAnsi="Verdana"/>
+          <w:b/>
+          <w:sz w:val="20"/>
+          <w:szCs w:val="20"/>
+          <w:lang w:val="x-none" w:eastAsia="x-none"/>
+        </w:rPr>
+        <w:br/>
+      </w:r>
+      <w:r>
+        <w:rPr>
+          <w:rFonts w:ascii="Verdana" w:hAnsi="Verdana"/>
+          <w:sz w:val="20"/>
+          <w:szCs w:val="20"/>
+        </w:rPr>
+        <w:t>U DevTest-u, ove faze su čvršće integrisane tako da se kod koji se piše i proverava automatski testira. Na ovaj način, problemi se mogu brže otkriti i rešiti.</w:t>
+      </w:r>
+      <w:r>
+        <w:rPr>
+          <w:rFonts w:ascii="Verdana" w:hAnsi="Verdana"/>
+          <w:sz w:val="20"/>
+          <w:szCs w:val="20"/>
+        </w:rPr>
+        <w:t xml:space="preserve"> </w:t>
+      </w:r>
+      <w:hyperlink r:id="rId58" w:history="1">
         <w:r>
           <w:rPr>
             <w:rStyle w:val="Hyperlink"/>
             <w:rFonts w:ascii="Verdana" w:hAnsi="Verdana"/>
             <w:sz w:val="20"/>
             <w:szCs w:val="20"/>
-            <w:lang w:val="x-none" w:eastAsia="x-none"/>
-          </w:rPr>
-          <w:t>https://www.netapp.com/devops/what-is-development-testing-dev-test/</w:t>
+          </w:rPr>
+          <w:t>[12]</w:t>
         </w:r>
       </w:hyperlink>
     </w:p>
@@ -5954,38 +6309,165 @@
           <w:rFonts w:ascii="Verdana" w:hAnsi="Verdana"/>
           <w:sz w:val="20"/>
           <w:szCs w:val="20"/>
+          <w:lang w:eastAsia="x-none"/>
+        </w:rPr>
+      </w:pPr>
+      <w:r>
+        <w:rPr>
+          <w:rFonts w:ascii="Verdana" w:hAnsi="Verdana"/>
+          <w:b/>
+          <w:sz w:val="20"/>
+          <w:szCs w:val="20"/>
           <w:lang w:val="x-none" w:eastAsia="x-none"/>
         </w:rPr>
-      </w:pPr>
-      <w:r>
-        <w:rPr>
-          <w:rFonts w:ascii="Verdana" w:hAnsi="Verdana"/>
+        <w:t>Migracija legacy aplikacija u cloud (lift &amp; shift)</w:t>
+      </w:r>
+      <w:r>
+        <w:rPr>
+          <w:rFonts w:ascii="Verdana" w:hAnsi="Verdana"/>
+          <w:b/>
           <w:sz w:val="20"/>
           <w:szCs w:val="20"/>
           <w:lang w:val="x-none" w:eastAsia="x-none"/>
         </w:rPr>
-        <w:t>Migracija legacy aplikacija u cloud (lift &amp; shift)</w:t>
-      </w:r>
-    </w:p>
-    <w:p>
-      <w:pPr>
+        <w:br/>
+      </w:r>
+      <w:r>
         <w:rPr>
           <w:rFonts w:ascii="Verdana" w:hAnsi="Verdana"/>
           <w:sz w:val="20"/>
           <w:szCs w:val="20"/>
           <w:lang w:val="x-none" w:eastAsia="x-none"/>
         </w:rPr>
-      </w:pPr>
-      <w:hyperlink r:id="rId44" w:history="1">
+        <w:t>„Lift and shift“, takođe poznat kao „ponovno hostovanje“, je proces migracije tačne kopije aplikacije ili radnog opterećenja, zajedno sa skladištem podataka i operativnim sistemom (OS), iz jednog IT okruženja u drugo – obično iz lokalnog u javni ili privatni oblak.</w:t>
+      </w:r>
+      <w:r>
+        <w:rPr>
+          <w:rFonts w:ascii="Verdana" w:hAnsi="Verdana"/>
+          <w:sz w:val="20"/>
+          <w:szCs w:val="20"/>
+          <w:lang w:val="x-none" w:eastAsia="x-none"/>
+        </w:rPr>
+        <w:br/>
+      </w:r>
+      <w:r>
+        <w:rPr>
+          <w:rFonts w:ascii="Verdana" w:hAnsi="Verdana"/>
+          <w:sz w:val="20"/>
+          <w:szCs w:val="20"/>
+          <w:lang w:val="x-none" w:eastAsia="x-none"/>
+        </w:rPr>
+        <w:t xml:space="preserve">„Lift and shift“ je </w:t>
+      </w:r>
+      <w:r>
+        <w:rPr>
+          <w:rFonts w:ascii="Verdana" w:hAnsi="Verdana"/>
+          <w:sz w:val="20"/>
+          <w:szCs w:val="20"/>
+          <w:lang w:val="x-none" w:eastAsia="x-none"/>
+        </w:rPr>
+        <w:t>IaaS migracija – premeštanje</w:t>
+      </w:r>
+      <w:r>
+        <w:rPr>
+          <w:rFonts w:ascii="Verdana" w:hAnsi="Verdana"/>
+          <w:sz w:val="20"/>
+          <w:szCs w:val="20"/>
+          <w:lang w:val="x-none" w:eastAsia="x-none"/>
+        </w:rPr>
+        <w:t xml:space="preserve"> aplikacije kakve je</w:t>
+      </w:r>
+      <w:r>
+        <w:rPr>
+          <w:rFonts w:ascii="Verdana" w:hAnsi="Verdana"/>
+          <w:sz w:val="20"/>
+          <w:szCs w:val="20"/>
+          <w:lang w:val="x-none" w:eastAsia="x-none"/>
+        </w:rPr>
+        <w:t>su sa</w:t>
+      </w:r>
+      <w:r>
+        <w:rPr>
+          <w:rFonts w:ascii="Verdana" w:hAnsi="Verdana"/>
+          <w:sz w:val="20"/>
+          <w:szCs w:val="20"/>
+          <w:lang w:val="x-none" w:eastAsia="x-none"/>
+        </w:rPr>
+        <w:t xml:space="preserve"> lokalne infrastruk</w:t>
+      </w:r>
+      <w:r>
+        <w:rPr>
+          <w:rFonts w:ascii="Verdana" w:hAnsi="Verdana"/>
+          <w:sz w:val="20"/>
+          <w:szCs w:val="20"/>
+          <w:lang w:val="x-none" w:eastAsia="x-none"/>
+        </w:rPr>
+        <w:t>ture u klaud infrastrukturu koja</w:t>
+      </w:r>
+      <w:r>
+        <w:rPr>
+          <w:rFonts w:ascii="Verdana" w:hAnsi="Verdana"/>
+          <w:sz w:val="20"/>
+          <w:szCs w:val="20"/>
+          <w:lang w:val="x-none" w:eastAsia="x-none"/>
+        </w:rPr>
+        <w:t xml:space="preserve"> </w:t>
+      </w:r>
+      <w:r>
+        <w:rPr>
+          <w:rFonts w:ascii="Verdana" w:hAnsi="Verdana"/>
+          <w:sz w:val="20"/>
+          <w:szCs w:val="20"/>
+          <w:lang w:eastAsia="x-none"/>
+        </w:rPr>
+        <w:t xml:space="preserve">se </w:t>
+      </w:r>
+      <w:r>
+        <w:rPr>
+          <w:rFonts w:ascii="Verdana" w:hAnsi="Verdana"/>
+          <w:sz w:val="20"/>
+          <w:szCs w:val="20"/>
+          <w:lang w:val="x-none" w:eastAsia="x-none"/>
+        </w:rPr>
+        <w:t xml:space="preserve">plaća </w:t>
+      </w:r>
+      <w:r>
+        <w:rPr>
+          <w:rFonts w:ascii="Verdana" w:hAnsi="Verdana"/>
+          <w:sz w:val="20"/>
+          <w:szCs w:val="20"/>
+          <w:lang w:val="x-none" w:eastAsia="x-none"/>
+        </w:rPr>
+        <w:t>na osnovu pretpl</w:t>
+      </w:r>
+      <w:r>
+        <w:rPr>
+          <w:rFonts w:ascii="Verdana" w:hAnsi="Verdana"/>
+          <w:sz w:val="20"/>
+          <w:szCs w:val="20"/>
+          <w:lang w:val="x-none" w:eastAsia="x-none"/>
+        </w:rPr>
+        <w:t>ate ili merenja po korišćenju.</w:t>
+      </w:r>
+      <w:r>
+        <w:rPr>
+          <w:rFonts w:ascii="Verdana" w:hAnsi="Verdana"/>
+          <w:sz w:val="20"/>
+          <w:szCs w:val="20"/>
+          <w:lang w:eastAsia="x-none"/>
+        </w:rPr>
+        <w:t xml:space="preserve"> </w:t>
+      </w:r>
+      <w:hyperlink r:id="rId59" w:history="1">
         <w:r>
           <w:rPr>
             <w:rStyle w:val="Hyperlink"/>
             <w:rFonts w:ascii="Verdana" w:hAnsi="Verdana"/>
             <w:sz w:val="20"/>
             <w:szCs w:val="20"/>
-            <w:lang w:val="x-none" w:eastAsia="x-none"/>
-          </w:rPr>
-          <w:t>https://www.ibm.com/think/topics/lift-and-shift</w:t>
+            <w:lang w:eastAsia="x-none"/>
+          </w:rPr>
+          <w:t>[13]</w:t>
         </w:r>
       </w:hyperlink>
     </w:p>
@@ -5993,6 +6475,7 @@
       <w:pPr>
         <w:rPr>
           <w:rFonts w:ascii="Verdana" w:hAnsi="Verdana"/>
+          <w:b/>
           <w:sz w:val="20"/>
           <w:szCs w:val="20"/>
           <w:lang w:val="x-none" w:eastAsia="x-none"/>
@@ -6001,11 +6484,18 @@
       <w:r>
         <w:rPr>
           <w:rFonts w:ascii="Verdana" w:hAnsi="Verdana"/>
+        </w:rPr>
+        <w:br/>
+      </w:r>
+      <w:r>
+        <w:rPr>
+          <w:rFonts w:ascii="Verdana" w:hAnsi="Verdana"/>
+          <w:b/>
           <w:sz w:val="20"/>
           <w:szCs w:val="20"/>
           <w:lang w:val="x-none" w:eastAsia="x-none"/>
         </w:rPr>
-        <w:t>Hibridna arhitektura – povezivanje on-premise data centra sa cloud resursima</w:t>
+        <w:t>Hibridna arhitektura</w:t>
       </w:r>
     </w:p>
     <w:p>
@@ -6017,16 +6507,152 @@
           <w:lang w:val="x-none" w:eastAsia="x-none"/>
         </w:rPr>
       </w:pPr>
-      <w:hyperlink r:id="rId45" w:history="1">
+      <w:r>
+        <w:rPr>
+          <w:rFonts w:ascii="Verdana" w:hAnsi="Verdana"/>
+          <w:sz w:val="20"/>
+          <w:szCs w:val="20"/>
+          <w:lang w:val="x-none" w:eastAsia="x-none"/>
+        </w:rPr>
+        <w:t>Hibridna cloud</w:t>
+      </w:r>
+      <w:r>
+        <w:rPr>
+          <w:rFonts w:ascii="Verdana" w:hAnsi="Verdana"/>
+          <w:sz w:val="20"/>
+          <w:szCs w:val="20"/>
+          <w:lang w:val="x-none" w:eastAsia="x-none"/>
+        </w:rPr>
+        <w:t xml:space="preserve"> arhitektura se odnosi na </w:t>
+      </w:r>
+      <w:r>
+        <w:rPr>
+          <w:rFonts w:ascii="Verdana" w:hAnsi="Verdana"/>
+          <w:sz w:val="20"/>
+          <w:szCs w:val="20"/>
+          <w:lang w:val="x-none" w:eastAsia="x-none"/>
+        </w:rPr>
+        <w:t>okruženje koje kombinuje on-premise, privatnog clouda, javnog clouda</w:t>
+      </w:r>
+      <w:r>
+        <w:rPr>
+          <w:rFonts w:ascii="Verdana" w:hAnsi="Verdana"/>
+          <w:sz w:val="20"/>
+          <w:szCs w:val="20"/>
+          <w:lang w:val="x-none" w:eastAsia="x-none"/>
+        </w:rPr>
+        <w:t xml:space="preserve"> </w:t>
+      </w:r>
+      <w:r>
+        <w:rPr>
+          <w:rFonts w:ascii="Verdana" w:hAnsi="Verdana"/>
+          <w:sz w:val="20"/>
+          <w:szCs w:val="20"/>
+          <w:lang w:val="x-none" w:eastAsia="x-none"/>
+        </w:rPr>
+        <w:t xml:space="preserve">i </w:t>
+      </w:r>
+      <w:r>
+        <w:rPr>
+          <w:rFonts w:ascii="Verdana" w:hAnsi="Verdana"/>
+          <w:sz w:val="20"/>
+          <w:szCs w:val="20"/>
+          <w:lang w:eastAsia="x-none"/>
+        </w:rPr>
+        <w:t xml:space="preserve">edge </w:t>
+      </w:r>
+      <w:r>
+        <w:rPr>
+          <w:rFonts w:ascii="Verdana" w:hAnsi="Verdana"/>
+          <w:sz w:val="20"/>
+          <w:szCs w:val="20"/>
+          <w:lang w:val="x-none" w:eastAsia="x-none"/>
+        </w:rPr>
+        <w:t>podešavanja</w:t>
+      </w:r>
+      <w:r>
+        <w:rPr>
+          <w:rFonts w:ascii="Verdana" w:hAnsi="Verdana"/>
+          <w:sz w:val="20"/>
+          <w:szCs w:val="20"/>
+          <w:lang w:val="x-none" w:eastAsia="x-none"/>
+        </w:rPr>
+        <w:t xml:space="preserve"> mreže kako bi se stvorila jedinstvena, fleksibilna</w:t>
+      </w:r>
+      <w:r>
+        <w:rPr>
+          <w:rFonts w:ascii="Verdana" w:hAnsi="Verdana"/>
+          <w:sz w:val="20"/>
+          <w:szCs w:val="20"/>
+          <w:lang w:val="x-none" w:eastAsia="x-none"/>
+        </w:rPr>
+        <w:t>, upravljana IT infrastruktura.</w:t>
+      </w:r>
+    </w:p>
+    <w:p>
+      <w:pPr>
+        <w:rPr>
+          <w:rFonts w:ascii="Verdana" w:hAnsi="Verdana"/>
+          <w:sz w:val="20"/>
+          <w:szCs w:val="20"/>
+          <w:lang w:eastAsia="x-none"/>
+        </w:rPr>
+      </w:pPr>
+      <w:r>
+        <w:rPr>
+          <w:rFonts w:ascii="Verdana" w:hAnsi="Verdana"/>
+          <w:sz w:val="20"/>
+          <w:szCs w:val="20"/>
+          <w:lang w:val="x-none" w:eastAsia="x-none"/>
+        </w:rPr>
+        <w:t>Kao ar</w:t>
+      </w:r>
+      <w:r>
+        <w:rPr>
+          <w:rFonts w:ascii="Verdana" w:hAnsi="Verdana"/>
+          <w:sz w:val="20"/>
+          <w:szCs w:val="20"/>
+          <w:lang w:val="x-none" w:eastAsia="x-none"/>
+        </w:rPr>
+        <w:t>hitekturni model, hibridni cloud</w:t>
+      </w:r>
+      <w:r>
+        <w:rPr>
+          <w:rFonts w:ascii="Verdana" w:hAnsi="Verdana"/>
+          <w:sz w:val="20"/>
+          <w:szCs w:val="20"/>
+          <w:lang w:val="x-none" w:eastAsia="x-none"/>
+        </w:rPr>
+        <w:t xml:space="preserve"> igra ključnu ulogu u digitalnoj transformaciji, nudeći preduzećima fleksibilan, prenosiv i isplativ način modernizacije postojećih nasleđenih aplikacija, raspoređivanja podataka i pokretanja radnih opterećenj</w:t>
+      </w:r>
+      <w:r>
+        <w:rPr>
+          <w:rFonts w:ascii="Verdana" w:hAnsi="Verdana"/>
+          <w:sz w:val="20"/>
+          <w:szCs w:val="20"/>
+          <w:lang w:val="x-none" w:eastAsia="x-none"/>
+        </w:rPr>
+        <w:t>a u više računarskih okruženja.</w:t>
+      </w:r>
+      <w:r>
+        <w:rPr>
+          <w:rFonts w:ascii="Verdana" w:hAnsi="Verdana"/>
+          <w:sz w:val="20"/>
+          <w:szCs w:val="20"/>
+          <w:lang w:eastAsia="x-none"/>
+        </w:rPr>
+        <w:t xml:space="preserve"> </w:t>
+      </w:r>
+      <w:hyperlink r:id="rId60" w:history="1">
         <w:r>
           <w:rPr>
             <w:rStyle w:val="Hyperlink"/>
             <w:rFonts w:ascii="Verdana" w:hAnsi="Verdana"/>
             <w:sz w:val="20"/>
             <w:szCs w:val="20"/>
-            <w:lang w:val="x-none" w:eastAsia="x-none"/>
-          </w:rPr>
-          <w:t>https://www.ibm.com/think/topics/hybrid-cloud-architecture</w:t>
+            <w:lang w:eastAsia="x-none"/>
+          </w:rPr>
+          <w:t>[14]</w:t>
         </w:r>
       </w:hyperlink>
     </w:p>
@@ -6065,7 +6691,7 @@
           <w:lang w:val="de-DE"/>
         </w:rPr>
       </w:pPr>
-      <w:bookmarkStart w:id="19" w:name="_Toc169829406"/>
+      <w:bookmarkStart w:id="20" w:name="_Toc169829406"/>
     </w:p>
     <w:p>
       <w:pPr>
@@ -6077,7 +6703,7 @@
           <w:lang w:val="sr-Latn-RS"/>
         </w:rPr>
       </w:pPr>
-      <w:bookmarkStart w:id="20" w:name="_Toc225190986"/>
+      <w:bookmarkStart w:id="21" w:name="_Toc225190986"/>
       <w:r>
         <w:rPr>
           <w:rFonts w:ascii="Verdana" w:hAnsi="Verdana"/>
@@ -6105,8 +6731,8 @@
         </w:rPr>
         <w:t>čni deo</w:t>
       </w:r>
-      <w:bookmarkEnd w:id="19"/>
       <w:bookmarkEnd w:id="20"/>
+      <w:bookmarkEnd w:id="21"/>
     </w:p>
     <w:p>
       <w:pPr>
@@ -6127,8 +6753,8 @@
           <w:lang w:val="de-DE"/>
         </w:rPr>
       </w:pPr>
-      <w:bookmarkStart w:id="21" w:name="_Toc169829407"/>
-      <w:bookmarkStart w:id="22" w:name="_Toc225190987"/>
+      <w:bookmarkStart w:id="22" w:name="_Toc169829407"/>
+      <w:bookmarkStart w:id="23" w:name="_Toc225190987"/>
       <w:r>
         <w:rPr>
           <w:rFonts w:ascii="Verdana" w:hAnsi="Verdana"/>
@@ -6149,8 +6775,8 @@
         </w:rPr>
         <w:t>Namena softvera i korisničko uputstvo</w:t>
       </w:r>
-      <w:bookmarkEnd w:id="21"/>
       <w:bookmarkEnd w:id="22"/>
+      <w:bookmarkEnd w:id="23"/>
     </w:p>
     <w:p>
       <w:pPr>
@@ -6178,8 +6804,8 @@
           <w:szCs w:val="22"/>
         </w:rPr>
       </w:pPr>
-      <w:bookmarkStart w:id="23" w:name="_Toc169829408"/>
-      <w:bookmarkStart w:id="24" w:name="_Toc225190988"/>
+      <w:bookmarkStart w:id="24" w:name="_Toc169829408"/>
+      <w:bookmarkStart w:id="25" w:name="_Toc225190988"/>
       <w:r>
         <w:rPr>
           <w:rFonts w:ascii="Verdana" w:hAnsi="Verdana"/>
@@ -6198,8 +6824,8 @@
         </w:rPr>
         <w:t>Kratak opis primenjenih alata i tehnologija u implementaciji rešenja</w:t>
       </w:r>
-      <w:bookmarkEnd w:id="23"/>
       <w:bookmarkEnd w:id="24"/>
+      <w:bookmarkEnd w:id="25"/>
     </w:p>
     <w:p>
       <w:pPr>
@@ -6247,7 +6873,7 @@
           <w:szCs w:val="22"/>
         </w:rPr>
       </w:pPr>
-      <w:bookmarkStart w:id="25" w:name="_Toc225190989"/>
+      <w:bookmarkStart w:id="26" w:name="_Toc225190989"/>
       <w:r>
         <w:rPr>
           <w:rFonts w:ascii="Verdana" w:hAnsi="Verdana"/>
@@ -6257,7 +6883,7 @@
         </w:rPr>
         <w:t>2.3. Opis implementacije</w:t>
       </w:r>
-      <w:bookmarkEnd w:id="25"/>
+      <w:bookmarkEnd w:id="26"/>
     </w:p>
     <w:p>
       <w:pPr>
@@ -6325,9 +6951,9 @@
           <w:szCs w:val="24"/>
         </w:rPr>
       </w:pPr>
-      <w:bookmarkStart w:id="26" w:name="_Toc162726077"/>
-      <w:bookmarkStart w:id="27" w:name="_Toc169829410"/>
-      <w:bookmarkStart w:id="28" w:name="_Toc225190990"/>
+      <w:bookmarkStart w:id="27" w:name="_Toc162726077"/>
+      <w:bookmarkStart w:id="28" w:name="_Toc169829410"/>
+      <w:bookmarkStart w:id="29" w:name="_Toc225190990"/>
       <w:r>
         <w:rPr>
           <w:rFonts w:ascii="Verdana" w:hAnsi="Verdana"/>
@@ -6353,9 +6979,9 @@
         </w:rPr>
         <w:t>čak</w:t>
       </w:r>
-      <w:bookmarkEnd w:id="26"/>
       <w:bookmarkEnd w:id="27"/>
       <w:bookmarkEnd w:id="28"/>
+      <w:bookmarkEnd w:id="29"/>
     </w:p>
     <w:p>
       <w:pPr>
@@ -6435,10 +7061,10 @@
           <w:szCs w:val="24"/>
         </w:rPr>
       </w:pPr>
-      <w:bookmarkStart w:id="29" w:name="_Toc169829411"/>
-      <w:bookmarkStart w:id="30" w:name="_4._Literatura"/>
-      <w:bookmarkStart w:id="31" w:name="_Toc225190991"/>
-      <w:bookmarkEnd w:id="30"/>
+      <w:bookmarkStart w:id="30" w:name="_Toc169829411"/>
+      <w:bookmarkStart w:id="31" w:name="_4._Literatura"/>
+      <w:bookmarkStart w:id="32" w:name="_Toc225190991"/>
+      <w:bookmarkEnd w:id="31"/>
       <w:r>
         <w:rPr>
           <w:rFonts w:ascii="Verdana" w:hAnsi="Verdana"/>
@@ -6447,7 +7073,7 @@
         </w:rPr>
         <w:t xml:space="preserve">4. </w:t>
       </w:r>
-      <w:bookmarkStart w:id="32" w:name="_Toc162726078"/>
+      <w:bookmarkStart w:id="33" w:name="_Toc162726078"/>
       <w:r>
         <w:rPr>
           <w:rFonts w:ascii="Verdana" w:hAnsi="Verdana"/>
@@ -6456,9 +7082,9 @@
         </w:rPr>
         <w:t>Literatura</w:t>
       </w:r>
-      <w:bookmarkEnd w:id="29"/>
-      <w:bookmarkEnd w:id="31"/>
+      <w:bookmarkEnd w:id="30"/>
       <w:bookmarkEnd w:id="32"/>
+      <w:bookmarkEnd w:id="33"/>
     </w:p>
     <w:p>
       <w:pPr>
@@ -6519,7 +7145,7 @@
           <w:lang w:val="sr-Latn-RS"/>
         </w:rPr>
       </w:pPr>
-      <w:hyperlink r:id="rId46" w:history="1">
+      <w:hyperlink r:id="rId61" w:history="1">
         <w:r>
           <w:rPr>
             <w:rStyle w:val="Hyperlink"/>
@@ -6545,7 +7171,7 @@
           <w:lang w:val="sr-Latn-RS"/>
         </w:rPr>
       </w:pPr>
-      <w:hyperlink r:id="rId47" w:history="1">
+      <w:hyperlink r:id="rId62" w:history="1">
         <w:r>
           <w:rPr>
             <w:rStyle w:val="Hyperlink"/>
@@ -6554,7 +7180,27 @@
             <w:szCs w:val="20"/>
             <w:lang w:val="sr-Latn-RS"/>
           </w:rPr>
-          <w:t>https://sdh.global/blog/development/infrastructure-as-code-iac-for-devops-revolutionizing-modern-software-development/</w:t>
+          <w:t>https://sdh.global/blog/development/infrastructure-as-code-iac-for-devops-revolutionizi</w:t>
+        </w:r>
+        <w:r>
+          <w:rPr>
+            <w:rStyle w:val="Hyperlink"/>
+            <w:rFonts w:ascii="Verdana" w:hAnsi="Verdana"/>
+            <w:sz w:val="20"/>
+            <w:szCs w:val="20"/>
+            <w:lang w:val="sr-Latn-RS"/>
+          </w:rPr>
+          <w:t>n</w:t>
+        </w:r>
+        <w:r>
+          <w:rPr>
+            <w:rStyle w:val="Hyperlink"/>
+            <w:rFonts w:ascii="Verdana" w:hAnsi="Verdana"/>
+            <w:sz w:val="20"/>
+            <w:szCs w:val="20"/>
+            <w:lang w:val="sr-Latn-RS"/>
+          </w:rPr>
+          <w:t>g-modern-software-development/</w:t>
         </w:r>
       </w:hyperlink>
     </w:p>
@@ -6573,7 +7219,7 @@
           <w:lang w:val="sr-Latn-RS"/>
         </w:rPr>
       </w:pPr>
-      <w:hyperlink r:id="rId48" w:history="1">
+      <w:hyperlink r:id="rId63" w:history="1">
         <w:r>
           <w:rPr>
             <w:rStyle w:val="Hyperlink"/>
@@ -6607,14 +7253,18 @@
         </w:numPr>
         <w:rPr>
           <w:rFonts w:ascii="Verdana" w:hAnsi="Verdana"/>
+          <w:sz w:val="20"/>
+          <w:szCs w:val="20"/>
           <w:lang w:val="sr-Latn-RS"/>
         </w:rPr>
       </w:pPr>
-      <w:hyperlink r:id="rId49" w:history="1">
-        <w:r>
-          <w:rPr>
-            <w:rStyle w:val="Hyperlink"/>
-            <w:rFonts w:ascii="Verdana" w:hAnsi="Verdana"/>
+      <w:hyperlink r:id="rId64" w:history="1">
+        <w:r>
+          <w:rPr>
+            <w:rStyle w:val="Hyperlink"/>
+            <w:rFonts w:ascii="Verdana" w:hAnsi="Verdana"/>
+            <w:sz w:val="20"/>
+            <w:szCs w:val="20"/>
             <w:lang w:val="sr-Latn-RS" w:eastAsia="x-none"/>
           </w:rPr>
           <w:t>https://w</w:t>
@@ -6623,6 +7273,8 @@
           <w:rPr>
             <w:rStyle w:val="Hyperlink"/>
             <w:rFonts w:ascii="Verdana" w:hAnsi="Verdana"/>
+            <w:sz w:val="20"/>
+            <w:szCs w:val="20"/>
             <w:lang w:val="sr-Latn-RS" w:eastAsia="x-none"/>
           </w:rPr>
           <w:t>w</w:t>
@@ -6631,6 +7283,8 @@
           <w:rPr>
             <w:rStyle w:val="Hyperlink"/>
             <w:rFonts w:ascii="Verdana" w:hAnsi="Verdana"/>
+            <w:sz w:val="20"/>
+            <w:szCs w:val="20"/>
             <w:lang w:val="sr-Latn-RS" w:eastAsia="x-none"/>
           </w:rPr>
           <w:t>w.geeksforgeeks.org/cloud-computing/virtualization-cloud-computing-types/</w:t>
@@ -6652,7 +7306,7 @@
           <w:lang w:val="sr-Latn-RS"/>
         </w:rPr>
       </w:pPr>
-      <w:hyperlink r:id="rId50" w:history="1">
+      <w:hyperlink r:id="rId65" w:history="1">
         <w:r>
           <w:rPr>
             <w:rStyle w:val="Hyperlink"/>
@@ -6686,14 +7340,18 @@
         </w:numPr>
         <w:rPr>
           <w:rFonts w:ascii="Verdana" w:hAnsi="Verdana"/>
+          <w:sz w:val="20"/>
+          <w:szCs w:val="20"/>
           <w:lang w:val="sr-Latn-RS"/>
         </w:rPr>
       </w:pPr>
-      <w:hyperlink r:id="rId51" w:history="1">
-        <w:r>
-          <w:rPr>
-            <w:rStyle w:val="Hyperlink"/>
-            <w:rFonts w:ascii="Verdana" w:hAnsi="Verdana"/>
+      <w:hyperlink r:id="rId66" w:history="1">
+        <w:r>
+          <w:rPr>
+            <w:rStyle w:val="Hyperlink"/>
+            <w:rFonts w:ascii="Verdana" w:hAnsi="Verdana"/>
+            <w:sz w:val="20"/>
+            <w:szCs w:val="20"/>
             <w:lang w:val="sr-Latn-RS" w:eastAsia="x-none"/>
           </w:rPr>
           <w:t>https://www.vmware.com/topics/software-defined-storage</w:t>
@@ -6715,7 +7373,7 @@
           <w:lang w:val="sr-Latn-RS"/>
         </w:rPr>
       </w:pPr>
-      <w:hyperlink r:id="rId52" w:history="1">
+      <w:hyperlink r:id="rId67" w:history="1">
         <w:r>
           <w:rPr>
             <w:rStyle w:val="Hyperlink"/>
@@ -6763,6 +7421,8 @@
         <w:rPr>
           <w:rStyle w:val="HTMLCite"/>
           <w:rFonts w:ascii="Verdana" w:hAnsi="Verdana"/>
+          <w:sz w:val="20"/>
+          <w:szCs w:val="20"/>
         </w:rPr>
         <w:t>Wittig, Andreas; Wittig, Michael (2016). Amazon Web Services in Action.</w:t>
       </w:r>
@@ -6787,14 +7447,18 @@
         </w:numPr>
         <w:rPr>
           <w:rFonts w:ascii="Verdana" w:hAnsi="Verdana"/>
+          <w:sz w:val="20"/>
+          <w:szCs w:val="20"/>
           <w:lang w:val="sr-Latn-RS"/>
         </w:rPr>
       </w:pPr>
-      <w:hyperlink r:id="rId53" w:history="1">
-        <w:r>
-          <w:rPr>
-            <w:rStyle w:val="Hyperlink"/>
-            <w:rFonts w:ascii="Verdana" w:hAnsi="Verdana"/>
+      <w:hyperlink r:id="rId68" w:history="1">
+        <w:r>
+          <w:rPr>
+            <w:rStyle w:val="Hyperlink"/>
+            <w:rFonts w:ascii="Verdana" w:hAnsi="Verdana"/>
+            <w:sz w:val="20"/>
+            <w:szCs w:val="20"/>
             <w:lang w:val="sr-Latn-RS"/>
           </w:rPr>
           <w:t>https://dev.to/ezinne_anne/containers-what-is-containerization-and-container-orchestration-38pe</w:t>
@@ -6815,7 +7479,7 @@
           <w:lang w:val="sr-Latn-RS"/>
         </w:rPr>
       </w:pPr>
-      <w:hyperlink r:id="rId54" w:history="1">
+      <w:hyperlink r:id="rId69" w:history="1">
         <w:r>
           <w:rPr>
             <w:rStyle w:val="Hyperlink"/>
@@ -6841,7 +7505,7 @@
           <w:lang w:val="x-none" w:eastAsia="x-none"/>
         </w:rPr>
       </w:pPr>
-      <w:hyperlink r:id="rId55" w:history="1">
+      <w:hyperlink r:id="rId70" w:history="1">
         <w:r>
           <w:rPr>
             <w:rStyle w:val="Hyperlink"/>
@@ -6867,7 +7531,7 @@
           <w:lang w:val="x-none" w:eastAsia="x-none"/>
         </w:rPr>
       </w:pPr>
-      <w:hyperlink r:id="rId56" w:history="1">
+      <w:hyperlink r:id="rId71" w:history="1">
         <w:r>
           <w:rPr>
             <w:rStyle w:val="Hyperlink"/>
@@ -6893,7 +7557,7 @@
           <w:lang w:val="x-none" w:eastAsia="x-none"/>
         </w:rPr>
       </w:pPr>
-      <w:hyperlink r:id="rId57" w:history="1">
+      <w:hyperlink r:id="rId72" w:history="1">
         <w:r>
           <w:rPr>
             <w:rStyle w:val="Hyperlink"/>
@@ -6914,10 +7578,12 @@
         </w:numPr>
         <w:rPr>
           <w:rFonts w:ascii="Verdana" w:hAnsi="Verdana"/>
+          <w:sz w:val="20"/>
+          <w:szCs w:val="20"/>
           <w:lang w:val="sr-Latn-RS"/>
         </w:rPr>
       </w:pPr>
-      <w:hyperlink r:id="rId58" w:history="1">
+      <w:hyperlink r:id="rId73" w:history="1">
         <w:r>
           <w:rPr>
             <w:rStyle w:val="Hyperlink"/>
@@ -6979,7 +7645,7 @@
           <w:szCs w:val="20"/>
           <w:lang w:val="sr-Cyrl-RS"/>
         </w:rPr>
-        <w:t>[11</w:t>
+        <w:t>[15</w:t>
       </w:r>
       <w:r>
         <w:rPr>
@@ -6990,7 +7656,7 @@
         </w:rPr>
         <w:t xml:space="preserve">] </w:t>
       </w:r>
-      <w:hyperlink r:id="rId59" w:history="1">
+      <w:hyperlink r:id="rId74" w:history="1">
         <w:r>
           <w:rPr>
             <w:rStyle w:val="Hyperlink"/>
@@ -7199,18 +7865,28 @@
           <w:iCs/>
           <w:sz w:val="20"/>
           <w:szCs w:val="20"/>
-        </w:rPr>
-      </w:pPr>
-      <w:r>
-        <w:rPr>
-          <w:rFonts w:ascii="Verdana" w:hAnsi="Verdana"/>
-          <w:sz w:val="20"/>
-          <w:szCs w:val="20"/>
           <w:lang w:val="sr-Cyrl-RS"/>
         </w:rPr>
-        <w:t xml:space="preserve">[12]  </w:t>
-      </w:r>
-      <w:hyperlink r:id="rId60" w:history="1">
+      </w:pPr>
+      <w:r>
+        <w:rPr>
+          <w:rFonts w:ascii="Verdana" w:hAnsi="Verdana"/>
+          <w:sz w:val="20"/>
+          <w:szCs w:val="20"/>
+          <w:lang w:val="sr-Cyrl-RS"/>
+        </w:rPr>
+        <w:t>[16</w:t>
+      </w:r>
+      <w:r>
+        <w:rPr>
+          <w:rFonts w:ascii="Verdana" w:hAnsi="Verdana"/>
+          <w:sz w:val="20"/>
+          <w:szCs w:val="20"/>
+          <w:lang w:val="sr-Cyrl-RS"/>
+        </w:rPr>
+        <w:t xml:space="preserve">]  </w:t>
+      </w:r>
+      <w:hyperlink r:id="rId75" w:history="1">
         <w:r>
           <w:rPr>
             <w:rStyle w:val="Hyperlink"/>
@@ -7324,7 +8000,27 @@
             <w:sz w:val="20"/>
             <w:szCs w:val="20"/>
           </w:rPr>
-          <w:t>infrastructure</w:t>
+          <w:t>infrast</w:t>
+        </w:r>
+        <w:r>
+          <w:rPr>
+            <w:rStyle w:val="Hyperlink"/>
+            <w:rFonts w:ascii="Verdana" w:hAnsi="Verdana"/>
+            <w:iCs/>
+            <w:sz w:val="20"/>
+            <w:szCs w:val="20"/>
+          </w:rPr>
+          <w:t>r</w:t>
+        </w:r>
+        <w:r>
+          <w:rPr>
+            <w:rStyle w:val="Hyperlink"/>
+            <w:rFonts w:ascii="Verdana" w:hAnsi="Verdana"/>
+            <w:iCs/>
+            <w:sz w:val="20"/>
+            <w:szCs w:val="20"/>
+          </w:rPr>
+          <w:t>ucture</w:t>
         </w:r>
         <w:r>
           <w:rPr>
@@ -7385,6 +8081,8 @@
       <w:pPr>
         <w:rPr>
           <w:rFonts w:ascii="Verdana" w:hAnsi="Verdana"/>
+          <w:sz w:val="20"/>
+          <w:szCs w:val="20"/>
           <w:lang w:val="sr-Latn-RS" w:eastAsia="x-none"/>
         </w:rPr>
       </w:pPr>
@@ -7394,14 +8092,27 @@
           <w:iCs/>
           <w:sz w:val="20"/>
           <w:szCs w:val="20"/>
-        </w:rPr>
-        <w:t xml:space="preserve">[13] </w:t>
-      </w:r>
-      <w:hyperlink r:id="rId61" w:history="1">
-        <w:r>
-          <w:rPr>
-            <w:rStyle w:val="Hyperlink"/>
-            <w:rFonts w:ascii="Verdana" w:hAnsi="Verdana"/>
+          <w:lang w:val="sr-Cyrl-RS"/>
+        </w:rPr>
+        <w:t>[17</w:t>
+      </w:r>
+      <w:r>
+        <w:rPr>
+          <w:rFonts w:ascii="Verdana" w:hAnsi="Verdana"/>
+          <w:iCs/>
+          <w:sz w:val="20"/>
+          <w:szCs w:val="20"/>
+          <w:lang w:val="sr-Cyrl-RS"/>
+        </w:rPr>
+        <w:t xml:space="preserve">] </w:t>
+      </w:r>
+      <w:hyperlink r:id="rId76" w:history="1">
+        <w:r>
+          <w:rPr>
+            <w:rStyle w:val="Hyperlink"/>
+            <w:rFonts w:ascii="Verdana" w:hAnsi="Verdana"/>
+            <w:sz w:val="20"/>
+            <w:szCs w:val="20"/>
             <w:lang w:val="sr-Latn-RS" w:eastAsia="x-none"/>
           </w:rPr>
           <w:t>https://www.geeksforgeeks.org/cloud-computing/virtualization-cloud-computing-types/</w:t>
@@ -7412,26 +8123,101 @@
       <w:pPr>
         <w:rPr>
           <w:rFonts w:ascii="Verdana" w:hAnsi="Verdana"/>
+          <w:sz w:val="20"/>
+          <w:szCs w:val="20"/>
+          <w:lang w:val="sr-Latn-RS" w:eastAsia="x-none"/>
+        </w:rPr>
+      </w:pPr>
+      <w:r>
+        <w:rPr>
+          <w:rFonts w:ascii="Verdana" w:hAnsi="Verdana"/>
+          <w:sz w:val="20"/>
+          <w:szCs w:val="20"/>
+          <w:lang w:val="sr-Latn-RS" w:eastAsia="x-none"/>
+        </w:rPr>
+        <w:t>[18</w:t>
+      </w:r>
+      <w:r>
+        <w:rPr>
+          <w:rFonts w:ascii="Verdana" w:hAnsi="Verdana"/>
+          <w:sz w:val="20"/>
+          <w:szCs w:val="20"/>
+          <w:lang w:val="sr-Latn-RS" w:eastAsia="x-none"/>
+        </w:rPr>
+        <w:t xml:space="preserve">] </w:t>
+      </w:r>
+      <w:hyperlink r:id="rId77" w:history="1">
+        <w:r>
+          <w:rPr>
+            <w:rStyle w:val="Hyperlink"/>
+            <w:rFonts w:ascii="Verdana" w:hAnsi="Verdana"/>
+            <w:sz w:val="20"/>
+            <w:szCs w:val="20"/>
+            <w:lang w:val="sr-Latn-RS" w:eastAsia="x-none"/>
+          </w:rPr>
+          <w:t>https://www.geeksforgeeks.org/operating-</w:t>
+        </w:r>
+        <w:r>
+          <w:rPr>
+            <w:rStyle w:val="Hyperlink"/>
+            <w:rFonts w:ascii="Verdana" w:hAnsi="Verdana"/>
+            <w:sz w:val="20"/>
+            <w:szCs w:val="20"/>
+            <w:lang w:val="sr-Latn-RS" w:eastAsia="x-none"/>
+          </w:rPr>
+          <w:t>s</w:t>
+        </w:r>
+        <w:r>
+          <w:rPr>
+            <w:rStyle w:val="Hyperlink"/>
+            <w:rFonts w:ascii="Verdana" w:hAnsi="Verdana"/>
+            <w:sz w:val="20"/>
+            <w:szCs w:val="20"/>
+            <w:lang w:val="sr-Latn-RS" w:eastAsia="x-none"/>
+          </w:rPr>
+          <w:t>ystems/difference-between-cli-and-api/</w:t>
+        </w:r>
+      </w:hyperlink>
+    </w:p>
+    <w:p>
+      <w:pPr>
+        <w:jc w:val="both"/>
+        <w:rPr>
+          <w:rFonts w:ascii="Verdana" w:hAnsi="Verdana"/>
+          <w:sz w:val="20"/>
+          <w:szCs w:val="20"/>
           <w:lang w:val="sr-Latn-RS"/>
         </w:rPr>
       </w:pPr>
       <w:r>
         <w:rPr>
           <w:rFonts w:ascii="Verdana" w:hAnsi="Verdana"/>
-          <w:lang w:val="sr-Latn-RS" w:eastAsia="x-none"/>
-        </w:rPr>
-        <w:t xml:space="preserve">[14] </w:t>
-      </w:r>
-      <w:hyperlink r:id="rId62" w:history="1">
-        <w:r>
-          <w:rPr>
-            <w:rStyle w:val="Hyperlink"/>
-            <w:rFonts w:ascii="Verdana" w:hAnsi="Verdana"/>
-            <w:lang w:val="sr-Latn-RS" w:eastAsia="x-none"/>
-          </w:rPr>
-          <w:t>https://www.geeksforgeeks.org/operating-systems/difference-between-cli-and-api/</w:t>
+          <w:sz w:val="20"/>
+          <w:szCs w:val="20"/>
+          <w:lang w:val="sr-Latn-RS"/>
+        </w:rPr>
+        <w:t xml:space="preserve">[19] </w:t>
+      </w:r>
+      <w:hyperlink r:id="rId78" w:history="1">
+        <w:r>
+          <w:rPr>
+            <w:rStyle w:val="Hyperlink"/>
+            <w:rFonts w:ascii="Verdana" w:hAnsi="Verdana"/>
+            <w:sz w:val="20"/>
+            <w:szCs w:val="20"/>
+            <w:lang w:val="sr-Latn-RS"/>
+          </w:rPr>
+          <w:t>https://ncube.com/aws-vs-ms-azure-vs-google-cloud-feature-overview-pros-and-cons</w:t>
         </w:r>
       </w:hyperlink>
+    </w:p>
+    <w:p>
+      <w:pPr>
+        <w:rPr>
+          <w:rFonts w:ascii="Verdana" w:hAnsi="Verdana"/>
+          <w:lang w:val="sr-Latn-RS"/>
+        </w:rPr>
+      </w:pPr>
     </w:p>
     <w:p>
       <w:pPr>
@@ -7506,15 +8292,402 @@
         <w:jc w:val="both"/>
         <w:rPr>
           <w:rFonts w:ascii="Verdana" w:hAnsi="Verdana"/>
-          <w:sz w:val="20"/>
-          <w:szCs w:val="20"/>
-        </w:rPr>
-      </w:pPr>
-      <w:bookmarkStart w:id="33" w:name="_GoBack"/>
-      <w:bookmarkEnd w:id="33"/>
+          <w:b/>
+          <w:sz w:val="36"/>
+          <w:szCs w:val="20"/>
+          <w:lang w:val="sr-Cyrl-RS"/>
+        </w:rPr>
+      </w:pPr>
+      <w:r>
+        <w:rPr>
+          <w:rFonts w:ascii="Verdana" w:hAnsi="Verdana"/>
+          <w:b/>
+          <w:sz w:val="36"/>
+          <w:szCs w:val="20"/>
+          <w:lang w:val="sr-Cyrl-RS"/>
+        </w:rPr>
+        <w:t>ЗАХТЕВИ</w:t>
+      </w:r>
+    </w:p>
+    <w:p>
+      <w:pPr>
+        <w:spacing w:after="0" w:line="240" w:lineRule="auto"/>
+        <w:jc w:val="both"/>
+        <w:rPr>
+          <w:rFonts w:ascii="Verdana" w:hAnsi="Verdana"/>
+          <w:sz w:val="20"/>
+          <w:szCs w:val="20"/>
+        </w:rPr>
+      </w:pPr>
+    </w:p>
+    <w:p>
+      <w:pPr>
+        <w:spacing w:after="0" w:line="240" w:lineRule="auto"/>
+        <w:jc w:val="both"/>
+        <w:rPr>
+          <w:rFonts w:ascii="Verdana" w:hAnsi="Verdana"/>
+          <w:sz w:val="20"/>
+          <w:szCs w:val="20"/>
+        </w:rPr>
+      </w:pPr>
+    </w:p>
+    <w:p>
+      <w:pPr>
+        <w:spacing w:after="0" w:line="240" w:lineRule="auto"/>
+        <w:jc w:val="both"/>
+        <w:rPr>
+          <w:rFonts w:ascii="Verdana" w:hAnsi="Verdana"/>
+          <w:b/>
+          <w:color w:val="0070C0"/>
+          <w:sz w:val="20"/>
+          <w:szCs w:val="20"/>
+          <w:u w:val="single"/>
+          <w:lang w:val="sr-Cyrl-RS"/>
+        </w:rPr>
+      </w:pPr>
+    </w:p>
+    <w:p>
+      <w:pPr>
+        <w:spacing w:after="0" w:line="240" w:lineRule="auto"/>
+        <w:jc w:val="both"/>
+        <w:rPr>
+          <w:rFonts w:ascii="Verdana" w:hAnsi="Verdana"/>
+          <w:b/>
+          <w:color w:val="0070C0"/>
+          <w:sz w:val="20"/>
+          <w:szCs w:val="20"/>
+          <w:u w:val="single"/>
+          <w:lang w:val="sr-Cyrl-RS"/>
+        </w:rPr>
+      </w:pPr>
+      <w:r>
+        <w:rPr>
+          <w:rFonts w:ascii="Verdana" w:hAnsi="Verdana"/>
+          <w:b/>
+          <w:color w:val="0070C0"/>
+          <w:sz w:val="20"/>
+          <w:szCs w:val="20"/>
+          <w:u w:val="single"/>
+          <w:lang w:val="sr-Cyrl-RS"/>
+        </w:rPr>
+        <w:t>Захтеване особине и форматирање документа:</w:t>
+      </w:r>
+    </w:p>
+    <w:p>
+      <w:pPr>
+        <w:pStyle w:val="ListParagraph"/>
+        <w:spacing w:after="0" w:line="240" w:lineRule="auto"/>
+        <w:ind w:left="0"/>
+        <w:jc w:val="both"/>
+        <w:rPr>
+          <w:rFonts w:ascii="Verdana" w:hAnsi="Verdana"/>
+          <w:sz w:val="20"/>
+          <w:szCs w:val="20"/>
+          <w:lang w:val="sr-Cyrl-RS"/>
+        </w:rPr>
+      </w:pPr>
+      <w:r>
+        <w:rPr>
+          <w:rFonts w:ascii="Verdana" w:hAnsi="Verdana"/>
+          <w:sz w:val="20"/>
+          <w:szCs w:val="20"/>
+          <w:lang w:val="sr-Cyrl-RS"/>
+        </w:rPr>
+        <w:t xml:space="preserve">1. Документ у складу са претходно наведеном структуром поглавља, </w:t>
+      </w:r>
+      <w:r>
+        <w:rPr>
+          <w:rFonts w:ascii="Verdana" w:hAnsi="Verdana"/>
+          <w:b/>
+          <w:color w:val="FF0000"/>
+          <w:sz w:val="20"/>
+          <w:szCs w:val="20"/>
+          <w:lang w:val="sr-Cyrl-RS"/>
+        </w:rPr>
+        <w:t>могу се испод дате структуре стављати подставке садржаја у складу са темом, ако студент жели (нпр. 1.1.1 Појам оперативног система итд)</w:t>
+      </w:r>
+      <w:r>
+        <w:rPr>
+          <w:rFonts w:ascii="Verdana" w:hAnsi="Verdana"/>
+          <w:sz w:val="20"/>
+          <w:szCs w:val="20"/>
+          <w:lang w:val="sr-Cyrl-RS"/>
+        </w:rPr>
+        <w:t>.</w:t>
+      </w:r>
+    </w:p>
+    <w:p>
+      <w:pPr>
+        <w:pStyle w:val="ListParagraph"/>
+        <w:spacing w:after="0" w:line="240" w:lineRule="auto"/>
+        <w:ind w:left="0"/>
+        <w:jc w:val="both"/>
+        <w:rPr>
+          <w:rFonts w:ascii="Verdana" w:hAnsi="Verdana"/>
+          <w:sz w:val="20"/>
+          <w:szCs w:val="20"/>
+          <w:lang w:val="sr-Cyrl-RS"/>
+        </w:rPr>
+      </w:pPr>
+      <w:r>
+        <w:rPr>
+          <w:rFonts w:ascii="Verdana" w:hAnsi="Verdana"/>
+          <w:sz w:val="20"/>
+          <w:szCs w:val="20"/>
+          <w:lang w:val="sr-Cyrl-RS"/>
+        </w:rPr>
+        <w:t>2. Правилно референцирање извора текста у самом тексту документа (референцирање на ставку из литературе)</w:t>
+      </w:r>
+    </w:p>
+    <w:p>
+      <w:pPr>
+        <w:numPr>
+          <w:ilvl w:val="0"/>
+          <w:numId w:val="29"/>
+        </w:numPr>
+        <w:spacing w:after="0" w:line="240" w:lineRule="auto"/>
+        <w:jc w:val="both"/>
+        <w:rPr>
+          <w:rFonts w:ascii="Verdana" w:hAnsi="Verdana"/>
+          <w:sz w:val="20"/>
+          <w:szCs w:val="20"/>
+          <w:lang w:val="sr-Cyrl-RS"/>
+        </w:rPr>
+      </w:pPr>
+      <w:r>
+        <w:rPr>
+          <w:rFonts w:ascii="Verdana" w:hAnsi="Verdana"/>
+          <w:sz w:val="20"/>
+          <w:szCs w:val="20"/>
+          <w:lang w:val="sr-Cyrl-RS"/>
+        </w:rPr>
+        <w:t>ако је дословце преузет, текст се ставља у наводнике и иза се наводи референца на литературу “текст” [1]</w:t>
+      </w:r>
+    </w:p>
+    <w:p>
+      <w:pPr>
+        <w:numPr>
+          <w:ilvl w:val="0"/>
+          <w:numId w:val="29"/>
+        </w:numPr>
+        <w:spacing w:after="0" w:line="240" w:lineRule="auto"/>
+        <w:jc w:val="both"/>
+        <w:rPr>
+          <w:rFonts w:ascii="Verdana" w:hAnsi="Verdana"/>
+          <w:sz w:val="20"/>
+          <w:szCs w:val="20"/>
+          <w:lang w:val="sr-Cyrl-RS"/>
+        </w:rPr>
+      </w:pPr>
+      <w:r>
+        <w:rPr>
+          <w:rFonts w:ascii="Verdana" w:hAnsi="Verdana"/>
+          <w:sz w:val="20"/>
+          <w:szCs w:val="20"/>
+          <w:lang w:val="sr-Cyrl-RS"/>
+        </w:rPr>
+        <w:t>ако је препричан, користи се  [1] на почетку или крају пасуса или реченице.</w:t>
+      </w:r>
+    </w:p>
+    <w:p>
+      <w:pPr>
+        <w:pStyle w:val="ListParagraph"/>
+        <w:numPr>
+          <w:ilvl w:val="0"/>
+          <w:numId w:val="10"/>
+        </w:numPr>
+        <w:spacing w:after="0" w:line="240" w:lineRule="auto"/>
+        <w:ind w:left="284" w:hanging="284"/>
+        <w:jc w:val="both"/>
+        <w:rPr>
+          <w:rFonts w:ascii="Verdana" w:hAnsi="Verdana"/>
+          <w:sz w:val="20"/>
+          <w:szCs w:val="20"/>
+          <w:lang w:val="sr-Cyrl-RS"/>
+        </w:rPr>
+      </w:pPr>
+      <w:r>
+        <w:rPr>
+          <w:rFonts w:ascii="Verdana" w:hAnsi="Verdana"/>
+          <w:sz w:val="20"/>
+          <w:szCs w:val="20"/>
+          <w:lang w:val="sr-Cyrl-RS"/>
+        </w:rPr>
+        <w:t xml:space="preserve">Правилно референцирање извора преузетих слика (наводи се испод слике нпр. </w:t>
+      </w:r>
+      <w:r>
+        <w:rPr>
+          <w:rFonts w:ascii="Verdana" w:hAnsi="Verdana"/>
+          <w:b/>
+          <w:i/>
+          <w:color w:val="0070C0"/>
+          <w:sz w:val="20"/>
+          <w:szCs w:val="20"/>
+          <w:lang w:val="sr-Cyrl-RS"/>
+        </w:rPr>
+        <w:t>Слика 1. Подела оперативних система [1]</w:t>
+      </w:r>
+      <w:r>
+        <w:rPr>
+          <w:rFonts w:ascii="Verdana" w:hAnsi="Verdana"/>
+          <w:sz w:val="20"/>
+          <w:szCs w:val="20"/>
+          <w:lang w:val="sr-Cyrl-RS"/>
+        </w:rPr>
+        <w:t xml:space="preserve">, где је [1] број са списка литературе који је извор), </w:t>
+      </w:r>
+    </w:p>
+    <w:p>
+      <w:pPr>
+        <w:spacing w:after="0" w:line="240" w:lineRule="auto"/>
+        <w:jc w:val="both"/>
+        <w:rPr>
+          <w:rFonts w:ascii="Verdana" w:hAnsi="Verdana"/>
+          <w:sz w:val="20"/>
+          <w:szCs w:val="20"/>
+          <w:lang w:val="sr-Cyrl-RS"/>
+        </w:rPr>
+      </w:pPr>
+      <w:r>
+        <w:rPr>
+          <w:rFonts w:ascii="Verdana" w:hAnsi="Verdana"/>
+          <w:sz w:val="20"/>
+          <w:szCs w:val="20"/>
+          <w:lang w:val="sr-Cyrl-RS"/>
+        </w:rPr>
+        <w:t>4. правилно форматирање литературе:</w:t>
+      </w:r>
+    </w:p>
+    <w:p>
+      <w:pPr>
+        <w:numPr>
+          <w:ilvl w:val="0"/>
+          <w:numId w:val="30"/>
+        </w:numPr>
+        <w:spacing w:after="0" w:line="240" w:lineRule="auto"/>
+        <w:ind w:left="1418" w:hanging="284"/>
+        <w:jc w:val="both"/>
+        <w:rPr>
+          <w:rFonts w:ascii="Verdana" w:hAnsi="Verdana"/>
+          <w:sz w:val="20"/>
+          <w:szCs w:val="20"/>
+          <w:lang w:val="sr-Cyrl-RS"/>
+        </w:rPr>
+      </w:pPr>
+      <w:r>
+        <w:rPr>
+          <w:rFonts w:ascii="Verdana" w:hAnsi="Verdana"/>
+          <w:sz w:val="20"/>
+          <w:szCs w:val="20"/>
+          <w:lang w:val="sr-Cyrl-RS"/>
+        </w:rPr>
+        <w:t xml:space="preserve">ако је садржај са сајта: опис, урл, датум посете; </w:t>
+      </w:r>
+    </w:p>
+    <w:p>
+      <w:pPr>
+        <w:numPr>
+          <w:ilvl w:val="0"/>
+          <w:numId w:val="30"/>
+        </w:numPr>
+        <w:spacing w:after="0" w:line="240" w:lineRule="auto"/>
+        <w:ind w:left="1418" w:hanging="284"/>
+        <w:jc w:val="both"/>
+        <w:rPr>
+          <w:rFonts w:ascii="Verdana" w:hAnsi="Verdana"/>
+          <w:sz w:val="20"/>
+          <w:szCs w:val="20"/>
+          <w:lang w:val="sr-Cyrl-RS"/>
+        </w:rPr>
+      </w:pPr>
+      <w:r>
+        <w:rPr>
+          <w:rFonts w:ascii="Verdana" w:hAnsi="Verdana"/>
+          <w:sz w:val="20"/>
+          <w:szCs w:val="20"/>
+          <w:lang w:val="sr-Cyrl-RS"/>
+        </w:rPr>
+        <w:t>ако је научни рад или уџбеник: аутор, назив дела, издавач/назив часописа/назив конференције, година издања</w:t>
+      </w:r>
+    </w:p>
+    <w:p>
+      <w:pPr>
+        <w:spacing w:after="0" w:line="240" w:lineRule="auto"/>
+        <w:jc w:val="both"/>
+        <w:rPr>
+          <w:rFonts w:ascii="Verdana" w:hAnsi="Verdana"/>
+          <w:sz w:val="20"/>
+          <w:szCs w:val="20"/>
+          <w:lang w:val="sr-Latn-RS"/>
+        </w:rPr>
+      </w:pPr>
+      <w:r>
+        <w:rPr>
+          <w:rFonts w:ascii="Verdana" w:hAnsi="Verdana"/>
+          <w:sz w:val="20"/>
+          <w:szCs w:val="20"/>
+          <w:lang w:val="sr-Cyrl-RS"/>
+        </w:rPr>
+        <w:t xml:space="preserve">5. Минимум 10 различитих литературних референци за текст, </w:t>
+      </w:r>
+      <w:r>
+        <w:rPr>
+          <w:rFonts w:ascii="Verdana" w:hAnsi="Verdana"/>
+          <w:b/>
+          <w:color w:val="FF0000"/>
+          <w:sz w:val="20"/>
+          <w:szCs w:val="20"/>
+          <w:lang w:val="sr-Cyrl-RS"/>
+        </w:rPr>
+        <w:t>референце за слике су одвојене</w:t>
+      </w:r>
+      <w:r>
+        <w:rPr>
+          <w:rFonts w:ascii="Verdana" w:hAnsi="Verdana"/>
+          <w:sz w:val="20"/>
+          <w:szCs w:val="20"/>
+          <w:lang w:val="sr-Cyrl-RS"/>
+        </w:rPr>
+        <w:t xml:space="preserve">. Литературне референце су уџбеници, научни радови или сајтови реномираних софтверских компанија (нпр. </w:t>
+      </w:r>
+      <w:r>
+        <w:rPr>
+          <w:rFonts w:ascii="Verdana" w:hAnsi="Verdana"/>
+          <w:sz w:val="20"/>
+          <w:szCs w:val="20"/>
+          <w:lang w:val="sr-Latn-RS"/>
+        </w:rPr>
+        <w:t>Microsoft</w:t>
+      </w:r>
+      <w:r>
+        <w:rPr>
+          <w:rFonts w:ascii="Verdana" w:hAnsi="Verdana"/>
+          <w:sz w:val="20"/>
+          <w:szCs w:val="20"/>
+          <w:lang w:val="sr-Cyrl-RS"/>
+        </w:rPr>
+        <w:t xml:space="preserve">). Не сме бити </w:t>
+      </w:r>
+      <w:r>
+        <w:rPr>
+          <w:rFonts w:ascii="Verdana" w:hAnsi="Verdana"/>
+          <w:sz w:val="20"/>
+          <w:szCs w:val="20"/>
+        </w:rPr>
+        <w:t>w</w:t>
+      </w:r>
+      <w:r>
+        <w:rPr>
+          <w:rFonts w:ascii="Verdana" w:hAnsi="Verdana"/>
+          <w:sz w:val="20"/>
+          <w:szCs w:val="20"/>
+          <w:lang w:val="sr-Cyrl-RS"/>
+        </w:rPr>
+        <w:t>икипедија нити блогови.</w:t>
+      </w:r>
     </w:p>
     <w:sectPr>
-      <w:footerReference w:type="default" r:id="rId63"/>
+      <w:footerReference w:type="default" r:id="rId79"/>
       <w:pgSz w:w="11907" w:h="16839" w:code="9"/>
       <w:pgMar w:top="270" w:right="1275" w:bottom="270" w:left="1134" w:header="0" w:footer="0" w:gutter="0"/>
       <w:cols w:space="720"/>

--- a/seminarski.docx
+++ b/seminarski.docx
@@ -55,7 +55,7 @@
                   <v:path o:extrusionok="f" gradientshapeok="t" o:connecttype="rect"/>
                   <o:lock v:ext="edit" aspectratio="t"/>
                 </v:shapetype>
-                <v:shape id="Picture 1" o:spid="_x0000_i1025" type="#_x0000_t75" alt="ZnakUniverziteta" style="width:102pt;height:102pt;visibility:visible">
+                <v:shape id="Picture 1" o:spid="_x0000_i1025" type="#_x0000_t75" alt="ZnakUniverziteta" style="width:101.9pt;height:101.9pt;visibility:visible">
                   <v:imagedata r:id="rId7" o:title="ZnakUniverziteta"/>
                 </v:shape>
               </w:pict>
@@ -70,7 +70,6 @@
           <w:p>
             <w:pPr>
               <w:spacing w:after="0" w:line="240" w:lineRule="auto"/>
-              <w:jc w:val="center"/>
               <w:rPr>
                 <w:rFonts w:ascii="Verdana" w:eastAsia="Times New Roman" w:hAnsi="Verdana"/>
                 <w:sz w:val="20"/>
@@ -117,7 +116,6 @@
           <w:p>
             <w:pPr>
               <w:spacing w:after="0" w:line="240" w:lineRule="auto"/>
-              <w:jc w:val="center"/>
               <w:rPr>
                 <w:rFonts w:ascii="Verdana" w:eastAsia="Times New Roman" w:hAnsi="Verdana"/>
                 <w:sz w:val="20"/>
@@ -132,7 +130,7 @@
                 <w:szCs w:val="20"/>
               </w:rPr>
               <w:pict w14:anchorId="695FB485">
-                <v:shape id="Picture 2" o:spid="_x0000_i1026" type="#_x0000_t75" alt="LOGOpupin" style="width:118.5pt;height:118.5pt;visibility:visible">
+                <v:shape id="Picture 2" o:spid="_x0000_i1026" type="#_x0000_t75" alt="LOGOpupin" style="width:118.75pt;height:118.75pt;visibility:visible">
                   <v:imagedata r:id="rId8" o:title="LOGOpupin"/>
                 </v:shape>
               </w:pict>
@@ -262,6 +260,7 @@
       <w:pPr>
         <w:spacing w:after="0" w:line="240" w:lineRule="auto"/>
         <w:ind w:left="1440"/>
+        <w:jc w:val="center"/>
         <w:rPr>
           <w:rFonts w:ascii="Verdana" w:eastAsia="Times New Roman" w:hAnsi="Verdana"/>
           <w:sz w:val="20"/>
@@ -273,6 +272,7 @@
       <w:pPr>
         <w:spacing w:after="0" w:line="240" w:lineRule="auto"/>
         <w:ind w:left="1440"/>
+        <w:jc w:val="center"/>
         <w:rPr>
           <w:rFonts w:ascii="Verdana" w:eastAsia="Times New Roman" w:hAnsi="Verdana"/>
           <w:sz w:val="20"/>
@@ -284,6 +284,7 @@
       <w:pPr>
         <w:spacing w:after="0" w:line="240" w:lineRule="auto"/>
         <w:ind w:left="1440"/>
+        <w:jc w:val="center"/>
         <w:rPr>
           <w:rFonts w:ascii="Verdana" w:eastAsia="Times New Roman" w:hAnsi="Verdana"/>
           <w:sz w:val="20"/>
@@ -295,6 +296,7 @@
       <w:pPr>
         <w:spacing w:after="0" w:line="240" w:lineRule="auto"/>
         <w:ind w:left="1440"/>
+        <w:jc w:val="center"/>
         <w:rPr>
           <w:rFonts w:ascii="Verdana" w:eastAsia="Times New Roman" w:hAnsi="Verdana"/>
           <w:sz w:val="20"/>
@@ -306,6 +308,7 @@
       <w:pPr>
         <w:spacing w:after="0" w:line="240" w:lineRule="auto"/>
         <w:ind w:left="1440"/>
+        <w:jc w:val="center"/>
         <w:rPr>
           <w:rFonts w:ascii="Verdana" w:eastAsia="Times New Roman" w:hAnsi="Verdana"/>
           <w:sz w:val="20"/>
@@ -317,6 +320,7 @@
       <w:pPr>
         <w:spacing w:after="0" w:line="240" w:lineRule="auto"/>
         <w:ind w:left="1440"/>
+        <w:jc w:val="center"/>
         <w:rPr>
           <w:rFonts w:ascii="Verdana" w:eastAsia="Times New Roman" w:hAnsi="Verdana"/>
           <w:sz w:val="20"/>
@@ -441,6 +445,7 @@
       <w:pPr>
         <w:spacing w:after="0" w:line="240" w:lineRule="auto"/>
         <w:ind w:firstLine="1701"/>
+        <w:jc w:val="center"/>
         <w:rPr>
           <w:rFonts w:ascii="Verdana" w:eastAsia="Times New Roman" w:hAnsi="Verdana"/>
           <w:sz w:val="20"/>
@@ -452,6 +457,7 @@
     <w:p>
       <w:pPr>
         <w:spacing w:after="0" w:line="240" w:lineRule="auto"/>
+        <w:jc w:val="center"/>
         <w:rPr>
           <w:rFonts w:ascii="Verdana" w:eastAsia="Times New Roman" w:hAnsi="Verdana"/>
           <w:sz w:val="20"/>
@@ -463,6 +469,7 @@
     <w:p>
       <w:pPr>
         <w:spacing w:after="0" w:line="240" w:lineRule="auto"/>
+        <w:jc w:val="center"/>
         <w:rPr>
           <w:rFonts w:ascii="Verdana" w:eastAsia="Times New Roman" w:hAnsi="Verdana"/>
           <w:sz w:val="20"/>
@@ -470,19 +477,23 @@
           <w:lang w:val="de-DE"/>
         </w:rPr>
       </w:pPr>
-      <w:r>
+    </w:p>
+    <w:p>
+      <w:pPr>
+        <w:spacing w:after="0" w:line="240" w:lineRule="auto"/>
+        <w:jc w:val="center"/>
         <w:rPr>
           <w:rFonts w:ascii="Verdana" w:eastAsia="Times New Roman" w:hAnsi="Verdana"/>
           <w:sz w:val="20"/>
           <w:szCs w:val="20"/>
           <w:lang w:val="de-DE"/>
         </w:rPr>
-        <w:t> </w:t>
-      </w:r>
-    </w:p>
-    <w:p>
-      <w:pPr>
-        <w:spacing w:after="0" w:line="240" w:lineRule="auto"/>
+      </w:pPr>
+    </w:p>
+    <w:p>
+      <w:pPr>
+        <w:spacing w:after="0" w:line="240" w:lineRule="auto"/>
+        <w:jc w:val="center"/>
         <w:rPr>
           <w:rFonts w:ascii="Verdana" w:eastAsia="Times New Roman" w:hAnsi="Verdana"/>
           <w:sz w:val="20"/>
@@ -490,19 +501,23 @@
           <w:lang w:val="de-DE"/>
         </w:rPr>
       </w:pPr>
-      <w:r>
+    </w:p>
+    <w:p>
+      <w:pPr>
+        <w:spacing w:after="0" w:line="240" w:lineRule="auto"/>
+        <w:jc w:val="center"/>
         <w:rPr>
           <w:rFonts w:ascii="Verdana" w:eastAsia="Times New Roman" w:hAnsi="Verdana"/>
           <w:sz w:val="20"/>
           <w:szCs w:val="20"/>
           <w:lang w:val="de-DE"/>
         </w:rPr>
-        <w:t> </w:t>
-      </w:r>
-    </w:p>
-    <w:p>
-      <w:pPr>
-        <w:spacing w:after="0" w:line="240" w:lineRule="auto"/>
+      </w:pPr>
+    </w:p>
+    <w:p>
+      <w:pPr>
+        <w:spacing w:after="0" w:line="240" w:lineRule="auto"/>
+        <w:jc w:val="center"/>
         <w:rPr>
           <w:rFonts w:ascii="Verdana" w:eastAsia="Times New Roman" w:hAnsi="Verdana"/>
           <w:sz w:val="20"/>
@@ -514,6 +529,7 @@
     <w:p>
       <w:pPr>
         <w:spacing w:after="0" w:line="240" w:lineRule="auto"/>
+        <w:jc w:val="center"/>
         <w:rPr>
           <w:rFonts w:ascii="Verdana" w:eastAsia="Times New Roman" w:hAnsi="Verdana"/>
           <w:sz w:val="20"/>
@@ -525,6 +541,7 @@
     <w:p>
       <w:pPr>
         <w:spacing w:after="0" w:line="240" w:lineRule="auto"/>
+        <w:jc w:val="center"/>
         <w:rPr>
           <w:rFonts w:ascii="Verdana" w:eastAsia="Times New Roman" w:hAnsi="Verdana"/>
           <w:sz w:val="20"/>
@@ -536,6 +553,7 @@
     <w:p>
       <w:pPr>
         <w:spacing w:after="0" w:line="240" w:lineRule="auto"/>
+        <w:jc w:val="center"/>
         <w:rPr>
           <w:rFonts w:ascii="Verdana" w:eastAsia="Times New Roman" w:hAnsi="Verdana"/>
           <w:sz w:val="20"/>
@@ -547,6 +565,7 @@
     <w:p>
       <w:pPr>
         <w:spacing w:after="0" w:line="240" w:lineRule="auto"/>
+        <w:jc w:val="center"/>
         <w:rPr>
           <w:rFonts w:ascii="Verdana" w:eastAsia="Times New Roman" w:hAnsi="Verdana"/>
           <w:sz w:val="20"/>
@@ -558,6 +577,7 @@
     <w:p>
       <w:pPr>
         <w:spacing w:after="0" w:line="240" w:lineRule="auto"/>
+        <w:jc w:val="center"/>
         <w:rPr>
           <w:rFonts w:ascii="Verdana" w:eastAsia="Times New Roman" w:hAnsi="Verdana"/>
           <w:sz w:val="20"/>
@@ -569,6 +589,7 @@
     <w:p>
       <w:pPr>
         <w:spacing w:after="0" w:line="240" w:lineRule="auto"/>
+        <w:jc w:val="center"/>
         <w:rPr>
           <w:rFonts w:ascii="Verdana" w:eastAsia="Times New Roman" w:hAnsi="Verdana"/>
           <w:sz w:val="20"/>
@@ -580,6 +601,7 @@
     <w:p>
       <w:pPr>
         <w:spacing w:after="0" w:line="240" w:lineRule="auto"/>
+        <w:jc w:val="center"/>
         <w:rPr>
           <w:rFonts w:ascii="Verdana" w:eastAsia="Times New Roman" w:hAnsi="Verdana"/>
           <w:sz w:val="20"/>
@@ -591,6 +613,7 @@
     <w:p>
       <w:pPr>
         <w:spacing w:after="0" w:line="240" w:lineRule="auto"/>
+        <w:jc w:val="center"/>
         <w:rPr>
           <w:rFonts w:ascii="Verdana" w:eastAsia="Times New Roman" w:hAnsi="Verdana"/>
           <w:sz w:val="20"/>
@@ -602,28 +625,7 @@
     <w:p>
       <w:pPr>
         <w:spacing w:after="0" w:line="240" w:lineRule="auto"/>
-        <w:rPr>
-          <w:rFonts w:ascii="Verdana" w:eastAsia="Times New Roman" w:hAnsi="Verdana"/>
-          <w:sz w:val="20"/>
-          <w:szCs w:val="20"/>
-          <w:lang w:val="de-DE"/>
-        </w:rPr>
-      </w:pPr>
-    </w:p>
-    <w:p>
-      <w:pPr>
-        <w:spacing w:after="0" w:line="240" w:lineRule="auto"/>
-        <w:rPr>
-          <w:rFonts w:ascii="Verdana" w:eastAsia="Times New Roman" w:hAnsi="Verdana"/>
-          <w:sz w:val="20"/>
-          <w:szCs w:val="20"/>
-          <w:lang w:val="de-DE"/>
-        </w:rPr>
-      </w:pPr>
-    </w:p>
-    <w:p>
-      <w:pPr>
-        <w:spacing w:after="0" w:line="240" w:lineRule="auto"/>
+        <w:jc w:val="center"/>
         <w:rPr>
           <w:rFonts w:ascii="Verdana" w:eastAsia="Times New Roman" w:hAnsi="Verdana"/>
           <w:sz w:val="20"/>
@@ -698,6 +700,7 @@
       </w:tr>
       <w:tr>
         <w:trPr>
+          <w:trHeight w:val="95"/>
           <w:jc w:val="center"/>
         </w:trPr>
         <w:tc>
@@ -819,6 +822,7 @@
     <w:p>
       <w:pPr>
         <w:spacing w:after="0" w:line="240" w:lineRule="auto"/>
+        <w:jc w:val="center"/>
         <w:rPr>
           <w:rFonts w:ascii="Verdana" w:eastAsia="Times New Roman" w:hAnsi="Verdana"/>
           <w:sz w:val="20"/>
@@ -1074,7 +1078,6 @@
     <w:p>
       <w:pPr>
         <w:pStyle w:val="TOCHeading"/>
-        <w:jc w:val="center"/>
         <w:rPr>
           <w:rFonts w:ascii="Verdana" w:hAnsi="Verdana"/>
           <w:b/>
@@ -1151,7 +1154,7 @@
       <w:r>
         <w:fldChar w:fldCharType="separate"/>
       </w:r>
-      <w:hyperlink w:anchor="_Toc225190972" w:history="1">
+      <w:hyperlink w:anchor="_Toc225193395" w:history="1">
         <w:r>
           <w:rPr>
             <w:rStyle w:val="Hyperlink"/>
@@ -1174,7 +1177,7 @@
           <w:rPr>
             <w:webHidden/>
           </w:rPr>
-          <w:instrText xml:space="preserve"> PAGEREF _Toc225190972 \h </w:instrText>
+          <w:instrText xml:space="preserve"> PAGEREF _Toc225193395 \h </w:instrText>
         </w:r>
         <w:r>
           <w:rPr>
@@ -1213,7 +1216,7 @@
           <w:lang w:val="sr-Latn-RS" w:eastAsia="sr-Latn-RS"/>
         </w:rPr>
       </w:pPr>
-      <w:hyperlink w:anchor="_Toc225190973" w:history="1">
+      <w:hyperlink w:anchor="_Toc225193396" w:history="1">
         <w:r>
           <w:rPr>
             <w:rStyle w:val="Hyperlink"/>
@@ -1241,7 +1244,7 @@
             <w:noProof/>
             <w:webHidden/>
           </w:rPr>
-          <w:instrText xml:space="preserve"> PAGEREF _Toc225190973 \h </w:instrText>
+          <w:instrText xml:space="preserve"> PAGEREF _Toc225193396 \h </w:instrText>
         </w:r>
         <w:r>
           <w:rPr>
@@ -1277,7 +1280,6 @@
         <w:pStyle w:val="TOC3"/>
         <w:tabs>
           <w:tab w:val="left" w:pos="1540"/>
-          <w:tab w:val="right" w:leader="dot" w:pos="9488"/>
         </w:tabs>
         <w:rPr>
           <w:rFonts w:eastAsia="Times New Roman"/>
@@ -1285,7 +1287,7 @@
           <w:lang w:val="sr-Latn-RS" w:eastAsia="sr-Latn-RS"/>
         </w:rPr>
       </w:pPr>
-      <w:hyperlink w:anchor="_Toc225190974" w:history="1">
+      <w:hyperlink w:anchor="_Toc225193397" w:history="1">
         <w:r>
           <w:rPr>
             <w:rStyle w:val="Hyperlink"/>
@@ -1346,7 +1348,7 @@
             <w:noProof/>
             <w:webHidden/>
           </w:rPr>
-          <w:instrText xml:space="preserve"> PAGEREF _Toc225190974 \h </w:instrText>
+          <w:instrText xml:space="preserve"> PAGEREF _Toc225193397 \h </w:instrText>
         </w:r>
         <w:r>
           <w:rPr>
@@ -1382,7 +1384,6 @@
         <w:pStyle w:val="TOC3"/>
         <w:tabs>
           <w:tab w:val="left" w:pos="1540"/>
-          <w:tab w:val="right" w:leader="dot" w:pos="9488"/>
         </w:tabs>
         <w:rPr>
           <w:rFonts w:eastAsia="Times New Roman"/>
@@ -1390,7 +1391,7 @@
           <w:lang w:val="sr-Latn-RS" w:eastAsia="sr-Latn-RS"/>
         </w:rPr>
       </w:pPr>
-      <w:hyperlink w:anchor="_Toc225190975" w:history="1">
+      <w:hyperlink w:anchor="_Toc225193398" w:history="1">
         <w:r>
           <w:rPr>
             <w:rStyle w:val="Hyperlink"/>
@@ -1434,7 +1435,7 @@
             <w:noProof/>
             <w:webHidden/>
           </w:rPr>
-          <w:instrText xml:space="preserve"> PAGEREF _Toc225190975 \h </w:instrText>
+          <w:instrText xml:space="preserve"> PAGEREF _Toc225193398 \h </w:instrText>
         </w:r>
         <w:r>
           <w:rPr>
@@ -1470,7 +1471,6 @@
         <w:pStyle w:val="TOC3"/>
         <w:tabs>
           <w:tab w:val="left" w:pos="1540"/>
-          <w:tab w:val="right" w:leader="dot" w:pos="9488"/>
         </w:tabs>
         <w:rPr>
           <w:rFonts w:eastAsia="Times New Roman"/>
@@ -1478,7 +1478,7 @@
           <w:lang w:val="sr-Latn-RS" w:eastAsia="sr-Latn-RS"/>
         </w:rPr>
       </w:pPr>
-      <w:hyperlink w:anchor="_Toc225190976" w:history="1">
+      <w:hyperlink w:anchor="_Toc225193399" w:history="1">
         <w:r>
           <w:rPr>
             <w:rStyle w:val="Hyperlink"/>
@@ -1522,7 +1522,7 @@
             <w:noProof/>
             <w:webHidden/>
           </w:rPr>
-          <w:instrText xml:space="preserve"> PAGEREF _Toc225190976 \h </w:instrText>
+          <w:instrText xml:space="preserve"> PAGEREF _Toc225193399 \h </w:instrText>
         </w:r>
         <w:r>
           <w:rPr>
@@ -1566,7 +1566,7 @@
           <w:lang w:val="sr-Latn-RS" w:eastAsia="sr-Latn-RS"/>
         </w:rPr>
       </w:pPr>
-      <w:hyperlink w:anchor="_Toc225190977" w:history="1">
+      <w:hyperlink w:anchor="_Toc225193400" w:history="1">
         <w:r>
           <w:rPr>
             <w:rStyle w:val="Hyperlink"/>
@@ -1621,7 +1621,7 @@
             <w:noProof/>
             <w:webHidden/>
           </w:rPr>
-          <w:instrText xml:space="preserve"> PAGEREF _Toc225190977 \h </w:instrText>
+          <w:instrText xml:space="preserve"> PAGEREF _Toc225193400 \h </w:instrText>
         </w:r>
         <w:r>
           <w:rPr>
@@ -1655,16 +1655,13 @@
     <w:p>
       <w:pPr>
         <w:pStyle w:val="TOC3"/>
-        <w:tabs>
-          <w:tab w:val="right" w:leader="dot" w:pos="9488"/>
-        </w:tabs>
         <w:rPr>
           <w:rFonts w:eastAsia="Times New Roman"/>
           <w:noProof/>
           <w:lang w:val="sr-Latn-RS" w:eastAsia="sr-Latn-RS"/>
         </w:rPr>
       </w:pPr>
-      <w:hyperlink w:anchor="_Toc225190978" w:history="1">
+      <w:hyperlink w:anchor="_Toc225193401" w:history="1">
         <w:r>
           <w:rPr>
             <w:rStyle w:val="Hyperlink"/>
@@ -1693,7 +1690,7 @@
             <w:noProof/>
             <w:webHidden/>
           </w:rPr>
-          <w:instrText xml:space="preserve"> PAGEREF _Toc225190978 \h </w:instrText>
+          <w:instrText xml:space="preserve"> PAGEREF _Toc225193401 \h </w:instrText>
         </w:r>
         <w:r>
           <w:rPr>
@@ -1727,16 +1724,13 @@
     <w:p>
       <w:pPr>
         <w:pStyle w:val="TOC3"/>
-        <w:tabs>
-          <w:tab w:val="right" w:leader="dot" w:pos="9488"/>
-        </w:tabs>
         <w:rPr>
           <w:rFonts w:eastAsia="Times New Roman"/>
           <w:noProof/>
           <w:lang w:val="sr-Latn-RS" w:eastAsia="sr-Latn-RS"/>
         </w:rPr>
       </w:pPr>
-      <w:hyperlink w:anchor="_Toc225190979" w:history="1">
+      <w:hyperlink w:anchor="_Toc225193402" w:history="1">
         <w:r>
           <w:rPr>
             <w:rStyle w:val="Hyperlink"/>
@@ -1773,7 +1767,7 @@
             <w:noProof/>
             <w:webHidden/>
           </w:rPr>
-          <w:instrText xml:space="preserve"> PAGEREF _Toc225190979 \h </w:instrText>
+          <w:instrText xml:space="preserve"> PAGEREF _Toc225193402 \h </w:instrText>
         </w:r>
         <w:r>
           <w:rPr>
@@ -1807,16 +1801,13 @@
     <w:p>
       <w:pPr>
         <w:pStyle w:val="TOC3"/>
-        <w:tabs>
-          <w:tab w:val="right" w:leader="dot" w:pos="9488"/>
-        </w:tabs>
         <w:rPr>
           <w:rFonts w:eastAsia="Times New Roman"/>
           <w:noProof/>
           <w:lang w:val="sr-Latn-RS" w:eastAsia="sr-Latn-RS"/>
         </w:rPr>
       </w:pPr>
-      <w:hyperlink w:anchor="_Toc225190980" w:history="1">
+      <w:hyperlink w:anchor="_Toc225193403" w:history="1">
         <w:r>
           <w:rPr>
             <w:rStyle w:val="Hyperlink"/>
@@ -1845,7 +1836,7 @@
             <w:noProof/>
             <w:webHidden/>
           </w:rPr>
-          <w:instrText xml:space="preserve"> PAGEREF _Toc225190980 \h </w:instrText>
+          <w:instrText xml:space="preserve"> PAGEREF _Toc225193403 \h </w:instrText>
         </w:r>
         <w:r>
           <w:rPr>
@@ -1879,16 +1870,13 @@
     <w:p>
       <w:pPr>
         <w:pStyle w:val="TOC3"/>
-        <w:tabs>
-          <w:tab w:val="right" w:leader="dot" w:pos="9488"/>
-        </w:tabs>
         <w:rPr>
           <w:rFonts w:eastAsia="Times New Roman"/>
           <w:noProof/>
           <w:lang w:val="sr-Latn-RS" w:eastAsia="sr-Latn-RS"/>
         </w:rPr>
       </w:pPr>
-      <w:hyperlink w:anchor="_Toc225190981" w:history="1">
+      <w:hyperlink w:anchor="_Toc225193404" w:history="1">
         <w:r>
           <w:rPr>
             <w:rStyle w:val="Hyperlink"/>
@@ -1917,7 +1905,7 @@
             <w:noProof/>
             <w:webHidden/>
           </w:rPr>
-          <w:instrText xml:space="preserve"> PAGEREF _Toc225190981 \h </w:instrText>
+          <w:instrText xml:space="preserve"> PAGEREF _Toc225193404 \h </w:instrText>
         </w:r>
         <w:r>
           <w:rPr>
@@ -1951,16 +1939,13 @@
     <w:p>
       <w:pPr>
         <w:pStyle w:val="TOC3"/>
-        <w:tabs>
-          <w:tab w:val="right" w:leader="dot" w:pos="9488"/>
-        </w:tabs>
         <w:rPr>
           <w:rFonts w:eastAsia="Times New Roman"/>
           <w:noProof/>
           <w:lang w:val="sr-Latn-RS" w:eastAsia="sr-Latn-RS"/>
         </w:rPr>
       </w:pPr>
-      <w:hyperlink w:anchor="_Toc225190982" w:history="1">
+      <w:hyperlink w:anchor="_Toc225193405" w:history="1">
         <w:r>
           <w:rPr>
             <w:rStyle w:val="Hyperlink"/>
@@ -1989,7 +1974,7 @@
             <w:noProof/>
             <w:webHidden/>
           </w:rPr>
-          <w:instrText xml:space="preserve"> PAGEREF _Toc225190982 \h </w:instrText>
+          <w:instrText xml:space="preserve"> PAGEREF _Toc225193405 \h </w:instrText>
         </w:r>
         <w:r>
           <w:rPr>
@@ -2023,16 +2008,13 @@
     <w:p>
       <w:pPr>
         <w:pStyle w:val="TOC3"/>
-        <w:tabs>
-          <w:tab w:val="right" w:leader="dot" w:pos="9488"/>
-        </w:tabs>
         <w:rPr>
           <w:rFonts w:eastAsia="Times New Roman"/>
           <w:noProof/>
           <w:lang w:val="sr-Latn-RS" w:eastAsia="sr-Latn-RS"/>
         </w:rPr>
       </w:pPr>
-      <w:hyperlink w:anchor="_Toc225190983" w:history="1">
+      <w:hyperlink w:anchor="_Toc225193406" w:history="1">
         <w:r>
           <w:rPr>
             <w:rStyle w:val="Hyperlink"/>
@@ -2061,7 +2043,7 @@
             <w:noProof/>
             <w:webHidden/>
           </w:rPr>
-          <w:instrText xml:space="preserve"> PAGEREF _Toc225190983 \h </w:instrText>
+          <w:instrText xml:space="preserve"> PAGEREF _Toc225193406 \h </w:instrText>
         </w:r>
         <w:r>
           <w:rPr>
@@ -2104,7 +2086,7 @@
           <w:lang w:val="sr-Latn-RS" w:eastAsia="sr-Latn-RS"/>
         </w:rPr>
       </w:pPr>
-      <w:hyperlink w:anchor="_Toc225190984" w:history="1">
+      <w:hyperlink w:anchor="_Toc225193407" w:history="1">
         <w:r>
           <w:rPr>
             <w:rStyle w:val="Hyperlink"/>
@@ -2132,7 +2114,7 @@
             <w:noProof/>
             <w:webHidden/>
           </w:rPr>
-          <w:instrText xml:space="preserve"> PAGEREF _Toc225190984 \h </w:instrText>
+          <w:instrText xml:space="preserve"> PAGEREF _Toc225193407 \h </w:instrText>
         </w:r>
         <w:r>
           <w:rPr>
@@ -2175,7 +2157,7 @@
           <w:lang w:val="sr-Latn-RS" w:eastAsia="sr-Latn-RS"/>
         </w:rPr>
       </w:pPr>
-      <w:hyperlink w:anchor="_Toc225190985" w:history="1">
+      <w:hyperlink w:anchor="_Toc225193408" w:history="1">
         <w:r>
           <w:rPr>
             <w:rStyle w:val="Hyperlink"/>
@@ -2203,7 +2185,7 @@
             <w:noProof/>
             <w:webHidden/>
           </w:rPr>
-          <w:instrText xml:space="preserve"> PAGEREF _Toc225190985 \h </w:instrText>
+          <w:instrText xml:space="preserve"> PAGEREF _Toc225193408 \h </w:instrText>
         </w:r>
         <w:r>
           <w:rPr>
@@ -2243,7 +2225,7 @@
           <w:lang w:val="sr-Latn-RS" w:eastAsia="sr-Latn-RS"/>
         </w:rPr>
       </w:pPr>
-      <w:hyperlink w:anchor="_Toc225190986" w:history="1">
+      <w:hyperlink w:anchor="_Toc225193409" w:history="1">
         <w:r>
           <w:rPr>
             <w:rStyle w:val="Hyperlink"/>
@@ -2274,7 +2256,7 @@
           <w:rPr>
             <w:webHidden/>
           </w:rPr>
-          <w:instrText xml:space="preserve"> PAGEREF _Toc225190986 \h </w:instrText>
+          <w:instrText xml:space="preserve"> PAGEREF _Toc225193409 \h </w:instrText>
         </w:r>
         <w:r>
           <w:rPr>
@@ -2313,7 +2295,7 @@
           <w:lang w:val="sr-Latn-RS" w:eastAsia="sr-Latn-RS"/>
         </w:rPr>
       </w:pPr>
-      <w:hyperlink w:anchor="_Toc225190987" w:history="1">
+      <w:hyperlink w:anchor="_Toc225193410" w:history="1">
         <w:r>
           <w:rPr>
             <w:rStyle w:val="Hyperlink"/>
@@ -2342,7 +2324,7 @@
             <w:noProof/>
             <w:webHidden/>
           </w:rPr>
-          <w:instrText xml:space="preserve"> PAGEREF _Toc225190987 \h </w:instrText>
+          <w:instrText xml:space="preserve"> PAGEREF _Toc225193410 \h </w:instrText>
         </w:r>
         <w:r>
           <w:rPr>
@@ -2362,7 +2344,7 @@
             <w:noProof/>
             <w:webHidden/>
           </w:rPr>
-          <w:t>13</w:t>
+          <w:t>14</w:t>
         </w:r>
         <w:r>
           <w:rPr>
@@ -2385,7 +2367,7 @@
           <w:lang w:val="sr-Latn-RS" w:eastAsia="sr-Latn-RS"/>
         </w:rPr>
       </w:pPr>
-      <w:hyperlink w:anchor="_Toc225190988" w:history="1">
+      <w:hyperlink w:anchor="_Toc225193411" w:history="1">
         <w:r>
           <w:rPr>
             <w:rStyle w:val="Hyperlink"/>
@@ -2413,7 +2395,7 @@
             <w:noProof/>
             <w:webHidden/>
           </w:rPr>
-          <w:instrText xml:space="preserve"> PAGEREF _Toc225190988 \h </w:instrText>
+          <w:instrText xml:space="preserve"> PAGEREF _Toc225193411 \h </w:instrText>
         </w:r>
         <w:r>
           <w:rPr>
@@ -2433,7 +2415,7 @@
             <w:noProof/>
             <w:webHidden/>
           </w:rPr>
-          <w:t>13</w:t>
+          <w:t>15</w:t>
         </w:r>
         <w:r>
           <w:rPr>
@@ -2456,7 +2438,7 @@
           <w:lang w:val="sr-Latn-RS" w:eastAsia="sr-Latn-RS"/>
         </w:rPr>
       </w:pPr>
-      <w:hyperlink w:anchor="_Toc225190989" w:history="1">
+      <w:hyperlink w:anchor="_Toc225193412" w:history="1">
         <w:r>
           <w:rPr>
             <w:rStyle w:val="Hyperlink"/>
@@ -2484,7 +2466,7 @@
             <w:noProof/>
             <w:webHidden/>
           </w:rPr>
-          <w:instrText xml:space="preserve"> PAGEREF _Toc225190989 \h </w:instrText>
+          <w:instrText xml:space="preserve"> PAGEREF _Toc225193412 \h </w:instrText>
         </w:r>
         <w:r>
           <w:rPr>
@@ -2504,7 +2486,7 @@
             <w:noProof/>
             <w:webHidden/>
           </w:rPr>
-          <w:t>13</w:t>
+          <w:t>16</w:t>
         </w:r>
         <w:r>
           <w:rPr>
@@ -2524,7 +2506,7 @@
           <w:lang w:val="sr-Latn-RS" w:eastAsia="sr-Latn-RS"/>
         </w:rPr>
       </w:pPr>
-      <w:hyperlink w:anchor="_Toc225190990" w:history="1">
+      <w:hyperlink w:anchor="_Toc225193413" w:history="1">
         <w:r>
           <w:rPr>
             <w:rStyle w:val="Hyperlink"/>
@@ -2554,7 +2536,7 @@
           <w:rPr>
             <w:webHidden/>
           </w:rPr>
-          <w:instrText xml:space="preserve"> PAGEREF _Toc225190990 \h </w:instrText>
+          <w:instrText xml:space="preserve"> PAGEREF _Toc225193413 \h </w:instrText>
         </w:r>
         <w:r>
           <w:rPr>
@@ -2571,7 +2553,7 @@
           <w:rPr>
             <w:webHidden/>
           </w:rPr>
-          <w:t>14</w:t>
+          <w:t>17</w:t>
         </w:r>
         <w:r>
           <w:rPr>
@@ -2590,7 +2572,7 @@
           <w:lang w:val="sr-Latn-RS" w:eastAsia="sr-Latn-RS"/>
         </w:rPr>
       </w:pPr>
-      <w:hyperlink w:anchor="_Toc225190991" w:history="1">
+      <w:hyperlink w:anchor="_Toc225193414" w:history="1">
         <w:r>
           <w:rPr>
             <w:rStyle w:val="Hyperlink"/>
@@ -2613,7 +2595,7 @@
           <w:rPr>
             <w:webHidden/>
           </w:rPr>
-          <w:instrText xml:space="preserve"> PAGEREF _Toc225190991 \h </w:instrText>
+          <w:instrText xml:space="preserve"> PAGEREF _Toc225193414 \h </w:instrText>
         </w:r>
         <w:r>
           <w:rPr>
@@ -2630,7 +2612,7 @@
           <w:rPr>
             <w:webHidden/>
           </w:rPr>
-          <w:t>15</w:t>
+          <w:t>18</w:t>
         </w:r>
         <w:r>
           <w:rPr>
@@ -2656,7 +2638,6 @@
     <w:p>
       <w:pPr>
         <w:spacing w:after="0" w:line="240" w:lineRule="auto"/>
-        <w:jc w:val="both"/>
         <w:rPr>
           <w:rFonts w:ascii="Verdana" w:hAnsi="Verdana"/>
           <w:sz w:val="20"/>
@@ -2668,7 +2649,6 @@
     <w:p>
       <w:pPr>
         <w:spacing w:after="0" w:line="240" w:lineRule="auto"/>
-        <w:jc w:val="both"/>
         <w:rPr>
           <w:rFonts w:ascii="Verdana" w:hAnsi="Verdana"/>
           <w:sz w:val="20"/>
@@ -2680,7 +2660,6 @@
     <w:p>
       <w:pPr>
         <w:spacing w:after="0" w:line="240" w:lineRule="auto"/>
-        <w:jc w:val="both"/>
         <w:rPr>
           <w:rFonts w:ascii="Verdana" w:hAnsi="Verdana"/>
           <w:sz w:val="20"/>
@@ -2705,7 +2684,7 @@
         </w:rPr>
       </w:pPr>
       <w:bookmarkStart w:id="0" w:name="_Toc169829401"/>
-      <w:bookmarkStart w:id="1" w:name="_Toc225190972"/>
+      <w:bookmarkStart w:id="1" w:name="_Toc225193395"/>
       <w:r>
         <w:rPr>
           <w:rFonts w:ascii="Verdana" w:hAnsi="Verdana"/>
@@ -2729,7 +2708,7 @@
         </w:rPr>
       </w:pPr>
       <w:bookmarkStart w:id="2" w:name="_Toc169829402"/>
-      <w:bookmarkStart w:id="3" w:name="_Toc225190973"/>
+      <w:bookmarkStart w:id="3" w:name="_Toc225193396"/>
       <w:r>
         <w:rPr>
           <w:rFonts w:ascii="Verdana" w:hAnsi="Verdana"/>
@@ -2792,7 +2771,7 @@
           <w:color w:val="000000"/>
         </w:rPr>
       </w:pPr>
-      <w:bookmarkStart w:id="4" w:name="_Toc225190974"/>
+      <w:bookmarkStart w:id="4" w:name="_Toc225193397"/>
       <w:r>
         <w:rPr>
           <w:rFonts w:ascii="Verdana" w:hAnsi="Verdana"/>
@@ -2953,7 +2932,7 @@
           <w:rFonts w:ascii="Verdana" w:hAnsi="Verdana"/>
         </w:rPr>
         <w:pict w14:anchorId="55848C02">
-          <v:shape id="_x0000_i1085" type="#_x0000_t75" alt="IaaS vs PaaS vs SaaS" style="width:491.25pt;height:312.75pt">
+          <v:shape id="_x0000_i1085" type="#_x0000_t75" alt="IaaS vs PaaS vs SaaS" style="width:490.9pt;height:312.3pt">
             <v:imagedata r:id="rId9" r:href="rId10"/>
           </v:shape>
         </w:pict>
@@ -3169,7 +3148,7 @@
           <w:rFonts w:ascii="Verdana" w:hAnsi="Verdana"/>
         </w:rPr>
       </w:pPr>
-      <w:bookmarkStart w:id="5" w:name="_Toc225190975"/>
+      <w:bookmarkStart w:id="5" w:name="_Toc225193398"/>
       <w:r>
         <w:rPr>
           <w:rFonts w:ascii="Verdana" w:hAnsi="Verdana"/>
@@ -3321,7 +3300,7 @@
           <w:rFonts w:ascii="Verdana" w:hAnsi="Verdana"/>
         </w:rPr>
         <w:pict w14:anchorId="5BE893A2">
-          <v:shape id="_x0000_i1086" type="#_x0000_t75" alt="Infrastructure as Code: Benefits, Types, and Tools" style="width:519pt;height:340.5pt">
+          <v:shape id="_x0000_i1086" type="#_x0000_t75" alt="Infrastructure as Code: Benefits, Types, and Tools" style="width:518.95pt;height:340.35pt">
             <v:imagedata r:id="rId14" r:href="rId15"/>
           </v:shape>
         </w:pict>
@@ -3411,8 +3390,6 @@
           <w:t>]</w:t>
         </w:r>
       </w:hyperlink>
-      <w:bookmarkStart w:id="6" w:name="_GoBack"/>
-      <w:bookmarkEnd w:id="6"/>
     </w:p>
     <w:p>
       <w:pPr>
@@ -3425,7 +3402,7 @@
           <w:rFonts w:ascii="Verdana" w:hAnsi="Verdana"/>
         </w:rPr>
       </w:pPr>
-      <w:bookmarkStart w:id="7" w:name="_Toc225190976"/>
+      <w:bookmarkStart w:id="6" w:name="_Toc225193399"/>
       <w:r>
         <w:rPr>
           <w:rFonts w:ascii="Verdana" w:hAnsi="Verdana"/>
@@ -3438,7 +3415,7 @@
         </w:rPr>
         <w:t xml:space="preserve"> IaaS u odnosu na On-Premise sistem</w:t>
       </w:r>
-      <w:bookmarkEnd w:id="7"/>
+      <w:bookmarkEnd w:id="6"/>
     </w:p>
     <w:p>
       <w:pPr>
@@ -3545,7 +3522,6 @@
     <w:p>
       <w:pPr>
         <w:spacing w:after="0" w:line="240" w:lineRule="auto"/>
-        <w:jc w:val="both"/>
         <w:rPr>
           <w:rFonts w:ascii="Verdana" w:hAnsi="Verdana"/>
           <w:sz w:val="20"/>
@@ -3569,8 +3545,8 @@
           <w:lang w:val="sr-Latn-RS"/>
         </w:rPr>
       </w:pPr>
-      <w:bookmarkStart w:id="8" w:name="_Toc169829403"/>
-      <w:bookmarkStart w:id="9" w:name="_Toc225190977"/>
+      <w:bookmarkStart w:id="7" w:name="_Toc169829403"/>
+      <w:bookmarkStart w:id="8" w:name="_Toc225193400"/>
       <w:r>
         <w:rPr>
           <w:rFonts w:ascii="Verdana" w:hAnsi="Verdana"/>
@@ -3591,26 +3567,26 @@
         </w:rPr>
         <w:t>ške osnove</w:t>
       </w:r>
+      <w:bookmarkEnd w:id="7"/>
       <w:bookmarkEnd w:id="8"/>
+    </w:p>
+    <w:p>
+      <w:pPr>
+        <w:pStyle w:val="Heading3"/>
+        <w:rPr>
+          <w:rFonts w:ascii="Verdana" w:hAnsi="Verdana"/>
+          <w:lang w:val="sr-Latn-RS"/>
+        </w:rPr>
+      </w:pPr>
+      <w:bookmarkStart w:id="9" w:name="_Toc225193401"/>
+      <w:r>
+        <w:rPr>
+          <w:rFonts w:ascii="Verdana" w:hAnsi="Verdana"/>
+          <w:lang w:val="sr-Latn-RS"/>
+        </w:rPr>
+        <w:t>1.2.1. Virtualizacija</w:t>
+      </w:r>
       <w:bookmarkEnd w:id="9"/>
-    </w:p>
-    <w:p>
-      <w:pPr>
-        <w:pStyle w:val="Heading3"/>
-        <w:rPr>
-          <w:rFonts w:ascii="Verdana" w:hAnsi="Verdana"/>
-          <w:lang w:val="sr-Latn-RS"/>
-        </w:rPr>
-      </w:pPr>
-      <w:bookmarkStart w:id="10" w:name="_Toc225190978"/>
-      <w:r>
-        <w:rPr>
-          <w:rFonts w:ascii="Verdana" w:hAnsi="Verdana"/>
-          <w:lang w:val="sr-Latn-RS"/>
-        </w:rPr>
-        <w:t>1.2.1. Virtualizacija</w:t>
-      </w:r>
-      <w:bookmarkEnd w:id="10"/>
     </w:p>
     <w:p>
       <w:pPr>
@@ -3782,7 +3758,7 @@
           <w:rFonts w:ascii="Verdana" w:hAnsi="Verdana"/>
         </w:rPr>
         <w:pict w14:anchorId="2EEECBF5">
-          <v:shape id="_x0000_i1087" type="#_x0000_t75" alt="url_upload_69c12ed641d83.png [webp-to-png output image]" style="width:441pt;height:220.5pt">
+          <v:shape id="_x0000_i1087" type="#_x0000_t75" alt="url_upload_69c12ed641d83.png [webp-to-png output image]" style="width:441.35pt;height:220.7pt">
             <v:imagedata r:id="rId19" r:href="rId20"/>
           </v:shape>
         </w:pict>
@@ -4085,7 +4061,6 @@
     <w:p>
       <w:pPr>
         <w:ind w:left="720"/>
-        <w:jc w:val="center"/>
         <w:rPr>
           <w:rFonts w:ascii="Verdana" w:hAnsi="Verdana"/>
           <w:i/>
@@ -4800,7 +4775,7 @@
           <w:rFonts w:ascii="Verdana" w:hAnsi="Verdana"/>
         </w:rPr>
         <w:pict w14:anchorId="6864B4B3">
-          <v:shape id="_x0000_i1089" type="#_x0000_t75" alt="url_upload_69c150ce5ebe3.png [webp-to-png output image]" style="width:528pt;height:245.25pt">
+          <v:shape id="_x0000_i1089" type="#_x0000_t75" alt="url_upload_69c150ce5ebe3.png [webp-to-png output image]" style="width:528.3pt;height:245pt">
             <v:imagedata r:id="rId33" r:href="rId34"/>
           </v:shape>
         </w:pict>
@@ -4971,7 +4946,7 @@
           <w:lang w:val="sr-Latn-RS"/>
         </w:rPr>
       </w:pPr>
-      <w:bookmarkStart w:id="11" w:name="_Toc225190979"/>
+      <w:bookmarkStart w:id="10" w:name="_Toc225193402"/>
       <w:r>
         <w:rPr>
           <w:rFonts w:ascii="Verdana" w:hAnsi="Verdana"/>
@@ -4988,7 +4963,7 @@
         </w:rPr>
         <w:t>Softverski definisane mreže (SDN) – virtuelne mreže, podumreže, sigurnosne grupe, balanseri opterećenja</w:t>
       </w:r>
-      <w:bookmarkEnd w:id="11"/>
+      <w:bookmarkEnd w:id="10"/>
     </w:p>
     <w:p>
       <w:pPr>
@@ -5151,7 +5126,7 @@
           <w:lang w:val="sr-Latn-RS"/>
         </w:rPr>
       </w:pPr>
-      <w:bookmarkStart w:id="12" w:name="_Toc225190980"/>
+      <w:bookmarkStart w:id="11" w:name="_Toc225193403"/>
       <w:r>
         <w:rPr>
           <w:rFonts w:ascii="Verdana" w:hAnsi="Verdana"/>
@@ -5159,7 +5134,7 @@
         </w:rPr>
         <w:t>1.2.3. Softverski definisano skladište (SDS) – block storage, object storage, file storage</w:t>
       </w:r>
-      <w:bookmarkEnd w:id="12"/>
+      <w:bookmarkEnd w:id="11"/>
     </w:p>
     <w:p>
       <w:pPr>
@@ -5225,7 +5200,7 @@
           <w:lang w:val="sr-Latn-RS"/>
         </w:rPr>
       </w:pPr>
-      <w:bookmarkStart w:id="13" w:name="_Toc225190981"/>
+      <w:bookmarkStart w:id="12" w:name="_Toc225193404"/>
       <w:r>
         <w:rPr>
           <w:rFonts w:ascii="Verdana" w:hAnsi="Verdana"/>
@@ -5247,7 +5222,7 @@
         </w:rPr>
         <w:t xml:space="preserve"> za automatizaciju</w:t>
       </w:r>
-      <w:bookmarkEnd w:id="13"/>
+      <w:bookmarkEnd w:id="12"/>
     </w:p>
     <w:p>
       <w:pPr>
@@ -5319,7 +5294,7 @@
           <w:lang w:val="sr-Latn-RS" w:eastAsia="x-none"/>
         </w:rPr>
         <w:pict w14:anchorId="0BB29BC3">
-          <v:shape id="_x0000_i1090" type="#_x0000_t75" style="width:495.75pt;height:378pt">
+          <v:shape id="_x0000_i1090" type="#_x0000_t75" style="width:495.6pt;height:378.7pt">
             <v:imagedata r:id="rId41" o:title=""/>
           </v:shape>
         </w:pict>
@@ -5395,7 +5370,7 @@
           <w:lang w:val="sr-Latn-RS"/>
         </w:rPr>
       </w:pPr>
-      <w:bookmarkStart w:id="14" w:name="_Toc225190982"/>
+      <w:bookmarkStart w:id="13" w:name="_Toc225193405"/>
       <w:r>
         <w:rPr>
           <w:rFonts w:ascii="Verdana" w:hAnsi="Verdana"/>
@@ -5403,7 +5378,7 @@
         </w:rPr>
         <w:t>1.2.5. Infrastructure as Code (IaC) – alati za automatizovano provizionisanje (Terraform, CloudFormation, ARM template)</w:t>
       </w:r>
-      <w:bookmarkEnd w:id="14"/>
+      <w:bookmarkEnd w:id="13"/>
     </w:p>
     <w:p>
       <w:pPr>
@@ -5463,7 +5438,7 @@
           <w:lang w:val="sr-Latn-RS"/>
         </w:rPr>
       </w:pPr>
-      <w:bookmarkStart w:id="15" w:name="_Toc225190983"/>
+      <w:bookmarkStart w:id="14" w:name="_Toc225193406"/>
       <w:r>
         <w:rPr>
           <w:rFonts w:ascii="Verdana" w:hAnsi="Verdana"/>
@@ -5471,7 +5446,7 @@
         </w:rPr>
         <w:t>1.2.6. Kontejnerizacija i orkestracija</w:t>
       </w:r>
-      <w:bookmarkEnd w:id="15"/>
+      <w:bookmarkEnd w:id="14"/>
     </w:p>
     <w:p>
       <w:pPr>
@@ -5621,7 +5596,6 @@
     <w:p>
       <w:pPr>
         <w:spacing w:after="0" w:line="240" w:lineRule="auto"/>
-        <w:jc w:val="both"/>
         <w:rPr>
           <w:rFonts w:ascii="Verdana" w:hAnsi="Verdana"/>
           <w:sz w:val="20"/>
@@ -5640,8 +5614,8 @@
           <w:szCs w:val="22"/>
         </w:rPr>
       </w:pPr>
-      <w:bookmarkStart w:id="16" w:name="_Toc169829404"/>
-      <w:bookmarkStart w:id="17" w:name="_Toc225190984"/>
+      <w:bookmarkStart w:id="15" w:name="_Toc169829404"/>
+      <w:bookmarkStart w:id="16" w:name="_Toc225193407"/>
       <w:r>
         <w:rPr>
           <w:rFonts w:ascii="Verdana" w:hAnsi="Verdana"/>
@@ -5651,8 +5625,8 @@
         </w:rPr>
         <w:t>1.3. Komparativna analiza postojećih rešenja</w:t>
       </w:r>
+      <w:bookmarkEnd w:id="15"/>
       <w:bookmarkEnd w:id="16"/>
-      <w:bookmarkEnd w:id="17"/>
     </w:p>
     <w:p>
       <w:pPr>
@@ -5889,7 +5863,7 @@
       </w:r>
       <w:r>
         <w:pict w14:anchorId="1574C162">
-          <v:shape id="_x0000_i1106" type="#_x0000_t75" alt="url_upload_69c18e660caeb.png [webp-to-png output image]" style="width:495.75pt;height:397.5pt">
+          <v:shape id="_x0000_i1106" type="#_x0000_t75" alt="url_upload_69c18e660caeb.png [webp-to-png output image]" style="width:495.6pt;height:397.4pt">
             <v:imagedata r:id="rId48" r:href="rId49"/>
           </v:shape>
         </w:pict>
@@ -5952,7 +5926,7 @@
       </w:r>
       <w:r>
         <w:pict w14:anchorId="0F6F9035">
-          <v:shape id="_x0000_i1112" type="#_x0000_t75" alt="url_upload_69c18ec5c4e90.png [webp-to-png output image]" style="width:502.5pt;height:242.25pt">
+          <v:shape id="_x0000_i1112" type="#_x0000_t75" alt="url_upload_69c18ec5c4e90.png [webp-to-png output image]" style="width:502.15pt;height:242.2pt">
             <v:imagedata r:id="rId51" r:href="rId52"/>
           </v:shape>
         </w:pict>
@@ -6023,7 +5997,7 @@
       </w:r>
       <w:r>
         <w:pict w14:anchorId="0A4270A5">
-          <v:shape id="_x0000_i1116" type="#_x0000_t75" alt="url_upload_69c18ee9cbbab.jpg [webp-to-png output image]" style="width:384pt;height:3in">
+          <v:shape id="_x0000_i1116" type="#_x0000_t75" alt="url_upload_69c18ee9cbbab.jpg [webp-to-png output image]" style="width:384.3pt;height:3in">
             <v:imagedata r:id="rId54" r:href="rId55"/>
           </v:shape>
         </w:pict>
@@ -6090,7 +6064,7 @@
           <w:szCs w:val="22"/>
         </w:rPr>
       </w:pPr>
-      <w:bookmarkStart w:id="18" w:name="_Toc225190985"/>
+      <w:bookmarkStart w:id="17" w:name="_Toc225193408"/>
       <w:r>
         <w:rPr>
           <w:rFonts w:ascii="Verdana" w:hAnsi="Verdana"/>
@@ -6100,7 +6074,7 @@
         </w:rPr>
         <w:t xml:space="preserve">1.4. </w:t>
       </w:r>
-      <w:bookmarkStart w:id="19" w:name="_Toc169829405"/>
+      <w:bookmarkStart w:id="18" w:name="_Toc169829405"/>
       <w:r>
         <w:rPr>
           <w:rFonts w:ascii="Verdana" w:hAnsi="Verdana"/>
@@ -6110,19 +6084,219 @@
         </w:rPr>
         <w:t>Primeri primene</w:t>
       </w:r>
+      <w:bookmarkEnd w:id="17"/>
       <w:bookmarkEnd w:id="18"/>
-      <w:bookmarkEnd w:id="19"/>
-    </w:p>
-    <w:p>
-      <w:pPr>
-        <w:rPr>
-          <w:rFonts w:ascii="Verdana" w:hAnsi="Verdana"/>
-          <w:sz w:val="20"/>
-          <w:szCs w:val="20"/>
+    </w:p>
+    <w:p>
+      <w:pPr>
+        <w:rPr>
+          <w:rFonts w:ascii="Verdana" w:hAnsi="Verdana"/>
           <w:lang w:val="x-none" w:eastAsia="x-none"/>
         </w:rPr>
       </w:pPr>
       <w:r>
+        <w:rPr>
+          <w:rFonts w:ascii="Verdana" w:hAnsi="Verdana"/>
+          <w:b/>
+          <w:lang w:val="x-none" w:eastAsia="x-none"/>
+        </w:rPr>
+        <w:t>Disaster Recovery i backup</w:t>
+      </w:r>
+      <w:r>
+        <w:rPr>
+          <w:rFonts w:ascii="Verdana" w:hAnsi="Verdana"/>
+          <w:lang w:val="x-none" w:eastAsia="x-none"/>
+        </w:rPr>
+        <w:br/>
+        <w:t xml:space="preserve">Rezervna kopija i oporavak od katastrofe podrazumevaju periodično kreiranje ili ažuriranje više kopija datoteka, njihovo skladištenje na jednoj ili više udaljenih lokacija i korišćenje kopija za nastavak ili obnavljanje poslovnih operacija u slučaju gubitka podataka usled oštećenja datoteke, korupcije podataka, sajber </w:t>
+      </w:r>
+      <w:r>
+        <w:rPr>
+          <w:rFonts w:ascii="Verdana" w:hAnsi="Verdana"/>
+          <w:lang w:val="x-none" w:eastAsia="x-none"/>
+        </w:rPr>
+        <w:t>napada ili prirodne katastrofe.</w:t>
+      </w:r>
+      <w:r>
+        <w:rPr>
+          <w:rFonts w:ascii="Verdana" w:hAnsi="Verdana"/>
+          <w:lang w:eastAsia="x-none"/>
+        </w:rPr>
+        <w:br/>
+      </w:r>
+      <w:r>
+        <w:rPr>
+          <w:rFonts w:ascii="Verdana" w:hAnsi="Verdana"/>
+          <w:lang w:val="x-none" w:eastAsia="x-none"/>
+        </w:rPr>
+        <w:t>Podprocesi – „rezervna kopija“ i „oporavak od katastrofe“ – ponekad se mešaju jedan sa drugim ili sa celim procesom. Rezervna kopija je proces pravljenja kopija datoteka. Oporavak od katastrofe je plan i procesi za korišćenje kopija za brzo ponovno uspostavljanje pristupa aplikacijama, podacima i IT resursima nakon prekida rada. Taj plan može uključivati prelazak na redundantni skup servera i sistema za skladištenje podataka dok vaš primarni centar podataka ponovo ne bude funkcionalan.</w:t>
+      </w:r>
+      <w:r>
+        <w:rPr>
+          <w:rFonts w:ascii="Verdana" w:hAnsi="Verdana"/>
+          <w:lang w:eastAsia="x-none"/>
+        </w:rPr>
+        <w:t xml:space="preserve"> </w:t>
+      </w:r>
+      <w:hyperlink r:id="rId57" w:history="1">
+        <w:r>
+          <w:rPr>
+            <w:rStyle w:val="Hyperlink"/>
+            <w:rFonts w:ascii="Verdana" w:hAnsi="Verdana"/>
+            <w:lang w:eastAsia="x-none"/>
+          </w:rPr>
+          <w:t>[11]</w:t>
+        </w:r>
+      </w:hyperlink>
+    </w:p>
+    <w:p>
+      <w:pPr>
+        <w:rPr>
+          <w:rFonts w:ascii="Verdana" w:hAnsi="Verdana"/>
+          <w:b/>
+          <w:lang w:val="x-none" w:eastAsia="x-none"/>
+        </w:rPr>
+      </w:pPr>
+      <w:r>
+        <w:rPr>
+          <w:rFonts w:ascii="Verdana" w:hAnsi="Verdana"/>
+          <w:b/>
+          <w:lang w:val="x-none" w:eastAsia="x-none"/>
+        </w:rPr>
+        <w:t>Razvoj</w:t>
+      </w:r>
+      <w:r>
+        <w:rPr>
+          <w:rFonts w:ascii="Verdana" w:hAnsi="Verdana"/>
+          <w:b/>
+          <w:lang w:val="x-none" w:eastAsia="x-none"/>
+        </w:rPr>
+        <w:t xml:space="preserve"> i testiranje (Dev/Test) </w:t>
+      </w:r>
+      <w:r>
+        <w:rPr>
+          <w:rFonts w:ascii="Verdana" w:hAnsi="Verdana"/>
+          <w:b/>
+          <w:lang w:val="x-none" w:eastAsia="x-none"/>
+        </w:rPr>
+        <w:br/>
+      </w:r>
+      <w:r>
+        <w:rPr>
+          <w:rFonts w:ascii="Verdana" w:hAnsi="Verdana"/>
+        </w:rPr>
+        <w:t>Testiranje razvoja (DevTest) je pristup u razvoju softvera koji ima za cilj da približi faze razvoja i testiranja.</w:t>
+      </w:r>
+      <w:r>
+        <w:rPr>
+          <w:rFonts w:ascii="Verdana" w:hAnsi="Verdana"/>
+          <w:b/>
+          <w:lang w:val="x-none" w:eastAsia="x-none"/>
+        </w:rPr>
+        <w:br/>
+      </w:r>
+      <w:r>
+        <w:rPr>
+          <w:rFonts w:ascii="Verdana" w:hAnsi="Verdana"/>
+        </w:rPr>
+        <w:t>U tradicionalnom razvoju softvera, razvoj i testiranje su dve odvojene, izolovane funkcije. Izazov ovog pristupa je što uvodi kašnjenje između pisanja koda i testiranja tog istog koda.</w:t>
+      </w:r>
+      <w:r>
+        <w:rPr>
+          <w:rFonts w:ascii="Verdana" w:hAnsi="Verdana"/>
+          <w:b/>
+          <w:lang w:val="x-none" w:eastAsia="x-none"/>
+        </w:rPr>
+        <w:br/>
+      </w:r>
+      <w:r>
+        <w:rPr>
+          <w:rFonts w:ascii="Verdana" w:hAnsi="Verdana"/>
+        </w:rPr>
+        <w:t xml:space="preserve">U DevTest-u, ove faze su čvršće integrisane tako da se kod koji se piše i proverava automatski testira. Na ovaj način, problemi se mogu brže otkriti i rešiti. </w:t>
+      </w:r>
+      <w:hyperlink r:id="rId58" w:history="1">
+        <w:r>
+          <w:rPr>
+            <w:rStyle w:val="Hyperlink"/>
+            <w:rFonts w:ascii="Verdana" w:hAnsi="Verdana"/>
+          </w:rPr>
+          <w:t>[12]</w:t>
+        </w:r>
+      </w:hyperlink>
+    </w:p>
+    <w:p>
+      <w:pPr>
+        <w:rPr>
+          <w:rFonts w:ascii="Verdana" w:hAnsi="Verdana"/>
+          <w:lang w:eastAsia="x-none"/>
+        </w:rPr>
+      </w:pPr>
+      <w:r>
+        <w:rPr>
+          <w:rFonts w:ascii="Verdana" w:hAnsi="Verdana"/>
+          <w:b/>
+          <w:lang w:val="x-none" w:eastAsia="x-none"/>
+        </w:rPr>
+        <w:t>Migracija legacy aplikacija u cloud (lift &amp; shift)</w:t>
+      </w:r>
+      <w:r>
+        <w:rPr>
+          <w:rFonts w:ascii="Verdana" w:hAnsi="Verdana"/>
+          <w:b/>
+          <w:lang w:val="x-none" w:eastAsia="x-none"/>
+        </w:rPr>
+        <w:br/>
+      </w:r>
+      <w:r>
+        <w:rPr>
+          <w:rFonts w:ascii="Verdana" w:hAnsi="Verdana"/>
+          <w:lang w:val="x-none" w:eastAsia="x-none"/>
+        </w:rPr>
+        <w:t>„Lift and shift“, takođe poznat kao „ponovno hostovanje“, je proces migracije tačne kopije aplikacije ili radnog opterećenja, zajedno sa skladištem podataka i operativnim sistemom (OS), iz jednog IT okruženja u drugo – obično iz lokalnog u javni ili privatni oblak.</w:t>
+      </w:r>
+      <w:r>
+        <w:rPr>
+          <w:rFonts w:ascii="Verdana" w:hAnsi="Verdana"/>
+          <w:lang w:val="x-none" w:eastAsia="x-none"/>
+        </w:rPr>
+        <w:br/>
+        <w:t xml:space="preserve">„Lift and shift“ je IaaS migracija – premeštanje aplikacije kakve jesu sa lokalne infrastrukture u klaud infrastrukturu koja </w:t>
+      </w:r>
+      <w:r>
+        <w:rPr>
+          <w:rFonts w:ascii="Verdana" w:hAnsi="Verdana"/>
+          <w:lang w:eastAsia="x-none"/>
+        </w:rPr>
+        <w:t xml:space="preserve">se </w:t>
+      </w:r>
+      <w:r>
+        <w:rPr>
+          <w:rFonts w:ascii="Verdana" w:hAnsi="Verdana"/>
+          <w:lang w:val="x-none" w:eastAsia="x-none"/>
+        </w:rPr>
+        <w:t>plaća na osnovu pretplate ili merenja po korišćenju.</w:t>
+      </w:r>
+      <w:r>
+        <w:rPr>
+          <w:rFonts w:ascii="Verdana" w:hAnsi="Verdana"/>
+          <w:lang w:eastAsia="x-none"/>
+        </w:rPr>
+        <w:t xml:space="preserve"> </w:t>
+      </w:r>
+      <w:hyperlink r:id="rId59" w:history="1">
+        <w:r>
+          <w:rPr>
+            <w:rStyle w:val="Hyperlink"/>
+            <w:rFonts w:ascii="Verdana" w:hAnsi="Verdana"/>
+            <w:lang w:eastAsia="x-none"/>
+          </w:rPr>
+          <w:t>[13]</w:t>
+        </w:r>
+      </w:hyperlink>
+    </w:p>
+    <w:p>
+      <w:pPr>
         <w:rPr>
           <w:rFonts w:ascii="Verdana" w:hAnsi="Verdana"/>
           <w:b/>
@@ -6130,77 +6304,14 @@
           <w:szCs w:val="20"/>
           <w:lang w:val="x-none" w:eastAsia="x-none"/>
         </w:rPr>
-        <w:t>Disaster Recovery i backup</w:t>
-      </w:r>
-      <w:r>
-        <w:rPr>
-          <w:rFonts w:ascii="Verdana" w:hAnsi="Verdana"/>
-          <w:sz w:val="20"/>
-          <w:szCs w:val="20"/>
-          <w:lang w:val="x-none" w:eastAsia="x-none"/>
+      </w:pPr>
+      <w:r>
+        <w:rPr>
+          <w:rFonts w:ascii="Verdana" w:hAnsi="Verdana"/>
         </w:rPr>
         <w:br/>
       </w:r>
       <w:r>
-        <w:rPr>
-          <w:rFonts w:ascii="Verdana" w:hAnsi="Verdana"/>
-          <w:sz w:val="20"/>
-          <w:szCs w:val="20"/>
-          <w:lang w:val="x-none" w:eastAsia="x-none"/>
-        </w:rPr>
-        <w:t xml:space="preserve">Rezervna kopija i oporavak od katastrofe podrazumevaju periodično kreiranje ili ažuriranje više kopija datoteka, njihovo skladištenje na jednoj ili više udaljenih lokacija i korišćenje kopija za nastavak ili obnavljanje poslovnih operacija u slučaju gubitka podataka usled oštećenja datoteke, korupcije podataka, sajber </w:t>
-      </w:r>
-      <w:r>
-        <w:rPr>
-          <w:rFonts w:ascii="Verdana" w:hAnsi="Verdana"/>
-          <w:sz w:val="20"/>
-          <w:szCs w:val="20"/>
-          <w:lang w:val="x-none" w:eastAsia="x-none"/>
-        </w:rPr>
-        <w:t>napada ili prirodne katastrofe.</w:t>
-      </w:r>
-      <w:r>
-        <w:rPr>
-          <w:rFonts w:ascii="Verdana" w:hAnsi="Verdana"/>
-          <w:sz w:val="20"/>
-          <w:szCs w:val="20"/>
-          <w:lang w:eastAsia="x-none"/>
-        </w:rPr>
-        <w:br/>
-      </w:r>
-      <w:r>
-        <w:rPr>
-          <w:rFonts w:ascii="Verdana" w:hAnsi="Verdana"/>
-          <w:sz w:val="20"/>
-          <w:szCs w:val="20"/>
-          <w:lang w:val="x-none" w:eastAsia="x-none"/>
-        </w:rPr>
-        <w:t>Podprocesi – „rezervna kopija“ i „oporavak od katastrofe“ – ponekad se mešaju jedan sa drugim ili sa celim procesom. Rezervna kopija je proces pravljenja kopija datoteka. Oporavak od katastrofe je plan i procesi za korišćenje kopija za brzo ponovno uspostavljanje pristupa aplikacijama, podacima i IT resursima nakon prekida rada. Taj plan može uključivati prelazak na redundantni skup servera i sistema za skladištenje podataka dok vaš primarni centar podataka ponovo ne bude funkcionalan.</w:t>
-      </w:r>
-      <w:r>
-        <w:rPr>
-          <w:rFonts w:ascii="Verdana" w:hAnsi="Verdana"/>
-          <w:sz w:val="20"/>
-          <w:szCs w:val="20"/>
-          <w:lang w:eastAsia="x-none"/>
-        </w:rPr>
-        <w:t xml:space="preserve"> </w:t>
-      </w:r>
-      <w:hyperlink r:id="rId57" w:history="1">
-        <w:r>
-          <w:rPr>
-            <w:rStyle w:val="Hyperlink"/>
-            <w:rFonts w:ascii="Verdana" w:hAnsi="Verdana"/>
-            <w:sz w:val="20"/>
-            <w:szCs w:val="20"/>
-            <w:lang w:eastAsia="x-none"/>
-          </w:rPr>
-          <w:t>[11]</w:t>
-        </w:r>
-      </w:hyperlink>
-    </w:p>
-    <w:p>
-      <w:pPr>
         <w:rPr>
           <w:rFonts w:ascii="Verdana" w:hAnsi="Verdana"/>
           <w:b/>
@@ -6208,482 +6319,95 @@
           <w:szCs w:val="20"/>
           <w:lang w:val="x-none" w:eastAsia="x-none"/>
         </w:rPr>
-      </w:pPr>
-      <w:r>
-        <w:rPr>
-          <w:rFonts w:ascii="Verdana" w:hAnsi="Verdana"/>
-          <w:b/>
+        <w:t>Hibridna arhitektura</w:t>
+      </w:r>
+    </w:p>
+    <w:p>
+      <w:pPr>
+        <w:rPr>
+          <w:rFonts w:ascii="Verdana" w:hAnsi="Verdana"/>
+          <w:lang w:val="x-none" w:eastAsia="x-none"/>
+        </w:rPr>
+      </w:pPr>
+      <w:r>
+        <w:rPr>
+          <w:rFonts w:ascii="Verdana" w:hAnsi="Verdana"/>
+          <w:lang w:val="x-none" w:eastAsia="x-none"/>
+        </w:rPr>
+        <w:t xml:space="preserve">Hibridna cloud arhitektura se odnosi na okruženje koje kombinuje on-premise, privatnog clouda, javnog clouda i </w:t>
+      </w:r>
+      <w:r>
+        <w:rPr>
+          <w:rFonts w:ascii="Verdana" w:hAnsi="Verdana"/>
+          <w:lang w:eastAsia="x-none"/>
+        </w:rPr>
+        <w:t xml:space="preserve">edge </w:t>
+      </w:r>
+      <w:r>
+        <w:rPr>
+          <w:rFonts w:ascii="Verdana" w:hAnsi="Verdana"/>
+          <w:lang w:val="x-none" w:eastAsia="x-none"/>
+        </w:rPr>
+        <w:t>podešavanja mreže kako bi se stvorila jedinstvena, fleksibilna, upravljana IT infrastruktura.</w:t>
+      </w:r>
+    </w:p>
+    <w:p>
+      <w:pPr>
+        <w:rPr>
+          <w:rFonts w:ascii="Verdana" w:hAnsi="Verdana"/>
+          <w:lang w:eastAsia="x-none"/>
+        </w:rPr>
+      </w:pPr>
+      <w:r>
+        <w:rPr>
+          <w:rFonts w:ascii="Verdana" w:hAnsi="Verdana"/>
+          <w:lang w:val="x-none" w:eastAsia="x-none"/>
+        </w:rPr>
+        <w:t>Kao arhitekturni model, hibridni cloud igra ključnu ulogu u digitalnoj transformaciji, nudeći preduzećima fleksibilan, prenosiv i isplativ način modernizacije postojećih nasleđenih aplikacija, raspoređivanja podataka i pokretanja radnih opterećenja u više računarskih okruženja.</w:t>
+      </w:r>
+      <w:r>
+        <w:rPr>
+          <w:rFonts w:ascii="Verdana" w:hAnsi="Verdana"/>
+          <w:lang w:eastAsia="x-none"/>
+        </w:rPr>
+        <w:t xml:space="preserve"> </w:t>
+      </w:r>
+      <w:hyperlink r:id="rId60" w:history="1">
+        <w:r>
+          <w:rPr>
+            <w:rStyle w:val="Hyperlink"/>
+            <w:rFonts w:ascii="Verdana" w:hAnsi="Verdana"/>
+            <w:lang w:eastAsia="x-none"/>
+          </w:rPr>
+          <w:t>[14]</w:t>
+        </w:r>
+      </w:hyperlink>
+    </w:p>
+    <w:p>
+      <w:pPr>
+        <w:spacing w:after="0" w:line="240" w:lineRule="auto"/>
+        <w:ind w:left="720"/>
+        <w:rPr>
+          <w:rFonts w:ascii="Verdana" w:hAnsi="Verdana"/>
           <w:sz w:val="20"/>
           <w:szCs w:val="20"/>
-          <w:lang w:val="x-none" w:eastAsia="x-none"/>
-        </w:rPr>
-        <w:t>Razvoj</w:t>
-      </w:r>
-      <w:r>
-        <w:rPr>
-          <w:rFonts w:ascii="Verdana" w:hAnsi="Verdana"/>
-          <w:b/>
+        </w:rPr>
+      </w:pPr>
+    </w:p>
+    <w:p>
+      <w:pPr>
+        <w:spacing w:after="0" w:line="240" w:lineRule="auto"/>
+        <w:ind w:left="720"/>
+        <w:rPr>
+          <w:rFonts w:ascii="Verdana" w:hAnsi="Verdana"/>
           <w:sz w:val="20"/>
           <w:szCs w:val="20"/>
-          <w:lang w:val="x-none" w:eastAsia="x-none"/>
-        </w:rPr>
-        <w:t xml:space="preserve"> i testiranje (Dev/Test) </w:t>
-      </w:r>
-      <w:r>
-        <w:rPr>
-          <w:rFonts w:ascii="Verdana" w:hAnsi="Verdana"/>
-          <w:b/>
-          <w:sz w:val="20"/>
-          <w:szCs w:val="20"/>
-          <w:lang w:val="x-none" w:eastAsia="x-none"/>
-        </w:rPr>
-        <w:br/>
-      </w:r>
-      <w:r>
-        <w:rPr>
-          <w:rFonts w:ascii="Verdana" w:hAnsi="Verdana"/>
-          <w:sz w:val="20"/>
-          <w:szCs w:val="20"/>
-        </w:rPr>
-        <w:t>Testiranje razvoja (DevTest) je pristup u razvoju softvera koji ima za cilj da približi faze razvoja i testiranja.</w:t>
-      </w:r>
-      <w:r>
-        <w:rPr>
-          <w:rFonts w:ascii="Verdana" w:hAnsi="Verdana"/>
-          <w:b/>
-          <w:sz w:val="20"/>
-          <w:szCs w:val="20"/>
-          <w:lang w:val="x-none" w:eastAsia="x-none"/>
-        </w:rPr>
-        <w:br/>
-      </w:r>
-      <w:r>
-        <w:rPr>
-          <w:rFonts w:ascii="Verdana" w:hAnsi="Verdana"/>
-          <w:sz w:val="20"/>
-          <w:szCs w:val="20"/>
-        </w:rPr>
-        <w:t>U tradicionalnom razvoju softvera, razvoj i testiranje su dve odvojene, izolovane funkcije. Izazov ovog pristupa je što uvodi kašnjenje između pisanja koda i testiranja tog istog koda.</w:t>
-      </w:r>
-      <w:r>
-        <w:rPr>
-          <w:rFonts w:ascii="Verdana" w:hAnsi="Verdana"/>
-          <w:b/>
-          <w:sz w:val="20"/>
-          <w:szCs w:val="20"/>
-          <w:lang w:val="x-none" w:eastAsia="x-none"/>
-        </w:rPr>
-        <w:br/>
-      </w:r>
-      <w:r>
-        <w:rPr>
-          <w:rFonts w:ascii="Verdana" w:hAnsi="Verdana"/>
-          <w:sz w:val="20"/>
-          <w:szCs w:val="20"/>
-        </w:rPr>
-        <w:t>U DevTest-u, ove faze su čvršće integrisane tako da se kod koji se piše i proverava automatski testira. Na ovaj način, problemi se mogu brže otkriti i rešiti.</w:t>
-      </w:r>
-      <w:r>
-        <w:rPr>
-          <w:rFonts w:ascii="Verdana" w:hAnsi="Verdana"/>
-          <w:sz w:val="20"/>
-          <w:szCs w:val="20"/>
-        </w:rPr>
-        <w:t xml:space="preserve"> </w:t>
-      </w:r>
-      <w:hyperlink r:id="rId58" w:history="1">
-        <w:r>
-          <w:rPr>
-            <w:rStyle w:val="Hyperlink"/>
-            <w:rFonts w:ascii="Verdana" w:hAnsi="Verdana"/>
-            <w:sz w:val="20"/>
-            <w:szCs w:val="20"/>
-          </w:rPr>
-          <w:t>[12]</w:t>
-        </w:r>
-      </w:hyperlink>
-    </w:p>
-    <w:p>
-      <w:pPr>
-        <w:rPr>
-          <w:rFonts w:ascii="Verdana" w:hAnsi="Verdana"/>
-          <w:sz w:val="20"/>
-          <w:szCs w:val="20"/>
-          <w:lang w:eastAsia="x-none"/>
-        </w:rPr>
-      </w:pPr>
-      <w:r>
-        <w:rPr>
-          <w:rFonts w:ascii="Verdana" w:hAnsi="Verdana"/>
-          <w:b/>
-          <w:sz w:val="20"/>
-          <w:szCs w:val="20"/>
-          <w:lang w:val="x-none" w:eastAsia="x-none"/>
-        </w:rPr>
-        <w:t>Migracija legacy aplikacija u cloud (lift &amp; shift)</w:t>
-      </w:r>
-      <w:r>
-        <w:rPr>
-          <w:rFonts w:ascii="Verdana" w:hAnsi="Verdana"/>
-          <w:b/>
-          <w:sz w:val="20"/>
-          <w:szCs w:val="20"/>
-          <w:lang w:val="x-none" w:eastAsia="x-none"/>
-        </w:rPr>
-        <w:br/>
-      </w:r>
-      <w:r>
-        <w:rPr>
-          <w:rFonts w:ascii="Verdana" w:hAnsi="Verdana"/>
-          <w:sz w:val="20"/>
-          <w:szCs w:val="20"/>
-          <w:lang w:val="x-none" w:eastAsia="x-none"/>
-        </w:rPr>
-        <w:t>„Lift and shift“, takođe poznat kao „ponovno hostovanje“, je proces migracije tačne kopije aplikacije ili radnog opterećenja, zajedno sa skladištem podataka i operativnim sistemom (OS), iz jednog IT okruženja u drugo – obično iz lokalnog u javni ili privatni oblak.</w:t>
-      </w:r>
-      <w:r>
-        <w:rPr>
-          <w:rFonts w:ascii="Verdana" w:hAnsi="Verdana"/>
-          <w:sz w:val="20"/>
-          <w:szCs w:val="20"/>
-          <w:lang w:val="x-none" w:eastAsia="x-none"/>
-        </w:rPr>
-        <w:br/>
-      </w:r>
-      <w:r>
-        <w:rPr>
-          <w:rFonts w:ascii="Verdana" w:hAnsi="Verdana"/>
-          <w:sz w:val="20"/>
-          <w:szCs w:val="20"/>
-          <w:lang w:val="x-none" w:eastAsia="x-none"/>
-        </w:rPr>
-        <w:t xml:space="preserve">„Lift and shift“ je </w:t>
-      </w:r>
-      <w:r>
-        <w:rPr>
-          <w:rFonts w:ascii="Verdana" w:hAnsi="Verdana"/>
-          <w:sz w:val="20"/>
-          <w:szCs w:val="20"/>
-          <w:lang w:val="x-none" w:eastAsia="x-none"/>
-        </w:rPr>
-        <w:t>IaaS migracija – premeštanje</w:t>
-      </w:r>
-      <w:r>
-        <w:rPr>
-          <w:rFonts w:ascii="Verdana" w:hAnsi="Verdana"/>
-          <w:sz w:val="20"/>
-          <w:szCs w:val="20"/>
-          <w:lang w:val="x-none" w:eastAsia="x-none"/>
-        </w:rPr>
-        <w:t xml:space="preserve"> aplikacije kakve je</w:t>
-      </w:r>
-      <w:r>
-        <w:rPr>
-          <w:rFonts w:ascii="Verdana" w:hAnsi="Verdana"/>
-          <w:sz w:val="20"/>
-          <w:szCs w:val="20"/>
-          <w:lang w:val="x-none" w:eastAsia="x-none"/>
-        </w:rPr>
-        <w:t>su sa</w:t>
-      </w:r>
-      <w:r>
-        <w:rPr>
-          <w:rFonts w:ascii="Verdana" w:hAnsi="Verdana"/>
-          <w:sz w:val="20"/>
-          <w:szCs w:val="20"/>
-          <w:lang w:val="x-none" w:eastAsia="x-none"/>
-        </w:rPr>
-        <w:t xml:space="preserve"> lokalne infrastruk</w:t>
-      </w:r>
-      <w:r>
-        <w:rPr>
-          <w:rFonts w:ascii="Verdana" w:hAnsi="Verdana"/>
-          <w:sz w:val="20"/>
-          <w:szCs w:val="20"/>
-          <w:lang w:val="x-none" w:eastAsia="x-none"/>
-        </w:rPr>
-        <w:t>ture u klaud infrastrukturu koja</w:t>
-      </w:r>
-      <w:r>
-        <w:rPr>
-          <w:rFonts w:ascii="Verdana" w:hAnsi="Verdana"/>
-          <w:sz w:val="20"/>
-          <w:szCs w:val="20"/>
-          <w:lang w:val="x-none" w:eastAsia="x-none"/>
-        </w:rPr>
-        <w:t xml:space="preserve"> </w:t>
-      </w:r>
-      <w:r>
-        <w:rPr>
-          <w:rFonts w:ascii="Verdana" w:hAnsi="Verdana"/>
-          <w:sz w:val="20"/>
-          <w:szCs w:val="20"/>
-          <w:lang w:eastAsia="x-none"/>
-        </w:rPr>
-        <w:t xml:space="preserve">se </w:t>
-      </w:r>
-      <w:r>
-        <w:rPr>
-          <w:rFonts w:ascii="Verdana" w:hAnsi="Verdana"/>
-          <w:sz w:val="20"/>
-          <w:szCs w:val="20"/>
-          <w:lang w:val="x-none" w:eastAsia="x-none"/>
-        </w:rPr>
-        <w:t xml:space="preserve">plaća </w:t>
-      </w:r>
-      <w:r>
-        <w:rPr>
-          <w:rFonts w:ascii="Verdana" w:hAnsi="Verdana"/>
-          <w:sz w:val="20"/>
-          <w:szCs w:val="20"/>
-          <w:lang w:val="x-none" w:eastAsia="x-none"/>
-        </w:rPr>
-        <w:t>na osnovu pretpl</w:t>
-      </w:r>
-      <w:r>
-        <w:rPr>
-          <w:rFonts w:ascii="Verdana" w:hAnsi="Verdana"/>
-          <w:sz w:val="20"/>
-          <w:szCs w:val="20"/>
-          <w:lang w:val="x-none" w:eastAsia="x-none"/>
-        </w:rPr>
-        <w:t>ate ili merenja po korišćenju.</w:t>
-      </w:r>
-      <w:r>
-        <w:rPr>
-          <w:rFonts w:ascii="Verdana" w:hAnsi="Verdana"/>
-          <w:sz w:val="20"/>
-          <w:szCs w:val="20"/>
-          <w:lang w:eastAsia="x-none"/>
-        </w:rPr>
-        <w:t xml:space="preserve"> </w:t>
-      </w:r>
-      <w:hyperlink r:id="rId59" w:history="1">
-        <w:r>
-          <w:rPr>
-            <w:rStyle w:val="Hyperlink"/>
-            <w:rFonts w:ascii="Verdana" w:hAnsi="Verdana"/>
-            <w:sz w:val="20"/>
-            <w:szCs w:val="20"/>
-            <w:lang w:eastAsia="x-none"/>
-          </w:rPr>
-          <w:t>[13]</w:t>
-        </w:r>
-      </w:hyperlink>
-    </w:p>
-    <w:p>
-      <w:pPr>
-        <w:rPr>
-          <w:rFonts w:ascii="Verdana" w:hAnsi="Verdana"/>
-          <w:b/>
-          <w:sz w:val="20"/>
-          <w:szCs w:val="20"/>
-          <w:lang w:val="x-none" w:eastAsia="x-none"/>
-        </w:rPr>
-      </w:pPr>
-      <w:r>
-        <w:rPr>
-          <w:rFonts w:ascii="Verdana" w:hAnsi="Verdana"/>
-        </w:rPr>
-        <w:br/>
-      </w:r>
-      <w:r>
-        <w:rPr>
-          <w:rFonts w:ascii="Verdana" w:hAnsi="Verdana"/>
-          <w:b/>
-          <w:sz w:val="20"/>
-          <w:szCs w:val="20"/>
-          <w:lang w:val="x-none" w:eastAsia="x-none"/>
-        </w:rPr>
-        <w:t>Hibridna arhitektura</w:t>
-      </w:r>
-    </w:p>
-    <w:p>
-      <w:pPr>
-        <w:rPr>
-          <w:rFonts w:ascii="Verdana" w:hAnsi="Verdana"/>
-          <w:sz w:val="20"/>
-          <w:szCs w:val="20"/>
-          <w:lang w:val="x-none" w:eastAsia="x-none"/>
-        </w:rPr>
-      </w:pPr>
-      <w:r>
-        <w:rPr>
-          <w:rFonts w:ascii="Verdana" w:hAnsi="Verdana"/>
-          <w:sz w:val="20"/>
-          <w:szCs w:val="20"/>
-          <w:lang w:val="x-none" w:eastAsia="x-none"/>
-        </w:rPr>
-        <w:t>Hibridna cloud</w:t>
-      </w:r>
-      <w:r>
-        <w:rPr>
-          <w:rFonts w:ascii="Verdana" w:hAnsi="Verdana"/>
-          <w:sz w:val="20"/>
-          <w:szCs w:val="20"/>
-          <w:lang w:val="x-none" w:eastAsia="x-none"/>
-        </w:rPr>
-        <w:t xml:space="preserve"> arhitektura se odnosi na </w:t>
-      </w:r>
-      <w:r>
-        <w:rPr>
-          <w:rFonts w:ascii="Verdana" w:hAnsi="Verdana"/>
-          <w:sz w:val="20"/>
-          <w:szCs w:val="20"/>
-          <w:lang w:val="x-none" w:eastAsia="x-none"/>
-        </w:rPr>
-        <w:t>okruženje koje kombinuje on-premise, privatnog clouda, javnog clouda</w:t>
-      </w:r>
-      <w:r>
-        <w:rPr>
-          <w:rFonts w:ascii="Verdana" w:hAnsi="Verdana"/>
-          <w:sz w:val="20"/>
-          <w:szCs w:val="20"/>
-          <w:lang w:val="x-none" w:eastAsia="x-none"/>
-        </w:rPr>
-        <w:t xml:space="preserve"> </w:t>
-      </w:r>
-      <w:r>
-        <w:rPr>
-          <w:rFonts w:ascii="Verdana" w:hAnsi="Verdana"/>
-          <w:sz w:val="20"/>
-          <w:szCs w:val="20"/>
-          <w:lang w:val="x-none" w:eastAsia="x-none"/>
-        </w:rPr>
-        <w:t xml:space="preserve">i </w:t>
-      </w:r>
-      <w:r>
-        <w:rPr>
-          <w:rFonts w:ascii="Verdana" w:hAnsi="Verdana"/>
-          <w:sz w:val="20"/>
-          <w:szCs w:val="20"/>
-          <w:lang w:eastAsia="x-none"/>
-        </w:rPr>
-        <w:t xml:space="preserve">edge </w:t>
-      </w:r>
-      <w:r>
-        <w:rPr>
-          <w:rFonts w:ascii="Verdana" w:hAnsi="Verdana"/>
-          <w:sz w:val="20"/>
-          <w:szCs w:val="20"/>
-          <w:lang w:val="x-none" w:eastAsia="x-none"/>
-        </w:rPr>
-        <w:t>podešavanja</w:t>
-      </w:r>
-      <w:r>
-        <w:rPr>
-          <w:rFonts w:ascii="Verdana" w:hAnsi="Verdana"/>
-          <w:sz w:val="20"/>
-          <w:szCs w:val="20"/>
-          <w:lang w:val="x-none" w:eastAsia="x-none"/>
-        </w:rPr>
-        <w:t xml:space="preserve"> mreže kako bi se stvorila jedinstvena, fleksibilna</w:t>
-      </w:r>
-      <w:r>
-        <w:rPr>
-          <w:rFonts w:ascii="Verdana" w:hAnsi="Verdana"/>
-          <w:sz w:val="20"/>
-          <w:szCs w:val="20"/>
-          <w:lang w:val="x-none" w:eastAsia="x-none"/>
-        </w:rPr>
-        <w:t>, upravljana IT infrastruktura.</w:t>
-      </w:r>
-    </w:p>
-    <w:p>
-      <w:pPr>
-        <w:rPr>
-          <w:rFonts w:ascii="Verdana" w:hAnsi="Verdana"/>
-          <w:sz w:val="20"/>
-          <w:szCs w:val="20"/>
-          <w:lang w:eastAsia="x-none"/>
-        </w:rPr>
-      </w:pPr>
-      <w:r>
-        <w:rPr>
-          <w:rFonts w:ascii="Verdana" w:hAnsi="Verdana"/>
-          <w:sz w:val="20"/>
-          <w:szCs w:val="20"/>
-          <w:lang w:val="x-none" w:eastAsia="x-none"/>
-        </w:rPr>
-        <w:t>Kao ar</w:t>
-      </w:r>
-      <w:r>
-        <w:rPr>
-          <w:rFonts w:ascii="Verdana" w:hAnsi="Verdana"/>
-          <w:sz w:val="20"/>
-          <w:szCs w:val="20"/>
-          <w:lang w:val="x-none" w:eastAsia="x-none"/>
-        </w:rPr>
-        <w:t>hitekturni model, hibridni cloud</w:t>
-      </w:r>
-      <w:r>
-        <w:rPr>
-          <w:rFonts w:ascii="Verdana" w:hAnsi="Verdana"/>
-          <w:sz w:val="20"/>
-          <w:szCs w:val="20"/>
-          <w:lang w:val="x-none" w:eastAsia="x-none"/>
-        </w:rPr>
-        <w:t xml:space="preserve"> igra ključnu ulogu u digitalnoj transformaciji, nudeći preduzećima fleksibilan, prenosiv i isplativ način modernizacije postojećih nasleđenih aplikacija, raspoređivanja podataka i pokretanja radnih opterećenj</w:t>
-      </w:r>
-      <w:r>
-        <w:rPr>
-          <w:rFonts w:ascii="Verdana" w:hAnsi="Verdana"/>
-          <w:sz w:val="20"/>
-          <w:szCs w:val="20"/>
-          <w:lang w:val="x-none" w:eastAsia="x-none"/>
-        </w:rPr>
-        <w:t>a u više računarskih okruženja.</w:t>
-      </w:r>
-      <w:r>
-        <w:rPr>
-          <w:rFonts w:ascii="Verdana" w:hAnsi="Verdana"/>
-          <w:sz w:val="20"/>
-          <w:szCs w:val="20"/>
-          <w:lang w:eastAsia="x-none"/>
-        </w:rPr>
-        <w:t xml:space="preserve"> </w:t>
-      </w:r>
-      <w:hyperlink r:id="rId60" w:history="1">
-        <w:r>
-          <w:rPr>
-            <w:rStyle w:val="Hyperlink"/>
-            <w:rFonts w:ascii="Verdana" w:hAnsi="Verdana"/>
-            <w:sz w:val="20"/>
-            <w:szCs w:val="20"/>
-            <w:lang w:eastAsia="x-none"/>
-          </w:rPr>
-          <w:t>[14]</w:t>
-        </w:r>
-      </w:hyperlink>
-    </w:p>
-    <w:p>
-      <w:pPr>
-        <w:spacing w:after="0" w:line="240" w:lineRule="auto"/>
-        <w:ind w:left="720"/>
-        <w:jc w:val="both"/>
-        <w:rPr>
-          <w:rFonts w:ascii="Verdana" w:hAnsi="Verdana"/>
-          <w:sz w:val="20"/>
-          <w:szCs w:val="20"/>
-        </w:rPr>
-      </w:pPr>
-    </w:p>
-    <w:p>
-      <w:pPr>
-        <w:spacing w:after="0" w:line="240" w:lineRule="auto"/>
-        <w:ind w:left="720"/>
-        <w:jc w:val="both"/>
-        <w:rPr>
-          <w:rFonts w:ascii="Verdana" w:hAnsi="Verdana"/>
-          <w:sz w:val="20"/>
-          <w:szCs w:val="20"/>
-          <w:lang w:val="sr-Latn-RS"/>
-        </w:rPr>
-      </w:pPr>
-    </w:p>
-    <w:p>
-      <w:pPr>
-        <w:jc w:val="both"/>
+          <w:lang w:val="sr-Latn-RS"/>
+        </w:rPr>
+      </w:pPr>
+    </w:p>
+    <w:p>
+      <w:pPr>
         <w:rPr>
           <w:rFonts w:ascii="Verdana" w:hAnsi="Verdana"/>
           <w:sz w:val="20"/>
@@ -6691,7 +6415,7 @@
           <w:lang w:val="de-DE"/>
         </w:rPr>
       </w:pPr>
-      <w:bookmarkStart w:id="20" w:name="_Toc169829406"/>
+      <w:bookmarkStart w:id="19" w:name="_Toc169829406"/>
     </w:p>
     <w:p>
       <w:pPr>
@@ -6703,7 +6427,7 @@
           <w:lang w:val="sr-Latn-RS"/>
         </w:rPr>
       </w:pPr>
-      <w:bookmarkStart w:id="21" w:name="_Toc225190986"/>
+      <w:bookmarkStart w:id="20" w:name="_Toc225193409"/>
       <w:r>
         <w:rPr>
           <w:rFonts w:ascii="Verdana" w:hAnsi="Verdana"/>
@@ -6731,8 +6455,8 @@
         </w:rPr>
         <w:t>čni deo</w:t>
       </w:r>
+      <w:bookmarkEnd w:id="19"/>
       <w:bookmarkEnd w:id="20"/>
-      <w:bookmarkEnd w:id="21"/>
     </w:p>
     <w:p>
       <w:pPr>
@@ -6753,8 +6477,8 @@
           <w:lang w:val="de-DE"/>
         </w:rPr>
       </w:pPr>
-      <w:bookmarkStart w:id="22" w:name="_Toc169829407"/>
-      <w:bookmarkStart w:id="23" w:name="_Toc225190987"/>
+      <w:bookmarkStart w:id="21" w:name="_Toc169829407"/>
+      <w:bookmarkStart w:id="22" w:name="_Toc225193410"/>
       <w:r>
         <w:rPr>
           <w:rFonts w:ascii="Verdana" w:hAnsi="Verdana"/>
@@ -6775,24 +6499,389 @@
         </w:rPr>
         <w:t>Namena softvera i korisničko uputstvo</w:t>
       </w:r>
+      <w:bookmarkEnd w:id="21"/>
       <w:bookmarkEnd w:id="22"/>
-      <w:bookmarkEnd w:id="23"/>
-    </w:p>
-    <w:p>
-      <w:pPr>
-        <w:rPr>
-          <w:rFonts w:ascii="Verdana" w:hAnsi="Verdana"/>
+    </w:p>
+    <w:p>
+      <w:pPr>
+        <w:rPr>
+          <w:rFonts w:ascii="Verdana" w:hAnsi="Verdana"/>
+          <w:b/>
           <w:lang w:val="de-DE"/>
         </w:rPr>
       </w:pPr>
-    </w:p>
-    <w:p>
-      <w:pPr>
-        <w:rPr>
-          <w:rFonts w:ascii="Verdana" w:hAnsi="Verdana"/>
+      <w:r>
+        <w:rPr>
+          <w:rFonts w:ascii="Verdana" w:hAnsi="Verdana"/>
+          <w:b/>
           <w:lang w:val="de-DE"/>
         </w:rPr>
-      </w:pPr>
+        <w:t>Namena softvera</w:t>
+      </w:r>
+    </w:p>
+    <w:p>
+      <w:pPr>
+        <w:rPr>
+          <w:rFonts w:ascii="Verdana" w:hAnsi="Verdana"/>
+          <w:lang w:val="de-DE"/>
+        </w:rPr>
+      </w:pPr>
+      <w:r>
+        <w:rPr>
+          <w:rFonts w:ascii="Verdana" w:hAnsi="Verdana"/>
+          <w:lang w:val="de-DE"/>
+        </w:rPr>
+        <w:t>Softver predstavlja jednostavan sistem za upravljanje virtuelnim mašinama (VM) u modelu Infrastructure as a Service (IaaS). Omogućava korisnicima da se registruju, prijave, kreiraju, brišu, pokreću, zaustavljaju i konfigurišu sopstvene virtuelne mašine na unapred definisanim serverima. Podaci o serverima, VM-ovima i korisnicima čuvaju se u binarnim datotekama, što omogućava trajnost između različitih pokretanja programa.</w:t>
+      </w:r>
+    </w:p>
+    <w:p>
+      <w:pPr>
+        <w:rPr>
+          <w:rFonts w:ascii="Verdana" w:hAnsi="Verdana"/>
+          <w:b/>
+          <w:lang w:val="de-DE"/>
+        </w:rPr>
+      </w:pPr>
+      <w:r>
+        <w:rPr>
+          <w:rFonts w:ascii="Verdana" w:hAnsi="Verdana"/>
+          <w:b/>
+          <w:lang w:val="de-DE"/>
+        </w:rPr>
+        <w:t>Korisničko uputstvo</w:t>
+      </w:r>
+    </w:p>
+    <w:p>
+      <w:pPr>
+        <w:rPr>
+          <w:rFonts w:ascii="Verdana" w:hAnsi="Verdana"/>
+          <w:lang w:val="de-DE"/>
+        </w:rPr>
+      </w:pPr>
+      <w:r>
+        <w:rPr>
+          <w:rFonts w:ascii="Verdana" w:hAnsi="Verdana"/>
+          <w:lang w:val="de-DE"/>
+        </w:rPr>
+        <w:t>Nakon pokretanja programa, korisniku se nudi izbor: 1. Prijava ili 2. Registracija.</w:t>
+      </w:r>
+    </w:p>
+    <w:p>
+      <w:pPr>
+        <w:jc w:val="center"/>
+        <w:rPr>
+          <w:rFonts w:ascii="Verdana" w:hAnsi="Verdana"/>
+          <w:i/>
+          <w:lang w:val="de-DE"/>
+        </w:rPr>
+      </w:pPr>
+      <w:r>
+        <w:rPr>
+          <w:rFonts w:ascii="Verdana" w:hAnsi="Verdana"/>
+          <w:lang w:val="de-DE"/>
+        </w:rPr>
+        <w:pict w14:anchorId="6BA64EE3">
+          <v:shape id="_x0000_i1128" type="#_x0000_t75" style="width:132.8pt;height:55.15pt">
+            <v:imagedata r:id="rId61" o:title=""/>
+          </v:shape>
+        </w:pict>
+      </w:r>
+      <w:r>
+        <w:rPr>
+          <w:rFonts w:ascii="Verdana" w:hAnsi="Verdana"/>
+          <w:lang w:val="de-DE"/>
+        </w:rPr>
+        <w:pict w14:anchorId="114FD9EE">
+          <v:shape id="_x0000_i1136" type="#_x0000_t75" style="width:164.55pt;height:198.25pt">
+            <v:imagedata r:id="rId62" o:title=""/>
+          </v:shape>
+        </w:pict>
+      </w:r>
+      <w:r>
+        <w:rPr>
+          <w:rFonts w:ascii="Verdana" w:hAnsi="Verdana"/>
+          <w:lang w:val="de-DE"/>
+        </w:rPr>
+        <w:br/>
+      </w:r>
+      <w:r>
+        <w:rPr>
+          <w:rFonts w:ascii="Verdana" w:hAnsi="Verdana"/>
+          <w:i/>
+          <w:lang w:val="de-DE"/>
+        </w:rPr>
+        <w:t>Slika 9.</w:t>
+      </w:r>
+      <w:r>
+        <w:rPr>
+          <w:rFonts w:ascii="Verdana" w:hAnsi="Verdana"/>
+          <w:i/>
+          <w:lang w:val="de-DE"/>
+        </w:rPr>
+        <w:br/>
+        <w:t>Prijava/Registracija</w:t>
+      </w:r>
+    </w:p>
+    <w:p>
+      <w:pPr>
+        <w:rPr>
+          <w:rFonts w:ascii="Verdana" w:hAnsi="Verdana"/>
+          <w:lang w:val="de-DE"/>
+        </w:rPr>
+      </w:pPr>
+      <w:r>
+        <w:rPr>
+          <w:rFonts w:ascii="Verdana" w:hAnsi="Verdana"/>
+          <w:lang w:val="de-DE"/>
+        </w:rPr>
+        <w:t>Registracija: unosi se novo korisničko ime i lozinka. Ukoliko korisnik već ne postoji, kreira se nalo</w:t>
+      </w:r>
+      <w:r>
+        <w:rPr>
+          <w:rFonts w:ascii="Verdana" w:hAnsi="Verdana"/>
+          <w:lang w:val="de-DE"/>
+        </w:rPr>
+        <w:t>g i automatski se vrši prijava.</w:t>
+      </w:r>
+    </w:p>
+    <w:p>
+      <w:pPr>
+        <w:rPr>
+          <w:rFonts w:ascii="Verdana" w:hAnsi="Verdana"/>
+          <w:lang w:val="de-DE"/>
+        </w:rPr>
+      </w:pPr>
+      <w:r>
+        <w:rPr>
+          <w:rFonts w:ascii="Verdana" w:hAnsi="Verdana"/>
+          <w:lang w:val="de-DE"/>
+        </w:rPr>
+        <w:t>Prijava: unose se postojeće korisničko ime i lozinka.</w:t>
+      </w:r>
+    </w:p>
+    <w:p>
+      <w:pPr>
+        <w:rPr>
+          <w:rFonts w:ascii="Verdana" w:hAnsi="Verdana"/>
+          <w:lang w:val="de-DE"/>
+        </w:rPr>
+      </w:pPr>
+      <w:r>
+        <w:rPr>
+          <w:rFonts w:ascii="Verdana" w:hAnsi="Verdana"/>
+          <w:lang w:val="de-DE"/>
+        </w:rPr>
+        <w:t>Nakon uspešne prijave, prikazuje se glavni meni sa sledećim opcijama:</w:t>
+      </w:r>
+    </w:p>
+    <w:p>
+      <w:pPr>
+        <w:rPr>
+          <w:rFonts w:ascii="Verdana" w:hAnsi="Verdana"/>
+          <w:lang w:val="de-DE"/>
+        </w:rPr>
+      </w:pPr>
+      <w:r>
+        <w:rPr>
+          <w:rFonts w:ascii="Verdana" w:hAnsi="Verdana"/>
+          <w:lang w:val="de-DE"/>
+        </w:rPr>
+        <w:t>Prikazi servere – ispisuje ID i naziv svih raspoloživih servera (AWS, Google Cloud, Azure).</w:t>
+      </w:r>
+    </w:p>
+    <w:p>
+      <w:pPr>
+        <w:rPr>
+          <w:rFonts w:ascii="Verdana" w:hAnsi="Verdana"/>
+          <w:lang w:val="de-DE"/>
+        </w:rPr>
+      </w:pPr>
+      <w:r>
+        <w:rPr>
+          <w:rFonts w:ascii="Verdana" w:hAnsi="Verdana"/>
+          <w:lang w:val="de-DE"/>
+        </w:rPr>
+        <w:t>Prikazi moje VM-ove – prikazuje sve virtuelne mašine koje pripadaju ulogovanom korisniku, zajedno sa njihovim specifikacijama (OS, RAM, CPU, disk, status, IP).</w:t>
+      </w:r>
+    </w:p>
+    <w:p>
+      <w:pPr>
+        <w:rPr>
+          <w:rFonts w:ascii="Verdana" w:hAnsi="Verdana"/>
+          <w:lang w:val="de-DE"/>
+        </w:rPr>
+      </w:pPr>
+      <w:r>
+        <w:rPr>
+          <w:rFonts w:ascii="Verdana" w:hAnsi="Verdana"/>
+          <w:lang w:val="de-DE"/>
+        </w:rPr>
+        <w:t>Kreiraj VM – nakon prikaza servera, korisnik bira ID servera, unosi ime VM-a, operativni sistem, količinu RAM-a (GB), broj CPU jezgara i veličinu diska (GB). VM se kreira u zaustavljenom stanju, bez dodeljene IP adrese.</w:t>
+      </w:r>
+    </w:p>
+    <w:p>
+      <w:pPr>
+        <w:rPr>
+          <w:rFonts w:ascii="Verdana" w:hAnsi="Verdana"/>
+          <w:lang w:val="de-DE"/>
+        </w:rPr>
+      </w:pPr>
+      <w:r>
+        <w:rPr>
+          <w:rFonts w:ascii="Verdana" w:hAnsi="Verdana"/>
+          <w:lang w:val="de-DE"/>
+        </w:rPr>
+        <w:t>Obriši VM – prikazuju se korisnikovi VM-ovi, zatim se bira ID VM-a koji se trajno briše.</w:t>
+      </w:r>
+    </w:p>
+    <w:p>
+      <w:pPr>
+        <w:rPr>
+          <w:rFonts w:ascii="Verdana" w:hAnsi="Verdana"/>
+          <w:lang w:val="de-DE"/>
+        </w:rPr>
+      </w:pPr>
+      <w:r>
+        <w:rPr>
+          <w:rFonts w:ascii="Verdana" w:hAnsi="Verdana"/>
+          <w:lang w:val="de-DE"/>
+        </w:rPr>
+        <w:t>Pokreni VM – bira se ID zaustavljenog VM-a. VM dobija status POKRENUT, a ukoliko nema dodeljenu IP adresu, automatski mu se dodeljuje adresa iz opsega 192.168.1.x.</w:t>
+      </w:r>
+    </w:p>
+    <w:p>
+      <w:pPr>
+        <w:rPr>
+          <w:rFonts w:ascii="Verdana" w:hAnsi="Verdana"/>
+          <w:lang w:val="de-DE"/>
+        </w:rPr>
+      </w:pPr>
+    </w:p>
+    <w:p>
+      <w:pPr>
+        <w:rPr>
+          <w:rFonts w:ascii="Verdana" w:hAnsi="Verdana"/>
+          <w:lang w:val="de-DE"/>
+        </w:rPr>
+      </w:pPr>
+      <w:r>
+        <w:rPr>
+          <w:rFonts w:ascii="Verdana" w:hAnsi="Verdana"/>
+          <w:lang w:val="de-DE"/>
+        </w:rPr>
+        <w:t>Zaustavi VM – bira se ID pokrenutog VM-a, nakon čega se menja status u ZAUSTAVLJEN.</w:t>
+      </w:r>
+    </w:p>
+    <w:p>
+      <w:pPr>
+        <w:rPr>
+          <w:rFonts w:ascii="Verdana" w:hAnsi="Verdana"/>
+          <w:lang w:val="de-DE"/>
+        </w:rPr>
+      </w:pPr>
+      <w:r>
+        <w:rPr>
+          <w:rFonts w:ascii="Verdana" w:hAnsi="Verdana"/>
+          <w:lang w:val="de-DE"/>
+        </w:rPr>
+        <w:t>Dodeli IP adresu – omogućava ručno dodeljivanje IP adrese postojećem VM-u (ili promenu postojeće).</w:t>
+      </w:r>
+    </w:p>
+    <w:p>
+      <w:pPr>
+        <w:rPr>
+          <w:rFonts w:ascii="Verdana" w:hAnsi="Verdana"/>
+          <w:lang w:val="de-DE"/>
+        </w:rPr>
+      </w:pPr>
+      <w:r>
+        <w:rPr>
+          <w:rFonts w:ascii="Verdana" w:hAnsi="Verdana"/>
+          <w:lang w:val="de-DE"/>
+        </w:rPr>
+        <w:t>Promeni veličinu diska – menja se veličina diska za odabrani VM.</w:t>
+      </w:r>
+    </w:p>
+    <w:p>
+      <w:pPr>
+        <w:rPr>
+          <w:rFonts w:ascii="Verdana" w:hAnsi="Verdana"/>
+          <w:lang w:val="de-DE"/>
+        </w:rPr>
+      </w:pPr>
+      <w:r>
+        <w:rPr>
+          <w:rFonts w:ascii="Verdana" w:hAnsi="Verdana"/>
+          <w:lang w:val="de-DE"/>
+        </w:rPr>
+        <w:t>Izlaz – čuva podatke i izlazi iz programa.</w:t>
+      </w:r>
+    </w:p>
+    <w:p>
+      <w:pPr>
+        <w:rPr>
+          <w:rFonts w:ascii="Verdana" w:hAnsi="Verdana"/>
+          <w:lang w:val="de-DE"/>
+        </w:rPr>
+      </w:pPr>
+      <w:r>
+        <w:rPr>
+          <w:rFonts w:ascii="Verdana" w:hAnsi="Verdana"/>
+          <w:lang w:val="de-DE"/>
+        </w:rPr>
+        <w:t>Sve promene (kreiranje, brisanje, promena statusa, IP, diska) odmah se upisuju u odgovarajuće datoteke.</w:t>
+      </w:r>
+    </w:p>
+    <w:p>
+      <w:pPr>
+        <w:jc w:val="center"/>
+        <w:rPr>
+          <w:rFonts w:ascii="Verdana" w:hAnsi="Verdana"/>
+          <w:lang w:val="de-DE"/>
+        </w:rPr>
+      </w:pPr>
+      <w:r>
+        <w:rPr>
+          <w:rFonts w:ascii="Verdana" w:hAnsi="Verdana"/>
+          <w:lang w:val="de-DE"/>
+        </w:rPr>
+        <w:pict w14:anchorId="49252C58">
+          <v:shape id="_x0000_i1149" type="#_x0000_t75" style="width:165.5pt;height:158.95pt">
+            <v:imagedata r:id="rId63" o:title=""/>
+          </v:shape>
+        </w:pict>
+      </w:r>
+      <w:r>
+        <w:rPr>
+          <w:rFonts w:ascii="Verdana" w:hAnsi="Verdana"/>
+          <w:lang w:val="de-DE"/>
+        </w:rPr>
+        <w:br/>
+      </w:r>
+      <w:r>
+        <w:rPr>
+          <w:rFonts w:ascii="Verdana" w:hAnsi="Verdana"/>
+          <w:i/>
+          <w:lang w:val="de-DE"/>
+        </w:rPr>
+        <w:t>Slika 10.</w:t>
+      </w:r>
+      <w:r>
+        <w:rPr>
+          <w:rFonts w:ascii="Verdana" w:hAnsi="Verdana"/>
+          <w:i/>
+          <w:lang w:val="de-DE"/>
+        </w:rPr>
+        <w:br/>
+        <w:t>Glavni meni.</w:t>
+      </w:r>
+      <w:r>
+        <w:rPr>
+          <w:rFonts w:ascii="Verdana" w:hAnsi="Verdana"/>
+          <w:lang w:val="de-DE"/>
+        </w:rPr>
+        <w:br/>
+      </w:r>
     </w:p>
     <w:p>
       <w:pPr>
@@ -6804,8 +6893,8 @@
           <w:szCs w:val="22"/>
         </w:rPr>
       </w:pPr>
-      <w:bookmarkStart w:id="24" w:name="_Toc169829408"/>
-      <w:bookmarkStart w:id="25" w:name="_Toc225190988"/>
+      <w:bookmarkStart w:id="23" w:name="_Toc169829408"/>
+      <w:bookmarkStart w:id="24" w:name="_Toc225193411"/>
       <w:r>
         <w:rPr>
           <w:rFonts w:ascii="Verdana" w:hAnsi="Verdana"/>
@@ -6824,13 +6913,12 @@
         </w:rPr>
         <w:t>Kratak opis primenjenih alata i tehnologija u implementaciji rešenja</w:t>
       </w:r>
+      <w:bookmarkEnd w:id="23"/>
       <w:bookmarkEnd w:id="24"/>
-      <w:bookmarkEnd w:id="25"/>
-    </w:p>
-    <w:p>
-      <w:pPr>
-        <w:spacing w:after="0" w:line="240" w:lineRule="auto"/>
-        <w:jc w:val="both"/>
+    </w:p>
+    <w:p>
+      <w:pPr>
+        <w:spacing w:after="0" w:line="240" w:lineRule="auto"/>
         <w:rPr>
           <w:rFonts w:ascii="Verdana" w:hAnsi="Verdana"/>
           <w:sz w:val="20"/>
@@ -6842,19 +6930,218 @@
     <w:p>
       <w:pPr>
         <w:spacing w:after="0" w:line="240" w:lineRule="auto"/>
-        <w:jc w:val="both"/>
-        <w:rPr>
-          <w:rFonts w:ascii="Verdana" w:hAnsi="Verdana"/>
-          <w:sz w:val="20"/>
-          <w:szCs w:val="20"/>
-          <w:lang w:val="sr-Latn-RS"/>
-        </w:rPr>
-      </w:pPr>
-    </w:p>
-    <w:p>
-      <w:pPr>
-        <w:spacing w:after="0" w:line="240" w:lineRule="auto"/>
-        <w:jc w:val="both"/>
+        <w:rPr>
+          <w:rFonts w:ascii="Verdana" w:hAnsi="Verdana"/>
+          <w:lang w:val="sr-Latn-RS"/>
+        </w:rPr>
+      </w:pPr>
+      <w:r>
+        <w:rPr>
+          <w:rFonts w:ascii="Verdana" w:hAnsi="Verdana"/>
+          <w:lang w:val="sr-Latn-RS"/>
+        </w:rPr>
+        <w:t>Programski jezik: C++</w:t>
+      </w:r>
+    </w:p>
+    <w:p>
+      <w:pPr>
+        <w:spacing w:after="0" w:line="240" w:lineRule="auto"/>
+        <w:rPr>
+          <w:rFonts w:ascii="Verdana" w:hAnsi="Verdana"/>
+          <w:lang w:val="sr-Latn-RS"/>
+        </w:rPr>
+      </w:pPr>
+    </w:p>
+    <w:p>
+      <w:pPr>
+        <w:spacing w:after="0" w:line="240" w:lineRule="auto"/>
+        <w:rPr>
+          <w:rFonts w:ascii="Verdana" w:hAnsi="Verdana"/>
+          <w:lang w:val="sr-Latn-RS"/>
+        </w:rPr>
+      </w:pPr>
+      <w:r>
+        <w:rPr>
+          <w:rFonts w:ascii="Verdana" w:hAnsi="Verdana"/>
+          <w:lang w:val="sr-Latn-RS"/>
+        </w:rPr>
+        <w:t>Razvojno okruženje: Visual Studio Code</w:t>
+      </w:r>
+    </w:p>
+    <w:p>
+      <w:pPr>
+        <w:spacing w:after="0" w:line="240" w:lineRule="auto"/>
+        <w:rPr>
+          <w:rFonts w:ascii="Verdana" w:hAnsi="Verdana"/>
+          <w:lang w:val="sr-Latn-RS"/>
+        </w:rPr>
+      </w:pPr>
+    </w:p>
+    <w:p>
+      <w:pPr>
+        <w:spacing w:after="0" w:line="240" w:lineRule="auto"/>
+        <w:rPr>
+          <w:rFonts w:ascii="Verdana" w:hAnsi="Verdana"/>
+          <w:lang w:val="sr-Latn-RS"/>
+        </w:rPr>
+      </w:pPr>
+      <w:r>
+        <w:rPr>
+          <w:rFonts w:ascii="Verdana" w:hAnsi="Verdana"/>
+          <w:lang w:val="sr-Latn-RS"/>
+        </w:rPr>
+        <w:t>Strukture podataka:</w:t>
+      </w:r>
+    </w:p>
+    <w:p>
+      <w:pPr>
+        <w:spacing w:after="0" w:line="240" w:lineRule="auto"/>
+        <w:rPr>
+          <w:rFonts w:ascii="Verdana" w:hAnsi="Verdana"/>
+          <w:lang w:val="sr-Latn-RS"/>
+        </w:rPr>
+      </w:pPr>
+      <w:r>
+        <w:rPr>
+          <w:rFonts w:ascii="Verdana" w:hAnsi="Verdana"/>
+          <w:lang w:val="sr-Latn-RS"/>
+        </w:rPr>
+        <w:t>ServerCvor i VMCvor – jednostruko povezane liste za dinamičko skladištenje servera i virtuelnih mašina.</w:t>
+      </w:r>
+    </w:p>
+    <w:p>
+      <w:pPr>
+        <w:spacing w:after="0" w:line="240" w:lineRule="auto"/>
+        <w:rPr>
+          <w:rFonts w:ascii="Verdana" w:hAnsi="Verdana"/>
+          <w:lang w:val="sr-Latn-RS"/>
+        </w:rPr>
+      </w:pPr>
+      <w:r>
+        <w:rPr>
+          <w:rFonts w:ascii="Verdana" w:hAnsi="Verdana"/>
+          <w:lang w:val="sr-Latn-RS"/>
+        </w:rPr>
+        <w:t>Korisnik – struktura za čuvanje korisničkih podataka pri registraciji.</w:t>
+      </w:r>
+    </w:p>
+    <w:p>
+      <w:pPr>
+        <w:spacing w:after="0" w:line="240" w:lineRule="auto"/>
+        <w:rPr>
+          <w:rFonts w:ascii="Verdana" w:hAnsi="Verdana"/>
+          <w:lang w:val="sr-Latn-RS"/>
+        </w:rPr>
+      </w:pPr>
+    </w:p>
+    <w:p>
+      <w:pPr>
+        <w:spacing w:after="0" w:line="240" w:lineRule="auto"/>
+        <w:rPr>
+          <w:rFonts w:ascii="Verdana" w:hAnsi="Verdana"/>
+          <w:lang w:val="sr-Latn-RS"/>
+        </w:rPr>
+      </w:pPr>
+      <w:r>
+        <w:rPr>
+          <w:rFonts w:ascii="Verdana" w:hAnsi="Verdana"/>
+          <w:lang w:val="sr-Latn-RS"/>
+        </w:rPr>
+        <w:t>Rad sa fajlovima:</w:t>
+      </w:r>
+    </w:p>
+    <w:p>
+      <w:pPr>
+        <w:spacing w:after="0" w:line="240" w:lineRule="auto"/>
+        <w:rPr>
+          <w:rFonts w:ascii="Verdana" w:hAnsi="Verdana"/>
+          <w:lang w:val="sr-Latn-RS"/>
+        </w:rPr>
+      </w:pPr>
+      <w:r>
+        <w:rPr>
+          <w:rFonts w:ascii="Verdana" w:hAnsi="Verdana"/>
+          <w:lang w:val="sr-Latn-RS"/>
+        </w:rPr>
+        <w:t>Binarni fajlovi (serveri.dat, vmovi.dat, korisnici.dat) omogućavaju trajno čuvanje podataka.</w:t>
+      </w:r>
+    </w:p>
+    <w:p>
+      <w:pPr>
+        <w:spacing w:after="0" w:line="240" w:lineRule="auto"/>
+        <w:rPr>
+          <w:rFonts w:ascii="Verdana" w:hAnsi="Verdana"/>
+          <w:lang w:val="sr-Latn-RS"/>
+        </w:rPr>
+      </w:pPr>
+      <w:r>
+        <w:rPr>
+          <w:rFonts w:ascii="Verdana" w:hAnsi="Verdana"/>
+          <w:lang w:val="sr-Latn-RS"/>
+        </w:rPr>
+        <w:t>Korišćene su funkcije fopen, fread, fwrite, fclose iz C biblioteke za efikasan rad sa binarnim zapisima.</w:t>
+      </w:r>
+    </w:p>
+    <w:p>
+      <w:pPr>
+        <w:spacing w:after="0" w:line="240" w:lineRule="auto"/>
+        <w:rPr>
+          <w:rFonts w:ascii="Verdana" w:hAnsi="Verdana"/>
+          <w:lang w:val="sr-Latn-RS"/>
+        </w:rPr>
+      </w:pPr>
+    </w:p>
+    <w:p>
+      <w:pPr>
+        <w:spacing w:after="0" w:line="240" w:lineRule="auto"/>
+        <w:rPr>
+          <w:rFonts w:ascii="Verdana" w:hAnsi="Verdana"/>
+          <w:lang w:val="sr-Latn-RS"/>
+        </w:rPr>
+      </w:pPr>
+      <w:r>
+        <w:rPr>
+          <w:rFonts w:ascii="Verdana" w:hAnsi="Verdana"/>
+          <w:lang w:val="sr-Latn-RS"/>
+        </w:rPr>
+        <w:t>Dinamička alokacija memorije: new i delete za kreiranje i oslobađanje čvorova lista.</w:t>
+      </w:r>
+    </w:p>
+    <w:p>
+      <w:pPr>
+        <w:spacing w:after="0" w:line="240" w:lineRule="auto"/>
+        <w:rPr>
+          <w:rFonts w:ascii="Verdana" w:hAnsi="Verdana"/>
+          <w:lang w:val="sr-Latn-RS"/>
+        </w:rPr>
+      </w:pPr>
+      <w:r>
+        <w:rPr>
+          <w:rFonts w:ascii="Verdana" w:hAnsi="Verdana"/>
+          <w:lang w:val="sr-Latn-RS"/>
+        </w:rPr>
+        <w:t>Upravljanje niskama: funkcije iz &lt;cstring&gt; (strcpy, strcmp) za rad sa karakterističnim nizovima.</w:t>
+      </w:r>
+    </w:p>
+    <w:p>
+      <w:pPr>
+        <w:spacing w:after="0" w:line="240" w:lineRule="auto"/>
+        <w:rPr>
+          <w:rFonts w:ascii="Verdana" w:hAnsi="Verdana"/>
+          <w:lang w:val="sr-Latn-RS"/>
+        </w:rPr>
+      </w:pPr>
+      <w:r>
+        <w:rPr>
+          <w:rFonts w:ascii="Verdana" w:hAnsi="Verdana"/>
+          <w:lang w:val="sr-Latn-RS"/>
+        </w:rPr>
+        <w:t>Konzolni interfejs: standardni ulaz/izlaz preko cin i cout.</w:t>
+      </w:r>
+    </w:p>
+    <w:p>
+      <w:pPr>
+        <w:spacing w:after="0" w:line="240" w:lineRule="auto"/>
         <w:rPr>
           <w:rFonts w:ascii="Verdana" w:hAnsi="Verdana"/>
           <w:sz w:val="20"/>
@@ -6873,22 +7160,2704 @@
           <w:szCs w:val="22"/>
         </w:rPr>
       </w:pPr>
-      <w:bookmarkStart w:id="26" w:name="_Toc225190989"/>
-      <w:r>
+    </w:p>
+    <w:p>
+      <w:pPr>
+        <w:pStyle w:val="Heading2"/>
         <w:rPr>
           <w:rFonts w:ascii="Verdana" w:hAnsi="Verdana"/>
           <w:i w:val="0"/>
           <w:sz w:val="22"/>
           <w:szCs w:val="22"/>
         </w:rPr>
+      </w:pPr>
+    </w:p>
+    <w:p>
+      <w:pPr>
+        <w:pStyle w:val="Heading2"/>
+        <w:rPr>
+          <w:rFonts w:ascii="Verdana" w:hAnsi="Verdana"/>
+          <w:i w:val="0"/>
+          <w:sz w:val="22"/>
+          <w:szCs w:val="22"/>
+        </w:rPr>
+      </w:pPr>
+      <w:bookmarkStart w:id="25" w:name="_Toc225193412"/>
+      <w:r>
+        <w:rPr>
+          <w:rFonts w:ascii="Verdana" w:hAnsi="Verdana"/>
+          <w:i w:val="0"/>
+          <w:sz w:val="22"/>
+          <w:szCs w:val="22"/>
+        </w:rPr>
         <w:t>2.3. Opis implementacije</w:t>
       </w:r>
-      <w:bookmarkEnd w:id="26"/>
-    </w:p>
-    <w:p>
-      <w:pPr>
-        <w:spacing w:after="0" w:line="240" w:lineRule="auto"/>
-        <w:jc w:val="both"/>
+      <w:bookmarkEnd w:id="25"/>
+      <w:r>
+        <w:rPr>
+          <w:rFonts w:ascii="Verdana" w:hAnsi="Verdana"/>
+          <w:i w:val="0"/>
+          <w:sz w:val="22"/>
+          <w:szCs w:val="22"/>
+        </w:rPr>
+        <w:br/>
+      </w:r>
+    </w:p>
+    <w:p>
+      <w:pPr>
+        <w:spacing w:after="0" w:line="240" w:lineRule="auto"/>
+        <w:rPr>
+          <w:rFonts w:ascii="Verdana" w:hAnsi="Verdana"/>
+          <w:b/>
+          <w:lang w:val="sr-Latn-RS"/>
+        </w:rPr>
+      </w:pPr>
+      <w:r>
+        <w:rPr>
+          <w:rFonts w:ascii="Verdana" w:hAnsi="Verdana"/>
+          <w:b/>
+          <w:lang w:val="sr-Latn-RS"/>
+        </w:rPr>
+        <w:t>1. Strukture podataka</w:t>
+      </w:r>
+    </w:p>
+    <w:p>
+      <w:pPr>
+        <w:spacing w:after="0" w:line="240" w:lineRule="auto"/>
+        <w:rPr>
+          <w:rFonts w:ascii="Verdana" w:hAnsi="Verdana"/>
+          <w:lang w:val="sr-Latn-RS"/>
+        </w:rPr>
+      </w:pPr>
+      <w:r>
+        <w:rPr>
+          <w:rFonts w:ascii="Verdana" w:hAnsi="Verdana"/>
+          <w:lang w:val="sr-Latn-RS"/>
+        </w:rPr>
+        <w:t>Definisane su dve osnovne strukture:</w:t>
+      </w:r>
+    </w:p>
+    <w:p>
+      <w:pPr>
+        <w:spacing w:after="0" w:line="240" w:lineRule="auto"/>
+        <w:rPr>
+          <w:rFonts w:ascii="Verdana" w:hAnsi="Verdana"/>
+          <w:lang w:val="sr-Latn-RS"/>
+        </w:rPr>
+      </w:pPr>
+      <w:r>
+        <w:rPr>
+          <w:rFonts w:ascii="Verdana" w:hAnsi="Verdana"/>
+          <w:b/>
+          <w:lang w:val="sr-Latn-RS"/>
+        </w:rPr>
+        <w:t>ServerCvor</w:t>
+      </w:r>
+      <w:r>
+        <w:rPr>
+          <w:rFonts w:ascii="Verdana" w:hAnsi="Verdana"/>
+          <w:lang w:val="sr-Latn-RS"/>
+        </w:rPr>
+        <w:t xml:space="preserve"> – sadrži ID servera, naziv (do 50 karaktera) i pokazivač na sledeći server.</w:t>
+      </w:r>
+    </w:p>
+    <w:p>
+      <w:pPr>
+        <w:spacing w:after="0" w:line="240" w:lineRule="auto"/>
+        <w:jc w:val="center"/>
+        <w:rPr>
+          <w:rFonts w:ascii="Verdana" w:hAnsi="Verdana"/>
+          <w:i/>
+          <w:lang w:val="sr-Latn-RS"/>
+        </w:rPr>
+      </w:pPr>
+      <w:r>
+        <w:rPr>
+          <w:rFonts w:ascii="Verdana" w:hAnsi="Verdana"/>
+          <w:lang w:val="sr-Latn-RS"/>
+        </w:rPr>
+        <w:br/>
+      </w:r>
+      <w:r>
+        <w:rPr>
+          <w:rFonts w:ascii="Verdana" w:hAnsi="Verdana"/>
+          <w:lang w:val="sr-Latn-RS"/>
+        </w:rPr>
+        <w:pict w14:anchorId="7F7A9F76">
+          <v:shape id="_x0000_i1151" type="#_x0000_t75" style="width:210.4pt;height:91.65pt">
+            <v:imagedata r:id="rId64" o:title=""/>
+          </v:shape>
+        </w:pict>
+      </w:r>
+      <w:r>
+        <w:rPr>
+          <w:rFonts w:ascii="Verdana" w:hAnsi="Verdana"/>
+          <w:lang w:val="sr-Latn-RS"/>
+        </w:rPr>
+        <w:br/>
+      </w:r>
+      <w:r>
+        <w:rPr>
+          <w:rFonts w:ascii="Verdana" w:hAnsi="Verdana"/>
+          <w:i/>
+          <w:lang w:val="sr-Latn-RS"/>
+        </w:rPr>
+        <w:t>Slika 11.</w:t>
+      </w:r>
+      <w:r>
+        <w:rPr>
+          <w:rFonts w:ascii="Verdana" w:hAnsi="Verdana"/>
+          <w:i/>
+          <w:lang w:val="sr-Latn-RS"/>
+        </w:rPr>
+        <w:br/>
+      </w:r>
+      <w:r>
+        <w:rPr>
+          <w:rFonts w:ascii="Verdana" w:hAnsi="Verdana"/>
+          <w:i/>
+          <w:lang w:val="sr-Latn-RS"/>
+        </w:rPr>
+        <w:t xml:space="preserve">Kod za </w:t>
+      </w:r>
+      <w:r>
+        <w:rPr>
+          <w:rFonts w:ascii="Verdana" w:hAnsi="Verdana"/>
+          <w:i/>
+          <w:lang w:val="sr-Latn-RS"/>
+        </w:rPr>
+        <w:t>ServerCvor</w:t>
+      </w:r>
+      <w:r>
+        <w:rPr>
+          <w:rFonts w:ascii="Verdana" w:hAnsi="Verdana"/>
+          <w:i/>
+          <w:lang w:val="sr-Latn-RS"/>
+        </w:rPr>
+        <w:t>.</w:t>
+      </w:r>
+    </w:p>
+    <w:p>
+      <w:pPr>
+        <w:spacing w:after="0" w:line="240" w:lineRule="auto"/>
+        <w:rPr>
+          <w:rFonts w:ascii="Verdana" w:hAnsi="Verdana"/>
+          <w:lang w:val="sr-Latn-RS"/>
+        </w:rPr>
+      </w:pPr>
+      <w:r>
+        <w:rPr>
+          <w:rFonts w:ascii="Verdana" w:hAnsi="Verdana"/>
+          <w:b/>
+          <w:lang w:val="sr-Latn-RS"/>
+        </w:rPr>
+        <w:t>VMCvor</w:t>
+      </w:r>
+      <w:r>
+        <w:rPr>
+          <w:rFonts w:ascii="Verdana" w:hAnsi="Verdana"/>
+          <w:lang w:val="sr-Latn-RS"/>
+        </w:rPr>
+        <w:t xml:space="preserve"> – sadrži sve atribute virtuelne mašine: ID, ime, OS, RAM, CPU, ID servera na kojem se nalazi, korisnika koji je kreirao, status (radi/ne radi), IP adresu, veličinu diska i pokazivač na sledeći VM.</w:t>
+      </w:r>
+    </w:p>
+    <w:p>
+      <w:pPr>
+        <w:spacing w:after="0" w:line="240" w:lineRule="auto"/>
+        <w:jc w:val="center"/>
+        <w:rPr>
+          <w:rFonts w:ascii="Verdana" w:hAnsi="Verdana"/>
+          <w:i/>
+          <w:lang w:val="sr-Latn-RS"/>
+        </w:rPr>
+      </w:pPr>
+      <w:r>
+        <w:rPr>
+          <w:rFonts w:ascii="Verdana" w:hAnsi="Verdana"/>
+          <w:lang w:val="sr-Latn-RS"/>
+        </w:rPr>
+        <w:pict w14:anchorId="6F27A0D5">
+          <v:shape id="_x0000_i1152" type="#_x0000_t75" style="width:327.25pt;height:204.8pt">
+            <v:imagedata r:id="rId65" o:title=""/>
+          </v:shape>
+        </w:pict>
+      </w:r>
+      <w:r>
+        <w:rPr>
+          <w:rFonts w:ascii="Verdana" w:hAnsi="Verdana"/>
+          <w:lang w:val="sr-Latn-RS"/>
+        </w:rPr>
+        <w:br/>
+      </w:r>
+      <w:r>
+        <w:rPr>
+          <w:rFonts w:ascii="Verdana" w:hAnsi="Verdana"/>
+          <w:i/>
+          <w:lang w:val="sr-Latn-RS"/>
+        </w:rPr>
+        <w:t>Slika 12.</w:t>
+      </w:r>
+      <w:r>
+        <w:rPr>
+          <w:rFonts w:ascii="Verdana" w:hAnsi="Verdana"/>
+          <w:i/>
+          <w:lang w:val="sr-Latn-RS"/>
+        </w:rPr>
+        <w:br/>
+      </w:r>
+      <w:r>
+        <w:rPr>
+          <w:rFonts w:ascii="Verdana" w:hAnsi="Verdana"/>
+          <w:i/>
+          <w:lang w:val="sr-Latn-RS"/>
+        </w:rPr>
+        <w:t xml:space="preserve">Kod za </w:t>
+      </w:r>
+      <w:r>
+        <w:rPr>
+          <w:rFonts w:ascii="Verdana" w:hAnsi="Verdana"/>
+          <w:i/>
+          <w:lang w:val="sr-Latn-RS"/>
+        </w:rPr>
+        <w:t>VMCvor</w:t>
+      </w:r>
+      <w:r>
+        <w:rPr>
+          <w:rFonts w:ascii="Verdana" w:hAnsi="Verdana"/>
+          <w:i/>
+          <w:lang w:val="sr-Latn-RS"/>
+        </w:rPr>
+        <w:t>.</w:t>
+      </w:r>
+    </w:p>
+    <w:p>
+      <w:pPr>
+        <w:spacing w:after="0" w:line="240" w:lineRule="auto"/>
+        <w:rPr>
+          <w:rFonts w:ascii="Verdana" w:hAnsi="Verdana"/>
+          <w:lang w:val="sr-Latn-RS"/>
+        </w:rPr>
+      </w:pPr>
+    </w:p>
+    <w:p>
+      <w:pPr>
+        <w:spacing w:after="0" w:line="240" w:lineRule="auto"/>
+        <w:rPr>
+          <w:rFonts w:ascii="Verdana" w:hAnsi="Verdana"/>
+          <w:lang w:val="sr-Latn-RS"/>
+        </w:rPr>
+      </w:pPr>
+      <w:r>
+        <w:rPr>
+          <w:rFonts w:ascii="Verdana" w:hAnsi="Verdana"/>
+          <w:lang w:val="sr-Latn-RS"/>
+        </w:rPr>
+        <w:t xml:space="preserve">Globalne promenljive </w:t>
+      </w:r>
+      <w:r>
+        <w:rPr>
+          <w:rFonts w:ascii="Verdana" w:hAnsi="Verdana"/>
+          <w:b/>
+          <w:lang w:val="sr-Latn-RS"/>
+        </w:rPr>
+        <w:t>serverLista</w:t>
+      </w:r>
+      <w:r>
+        <w:rPr>
+          <w:rFonts w:ascii="Verdana" w:hAnsi="Verdana"/>
+          <w:lang w:val="sr-Latn-RS"/>
+        </w:rPr>
+        <w:t xml:space="preserve"> i </w:t>
+      </w:r>
+      <w:r>
+        <w:rPr>
+          <w:rFonts w:ascii="Verdana" w:hAnsi="Verdana"/>
+          <w:b/>
+          <w:lang w:val="sr-Latn-RS"/>
+        </w:rPr>
+        <w:t>vmLista</w:t>
+      </w:r>
+      <w:r>
+        <w:rPr>
+          <w:rFonts w:ascii="Verdana" w:hAnsi="Verdana"/>
+          <w:lang w:val="sr-Latn-RS"/>
+        </w:rPr>
+        <w:t xml:space="preserve"> predstavljaju glave povezanih lista. Takođe, </w:t>
+      </w:r>
+      <w:r>
+        <w:rPr>
+          <w:rFonts w:ascii="Verdana" w:hAnsi="Verdana"/>
+          <w:b/>
+          <w:lang w:val="sr-Latn-RS"/>
+        </w:rPr>
+        <w:t>trenutniKorisnik</w:t>
+      </w:r>
+      <w:r>
+        <w:rPr>
+          <w:rFonts w:ascii="Verdana" w:hAnsi="Verdana"/>
+          <w:lang w:val="sr-Latn-RS"/>
+        </w:rPr>
+        <w:t xml:space="preserve"> čuva ime prijavljenog korisnika, a </w:t>
+      </w:r>
+      <w:r>
+        <w:rPr>
+          <w:rFonts w:ascii="Verdana" w:hAnsi="Verdana"/>
+          <w:b/>
+          <w:lang w:val="sr-Latn-RS"/>
+        </w:rPr>
+        <w:t>sledeciIP</w:t>
+      </w:r>
+      <w:r>
+        <w:rPr>
+          <w:rFonts w:ascii="Verdana" w:hAnsi="Verdana"/>
+          <w:lang w:val="sr-Latn-RS"/>
+        </w:rPr>
+        <w:t xml:space="preserve"> se koristi za automatsko dodeljivanje IP adresa.</w:t>
+      </w:r>
+    </w:p>
+    <w:p>
+      <w:pPr>
+        <w:spacing w:after="0" w:line="240" w:lineRule="auto"/>
+        <w:jc w:val="center"/>
+        <w:rPr>
+          <w:rFonts w:ascii="Verdana" w:hAnsi="Verdana"/>
+          <w:i/>
+          <w:lang w:val="sr-Latn-RS"/>
+        </w:rPr>
+      </w:pPr>
+      <w:r>
+        <w:rPr>
+          <w:rFonts w:ascii="Verdana" w:hAnsi="Verdana"/>
+          <w:lang w:val="sr-Latn-RS"/>
+        </w:rPr>
+        <w:pict w14:anchorId="1BAB8068">
+          <v:shape id="_x0000_i1153" type="#_x0000_t75" style="width:323.55pt;height:72.95pt">
+            <v:imagedata r:id="rId66" o:title=""/>
+          </v:shape>
+        </w:pict>
+      </w:r>
+      <w:r>
+        <w:rPr>
+          <w:rFonts w:ascii="Verdana" w:hAnsi="Verdana"/>
+          <w:lang w:val="sr-Latn-RS"/>
+        </w:rPr>
+        <w:br/>
+      </w:r>
+      <w:r>
+        <w:rPr>
+          <w:rFonts w:ascii="Verdana" w:hAnsi="Verdana"/>
+          <w:i/>
+          <w:lang w:val="sr-Latn-RS"/>
+        </w:rPr>
+        <w:t>Slika 13.</w:t>
+      </w:r>
+      <w:r>
+        <w:rPr>
+          <w:rFonts w:ascii="Verdana" w:hAnsi="Verdana"/>
+          <w:i/>
+          <w:lang w:val="sr-Latn-RS"/>
+        </w:rPr>
+        <w:br/>
+      </w:r>
+      <w:r>
+        <w:rPr>
+          <w:rFonts w:ascii="Verdana" w:hAnsi="Verdana"/>
+          <w:i/>
+          <w:lang w:val="sr-Latn-RS"/>
+        </w:rPr>
+        <w:t xml:space="preserve">Kod za </w:t>
+      </w:r>
+      <w:r>
+        <w:rPr>
+          <w:rFonts w:ascii="Verdana" w:hAnsi="Verdana"/>
+          <w:i/>
+          <w:lang w:val="sr-Latn-RS"/>
+        </w:rPr>
+        <w:t>serverLista, vmLista, trenutniKorisnik, sledeciIP</w:t>
+      </w:r>
+      <w:r>
+        <w:rPr>
+          <w:rFonts w:ascii="Verdana" w:hAnsi="Verdana"/>
+          <w:i/>
+          <w:lang w:val="sr-Latn-RS"/>
+        </w:rPr>
+        <w:t>.</w:t>
+      </w:r>
+    </w:p>
+    <w:p>
+      <w:pPr>
+        <w:spacing w:after="0" w:line="240" w:lineRule="auto"/>
+        <w:rPr>
+          <w:rFonts w:ascii="Verdana" w:hAnsi="Verdana"/>
+          <w:lang w:val="sr-Latn-RS"/>
+        </w:rPr>
+      </w:pPr>
+    </w:p>
+    <w:p>
+      <w:pPr>
+        <w:spacing w:after="0" w:line="240" w:lineRule="auto"/>
+        <w:rPr>
+          <w:rFonts w:ascii="Verdana" w:hAnsi="Verdana"/>
+          <w:b/>
+          <w:lang w:val="sr-Latn-RS"/>
+        </w:rPr>
+      </w:pPr>
+      <w:r>
+        <w:rPr>
+          <w:rFonts w:ascii="Verdana" w:hAnsi="Verdana"/>
+          <w:b/>
+          <w:lang w:val="sr-Latn-RS"/>
+        </w:rPr>
+        <w:t>2. Perzistencija podataka</w:t>
+      </w:r>
+    </w:p>
+    <w:p>
+      <w:pPr>
+        <w:spacing w:after="0" w:line="240" w:lineRule="auto"/>
+        <w:rPr>
+          <w:rFonts w:ascii="Verdana" w:hAnsi="Verdana"/>
+          <w:lang w:val="sr-Latn-RS"/>
+        </w:rPr>
+      </w:pPr>
+      <w:r>
+        <w:rPr>
+          <w:rFonts w:ascii="Verdana" w:hAnsi="Verdana"/>
+          <w:lang w:val="sr-Latn-RS"/>
+        </w:rPr>
+        <w:t xml:space="preserve">Funkcije </w:t>
+      </w:r>
+      <w:r>
+        <w:rPr>
+          <w:rFonts w:ascii="Verdana" w:hAnsi="Verdana"/>
+          <w:b/>
+          <w:lang w:val="sr-Latn-RS"/>
+        </w:rPr>
+        <w:t>procitajServereIzFajla</w:t>
+      </w:r>
+      <w:r>
+        <w:rPr>
+          <w:rFonts w:ascii="Verdana" w:hAnsi="Verdana"/>
+          <w:lang w:val="sr-Latn-RS"/>
+        </w:rPr>
+        <w:t xml:space="preserve">, </w:t>
+      </w:r>
+      <w:r>
+        <w:rPr>
+          <w:rFonts w:ascii="Verdana" w:hAnsi="Verdana"/>
+          <w:b/>
+          <w:lang w:val="sr-Latn-RS"/>
+        </w:rPr>
+        <w:t>upisiServereUFajl</w:t>
+      </w:r>
+      <w:r>
+        <w:rPr>
+          <w:rFonts w:ascii="Verdana" w:hAnsi="Verdana"/>
+          <w:lang w:val="sr-Latn-RS"/>
+        </w:rPr>
+        <w:t xml:space="preserve">, </w:t>
+      </w:r>
+      <w:r>
+        <w:rPr>
+          <w:rFonts w:ascii="Verdana" w:hAnsi="Verdana"/>
+          <w:b/>
+          <w:lang w:val="sr-Latn-RS"/>
+        </w:rPr>
+        <w:t>procitajVMoveIzFajla</w:t>
+      </w:r>
+      <w:r>
+        <w:rPr>
+          <w:rFonts w:ascii="Verdana" w:hAnsi="Verdana"/>
+          <w:lang w:val="sr-Latn-RS"/>
+        </w:rPr>
+        <w:t>, upisiVMoveUFajl omogućavaju čitanje i pisanje lista iz/ u binarne fajlove. Prilikom čitanja, podaci se učitavaju u dinamičke čvorove i dodaju na početak lista. Ako fajl ne postoji, za servere se kreiraju podrazumevane vrednosti.</w:t>
+      </w:r>
+    </w:p>
+    <w:p>
+      <w:pPr>
+        <w:spacing w:after="0" w:line="240" w:lineRule="auto"/>
+        <w:jc w:val="center"/>
+        <w:rPr>
+          <w:rFonts w:ascii="Verdana" w:hAnsi="Verdana"/>
+          <w:i/>
+          <w:lang w:val="sr-Latn-RS"/>
+        </w:rPr>
+      </w:pPr>
+      <w:r>
+        <w:rPr>
+          <w:rFonts w:ascii="Verdana" w:hAnsi="Verdana"/>
+          <w:lang w:val="sr-Latn-RS"/>
+        </w:rPr>
+        <w:pict w14:anchorId="7966F2CB">
+          <v:shape id="_x0000_i1202" type="#_x0000_t75" style="width:422.65pt;height:426.4pt">
+            <v:imagedata r:id="rId67" o:title=""/>
+          </v:shape>
+        </w:pict>
+      </w:r>
+      <w:r>
+        <w:rPr>
+          <w:rFonts w:ascii="Verdana" w:hAnsi="Verdana"/>
+          <w:lang w:val="sr-Latn-RS"/>
+        </w:rPr>
+        <w:br/>
+      </w:r>
+      <w:r>
+        <w:rPr>
+          <w:rFonts w:ascii="Verdana" w:hAnsi="Verdana"/>
+          <w:i/>
+          <w:lang w:val="sr-Latn-RS"/>
+        </w:rPr>
+        <w:t>Slika 14.</w:t>
+      </w:r>
+    </w:p>
+    <w:p>
+      <w:pPr>
+        <w:spacing w:after="0" w:line="240" w:lineRule="auto"/>
+        <w:jc w:val="center"/>
+        <w:rPr>
+          <w:rFonts w:ascii="Verdana" w:hAnsi="Verdana"/>
+          <w:i/>
+          <w:lang w:val="sr-Latn-RS"/>
+        </w:rPr>
+      </w:pPr>
+      <w:r>
+        <w:rPr>
+          <w:rFonts w:ascii="Verdana" w:hAnsi="Verdana"/>
+          <w:i/>
+          <w:lang w:val="sr-Latn-RS"/>
+        </w:rPr>
+        <w:t xml:space="preserve">Kod za </w:t>
+      </w:r>
+      <w:r>
+        <w:rPr>
+          <w:rFonts w:ascii="Verdana" w:hAnsi="Verdana"/>
+          <w:i/>
+          <w:lang w:val="sr-Latn-RS"/>
+        </w:rPr>
+        <w:t>procitajServereIzFajla</w:t>
+      </w:r>
+      <w:r>
+        <w:rPr>
+          <w:rFonts w:ascii="Verdana" w:hAnsi="Verdana"/>
+          <w:i/>
+          <w:lang w:val="sr-Latn-RS"/>
+        </w:rPr>
+        <w:t>.</w:t>
+      </w:r>
+    </w:p>
+    <w:p>
+      <w:pPr>
+        <w:spacing w:after="0" w:line="240" w:lineRule="auto"/>
+        <w:jc w:val="center"/>
+        <w:rPr>
+          <w:rFonts w:ascii="Verdana" w:hAnsi="Verdana"/>
+          <w:i/>
+          <w:lang w:val="sr-Latn-RS"/>
+        </w:rPr>
+      </w:pPr>
+      <w:r>
+        <w:rPr>
+          <w:rFonts w:ascii="Verdana" w:hAnsi="Verdana"/>
+          <w:i/>
+          <w:lang w:val="sr-Latn-RS"/>
+        </w:rPr>
+        <w:pict w14:anchorId="74F2C1A4">
+          <v:shape id="_x0000_i1204" type="#_x0000_t75" style="width:430.15pt;height:179.55pt">
+            <v:imagedata r:id="rId68" o:title=""/>
+          </v:shape>
+        </w:pict>
+      </w:r>
+    </w:p>
+    <w:p>
+      <w:pPr>
+        <w:spacing w:after="0" w:line="240" w:lineRule="auto"/>
+        <w:jc w:val="center"/>
+        <w:rPr>
+          <w:rFonts w:ascii="Verdana" w:hAnsi="Verdana"/>
+          <w:i/>
+          <w:lang w:val="sr-Latn-RS"/>
+        </w:rPr>
+      </w:pPr>
+      <w:r>
+        <w:rPr>
+          <w:rFonts w:ascii="Verdana" w:hAnsi="Verdana"/>
+          <w:i/>
+          <w:lang w:val="sr-Latn-RS"/>
+        </w:rPr>
+        <w:t>Slika 15.</w:t>
+      </w:r>
+    </w:p>
+    <w:p>
+      <w:pPr>
+        <w:spacing w:after="0" w:line="240" w:lineRule="auto"/>
+        <w:jc w:val="center"/>
+        <w:rPr>
+          <w:rFonts w:ascii="Verdana" w:hAnsi="Verdana"/>
+          <w:i/>
+          <w:lang w:val="sr-Latn-RS"/>
+        </w:rPr>
+      </w:pPr>
+      <w:r>
+        <w:rPr>
+          <w:rFonts w:ascii="Verdana" w:hAnsi="Verdana"/>
+          <w:i/>
+          <w:lang w:val="sr-Latn-RS"/>
+        </w:rPr>
+        <w:t xml:space="preserve">Kod za </w:t>
+      </w:r>
+      <w:r>
+        <w:rPr>
+          <w:rFonts w:ascii="Verdana" w:hAnsi="Verdana"/>
+          <w:i/>
+          <w:lang w:val="sr-Latn-RS"/>
+        </w:rPr>
+        <w:t>upisiServereUFajl</w:t>
+      </w:r>
+      <w:r>
+        <w:rPr>
+          <w:rFonts w:ascii="Verdana" w:hAnsi="Verdana"/>
+          <w:i/>
+          <w:lang w:val="sr-Latn-RS"/>
+        </w:rPr>
+        <w:t>.</w:t>
+      </w:r>
+    </w:p>
+    <w:p>
+      <w:pPr>
+        <w:spacing w:after="0" w:line="240" w:lineRule="auto"/>
+        <w:jc w:val="center"/>
+        <w:rPr>
+          <w:rFonts w:ascii="Verdana" w:hAnsi="Verdana"/>
+          <w:i/>
+          <w:lang w:val="sr-Latn-RS"/>
+        </w:rPr>
+      </w:pPr>
+      <w:r>
+        <w:rPr>
+          <w:rFonts w:ascii="Verdana" w:hAnsi="Verdana"/>
+          <w:i/>
+          <w:lang w:val="sr-Latn-RS"/>
+        </w:rPr>
+        <w:pict w14:anchorId="4DFD8050">
+          <v:shape id="_x0000_i1206" type="#_x0000_t75" style="width:363.75pt;height:350.65pt">
+            <v:imagedata r:id="rId69" o:title=""/>
+          </v:shape>
+        </w:pict>
+      </w:r>
+    </w:p>
+    <w:p>
+      <w:pPr>
+        <w:spacing w:after="0" w:line="240" w:lineRule="auto"/>
+        <w:jc w:val="center"/>
+        <w:rPr>
+          <w:rFonts w:ascii="Verdana" w:hAnsi="Verdana"/>
+          <w:i/>
+          <w:lang w:val="sr-Latn-RS"/>
+        </w:rPr>
+      </w:pPr>
+      <w:r>
+        <w:rPr>
+          <w:rFonts w:ascii="Verdana" w:hAnsi="Verdana"/>
+          <w:i/>
+          <w:lang w:val="sr-Latn-RS"/>
+        </w:rPr>
+        <w:t>Slika 16.</w:t>
+      </w:r>
+    </w:p>
+    <w:p>
+      <w:pPr>
+        <w:spacing w:after="0" w:line="240" w:lineRule="auto"/>
+        <w:jc w:val="center"/>
+        <w:rPr>
+          <w:rFonts w:ascii="Verdana" w:hAnsi="Verdana"/>
+          <w:i/>
+          <w:lang w:val="sr-Latn-RS"/>
+        </w:rPr>
+      </w:pPr>
+      <w:r>
+        <w:rPr>
+          <w:rFonts w:ascii="Verdana" w:hAnsi="Verdana"/>
+          <w:i/>
+          <w:lang w:val="sr-Latn-RS"/>
+        </w:rPr>
+        <w:t xml:space="preserve">Kod za </w:t>
+      </w:r>
+      <w:r>
+        <w:rPr>
+          <w:rFonts w:ascii="Verdana" w:hAnsi="Verdana"/>
+          <w:i/>
+          <w:lang w:val="sr-Latn-RS"/>
+        </w:rPr>
+        <w:t>procitajVMoveIzFajla</w:t>
+      </w:r>
+      <w:r>
+        <w:rPr>
+          <w:rFonts w:ascii="Verdana" w:hAnsi="Verdana"/>
+          <w:i/>
+          <w:lang w:val="sr-Latn-RS"/>
+        </w:rPr>
+        <w:t>.</w:t>
+      </w:r>
+    </w:p>
+    <w:p>
+      <w:pPr>
+        <w:spacing w:after="0" w:line="240" w:lineRule="auto"/>
+        <w:rPr>
+          <w:rFonts w:ascii="Verdana" w:hAnsi="Verdana"/>
+          <w:lang w:val="sr-Latn-RS"/>
+        </w:rPr>
+      </w:pPr>
+    </w:p>
+    <w:p>
+      <w:pPr>
+        <w:spacing w:after="0" w:line="240" w:lineRule="auto"/>
+        <w:rPr>
+          <w:rFonts w:ascii="Verdana" w:hAnsi="Verdana"/>
+          <w:b/>
+          <w:lang w:val="sr-Latn-RS"/>
+        </w:rPr>
+      </w:pPr>
+      <w:r>
+        <w:rPr>
+          <w:rFonts w:ascii="Verdana" w:hAnsi="Verdana"/>
+          <w:b/>
+          <w:lang w:val="sr-Latn-RS"/>
+        </w:rPr>
+        <w:t>3. Autentifikacija korisnika</w:t>
+      </w:r>
+    </w:p>
+    <w:p>
+      <w:pPr>
+        <w:spacing w:after="0" w:line="240" w:lineRule="auto"/>
+        <w:rPr>
+          <w:rFonts w:ascii="Verdana" w:hAnsi="Verdana"/>
+          <w:lang w:val="sr-Latn-RS"/>
+        </w:rPr>
+      </w:pPr>
+      <w:r>
+        <w:rPr>
+          <w:rFonts w:ascii="Verdana" w:hAnsi="Verdana"/>
+          <w:lang w:val="sr-Latn-RS"/>
+        </w:rPr>
+        <w:t xml:space="preserve">Korisnički nalozi se čuvaju u </w:t>
+      </w:r>
+      <w:r>
+        <w:rPr>
+          <w:rFonts w:ascii="Verdana" w:hAnsi="Verdana"/>
+          <w:b/>
+          <w:lang w:val="sr-Latn-RS"/>
+        </w:rPr>
+        <w:t>korisnici.dat</w:t>
+      </w:r>
+      <w:r>
+        <w:rPr>
+          <w:rFonts w:ascii="Verdana" w:hAnsi="Verdana"/>
+          <w:lang w:val="sr-Latn-RS"/>
+        </w:rPr>
+        <w:t xml:space="preserve"> kao niz struktura </w:t>
+      </w:r>
+      <w:r>
+        <w:rPr>
+          <w:rFonts w:ascii="Verdana" w:hAnsi="Verdana"/>
+          <w:b/>
+          <w:lang w:val="sr-Latn-RS"/>
+        </w:rPr>
+        <w:t>Korisnik</w:t>
+      </w:r>
+      <w:r>
+        <w:rPr>
+          <w:rFonts w:ascii="Verdana" w:hAnsi="Verdana"/>
+          <w:lang w:val="sr-Latn-RS"/>
+        </w:rPr>
+        <w:t xml:space="preserve">. Funkcija </w:t>
+      </w:r>
+      <w:r>
+        <w:rPr>
+          <w:rFonts w:ascii="Verdana" w:hAnsi="Verdana"/>
+          <w:b/>
+          <w:lang w:val="sr-Latn-RS"/>
+        </w:rPr>
+        <w:t>proveriLogin</w:t>
+      </w:r>
+      <w:r>
+        <w:rPr>
+          <w:rFonts w:ascii="Verdana" w:hAnsi="Verdana"/>
+          <w:lang w:val="sr-Latn-RS"/>
+        </w:rPr>
+        <w:t xml:space="preserve"> proverava postojanje korisnika, a </w:t>
+      </w:r>
+      <w:r>
+        <w:rPr>
+          <w:rFonts w:ascii="Verdana" w:hAnsi="Verdana"/>
+          <w:b/>
+          <w:lang w:val="sr-Latn-RS"/>
+        </w:rPr>
+        <w:t>registrujKorisnika</w:t>
+      </w:r>
+      <w:r>
+        <w:rPr>
+          <w:rFonts w:ascii="Verdana" w:hAnsi="Verdana"/>
+          <w:lang w:val="sr-Latn-RS"/>
+        </w:rPr>
+        <w:t xml:space="preserve"> dodaje novog, uz proveru duplikata. Po uspešnoj prijavi, ime korisnika se čuva u </w:t>
+      </w:r>
+      <w:r>
+        <w:rPr>
+          <w:rFonts w:ascii="Verdana" w:hAnsi="Verdana"/>
+          <w:b/>
+          <w:lang w:val="sr-Latn-RS"/>
+        </w:rPr>
+        <w:t>trenutniKorisnik</w:t>
+      </w:r>
+      <w:r>
+        <w:rPr>
+          <w:rFonts w:ascii="Verdana" w:hAnsi="Verdana"/>
+          <w:lang w:val="sr-Latn-RS"/>
+        </w:rPr>
+        <w:t>.</w:t>
+      </w:r>
+    </w:p>
+    <w:p>
+      <w:pPr>
+        <w:spacing w:after="0" w:line="240" w:lineRule="auto"/>
+        <w:jc w:val="center"/>
+        <w:rPr>
+          <w:rFonts w:ascii="Verdana" w:hAnsi="Verdana"/>
+          <w:lang w:val="sr-Latn-RS"/>
+        </w:rPr>
+      </w:pPr>
+      <w:r>
+        <w:rPr>
+          <w:rFonts w:ascii="Verdana" w:hAnsi="Verdana"/>
+          <w:lang w:val="sr-Latn-RS"/>
+        </w:rPr>
+        <w:pict w14:anchorId="2C80DC96">
+          <v:shape id="_x0000_i1208" type="#_x0000_t75" style="width:157.1pt;height:75.75pt">
+            <v:imagedata r:id="rId70" o:title=""/>
+          </v:shape>
+        </w:pict>
+      </w:r>
+    </w:p>
+    <w:p>
+      <w:pPr>
+        <w:spacing w:after="0" w:line="240" w:lineRule="auto"/>
+        <w:jc w:val="center"/>
+        <w:rPr>
+          <w:rFonts w:ascii="Verdana" w:hAnsi="Verdana"/>
+          <w:i/>
+          <w:lang w:val="sr-Latn-RS"/>
+        </w:rPr>
+      </w:pPr>
+      <w:r>
+        <w:rPr>
+          <w:rFonts w:ascii="Verdana" w:hAnsi="Verdana"/>
+          <w:i/>
+          <w:lang w:val="sr-Latn-RS"/>
+        </w:rPr>
+        <w:t>Slika 17.</w:t>
+      </w:r>
+      <w:r>
+        <w:rPr>
+          <w:rFonts w:ascii="Verdana" w:hAnsi="Verdana"/>
+          <w:i/>
+          <w:lang w:val="sr-Latn-RS"/>
+        </w:rPr>
+        <w:br/>
+        <w:t>Struktura Korisnik</w:t>
+      </w:r>
+      <w:r>
+        <w:rPr>
+          <w:rFonts w:ascii="Verdana" w:hAnsi="Verdana"/>
+          <w:i/>
+          <w:lang w:val="sr-Latn-RS"/>
+        </w:rPr>
+        <w:t>.</w:t>
+      </w:r>
+    </w:p>
+    <w:p>
+      <w:pPr>
+        <w:spacing w:after="0" w:line="240" w:lineRule="auto"/>
+        <w:jc w:val="center"/>
+        <w:rPr>
+          <w:rFonts w:ascii="Verdana" w:hAnsi="Verdana"/>
+          <w:b/>
+          <w:i/>
+          <w:lang w:val="sr-Latn-RS"/>
+        </w:rPr>
+      </w:pPr>
+      <w:r>
+        <w:rPr>
+          <w:rFonts w:ascii="Verdana" w:hAnsi="Verdana"/>
+          <w:i/>
+          <w:lang w:val="sr-Latn-RS"/>
+        </w:rPr>
+        <w:pict w14:anchorId="310E8DFD">
+          <v:shape id="_x0000_i1237" type="#_x0000_t75" style="width:358.15pt;height:331.95pt">
+            <v:imagedata r:id="rId71" o:title=""/>
+          </v:shape>
+        </w:pict>
+      </w:r>
+    </w:p>
+    <w:p>
+      <w:pPr>
+        <w:spacing w:after="0" w:line="240" w:lineRule="auto"/>
+        <w:jc w:val="center"/>
+        <w:rPr>
+          <w:rFonts w:ascii="Verdana" w:hAnsi="Verdana"/>
+          <w:i/>
+          <w:lang w:val="sr-Latn-RS"/>
+        </w:rPr>
+      </w:pPr>
+      <w:r>
+        <w:rPr>
+          <w:rFonts w:ascii="Verdana" w:hAnsi="Verdana"/>
+          <w:i/>
+          <w:lang w:val="sr-Latn-RS"/>
+        </w:rPr>
+        <w:t>Slika 18.</w:t>
+      </w:r>
+    </w:p>
+    <w:p>
+      <w:pPr>
+        <w:spacing w:after="0" w:line="240" w:lineRule="auto"/>
+        <w:jc w:val="center"/>
+        <w:rPr>
+          <w:rFonts w:ascii="Verdana" w:hAnsi="Verdana"/>
+          <w:i/>
+          <w:lang w:val="sr-Latn-RS"/>
+        </w:rPr>
+      </w:pPr>
+      <w:r>
+        <w:rPr>
+          <w:rFonts w:ascii="Verdana" w:hAnsi="Verdana"/>
+          <w:i/>
+          <w:lang w:val="sr-Latn-RS"/>
+        </w:rPr>
+        <w:t xml:space="preserve">Kod za </w:t>
+      </w:r>
+      <w:r>
+        <w:rPr>
+          <w:rFonts w:ascii="Verdana" w:hAnsi="Verdana"/>
+          <w:i/>
+          <w:lang w:val="sr-Latn-RS"/>
+        </w:rPr>
+        <w:t>proveriLogin</w:t>
+      </w:r>
+      <w:r>
+        <w:rPr>
+          <w:rFonts w:ascii="Verdana" w:hAnsi="Verdana"/>
+          <w:i/>
+          <w:lang w:val="sr-Latn-RS"/>
+        </w:rPr>
+        <w:t>.</w:t>
+      </w:r>
+    </w:p>
+    <w:p>
+      <w:pPr>
+        <w:spacing w:after="0" w:line="240" w:lineRule="auto"/>
+        <w:jc w:val="center"/>
+        <w:rPr>
+          <w:rFonts w:ascii="Verdana" w:hAnsi="Verdana"/>
+          <w:b/>
+          <w:i/>
+          <w:lang w:val="sr-Latn-RS"/>
+        </w:rPr>
+      </w:pPr>
+      <w:r>
+        <w:rPr>
+          <w:rFonts w:ascii="Verdana" w:hAnsi="Verdana"/>
+          <w:b/>
+          <w:i/>
+          <w:lang w:val="sr-Latn-RS"/>
+        </w:rPr>
+        <w:pict w14:anchorId="7FF3464E">
+          <v:shape id="_x0000_i1238" type="#_x0000_t75" style="width:398.35pt;height:365.6pt">
+            <v:imagedata r:id="rId72" o:title=""/>
+          </v:shape>
+        </w:pict>
+      </w:r>
+    </w:p>
+    <w:p>
+      <w:pPr>
+        <w:spacing w:after="0" w:line="240" w:lineRule="auto"/>
+        <w:jc w:val="center"/>
+        <w:rPr>
+          <w:rFonts w:ascii="Verdana" w:hAnsi="Verdana"/>
+          <w:i/>
+          <w:lang w:val="sr-Latn-RS"/>
+        </w:rPr>
+      </w:pPr>
+      <w:r>
+        <w:rPr>
+          <w:rFonts w:ascii="Verdana" w:hAnsi="Verdana"/>
+          <w:i/>
+          <w:lang w:val="sr-Latn-RS"/>
+        </w:rPr>
+        <w:t>Slika 19.</w:t>
+      </w:r>
+    </w:p>
+    <w:p>
+      <w:pPr>
+        <w:spacing w:after="0" w:line="240" w:lineRule="auto"/>
+        <w:jc w:val="center"/>
+        <w:rPr>
+          <w:rFonts w:ascii="Verdana" w:hAnsi="Verdana"/>
+          <w:i/>
+          <w:lang w:val="sr-Latn-RS"/>
+        </w:rPr>
+      </w:pPr>
+      <w:r>
+        <w:rPr>
+          <w:rFonts w:ascii="Verdana" w:hAnsi="Verdana"/>
+          <w:i/>
+          <w:lang w:val="sr-Latn-RS"/>
+        </w:rPr>
+        <w:t>Kod za registrujKorisnika.</w:t>
+      </w:r>
+    </w:p>
+    <w:p>
+      <w:pPr>
+        <w:spacing w:after="0" w:line="240" w:lineRule="auto"/>
+        <w:rPr>
+          <w:rFonts w:ascii="Verdana" w:hAnsi="Verdana"/>
+          <w:b/>
+          <w:lang w:val="sr-Latn-RS"/>
+        </w:rPr>
+      </w:pPr>
+    </w:p>
+    <w:p>
+      <w:pPr>
+        <w:spacing w:after="0" w:line="240" w:lineRule="auto"/>
+        <w:rPr>
+          <w:rFonts w:ascii="Verdana" w:hAnsi="Verdana"/>
+          <w:b/>
+          <w:lang w:val="sr-Latn-RS"/>
+        </w:rPr>
+      </w:pPr>
+      <w:r>
+        <w:rPr>
+          <w:rFonts w:ascii="Verdana" w:hAnsi="Verdana"/>
+          <w:b/>
+          <w:lang w:val="sr-Latn-RS"/>
+        </w:rPr>
+        <w:t>4. Upravljanje virtuelnim mašinama</w:t>
+      </w:r>
+    </w:p>
+    <w:p>
+      <w:pPr>
+        <w:spacing w:after="0" w:line="240" w:lineRule="auto"/>
+        <w:rPr>
+          <w:rFonts w:ascii="Verdana" w:hAnsi="Verdana"/>
+          <w:lang w:val="sr-Latn-RS"/>
+        </w:rPr>
+      </w:pPr>
+    </w:p>
+    <w:p>
+      <w:pPr>
+        <w:spacing w:after="0" w:line="240" w:lineRule="auto"/>
+        <w:rPr>
+          <w:rFonts w:ascii="Verdana" w:hAnsi="Verdana"/>
+          <w:lang w:val="sr-Latn-RS"/>
+        </w:rPr>
+      </w:pPr>
+      <w:r>
+        <w:rPr>
+          <w:rFonts w:ascii="Verdana" w:hAnsi="Verdana"/>
+          <w:b/>
+          <w:lang w:val="sr-Latn-RS"/>
+        </w:rPr>
+        <w:t>Kreiranje VM-a (dodajVM)</w:t>
+      </w:r>
+      <w:r>
+        <w:rPr>
+          <w:rFonts w:ascii="Verdana" w:hAnsi="Verdana"/>
+          <w:lang w:val="sr-Latn-RS"/>
+        </w:rPr>
+        <w:t xml:space="preserve"> – generiše novi ID (maxId+1), popunjava strukturu podacima unetim od strane korisnika, postavlja status na zaustavljen i IP na prazan string, a zatim dodaje čvor na početak liste.</w:t>
+      </w:r>
+    </w:p>
+    <w:p>
+      <w:pPr>
+        <w:spacing w:after="0" w:line="240" w:lineRule="auto"/>
+        <w:jc w:val="center"/>
+        <w:rPr>
+          <w:rFonts w:ascii="Verdana" w:hAnsi="Verdana"/>
+          <w:lang w:val="sr-Latn-RS"/>
+        </w:rPr>
+      </w:pPr>
+      <w:r>
+        <w:rPr>
+          <w:rFonts w:ascii="Verdana" w:hAnsi="Verdana"/>
+          <w:lang w:val="sr-Latn-RS"/>
+        </w:rPr>
+        <w:pict w14:anchorId="7335C477">
+          <v:shape id="_x0000_i1240" type="#_x0000_t75" style="width:102.85pt;height:67.3pt">
+            <v:imagedata r:id="rId73" o:title=""/>
+          </v:shape>
+        </w:pict>
+      </w:r>
+    </w:p>
+    <w:p>
+      <w:pPr>
+        <w:spacing w:after="0" w:line="240" w:lineRule="auto"/>
+        <w:jc w:val="center"/>
+        <w:rPr>
+          <w:rFonts w:ascii="Verdana" w:hAnsi="Verdana"/>
+          <w:i/>
+          <w:lang w:val="sr-Latn-RS"/>
+        </w:rPr>
+      </w:pPr>
+      <w:r>
+        <w:rPr>
+          <w:rFonts w:ascii="Verdana" w:hAnsi="Verdana"/>
+          <w:i/>
+          <w:lang w:val="sr-Latn-RS"/>
+        </w:rPr>
+        <w:t>Slika 20.</w:t>
+      </w:r>
+    </w:p>
+    <w:p>
+      <w:pPr>
+        <w:spacing w:after="0" w:line="240" w:lineRule="auto"/>
+        <w:jc w:val="center"/>
+        <w:rPr>
+          <w:rFonts w:ascii="Verdana" w:hAnsi="Verdana"/>
+          <w:i/>
+          <w:lang w:val="sr-Latn-RS"/>
+        </w:rPr>
+      </w:pPr>
+      <w:r>
+        <w:rPr>
+          <w:rFonts w:ascii="Verdana" w:hAnsi="Verdana"/>
+          <w:i/>
+          <w:lang w:val="sr-Latn-RS"/>
+        </w:rPr>
+        <w:t>Biranje servera za VM.</w:t>
+      </w:r>
+    </w:p>
+    <w:p>
+      <w:pPr>
+        <w:spacing w:after="0" w:line="240" w:lineRule="auto"/>
+        <w:jc w:val="center"/>
+        <w:rPr>
+          <w:rFonts w:ascii="Verdana" w:hAnsi="Verdana"/>
+          <w:i/>
+          <w:lang w:val="sr-Latn-RS"/>
+        </w:rPr>
+      </w:pPr>
+      <w:r>
+        <w:rPr>
+          <w:rFonts w:ascii="Verdana" w:hAnsi="Verdana"/>
+          <w:i/>
+          <w:lang w:val="sr-Latn-RS"/>
+        </w:rPr>
+        <w:pict w14:anchorId="55EB5700">
+          <v:shape id="_x0000_i1242" type="#_x0000_t75" style="width:149.6pt;height:85.1pt">
+            <v:imagedata r:id="rId74" o:title=""/>
+          </v:shape>
+        </w:pict>
+      </w:r>
+      <w:r>
+        <w:rPr>
+          <w:rFonts w:ascii="Verdana" w:hAnsi="Verdana"/>
+          <w:i/>
+          <w:lang w:val="sr-Latn-RS"/>
+        </w:rPr>
+        <w:br/>
+        <w:t>Slika 21.</w:t>
+      </w:r>
+      <w:r>
+        <w:rPr>
+          <w:rFonts w:ascii="Verdana" w:hAnsi="Verdana"/>
+          <w:i/>
+          <w:lang w:val="sr-Latn-RS"/>
+        </w:rPr>
+        <w:br/>
+        <w:t>Unos parametara za VM.</w:t>
+      </w:r>
+    </w:p>
+    <w:p>
+      <w:pPr>
+        <w:spacing w:after="0" w:line="240" w:lineRule="auto"/>
+        <w:jc w:val="center"/>
+        <w:rPr>
+          <w:rFonts w:ascii="Verdana" w:hAnsi="Verdana"/>
+          <w:i/>
+          <w:lang w:val="sr-Latn-RS"/>
+        </w:rPr>
+      </w:pPr>
+      <w:r>
+        <w:rPr>
+          <w:rFonts w:ascii="Verdana" w:hAnsi="Verdana"/>
+          <w:i/>
+          <w:lang w:val="sr-Latn-RS"/>
+        </w:rPr>
+        <w:pict w14:anchorId="6D782969">
+          <v:shape id="_x0000_i1244" type="#_x0000_t75" style="width:474.1pt;height:382.45pt">
+            <v:imagedata r:id="rId75" o:title=""/>
+          </v:shape>
+        </w:pict>
+      </w:r>
+      <w:r>
+        <w:rPr>
+          <w:rFonts w:ascii="Verdana" w:hAnsi="Verdana"/>
+          <w:i/>
+          <w:lang w:val="sr-Latn-RS"/>
+        </w:rPr>
+        <w:br/>
+        <w:t>Slika 22.</w:t>
+      </w:r>
+      <w:r>
+        <w:rPr>
+          <w:rFonts w:ascii="Verdana" w:hAnsi="Verdana"/>
+          <w:i/>
+          <w:lang w:val="sr-Latn-RS"/>
+        </w:rPr>
+        <w:br/>
+        <w:t>Kod za dodajVM.</w:t>
+      </w:r>
+    </w:p>
+    <w:p>
+      <w:pPr>
+        <w:spacing w:after="0" w:line="240" w:lineRule="auto"/>
+        <w:rPr>
+          <w:rFonts w:ascii="Verdana" w:hAnsi="Verdana"/>
+          <w:b/>
+          <w:lang w:val="sr-Latn-RS"/>
+        </w:rPr>
+      </w:pPr>
+    </w:p>
+    <w:p>
+      <w:pPr>
+        <w:spacing w:after="0" w:line="240" w:lineRule="auto"/>
+        <w:rPr>
+          <w:rFonts w:ascii="Verdana" w:hAnsi="Verdana"/>
+          <w:b/>
+          <w:lang w:val="sr-Latn-RS"/>
+        </w:rPr>
+      </w:pPr>
+    </w:p>
+    <w:p>
+      <w:pPr>
+        <w:spacing w:after="0" w:line="240" w:lineRule="auto"/>
+        <w:rPr>
+          <w:rFonts w:ascii="Verdana" w:hAnsi="Verdana"/>
+          <w:b/>
+          <w:lang w:val="sr-Latn-RS"/>
+        </w:rPr>
+      </w:pPr>
+    </w:p>
+    <w:p>
+      <w:pPr>
+        <w:spacing w:after="0" w:line="240" w:lineRule="auto"/>
+        <w:rPr>
+          <w:rFonts w:ascii="Verdana" w:hAnsi="Verdana"/>
+          <w:b/>
+          <w:lang w:val="sr-Latn-RS"/>
+        </w:rPr>
+      </w:pPr>
+    </w:p>
+    <w:p>
+      <w:pPr>
+        <w:spacing w:after="0" w:line="240" w:lineRule="auto"/>
+        <w:rPr>
+          <w:rFonts w:ascii="Verdana" w:hAnsi="Verdana"/>
+          <w:b/>
+          <w:lang w:val="sr-Latn-RS"/>
+        </w:rPr>
+      </w:pPr>
+    </w:p>
+    <w:p>
+      <w:pPr>
+        <w:spacing w:after="0" w:line="240" w:lineRule="auto"/>
+        <w:rPr>
+          <w:rFonts w:ascii="Verdana" w:hAnsi="Verdana"/>
+          <w:b/>
+          <w:lang w:val="sr-Latn-RS"/>
+        </w:rPr>
+      </w:pPr>
+    </w:p>
+    <w:p>
+      <w:pPr>
+        <w:spacing w:after="0" w:line="240" w:lineRule="auto"/>
+        <w:rPr>
+          <w:rFonts w:ascii="Verdana" w:hAnsi="Verdana"/>
+          <w:lang w:val="sr-Latn-RS"/>
+        </w:rPr>
+      </w:pPr>
+      <w:r>
+        <w:rPr>
+          <w:rFonts w:ascii="Verdana" w:hAnsi="Verdana"/>
+          <w:b/>
+          <w:lang w:val="sr-Latn-RS"/>
+        </w:rPr>
+        <w:t>Brisanje VM-a (obrisiVM)</w:t>
+      </w:r>
+      <w:r>
+        <w:rPr>
+          <w:rFonts w:ascii="Verdana" w:hAnsi="Verdana"/>
+          <w:lang w:val="sr-Latn-RS"/>
+        </w:rPr>
+        <w:t xml:space="preserve"> – pretražuje listu i uklanja čvor samo ako pripada trenutnom korisniku.</w:t>
+      </w:r>
+    </w:p>
+    <w:p>
+      <w:pPr>
+        <w:spacing w:after="0" w:line="240" w:lineRule="auto"/>
+        <w:jc w:val="center"/>
+        <w:rPr>
+          <w:rFonts w:ascii="Verdana" w:hAnsi="Verdana"/>
+          <w:i/>
+          <w:lang w:val="sr-Latn-RS"/>
+        </w:rPr>
+      </w:pPr>
+      <w:r>
+        <w:rPr>
+          <w:rFonts w:ascii="Verdana" w:hAnsi="Verdana"/>
+          <w:lang w:val="sr-Latn-RS"/>
+        </w:rPr>
+        <w:pict w14:anchorId="3F8205AE">
+          <v:shape id="_x0000_i1247" type="#_x0000_t75" style="width:250.6pt;height:70.15pt">
+            <v:imagedata r:id="rId76" o:title=""/>
+          </v:shape>
+        </w:pict>
+      </w:r>
+      <w:r>
+        <w:rPr>
+          <w:rFonts w:ascii="Verdana" w:hAnsi="Verdana"/>
+          <w:lang w:val="sr-Latn-RS"/>
+        </w:rPr>
+        <w:br/>
+      </w:r>
+      <w:r>
+        <w:rPr>
+          <w:rFonts w:ascii="Verdana" w:hAnsi="Verdana"/>
+          <w:i/>
+          <w:lang w:val="sr-Latn-RS"/>
+        </w:rPr>
+        <w:t>Slika 23.</w:t>
+      </w:r>
+      <w:r>
+        <w:rPr>
+          <w:rFonts w:ascii="Verdana" w:hAnsi="Verdana"/>
+          <w:i/>
+          <w:lang w:val="sr-Latn-RS"/>
+        </w:rPr>
+        <w:br/>
+        <w:t>Brisanje VM-a</w:t>
+      </w:r>
+      <w:r>
+        <w:rPr>
+          <w:rFonts w:ascii="Verdana" w:hAnsi="Verdana"/>
+          <w:i/>
+          <w:lang w:val="sr-Latn-RS"/>
+        </w:rPr>
+        <w:t>.</w:t>
+      </w:r>
+      <w:r>
+        <w:rPr>
+          <w:rFonts w:ascii="Verdana" w:hAnsi="Verdana"/>
+          <w:i/>
+          <w:lang w:val="sr-Latn-RS"/>
+        </w:rPr>
+        <w:br/>
+      </w:r>
+      <w:r>
+        <w:rPr>
+          <w:rFonts w:ascii="Verdana" w:hAnsi="Verdana"/>
+          <w:i/>
+          <w:lang w:val="sr-Latn-RS"/>
+        </w:rPr>
+        <w:pict w14:anchorId="18A51F67">
+          <v:shape id="_x0000_i1248" type="#_x0000_t75" style="width:473.15pt;height:460.05pt">
+            <v:imagedata r:id="rId77" o:title=""/>
+          </v:shape>
+        </w:pict>
+      </w:r>
+      <w:r>
+        <w:rPr>
+          <w:rFonts w:ascii="Verdana" w:hAnsi="Verdana"/>
+          <w:i/>
+          <w:lang w:val="sr-Latn-RS"/>
+        </w:rPr>
+        <w:br/>
+        <w:t>Slika 24.</w:t>
+      </w:r>
+      <w:r>
+        <w:rPr>
+          <w:rFonts w:ascii="Verdana" w:hAnsi="Verdana"/>
+          <w:i/>
+          <w:lang w:val="sr-Latn-RS"/>
+        </w:rPr>
+        <w:br/>
+        <w:t>Kod za obrisiVM.</w:t>
+      </w:r>
+    </w:p>
+    <w:p>
+      <w:pPr>
+        <w:spacing w:after="0" w:line="240" w:lineRule="auto"/>
+        <w:rPr>
+          <w:rFonts w:ascii="Verdana" w:hAnsi="Verdana"/>
+          <w:lang w:val="sr-Latn-RS"/>
+        </w:rPr>
+      </w:pPr>
+      <w:r>
+        <w:rPr>
+          <w:rFonts w:ascii="Verdana" w:hAnsi="Verdana"/>
+          <w:b/>
+          <w:lang w:val="sr-Latn-RS"/>
+        </w:rPr>
+        <w:t>Pokretanje/zaustavljanje (pokreniVM, zaustaviVM)</w:t>
+      </w:r>
+      <w:r>
+        <w:rPr>
+          <w:rFonts w:ascii="Verdana" w:hAnsi="Verdana"/>
+          <w:lang w:val="sr-Latn-RS"/>
+        </w:rPr>
+        <w:t xml:space="preserve"> – menja status i po potrebi dodeljuje IP.</w:t>
+      </w:r>
+    </w:p>
+    <w:p>
+      <w:pPr>
+        <w:spacing w:after="0" w:line="240" w:lineRule="auto"/>
+        <w:jc w:val="center"/>
+        <w:rPr>
+          <w:rFonts w:ascii="Verdana" w:hAnsi="Verdana"/>
+          <w:lang w:val="sr-Latn-RS"/>
+        </w:rPr>
+      </w:pPr>
+      <w:r>
+        <w:rPr>
+          <w:rFonts w:ascii="Verdana" w:hAnsi="Verdana"/>
+          <w:lang w:val="sr-Latn-RS"/>
+        </w:rPr>
+        <w:pict w14:anchorId="74F864B8">
+          <v:shape id="_x0000_i1249" type="#_x0000_t75" style="width:255.25pt;height:85.1pt">
+            <v:imagedata r:id="rId78" o:title=""/>
+          </v:shape>
+        </w:pict>
+      </w:r>
+    </w:p>
+    <w:p>
+      <w:pPr>
+        <w:spacing w:after="0" w:line="240" w:lineRule="auto"/>
+        <w:jc w:val="center"/>
+        <w:rPr>
+          <w:rFonts w:ascii="Verdana" w:hAnsi="Verdana"/>
+          <w:i/>
+          <w:lang w:val="sr-Latn-RS"/>
+        </w:rPr>
+      </w:pPr>
+      <w:r>
+        <w:rPr>
+          <w:rFonts w:ascii="Verdana" w:hAnsi="Verdana"/>
+          <w:i/>
+          <w:lang w:val="sr-Latn-RS"/>
+        </w:rPr>
+        <w:t>Slika 25.</w:t>
+      </w:r>
+      <w:r>
+        <w:rPr>
+          <w:rFonts w:ascii="Verdana" w:hAnsi="Verdana"/>
+          <w:i/>
+          <w:lang w:val="sr-Latn-RS"/>
+        </w:rPr>
+        <w:br/>
+        <w:t>Pokretanje VM-a</w:t>
+      </w:r>
+      <w:r>
+        <w:rPr>
+          <w:rFonts w:ascii="Verdana" w:hAnsi="Verdana"/>
+          <w:i/>
+          <w:lang w:val="sr-Latn-RS"/>
+        </w:rPr>
+        <w:t>.</w:t>
+      </w:r>
+    </w:p>
+    <w:p>
+      <w:pPr>
+        <w:spacing w:after="0" w:line="240" w:lineRule="auto"/>
+        <w:jc w:val="center"/>
+        <w:rPr>
+          <w:rFonts w:ascii="Verdana" w:hAnsi="Verdana"/>
+          <w:i/>
+          <w:lang w:val="sr-Latn-RS"/>
+        </w:rPr>
+      </w:pPr>
+      <w:r>
+        <w:rPr>
+          <w:rFonts w:ascii="Verdana" w:hAnsi="Verdana"/>
+          <w:i/>
+          <w:lang w:val="sr-Latn-RS"/>
+        </w:rPr>
+        <w:pict w14:anchorId="3942AFAC">
+          <v:shape id="_x0000_i1251" type="#_x0000_t75" style="width:249.65pt;height:78.55pt">
+            <v:imagedata r:id="rId79" o:title=""/>
+          </v:shape>
+        </w:pict>
+      </w:r>
+      <w:r>
+        <w:rPr>
+          <w:rFonts w:ascii="Verdana" w:hAnsi="Verdana"/>
+          <w:i/>
+          <w:lang w:val="sr-Latn-RS"/>
+        </w:rPr>
+        <w:br/>
+        <w:t>Slika 26.</w:t>
+      </w:r>
+      <w:r>
+        <w:rPr>
+          <w:rFonts w:ascii="Verdana" w:hAnsi="Verdana"/>
+          <w:i/>
+          <w:lang w:val="sr-Latn-RS"/>
+        </w:rPr>
+        <w:br/>
+        <w:t>Zaustavljanje VM-a.</w:t>
+      </w:r>
+      <w:r>
+        <w:rPr>
+          <w:rFonts w:ascii="Verdana" w:hAnsi="Verdana"/>
+          <w:i/>
+          <w:lang w:val="sr-Latn-RS"/>
+        </w:rPr>
+        <w:br/>
+      </w:r>
+      <w:r>
+        <w:rPr>
+          <w:rFonts w:ascii="Verdana" w:hAnsi="Verdana"/>
+          <w:i/>
+          <w:lang w:val="sr-Latn-RS"/>
+        </w:rPr>
+        <w:pict w14:anchorId="575E61DA">
+          <v:shape id="_x0000_i1254" type="#_x0000_t75" style="width:302.05pt;height:387.1pt">
+            <v:imagedata r:id="rId80" o:title=""/>
+          </v:shape>
+        </w:pict>
+      </w:r>
+      <w:r>
+        <w:rPr>
+          <w:rFonts w:ascii="Verdana" w:hAnsi="Verdana"/>
+          <w:i/>
+          <w:lang w:val="sr-Latn-RS"/>
+        </w:rPr>
+        <w:br/>
+        <w:t>Slika 27.</w:t>
+      </w:r>
+      <w:r>
+        <w:rPr>
+          <w:rFonts w:ascii="Verdana" w:hAnsi="Verdana"/>
+          <w:i/>
+          <w:lang w:val="sr-Latn-RS"/>
+        </w:rPr>
+        <w:br/>
+        <w:t>Kod za pokreniVM.</w:t>
+      </w:r>
+    </w:p>
+    <w:p>
+      <w:pPr>
+        <w:spacing w:after="0" w:line="240" w:lineRule="auto"/>
+        <w:jc w:val="center"/>
+        <w:rPr>
+          <w:rFonts w:ascii="Verdana" w:hAnsi="Verdana"/>
+          <w:i/>
+          <w:lang w:val="sr-Latn-RS"/>
+        </w:rPr>
+      </w:pPr>
+    </w:p>
+    <w:p>
+      <w:pPr>
+        <w:spacing w:after="0" w:line="240" w:lineRule="auto"/>
+        <w:jc w:val="center"/>
+        <w:rPr>
+          <w:rFonts w:ascii="Verdana" w:hAnsi="Verdana"/>
+          <w:i/>
+          <w:lang w:val="sr-Latn-RS"/>
+        </w:rPr>
+      </w:pPr>
+      <w:r>
+        <w:rPr>
+          <w:rFonts w:ascii="Verdana" w:hAnsi="Verdana"/>
+          <w:i/>
+          <w:lang w:val="sr-Latn-RS"/>
+        </w:rPr>
+        <w:pict w14:anchorId="3AB7F281">
+          <v:shape id="_x0000_i1257" type="#_x0000_t75" style="width:303.9pt;height:245pt">
+            <v:imagedata r:id="rId81" o:title=""/>
+          </v:shape>
+        </w:pict>
+      </w:r>
+    </w:p>
+    <w:p>
+      <w:pPr>
+        <w:spacing w:after="0" w:line="240" w:lineRule="auto"/>
+        <w:jc w:val="center"/>
+        <w:rPr>
+          <w:rFonts w:ascii="Verdana" w:hAnsi="Verdana"/>
+          <w:i/>
+          <w:lang w:val="sr-Latn-RS"/>
+        </w:rPr>
+      </w:pPr>
+      <w:r>
+        <w:rPr>
+          <w:rFonts w:ascii="Verdana" w:hAnsi="Verdana"/>
+          <w:i/>
+          <w:lang w:val="sr-Latn-RS"/>
+        </w:rPr>
+        <w:t>Slika 28.</w:t>
+      </w:r>
+    </w:p>
+    <w:p>
+      <w:pPr>
+        <w:spacing w:after="0" w:line="240" w:lineRule="auto"/>
+        <w:jc w:val="center"/>
+        <w:rPr>
+          <w:rFonts w:ascii="Verdana" w:hAnsi="Verdana"/>
+          <w:i/>
+          <w:lang w:val="sr-Latn-RS"/>
+        </w:rPr>
+      </w:pPr>
+      <w:r>
+        <w:rPr>
+          <w:rFonts w:ascii="Verdana" w:hAnsi="Verdana"/>
+          <w:i/>
+          <w:lang w:val="sr-Latn-RS"/>
+        </w:rPr>
+        <w:t>Kod za zaustaviVM.</w:t>
+      </w:r>
+    </w:p>
+    <w:p>
+      <w:pPr>
+        <w:spacing w:after="0" w:line="240" w:lineRule="auto"/>
+        <w:rPr>
+          <w:rFonts w:ascii="Verdana" w:hAnsi="Verdana"/>
+          <w:i/>
+          <w:lang w:val="sr-Latn-RS"/>
+        </w:rPr>
+      </w:pPr>
+    </w:p>
+    <w:p>
+      <w:pPr>
+        <w:spacing w:after="0" w:line="240" w:lineRule="auto"/>
+        <w:rPr>
+          <w:rFonts w:ascii="Verdana" w:hAnsi="Verdana"/>
+          <w:lang w:val="sr-Latn-RS"/>
+        </w:rPr>
+      </w:pPr>
+      <w:r>
+        <w:rPr>
+          <w:rFonts w:ascii="Verdana" w:hAnsi="Verdana"/>
+          <w:b/>
+          <w:lang w:val="sr-Latn-RS"/>
+        </w:rPr>
+        <w:t>Dodela IP adrese (dodeliIP)</w:t>
+      </w:r>
+      <w:r>
+        <w:rPr>
+          <w:rFonts w:ascii="Verdana" w:hAnsi="Verdana"/>
+          <w:lang w:val="sr-Latn-RS"/>
+        </w:rPr>
+        <w:t xml:space="preserve"> – omogućava ručno postavljanje IP-a uz proveru da li već postoji.</w:t>
+      </w:r>
+    </w:p>
+    <w:p>
+      <w:pPr>
+        <w:spacing w:after="0" w:line="240" w:lineRule="auto"/>
+        <w:jc w:val="center"/>
+        <w:rPr>
+          <w:rFonts w:ascii="Verdana" w:hAnsi="Verdana"/>
+          <w:lang w:val="sr-Latn-RS"/>
+        </w:rPr>
+      </w:pPr>
+      <w:r>
+        <w:rPr>
+          <w:rFonts w:ascii="Verdana" w:hAnsi="Verdana"/>
+          <w:lang w:val="sr-Latn-RS"/>
+        </w:rPr>
+        <w:pict w14:anchorId="5DCE41DD">
+          <v:shape id="_x0000_i1252" type="#_x0000_t75" style="width:363.75pt;height:85.1pt">
+            <v:imagedata r:id="rId82" o:title=""/>
+          </v:shape>
+        </w:pict>
+      </w:r>
+    </w:p>
+    <w:p>
+      <w:pPr>
+        <w:spacing w:after="0" w:line="240" w:lineRule="auto"/>
+        <w:jc w:val="center"/>
+        <w:rPr>
+          <w:rFonts w:ascii="Verdana" w:hAnsi="Verdana"/>
+          <w:i/>
+          <w:lang w:val="sr-Latn-RS"/>
+        </w:rPr>
+      </w:pPr>
+      <w:r>
+        <w:rPr>
+          <w:rFonts w:ascii="Verdana" w:hAnsi="Verdana"/>
+          <w:i/>
+          <w:lang w:val="sr-Latn-RS"/>
+        </w:rPr>
+        <w:t>Slika 29.</w:t>
+      </w:r>
+    </w:p>
+    <w:p>
+      <w:pPr>
+        <w:spacing w:after="0" w:line="240" w:lineRule="auto"/>
+        <w:jc w:val="center"/>
+        <w:rPr>
+          <w:rFonts w:ascii="Verdana" w:hAnsi="Verdana"/>
+          <w:i/>
+          <w:lang w:val="sr-Latn-RS"/>
+        </w:rPr>
+      </w:pPr>
+      <w:r>
+        <w:rPr>
+          <w:rFonts w:ascii="Verdana" w:hAnsi="Verdana"/>
+          <w:i/>
+          <w:lang w:val="sr-Latn-RS"/>
+        </w:rPr>
+        <w:t>Dodeljivanje IP adrese VM-u.</w:t>
+      </w:r>
+    </w:p>
+    <w:p>
+      <w:pPr>
+        <w:spacing w:after="0" w:line="240" w:lineRule="auto"/>
+        <w:jc w:val="center"/>
+        <w:rPr>
+          <w:rFonts w:ascii="Verdana" w:hAnsi="Verdana"/>
+          <w:i/>
+          <w:lang w:val="sr-Latn-RS"/>
+        </w:rPr>
+      </w:pPr>
+      <w:r>
+        <w:rPr>
+          <w:rFonts w:ascii="Verdana" w:hAnsi="Verdana"/>
+          <w:i/>
+          <w:lang w:val="sr-Latn-RS"/>
+        </w:rPr>
+        <w:pict w14:anchorId="1365F23D">
+          <v:shape id="_x0000_i1262" type="#_x0000_t75" style="width:416.1pt;height:354.4pt">
+            <v:imagedata r:id="rId83" o:title=""/>
+          </v:shape>
+        </w:pict>
+      </w:r>
+    </w:p>
+    <w:p>
+      <w:pPr>
+        <w:spacing w:after="0" w:line="240" w:lineRule="auto"/>
+        <w:jc w:val="center"/>
+        <w:rPr>
+          <w:rFonts w:ascii="Verdana" w:hAnsi="Verdana"/>
+          <w:i/>
+          <w:lang w:val="sr-Latn-RS"/>
+        </w:rPr>
+      </w:pPr>
+      <w:r>
+        <w:rPr>
+          <w:rFonts w:ascii="Verdana" w:hAnsi="Verdana"/>
+          <w:i/>
+          <w:lang w:val="sr-Latn-RS"/>
+        </w:rPr>
+        <w:t>Slika 30.</w:t>
+      </w:r>
+    </w:p>
+    <w:p>
+      <w:pPr>
+        <w:spacing w:after="0" w:line="240" w:lineRule="auto"/>
+        <w:jc w:val="center"/>
+        <w:rPr>
+          <w:rFonts w:ascii="Verdana" w:hAnsi="Verdana"/>
+          <w:i/>
+          <w:lang w:val="sr-Latn-RS"/>
+        </w:rPr>
+      </w:pPr>
+      <w:r>
+        <w:rPr>
+          <w:rFonts w:ascii="Verdana" w:hAnsi="Verdana"/>
+          <w:i/>
+          <w:lang w:val="sr-Latn-RS"/>
+        </w:rPr>
+        <w:t>Kod za dodeliIP.</w:t>
+      </w:r>
+    </w:p>
+    <w:p>
+      <w:pPr>
+        <w:spacing w:after="0" w:line="240" w:lineRule="auto"/>
+        <w:rPr>
+          <w:rFonts w:ascii="Verdana" w:hAnsi="Verdana"/>
+          <w:lang w:val="sr-Latn-RS"/>
+        </w:rPr>
+      </w:pPr>
+      <w:r>
+        <w:rPr>
+          <w:rFonts w:ascii="Verdana" w:hAnsi="Verdana"/>
+          <w:b/>
+          <w:lang w:val="sr-Latn-RS"/>
+        </w:rPr>
+        <w:t>Promena veličine diska (promeniDisk)</w:t>
+      </w:r>
+      <w:r>
+        <w:rPr>
+          <w:rFonts w:ascii="Verdana" w:hAnsi="Verdana"/>
+          <w:lang w:val="sr-Latn-RS"/>
+        </w:rPr>
+        <w:t xml:space="preserve"> – menja vrednost diskSize nakon provere validnosti.</w:t>
+      </w:r>
+    </w:p>
+    <w:p>
+      <w:pPr>
+        <w:spacing w:after="0" w:line="240" w:lineRule="auto"/>
+        <w:jc w:val="center"/>
+        <w:rPr>
+          <w:rFonts w:ascii="Verdana" w:hAnsi="Verdana"/>
+          <w:lang w:val="sr-Latn-RS"/>
+        </w:rPr>
+      </w:pPr>
+      <w:r>
+        <w:rPr>
+          <w:rFonts w:ascii="Verdana" w:hAnsi="Verdana"/>
+          <w:lang w:val="sr-Latn-RS"/>
+        </w:rPr>
+        <w:pict w14:anchorId="134E81A6">
+          <v:shape id="_x0000_i1264" type="#_x0000_t75" style="width:266.5pt;height:93.5pt">
+            <v:imagedata r:id="rId84" o:title=""/>
+          </v:shape>
+        </w:pict>
+      </w:r>
+    </w:p>
+    <w:p>
+      <w:pPr>
+        <w:spacing w:after="0" w:line="240" w:lineRule="auto"/>
+        <w:jc w:val="center"/>
+        <w:rPr>
+          <w:rFonts w:ascii="Verdana" w:hAnsi="Verdana"/>
+          <w:i/>
+          <w:lang w:val="sr-Latn-RS"/>
+        </w:rPr>
+      </w:pPr>
+      <w:r>
+        <w:rPr>
+          <w:rFonts w:ascii="Verdana" w:hAnsi="Verdana"/>
+          <w:i/>
+          <w:lang w:val="sr-Latn-RS"/>
+        </w:rPr>
+        <w:t>Slika 31.</w:t>
+      </w:r>
+      <w:r>
+        <w:rPr>
+          <w:rFonts w:ascii="Verdana" w:hAnsi="Verdana"/>
+          <w:i/>
+          <w:lang w:val="sr-Latn-RS"/>
+        </w:rPr>
+        <w:br/>
+        <w:t>Promena velićina diska.</w:t>
+      </w:r>
+    </w:p>
+    <w:p>
+      <w:pPr>
+        <w:spacing w:after="0" w:line="240" w:lineRule="auto"/>
+        <w:jc w:val="center"/>
+        <w:rPr>
+          <w:rFonts w:ascii="Verdana" w:hAnsi="Verdana"/>
+          <w:i/>
+          <w:lang w:val="sr-Latn-RS"/>
+        </w:rPr>
+      </w:pPr>
+      <w:r>
+        <w:rPr>
+          <w:rFonts w:ascii="Verdana" w:hAnsi="Verdana"/>
+          <w:i/>
+          <w:lang w:val="sr-Latn-RS"/>
+        </w:rPr>
+        <w:pict w14:anchorId="6DD27820">
+          <v:shape id="_x0000_i1269" type="#_x0000_t75" style="width:367.5pt;height:320.75pt">
+            <v:imagedata r:id="rId85" o:title=""/>
+          </v:shape>
+        </w:pict>
+      </w:r>
+    </w:p>
+    <w:p>
+      <w:pPr>
+        <w:spacing w:after="0" w:line="240" w:lineRule="auto"/>
+        <w:jc w:val="center"/>
+        <w:rPr>
+          <w:rFonts w:ascii="Verdana" w:hAnsi="Verdana"/>
+          <w:i/>
+          <w:lang w:val="sr-Latn-RS"/>
+        </w:rPr>
+      </w:pPr>
+      <w:r>
+        <w:rPr>
+          <w:rFonts w:ascii="Verdana" w:hAnsi="Verdana"/>
+          <w:i/>
+          <w:lang w:val="sr-Latn-RS"/>
+        </w:rPr>
+        <w:t>Slika 32.</w:t>
+      </w:r>
+      <w:r>
+        <w:rPr>
+          <w:rFonts w:ascii="Verdana" w:hAnsi="Verdana"/>
+          <w:i/>
+          <w:lang w:val="sr-Latn-RS"/>
+        </w:rPr>
+        <w:br/>
+        <w:t>Kod za promeniDisk.</w:t>
+      </w:r>
+      <w:r>
+        <w:rPr>
+          <w:rFonts w:ascii="Verdana" w:hAnsi="Verdana"/>
+          <w:i/>
+          <w:lang w:val="sr-Latn-RS"/>
+        </w:rPr>
+        <w:br/>
+      </w:r>
+    </w:p>
+    <w:p>
+      <w:pPr>
+        <w:spacing w:after="0" w:line="240" w:lineRule="auto"/>
+        <w:rPr>
+          <w:rFonts w:ascii="Verdana" w:hAnsi="Verdana"/>
+          <w:lang w:val="sr-Latn-RS"/>
+        </w:rPr>
+      </w:pPr>
+    </w:p>
+    <w:p>
+      <w:pPr>
+        <w:spacing w:after="0" w:line="240" w:lineRule="auto"/>
+        <w:rPr>
+          <w:rFonts w:ascii="Verdana" w:hAnsi="Verdana"/>
+          <w:b/>
+          <w:lang w:val="sr-Latn-RS"/>
+        </w:rPr>
+      </w:pPr>
+      <w:r>
+        <w:rPr>
+          <w:rFonts w:ascii="Verdana" w:hAnsi="Verdana"/>
+          <w:b/>
+          <w:lang w:val="sr-Latn-RS"/>
+        </w:rPr>
+        <w:t>5. Pomoćne funkcije</w:t>
+      </w:r>
+    </w:p>
+    <w:p>
+      <w:pPr>
+        <w:spacing w:after="0" w:line="240" w:lineRule="auto"/>
+        <w:rPr>
+          <w:rFonts w:ascii="Verdana" w:hAnsi="Verdana"/>
+          <w:lang w:val="sr-Latn-RS"/>
+        </w:rPr>
+      </w:pPr>
+      <w:r>
+        <w:rPr>
+          <w:rFonts w:ascii="Verdana" w:hAnsi="Verdana"/>
+          <w:b/>
+          <w:lang w:val="sr-Latn-RS"/>
+        </w:rPr>
+        <w:t>p</w:t>
+      </w:r>
+      <w:r>
+        <w:rPr>
+          <w:rFonts w:ascii="Verdana" w:hAnsi="Verdana"/>
+          <w:b/>
+          <w:lang w:val="sr-Latn-RS"/>
+        </w:rPr>
+        <w:t>rikaziServere</w:t>
+      </w:r>
+      <w:r>
+        <w:rPr>
+          <w:rFonts w:ascii="Verdana" w:hAnsi="Verdana"/>
+          <w:lang w:val="sr-Latn-RS"/>
+        </w:rPr>
+        <w:t xml:space="preserve"> i </w:t>
+      </w:r>
+      <w:r>
+        <w:rPr>
+          <w:rFonts w:ascii="Verdana" w:hAnsi="Verdana"/>
+          <w:b/>
+          <w:lang w:val="sr-Latn-RS"/>
+        </w:rPr>
+        <w:t>prikaziMojeVMove</w:t>
+      </w:r>
+      <w:r>
+        <w:rPr>
+          <w:rFonts w:ascii="Verdana" w:hAnsi="Verdana"/>
+          <w:lang w:val="sr-Latn-RS"/>
+        </w:rPr>
+        <w:t xml:space="preserve"> – prolaze kroz liste i prikazuju podatke.</w:t>
+      </w:r>
+    </w:p>
+    <w:p>
+      <w:pPr>
+        <w:spacing w:after="0" w:line="240" w:lineRule="auto"/>
+        <w:rPr>
+          <w:rFonts w:ascii="Verdana" w:hAnsi="Verdana"/>
+          <w:lang w:val="sr-Latn-RS"/>
+        </w:rPr>
+      </w:pPr>
+      <w:r>
+        <w:rPr>
+          <w:rFonts w:ascii="Verdana" w:hAnsi="Verdana"/>
+          <w:b/>
+          <w:lang w:val="sr-Latn-RS"/>
+        </w:rPr>
+        <w:t xml:space="preserve">nadjiVMpoID </w:t>
+      </w:r>
+      <w:r>
+        <w:rPr>
+          <w:rFonts w:ascii="Verdana" w:hAnsi="Verdana"/>
+          <w:lang w:val="sr-Latn-RS"/>
+        </w:rPr>
+        <w:t>– vraća pokazivač na VM ako pripada trenutnom korisniku.</w:t>
+      </w:r>
+    </w:p>
+    <w:p>
+      <w:pPr>
+        <w:spacing w:after="0" w:line="240" w:lineRule="auto"/>
+        <w:jc w:val="center"/>
+        <w:rPr>
+          <w:rFonts w:ascii="Verdana" w:hAnsi="Verdana"/>
+          <w:lang w:val="sr-Latn-RS"/>
+        </w:rPr>
+      </w:pPr>
+      <w:r>
+        <w:rPr>
+          <w:rFonts w:ascii="Verdana" w:hAnsi="Verdana"/>
+          <w:lang w:val="sr-Latn-RS"/>
+        </w:rPr>
+        <w:pict w14:anchorId="059B3C6E">
+          <v:shape id="_x0000_i1271" type="#_x0000_t75" style="width:106.6pt;height:52.35pt">
+            <v:imagedata r:id="rId86" o:title=""/>
+          </v:shape>
+        </w:pict>
+      </w:r>
+    </w:p>
+    <w:p>
+      <w:pPr>
+        <w:spacing w:after="0" w:line="240" w:lineRule="auto"/>
+        <w:jc w:val="center"/>
+        <w:rPr>
+          <w:rFonts w:ascii="Verdana" w:hAnsi="Verdana"/>
+          <w:i/>
+          <w:lang w:val="sr-Latn-RS"/>
+        </w:rPr>
+      </w:pPr>
+      <w:r>
+        <w:rPr>
+          <w:rFonts w:ascii="Verdana" w:hAnsi="Verdana"/>
+          <w:i/>
+          <w:lang w:val="sr-Latn-RS"/>
+        </w:rPr>
+        <w:t>Slika 33.</w:t>
+      </w:r>
+    </w:p>
+    <w:p>
+      <w:pPr>
+        <w:spacing w:after="0" w:line="240" w:lineRule="auto"/>
+        <w:jc w:val="center"/>
+        <w:rPr>
+          <w:rFonts w:ascii="Verdana" w:hAnsi="Verdana"/>
+          <w:i/>
+        </w:rPr>
+      </w:pPr>
+      <w:r>
+        <w:rPr>
+          <w:rFonts w:ascii="Verdana" w:hAnsi="Verdana"/>
+          <w:i/>
+          <w:lang w:val="sr-Latn-RS"/>
+        </w:rPr>
+        <w:t>Prikaz servera.</w:t>
+      </w:r>
+      <w:r>
+        <w:rPr>
+          <w:rFonts w:ascii="Verdana" w:hAnsi="Verdana"/>
+          <w:i/>
+          <w:lang w:val="sr-Latn-RS"/>
+        </w:rPr>
+        <w:br/>
+      </w:r>
+      <w:r>
+        <w:rPr>
+          <w:rFonts w:ascii="Verdana" w:hAnsi="Verdana"/>
+          <w:i/>
+          <w:lang w:val="sr-Latn-RS"/>
+        </w:rPr>
+        <w:pict w14:anchorId="24F5F0F9">
+          <v:shape id="_x0000_i1273" type="#_x0000_t75" style="width:259.95pt;height:43.95pt">
+            <v:imagedata r:id="rId87" o:title=""/>
+          </v:shape>
+        </w:pict>
+      </w:r>
+      <w:r>
+        <w:rPr>
+          <w:rFonts w:ascii="Verdana" w:hAnsi="Verdana"/>
+          <w:i/>
+          <w:lang w:val="sr-Latn-RS"/>
+        </w:rPr>
+        <w:br/>
+        <w:t>Slika 34.</w:t>
+      </w:r>
+      <w:r>
+        <w:rPr>
+          <w:rFonts w:ascii="Verdana" w:hAnsi="Verdana"/>
+          <w:i/>
+          <w:lang w:val="sr-Latn-RS"/>
+        </w:rPr>
+        <w:br/>
+        <w:t>Prikaz VM</w:t>
+      </w:r>
+      <w:r>
+        <w:rPr>
+          <w:rFonts w:ascii="Verdana" w:hAnsi="Verdana"/>
+          <w:i/>
+        </w:rPr>
+        <w:t>-ova.</w:t>
+      </w:r>
+    </w:p>
+    <w:p>
+      <w:pPr>
+        <w:spacing w:after="0" w:line="240" w:lineRule="auto"/>
+        <w:jc w:val="center"/>
+        <w:rPr>
+          <w:rFonts w:ascii="Verdana" w:hAnsi="Verdana"/>
+          <w:i/>
+        </w:rPr>
+      </w:pPr>
+      <w:r>
+        <w:rPr>
+          <w:rFonts w:ascii="Verdana" w:hAnsi="Verdana"/>
+          <w:i/>
+        </w:rPr>
+        <w:pict w14:anchorId="1A3BE9AA">
+          <v:shape id="_x0000_i1275" type="#_x0000_t75" style="width:475pt;height:403.95pt">
+            <v:imagedata r:id="rId88" o:title=""/>
+          </v:shape>
+        </w:pict>
+      </w:r>
+    </w:p>
+    <w:p>
+      <w:pPr>
+        <w:spacing w:after="0" w:line="240" w:lineRule="auto"/>
+        <w:jc w:val="center"/>
+        <w:rPr>
+          <w:rFonts w:ascii="Verdana" w:hAnsi="Verdana"/>
+          <w:i/>
+        </w:rPr>
+      </w:pPr>
+      <w:r>
+        <w:rPr>
+          <w:rFonts w:ascii="Verdana" w:hAnsi="Verdana"/>
+          <w:i/>
+        </w:rPr>
+        <w:t>Slika 35.</w:t>
+      </w:r>
+    </w:p>
+    <w:p>
+      <w:pPr>
+        <w:spacing w:after="0" w:line="240" w:lineRule="auto"/>
+        <w:jc w:val="center"/>
+        <w:rPr>
+          <w:rFonts w:ascii="Verdana" w:hAnsi="Verdana"/>
+          <w:i/>
+        </w:rPr>
+      </w:pPr>
+      <w:r>
+        <w:rPr>
+          <w:rFonts w:ascii="Verdana" w:hAnsi="Verdana"/>
+          <w:i/>
+        </w:rPr>
+        <w:t>Kod za prikaziServere i prikaziMojeVMove</w:t>
+      </w:r>
+    </w:p>
+    <w:p>
+      <w:pPr>
+        <w:spacing w:after="0" w:line="240" w:lineRule="auto"/>
+        <w:jc w:val="center"/>
+        <w:rPr>
+          <w:rFonts w:ascii="Verdana" w:hAnsi="Verdana"/>
+          <w:i/>
+        </w:rPr>
+      </w:pPr>
+    </w:p>
+    <w:p>
+      <w:pPr>
+        <w:spacing w:after="0" w:line="240" w:lineRule="auto"/>
+        <w:rPr>
+          <w:rFonts w:ascii="Verdana" w:hAnsi="Verdana"/>
+          <w:lang w:val="sr-Latn-RS"/>
+        </w:rPr>
+      </w:pPr>
+    </w:p>
+    <w:p>
+      <w:pPr>
+        <w:spacing w:after="0" w:line="240" w:lineRule="auto"/>
+        <w:rPr>
+          <w:rFonts w:ascii="Verdana" w:hAnsi="Verdana"/>
+          <w:b/>
+          <w:lang w:val="sr-Latn-RS"/>
+        </w:rPr>
+      </w:pPr>
+    </w:p>
+    <w:p>
+      <w:pPr>
+        <w:spacing w:after="0" w:line="240" w:lineRule="auto"/>
+        <w:rPr>
+          <w:rFonts w:ascii="Verdana" w:hAnsi="Verdana"/>
+          <w:b/>
+          <w:lang w:val="sr-Latn-RS"/>
+        </w:rPr>
+      </w:pPr>
+    </w:p>
+    <w:p>
+      <w:pPr>
+        <w:spacing w:after="0" w:line="240" w:lineRule="auto"/>
+        <w:rPr>
+          <w:rFonts w:ascii="Verdana" w:hAnsi="Verdana"/>
+          <w:b/>
+          <w:lang w:val="sr-Latn-RS"/>
+        </w:rPr>
+      </w:pPr>
+    </w:p>
+    <w:p>
+      <w:pPr>
+        <w:spacing w:after="0" w:line="240" w:lineRule="auto"/>
+        <w:rPr>
+          <w:rFonts w:ascii="Verdana" w:hAnsi="Verdana"/>
+          <w:b/>
+          <w:lang w:val="sr-Latn-RS"/>
+        </w:rPr>
+      </w:pPr>
+    </w:p>
+    <w:p>
+      <w:pPr>
+        <w:spacing w:after="0" w:line="240" w:lineRule="auto"/>
+        <w:rPr>
+          <w:rFonts w:ascii="Verdana" w:hAnsi="Verdana"/>
+          <w:b/>
+          <w:lang w:val="sr-Latn-RS"/>
+        </w:rPr>
+      </w:pPr>
+    </w:p>
+    <w:p>
+      <w:pPr>
+        <w:spacing w:after="0" w:line="240" w:lineRule="auto"/>
+        <w:rPr>
+          <w:rFonts w:ascii="Verdana" w:hAnsi="Verdana"/>
+          <w:b/>
+          <w:lang w:val="sr-Latn-RS"/>
+        </w:rPr>
+      </w:pPr>
+    </w:p>
+    <w:p>
+      <w:pPr>
+        <w:spacing w:after="0" w:line="240" w:lineRule="auto"/>
+        <w:rPr>
+          <w:rFonts w:ascii="Verdana" w:hAnsi="Verdana"/>
+          <w:b/>
+          <w:lang w:val="sr-Latn-RS"/>
+        </w:rPr>
+      </w:pPr>
+    </w:p>
+    <w:p>
+      <w:pPr>
+        <w:spacing w:after="0" w:line="240" w:lineRule="auto"/>
+        <w:rPr>
+          <w:rFonts w:ascii="Verdana" w:hAnsi="Verdana"/>
+          <w:b/>
+          <w:lang w:val="sr-Latn-RS"/>
+        </w:rPr>
+      </w:pPr>
+    </w:p>
+    <w:p>
+      <w:pPr>
+        <w:spacing w:after="0" w:line="240" w:lineRule="auto"/>
+        <w:rPr>
+          <w:rFonts w:ascii="Verdana" w:hAnsi="Verdana"/>
+          <w:b/>
+          <w:lang w:val="sr-Latn-RS"/>
+        </w:rPr>
+      </w:pPr>
+    </w:p>
+    <w:p>
+      <w:pPr>
+        <w:spacing w:after="0" w:line="240" w:lineRule="auto"/>
+        <w:rPr>
+          <w:rFonts w:ascii="Verdana" w:hAnsi="Verdana"/>
+          <w:b/>
+          <w:lang w:val="sr-Latn-RS"/>
+        </w:rPr>
+      </w:pPr>
+    </w:p>
+    <w:p>
+      <w:pPr>
+        <w:spacing w:after="0" w:line="240" w:lineRule="auto"/>
+        <w:rPr>
+          <w:rFonts w:ascii="Verdana" w:hAnsi="Verdana"/>
+          <w:b/>
+          <w:lang w:val="sr-Latn-RS"/>
+        </w:rPr>
+      </w:pPr>
+    </w:p>
+    <w:p>
+      <w:pPr>
+        <w:spacing w:after="0" w:line="240" w:lineRule="auto"/>
+        <w:rPr>
+          <w:rFonts w:ascii="Verdana" w:hAnsi="Verdana"/>
+          <w:b/>
+          <w:lang w:val="sr-Latn-RS"/>
+        </w:rPr>
+      </w:pPr>
+    </w:p>
+    <w:p>
+      <w:pPr>
+        <w:spacing w:after="0" w:line="240" w:lineRule="auto"/>
+        <w:rPr>
+          <w:rFonts w:ascii="Verdana" w:hAnsi="Verdana"/>
+          <w:b/>
+          <w:lang w:val="sr-Latn-RS"/>
+        </w:rPr>
+      </w:pPr>
+    </w:p>
+    <w:p>
+      <w:pPr>
+        <w:spacing w:after="0" w:line="240" w:lineRule="auto"/>
+        <w:rPr>
+          <w:rFonts w:ascii="Verdana" w:hAnsi="Verdana"/>
+          <w:b/>
+          <w:lang w:val="sr-Latn-RS"/>
+        </w:rPr>
+      </w:pPr>
+    </w:p>
+    <w:p>
+      <w:pPr>
+        <w:spacing w:after="0" w:line="240" w:lineRule="auto"/>
+        <w:rPr>
+          <w:rFonts w:ascii="Verdana" w:hAnsi="Verdana"/>
+          <w:b/>
+          <w:lang w:val="sr-Latn-RS"/>
+        </w:rPr>
+      </w:pPr>
+    </w:p>
+    <w:p>
+      <w:pPr>
+        <w:spacing w:after="0" w:line="240" w:lineRule="auto"/>
+        <w:rPr>
+          <w:rFonts w:ascii="Verdana" w:hAnsi="Verdana"/>
+          <w:b/>
+          <w:lang w:val="sr-Latn-RS"/>
+        </w:rPr>
+      </w:pPr>
+    </w:p>
+    <w:p>
+      <w:pPr>
+        <w:spacing w:after="0" w:line="240" w:lineRule="auto"/>
+        <w:rPr>
+          <w:rFonts w:ascii="Verdana" w:hAnsi="Verdana"/>
+          <w:b/>
+          <w:lang w:val="sr-Latn-RS"/>
+        </w:rPr>
+      </w:pPr>
+    </w:p>
+    <w:p>
+      <w:pPr>
+        <w:spacing w:after="0" w:line="240" w:lineRule="auto"/>
+        <w:rPr>
+          <w:rFonts w:ascii="Verdana" w:hAnsi="Verdana"/>
+          <w:b/>
+          <w:lang w:val="sr-Latn-RS"/>
+        </w:rPr>
+      </w:pPr>
+    </w:p>
+    <w:p>
+      <w:pPr>
+        <w:spacing w:after="0" w:line="240" w:lineRule="auto"/>
+        <w:rPr>
+          <w:rFonts w:ascii="Verdana" w:hAnsi="Verdana"/>
+          <w:b/>
+          <w:lang w:val="sr-Latn-RS"/>
+        </w:rPr>
+      </w:pPr>
+    </w:p>
+    <w:p>
+      <w:pPr>
+        <w:spacing w:after="0" w:line="240" w:lineRule="auto"/>
+        <w:rPr>
+          <w:rFonts w:ascii="Verdana" w:hAnsi="Verdana"/>
+          <w:b/>
+          <w:lang w:val="sr-Latn-RS"/>
+        </w:rPr>
+      </w:pPr>
+    </w:p>
+    <w:p>
+      <w:pPr>
+        <w:spacing w:after="0" w:line="240" w:lineRule="auto"/>
+        <w:rPr>
+          <w:rFonts w:ascii="Verdana" w:hAnsi="Verdana"/>
+          <w:b/>
+          <w:lang w:val="sr-Latn-RS"/>
+        </w:rPr>
+      </w:pPr>
+    </w:p>
+    <w:p>
+      <w:pPr>
+        <w:spacing w:after="0" w:line="240" w:lineRule="auto"/>
+        <w:rPr>
+          <w:rFonts w:ascii="Verdana" w:hAnsi="Verdana"/>
+          <w:b/>
+          <w:lang w:val="sr-Latn-RS"/>
+        </w:rPr>
+      </w:pPr>
+    </w:p>
+    <w:p>
+      <w:pPr>
+        <w:spacing w:after="0" w:line="240" w:lineRule="auto"/>
+        <w:rPr>
+          <w:rFonts w:ascii="Verdana" w:hAnsi="Verdana"/>
+          <w:b/>
+          <w:lang w:val="sr-Latn-RS"/>
+        </w:rPr>
+      </w:pPr>
+    </w:p>
+    <w:p>
+      <w:pPr>
+        <w:spacing w:after="0" w:line="240" w:lineRule="auto"/>
+        <w:rPr>
+          <w:rFonts w:ascii="Verdana" w:hAnsi="Verdana"/>
+          <w:b/>
+          <w:lang w:val="sr-Latn-RS"/>
+        </w:rPr>
+      </w:pPr>
+      <w:r>
+        <w:rPr>
+          <w:rFonts w:ascii="Verdana" w:hAnsi="Verdana"/>
+          <w:b/>
+          <w:lang w:val="sr-Latn-RS"/>
+        </w:rPr>
+        <w:t>6. Glavni program (main)</w:t>
+      </w:r>
+    </w:p>
+    <w:p>
+      <w:pPr>
+        <w:spacing w:after="0" w:line="240" w:lineRule="auto"/>
+        <w:rPr>
+          <w:rFonts w:ascii="Verdana" w:hAnsi="Verdana"/>
+          <w:lang w:val="sr-Latn-RS"/>
+        </w:rPr>
+      </w:pPr>
+      <w:r>
+        <w:rPr>
+          <w:rFonts w:ascii="Verdana" w:hAnsi="Verdana"/>
+          <w:lang w:val="sr-Latn-RS"/>
+        </w:rPr>
+        <w:t>Učitavaju se serveri i VM-ovi iz fajlova.</w:t>
+      </w:r>
+    </w:p>
+    <w:p>
+      <w:pPr>
+        <w:spacing w:after="0" w:line="240" w:lineRule="auto"/>
+        <w:rPr>
+          <w:rFonts w:ascii="Verdana" w:hAnsi="Verdana"/>
+          <w:lang w:val="sr-Latn-RS"/>
+        </w:rPr>
+      </w:pPr>
+      <w:r>
+        <w:rPr>
+          <w:rFonts w:ascii="Verdana" w:hAnsi="Verdana"/>
+          <w:lang w:val="sr-Latn-RS"/>
+        </w:rPr>
+        <w:t>Organizuje se petlja za prijavu/registraciju.</w:t>
+      </w:r>
+    </w:p>
+    <w:p>
+      <w:pPr>
+        <w:spacing w:after="0" w:line="240" w:lineRule="auto"/>
+        <w:rPr>
+          <w:rFonts w:ascii="Verdana" w:hAnsi="Verdana"/>
+          <w:lang w:val="sr-Latn-RS"/>
+        </w:rPr>
+      </w:pPr>
+      <w:r>
+        <w:rPr>
+          <w:rFonts w:ascii="Verdana" w:hAnsi="Verdana"/>
+          <w:lang w:val="sr-Latn-RS"/>
+        </w:rPr>
+        <w:t>Nakon prijave, glavni meni omogućava interakciju.</w:t>
+      </w:r>
+    </w:p>
+    <w:p>
+      <w:pPr>
+        <w:spacing w:after="0" w:line="240" w:lineRule="auto"/>
+        <w:rPr>
+          <w:rFonts w:ascii="Verdana" w:hAnsi="Verdana"/>
+          <w:lang w:val="sr-Latn-RS"/>
+        </w:rPr>
+      </w:pPr>
+      <w:r>
+        <w:rPr>
+          <w:rFonts w:ascii="Verdana" w:hAnsi="Verdana"/>
+          <w:lang w:val="sr-Latn-RS"/>
+        </w:rPr>
+        <w:t>Na izlazu se upisuju podaci u fajlove i oslobađa dinamički alocirana memorija.</w:t>
+      </w:r>
+    </w:p>
+    <w:p>
+      <w:pPr>
+        <w:spacing w:after="0" w:line="240" w:lineRule="auto"/>
+        <w:jc w:val="center"/>
+        <w:rPr>
+          <w:rFonts w:ascii="Verdana" w:hAnsi="Verdana"/>
+          <w:lang w:val="sr-Latn-RS"/>
+        </w:rPr>
+      </w:pPr>
+      <w:r>
+        <w:rPr>
+          <w:rFonts w:ascii="Verdana" w:hAnsi="Verdana"/>
+          <w:lang w:val="sr-Latn-RS"/>
+        </w:rPr>
+        <w:pict w14:anchorId="3C197F4F">
+          <v:shape id="_x0000_i1278" type="#_x0000_t75" style="width:329.15pt;height:571.3pt">
+            <v:imagedata r:id="rId89" o:title=""/>
+          </v:shape>
+        </w:pict>
+      </w:r>
+    </w:p>
+    <w:p>
+      <w:pPr>
+        <w:spacing w:after="0" w:line="240" w:lineRule="auto"/>
+        <w:jc w:val="center"/>
+        <w:rPr>
+          <w:rFonts w:ascii="Verdana" w:hAnsi="Verdana"/>
+          <w:i/>
+          <w:lang w:val="sr-Latn-RS"/>
+        </w:rPr>
+      </w:pPr>
+      <w:r>
+        <w:rPr>
+          <w:rFonts w:ascii="Verdana" w:hAnsi="Verdana"/>
+          <w:i/>
+          <w:lang w:val="sr-Latn-RS"/>
+        </w:rPr>
+        <w:t>Slika 36.</w:t>
+      </w:r>
+    </w:p>
+    <w:p>
+      <w:pPr>
+        <w:spacing w:after="0" w:line="240" w:lineRule="auto"/>
+        <w:jc w:val="center"/>
+        <w:rPr>
+          <w:rFonts w:ascii="Verdana" w:hAnsi="Verdana"/>
+          <w:i/>
+          <w:lang w:val="sr-Latn-RS"/>
+        </w:rPr>
+      </w:pPr>
+      <w:r>
+        <w:rPr>
+          <w:rFonts w:ascii="Verdana" w:hAnsi="Verdana"/>
+          <w:i/>
+          <w:lang w:val="sr-Latn-RS"/>
+        </w:rPr>
+        <w:t>Glavni program. (kod bez Menija)</w:t>
+      </w:r>
+    </w:p>
+    <w:p>
+      <w:pPr>
+        <w:spacing w:after="0" w:line="240" w:lineRule="auto"/>
+        <w:rPr>
+          <w:rFonts w:ascii="Verdana" w:hAnsi="Verdana"/>
+          <w:lang w:val="sr-Latn-RS"/>
+        </w:rPr>
+      </w:pPr>
+    </w:p>
+    <w:p>
+      <w:pPr>
+        <w:spacing w:after="0" w:line="240" w:lineRule="auto"/>
+        <w:rPr>
+          <w:rFonts w:ascii="Verdana" w:hAnsi="Verdana"/>
+          <w:b/>
+          <w:lang w:val="sr-Latn-RS"/>
+        </w:rPr>
+      </w:pPr>
+      <w:r>
+        <w:rPr>
+          <w:rFonts w:ascii="Verdana" w:hAnsi="Verdana"/>
+          <w:b/>
+          <w:lang w:val="sr-Latn-RS"/>
+        </w:rPr>
+        <w:t>7. Upravljanje memorijom</w:t>
+      </w:r>
+    </w:p>
+    <w:p>
+      <w:pPr>
+        <w:spacing w:after="0" w:line="240" w:lineRule="auto"/>
+        <w:rPr>
+          <w:rFonts w:ascii="Verdana" w:hAnsi="Verdana"/>
+          <w:lang w:val="sr-Latn-RS"/>
+        </w:rPr>
+      </w:pPr>
+      <w:r>
+        <w:rPr>
+          <w:rFonts w:ascii="Verdana" w:hAnsi="Verdana"/>
+          <w:lang w:val="sr-Latn-RS"/>
+        </w:rPr>
+        <w:t>Na kraju programa, lista servera i lista VM-ova se prolaze i svaki čvor se briše pomoću delete. Ovo sprečava curenje memorije.</w:t>
+      </w:r>
+    </w:p>
+    <w:p>
+      <w:pPr>
+        <w:spacing w:after="0" w:line="240" w:lineRule="auto"/>
+        <w:jc w:val="center"/>
+        <w:rPr>
+          <w:rFonts w:ascii="Verdana" w:hAnsi="Verdana"/>
+          <w:i/>
+          <w:lang w:val="sr-Latn-RS"/>
+        </w:rPr>
+      </w:pPr>
+      <w:r>
+        <w:rPr>
+          <w:rFonts w:ascii="Verdana" w:hAnsi="Verdana"/>
+          <w:lang w:val="sr-Latn-RS"/>
+        </w:rPr>
+        <w:pict w14:anchorId="77D94EF4">
+          <v:shape id="_x0000_i1277" type="#_x0000_t75" style="width:276.8pt;height:239.4pt">
+            <v:imagedata r:id="rId90" o:title=""/>
+          </v:shape>
+        </w:pict>
+      </w:r>
+      <w:r>
+        <w:rPr>
+          <w:rFonts w:ascii="Verdana" w:hAnsi="Verdana"/>
+          <w:lang w:val="sr-Latn-RS"/>
+        </w:rPr>
+        <w:br/>
+      </w:r>
+      <w:r>
+        <w:rPr>
+          <w:rFonts w:ascii="Verdana" w:hAnsi="Verdana"/>
+          <w:i/>
+          <w:lang w:val="sr-Latn-RS"/>
+        </w:rPr>
+        <w:t>Slika 37.</w:t>
+      </w:r>
+    </w:p>
+    <w:p>
+      <w:pPr>
+        <w:spacing w:after="0" w:line="240" w:lineRule="auto"/>
+        <w:jc w:val="center"/>
+        <w:rPr>
+          <w:rFonts w:ascii="Verdana" w:hAnsi="Verdana"/>
+          <w:i/>
+          <w:lang w:val="sr-Latn-RS"/>
+        </w:rPr>
+      </w:pPr>
+      <w:r>
+        <w:rPr>
+          <w:rFonts w:ascii="Verdana" w:hAnsi="Verdana"/>
+          <w:i/>
+          <w:lang w:val="sr-Latn-RS"/>
+        </w:rPr>
+        <w:t>Oslobađanje memorije.</w:t>
+      </w:r>
+    </w:p>
+    <w:p>
+      <w:pPr>
+        <w:spacing w:after="0" w:line="240" w:lineRule="auto"/>
         <w:rPr>
           <w:rFonts w:ascii="Verdana" w:hAnsi="Verdana"/>
           <w:sz w:val="20"/>
@@ -6896,20 +9865,21 @@
           <w:lang w:val="sr-Latn-RS"/>
         </w:rPr>
       </w:pPr>
-      <w:r>
+    </w:p>
+    <w:p>
+      <w:pPr>
+        <w:spacing w:after="0" w:line="240" w:lineRule="auto"/>
         <w:rPr>
           <w:rFonts w:ascii="Verdana" w:hAnsi="Verdana"/>
           <w:sz w:val="20"/>
           <w:szCs w:val="20"/>
           <w:lang w:val="sr-Latn-RS"/>
         </w:rPr>
-        <w:br w:type="page"/>
-      </w:r>
-    </w:p>
-    <w:p>
-      <w:pPr>
-        <w:spacing w:after="0" w:line="240" w:lineRule="auto"/>
-        <w:jc w:val="both"/>
+      </w:pPr>
+    </w:p>
+    <w:p>
+      <w:pPr>
+        <w:spacing w:after="0" w:line="240" w:lineRule="auto"/>
         <w:rPr>
           <w:rFonts w:ascii="Verdana" w:hAnsi="Verdana"/>
           <w:sz w:val="20"/>
@@ -6920,8 +9890,185 @@
     </w:p>
     <w:p>
       <w:pPr>
-        <w:spacing w:after="0" w:line="240" w:lineRule="auto"/>
-        <w:jc w:val="both"/>
+        <w:pStyle w:val="Heading1"/>
+        <w:rPr>
+          <w:rFonts w:ascii="Verdana" w:hAnsi="Verdana"/>
+          <w:sz w:val="24"/>
+          <w:szCs w:val="24"/>
+          <w:lang w:val="sr-Latn-RS"/>
+        </w:rPr>
+      </w:pPr>
+      <w:bookmarkStart w:id="26" w:name="_Toc162726077"/>
+      <w:bookmarkStart w:id="27" w:name="_Toc169829410"/>
+      <w:bookmarkStart w:id="28" w:name="_Toc225193413"/>
+      <w:r>
+        <w:rPr>
+          <w:rFonts w:ascii="Verdana" w:hAnsi="Verdana"/>
+          <w:sz w:val="24"/>
+          <w:szCs w:val="24"/>
+          <w:lang w:val="sr-Latn-RS"/>
+        </w:rPr>
+        <w:t xml:space="preserve">3. </w:t>
+      </w:r>
+      <w:r>
+        <w:rPr>
+          <w:rFonts w:ascii="Verdana" w:hAnsi="Verdana"/>
+          <w:sz w:val="24"/>
+          <w:szCs w:val="24"/>
+        </w:rPr>
+        <w:t>Zaklju</w:t>
+      </w:r>
+      <w:r>
+        <w:rPr>
+          <w:rFonts w:ascii="Verdana" w:hAnsi="Verdana"/>
+          <w:sz w:val="24"/>
+          <w:szCs w:val="24"/>
+          <w:lang w:val="sr-Latn-RS"/>
+        </w:rPr>
+        <w:t>čak</w:t>
+      </w:r>
+      <w:bookmarkEnd w:id="26"/>
+      <w:bookmarkEnd w:id="27"/>
+      <w:bookmarkEnd w:id="28"/>
+    </w:p>
+    <w:p>
+      <w:pPr>
+        <w:spacing w:after="0" w:line="240" w:lineRule="auto"/>
+        <w:rPr>
+          <w:rFonts w:ascii="Verdana" w:hAnsi="Verdana"/>
+          <w:lang w:val="sr-Latn-RS"/>
+        </w:rPr>
+      </w:pPr>
+      <w:r>
+        <w:rPr>
+          <w:rFonts w:ascii="Verdana" w:hAnsi="Verdana"/>
+          <w:lang w:val="sr-Latn-RS"/>
+        </w:rPr>
+        <w:t>U okviru ovog rada realizovan je softverski sistem za upravljanje virtuelnim mašinama u IaaS okruženju. Cilj je bio kreiranje funkcionalne aplikacije koja omogućava korisnicima da urade sve što bi mogli u klasičnom IaaS sistemu.</w:t>
+      </w:r>
+    </w:p>
+    <w:p>
+      <w:pPr>
+        <w:spacing w:after="0" w:line="240" w:lineRule="auto"/>
+        <w:rPr>
+          <w:rFonts w:ascii="Verdana" w:hAnsi="Verdana"/>
+          <w:lang w:val="sr-Latn-RS"/>
+        </w:rPr>
+      </w:pPr>
+      <w:r>
+        <w:rPr>
+          <w:rFonts w:ascii="Verdana" w:hAnsi="Verdana"/>
+          <w:lang w:val="sr-Latn-RS"/>
+        </w:rPr>
+        <w:t>Realizovane funkcionalnosti su:</w:t>
+      </w:r>
+    </w:p>
+    <w:p>
+      <w:pPr>
+        <w:spacing w:after="0" w:line="240" w:lineRule="auto"/>
+        <w:rPr>
+          <w:rFonts w:ascii="Verdana" w:hAnsi="Verdana"/>
+          <w:b/>
+          <w:lang w:val="sr-Latn-RS"/>
+        </w:rPr>
+      </w:pPr>
+      <w:r>
+        <w:rPr>
+          <w:rFonts w:ascii="Verdana" w:hAnsi="Verdana"/>
+          <w:lang w:val="sr-Latn-RS"/>
+        </w:rPr>
+        <w:br/>
+      </w:r>
+      <w:r>
+        <w:rPr>
+          <w:rFonts w:ascii="Verdana" w:hAnsi="Verdana"/>
+          <w:b/>
+          <w:lang w:val="sr-Latn-RS"/>
+        </w:rPr>
+        <w:t>Autentifikacija korisnika</w:t>
+      </w:r>
+      <w:r>
+        <w:rPr>
+          <w:rFonts w:ascii="Verdana" w:hAnsi="Verdana"/>
+          <w:b/>
+          <w:lang w:val="sr-Latn-RS"/>
+        </w:rPr>
+        <w:br/>
+        <w:t>Prikaz servera</w:t>
+      </w:r>
+      <w:r>
+        <w:rPr>
+          <w:rFonts w:ascii="Verdana" w:hAnsi="Verdana"/>
+          <w:b/>
+          <w:lang w:val="sr-Latn-RS"/>
+        </w:rPr>
+        <w:br/>
+        <w:t>Kreiranje, čitanje, brisanje</w:t>
+      </w:r>
+      <w:r>
+        <w:rPr>
+          <w:rFonts w:ascii="Verdana" w:hAnsi="Verdana"/>
+          <w:b/>
+          <w:lang w:val="sr-Latn-RS"/>
+        </w:rPr>
+        <w:br/>
+        <w:t>Upravljanje VM-a</w:t>
+      </w:r>
+      <w:r>
+        <w:rPr>
+          <w:rFonts w:ascii="Verdana" w:hAnsi="Verdana"/>
+          <w:b/>
+          <w:lang w:val="sr-Latn-RS"/>
+        </w:rPr>
+        <w:br/>
+        <w:t>Konfiguracija mrežnih parametara</w:t>
+      </w:r>
+      <w:r>
+        <w:rPr>
+          <w:rFonts w:ascii="Verdana" w:hAnsi="Verdana"/>
+          <w:b/>
+          <w:lang w:val="sr-Latn-RS"/>
+        </w:rPr>
+        <w:br/>
+        <w:t>Upravljanje resursima</w:t>
+      </w:r>
+      <w:r>
+        <w:rPr>
+          <w:rFonts w:ascii="Verdana" w:hAnsi="Verdana"/>
+          <w:b/>
+          <w:lang w:val="sr-Latn-RS"/>
+        </w:rPr>
+        <w:br/>
+        <w:t>Perzistentno čuvanje podataka korišćenjem datoteka.</w:t>
+      </w:r>
+      <w:r>
+        <w:rPr>
+          <w:rFonts w:ascii="Verdana" w:hAnsi="Verdana"/>
+          <w:b/>
+          <w:lang w:val="sr-Latn-RS"/>
+        </w:rPr>
+        <w:br/>
+      </w:r>
+    </w:p>
+    <w:p>
+      <w:pPr>
+        <w:spacing w:after="0" w:line="240" w:lineRule="auto"/>
+        <w:rPr>
+          <w:rFonts w:ascii="Verdana" w:hAnsi="Verdana"/>
+          <w:lang w:val="sr-Latn-RS"/>
+        </w:rPr>
+      </w:pPr>
+      <w:r>
+        <w:rPr>
+          <w:rFonts w:ascii="Verdana" w:hAnsi="Verdana"/>
+          <w:lang w:val="sr-Latn-RS"/>
+        </w:rPr>
+        <w:t>Realizovani IaaS sistem predstavlja funkcionalno rešenje koje demonstrira osnovne koncepte upravljanja virtuelnim resursima u oblaku. Kroz primenu osnovnih programskih struktura i tehnika rada sa fajlovima, pokazana je mogućnost izgradnje sistema koji može poslužiti kao osnova za složenija rešenja u domenu cloud computing-a. Rad je potvrdio značaj pravilnog odabira struktura podataka i načina perzistencije prilikom razvoja aplikacija koje zahtevaju dinamičko upravljanje resursima i trajno čuvanje podataka.</w:t>
+      </w:r>
+    </w:p>
+    <w:p>
+      <w:pPr>
+        <w:spacing w:after="0" w:line="240" w:lineRule="auto"/>
         <w:rPr>
           <w:rFonts w:ascii="Verdana" w:hAnsi="Verdana"/>
           <w:sz w:val="20"/>
@@ -6933,7 +10080,6 @@
     <w:p>
       <w:pPr>
         <w:spacing w:after="0" w:line="240" w:lineRule="auto"/>
-        <w:jc w:val="both"/>
         <w:rPr>
           <w:rFonts w:ascii="Verdana" w:hAnsi="Verdana"/>
           <w:sz w:val="20"/>
@@ -6941,6 +10087,26 @@
           <w:lang w:val="sr-Latn-RS"/>
         </w:rPr>
       </w:pPr>
+      <w:r>
+        <w:rPr>
+          <w:rFonts w:ascii="Verdana" w:hAnsi="Verdana"/>
+          <w:sz w:val="20"/>
+          <w:szCs w:val="20"/>
+          <w:lang w:val="sr-Latn-RS"/>
+        </w:rPr>
+        <w:br w:type="page"/>
+      </w:r>
+    </w:p>
+    <w:p>
+      <w:pPr>
+        <w:spacing w:after="0" w:line="240" w:lineRule="auto"/>
+        <w:rPr>
+          <w:rFonts w:ascii="Verdana" w:hAnsi="Verdana"/>
+          <w:sz w:val="20"/>
+          <w:szCs w:val="20"/>
+          <w:lang w:val="sr-Latn-RS"/>
+        </w:rPr>
+      </w:pPr>
     </w:p>
     <w:p>
       <w:pPr>
@@ -6951,140 +10117,30 @@
           <w:szCs w:val="24"/>
         </w:rPr>
       </w:pPr>
-      <w:bookmarkStart w:id="27" w:name="_Toc162726077"/>
-      <w:bookmarkStart w:id="28" w:name="_Toc169829410"/>
-      <w:bookmarkStart w:id="29" w:name="_Toc225190990"/>
+      <w:bookmarkStart w:id="29" w:name="_Toc169829411"/>
+      <w:bookmarkStart w:id="30" w:name="_4._Literatura"/>
+      <w:bookmarkStart w:id="31" w:name="_Toc225193414"/>
+      <w:bookmarkEnd w:id="30"/>
       <w:r>
         <w:rPr>
           <w:rFonts w:ascii="Verdana" w:hAnsi="Verdana"/>
           <w:sz w:val="24"/>
           <w:szCs w:val="24"/>
         </w:rPr>
-        <w:t xml:space="preserve">3. </w:t>
-      </w:r>
+        <w:t xml:space="preserve">4. </w:t>
+      </w:r>
+      <w:bookmarkStart w:id="32" w:name="_Toc162726078"/>
       <w:r>
         <w:rPr>
           <w:rFonts w:ascii="Verdana" w:hAnsi="Verdana"/>
           <w:sz w:val="24"/>
           <w:szCs w:val="24"/>
         </w:rPr>
-        <w:t>Zaklju</w:t>
-      </w:r>
-      <w:r>
-        <w:rPr>
-          <w:rFonts w:ascii="Verdana" w:hAnsi="Verdana"/>
-          <w:sz w:val="24"/>
-          <w:szCs w:val="24"/>
-          <w:lang w:val="sr-Latn-RS"/>
-        </w:rPr>
-        <w:t>čak</w:t>
-      </w:r>
-      <w:bookmarkEnd w:id="27"/>
-      <w:bookmarkEnd w:id="28"/>
+        <w:t>Literatura</w:t>
+      </w:r>
       <w:bookmarkEnd w:id="29"/>
-    </w:p>
-    <w:p>
-      <w:pPr>
-        <w:spacing w:after="0" w:line="240" w:lineRule="auto"/>
-        <w:jc w:val="both"/>
-        <w:rPr>
-          <w:rFonts w:ascii="Verdana" w:hAnsi="Verdana"/>
-          <w:sz w:val="20"/>
-          <w:szCs w:val="20"/>
-          <w:lang w:val="sr-Latn-RS"/>
-        </w:rPr>
-      </w:pPr>
-    </w:p>
-    <w:p>
-      <w:pPr>
-        <w:spacing w:after="0" w:line="240" w:lineRule="auto"/>
-        <w:jc w:val="both"/>
-        <w:rPr>
-          <w:rFonts w:ascii="Verdana" w:hAnsi="Verdana"/>
-          <w:sz w:val="20"/>
-          <w:szCs w:val="20"/>
-          <w:lang w:val="sr-Latn-RS"/>
-        </w:rPr>
-      </w:pPr>
-    </w:p>
-    <w:p>
-      <w:pPr>
-        <w:spacing w:after="0" w:line="240" w:lineRule="auto"/>
-        <w:jc w:val="both"/>
-        <w:rPr>
-          <w:rFonts w:ascii="Verdana" w:hAnsi="Verdana"/>
-          <w:sz w:val="20"/>
-          <w:szCs w:val="20"/>
-          <w:lang w:val="sr-Latn-RS"/>
-        </w:rPr>
-      </w:pPr>
-    </w:p>
-    <w:p>
-      <w:pPr>
-        <w:spacing w:after="0" w:line="240" w:lineRule="auto"/>
-        <w:jc w:val="both"/>
-        <w:rPr>
-          <w:rFonts w:ascii="Verdana" w:hAnsi="Verdana"/>
-          <w:sz w:val="20"/>
-          <w:szCs w:val="20"/>
-          <w:lang w:val="sr-Latn-RS"/>
-        </w:rPr>
-      </w:pPr>
-      <w:r>
-        <w:rPr>
-          <w:rFonts w:ascii="Verdana" w:hAnsi="Verdana"/>
-          <w:sz w:val="20"/>
-          <w:szCs w:val="20"/>
-          <w:lang w:val="sr-Latn-RS"/>
-        </w:rPr>
-        <w:br w:type="page"/>
-      </w:r>
-    </w:p>
-    <w:p>
-      <w:pPr>
-        <w:spacing w:after="0" w:line="240" w:lineRule="auto"/>
-        <w:jc w:val="both"/>
-        <w:rPr>
-          <w:rFonts w:ascii="Verdana" w:hAnsi="Verdana"/>
-          <w:sz w:val="20"/>
-          <w:szCs w:val="20"/>
-          <w:lang w:val="sr-Latn-RS"/>
-        </w:rPr>
-      </w:pPr>
-    </w:p>
-    <w:p>
-      <w:pPr>
-        <w:pStyle w:val="Heading1"/>
-        <w:rPr>
-          <w:rFonts w:ascii="Verdana" w:hAnsi="Verdana"/>
-          <w:sz w:val="24"/>
-          <w:szCs w:val="24"/>
-        </w:rPr>
-      </w:pPr>
-      <w:bookmarkStart w:id="30" w:name="_Toc169829411"/>
-      <w:bookmarkStart w:id="31" w:name="_4._Literatura"/>
-      <w:bookmarkStart w:id="32" w:name="_Toc225190991"/>
       <w:bookmarkEnd w:id="31"/>
-      <w:r>
-        <w:rPr>
-          <w:rFonts w:ascii="Verdana" w:hAnsi="Verdana"/>
-          <w:sz w:val="24"/>
-          <w:szCs w:val="24"/>
-        </w:rPr>
-        <w:t xml:space="preserve">4. </w:t>
-      </w:r>
-      <w:bookmarkStart w:id="33" w:name="_Toc162726078"/>
-      <w:r>
-        <w:rPr>
-          <w:rFonts w:ascii="Verdana" w:hAnsi="Verdana"/>
-          <w:sz w:val="24"/>
-          <w:szCs w:val="24"/>
-        </w:rPr>
-        <w:t>Literatura</w:t>
-      </w:r>
-      <w:bookmarkEnd w:id="30"/>
       <w:bookmarkEnd w:id="32"/>
-      <w:bookmarkEnd w:id="33"/>
     </w:p>
     <w:p>
       <w:pPr>
@@ -7123,7 +10179,6 @@
       <w:pPr>
         <w:spacing w:after="0" w:line="240" w:lineRule="auto"/>
         <w:ind w:left="795"/>
-        <w:jc w:val="both"/>
         <w:rPr>
           <w:rFonts w:ascii="Verdana" w:hAnsi="Verdana"/>
           <w:sz w:val="20"/>
@@ -7145,7 +10200,7 @@
           <w:lang w:val="sr-Latn-RS"/>
         </w:rPr>
       </w:pPr>
-      <w:hyperlink r:id="rId61" w:history="1">
+      <w:hyperlink r:id="rId91" w:history="1">
         <w:r>
           <w:rPr>
             <w:rStyle w:val="Hyperlink"/>
@@ -7171,7 +10226,7 @@
           <w:lang w:val="sr-Latn-RS"/>
         </w:rPr>
       </w:pPr>
-      <w:hyperlink r:id="rId62" w:history="1">
+      <w:hyperlink r:id="rId92" w:history="1">
         <w:r>
           <w:rPr>
             <w:rStyle w:val="Hyperlink"/>
@@ -7211,7 +10266,6 @@
           <w:numId w:val="20"/>
         </w:numPr>
         <w:spacing w:after="0" w:line="240" w:lineRule="auto"/>
-        <w:jc w:val="both"/>
         <w:rPr>
           <w:rFonts w:ascii="Verdana" w:hAnsi="Verdana"/>
           <w:sz w:val="20"/>
@@ -7219,7 +10273,7 @@
           <w:lang w:val="sr-Latn-RS"/>
         </w:rPr>
       </w:pPr>
-      <w:hyperlink r:id="rId63" w:history="1">
+      <w:hyperlink r:id="rId93" w:history="1">
         <w:r>
           <w:rPr>
             <w:rStyle w:val="Hyperlink"/>
@@ -7236,7 +10290,6 @@
       <w:pPr>
         <w:spacing w:after="0" w:line="240" w:lineRule="auto"/>
         <w:ind w:left="360"/>
-        <w:jc w:val="both"/>
         <w:rPr>
           <w:rFonts w:ascii="Verdana" w:hAnsi="Verdana"/>
           <w:sz w:val="20"/>
@@ -7258,7 +10311,7 @@
           <w:lang w:val="sr-Latn-RS"/>
         </w:rPr>
       </w:pPr>
-      <w:hyperlink r:id="rId64" w:history="1">
+      <w:hyperlink r:id="rId94" w:history="1">
         <w:r>
           <w:rPr>
             <w:rStyle w:val="Hyperlink"/>
@@ -7298,7 +10351,6 @@
           <w:numId w:val="20"/>
         </w:numPr>
         <w:spacing w:after="0" w:line="240" w:lineRule="auto"/>
-        <w:jc w:val="both"/>
         <w:rPr>
           <w:rFonts w:ascii="Verdana" w:hAnsi="Verdana"/>
           <w:sz w:val="20"/>
@@ -7306,7 +10358,7 @@
           <w:lang w:val="sr-Latn-RS"/>
         </w:rPr>
       </w:pPr>
-      <w:hyperlink r:id="rId65" w:history="1">
+      <w:hyperlink r:id="rId95" w:history="1">
         <w:r>
           <w:rPr>
             <w:rStyle w:val="Hyperlink"/>
@@ -7323,7 +10375,6 @@
       <w:pPr>
         <w:spacing w:after="0" w:line="240" w:lineRule="auto"/>
         <w:ind w:left="360"/>
-        <w:jc w:val="both"/>
         <w:rPr>
           <w:rFonts w:ascii="Verdana" w:hAnsi="Verdana"/>
           <w:sz w:val="20"/>
@@ -7345,7 +10396,7 @@
           <w:lang w:val="sr-Latn-RS"/>
         </w:rPr>
       </w:pPr>
-      <w:hyperlink r:id="rId66" w:history="1">
+      <w:hyperlink r:id="rId96" w:history="1">
         <w:r>
           <w:rPr>
             <w:rStyle w:val="Hyperlink"/>
@@ -7365,7 +10416,6 @@
           <w:numId w:val="20"/>
         </w:numPr>
         <w:spacing w:after="0" w:line="240" w:lineRule="auto"/>
-        <w:jc w:val="both"/>
         <w:rPr>
           <w:rFonts w:ascii="Verdana" w:hAnsi="Verdana"/>
           <w:sz w:val="20"/>
@@ -7373,7 +10423,7 @@
           <w:lang w:val="sr-Latn-RS"/>
         </w:rPr>
       </w:pPr>
-      <w:hyperlink r:id="rId67" w:history="1">
+      <w:hyperlink r:id="rId97" w:history="1">
         <w:r>
           <w:rPr>
             <w:rStyle w:val="Hyperlink"/>
@@ -7390,7 +10440,6 @@
       <w:pPr>
         <w:spacing w:after="0" w:line="240" w:lineRule="auto"/>
         <w:ind w:left="360"/>
-        <w:jc w:val="both"/>
         <w:rPr>
           <w:rFonts w:ascii="Verdana" w:hAnsi="Verdana"/>
           <w:sz w:val="20"/>
@@ -7406,7 +10455,6 @@
           <w:numId w:val="20"/>
         </w:numPr>
         <w:spacing w:after="0" w:line="240" w:lineRule="auto"/>
-        <w:jc w:val="both"/>
         <w:rPr>
           <w:rStyle w:val="HTMLCite"/>
           <w:rFonts w:ascii="Verdana" w:hAnsi="Verdana"/>
@@ -7430,7 +10478,6 @@
     <w:p>
       <w:pPr>
         <w:spacing w:after="0" w:line="240" w:lineRule="auto"/>
-        <w:jc w:val="both"/>
         <w:rPr>
           <w:rFonts w:ascii="Verdana" w:hAnsi="Verdana"/>
           <w:sz w:val="20"/>
@@ -7452,7 +10499,7 @@
           <w:lang w:val="sr-Latn-RS"/>
         </w:rPr>
       </w:pPr>
-      <w:hyperlink r:id="rId68" w:history="1">
+      <w:hyperlink r:id="rId98" w:history="1">
         <w:r>
           <w:rPr>
             <w:rStyle w:val="Hyperlink"/>
@@ -7471,7 +10518,6 @@
           <w:ilvl w:val="0"/>
           <w:numId w:val="20"/>
         </w:numPr>
-        <w:jc w:val="both"/>
         <w:rPr>
           <w:rFonts w:ascii="Verdana" w:hAnsi="Verdana"/>
           <w:sz w:val="20"/>
@@ -7479,7 +10525,7 @@
           <w:lang w:val="sr-Latn-RS"/>
         </w:rPr>
       </w:pPr>
-      <w:hyperlink r:id="rId69" w:history="1">
+      <w:hyperlink r:id="rId99" w:history="1">
         <w:r>
           <w:rPr>
             <w:rStyle w:val="Hyperlink"/>
@@ -7505,7 +10551,7 @@
           <w:lang w:val="x-none" w:eastAsia="x-none"/>
         </w:rPr>
       </w:pPr>
-      <w:hyperlink r:id="rId70" w:history="1">
+      <w:hyperlink r:id="rId100" w:history="1">
         <w:r>
           <w:rPr>
             <w:rStyle w:val="Hyperlink"/>
@@ -7531,7 +10577,7 @@
           <w:lang w:val="x-none" w:eastAsia="x-none"/>
         </w:rPr>
       </w:pPr>
-      <w:hyperlink r:id="rId71" w:history="1">
+      <w:hyperlink r:id="rId101" w:history="1">
         <w:r>
           <w:rPr>
             <w:rStyle w:val="Hyperlink"/>
@@ -7557,7 +10603,7 @@
           <w:lang w:val="x-none" w:eastAsia="x-none"/>
         </w:rPr>
       </w:pPr>
-      <w:hyperlink r:id="rId72" w:history="1">
+      <w:hyperlink r:id="rId102" w:history="1">
         <w:r>
           <w:rPr>
             <w:rStyle w:val="Hyperlink"/>
@@ -7583,7 +10629,7 @@
           <w:lang w:val="sr-Latn-RS"/>
         </w:rPr>
       </w:pPr>
-      <w:hyperlink r:id="rId73" w:history="1">
+      <w:hyperlink r:id="rId103" w:history="1">
         <w:r>
           <w:rPr>
             <w:rStyle w:val="Hyperlink"/>
@@ -7609,7 +10655,6 @@
     <w:p>
       <w:pPr>
         <w:spacing w:after="0" w:line="240" w:lineRule="auto"/>
-        <w:jc w:val="both"/>
         <w:rPr>
           <w:rFonts w:ascii="Verdana" w:hAnsi="Verdana"/>
           <w:b/>
@@ -7656,7 +10701,7 @@
         </w:rPr>
         <w:t xml:space="preserve">] </w:t>
       </w:r>
-      <w:hyperlink r:id="rId74" w:history="1">
+      <w:hyperlink r:id="rId104" w:history="1">
         <w:r>
           <w:rPr>
             <w:rStyle w:val="Hyperlink"/>
@@ -7886,7 +10931,7 @@
         </w:rPr>
         <w:t xml:space="preserve">]  </w:t>
       </w:r>
-      <w:hyperlink r:id="rId75" w:history="1">
+      <w:hyperlink r:id="rId105" w:history="1">
         <w:r>
           <w:rPr>
             <w:rStyle w:val="Hyperlink"/>
@@ -8106,7 +11151,7 @@
         </w:rPr>
         <w:t xml:space="preserve">] </w:t>
       </w:r>
-      <w:hyperlink r:id="rId76" w:history="1">
+      <w:hyperlink r:id="rId106" w:history="1">
         <w:r>
           <w:rPr>
             <w:rStyle w:val="Hyperlink"/>
@@ -8146,7 +11191,7 @@
         </w:rPr>
         <w:t xml:space="preserve">] </w:t>
       </w:r>
-      <w:hyperlink r:id="rId77" w:history="1">
+      <w:hyperlink r:id="rId107" w:history="1">
         <w:r>
           <w:rPr>
             <w:rStyle w:val="Hyperlink"/>
@@ -8181,7 +11226,6 @@
     </w:p>
     <w:p>
       <w:pPr>
-        <w:jc w:val="both"/>
         <w:rPr>
           <w:rFonts w:ascii="Verdana" w:hAnsi="Verdana"/>
           <w:sz w:val="20"/>
@@ -8198,7 +11242,7 @@
         </w:rPr>
         <w:t xml:space="preserve">[19] </w:t>
       </w:r>
-      <w:hyperlink r:id="rId78" w:history="1">
+      <w:hyperlink r:id="rId108" w:history="1">
         <w:r>
           <w:rPr>
             <w:rStyle w:val="Hyperlink"/>
@@ -8241,7 +11285,6 @@
     <w:p>
       <w:pPr>
         <w:spacing w:after="0" w:line="240" w:lineRule="auto"/>
-        <w:jc w:val="both"/>
         <w:rPr>
           <w:rFonts w:ascii="Verdana" w:hAnsi="Verdana"/>
           <w:sz w:val="20"/>
@@ -8253,7 +11296,6 @@
     <w:p>
       <w:pPr>
         <w:spacing w:after="0" w:line="240" w:lineRule="auto"/>
-        <w:jc w:val="both"/>
         <w:rPr>
           <w:rFonts w:ascii="Verdana" w:hAnsi="Verdana"/>
           <w:sz w:val="20"/>
@@ -8265,7 +11307,6 @@
     <w:p>
       <w:pPr>
         <w:spacing w:after="0" w:line="240" w:lineRule="auto"/>
-        <w:jc w:val="both"/>
         <w:rPr>
           <w:rFonts w:ascii="Verdana" w:hAnsi="Verdana"/>
           <w:sz w:val="20"/>
@@ -8277,42 +11318,16 @@
     <w:p>
       <w:pPr>
         <w:spacing w:after="0" w:line="240" w:lineRule="auto"/>
-        <w:jc w:val="both"/>
         <w:rPr>
           <w:rFonts w:ascii="Verdana" w:hAnsi="Verdana"/>
           <w:sz w:val="20"/>
           <w:szCs w:val="20"/>
-          <w:lang w:val="sr-Cyrl-RS"/>
-        </w:rPr>
-      </w:pPr>
-    </w:p>
-    <w:p>
-      <w:pPr>
-        <w:spacing w:after="0" w:line="240" w:lineRule="auto"/>
-        <w:jc w:val="both"/>
-        <w:rPr>
-          <w:rFonts w:ascii="Verdana" w:hAnsi="Verdana"/>
-          <w:b/>
-          <w:sz w:val="36"/>
-          <w:szCs w:val="20"/>
-          <w:lang w:val="sr-Cyrl-RS"/>
-        </w:rPr>
-      </w:pPr>
-      <w:r>
-        <w:rPr>
-          <w:rFonts w:ascii="Verdana" w:hAnsi="Verdana"/>
-          <w:b/>
-          <w:sz w:val="36"/>
-          <w:szCs w:val="20"/>
-          <w:lang w:val="sr-Cyrl-RS"/>
-        </w:rPr>
-        <w:t>ЗАХТЕВИ</w:t>
-      </w:r>
-    </w:p>
-    <w:p>
-      <w:pPr>
-        <w:spacing w:after="0" w:line="240" w:lineRule="auto"/>
-        <w:jc w:val="both"/>
+        </w:rPr>
+      </w:pPr>
+    </w:p>
+    <w:p>
+      <w:pPr>
+        <w:spacing w:after="0" w:line="240" w:lineRule="auto"/>
         <w:rPr>
           <w:rFonts w:ascii="Verdana" w:hAnsi="Verdana"/>
           <w:sz w:val="20"/>
@@ -8323,371 +11338,18 @@
     <w:p>
       <w:pPr>
         <w:spacing w:after="0" w:line="240" w:lineRule="auto"/>
-        <w:jc w:val="both"/>
         <w:rPr>
           <w:rFonts w:ascii="Verdana" w:hAnsi="Verdana"/>
           <w:sz w:val="20"/>
           <w:szCs w:val="20"/>
-        </w:rPr>
-      </w:pPr>
-    </w:p>
-    <w:p>
-      <w:pPr>
-        <w:spacing w:after="0" w:line="240" w:lineRule="auto"/>
-        <w:jc w:val="both"/>
-        <w:rPr>
-          <w:rFonts w:ascii="Verdana" w:hAnsi="Verdana"/>
-          <w:b/>
-          <w:color w:val="0070C0"/>
-          <w:sz w:val="20"/>
-          <w:szCs w:val="20"/>
-          <w:u w:val="single"/>
-          <w:lang w:val="sr-Cyrl-RS"/>
-        </w:rPr>
-      </w:pPr>
-    </w:p>
-    <w:p>
-      <w:pPr>
-        <w:spacing w:after="0" w:line="240" w:lineRule="auto"/>
-        <w:jc w:val="both"/>
-        <w:rPr>
-          <w:rFonts w:ascii="Verdana" w:hAnsi="Verdana"/>
-          <w:b/>
-          <w:color w:val="0070C0"/>
-          <w:sz w:val="20"/>
-          <w:szCs w:val="20"/>
-          <w:u w:val="single"/>
-          <w:lang w:val="sr-Cyrl-RS"/>
-        </w:rPr>
-      </w:pPr>
-      <w:r>
-        <w:rPr>
-          <w:rFonts w:ascii="Verdana" w:hAnsi="Verdana"/>
-          <w:b/>
-          <w:color w:val="0070C0"/>
-          <w:sz w:val="20"/>
-          <w:szCs w:val="20"/>
-          <w:u w:val="single"/>
-          <w:lang w:val="sr-Cyrl-RS"/>
-        </w:rPr>
-        <w:t>Захтеване особине и форматирање документа:</w:t>
-      </w:r>
-    </w:p>
-    <w:p>
-      <w:pPr>
-        <w:pStyle w:val="ListParagraph"/>
-        <w:spacing w:after="0" w:line="240" w:lineRule="auto"/>
-        <w:ind w:left="0"/>
-        <w:jc w:val="both"/>
-        <w:rPr>
-          <w:rFonts w:ascii="Verdana" w:hAnsi="Verdana"/>
-          <w:sz w:val="20"/>
-          <w:szCs w:val="20"/>
-          <w:lang w:val="sr-Cyrl-RS"/>
-        </w:rPr>
-      </w:pPr>
-      <w:r>
-        <w:rPr>
-          <w:rFonts w:ascii="Verdana" w:hAnsi="Verdana"/>
-          <w:sz w:val="20"/>
-          <w:szCs w:val="20"/>
-          <w:lang w:val="sr-Cyrl-RS"/>
-        </w:rPr>
-        <w:t xml:space="preserve">1. Документ у складу са претходно наведеном структуром поглавља, </w:t>
-      </w:r>
-      <w:r>
-        <w:rPr>
-          <w:rFonts w:ascii="Verdana" w:hAnsi="Verdana"/>
-          <w:b/>
-          <w:color w:val="FF0000"/>
-          <w:sz w:val="20"/>
-          <w:szCs w:val="20"/>
-          <w:lang w:val="sr-Cyrl-RS"/>
-        </w:rPr>
-        <w:t>могу се испод дате структуре стављати подставке садржаја у складу са темом, ако студент жели (нпр. 1.1.1 Појам оперативног система итд)</w:t>
-      </w:r>
-      <w:r>
-        <w:rPr>
-          <w:rFonts w:ascii="Verdana" w:hAnsi="Verdana"/>
-          <w:sz w:val="20"/>
-          <w:szCs w:val="20"/>
-          <w:lang w:val="sr-Cyrl-RS"/>
-        </w:rPr>
-        <w:t>.</w:t>
-      </w:r>
-    </w:p>
-    <w:p>
-      <w:pPr>
-        <w:pStyle w:val="ListParagraph"/>
-        <w:spacing w:after="0" w:line="240" w:lineRule="auto"/>
-        <w:ind w:left="0"/>
-        <w:jc w:val="both"/>
-        <w:rPr>
-          <w:rFonts w:ascii="Verdana" w:hAnsi="Verdana"/>
-          <w:sz w:val="20"/>
-          <w:szCs w:val="20"/>
-          <w:lang w:val="sr-Cyrl-RS"/>
-        </w:rPr>
-      </w:pPr>
-      <w:r>
-        <w:rPr>
-          <w:rFonts w:ascii="Verdana" w:hAnsi="Verdana"/>
-          <w:sz w:val="20"/>
-          <w:szCs w:val="20"/>
-          <w:lang w:val="sr-Cyrl-RS"/>
-        </w:rPr>
-        <w:t>2. Правилно референцирање извора текста у самом тексту документа (референцирање на ставку из литературе)</w:t>
-      </w:r>
-    </w:p>
-    <w:p>
-      <w:pPr>
-        <w:numPr>
-          <w:ilvl w:val="0"/>
-          <w:numId w:val="29"/>
-        </w:numPr>
-        <w:spacing w:after="0" w:line="240" w:lineRule="auto"/>
-        <w:jc w:val="both"/>
-        <w:rPr>
-          <w:rFonts w:ascii="Verdana" w:hAnsi="Verdana"/>
-          <w:sz w:val="20"/>
-          <w:szCs w:val="20"/>
-          <w:lang w:val="sr-Cyrl-RS"/>
-        </w:rPr>
-      </w:pPr>
-      <w:r>
-        <w:rPr>
-          <w:rFonts w:ascii="Verdana" w:hAnsi="Verdana"/>
-          <w:sz w:val="20"/>
-          <w:szCs w:val="20"/>
-          <w:lang w:val="sr-Cyrl-RS"/>
-        </w:rPr>
-        <w:t>ако је дословце преузет, текст се ставља у наводнике и иза се наводи референца на литературу “текст” [1]</w:t>
-      </w:r>
-    </w:p>
-    <w:p>
-      <w:pPr>
-        <w:numPr>
-          <w:ilvl w:val="0"/>
-          <w:numId w:val="29"/>
-        </w:numPr>
-        <w:spacing w:after="0" w:line="240" w:lineRule="auto"/>
-        <w:jc w:val="both"/>
-        <w:rPr>
-          <w:rFonts w:ascii="Verdana" w:hAnsi="Verdana"/>
-          <w:sz w:val="20"/>
-          <w:szCs w:val="20"/>
-          <w:lang w:val="sr-Cyrl-RS"/>
-        </w:rPr>
-      </w:pPr>
-      <w:r>
-        <w:rPr>
-          <w:rFonts w:ascii="Verdana" w:hAnsi="Verdana"/>
-          <w:sz w:val="20"/>
-          <w:szCs w:val="20"/>
-          <w:lang w:val="sr-Cyrl-RS"/>
-        </w:rPr>
-        <w:t>ако је препричан, користи се  [1] на почетку или крају пасуса или реченице.</w:t>
-      </w:r>
-    </w:p>
-    <w:p>
-      <w:pPr>
-        <w:pStyle w:val="ListParagraph"/>
-        <w:numPr>
-          <w:ilvl w:val="0"/>
-          <w:numId w:val="10"/>
-        </w:numPr>
-        <w:spacing w:after="0" w:line="240" w:lineRule="auto"/>
-        <w:ind w:left="284" w:hanging="284"/>
-        <w:jc w:val="both"/>
-        <w:rPr>
-          <w:rFonts w:ascii="Verdana" w:hAnsi="Verdana"/>
-          <w:sz w:val="20"/>
-          <w:szCs w:val="20"/>
-          <w:lang w:val="sr-Cyrl-RS"/>
-        </w:rPr>
-      </w:pPr>
-      <w:r>
-        <w:rPr>
-          <w:rFonts w:ascii="Verdana" w:hAnsi="Verdana"/>
-          <w:sz w:val="20"/>
-          <w:szCs w:val="20"/>
-          <w:lang w:val="sr-Cyrl-RS"/>
-        </w:rPr>
-        <w:t xml:space="preserve">Правилно референцирање извора преузетих слика (наводи се испод слике нпр. </w:t>
-      </w:r>
-      <w:r>
-        <w:rPr>
-          <w:rFonts w:ascii="Verdana" w:hAnsi="Verdana"/>
-          <w:b/>
-          <w:i/>
-          <w:color w:val="0070C0"/>
-          <w:sz w:val="20"/>
-          <w:szCs w:val="20"/>
-          <w:lang w:val="sr-Cyrl-RS"/>
-        </w:rPr>
-        <w:t>Слика 1. Подела оперативних система [1]</w:t>
-      </w:r>
-      <w:r>
-        <w:rPr>
-          <w:rFonts w:ascii="Verdana" w:hAnsi="Verdana"/>
-          <w:sz w:val="20"/>
-          <w:szCs w:val="20"/>
-          <w:lang w:val="sr-Cyrl-RS"/>
-        </w:rPr>
-        <w:t xml:space="preserve">, где је [1] број са списка литературе који је извор), </w:t>
-      </w:r>
-    </w:p>
-    <w:p>
-      <w:pPr>
-        <w:spacing w:after="0" w:line="240" w:lineRule="auto"/>
-        <w:jc w:val="both"/>
-        <w:rPr>
-          <w:rFonts w:ascii="Verdana" w:hAnsi="Verdana"/>
-          <w:sz w:val="20"/>
-          <w:szCs w:val="20"/>
-          <w:lang w:val="sr-Cyrl-RS"/>
-        </w:rPr>
-      </w:pPr>
-      <w:r>
-        <w:rPr>
-          <w:rFonts w:ascii="Verdana" w:hAnsi="Verdana"/>
-          <w:sz w:val="20"/>
-          <w:szCs w:val="20"/>
-          <w:lang w:val="sr-Cyrl-RS"/>
-        </w:rPr>
-        <w:t>4. правилно форматирање литературе:</w:t>
-      </w:r>
-    </w:p>
-    <w:p>
-      <w:pPr>
-        <w:numPr>
-          <w:ilvl w:val="0"/>
-          <w:numId w:val="30"/>
-        </w:numPr>
-        <w:spacing w:after="0" w:line="240" w:lineRule="auto"/>
-        <w:ind w:left="1418" w:hanging="284"/>
-        <w:jc w:val="both"/>
-        <w:rPr>
-          <w:rFonts w:ascii="Verdana" w:hAnsi="Verdana"/>
-          <w:sz w:val="20"/>
-          <w:szCs w:val="20"/>
-          <w:lang w:val="sr-Cyrl-RS"/>
-        </w:rPr>
-      </w:pPr>
-      <w:r>
-        <w:rPr>
-          <w:rFonts w:ascii="Verdana" w:hAnsi="Verdana"/>
-          <w:sz w:val="20"/>
-          <w:szCs w:val="20"/>
-          <w:lang w:val="sr-Cyrl-RS"/>
-        </w:rPr>
-        <w:t xml:space="preserve">ако је садржај са сајта: опис, урл, датум посете; </w:t>
-      </w:r>
-    </w:p>
-    <w:p>
-      <w:pPr>
-        <w:numPr>
-          <w:ilvl w:val="0"/>
-          <w:numId w:val="30"/>
-        </w:numPr>
-        <w:spacing w:after="0" w:line="240" w:lineRule="auto"/>
-        <w:ind w:left="1418" w:hanging="284"/>
-        <w:jc w:val="both"/>
-        <w:rPr>
-          <w:rFonts w:ascii="Verdana" w:hAnsi="Verdana"/>
-          <w:sz w:val="20"/>
-          <w:szCs w:val="20"/>
-          <w:lang w:val="sr-Cyrl-RS"/>
-        </w:rPr>
-      </w:pPr>
-      <w:r>
-        <w:rPr>
-          <w:rFonts w:ascii="Verdana" w:hAnsi="Verdana"/>
-          <w:sz w:val="20"/>
-          <w:szCs w:val="20"/>
-          <w:lang w:val="sr-Cyrl-RS"/>
-        </w:rPr>
-        <w:t>ако је научни рад или уџбеник: аутор, назив дела, издавач/назив часописа/назив конференције, година издања</w:t>
-      </w:r>
-    </w:p>
-    <w:p>
-      <w:pPr>
-        <w:spacing w:after="0" w:line="240" w:lineRule="auto"/>
-        <w:jc w:val="both"/>
-        <w:rPr>
-          <w:rFonts w:ascii="Verdana" w:hAnsi="Verdana"/>
-          <w:sz w:val="20"/>
-          <w:szCs w:val="20"/>
-          <w:lang w:val="sr-Latn-RS"/>
-        </w:rPr>
-      </w:pPr>
-      <w:r>
-        <w:rPr>
-          <w:rFonts w:ascii="Verdana" w:hAnsi="Verdana"/>
-          <w:sz w:val="20"/>
-          <w:szCs w:val="20"/>
-          <w:lang w:val="sr-Cyrl-RS"/>
-        </w:rPr>
-        <w:t xml:space="preserve">5. Минимум 10 различитих литературних референци за текст, </w:t>
-      </w:r>
-      <w:r>
-        <w:rPr>
-          <w:rFonts w:ascii="Verdana" w:hAnsi="Verdana"/>
-          <w:b/>
-          <w:color w:val="FF0000"/>
-          <w:sz w:val="20"/>
-          <w:szCs w:val="20"/>
-          <w:lang w:val="sr-Cyrl-RS"/>
-        </w:rPr>
-        <w:t>референце за слике су одвојене</w:t>
-      </w:r>
-      <w:r>
-        <w:rPr>
-          <w:rFonts w:ascii="Verdana" w:hAnsi="Verdana"/>
-          <w:sz w:val="20"/>
-          <w:szCs w:val="20"/>
-          <w:lang w:val="sr-Cyrl-RS"/>
-        </w:rPr>
-        <w:t xml:space="preserve">. Литературне референце су уџбеници, научни радови или сајтови реномираних софтверских компанија (нпр. </w:t>
-      </w:r>
-      <w:r>
-        <w:rPr>
-          <w:rFonts w:ascii="Verdana" w:hAnsi="Verdana"/>
-          <w:sz w:val="20"/>
-          <w:szCs w:val="20"/>
-          <w:lang w:val="sr-Latn-RS"/>
-        </w:rPr>
-        <w:t>Microsoft</w:t>
-      </w:r>
-      <w:r>
-        <w:rPr>
-          <w:rFonts w:ascii="Verdana" w:hAnsi="Verdana"/>
-          <w:sz w:val="20"/>
-          <w:szCs w:val="20"/>
-          <w:lang w:val="sr-Cyrl-RS"/>
-        </w:rPr>
-        <w:t xml:space="preserve">). Не сме бити </w:t>
-      </w:r>
-      <w:r>
-        <w:rPr>
-          <w:rFonts w:ascii="Verdana" w:hAnsi="Verdana"/>
-          <w:sz w:val="20"/>
-          <w:szCs w:val="20"/>
-        </w:rPr>
-        <w:t>w</w:t>
-      </w:r>
-      <w:r>
-        <w:rPr>
-          <w:rFonts w:ascii="Verdana" w:hAnsi="Verdana"/>
-          <w:sz w:val="20"/>
-          <w:szCs w:val="20"/>
-          <w:lang w:val="sr-Cyrl-RS"/>
-        </w:rPr>
-        <w:t>икипедија нити блогови.</w:t>
-      </w:r>
+          <w:lang w:val="sr-Latn-RS"/>
+        </w:rPr>
+      </w:pPr>
+      <w:bookmarkStart w:id="33" w:name="_GoBack"/>
+      <w:bookmarkEnd w:id="33"/>
     </w:p>
     <w:sectPr>
-      <w:footerReference w:type="default" r:id="rId79"/>
+      <w:footerReference w:type="default" r:id="rId109"/>
       <w:pgSz w:w="11907" w:h="16839" w:code="9"/>
       <w:pgMar w:top="270" w:right="1275" w:bottom="270" w:left="1134" w:header="0" w:footer="0" w:gutter="0"/>
       <w:cols w:space="720"/>
@@ -13141,8 +15803,11 @@
     <w:autoRedefine/>
     <w:uiPriority w:val="39"/>
     <w:unhideWhenUsed/>
-    <w:rsid w:val="00D45AA9"/>
+    <w:rsid w:val="002A07B6"/>
     <w:pPr>
+      <w:tabs>
+        <w:tab w:val="right" w:leader="dot" w:pos="9488"/>
+      </w:tabs>
       <w:ind w:left="440"/>
     </w:pPr>
   </w:style>

--- a/seminarski.docx
+++ b/seminarski.docx
@@ -1136,6 +1136,8 @@
         </w:rPr>
       </w:pPr>
     </w:p>
+    <w:bookmarkStart w:id="0" w:name="_GoBack"/>
+    <w:bookmarkEnd w:id="0"/>
     <w:p>
       <w:pPr>
         <w:pStyle w:val="TOC1"/>
@@ -1154,7 +1156,7 @@
       <w:r>
         <w:fldChar w:fldCharType="separate"/>
       </w:r>
-      <w:hyperlink w:anchor="_Toc225193395" w:history="1">
+      <w:hyperlink w:anchor="_Toc225195636" w:history="1">
         <w:r>
           <w:rPr>
             <w:rStyle w:val="Hyperlink"/>
@@ -1177,7 +1179,7 @@
           <w:rPr>
             <w:webHidden/>
           </w:rPr>
-          <w:instrText xml:space="preserve"> PAGEREF _Toc225193395 \h </w:instrText>
+          <w:instrText xml:space="preserve"> PAGEREF _Toc225195636 \h </w:instrText>
         </w:r>
         <w:r>
           <w:rPr>
@@ -1216,7 +1218,7 @@
           <w:lang w:val="sr-Latn-RS" w:eastAsia="sr-Latn-RS"/>
         </w:rPr>
       </w:pPr>
-      <w:hyperlink w:anchor="_Toc225193396" w:history="1">
+      <w:hyperlink w:anchor="_Toc225195637" w:history="1">
         <w:r>
           <w:rPr>
             <w:rStyle w:val="Hyperlink"/>
@@ -1244,7 +1246,7 @@
             <w:noProof/>
             <w:webHidden/>
           </w:rPr>
-          <w:instrText xml:space="preserve"> PAGEREF _Toc225193396 \h </w:instrText>
+          <w:instrText xml:space="preserve"> PAGEREF _Toc225195637 \h </w:instrText>
         </w:r>
         <w:r>
           <w:rPr>
@@ -1287,7 +1289,7 @@
           <w:lang w:val="sr-Latn-RS" w:eastAsia="sr-Latn-RS"/>
         </w:rPr>
       </w:pPr>
-      <w:hyperlink w:anchor="_Toc225193397" w:history="1">
+      <w:hyperlink w:anchor="_Toc225195638" w:history="1">
         <w:r>
           <w:rPr>
             <w:rStyle w:val="Hyperlink"/>
@@ -1348,7 +1350,7 @@
             <w:noProof/>
             <w:webHidden/>
           </w:rPr>
-          <w:instrText xml:space="preserve"> PAGEREF _Toc225193397 \h </w:instrText>
+          <w:instrText xml:space="preserve"> PAGEREF _Toc225195638 \h </w:instrText>
         </w:r>
         <w:r>
           <w:rPr>
@@ -1391,7 +1393,7 @@
           <w:lang w:val="sr-Latn-RS" w:eastAsia="sr-Latn-RS"/>
         </w:rPr>
       </w:pPr>
-      <w:hyperlink w:anchor="_Toc225193398" w:history="1">
+      <w:hyperlink w:anchor="_Toc225195639" w:history="1">
         <w:r>
           <w:rPr>
             <w:rStyle w:val="Hyperlink"/>
@@ -1435,7 +1437,7 @@
             <w:noProof/>
             <w:webHidden/>
           </w:rPr>
-          <w:instrText xml:space="preserve"> PAGEREF _Toc225193398 \h </w:instrText>
+          <w:instrText xml:space="preserve"> PAGEREF _Toc225195639 \h </w:instrText>
         </w:r>
         <w:r>
           <w:rPr>
@@ -1478,7 +1480,7 @@
           <w:lang w:val="sr-Latn-RS" w:eastAsia="sr-Latn-RS"/>
         </w:rPr>
       </w:pPr>
-      <w:hyperlink w:anchor="_Toc225193399" w:history="1">
+      <w:hyperlink w:anchor="_Toc225195640" w:history="1">
         <w:r>
           <w:rPr>
             <w:rStyle w:val="Hyperlink"/>
@@ -1522,7 +1524,7 @@
             <w:noProof/>
             <w:webHidden/>
           </w:rPr>
-          <w:instrText xml:space="preserve"> PAGEREF _Toc225193399 \h </w:instrText>
+          <w:instrText xml:space="preserve"> PAGEREF _Toc225195640 \h </w:instrText>
         </w:r>
         <w:r>
           <w:rPr>
@@ -1566,7 +1568,7 @@
           <w:lang w:val="sr-Latn-RS" w:eastAsia="sr-Latn-RS"/>
         </w:rPr>
       </w:pPr>
-      <w:hyperlink w:anchor="_Toc225193400" w:history="1">
+      <w:hyperlink w:anchor="_Toc225195641" w:history="1">
         <w:r>
           <w:rPr>
             <w:rStyle w:val="Hyperlink"/>
@@ -1621,7 +1623,7 @@
             <w:noProof/>
             <w:webHidden/>
           </w:rPr>
-          <w:instrText xml:space="preserve"> PAGEREF _Toc225193400 \h </w:instrText>
+          <w:instrText xml:space="preserve"> PAGEREF _Toc225195641 \h </w:instrText>
         </w:r>
         <w:r>
           <w:rPr>
@@ -1661,7 +1663,7 @@
           <w:lang w:val="sr-Latn-RS" w:eastAsia="sr-Latn-RS"/>
         </w:rPr>
       </w:pPr>
-      <w:hyperlink w:anchor="_Toc225193401" w:history="1">
+      <w:hyperlink w:anchor="_Toc225195642" w:history="1">
         <w:r>
           <w:rPr>
             <w:rStyle w:val="Hyperlink"/>
@@ -1690,7 +1692,7 @@
             <w:noProof/>
             <w:webHidden/>
           </w:rPr>
-          <w:instrText xml:space="preserve"> PAGEREF _Toc225193401 \h </w:instrText>
+          <w:instrText xml:space="preserve"> PAGEREF _Toc225195642 \h </w:instrText>
         </w:r>
         <w:r>
           <w:rPr>
@@ -1730,7 +1732,7 @@
           <w:lang w:val="sr-Latn-RS" w:eastAsia="sr-Latn-RS"/>
         </w:rPr>
       </w:pPr>
-      <w:hyperlink w:anchor="_Toc225193402" w:history="1">
+      <w:hyperlink w:anchor="_Toc225195643" w:history="1">
         <w:r>
           <w:rPr>
             <w:rStyle w:val="Hyperlink"/>
@@ -1767,7 +1769,7 @@
             <w:noProof/>
             <w:webHidden/>
           </w:rPr>
-          <w:instrText xml:space="preserve"> PAGEREF _Toc225193402 \h </w:instrText>
+          <w:instrText xml:space="preserve"> PAGEREF _Toc225195643 \h </w:instrText>
         </w:r>
         <w:r>
           <w:rPr>
@@ -1807,7 +1809,7 @@
           <w:lang w:val="sr-Latn-RS" w:eastAsia="sr-Latn-RS"/>
         </w:rPr>
       </w:pPr>
-      <w:hyperlink w:anchor="_Toc225193403" w:history="1">
+      <w:hyperlink w:anchor="_Toc225195644" w:history="1">
         <w:r>
           <w:rPr>
             <w:rStyle w:val="Hyperlink"/>
@@ -1836,7 +1838,7 @@
             <w:noProof/>
             <w:webHidden/>
           </w:rPr>
-          <w:instrText xml:space="preserve"> PAGEREF _Toc225193403 \h </w:instrText>
+          <w:instrText xml:space="preserve"> PAGEREF _Toc225195644 \h </w:instrText>
         </w:r>
         <w:r>
           <w:rPr>
@@ -1876,7 +1878,7 @@
           <w:lang w:val="sr-Latn-RS" w:eastAsia="sr-Latn-RS"/>
         </w:rPr>
       </w:pPr>
-      <w:hyperlink w:anchor="_Toc225193404" w:history="1">
+      <w:hyperlink w:anchor="_Toc225195645" w:history="1">
         <w:r>
           <w:rPr>
             <w:rStyle w:val="Hyperlink"/>
@@ -1905,7 +1907,7 @@
             <w:noProof/>
             <w:webHidden/>
           </w:rPr>
-          <w:instrText xml:space="preserve"> PAGEREF _Toc225193404 \h </w:instrText>
+          <w:instrText xml:space="preserve"> PAGEREF _Toc225195645 \h </w:instrText>
         </w:r>
         <w:r>
           <w:rPr>
@@ -1945,7 +1947,7 @@
           <w:lang w:val="sr-Latn-RS" w:eastAsia="sr-Latn-RS"/>
         </w:rPr>
       </w:pPr>
-      <w:hyperlink w:anchor="_Toc225193405" w:history="1">
+      <w:hyperlink w:anchor="_Toc225195646" w:history="1">
         <w:r>
           <w:rPr>
             <w:rStyle w:val="Hyperlink"/>
@@ -1974,7 +1976,7 @@
             <w:noProof/>
             <w:webHidden/>
           </w:rPr>
-          <w:instrText xml:space="preserve"> PAGEREF _Toc225193405 \h </w:instrText>
+          <w:instrText xml:space="preserve"> PAGEREF _Toc225195646 \h </w:instrText>
         </w:r>
         <w:r>
           <w:rPr>
@@ -2014,7 +2016,7 @@
           <w:lang w:val="sr-Latn-RS" w:eastAsia="sr-Latn-RS"/>
         </w:rPr>
       </w:pPr>
-      <w:hyperlink w:anchor="_Toc225193406" w:history="1">
+      <w:hyperlink w:anchor="_Toc225195647" w:history="1">
         <w:r>
           <w:rPr>
             <w:rStyle w:val="Hyperlink"/>
@@ -2043,7 +2045,7 @@
             <w:noProof/>
             <w:webHidden/>
           </w:rPr>
-          <w:instrText xml:space="preserve"> PAGEREF _Toc225193406 \h </w:instrText>
+          <w:instrText xml:space="preserve"> PAGEREF _Toc225195647 \h </w:instrText>
         </w:r>
         <w:r>
           <w:rPr>
@@ -2086,7 +2088,7 @@
           <w:lang w:val="sr-Latn-RS" w:eastAsia="sr-Latn-RS"/>
         </w:rPr>
       </w:pPr>
-      <w:hyperlink w:anchor="_Toc225193407" w:history="1">
+      <w:hyperlink w:anchor="_Toc225195648" w:history="1">
         <w:r>
           <w:rPr>
             <w:rStyle w:val="Hyperlink"/>
@@ -2114,7 +2116,7 @@
             <w:noProof/>
             <w:webHidden/>
           </w:rPr>
-          <w:instrText xml:space="preserve"> PAGEREF _Toc225193407 \h </w:instrText>
+          <w:instrText xml:space="preserve"> PAGEREF _Toc225195648 \h </w:instrText>
         </w:r>
         <w:r>
           <w:rPr>
@@ -2157,7 +2159,7 @@
           <w:lang w:val="sr-Latn-RS" w:eastAsia="sr-Latn-RS"/>
         </w:rPr>
       </w:pPr>
-      <w:hyperlink w:anchor="_Toc225193408" w:history="1">
+      <w:hyperlink w:anchor="_Toc225195649" w:history="1">
         <w:r>
           <w:rPr>
             <w:rStyle w:val="Hyperlink"/>
@@ -2185,7 +2187,7 @@
             <w:noProof/>
             <w:webHidden/>
           </w:rPr>
-          <w:instrText xml:space="preserve"> PAGEREF _Toc225193408 \h </w:instrText>
+          <w:instrText xml:space="preserve"> PAGEREF _Toc225195649 \h </w:instrText>
         </w:r>
         <w:r>
           <w:rPr>
@@ -2225,7 +2227,7 @@
           <w:lang w:val="sr-Latn-RS" w:eastAsia="sr-Latn-RS"/>
         </w:rPr>
       </w:pPr>
-      <w:hyperlink w:anchor="_Toc225193409" w:history="1">
+      <w:hyperlink w:anchor="_Toc225195650" w:history="1">
         <w:r>
           <w:rPr>
             <w:rStyle w:val="Hyperlink"/>
@@ -2256,7 +2258,7 @@
           <w:rPr>
             <w:webHidden/>
           </w:rPr>
-          <w:instrText xml:space="preserve"> PAGEREF _Toc225193409 \h </w:instrText>
+          <w:instrText xml:space="preserve"> PAGEREF _Toc225195650 \h </w:instrText>
         </w:r>
         <w:r>
           <w:rPr>
@@ -2295,7 +2297,7 @@
           <w:lang w:val="sr-Latn-RS" w:eastAsia="sr-Latn-RS"/>
         </w:rPr>
       </w:pPr>
-      <w:hyperlink w:anchor="_Toc225193410" w:history="1">
+      <w:hyperlink w:anchor="_Toc225195651" w:history="1">
         <w:r>
           <w:rPr>
             <w:rStyle w:val="Hyperlink"/>
@@ -2324,7 +2326,7 @@
             <w:noProof/>
             <w:webHidden/>
           </w:rPr>
-          <w:instrText xml:space="preserve"> PAGEREF _Toc225193410 \h </w:instrText>
+          <w:instrText xml:space="preserve"> PAGEREF _Toc225195651 \h </w:instrText>
         </w:r>
         <w:r>
           <w:rPr>
@@ -2367,7 +2369,7 @@
           <w:lang w:val="sr-Latn-RS" w:eastAsia="sr-Latn-RS"/>
         </w:rPr>
       </w:pPr>
-      <w:hyperlink w:anchor="_Toc225193411" w:history="1">
+      <w:hyperlink w:anchor="_Toc225195652" w:history="1">
         <w:r>
           <w:rPr>
             <w:rStyle w:val="Hyperlink"/>
@@ -2395,7 +2397,7 @@
             <w:noProof/>
             <w:webHidden/>
           </w:rPr>
-          <w:instrText xml:space="preserve"> PAGEREF _Toc225193411 \h </w:instrText>
+          <w:instrText xml:space="preserve"> PAGEREF _Toc225195652 \h </w:instrText>
         </w:r>
         <w:r>
           <w:rPr>
@@ -2438,7 +2440,7 @@
           <w:lang w:val="sr-Latn-RS" w:eastAsia="sr-Latn-RS"/>
         </w:rPr>
       </w:pPr>
-      <w:hyperlink w:anchor="_Toc225193412" w:history="1">
+      <w:hyperlink w:anchor="_Toc225195653" w:history="1">
         <w:r>
           <w:rPr>
             <w:rStyle w:val="Hyperlink"/>
@@ -2466,7 +2468,7 @@
             <w:noProof/>
             <w:webHidden/>
           </w:rPr>
-          <w:instrText xml:space="preserve"> PAGEREF _Toc225193412 \h </w:instrText>
+          <w:instrText xml:space="preserve"> PAGEREF _Toc225195653 \h </w:instrText>
         </w:r>
         <w:r>
           <w:rPr>
@@ -2506,18 +2508,25 @@
           <w:lang w:val="sr-Latn-RS" w:eastAsia="sr-Latn-RS"/>
         </w:rPr>
       </w:pPr>
-      <w:hyperlink w:anchor="_Toc225193413" w:history="1">
-        <w:r>
-          <w:rPr>
-            <w:rStyle w:val="Hyperlink"/>
-          </w:rPr>
-          <w:t>3. Zaklju</w:t>
-        </w:r>
+      <w:hyperlink w:anchor="_Toc225195654" w:history="1">
         <w:r>
           <w:rPr>
             <w:rStyle w:val="Hyperlink"/>
             <w:lang w:val="sr-Latn-RS"/>
           </w:rPr>
+          <w:t xml:space="preserve">3. </w:t>
+        </w:r>
+        <w:r>
+          <w:rPr>
+            <w:rStyle w:val="Hyperlink"/>
+          </w:rPr>
+          <w:t>Zaklju</w:t>
+        </w:r>
+        <w:r>
+          <w:rPr>
+            <w:rStyle w:val="Hyperlink"/>
+            <w:lang w:val="sr-Latn-RS"/>
+          </w:rPr>
           <w:t>čak</w:t>
         </w:r>
         <w:r>
@@ -2536,7 +2545,7 @@
           <w:rPr>
             <w:webHidden/>
           </w:rPr>
-          <w:instrText xml:space="preserve"> PAGEREF _Toc225193413 \h </w:instrText>
+          <w:instrText xml:space="preserve"> PAGEREF _Toc225195654 \h </w:instrText>
         </w:r>
         <w:r>
           <w:rPr>
@@ -2553,7 +2562,7 @@
           <w:rPr>
             <w:webHidden/>
           </w:rPr>
-          <w:t>17</w:t>
+          <w:t>27</w:t>
         </w:r>
         <w:r>
           <w:rPr>
@@ -2572,7 +2581,7 @@
           <w:lang w:val="sr-Latn-RS" w:eastAsia="sr-Latn-RS"/>
         </w:rPr>
       </w:pPr>
-      <w:hyperlink w:anchor="_Toc225193414" w:history="1">
+      <w:hyperlink w:anchor="_Toc225195655" w:history="1">
         <w:r>
           <w:rPr>
             <w:rStyle w:val="Hyperlink"/>
@@ -2595,7 +2604,7 @@
           <w:rPr>
             <w:webHidden/>
           </w:rPr>
-          <w:instrText xml:space="preserve"> PAGEREF _Toc225193414 \h </w:instrText>
+          <w:instrText xml:space="preserve"> PAGEREF _Toc225195655 \h </w:instrText>
         </w:r>
         <w:r>
           <w:rPr>
@@ -2612,7 +2621,7 @@
           <w:rPr>
             <w:webHidden/>
           </w:rPr>
-          <w:t>18</w:t>
+          <w:t>28</w:t>
         </w:r>
         <w:r>
           <w:rPr>
@@ -2683,8 +2692,8 @@
           <w:szCs w:val="24"/>
         </w:rPr>
       </w:pPr>
-      <w:bookmarkStart w:id="0" w:name="_Toc169829401"/>
-      <w:bookmarkStart w:id="1" w:name="_Toc225193395"/>
+      <w:bookmarkStart w:id="1" w:name="_Toc169829401"/>
+      <w:bookmarkStart w:id="2" w:name="_Toc225195636"/>
       <w:r>
         <w:rPr>
           <w:rFonts w:ascii="Verdana" w:hAnsi="Verdana"/>
@@ -2693,8 +2702,8 @@
         </w:rPr>
         <w:t>1. Teorijski deo</w:t>
       </w:r>
-      <w:bookmarkEnd w:id="0"/>
       <w:bookmarkEnd w:id="1"/>
+      <w:bookmarkEnd w:id="2"/>
     </w:p>
     <w:p>
       <w:pPr>
@@ -2707,8 +2716,8 @@
           <w:lang w:val="sr-Cyrl-RS"/>
         </w:rPr>
       </w:pPr>
-      <w:bookmarkStart w:id="2" w:name="_Toc169829402"/>
-      <w:bookmarkStart w:id="3" w:name="_Toc225193396"/>
+      <w:bookmarkStart w:id="3" w:name="_Toc169829402"/>
+      <w:bookmarkStart w:id="4" w:name="_Toc225195637"/>
       <w:r>
         <w:rPr>
           <w:rFonts w:ascii="Verdana" w:hAnsi="Verdana"/>
@@ -2727,8 +2736,8 @@
         </w:rPr>
         <w:t>Teorijske osnove</w:t>
       </w:r>
-      <w:bookmarkEnd w:id="2"/>
       <w:bookmarkEnd w:id="3"/>
+      <w:bookmarkEnd w:id="4"/>
     </w:p>
     <w:p>
       <w:pPr>
@@ -2771,7 +2780,7 @@
           <w:color w:val="000000"/>
         </w:rPr>
       </w:pPr>
-      <w:bookmarkStart w:id="4" w:name="_Toc225193397"/>
+      <w:bookmarkStart w:id="5" w:name="_Toc225195638"/>
       <w:r>
         <w:rPr>
           <w:rFonts w:ascii="Verdana" w:hAnsi="Verdana"/>
@@ -2808,7 +2817,7 @@
         </w:rPr>
         <w:t xml:space="preserve"> SaaS</w:t>
       </w:r>
-      <w:bookmarkEnd w:id="4"/>
+      <w:bookmarkEnd w:id="5"/>
     </w:p>
     <w:p>
       <w:pPr>
@@ -2931,11 +2940,53 @@
         <w:rPr>
           <w:rFonts w:ascii="Verdana" w:hAnsi="Verdana"/>
         </w:rPr>
+        <w:fldChar w:fldCharType="begin"/>
+      </w:r>
+      <w:r>
+        <w:rPr>
+          <w:rFonts w:ascii="Verdana" w:hAnsi="Verdana"/>
+        </w:rPr>
+        <w:instrText xml:space="preserve"> </w:instrText>
+      </w:r>
+      <w:r>
+        <w:rPr>
+          <w:rFonts w:ascii="Verdana" w:hAnsi="Verdana"/>
+        </w:rPr>
+        <w:instrText>INCLUDEPICTURE  "ht</w:instrText>
+      </w:r>
+      <w:r>
+        <w:rPr>
+          <w:rFonts w:ascii="Verdana" w:hAnsi="Verdana"/>
+        </w:rPr>
+        <w:instrText>tps://www.redhat.com/rhdc/managed-files/iaas_focus-paas-saas-diagram-1200x1046.png" \* MERGEFORMATINET</w:instrText>
+      </w:r>
+      <w:r>
+        <w:rPr>
+          <w:rFonts w:ascii="Verdana" w:hAnsi="Verdana"/>
+        </w:rPr>
+        <w:instrText xml:space="preserve"> </w:instrText>
+      </w:r>
+      <w:r>
+        <w:rPr>
+          <w:rFonts w:ascii="Verdana" w:hAnsi="Verdana"/>
+        </w:rPr>
+        <w:fldChar w:fldCharType="separate"/>
+      </w:r>
+      <w:r>
+        <w:rPr>
+          <w:rFonts w:ascii="Verdana" w:hAnsi="Verdana"/>
+        </w:rPr>
         <w:pict w14:anchorId="55848C02">
-          <v:shape id="_x0000_i1085" type="#_x0000_t75" alt="IaaS vs PaaS vs SaaS" style="width:490.9pt;height:312.3pt">
+          <v:shape id="_x0000_i1027" type="#_x0000_t75" alt="IaaS vs PaaS vs SaaS" style="width:491.85pt;height:312.3pt">
             <v:imagedata r:id="rId9" r:href="rId10"/>
           </v:shape>
         </w:pict>
+      </w:r>
+      <w:r>
+        <w:rPr>
+          <w:rFonts w:ascii="Verdana" w:hAnsi="Verdana"/>
+        </w:rPr>
+        <w:fldChar w:fldCharType="end"/>
       </w:r>
       <w:r>
         <w:rPr>
@@ -3148,14 +3199,14 @@
           <w:rFonts w:ascii="Verdana" w:hAnsi="Verdana"/>
         </w:rPr>
       </w:pPr>
-      <w:bookmarkStart w:id="5" w:name="_Toc225193398"/>
+      <w:bookmarkStart w:id="6" w:name="_Toc225195639"/>
       <w:r>
         <w:rPr>
           <w:rFonts w:ascii="Verdana" w:hAnsi="Verdana"/>
         </w:rPr>
         <w:t>Infastructure as Code</w:t>
       </w:r>
-      <w:bookmarkEnd w:id="5"/>
+      <w:bookmarkEnd w:id="6"/>
     </w:p>
     <w:p>
       <w:pPr>
@@ -3299,11 +3350,47 @@
         <w:rPr>
           <w:rFonts w:ascii="Verdana" w:hAnsi="Verdana"/>
         </w:rPr>
+        <w:fldChar w:fldCharType="begin"/>
+      </w:r>
+      <w:r>
+        <w:rPr>
+          <w:rFonts w:ascii="Verdana" w:hAnsi="Verdana"/>
+        </w:rPr>
+        <w:instrText xml:space="preserve"> </w:instrText>
+      </w:r>
+      <w:r>
+        <w:rPr>
+          <w:rFonts w:ascii="Verdana" w:hAnsi="Verdana"/>
+        </w:rPr>
+        <w:instrText>INCLUDEPICTURE  "https://www.altexsoft.com/static/blog-post/2023/11/2fdb241f-32bc-4c4b-aed4-f5836063dbad.jpg" \* MERGEFORMATINET</w:instrText>
+      </w:r>
+      <w:r>
+        <w:rPr>
+          <w:rFonts w:ascii="Verdana" w:hAnsi="Verdana"/>
+        </w:rPr>
+        <w:instrText xml:space="preserve"> </w:instrText>
+      </w:r>
+      <w:r>
+        <w:rPr>
+          <w:rFonts w:ascii="Verdana" w:hAnsi="Verdana"/>
+        </w:rPr>
+        <w:fldChar w:fldCharType="separate"/>
+      </w:r>
+      <w:r>
+        <w:rPr>
+          <w:rFonts w:ascii="Verdana" w:hAnsi="Verdana"/>
+        </w:rPr>
         <w:pict w14:anchorId="5BE893A2">
-          <v:shape id="_x0000_i1086" type="#_x0000_t75" alt="Infrastructure as Code: Benefits, Types, and Tools" style="width:518.95pt;height:340.35pt">
+          <v:shape id="_x0000_i1028" type="#_x0000_t75" alt="Infrastructure as Code: Benefits, Types, and Tools" style="width:518.95pt;height:340.35pt">
             <v:imagedata r:id="rId14" r:href="rId15"/>
           </v:shape>
         </w:pict>
+      </w:r>
+      <w:r>
+        <w:rPr>
+          <w:rFonts w:ascii="Verdana" w:hAnsi="Verdana"/>
+        </w:rPr>
+        <w:fldChar w:fldCharType="end"/>
       </w:r>
       <w:r>
         <w:rPr>
@@ -3402,7 +3489,7 @@
           <w:rFonts w:ascii="Verdana" w:hAnsi="Verdana"/>
         </w:rPr>
       </w:pPr>
-      <w:bookmarkStart w:id="6" w:name="_Toc225193399"/>
+      <w:bookmarkStart w:id="7" w:name="_Toc225195640"/>
       <w:r>
         <w:rPr>
           <w:rFonts w:ascii="Verdana" w:hAnsi="Verdana"/>
@@ -3415,7 +3502,7 @@
         </w:rPr>
         <w:t xml:space="preserve"> IaaS u odnosu na On-Premise sistem</w:t>
       </w:r>
-      <w:bookmarkEnd w:id="6"/>
+      <w:bookmarkEnd w:id="7"/>
     </w:p>
     <w:p>
       <w:pPr>
@@ -3545,8 +3632,8 @@
           <w:lang w:val="sr-Latn-RS"/>
         </w:rPr>
       </w:pPr>
-      <w:bookmarkStart w:id="7" w:name="_Toc169829403"/>
-      <w:bookmarkStart w:id="8" w:name="_Toc225193400"/>
+      <w:bookmarkStart w:id="8" w:name="_Toc169829403"/>
+      <w:bookmarkStart w:id="9" w:name="_Toc225195641"/>
       <w:r>
         <w:rPr>
           <w:rFonts w:ascii="Verdana" w:hAnsi="Verdana"/>
@@ -3567,8 +3654,8 @@
         </w:rPr>
         <w:t>ške osnove</w:t>
       </w:r>
-      <w:bookmarkEnd w:id="7"/>
       <w:bookmarkEnd w:id="8"/>
+      <w:bookmarkEnd w:id="9"/>
     </w:p>
     <w:p>
       <w:pPr>
@@ -3578,7 +3665,7 @@
           <w:lang w:val="sr-Latn-RS"/>
         </w:rPr>
       </w:pPr>
-      <w:bookmarkStart w:id="9" w:name="_Toc225193401"/>
+      <w:bookmarkStart w:id="10" w:name="_Toc225195642"/>
       <w:r>
         <w:rPr>
           <w:rFonts w:ascii="Verdana" w:hAnsi="Verdana"/>
@@ -3586,7 +3673,7 @@
         </w:rPr>
         <w:t>1.2.1. Virtualizacija</w:t>
       </w:r>
-      <w:bookmarkEnd w:id="9"/>
+      <w:bookmarkEnd w:id="10"/>
     </w:p>
     <w:p>
       <w:pPr>
@@ -3637,21 +3724,7 @@
             <w:rStyle w:val="Hyperlink"/>
             <w:rFonts w:ascii="Verdana" w:hAnsi="Verdana"/>
           </w:rPr>
-          <w:t>[</w:t>
-        </w:r>
-        <w:r>
-          <w:rPr>
-            <w:rStyle w:val="Hyperlink"/>
-            <w:rFonts w:ascii="Verdana" w:hAnsi="Verdana"/>
-          </w:rPr>
-          <w:t>4</w:t>
-        </w:r>
-        <w:r>
-          <w:rPr>
-            <w:rStyle w:val="Hyperlink"/>
-            <w:rFonts w:ascii="Verdana" w:hAnsi="Verdana"/>
-          </w:rPr>
-          <w:t>]</w:t>
+          <w:t>[4]</w:t>
         </w:r>
       </w:hyperlink>
     </w:p>
@@ -3757,11 +3830,47 @@
         <w:rPr>
           <w:rFonts w:ascii="Verdana" w:hAnsi="Verdana"/>
         </w:rPr>
+        <w:fldChar w:fldCharType="begin"/>
+      </w:r>
+      <w:r>
+        <w:rPr>
+          <w:rFonts w:ascii="Verdana" w:hAnsi="Verdana"/>
+        </w:rPr>
+        <w:instrText xml:space="preserve"> </w:instrText>
+      </w:r>
+      <w:r>
+        <w:rPr>
+          <w:rFonts w:ascii="Verdana" w:hAnsi="Verdana"/>
+        </w:rPr>
+        <w:instrText>INCLUDEPICTURE  "https://s8.ezgif.com/tmp/ezgif-8772e4efe177e7e2.png" \* MERGEFORMATINET</w:instrText>
+      </w:r>
+      <w:r>
+        <w:rPr>
+          <w:rFonts w:ascii="Verdana" w:hAnsi="Verdana"/>
+        </w:rPr>
+        <w:instrText xml:space="preserve"> </w:instrText>
+      </w:r>
+      <w:r>
+        <w:rPr>
+          <w:rFonts w:ascii="Verdana" w:hAnsi="Verdana"/>
+        </w:rPr>
+        <w:fldChar w:fldCharType="separate"/>
+      </w:r>
+      <w:r>
+        <w:rPr>
+          <w:rFonts w:ascii="Verdana" w:hAnsi="Verdana"/>
+        </w:rPr>
         <w:pict w14:anchorId="2EEECBF5">
-          <v:shape id="_x0000_i1087" type="#_x0000_t75" alt="url_upload_69c12ed641d83.png [webp-to-png output image]" style="width:441.35pt;height:220.7pt">
+          <v:shape id="_x0000_i1029" type="#_x0000_t75" alt="url_upload_69c12ed641d83.png [webp-to-png output image]" style="width:441.35pt;height:220.7pt">
             <v:imagedata r:id="rId19" r:href="rId20"/>
           </v:shape>
         </w:pict>
+      </w:r>
+      <w:r>
+        <w:rPr>
+          <w:rFonts w:ascii="Verdana" w:hAnsi="Verdana"/>
+        </w:rPr>
+        <w:fldChar w:fldCharType="end"/>
       </w:r>
       <w:r>
         <w:rPr>
@@ -3953,11 +4062,47 @@
         <w:rPr>
           <w:rFonts w:ascii="Verdana" w:hAnsi="Verdana"/>
         </w:rPr>
+        <w:fldChar w:fldCharType="begin"/>
+      </w:r>
+      <w:r>
+        <w:rPr>
+          <w:rFonts w:ascii="Verdana" w:hAnsi="Verdana"/>
+        </w:rPr>
+        <w:instrText xml:space="preserve"> </w:instrText>
+      </w:r>
+      <w:r>
+        <w:rPr>
+          <w:rFonts w:ascii="Verdana" w:hAnsi="Verdana"/>
+        </w:rPr>
+        <w:instrText>INCLUDEPICTURE  "https://s8.ezgif.com/tmp/ezgif-828e03a3e98cd7c5.png" \* MERGEFORMATINET</w:instrText>
+      </w:r>
+      <w:r>
+        <w:rPr>
+          <w:rFonts w:ascii="Verdana" w:hAnsi="Verdana"/>
+        </w:rPr>
+        <w:instrText xml:space="preserve"> </w:instrText>
+      </w:r>
+      <w:r>
+        <w:rPr>
+          <w:rFonts w:ascii="Verdana" w:hAnsi="Verdana"/>
+        </w:rPr>
+        <w:fldChar w:fldCharType="separate"/>
+      </w:r>
+      <w:r>
+        <w:rPr>
+          <w:rFonts w:ascii="Verdana" w:hAnsi="Verdana"/>
+        </w:rPr>
         <w:pict w14:anchorId="4161A99A">
-          <v:shape id="_x0000_i1088" type="#_x0000_t75" alt="url_upload_69c12f31a6cc4.png [webp-to-png output image]" style="width:424.5pt;height:212.25pt">
+          <v:shape id="_x0000_i1030" type="#_x0000_t75" alt="url_upload_69c12f31a6cc4.png [webp-to-png output image]" style="width:424.5pt;height:212.25pt">
             <v:imagedata r:id="rId22" r:href="rId23"/>
           </v:shape>
         </w:pict>
+      </w:r>
+      <w:r>
+        <w:rPr>
+          <w:rFonts w:ascii="Verdana" w:hAnsi="Verdana"/>
+        </w:rPr>
+        <w:fldChar w:fldCharType="end"/>
       </w:r>
       <w:r>
         <w:rPr>
@@ -4774,11 +4919,53 @@
         <w:rPr>
           <w:rFonts w:ascii="Verdana" w:hAnsi="Verdana"/>
         </w:rPr>
+        <w:fldChar w:fldCharType="begin"/>
+      </w:r>
+      <w:r>
+        <w:rPr>
+          <w:rFonts w:ascii="Verdana" w:hAnsi="Verdana"/>
+        </w:rPr>
+        <w:instrText xml:space="preserve"> </w:instrText>
+      </w:r>
+      <w:r>
+        <w:rPr>
+          <w:rFonts w:ascii="Verdana" w:hAnsi="Verdana"/>
+        </w:rPr>
+        <w:instrText>INCLUDEPICTURE  "https://s1.ezgif.com/tmp/ezgif-1de01c082b52d26f.png" \* MERGEFORMAT</w:instrText>
+      </w:r>
+      <w:r>
+        <w:rPr>
+          <w:rFonts w:ascii="Verdana" w:hAnsi="Verdana"/>
+        </w:rPr>
+        <w:instrText>INET</w:instrText>
+      </w:r>
+      <w:r>
+        <w:rPr>
+          <w:rFonts w:ascii="Verdana" w:hAnsi="Verdana"/>
+        </w:rPr>
+        <w:instrText xml:space="preserve"> </w:instrText>
+      </w:r>
+      <w:r>
+        <w:rPr>
+          <w:rFonts w:ascii="Verdana" w:hAnsi="Verdana"/>
+        </w:rPr>
+        <w:fldChar w:fldCharType="separate"/>
+      </w:r>
+      <w:r>
+        <w:rPr>
+          <w:rFonts w:ascii="Verdana" w:hAnsi="Verdana"/>
+        </w:rPr>
         <w:pict w14:anchorId="6864B4B3">
-          <v:shape id="_x0000_i1089" type="#_x0000_t75" alt="url_upload_69c150ce5ebe3.png [webp-to-png output image]" style="width:528.3pt;height:245pt">
+          <v:shape id="_x0000_i1031" type="#_x0000_t75" alt="url_upload_69c150ce5ebe3.png [webp-to-png output image]" style="width:528.3pt;height:245pt">
             <v:imagedata r:id="rId33" r:href="rId34"/>
           </v:shape>
         </w:pict>
+      </w:r>
+      <w:r>
+        <w:rPr>
+          <w:rFonts w:ascii="Verdana" w:hAnsi="Verdana"/>
+        </w:rPr>
+        <w:fldChar w:fldCharType="end"/>
       </w:r>
       <w:r>
         <w:rPr>
@@ -4946,7 +5133,7 @@
           <w:lang w:val="sr-Latn-RS"/>
         </w:rPr>
       </w:pPr>
-      <w:bookmarkStart w:id="10" w:name="_Toc225193402"/>
+      <w:bookmarkStart w:id="11" w:name="_Toc225195643"/>
       <w:r>
         <w:rPr>
           <w:rFonts w:ascii="Verdana" w:hAnsi="Verdana"/>
@@ -4963,7 +5150,7 @@
         </w:rPr>
         <w:t>Softverski definisane mreže (SDN) – virtuelne mreže, podumreže, sigurnosne grupe, balanseri opterećenja</w:t>
       </w:r>
-      <w:bookmarkEnd w:id="10"/>
+      <w:bookmarkEnd w:id="11"/>
     </w:p>
     <w:p>
       <w:pPr>
@@ -5000,105 +5187,105 @@
             <w:rFonts w:ascii="Verdana" w:hAnsi="Verdana"/>
             <w:lang w:val="sr-Latn-RS" w:eastAsia="x-none"/>
           </w:rPr>
-          <w:t>[6</w:t>
-        </w:r>
+          <w:t>[6]</w:t>
+        </w:r>
+      </w:hyperlink>
+    </w:p>
+    <w:p>
+      <w:pPr>
+        <w:ind w:left="720"/>
+        <w:rPr>
+          <w:rFonts w:ascii="Verdana" w:hAnsi="Verdana"/>
+          <w:lang w:val="sr-Latn-RS" w:eastAsia="x-none"/>
+        </w:rPr>
+      </w:pPr>
+    </w:p>
+    <w:p>
+      <w:pPr>
+        <w:rPr>
+          <w:rFonts w:ascii="Verdana" w:hAnsi="Verdana"/>
+          <w:lang w:val="sr-Latn-RS" w:eastAsia="x-none"/>
+        </w:rPr>
+      </w:pPr>
+      <w:r>
+        <w:rPr>
+          <w:rFonts w:ascii="Verdana" w:hAnsi="Verdana"/>
+          <w:lang w:val="sr-Latn-RS" w:eastAsia="x-none"/>
+        </w:rPr>
+        <w:t>Ovaj model se razlikuje od modela tradicionalnih mreža, koje koriste namenske hardverske uređaje (tj. rutere i prekidače) za kontrolu mrežnog saobraćaja. SDN može da kreira i kontroliše virtuelnu mrežu – ili da kontroliše tradicionalni hardver – putem softvera.</w:t>
+      </w:r>
+      <w:r>
+        <w:rPr>
+          <w:rFonts w:ascii="Verdana" w:hAnsi="Verdana"/>
+          <w:lang w:val="sr-Latn-RS" w:eastAsia="x-none"/>
+        </w:rPr>
+        <w:t xml:space="preserve"> </w:t>
+      </w:r>
+      <w:hyperlink r:id="rId37" w:history="1">
         <w:r>
           <w:rPr>
             <w:rStyle w:val="Hyperlink"/>
             <w:rFonts w:ascii="Verdana" w:hAnsi="Verdana"/>
             <w:lang w:val="sr-Latn-RS" w:eastAsia="x-none"/>
           </w:rPr>
-          <w:t>]</w:t>
-        </w:r>
-      </w:hyperlink>
-    </w:p>
-    <w:p>
-      <w:pPr>
-        <w:ind w:left="720"/>
-        <w:rPr>
-          <w:rFonts w:ascii="Verdana" w:hAnsi="Verdana"/>
-          <w:lang w:val="sr-Latn-RS" w:eastAsia="x-none"/>
-        </w:rPr>
-      </w:pPr>
-    </w:p>
-    <w:p>
-      <w:pPr>
-        <w:rPr>
-          <w:rFonts w:ascii="Verdana" w:hAnsi="Verdana"/>
-          <w:lang w:val="sr-Latn-RS" w:eastAsia="x-none"/>
-        </w:rPr>
-      </w:pPr>
-      <w:r>
-        <w:rPr>
-          <w:rFonts w:ascii="Verdana" w:hAnsi="Verdana"/>
-          <w:lang w:val="sr-Latn-RS" w:eastAsia="x-none"/>
-        </w:rPr>
-        <w:t>Ovaj model se razlikuje od modela tradicionalnih mreža, koje koriste namenske hardverske uređaje (tj. rutere i prekidače) za kontrolu mrežnog saobraćaja. SDN može da kreira i kontroliše virtuelnu mrežu – ili da kontroliše tradicionalni hardver – putem softvera.</w:t>
-      </w:r>
-      <w:r>
-        <w:rPr>
-          <w:rFonts w:ascii="Verdana" w:hAnsi="Verdana"/>
-          <w:lang w:val="sr-Latn-RS" w:eastAsia="x-none"/>
-        </w:rPr>
-        <w:t xml:space="preserve"> </w:t>
-      </w:r>
-      <w:hyperlink r:id="rId37" w:history="1">
+          <w:t>[5</w:t>
+        </w:r>
         <w:r>
           <w:rPr>
             <w:rStyle w:val="Hyperlink"/>
             <w:rFonts w:ascii="Verdana" w:hAnsi="Verdana"/>
             <w:lang w:val="sr-Latn-RS" w:eastAsia="x-none"/>
           </w:rPr>
-          <w:t>[5</w:t>
-        </w:r>
+          <w:t>]</w:t>
+        </w:r>
+      </w:hyperlink>
+    </w:p>
+    <w:p>
+      <w:pPr>
+        <w:ind w:left="720"/>
+        <w:rPr>
+          <w:rFonts w:ascii="Verdana" w:hAnsi="Verdana"/>
+          <w:lang w:val="sr-Latn-RS" w:eastAsia="x-none"/>
+        </w:rPr>
+      </w:pPr>
+    </w:p>
+    <w:p>
+      <w:pPr>
+        <w:rPr>
+          <w:rFonts w:ascii="Verdana" w:hAnsi="Verdana"/>
+          <w:lang w:val="sr-Latn-RS" w:eastAsia="x-none"/>
+        </w:rPr>
+      </w:pPr>
+      <w:r>
+        <w:rPr>
+          <w:rFonts w:ascii="Verdana" w:hAnsi="Verdana"/>
+          <w:lang w:val="sr-Latn-RS" w:eastAsia="x-none"/>
+        </w:rPr>
+        <w:t>Dok virtuelizacija mreže omogućava organizacijama da segmentiraju različite virtuelne mreže unutar jedne fizičke mreže ili da povežu uređaje na različitim fizičkim mrežama kako bi kreirale jednu virtuelnu mrežu, softverski definisano umrežavanje omogućava novi način kontrole usmeravanja paketa podataka preko centralizovanog servera.</w:t>
+      </w:r>
+      <w:r>
+        <w:rPr>
+          <w:rFonts w:ascii="Verdana" w:hAnsi="Verdana"/>
+          <w:lang w:val="sr-Latn-RS" w:eastAsia="x-none"/>
+        </w:rPr>
+        <w:t xml:space="preserve"> </w:t>
+      </w:r>
+      <w:hyperlink r:id="rId38" w:history="1">
         <w:r>
           <w:rPr>
             <w:rStyle w:val="Hyperlink"/>
             <w:rFonts w:ascii="Verdana" w:hAnsi="Verdana"/>
             <w:lang w:val="sr-Latn-RS" w:eastAsia="x-none"/>
           </w:rPr>
-          <w:t>]</w:t>
-        </w:r>
-      </w:hyperlink>
-    </w:p>
-    <w:p>
-      <w:pPr>
-        <w:ind w:left="720"/>
-        <w:rPr>
-          <w:rFonts w:ascii="Verdana" w:hAnsi="Verdana"/>
-          <w:lang w:val="sr-Latn-RS" w:eastAsia="x-none"/>
-        </w:rPr>
-      </w:pPr>
-    </w:p>
-    <w:p>
-      <w:pPr>
-        <w:rPr>
-          <w:rFonts w:ascii="Verdana" w:hAnsi="Verdana"/>
-          <w:lang w:val="sr-Latn-RS" w:eastAsia="x-none"/>
-        </w:rPr>
-      </w:pPr>
-      <w:r>
-        <w:rPr>
-          <w:rFonts w:ascii="Verdana" w:hAnsi="Verdana"/>
-          <w:lang w:val="sr-Latn-RS" w:eastAsia="x-none"/>
-        </w:rPr>
-        <w:t>Dok virtuelizacija mreže omogućava organizacijama da segmentiraju različite virtuelne mreže unutar jedne fizičke mreže ili da povežu uređaje na različitim fizičkim mrežama kako bi kreirale jednu virtuelnu mrežu, softverski definisano umrežavanje omogućava novi način kontrole usmeravanja paketa podataka preko centralizovanog servera.</w:t>
-      </w:r>
-      <w:r>
-        <w:rPr>
-          <w:rFonts w:ascii="Verdana" w:hAnsi="Verdana"/>
-          <w:lang w:val="sr-Latn-RS" w:eastAsia="x-none"/>
-        </w:rPr>
-        <w:t xml:space="preserve"> </w:t>
-      </w:r>
-      <w:hyperlink r:id="rId38" w:history="1">
+          <w:t>[</w:t>
+        </w:r>
         <w:r>
           <w:rPr>
             <w:rStyle w:val="Hyperlink"/>
             <w:rFonts w:ascii="Verdana" w:hAnsi="Verdana"/>
             <w:lang w:val="sr-Latn-RS" w:eastAsia="x-none"/>
           </w:rPr>
-          <w:t>[</w:t>
+          <w:t>5</w:t>
         </w:r>
         <w:r>
           <w:rPr>
@@ -5106,73 +5293,73 @@
             <w:rFonts w:ascii="Verdana" w:hAnsi="Verdana"/>
             <w:lang w:val="sr-Latn-RS" w:eastAsia="x-none"/>
           </w:rPr>
-          <w:t>5</w:t>
-        </w:r>
+          <w:t>]</w:t>
+        </w:r>
+      </w:hyperlink>
+    </w:p>
+    <w:p>
+      <w:pPr>
+        <w:pStyle w:val="Heading3"/>
+        <w:rPr>
+          <w:rFonts w:ascii="Verdana" w:hAnsi="Verdana"/>
+          <w:lang w:val="sr-Latn-RS"/>
+        </w:rPr>
+      </w:pPr>
+      <w:bookmarkStart w:id="12" w:name="_Toc225195644"/>
+      <w:r>
+        <w:rPr>
+          <w:rFonts w:ascii="Verdana" w:hAnsi="Verdana"/>
+          <w:lang w:val="sr-Latn-RS"/>
+        </w:rPr>
+        <w:t>1.2.3. Softverski definisano skladište (SDS) – block storage, object storage, file storage</w:t>
+      </w:r>
+      <w:bookmarkEnd w:id="12"/>
+    </w:p>
+    <w:p>
+      <w:pPr>
+        <w:rPr>
+          <w:rFonts w:ascii="Verdana" w:hAnsi="Verdana"/>
+          <w:lang w:val="sr-Latn-RS" w:eastAsia="x-none"/>
+        </w:rPr>
+      </w:pPr>
+      <w:r>
+        <w:rPr>
+          <w:rFonts w:ascii="Verdana" w:hAnsi="Verdana"/>
+          <w:lang w:val="sr-Latn-RS" w:eastAsia="x-none"/>
+        </w:rPr>
+        <w:t>SDS je model u kome su servisi skladištenja dinamički sastavljeni, usklađeni sa granicama aplikacije i vođeni politikama. Ovaj pristup apstrahuje osnovni hardver, slično virtuelizaciji servera, kako bi se stvorio znatno efikasniji operativni model.</w:t>
+      </w:r>
+      <w:r>
+        <w:rPr>
+          <w:rFonts w:ascii="Verdana" w:hAnsi="Verdana"/>
+          <w:lang w:val="sr-Latn-RS" w:eastAsia="x-none"/>
+        </w:rPr>
+        <w:br/>
+        <w:t>SDS funkcioniše tako što uvodi sloj apstrakcije softvera koji odvaja usluge skladištenja i upravljanje od osnovnog fizičkog hardvera. Ovaj pristup transformiše tradicionalno skladištenje u virtuelizovani resurs kojim se može upravljati putem politika i automatizacije.</w:t>
+      </w:r>
+      <w:r>
+        <w:rPr>
+          <w:rFonts w:ascii="Verdana" w:hAnsi="Verdana"/>
+          <w:lang w:val="sr-Latn-RS" w:eastAsia="x-none"/>
+        </w:rPr>
+        <w:t xml:space="preserve"> </w:t>
+      </w:r>
+      <w:hyperlink r:id="rId39" w:history="1">
         <w:r>
           <w:rPr>
             <w:rStyle w:val="Hyperlink"/>
             <w:rFonts w:ascii="Verdana" w:hAnsi="Verdana"/>
             <w:lang w:val="sr-Latn-RS" w:eastAsia="x-none"/>
           </w:rPr>
-          <w:t>]</w:t>
-        </w:r>
-      </w:hyperlink>
-    </w:p>
-    <w:p>
-      <w:pPr>
-        <w:pStyle w:val="Heading3"/>
-        <w:rPr>
-          <w:rFonts w:ascii="Verdana" w:hAnsi="Verdana"/>
-          <w:lang w:val="sr-Latn-RS"/>
-        </w:rPr>
-      </w:pPr>
-      <w:bookmarkStart w:id="11" w:name="_Toc225193403"/>
-      <w:r>
-        <w:rPr>
-          <w:rFonts w:ascii="Verdana" w:hAnsi="Verdana"/>
-          <w:lang w:val="sr-Latn-RS"/>
-        </w:rPr>
-        <w:t>1.2.3. Softverski definisano skladište (SDS) – block storage, object storage, file storage</w:t>
-      </w:r>
-      <w:bookmarkEnd w:id="11"/>
-    </w:p>
-    <w:p>
-      <w:pPr>
-        <w:rPr>
-          <w:rFonts w:ascii="Verdana" w:hAnsi="Verdana"/>
-          <w:lang w:val="sr-Latn-RS" w:eastAsia="x-none"/>
-        </w:rPr>
-      </w:pPr>
-      <w:r>
-        <w:rPr>
-          <w:rFonts w:ascii="Verdana" w:hAnsi="Verdana"/>
-          <w:lang w:val="sr-Latn-RS" w:eastAsia="x-none"/>
-        </w:rPr>
-        <w:t>SDS je model u kome su servisi skladištenja dinamički sastavljeni, usklađeni sa granicama aplikacije i vođeni politikama. Ovaj pristup apstrahuje osnovni hardver, slično virtuelizaciji servera, kako bi se stvorio znatno efikasniji operativni model.</w:t>
-      </w:r>
-      <w:r>
-        <w:rPr>
-          <w:rFonts w:ascii="Verdana" w:hAnsi="Verdana"/>
-          <w:lang w:val="sr-Latn-RS" w:eastAsia="x-none"/>
-        </w:rPr>
-        <w:br/>
-        <w:t>SDS funkcioniše tako što uvodi sloj apstrakcije softvera koji odvaja usluge skladištenja i upravljanje od osnovnog fizičkog hardvera. Ovaj pristup transformiše tradicionalno skladištenje u virtuelizovani resurs kojim se može upravljati putem politika i automatizacije.</w:t>
-      </w:r>
-      <w:r>
-        <w:rPr>
-          <w:rFonts w:ascii="Verdana" w:hAnsi="Verdana"/>
-          <w:lang w:val="sr-Latn-RS" w:eastAsia="x-none"/>
-        </w:rPr>
-        <w:t xml:space="preserve"> </w:t>
-      </w:r>
-      <w:hyperlink r:id="rId39" w:history="1">
+          <w:t>[</w:t>
+        </w:r>
         <w:r>
           <w:rPr>
             <w:rStyle w:val="Hyperlink"/>
             <w:rFonts w:ascii="Verdana" w:hAnsi="Verdana"/>
             <w:lang w:val="sr-Latn-RS" w:eastAsia="x-none"/>
           </w:rPr>
-          <w:t>[</w:t>
+          <w:t>6</w:t>
         </w:r>
         <w:r>
           <w:rPr>
@@ -5180,14 +5367,6 @@
             <w:rFonts w:ascii="Verdana" w:hAnsi="Verdana"/>
             <w:lang w:val="sr-Latn-RS" w:eastAsia="x-none"/>
           </w:rPr>
-          <w:t>6</w:t>
-        </w:r>
-        <w:r>
-          <w:rPr>
-            <w:rStyle w:val="Hyperlink"/>
-            <w:rFonts w:ascii="Verdana" w:hAnsi="Verdana"/>
-            <w:lang w:val="sr-Latn-RS" w:eastAsia="x-none"/>
-          </w:rPr>
           <w:t>]</w:t>
         </w:r>
       </w:hyperlink>
@@ -5200,7 +5379,7 @@
           <w:lang w:val="sr-Latn-RS"/>
         </w:rPr>
       </w:pPr>
-      <w:bookmarkStart w:id="12" w:name="_Toc225193404"/>
+      <w:bookmarkStart w:id="13" w:name="_Toc225195645"/>
       <w:r>
         <w:rPr>
           <w:rFonts w:ascii="Verdana" w:hAnsi="Verdana"/>
@@ -5222,7 +5401,7 @@
         </w:rPr>
         <w:t xml:space="preserve"> za automatizaciju</w:t>
       </w:r>
-      <w:bookmarkEnd w:id="12"/>
+      <w:bookmarkEnd w:id="13"/>
     </w:p>
     <w:p>
       <w:pPr>
@@ -5294,7 +5473,7 @@
           <w:lang w:val="sr-Latn-RS" w:eastAsia="x-none"/>
         </w:rPr>
         <w:pict w14:anchorId="0BB29BC3">
-          <v:shape id="_x0000_i1090" type="#_x0000_t75" style="width:495.6pt;height:378.7pt">
+          <v:shape id="_x0000_i1032" type="#_x0000_t75" style="width:495.6pt;height:378.7pt">
             <v:imagedata r:id="rId41" o:title=""/>
           </v:shape>
         </w:pict>
@@ -5370,7 +5549,7 @@
           <w:lang w:val="sr-Latn-RS"/>
         </w:rPr>
       </w:pPr>
-      <w:bookmarkStart w:id="13" w:name="_Toc225193405"/>
+      <w:bookmarkStart w:id="14" w:name="_Toc225195646"/>
       <w:r>
         <w:rPr>
           <w:rFonts w:ascii="Verdana" w:hAnsi="Verdana"/>
@@ -5378,7 +5557,7 @@
         </w:rPr>
         <w:t>1.2.5. Infrastructure as Code (IaC) – alati za automatizovano provizionisanje (Terraform, CloudFormation, ARM template)</w:t>
       </w:r>
-      <w:bookmarkEnd w:id="13"/>
+      <w:bookmarkEnd w:id="14"/>
     </w:p>
     <w:p>
       <w:pPr>
@@ -5438,7 +5617,7 @@
           <w:lang w:val="sr-Latn-RS"/>
         </w:rPr>
       </w:pPr>
-      <w:bookmarkStart w:id="14" w:name="_Toc225193406"/>
+      <w:bookmarkStart w:id="15" w:name="_Toc225195647"/>
       <w:r>
         <w:rPr>
           <w:rFonts w:ascii="Verdana" w:hAnsi="Verdana"/>
@@ -5446,7 +5625,7 @@
         </w:rPr>
         <w:t>1.2.6. Kontejnerizacija i orkestracija</w:t>
       </w:r>
-      <w:bookmarkEnd w:id="14"/>
+      <w:bookmarkEnd w:id="15"/>
     </w:p>
     <w:p>
       <w:pPr>
@@ -5614,8 +5793,8 @@
           <w:szCs w:val="22"/>
         </w:rPr>
       </w:pPr>
-      <w:bookmarkStart w:id="15" w:name="_Toc169829404"/>
-      <w:bookmarkStart w:id="16" w:name="_Toc225193407"/>
+      <w:bookmarkStart w:id="16" w:name="_Toc169829404"/>
+      <w:bookmarkStart w:id="17" w:name="_Toc225195648"/>
       <w:r>
         <w:rPr>
           <w:rFonts w:ascii="Verdana" w:hAnsi="Verdana"/>
@@ -5625,8 +5804,8 @@
         </w:rPr>
         <w:t>1.3. Komparativna analiza postojećih rešenja</w:t>
       </w:r>
-      <w:bookmarkEnd w:id="15"/>
       <w:bookmarkEnd w:id="16"/>
+      <w:bookmarkEnd w:id="17"/>
     </w:p>
     <w:p>
       <w:pPr>
@@ -5667,42 +5846,15 @@
         </w:rPr>
         <w:t xml:space="preserve">“AWS se može pohvaliti Elastic Compute Cloud-om, rešenjem za upravljanje virtuelnim mašinama sa mogućnostima prilagođavanja. Pored toga, Elastic Computer Cloud uključuje dodatne usluge, kao što su AWS Elastic Beanstalk, Amazon EC2 Container Service i druge vredne alate koji omogućavaju detaljnu analizu poslovanja. MS Azure ima skalabilne virtuelne resurse, kao što su Azure virtuelne mašine, koje korisnici mogu sami da podese, upravljaju, rasporede i održavaju. Pored toga, Windows klijentske aplikacije se raspoređuju pomoću RemoteApp-a. Google Cloud nudi Google Compute Engine koji funkcioniše slično AWS-ovom Elastic Compute Cloud-u. AWS ima najveći limit procesora od 40, dok MS Azure i Google Cloud nude maksimum od 32.” </w:t>
       </w:r>
-      <w:r>
-        <w:rPr>
-          <w:rFonts w:ascii="Verdana" w:hAnsi="Verdana"/>
-        </w:rPr>
-        <w:fldChar w:fldCharType="begin"/>
-      </w:r>
-      <w:r>
-        <w:rPr>
-          <w:rFonts w:ascii="Verdana" w:hAnsi="Verdana"/>
-        </w:rPr>
-        <w:instrText>HYPERLINK "https://ncube.com/aws-vs-ms-azure-vs-google-cloud-feature-overview-pros-and-cons"</w:instrText>
-      </w:r>
-      <w:r>
-        <w:rPr>
-          <w:rFonts w:ascii="Verdana" w:hAnsi="Verdana"/>
-        </w:rPr>
-      </w:r>
-      <w:r>
-        <w:rPr>
-          <w:rFonts w:ascii="Verdana" w:hAnsi="Verdana"/>
-        </w:rPr>
-        <w:fldChar w:fldCharType="separate"/>
-      </w:r>
-      <w:r>
-        <w:rPr>
-          <w:rStyle w:val="Hyperlink"/>
-          <w:rFonts w:ascii="Verdana" w:hAnsi="Verdana"/>
-        </w:rPr>
-        <w:t>[10]</w:t>
-      </w:r>
-      <w:r>
-        <w:rPr>
-          <w:rFonts w:ascii="Verdana" w:hAnsi="Verdana"/>
-        </w:rPr>
-        <w:fldChar w:fldCharType="end"/>
-      </w:r>
+      <w:hyperlink r:id="rId46" w:history="1">
+        <w:r>
+          <w:rPr>
+            <w:rStyle w:val="Hyperlink"/>
+            <w:rFonts w:ascii="Verdana" w:hAnsi="Verdana"/>
+          </w:rPr>
+          <w:t>[10]</w:t>
+        </w:r>
+      </w:hyperlink>
     </w:p>
     <w:p>
       <w:pPr>
@@ -5723,124 +5875,110 @@
         <w:br/>
         <w:t xml:space="preserve">“AWS: Amazon Simple Storage Service nudi visoku skalabilnost, opsežnu dokumentaciju i vrhunsku podršku zajednice. Kada je u pitanju kapacitet, Amazon tvrdi da je ukupna količina podataka koju možete da skladištite neograničena. Pojedinačni Amazon S3 objekti mogu biti veličine od 0 bajtova do 5 TB. AWS takođe omogućava otpremanje do 5 GB odjednom. MS Azure: Blob Storage je elastično rešenje za skladištenje od MS Azure-a za skladištenje nestrukturiranih podataka na Microsoft platformi. Omogućava otpremanje do 5 TB odjednom i može se lako integrisati u druge aplikacije. Google Cloud: Koristeći Google Cloud Storage, korisnici mogu maksimalno iskoristiti njegove mogućnosti, kao što su otpremanje podataka koje se može nastaviti, odlična interoperabilnost sa drugim uslugama skladištenja u oblaku i visoka konzistentnost kontrole okosnice za sva otpremanja. Google Cloud je dobro rešenje za skladištenje nestrukturiranih podataka. Možete dodati objekte bilo koje vrste i veličine, do 5 TB.” </w:t>
       </w:r>
-      <w:hyperlink r:id="rId46" w:history="1">
+      <w:hyperlink r:id="rId47" w:history="1">
         <w:r>
           <w:rPr>
             <w:rStyle w:val="Hyperlink"/>
             <w:rFonts w:ascii="Verdana" w:hAnsi="Verdana"/>
           </w:rPr>
-          <w:t>[1</w:t>
-        </w:r>
+          <w:t>[10]</w:t>
+        </w:r>
+      </w:hyperlink>
+    </w:p>
+    <w:p>
+      <w:pPr>
+        <w:rPr>
+          <w:rFonts w:ascii="Verdana" w:hAnsi="Verdana"/>
+        </w:rPr>
+      </w:pPr>
+      <w:r>
+        <w:rPr>
+          <w:rFonts w:ascii="Verdana" w:hAnsi="Verdana"/>
+        </w:rPr>
+        <w:t>Cene:</w:t>
+      </w:r>
+    </w:p>
+    <w:p>
+      <w:pPr>
+        <w:rPr>
+          <w:rFonts w:ascii="Verdana" w:hAnsi="Verdana"/>
+        </w:rPr>
+      </w:pPr>
+      <w:r>
+        <w:rPr>
+          <w:rFonts w:ascii="Verdana" w:hAnsi="Verdana"/>
+        </w:rPr>
+        <w:t>“AWS: Amazon nudi tri opcije plaćanja:</w:t>
+      </w:r>
+    </w:p>
+    <w:p>
+      <w:pPr>
+        <w:rPr>
+          <w:rFonts w:ascii="Verdana" w:hAnsi="Verdana"/>
+        </w:rPr>
+      </w:pPr>
+      <w:r>
+        <w:rPr>
+          <w:rFonts w:ascii="Verdana" w:hAnsi="Verdana"/>
+        </w:rPr>
+        <w:t>Cene zasnovane na korišćenim resursima;</w:t>
+      </w:r>
+    </w:p>
+    <w:p>
+      <w:pPr>
+        <w:rPr>
+          <w:rFonts w:ascii="Verdana" w:hAnsi="Verdana"/>
+        </w:rPr>
+      </w:pPr>
+      <w:r>
+        <w:rPr>
+          <w:rFonts w:ascii="Verdana" w:hAnsi="Verdana"/>
+        </w:rPr>
+        <w:t>Model cena Amazon EC2 Reserved Instance koji nudi značajne popuste na duži rok;</w:t>
+      </w:r>
+    </w:p>
+    <w:p>
+      <w:pPr>
+        <w:rPr>
+          <w:rFonts w:ascii="Verdana" w:hAnsi="Verdana"/>
+        </w:rPr>
+      </w:pPr>
+      <w:r>
+        <w:rPr>
+          <w:rFonts w:ascii="Verdana" w:hAnsi="Verdana"/>
+        </w:rPr>
+        <w:t>Model plaćanja po satu: Korisnici Amazon Web Services-a se naplaćuju po satu korišćenja.</w:t>
+      </w:r>
+    </w:p>
+    <w:p>
+      <w:pPr>
+        <w:rPr>
+          <w:rFonts w:ascii="Verdana" w:hAnsi="Verdana"/>
+        </w:rPr>
+      </w:pPr>
+      <w:r>
+        <w:rPr>
+          <w:rFonts w:ascii="Verdana" w:hAnsi="Verdana"/>
+        </w:rPr>
+        <w:t>MS Azure naplaćuje po minutu, zaokružujući po minutu. Takođe se obezbeđuju popusti na osnovu količine korišćenih usluga.</w:t>
+      </w:r>
+    </w:p>
+    <w:p>
+      <w:r>
+        <w:rPr>
+          <w:rFonts w:ascii="Verdana" w:hAnsi="Verdana"/>
+        </w:rPr>
+        <w:t xml:space="preserve">Google Cloud radi na istim principima kao Azure, osim što se konačna cena zaokružuje na svakih 10 minuta korišćenja.” </w:t>
+      </w:r>
+      <w:hyperlink r:id="rId48" w:history="1">
         <w:r>
           <w:rPr>
             <w:rStyle w:val="Hyperlink"/>
             <w:rFonts w:ascii="Verdana" w:hAnsi="Verdana"/>
           </w:rPr>
-          <w:t>0</w:t>
-        </w:r>
-        <w:r>
-          <w:rPr>
-            <w:rStyle w:val="Hyperlink"/>
-            <w:rFonts w:ascii="Verdana" w:hAnsi="Verdana"/>
-          </w:rPr>
-          <w:t>]</w:t>
+          <w:t>[10]</w:t>
         </w:r>
       </w:hyperlink>
-    </w:p>
-    <w:p>
-      <w:pPr>
-        <w:rPr>
-          <w:rFonts w:ascii="Verdana" w:hAnsi="Verdana"/>
-        </w:rPr>
-      </w:pPr>
-      <w:r>
-        <w:rPr>
-          <w:rFonts w:ascii="Verdana" w:hAnsi="Verdana"/>
-        </w:rPr>
-        <w:t>Cene:</w:t>
-      </w:r>
-    </w:p>
-    <w:p>
-      <w:pPr>
-        <w:rPr>
-          <w:rFonts w:ascii="Verdana" w:hAnsi="Verdana"/>
-        </w:rPr>
-      </w:pPr>
-      <w:r>
-        <w:rPr>
-          <w:rFonts w:ascii="Verdana" w:hAnsi="Verdana"/>
-        </w:rPr>
-        <w:t>“AWS: Amazon nudi tri opcije plaćanja:</w:t>
-      </w:r>
-    </w:p>
-    <w:p>
-      <w:pPr>
-        <w:rPr>
-          <w:rFonts w:ascii="Verdana" w:hAnsi="Verdana"/>
-        </w:rPr>
-      </w:pPr>
-      <w:r>
-        <w:rPr>
-          <w:rFonts w:ascii="Verdana" w:hAnsi="Verdana"/>
-        </w:rPr>
-        <w:t>Cene zasnovane na korišćenim resursima;</w:t>
-      </w:r>
-    </w:p>
-    <w:p>
-      <w:pPr>
-        <w:rPr>
-          <w:rFonts w:ascii="Verdana" w:hAnsi="Verdana"/>
-        </w:rPr>
-      </w:pPr>
-      <w:r>
-        <w:rPr>
-          <w:rFonts w:ascii="Verdana" w:hAnsi="Verdana"/>
-        </w:rPr>
-        <w:t>Model cena Amazon EC2 Reserved Instance koji nudi značajne popuste na duži rok;</w:t>
-      </w:r>
-    </w:p>
-    <w:p>
-      <w:pPr>
-        <w:rPr>
-          <w:rFonts w:ascii="Verdana" w:hAnsi="Verdana"/>
-        </w:rPr>
-      </w:pPr>
-      <w:r>
-        <w:rPr>
-          <w:rFonts w:ascii="Verdana" w:hAnsi="Verdana"/>
-        </w:rPr>
-        <w:t>Model plaćanja po satu: Korisnici Amazon Web Services-a se naplaćuju po satu korišćenja.</w:t>
-      </w:r>
-    </w:p>
-    <w:p>
-      <w:pPr>
-        <w:rPr>
-          <w:rFonts w:ascii="Verdana" w:hAnsi="Verdana"/>
-        </w:rPr>
-      </w:pPr>
-      <w:r>
-        <w:rPr>
-          <w:rFonts w:ascii="Verdana" w:hAnsi="Verdana"/>
-        </w:rPr>
-        <w:t>MS Azure naplaćuje po minutu, zaokružujući po minutu. Takođe se obezbeđuju popusti na osnovu količine korišćenih usluga.</w:t>
-      </w:r>
-    </w:p>
-    <w:p>
-      <w:r>
-        <w:rPr>
-          <w:rFonts w:ascii="Verdana" w:hAnsi="Verdana"/>
-        </w:rPr>
-        <w:t xml:space="preserve">Google Cloud radi na istim principima kao Azure, osim što se konačna cena zaokružuje na svakih 10 minuta korišćenja.” </w:t>
-      </w:r>
-      <w:hyperlink r:id="rId47" w:history="1">
-        <w:r>
-          <w:rPr>
-            <w:rStyle w:val="Hyperlink"/>
-            <w:rFonts w:ascii="Verdana" w:hAnsi="Verdana"/>
-          </w:rPr>
-          <w:t>[10]</w:t>
-        </w:r>
-      </w:hyperlink>
       <w:r>
         <w:t xml:space="preserve"> </w:t>
       </w:r>
@@ -5862,9 +6000,24 @@
         <w:fldChar w:fldCharType="separate"/>
       </w:r>
       <w:r>
+        <w:fldChar w:fldCharType="begin"/>
+      </w:r>
+      <w:r>
+        <w:instrText xml:space="preserve"> </w:instrText>
+      </w:r>
+      <w:r>
+        <w:instrText>INCLUDEPICTURE  "https://s8.ezgif.com/tmp/ezgif-801d3d4916d59b49.png" \* MERGEFORMATINET</w:instrText>
+      </w:r>
+      <w:r>
+        <w:instrText xml:space="preserve"> </w:instrText>
+      </w:r>
+      <w:r>
+        <w:fldChar w:fldCharType="separate"/>
+      </w:r>
+      <w:r>
         <w:pict w14:anchorId="1574C162">
-          <v:shape id="_x0000_i1106" type="#_x0000_t75" alt="url_upload_69c18e660caeb.png [webp-to-png output image]" style="width:495.6pt;height:397.4pt">
-            <v:imagedata r:id="rId48" r:href="rId49"/>
+          <v:shape id="_x0000_i1033" type="#_x0000_t75" alt="url_upload_69c18e660caeb.png [webp-to-png output image]" style="width:495.6pt;height:397.4pt">
+            <v:imagedata r:id="rId49" r:href="rId50"/>
           </v:shape>
         </w:pict>
       </w:r>
@@ -5872,6 +6025,9 @@
         <w:fldChar w:fldCharType="end"/>
       </w:r>
       <w:r>
+        <w:fldChar w:fldCharType="end"/>
+      </w:r>
+      <w:r>
         <w:br/>
       </w:r>
       <w:r>
@@ -5887,7 +6043,7 @@
         <w:br/>
         <w:t xml:space="preserve">AWS servisi </w:t>
       </w:r>
-      <w:hyperlink r:id="rId50" w:history="1">
+      <w:hyperlink r:id="rId51" w:history="1">
         <w:r>
           <w:rPr>
             <w:rStyle w:val="Hyperlink"/>
@@ -5925,15 +6081,33 @@
         <w:fldChar w:fldCharType="separate"/>
       </w:r>
       <w:r>
+        <w:fldChar w:fldCharType="begin"/>
+      </w:r>
+      <w:r>
+        <w:instrText xml:space="preserve"> </w:instrText>
+      </w:r>
+      <w:r>
+        <w:instrText>INCLUDEPICTURE  "https://s8.ezgif.com/tmp/ezgif-8939420c1d4f9209.png" \* MERGEFORMATINET</w:instrText>
+      </w:r>
+      <w:r>
+        <w:instrText xml:space="preserve"> </w:instrText>
+      </w:r>
+      <w:r>
+        <w:fldChar w:fldCharType="separate"/>
+      </w:r>
+      <w:r>
         <w:pict w14:anchorId="0F6F9035">
-          <v:shape id="_x0000_i1112" type="#_x0000_t75" alt="url_upload_69c18ec5c4e90.png [webp-to-png output image]" style="width:502.15pt;height:242.2pt">
-            <v:imagedata r:id="rId51" r:href="rId52"/>
+          <v:shape id="_x0000_i1034" type="#_x0000_t75" alt="url_upload_69c18ec5c4e90.png [webp-to-png output image]" style="width:502.15pt;height:242.2pt">
+            <v:imagedata r:id="rId52" r:href="rId53"/>
           </v:shape>
         </w:pict>
       </w:r>
       <w:r>
         <w:fldChar w:fldCharType="end"/>
       </w:r>
+      <w:r>
+        <w:fldChar w:fldCharType="end"/>
+      </w:r>
     </w:p>
     <w:p>
       <w:pPr>
@@ -5955,7 +6129,7 @@
         <w:br/>
         <w:t xml:space="preserve">Azure servisi </w:t>
       </w:r>
-      <w:hyperlink r:id="rId53" w:history="1">
+      <w:hyperlink r:id="rId54" w:history="1">
         <w:r>
           <w:rPr>
             <w:rStyle w:val="Hyperlink"/>
@@ -5996,9 +6170,24 @@
         <w:fldChar w:fldCharType="separate"/>
       </w:r>
       <w:r>
+        <w:fldChar w:fldCharType="begin"/>
+      </w:r>
+      <w:r>
+        <w:instrText xml:space="preserve"> </w:instrText>
+      </w:r>
+      <w:r>
+        <w:instrText>INCLUDEPICTURE  "https://s8.ezgif.com/tmp/ezgif-82d6f9af59223e67.png" \* MERGEFORMATINET</w:instrText>
+      </w:r>
+      <w:r>
+        <w:instrText xml:space="preserve"> </w:instrText>
+      </w:r>
+      <w:r>
+        <w:fldChar w:fldCharType="separate"/>
+      </w:r>
+      <w:r>
         <w:pict w14:anchorId="0A4270A5">
-          <v:shape id="_x0000_i1116" type="#_x0000_t75" alt="url_upload_69c18ee9cbbab.jpg [webp-to-png output image]" style="width:384.3pt;height:3in">
-            <v:imagedata r:id="rId54" r:href="rId55"/>
+          <v:shape id="_x0000_i1035" type="#_x0000_t75" alt="url_upload_69c18ee9cbbab.jpg [webp-to-png output image]" style="width:384.3pt;height:3in">
+            <v:imagedata r:id="rId55" r:href="rId56"/>
           </v:shape>
         </w:pict>
       </w:r>
@@ -6006,6 +6195,9 @@
         <w:fldChar w:fldCharType="end"/>
       </w:r>
       <w:r>
+        <w:fldChar w:fldCharType="end"/>
+      </w:r>
+      <w:r>
         <w:br/>
       </w:r>
       <w:r>
@@ -6021,7 +6213,7 @@
         <w:br/>
         <w:t xml:space="preserve">Google cloud servisi </w:t>
       </w:r>
-      <w:hyperlink r:id="rId56" w:history="1">
+      <w:hyperlink r:id="rId57" w:history="1">
         <w:r>
           <w:rPr>
             <w:rStyle w:val="Hyperlink"/>
@@ -6064,7 +6256,7 @@
           <w:szCs w:val="22"/>
         </w:rPr>
       </w:pPr>
-      <w:bookmarkStart w:id="17" w:name="_Toc225193408"/>
+      <w:bookmarkStart w:id="18" w:name="_Toc225195649"/>
       <w:r>
         <w:rPr>
           <w:rFonts w:ascii="Verdana" w:hAnsi="Verdana"/>
@@ -6074,7 +6266,7 @@
         </w:rPr>
         <w:t xml:space="preserve">1.4. </w:t>
       </w:r>
-      <w:bookmarkStart w:id="18" w:name="_Toc169829405"/>
+      <w:bookmarkStart w:id="19" w:name="_Toc169829405"/>
       <w:r>
         <w:rPr>
           <w:rFonts w:ascii="Verdana" w:hAnsi="Verdana"/>
@@ -6084,8 +6276,8 @@
         </w:rPr>
         <w:t>Primeri primene</w:t>
       </w:r>
-      <w:bookmarkEnd w:id="17"/>
       <w:bookmarkEnd w:id="18"/>
+      <w:bookmarkEnd w:id="19"/>
     </w:p>
     <w:p>
       <w:pPr>
@@ -6138,7 +6330,7 @@
         </w:rPr>
         <w:t xml:space="preserve"> </w:t>
       </w:r>
-      <w:hyperlink r:id="rId57" w:history="1">
+      <w:hyperlink r:id="rId58" w:history="1">
         <w:r>
           <w:rPr>
             <w:rStyle w:val="Hyperlink"/>
@@ -6215,7 +6407,7 @@
         </w:rPr>
         <w:t xml:space="preserve">U DevTest-u, ove faze su čvršće integrisane tako da se kod koji se piše i proverava automatski testira. Na ovaj način, problemi se mogu brže otkriti i rešiti. </w:t>
       </w:r>
-      <w:hyperlink r:id="rId58" w:history="1">
+      <w:hyperlink r:id="rId59" w:history="1">
         <w:r>
           <w:rPr>
             <w:rStyle w:val="Hyperlink"/>
@@ -6284,7 +6476,7 @@
         </w:rPr>
         <w:t xml:space="preserve"> </w:t>
       </w:r>
-      <w:hyperlink r:id="rId59" w:history="1">
+      <w:hyperlink r:id="rId60" w:history="1">
         <w:r>
           <w:rPr>
             <w:rStyle w:val="Hyperlink"/>
@@ -6372,7 +6564,7 @@
         </w:rPr>
         <w:t xml:space="preserve"> </w:t>
       </w:r>
-      <w:hyperlink r:id="rId60" w:history="1">
+      <w:hyperlink r:id="rId61" w:history="1">
         <w:r>
           <w:rPr>
             <w:rStyle w:val="Hyperlink"/>
@@ -6415,7 +6607,7 @@
           <w:lang w:val="de-DE"/>
         </w:rPr>
       </w:pPr>
-      <w:bookmarkStart w:id="19" w:name="_Toc169829406"/>
+      <w:bookmarkStart w:id="20" w:name="_Toc169829406"/>
     </w:p>
     <w:p>
       <w:pPr>
@@ -6427,7 +6619,7 @@
           <w:lang w:val="sr-Latn-RS"/>
         </w:rPr>
       </w:pPr>
-      <w:bookmarkStart w:id="20" w:name="_Toc225193409"/>
+      <w:bookmarkStart w:id="21" w:name="_Toc225195650"/>
       <w:r>
         <w:rPr>
           <w:rFonts w:ascii="Verdana" w:hAnsi="Verdana"/>
@@ -6455,8 +6647,8 @@
         </w:rPr>
         <w:t>čni deo</w:t>
       </w:r>
-      <w:bookmarkEnd w:id="19"/>
       <w:bookmarkEnd w:id="20"/>
+      <w:bookmarkEnd w:id="21"/>
     </w:p>
     <w:p>
       <w:pPr>
@@ -6477,8 +6669,8 @@
           <w:lang w:val="de-DE"/>
         </w:rPr>
       </w:pPr>
-      <w:bookmarkStart w:id="21" w:name="_Toc169829407"/>
-      <w:bookmarkStart w:id="22" w:name="_Toc225193410"/>
+      <w:bookmarkStart w:id="22" w:name="_Toc169829407"/>
+      <w:bookmarkStart w:id="23" w:name="_Toc225195651"/>
       <w:r>
         <w:rPr>
           <w:rFonts w:ascii="Verdana" w:hAnsi="Verdana"/>
@@ -6499,8 +6691,8 @@
         </w:rPr>
         <w:t>Namena softvera i korisničko uputstvo</w:t>
       </w:r>
-      <w:bookmarkEnd w:id="21"/>
       <w:bookmarkEnd w:id="22"/>
+      <w:bookmarkEnd w:id="23"/>
     </w:p>
     <w:p>
       <w:pPr>
@@ -6581,18 +6773,7 @@
           <w:lang w:val="de-DE"/>
         </w:rPr>
         <w:pict w14:anchorId="6BA64EE3">
-          <v:shape id="_x0000_i1128" type="#_x0000_t75" style="width:132.8pt;height:55.15pt">
-            <v:imagedata r:id="rId61" o:title=""/>
-          </v:shape>
-        </w:pict>
-      </w:r>
-      <w:r>
-        <w:rPr>
-          <w:rFonts w:ascii="Verdana" w:hAnsi="Verdana"/>
-          <w:lang w:val="de-DE"/>
-        </w:rPr>
-        <w:pict w14:anchorId="114FD9EE">
-          <v:shape id="_x0000_i1136" type="#_x0000_t75" style="width:164.55pt;height:198.25pt">
+          <v:shape id="_x0000_i1036" type="#_x0000_t75" style="width:132.8pt;height:55.15pt">
             <v:imagedata r:id="rId62" o:title=""/>
           </v:shape>
         </w:pict>
@@ -6602,251 +6783,8 @@
           <w:rFonts w:ascii="Verdana" w:hAnsi="Verdana"/>
           <w:lang w:val="de-DE"/>
         </w:rPr>
-        <w:br/>
-      </w:r>
-      <w:r>
-        <w:rPr>
-          <w:rFonts w:ascii="Verdana" w:hAnsi="Verdana"/>
-          <w:i/>
-          <w:lang w:val="de-DE"/>
-        </w:rPr>
-        <w:t>Slika 9.</w:t>
-      </w:r>
-      <w:r>
-        <w:rPr>
-          <w:rFonts w:ascii="Verdana" w:hAnsi="Verdana"/>
-          <w:i/>
-          <w:lang w:val="de-DE"/>
-        </w:rPr>
-        <w:br/>
-        <w:t>Prijava/Registracija</w:t>
-      </w:r>
-    </w:p>
-    <w:p>
-      <w:pPr>
-        <w:rPr>
-          <w:rFonts w:ascii="Verdana" w:hAnsi="Verdana"/>
-          <w:lang w:val="de-DE"/>
-        </w:rPr>
-      </w:pPr>
-      <w:r>
-        <w:rPr>
-          <w:rFonts w:ascii="Verdana" w:hAnsi="Verdana"/>
-          <w:lang w:val="de-DE"/>
-        </w:rPr>
-        <w:t>Registracija: unosi se novo korisničko ime i lozinka. Ukoliko korisnik već ne postoji, kreira se nalo</w:t>
-      </w:r>
-      <w:r>
-        <w:rPr>
-          <w:rFonts w:ascii="Verdana" w:hAnsi="Verdana"/>
-          <w:lang w:val="de-DE"/>
-        </w:rPr>
-        <w:t>g i automatski se vrši prijava.</w:t>
-      </w:r>
-    </w:p>
-    <w:p>
-      <w:pPr>
-        <w:rPr>
-          <w:rFonts w:ascii="Verdana" w:hAnsi="Verdana"/>
-          <w:lang w:val="de-DE"/>
-        </w:rPr>
-      </w:pPr>
-      <w:r>
-        <w:rPr>
-          <w:rFonts w:ascii="Verdana" w:hAnsi="Verdana"/>
-          <w:lang w:val="de-DE"/>
-        </w:rPr>
-        <w:t>Prijava: unose se postojeće korisničko ime i lozinka.</w:t>
-      </w:r>
-    </w:p>
-    <w:p>
-      <w:pPr>
-        <w:rPr>
-          <w:rFonts w:ascii="Verdana" w:hAnsi="Verdana"/>
-          <w:lang w:val="de-DE"/>
-        </w:rPr>
-      </w:pPr>
-      <w:r>
-        <w:rPr>
-          <w:rFonts w:ascii="Verdana" w:hAnsi="Verdana"/>
-          <w:lang w:val="de-DE"/>
-        </w:rPr>
-        <w:t>Nakon uspešne prijave, prikazuje se glavni meni sa sledećim opcijama:</w:t>
-      </w:r>
-    </w:p>
-    <w:p>
-      <w:pPr>
-        <w:rPr>
-          <w:rFonts w:ascii="Verdana" w:hAnsi="Verdana"/>
-          <w:lang w:val="de-DE"/>
-        </w:rPr>
-      </w:pPr>
-      <w:r>
-        <w:rPr>
-          <w:rFonts w:ascii="Verdana" w:hAnsi="Verdana"/>
-          <w:lang w:val="de-DE"/>
-        </w:rPr>
-        <w:t>Prikazi servere – ispisuje ID i naziv svih raspoloživih servera (AWS, Google Cloud, Azure).</w:t>
-      </w:r>
-    </w:p>
-    <w:p>
-      <w:pPr>
-        <w:rPr>
-          <w:rFonts w:ascii="Verdana" w:hAnsi="Verdana"/>
-          <w:lang w:val="de-DE"/>
-        </w:rPr>
-      </w:pPr>
-      <w:r>
-        <w:rPr>
-          <w:rFonts w:ascii="Verdana" w:hAnsi="Verdana"/>
-          <w:lang w:val="de-DE"/>
-        </w:rPr>
-        <w:t>Prikazi moje VM-ove – prikazuje sve virtuelne mašine koje pripadaju ulogovanom korisniku, zajedno sa njihovim specifikacijama (OS, RAM, CPU, disk, status, IP).</w:t>
-      </w:r>
-    </w:p>
-    <w:p>
-      <w:pPr>
-        <w:rPr>
-          <w:rFonts w:ascii="Verdana" w:hAnsi="Verdana"/>
-          <w:lang w:val="de-DE"/>
-        </w:rPr>
-      </w:pPr>
-      <w:r>
-        <w:rPr>
-          <w:rFonts w:ascii="Verdana" w:hAnsi="Verdana"/>
-          <w:lang w:val="de-DE"/>
-        </w:rPr>
-        <w:t>Kreiraj VM – nakon prikaza servera, korisnik bira ID servera, unosi ime VM-a, operativni sistem, količinu RAM-a (GB), broj CPU jezgara i veličinu diska (GB). VM se kreira u zaustavljenom stanju, bez dodeljene IP adrese.</w:t>
-      </w:r>
-    </w:p>
-    <w:p>
-      <w:pPr>
-        <w:rPr>
-          <w:rFonts w:ascii="Verdana" w:hAnsi="Verdana"/>
-          <w:lang w:val="de-DE"/>
-        </w:rPr>
-      </w:pPr>
-      <w:r>
-        <w:rPr>
-          <w:rFonts w:ascii="Verdana" w:hAnsi="Verdana"/>
-          <w:lang w:val="de-DE"/>
-        </w:rPr>
-        <w:t>Obriši VM – prikazuju se korisnikovi VM-ovi, zatim se bira ID VM-a koji se trajno briše.</w:t>
-      </w:r>
-    </w:p>
-    <w:p>
-      <w:pPr>
-        <w:rPr>
-          <w:rFonts w:ascii="Verdana" w:hAnsi="Verdana"/>
-          <w:lang w:val="de-DE"/>
-        </w:rPr>
-      </w:pPr>
-      <w:r>
-        <w:rPr>
-          <w:rFonts w:ascii="Verdana" w:hAnsi="Verdana"/>
-          <w:lang w:val="de-DE"/>
-        </w:rPr>
-        <w:t>Pokreni VM – bira se ID zaustavljenog VM-a. VM dobija status POKRENUT, a ukoliko nema dodeljenu IP adresu, automatski mu se dodeljuje adresa iz opsega 192.168.1.x.</w:t>
-      </w:r>
-    </w:p>
-    <w:p>
-      <w:pPr>
-        <w:rPr>
-          <w:rFonts w:ascii="Verdana" w:hAnsi="Verdana"/>
-          <w:lang w:val="de-DE"/>
-        </w:rPr>
-      </w:pPr>
-    </w:p>
-    <w:p>
-      <w:pPr>
-        <w:rPr>
-          <w:rFonts w:ascii="Verdana" w:hAnsi="Verdana"/>
-          <w:lang w:val="de-DE"/>
-        </w:rPr>
-      </w:pPr>
-      <w:r>
-        <w:rPr>
-          <w:rFonts w:ascii="Verdana" w:hAnsi="Verdana"/>
-          <w:lang w:val="de-DE"/>
-        </w:rPr>
-        <w:t>Zaustavi VM – bira se ID pokrenutog VM-a, nakon čega se menja status u ZAUSTAVLJEN.</w:t>
-      </w:r>
-    </w:p>
-    <w:p>
-      <w:pPr>
-        <w:rPr>
-          <w:rFonts w:ascii="Verdana" w:hAnsi="Verdana"/>
-          <w:lang w:val="de-DE"/>
-        </w:rPr>
-      </w:pPr>
-      <w:r>
-        <w:rPr>
-          <w:rFonts w:ascii="Verdana" w:hAnsi="Verdana"/>
-          <w:lang w:val="de-DE"/>
-        </w:rPr>
-        <w:t>Dodeli IP adresu – omogućava ručno dodeljivanje IP adrese postojećem VM-u (ili promenu postojeće).</w:t>
-      </w:r>
-    </w:p>
-    <w:p>
-      <w:pPr>
-        <w:rPr>
-          <w:rFonts w:ascii="Verdana" w:hAnsi="Verdana"/>
-          <w:lang w:val="de-DE"/>
-        </w:rPr>
-      </w:pPr>
-      <w:r>
-        <w:rPr>
-          <w:rFonts w:ascii="Verdana" w:hAnsi="Verdana"/>
-          <w:lang w:val="de-DE"/>
-        </w:rPr>
-        <w:t>Promeni veličinu diska – menja se veličina diska za odabrani VM.</w:t>
-      </w:r>
-    </w:p>
-    <w:p>
-      <w:pPr>
-        <w:rPr>
-          <w:rFonts w:ascii="Verdana" w:hAnsi="Verdana"/>
-          <w:lang w:val="de-DE"/>
-        </w:rPr>
-      </w:pPr>
-      <w:r>
-        <w:rPr>
-          <w:rFonts w:ascii="Verdana" w:hAnsi="Verdana"/>
-          <w:lang w:val="de-DE"/>
-        </w:rPr>
-        <w:t>Izlaz – čuva podatke i izlazi iz programa.</w:t>
-      </w:r>
-    </w:p>
-    <w:p>
-      <w:pPr>
-        <w:rPr>
-          <w:rFonts w:ascii="Verdana" w:hAnsi="Verdana"/>
-          <w:lang w:val="de-DE"/>
-        </w:rPr>
-      </w:pPr>
-      <w:r>
-        <w:rPr>
-          <w:rFonts w:ascii="Verdana" w:hAnsi="Verdana"/>
-          <w:lang w:val="de-DE"/>
-        </w:rPr>
-        <w:t>Sve promene (kreiranje, brisanje, promena statusa, IP, diska) odmah se upisuju u odgovarajuće datoteke.</w:t>
-      </w:r>
-    </w:p>
-    <w:p>
-      <w:pPr>
-        <w:jc w:val="center"/>
-        <w:rPr>
-          <w:rFonts w:ascii="Verdana" w:hAnsi="Verdana"/>
-          <w:lang w:val="de-DE"/>
-        </w:rPr>
-      </w:pPr>
-      <w:r>
-        <w:rPr>
-          <w:rFonts w:ascii="Verdana" w:hAnsi="Verdana"/>
-          <w:lang w:val="de-DE"/>
-        </w:rPr>
-        <w:pict w14:anchorId="49252C58">
-          <v:shape id="_x0000_i1149" type="#_x0000_t75" style="width:165.5pt;height:158.95pt">
+        <w:pict w14:anchorId="114FD9EE">
+          <v:shape id="_x0000_i1037" type="#_x0000_t75" style="width:164.55pt;height:198.25pt">
             <v:imagedata r:id="rId63" o:title=""/>
           </v:shape>
         </w:pict>
@@ -6864,6 +6802,260 @@
           <w:i/>
           <w:lang w:val="de-DE"/>
         </w:rPr>
+        <w:t>Slika 9.</w:t>
+      </w:r>
+      <w:r>
+        <w:rPr>
+          <w:rFonts w:ascii="Verdana" w:hAnsi="Verdana"/>
+          <w:i/>
+          <w:lang w:val="de-DE"/>
+        </w:rPr>
+        <w:br/>
+        <w:t>Prijava/Registracija</w:t>
+      </w:r>
+    </w:p>
+    <w:p>
+      <w:pPr>
+        <w:rPr>
+          <w:rFonts w:ascii="Verdana" w:hAnsi="Verdana"/>
+          <w:lang w:val="de-DE"/>
+        </w:rPr>
+      </w:pPr>
+      <w:r>
+        <w:rPr>
+          <w:rFonts w:ascii="Verdana" w:hAnsi="Verdana"/>
+          <w:lang w:val="de-DE"/>
+        </w:rPr>
+        <w:t>Registracija: unosi se novo korisničko ime i lozinka. Ukoliko korisnik već ne postoji, kreira se nalo</w:t>
+      </w:r>
+      <w:r>
+        <w:rPr>
+          <w:rFonts w:ascii="Verdana" w:hAnsi="Verdana"/>
+          <w:lang w:val="de-DE"/>
+        </w:rPr>
+        <w:t>g i automatski se vrši prijava.</w:t>
+      </w:r>
+    </w:p>
+    <w:p>
+      <w:pPr>
+        <w:rPr>
+          <w:rFonts w:ascii="Verdana" w:hAnsi="Verdana"/>
+          <w:lang w:val="de-DE"/>
+        </w:rPr>
+      </w:pPr>
+      <w:r>
+        <w:rPr>
+          <w:rFonts w:ascii="Verdana" w:hAnsi="Verdana"/>
+          <w:lang w:val="de-DE"/>
+        </w:rPr>
+        <w:t>Prijava: unose se postojeće korisničko ime i lozinka.</w:t>
+      </w:r>
+    </w:p>
+    <w:p>
+      <w:pPr>
+        <w:rPr>
+          <w:rFonts w:ascii="Verdana" w:hAnsi="Verdana"/>
+          <w:lang w:val="de-DE"/>
+        </w:rPr>
+      </w:pPr>
+      <w:r>
+        <w:rPr>
+          <w:rFonts w:ascii="Verdana" w:hAnsi="Verdana"/>
+          <w:lang w:val="de-DE"/>
+        </w:rPr>
+        <w:t>Nakon uspešne prijave, prikazuje se glavni meni sa sledećim opcijama:</w:t>
+      </w:r>
+    </w:p>
+    <w:p>
+      <w:pPr>
+        <w:rPr>
+          <w:rFonts w:ascii="Verdana" w:hAnsi="Verdana"/>
+          <w:lang w:val="de-DE"/>
+        </w:rPr>
+      </w:pPr>
+      <w:r>
+        <w:rPr>
+          <w:rFonts w:ascii="Verdana" w:hAnsi="Verdana"/>
+          <w:lang w:val="de-DE"/>
+        </w:rPr>
+        <w:t>Prikazi servere – ispisuje ID i naziv svih raspoloživih servera (AWS, Google Cloud, Azure).</w:t>
+      </w:r>
+    </w:p>
+    <w:p>
+      <w:pPr>
+        <w:rPr>
+          <w:rFonts w:ascii="Verdana" w:hAnsi="Verdana"/>
+          <w:lang w:val="de-DE"/>
+        </w:rPr>
+      </w:pPr>
+      <w:r>
+        <w:rPr>
+          <w:rFonts w:ascii="Verdana" w:hAnsi="Verdana"/>
+          <w:lang w:val="de-DE"/>
+        </w:rPr>
+        <w:t>Prikazi moje VM-ove – prikazuje sve virtuelne mašine koje pripadaju ulogovanom korisniku, zajedno sa njihovim specifikacijama (OS, RAM, CPU, disk, status, IP).</w:t>
+      </w:r>
+    </w:p>
+    <w:p>
+      <w:pPr>
+        <w:rPr>
+          <w:rFonts w:ascii="Verdana" w:hAnsi="Verdana"/>
+          <w:lang w:val="de-DE"/>
+        </w:rPr>
+      </w:pPr>
+      <w:r>
+        <w:rPr>
+          <w:rFonts w:ascii="Verdana" w:hAnsi="Verdana"/>
+          <w:lang w:val="de-DE"/>
+        </w:rPr>
+        <w:t>Kreiraj VM – nakon prikaza servera, korisnik bira ID servera, unosi ime VM-a, operativni sistem, količinu RAM-a (GB), broj CPU jezgara i veličinu diska (GB). VM se kreira u zaustavljenom stanju, bez dodeljene IP adrese.</w:t>
+      </w:r>
+    </w:p>
+    <w:p>
+      <w:pPr>
+        <w:rPr>
+          <w:rFonts w:ascii="Verdana" w:hAnsi="Verdana"/>
+          <w:lang w:val="de-DE"/>
+        </w:rPr>
+      </w:pPr>
+      <w:r>
+        <w:rPr>
+          <w:rFonts w:ascii="Verdana" w:hAnsi="Verdana"/>
+          <w:lang w:val="de-DE"/>
+        </w:rPr>
+        <w:t>Obriši VM – prikazuju se korisnikovi VM-ovi, zatim se bira ID VM-a koji se trajno briše.</w:t>
+      </w:r>
+    </w:p>
+    <w:p>
+      <w:pPr>
+        <w:rPr>
+          <w:rFonts w:ascii="Verdana" w:hAnsi="Verdana"/>
+          <w:lang w:val="de-DE"/>
+        </w:rPr>
+      </w:pPr>
+      <w:r>
+        <w:rPr>
+          <w:rFonts w:ascii="Verdana" w:hAnsi="Verdana"/>
+          <w:lang w:val="de-DE"/>
+        </w:rPr>
+        <w:t>Pokreni VM – bira se ID zaustavljenog VM-a. VM dobija status POKRENUT, a ukoliko nema dodeljenu IP adresu, automatski mu se dodeljuje adresa iz opsega 192.168.1.x.</w:t>
+      </w:r>
+    </w:p>
+    <w:p>
+      <w:pPr>
+        <w:rPr>
+          <w:rFonts w:ascii="Verdana" w:hAnsi="Verdana"/>
+          <w:lang w:val="de-DE"/>
+        </w:rPr>
+      </w:pPr>
+    </w:p>
+    <w:p>
+      <w:pPr>
+        <w:rPr>
+          <w:rFonts w:ascii="Verdana" w:hAnsi="Verdana"/>
+          <w:lang w:val="de-DE"/>
+        </w:rPr>
+      </w:pPr>
+      <w:r>
+        <w:rPr>
+          <w:rFonts w:ascii="Verdana" w:hAnsi="Verdana"/>
+          <w:lang w:val="de-DE"/>
+        </w:rPr>
+        <w:t>Zaustavi VM – bira se ID pokrenutog VM-a, nakon čega se menja status u ZAUSTAVLJEN.</w:t>
+      </w:r>
+    </w:p>
+    <w:p>
+      <w:pPr>
+        <w:rPr>
+          <w:rFonts w:ascii="Verdana" w:hAnsi="Verdana"/>
+          <w:lang w:val="de-DE"/>
+        </w:rPr>
+      </w:pPr>
+      <w:r>
+        <w:rPr>
+          <w:rFonts w:ascii="Verdana" w:hAnsi="Verdana"/>
+          <w:lang w:val="de-DE"/>
+        </w:rPr>
+        <w:t>Dodeli IP adresu – omogućava ručno dodeljivanje IP adrese postojećem VM-u (ili promenu postojeće).</w:t>
+      </w:r>
+    </w:p>
+    <w:p>
+      <w:pPr>
+        <w:rPr>
+          <w:rFonts w:ascii="Verdana" w:hAnsi="Verdana"/>
+          <w:lang w:val="de-DE"/>
+        </w:rPr>
+      </w:pPr>
+      <w:r>
+        <w:rPr>
+          <w:rFonts w:ascii="Verdana" w:hAnsi="Verdana"/>
+          <w:lang w:val="de-DE"/>
+        </w:rPr>
+        <w:t>Promeni veličinu diska – menja se veličina diska za odabrani VM.</w:t>
+      </w:r>
+    </w:p>
+    <w:p>
+      <w:pPr>
+        <w:rPr>
+          <w:rFonts w:ascii="Verdana" w:hAnsi="Verdana"/>
+          <w:lang w:val="de-DE"/>
+        </w:rPr>
+      </w:pPr>
+      <w:r>
+        <w:rPr>
+          <w:rFonts w:ascii="Verdana" w:hAnsi="Verdana"/>
+          <w:lang w:val="de-DE"/>
+        </w:rPr>
+        <w:t>Izlaz – čuva podatke i izlazi iz programa.</w:t>
+      </w:r>
+    </w:p>
+    <w:p>
+      <w:pPr>
+        <w:rPr>
+          <w:rFonts w:ascii="Verdana" w:hAnsi="Verdana"/>
+          <w:lang w:val="de-DE"/>
+        </w:rPr>
+      </w:pPr>
+      <w:r>
+        <w:rPr>
+          <w:rFonts w:ascii="Verdana" w:hAnsi="Verdana"/>
+          <w:lang w:val="de-DE"/>
+        </w:rPr>
+        <w:t>Sve promene (kreiranje, brisanje, promena statusa, IP, diska) odmah se upisuju u odgovarajuće datoteke.</w:t>
+      </w:r>
+    </w:p>
+    <w:p>
+      <w:pPr>
+        <w:jc w:val="center"/>
+        <w:rPr>
+          <w:rFonts w:ascii="Verdana" w:hAnsi="Verdana"/>
+          <w:lang w:val="de-DE"/>
+        </w:rPr>
+      </w:pPr>
+      <w:r>
+        <w:rPr>
+          <w:rFonts w:ascii="Verdana" w:hAnsi="Verdana"/>
+          <w:lang w:val="de-DE"/>
+        </w:rPr>
+        <w:pict w14:anchorId="49252C58">
+          <v:shape id="_x0000_i1038" type="#_x0000_t75" style="width:165.5pt;height:158.95pt">
+            <v:imagedata r:id="rId64" o:title=""/>
+          </v:shape>
+        </w:pict>
+      </w:r>
+      <w:r>
+        <w:rPr>
+          <w:rFonts w:ascii="Verdana" w:hAnsi="Verdana"/>
+          <w:lang w:val="de-DE"/>
+        </w:rPr>
+        <w:br/>
+      </w:r>
+      <w:r>
+        <w:rPr>
+          <w:rFonts w:ascii="Verdana" w:hAnsi="Verdana"/>
+          <w:i/>
+          <w:lang w:val="de-DE"/>
+        </w:rPr>
         <w:t>Slika 10.</w:t>
       </w:r>
       <w:r>
@@ -6893,8 +7085,8 @@
           <w:szCs w:val="22"/>
         </w:rPr>
       </w:pPr>
-      <w:bookmarkStart w:id="23" w:name="_Toc169829408"/>
-      <w:bookmarkStart w:id="24" w:name="_Toc225193411"/>
+      <w:bookmarkStart w:id="24" w:name="_Toc169829408"/>
+      <w:bookmarkStart w:id="25" w:name="_Toc225195652"/>
       <w:r>
         <w:rPr>
           <w:rFonts w:ascii="Verdana" w:hAnsi="Verdana"/>
@@ -6913,8 +7105,8 @@
         </w:rPr>
         <w:t>Kratak opis primenjenih alata i tehnologija u implementaciji rešenja</w:t>
       </w:r>
-      <w:bookmarkEnd w:id="23"/>
       <w:bookmarkEnd w:id="24"/>
+      <w:bookmarkEnd w:id="25"/>
     </w:p>
     <w:p>
       <w:pPr>
@@ -7182,7 +7374,7 @@
           <w:szCs w:val="22"/>
         </w:rPr>
       </w:pPr>
-      <w:bookmarkStart w:id="25" w:name="_Toc225193412"/>
+      <w:bookmarkStart w:id="26" w:name="_Toc225195653"/>
       <w:r>
         <w:rPr>
           <w:rFonts w:ascii="Verdana" w:hAnsi="Verdana"/>
@@ -7192,7 +7384,7 @@
         </w:rPr>
         <w:t>2.3. Opis implementacije</w:t>
       </w:r>
-      <w:bookmarkEnd w:id="25"/>
+      <w:bookmarkEnd w:id="26"/>
       <w:r>
         <w:rPr>
           <w:rFonts w:ascii="Verdana" w:hAnsi="Verdana"/>
@@ -7284,100 +7476,7 @@
           <w:lang w:val="sr-Latn-RS"/>
         </w:rPr>
         <w:pict w14:anchorId="7F7A9F76">
-          <v:shape id="_x0000_i1151" type="#_x0000_t75" style="width:210.4pt;height:91.65pt">
-            <v:imagedata r:id="rId64" o:title=""/>
-          </v:shape>
-        </w:pict>
-      </w:r>
-      <w:r>
-        <w:rPr>
-          <w:rFonts w:ascii="Verdana" w:hAnsi="Verdana"/>
-          <w:lang w:val="sr-Latn-RS"/>
-        </w:rPr>
-        <w:br/>
-      </w:r>
-      <w:r>
-        <w:rPr>
-          <w:rFonts w:ascii="Verdana" w:hAnsi="Verdana"/>
-          <w:i/>
-          <w:lang w:val="sr-Latn-RS"/>
-        </w:rPr>
-        <w:t>Slika 11.</w:t>
-      </w:r>
-      <w:r>
-        <w:rPr>
-          <w:rFonts w:ascii="Verdana" w:hAnsi="Verdana"/>
-          <w:i/>
-          <w:lang w:val="sr-Latn-RS"/>
-        </w:rPr>
-        <w:br/>
-      </w:r>
-      <w:r>
-        <w:rPr>
-          <w:rFonts w:ascii="Verdana" w:hAnsi="Verdana"/>
-          <w:i/>
-          <w:lang w:val="sr-Latn-RS"/>
-        </w:rPr>
-        <w:t xml:space="preserve">Kod za </w:t>
-      </w:r>
-      <w:r>
-        <w:rPr>
-          <w:rFonts w:ascii="Verdana" w:hAnsi="Verdana"/>
-          <w:i/>
-          <w:lang w:val="sr-Latn-RS"/>
-        </w:rPr>
-        <w:t>ServerCvor</w:t>
-      </w:r>
-      <w:r>
-        <w:rPr>
-          <w:rFonts w:ascii="Verdana" w:hAnsi="Verdana"/>
-          <w:i/>
-          <w:lang w:val="sr-Latn-RS"/>
-        </w:rPr>
-        <w:t>.</w:t>
-      </w:r>
-    </w:p>
-    <w:p>
-      <w:pPr>
-        <w:spacing w:after="0" w:line="240" w:lineRule="auto"/>
-        <w:rPr>
-          <w:rFonts w:ascii="Verdana" w:hAnsi="Verdana"/>
-          <w:lang w:val="sr-Latn-RS"/>
-        </w:rPr>
-      </w:pPr>
-      <w:r>
-        <w:rPr>
-          <w:rFonts w:ascii="Verdana" w:hAnsi="Verdana"/>
-          <w:b/>
-          <w:lang w:val="sr-Latn-RS"/>
-        </w:rPr>
-        <w:t>VMCvor</w:t>
-      </w:r>
-      <w:r>
-        <w:rPr>
-          <w:rFonts w:ascii="Verdana" w:hAnsi="Verdana"/>
-          <w:lang w:val="sr-Latn-RS"/>
-        </w:rPr>
-        <w:t xml:space="preserve"> – sadrži sve atribute virtuelne mašine: ID, ime, OS, RAM, CPU, ID servera na kojem se nalazi, korisnika koji je kreirao, status (radi/ne radi), IP adresu, veličinu diska i pokazivač na sledeći VM.</w:t>
-      </w:r>
-    </w:p>
-    <w:p>
-      <w:pPr>
-        <w:spacing w:after="0" w:line="240" w:lineRule="auto"/>
-        <w:jc w:val="center"/>
-        <w:rPr>
-          <w:rFonts w:ascii="Verdana" w:hAnsi="Verdana"/>
-          <w:i/>
-          <w:lang w:val="sr-Latn-RS"/>
-        </w:rPr>
-      </w:pPr>
-      <w:r>
-        <w:rPr>
-          <w:rFonts w:ascii="Verdana" w:hAnsi="Verdana"/>
-          <w:lang w:val="sr-Latn-RS"/>
-        </w:rPr>
-        <w:pict w14:anchorId="6F27A0D5">
-          <v:shape id="_x0000_i1152" type="#_x0000_t75" style="width:327.25pt;height:204.8pt">
+          <v:shape id="_x0000_i1039" type="#_x0000_t75" style="width:210.4pt;height:91.65pt">
             <v:imagedata r:id="rId65" o:title=""/>
           </v:shape>
         </w:pict>
@@ -7395,7 +7494,7 @@
           <w:i/>
           <w:lang w:val="sr-Latn-RS"/>
         </w:rPr>
-        <w:t>Slika 12.</w:t>
+        <w:t>Slika 11.</w:t>
       </w:r>
       <w:r>
         <w:rPr>
@@ -7419,100 +7518,39 @@
           <w:i/>
           <w:lang w:val="sr-Latn-RS"/>
         </w:rPr>
+        <w:t>ServerCvor</w:t>
+      </w:r>
+      <w:r>
+        <w:rPr>
+          <w:rFonts w:ascii="Verdana" w:hAnsi="Verdana"/>
+          <w:i/>
+          <w:lang w:val="sr-Latn-RS"/>
+        </w:rPr>
+        <w:t>.</w:t>
+      </w:r>
+    </w:p>
+    <w:p>
+      <w:pPr>
+        <w:spacing w:after="0" w:line="240" w:lineRule="auto"/>
+        <w:rPr>
+          <w:rFonts w:ascii="Verdana" w:hAnsi="Verdana"/>
+          <w:lang w:val="sr-Latn-RS"/>
+        </w:rPr>
+      </w:pPr>
+      <w:r>
+        <w:rPr>
+          <w:rFonts w:ascii="Verdana" w:hAnsi="Verdana"/>
+          <w:b/>
+          <w:lang w:val="sr-Latn-RS"/>
+        </w:rPr>
         <w:t>VMCvor</w:t>
       </w:r>
       <w:r>
         <w:rPr>
           <w:rFonts w:ascii="Verdana" w:hAnsi="Verdana"/>
-          <w:i/>
-          <w:lang w:val="sr-Latn-RS"/>
-        </w:rPr>
-        <w:t>.</w:t>
-      </w:r>
-    </w:p>
-    <w:p>
-      <w:pPr>
-        <w:spacing w:after="0" w:line="240" w:lineRule="auto"/>
-        <w:rPr>
-          <w:rFonts w:ascii="Verdana" w:hAnsi="Verdana"/>
-          <w:lang w:val="sr-Latn-RS"/>
-        </w:rPr>
-      </w:pPr>
-    </w:p>
-    <w:p>
-      <w:pPr>
-        <w:spacing w:after="0" w:line="240" w:lineRule="auto"/>
-        <w:rPr>
-          <w:rFonts w:ascii="Verdana" w:hAnsi="Verdana"/>
-          <w:lang w:val="sr-Latn-RS"/>
-        </w:rPr>
-      </w:pPr>
-      <w:r>
-        <w:rPr>
-          <w:rFonts w:ascii="Verdana" w:hAnsi="Verdana"/>
-          <w:lang w:val="sr-Latn-RS"/>
-        </w:rPr>
-        <w:t xml:space="preserve">Globalne promenljive </w:t>
-      </w:r>
-      <w:r>
-        <w:rPr>
-          <w:rFonts w:ascii="Verdana" w:hAnsi="Verdana"/>
-          <w:b/>
-          <w:lang w:val="sr-Latn-RS"/>
-        </w:rPr>
-        <w:t>serverLista</w:t>
-      </w:r>
-      <w:r>
-        <w:rPr>
-          <w:rFonts w:ascii="Verdana" w:hAnsi="Verdana"/>
-          <w:lang w:val="sr-Latn-RS"/>
-        </w:rPr>
-        <w:t xml:space="preserve"> i </w:t>
-      </w:r>
-      <w:r>
-        <w:rPr>
-          <w:rFonts w:ascii="Verdana" w:hAnsi="Verdana"/>
-          <w:b/>
-          <w:lang w:val="sr-Latn-RS"/>
-        </w:rPr>
-        <w:t>vmLista</w:t>
-      </w:r>
-      <w:r>
-        <w:rPr>
-          <w:rFonts w:ascii="Verdana" w:hAnsi="Verdana"/>
-          <w:lang w:val="sr-Latn-RS"/>
-        </w:rPr>
-        <w:t xml:space="preserve"> predstavljaju glave povezanih lista. Takođe, </w:t>
-      </w:r>
-      <w:r>
-        <w:rPr>
-          <w:rFonts w:ascii="Verdana" w:hAnsi="Verdana"/>
-          <w:b/>
-          <w:lang w:val="sr-Latn-RS"/>
-        </w:rPr>
-        <w:t>trenutniKorisnik</w:t>
-      </w:r>
-      <w:r>
-        <w:rPr>
-          <w:rFonts w:ascii="Verdana" w:hAnsi="Verdana"/>
-          <w:lang w:val="sr-Latn-RS"/>
-        </w:rPr>
-        <w:t xml:space="preserve"> čuva ime prijavljenog korisnika, a </w:t>
-      </w:r>
-      <w:r>
-        <w:rPr>
-          <w:rFonts w:ascii="Verdana" w:hAnsi="Verdana"/>
-          <w:b/>
-          <w:lang w:val="sr-Latn-RS"/>
-        </w:rPr>
-        <w:t>sledeciIP</w:t>
-      </w:r>
-      <w:r>
-        <w:rPr>
-          <w:rFonts w:ascii="Verdana" w:hAnsi="Verdana"/>
-          <w:lang w:val="sr-Latn-RS"/>
-        </w:rPr>
-        <w:t xml:space="preserve"> se koristi za automatsko dodeljivanje IP adresa.</w:t>
+          <w:lang w:val="sr-Latn-RS"/>
+        </w:rPr>
+        <w:t xml:space="preserve"> – sadrži sve atribute virtuelne mašine: ID, ime, OS, RAM, CPU, ID servera na kojem se nalazi, korisnika koji je kreirao, status (radi/ne radi), IP adresu, veličinu diska i pokazivač na sledeći VM.</w:t>
       </w:r>
     </w:p>
     <w:p>
@@ -7530,8 +7568,8 @@
           <w:rFonts w:ascii="Verdana" w:hAnsi="Verdana"/>
           <w:lang w:val="sr-Latn-RS"/>
         </w:rPr>
-        <w:pict w14:anchorId="1BAB8068">
-          <v:shape id="_x0000_i1153" type="#_x0000_t75" style="width:323.55pt;height:72.95pt">
+        <w:pict w14:anchorId="6F27A0D5">
+          <v:shape id="_x0000_i1040" type="#_x0000_t75" style="width:327.25pt;height:204.8pt">
             <v:imagedata r:id="rId66" o:title=""/>
           </v:shape>
         </w:pict>
@@ -7549,7 +7587,7 @@
           <w:i/>
           <w:lang w:val="sr-Latn-RS"/>
         </w:rPr>
-        <w:t>Slika 13.</w:t>
+        <w:t>Slika 12.</w:t>
       </w:r>
       <w:r>
         <w:rPr>
@@ -7573,7 +7611,7 @@
           <w:i/>
           <w:lang w:val="sr-Latn-RS"/>
         </w:rPr>
-        <w:t>serverLista, vmLista, trenutniKorisnik, sledeciIP</w:t>
+        <w:t>VMCvor</w:t>
       </w:r>
       <w:r>
         <w:rPr>
@@ -7598,33 +7636,45 @@
         <w:spacing w:after="0" w:line="240" w:lineRule="auto"/>
         <w:rPr>
           <w:rFonts w:ascii="Verdana" w:hAnsi="Verdana"/>
+          <w:lang w:val="sr-Latn-RS"/>
+        </w:rPr>
+      </w:pPr>
+      <w:r>
+        <w:rPr>
+          <w:rFonts w:ascii="Verdana" w:hAnsi="Verdana"/>
+          <w:lang w:val="sr-Latn-RS"/>
+        </w:rPr>
+        <w:t xml:space="preserve">Globalne promenljive </w:t>
+      </w:r>
+      <w:r>
+        <w:rPr>
+          <w:rFonts w:ascii="Verdana" w:hAnsi="Verdana"/>
           <w:b/>
           <w:lang w:val="sr-Latn-RS"/>
         </w:rPr>
-      </w:pPr>
+        <w:t>serverLista</w:t>
+      </w:r>
+      <w:r>
+        <w:rPr>
+          <w:rFonts w:ascii="Verdana" w:hAnsi="Verdana"/>
+          <w:lang w:val="sr-Latn-RS"/>
+        </w:rPr>
+        <w:t xml:space="preserve"> i </w:t>
+      </w:r>
       <w:r>
         <w:rPr>
           <w:rFonts w:ascii="Verdana" w:hAnsi="Verdana"/>
           <w:b/>
           <w:lang w:val="sr-Latn-RS"/>
         </w:rPr>
-        <w:t>2. Perzistencija podataka</w:t>
-      </w:r>
-    </w:p>
-    <w:p>
-      <w:pPr>
-        <w:spacing w:after="0" w:line="240" w:lineRule="auto"/>
-        <w:rPr>
-          <w:rFonts w:ascii="Verdana" w:hAnsi="Verdana"/>
-          <w:lang w:val="sr-Latn-RS"/>
-        </w:rPr>
-      </w:pPr>
-      <w:r>
-        <w:rPr>
-          <w:rFonts w:ascii="Verdana" w:hAnsi="Verdana"/>
-          <w:lang w:val="sr-Latn-RS"/>
-        </w:rPr>
-        <w:t xml:space="preserve">Funkcije </w:t>
+        <w:t>vmLista</w:t>
+      </w:r>
+      <w:r>
+        <w:rPr>
+          <w:rFonts w:ascii="Verdana" w:hAnsi="Verdana"/>
+          <w:lang w:val="sr-Latn-RS"/>
+        </w:rPr>
+        <w:t xml:space="preserve"> predstavljaju glave povezanih lista. Takođe, </w:t>
       </w:r>
       <w:r>
         <w:rPr>
@@ -7632,14 +7682,14 @@
           <w:b/>
           <w:lang w:val="sr-Latn-RS"/>
         </w:rPr>
-        <w:t>procitajServereIzFajla</w:t>
-      </w:r>
-      <w:r>
-        <w:rPr>
-          <w:rFonts w:ascii="Verdana" w:hAnsi="Verdana"/>
-          <w:lang w:val="sr-Latn-RS"/>
-        </w:rPr>
-        <w:t xml:space="preserve">, </w:t>
+        <w:t>trenutniKorisnik</w:t>
+      </w:r>
+      <w:r>
+        <w:rPr>
+          <w:rFonts w:ascii="Verdana" w:hAnsi="Verdana"/>
+          <w:lang w:val="sr-Latn-RS"/>
+        </w:rPr>
+        <w:t xml:space="preserve"> čuva ime prijavljenog korisnika, a </w:t>
       </w:r>
       <w:r>
         <w:rPr>
@@ -7647,29 +7697,14 @@
           <w:b/>
           <w:lang w:val="sr-Latn-RS"/>
         </w:rPr>
-        <w:t>upisiServereUFajl</w:t>
-      </w:r>
-      <w:r>
-        <w:rPr>
-          <w:rFonts w:ascii="Verdana" w:hAnsi="Verdana"/>
-          <w:lang w:val="sr-Latn-RS"/>
-        </w:rPr>
-        <w:t xml:space="preserve">, </w:t>
-      </w:r>
-      <w:r>
-        <w:rPr>
-          <w:rFonts w:ascii="Verdana" w:hAnsi="Verdana"/>
-          <w:b/>
-          <w:lang w:val="sr-Latn-RS"/>
-        </w:rPr>
-        <w:t>procitajVMoveIzFajla</w:t>
-      </w:r>
-      <w:r>
-        <w:rPr>
-          <w:rFonts w:ascii="Verdana" w:hAnsi="Verdana"/>
-          <w:lang w:val="sr-Latn-RS"/>
-        </w:rPr>
-        <w:t>, upisiVMoveUFajl omogućavaju čitanje i pisanje lista iz/ u binarne fajlove. Prilikom čitanja, podaci se učitavaju u dinamičke čvorove i dodaju na početak lista. Ako fajl ne postoji, za servere se kreiraju podrazumevane vrednosti.</w:t>
+        <w:t>sledeciIP</w:t>
+      </w:r>
+      <w:r>
+        <w:rPr>
+          <w:rFonts w:ascii="Verdana" w:hAnsi="Verdana"/>
+          <w:lang w:val="sr-Latn-RS"/>
+        </w:rPr>
+        <w:t xml:space="preserve"> se koristi za automatsko dodeljivanje IP adresa.</w:t>
       </w:r>
     </w:p>
     <w:p>
@@ -7687,8 +7722,8 @@
           <w:rFonts w:ascii="Verdana" w:hAnsi="Verdana"/>
           <w:lang w:val="sr-Latn-RS"/>
         </w:rPr>
-        <w:pict w14:anchorId="7966F2CB">
-          <v:shape id="_x0000_i1202" type="#_x0000_t75" style="width:422.65pt;height:426.4pt">
+        <w:pict w14:anchorId="1BAB8068">
+          <v:shape id="_x0000_i1041" type="#_x0000_t75" style="width:323.55pt;height:72.95pt">
             <v:imagedata r:id="rId67" o:title=""/>
           </v:shape>
         </w:pict>
@@ -7706,7 +7741,127 @@
           <w:i/>
           <w:lang w:val="sr-Latn-RS"/>
         </w:rPr>
-        <w:t>Slika 14.</w:t>
+        <w:t>Slika 13.</w:t>
+      </w:r>
+      <w:r>
+        <w:rPr>
+          <w:rFonts w:ascii="Verdana" w:hAnsi="Verdana"/>
+          <w:i/>
+          <w:lang w:val="sr-Latn-RS"/>
+        </w:rPr>
+        <w:br/>
+      </w:r>
+      <w:r>
+        <w:rPr>
+          <w:rFonts w:ascii="Verdana" w:hAnsi="Verdana"/>
+          <w:i/>
+          <w:lang w:val="sr-Latn-RS"/>
+        </w:rPr>
+        <w:t xml:space="preserve">Kod za </w:t>
+      </w:r>
+      <w:r>
+        <w:rPr>
+          <w:rFonts w:ascii="Verdana" w:hAnsi="Verdana"/>
+          <w:i/>
+          <w:lang w:val="sr-Latn-RS"/>
+        </w:rPr>
+        <w:t>serverLista, vmLista, trenutniKorisnik, sledeciIP</w:t>
+      </w:r>
+      <w:r>
+        <w:rPr>
+          <w:rFonts w:ascii="Verdana" w:hAnsi="Verdana"/>
+          <w:i/>
+          <w:lang w:val="sr-Latn-RS"/>
+        </w:rPr>
+        <w:t>.</w:t>
+      </w:r>
+    </w:p>
+    <w:p>
+      <w:pPr>
+        <w:spacing w:after="0" w:line="240" w:lineRule="auto"/>
+        <w:rPr>
+          <w:rFonts w:ascii="Verdana" w:hAnsi="Verdana"/>
+          <w:lang w:val="sr-Latn-RS"/>
+        </w:rPr>
+      </w:pPr>
+    </w:p>
+    <w:p>
+      <w:pPr>
+        <w:spacing w:after="0" w:line="240" w:lineRule="auto"/>
+        <w:rPr>
+          <w:rFonts w:ascii="Verdana" w:hAnsi="Verdana"/>
+          <w:b/>
+          <w:lang w:val="sr-Latn-RS"/>
+        </w:rPr>
+      </w:pPr>
+      <w:r>
+        <w:rPr>
+          <w:rFonts w:ascii="Verdana" w:hAnsi="Verdana"/>
+          <w:b/>
+          <w:lang w:val="sr-Latn-RS"/>
+        </w:rPr>
+        <w:t>2. Perzistencija podataka</w:t>
+      </w:r>
+    </w:p>
+    <w:p>
+      <w:pPr>
+        <w:spacing w:after="0" w:line="240" w:lineRule="auto"/>
+        <w:rPr>
+          <w:rFonts w:ascii="Verdana" w:hAnsi="Verdana"/>
+          <w:lang w:val="sr-Latn-RS"/>
+        </w:rPr>
+      </w:pPr>
+      <w:r>
+        <w:rPr>
+          <w:rFonts w:ascii="Verdana" w:hAnsi="Verdana"/>
+          <w:lang w:val="sr-Latn-RS"/>
+        </w:rPr>
+        <w:t xml:space="preserve">Funkcije </w:t>
+      </w:r>
+      <w:r>
+        <w:rPr>
+          <w:rFonts w:ascii="Verdana" w:hAnsi="Verdana"/>
+          <w:b/>
+          <w:lang w:val="sr-Latn-RS"/>
+        </w:rPr>
+        <w:t>procitajServereIzFajla</w:t>
+      </w:r>
+      <w:r>
+        <w:rPr>
+          <w:rFonts w:ascii="Verdana" w:hAnsi="Verdana"/>
+          <w:lang w:val="sr-Latn-RS"/>
+        </w:rPr>
+        <w:t xml:space="preserve">, </w:t>
+      </w:r>
+      <w:r>
+        <w:rPr>
+          <w:rFonts w:ascii="Verdana" w:hAnsi="Verdana"/>
+          <w:b/>
+          <w:lang w:val="sr-Latn-RS"/>
+        </w:rPr>
+        <w:t>upisiServereUFajl</w:t>
+      </w:r>
+      <w:r>
+        <w:rPr>
+          <w:rFonts w:ascii="Verdana" w:hAnsi="Verdana"/>
+          <w:lang w:val="sr-Latn-RS"/>
+        </w:rPr>
+        <w:t xml:space="preserve">, </w:t>
+      </w:r>
+      <w:r>
+        <w:rPr>
+          <w:rFonts w:ascii="Verdana" w:hAnsi="Verdana"/>
+          <w:b/>
+          <w:lang w:val="sr-Latn-RS"/>
+        </w:rPr>
+        <w:t>procitajVMoveIzFajla</w:t>
+      </w:r>
+      <w:r>
+        <w:rPr>
+          <w:rFonts w:ascii="Verdana" w:hAnsi="Verdana"/>
+          <w:lang w:val="sr-Latn-RS"/>
+        </w:rPr>
+        <w:t>, upisiVMoveUFajl omogućavaju čitanje i pisanje lista iz/ u binarne fajlove. Prilikom čitanja, podaci se učitavaju u dinamičke čvorove i dodaju na početak lista. Ako fajl ne postoji, za servere se kreiraju podrazumevane vrednosti.</w:t>
       </w:r>
     </w:p>
     <w:p>
@@ -7722,50 +7877,29 @@
       <w:r>
         <w:rPr>
           <w:rFonts w:ascii="Verdana" w:hAnsi="Verdana"/>
-          <w:i/>
-          <w:lang w:val="sr-Latn-RS"/>
-        </w:rPr>
-        <w:t xml:space="preserve">Kod za </w:t>
-      </w:r>
-      <w:r>
-        <w:rPr>
-          <w:rFonts w:ascii="Verdana" w:hAnsi="Verdana"/>
-          <w:i/>
-          <w:lang w:val="sr-Latn-RS"/>
-        </w:rPr>
-        <w:t>procitajServereIzFajla</w:t>
-      </w:r>
-      <w:r>
-        <w:rPr>
-          <w:rFonts w:ascii="Verdana" w:hAnsi="Verdana"/>
-          <w:i/>
-          <w:lang w:val="sr-Latn-RS"/>
-        </w:rPr>
-        <w:t>.</w:t>
-      </w:r>
-    </w:p>
-    <w:p>
-      <w:pPr>
-        <w:spacing w:after="0" w:line="240" w:lineRule="auto"/>
-        <w:jc w:val="center"/>
-        <w:rPr>
-          <w:rFonts w:ascii="Verdana" w:hAnsi="Verdana"/>
-          <w:i/>
-          <w:lang w:val="sr-Latn-RS"/>
-        </w:rPr>
-      </w:pPr>
-      <w:r>
-        <w:rPr>
-          <w:rFonts w:ascii="Verdana" w:hAnsi="Verdana"/>
-          <w:i/>
-          <w:lang w:val="sr-Latn-RS"/>
-        </w:rPr>
-        <w:pict w14:anchorId="74F2C1A4">
-          <v:shape id="_x0000_i1204" type="#_x0000_t75" style="width:430.15pt;height:179.55pt">
+          <w:lang w:val="sr-Latn-RS"/>
+        </w:rPr>
+        <w:pict w14:anchorId="7966F2CB">
+          <v:shape id="_x0000_i1042" type="#_x0000_t75" style="width:422.65pt;height:426.4pt">
             <v:imagedata r:id="rId68" o:title=""/>
           </v:shape>
         </w:pict>
       </w:r>
+      <w:r>
+        <w:rPr>
+          <w:rFonts w:ascii="Verdana" w:hAnsi="Verdana"/>
+          <w:lang w:val="sr-Latn-RS"/>
+        </w:rPr>
+        <w:br/>
+      </w:r>
+      <w:r>
+        <w:rPr>
+          <w:rFonts w:ascii="Verdana" w:hAnsi="Verdana"/>
+          <w:i/>
+          <w:lang w:val="sr-Latn-RS"/>
+        </w:rPr>
+        <w:t>Slika 14.</w:t>
+      </w:r>
     </w:p>
     <w:p>
       <w:pPr>
@@ -7783,7 +7917,23 @@
           <w:i/>
           <w:lang w:val="sr-Latn-RS"/>
         </w:rPr>
-        <w:t>Slika 15.</w:t>
+        <w:t xml:space="preserve">Kod za </w:t>
+      </w:r>
+      <w:r>
+        <w:rPr>
+          <w:rFonts w:ascii="Verdana" w:hAnsi="Verdana"/>
+          <w:i/>
+          <w:lang w:val="sr-Latn-RS"/>
+        </w:rPr>
+        <w:t>procitajServereIzFajla</w:t>
+      </w:r>
+      <w:r>
+        <w:rPr>
+          <w:rFonts w:ascii="Verdana" w:hAnsi="Verdana"/>
+          <w:i/>
+          <w:lang w:val="sr-Latn-RS"/>
+        </w:rPr>
+        <w:t>.</w:t>
       </w:r>
     </w:p>
     <w:p>
@@ -7802,43 +7952,8 @@
           <w:i/>
           <w:lang w:val="sr-Latn-RS"/>
         </w:rPr>
-        <w:t xml:space="preserve">Kod za </w:t>
-      </w:r>
-      <w:r>
-        <w:rPr>
-          <w:rFonts w:ascii="Verdana" w:hAnsi="Verdana"/>
-          <w:i/>
-          <w:lang w:val="sr-Latn-RS"/>
-        </w:rPr>
-        <w:t>upisiServereUFajl</w:t>
-      </w:r>
-      <w:r>
-        <w:rPr>
-          <w:rFonts w:ascii="Verdana" w:hAnsi="Verdana"/>
-          <w:i/>
-          <w:lang w:val="sr-Latn-RS"/>
-        </w:rPr>
-        <w:t>.</w:t>
-      </w:r>
-    </w:p>
-    <w:p>
-      <w:pPr>
-        <w:spacing w:after="0" w:line="240" w:lineRule="auto"/>
-        <w:jc w:val="center"/>
-        <w:rPr>
-          <w:rFonts w:ascii="Verdana" w:hAnsi="Verdana"/>
-          <w:i/>
-          <w:lang w:val="sr-Latn-RS"/>
-        </w:rPr>
-      </w:pPr>
-      <w:r>
-        <w:rPr>
-          <w:rFonts w:ascii="Verdana" w:hAnsi="Verdana"/>
-          <w:i/>
-          <w:lang w:val="sr-Latn-RS"/>
-        </w:rPr>
-        <w:pict w14:anchorId="4DFD8050">
-          <v:shape id="_x0000_i1206" type="#_x0000_t75" style="width:363.75pt;height:350.65pt">
+        <w:pict w14:anchorId="74F2C1A4">
+          <v:shape id="_x0000_i1043" type="#_x0000_t75" style="width:430.15pt;height:179.55pt">
             <v:imagedata r:id="rId69" o:title=""/>
           </v:shape>
         </w:pict>
@@ -7860,7 +7975,7 @@
           <w:i/>
           <w:lang w:val="sr-Latn-RS"/>
         </w:rPr>
-        <w:t>Slika 16.</w:t>
+        <w:t>Slika 15.</w:t>
       </w:r>
     </w:p>
     <w:p>
@@ -7887,7 +8002,7 @@
           <w:i/>
           <w:lang w:val="sr-Latn-RS"/>
         </w:rPr>
-        <w:t>procitajVMoveIzFajla</w:t>
+        <w:t>upisiServereUFajl</w:t>
       </w:r>
       <w:r>
         <w:rPr>
@@ -7901,137 +8016,21 @@
     <w:p>
       <w:pPr>
         <w:spacing w:after="0" w:line="240" w:lineRule="auto"/>
-        <w:rPr>
-          <w:rFonts w:ascii="Verdana" w:hAnsi="Verdana"/>
-          <w:lang w:val="sr-Latn-RS"/>
-        </w:rPr>
-      </w:pPr>
-    </w:p>
-    <w:p>
-      <w:pPr>
-        <w:spacing w:after="0" w:line="240" w:lineRule="auto"/>
-        <w:rPr>
-          <w:rFonts w:ascii="Verdana" w:hAnsi="Verdana"/>
-          <w:b/>
-          <w:lang w:val="sr-Latn-RS"/>
-        </w:rPr>
-      </w:pPr>
-      <w:r>
-        <w:rPr>
-          <w:rFonts w:ascii="Verdana" w:hAnsi="Verdana"/>
-          <w:b/>
-          <w:lang w:val="sr-Latn-RS"/>
-        </w:rPr>
-        <w:t>3. Autentifikacija korisnika</w:t>
-      </w:r>
-    </w:p>
-    <w:p>
-      <w:pPr>
-        <w:spacing w:after="0" w:line="240" w:lineRule="auto"/>
-        <w:rPr>
-          <w:rFonts w:ascii="Verdana" w:hAnsi="Verdana"/>
-          <w:lang w:val="sr-Latn-RS"/>
-        </w:rPr>
-      </w:pPr>
-      <w:r>
-        <w:rPr>
-          <w:rFonts w:ascii="Verdana" w:hAnsi="Verdana"/>
-          <w:lang w:val="sr-Latn-RS"/>
-        </w:rPr>
-        <w:t xml:space="preserve">Korisnički nalozi se čuvaju u </w:t>
-      </w:r>
-      <w:r>
-        <w:rPr>
-          <w:rFonts w:ascii="Verdana" w:hAnsi="Verdana"/>
-          <w:b/>
-          <w:lang w:val="sr-Latn-RS"/>
-        </w:rPr>
-        <w:t>korisnici.dat</w:t>
-      </w:r>
-      <w:r>
-        <w:rPr>
-          <w:rFonts w:ascii="Verdana" w:hAnsi="Verdana"/>
-          <w:lang w:val="sr-Latn-RS"/>
-        </w:rPr>
-        <w:t xml:space="preserve"> kao niz struktura </w:t>
-      </w:r>
-      <w:r>
-        <w:rPr>
-          <w:rFonts w:ascii="Verdana" w:hAnsi="Verdana"/>
-          <w:b/>
-          <w:lang w:val="sr-Latn-RS"/>
-        </w:rPr>
-        <w:t>Korisnik</w:t>
-      </w:r>
-      <w:r>
-        <w:rPr>
-          <w:rFonts w:ascii="Verdana" w:hAnsi="Verdana"/>
-          <w:lang w:val="sr-Latn-RS"/>
-        </w:rPr>
-        <w:t xml:space="preserve">. Funkcija </w:t>
-      </w:r>
-      <w:r>
-        <w:rPr>
-          <w:rFonts w:ascii="Verdana" w:hAnsi="Verdana"/>
-          <w:b/>
-          <w:lang w:val="sr-Latn-RS"/>
-        </w:rPr>
-        <w:t>proveriLogin</w:t>
-      </w:r>
-      <w:r>
-        <w:rPr>
-          <w:rFonts w:ascii="Verdana" w:hAnsi="Verdana"/>
-          <w:lang w:val="sr-Latn-RS"/>
-        </w:rPr>
-        <w:t xml:space="preserve"> proverava postojanje korisnika, a </w:t>
-      </w:r>
-      <w:r>
-        <w:rPr>
-          <w:rFonts w:ascii="Verdana" w:hAnsi="Verdana"/>
-          <w:b/>
-          <w:lang w:val="sr-Latn-RS"/>
-        </w:rPr>
-        <w:t>registrujKorisnika</w:t>
-      </w:r>
-      <w:r>
-        <w:rPr>
-          <w:rFonts w:ascii="Verdana" w:hAnsi="Verdana"/>
-          <w:lang w:val="sr-Latn-RS"/>
-        </w:rPr>
-        <w:t xml:space="preserve"> dodaje novog, uz proveru duplikata. Po uspešnoj prijavi, ime korisnika se čuva u </w:t>
-      </w:r>
-      <w:r>
-        <w:rPr>
-          <w:rFonts w:ascii="Verdana" w:hAnsi="Verdana"/>
-          <w:b/>
-          <w:lang w:val="sr-Latn-RS"/>
-        </w:rPr>
-        <w:t>trenutniKorisnik</w:t>
-      </w:r>
-      <w:r>
-        <w:rPr>
-          <w:rFonts w:ascii="Verdana" w:hAnsi="Verdana"/>
-          <w:lang w:val="sr-Latn-RS"/>
-        </w:rPr>
-        <w:t>.</w:t>
-      </w:r>
-    </w:p>
-    <w:p>
-      <w:pPr>
-        <w:spacing w:after="0" w:line="240" w:lineRule="auto"/>
         <w:jc w:val="center"/>
         <w:rPr>
           <w:rFonts w:ascii="Verdana" w:hAnsi="Verdana"/>
-          <w:lang w:val="sr-Latn-RS"/>
-        </w:rPr>
-      </w:pPr>
-      <w:r>
-        <w:rPr>
-          <w:rFonts w:ascii="Verdana" w:hAnsi="Verdana"/>
-          <w:lang w:val="sr-Latn-RS"/>
-        </w:rPr>
-        <w:pict w14:anchorId="2C80DC96">
-          <v:shape id="_x0000_i1208" type="#_x0000_t75" style="width:157.1pt;height:75.75pt">
+          <w:i/>
+          <w:lang w:val="sr-Latn-RS"/>
+        </w:rPr>
+      </w:pPr>
+      <w:r>
+        <w:rPr>
+          <w:rFonts w:ascii="Verdana" w:hAnsi="Verdana"/>
+          <w:i/>
+          <w:lang w:val="sr-Latn-RS"/>
+        </w:rPr>
+        <w:pict w14:anchorId="4DFD8050">
+          <v:shape id="_x0000_i1044" type="#_x0000_t75" style="width:363.75pt;height:350.65pt">
             <v:imagedata r:id="rId70" o:title=""/>
           </v:shape>
         </w:pict>
@@ -8053,16 +8052,34 @@
           <w:i/>
           <w:lang w:val="sr-Latn-RS"/>
         </w:rPr>
-        <w:t>Slika 17.</w:t>
-      </w:r>
-      <w:r>
-        <w:rPr>
-          <w:rFonts w:ascii="Verdana" w:hAnsi="Verdana"/>
-          <w:i/>
-          <w:lang w:val="sr-Latn-RS"/>
-        </w:rPr>
-        <w:br/>
-        <w:t>Struktura Korisnik</w:t>
+        <w:t>Slika 16.</w:t>
+      </w:r>
+    </w:p>
+    <w:p>
+      <w:pPr>
+        <w:spacing w:after="0" w:line="240" w:lineRule="auto"/>
+        <w:jc w:val="center"/>
+        <w:rPr>
+          <w:rFonts w:ascii="Verdana" w:hAnsi="Verdana"/>
+          <w:i/>
+          <w:lang w:val="sr-Latn-RS"/>
+        </w:rPr>
+      </w:pPr>
+      <w:r>
+        <w:rPr>
+          <w:rFonts w:ascii="Verdana" w:hAnsi="Verdana"/>
+          <w:i/>
+          <w:lang w:val="sr-Latn-RS"/>
+        </w:rPr>
+        <w:t xml:space="preserve">Kod za </w:t>
+      </w:r>
+      <w:r>
+        <w:rPr>
+          <w:rFonts w:ascii="Verdana" w:hAnsi="Verdana"/>
+          <w:i/>
+          <w:lang w:val="sr-Latn-RS"/>
+        </w:rPr>
+        <w:t>procitajVMoveIzFajla</w:t>
       </w:r>
       <w:r>
         <w:rPr>
@@ -8076,22 +8093,137 @@
     <w:p>
       <w:pPr>
         <w:spacing w:after="0" w:line="240" w:lineRule="auto"/>
+        <w:rPr>
+          <w:rFonts w:ascii="Verdana" w:hAnsi="Verdana"/>
+          <w:lang w:val="sr-Latn-RS"/>
+        </w:rPr>
+      </w:pPr>
+    </w:p>
+    <w:p>
+      <w:pPr>
+        <w:spacing w:after="0" w:line="240" w:lineRule="auto"/>
+        <w:rPr>
+          <w:rFonts w:ascii="Verdana" w:hAnsi="Verdana"/>
+          <w:b/>
+          <w:lang w:val="sr-Latn-RS"/>
+        </w:rPr>
+      </w:pPr>
+      <w:r>
+        <w:rPr>
+          <w:rFonts w:ascii="Verdana" w:hAnsi="Verdana"/>
+          <w:b/>
+          <w:lang w:val="sr-Latn-RS"/>
+        </w:rPr>
+        <w:t>3. Autentifikacija korisnika</w:t>
+      </w:r>
+    </w:p>
+    <w:p>
+      <w:pPr>
+        <w:spacing w:after="0" w:line="240" w:lineRule="auto"/>
+        <w:rPr>
+          <w:rFonts w:ascii="Verdana" w:hAnsi="Verdana"/>
+          <w:lang w:val="sr-Latn-RS"/>
+        </w:rPr>
+      </w:pPr>
+      <w:r>
+        <w:rPr>
+          <w:rFonts w:ascii="Verdana" w:hAnsi="Verdana"/>
+          <w:lang w:val="sr-Latn-RS"/>
+        </w:rPr>
+        <w:t xml:space="preserve">Korisnički nalozi se čuvaju u </w:t>
+      </w:r>
+      <w:r>
+        <w:rPr>
+          <w:rFonts w:ascii="Verdana" w:hAnsi="Verdana"/>
+          <w:b/>
+          <w:lang w:val="sr-Latn-RS"/>
+        </w:rPr>
+        <w:t>korisnici.dat</w:t>
+      </w:r>
+      <w:r>
+        <w:rPr>
+          <w:rFonts w:ascii="Verdana" w:hAnsi="Verdana"/>
+          <w:lang w:val="sr-Latn-RS"/>
+        </w:rPr>
+        <w:t xml:space="preserve"> kao niz struktura </w:t>
+      </w:r>
+      <w:r>
+        <w:rPr>
+          <w:rFonts w:ascii="Verdana" w:hAnsi="Verdana"/>
+          <w:b/>
+          <w:lang w:val="sr-Latn-RS"/>
+        </w:rPr>
+        <w:t>Korisnik</w:t>
+      </w:r>
+      <w:r>
+        <w:rPr>
+          <w:rFonts w:ascii="Verdana" w:hAnsi="Verdana"/>
+          <w:lang w:val="sr-Latn-RS"/>
+        </w:rPr>
+        <w:t xml:space="preserve">. Funkcija </w:t>
+      </w:r>
+      <w:r>
+        <w:rPr>
+          <w:rFonts w:ascii="Verdana" w:hAnsi="Verdana"/>
+          <w:b/>
+          <w:lang w:val="sr-Latn-RS"/>
+        </w:rPr>
+        <w:t>proveriLogin</w:t>
+      </w:r>
+      <w:r>
+        <w:rPr>
+          <w:rFonts w:ascii="Verdana" w:hAnsi="Verdana"/>
+          <w:lang w:val="sr-Latn-RS"/>
+        </w:rPr>
+        <w:t xml:space="preserve"> proverava postojanje korisnika, a </w:t>
+      </w:r>
+      <w:r>
+        <w:rPr>
+          <w:rFonts w:ascii="Verdana" w:hAnsi="Verdana"/>
+          <w:b/>
+          <w:lang w:val="sr-Latn-RS"/>
+        </w:rPr>
+        <w:t>registrujKorisnika</w:t>
+      </w:r>
+      <w:r>
+        <w:rPr>
+          <w:rFonts w:ascii="Verdana" w:hAnsi="Verdana"/>
+          <w:lang w:val="sr-Latn-RS"/>
+        </w:rPr>
+        <w:t xml:space="preserve"> dodaje novog, uz proveru duplikata. Po uspešnoj prijavi, ime korisnika se čuva u </w:t>
+      </w:r>
+      <w:r>
+        <w:rPr>
+          <w:rFonts w:ascii="Verdana" w:hAnsi="Verdana"/>
+          <w:b/>
+          <w:lang w:val="sr-Latn-RS"/>
+        </w:rPr>
+        <w:t>trenutniKorisnik</w:t>
+      </w:r>
+      <w:r>
+        <w:rPr>
+          <w:rFonts w:ascii="Verdana" w:hAnsi="Verdana"/>
+          <w:lang w:val="sr-Latn-RS"/>
+        </w:rPr>
+        <w:t>.</w:t>
+      </w:r>
+    </w:p>
+    <w:p>
+      <w:pPr>
+        <w:spacing w:after="0" w:line="240" w:lineRule="auto"/>
         <w:jc w:val="center"/>
         <w:rPr>
           <w:rFonts w:ascii="Verdana" w:hAnsi="Verdana"/>
-          <w:b/>
-          <w:i/>
-          <w:lang w:val="sr-Latn-RS"/>
-        </w:rPr>
-      </w:pPr>
-      <w:r>
-        <w:rPr>
-          <w:rFonts w:ascii="Verdana" w:hAnsi="Verdana"/>
-          <w:i/>
-          <w:lang w:val="sr-Latn-RS"/>
-        </w:rPr>
-        <w:pict w14:anchorId="310E8DFD">
-          <v:shape id="_x0000_i1237" type="#_x0000_t75" style="width:358.15pt;height:331.95pt">
+          <w:lang w:val="sr-Latn-RS"/>
+        </w:rPr>
+      </w:pPr>
+      <w:r>
+        <w:rPr>
+          <w:rFonts w:ascii="Verdana" w:hAnsi="Verdana"/>
+          <w:lang w:val="sr-Latn-RS"/>
+        </w:rPr>
+        <w:pict w14:anchorId="2C80DC96">
+          <v:shape id="_x0000_i1045" type="#_x0000_t75" style="width:157.1pt;height:75.75pt">
             <v:imagedata r:id="rId71" o:title=""/>
           </v:shape>
         </w:pict>
@@ -8113,7 +8245,24 @@
           <w:i/>
           <w:lang w:val="sr-Latn-RS"/>
         </w:rPr>
-        <w:t>Slika 18.</w:t>
+        <w:t>Slika 17.</w:t>
+      </w:r>
+      <w:r>
+        <w:rPr>
+          <w:rFonts w:ascii="Verdana" w:hAnsi="Verdana"/>
+          <w:i/>
+          <w:lang w:val="sr-Latn-RS"/>
+        </w:rPr>
+        <w:br/>
+        <w:t>Struktura Korisnik</w:t>
+      </w:r>
+      <w:r>
+        <w:rPr>
+          <w:rFonts w:ascii="Verdana" w:hAnsi="Verdana"/>
+          <w:i/>
+          <w:lang w:val="sr-Latn-RS"/>
+        </w:rPr>
+        <w:t>.</w:t>
       </w:r>
     </w:p>
     <w:p>
@@ -8122,41 +8271,6 @@
         <w:jc w:val="center"/>
         <w:rPr>
           <w:rFonts w:ascii="Verdana" w:hAnsi="Verdana"/>
-          <w:i/>
-          <w:lang w:val="sr-Latn-RS"/>
-        </w:rPr>
-      </w:pPr>
-      <w:r>
-        <w:rPr>
-          <w:rFonts w:ascii="Verdana" w:hAnsi="Verdana"/>
-          <w:i/>
-          <w:lang w:val="sr-Latn-RS"/>
-        </w:rPr>
-        <w:t xml:space="preserve">Kod za </w:t>
-      </w:r>
-      <w:r>
-        <w:rPr>
-          <w:rFonts w:ascii="Verdana" w:hAnsi="Verdana"/>
-          <w:i/>
-          <w:lang w:val="sr-Latn-RS"/>
-        </w:rPr>
-        <w:t>proveriLogin</w:t>
-      </w:r>
-      <w:r>
-        <w:rPr>
-          <w:rFonts w:ascii="Verdana" w:hAnsi="Verdana"/>
-          <w:i/>
-          <w:lang w:val="sr-Latn-RS"/>
-        </w:rPr>
-        <w:t>.</w:t>
-      </w:r>
-    </w:p>
-    <w:p>
-      <w:pPr>
-        <w:spacing w:after="0" w:line="240" w:lineRule="auto"/>
-        <w:jc w:val="center"/>
-        <w:rPr>
-          <w:rFonts w:ascii="Verdana" w:hAnsi="Verdana"/>
           <w:b/>
           <w:i/>
           <w:lang w:val="sr-Latn-RS"/>
@@ -8165,12 +8279,11 @@
       <w:r>
         <w:rPr>
           <w:rFonts w:ascii="Verdana" w:hAnsi="Verdana"/>
-          <w:b/>
-          <w:i/>
-          <w:lang w:val="sr-Latn-RS"/>
-        </w:rPr>
-        <w:pict w14:anchorId="7FF3464E">
-          <v:shape id="_x0000_i1238" type="#_x0000_t75" style="width:398.35pt;height:365.6pt">
+          <w:i/>
+          <w:lang w:val="sr-Latn-RS"/>
+        </w:rPr>
+        <w:pict w14:anchorId="310E8DFD">
+          <v:shape id="_x0000_i1046" type="#_x0000_t75" style="width:358.15pt;height:331.95pt">
             <v:imagedata r:id="rId72" o:title=""/>
           </v:shape>
         </w:pict>
@@ -8192,7 +8305,7 @@
           <w:i/>
           <w:lang w:val="sr-Latn-RS"/>
         </w:rPr>
-        <w:t>Slika 19.</w:t>
+        <w:t>Slika 18.</w:t>
       </w:r>
     </w:p>
     <w:p>
@@ -8211,86 +8324,45 @@
           <w:i/>
           <w:lang w:val="sr-Latn-RS"/>
         </w:rPr>
-        <w:t>Kod za registrujKorisnika.</w:t>
-      </w:r>
-    </w:p>
-    <w:p>
-      <w:pPr>
-        <w:spacing w:after="0" w:line="240" w:lineRule="auto"/>
+        <w:t xml:space="preserve">Kod za </w:t>
+      </w:r>
+      <w:r>
+        <w:rPr>
+          <w:rFonts w:ascii="Verdana" w:hAnsi="Verdana"/>
+          <w:i/>
+          <w:lang w:val="sr-Latn-RS"/>
+        </w:rPr>
+        <w:t>proveriLogin</w:t>
+      </w:r>
+      <w:r>
+        <w:rPr>
+          <w:rFonts w:ascii="Verdana" w:hAnsi="Verdana"/>
+          <w:i/>
+          <w:lang w:val="sr-Latn-RS"/>
+        </w:rPr>
+        <w:t>.</w:t>
+      </w:r>
+    </w:p>
+    <w:p>
+      <w:pPr>
+        <w:spacing w:after="0" w:line="240" w:lineRule="auto"/>
+        <w:jc w:val="center"/>
         <w:rPr>
           <w:rFonts w:ascii="Verdana" w:hAnsi="Verdana"/>
           <w:b/>
-          <w:lang w:val="sr-Latn-RS"/>
-        </w:rPr>
-      </w:pPr>
-    </w:p>
-    <w:p>
-      <w:pPr>
-        <w:spacing w:after="0" w:line="240" w:lineRule="auto"/>
+          <w:i/>
+          <w:lang w:val="sr-Latn-RS"/>
+        </w:rPr>
+      </w:pPr>
+      <w:r>
         <w:rPr>
           <w:rFonts w:ascii="Verdana" w:hAnsi="Verdana"/>
           <w:b/>
-          <w:lang w:val="sr-Latn-RS"/>
-        </w:rPr>
-      </w:pPr>
-      <w:r>
-        <w:rPr>
-          <w:rFonts w:ascii="Verdana" w:hAnsi="Verdana"/>
-          <w:b/>
-          <w:lang w:val="sr-Latn-RS"/>
-        </w:rPr>
-        <w:t>4. Upravljanje virtuelnim mašinama</w:t>
-      </w:r>
-    </w:p>
-    <w:p>
-      <w:pPr>
-        <w:spacing w:after="0" w:line="240" w:lineRule="auto"/>
-        <w:rPr>
-          <w:rFonts w:ascii="Verdana" w:hAnsi="Verdana"/>
-          <w:lang w:val="sr-Latn-RS"/>
-        </w:rPr>
-      </w:pPr>
-    </w:p>
-    <w:p>
-      <w:pPr>
-        <w:spacing w:after="0" w:line="240" w:lineRule="auto"/>
-        <w:rPr>
-          <w:rFonts w:ascii="Verdana" w:hAnsi="Verdana"/>
-          <w:lang w:val="sr-Latn-RS"/>
-        </w:rPr>
-      </w:pPr>
-      <w:r>
-        <w:rPr>
-          <w:rFonts w:ascii="Verdana" w:hAnsi="Verdana"/>
-          <w:b/>
-          <w:lang w:val="sr-Latn-RS"/>
-        </w:rPr>
-        <w:t>Kreiranje VM-a (dodajVM)</w:t>
-      </w:r>
-      <w:r>
-        <w:rPr>
-          <w:rFonts w:ascii="Verdana" w:hAnsi="Verdana"/>
-          <w:lang w:val="sr-Latn-RS"/>
-        </w:rPr>
-        <w:t xml:space="preserve"> – generiše novi ID (maxId+1), popunjava strukturu podacima unetim od strane korisnika, postavlja status na zaustavljen i IP na prazan string, a zatim dodaje čvor na početak liste.</w:t>
-      </w:r>
-    </w:p>
-    <w:p>
-      <w:pPr>
-        <w:spacing w:after="0" w:line="240" w:lineRule="auto"/>
-        <w:jc w:val="center"/>
-        <w:rPr>
-          <w:rFonts w:ascii="Verdana" w:hAnsi="Verdana"/>
-          <w:lang w:val="sr-Latn-RS"/>
-        </w:rPr>
-      </w:pPr>
-      <w:r>
-        <w:rPr>
-          <w:rFonts w:ascii="Verdana" w:hAnsi="Verdana"/>
-          <w:lang w:val="sr-Latn-RS"/>
-        </w:rPr>
-        <w:pict w14:anchorId="7335C477">
-          <v:shape id="_x0000_i1240" type="#_x0000_t75" style="width:102.85pt;height:67.3pt">
+          <w:i/>
+          <w:lang w:val="sr-Latn-RS"/>
+        </w:rPr>
+        <w:pict w14:anchorId="7FF3464E">
+          <v:shape id="_x0000_i1047" type="#_x0000_t75" style="width:398.35pt;height:365.6pt">
             <v:imagedata r:id="rId73" o:title=""/>
           </v:shape>
         </w:pict>
@@ -8312,7 +8384,7 @@
           <w:i/>
           <w:lang w:val="sr-Latn-RS"/>
         </w:rPr>
-        <w:t>Slika 20.</w:t>
+        <w:t>Slika 19.</w:t>
       </w:r>
     </w:p>
     <w:p>
@@ -8331,7 +8403,68 @@
           <w:i/>
           <w:lang w:val="sr-Latn-RS"/>
         </w:rPr>
-        <w:t>Biranje servera za VM.</w:t>
+        <w:t>Kod za registrujKorisnika.</w:t>
+      </w:r>
+    </w:p>
+    <w:p>
+      <w:pPr>
+        <w:spacing w:after="0" w:line="240" w:lineRule="auto"/>
+        <w:rPr>
+          <w:rFonts w:ascii="Verdana" w:hAnsi="Verdana"/>
+          <w:b/>
+          <w:lang w:val="sr-Latn-RS"/>
+        </w:rPr>
+      </w:pPr>
+    </w:p>
+    <w:p>
+      <w:pPr>
+        <w:spacing w:after="0" w:line="240" w:lineRule="auto"/>
+        <w:rPr>
+          <w:rFonts w:ascii="Verdana" w:hAnsi="Verdana"/>
+          <w:b/>
+          <w:lang w:val="sr-Latn-RS"/>
+        </w:rPr>
+      </w:pPr>
+      <w:r>
+        <w:rPr>
+          <w:rFonts w:ascii="Verdana" w:hAnsi="Verdana"/>
+          <w:b/>
+          <w:lang w:val="sr-Latn-RS"/>
+        </w:rPr>
+        <w:t>4. Upravljanje virtuelnim mašinama</w:t>
+      </w:r>
+    </w:p>
+    <w:p>
+      <w:pPr>
+        <w:spacing w:after="0" w:line="240" w:lineRule="auto"/>
+        <w:rPr>
+          <w:rFonts w:ascii="Verdana" w:hAnsi="Verdana"/>
+          <w:lang w:val="sr-Latn-RS"/>
+        </w:rPr>
+      </w:pPr>
+    </w:p>
+    <w:p>
+      <w:pPr>
+        <w:spacing w:after="0" w:line="240" w:lineRule="auto"/>
+        <w:rPr>
+          <w:rFonts w:ascii="Verdana" w:hAnsi="Verdana"/>
+          <w:lang w:val="sr-Latn-RS"/>
+        </w:rPr>
+      </w:pPr>
+      <w:r>
+        <w:rPr>
+          <w:rFonts w:ascii="Verdana" w:hAnsi="Verdana"/>
+          <w:b/>
+          <w:lang w:val="sr-Latn-RS"/>
+        </w:rPr>
+        <w:t>Kreiranje VM-a (dodajVM)</w:t>
+      </w:r>
+      <w:r>
+        <w:rPr>
+          <w:rFonts w:ascii="Verdana" w:hAnsi="Verdana"/>
+          <w:lang w:val="sr-Latn-RS"/>
+        </w:rPr>
+        <w:t xml:space="preserve"> – generiše novi ID (maxId+1), popunjava strukturu podacima unetim od strane korisnika, postavlja status na zaustavljen i IP na prazan string, a zatim dodaje čvor na početak liste.</w:t>
       </w:r>
     </w:p>
     <w:p>
@@ -8340,40 +8473,20 @@
         <w:jc w:val="center"/>
         <w:rPr>
           <w:rFonts w:ascii="Verdana" w:hAnsi="Verdana"/>
-          <w:i/>
-          <w:lang w:val="sr-Latn-RS"/>
-        </w:rPr>
-      </w:pPr>
-      <w:r>
-        <w:rPr>
-          <w:rFonts w:ascii="Verdana" w:hAnsi="Verdana"/>
-          <w:i/>
-          <w:lang w:val="sr-Latn-RS"/>
-        </w:rPr>
-        <w:pict w14:anchorId="55EB5700">
-          <v:shape id="_x0000_i1242" type="#_x0000_t75" style="width:149.6pt;height:85.1pt">
+          <w:lang w:val="sr-Latn-RS"/>
+        </w:rPr>
+      </w:pPr>
+      <w:r>
+        <w:rPr>
+          <w:rFonts w:ascii="Verdana" w:hAnsi="Verdana"/>
+          <w:lang w:val="sr-Latn-RS"/>
+        </w:rPr>
+        <w:pict w14:anchorId="7335C477">
+          <v:shape id="_x0000_i1048" type="#_x0000_t75" style="width:102.85pt;height:67.3pt">
             <v:imagedata r:id="rId74" o:title=""/>
           </v:shape>
         </w:pict>
       </w:r>
-      <w:r>
-        <w:rPr>
-          <w:rFonts w:ascii="Verdana" w:hAnsi="Verdana"/>
-          <w:i/>
-          <w:lang w:val="sr-Latn-RS"/>
-        </w:rPr>
-        <w:br/>
-        <w:t>Slika 21.</w:t>
-      </w:r>
-      <w:r>
-        <w:rPr>
-          <w:rFonts w:ascii="Verdana" w:hAnsi="Verdana"/>
-          <w:i/>
-          <w:lang w:val="sr-Latn-RS"/>
-        </w:rPr>
-        <w:br/>
-        <w:t>Unos parametara za VM.</w:t>
-      </w:r>
     </w:p>
     <w:p>
       <w:pPr>
@@ -8391,8 +8504,46 @@
           <w:i/>
           <w:lang w:val="sr-Latn-RS"/>
         </w:rPr>
-        <w:pict w14:anchorId="6D782969">
-          <v:shape id="_x0000_i1244" type="#_x0000_t75" style="width:474.1pt;height:382.45pt">
+        <w:t>Slika 20.</w:t>
+      </w:r>
+    </w:p>
+    <w:p>
+      <w:pPr>
+        <w:spacing w:after="0" w:line="240" w:lineRule="auto"/>
+        <w:jc w:val="center"/>
+        <w:rPr>
+          <w:rFonts w:ascii="Verdana" w:hAnsi="Verdana"/>
+          <w:i/>
+          <w:lang w:val="sr-Latn-RS"/>
+        </w:rPr>
+      </w:pPr>
+      <w:r>
+        <w:rPr>
+          <w:rFonts w:ascii="Verdana" w:hAnsi="Verdana"/>
+          <w:i/>
+          <w:lang w:val="sr-Latn-RS"/>
+        </w:rPr>
+        <w:t>Biranje servera za VM.</w:t>
+      </w:r>
+    </w:p>
+    <w:p>
+      <w:pPr>
+        <w:spacing w:after="0" w:line="240" w:lineRule="auto"/>
+        <w:jc w:val="center"/>
+        <w:rPr>
+          <w:rFonts w:ascii="Verdana" w:hAnsi="Verdana"/>
+          <w:i/>
+          <w:lang w:val="sr-Latn-RS"/>
+        </w:rPr>
+      </w:pPr>
+      <w:r>
+        <w:rPr>
+          <w:rFonts w:ascii="Verdana" w:hAnsi="Verdana"/>
+          <w:i/>
+          <w:lang w:val="sr-Latn-RS"/>
+        </w:rPr>
+        <w:pict w14:anchorId="55EB5700">
+          <v:shape id="_x0000_i1049" type="#_x0000_t75" style="width:149.6pt;height:85.1pt">
             <v:imagedata r:id="rId75" o:title=""/>
           </v:shape>
         </w:pict>
@@ -8404,7 +8555,7 @@
           <w:lang w:val="sr-Latn-RS"/>
         </w:rPr>
         <w:br/>
-        <w:t>Slika 22.</w:t>
+        <w:t>Slika 21.</w:t>
       </w:r>
       <w:r>
         <w:rPr>
@@ -8413,91 +8564,7 @@
           <w:lang w:val="sr-Latn-RS"/>
         </w:rPr>
         <w:br/>
-        <w:t>Kod za dodajVM.</w:t>
-      </w:r>
-    </w:p>
-    <w:p>
-      <w:pPr>
-        <w:spacing w:after="0" w:line="240" w:lineRule="auto"/>
-        <w:rPr>
-          <w:rFonts w:ascii="Verdana" w:hAnsi="Verdana"/>
-          <w:b/>
-          <w:lang w:val="sr-Latn-RS"/>
-        </w:rPr>
-      </w:pPr>
-    </w:p>
-    <w:p>
-      <w:pPr>
-        <w:spacing w:after="0" w:line="240" w:lineRule="auto"/>
-        <w:rPr>
-          <w:rFonts w:ascii="Verdana" w:hAnsi="Verdana"/>
-          <w:b/>
-          <w:lang w:val="sr-Latn-RS"/>
-        </w:rPr>
-      </w:pPr>
-    </w:p>
-    <w:p>
-      <w:pPr>
-        <w:spacing w:after="0" w:line="240" w:lineRule="auto"/>
-        <w:rPr>
-          <w:rFonts w:ascii="Verdana" w:hAnsi="Verdana"/>
-          <w:b/>
-          <w:lang w:val="sr-Latn-RS"/>
-        </w:rPr>
-      </w:pPr>
-    </w:p>
-    <w:p>
-      <w:pPr>
-        <w:spacing w:after="0" w:line="240" w:lineRule="auto"/>
-        <w:rPr>
-          <w:rFonts w:ascii="Verdana" w:hAnsi="Verdana"/>
-          <w:b/>
-          <w:lang w:val="sr-Latn-RS"/>
-        </w:rPr>
-      </w:pPr>
-    </w:p>
-    <w:p>
-      <w:pPr>
-        <w:spacing w:after="0" w:line="240" w:lineRule="auto"/>
-        <w:rPr>
-          <w:rFonts w:ascii="Verdana" w:hAnsi="Verdana"/>
-          <w:b/>
-          <w:lang w:val="sr-Latn-RS"/>
-        </w:rPr>
-      </w:pPr>
-    </w:p>
-    <w:p>
-      <w:pPr>
-        <w:spacing w:after="0" w:line="240" w:lineRule="auto"/>
-        <w:rPr>
-          <w:rFonts w:ascii="Verdana" w:hAnsi="Verdana"/>
-          <w:b/>
-          <w:lang w:val="sr-Latn-RS"/>
-        </w:rPr>
-      </w:pPr>
-    </w:p>
-    <w:p>
-      <w:pPr>
-        <w:spacing w:after="0" w:line="240" w:lineRule="auto"/>
-        <w:rPr>
-          <w:rFonts w:ascii="Verdana" w:hAnsi="Verdana"/>
-          <w:lang w:val="sr-Latn-RS"/>
-        </w:rPr>
-      </w:pPr>
-      <w:r>
-        <w:rPr>
-          <w:rFonts w:ascii="Verdana" w:hAnsi="Verdana"/>
-          <w:b/>
-          <w:lang w:val="sr-Latn-RS"/>
-        </w:rPr>
-        <w:t>Brisanje VM-a (obrisiVM)</w:t>
-      </w:r>
-      <w:r>
-        <w:rPr>
-          <w:rFonts w:ascii="Verdana" w:hAnsi="Verdana"/>
-          <w:lang w:val="sr-Latn-RS"/>
-        </w:rPr>
-        <w:t xml:space="preserve"> – pretražuje listu i uklanja čvor samo ako pripada trenutnom korisniku.</w:t>
+        <w:t>Unos parametara za VM.</w:t>
       </w:r>
     </w:p>
     <w:p>
@@ -8513,10 +8580,11 @@
       <w:r>
         <w:rPr>
           <w:rFonts w:ascii="Verdana" w:hAnsi="Verdana"/>
-          <w:lang w:val="sr-Latn-RS"/>
-        </w:rPr>
-        <w:pict w14:anchorId="3F8205AE">
-          <v:shape id="_x0000_i1247" type="#_x0000_t75" style="width:250.6pt;height:70.15pt">
+          <w:i/>
+          <w:lang w:val="sr-Latn-RS"/>
+        </w:rPr>
+        <w:pict w14:anchorId="6D782969">
+          <v:shape id="_x0000_i1050" type="#_x0000_t75" style="width:474.1pt;height:382.45pt">
             <v:imagedata r:id="rId76" o:title=""/>
           </v:shape>
         </w:pict>
@@ -8524,17 +8592,11 @@
       <w:r>
         <w:rPr>
           <w:rFonts w:ascii="Verdana" w:hAnsi="Verdana"/>
+          <w:i/>
           <w:lang w:val="sr-Latn-RS"/>
         </w:rPr>
         <w:br/>
-      </w:r>
-      <w:r>
-        <w:rPr>
-          <w:rFonts w:ascii="Verdana" w:hAnsi="Verdana"/>
-          <w:i/>
-          <w:lang w:val="sr-Latn-RS"/>
-        </w:rPr>
-        <w:t>Slika 23.</w:t>
+        <w:t>Slika 22.</w:t>
       </w:r>
       <w:r>
         <w:rPr>
@@ -8543,32 +8605,110 @@
           <w:lang w:val="sr-Latn-RS"/>
         </w:rPr>
         <w:br/>
-        <w:t>Brisanje VM-a</w:t>
-      </w:r>
-      <w:r>
-        <w:rPr>
-          <w:rFonts w:ascii="Verdana" w:hAnsi="Verdana"/>
-          <w:i/>
-          <w:lang w:val="sr-Latn-RS"/>
-        </w:rPr>
-        <w:t>.</w:t>
-      </w:r>
-      <w:r>
-        <w:rPr>
-          <w:rFonts w:ascii="Verdana" w:hAnsi="Verdana"/>
-          <w:i/>
-          <w:lang w:val="sr-Latn-RS"/>
-        </w:rPr>
-        <w:br/>
-      </w:r>
-      <w:r>
-        <w:rPr>
-          <w:rFonts w:ascii="Verdana" w:hAnsi="Verdana"/>
-          <w:i/>
-          <w:lang w:val="sr-Latn-RS"/>
-        </w:rPr>
-        <w:pict w14:anchorId="18A51F67">
-          <v:shape id="_x0000_i1248" type="#_x0000_t75" style="width:473.15pt;height:460.05pt">
+        <w:t>Kod za dodajVM.</w:t>
+      </w:r>
+    </w:p>
+    <w:p>
+      <w:pPr>
+        <w:spacing w:after="0" w:line="240" w:lineRule="auto"/>
+        <w:rPr>
+          <w:rFonts w:ascii="Verdana" w:hAnsi="Verdana"/>
+          <w:b/>
+          <w:lang w:val="sr-Latn-RS"/>
+        </w:rPr>
+      </w:pPr>
+    </w:p>
+    <w:p>
+      <w:pPr>
+        <w:spacing w:after="0" w:line="240" w:lineRule="auto"/>
+        <w:rPr>
+          <w:rFonts w:ascii="Verdana" w:hAnsi="Verdana"/>
+          <w:b/>
+          <w:lang w:val="sr-Latn-RS"/>
+        </w:rPr>
+      </w:pPr>
+    </w:p>
+    <w:p>
+      <w:pPr>
+        <w:spacing w:after="0" w:line="240" w:lineRule="auto"/>
+        <w:rPr>
+          <w:rFonts w:ascii="Verdana" w:hAnsi="Verdana"/>
+          <w:b/>
+          <w:lang w:val="sr-Latn-RS"/>
+        </w:rPr>
+      </w:pPr>
+    </w:p>
+    <w:p>
+      <w:pPr>
+        <w:spacing w:after="0" w:line="240" w:lineRule="auto"/>
+        <w:rPr>
+          <w:rFonts w:ascii="Verdana" w:hAnsi="Verdana"/>
+          <w:b/>
+          <w:lang w:val="sr-Latn-RS"/>
+        </w:rPr>
+      </w:pPr>
+    </w:p>
+    <w:p>
+      <w:pPr>
+        <w:spacing w:after="0" w:line="240" w:lineRule="auto"/>
+        <w:rPr>
+          <w:rFonts w:ascii="Verdana" w:hAnsi="Verdana"/>
+          <w:b/>
+          <w:lang w:val="sr-Latn-RS"/>
+        </w:rPr>
+      </w:pPr>
+    </w:p>
+    <w:p>
+      <w:pPr>
+        <w:spacing w:after="0" w:line="240" w:lineRule="auto"/>
+        <w:rPr>
+          <w:rFonts w:ascii="Verdana" w:hAnsi="Verdana"/>
+          <w:b/>
+          <w:lang w:val="sr-Latn-RS"/>
+        </w:rPr>
+      </w:pPr>
+    </w:p>
+    <w:p>
+      <w:pPr>
+        <w:spacing w:after="0" w:line="240" w:lineRule="auto"/>
+        <w:rPr>
+          <w:rFonts w:ascii="Verdana" w:hAnsi="Verdana"/>
+          <w:lang w:val="sr-Latn-RS"/>
+        </w:rPr>
+      </w:pPr>
+      <w:r>
+        <w:rPr>
+          <w:rFonts w:ascii="Verdana" w:hAnsi="Verdana"/>
+          <w:b/>
+          <w:lang w:val="sr-Latn-RS"/>
+        </w:rPr>
+        <w:t>Brisanje VM-a (obrisiVM)</w:t>
+      </w:r>
+      <w:r>
+        <w:rPr>
+          <w:rFonts w:ascii="Verdana" w:hAnsi="Verdana"/>
+          <w:lang w:val="sr-Latn-RS"/>
+        </w:rPr>
+        <w:t xml:space="preserve"> – pretražuje listu i uklanja čvor samo ako pripada trenutnom korisniku.</w:t>
+      </w:r>
+    </w:p>
+    <w:p>
+      <w:pPr>
+        <w:spacing w:after="0" w:line="240" w:lineRule="auto"/>
+        <w:jc w:val="center"/>
+        <w:rPr>
+          <w:rFonts w:ascii="Verdana" w:hAnsi="Verdana"/>
+          <w:i/>
+          <w:lang w:val="sr-Latn-RS"/>
+        </w:rPr>
+      </w:pPr>
+      <w:r>
+        <w:rPr>
+          <w:rFonts w:ascii="Verdana" w:hAnsi="Verdana"/>
+          <w:lang w:val="sr-Latn-RS"/>
+        </w:rPr>
+        <w:pict w14:anchorId="3F8205AE">
+          <v:shape id="_x0000_i1051" type="#_x0000_t75" style="width:250.6pt;height:70.15pt">
             <v:imagedata r:id="rId77" o:title=""/>
           </v:shape>
         </w:pict>
@@ -8576,11 +8716,17 @@
       <w:r>
         <w:rPr>
           <w:rFonts w:ascii="Verdana" w:hAnsi="Verdana"/>
-          <w:i/>
           <w:lang w:val="sr-Latn-RS"/>
         </w:rPr>
         <w:br/>
-        <w:t>Slika 24.</w:t>
+      </w:r>
+      <w:r>
+        <w:rPr>
+          <w:rFonts w:ascii="Verdana" w:hAnsi="Verdana"/>
+          <w:i/>
+          <w:lang w:val="sr-Latn-RS"/>
+        </w:rPr>
+        <w:t>Slika 23.</w:t>
       </w:r>
       <w:r>
         <w:rPr>
@@ -8589,53 +8735,78 @@
           <w:lang w:val="sr-Latn-RS"/>
         </w:rPr>
         <w:br/>
-        <w:t>Kod za obrisiVM.</w:t>
-      </w:r>
-    </w:p>
-    <w:p>
-      <w:pPr>
-        <w:spacing w:after="0" w:line="240" w:lineRule="auto"/>
-        <w:rPr>
-          <w:rFonts w:ascii="Verdana" w:hAnsi="Verdana"/>
-          <w:lang w:val="sr-Latn-RS"/>
-        </w:rPr>
-      </w:pPr>
-      <w:r>
-        <w:rPr>
-          <w:rFonts w:ascii="Verdana" w:hAnsi="Verdana"/>
-          <w:b/>
-          <w:lang w:val="sr-Latn-RS"/>
-        </w:rPr>
-        <w:t>Pokretanje/zaustavljanje (pokreniVM, zaustaviVM)</w:t>
-      </w:r>
-      <w:r>
-        <w:rPr>
-          <w:rFonts w:ascii="Verdana" w:hAnsi="Verdana"/>
-          <w:lang w:val="sr-Latn-RS"/>
-        </w:rPr>
-        <w:t xml:space="preserve"> – menja status i po potrebi dodeljuje IP.</w:t>
-      </w:r>
-    </w:p>
-    <w:p>
-      <w:pPr>
-        <w:spacing w:after="0" w:line="240" w:lineRule="auto"/>
-        <w:jc w:val="center"/>
-        <w:rPr>
-          <w:rFonts w:ascii="Verdana" w:hAnsi="Verdana"/>
-          <w:lang w:val="sr-Latn-RS"/>
-        </w:rPr>
-      </w:pPr>
-      <w:r>
-        <w:rPr>
-          <w:rFonts w:ascii="Verdana" w:hAnsi="Verdana"/>
-          <w:lang w:val="sr-Latn-RS"/>
-        </w:rPr>
-        <w:pict w14:anchorId="74F864B8">
-          <v:shape id="_x0000_i1249" type="#_x0000_t75" style="width:255.25pt;height:85.1pt">
+        <w:t>Brisanje VM-a</w:t>
+      </w:r>
+      <w:r>
+        <w:rPr>
+          <w:rFonts w:ascii="Verdana" w:hAnsi="Verdana"/>
+          <w:i/>
+          <w:lang w:val="sr-Latn-RS"/>
+        </w:rPr>
+        <w:t>.</w:t>
+      </w:r>
+      <w:r>
+        <w:rPr>
+          <w:rFonts w:ascii="Verdana" w:hAnsi="Verdana"/>
+          <w:i/>
+          <w:lang w:val="sr-Latn-RS"/>
+        </w:rPr>
+        <w:br/>
+      </w:r>
+      <w:r>
+        <w:rPr>
+          <w:rFonts w:ascii="Verdana" w:hAnsi="Verdana"/>
+          <w:i/>
+          <w:lang w:val="sr-Latn-RS"/>
+        </w:rPr>
+        <w:pict w14:anchorId="18A51F67">
+          <v:shape id="_x0000_i1052" type="#_x0000_t75" style="width:473.15pt;height:460.05pt">
             <v:imagedata r:id="rId78" o:title=""/>
           </v:shape>
         </w:pict>
       </w:r>
+      <w:r>
+        <w:rPr>
+          <w:rFonts w:ascii="Verdana" w:hAnsi="Verdana"/>
+          <w:i/>
+          <w:lang w:val="sr-Latn-RS"/>
+        </w:rPr>
+        <w:br/>
+        <w:t>Slika 24.</w:t>
+      </w:r>
+      <w:r>
+        <w:rPr>
+          <w:rFonts w:ascii="Verdana" w:hAnsi="Verdana"/>
+          <w:i/>
+          <w:lang w:val="sr-Latn-RS"/>
+        </w:rPr>
+        <w:br/>
+        <w:t>Kod za obrisiVM.</w:t>
+      </w:r>
+    </w:p>
+    <w:p>
+      <w:pPr>
+        <w:spacing w:after="0" w:line="240" w:lineRule="auto"/>
+        <w:rPr>
+          <w:rFonts w:ascii="Verdana" w:hAnsi="Verdana"/>
+          <w:lang w:val="sr-Latn-RS"/>
+        </w:rPr>
+      </w:pPr>
+      <w:r>
+        <w:rPr>
+          <w:rFonts w:ascii="Verdana" w:hAnsi="Verdana"/>
+          <w:b/>
+          <w:lang w:val="sr-Latn-RS"/>
+        </w:rPr>
+        <w:t>Pokretanje/zaustavljanje (pokreniVM, zaustaviVM)</w:t>
+      </w:r>
+      <w:r>
+        <w:rPr>
+          <w:rFonts w:ascii="Verdana" w:hAnsi="Verdana"/>
+          <w:lang w:val="sr-Latn-RS"/>
+        </w:rPr>
+        <w:t xml:space="preserve"> – menja status i po potrebi dodeljuje IP.</w:t>
+      </w:r>
     </w:p>
     <w:p>
       <w:pPr>
@@ -8643,58 +8814,39 @@
         <w:jc w:val="center"/>
         <w:rPr>
           <w:rFonts w:ascii="Verdana" w:hAnsi="Verdana"/>
-          <w:i/>
-          <w:lang w:val="sr-Latn-RS"/>
-        </w:rPr>
-      </w:pPr>
-      <w:r>
-        <w:rPr>
-          <w:rFonts w:ascii="Verdana" w:hAnsi="Verdana"/>
-          <w:i/>
-          <w:lang w:val="sr-Latn-RS"/>
-        </w:rPr>
-        <w:t>Slika 25.</w:t>
-      </w:r>
-      <w:r>
-        <w:rPr>
-          <w:rFonts w:ascii="Verdana" w:hAnsi="Verdana"/>
-          <w:i/>
-          <w:lang w:val="sr-Latn-RS"/>
-        </w:rPr>
-        <w:br/>
-        <w:t>Pokretanje VM-a</w:t>
-      </w:r>
-      <w:r>
-        <w:rPr>
-          <w:rFonts w:ascii="Verdana" w:hAnsi="Verdana"/>
-          <w:i/>
-          <w:lang w:val="sr-Latn-RS"/>
-        </w:rPr>
-        <w:t>.</w:t>
-      </w:r>
-    </w:p>
-    <w:p>
-      <w:pPr>
-        <w:spacing w:after="0" w:line="240" w:lineRule="auto"/>
-        <w:jc w:val="center"/>
-        <w:rPr>
-          <w:rFonts w:ascii="Verdana" w:hAnsi="Verdana"/>
-          <w:i/>
-          <w:lang w:val="sr-Latn-RS"/>
-        </w:rPr>
-      </w:pPr>
-      <w:r>
-        <w:rPr>
-          <w:rFonts w:ascii="Verdana" w:hAnsi="Verdana"/>
-          <w:i/>
-          <w:lang w:val="sr-Latn-RS"/>
-        </w:rPr>
-        <w:pict w14:anchorId="3942AFAC">
-          <v:shape id="_x0000_i1251" type="#_x0000_t75" style="width:249.65pt;height:78.55pt">
+          <w:lang w:val="sr-Latn-RS"/>
+        </w:rPr>
+      </w:pPr>
+      <w:r>
+        <w:rPr>
+          <w:rFonts w:ascii="Verdana" w:hAnsi="Verdana"/>
+          <w:lang w:val="sr-Latn-RS"/>
+        </w:rPr>
+        <w:pict w14:anchorId="74F864B8">
+          <v:shape id="_x0000_i1053" type="#_x0000_t75" style="width:255.25pt;height:85.1pt">
             <v:imagedata r:id="rId79" o:title=""/>
           </v:shape>
         </w:pict>
       </w:r>
+    </w:p>
+    <w:p>
+      <w:pPr>
+        <w:spacing w:after="0" w:line="240" w:lineRule="auto"/>
+        <w:jc w:val="center"/>
+        <w:rPr>
+          <w:rFonts w:ascii="Verdana" w:hAnsi="Verdana"/>
+          <w:i/>
+          <w:lang w:val="sr-Latn-RS"/>
+        </w:rPr>
+      </w:pPr>
+      <w:r>
+        <w:rPr>
+          <w:rFonts w:ascii="Verdana" w:hAnsi="Verdana"/>
+          <w:i/>
+          <w:lang w:val="sr-Latn-RS"/>
+        </w:rPr>
+        <w:t>Slika 25.</w:t>
+      </w:r>
       <w:r>
         <w:rPr>
           <w:rFonts w:ascii="Verdana" w:hAnsi="Verdana"/>
@@ -8702,33 +8854,35 @@
           <w:lang w:val="sr-Latn-RS"/>
         </w:rPr>
         <w:br/>
-        <w:t>Slika 26.</w:t>
-      </w:r>
-      <w:r>
-        <w:rPr>
-          <w:rFonts w:ascii="Verdana" w:hAnsi="Verdana"/>
-          <w:i/>
-          <w:lang w:val="sr-Latn-RS"/>
-        </w:rPr>
-        <w:br/>
-        <w:t>Zaustavljanje VM-a.</w:t>
-      </w:r>
-      <w:r>
-        <w:rPr>
-          <w:rFonts w:ascii="Verdana" w:hAnsi="Verdana"/>
-          <w:i/>
-          <w:lang w:val="sr-Latn-RS"/>
-        </w:rPr>
-        <w:br/>
-      </w:r>
-      <w:r>
-        <w:rPr>
-          <w:rFonts w:ascii="Verdana" w:hAnsi="Verdana"/>
-          <w:i/>
-          <w:lang w:val="sr-Latn-RS"/>
-        </w:rPr>
-        <w:pict w14:anchorId="575E61DA">
-          <v:shape id="_x0000_i1254" type="#_x0000_t75" style="width:302.05pt;height:387.1pt">
+        <w:t>Pokretanje VM-a</w:t>
+      </w:r>
+      <w:r>
+        <w:rPr>
+          <w:rFonts w:ascii="Verdana" w:hAnsi="Verdana"/>
+          <w:i/>
+          <w:lang w:val="sr-Latn-RS"/>
+        </w:rPr>
+        <w:t>.</w:t>
+      </w:r>
+    </w:p>
+    <w:p>
+      <w:pPr>
+        <w:spacing w:after="0" w:line="240" w:lineRule="auto"/>
+        <w:jc w:val="center"/>
+        <w:rPr>
+          <w:rFonts w:ascii="Verdana" w:hAnsi="Verdana"/>
+          <w:i/>
+          <w:lang w:val="sr-Latn-RS"/>
+        </w:rPr>
+      </w:pPr>
+      <w:r>
+        <w:rPr>
+          <w:rFonts w:ascii="Verdana" w:hAnsi="Verdana"/>
+          <w:i/>
+          <w:lang w:val="sr-Latn-RS"/>
+        </w:rPr>
+        <w:pict w14:anchorId="3942AFAC">
+          <v:shape id="_x0000_i1054" type="#_x0000_t75" style="width:249.65pt;height:78.55pt">
             <v:imagedata r:id="rId80" o:title=""/>
           </v:shape>
         </w:pict>
@@ -8740,7 +8894,7 @@
           <w:lang w:val="sr-Latn-RS"/>
         </w:rPr>
         <w:br/>
-        <w:t>Slika 27.</w:t>
+        <w:t>Slika 26.</w:t>
       </w:r>
       <w:r>
         <w:rPr>
@@ -8749,42 +8903,46 @@
           <w:lang w:val="sr-Latn-RS"/>
         </w:rPr>
         <w:br/>
-        <w:t>Kod za pokreniVM.</w:t>
-      </w:r>
-    </w:p>
-    <w:p>
-      <w:pPr>
-        <w:spacing w:after="0" w:line="240" w:lineRule="auto"/>
-        <w:jc w:val="center"/>
-        <w:rPr>
-          <w:rFonts w:ascii="Verdana" w:hAnsi="Verdana"/>
-          <w:i/>
-          <w:lang w:val="sr-Latn-RS"/>
-        </w:rPr>
-      </w:pPr>
-    </w:p>
-    <w:p>
-      <w:pPr>
-        <w:spacing w:after="0" w:line="240" w:lineRule="auto"/>
-        <w:jc w:val="center"/>
-        <w:rPr>
-          <w:rFonts w:ascii="Verdana" w:hAnsi="Verdana"/>
-          <w:i/>
-          <w:lang w:val="sr-Latn-RS"/>
-        </w:rPr>
-      </w:pPr>
-      <w:r>
-        <w:rPr>
-          <w:rFonts w:ascii="Verdana" w:hAnsi="Verdana"/>
-          <w:i/>
-          <w:lang w:val="sr-Latn-RS"/>
-        </w:rPr>
-        <w:pict w14:anchorId="3AB7F281">
-          <v:shape id="_x0000_i1257" type="#_x0000_t75" style="width:303.9pt;height:245pt">
+        <w:t>Zaustavljanje VM-a.</w:t>
+      </w:r>
+      <w:r>
+        <w:rPr>
+          <w:rFonts w:ascii="Verdana" w:hAnsi="Verdana"/>
+          <w:i/>
+          <w:lang w:val="sr-Latn-RS"/>
+        </w:rPr>
+        <w:br/>
+      </w:r>
+      <w:r>
+        <w:rPr>
+          <w:rFonts w:ascii="Verdana" w:hAnsi="Verdana"/>
+          <w:i/>
+          <w:lang w:val="sr-Latn-RS"/>
+        </w:rPr>
+        <w:pict w14:anchorId="575E61DA">
+          <v:shape id="_x0000_i1055" type="#_x0000_t75" style="width:302.05pt;height:387.1pt">
             <v:imagedata r:id="rId81" o:title=""/>
           </v:shape>
         </w:pict>
       </w:r>
+      <w:r>
+        <w:rPr>
+          <w:rFonts w:ascii="Verdana" w:hAnsi="Verdana"/>
+          <w:i/>
+          <w:lang w:val="sr-Latn-RS"/>
+        </w:rPr>
+        <w:br/>
+        <w:t>Slika 27.</w:t>
+      </w:r>
+      <w:r>
+        <w:rPr>
+          <w:rFonts w:ascii="Verdana" w:hAnsi="Verdana"/>
+          <w:i/>
+          <w:lang w:val="sr-Latn-RS"/>
+        </w:rPr>
+        <w:br/>
+        <w:t>Kod za pokreniVM.</w:t>
+      </w:r>
     </w:p>
     <w:p>
       <w:pPr>
@@ -8796,14 +8954,6 @@
           <w:lang w:val="sr-Latn-RS"/>
         </w:rPr>
       </w:pPr>
-      <w:r>
-        <w:rPr>
-          <w:rFonts w:ascii="Verdana" w:hAnsi="Verdana"/>
-          <w:i/>
-          <w:lang w:val="sr-Latn-RS"/>
-        </w:rPr>
-        <w:t>Slika 28.</w:t>
-      </w:r>
     </w:p>
     <w:p>
       <w:pPr>
@@ -8821,59 +8971,8 @@
           <w:i/>
           <w:lang w:val="sr-Latn-RS"/>
         </w:rPr>
-        <w:t>Kod za zaustaviVM.</w:t>
-      </w:r>
-    </w:p>
-    <w:p>
-      <w:pPr>
-        <w:spacing w:after="0" w:line="240" w:lineRule="auto"/>
-        <w:rPr>
-          <w:rFonts w:ascii="Verdana" w:hAnsi="Verdana"/>
-          <w:i/>
-          <w:lang w:val="sr-Latn-RS"/>
-        </w:rPr>
-      </w:pPr>
-    </w:p>
-    <w:p>
-      <w:pPr>
-        <w:spacing w:after="0" w:line="240" w:lineRule="auto"/>
-        <w:rPr>
-          <w:rFonts w:ascii="Verdana" w:hAnsi="Verdana"/>
-          <w:lang w:val="sr-Latn-RS"/>
-        </w:rPr>
-      </w:pPr>
-      <w:r>
-        <w:rPr>
-          <w:rFonts w:ascii="Verdana" w:hAnsi="Verdana"/>
-          <w:b/>
-          <w:lang w:val="sr-Latn-RS"/>
-        </w:rPr>
-        <w:t>Dodela IP adrese (dodeliIP)</w:t>
-      </w:r>
-      <w:r>
-        <w:rPr>
-          <w:rFonts w:ascii="Verdana" w:hAnsi="Verdana"/>
-          <w:lang w:val="sr-Latn-RS"/>
-        </w:rPr>
-        <w:t xml:space="preserve"> – omogućava ručno postavljanje IP-a uz proveru da li već postoji.</w:t>
-      </w:r>
-    </w:p>
-    <w:p>
-      <w:pPr>
-        <w:spacing w:after="0" w:line="240" w:lineRule="auto"/>
-        <w:jc w:val="center"/>
-        <w:rPr>
-          <w:rFonts w:ascii="Verdana" w:hAnsi="Verdana"/>
-          <w:lang w:val="sr-Latn-RS"/>
-        </w:rPr>
-      </w:pPr>
-      <w:r>
-        <w:rPr>
-          <w:rFonts w:ascii="Verdana" w:hAnsi="Verdana"/>
-          <w:lang w:val="sr-Latn-RS"/>
-        </w:rPr>
-        <w:pict w14:anchorId="5DCE41DD">
-          <v:shape id="_x0000_i1252" type="#_x0000_t75" style="width:363.75pt;height:85.1pt">
+        <w:pict w14:anchorId="3AB7F281">
+          <v:shape id="_x0000_i1056" type="#_x0000_t75" style="width:303.9pt;height:245pt">
             <v:imagedata r:id="rId82" o:title=""/>
           </v:shape>
         </w:pict>
@@ -8895,7 +8994,7 @@
           <w:i/>
           <w:lang w:val="sr-Latn-RS"/>
         </w:rPr>
-        <w:t>Slika 29.</w:t>
+        <w:t>Slika 28.</w:t>
       </w:r>
     </w:p>
     <w:p>
@@ -8914,7 +9013,41 @@
           <w:i/>
           <w:lang w:val="sr-Latn-RS"/>
         </w:rPr>
-        <w:t>Dodeljivanje IP adrese VM-u.</w:t>
+        <w:t>Kod za zaustaviVM.</w:t>
+      </w:r>
+    </w:p>
+    <w:p>
+      <w:pPr>
+        <w:spacing w:after="0" w:line="240" w:lineRule="auto"/>
+        <w:rPr>
+          <w:rFonts w:ascii="Verdana" w:hAnsi="Verdana"/>
+          <w:i/>
+          <w:lang w:val="sr-Latn-RS"/>
+        </w:rPr>
+      </w:pPr>
+    </w:p>
+    <w:p>
+      <w:pPr>
+        <w:spacing w:after="0" w:line="240" w:lineRule="auto"/>
+        <w:rPr>
+          <w:rFonts w:ascii="Verdana" w:hAnsi="Verdana"/>
+          <w:lang w:val="sr-Latn-RS"/>
+        </w:rPr>
+      </w:pPr>
+      <w:r>
+        <w:rPr>
+          <w:rFonts w:ascii="Verdana" w:hAnsi="Verdana"/>
+          <w:b/>
+          <w:lang w:val="sr-Latn-RS"/>
+        </w:rPr>
+        <w:t>Dodela IP adrese (dodeliIP)</w:t>
+      </w:r>
+      <w:r>
+        <w:rPr>
+          <w:rFonts w:ascii="Verdana" w:hAnsi="Verdana"/>
+          <w:lang w:val="sr-Latn-RS"/>
+        </w:rPr>
+        <w:t xml:space="preserve"> – omogućava ručno postavljanje IP-a uz proveru da li već postoji.</w:t>
       </w:r>
     </w:p>
     <w:p>
@@ -8923,18 +9056,16 @@
         <w:jc w:val="center"/>
         <w:rPr>
           <w:rFonts w:ascii="Verdana" w:hAnsi="Verdana"/>
-          <w:i/>
-          <w:lang w:val="sr-Latn-RS"/>
-        </w:rPr>
-      </w:pPr>
-      <w:r>
-        <w:rPr>
-          <w:rFonts w:ascii="Verdana" w:hAnsi="Verdana"/>
-          <w:i/>
-          <w:lang w:val="sr-Latn-RS"/>
-        </w:rPr>
-        <w:pict w14:anchorId="1365F23D">
-          <v:shape id="_x0000_i1262" type="#_x0000_t75" style="width:416.1pt;height:354.4pt">
+          <w:lang w:val="sr-Latn-RS"/>
+        </w:rPr>
+      </w:pPr>
+      <w:r>
+        <w:rPr>
+          <w:rFonts w:ascii="Verdana" w:hAnsi="Verdana"/>
+          <w:lang w:val="sr-Latn-RS"/>
+        </w:rPr>
+        <w:pict w14:anchorId="5DCE41DD">
+          <v:shape id="_x0000_i1057" type="#_x0000_t75" style="width:363.75pt;height:85.1pt">
             <v:imagedata r:id="rId83" o:title=""/>
           </v:shape>
         </w:pict>
@@ -8956,7 +9087,7 @@
           <w:i/>
           <w:lang w:val="sr-Latn-RS"/>
         </w:rPr>
-        <w:t>Slika 30.</w:t>
+        <w:t>Slika 29.</w:t>
       </w:r>
     </w:p>
     <w:p>
@@ -8975,31 +9106,7 @@
           <w:i/>
           <w:lang w:val="sr-Latn-RS"/>
         </w:rPr>
-        <w:t>Kod za dodeliIP.</w:t>
-      </w:r>
-    </w:p>
-    <w:p>
-      <w:pPr>
-        <w:spacing w:after="0" w:line="240" w:lineRule="auto"/>
-        <w:rPr>
-          <w:rFonts w:ascii="Verdana" w:hAnsi="Verdana"/>
-          <w:lang w:val="sr-Latn-RS"/>
-        </w:rPr>
-      </w:pPr>
-      <w:r>
-        <w:rPr>
-          <w:rFonts w:ascii="Verdana" w:hAnsi="Verdana"/>
-          <w:b/>
-          <w:lang w:val="sr-Latn-RS"/>
-        </w:rPr>
-        <w:t>Promena veličine diska (promeniDisk)</w:t>
-      </w:r>
-      <w:r>
-        <w:rPr>
-          <w:rFonts w:ascii="Verdana" w:hAnsi="Verdana"/>
-          <w:lang w:val="sr-Latn-RS"/>
-        </w:rPr>
-        <w:t xml:space="preserve"> – menja vrednost diskSize nakon provere validnosti.</w:t>
+        <w:t>Dodeljivanje IP adrese VM-u.</w:t>
       </w:r>
     </w:p>
     <w:p>
@@ -9008,16 +9115,18 @@
         <w:jc w:val="center"/>
         <w:rPr>
           <w:rFonts w:ascii="Verdana" w:hAnsi="Verdana"/>
-          <w:lang w:val="sr-Latn-RS"/>
-        </w:rPr>
-      </w:pPr>
-      <w:r>
-        <w:rPr>
-          <w:rFonts w:ascii="Verdana" w:hAnsi="Verdana"/>
-          <w:lang w:val="sr-Latn-RS"/>
-        </w:rPr>
-        <w:pict w14:anchorId="134E81A6">
-          <v:shape id="_x0000_i1264" type="#_x0000_t75" style="width:266.5pt;height:93.5pt">
+          <w:i/>
+          <w:lang w:val="sr-Latn-RS"/>
+        </w:rPr>
+      </w:pPr>
+      <w:r>
+        <w:rPr>
+          <w:rFonts w:ascii="Verdana" w:hAnsi="Verdana"/>
+          <w:i/>
+          <w:lang w:val="sr-Latn-RS"/>
+        </w:rPr>
+        <w:pict w14:anchorId="1365F23D">
+          <v:shape id="_x0000_i1058" type="#_x0000_t75" style="width:416.1pt;height:354.4pt">
             <v:imagedata r:id="rId84" o:title=""/>
           </v:shape>
         </w:pict>
@@ -9039,16 +9148,7 @@
           <w:i/>
           <w:lang w:val="sr-Latn-RS"/>
         </w:rPr>
-        <w:t>Slika 31.</w:t>
-      </w:r>
-      <w:r>
-        <w:rPr>
-          <w:rFonts w:ascii="Verdana" w:hAnsi="Verdana"/>
-          <w:i/>
-          <w:lang w:val="sr-Latn-RS"/>
-        </w:rPr>
-        <w:br/>
-        <w:t>Promena velićina diska.</w:t>
+        <w:t>Slika 30.</w:t>
       </w:r>
     </w:p>
     <w:p>
@@ -9067,8 +9167,49 @@
           <w:i/>
           <w:lang w:val="sr-Latn-RS"/>
         </w:rPr>
-        <w:pict w14:anchorId="6DD27820">
-          <v:shape id="_x0000_i1269" type="#_x0000_t75" style="width:367.5pt;height:320.75pt">
+        <w:t>Kod za dodeliIP.</w:t>
+      </w:r>
+    </w:p>
+    <w:p>
+      <w:pPr>
+        <w:spacing w:after="0" w:line="240" w:lineRule="auto"/>
+        <w:rPr>
+          <w:rFonts w:ascii="Verdana" w:hAnsi="Verdana"/>
+          <w:lang w:val="sr-Latn-RS"/>
+        </w:rPr>
+      </w:pPr>
+      <w:r>
+        <w:rPr>
+          <w:rFonts w:ascii="Verdana" w:hAnsi="Verdana"/>
+          <w:b/>
+          <w:lang w:val="sr-Latn-RS"/>
+        </w:rPr>
+        <w:t>Promena veličine diska (promeniDisk)</w:t>
+      </w:r>
+      <w:r>
+        <w:rPr>
+          <w:rFonts w:ascii="Verdana" w:hAnsi="Verdana"/>
+          <w:lang w:val="sr-Latn-RS"/>
+        </w:rPr>
+        <w:t xml:space="preserve"> – menja vrednost diskSize nakon provere validnosti.</w:t>
+      </w:r>
+    </w:p>
+    <w:p>
+      <w:pPr>
+        <w:spacing w:after="0" w:line="240" w:lineRule="auto"/>
+        <w:jc w:val="center"/>
+        <w:rPr>
+          <w:rFonts w:ascii="Verdana" w:hAnsi="Verdana"/>
+          <w:lang w:val="sr-Latn-RS"/>
+        </w:rPr>
+      </w:pPr>
+      <w:r>
+        <w:rPr>
+          <w:rFonts w:ascii="Verdana" w:hAnsi="Verdana"/>
+          <w:lang w:val="sr-Latn-RS"/>
+        </w:rPr>
+        <w:pict w14:anchorId="134E81A6">
+          <v:shape id="_x0000_i1059" type="#_x0000_t75" style="width:266.5pt;height:93.5pt">
             <v:imagedata r:id="rId85" o:title=""/>
           </v:shape>
         </w:pict>
@@ -9090,7 +9231,7 @@
           <w:i/>
           <w:lang w:val="sr-Latn-RS"/>
         </w:rPr>
-        <w:t>Slika 32.</w:t>
+        <w:t>Slika 31.</w:t>
       </w:r>
       <w:r>
         <w:rPr>
@@ -9099,113 +9240,7 @@
           <w:lang w:val="sr-Latn-RS"/>
         </w:rPr>
         <w:br/>
-        <w:t>Kod za promeniDisk.</w:t>
-      </w:r>
-      <w:r>
-        <w:rPr>
-          <w:rFonts w:ascii="Verdana" w:hAnsi="Verdana"/>
-          <w:i/>
-          <w:lang w:val="sr-Latn-RS"/>
-        </w:rPr>
-        <w:br/>
-      </w:r>
-    </w:p>
-    <w:p>
-      <w:pPr>
-        <w:spacing w:after="0" w:line="240" w:lineRule="auto"/>
-        <w:rPr>
-          <w:rFonts w:ascii="Verdana" w:hAnsi="Verdana"/>
-          <w:lang w:val="sr-Latn-RS"/>
-        </w:rPr>
-      </w:pPr>
-    </w:p>
-    <w:p>
-      <w:pPr>
-        <w:spacing w:after="0" w:line="240" w:lineRule="auto"/>
-        <w:rPr>
-          <w:rFonts w:ascii="Verdana" w:hAnsi="Verdana"/>
-          <w:b/>
-          <w:lang w:val="sr-Latn-RS"/>
-        </w:rPr>
-      </w:pPr>
-      <w:r>
-        <w:rPr>
-          <w:rFonts w:ascii="Verdana" w:hAnsi="Verdana"/>
-          <w:b/>
-          <w:lang w:val="sr-Latn-RS"/>
-        </w:rPr>
-        <w:t>5. Pomoćne funkcije</w:t>
-      </w:r>
-    </w:p>
-    <w:p>
-      <w:pPr>
-        <w:spacing w:after="0" w:line="240" w:lineRule="auto"/>
-        <w:rPr>
-          <w:rFonts w:ascii="Verdana" w:hAnsi="Verdana"/>
-          <w:lang w:val="sr-Latn-RS"/>
-        </w:rPr>
-      </w:pPr>
-      <w:r>
-        <w:rPr>
-          <w:rFonts w:ascii="Verdana" w:hAnsi="Verdana"/>
-          <w:b/>
-          <w:lang w:val="sr-Latn-RS"/>
-        </w:rPr>
-        <w:t>p</w:t>
-      </w:r>
-      <w:r>
-        <w:rPr>
-          <w:rFonts w:ascii="Verdana" w:hAnsi="Verdana"/>
-          <w:b/>
-          <w:lang w:val="sr-Latn-RS"/>
-        </w:rPr>
-        <w:t>rikaziServere</w:t>
-      </w:r>
-      <w:r>
-        <w:rPr>
-          <w:rFonts w:ascii="Verdana" w:hAnsi="Verdana"/>
-          <w:lang w:val="sr-Latn-RS"/>
-        </w:rPr>
-        <w:t xml:space="preserve"> i </w:t>
-      </w:r>
-      <w:r>
-        <w:rPr>
-          <w:rFonts w:ascii="Verdana" w:hAnsi="Verdana"/>
-          <w:b/>
-          <w:lang w:val="sr-Latn-RS"/>
-        </w:rPr>
-        <w:t>prikaziMojeVMove</w:t>
-      </w:r>
-      <w:r>
-        <w:rPr>
-          <w:rFonts w:ascii="Verdana" w:hAnsi="Verdana"/>
-          <w:lang w:val="sr-Latn-RS"/>
-        </w:rPr>
-        <w:t xml:space="preserve"> – prolaze kroz liste i prikazuju podatke.</w:t>
-      </w:r>
-    </w:p>
-    <w:p>
-      <w:pPr>
-        <w:spacing w:after="0" w:line="240" w:lineRule="auto"/>
-        <w:rPr>
-          <w:rFonts w:ascii="Verdana" w:hAnsi="Verdana"/>
-          <w:lang w:val="sr-Latn-RS"/>
-        </w:rPr>
-      </w:pPr>
-      <w:r>
-        <w:rPr>
-          <w:rFonts w:ascii="Verdana" w:hAnsi="Verdana"/>
-          <w:b/>
-          <w:lang w:val="sr-Latn-RS"/>
-        </w:rPr>
-        <w:t xml:space="preserve">nadjiVMpoID </w:t>
-      </w:r>
-      <w:r>
-        <w:rPr>
-          <w:rFonts w:ascii="Verdana" w:hAnsi="Verdana"/>
-          <w:lang w:val="sr-Latn-RS"/>
-        </w:rPr>
-        <w:t>– vraća pokazivač na VM ako pripada trenutnom korisniku.</w:t>
+        <w:t>Promena velićina diska.</w:t>
       </w:r>
     </w:p>
     <w:p>
@@ -9214,16 +9249,18 @@
         <w:jc w:val="center"/>
         <w:rPr>
           <w:rFonts w:ascii="Verdana" w:hAnsi="Verdana"/>
-          <w:lang w:val="sr-Latn-RS"/>
-        </w:rPr>
-      </w:pPr>
-      <w:r>
-        <w:rPr>
-          <w:rFonts w:ascii="Verdana" w:hAnsi="Verdana"/>
-          <w:lang w:val="sr-Latn-RS"/>
-        </w:rPr>
-        <w:pict w14:anchorId="059B3C6E">
-          <v:shape id="_x0000_i1271" type="#_x0000_t75" style="width:106.6pt;height:52.35pt">
+          <w:i/>
+          <w:lang w:val="sr-Latn-RS"/>
+        </w:rPr>
+      </w:pPr>
+      <w:r>
+        <w:rPr>
+          <w:rFonts w:ascii="Verdana" w:hAnsi="Verdana"/>
+          <w:i/>
+          <w:lang w:val="sr-Latn-RS"/>
+        </w:rPr>
+        <w:pict w14:anchorId="6DD27820">
+          <v:shape id="_x0000_i1060" type="#_x0000_t75" style="width:367.5pt;height:320.75pt">
             <v:imagedata r:id="rId86" o:title=""/>
           </v:shape>
         </w:pict>
@@ -9245,7 +9282,122 @@
           <w:i/>
           <w:lang w:val="sr-Latn-RS"/>
         </w:rPr>
-        <w:t>Slika 33.</w:t>
+        <w:t>Slika 32.</w:t>
+      </w:r>
+      <w:r>
+        <w:rPr>
+          <w:rFonts w:ascii="Verdana" w:hAnsi="Verdana"/>
+          <w:i/>
+          <w:lang w:val="sr-Latn-RS"/>
+        </w:rPr>
+        <w:br/>
+        <w:t>Kod za promeniDisk.</w:t>
+      </w:r>
+      <w:r>
+        <w:rPr>
+          <w:rFonts w:ascii="Verdana" w:hAnsi="Verdana"/>
+          <w:i/>
+          <w:lang w:val="sr-Latn-RS"/>
+        </w:rPr>
+        <w:br/>
+      </w:r>
+    </w:p>
+    <w:p>
+      <w:pPr>
+        <w:spacing w:after="0" w:line="240" w:lineRule="auto"/>
+        <w:rPr>
+          <w:rFonts w:ascii="Verdana" w:hAnsi="Verdana"/>
+          <w:lang w:val="sr-Latn-RS"/>
+        </w:rPr>
+      </w:pPr>
+    </w:p>
+    <w:p>
+      <w:pPr>
+        <w:spacing w:after="0" w:line="240" w:lineRule="auto"/>
+        <w:rPr>
+          <w:rFonts w:ascii="Verdana" w:hAnsi="Verdana"/>
+          <w:b/>
+          <w:lang w:val="sr-Latn-RS"/>
+        </w:rPr>
+      </w:pPr>
+      <w:r>
+        <w:rPr>
+          <w:rFonts w:ascii="Verdana" w:hAnsi="Verdana"/>
+          <w:b/>
+          <w:lang w:val="sr-Latn-RS"/>
+        </w:rPr>
+        <w:t>5. Pomoćne funkcije</w:t>
+      </w:r>
+    </w:p>
+    <w:p>
+      <w:pPr>
+        <w:spacing w:after="0" w:line="240" w:lineRule="auto"/>
+        <w:rPr>
+          <w:rFonts w:ascii="Verdana" w:hAnsi="Verdana"/>
+          <w:lang w:val="sr-Latn-RS"/>
+        </w:rPr>
+      </w:pPr>
+      <w:r>
+        <w:rPr>
+          <w:rFonts w:ascii="Verdana" w:hAnsi="Verdana"/>
+          <w:b/>
+          <w:lang w:val="sr-Latn-RS"/>
+        </w:rPr>
+        <w:t>p</w:t>
+      </w:r>
+      <w:r>
+        <w:rPr>
+          <w:rFonts w:ascii="Verdana" w:hAnsi="Verdana"/>
+          <w:b/>
+          <w:lang w:val="sr-Latn-RS"/>
+        </w:rPr>
+        <w:t>rikaziServere</w:t>
+      </w:r>
+      <w:r>
+        <w:rPr>
+          <w:rFonts w:ascii="Verdana" w:hAnsi="Verdana"/>
+          <w:lang w:val="sr-Latn-RS"/>
+        </w:rPr>
+        <w:t xml:space="preserve"> i </w:t>
+      </w:r>
+      <w:r>
+        <w:rPr>
+          <w:rFonts w:ascii="Verdana" w:hAnsi="Verdana"/>
+          <w:b/>
+          <w:lang w:val="sr-Latn-RS"/>
+        </w:rPr>
+        <w:t>prikaziMojeVMove</w:t>
+      </w:r>
+      <w:r>
+        <w:rPr>
+          <w:rFonts w:ascii="Verdana" w:hAnsi="Verdana"/>
+          <w:lang w:val="sr-Latn-RS"/>
+        </w:rPr>
+        <w:t xml:space="preserve"> – prolaze kroz liste i prikazuju podatke.</w:t>
+      </w:r>
+    </w:p>
+    <w:p>
+      <w:pPr>
+        <w:spacing w:after="0" w:line="240" w:lineRule="auto"/>
+        <w:rPr>
+          <w:rFonts w:ascii="Verdana" w:hAnsi="Verdana"/>
+          <w:lang w:val="sr-Latn-RS"/>
+        </w:rPr>
+      </w:pPr>
+      <w:r>
+        <w:rPr>
+          <w:rFonts w:ascii="Verdana" w:hAnsi="Verdana"/>
+          <w:b/>
+          <w:lang w:val="sr-Latn-RS"/>
+        </w:rPr>
+        <w:t xml:space="preserve">nadjiVMpoID </w:t>
+      </w:r>
+      <w:r>
+        <w:rPr>
+          <w:rFonts w:ascii="Verdana" w:hAnsi="Verdana"/>
+          <w:lang w:val="sr-Latn-RS"/>
+        </w:rPr>
+        <w:t>– vraća pokazivač na VM ako pripada trenutnom korisniku.</w:t>
       </w:r>
     </w:p>
     <w:p>
@@ -9254,37 +9406,57 @@
         <w:jc w:val="center"/>
         <w:rPr>
           <w:rFonts w:ascii="Verdana" w:hAnsi="Verdana"/>
-          <w:i/>
-        </w:rPr>
-      </w:pPr>
-      <w:r>
-        <w:rPr>
-          <w:rFonts w:ascii="Verdana" w:hAnsi="Verdana"/>
-          <w:i/>
-          <w:lang w:val="sr-Latn-RS"/>
-        </w:rPr>
-        <w:t>Prikaz servera.</w:t>
-      </w:r>
-      <w:r>
-        <w:rPr>
-          <w:rFonts w:ascii="Verdana" w:hAnsi="Verdana"/>
-          <w:i/>
-          <w:lang w:val="sr-Latn-RS"/>
-        </w:rPr>
-        <w:br/>
-      </w:r>
-      <w:r>
-        <w:rPr>
-          <w:rFonts w:ascii="Verdana" w:hAnsi="Verdana"/>
-          <w:i/>
-          <w:lang w:val="sr-Latn-RS"/>
-        </w:rPr>
-        <w:pict w14:anchorId="24F5F0F9">
-          <v:shape id="_x0000_i1273" type="#_x0000_t75" style="width:259.95pt;height:43.95pt">
+          <w:lang w:val="sr-Latn-RS"/>
+        </w:rPr>
+      </w:pPr>
+      <w:r>
+        <w:rPr>
+          <w:rFonts w:ascii="Verdana" w:hAnsi="Verdana"/>
+          <w:lang w:val="sr-Latn-RS"/>
+        </w:rPr>
+        <w:pict w14:anchorId="059B3C6E">
+          <v:shape id="_x0000_i1061" type="#_x0000_t75" style="width:106.6pt;height:52.35pt">
             <v:imagedata r:id="rId87" o:title=""/>
           </v:shape>
         </w:pict>
       </w:r>
+    </w:p>
+    <w:p>
+      <w:pPr>
+        <w:spacing w:after="0" w:line="240" w:lineRule="auto"/>
+        <w:jc w:val="center"/>
+        <w:rPr>
+          <w:rFonts w:ascii="Verdana" w:hAnsi="Verdana"/>
+          <w:i/>
+          <w:lang w:val="sr-Latn-RS"/>
+        </w:rPr>
+      </w:pPr>
+      <w:r>
+        <w:rPr>
+          <w:rFonts w:ascii="Verdana" w:hAnsi="Verdana"/>
+          <w:i/>
+          <w:lang w:val="sr-Latn-RS"/>
+        </w:rPr>
+        <w:t>Slika 33.</w:t>
+      </w:r>
+    </w:p>
+    <w:p>
+      <w:pPr>
+        <w:spacing w:after="0" w:line="240" w:lineRule="auto"/>
+        <w:jc w:val="center"/>
+        <w:rPr>
+          <w:rFonts w:ascii="Verdana" w:hAnsi="Verdana"/>
+          <w:i/>
+        </w:rPr>
+      </w:pPr>
+      <w:r>
+        <w:rPr>
+          <w:rFonts w:ascii="Verdana" w:hAnsi="Verdana"/>
+          <w:i/>
+          <w:lang w:val="sr-Latn-RS"/>
+        </w:rPr>
+        <w:t>Prikaz servera.</w:t>
+      </w:r>
       <w:r>
         <w:rPr>
           <w:rFonts w:ascii="Verdana" w:hAnsi="Verdana"/>
@@ -9292,45 +9464,44 @@
           <w:lang w:val="sr-Latn-RS"/>
         </w:rPr>
         <w:br/>
-        <w:t>Slika 34.</w:t>
-      </w:r>
-      <w:r>
-        <w:rPr>
-          <w:rFonts w:ascii="Verdana" w:hAnsi="Verdana"/>
-          <w:i/>
-          <w:lang w:val="sr-Latn-RS"/>
-        </w:rPr>
-        <w:br/>
-        <w:t>Prikaz VM</w:t>
-      </w:r>
-      <w:r>
-        <w:rPr>
-          <w:rFonts w:ascii="Verdana" w:hAnsi="Verdana"/>
-          <w:i/>
-        </w:rPr>
-        <w:t>-ova.</w:t>
-      </w:r>
-    </w:p>
-    <w:p>
-      <w:pPr>
-        <w:spacing w:after="0" w:line="240" w:lineRule="auto"/>
-        <w:jc w:val="center"/>
-        <w:rPr>
-          <w:rFonts w:ascii="Verdana" w:hAnsi="Verdana"/>
-          <w:i/>
-        </w:rPr>
-      </w:pPr>
-      <w:r>
-        <w:rPr>
-          <w:rFonts w:ascii="Verdana" w:hAnsi="Verdana"/>
-          <w:i/>
-        </w:rPr>
-        <w:pict w14:anchorId="1A3BE9AA">
-          <v:shape id="_x0000_i1275" type="#_x0000_t75" style="width:475pt;height:403.95pt">
+      </w:r>
+      <w:r>
+        <w:rPr>
+          <w:rFonts w:ascii="Verdana" w:hAnsi="Verdana"/>
+          <w:i/>
+          <w:lang w:val="sr-Latn-RS"/>
+        </w:rPr>
+        <w:pict w14:anchorId="24F5F0F9">
+          <v:shape id="_x0000_i1062" type="#_x0000_t75" style="width:259.95pt;height:43.95pt">
             <v:imagedata r:id="rId88" o:title=""/>
           </v:shape>
         </w:pict>
       </w:r>
+      <w:r>
+        <w:rPr>
+          <w:rFonts w:ascii="Verdana" w:hAnsi="Verdana"/>
+          <w:i/>
+          <w:lang w:val="sr-Latn-RS"/>
+        </w:rPr>
+        <w:br/>
+        <w:t>Slika 34.</w:t>
+      </w:r>
+      <w:r>
+        <w:rPr>
+          <w:rFonts w:ascii="Verdana" w:hAnsi="Verdana"/>
+          <w:i/>
+          <w:lang w:val="sr-Latn-RS"/>
+        </w:rPr>
+        <w:br/>
+        <w:t>Prikaz VM</w:t>
+      </w:r>
+      <w:r>
+        <w:rPr>
+          <w:rFonts w:ascii="Verdana" w:hAnsi="Verdana"/>
+          <w:i/>
+        </w:rPr>
+        <w:t>-ova.</w:t>
+      </w:r>
     </w:p>
     <w:p>
       <w:pPr>
@@ -9346,373 +9517,8 @@
           <w:rFonts w:ascii="Verdana" w:hAnsi="Verdana"/>
           <w:i/>
         </w:rPr>
-        <w:t>Slika 35.</w:t>
-      </w:r>
-    </w:p>
-    <w:p>
-      <w:pPr>
-        <w:spacing w:after="0" w:line="240" w:lineRule="auto"/>
-        <w:jc w:val="center"/>
-        <w:rPr>
-          <w:rFonts w:ascii="Verdana" w:hAnsi="Verdana"/>
-          <w:i/>
-        </w:rPr>
-      </w:pPr>
-      <w:r>
-        <w:rPr>
-          <w:rFonts w:ascii="Verdana" w:hAnsi="Verdana"/>
-          <w:i/>
-        </w:rPr>
-        <w:t>Kod za prikaziServere i prikaziMojeVMove</w:t>
-      </w:r>
-    </w:p>
-    <w:p>
-      <w:pPr>
-        <w:spacing w:after="0" w:line="240" w:lineRule="auto"/>
-        <w:jc w:val="center"/>
-        <w:rPr>
-          <w:rFonts w:ascii="Verdana" w:hAnsi="Verdana"/>
-          <w:i/>
-        </w:rPr>
-      </w:pPr>
-    </w:p>
-    <w:p>
-      <w:pPr>
-        <w:spacing w:after="0" w:line="240" w:lineRule="auto"/>
-        <w:rPr>
-          <w:rFonts w:ascii="Verdana" w:hAnsi="Verdana"/>
-          <w:lang w:val="sr-Latn-RS"/>
-        </w:rPr>
-      </w:pPr>
-    </w:p>
-    <w:p>
-      <w:pPr>
-        <w:spacing w:after="0" w:line="240" w:lineRule="auto"/>
-        <w:rPr>
-          <w:rFonts w:ascii="Verdana" w:hAnsi="Verdana"/>
-          <w:b/>
-          <w:lang w:val="sr-Latn-RS"/>
-        </w:rPr>
-      </w:pPr>
-    </w:p>
-    <w:p>
-      <w:pPr>
-        <w:spacing w:after="0" w:line="240" w:lineRule="auto"/>
-        <w:rPr>
-          <w:rFonts w:ascii="Verdana" w:hAnsi="Verdana"/>
-          <w:b/>
-          <w:lang w:val="sr-Latn-RS"/>
-        </w:rPr>
-      </w:pPr>
-    </w:p>
-    <w:p>
-      <w:pPr>
-        <w:spacing w:after="0" w:line="240" w:lineRule="auto"/>
-        <w:rPr>
-          <w:rFonts w:ascii="Verdana" w:hAnsi="Verdana"/>
-          <w:b/>
-          <w:lang w:val="sr-Latn-RS"/>
-        </w:rPr>
-      </w:pPr>
-    </w:p>
-    <w:p>
-      <w:pPr>
-        <w:spacing w:after="0" w:line="240" w:lineRule="auto"/>
-        <w:rPr>
-          <w:rFonts w:ascii="Verdana" w:hAnsi="Verdana"/>
-          <w:b/>
-          <w:lang w:val="sr-Latn-RS"/>
-        </w:rPr>
-      </w:pPr>
-    </w:p>
-    <w:p>
-      <w:pPr>
-        <w:spacing w:after="0" w:line="240" w:lineRule="auto"/>
-        <w:rPr>
-          <w:rFonts w:ascii="Verdana" w:hAnsi="Verdana"/>
-          <w:b/>
-          <w:lang w:val="sr-Latn-RS"/>
-        </w:rPr>
-      </w:pPr>
-    </w:p>
-    <w:p>
-      <w:pPr>
-        <w:spacing w:after="0" w:line="240" w:lineRule="auto"/>
-        <w:rPr>
-          <w:rFonts w:ascii="Verdana" w:hAnsi="Verdana"/>
-          <w:b/>
-          <w:lang w:val="sr-Latn-RS"/>
-        </w:rPr>
-      </w:pPr>
-    </w:p>
-    <w:p>
-      <w:pPr>
-        <w:spacing w:after="0" w:line="240" w:lineRule="auto"/>
-        <w:rPr>
-          <w:rFonts w:ascii="Verdana" w:hAnsi="Verdana"/>
-          <w:b/>
-          <w:lang w:val="sr-Latn-RS"/>
-        </w:rPr>
-      </w:pPr>
-    </w:p>
-    <w:p>
-      <w:pPr>
-        <w:spacing w:after="0" w:line="240" w:lineRule="auto"/>
-        <w:rPr>
-          <w:rFonts w:ascii="Verdana" w:hAnsi="Verdana"/>
-          <w:b/>
-          <w:lang w:val="sr-Latn-RS"/>
-        </w:rPr>
-      </w:pPr>
-    </w:p>
-    <w:p>
-      <w:pPr>
-        <w:spacing w:after="0" w:line="240" w:lineRule="auto"/>
-        <w:rPr>
-          <w:rFonts w:ascii="Verdana" w:hAnsi="Verdana"/>
-          <w:b/>
-          <w:lang w:val="sr-Latn-RS"/>
-        </w:rPr>
-      </w:pPr>
-    </w:p>
-    <w:p>
-      <w:pPr>
-        <w:spacing w:after="0" w:line="240" w:lineRule="auto"/>
-        <w:rPr>
-          <w:rFonts w:ascii="Verdana" w:hAnsi="Verdana"/>
-          <w:b/>
-          <w:lang w:val="sr-Latn-RS"/>
-        </w:rPr>
-      </w:pPr>
-    </w:p>
-    <w:p>
-      <w:pPr>
-        <w:spacing w:after="0" w:line="240" w:lineRule="auto"/>
-        <w:rPr>
-          <w:rFonts w:ascii="Verdana" w:hAnsi="Verdana"/>
-          <w:b/>
-          <w:lang w:val="sr-Latn-RS"/>
-        </w:rPr>
-      </w:pPr>
-    </w:p>
-    <w:p>
-      <w:pPr>
-        <w:spacing w:after="0" w:line="240" w:lineRule="auto"/>
-        <w:rPr>
-          <w:rFonts w:ascii="Verdana" w:hAnsi="Verdana"/>
-          <w:b/>
-          <w:lang w:val="sr-Latn-RS"/>
-        </w:rPr>
-      </w:pPr>
-    </w:p>
-    <w:p>
-      <w:pPr>
-        <w:spacing w:after="0" w:line="240" w:lineRule="auto"/>
-        <w:rPr>
-          <w:rFonts w:ascii="Verdana" w:hAnsi="Verdana"/>
-          <w:b/>
-          <w:lang w:val="sr-Latn-RS"/>
-        </w:rPr>
-      </w:pPr>
-    </w:p>
-    <w:p>
-      <w:pPr>
-        <w:spacing w:after="0" w:line="240" w:lineRule="auto"/>
-        <w:rPr>
-          <w:rFonts w:ascii="Verdana" w:hAnsi="Verdana"/>
-          <w:b/>
-          <w:lang w:val="sr-Latn-RS"/>
-        </w:rPr>
-      </w:pPr>
-    </w:p>
-    <w:p>
-      <w:pPr>
-        <w:spacing w:after="0" w:line="240" w:lineRule="auto"/>
-        <w:rPr>
-          <w:rFonts w:ascii="Verdana" w:hAnsi="Verdana"/>
-          <w:b/>
-          <w:lang w:val="sr-Latn-RS"/>
-        </w:rPr>
-      </w:pPr>
-    </w:p>
-    <w:p>
-      <w:pPr>
-        <w:spacing w:after="0" w:line="240" w:lineRule="auto"/>
-        <w:rPr>
-          <w:rFonts w:ascii="Verdana" w:hAnsi="Verdana"/>
-          <w:b/>
-          <w:lang w:val="sr-Latn-RS"/>
-        </w:rPr>
-      </w:pPr>
-    </w:p>
-    <w:p>
-      <w:pPr>
-        <w:spacing w:after="0" w:line="240" w:lineRule="auto"/>
-        <w:rPr>
-          <w:rFonts w:ascii="Verdana" w:hAnsi="Verdana"/>
-          <w:b/>
-          <w:lang w:val="sr-Latn-RS"/>
-        </w:rPr>
-      </w:pPr>
-    </w:p>
-    <w:p>
-      <w:pPr>
-        <w:spacing w:after="0" w:line="240" w:lineRule="auto"/>
-        <w:rPr>
-          <w:rFonts w:ascii="Verdana" w:hAnsi="Verdana"/>
-          <w:b/>
-          <w:lang w:val="sr-Latn-RS"/>
-        </w:rPr>
-      </w:pPr>
-    </w:p>
-    <w:p>
-      <w:pPr>
-        <w:spacing w:after="0" w:line="240" w:lineRule="auto"/>
-        <w:rPr>
-          <w:rFonts w:ascii="Verdana" w:hAnsi="Verdana"/>
-          <w:b/>
-          <w:lang w:val="sr-Latn-RS"/>
-        </w:rPr>
-      </w:pPr>
-    </w:p>
-    <w:p>
-      <w:pPr>
-        <w:spacing w:after="0" w:line="240" w:lineRule="auto"/>
-        <w:rPr>
-          <w:rFonts w:ascii="Verdana" w:hAnsi="Verdana"/>
-          <w:b/>
-          <w:lang w:val="sr-Latn-RS"/>
-        </w:rPr>
-      </w:pPr>
-    </w:p>
-    <w:p>
-      <w:pPr>
-        <w:spacing w:after="0" w:line="240" w:lineRule="auto"/>
-        <w:rPr>
-          <w:rFonts w:ascii="Verdana" w:hAnsi="Verdana"/>
-          <w:b/>
-          <w:lang w:val="sr-Latn-RS"/>
-        </w:rPr>
-      </w:pPr>
-    </w:p>
-    <w:p>
-      <w:pPr>
-        <w:spacing w:after="0" w:line="240" w:lineRule="auto"/>
-        <w:rPr>
-          <w:rFonts w:ascii="Verdana" w:hAnsi="Verdana"/>
-          <w:b/>
-          <w:lang w:val="sr-Latn-RS"/>
-        </w:rPr>
-      </w:pPr>
-    </w:p>
-    <w:p>
-      <w:pPr>
-        <w:spacing w:after="0" w:line="240" w:lineRule="auto"/>
-        <w:rPr>
-          <w:rFonts w:ascii="Verdana" w:hAnsi="Verdana"/>
-          <w:b/>
-          <w:lang w:val="sr-Latn-RS"/>
-        </w:rPr>
-      </w:pPr>
-    </w:p>
-    <w:p>
-      <w:pPr>
-        <w:spacing w:after="0" w:line="240" w:lineRule="auto"/>
-        <w:rPr>
-          <w:rFonts w:ascii="Verdana" w:hAnsi="Verdana"/>
-          <w:b/>
-          <w:lang w:val="sr-Latn-RS"/>
-        </w:rPr>
-      </w:pPr>
-      <w:r>
-        <w:rPr>
-          <w:rFonts w:ascii="Verdana" w:hAnsi="Verdana"/>
-          <w:b/>
-          <w:lang w:val="sr-Latn-RS"/>
-        </w:rPr>
-        <w:t>6. Glavni program (main)</w:t>
-      </w:r>
-    </w:p>
-    <w:p>
-      <w:pPr>
-        <w:spacing w:after="0" w:line="240" w:lineRule="auto"/>
-        <w:rPr>
-          <w:rFonts w:ascii="Verdana" w:hAnsi="Verdana"/>
-          <w:lang w:val="sr-Latn-RS"/>
-        </w:rPr>
-      </w:pPr>
-      <w:r>
-        <w:rPr>
-          <w:rFonts w:ascii="Verdana" w:hAnsi="Verdana"/>
-          <w:lang w:val="sr-Latn-RS"/>
-        </w:rPr>
-        <w:t>Učitavaju se serveri i VM-ovi iz fajlova.</w:t>
-      </w:r>
-    </w:p>
-    <w:p>
-      <w:pPr>
-        <w:spacing w:after="0" w:line="240" w:lineRule="auto"/>
-        <w:rPr>
-          <w:rFonts w:ascii="Verdana" w:hAnsi="Verdana"/>
-          <w:lang w:val="sr-Latn-RS"/>
-        </w:rPr>
-      </w:pPr>
-      <w:r>
-        <w:rPr>
-          <w:rFonts w:ascii="Verdana" w:hAnsi="Verdana"/>
-          <w:lang w:val="sr-Latn-RS"/>
-        </w:rPr>
-        <w:t>Organizuje se petlja za prijavu/registraciju.</w:t>
-      </w:r>
-    </w:p>
-    <w:p>
-      <w:pPr>
-        <w:spacing w:after="0" w:line="240" w:lineRule="auto"/>
-        <w:rPr>
-          <w:rFonts w:ascii="Verdana" w:hAnsi="Verdana"/>
-          <w:lang w:val="sr-Latn-RS"/>
-        </w:rPr>
-      </w:pPr>
-      <w:r>
-        <w:rPr>
-          <w:rFonts w:ascii="Verdana" w:hAnsi="Verdana"/>
-          <w:lang w:val="sr-Latn-RS"/>
-        </w:rPr>
-        <w:t>Nakon prijave, glavni meni omogućava interakciju.</w:t>
-      </w:r>
-    </w:p>
-    <w:p>
-      <w:pPr>
-        <w:spacing w:after="0" w:line="240" w:lineRule="auto"/>
-        <w:rPr>
-          <w:rFonts w:ascii="Verdana" w:hAnsi="Verdana"/>
-          <w:lang w:val="sr-Latn-RS"/>
-        </w:rPr>
-      </w:pPr>
-      <w:r>
-        <w:rPr>
-          <w:rFonts w:ascii="Verdana" w:hAnsi="Verdana"/>
-          <w:lang w:val="sr-Latn-RS"/>
-        </w:rPr>
-        <w:t>Na izlazu se upisuju podaci u fajlove i oslobađa dinamički alocirana memorija.</w:t>
-      </w:r>
-    </w:p>
-    <w:p>
-      <w:pPr>
-        <w:spacing w:after="0" w:line="240" w:lineRule="auto"/>
-        <w:jc w:val="center"/>
-        <w:rPr>
-          <w:rFonts w:ascii="Verdana" w:hAnsi="Verdana"/>
-          <w:lang w:val="sr-Latn-RS"/>
-        </w:rPr>
-      </w:pPr>
-      <w:r>
-        <w:rPr>
-          <w:rFonts w:ascii="Verdana" w:hAnsi="Verdana"/>
-          <w:lang w:val="sr-Latn-RS"/>
-        </w:rPr>
-        <w:pict w14:anchorId="3C197F4F">
-          <v:shape id="_x0000_i1278" type="#_x0000_t75" style="width:329.15pt;height:571.3pt">
+        <w:pict w14:anchorId="1A3BE9AA">
+          <v:shape id="_x0000_i1063" type="#_x0000_t75" style="width:475pt;height:403.95pt">
             <v:imagedata r:id="rId89" o:title=""/>
           </v:shape>
         </w:pict>
@@ -9725,16 +9531,14 @@
         <w:rPr>
           <w:rFonts w:ascii="Verdana" w:hAnsi="Verdana"/>
           <w:i/>
-          <w:lang w:val="sr-Latn-RS"/>
-        </w:rPr>
-      </w:pPr>
-      <w:r>
-        <w:rPr>
-          <w:rFonts w:ascii="Verdana" w:hAnsi="Verdana"/>
-          <w:i/>
-          <w:lang w:val="sr-Latn-RS"/>
-        </w:rPr>
-        <w:t>Slika 36.</w:t>
+        </w:rPr>
+      </w:pPr>
+      <w:r>
+        <w:rPr>
+          <w:rFonts w:ascii="Verdana" w:hAnsi="Verdana"/>
+          <w:i/>
+        </w:rPr>
+        <w:t>Slika 35.</w:t>
       </w:r>
     </w:p>
     <w:p>
@@ -9744,17 +9548,25 @@
         <w:rPr>
           <w:rFonts w:ascii="Verdana" w:hAnsi="Verdana"/>
           <w:i/>
-          <w:lang w:val="sr-Latn-RS"/>
-        </w:rPr>
-      </w:pPr>
-      <w:r>
-        <w:rPr>
-          <w:rFonts w:ascii="Verdana" w:hAnsi="Verdana"/>
-          <w:i/>
-          <w:lang w:val="sr-Latn-RS"/>
-        </w:rPr>
-        <w:t>Glavni program. (kod bez Menija)</w:t>
-      </w:r>
+        </w:rPr>
+      </w:pPr>
+      <w:r>
+        <w:rPr>
+          <w:rFonts w:ascii="Verdana" w:hAnsi="Verdana"/>
+          <w:i/>
+        </w:rPr>
+        <w:t>Kod za prikaziServere i prikaziMojeVMove</w:t>
+      </w:r>
+    </w:p>
+    <w:p>
+      <w:pPr>
+        <w:spacing w:after="0" w:line="240" w:lineRule="auto"/>
+        <w:jc w:val="center"/>
+        <w:rPr>
+          <w:rFonts w:ascii="Verdana" w:hAnsi="Verdana"/>
+          <w:i/>
+        </w:rPr>
+      </w:pPr>
     </w:p>
     <w:p>
       <w:pPr>
@@ -9774,29 +9586,307 @@
           <w:lang w:val="sr-Latn-RS"/>
         </w:rPr>
       </w:pPr>
-      <w:r>
+    </w:p>
+    <w:p>
+      <w:pPr>
+        <w:spacing w:after="0" w:line="240" w:lineRule="auto"/>
         <w:rPr>
           <w:rFonts w:ascii="Verdana" w:hAnsi="Verdana"/>
           <w:b/>
           <w:lang w:val="sr-Latn-RS"/>
         </w:rPr>
-        <w:t>7. Upravljanje memorijom</w:t>
-      </w:r>
-    </w:p>
-    <w:p>
-      <w:pPr>
-        <w:spacing w:after="0" w:line="240" w:lineRule="auto"/>
-        <w:rPr>
-          <w:rFonts w:ascii="Verdana" w:hAnsi="Verdana"/>
-          <w:lang w:val="sr-Latn-RS"/>
-        </w:rPr>
-      </w:pPr>
-      <w:r>
-        <w:rPr>
-          <w:rFonts w:ascii="Verdana" w:hAnsi="Verdana"/>
-          <w:lang w:val="sr-Latn-RS"/>
-        </w:rPr>
-        <w:t>Na kraju programa, lista servera i lista VM-ova se prolaze i svaki čvor se briše pomoću delete. Ovo sprečava curenje memorije.</w:t>
+      </w:pPr>
+    </w:p>
+    <w:p>
+      <w:pPr>
+        <w:spacing w:after="0" w:line="240" w:lineRule="auto"/>
+        <w:rPr>
+          <w:rFonts w:ascii="Verdana" w:hAnsi="Verdana"/>
+          <w:b/>
+          <w:lang w:val="sr-Latn-RS"/>
+        </w:rPr>
+      </w:pPr>
+    </w:p>
+    <w:p>
+      <w:pPr>
+        <w:spacing w:after="0" w:line="240" w:lineRule="auto"/>
+        <w:rPr>
+          <w:rFonts w:ascii="Verdana" w:hAnsi="Verdana"/>
+          <w:b/>
+          <w:lang w:val="sr-Latn-RS"/>
+        </w:rPr>
+      </w:pPr>
+    </w:p>
+    <w:p>
+      <w:pPr>
+        <w:spacing w:after="0" w:line="240" w:lineRule="auto"/>
+        <w:rPr>
+          <w:rFonts w:ascii="Verdana" w:hAnsi="Verdana"/>
+          <w:b/>
+          <w:lang w:val="sr-Latn-RS"/>
+        </w:rPr>
+      </w:pPr>
+    </w:p>
+    <w:p>
+      <w:pPr>
+        <w:spacing w:after="0" w:line="240" w:lineRule="auto"/>
+        <w:rPr>
+          <w:rFonts w:ascii="Verdana" w:hAnsi="Verdana"/>
+          <w:b/>
+          <w:lang w:val="sr-Latn-RS"/>
+        </w:rPr>
+      </w:pPr>
+    </w:p>
+    <w:p>
+      <w:pPr>
+        <w:spacing w:after="0" w:line="240" w:lineRule="auto"/>
+        <w:rPr>
+          <w:rFonts w:ascii="Verdana" w:hAnsi="Verdana"/>
+          <w:b/>
+          <w:lang w:val="sr-Latn-RS"/>
+        </w:rPr>
+      </w:pPr>
+    </w:p>
+    <w:p>
+      <w:pPr>
+        <w:spacing w:after="0" w:line="240" w:lineRule="auto"/>
+        <w:rPr>
+          <w:rFonts w:ascii="Verdana" w:hAnsi="Verdana"/>
+          <w:b/>
+          <w:lang w:val="sr-Latn-RS"/>
+        </w:rPr>
+      </w:pPr>
+    </w:p>
+    <w:p>
+      <w:pPr>
+        <w:spacing w:after="0" w:line="240" w:lineRule="auto"/>
+        <w:rPr>
+          <w:rFonts w:ascii="Verdana" w:hAnsi="Verdana"/>
+          <w:b/>
+          <w:lang w:val="sr-Latn-RS"/>
+        </w:rPr>
+      </w:pPr>
+    </w:p>
+    <w:p>
+      <w:pPr>
+        <w:spacing w:after="0" w:line="240" w:lineRule="auto"/>
+        <w:rPr>
+          <w:rFonts w:ascii="Verdana" w:hAnsi="Verdana"/>
+          <w:b/>
+          <w:lang w:val="sr-Latn-RS"/>
+        </w:rPr>
+      </w:pPr>
+    </w:p>
+    <w:p>
+      <w:pPr>
+        <w:spacing w:after="0" w:line="240" w:lineRule="auto"/>
+        <w:rPr>
+          <w:rFonts w:ascii="Verdana" w:hAnsi="Verdana"/>
+          <w:b/>
+          <w:lang w:val="sr-Latn-RS"/>
+        </w:rPr>
+      </w:pPr>
+    </w:p>
+    <w:p>
+      <w:pPr>
+        <w:spacing w:after="0" w:line="240" w:lineRule="auto"/>
+        <w:rPr>
+          <w:rFonts w:ascii="Verdana" w:hAnsi="Verdana"/>
+          <w:b/>
+          <w:lang w:val="sr-Latn-RS"/>
+        </w:rPr>
+      </w:pPr>
+    </w:p>
+    <w:p>
+      <w:pPr>
+        <w:spacing w:after="0" w:line="240" w:lineRule="auto"/>
+        <w:rPr>
+          <w:rFonts w:ascii="Verdana" w:hAnsi="Verdana"/>
+          <w:b/>
+          <w:lang w:val="sr-Latn-RS"/>
+        </w:rPr>
+      </w:pPr>
+    </w:p>
+    <w:p>
+      <w:pPr>
+        <w:spacing w:after="0" w:line="240" w:lineRule="auto"/>
+        <w:rPr>
+          <w:rFonts w:ascii="Verdana" w:hAnsi="Verdana"/>
+          <w:b/>
+          <w:lang w:val="sr-Latn-RS"/>
+        </w:rPr>
+      </w:pPr>
+    </w:p>
+    <w:p>
+      <w:pPr>
+        <w:spacing w:after="0" w:line="240" w:lineRule="auto"/>
+        <w:rPr>
+          <w:rFonts w:ascii="Verdana" w:hAnsi="Verdana"/>
+          <w:b/>
+          <w:lang w:val="sr-Latn-RS"/>
+        </w:rPr>
+      </w:pPr>
+    </w:p>
+    <w:p>
+      <w:pPr>
+        <w:spacing w:after="0" w:line="240" w:lineRule="auto"/>
+        <w:rPr>
+          <w:rFonts w:ascii="Verdana" w:hAnsi="Verdana"/>
+          <w:b/>
+          <w:lang w:val="sr-Latn-RS"/>
+        </w:rPr>
+      </w:pPr>
+    </w:p>
+    <w:p>
+      <w:pPr>
+        <w:spacing w:after="0" w:line="240" w:lineRule="auto"/>
+        <w:rPr>
+          <w:rFonts w:ascii="Verdana" w:hAnsi="Verdana"/>
+          <w:b/>
+          <w:lang w:val="sr-Latn-RS"/>
+        </w:rPr>
+      </w:pPr>
+    </w:p>
+    <w:p>
+      <w:pPr>
+        <w:spacing w:after="0" w:line="240" w:lineRule="auto"/>
+        <w:rPr>
+          <w:rFonts w:ascii="Verdana" w:hAnsi="Verdana"/>
+          <w:b/>
+          <w:lang w:val="sr-Latn-RS"/>
+        </w:rPr>
+      </w:pPr>
+    </w:p>
+    <w:p>
+      <w:pPr>
+        <w:spacing w:after="0" w:line="240" w:lineRule="auto"/>
+        <w:rPr>
+          <w:rFonts w:ascii="Verdana" w:hAnsi="Verdana"/>
+          <w:b/>
+          <w:lang w:val="sr-Latn-RS"/>
+        </w:rPr>
+      </w:pPr>
+    </w:p>
+    <w:p>
+      <w:pPr>
+        <w:spacing w:after="0" w:line="240" w:lineRule="auto"/>
+        <w:rPr>
+          <w:rFonts w:ascii="Verdana" w:hAnsi="Verdana"/>
+          <w:b/>
+          <w:lang w:val="sr-Latn-RS"/>
+        </w:rPr>
+      </w:pPr>
+    </w:p>
+    <w:p>
+      <w:pPr>
+        <w:spacing w:after="0" w:line="240" w:lineRule="auto"/>
+        <w:rPr>
+          <w:rFonts w:ascii="Verdana" w:hAnsi="Verdana"/>
+          <w:b/>
+          <w:lang w:val="sr-Latn-RS"/>
+        </w:rPr>
+      </w:pPr>
+    </w:p>
+    <w:p>
+      <w:pPr>
+        <w:spacing w:after="0" w:line="240" w:lineRule="auto"/>
+        <w:rPr>
+          <w:rFonts w:ascii="Verdana" w:hAnsi="Verdana"/>
+          <w:b/>
+          <w:lang w:val="sr-Latn-RS"/>
+        </w:rPr>
+      </w:pPr>
+    </w:p>
+    <w:p>
+      <w:pPr>
+        <w:spacing w:after="0" w:line="240" w:lineRule="auto"/>
+        <w:rPr>
+          <w:rFonts w:ascii="Verdana" w:hAnsi="Verdana"/>
+          <w:b/>
+          <w:lang w:val="sr-Latn-RS"/>
+        </w:rPr>
+      </w:pPr>
+    </w:p>
+    <w:p>
+      <w:pPr>
+        <w:spacing w:after="0" w:line="240" w:lineRule="auto"/>
+        <w:rPr>
+          <w:rFonts w:ascii="Verdana" w:hAnsi="Verdana"/>
+          <w:b/>
+          <w:lang w:val="sr-Latn-RS"/>
+        </w:rPr>
+      </w:pPr>
+      <w:r>
+        <w:rPr>
+          <w:rFonts w:ascii="Verdana" w:hAnsi="Verdana"/>
+          <w:b/>
+          <w:lang w:val="sr-Latn-RS"/>
+        </w:rPr>
+        <w:t>6. Glavni program (main)</w:t>
+      </w:r>
+    </w:p>
+    <w:p>
+      <w:pPr>
+        <w:spacing w:after="0" w:line="240" w:lineRule="auto"/>
+        <w:rPr>
+          <w:rFonts w:ascii="Verdana" w:hAnsi="Verdana"/>
+          <w:lang w:val="sr-Latn-RS"/>
+        </w:rPr>
+      </w:pPr>
+      <w:r>
+        <w:rPr>
+          <w:rFonts w:ascii="Verdana" w:hAnsi="Verdana"/>
+          <w:lang w:val="sr-Latn-RS"/>
+        </w:rPr>
+        <w:t>Učitavaju se serveri i VM-ovi iz fajlova.</w:t>
+      </w:r>
+    </w:p>
+    <w:p>
+      <w:pPr>
+        <w:spacing w:after="0" w:line="240" w:lineRule="auto"/>
+        <w:rPr>
+          <w:rFonts w:ascii="Verdana" w:hAnsi="Verdana"/>
+          <w:lang w:val="sr-Latn-RS"/>
+        </w:rPr>
+      </w:pPr>
+      <w:r>
+        <w:rPr>
+          <w:rFonts w:ascii="Verdana" w:hAnsi="Verdana"/>
+          <w:lang w:val="sr-Latn-RS"/>
+        </w:rPr>
+        <w:t>Organizuje se petlja za prijavu/registraciju.</w:t>
+      </w:r>
+    </w:p>
+    <w:p>
+      <w:pPr>
+        <w:spacing w:after="0" w:line="240" w:lineRule="auto"/>
+        <w:rPr>
+          <w:rFonts w:ascii="Verdana" w:hAnsi="Verdana"/>
+          <w:lang w:val="sr-Latn-RS"/>
+        </w:rPr>
+      </w:pPr>
+      <w:r>
+        <w:rPr>
+          <w:rFonts w:ascii="Verdana" w:hAnsi="Verdana"/>
+          <w:lang w:val="sr-Latn-RS"/>
+        </w:rPr>
+        <w:t>Nakon prijave, glavni meni omogućava interakciju.</w:t>
+      </w:r>
+    </w:p>
+    <w:p>
+      <w:pPr>
+        <w:spacing w:after="0" w:line="240" w:lineRule="auto"/>
+        <w:rPr>
+          <w:rFonts w:ascii="Verdana" w:hAnsi="Verdana"/>
+          <w:lang w:val="sr-Latn-RS"/>
+        </w:rPr>
+      </w:pPr>
+      <w:r>
+        <w:rPr>
+          <w:rFonts w:ascii="Verdana" w:hAnsi="Verdana"/>
+          <w:lang w:val="sr-Latn-RS"/>
+        </w:rPr>
+        <w:t>Na izlazu se upisuju podaci u fajlove i oslobađa dinamički alocirana memorija.</w:t>
       </w:r>
     </w:p>
     <w:p>
@@ -9805,21 +9895,123 @@
         <w:jc w:val="center"/>
         <w:rPr>
           <w:rFonts w:ascii="Verdana" w:hAnsi="Verdana"/>
-          <w:i/>
-          <w:lang w:val="sr-Latn-RS"/>
-        </w:rPr>
-      </w:pPr>
-      <w:r>
-        <w:rPr>
-          <w:rFonts w:ascii="Verdana" w:hAnsi="Verdana"/>
-          <w:lang w:val="sr-Latn-RS"/>
-        </w:rPr>
-        <w:pict w14:anchorId="77D94EF4">
-          <v:shape id="_x0000_i1277" type="#_x0000_t75" style="width:276.8pt;height:239.4pt">
+          <w:lang w:val="sr-Latn-RS"/>
+        </w:rPr>
+      </w:pPr>
+      <w:r>
+        <w:rPr>
+          <w:rFonts w:ascii="Verdana" w:hAnsi="Verdana"/>
+          <w:lang w:val="sr-Latn-RS"/>
+        </w:rPr>
+        <w:pict w14:anchorId="3C197F4F">
+          <v:shape id="_x0000_i1064" type="#_x0000_t75" style="width:329.15pt;height:571.3pt">
             <v:imagedata r:id="rId90" o:title=""/>
           </v:shape>
         </w:pict>
       </w:r>
+    </w:p>
+    <w:p>
+      <w:pPr>
+        <w:spacing w:after="0" w:line="240" w:lineRule="auto"/>
+        <w:jc w:val="center"/>
+        <w:rPr>
+          <w:rFonts w:ascii="Verdana" w:hAnsi="Verdana"/>
+          <w:i/>
+          <w:lang w:val="sr-Latn-RS"/>
+        </w:rPr>
+      </w:pPr>
+      <w:r>
+        <w:rPr>
+          <w:rFonts w:ascii="Verdana" w:hAnsi="Verdana"/>
+          <w:i/>
+          <w:lang w:val="sr-Latn-RS"/>
+        </w:rPr>
+        <w:t>Slika 36.</w:t>
+      </w:r>
+    </w:p>
+    <w:p>
+      <w:pPr>
+        <w:spacing w:after="0" w:line="240" w:lineRule="auto"/>
+        <w:jc w:val="center"/>
+        <w:rPr>
+          <w:rFonts w:ascii="Verdana" w:hAnsi="Verdana"/>
+          <w:i/>
+          <w:lang w:val="sr-Latn-RS"/>
+        </w:rPr>
+      </w:pPr>
+      <w:r>
+        <w:rPr>
+          <w:rFonts w:ascii="Verdana" w:hAnsi="Verdana"/>
+          <w:i/>
+          <w:lang w:val="sr-Latn-RS"/>
+        </w:rPr>
+        <w:t>Glavni program. (kod bez Menija)</w:t>
+      </w:r>
+    </w:p>
+    <w:p>
+      <w:pPr>
+        <w:spacing w:after="0" w:line="240" w:lineRule="auto"/>
+        <w:rPr>
+          <w:rFonts w:ascii="Verdana" w:hAnsi="Verdana"/>
+          <w:lang w:val="sr-Latn-RS"/>
+        </w:rPr>
+      </w:pPr>
+    </w:p>
+    <w:p>
+      <w:pPr>
+        <w:spacing w:after="0" w:line="240" w:lineRule="auto"/>
+        <w:rPr>
+          <w:rFonts w:ascii="Verdana" w:hAnsi="Verdana"/>
+          <w:b/>
+          <w:lang w:val="sr-Latn-RS"/>
+        </w:rPr>
+      </w:pPr>
+      <w:r>
+        <w:rPr>
+          <w:rFonts w:ascii="Verdana" w:hAnsi="Verdana"/>
+          <w:b/>
+          <w:lang w:val="sr-Latn-RS"/>
+        </w:rPr>
+        <w:t>7. Upravljanje memorijom</w:t>
+      </w:r>
+    </w:p>
+    <w:p>
+      <w:pPr>
+        <w:spacing w:after="0" w:line="240" w:lineRule="auto"/>
+        <w:rPr>
+          <w:rFonts w:ascii="Verdana" w:hAnsi="Verdana"/>
+          <w:lang w:val="sr-Latn-RS"/>
+        </w:rPr>
+      </w:pPr>
+      <w:r>
+        <w:rPr>
+          <w:rFonts w:ascii="Verdana" w:hAnsi="Verdana"/>
+          <w:lang w:val="sr-Latn-RS"/>
+        </w:rPr>
+        <w:t>Na kraju programa, lista servera i lista VM-ova se prolaze i svaki čvor se briše pomoću delete. Ovo sprečava curenje memorije.</w:t>
+      </w:r>
+    </w:p>
+    <w:p>
+      <w:pPr>
+        <w:spacing w:after="0" w:line="240" w:lineRule="auto"/>
+        <w:jc w:val="center"/>
+        <w:rPr>
+          <w:rFonts w:ascii="Verdana" w:hAnsi="Verdana"/>
+          <w:i/>
+          <w:lang w:val="sr-Latn-RS"/>
+        </w:rPr>
+      </w:pPr>
+      <w:r>
+        <w:rPr>
+          <w:rFonts w:ascii="Verdana" w:hAnsi="Verdana"/>
+          <w:lang w:val="sr-Latn-RS"/>
+        </w:rPr>
+        <w:pict w14:anchorId="77D94EF4">
+          <v:shape id="_x0000_i1065" type="#_x0000_t75" style="width:276.8pt;height:239.4pt">
+            <v:imagedata r:id="rId91" o:title=""/>
+          </v:shape>
+        </w:pict>
+      </w:r>
       <w:r>
         <w:rPr>
           <w:rFonts w:ascii="Verdana" w:hAnsi="Verdana"/>
@@ -9898,9 +10090,9 @@
           <w:lang w:val="sr-Latn-RS"/>
         </w:rPr>
       </w:pPr>
-      <w:bookmarkStart w:id="26" w:name="_Toc162726077"/>
-      <w:bookmarkStart w:id="27" w:name="_Toc169829410"/>
-      <w:bookmarkStart w:id="28" w:name="_Toc225193413"/>
+      <w:bookmarkStart w:id="27" w:name="_Toc162726077"/>
+      <w:bookmarkStart w:id="28" w:name="_Toc169829410"/>
+      <w:bookmarkStart w:id="29" w:name="_Toc225195654"/>
       <w:r>
         <w:rPr>
           <w:rFonts w:ascii="Verdana" w:hAnsi="Verdana"/>
@@ -9927,9 +10119,9 @@
         </w:rPr>
         <w:t>čak</w:t>
       </w:r>
-      <w:bookmarkEnd w:id="26"/>
       <w:bookmarkEnd w:id="27"/>
       <w:bookmarkEnd w:id="28"/>
+      <w:bookmarkEnd w:id="29"/>
     </w:p>
     <w:p>
       <w:pPr>
@@ -10117,9 +10309,9 @@
           <w:szCs w:val="24"/>
         </w:rPr>
       </w:pPr>
-      <w:bookmarkStart w:id="29" w:name="_Toc169829411"/>
       <w:bookmarkStart w:id="30" w:name="_4._Literatura"/>
-      <w:bookmarkStart w:id="31" w:name="_Toc225193414"/>
+      <w:bookmarkStart w:id="31" w:name="_Toc169829411"/>
+      <w:bookmarkStart w:id="32" w:name="_Toc225195655"/>
       <w:bookmarkEnd w:id="30"/>
       <w:r>
         <w:rPr>
@@ -10129,7 +10321,7 @@
         </w:rPr>
         <w:t xml:space="preserve">4. </w:t>
       </w:r>
-      <w:bookmarkStart w:id="32" w:name="_Toc162726078"/>
+      <w:bookmarkStart w:id="33" w:name="_Toc162726078"/>
       <w:r>
         <w:rPr>
           <w:rFonts w:ascii="Verdana" w:hAnsi="Verdana"/>
@@ -10138,9 +10330,9 @@
         </w:rPr>
         <w:t>Literatura</w:t>
       </w:r>
-      <w:bookmarkEnd w:id="29"/>
       <w:bookmarkEnd w:id="31"/>
       <w:bookmarkEnd w:id="32"/>
+      <w:bookmarkEnd w:id="33"/>
     </w:p>
     <w:p>
       <w:pPr>
@@ -10200,7 +10392,7 @@
           <w:lang w:val="sr-Latn-RS"/>
         </w:rPr>
       </w:pPr>
-      <w:hyperlink r:id="rId91" w:history="1">
+      <w:hyperlink r:id="rId92" w:history="1">
         <w:r>
           <w:rPr>
             <w:rStyle w:val="Hyperlink"/>
@@ -10226,7 +10418,7 @@
           <w:lang w:val="sr-Latn-RS"/>
         </w:rPr>
       </w:pPr>
-      <w:hyperlink r:id="rId92" w:history="1">
+      <w:hyperlink r:id="rId93" w:history="1">
         <w:r>
           <w:rPr>
             <w:rStyle w:val="Hyperlink"/>
@@ -10235,8 +10427,25 @@
             <w:szCs w:val="20"/>
             <w:lang w:val="sr-Latn-RS"/>
           </w:rPr>
-          <w:t>https://sdh.global/blog/development/infrastructure-as-code-iac-for-devops-revolutionizi</w:t>
-        </w:r>
+          <w:t>https://sdh.global/blog/development/infrastructure-as-code-iac-for-devops-revolutionizing-modern-software-development/</w:t>
+        </w:r>
+      </w:hyperlink>
+    </w:p>
+    <w:p>
+      <w:pPr>
+        <w:numPr>
+          <w:ilvl w:val="0"/>
+          <w:numId w:val="20"/>
+        </w:numPr>
+        <w:spacing w:after="0" w:line="240" w:lineRule="auto"/>
+        <w:rPr>
+          <w:rFonts w:ascii="Verdana" w:hAnsi="Verdana"/>
+          <w:sz w:val="20"/>
+          <w:szCs w:val="20"/>
+          <w:lang w:val="sr-Latn-RS"/>
+        </w:rPr>
+      </w:pPr>
+      <w:hyperlink r:id="rId94" w:history="1">
         <w:r>
           <w:rPr>
             <w:rStyle w:val="Hyperlink"/>
@@ -10245,8 +10454,63 @@
             <w:szCs w:val="20"/>
             <w:lang w:val="sr-Latn-RS"/>
           </w:rPr>
-          <w:t>n</w:t>
-        </w:r>
+          <w:t>https://www.nedigital.com/en/blog/iaas-infrastructure-as-a-service-vs-on-premise-hosting</w:t>
+        </w:r>
+      </w:hyperlink>
+    </w:p>
+    <w:p>
+      <w:pPr>
+        <w:spacing w:after="0" w:line="240" w:lineRule="auto"/>
+        <w:ind w:left="360"/>
+        <w:rPr>
+          <w:rFonts w:ascii="Verdana" w:hAnsi="Verdana"/>
+          <w:sz w:val="20"/>
+          <w:szCs w:val="20"/>
+          <w:lang w:val="sr-Latn-RS"/>
+        </w:rPr>
+      </w:pPr>
+    </w:p>
+    <w:p>
+      <w:pPr>
+        <w:numPr>
+          <w:ilvl w:val="0"/>
+          <w:numId w:val="20"/>
+        </w:numPr>
+        <w:rPr>
+          <w:rFonts w:ascii="Verdana" w:hAnsi="Verdana"/>
+          <w:sz w:val="20"/>
+          <w:szCs w:val="20"/>
+          <w:lang w:val="sr-Latn-RS"/>
+        </w:rPr>
+      </w:pPr>
+      <w:hyperlink r:id="rId95" w:history="1">
+        <w:r>
+          <w:rPr>
+            <w:rStyle w:val="Hyperlink"/>
+            <w:rFonts w:ascii="Verdana" w:hAnsi="Verdana"/>
+            <w:sz w:val="20"/>
+            <w:szCs w:val="20"/>
+            <w:lang w:val="sr-Latn-RS" w:eastAsia="x-none"/>
+          </w:rPr>
+          <w:t>https://www.geeksforgeeks.org/cloud-computing/virtualization-cloud-computing-types/</w:t>
+        </w:r>
+      </w:hyperlink>
+    </w:p>
+    <w:p>
+      <w:pPr>
+        <w:numPr>
+          <w:ilvl w:val="0"/>
+          <w:numId w:val="20"/>
+        </w:numPr>
+        <w:spacing w:after="0" w:line="240" w:lineRule="auto"/>
+        <w:rPr>
+          <w:rFonts w:ascii="Verdana" w:hAnsi="Verdana"/>
+          <w:sz w:val="20"/>
+          <w:szCs w:val="20"/>
+          <w:lang w:val="sr-Latn-RS"/>
+        </w:rPr>
+      </w:pPr>
+      <w:hyperlink r:id="rId96" w:history="1">
         <w:r>
           <w:rPr>
             <w:rStyle w:val="Hyperlink"/>
@@ -10255,9 +10519,21 @@
             <w:szCs w:val="20"/>
             <w:lang w:val="sr-Latn-RS"/>
           </w:rPr>
-          <w:t>g-modern-software-development/</w:t>
+          <w:t>https://www.vmware.com/topics/software-defined-networking</w:t>
         </w:r>
       </w:hyperlink>
+    </w:p>
+    <w:p>
+      <w:pPr>
+        <w:spacing w:after="0" w:line="240" w:lineRule="auto"/>
+        <w:ind w:left="360"/>
+        <w:rPr>
+          <w:rFonts w:ascii="Verdana" w:hAnsi="Verdana"/>
+          <w:sz w:val="20"/>
+          <w:szCs w:val="20"/>
+          <w:lang w:val="sr-Latn-RS"/>
+        </w:rPr>
+      </w:pPr>
     </w:p>
     <w:p>
       <w:pPr>
@@ -10265,7 +10541,6 @@
           <w:ilvl w:val="0"/>
           <w:numId w:val="20"/>
         </w:numPr>
-        <w:spacing w:after="0" w:line="240" w:lineRule="auto"/>
         <w:rPr>
           <w:rFonts w:ascii="Verdana" w:hAnsi="Verdana"/>
           <w:sz w:val="20"/>
@@ -10273,7 +10548,34 @@
           <w:lang w:val="sr-Latn-RS"/>
         </w:rPr>
       </w:pPr>
-      <w:hyperlink r:id="rId93" w:history="1">
+      <w:hyperlink r:id="rId97" w:history="1">
+        <w:r>
+          <w:rPr>
+            <w:rStyle w:val="Hyperlink"/>
+            <w:rFonts w:ascii="Verdana" w:hAnsi="Verdana"/>
+            <w:sz w:val="20"/>
+            <w:szCs w:val="20"/>
+            <w:lang w:val="sr-Latn-RS" w:eastAsia="x-none"/>
+          </w:rPr>
+          <w:t>https://www.vmware.com/topics/software-defined-storage</w:t>
+        </w:r>
+      </w:hyperlink>
+    </w:p>
+    <w:p>
+      <w:pPr>
+        <w:numPr>
+          <w:ilvl w:val="0"/>
+          <w:numId w:val="20"/>
+        </w:numPr>
+        <w:spacing w:after="0" w:line="240" w:lineRule="auto"/>
+        <w:rPr>
+          <w:rFonts w:ascii="Verdana" w:hAnsi="Verdana"/>
+          <w:sz w:val="20"/>
+          <w:szCs w:val="20"/>
+          <w:lang w:val="sr-Latn-RS"/>
+        </w:rPr>
+      </w:pPr>
+      <w:hyperlink r:id="rId98" w:history="1">
         <w:r>
           <w:rPr>
             <w:rStyle w:val="Hyperlink"/>
@@ -10282,7 +10584,7 @@
             <w:szCs w:val="20"/>
             <w:lang w:val="sr-Latn-RS"/>
           </w:rPr>
-          <w:t>https://www.nedigital.com/en/blog/iaas-infrastructure-as-a-service-vs-on-premise-hosting</w:t>
+          <w:t>https://www.geeksforgeeks.org/operating-systems/difference-between-cli-and-api/</w:t>
         </w:r>
       </w:hyperlink>
     </w:p>
@@ -10304,45 +10606,37 @@
           <w:ilvl w:val="0"/>
           <w:numId w:val="20"/>
         </w:numPr>
-        <w:rPr>
-          <w:rFonts w:ascii="Verdana" w:hAnsi="Verdana"/>
+        <w:spacing w:after="0" w:line="240" w:lineRule="auto"/>
+        <w:rPr>
+          <w:rStyle w:val="HTMLCite"/>
+          <w:rFonts w:ascii="Verdana" w:hAnsi="Verdana"/>
+          <w:i w:val="0"/>
+          <w:iCs w:val="0"/>
           <w:sz w:val="20"/>
           <w:szCs w:val="20"/>
           <w:lang w:val="sr-Latn-RS"/>
         </w:rPr>
       </w:pPr>
-      <w:hyperlink r:id="rId94" w:history="1">
-        <w:r>
-          <w:rPr>
-            <w:rStyle w:val="Hyperlink"/>
-            <w:rFonts w:ascii="Verdana" w:hAnsi="Verdana"/>
-            <w:sz w:val="20"/>
-            <w:szCs w:val="20"/>
-            <w:lang w:val="sr-Latn-RS" w:eastAsia="x-none"/>
-          </w:rPr>
-          <w:t>https://w</w:t>
-        </w:r>
-        <w:r>
-          <w:rPr>
-            <w:rStyle w:val="Hyperlink"/>
-            <w:rFonts w:ascii="Verdana" w:hAnsi="Verdana"/>
-            <w:sz w:val="20"/>
-            <w:szCs w:val="20"/>
-            <w:lang w:val="sr-Latn-RS" w:eastAsia="x-none"/>
-          </w:rPr>
-          <w:t>w</w:t>
-        </w:r>
-        <w:r>
-          <w:rPr>
-            <w:rStyle w:val="Hyperlink"/>
-            <w:rFonts w:ascii="Verdana" w:hAnsi="Verdana"/>
-            <w:sz w:val="20"/>
-            <w:szCs w:val="20"/>
-            <w:lang w:val="sr-Latn-RS" w:eastAsia="x-none"/>
-          </w:rPr>
-          <w:t>w.geeksforgeeks.org/cloud-computing/virtualization-cloud-computing-types/</w:t>
-        </w:r>
-      </w:hyperlink>
+      <w:r>
+        <w:rPr>
+          <w:rStyle w:val="HTMLCite"/>
+          <w:rFonts w:ascii="Verdana" w:hAnsi="Verdana"/>
+          <w:sz w:val="20"/>
+          <w:szCs w:val="20"/>
+        </w:rPr>
+        <w:t>Wittig, Andreas; Wittig, Michael (2016). Amazon Web Services in Action.</w:t>
+      </w:r>
+    </w:p>
+    <w:p>
+      <w:pPr>
+        <w:spacing w:after="0" w:line="240" w:lineRule="auto"/>
+        <w:rPr>
+          <w:rFonts w:ascii="Verdana" w:hAnsi="Verdana"/>
+          <w:sz w:val="20"/>
+          <w:szCs w:val="20"/>
+          <w:lang w:val="sr-Latn-RS"/>
+        </w:rPr>
+      </w:pPr>
     </w:p>
     <w:p>
       <w:pPr>
@@ -10350,7 +10644,6 @@
           <w:ilvl w:val="0"/>
           <w:numId w:val="20"/>
         </w:numPr>
-        <w:spacing w:after="0" w:line="240" w:lineRule="auto"/>
         <w:rPr>
           <w:rFonts w:ascii="Verdana" w:hAnsi="Verdana"/>
           <w:sz w:val="20"/>
@@ -10358,7 +10651,7 @@
           <w:lang w:val="sr-Latn-RS"/>
         </w:rPr>
       </w:pPr>
-      <w:hyperlink r:id="rId95" w:history="1">
+      <w:hyperlink r:id="rId99" w:history="1">
         <w:r>
           <w:rPr>
             <w:rStyle w:val="Hyperlink"/>
@@ -10367,21 +10660,9 @@
             <w:szCs w:val="20"/>
             <w:lang w:val="sr-Latn-RS"/>
           </w:rPr>
-          <w:t>https://www.vmware.com/topics/software-defined-networking</w:t>
+          <w:t>https://dev.to/ezinne_anne/containers-what-is-containerization-and-container-orchestration-38pe</w:t>
         </w:r>
       </w:hyperlink>
-    </w:p>
-    <w:p>
-      <w:pPr>
-        <w:spacing w:after="0" w:line="240" w:lineRule="auto"/>
-        <w:ind w:left="360"/>
-        <w:rPr>
-          <w:rFonts w:ascii="Verdana" w:hAnsi="Verdana"/>
-          <w:sz w:val="20"/>
-          <w:szCs w:val="20"/>
-          <w:lang w:val="sr-Latn-RS"/>
-        </w:rPr>
-      </w:pPr>
     </w:p>
     <w:p>
       <w:pPr>
@@ -10396,34 +10677,7 @@
           <w:lang w:val="sr-Latn-RS"/>
         </w:rPr>
       </w:pPr>
-      <w:hyperlink r:id="rId96" w:history="1">
-        <w:r>
-          <w:rPr>
-            <w:rStyle w:val="Hyperlink"/>
-            <w:rFonts w:ascii="Verdana" w:hAnsi="Verdana"/>
-            <w:sz w:val="20"/>
-            <w:szCs w:val="20"/>
-            <w:lang w:val="sr-Latn-RS" w:eastAsia="x-none"/>
-          </w:rPr>
-          <w:t>https://www.vmware.com/topics/software-defined-storage</w:t>
-        </w:r>
-      </w:hyperlink>
-    </w:p>
-    <w:p>
-      <w:pPr>
-        <w:numPr>
-          <w:ilvl w:val="0"/>
-          <w:numId w:val="20"/>
-        </w:numPr>
-        <w:spacing w:after="0" w:line="240" w:lineRule="auto"/>
-        <w:rPr>
-          <w:rFonts w:ascii="Verdana" w:hAnsi="Verdana"/>
-          <w:sz w:val="20"/>
-          <w:szCs w:val="20"/>
-          <w:lang w:val="sr-Latn-RS"/>
-        </w:rPr>
-      </w:pPr>
-      <w:hyperlink r:id="rId97" w:history="1">
+      <w:hyperlink r:id="rId100" w:history="1">
         <w:r>
           <w:rPr>
             <w:rStyle w:val="Hyperlink"/>
@@ -10432,21 +10686,9 @@
             <w:szCs w:val="20"/>
             <w:lang w:val="sr-Latn-RS"/>
           </w:rPr>
-          <w:t>https://www.geeksforgeeks.org/operating-systems/difference-between-cli-and-api/</w:t>
+          <w:t>https://ncube.com/aws-vs-ms-azure-vs-google-cloud-feature-overview-pros-and-cons</w:t>
         </w:r>
       </w:hyperlink>
-    </w:p>
-    <w:p>
-      <w:pPr>
-        <w:spacing w:after="0" w:line="240" w:lineRule="auto"/>
-        <w:ind w:left="360"/>
-        <w:rPr>
-          <w:rFonts w:ascii="Verdana" w:hAnsi="Verdana"/>
-          <w:sz w:val="20"/>
-          <w:szCs w:val="20"/>
-          <w:lang w:val="sr-Latn-RS"/>
-        </w:rPr>
-      </w:pPr>
     </w:p>
     <w:p>
       <w:pPr>
@@ -10454,96 +10696,6 @@
           <w:ilvl w:val="0"/>
           <w:numId w:val="20"/>
         </w:numPr>
-        <w:spacing w:after="0" w:line="240" w:lineRule="auto"/>
-        <w:rPr>
-          <w:rStyle w:val="HTMLCite"/>
-          <w:rFonts w:ascii="Verdana" w:hAnsi="Verdana"/>
-          <w:i w:val="0"/>
-          <w:iCs w:val="0"/>
-          <w:sz w:val="20"/>
-          <w:szCs w:val="20"/>
-          <w:lang w:val="sr-Latn-RS"/>
-        </w:rPr>
-      </w:pPr>
-      <w:r>
-        <w:rPr>
-          <w:rStyle w:val="HTMLCite"/>
-          <w:rFonts w:ascii="Verdana" w:hAnsi="Verdana"/>
-          <w:sz w:val="20"/>
-          <w:szCs w:val="20"/>
-        </w:rPr>
-        <w:t>Wittig, Andreas; Wittig, Michael (2016). Amazon Web Services in Action.</w:t>
-      </w:r>
-    </w:p>
-    <w:p>
-      <w:pPr>
-        <w:spacing w:after="0" w:line="240" w:lineRule="auto"/>
-        <w:rPr>
-          <w:rFonts w:ascii="Verdana" w:hAnsi="Verdana"/>
-          <w:sz w:val="20"/>
-          <w:szCs w:val="20"/>
-          <w:lang w:val="sr-Latn-RS"/>
-        </w:rPr>
-      </w:pPr>
-    </w:p>
-    <w:p>
-      <w:pPr>
-        <w:numPr>
-          <w:ilvl w:val="0"/>
-          <w:numId w:val="20"/>
-        </w:numPr>
-        <w:rPr>
-          <w:rFonts w:ascii="Verdana" w:hAnsi="Verdana"/>
-          <w:sz w:val="20"/>
-          <w:szCs w:val="20"/>
-          <w:lang w:val="sr-Latn-RS"/>
-        </w:rPr>
-      </w:pPr>
-      <w:hyperlink r:id="rId98" w:history="1">
-        <w:r>
-          <w:rPr>
-            <w:rStyle w:val="Hyperlink"/>
-            <w:rFonts w:ascii="Verdana" w:hAnsi="Verdana"/>
-            <w:sz w:val="20"/>
-            <w:szCs w:val="20"/>
-            <w:lang w:val="sr-Latn-RS"/>
-          </w:rPr>
-          <w:t>https://dev.to/ezinne_anne/containers-what-is-containerization-and-container-orchestration-38pe</w:t>
-        </w:r>
-      </w:hyperlink>
-    </w:p>
-    <w:p>
-      <w:pPr>
-        <w:numPr>
-          <w:ilvl w:val="0"/>
-          <w:numId w:val="20"/>
-        </w:numPr>
-        <w:rPr>
-          <w:rFonts w:ascii="Verdana" w:hAnsi="Verdana"/>
-          <w:sz w:val="20"/>
-          <w:szCs w:val="20"/>
-          <w:lang w:val="sr-Latn-RS"/>
-        </w:rPr>
-      </w:pPr>
-      <w:hyperlink r:id="rId99" w:history="1">
-        <w:r>
-          <w:rPr>
-            <w:rStyle w:val="Hyperlink"/>
-            <w:rFonts w:ascii="Verdana" w:hAnsi="Verdana"/>
-            <w:sz w:val="20"/>
-            <w:szCs w:val="20"/>
-            <w:lang w:val="sr-Latn-RS"/>
-          </w:rPr>
-          <w:t>https://ncube.com/aws-vs-ms-azure-vs-google-cloud-feature-overview-pros-and-cons</w:t>
-        </w:r>
-      </w:hyperlink>
-    </w:p>
-    <w:p>
-      <w:pPr>
-        <w:numPr>
-          <w:ilvl w:val="0"/>
-          <w:numId w:val="20"/>
-        </w:numPr>
         <w:rPr>
           <w:rFonts w:ascii="Verdana" w:hAnsi="Verdana"/>
           <w:sz w:val="20"/>
@@ -10551,7 +10703,7 @@
           <w:lang w:val="x-none" w:eastAsia="x-none"/>
         </w:rPr>
       </w:pPr>
-      <w:hyperlink r:id="rId100" w:history="1">
+      <w:hyperlink r:id="rId101" w:history="1">
         <w:r>
           <w:rPr>
             <w:rStyle w:val="Hyperlink"/>
@@ -10577,7 +10729,7 @@
           <w:lang w:val="x-none" w:eastAsia="x-none"/>
         </w:rPr>
       </w:pPr>
-      <w:hyperlink r:id="rId101" w:history="1">
+      <w:hyperlink r:id="rId102" w:history="1">
         <w:r>
           <w:rPr>
             <w:rStyle w:val="Hyperlink"/>
@@ -10603,7 +10755,7 @@
           <w:lang w:val="x-none" w:eastAsia="x-none"/>
         </w:rPr>
       </w:pPr>
-      <w:hyperlink r:id="rId102" w:history="1">
+      <w:hyperlink r:id="rId103" w:history="1">
         <w:r>
           <w:rPr>
             <w:rStyle w:val="Hyperlink"/>
@@ -10629,7 +10781,7 @@
           <w:lang w:val="sr-Latn-RS"/>
         </w:rPr>
       </w:pPr>
-      <w:hyperlink r:id="rId103" w:history="1">
+      <w:hyperlink r:id="rId104" w:history="1">
         <w:r>
           <w:rPr>
             <w:rStyle w:val="Hyperlink"/>
@@ -10701,7 +10853,7 @@
         </w:rPr>
         <w:t xml:space="preserve">] </w:t>
       </w:r>
-      <w:hyperlink r:id="rId104" w:history="1">
+      <w:hyperlink r:id="rId105" w:history="1">
         <w:r>
           <w:rPr>
             <w:rStyle w:val="Hyperlink"/>
@@ -10931,7 +11083,7 @@
         </w:rPr>
         <w:t xml:space="preserve">]  </w:t>
       </w:r>
-      <w:hyperlink r:id="rId105" w:history="1">
+      <w:hyperlink r:id="rId106" w:history="1">
         <w:r>
           <w:rPr>
             <w:rStyle w:val="Hyperlink"/>
@@ -11045,27 +11197,7 @@
             <w:sz w:val="20"/>
             <w:szCs w:val="20"/>
           </w:rPr>
-          <w:t>infrast</w:t>
-        </w:r>
-        <w:r>
-          <w:rPr>
-            <w:rStyle w:val="Hyperlink"/>
-            <w:rFonts w:ascii="Verdana" w:hAnsi="Verdana"/>
-            <w:iCs/>
-            <w:sz w:val="20"/>
-            <w:szCs w:val="20"/>
-          </w:rPr>
-          <w:t>r</w:t>
-        </w:r>
-        <w:r>
-          <w:rPr>
-            <w:rStyle w:val="Hyperlink"/>
-            <w:rFonts w:ascii="Verdana" w:hAnsi="Verdana"/>
-            <w:iCs/>
-            <w:sz w:val="20"/>
-            <w:szCs w:val="20"/>
-          </w:rPr>
-          <w:t>ucture</w:t>
+          <w:t>infrastructure</w:t>
         </w:r>
         <w:r>
           <w:rPr>
@@ -11151,7 +11283,7 @@
         </w:rPr>
         <w:t xml:space="preserve">] </w:t>
       </w:r>
-      <w:hyperlink r:id="rId106" w:history="1">
+      <w:hyperlink r:id="rId107" w:history="1">
         <w:r>
           <w:rPr>
             <w:rStyle w:val="Hyperlink"/>
@@ -11191,7 +11323,7 @@
         </w:rPr>
         <w:t xml:space="preserve">] </w:t>
       </w:r>
-      <w:hyperlink r:id="rId107" w:history="1">
+      <w:hyperlink r:id="rId108" w:history="1">
         <w:r>
           <w:rPr>
             <w:rStyle w:val="Hyperlink"/>
@@ -11200,27 +11332,7 @@
             <w:szCs w:val="20"/>
             <w:lang w:val="sr-Latn-RS" w:eastAsia="x-none"/>
           </w:rPr>
-          <w:t>https://www.geeksforgeeks.org/operating-</w:t>
-        </w:r>
-        <w:r>
-          <w:rPr>
-            <w:rStyle w:val="Hyperlink"/>
-            <w:rFonts w:ascii="Verdana" w:hAnsi="Verdana"/>
-            <w:sz w:val="20"/>
-            <w:szCs w:val="20"/>
-            <w:lang w:val="sr-Latn-RS" w:eastAsia="x-none"/>
-          </w:rPr>
-          <w:t>s</w:t>
-        </w:r>
-        <w:r>
-          <w:rPr>
-            <w:rStyle w:val="Hyperlink"/>
-            <w:rFonts w:ascii="Verdana" w:hAnsi="Verdana"/>
-            <w:sz w:val="20"/>
-            <w:szCs w:val="20"/>
-            <w:lang w:val="sr-Latn-RS" w:eastAsia="x-none"/>
-          </w:rPr>
-          <w:t>ystems/difference-between-cli-and-api/</w:t>
+          <w:t>https://www.geeksforgeeks.org/operating-systems/difference-between-cli-and-api/</w:t>
         </w:r>
       </w:hyperlink>
     </w:p>
@@ -11242,7 +11354,7 @@
         </w:rPr>
         <w:t xml:space="preserve">[19] </w:t>
       </w:r>
-      <w:hyperlink r:id="rId108" w:history="1">
+      <w:hyperlink r:id="rId109" w:history="1">
         <w:r>
           <w:rPr>
             <w:rStyle w:val="Hyperlink"/>
@@ -11345,11 +11457,9 @@
           <w:lang w:val="sr-Latn-RS"/>
         </w:rPr>
       </w:pPr>
-      <w:bookmarkStart w:id="33" w:name="_GoBack"/>
-      <w:bookmarkEnd w:id="33"/>
     </w:p>
     <w:sectPr>
-      <w:footerReference w:type="default" r:id="rId109"/>
+      <w:footerReference w:type="default" r:id="rId110"/>
       <w:pgSz w:w="11907" w:h="16839" w:code="9"/>
       <w:pgMar w:top="270" w:right="1275" w:bottom="270" w:left="1134" w:header="0" w:footer="0" w:gutter="0"/>
       <w:cols w:space="720"/>
